--- a/docs/provisional_DocumentacionProyecto_2VIFC302.docx
+++ b/docs/provisional_DocumentacionProyecto_2VIFC302.docx
@@ -1166,7 +1166,7 @@
           <w:lang w:eastAsia="es-VE"/>
         </w:rPr>
         <w:drawing>
-          <wp:inline distT="0" distB="0" distL="0" distR="0" wp14:anchorId="1183C0B2" wp14:editId="7B5CE78C">
+          <wp:inline distT="0" distB="0" distL="0" distR="0" wp14:anchorId="1183C0B2" wp14:editId="2F4ED7D5">
             <wp:extent cx="7556500" cy="10599420"/>
             <wp:effectExtent l="0" t="0" r="6350" b="0"/>
             <wp:docPr id="2" name="Imagen 2" descr="D:\servicios forobeta posts\diseño grafico\CLIENTES\Feelmusic - 05.11.18\archivos\11\11.jpg"/>
@@ -4692,10 +4692,10 @@
     </w:p>
     <w:p>
       <w:r>
-        <w:t>En este apartado se describen los objetivos del proyecto (…)</w:t>
-      </w:r>
-      <w:r>
-        <w:t xml:space="preserve"> </w:t>
+        <w:t xml:space="preserve">En este apartado se describen los objetivos </w:t>
+      </w:r>
+      <w:r>
+        <w:t>que se pretenden alcanzar con el desarrollo de la aplicación. Esos objetivos no solo buscan dar solución a un problema real de un Centro de Formación Profesional como La Laboral, sino también sirven como hoja de ruta para demostrar las competencias técnicas adquiridas durante el ciclo.</w:t>
       </w:r>
     </w:p>
     <w:p>
@@ -4857,7 +4857,7 @@
         </w:numPr>
       </w:pPr>
       <w:r>
-        <w:t>(…) Debe implementar 3 especificaciones propias</w:t>
+        <w:t>Multiplataforma: el proyecto debe contar con una aplicación de escritorio funcional, y otra de móvil.</w:t>
       </w:r>
     </w:p>
     <w:p>
@@ -4869,19 +4869,7 @@
         </w:numPr>
       </w:pPr>
       <w:r>
-        <w:t>(…)</w:t>
-      </w:r>
-    </w:p>
-    <w:p>
-      <w:pPr>
-        <w:pStyle w:val="Prrafodelista"/>
-        <w:numPr>
-          <w:ilvl w:val="0"/>
-          <w:numId w:val="6"/>
-        </w:numPr>
-      </w:pPr>
-      <w:r>
-        <w:t>(…)</w:t>
+        <w:t>Seguridad y contraseñas: debe implementar un sistema automatizado de generación y recuperación de credenciales.</w:t>
       </w:r>
     </w:p>
     <w:p>
@@ -4953,11 +4941,6 @@
       <w:bookmarkEnd w:id="10"/>
     </w:p>
     <w:p>
-      <w:r>
-        <w:t>(…)</w:t>
-      </w:r>
-    </w:p>
-    <w:p>
       <w:pPr>
         <w:pStyle w:val="Prrafodelista"/>
         <w:numPr>
@@ -5038,7 +5021,13 @@
         </w:numPr>
       </w:pPr>
       <w:r>
-        <w:t>Interfaz gráfica: el sistema debe incluir interfaces graficas de usuario (GUI).</w:t>
+        <w:t>Interfaz gráfica: el sistema debe incluir interfaces graficas de usuario (GUI)</w:t>
+      </w:r>
+      <w:r>
+        <w:t xml:space="preserve"> para Desktop</w:t>
+      </w:r>
+      <w:r>
+        <w:t>.</w:t>
       </w:r>
     </w:p>
     <w:p>
@@ -5080,7 +5069,20 @@
     <w:p>
       <w:pPr>
         <w:pStyle w:val="Prrafodelista"/>
-      </w:pPr>
+        <w:numPr>
+          <w:ilvl w:val="0"/>
+          <w:numId w:val="6"/>
+        </w:numPr>
+      </w:pPr>
+      <w:r>
+        <w:rPr>
+          <w:u w:val="single"/>
+        </w:rPr>
+        <w:t>Búsqueda y filtrado</w:t>
+      </w:r>
+      <w:r>
+        <w:t>: el sistema debe permitir realizar búsquedas y aplicar filtros sobre los listados de estudiantes, empresas y FCTs.</w:t>
+      </w:r>
     </w:p>
     <w:p>
       <w:pPr>
@@ -5091,7 +5093,13 @@
         </w:numPr>
       </w:pPr>
       <w:r>
-        <w:t>Búsqueda y filtrado: el sistema debe permitir realizar búsquedas y aplicar filtros sobre los listados de estudiantes, empresas y FCTs.</w:t>
+        <w:rPr>
+          <w:u w:val="single"/>
+        </w:rPr>
+        <w:t>Recuperación de contraseña</w:t>
+      </w:r>
+      <w:r>
+        <w:t>: el sistema debe implementar un mecanismo seguro para la recuperación de las contraseñas olvidadas por los usuarios.</w:t>
       </w:r>
     </w:p>
     <w:p>
@@ -5103,7 +5111,41 @@
         </w:numPr>
       </w:pPr>
       <w:r>
-        <w:t>Recuperación de contraseña: el sistema debe implementar un mecanismo seguro para la recuperación de las contraseñas olvidadas por los usuarios.</w:t>
+        <w:rPr>
+          <w:u w:val="single"/>
+        </w:rPr>
+        <w:t xml:space="preserve">Generación automática de </w:t>
+      </w:r>
+      <w:r>
+        <w:rPr>
+          <w:u w:val="single"/>
+        </w:rPr>
+        <w:t>contraseña</w:t>
+      </w:r>
+      <w:r>
+        <w:t>:</w:t>
+      </w:r>
+      <w:r>
+        <w:t xml:space="preserve"> el sistema creará una contraseña única que deberá ser cambiada por el alumno mas adelante.</w:t>
+      </w:r>
+    </w:p>
+    <w:p>
+      <w:pPr>
+        <w:pStyle w:val="Ttulo2"/>
+        <w:numPr>
+          <w:ilvl w:val="1"/>
+          <w:numId w:val="3"/>
+        </w:numPr>
+      </w:pPr>
+      <w:bookmarkStart w:id="11" w:name="_Toc210125373"/>
+      <w:r>
+        <w:t>REQUISITOS NO FUNCIONALES</w:t>
+      </w:r>
+      <w:bookmarkEnd w:id="11"/>
+    </w:p>
+    <w:p>
+      <w:r>
+        <w:t>(…)</w:t>
       </w:r>
     </w:p>
     <w:p>
@@ -5115,16 +5157,13 @@
         </w:numPr>
       </w:pPr>
       <w:r>
-        <w:t xml:space="preserve">Generación automática de </w:t>
-      </w:r>
-      <w:r>
-        <w:t>contraseña</w:t>
-      </w:r>
-      <w:r>
-        <w:t>:</w:t>
-      </w:r>
-      <w:r>
-        <w:t xml:space="preserve"> el sistema creará una contraseña única que deberá ser cambiada por el alumno mas adelante.</w:t>
+        <w:t xml:space="preserve">Arquitectura: el proyecto debe seguir una arquitectura basada en el </w:t>
+      </w:r>
+      <w:r>
+        <w:t>patrón</w:t>
+      </w:r>
+      <w:r>
+        <w:t xml:space="preserve"> Modelo-Vista-Controlador.</w:t>
       </w:r>
     </w:p>
     <w:p>
@@ -5134,17 +5173,75 @@
           <w:ilvl w:val="0"/>
           <w:numId w:val="6"/>
         </w:numPr>
-        <w:rPr>
-          <w:color w:val="EE0000"/>
-        </w:rPr>
-      </w:pPr>
-      <w:r>
-        <w:rPr>
-          <w:b/>
-          <w:bCs/>
-          <w:color w:val="EE0000"/>
-        </w:rPr>
-        <w:t>SEGUIR</w:t>
+      </w:pPr>
+      <w:r>
+        <w:t>Tecnología: el proyecto debe ser implementado con Java Spring.</w:t>
+      </w:r>
+    </w:p>
+    <w:p>
+      <w:pPr>
+        <w:pStyle w:val="Prrafodelista"/>
+        <w:numPr>
+          <w:ilvl w:val="0"/>
+          <w:numId w:val="6"/>
+        </w:numPr>
+      </w:pPr>
+      <w:r>
+        <w:t>Documentación: el proyecto debe estar totalmente documentado mediante el presente documento.</w:t>
+      </w:r>
+    </w:p>
+    <w:p>
+      <w:pPr>
+        <w:pStyle w:val="Prrafodelista"/>
+        <w:numPr>
+          <w:ilvl w:val="0"/>
+          <w:numId w:val="6"/>
+        </w:numPr>
+      </w:pPr>
+      <w:r>
+        <w:t xml:space="preserve">Base de datos: el proyecto debe </w:t>
+      </w:r>
+      <w:r>
+        <w:t>garantizar la persistencia de datos a través de</w:t>
+      </w:r>
+      <w:r>
+        <w:t xml:space="preserve"> una base de datos.</w:t>
+      </w:r>
+    </w:p>
+    <w:p>
+      <w:pPr>
+        <w:pStyle w:val="Prrafodelista"/>
+        <w:numPr>
+          <w:ilvl w:val="0"/>
+          <w:numId w:val="6"/>
+        </w:numPr>
+      </w:pPr>
+      <w:r>
+        <w:t>Seguridad de datos: se debe asegurar la confidencialidad de los datos sensibles como las contraseñas.</w:t>
+      </w:r>
+    </w:p>
+    <w:p>
+      <w:pPr>
+        <w:pStyle w:val="Prrafodelista"/>
+        <w:numPr>
+          <w:ilvl w:val="0"/>
+          <w:numId w:val="6"/>
+        </w:numPr>
+      </w:pPr>
+      <w:r>
+        <w:t>Usabilidad: la interfaz debe ser intuitiva y seguir una guía de estilos incluida en este documento.</w:t>
+      </w:r>
+    </w:p>
+    <w:p>
+      <w:pPr>
+        <w:pStyle w:val="Prrafodelista"/>
+        <w:numPr>
+          <w:ilvl w:val="0"/>
+          <w:numId w:val="6"/>
+        </w:numPr>
+      </w:pPr>
+      <w:r>
+        <w:t>Accesibilidad: la interfaz debe estar creada en condiciones accesibles y responsivas.</w:t>
       </w:r>
     </w:p>
     <w:p>
@@ -5155,114 +5252,11 @@
           <w:numId w:val="3"/>
         </w:numPr>
       </w:pPr>
-      <w:bookmarkStart w:id="11" w:name="_Toc210125373"/>
-      <w:r>
-        <w:t>REQUISITOS NO FUNCIONALES</w:t>
-      </w:r>
-      <w:bookmarkEnd w:id="11"/>
-    </w:p>
-    <w:p>
-      <w:r>
-        <w:t>(…)</w:t>
-      </w:r>
-    </w:p>
-    <w:p>
-      <w:pPr>
-        <w:pStyle w:val="Prrafodelista"/>
-        <w:numPr>
-          <w:ilvl w:val="0"/>
-          <w:numId w:val="6"/>
-        </w:numPr>
-      </w:pPr>
-      <w:r>
-        <w:t xml:space="preserve">Arquitectura: el proyecto debe seguir una arquitectura basada en el </w:t>
-      </w:r>
-      <w:r>
-        <w:t>patrón</w:t>
-      </w:r>
-      <w:r>
-        <w:t xml:space="preserve"> Modelo-Vista-Controlador.</w:t>
-      </w:r>
-    </w:p>
-    <w:p>
-      <w:pPr>
-        <w:pStyle w:val="Prrafodelista"/>
-        <w:numPr>
-          <w:ilvl w:val="0"/>
-          <w:numId w:val="6"/>
-        </w:numPr>
-      </w:pPr>
-      <w:r>
-        <w:t>Tecnología: el proyecto debe ser implementado con Java Spring.</w:t>
-      </w:r>
-    </w:p>
-    <w:p>
-      <w:pPr>
-        <w:pStyle w:val="Prrafodelista"/>
-        <w:numPr>
-          <w:ilvl w:val="0"/>
-          <w:numId w:val="6"/>
-        </w:numPr>
-      </w:pPr>
-      <w:r>
-        <w:t>Documentación: el proyecto debe estar totalmente documentado mediante el presente documento.</w:t>
-      </w:r>
-    </w:p>
-    <w:p>
-      <w:pPr>
-        <w:pStyle w:val="Prrafodelista"/>
-        <w:numPr>
-          <w:ilvl w:val="0"/>
-          <w:numId w:val="6"/>
-        </w:numPr>
-      </w:pPr>
-      <w:r>
-        <w:t>Base de datos: el proyecto debe estar preparado para conectar a una base de datos.</w:t>
-      </w:r>
-    </w:p>
-    <w:p>
-      <w:pPr>
-        <w:pStyle w:val="Prrafodelista"/>
-        <w:numPr>
-          <w:ilvl w:val="0"/>
-          <w:numId w:val="6"/>
-        </w:numPr>
-      </w:pPr>
-      <w:r>
-        <w:t>Seguridad de datos: se debe asegurar la confidencialidad de los datos sensibles como las contraseñas.</w:t>
-      </w:r>
-    </w:p>
-    <w:p>
-      <w:pPr>
-        <w:pStyle w:val="Prrafodelista"/>
-        <w:numPr>
-          <w:ilvl w:val="0"/>
-          <w:numId w:val="6"/>
-        </w:numPr>
-      </w:pPr>
-      <w:r>
-        <w:t>Usabilidad: la interfaz debe ser intuitiva y seguir una guía de estilos incluida en este documento.</w:t>
-      </w:r>
-    </w:p>
-    <w:p>
-      <w:pPr>
-        <w:pStyle w:val="Ttulo2"/>
-        <w:numPr>
-          <w:ilvl w:val="1"/>
-          <w:numId w:val="3"/>
-        </w:numPr>
-      </w:pPr>
       <w:bookmarkStart w:id="12" w:name="_Toc210125374"/>
       <w:r>
-        <w:lastRenderedPageBreak/>
         <w:t>CASOS DE USO</w:t>
       </w:r>
       <w:bookmarkEnd w:id="12"/>
-    </w:p>
-    <w:p>
-      <w:r>
-        <w:t>(...)</w:t>
-      </w:r>
     </w:p>
     <w:p>
       <w:r>
@@ -5303,6 +5297,7 @@
         <w:rPr>
           <w:noProof/>
         </w:rPr>
+        <w:lastRenderedPageBreak/>
         <w:drawing>
           <wp:inline distT="0" distB="0" distL="0" distR="0" wp14:anchorId="6DE35D98" wp14:editId="5DBA6D6C">
             <wp:extent cx="6120130" cy="4680585"/>
@@ -5402,11 +5397,6 @@
       <w:bookmarkEnd w:id="15"/>
     </w:p>
     <w:p>
-      <w:r>
-        <w:t>(…)</w:t>
-      </w:r>
-    </w:p>
-    <w:p>
       <w:pPr>
         <w:pStyle w:val="Prrafodelista"/>
         <w:numPr>
@@ -5439,7 +5429,7 @@
         <w:t>Profesor: personas responsables de la tutoría de los ciclos. Son intermediarios entre Empresa y Alumno.</w:t>
       </w:r>
       <w:r>
-        <w:t xml:space="preserve"> Dentro del sistema asumen el rol de Coordinador.</w:t>
+        <w:t xml:space="preserve"> Por cada curso, un profesor tendrá el rol de Profesor Coordinador.</w:t>
       </w:r>
     </w:p>
     <w:p>
@@ -5451,10 +5441,19 @@
         </w:numPr>
       </w:pPr>
       <w:r>
-        <w:t xml:space="preserve">Empresa: </w:t>
-      </w:r>
-      <w:r>
-        <w:t>persona que llevan la tutoría de la formación en la empresa</w:t>
+        <w:t>Tutor Empresa</w:t>
+      </w:r>
+      <w:r>
+        <w:t xml:space="preserve">: </w:t>
+      </w:r>
+      <w:r>
+        <w:t xml:space="preserve">persona </w:t>
+      </w:r>
+      <w:r>
+        <w:t xml:space="preserve">encargada de la formación </w:t>
+      </w:r>
+      <w:r>
+        <w:t>en la empresa</w:t>
       </w:r>
       <w:r>
         <w:t>.</w:t>
@@ -5527,7 +5526,6 @@
         </w:numPr>
       </w:pPr>
       <w:r>
-        <w:lastRenderedPageBreak/>
         <w:t>CU2. Gestión de empresas: el administrador</w:t>
       </w:r>
       <w:r>
@@ -5573,6 +5571,7 @@
         </w:numPr>
       </w:pPr>
       <w:r>
+        <w:lastRenderedPageBreak/>
         <w:t xml:space="preserve">CU4. </w:t>
       </w:r>
       <w:r>
@@ -5680,7 +5679,12 @@
     <w:p/>
     <w:p>
       <w:r>
-        <w:t>(…)</w:t>
+        <w:t>En este apartado se define la estructura lógica y física de la información que maneja la aplicación.</w:t>
+      </w:r>
+    </w:p>
+    <w:p>
+      <w:r>
+        <w:t>A continuación se presentan los diagramas que definen el almacenamiento y la relacion</w:t>
       </w:r>
     </w:p>
     <w:p>
@@ -5899,6 +5903,7 @@
       </w:pPr>
       <w:bookmarkStart w:id="22" w:name="_Toc210125381"/>
       <w:r>
+        <w:lastRenderedPageBreak/>
         <w:t>INTERFACES GRÁFICAS DE USUARIO</w:t>
       </w:r>
       <w:bookmarkEnd w:id="22"/>
@@ -5910,7 +5915,6 @@
     </w:p>
     <w:p>
       <w:r>
-        <w:lastRenderedPageBreak/>
         <w:t xml:space="preserve">A </w:t>
       </w:r>
       <w:r>
@@ -6077,6 +6081,7 @@
         <w:rPr>
           <w:noProof/>
         </w:rPr>
+        <w:lastRenderedPageBreak/>
         <w:drawing>
           <wp:inline distT="0" distB="0" distL="0" distR="0" wp14:anchorId="4333422A" wp14:editId="207E113D">
             <wp:extent cx="472440" cy="670560"/>
@@ -6246,7 +6251,6 @@
     </w:p>
     <w:p>
       <w:r>
-        <w:lastRenderedPageBreak/>
         <w:t xml:space="preserve">El </w:t>
       </w:r>
       <w:r>
@@ -6530,7 +6534,6 @@
       </w:pPr>
       <w:bookmarkStart w:id="42" w:name="_Toc210125390"/>
       <w:r>
-        <w:lastRenderedPageBreak/>
         <w:t>ESTIMACIONES DE COSTES</w:t>
       </w:r>
       <w:bookmarkEnd w:id="42"/>
@@ -6799,6 +6802,7 @@
       </w:pPr>
       <w:bookmarkStart w:id="66" w:name="_Toc210125402"/>
       <w:r>
+        <w:lastRenderedPageBreak/>
         <w:t>GUÍA DE ESTILOS Y MANUAL DE USUARIO</w:t>
       </w:r>
       <w:bookmarkEnd w:id="66"/>
@@ -9066,6 +9070,15 @@
 </file>
 
 <file path=customXml/item1.xml><?xml version="1.0" encoding="utf-8"?>
+<?mso-contentType ?>
+<FormTemplates xmlns="http://schemas.microsoft.com/sharepoint/v3/contenttype/forms">
+  <Display>DocumentLibraryForm</Display>
+  <Edit>DocumentLibraryForm</Edit>
+  <New>DocumentLibraryForm</New>
+</FormTemplates>
+</file>
+
+<file path=customXml/item2.xml><?xml version="1.0" encoding="utf-8"?>
 <ct:contentTypeSchema xmlns:ct="http://schemas.microsoft.com/office/2006/metadata/contentType" xmlns:ma="http://schemas.microsoft.com/office/2006/metadata/properties/metaAttributes" ct:_="" ma:_="" ma:contentTypeName="Documento" ma:contentTypeID="0x010100089FBA7B0FAFA84E9F1E615D3FC0A129" ma:contentTypeVersion="11" ma:contentTypeDescription="Crear nuevo documento." ma:contentTypeScope="" ma:versionID="fa55cfaacbcd603bd53d850e3b8176f7">
   <xsd:schema xmlns:xsd="http://www.w3.org/2001/XMLSchema" xmlns:xs="http://www.w3.org/2001/XMLSchema" xmlns:p="http://schemas.microsoft.com/office/2006/metadata/properties" xmlns:ns3="d07641f9-f1a5-43c1-ac16-fa53e6c318bc" targetNamespace="http://schemas.microsoft.com/office/2006/metadata/properties" ma:root="true" ma:fieldsID="78f989df160fe6a5ee2e0e0b0bfde0e3" ns3:_="">
     <xsd:import namespace="d07641f9-f1a5-43c1-ac16-fa53e6c318bc"/>
@@ -9253,20 +9266,7 @@
 </ct:contentTypeSchema>
 </file>
 
-<file path=customXml/item2.xml><?xml version="1.0" encoding="utf-8"?>
-<?mso-contentType ?>
-<FormTemplates xmlns="http://schemas.microsoft.com/sharepoint/v3/contenttype/forms">
-  <Display>DocumentLibraryForm</Display>
-  <Edit>DocumentLibraryForm</Edit>
-  <New>DocumentLibraryForm</New>
-</FormTemplates>
-</file>
-
 <file path=customXml/item3.xml><?xml version="1.0" encoding="utf-8"?>
-<b:Sources xmlns:b="http://schemas.openxmlformats.org/officeDocument/2006/bibliography" xmlns="http://schemas.openxmlformats.org/officeDocument/2006/bibliography" SelectedStyle="\APASixthEditionOfficeOnline.xsl" StyleName="APA" Version="6"/>
-</file>
-
-<file path=customXml/item4.xml><?xml version="1.0" encoding="utf-8"?>
 <p:properties xmlns:p="http://schemas.microsoft.com/office/2006/metadata/properties" xmlns:xsi="http://www.w3.org/2001/XMLSchema-instance" xmlns:pc="http://schemas.microsoft.com/office/infopath/2007/PartnerControls">
   <documentManagement>
     <_activity xmlns="d07641f9-f1a5-43c1-ac16-fa53e6c318bc" xsi:nil="true"/>
@@ -9274,7 +9274,19 @@
 </p:properties>
 </file>
 
+<file path=customXml/item4.xml><?xml version="1.0" encoding="utf-8"?>
+<b:Sources xmlns:b="http://schemas.openxmlformats.org/officeDocument/2006/bibliography" xmlns="http://schemas.openxmlformats.org/officeDocument/2006/bibliography" SelectedStyle="\APASixthEditionOfficeOnline.xsl" StyleName="APA" Version="6"/>
+</file>
+
 <file path=customXml/itemProps1.xml><?xml version="1.0" encoding="utf-8"?>
+<ds:datastoreItem xmlns:ds="http://schemas.openxmlformats.org/officeDocument/2006/customXml" ds:itemID="{480B8420-1B48-4D23-8D6E-64373AC5070B}">
+  <ds:schemaRefs>
+    <ds:schemaRef ds:uri="http://schemas.microsoft.com/sharepoint/v3/contenttype/forms"/>
+  </ds:schemaRefs>
+</ds:datastoreItem>
+</file>
+
+<file path=customXml/itemProps2.xml><?xml version="1.0" encoding="utf-8"?>
 <ds:datastoreItem xmlns:ds="http://schemas.openxmlformats.org/officeDocument/2006/customXml" ds:itemID="{B3C09D93-2BDC-4563-9759-9158244E5DE7}">
   <ds:schemaRefs>
     <ds:schemaRef ds:uri="http://schemas.microsoft.com/office/2006/metadata/contentType"/>
@@ -9292,23 +9304,7 @@
 </ds:datastoreItem>
 </file>
 
-<file path=customXml/itemProps2.xml><?xml version="1.0" encoding="utf-8"?>
-<ds:datastoreItem xmlns:ds="http://schemas.openxmlformats.org/officeDocument/2006/customXml" ds:itemID="{480B8420-1B48-4D23-8D6E-64373AC5070B}">
-  <ds:schemaRefs>
-    <ds:schemaRef ds:uri="http://schemas.microsoft.com/sharepoint/v3/contenttype/forms"/>
-  </ds:schemaRefs>
-</ds:datastoreItem>
-</file>
-
 <file path=customXml/itemProps3.xml><?xml version="1.0" encoding="utf-8"?>
-<ds:datastoreItem xmlns:ds="http://schemas.openxmlformats.org/officeDocument/2006/customXml" ds:itemID="{453714F8-FBC3-4DCC-8DCB-89BB58DCF76F}">
-  <ds:schemaRefs>
-    <ds:schemaRef ds:uri="http://schemas.openxmlformats.org/officeDocument/2006/bibliography"/>
-  </ds:schemaRefs>
-</ds:datastoreItem>
-</file>
-
-<file path=customXml/itemProps4.xml><?xml version="1.0" encoding="utf-8"?>
 <ds:datastoreItem xmlns:ds="http://schemas.openxmlformats.org/officeDocument/2006/customXml" ds:itemID="{7F0B1298-25D5-45B9-909D-DD837044A49E}">
   <ds:schemaRefs>
     <ds:schemaRef ds:uri="http://purl.org/dc/elements/1.1/"/>
@@ -9322,4 +9318,12 @@
     <ds:schemaRef ds:uri="http://schemas.microsoft.com/office/2006/metadata/properties"/>
   </ds:schemaRefs>
 </ds:datastoreItem>
+</file>
+
+<file path=customXml/itemProps4.xml><?xml version="1.0" encoding="utf-8"?>
+<ds:datastoreItem xmlns:ds="http://schemas.openxmlformats.org/officeDocument/2006/customXml" ds:itemID="{453714F8-FBC3-4DCC-8DCB-89BB58DCF76F}">
+  <ds:schemaRefs>
+    <ds:schemaRef ds:uri="http://schemas.openxmlformats.org/officeDocument/2006/bibliography"/>
+  </ds:schemaRefs>
+</ds:datastoreItem>
 </file>
--- a/docs/provisional_DocumentacionProyecto_2VIFC302.docx
+++ b/docs/provisional_DocumentacionProyecto_2VIFC302.docx
@@ -183,7 +183,7 @@
                                     </pic:cNvPicPr>
                                   </pic:nvPicPr>
                                   <pic:blipFill>
-                                    <a:blip r:embed="rId11">
+                                    <a:blip r:embed="rId12">
                                       <a:extLst>
                                         <a:ext uri="{28A0092B-C50C-407E-A947-70E740481C1C}">
                                           <a14:useLocalDpi xmlns:a14="http://schemas.microsoft.com/office/drawing/2010/main" val="0"/>
@@ -829,7 +829,33 @@
                           <w:szCs w:val="32"/>
                           <w:lang w:val="en-US"/>
                         </w:rPr>
-                        <w:t>&lt;&lt;Mes y año&gt;&gt;</w:t>
+                        <w:t xml:space="preserve">&lt;&lt;Mes y </w:t>
+                      </w:r>
+                      <w:proofErr w:type="spellStart"/>
+                      <w:r>
+                        <w:rPr>
+                          <w:rFonts w:eastAsia="Aptos" w:hAnsi="Aptos" w:cs="Aptos"/>
+                          <w:b/>
+                          <w:bCs/>
+                          <w:color w:val="215E99" w:themeColor="text2" w:themeTint="BF"/>
+                          <w:sz w:val="32"/>
+                          <w:szCs w:val="32"/>
+                          <w:lang w:val="en-US"/>
+                        </w:rPr>
+                        <w:t>año</w:t>
+                      </w:r>
+                      <w:proofErr w:type="spellEnd"/>
+                      <w:r>
+                        <w:rPr>
+                          <w:rFonts w:eastAsia="Aptos" w:hAnsi="Aptos" w:cs="Aptos"/>
+                          <w:b/>
+                          <w:bCs/>
+                          <w:color w:val="215E99" w:themeColor="text2" w:themeTint="BF"/>
+                          <w:sz w:val="32"/>
+                          <w:szCs w:val="32"/>
+                          <w:lang w:val="en-US"/>
+                        </w:rPr>
+                        <w:t>&gt;&gt;</w:t>
                       </w:r>
                     </w:p>
                     <w:p>
@@ -1150,8 +1176,42 @@
                           <w:szCs w:val="44"/>
                           <w:lang w:val="en-US"/>
                         </w:rPr>
-                        <w:t>Desarrollo de Aplicaciones Multiplataforma</w:t>
+                        <w:t xml:space="preserve">Desarrollo de </w:t>
                       </w:r>
+                      <w:proofErr w:type="spellStart"/>
+                      <w:r>
+                        <w:rPr>
+                          <w:rFonts w:eastAsia="Aptos" w:hAnsi="Aptos" w:cs="Aptos"/>
+                          <w:color w:val="215E99" w:themeColor="text2" w:themeTint="BF"/>
+                          <w:sz w:val="44"/>
+                          <w:szCs w:val="44"/>
+                          <w:lang w:val="en-US"/>
+                        </w:rPr>
+                        <w:t>Aplicaciones</w:t>
+                      </w:r>
+                      <w:proofErr w:type="spellEnd"/>
+                      <w:r>
+                        <w:rPr>
+                          <w:rFonts w:eastAsia="Aptos" w:hAnsi="Aptos" w:cs="Aptos"/>
+                          <w:color w:val="215E99" w:themeColor="text2" w:themeTint="BF"/>
+                          <w:sz w:val="44"/>
+                          <w:szCs w:val="44"/>
+                          <w:lang w:val="en-US"/>
+                        </w:rPr>
+                        <w:t xml:space="preserve"> </w:t>
+                      </w:r>
+                      <w:proofErr w:type="spellStart"/>
+                      <w:r>
+                        <w:rPr>
+                          <w:rFonts w:eastAsia="Aptos" w:hAnsi="Aptos" w:cs="Aptos"/>
+                          <w:color w:val="215E99" w:themeColor="text2" w:themeTint="BF"/>
+                          <w:sz w:val="44"/>
+                          <w:szCs w:val="44"/>
+                          <w:lang w:val="en-US"/>
+                        </w:rPr>
+                        <w:t>Multiplataforma</w:t>
+                      </w:r>
+                      <w:proofErr w:type="spellEnd"/>
                     </w:p>
                   </w:txbxContent>
                 </v:textbox>
@@ -1166,7 +1226,7 @@
           <w:lang w:eastAsia="es-VE"/>
         </w:rPr>
         <w:drawing>
-          <wp:inline distT="0" distB="0" distL="0" distR="0" wp14:anchorId="1183C0B2" wp14:editId="2F4ED7D5">
+          <wp:inline distT="0" distB="0" distL="0" distR="0" wp14:anchorId="1183C0B2" wp14:editId="0C75CF69">
             <wp:extent cx="7556500" cy="10599420"/>
             <wp:effectExtent l="0" t="0" r="6350" b="0"/>
             <wp:docPr id="2" name="Imagen 2" descr="D:\servicios forobeta posts\diseño grafico\CLIENTES\Feelmusic - 05.11.18\archivos\11\11.jpg"/>
@@ -1183,7 +1243,7 @@
                     </pic:cNvPicPr>
                   </pic:nvPicPr>
                   <pic:blipFill>
-                    <a:blip r:embed="rId12" cstate="print">
+                    <a:blip r:embed="rId13" cstate="print">
                       <a:extLst>
                         <a:ext uri="{28A0092B-C50C-407E-A947-70E740481C1C}">
                           <a14:useLocalDpi xmlns:a14="http://schemas.microsoft.com/office/drawing/2010/main" val="0"/>
@@ -1218,8 +1278,8 @@
     <w:p>
       <w:pPr>
         <w:sectPr>
-          <w:headerReference w:type="default" r:id="rId13"/>
-          <w:footerReference w:type="default" r:id="rId14"/>
+          <w:headerReference w:type="default" r:id="rId14"/>
+          <w:footerReference w:type="default" r:id="rId15"/>
           <w:pgSz w:w="11906" w:h="16838"/>
           <w:pgMar w:top="0" w:right="0" w:bottom="0" w:left="0" w:header="708" w:footer="708" w:gutter="0"/>
           <w:cols w:space="708"/>
@@ -4835,29 +4895,18 @@
           <w:ilvl w:val="0"/>
           <w:numId w:val="6"/>
         </w:numPr>
-        <w:rPr>
-          <w:color w:val="EE0000"/>
-        </w:rPr>
-      </w:pPr>
-      <w:r>
-        <w:rPr>
-          <w:b/>
-          <w:bCs/>
-          <w:color w:val="EE0000"/>
-        </w:rPr>
-        <w:t>SEGUIR</w:t>
-      </w:r>
-    </w:p>
-    <w:p>
-      <w:pPr>
-        <w:pStyle w:val="Prrafodelista"/>
-        <w:numPr>
-          <w:ilvl w:val="0"/>
-          <w:numId w:val="6"/>
-        </w:numPr>
-      </w:pPr>
-      <w:r>
-        <w:t>Multiplataforma: el proyecto debe contar con una aplicación de escritorio funcional, y otra de móvil.</w:t>
+      </w:pPr>
+      <w:r>
+        <w:t xml:space="preserve">Multiplataforma: el proyecto debe contar con una aplicación de escritorio </w:t>
+      </w:r>
+      <w:r>
+        <w:t xml:space="preserve">100% </w:t>
+      </w:r>
+      <w:r>
+        <w:t xml:space="preserve">funcional, y </w:t>
+      </w:r>
+      <w:r>
+        <w:t>una aplicación de móvil especifica para el perfil Estudiante, centrada en la consulta y gestión de su propia información.</w:t>
       </w:r>
     </w:p>
     <w:p>
@@ -5126,7 +5175,13 @@
         <w:t>:</w:t>
       </w:r>
       <w:r>
-        <w:t xml:space="preserve"> el sistema creará una contraseña única que deberá ser cambiada por el alumno mas adelante.</w:t>
+        <w:t xml:space="preserve"> el sistema creará una contraseña única que deberá ser cambiada por el alumno </w:t>
+      </w:r>
+      <w:r>
+        <w:t>más</w:t>
+      </w:r>
+      <w:r>
+        <w:t xml:space="preserve"> adelante.</w:t>
       </w:r>
     </w:p>
     <w:p>
@@ -5157,7 +5212,13 @@
         </w:numPr>
       </w:pPr>
       <w:r>
-        <w:t xml:space="preserve">Arquitectura: el proyecto debe seguir una arquitectura basada en el </w:t>
+        <w:rPr>
+          <w:u w:val="single"/>
+        </w:rPr>
+        <w:t>Arquitectura</w:t>
+      </w:r>
+      <w:r>
+        <w:t xml:space="preserve">: el proyecto debe seguir una arquitectura basada en el </w:t>
       </w:r>
       <w:r>
         <w:t>patrón</w:t>
@@ -5299,10 +5360,10 @@
         </w:rPr>
         <w:lastRenderedPageBreak/>
         <w:drawing>
-          <wp:inline distT="0" distB="0" distL="0" distR="0" wp14:anchorId="6DE35D98" wp14:editId="5DBA6D6C">
+          <wp:inline distT="0" distB="0" distL="0" distR="0" wp14:anchorId="629EDE24" wp14:editId="024A0034">
             <wp:extent cx="6120130" cy="4680585"/>
             <wp:effectExtent l="0" t="0" r="0" b="5715"/>
-            <wp:docPr id="1993878499" name="Imagen 8"/>
+            <wp:docPr id="1224806174" name="Imagen 6"/>
             <wp:cNvGraphicFramePr>
               <a:graphicFrameLocks xmlns:a="http://schemas.openxmlformats.org/drawingml/2006/main" noChangeAspect="1"/>
             </wp:cNvGraphicFramePr>
@@ -5310,11 +5371,11 @@
               <a:graphicData uri="http://schemas.openxmlformats.org/drawingml/2006/picture">
                 <pic:pic xmlns:pic="http://schemas.openxmlformats.org/drawingml/2006/picture">
                   <pic:nvPicPr>
-                    <pic:cNvPr id="1993878499" name=""/>
+                    <pic:cNvPr id="1224806174" name=""/>
                     <pic:cNvPicPr/>
                   </pic:nvPicPr>
                   <pic:blipFill>
-                    <a:blip r:embed="rId15" cstate="print">
+                    <a:blip r:embed="rId16" cstate="print">
                       <a:extLst>
                         <a:ext uri="{28A0092B-C50C-407E-A947-70E740481C1C}">
                           <a14:useLocalDpi xmlns:a14="http://schemas.microsoft.com/office/drawing/2010/main" val="0"/>
@@ -5429,7 +5490,10 @@
         <w:t>Profesor: personas responsables de la tutoría de los ciclos. Son intermediarios entre Empresa y Alumno.</w:t>
       </w:r>
       <w:r>
-        <w:t xml:space="preserve"> Por cada curso, un profesor tendrá el rol de Profesor Coordinador.</w:t>
+        <w:t xml:space="preserve"> Por cada curso, un profesor tendrá el rol de Profesor Coordinador</w:t>
+      </w:r>
+      <w:r>
+        <w:t>, y será el encargado de asociar cada estudiante con una empresa.</w:t>
       </w:r>
     </w:p>
     <w:p>
@@ -5456,6 +5520,9 @@
         <w:t>en la empresa</w:t>
       </w:r>
       <w:r>
+        <w:t xml:space="preserve"> (o centro equiparado)</w:t>
+      </w:r>
+      <w:r>
         <w:t>.</w:t>
       </w:r>
     </w:p>
@@ -5489,11 +5556,6 @@
       <w:bookmarkEnd w:id="16"/>
     </w:p>
     <w:p>
-      <w:r>
-        <w:t>(...)</w:t>
-      </w:r>
-    </w:p>
-    <w:p>
       <w:pPr>
         <w:pStyle w:val="Prrafodelista"/>
         <w:numPr>
@@ -5553,13 +5615,11 @@
         <w:t xml:space="preserve">todos los perfiles de usuario </w:t>
       </w:r>
       <w:r>
-        <w:t xml:space="preserve">tendrán </w:t>
-      </w:r>
-      <w:r>
-        <w:rPr>
-          <w:color w:val="EE0000"/>
-        </w:rPr>
-        <w:t>(Terminar)</w:t>
+        <w:t xml:space="preserve">generarán documentación de forma automática (como convenios). Además, el sistema permitirá a todos los usuarios, según sus </w:t>
+      </w:r>
+      <w:r>
+        <w:lastRenderedPageBreak/>
+        <w:t xml:space="preserve">permisos, la carga, almacenamiento y descarga de documentos específicos (justificantes de asistencia para Estudiantes, evaluaciones para Profesores y Tutores de Empresa). </w:t>
       </w:r>
     </w:p>
     <w:p>
@@ -5571,7 +5631,6 @@
         </w:numPr>
       </w:pPr>
       <w:r>
-        <w:lastRenderedPageBreak/>
         <w:t xml:space="preserve">CU4. </w:t>
       </w:r>
       <w:r>
@@ -5599,13 +5658,22 @@
         <w:t>CU5.</w:t>
       </w:r>
       <w:r>
-        <w:t xml:space="preserve"> Consultar FCT propia: los estudiantes pueden </w:t>
+        <w:t xml:space="preserve"> Consultar </w:t>
+      </w:r>
+      <w:r>
+        <w:t>datos</w:t>
+      </w:r>
+      <w:r>
+        <w:t xml:space="preserve">: los estudiantes pueden </w:t>
       </w:r>
       <w:r>
         <w:t>consultar</w:t>
       </w:r>
       <w:r>
-        <w:t xml:space="preserve"> una vista detallada de su asignación de FCT, incluyendo todos los datos que se incluyen en la formación</w:t>
+        <w:t xml:space="preserve"> una vista detallada de su asignación de FCT, </w:t>
+      </w:r>
+      <w:r>
+        <w:t>sus datos personales, y sus faltas de asistencia</w:t>
       </w:r>
       <w:r>
         <w:t>.</w:t>
@@ -5620,16 +5688,7 @@
         </w:numPr>
       </w:pPr>
       <w:r>
-        <w:t xml:space="preserve">CU6. Evaluar FCT: </w:t>
-      </w:r>
-      <w:r>
-        <w:t xml:space="preserve">los </w:t>
-      </w:r>
-      <w:r>
-        <w:t>profesores y las empresas</w:t>
-      </w:r>
-      <w:r>
-        <w:t xml:space="preserve"> tendrán que valorar la formación en empresa de los estudiantes.</w:t>
+        <w:t>CU6. Registrar faltas de asistencia: los usuarios Estudiante y Tutor de empresa podrán registrar una falta de asistencia.</w:t>
       </w:r>
     </w:p>
     <w:p>
@@ -5641,25 +5700,142 @@
         </w:numPr>
       </w:pPr>
       <w:r>
-        <w:t xml:space="preserve">CU7. </w:t>
-      </w:r>
-      <w:r>
-        <w:t>Gestión FCT: permita al profesorado crear una nueva FCT, asociando un estudiante</w:t>
-      </w:r>
-      <w:r>
-        <w:t xml:space="preserve"> con una empresa</w:t>
-      </w:r>
-      <w:r>
-        <w:t xml:space="preserve"> y </w:t>
-      </w:r>
-      <w:r>
-        <w:t>añadiendo</w:t>
-      </w:r>
-      <w:r>
-        <w:t xml:space="preserve"> los datos necesarios</w:t>
-      </w:r>
-      <w:r>
-        <w:t>.</w:t>
+        <w:t>CU</w:t>
+      </w:r>
+      <w:r>
+        <w:t>7</w:t>
+      </w:r>
+      <w:r>
+        <w:t xml:space="preserve">. Evaluar </w:t>
+      </w:r>
+      <w:r>
+        <w:t>Estudiante</w:t>
+      </w:r>
+      <w:r>
+        <w:t xml:space="preserve">: </w:t>
+      </w:r>
+      <w:r>
+        <w:t xml:space="preserve">los </w:t>
+      </w:r>
+      <w:r>
+        <w:t>P</w:t>
+      </w:r>
+      <w:r>
+        <w:t xml:space="preserve">rofesores y </w:t>
+      </w:r>
+      <w:r>
+        <w:t>los Tutores de</w:t>
+      </w:r>
+      <w:r>
+        <w:t xml:space="preserve"> empresas</w:t>
+      </w:r>
+      <w:r>
+        <w:t xml:space="preserve"> tendrán que valorar la formación en empresa de los estudiantes.</w:t>
+      </w:r>
+    </w:p>
+    <w:p>
+      <w:pPr>
+        <w:pStyle w:val="Prrafodelista"/>
+        <w:numPr>
+          <w:ilvl w:val="0"/>
+          <w:numId w:val="6"/>
+        </w:numPr>
+      </w:pPr>
+      <w:r>
+        <w:t>CU</w:t>
+      </w:r>
+      <w:r>
+        <w:t>8</w:t>
+      </w:r>
+      <w:r>
+        <w:t xml:space="preserve">. </w:t>
+      </w:r>
+      <w:r>
+        <w:t>Gestión</w:t>
+      </w:r>
+      <w:r>
+        <w:t xml:space="preserve"> Empresa</w:t>
+      </w:r>
+      <w:r>
+        <w:t>: permit</w:t>
+      </w:r>
+      <w:r>
+        <w:t>e</w:t>
+      </w:r>
+      <w:r>
+        <w:t xml:space="preserve"> al profesorado c</w:t>
+      </w:r>
+      <w:r>
+        <w:t>rear, modificar o eliminar</w:t>
+      </w:r>
+      <w:r>
+        <w:t xml:space="preserve"> una nueva </w:t>
+      </w:r>
+      <w:r>
+        <w:t xml:space="preserve">Empresa, </w:t>
+      </w:r>
+      <w:r>
+        <w:t>persistiendo sus datos en el sistema.</w:t>
+      </w:r>
+    </w:p>
+    <w:p>
+      <w:pPr>
+        <w:pStyle w:val="Prrafodelista"/>
+        <w:numPr>
+          <w:ilvl w:val="0"/>
+          <w:numId w:val="6"/>
+        </w:numPr>
+      </w:pPr>
+      <w:r>
+        <w:t xml:space="preserve">CU9. Gestión Tutor de Empresa: </w:t>
+      </w:r>
+      <w:r>
+        <w:t>permite al profesorado crear, modificar o eliminar</w:t>
+      </w:r>
+      <w:r>
+        <w:t xml:space="preserve"> un Tutor asociado a una Empresa ya existente.</w:t>
+      </w:r>
+    </w:p>
+    <w:p>
+      <w:pPr>
+        <w:pStyle w:val="Prrafodelista"/>
+        <w:numPr>
+          <w:ilvl w:val="0"/>
+          <w:numId w:val="6"/>
+        </w:numPr>
+      </w:pPr>
+      <w:r>
+        <w:t>CU10. Gestión Estudiante</w:t>
+      </w:r>
+      <w:r>
+        <w:t>:</w:t>
+      </w:r>
+      <w:r>
+        <w:t xml:space="preserve"> </w:t>
+      </w:r>
+      <w:r>
+        <w:t>permite al profesorado crear, modificar o eliminar</w:t>
+      </w:r>
+      <w:r>
+        <w:t xml:space="preserve"> un Estudiante.</w:t>
+      </w:r>
+    </w:p>
+    <w:p>
+      <w:pPr>
+        <w:pStyle w:val="Prrafodelista"/>
+        <w:numPr>
+          <w:ilvl w:val="0"/>
+          <w:numId w:val="6"/>
+        </w:numPr>
+      </w:pPr>
+      <w:r>
+        <w:t xml:space="preserve">CU11. Gestión FCT: </w:t>
+      </w:r>
+      <w:r>
+        <w:t>permite al profesorado crear, modificar o eliminar</w:t>
+      </w:r>
+      <w:r>
+        <w:t xml:space="preserve"> una relación entre Estudiante y Empresa mediante una FCT.</w:t>
       </w:r>
     </w:p>
     <w:p>
@@ -5683,8 +5859,22 @@
       </w:r>
     </w:p>
     <w:p>
-      <w:r>
-        <w:t>A continuación se presentan los diagramas que definen el almacenamiento y la relacion</w:t>
+      <w:pPr>
+        <w:rPr>
+          <w:u w:val="single"/>
+        </w:rPr>
+      </w:pPr>
+      <w:r>
+        <w:t xml:space="preserve">A </w:t>
+      </w:r>
+      <w:r>
+        <w:t>continuación,</w:t>
+      </w:r>
+      <w:r>
+        <w:t xml:space="preserve"> se presentan los diagramas que definen el almacenamiento y la </w:t>
+      </w:r>
+      <w:r>
+        <w:t>relación entre las entidades del sistema, proporcionando una visión integral desde el diseño conceptual de la base de datos, hasta su implementación bajo el paradigma de la programación orientada a objetos.</w:t>
       </w:r>
     </w:p>
     <w:p>
@@ -5731,7 +5921,7 @@
                     <pic:cNvPicPr/>
                   </pic:nvPicPr>
                   <pic:blipFill>
-                    <a:blip r:embed="rId16" cstate="print">
+                    <a:blip r:embed="rId17" cstate="print">
                       <a:extLst>
                         <a:ext uri="{28A0092B-C50C-407E-A947-70E740481C1C}">
                           <a14:useLocalDpi xmlns:a14="http://schemas.microsoft.com/office/drawing/2010/main" val="0"/>
@@ -5818,6 +6008,7 @@
         <w:rPr>
           <w:noProof/>
         </w:rPr>
+        <w:lastRenderedPageBreak/>
         <w:drawing>
           <wp:inline distT="0" distB="0" distL="0" distR="0" wp14:anchorId="2E1B7058" wp14:editId="7B996087">
             <wp:extent cx="4352925" cy="3540421"/>
@@ -5834,7 +6025,7 @@
                     <pic:cNvPicPr/>
                   </pic:nvPicPr>
                   <pic:blipFill>
-                    <a:blip r:embed="rId17" cstate="print">
+                    <a:blip r:embed="rId18" cstate="print">
                       <a:extLst>
                         <a:ext uri="{28A0092B-C50C-407E-A947-70E740481C1C}">
                           <a14:useLocalDpi xmlns:a14="http://schemas.microsoft.com/office/drawing/2010/main" val="0"/>
@@ -5903,7 +6094,6 @@
       </w:pPr>
       <w:bookmarkStart w:id="22" w:name="_Toc210125381"/>
       <w:r>
-        <w:lastRenderedPageBreak/>
         <w:t>INTERFACES GRÁFICAS DE USUARIO</w:t>
       </w:r>
       <w:bookmarkEnd w:id="22"/>
@@ -5949,7 +6139,7 @@
                     <pic:cNvPicPr/>
                   </pic:nvPicPr>
                   <pic:blipFill>
-                    <a:blip r:embed="rId18">
+                    <a:blip r:embed="rId19">
                       <a:extLst>
                         <a:ext uri="{28A0092B-C50C-407E-A947-70E740481C1C}">
                           <a14:useLocalDpi xmlns:a14="http://schemas.microsoft.com/office/drawing/2010/main" val="0"/>
@@ -6007,6 +6197,7 @@
         <w:rPr>
           <w:noProof/>
         </w:rPr>
+        <w:lastRenderedPageBreak/>
         <w:drawing>
           <wp:inline distT="0" distB="0" distL="0" distR="0" wp14:anchorId="4499399C" wp14:editId="0647006F">
             <wp:extent cx="5276217" cy="3600000"/>
@@ -6023,7 +6214,7 @@
                     <pic:cNvPicPr/>
                   </pic:nvPicPr>
                   <pic:blipFill>
-                    <a:blip r:embed="rId19" cstate="print">
+                    <a:blip r:embed="rId20" cstate="print">
                       <a:extLst>
                         <a:ext uri="{28A0092B-C50C-407E-A947-70E740481C1C}">
                           <a14:useLocalDpi xmlns:a14="http://schemas.microsoft.com/office/drawing/2010/main" val="0"/>
@@ -6081,7 +6272,6 @@
         <w:rPr>
           <w:noProof/>
         </w:rPr>
-        <w:lastRenderedPageBreak/>
         <w:drawing>
           <wp:inline distT="0" distB="0" distL="0" distR="0" wp14:anchorId="4333422A" wp14:editId="207E113D">
             <wp:extent cx="472440" cy="670560"/>
@@ -6098,7 +6288,7 @@
                     <pic:cNvPicPr/>
                   </pic:nvPicPr>
                   <pic:blipFill>
-                    <a:blip r:embed="rId16" cstate="print">
+                    <a:blip r:embed="rId17" cstate="print">
                       <a:extLst>
                         <a:ext uri="{28A0092B-C50C-407E-A947-70E740481C1C}">
                           <a14:useLocalDpi xmlns:a14="http://schemas.microsoft.com/office/drawing/2010/main" val="0"/>
@@ -6150,7 +6340,7 @@
                     <pic:cNvPicPr/>
                   </pic:nvPicPr>
                   <pic:blipFill>
-                    <a:blip r:embed="rId16" cstate="print">
+                    <a:blip r:embed="rId17" cstate="print">
                       <a:extLst>
                         <a:ext uri="{28A0092B-C50C-407E-A947-70E740481C1C}">
                           <a14:useLocalDpi xmlns:a14="http://schemas.microsoft.com/office/drawing/2010/main" val="0"/>
@@ -6202,7 +6392,7 @@
                     <pic:cNvPicPr/>
                   </pic:nvPicPr>
                   <pic:blipFill>
-                    <a:blip r:embed="rId16" cstate="print">
+                    <a:blip r:embed="rId17" cstate="print">
                       <a:extLst>
                         <a:ext uri="{28A0092B-C50C-407E-A947-70E740481C1C}">
                           <a14:useLocalDpi xmlns:a14="http://schemas.microsoft.com/office/drawing/2010/main" val="0"/>
@@ -6267,6 +6457,7 @@
         <w:rPr>
           <w:noProof/>
         </w:rPr>
+        <w:lastRenderedPageBreak/>
         <w:drawing>
           <wp:inline distT="0" distB="0" distL="0" distR="0" wp14:anchorId="041199A3" wp14:editId="1DAEB531">
             <wp:extent cx="6439986" cy="4830992"/>
@@ -6285,7 +6476,7 @@
                     </pic:cNvPicPr>
                   </pic:nvPicPr>
                   <pic:blipFill>
-                    <a:blip r:embed="rId20">
+                    <a:blip r:embed="rId21">
                       <a:extLst>
                         <a:ext uri="{28A0092B-C50C-407E-A947-70E740481C1C}">
                           <a14:useLocalDpi xmlns:a14="http://schemas.microsoft.com/office/drawing/2010/main" val="0"/>
@@ -6366,7 +6557,70 @@
     </w:p>
     <w:p>
       <w:r>
-        <w:t>(…)</w:t>
+        <w:t>Para garantizar el correcto funcionamiento de la aplicación, se seguirán las siguientes etapas:</w:t>
+      </w:r>
+    </w:p>
+    <w:p>
+      <w:pPr>
+        <w:pStyle w:val="Prrafodelista"/>
+        <w:numPr>
+          <w:ilvl w:val="0"/>
+          <w:numId w:val="7"/>
+        </w:numPr>
+      </w:pPr>
+      <w:r>
+        <w:t>Pruebas Unitarias: verificación de la lógica de negocio en el backend.</w:t>
+      </w:r>
+    </w:p>
+    <w:p>
+      <w:pPr>
+        <w:pStyle w:val="Prrafodelista"/>
+        <w:numPr>
+          <w:ilvl w:val="0"/>
+          <w:numId w:val="7"/>
+        </w:numPr>
+      </w:pPr>
+      <w:r>
+        <w:t xml:space="preserve">Pruebas de </w:t>
+      </w:r>
+      <w:r>
+        <w:t>Integraci</w:t>
+      </w:r>
+      <w:r>
+        <w:t>ó</w:t>
+      </w:r>
+      <w:r>
+        <w:t>n</w:t>
+      </w:r>
+      <w:r>
+        <w:t>: asegurar que la GUI de escritorio y la app móvil se comunican correctamente con la base de datos.</w:t>
+      </w:r>
+    </w:p>
+    <w:p>
+      <w:pPr>
+        <w:pStyle w:val="Prrafodelista"/>
+        <w:numPr>
+          <w:ilvl w:val="0"/>
+          <w:numId w:val="7"/>
+        </w:numPr>
+      </w:pPr>
+      <w:r>
+        <w:t>Pruebas de Interfaz Gráfica: validación de los flujos de navegación en desktop y Android</w:t>
+      </w:r>
+      <w:r>
+        <w:t>.</w:t>
+      </w:r>
+    </w:p>
+    <w:p>
+      <w:pPr>
+        <w:pStyle w:val="Prrafodelista"/>
+        <w:numPr>
+          <w:ilvl w:val="0"/>
+          <w:numId w:val="7"/>
+        </w:numPr>
+      </w:pPr>
+      <w:r>
+        <w:t>Pruebas de Usuario: validación de que un Estudiante puede subir un justificante correctamente desde su móvil.</w:t>
       </w:r>
     </w:p>
     <w:p>
@@ -6409,6 +6663,7 @@
       </w:pPr>
       <w:bookmarkStart w:id="28" w:name="_Toc210125385"/>
       <w:r>
+        <w:lastRenderedPageBreak/>
         <w:t>PLANIFICACIÓN Y PRESUPUESTO</w:t>
       </w:r>
       <w:bookmarkEnd w:id="28"/>
@@ -6539,8 +6794,39 @@
       <w:bookmarkEnd w:id="42"/>
     </w:p>
     <w:p>
-      <w:r>
-        <w:t>(…)</w:t>
+      <w:pPr>
+        <w:pStyle w:val="Prrafodelista"/>
+        <w:numPr>
+          <w:ilvl w:val="0"/>
+          <w:numId w:val="6"/>
+        </w:numPr>
+      </w:pPr>
+      <w:r>
+        <w:t xml:space="preserve">Costes de personal: </w:t>
+      </w:r>
+    </w:p>
+    <w:p>
+      <w:pPr>
+        <w:pStyle w:val="Prrafodelista"/>
+        <w:numPr>
+          <w:ilvl w:val="0"/>
+          <w:numId w:val="6"/>
+        </w:numPr>
+      </w:pPr>
+      <w:r>
+        <w:t>Infraestructura: servidores para la base de datos y hosting para la documentación.</w:t>
+      </w:r>
+    </w:p>
+    <w:p>
+      <w:pPr>
+        <w:pStyle w:val="Prrafodelista"/>
+        <w:numPr>
+          <w:ilvl w:val="0"/>
+          <w:numId w:val="6"/>
+        </w:numPr>
+      </w:pPr>
+      <w:r>
+        <w:t>Licencias: uso de software de desarrollo y entornos IDE.</w:t>
       </w:r>
     </w:p>
     <w:p>
@@ -6645,7 +6931,67 @@
     </w:p>
     <w:p>
       <w:r>
-        <w:t>(…)</w:t>
+        <w:t>Este proyecto integra conocimientos de:</w:t>
+      </w:r>
+    </w:p>
+    <w:p>
+      <w:pPr>
+        <w:pStyle w:val="Prrafodelista"/>
+        <w:numPr>
+          <w:ilvl w:val="0"/>
+          <w:numId w:val="6"/>
+        </w:numPr>
+      </w:pPr>
+      <w:r>
+        <w:t>Programación Multimedia y Dispositivos Móviles: para la App de Estudiante.</w:t>
+      </w:r>
+    </w:p>
+    <w:p>
+      <w:pPr>
+        <w:pStyle w:val="Prrafodelista"/>
+        <w:numPr>
+          <w:ilvl w:val="0"/>
+          <w:numId w:val="6"/>
+        </w:numPr>
+      </w:pPr>
+      <w:r>
+        <w:t>Desarrollo de Interfaces: para la creación de las GUI de escritorio.</w:t>
+      </w:r>
+    </w:p>
+    <w:p>
+      <w:pPr>
+        <w:pStyle w:val="Prrafodelista"/>
+        <w:numPr>
+          <w:ilvl w:val="0"/>
+          <w:numId w:val="6"/>
+        </w:numPr>
+      </w:pPr>
+      <w:r>
+        <w:t>Acceso a Datos: para la persistencia de la información en la base de datos.</w:t>
+      </w:r>
+    </w:p>
+    <w:p>
+      <w:pPr>
+        <w:pStyle w:val="Prrafodelista"/>
+        <w:numPr>
+          <w:ilvl w:val="0"/>
+          <w:numId w:val="6"/>
+        </w:numPr>
+      </w:pPr>
+      <w:r>
+        <w:t>Sistemas de Gestión Empresarial: para la estructura de administración.</w:t>
+      </w:r>
+    </w:p>
+    <w:p>
+      <w:pPr>
+        <w:pStyle w:val="Prrafodelista"/>
+        <w:numPr>
+          <w:ilvl w:val="0"/>
+          <w:numId w:val="6"/>
+        </w:numPr>
+      </w:pPr>
+      <w:r>
+        <w:t>Programacion de Servicios y Procesos:</w:t>
       </w:r>
     </w:p>
     <w:p>
@@ -6802,7 +7148,6 @@
       </w:pPr>
       <w:bookmarkStart w:id="66" w:name="_Toc210125402"/>
       <w:r>
-        <w:lastRenderedPageBreak/>
         <w:t>GUÍA DE ESTILOS Y MANUAL DE USUARIO</w:t>
       </w:r>
       <w:bookmarkEnd w:id="66"/>
@@ -6870,6 +7215,7 @@
       </w:pPr>
       <w:bookmarkStart w:id="72" w:name="_Toc210125405"/>
       <w:r>
+        <w:lastRenderedPageBreak/>
         <w:t>MANUAL DE USUARIO</w:t>
       </w:r>
       <w:bookmarkEnd w:id="72"/>
@@ -6906,7 +7252,7 @@
     <w:p/>
     <w:p/>
     <w:sectPr>
-      <w:footerReference w:type="default" r:id="rId21"/>
+      <w:footerReference w:type="default" r:id="rId22"/>
       <w:pgSz w:w="11906" w:h="16838"/>
       <w:pgMar w:top="1134" w:right="1134" w:bottom="1418" w:left="1134" w:header="709" w:footer="709" w:gutter="0"/>
       <w:pgNumType w:start="1"/>
@@ -7697,6 +8043,95 @@
       </w:rPr>
     </w:lvl>
   </w:abstractNum>
+  <w:abstractNum w:abstractNumId="6" w15:restartNumberingAfterBreak="0">
+    <w:nsid w:val="729D44F2"/>
+    <w:multiLevelType w:val="hybridMultilevel"/>
+    <w:tmpl w:val="2E3299B2"/>
+    <w:lvl w:ilvl="0" w:tplc="1A20A728">
+      <w:start w:val="1"/>
+      <w:numFmt w:val="decimal"/>
+      <w:lvlText w:val="%1."/>
+      <w:lvlJc w:val="left"/>
+      <w:pPr>
+        <w:ind w:left="1080" w:hanging="360"/>
+      </w:pPr>
+      <w:rPr>
+        <w:rFonts w:hint="default"/>
+      </w:rPr>
+    </w:lvl>
+    <w:lvl w:ilvl="1" w:tplc="0C0A0019" w:tentative="1">
+      <w:start w:val="1"/>
+      <w:numFmt w:val="lowerLetter"/>
+      <w:lvlText w:val="%2."/>
+      <w:lvlJc w:val="left"/>
+      <w:pPr>
+        <w:ind w:left="1800" w:hanging="360"/>
+      </w:pPr>
+    </w:lvl>
+    <w:lvl w:ilvl="2" w:tplc="0C0A001B" w:tentative="1">
+      <w:start w:val="1"/>
+      <w:numFmt w:val="lowerRoman"/>
+      <w:lvlText w:val="%3."/>
+      <w:lvlJc w:val="right"/>
+      <w:pPr>
+        <w:ind w:left="2520" w:hanging="180"/>
+      </w:pPr>
+    </w:lvl>
+    <w:lvl w:ilvl="3" w:tplc="0C0A000F" w:tentative="1">
+      <w:start w:val="1"/>
+      <w:numFmt w:val="decimal"/>
+      <w:lvlText w:val="%4."/>
+      <w:lvlJc w:val="left"/>
+      <w:pPr>
+        <w:ind w:left="3240" w:hanging="360"/>
+      </w:pPr>
+    </w:lvl>
+    <w:lvl w:ilvl="4" w:tplc="0C0A0019" w:tentative="1">
+      <w:start w:val="1"/>
+      <w:numFmt w:val="lowerLetter"/>
+      <w:lvlText w:val="%5."/>
+      <w:lvlJc w:val="left"/>
+      <w:pPr>
+        <w:ind w:left="3960" w:hanging="360"/>
+      </w:pPr>
+    </w:lvl>
+    <w:lvl w:ilvl="5" w:tplc="0C0A001B" w:tentative="1">
+      <w:start w:val="1"/>
+      <w:numFmt w:val="lowerRoman"/>
+      <w:lvlText w:val="%6."/>
+      <w:lvlJc w:val="right"/>
+      <w:pPr>
+        <w:ind w:left="4680" w:hanging="180"/>
+      </w:pPr>
+    </w:lvl>
+    <w:lvl w:ilvl="6" w:tplc="0C0A000F" w:tentative="1">
+      <w:start w:val="1"/>
+      <w:numFmt w:val="decimal"/>
+      <w:lvlText w:val="%7."/>
+      <w:lvlJc w:val="left"/>
+      <w:pPr>
+        <w:ind w:left="5400" w:hanging="360"/>
+      </w:pPr>
+    </w:lvl>
+    <w:lvl w:ilvl="7" w:tplc="0C0A0019" w:tentative="1">
+      <w:start w:val="1"/>
+      <w:numFmt w:val="lowerLetter"/>
+      <w:lvlText w:val="%8."/>
+      <w:lvlJc w:val="left"/>
+      <w:pPr>
+        <w:ind w:left="6120" w:hanging="360"/>
+      </w:pPr>
+    </w:lvl>
+    <w:lvl w:ilvl="8" w:tplc="0C0A001B" w:tentative="1">
+      <w:start w:val="1"/>
+      <w:numFmt w:val="lowerRoman"/>
+      <w:lvlText w:val="%9."/>
+      <w:lvlJc w:val="right"/>
+      <w:pPr>
+        <w:ind w:left="6840" w:hanging="180"/>
+      </w:pPr>
+    </w:lvl>
+  </w:abstractNum>
   <w:num w:numId="1" w16cid:durableId="533735661">
     <w:abstractNumId w:val="4"/>
   </w:num>
@@ -7714,6 +8149,9 @@
   </w:num>
   <w:num w:numId="6" w16cid:durableId="779909664">
     <w:abstractNumId w:val="1"/>
+  </w:num>
+  <w:num w:numId="7" w16cid:durableId="253172023">
+    <w:abstractNumId w:val="6"/>
   </w:num>
 </w:numbering>
 </file>
@@ -9070,6 +9508,10 @@
 </file>
 
 <file path=customXml/item1.xml><?xml version="1.0" encoding="utf-8"?>
+<b:Sources xmlns:b="http://schemas.openxmlformats.org/officeDocument/2006/bibliography" xmlns="http://schemas.openxmlformats.org/officeDocument/2006/bibliography" SelectedStyle="\APASixthEditionOfficeOnline.xsl" StyleName="APA" Version="6"/>
+</file>
+
+<file path=customXml/item2.xml><?xml version="1.0" encoding="utf-8"?>
 <?mso-contentType ?>
 <FormTemplates xmlns="http://schemas.microsoft.com/sharepoint/v3/contenttype/forms">
   <Display>DocumentLibraryForm</Display>
@@ -9078,7 +9520,7 @@
 </FormTemplates>
 </file>
 
-<file path=customXml/item2.xml><?xml version="1.0" encoding="utf-8"?>
+<file path=customXml/item3.xml><?xml version="1.0" encoding="utf-8"?>
 <ct:contentTypeSchema xmlns:ct="http://schemas.microsoft.com/office/2006/metadata/contentType" xmlns:ma="http://schemas.microsoft.com/office/2006/metadata/properties/metaAttributes" ct:_="" ma:_="" ma:contentTypeName="Documento" ma:contentTypeID="0x010100089FBA7B0FAFA84E9F1E615D3FC0A129" ma:contentTypeVersion="11" ma:contentTypeDescription="Crear nuevo documento." ma:contentTypeScope="" ma:versionID="fa55cfaacbcd603bd53d850e3b8176f7">
   <xsd:schema xmlns:xsd="http://www.w3.org/2001/XMLSchema" xmlns:xs="http://www.w3.org/2001/XMLSchema" xmlns:p="http://schemas.microsoft.com/office/2006/metadata/properties" xmlns:ns3="d07641f9-f1a5-43c1-ac16-fa53e6c318bc" targetNamespace="http://schemas.microsoft.com/office/2006/metadata/properties" ma:root="true" ma:fieldsID="78f989df160fe6a5ee2e0e0b0bfde0e3" ns3:_="">
     <xsd:import namespace="d07641f9-f1a5-43c1-ac16-fa53e6c318bc"/>
@@ -9266,7 +9708,7 @@
 </ct:contentTypeSchema>
 </file>
 
-<file path=customXml/item3.xml><?xml version="1.0" encoding="utf-8"?>
+<file path=customXml/item4.xml><?xml version="1.0" encoding="utf-8"?>
 <p:properties xmlns:p="http://schemas.microsoft.com/office/2006/metadata/properties" xmlns:xsi="http://www.w3.org/2001/XMLSchema-instance" xmlns:pc="http://schemas.microsoft.com/office/infopath/2007/PartnerControls">
   <documentManagement>
     <_activity xmlns="d07641f9-f1a5-43c1-ac16-fa53e6c318bc" xsi:nil="true"/>
@@ -9274,11 +9716,15 @@
 </p:properties>
 </file>
 
-<file path=customXml/item4.xml><?xml version="1.0" encoding="utf-8"?>
-<b:Sources xmlns:b="http://schemas.openxmlformats.org/officeDocument/2006/bibliography" xmlns="http://schemas.openxmlformats.org/officeDocument/2006/bibliography" SelectedStyle="\APASixthEditionOfficeOnline.xsl" StyleName="APA" Version="6"/>
+<file path=customXml/itemProps1.xml><?xml version="1.0" encoding="utf-8"?>
+<ds:datastoreItem xmlns:ds="http://schemas.openxmlformats.org/officeDocument/2006/customXml" ds:itemID="{453714F8-FBC3-4DCC-8DCB-89BB58DCF76F}">
+  <ds:schemaRefs>
+    <ds:schemaRef ds:uri="http://schemas.openxmlformats.org/officeDocument/2006/bibliography"/>
+  </ds:schemaRefs>
+</ds:datastoreItem>
 </file>
 
-<file path=customXml/itemProps1.xml><?xml version="1.0" encoding="utf-8"?>
+<file path=customXml/itemProps2.xml><?xml version="1.0" encoding="utf-8"?>
 <ds:datastoreItem xmlns:ds="http://schemas.openxmlformats.org/officeDocument/2006/customXml" ds:itemID="{480B8420-1B48-4D23-8D6E-64373AC5070B}">
   <ds:schemaRefs>
     <ds:schemaRef ds:uri="http://schemas.microsoft.com/sharepoint/v3/contenttype/forms"/>
@@ -9286,7 +9732,7 @@
 </ds:datastoreItem>
 </file>
 
-<file path=customXml/itemProps2.xml><?xml version="1.0" encoding="utf-8"?>
+<file path=customXml/itemProps3.xml><?xml version="1.0" encoding="utf-8"?>
 <ds:datastoreItem xmlns:ds="http://schemas.openxmlformats.org/officeDocument/2006/customXml" ds:itemID="{B3C09D93-2BDC-4563-9759-9158244E5DE7}">
   <ds:schemaRefs>
     <ds:schemaRef ds:uri="http://schemas.microsoft.com/office/2006/metadata/contentType"/>
@@ -9304,7 +9750,7 @@
 </ds:datastoreItem>
 </file>
 
-<file path=customXml/itemProps3.xml><?xml version="1.0" encoding="utf-8"?>
+<file path=customXml/itemProps4.xml><?xml version="1.0" encoding="utf-8"?>
 <ds:datastoreItem xmlns:ds="http://schemas.openxmlformats.org/officeDocument/2006/customXml" ds:itemID="{7F0B1298-25D5-45B9-909D-DD837044A49E}">
   <ds:schemaRefs>
     <ds:schemaRef ds:uri="http://purl.org/dc/elements/1.1/"/>
@@ -9318,12 +9764,4 @@
     <ds:schemaRef ds:uri="http://schemas.microsoft.com/office/2006/metadata/properties"/>
   </ds:schemaRefs>
 </ds:datastoreItem>
-</file>
-
-<file path=customXml/itemProps4.xml><?xml version="1.0" encoding="utf-8"?>
-<ds:datastoreItem xmlns:ds="http://schemas.openxmlformats.org/officeDocument/2006/customXml" ds:itemID="{453714F8-FBC3-4DCC-8DCB-89BB58DCF76F}">
-  <ds:schemaRefs>
-    <ds:schemaRef ds:uri="http://schemas.openxmlformats.org/officeDocument/2006/bibliography"/>
-  </ds:schemaRefs>
-</ds:datastoreItem>
 </file>
--- a/docs/provisional_DocumentacionProyecto_2VIFC302.docx
+++ b/docs/provisional_DocumentacionProyecto_2VIFC302.docx
@@ -183,7 +183,7 @@
                                     </pic:cNvPicPr>
                                   </pic:nvPicPr>
                                   <pic:blipFill>
-                                    <a:blip r:embed="rId12">
+                                    <a:blip r:embed="rId11">
                                       <a:extLst>
                                         <a:ext uri="{28A0092B-C50C-407E-A947-70E740481C1C}">
                                           <a14:useLocalDpi xmlns:a14="http://schemas.microsoft.com/office/drawing/2010/main" val="0"/>
@@ -829,33 +829,7 @@
                           <w:szCs w:val="32"/>
                           <w:lang w:val="en-US"/>
                         </w:rPr>
-                        <w:t xml:space="preserve">&lt;&lt;Mes y </w:t>
-                      </w:r>
-                      <w:proofErr w:type="spellStart"/>
-                      <w:r>
-                        <w:rPr>
-                          <w:rFonts w:eastAsia="Aptos" w:hAnsi="Aptos" w:cs="Aptos"/>
-                          <w:b/>
-                          <w:bCs/>
-                          <w:color w:val="215E99" w:themeColor="text2" w:themeTint="BF"/>
-                          <w:sz w:val="32"/>
-                          <w:szCs w:val="32"/>
-                          <w:lang w:val="en-US"/>
-                        </w:rPr>
-                        <w:t>año</w:t>
-                      </w:r>
-                      <w:proofErr w:type="spellEnd"/>
-                      <w:r>
-                        <w:rPr>
-                          <w:rFonts w:eastAsia="Aptos" w:hAnsi="Aptos" w:cs="Aptos"/>
-                          <w:b/>
-                          <w:bCs/>
-                          <w:color w:val="215E99" w:themeColor="text2" w:themeTint="BF"/>
-                          <w:sz w:val="32"/>
-                          <w:szCs w:val="32"/>
-                          <w:lang w:val="en-US"/>
-                        </w:rPr>
-                        <w:t>&gt;&gt;</w:t>
+                        <w:t>&lt;&lt;Mes y año&gt;&gt;</w:t>
                       </w:r>
                     </w:p>
                     <w:p>
@@ -1176,42 +1150,8 @@
                           <w:szCs w:val="44"/>
                           <w:lang w:val="en-US"/>
                         </w:rPr>
-                        <w:t xml:space="preserve">Desarrollo de </w:t>
+                        <w:t>Desarrollo de Aplicaciones Multiplataforma</w:t>
                       </w:r>
-                      <w:proofErr w:type="spellStart"/>
-                      <w:r>
-                        <w:rPr>
-                          <w:rFonts w:eastAsia="Aptos" w:hAnsi="Aptos" w:cs="Aptos"/>
-                          <w:color w:val="215E99" w:themeColor="text2" w:themeTint="BF"/>
-                          <w:sz w:val="44"/>
-                          <w:szCs w:val="44"/>
-                          <w:lang w:val="en-US"/>
-                        </w:rPr>
-                        <w:t>Aplicaciones</w:t>
-                      </w:r>
-                      <w:proofErr w:type="spellEnd"/>
-                      <w:r>
-                        <w:rPr>
-                          <w:rFonts w:eastAsia="Aptos" w:hAnsi="Aptos" w:cs="Aptos"/>
-                          <w:color w:val="215E99" w:themeColor="text2" w:themeTint="BF"/>
-                          <w:sz w:val="44"/>
-                          <w:szCs w:val="44"/>
-                          <w:lang w:val="en-US"/>
-                        </w:rPr>
-                        <w:t xml:space="preserve"> </w:t>
-                      </w:r>
-                      <w:proofErr w:type="spellStart"/>
-                      <w:r>
-                        <w:rPr>
-                          <w:rFonts w:eastAsia="Aptos" w:hAnsi="Aptos" w:cs="Aptos"/>
-                          <w:color w:val="215E99" w:themeColor="text2" w:themeTint="BF"/>
-                          <w:sz w:val="44"/>
-                          <w:szCs w:val="44"/>
-                          <w:lang w:val="en-US"/>
-                        </w:rPr>
-                        <w:t>Multiplataforma</w:t>
-                      </w:r>
-                      <w:proofErr w:type="spellEnd"/>
                     </w:p>
                   </w:txbxContent>
                 </v:textbox>
@@ -1226,7 +1166,7 @@
           <w:lang w:eastAsia="es-VE"/>
         </w:rPr>
         <w:drawing>
-          <wp:inline distT="0" distB="0" distL="0" distR="0" wp14:anchorId="1183C0B2" wp14:editId="0C75CF69">
+          <wp:inline distT="0" distB="0" distL="0" distR="0" wp14:anchorId="1183C0B2" wp14:editId="1C50CFBF">
             <wp:extent cx="7556500" cy="10599420"/>
             <wp:effectExtent l="0" t="0" r="6350" b="0"/>
             <wp:docPr id="2" name="Imagen 2" descr="D:\servicios forobeta posts\diseño grafico\CLIENTES\Feelmusic - 05.11.18\archivos\11\11.jpg"/>
@@ -1243,7 +1183,7 @@
                     </pic:cNvPicPr>
                   </pic:nvPicPr>
                   <pic:blipFill>
-                    <a:blip r:embed="rId13" cstate="print">
+                    <a:blip r:embed="rId12" cstate="print">
                       <a:extLst>
                         <a:ext uri="{28A0092B-C50C-407E-A947-70E740481C1C}">
                           <a14:useLocalDpi xmlns:a14="http://schemas.microsoft.com/office/drawing/2010/main" val="0"/>
@@ -1278,8 +1218,8 @@
     <w:p>
       <w:pPr>
         <w:sectPr>
-          <w:headerReference w:type="default" r:id="rId14"/>
-          <w:footerReference w:type="default" r:id="rId15"/>
+          <w:headerReference w:type="default" r:id="rId13"/>
+          <w:footerReference w:type="default" r:id="rId14"/>
           <w:pgSz w:w="11906" w:h="16838"/>
           <w:pgMar w:top="0" w:right="0" w:bottom="0" w:left="0" w:header="708" w:footer="708" w:gutter="0"/>
           <w:cols w:space="708"/>
@@ -2929,7 +2869,21 @@
                 <w:rStyle w:val="Hipervnculo"/>
                 <w:noProof/>
               </w:rPr>
-              <w:t>TECNOLOGÍAS EMPLEADAS</w:t>
+              <w:t xml:space="preserve">TECNOLOGÍAS </w:t>
+            </w:r>
+            <w:r>
+              <w:rPr>
+                <w:rStyle w:val="Hipervnculo"/>
+                <w:noProof/>
+              </w:rPr>
+              <w:t>E</w:t>
+            </w:r>
+            <w:r>
+              <w:rPr>
+                <w:rStyle w:val="Hipervnculo"/>
+                <w:noProof/>
+              </w:rPr>
+              <w:t>MPLEADAS</w:t>
             </w:r>
             <w:r>
               <w:rPr>
@@ -5340,14 +5294,10 @@
       </w:pPr>
       <w:bookmarkStart w:id="13" w:name="_Toc210125375"/>
       <w:r>
+        <w:lastRenderedPageBreak/>
         <w:t>DIAGRAMA DE CASOS DE USO</w:t>
       </w:r>
       <w:bookmarkEnd w:id="13"/>
-    </w:p>
-    <w:p>
-      <w:r>
-        <w:t>(…)</w:t>
-      </w:r>
     </w:p>
     <w:p>
       <w:pPr>
@@ -5358,7 +5308,6 @@
         <w:rPr>
           <w:noProof/>
         </w:rPr>
-        <w:lastRenderedPageBreak/>
         <w:drawing>
           <wp:inline distT="0" distB="0" distL="0" distR="0" wp14:anchorId="629EDE24" wp14:editId="024A0034">
             <wp:extent cx="6120130" cy="4680585"/>
@@ -5375,7 +5324,7 @@
                     <pic:cNvPicPr/>
                   </pic:nvPicPr>
                   <pic:blipFill>
-                    <a:blip r:embed="rId16" cstate="print">
+                    <a:blip r:embed="rId15" cstate="print">
                       <a:extLst>
                         <a:ext uri="{28A0092B-C50C-407E-A947-70E740481C1C}">
                           <a14:useLocalDpi xmlns:a14="http://schemas.microsoft.com/office/drawing/2010/main" val="0"/>
@@ -5609,17 +5558,14 @@
         </w:numPr>
       </w:pPr>
       <w:r>
+        <w:lastRenderedPageBreak/>
         <w:t xml:space="preserve">CU3. Documentación: </w:t>
       </w:r>
       <w:r>
         <w:t xml:space="preserve">todos los perfiles de usuario </w:t>
       </w:r>
       <w:r>
-        <w:t xml:space="preserve">generarán documentación de forma automática (como convenios). Además, el sistema permitirá a todos los usuarios, según sus </w:t>
-      </w:r>
-      <w:r>
-        <w:lastRenderedPageBreak/>
-        <w:t xml:space="preserve">permisos, la carga, almacenamiento y descarga de documentos específicos (justificantes de asistencia para Estudiantes, evaluaciones para Profesores y Tutores de Empresa). </w:t>
+        <w:t xml:space="preserve">generarán documentación de forma automática (como convenios). Además, el sistema permitirá a todos los usuarios, según sus permisos, la carga, almacenamiento y descarga de documentos específicos (justificantes de asistencia para Estudiantes, evaluaciones para Profesores y Tutores de Empresa). </w:t>
       </w:r>
     </w:p>
     <w:p>
@@ -5787,13 +5733,7 @@
         </w:numPr>
       </w:pPr>
       <w:r>
-        <w:t xml:space="preserve">CU9. Gestión Tutor de Empresa: </w:t>
-      </w:r>
-      <w:r>
-        <w:t>permite al profesorado crear, modificar o eliminar</w:t>
-      </w:r>
-      <w:r>
-        <w:t xml:space="preserve"> un Tutor asociado a una Empresa ya existente.</w:t>
+        <w:t>CU9. Gestión Tutor de Empresa: permite al profesorado crear, modificar o eliminar un Tutor asociado a una Empresa ya existente.</w:t>
       </w:r>
     </w:p>
     <w:p>
@@ -5814,10 +5754,7 @@
         <w:t xml:space="preserve"> </w:t>
       </w:r>
       <w:r>
-        <w:t>permite al profesorado crear, modificar o eliminar</w:t>
-      </w:r>
-      <w:r>
-        <w:t xml:space="preserve"> un Estudiante.</w:t>
+        <w:t>permite al profesorado crear, modificar o eliminar un Estudiante.</w:t>
       </w:r>
     </w:p>
     <w:p>
@@ -5829,13 +5766,7 @@
         </w:numPr>
       </w:pPr>
       <w:r>
-        <w:t xml:space="preserve">CU11. Gestión FCT: </w:t>
-      </w:r>
-      <w:r>
-        <w:t>permite al profesorado crear, modificar o eliminar</w:t>
-      </w:r>
-      <w:r>
-        <w:t xml:space="preserve"> una relación entre Estudiante y Empresa mediante una FCT.</w:t>
+        <w:t>CU11. Gestión FCT: permite al profesorado crear, modificar o eliminar una relación entre Estudiante y Empresa mediante una FCT.</w:t>
       </w:r>
     </w:p>
     <w:p>
@@ -5887,14 +5818,10 @@
       </w:pPr>
       <w:bookmarkStart w:id="18" w:name="_Toc210125379"/>
       <w:r>
+        <w:lastRenderedPageBreak/>
         <w:t>DIAGRAMA E/R</w:t>
       </w:r>
       <w:bookmarkEnd w:id="18"/>
-    </w:p>
-    <w:p>
-      <w:r>
-        <w:t>(…)</w:t>
-      </w:r>
     </w:p>
     <w:p>
       <w:pPr>
@@ -5906,10 +5833,10 @@
           <w:noProof/>
         </w:rPr>
         <w:drawing>
-          <wp:inline distT="0" distB="0" distL="0" distR="0" wp14:anchorId="26E45156" wp14:editId="09C4A2CF">
-            <wp:extent cx="472440" cy="670560"/>
-            <wp:effectExtent l="0" t="0" r="3810" b="0"/>
-            <wp:docPr id="855135616" name="Imagen 2" descr="Icono&#10;&#10;El contenido generado por IA puede ser incorrecto."/>
+          <wp:inline distT="0" distB="0" distL="0" distR="0" wp14:anchorId="26E45156" wp14:editId="260A70F1">
+            <wp:extent cx="5500468" cy="4508688"/>
+            <wp:effectExtent l="0" t="0" r="5080" b="6350"/>
+            <wp:docPr id="855135616" name="Imagen 2"/>
             <wp:cNvGraphicFramePr>
               <a:graphicFrameLocks xmlns:a="http://schemas.openxmlformats.org/drawingml/2006/main" noChangeAspect="1"/>
             </wp:cNvGraphicFramePr>
@@ -5917,14 +5844,14 @@
               <a:graphicData uri="http://schemas.openxmlformats.org/drawingml/2006/picture">
                 <pic:pic xmlns:pic="http://schemas.openxmlformats.org/drawingml/2006/picture">
                   <pic:nvPicPr>
-                    <pic:cNvPr id="855135616" name="Imagen 2" descr="Icono&#10;&#10;El contenido generado por IA puede ser incorrecto."/>
+                    <pic:cNvPr id="855135616" name="Imagen 2"/>
                     <pic:cNvPicPr/>
                   </pic:nvPicPr>
                   <pic:blipFill>
-                    <a:blip r:embed="rId17" cstate="print">
+                    <a:blip r:embed="rId16">
                       <a:extLst>
-                        <a:ext uri="{28A0092B-C50C-407E-A947-70E740481C1C}">
-                          <a14:useLocalDpi xmlns:a14="http://schemas.microsoft.com/office/drawing/2010/main" val="0"/>
+                        <a:ext uri="{96DAC541-7B7A-43D3-8B79-37D633B846F1}">
+                          <asvg:svgBlip xmlns:asvg="http://schemas.microsoft.com/office/drawing/2016/SVG/main" r:embed="rId17"/>
                         </a:ext>
                       </a:extLst>
                     </a:blip>
@@ -5935,7 +5862,7 @@
                   <pic:spPr>
                     <a:xfrm>
                       <a:off x="0" y="0"/>
-                      <a:ext cx="472440" cy="670560"/>
+                      <a:ext cx="5563670" cy="4560494"/>
                     </a:xfrm>
                     <a:prstGeom prst="rect">
                       <a:avLst/>
@@ -5976,9 +5903,12 @@
         <w:fldChar w:fldCharType="end"/>
       </w:r>
       <w:r>
-        <w:t>. Imagen02 no disponible</w:t>
+        <w:t xml:space="preserve">. </w:t>
       </w:r>
       <w:bookmarkEnd w:id="19"/>
+      <w:r>
+        <w:t>Diagrama Entidad/Relación</w:t>
+      </w:r>
     </w:p>
     <w:p>
       <w:pPr>
@@ -5990,14 +5920,10 @@
       </w:pPr>
       <w:bookmarkStart w:id="20" w:name="_Toc210125380"/>
       <w:r>
+        <w:lastRenderedPageBreak/>
         <w:t>DIAGRAMA DE CLASES</w:t>
       </w:r>
       <w:bookmarkEnd w:id="20"/>
-    </w:p>
-    <w:p>
-      <w:r>
-        <w:t>(…)</w:t>
-      </w:r>
     </w:p>
     <w:p>
       <w:pPr>
@@ -6008,7 +5934,6 @@
         <w:rPr>
           <w:noProof/>
         </w:rPr>
-        <w:lastRenderedPageBreak/>
         <w:drawing>
           <wp:inline distT="0" distB="0" distL="0" distR="0" wp14:anchorId="2E1B7058" wp14:editId="7B996087">
             <wp:extent cx="4352925" cy="3540421"/>
@@ -6097,11 +6022,6 @@
         <w:t>INTERFACES GRÁFICAS DE USUARIO</w:t>
       </w:r>
       <w:bookmarkEnd w:id="22"/>
-    </w:p>
-    <w:p>
-      <w:r>
-        <w:t>(…)</w:t>
-      </w:r>
     </w:p>
     <w:p>
       <w:r>
@@ -6288,7 +6208,7 @@
                     <pic:cNvPicPr/>
                   </pic:nvPicPr>
                   <pic:blipFill>
-                    <a:blip r:embed="rId17" cstate="print">
+                    <a:blip r:embed="rId21" cstate="print">
                       <a:extLst>
                         <a:ext uri="{28A0092B-C50C-407E-A947-70E740481C1C}">
                           <a14:useLocalDpi xmlns:a14="http://schemas.microsoft.com/office/drawing/2010/main" val="0"/>
@@ -6340,7 +6260,7 @@
                     <pic:cNvPicPr/>
                   </pic:nvPicPr>
                   <pic:blipFill>
-                    <a:blip r:embed="rId17" cstate="print">
+                    <a:blip r:embed="rId21" cstate="print">
                       <a:extLst>
                         <a:ext uri="{28A0092B-C50C-407E-A947-70E740481C1C}">
                           <a14:useLocalDpi xmlns:a14="http://schemas.microsoft.com/office/drawing/2010/main" val="0"/>
@@ -6392,7 +6312,7 @@
                     <pic:cNvPicPr/>
                   </pic:nvPicPr>
                   <pic:blipFill>
-                    <a:blip r:embed="rId17" cstate="print">
+                    <a:blip r:embed="rId21" cstate="print">
                       <a:extLst>
                         <a:ext uri="{28A0092B-C50C-407E-A947-70E740481C1C}">
                           <a14:useLocalDpi xmlns:a14="http://schemas.microsoft.com/office/drawing/2010/main" val="0"/>
@@ -6436,11 +6356,6 @@
     </w:p>
     <w:p>
       <w:r>
-        <w:t>(…)</w:t>
-      </w:r>
-    </w:p>
-    <w:p>
-      <w:r>
         <w:t xml:space="preserve">El </w:t>
       </w:r>
       <w:r>
@@ -6476,7 +6391,7 @@
                     </pic:cNvPicPr>
                   </pic:nvPicPr>
                   <pic:blipFill>
-                    <a:blip r:embed="rId21">
+                    <a:blip r:embed="rId22">
                       <a:extLst>
                         <a:ext uri="{28A0092B-C50C-407E-A947-70E740481C1C}">
                           <a14:useLocalDpi xmlns:a14="http://schemas.microsoft.com/office/drawing/2010/main" val="0"/>
@@ -6649,6 +6564,45 @@
     </w:p>
     <w:p>
       <w:r>
+        <w:t>Documentación:</w:t>
+      </w:r>
+    </w:p>
+    <w:p>
+      <w:pPr>
+        <w:pStyle w:val="Prrafodelista"/>
+        <w:numPr>
+          <w:ilvl w:val="0"/>
+          <w:numId w:val="6"/>
+        </w:numPr>
+      </w:pPr>
+      <w:r>
+        <w:t>Mockflow: diseño de pantallas</w:t>
+      </w:r>
+    </w:p>
+    <w:p>
+      <w:pPr>
+        <w:pStyle w:val="Prrafodelista"/>
+        <w:numPr>
+          <w:ilvl w:val="0"/>
+          <w:numId w:val="6"/>
+        </w:numPr>
+      </w:pPr>
+      <w:r>
+        <w:lastRenderedPageBreak/>
+        <w:t>Draw.io: diagramas</w:t>
+      </w:r>
+    </w:p>
+    <w:p>
+      <w:pPr>
+        <w:pStyle w:val="Prrafodelista"/>
+        <w:numPr>
+          <w:ilvl w:val="0"/>
+          <w:numId w:val="6"/>
+        </w:numPr>
+      </w:pPr>
+    </w:p>
+    <w:p>
+      <w:r>
         <w:t>Lenguaje de programación Java: por su estabilidad y robustez.</w:t>
       </w:r>
     </w:p>
@@ -6663,7 +6617,6 @@
       </w:pPr>
       <w:bookmarkStart w:id="28" w:name="_Toc210125385"/>
       <w:r>
-        <w:lastRenderedPageBreak/>
         <w:t>PLANIFICACIÓN Y PRESUPUESTO</w:t>
       </w:r>
       <w:bookmarkEnd w:id="28"/>
@@ -6991,7 +6944,10 @@
         </w:numPr>
       </w:pPr>
       <w:r>
-        <w:t>Programacion de Servicios y Procesos:</w:t>
+        <w:t>Programación</w:t>
+      </w:r>
+      <w:r>
+        <w:t xml:space="preserve"> de Servicios y Procesos:</w:t>
       </w:r>
     </w:p>
     <w:p>
@@ -7215,7 +7171,6 @@
       </w:pPr>
       <w:bookmarkStart w:id="72" w:name="_Toc210125405"/>
       <w:r>
-        <w:lastRenderedPageBreak/>
         <w:t>MANUAL DE USUARIO</w:t>
       </w:r>
       <w:bookmarkEnd w:id="72"/>
@@ -7252,7 +7207,7 @@
     <w:p/>
     <w:p/>
     <w:sectPr>
-      <w:footerReference w:type="default" r:id="rId22"/>
+      <w:footerReference w:type="default" r:id="rId23"/>
       <w:pgSz w:w="11906" w:h="16838"/>
       <w:pgMar w:top="1134" w:right="1134" w:bottom="1418" w:left="1134" w:header="709" w:footer="709" w:gutter="0"/>
       <w:pgNumType w:start="1"/>

--- a/docs/provisional_DocumentacionProyecto_2VIFC302.docx
+++ b/docs/provisional_DocumentacionProyecto_2VIFC302.docx
@@ -615,7 +615,33 @@
                                 <w:szCs w:val="32"/>
                                 <w:lang w:val="en-US"/>
                               </w:rPr>
-                              <w:t>&lt;&lt;Mes y año&gt;&gt;</w:t>
+                              <w:t xml:space="preserve">&lt;&lt;Mes y </w:t>
+                            </w:r>
+                            <w:proofErr w:type="spellStart"/>
+                            <w:r>
+                              <w:rPr>
+                                <w:rFonts w:eastAsia="Aptos" w:hAnsi="Aptos" w:cs="Aptos"/>
+                                <w:b/>
+                                <w:bCs/>
+                                <w:color w:val="215E99" w:themeColor="text2" w:themeTint="BF"/>
+                                <w:sz w:val="32"/>
+                                <w:szCs w:val="32"/>
+                                <w:lang w:val="en-US"/>
+                              </w:rPr>
+                              <w:t>año</w:t>
+                            </w:r>
+                            <w:proofErr w:type="spellEnd"/>
+                            <w:r>
+                              <w:rPr>
+                                <w:rFonts w:eastAsia="Aptos" w:hAnsi="Aptos" w:cs="Aptos"/>
+                                <w:b/>
+                                <w:bCs/>
+                                <w:color w:val="215E99" w:themeColor="text2" w:themeTint="BF"/>
+                                <w:sz w:val="32"/>
+                                <w:szCs w:val="32"/>
+                                <w:lang w:val="en-US"/>
+                              </w:rPr>
+                              <w:t>&gt;&gt;</w:t>
                             </w:r>
                           </w:p>
                           <w:p>
@@ -829,7 +855,33 @@
                           <w:szCs w:val="32"/>
                           <w:lang w:val="en-US"/>
                         </w:rPr>
-                        <w:t>&lt;&lt;Mes y año&gt;&gt;</w:t>
+                        <w:t xml:space="preserve">&lt;&lt;Mes y </w:t>
+                      </w:r>
+                      <w:proofErr w:type="spellStart"/>
+                      <w:r>
+                        <w:rPr>
+                          <w:rFonts w:eastAsia="Aptos" w:hAnsi="Aptos" w:cs="Aptos"/>
+                          <w:b/>
+                          <w:bCs/>
+                          <w:color w:val="215E99" w:themeColor="text2" w:themeTint="BF"/>
+                          <w:sz w:val="32"/>
+                          <w:szCs w:val="32"/>
+                          <w:lang w:val="en-US"/>
+                        </w:rPr>
+                        <w:t>año</w:t>
+                      </w:r>
+                      <w:proofErr w:type="spellEnd"/>
+                      <w:r>
+                        <w:rPr>
+                          <w:rFonts w:eastAsia="Aptos" w:hAnsi="Aptos" w:cs="Aptos"/>
+                          <w:b/>
+                          <w:bCs/>
+                          <w:color w:val="215E99" w:themeColor="text2" w:themeTint="BF"/>
+                          <w:sz w:val="32"/>
+                          <w:szCs w:val="32"/>
+                          <w:lang w:val="en-US"/>
+                        </w:rPr>
+                        <w:t>&gt;&gt;</w:t>
                       </w:r>
                     </w:p>
                     <w:p>
@@ -1103,8 +1155,42 @@
                                 <w:szCs w:val="44"/>
                                 <w:lang w:val="en-US"/>
                               </w:rPr>
-                              <w:t>Desarrollo de Aplicaciones Multiplataforma</w:t>
+                              <w:t xml:space="preserve">Desarrollo de </w:t>
                             </w:r>
+                            <w:proofErr w:type="spellStart"/>
+                            <w:r>
+                              <w:rPr>
+                                <w:rFonts w:eastAsia="Aptos" w:hAnsi="Aptos" w:cs="Aptos"/>
+                                <w:color w:val="215E99" w:themeColor="text2" w:themeTint="BF"/>
+                                <w:sz w:val="44"/>
+                                <w:szCs w:val="44"/>
+                                <w:lang w:val="en-US"/>
+                              </w:rPr>
+                              <w:t>Aplicaciones</w:t>
+                            </w:r>
+                            <w:proofErr w:type="spellEnd"/>
+                            <w:r>
+                              <w:rPr>
+                                <w:rFonts w:eastAsia="Aptos" w:hAnsi="Aptos" w:cs="Aptos"/>
+                                <w:color w:val="215E99" w:themeColor="text2" w:themeTint="BF"/>
+                                <w:sz w:val="44"/>
+                                <w:szCs w:val="44"/>
+                                <w:lang w:val="en-US"/>
+                              </w:rPr>
+                              <w:t xml:space="preserve"> </w:t>
+                            </w:r>
+                            <w:proofErr w:type="spellStart"/>
+                            <w:r>
+                              <w:rPr>
+                                <w:rFonts w:eastAsia="Aptos" w:hAnsi="Aptos" w:cs="Aptos"/>
+                                <w:color w:val="215E99" w:themeColor="text2" w:themeTint="BF"/>
+                                <w:sz w:val="44"/>
+                                <w:szCs w:val="44"/>
+                                <w:lang w:val="en-US"/>
+                              </w:rPr>
+                              <w:t>Multiplataforma</w:t>
+                            </w:r>
+                            <w:proofErr w:type="spellEnd"/>
                           </w:p>
                         </w:txbxContent>
                       </wps:txbx>
@@ -1150,8 +1236,42 @@
                           <w:szCs w:val="44"/>
                           <w:lang w:val="en-US"/>
                         </w:rPr>
-                        <w:t>Desarrollo de Aplicaciones Multiplataforma</w:t>
+                        <w:t xml:space="preserve">Desarrollo de </w:t>
                       </w:r>
+                      <w:proofErr w:type="spellStart"/>
+                      <w:r>
+                        <w:rPr>
+                          <w:rFonts w:eastAsia="Aptos" w:hAnsi="Aptos" w:cs="Aptos"/>
+                          <w:color w:val="215E99" w:themeColor="text2" w:themeTint="BF"/>
+                          <w:sz w:val="44"/>
+                          <w:szCs w:val="44"/>
+                          <w:lang w:val="en-US"/>
+                        </w:rPr>
+                        <w:t>Aplicaciones</w:t>
+                      </w:r>
+                      <w:proofErr w:type="spellEnd"/>
+                      <w:r>
+                        <w:rPr>
+                          <w:rFonts w:eastAsia="Aptos" w:hAnsi="Aptos" w:cs="Aptos"/>
+                          <w:color w:val="215E99" w:themeColor="text2" w:themeTint="BF"/>
+                          <w:sz w:val="44"/>
+                          <w:szCs w:val="44"/>
+                          <w:lang w:val="en-US"/>
+                        </w:rPr>
+                        <w:t xml:space="preserve"> </w:t>
+                      </w:r>
+                      <w:proofErr w:type="spellStart"/>
+                      <w:r>
+                        <w:rPr>
+                          <w:rFonts w:eastAsia="Aptos" w:hAnsi="Aptos" w:cs="Aptos"/>
+                          <w:color w:val="215E99" w:themeColor="text2" w:themeTint="BF"/>
+                          <w:sz w:val="44"/>
+                          <w:szCs w:val="44"/>
+                          <w:lang w:val="en-US"/>
+                        </w:rPr>
+                        <w:t>Multiplataforma</w:t>
+                      </w:r>
+                      <w:proofErr w:type="spellEnd"/>
                     </w:p>
                   </w:txbxContent>
                 </v:textbox>
@@ -1166,7 +1286,7 @@
           <w:lang w:eastAsia="es-VE"/>
         </w:rPr>
         <w:drawing>
-          <wp:inline distT="0" distB="0" distL="0" distR="0" wp14:anchorId="1183C0B2" wp14:editId="1C50CFBF">
+          <wp:inline distT="0" distB="0" distL="0" distR="0" wp14:anchorId="1183C0B2" wp14:editId="16767DB8">
             <wp:extent cx="7556500" cy="10599420"/>
             <wp:effectExtent l="0" t="0" r="6350" b="0"/>
             <wp:docPr id="2" name="Imagen 2" descr="D:\servicios forobeta posts\diseño grafico\CLIENTES\Feelmusic - 05.11.18\archivos\11\11.jpg"/>
@@ -2869,21 +2989,7 @@
                 <w:rStyle w:val="Hipervnculo"/>
                 <w:noProof/>
               </w:rPr>
-              <w:t xml:space="preserve">TECNOLOGÍAS </w:t>
-            </w:r>
-            <w:r>
-              <w:rPr>
-                <w:rStyle w:val="Hipervnculo"/>
-                <w:noProof/>
-              </w:rPr>
-              <w:t>E</w:t>
-            </w:r>
-            <w:r>
-              <w:rPr>
-                <w:rStyle w:val="Hipervnculo"/>
-                <w:noProof/>
-              </w:rPr>
-              <w:t>MPLEADAS</w:t>
+              <w:t>TECNOLOGÍAS EMPLEADAS</w:t>
             </w:r>
             <w:r>
               <w:rPr>
@@ -4860,7 +4966,15 @@
         <w:t xml:space="preserve">funcional, y </w:t>
       </w:r>
       <w:r>
-        <w:t>una aplicación de móvil especifica para el perfil Estudiante, centrada en la consulta y gestión de su propia información.</w:t>
+        <w:t xml:space="preserve">una aplicación de móvil </w:t>
+      </w:r>
+      <w:proofErr w:type="spellStart"/>
+      <w:r>
+        <w:t>especifica</w:t>
+      </w:r>
+      <w:proofErr w:type="spellEnd"/>
+      <w:r>
+        <w:t xml:space="preserve"> para el perfil Estudiante, centrada en la consulta y gestión de su propia información.</w:t>
       </w:r>
     </w:p>
     <w:p>
@@ -5833,9 +5947,9 @@
           <w:noProof/>
         </w:rPr>
         <w:drawing>
-          <wp:inline distT="0" distB="0" distL="0" distR="0" wp14:anchorId="26E45156" wp14:editId="260A70F1">
-            <wp:extent cx="5500468" cy="4508688"/>
-            <wp:effectExtent l="0" t="0" r="5080" b="6350"/>
+          <wp:inline distT="0" distB="0" distL="0" distR="0" wp14:anchorId="26E45156" wp14:editId="791CC9F6">
+            <wp:extent cx="6633753" cy="5437632"/>
+            <wp:effectExtent l="0" t="0" r="0" b="0"/>
             <wp:docPr id="855135616" name="Imagen 2"/>
             <wp:cNvGraphicFramePr>
               <a:graphicFrameLocks xmlns:a="http://schemas.openxmlformats.org/drawingml/2006/main" noChangeAspect="1"/>
@@ -5862,7 +5976,7 @@
                   <pic:spPr>
                     <a:xfrm>
                       <a:off x="0" y="0"/>
-                      <a:ext cx="5563670" cy="4560494"/>
+                      <a:ext cx="6722387" cy="5510285"/>
                     </a:xfrm>
                     <a:prstGeom prst="rect">
                       <a:avLst/>
@@ -5935,9 +6049,9 @@
           <w:noProof/>
         </w:rPr>
         <w:drawing>
-          <wp:inline distT="0" distB="0" distL="0" distR="0" wp14:anchorId="2E1B7058" wp14:editId="7B996087">
-            <wp:extent cx="4352925" cy="3540421"/>
-            <wp:effectExtent l="0" t="0" r="0" b="3175"/>
+          <wp:inline distT="0" distB="0" distL="0" distR="0" wp14:anchorId="2E1B7058" wp14:editId="2494AB8D">
+            <wp:extent cx="5687568" cy="8407033"/>
+            <wp:effectExtent l="0" t="0" r="8890" b="0"/>
             <wp:docPr id="1154627747" name="Imagen 9"/>
             <wp:cNvGraphicFramePr>
               <a:graphicFrameLocks xmlns:a="http://schemas.openxmlformats.org/drawingml/2006/main" noChangeAspect="1"/>
@@ -5946,14 +6060,14 @@
               <a:graphicData uri="http://schemas.openxmlformats.org/drawingml/2006/picture">
                 <pic:pic xmlns:pic="http://schemas.openxmlformats.org/drawingml/2006/picture">
                   <pic:nvPicPr>
-                    <pic:cNvPr id="1154627747" name=""/>
+                    <pic:cNvPr id="1154627747" name="Imagen 9"/>
                     <pic:cNvPicPr/>
                   </pic:nvPicPr>
                   <pic:blipFill>
-                    <a:blip r:embed="rId18" cstate="print">
+                    <a:blip r:embed="rId18">
                       <a:extLst>
-                        <a:ext uri="{28A0092B-C50C-407E-A947-70E740481C1C}">
-                          <a14:useLocalDpi xmlns:a14="http://schemas.microsoft.com/office/drawing/2010/main" val="0"/>
+                        <a:ext uri="{96DAC541-7B7A-43D3-8B79-37D633B846F1}">
+                          <asvg:svgBlip xmlns:asvg="http://schemas.microsoft.com/office/drawing/2016/SVG/main" r:embed="rId19"/>
                         </a:ext>
                       </a:extLst>
                     </a:blip>
@@ -5964,7 +6078,7 @@
                   <pic:spPr>
                     <a:xfrm>
                       <a:off x="0" y="0"/>
-                      <a:ext cx="4358056" cy="3544594"/>
+                      <a:ext cx="5710419" cy="8440810"/>
                     </a:xfrm>
                     <a:prstGeom prst="rect">
                       <a:avLst/>
@@ -6019,6 +6133,7 @@
       </w:pPr>
       <w:bookmarkStart w:id="22" w:name="_Toc210125381"/>
       <w:r>
+        <w:lastRenderedPageBreak/>
         <w:t>INTERFACES GRÁFICAS DE USUARIO</w:t>
       </w:r>
       <w:bookmarkEnd w:id="22"/>
@@ -6059,7 +6174,7 @@
                     <pic:cNvPicPr/>
                   </pic:nvPicPr>
                   <pic:blipFill>
-                    <a:blip r:embed="rId19">
+                    <a:blip r:embed="rId20">
                       <a:extLst>
                         <a:ext uri="{28A0092B-C50C-407E-A947-70E740481C1C}">
                           <a14:useLocalDpi xmlns:a14="http://schemas.microsoft.com/office/drawing/2010/main" val="0"/>
@@ -6117,7 +6232,6 @@
         <w:rPr>
           <w:noProof/>
         </w:rPr>
-        <w:lastRenderedPageBreak/>
         <w:drawing>
           <wp:inline distT="0" distB="0" distL="0" distR="0" wp14:anchorId="4499399C" wp14:editId="0647006F">
             <wp:extent cx="5276217" cy="3600000"/>
@@ -6134,7 +6248,7 @@
                     <pic:cNvPicPr/>
                   </pic:nvPicPr>
                   <pic:blipFill>
-                    <a:blip r:embed="rId20" cstate="print">
+                    <a:blip r:embed="rId21" cstate="print">
                       <a:extLst>
                         <a:ext uri="{28A0092B-C50C-407E-A947-70E740481C1C}">
                           <a14:useLocalDpi xmlns:a14="http://schemas.microsoft.com/office/drawing/2010/main" val="0"/>
@@ -6192,6 +6306,7 @@
         <w:rPr>
           <w:noProof/>
         </w:rPr>
+        <w:lastRenderedPageBreak/>
         <w:drawing>
           <wp:inline distT="0" distB="0" distL="0" distR="0" wp14:anchorId="4333422A" wp14:editId="207E113D">
             <wp:extent cx="472440" cy="670560"/>
@@ -6208,7 +6323,7 @@
                     <pic:cNvPicPr/>
                   </pic:nvPicPr>
                   <pic:blipFill>
-                    <a:blip r:embed="rId21" cstate="print">
+                    <a:blip r:embed="rId22" cstate="print">
                       <a:extLst>
                         <a:ext uri="{28A0092B-C50C-407E-A947-70E740481C1C}">
                           <a14:useLocalDpi xmlns:a14="http://schemas.microsoft.com/office/drawing/2010/main" val="0"/>
@@ -6260,7 +6375,7 @@
                     <pic:cNvPicPr/>
                   </pic:nvPicPr>
                   <pic:blipFill>
-                    <a:blip r:embed="rId21" cstate="print">
+                    <a:blip r:embed="rId22" cstate="print">
                       <a:extLst>
                         <a:ext uri="{28A0092B-C50C-407E-A947-70E740481C1C}">
                           <a14:useLocalDpi xmlns:a14="http://schemas.microsoft.com/office/drawing/2010/main" val="0"/>
@@ -6312,7 +6427,7 @@
                     <pic:cNvPicPr/>
                   </pic:nvPicPr>
                   <pic:blipFill>
-                    <a:blip r:embed="rId21" cstate="print">
+                    <a:blip r:embed="rId22" cstate="print">
                       <a:extLst>
                         <a:ext uri="{28A0092B-C50C-407E-A947-70E740481C1C}">
                           <a14:useLocalDpi xmlns:a14="http://schemas.microsoft.com/office/drawing/2010/main" val="0"/>
@@ -6372,7 +6487,6 @@
         <w:rPr>
           <w:noProof/>
         </w:rPr>
-        <w:lastRenderedPageBreak/>
         <w:drawing>
           <wp:inline distT="0" distB="0" distL="0" distR="0" wp14:anchorId="041199A3" wp14:editId="1DAEB531">
             <wp:extent cx="6439986" cy="4830992"/>
@@ -6391,7 +6505,7 @@
                     </pic:cNvPicPr>
                   </pic:nvPicPr>
                   <pic:blipFill>
-                    <a:blip r:embed="rId22">
+                    <a:blip r:embed="rId23">
                       <a:extLst>
                         <a:ext uri="{28A0092B-C50C-407E-A947-70E740481C1C}">
                           <a14:useLocalDpi xmlns:a14="http://schemas.microsoft.com/office/drawing/2010/main" val="0"/>
@@ -6433,6 +6547,7 @@
         <w:pStyle w:val="Prrafodelista"/>
       </w:pPr>
       <w:r>
+        <w:lastRenderedPageBreak/>
         <w:t xml:space="preserve">Cada pantalla de gestión dispondrá de un botón “volver” que regresará a la pantalla con el menú propio de cada rol. Además, cada pantalla con </w:t>
       </w:r>
       <w:r>
@@ -6484,7 +6599,15 @@
         </w:numPr>
       </w:pPr>
       <w:r>
-        <w:t>Pruebas Unitarias: verificación de la lógica de negocio en el backend.</w:t>
+        <w:t xml:space="preserve">Pruebas Unitarias: verificación de la lógica de negocio en el </w:t>
+      </w:r>
+      <w:proofErr w:type="spellStart"/>
+      <w:r>
+        <w:t>backend</w:t>
+      </w:r>
+      <w:proofErr w:type="spellEnd"/>
+      <w:r>
+        <w:t>.</w:t>
       </w:r>
     </w:p>
     <w:p>
@@ -6508,7 +6631,15 @@
         <w:t>n</w:t>
       </w:r>
       <w:r>
-        <w:t>: asegurar que la GUI de escritorio y la app móvil se comunican correctamente con la base de datos.</w:t>
+        <w:t xml:space="preserve">: asegurar que la GUI de escritorio y la </w:t>
+      </w:r>
+      <w:proofErr w:type="gramStart"/>
+      <w:r>
+        <w:t>app</w:t>
+      </w:r>
+      <w:proofErr w:type="gramEnd"/>
+      <w:r>
+        <w:t xml:space="preserve"> móvil se comunican correctamente con la base de datos.</w:t>
       </w:r>
     </w:p>
     <w:p>
@@ -6575,8 +6706,13 @@
           <w:numId w:val="6"/>
         </w:numPr>
       </w:pPr>
-      <w:r>
-        <w:t>Mockflow: diseño de pantallas</w:t>
+      <w:proofErr w:type="spellStart"/>
+      <w:r>
+        <w:t>Mockflow</w:t>
+      </w:r>
+      <w:proofErr w:type="spellEnd"/>
+      <w:r>
+        <w:t>: diseño de pantallas</w:t>
       </w:r>
     </w:p>
     <w:p>
@@ -6588,7 +6724,6 @@
         </w:numPr>
       </w:pPr>
       <w:r>
-        <w:lastRenderedPageBreak/>
         <w:t>Draw.io: diagramas</w:t>
       </w:r>
     </w:p>
@@ -6878,6 +7013,7 @@
       </w:pPr>
       <w:bookmarkStart w:id="50" w:name="_Toc210125395"/>
       <w:r>
+        <w:lastRenderedPageBreak/>
         <w:t>RELACIÓN CON LOS MÓDULOS DEL CICLO</w:t>
       </w:r>
       <w:bookmarkEnd w:id="50"/>
@@ -7207,7 +7343,7 @@
     <w:p/>
     <w:p/>
     <w:sectPr>
-      <w:footerReference w:type="default" r:id="rId23"/>
+      <w:footerReference w:type="default" r:id="rId24"/>
       <w:pgSz w:w="11906" w:h="16838"/>
       <w:pgMar w:top="1134" w:right="1134" w:bottom="1418" w:left="1134" w:header="709" w:footer="709" w:gutter="0"/>
       <w:pgNumType w:start="1"/>
@@ -9463,10 +9599,6 @@
 </file>
 
 <file path=customXml/item1.xml><?xml version="1.0" encoding="utf-8"?>
-<b:Sources xmlns:b="http://schemas.openxmlformats.org/officeDocument/2006/bibliography" xmlns="http://schemas.openxmlformats.org/officeDocument/2006/bibliography" SelectedStyle="\APASixthEditionOfficeOnline.xsl" StyleName="APA" Version="6"/>
-</file>
-
-<file path=customXml/item2.xml><?xml version="1.0" encoding="utf-8"?>
 <?mso-contentType ?>
 <FormTemplates xmlns="http://schemas.microsoft.com/sharepoint/v3/contenttype/forms">
   <Display>DocumentLibraryForm</Display>
@@ -9475,7 +9607,19 @@
 </FormTemplates>
 </file>
 
+<file path=customXml/item2.xml><?xml version="1.0" encoding="utf-8"?>
+<b:Sources xmlns:b="http://schemas.openxmlformats.org/officeDocument/2006/bibliography" xmlns="http://schemas.openxmlformats.org/officeDocument/2006/bibliography" SelectedStyle="\APASixthEditionOfficeOnline.xsl" StyleName="APA" Version="6"/>
+</file>
+
 <file path=customXml/item3.xml><?xml version="1.0" encoding="utf-8"?>
+<p:properties xmlns:p="http://schemas.microsoft.com/office/2006/metadata/properties" xmlns:xsi="http://www.w3.org/2001/XMLSchema-instance" xmlns:pc="http://schemas.microsoft.com/office/infopath/2007/PartnerControls">
+  <documentManagement>
+    <_activity xmlns="d07641f9-f1a5-43c1-ac16-fa53e6c318bc" xsi:nil="true"/>
+  </documentManagement>
+</p:properties>
+</file>
+
+<file path=customXml/item4.xml><?xml version="1.0" encoding="utf-8"?>
 <ct:contentTypeSchema xmlns:ct="http://schemas.microsoft.com/office/2006/metadata/contentType" xmlns:ma="http://schemas.microsoft.com/office/2006/metadata/properties/metaAttributes" ct:_="" ma:_="" ma:contentTypeName="Documento" ma:contentTypeID="0x010100089FBA7B0FAFA84E9F1E615D3FC0A129" ma:contentTypeVersion="11" ma:contentTypeDescription="Crear nuevo documento." ma:contentTypeScope="" ma:versionID="fa55cfaacbcd603bd53d850e3b8176f7">
   <xsd:schema xmlns:xsd="http://www.w3.org/2001/XMLSchema" xmlns:xs="http://www.w3.org/2001/XMLSchema" xmlns:p="http://schemas.microsoft.com/office/2006/metadata/properties" xmlns:ns3="d07641f9-f1a5-43c1-ac16-fa53e6c318bc" targetNamespace="http://schemas.microsoft.com/office/2006/metadata/properties" ma:root="true" ma:fieldsID="78f989df160fe6a5ee2e0e0b0bfde0e3" ns3:_="">
     <xsd:import namespace="d07641f9-f1a5-43c1-ac16-fa53e6c318bc"/>
@@ -9663,15 +9807,15 @@
 </ct:contentTypeSchema>
 </file>
 
-<file path=customXml/item4.xml><?xml version="1.0" encoding="utf-8"?>
-<p:properties xmlns:p="http://schemas.microsoft.com/office/2006/metadata/properties" xmlns:xsi="http://www.w3.org/2001/XMLSchema-instance" xmlns:pc="http://schemas.microsoft.com/office/infopath/2007/PartnerControls">
-  <documentManagement>
-    <_activity xmlns="d07641f9-f1a5-43c1-ac16-fa53e6c318bc" xsi:nil="true"/>
-  </documentManagement>
-</p:properties>
+<file path=customXml/itemProps1.xml><?xml version="1.0" encoding="utf-8"?>
+<ds:datastoreItem xmlns:ds="http://schemas.openxmlformats.org/officeDocument/2006/customXml" ds:itemID="{480B8420-1B48-4D23-8D6E-64373AC5070B}">
+  <ds:schemaRefs>
+    <ds:schemaRef ds:uri="http://schemas.microsoft.com/sharepoint/v3/contenttype/forms"/>
+  </ds:schemaRefs>
+</ds:datastoreItem>
 </file>
 
-<file path=customXml/itemProps1.xml><?xml version="1.0" encoding="utf-8"?>
+<file path=customXml/itemProps2.xml><?xml version="1.0" encoding="utf-8"?>
 <ds:datastoreItem xmlns:ds="http://schemas.openxmlformats.org/officeDocument/2006/customXml" ds:itemID="{453714F8-FBC3-4DCC-8DCB-89BB58DCF76F}">
   <ds:schemaRefs>
     <ds:schemaRef ds:uri="http://schemas.openxmlformats.org/officeDocument/2006/bibliography"/>
@@ -9679,15 +9823,23 @@
 </ds:datastoreItem>
 </file>
 
-<file path=customXml/itemProps2.xml><?xml version="1.0" encoding="utf-8"?>
-<ds:datastoreItem xmlns:ds="http://schemas.openxmlformats.org/officeDocument/2006/customXml" ds:itemID="{480B8420-1B48-4D23-8D6E-64373AC5070B}">
+<file path=customXml/itemProps3.xml><?xml version="1.0" encoding="utf-8"?>
+<ds:datastoreItem xmlns:ds="http://schemas.openxmlformats.org/officeDocument/2006/customXml" ds:itemID="{7F0B1298-25D5-45B9-909D-DD837044A49E}">
   <ds:schemaRefs>
-    <ds:schemaRef ds:uri="http://schemas.microsoft.com/sharepoint/v3/contenttype/forms"/>
+    <ds:schemaRef ds:uri="http://purl.org/dc/elements/1.1/"/>
+    <ds:schemaRef ds:uri="http://schemas.microsoft.com/office/infopath/2007/PartnerControls"/>
+    <ds:schemaRef ds:uri="http://purl.org/dc/dcmitype/"/>
+    <ds:schemaRef ds:uri="http://www.w3.org/XML/1998/namespace"/>
+    <ds:schemaRef ds:uri="http://purl.org/dc/terms/"/>
+    <ds:schemaRef ds:uri="d07641f9-f1a5-43c1-ac16-fa53e6c318bc"/>
+    <ds:schemaRef ds:uri="http://schemas.microsoft.com/office/2006/documentManagement/types"/>
+    <ds:schemaRef ds:uri="http://schemas.openxmlformats.org/package/2006/metadata/core-properties"/>
+    <ds:schemaRef ds:uri="http://schemas.microsoft.com/office/2006/metadata/properties"/>
   </ds:schemaRefs>
 </ds:datastoreItem>
 </file>
 
-<file path=customXml/itemProps3.xml><?xml version="1.0" encoding="utf-8"?>
+<file path=customXml/itemProps4.xml><?xml version="1.0" encoding="utf-8"?>
 <ds:datastoreItem xmlns:ds="http://schemas.openxmlformats.org/officeDocument/2006/customXml" ds:itemID="{B3C09D93-2BDC-4563-9759-9158244E5DE7}">
   <ds:schemaRefs>
     <ds:schemaRef ds:uri="http://schemas.microsoft.com/office/2006/metadata/contentType"/>
@@ -9703,20 +9855,4 @@
     <ds:schemaRef ds:uri="http://schemas.microsoft.com/internal/obd"/>
   </ds:schemaRefs>
 </ds:datastoreItem>
-</file>
-
-<file path=customXml/itemProps4.xml><?xml version="1.0" encoding="utf-8"?>
-<ds:datastoreItem xmlns:ds="http://schemas.openxmlformats.org/officeDocument/2006/customXml" ds:itemID="{7F0B1298-25D5-45B9-909D-DD837044A49E}">
-  <ds:schemaRefs>
-    <ds:schemaRef ds:uri="http://purl.org/dc/elements/1.1/"/>
-    <ds:schemaRef ds:uri="http://schemas.microsoft.com/office/infopath/2007/PartnerControls"/>
-    <ds:schemaRef ds:uri="http://purl.org/dc/dcmitype/"/>
-    <ds:schemaRef ds:uri="http://www.w3.org/XML/1998/namespace"/>
-    <ds:schemaRef ds:uri="http://purl.org/dc/terms/"/>
-    <ds:schemaRef ds:uri="d07641f9-f1a5-43c1-ac16-fa53e6c318bc"/>
-    <ds:schemaRef ds:uri="http://schemas.microsoft.com/office/2006/documentManagement/types"/>
-    <ds:schemaRef ds:uri="http://schemas.openxmlformats.org/package/2006/metadata/core-properties"/>
-    <ds:schemaRef ds:uri="http://schemas.microsoft.com/office/2006/metadata/properties"/>
-  </ds:schemaRefs>
-</ds:datastoreItem>
 </file>
--- a/docs/provisional_DocumentacionProyecto_2VIFC302.docx
+++ b/docs/provisional_DocumentacionProyecto_2VIFC302.docx
@@ -1286,7 +1286,7 @@
           <w:lang w:eastAsia="es-VE"/>
         </w:rPr>
         <w:drawing>
-          <wp:inline distT="0" distB="0" distL="0" distR="0" wp14:anchorId="1183C0B2" wp14:editId="16767DB8">
+          <wp:inline distT="0" distB="0" distL="0" distR="0" wp14:anchorId="1183C0B2" wp14:editId="6144F8AB">
             <wp:extent cx="7556500" cy="10599420"/>
             <wp:effectExtent l="0" t="0" r="6350" b="0"/>
             <wp:docPr id="2" name="Imagen 2" descr="D:\servicios forobeta posts\diseño grafico\CLIENTES\Feelmusic - 05.11.18\archivos\11\11.jpg"/>
@@ -1432,7 +1432,7 @@
             </w:rPr>
             <w:fldChar w:fldCharType="separate"/>
           </w:r>
-          <w:hyperlink w:anchor="_Toc210125366" w:history="1">
+          <w:hyperlink w:anchor="_Toc221908739" w:history="1">
             <w:r>
               <w:rPr>
                 <w:rStyle w:val="Hipervnculo"/>
@@ -1459,7 +1459,7 @@
                 <w:noProof/>
                 <w:webHidden/>
               </w:rPr>
-              <w:instrText xml:space="preserve"> PAGEREF _Toc210125366 \h </w:instrText>
+              <w:instrText xml:space="preserve"> PAGEREF _Toc221908739 \h </w:instrText>
             </w:r>
             <w:r>
               <w:rPr>
@@ -1505,7 +1505,7 @@
               <w:lang w:eastAsia="es-ES"/>
             </w:rPr>
           </w:pPr>
-          <w:hyperlink w:anchor="_Toc210125367" w:history="1">
+          <w:hyperlink w:anchor="_Toc221908740" w:history="1">
             <w:r>
               <w:rPr>
                 <w:rStyle w:val="Hipervnculo"/>
@@ -1549,7 +1549,7 @@
                 <w:noProof/>
                 <w:webHidden/>
               </w:rPr>
-              <w:instrText xml:space="preserve"> PAGEREF _Toc210125367 \h </w:instrText>
+              <w:instrText xml:space="preserve"> PAGEREF _Toc221908740 \h </w:instrText>
             </w:r>
             <w:r>
               <w:rPr>
@@ -1587,7 +1587,6 @@
               <w:tab w:val="left" w:pos="960"/>
               <w:tab w:val="right" w:leader="dot" w:pos="9628"/>
             </w:tabs>
-            <w:ind w:firstLine="206"/>
             <w:rPr>
               <w:rFonts w:eastAsiaTheme="minorEastAsia"/>
               <w:noProof/>
@@ -1596,7 +1595,7 @@
               <w:lang w:eastAsia="es-ES"/>
             </w:rPr>
           </w:pPr>
-          <w:hyperlink w:anchor="_Toc210125368" w:history="1">
+          <w:hyperlink w:anchor="_Toc221908741" w:history="1">
             <w:r>
               <w:rPr>
                 <w:rStyle w:val="Hipervnculo"/>
@@ -1640,7 +1639,7 @@
                 <w:noProof/>
                 <w:webHidden/>
               </w:rPr>
-              <w:instrText xml:space="preserve"> PAGEREF _Toc210125368 \h </w:instrText>
+              <w:instrText xml:space="preserve"> PAGEREF _Toc221908741 \h </w:instrText>
             </w:r>
             <w:r>
               <w:rPr>
@@ -1678,7 +1677,6 @@
               <w:tab w:val="left" w:pos="960"/>
               <w:tab w:val="right" w:leader="dot" w:pos="9628"/>
             </w:tabs>
-            <w:ind w:firstLine="206"/>
             <w:rPr>
               <w:rFonts w:eastAsiaTheme="minorEastAsia"/>
               <w:noProof/>
@@ -1687,7 +1685,7 @@
               <w:lang w:eastAsia="es-ES"/>
             </w:rPr>
           </w:pPr>
-          <w:hyperlink w:anchor="_Toc210125369" w:history="1">
+          <w:hyperlink w:anchor="_Toc221908742" w:history="1">
             <w:r>
               <w:rPr>
                 <w:rStyle w:val="Hipervnculo"/>
@@ -1731,7 +1729,7 @@
                 <w:noProof/>
                 <w:webHidden/>
               </w:rPr>
-              <w:instrText xml:space="preserve"> PAGEREF _Toc210125369 \h </w:instrText>
+              <w:instrText xml:space="preserve"> PAGEREF _Toc221908742 \h </w:instrText>
             </w:r>
             <w:r>
               <w:rPr>
@@ -1777,7 +1775,7 @@
               <w:lang w:eastAsia="es-ES"/>
             </w:rPr>
           </w:pPr>
-          <w:hyperlink w:anchor="_Toc210125370" w:history="1">
+          <w:hyperlink w:anchor="_Toc221908743" w:history="1">
             <w:r>
               <w:rPr>
                 <w:rStyle w:val="Hipervnculo"/>
@@ -1821,7 +1819,7 @@
                 <w:noProof/>
                 <w:webHidden/>
               </w:rPr>
-              <w:instrText xml:space="preserve"> PAGEREF _Toc210125370 \h </w:instrText>
+              <w:instrText xml:space="preserve"> PAGEREF _Toc221908743 \h </w:instrText>
             </w:r>
             <w:r>
               <w:rPr>
@@ -1859,13 +1857,15 @@
               <w:tab w:val="left" w:pos="960"/>
               <w:tab w:val="right" w:leader="dot" w:pos="9628"/>
             </w:tabs>
-            <w:ind w:firstLine="206"/>
             <w:rPr>
-              <w:rStyle w:val="Hipervnculo"/>
+              <w:rFonts w:eastAsiaTheme="minorEastAsia"/>
               <w:noProof/>
+              <w:sz w:val="24"/>
+              <w:szCs w:val="24"/>
+              <w:lang w:eastAsia="es-ES"/>
             </w:rPr>
           </w:pPr>
-          <w:hyperlink w:anchor="_Toc210125372" w:history="1">
+          <w:hyperlink w:anchor="_Toc221908745" w:history="1">
             <w:r>
               <w:rPr>
                 <w:rStyle w:val="Hipervnculo"/>
@@ -1875,29 +1875,30 @@
             </w:r>
             <w:r>
               <w:rPr>
+                <w:rFonts w:eastAsiaTheme="minorEastAsia"/>
+                <w:noProof/>
+                <w:sz w:val="24"/>
+                <w:szCs w:val="24"/>
+                <w:lang w:eastAsia="es-ES"/>
+              </w:rPr>
+              <w:tab/>
+            </w:r>
+            <w:r>
+              <w:rPr>
                 <w:rStyle w:val="Hipervnculo"/>
                 <w:noProof/>
               </w:rPr>
+              <w:t>REQUISITOS FUNCIONALES</w:t>
+            </w:r>
+            <w:r>
+              <w:rPr>
+                <w:noProof/>
+                <w:webHidden/>
+              </w:rPr>
               <w:tab/>
             </w:r>
             <w:r>
               <w:rPr>
-                <w:rStyle w:val="Hipervnculo"/>
-                <w:noProof/>
-              </w:rPr>
-              <w:t>REQUISITOS FUNCIONALES</w:t>
-            </w:r>
-            <w:r>
-              <w:rPr>
-                <w:rStyle w:val="Hipervnculo"/>
-                <w:noProof/>
-                <w:webHidden/>
-              </w:rPr>
-              <w:tab/>
-            </w:r>
-            <w:r>
-              <w:rPr>
-                <w:rStyle w:val="Hipervnculo"/>
                 <w:noProof/>
                 <w:webHidden/>
               </w:rPr>
@@ -1905,22 +1906,19 @@
             </w:r>
             <w:r>
               <w:rPr>
-                <w:rStyle w:val="Hipervnculo"/>
-                <w:noProof/>
-                <w:webHidden/>
-              </w:rPr>
-              <w:instrText xml:space="preserve"> PAGEREF _Toc210125372 \h </w:instrText>
-            </w:r>
-            <w:r>
-              <w:rPr>
-                <w:rStyle w:val="Hipervnculo"/>
-                <w:noProof/>
-                <w:webHidden/>
-              </w:rPr>
-            </w:r>
-            <w:r>
-              <w:rPr>
-                <w:rStyle w:val="Hipervnculo"/>
+                <w:noProof/>
+                <w:webHidden/>
+              </w:rPr>
+              <w:instrText xml:space="preserve"> PAGEREF _Toc221908745 \h </w:instrText>
+            </w:r>
+            <w:r>
+              <w:rPr>
+                <w:noProof/>
+                <w:webHidden/>
+              </w:rPr>
+            </w:r>
+            <w:r>
+              <w:rPr>
                 <w:noProof/>
                 <w:webHidden/>
               </w:rPr>
@@ -1928,15 +1926,13 @@
             </w:r>
             <w:r>
               <w:rPr>
-                <w:rStyle w:val="Hipervnculo"/>
-                <w:noProof/>
-                <w:webHidden/>
-              </w:rPr>
-              <w:t>3</w:t>
-            </w:r>
-            <w:r>
-              <w:rPr>
-                <w:rStyle w:val="Hipervnculo"/>
+                <w:noProof/>
+                <w:webHidden/>
+              </w:rPr>
+              <w:t>4</w:t>
+            </w:r>
+            <w:r>
+              <w:rPr>
                 <w:noProof/>
                 <w:webHidden/>
               </w:rPr>
@@ -1951,13 +1947,15 @@
               <w:tab w:val="left" w:pos="960"/>
               <w:tab w:val="right" w:leader="dot" w:pos="9628"/>
             </w:tabs>
-            <w:ind w:firstLine="206"/>
             <w:rPr>
-              <w:rStyle w:val="Hipervnculo"/>
+              <w:rFonts w:eastAsiaTheme="minorEastAsia"/>
               <w:noProof/>
+              <w:sz w:val="24"/>
+              <w:szCs w:val="24"/>
+              <w:lang w:eastAsia="es-ES"/>
             </w:rPr>
           </w:pPr>
-          <w:hyperlink w:anchor="_Toc210125373" w:history="1">
+          <w:hyperlink w:anchor="_Toc221908746" w:history="1">
             <w:r>
               <w:rPr>
                 <w:rStyle w:val="Hipervnculo"/>
@@ -1967,29 +1965,30 @@
             </w:r>
             <w:r>
               <w:rPr>
+                <w:rFonts w:eastAsiaTheme="minorEastAsia"/>
+                <w:noProof/>
+                <w:sz w:val="24"/>
+                <w:szCs w:val="24"/>
+                <w:lang w:eastAsia="es-ES"/>
+              </w:rPr>
+              <w:tab/>
+            </w:r>
+            <w:r>
+              <w:rPr>
                 <w:rStyle w:val="Hipervnculo"/>
                 <w:noProof/>
               </w:rPr>
+              <w:t>REQUISITOS NO FUNCIONALES</w:t>
+            </w:r>
+            <w:r>
+              <w:rPr>
+                <w:noProof/>
+                <w:webHidden/>
+              </w:rPr>
               <w:tab/>
             </w:r>
             <w:r>
               <w:rPr>
-                <w:rStyle w:val="Hipervnculo"/>
-                <w:noProof/>
-              </w:rPr>
-              <w:t>REQUISITOS NO FUNCIONALES</w:t>
-            </w:r>
-            <w:r>
-              <w:rPr>
-                <w:rStyle w:val="Hipervnculo"/>
-                <w:noProof/>
-                <w:webHidden/>
-              </w:rPr>
-              <w:tab/>
-            </w:r>
-            <w:r>
-              <w:rPr>
-                <w:rStyle w:val="Hipervnculo"/>
                 <w:noProof/>
                 <w:webHidden/>
               </w:rPr>
@@ -1997,22 +1996,19 @@
             </w:r>
             <w:r>
               <w:rPr>
-                <w:rStyle w:val="Hipervnculo"/>
-                <w:noProof/>
-                <w:webHidden/>
-              </w:rPr>
-              <w:instrText xml:space="preserve"> PAGEREF _Toc210125373 \h </w:instrText>
-            </w:r>
-            <w:r>
-              <w:rPr>
-                <w:rStyle w:val="Hipervnculo"/>
-                <w:noProof/>
-                <w:webHidden/>
-              </w:rPr>
-            </w:r>
-            <w:r>
-              <w:rPr>
-                <w:rStyle w:val="Hipervnculo"/>
+                <w:noProof/>
+                <w:webHidden/>
+              </w:rPr>
+              <w:instrText xml:space="preserve"> PAGEREF _Toc221908746 \h </w:instrText>
+            </w:r>
+            <w:r>
+              <w:rPr>
+                <w:noProof/>
+                <w:webHidden/>
+              </w:rPr>
+            </w:r>
+            <w:r>
+              <w:rPr>
                 <w:noProof/>
                 <w:webHidden/>
               </w:rPr>
@@ -2020,15 +2016,13 @@
             </w:r>
             <w:r>
               <w:rPr>
-                <w:rStyle w:val="Hipervnculo"/>
-                <w:noProof/>
-                <w:webHidden/>
-              </w:rPr>
-              <w:t>3</w:t>
-            </w:r>
-            <w:r>
-              <w:rPr>
-                <w:rStyle w:val="Hipervnculo"/>
+                <w:noProof/>
+                <w:webHidden/>
+              </w:rPr>
+              <w:t>4</w:t>
+            </w:r>
+            <w:r>
+              <w:rPr>
                 <w:noProof/>
                 <w:webHidden/>
               </w:rPr>
@@ -2043,13 +2037,15 @@
               <w:tab w:val="left" w:pos="960"/>
               <w:tab w:val="right" w:leader="dot" w:pos="9628"/>
             </w:tabs>
-            <w:ind w:firstLine="206"/>
             <w:rPr>
-              <w:rStyle w:val="Hipervnculo"/>
+              <w:rFonts w:eastAsiaTheme="minorEastAsia"/>
               <w:noProof/>
+              <w:sz w:val="24"/>
+              <w:szCs w:val="24"/>
+              <w:lang w:eastAsia="es-ES"/>
             </w:rPr>
           </w:pPr>
-          <w:hyperlink w:anchor="_Toc210125374" w:history="1">
+          <w:hyperlink w:anchor="_Toc221908747" w:history="1">
             <w:r>
               <w:rPr>
                 <w:rStyle w:val="Hipervnculo"/>
@@ -2059,29 +2055,30 @@
             </w:r>
             <w:r>
               <w:rPr>
+                <w:rFonts w:eastAsiaTheme="minorEastAsia"/>
+                <w:noProof/>
+                <w:sz w:val="24"/>
+                <w:szCs w:val="24"/>
+                <w:lang w:eastAsia="es-ES"/>
+              </w:rPr>
+              <w:tab/>
+            </w:r>
+            <w:r>
+              <w:rPr>
                 <w:rStyle w:val="Hipervnculo"/>
                 <w:noProof/>
               </w:rPr>
+              <w:t>CASOS DE USO</w:t>
+            </w:r>
+            <w:r>
+              <w:rPr>
+                <w:noProof/>
+                <w:webHidden/>
+              </w:rPr>
               <w:tab/>
             </w:r>
             <w:r>
               <w:rPr>
-                <w:rStyle w:val="Hipervnculo"/>
-                <w:noProof/>
-              </w:rPr>
-              <w:t>CASOS DE USO</w:t>
-            </w:r>
-            <w:r>
-              <w:rPr>
-                <w:rStyle w:val="Hipervnculo"/>
-                <w:noProof/>
-                <w:webHidden/>
-              </w:rPr>
-              <w:tab/>
-            </w:r>
-            <w:r>
-              <w:rPr>
-                <w:rStyle w:val="Hipervnculo"/>
                 <w:noProof/>
                 <w:webHidden/>
               </w:rPr>
@@ -2089,22 +2086,19 @@
             </w:r>
             <w:r>
               <w:rPr>
-                <w:rStyle w:val="Hipervnculo"/>
-                <w:noProof/>
-                <w:webHidden/>
-              </w:rPr>
-              <w:instrText xml:space="preserve"> PAGEREF _Toc210125374 \h </w:instrText>
-            </w:r>
-            <w:r>
-              <w:rPr>
-                <w:rStyle w:val="Hipervnculo"/>
-                <w:noProof/>
-                <w:webHidden/>
-              </w:rPr>
-            </w:r>
-            <w:r>
-              <w:rPr>
-                <w:rStyle w:val="Hipervnculo"/>
+                <w:noProof/>
+                <w:webHidden/>
+              </w:rPr>
+              <w:instrText xml:space="preserve"> PAGEREF _Toc221908747 \h </w:instrText>
+            </w:r>
+            <w:r>
+              <w:rPr>
+                <w:noProof/>
+                <w:webHidden/>
+              </w:rPr>
+            </w:r>
+            <w:r>
+              <w:rPr>
                 <w:noProof/>
                 <w:webHidden/>
               </w:rPr>
@@ -2112,15 +2106,13 @@
             </w:r>
             <w:r>
               <w:rPr>
-                <w:rStyle w:val="Hipervnculo"/>
-                <w:noProof/>
-                <w:webHidden/>
-              </w:rPr>
-              <w:t>3</w:t>
-            </w:r>
-            <w:r>
-              <w:rPr>
-                <w:rStyle w:val="Hipervnculo"/>
+                <w:noProof/>
+                <w:webHidden/>
+              </w:rPr>
+              <w:t>4</w:t>
+            </w:r>
+            <w:r>
+              <w:rPr>
                 <w:noProof/>
                 <w:webHidden/>
               </w:rPr>
@@ -2135,7 +2127,6 @@
               <w:tab w:val="left" w:pos="1200"/>
               <w:tab w:val="right" w:leader="dot" w:pos="9628"/>
             </w:tabs>
-            <w:ind w:firstLine="347"/>
             <w:rPr>
               <w:rFonts w:eastAsiaTheme="minorEastAsia"/>
               <w:noProof/>
@@ -2144,7 +2135,7 @@
               <w:lang w:eastAsia="es-ES"/>
             </w:rPr>
           </w:pPr>
-          <w:hyperlink w:anchor="_Toc210125375" w:history="1">
+          <w:hyperlink w:anchor="_Toc221908748" w:history="1">
             <w:r>
               <w:rPr>
                 <w:rStyle w:val="Hipervnculo"/>
@@ -2188,7 +2179,7 @@
                 <w:noProof/>
                 <w:webHidden/>
               </w:rPr>
-              <w:instrText xml:space="preserve"> PAGEREF _Toc210125375 \h </w:instrText>
+              <w:instrText xml:space="preserve"> PAGEREF _Toc221908748 \h </w:instrText>
             </w:r>
             <w:r>
               <w:rPr>
@@ -2208,7 +2199,7 @@
                 <w:noProof/>
                 <w:webHidden/>
               </w:rPr>
-              <w:t>3</w:t>
+              <w:t>5</w:t>
             </w:r>
             <w:r>
               <w:rPr>
@@ -2226,7 +2217,6 @@
               <w:tab w:val="left" w:pos="1200"/>
               <w:tab w:val="right" w:leader="dot" w:pos="9628"/>
             </w:tabs>
-            <w:ind w:firstLine="347"/>
             <w:rPr>
               <w:rFonts w:eastAsiaTheme="minorEastAsia"/>
               <w:noProof/>
@@ -2235,7 +2225,7 @@
               <w:lang w:eastAsia="es-ES"/>
             </w:rPr>
           </w:pPr>
-          <w:hyperlink w:anchor="_Toc210125376" w:history="1">
+          <w:hyperlink w:anchor="_Toc221908749" w:history="1">
             <w:r>
               <w:rPr>
                 <w:rStyle w:val="Hipervnculo"/>
@@ -2279,7 +2269,7 @@
                 <w:noProof/>
                 <w:webHidden/>
               </w:rPr>
-              <w:instrText xml:space="preserve"> PAGEREF _Toc210125376 \h </w:instrText>
+              <w:instrText xml:space="preserve"> PAGEREF _Toc221908749 \h </w:instrText>
             </w:r>
             <w:r>
               <w:rPr>
@@ -2299,7 +2289,7 @@
                 <w:noProof/>
                 <w:webHidden/>
               </w:rPr>
-              <w:t>3</w:t>
+              <w:t>5</w:t>
             </w:r>
             <w:r>
               <w:rPr>
@@ -2317,7 +2307,6 @@
               <w:tab w:val="left" w:pos="1200"/>
               <w:tab w:val="right" w:leader="dot" w:pos="9628"/>
             </w:tabs>
-            <w:ind w:firstLine="347"/>
             <w:rPr>
               <w:rFonts w:eastAsiaTheme="minorEastAsia"/>
               <w:noProof/>
@@ -2326,7 +2315,7 @@
               <w:lang w:eastAsia="es-ES"/>
             </w:rPr>
           </w:pPr>
-          <w:hyperlink w:anchor="_Toc210125377" w:history="1">
+          <w:hyperlink w:anchor="_Toc221908750" w:history="1">
             <w:r>
               <w:rPr>
                 <w:rStyle w:val="Hipervnculo"/>
@@ -2370,7 +2359,7 @@
                 <w:noProof/>
                 <w:webHidden/>
               </w:rPr>
-              <w:instrText xml:space="preserve"> PAGEREF _Toc210125377 \h </w:instrText>
+              <w:instrText xml:space="preserve"> PAGEREF _Toc221908750 \h </w:instrText>
             </w:r>
             <w:r>
               <w:rPr>
@@ -2390,7 +2379,7 @@
                 <w:noProof/>
                 <w:webHidden/>
               </w:rPr>
-              <w:t>3</w:t>
+              <w:t>5</w:t>
             </w:r>
             <w:r>
               <w:rPr>
@@ -2408,13 +2397,15 @@
               <w:tab w:val="left" w:pos="960"/>
               <w:tab w:val="right" w:leader="dot" w:pos="9628"/>
             </w:tabs>
-            <w:ind w:firstLine="206"/>
             <w:rPr>
-              <w:rStyle w:val="Hipervnculo"/>
+              <w:rFonts w:eastAsiaTheme="minorEastAsia"/>
               <w:noProof/>
+              <w:sz w:val="24"/>
+              <w:szCs w:val="24"/>
+              <w:lang w:eastAsia="es-ES"/>
             </w:rPr>
           </w:pPr>
-          <w:hyperlink w:anchor="_Toc210125378" w:history="1">
+          <w:hyperlink w:anchor="_Toc221908751" w:history="1">
             <w:r>
               <w:rPr>
                 <w:rStyle w:val="Hipervnculo"/>
@@ -2424,29 +2415,30 @@
             </w:r>
             <w:r>
               <w:rPr>
+                <w:rFonts w:eastAsiaTheme="minorEastAsia"/>
+                <w:noProof/>
+                <w:sz w:val="24"/>
+                <w:szCs w:val="24"/>
+                <w:lang w:eastAsia="es-ES"/>
+              </w:rPr>
+              <w:tab/>
+            </w:r>
+            <w:r>
+              <w:rPr>
                 <w:rStyle w:val="Hipervnculo"/>
                 <w:noProof/>
               </w:rPr>
+              <w:t>MODELOS DE DATOS</w:t>
+            </w:r>
+            <w:r>
+              <w:rPr>
+                <w:noProof/>
+                <w:webHidden/>
+              </w:rPr>
               <w:tab/>
             </w:r>
             <w:r>
               <w:rPr>
-                <w:rStyle w:val="Hipervnculo"/>
-                <w:noProof/>
-              </w:rPr>
-              <w:t>MODELOS DE DATOS</w:t>
-            </w:r>
-            <w:r>
-              <w:rPr>
-                <w:rStyle w:val="Hipervnculo"/>
-                <w:noProof/>
-                <w:webHidden/>
-              </w:rPr>
-              <w:tab/>
-            </w:r>
-            <w:r>
-              <w:rPr>
-                <w:rStyle w:val="Hipervnculo"/>
                 <w:noProof/>
                 <w:webHidden/>
               </w:rPr>
@@ -2454,22 +2446,19 @@
             </w:r>
             <w:r>
               <w:rPr>
-                <w:rStyle w:val="Hipervnculo"/>
-                <w:noProof/>
-                <w:webHidden/>
-              </w:rPr>
-              <w:instrText xml:space="preserve"> PAGEREF _Toc210125378 \h </w:instrText>
-            </w:r>
-            <w:r>
-              <w:rPr>
-                <w:rStyle w:val="Hipervnculo"/>
-                <w:noProof/>
-                <w:webHidden/>
-              </w:rPr>
-            </w:r>
-            <w:r>
-              <w:rPr>
-                <w:rStyle w:val="Hipervnculo"/>
+                <w:noProof/>
+                <w:webHidden/>
+              </w:rPr>
+              <w:instrText xml:space="preserve"> PAGEREF _Toc221908751 \h </w:instrText>
+            </w:r>
+            <w:r>
+              <w:rPr>
+                <w:noProof/>
+                <w:webHidden/>
+              </w:rPr>
+            </w:r>
+            <w:r>
+              <w:rPr>
                 <w:noProof/>
                 <w:webHidden/>
               </w:rPr>
@@ -2477,15 +2466,13 @@
             </w:r>
             <w:r>
               <w:rPr>
-                <w:rStyle w:val="Hipervnculo"/>
-                <w:noProof/>
-                <w:webHidden/>
-              </w:rPr>
-              <w:t>3</w:t>
-            </w:r>
-            <w:r>
-              <w:rPr>
-                <w:rStyle w:val="Hipervnculo"/>
+                <w:noProof/>
+                <w:webHidden/>
+              </w:rPr>
+              <w:t>6</w:t>
+            </w:r>
+            <w:r>
+              <w:rPr>
                 <w:noProof/>
                 <w:webHidden/>
               </w:rPr>
@@ -2500,13 +2487,15 @@
               <w:tab w:val="left" w:pos="1200"/>
               <w:tab w:val="right" w:leader="dot" w:pos="9628"/>
             </w:tabs>
-            <w:ind w:firstLine="347"/>
             <w:rPr>
-              <w:rStyle w:val="Hipervnculo"/>
+              <w:rFonts w:eastAsiaTheme="minorEastAsia"/>
               <w:noProof/>
+              <w:sz w:val="24"/>
+              <w:szCs w:val="24"/>
+              <w:lang w:eastAsia="es-ES"/>
             </w:rPr>
           </w:pPr>
-          <w:hyperlink w:anchor="_Toc210125379" w:history="1">
+          <w:hyperlink w:anchor="_Toc221908752" w:history="1">
             <w:r>
               <w:rPr>
                 <w:rStyle w:val="Hipervnculo"/>
@@ -2516,29 +2505,30 @@
             </w:r>
             <w:r>
               <w:rPr>
+                <w:rFonts w:eastAsiaTheme="minorEastAsia"/>
+                <w:noProof/>
+                <w:sz w:val="24"/>
+                <w:szCs w:val="24"/>
+                <w:lang w:eastAsia="es-ES"/>
+              </w:rPr>
+              <w:tab/>
+            </w:r>
+            <w:r>
+              <w:rPr>
                 <w:rStyle w:val="Hipervnculo"/>
                 <w:noProof/>
               </w:rPr>
+              <w:t>DIAGRAMA E/R</w:t>
+            </w:r>
+            <w:r>
+              <w:rPr>
+                <w:noProof/>
+                <w:webHidden/>
+              </w:rPr>
               <w:tab/>
             </w:r>
             <w:r>
               <w:rPr>
-                <w:rStyle w:val="Hipervnculo"/>
-                <w:noProof/>
-              </w:rPr>
-              <w:t>DIAGRAMA E/R</w:t>
-            </w:r>
-            <w:r>
-              <w:rPr>
-                <w:rStyle w:val="Hipervnculo"/>
-                <w:noProof/>
-                <w:webHidden/>
-              </w:rPr>
-              <w:tab/>
-            </w:r>
-            <w:r>
-              <w:rPr>
-                <w:rStyle w:val="Hipervnculo"/>
                 <w:noProof/>
                 <w:webHidden/>
               </w:rPr>
@@ -2546,22 +2536,19 @@
             </w:r>
             <w:r>
               <w:rPr>
-                <w:rStyle w:val="Hipervnculo"/>
-                <w:noProof/>
-                <w:webHidden/>
-              </w:rPr>
-              <w:instrText xml:space="preserve"> PAGEREF _Toc210125379 \h </w:instrText>
-            </w:r>
-            <w:r>
-              <w:rPr>
-                <w:rStyle w:val="Hipervnculo"/>
-                <w:noProof/>
-                <w:webHidden/>
-              </w:rPr>
-            </w:r>
-            <w:r>
-              <w:rPr>
-                <w:rStyle w:val="Hipervnculo"/>
+                <w:noProof/>
+                <w:webHidden/>
+              </w:rPr>
+              <w:instrText xml:space="preserve"> PAGEREF _Toc221908752 \h </w:instrText>
+            </w:r>
+            <w:r>
+              <w:rPr>
+                <w:noProof/>
+                <w:webHidden/>
+              </w:rPr>
+            </w:r>
+            <w:r>
+              <w:rPr>
                 <w:noProof/>
                 <w:webHidden/>
               </w:rPr>
@@ -2569,15 +2556,13 @@
             </w:r>
             <w:r>
               <w:rPr>
-                <w:rStyle w:val="Hipervnculo"/>
-                <w:noProof/>
-                <w:webHidden/>
-              </w:rPr>
-              <w:t>3</w:t>
-            </w:r>
-            <w:r>
-              <w:rPr>
-                <w:rStyle w:val="Hipervnculo"/>
+                <w:noProof/>
+                <w:webHidden/>
+              </w:rPr>
+              <w:t>7</w:t>
+            </w:r>
+            <w:r>
+              <w:rPr>
                 <w:noProof/>
                 <w:webHidden/>
               </w:rPr>
@@ -2592,13 +2577,15 @@
               <w:tab w:val="left" w:pos="1200"/>
               <w:tab w:val="right" w:leader="dot" w:pos="9628"/>
             </w:tabs>
-            <w:ind w:firstLine="347"/>
             <w:rPr>
-              <w:rStyle w:val="Hipervnculo"/>
+              <w:rFonts w:eastAsiaTheme="minorEastAsia"/>
               <w:noProof/>
+              <w:sz w:val="24"/>
+              <w:szCs w:val="24"/>
+              <w:lang w:eastAsia="es-ES"/>
             </w:rPr>
           </w:pPr>
-          <w:hyperlink w:anchor="_Toc210125380" w:history="1">
+          <w:hyperlink w:anchor="_Toc221908753" w:history="1">
             <w:r>
               <w:rPr>
                 <w:rStyle w:val="Hipervnculo"/>
@@ -2608,29 +2595,30 @@
             </w:r>
             <w:r>
               <w:rPr>
+                <w:rFonts w:eastAsiaTheme="minorEastAsia"/>
+                <w:noProof/>
+                <w:sz w:val="24"/>
+                <w:szCs w:val="24"/>
+                <w:lang w:eastAsia="es-ES"/>
+              </w:rPr>
+              <w:tab/>
+            </w:r>
+            <w:r>
+              <w:rPr>
                 <w:rStyle w:val="Hipervnculo"/>
                 <w:noProof/>
               </w:rPr>
+              <w:t>DIAGRAMA DE CLASES</w:t>
+            </w:r>
+            <w:r>
+              <w:rPr>
+                <w:noProof/>
+                <w:webHidden/>
+              </w:rPr>
               <w:tab/>
             </w:r>
             <w:r>
               <w:rPr>
-                <w:rStyle w:val="Hipervnculo"/>
-                <w:noProof/>
-              </w:rPr>
-              <w:t>DIAGRAMA DE CLASES</w:t>
-            </w:r>
-            <w:r>
-              <w:rPr>
-                <w:rStyle w:val="Hipervnculo"/>
-                <w:noProof/>
-                <w:webHidden/>
-              </w:rPr>
-              <w:tab/>
-            </w:r>
-            <w:r>
-              <w:rPr>
-                <w:rStyle w:val="Hipervnculo"/>
                 <w:noProof/>
                 <w:webHidden/>
               </w:rPr>
@@ -2638,22 +2626,19 @@
             </w:r>
             <w:r>
               <w:rPr>
-                <w:rStyle w:val="Hipervnculo"/>
-                <w:noProof/>
-                <w:webHidden/>
-              </w:rPr>
-              <w:instrText xml:space="preserve"> PAGEREF _Toc210125380 \h </w:instrText>
-            </w:r>
-            <w:r>
-              <w:rPr>
-                <w:rStyle w:val="Hipervnculo"/>
-                <w:noProof/>
-                <w:webHidden/>
-              </w:rPr>
-            </w:r>
-            <w:r>
-              <w:rPr>
-                <w:rStyle w:val="Hipervnculo"/>
+                <w:noProof/>
+                <w:webHidden/>
+              </w:rPr>
+              <w:instrText xml:space="preserve"> PAGEREF _Toc221908753 \h </w:instrText>
+            </w:r>
+            <w:r>
+              <w:rPr>
+                <w:noProof/>
+                <w:webHidden/>
+              </w:rPr>
+            </w:r>
+            <w:r>
+              <w:rPr>
                 <w:noProof/>
                 <w:webHidden/>
               </w:rPr>
@@ -2661,15 +2646,13 @@
             </w:r>
             <w:r>
               <w:rPr>
-                <w:rStyle w:val="Hipervnculo"/>
-                <w:noProof/>
-                <w:webHidden/>
-              </w:rPr>
-              <w:t>4</w:t>
-            </w:r>
-            <w:r>
-              <w:rPr>
-                <w:rStyle w:val="Hipervnculo"/>
+                <w:noProof/>
+                <w:webHidden/>
+              </w:rPr>
+              <w:t>8</w:t>
+            </w:r>
+            <w:r>
+              <w:rPr>
                 <w:noProof/>
                 <w:webHidden/>
               </w:rPr>
@@ -2684,13 +2667,15 @@
               <w:tab w:val="left" w:pos="960"/>
               <w:tab w:val="right" w:leader="dot" w:pos="9628"/>
             </w:tabs>
-            <w:ind w:firstLine="206"/>
             <w:rPr>
-              <w:rStyle w:val="Hipervnculo"/>
+              <w:rFonts w:eastAsiaTheme="minorEastAsia"/>
               <w:noProof/>
+              <w:sz w:val="24"/>
+              <w:szCs w:val="24"/>
+              <w:lang w:eastAsia="es-ES"/>
             </w:rPr>
           </w:pPr>
-          <w:hyperlink w:anchor="_Toc210125381" w:history="1">
+          <w:hyperlink w:anchor="_Toc221908754" w:history="1">
             <w:r>
               <w:rPr>
                 <w:rStyle w:val="Hipervnculo"/>
@@ -2700,29 +2685,30 @@
             </w:r>
             <w:r>
               <w:rPr>
+                <w:rFonts w:eastAsiaTheme="minorEastAsia"/>
+                <w:noProof/>
+                <w:sz w:val="24"/>
+                <w:szCs w:val="24"/>
+                <w:lang w:eastAsia="es-ES"/>
+              </w:rPr>
+              <w:tab/>
+            </w:r>
+            <w:r>
+              <w:rPr>
                 <w:rStyle w:val="Hipervnculo"/>
                 <w:noProof/>
               </w:rPr>
+              <w:t>INTERFACES GRÁFICAS DE USUARIO</w:t>
+            </w:r>
+            <w:r>
+              <w:rPr>
+                <w:noProof/>
+                <w:webHidden/>
+              </w:rPr>
               <w:tab/>
             </w:r>
             <w:r>
               <w:rPr>
-                <w:rStyle w:val="Hipervnculo"/>
-                <w:noProof/>
-              </w:rPr>
-              <w:t>INTERFACES GRÁFICAS DE USUARIO</w:t>
-            </w:r>
-            <w:r>
-              <w:rPr>
-                <w:rStyle w:val="Hipervnculo"/>
-                <w:noProof/>
-                <w:webHidden/>
-              </w:rPr>
-              <w:tab/>
-            </w:r>
-            <w:r>
-              <w:rPr>
-                <w:rStyle w:val="Hipervnculo"/>
                 <w:noProof/>
                 <w:webHidden/>
               </w:rPr>
@@ -2730,22 +2716,19 @@
             </w:r>
             <w:r>
               <w:rPr>
-                <w:rStyle w:val="Hipervnculo"/>
-                <w:noProof/>
-                <w:webHidden/>
-              </w:rPr>
-              <w:instrText xml:space="preserve"> PAGEREF _Toc210125381 \h </w:instrText>
-            </w:r>
-            <w:r>
-              <w:rPr>
-                <w:rStyle w:val="Hipervnculo"/>
-                <w:noProof/>
-                <w:webHidden/>
-              </w:rPr>
-            </w:r>
-            <w:r>
-              <w:rPr>
-                <w:rStyle w:val="Hipervnculo"/>
+                <w:noProof/>
+                <w:webHidden/>
+              </w:rPr>
+              <w:instrText xml:space="preserve"> PAGEREF _Toc221908754 \h </w:instrText>
+            </w:r>
+            <w:r>
+              <w:rPr>
+                <w:noProof/>
+                <w:webHidden/>
+              </w:rPr>
+            </w:r>
+            <w:r>
+              <w:rPr>
                 <w:noProof/>
                 <w:webHidden/>
               </w:rPr>
@@ -2753,15 +2736,13 @@
             </w:r>
             <w:r>
               <w:rPr>
-                <w:rStyle w:val="Hipervnculo"/>
-                <w:noProof/>
-                <w:webHidden/>
-              </w:rPr>
-              <w:t>4</w:t>
-            </w:r>
-            <w:r>
-              <w:rPr>
-                <w:rStyle w:val="Hipervnculo"/>
+                <w:noProof/>
+                <w:webHidden/>
+              </w:rPr>
+              <w:t>10</w:t>
+            </w:r>
+            <w:r>
+              <w:rPr>
                 <w:noProof/>
                 <w:webHidden/>
               </w:rPr>
@@ -2776,13 +2757,15 @@
               <w:tab w:val="left" w:pos="1200"/>
               <w:tab w:val="right" w:leader="dot" w:pos="9628"/>
             </w:tabs>
-            <w:ind w:firstLine="347"/>
             <w:rPr>
-              <w:rStyle w:val="Hipervnculo"/>
+              <w:rFonts w:eastAsiaTheme="minorEastAsia"/>
               <w:noProof/>
+              <w:sz w:val="24"/>
+              <w:szCs w:val="24"/>
+              <w:lang w:eastAsia="es-ES"/>
             </w:rPr>
           </w:pPr>
-          <w:hyperlink w:anchor="_Toc210125382" w:history="1">
+          <w:hyperlink w:anchor="_Toc221908755" w:history="1">
             <w:r>
               <w:rPr>
                 <w:rStyle w:val="Hipervnculo"/>
@@ -2792,29 +2775,30 @@
             </w:r>
             <w:r>
               <w:rPr>
+                <w:rFonts w:eastAsiaTheme="minorEastAsia"/>
+                <w:noProof/>
+                <w:sz w:val="24"/>
+                <w:szCs w:val="24"/>
+                <w:lang w:eastAsia="es-ES"/>
+              </w:rPr>
+              <w:tab/>
+            </w:r>
+            <w:r>
+              <w:rPr>
                 <w:rStyle w:val="Hipervnculo"/>
                 <w:noProof/>
               </w:rPr>
+              <w:t>MAPA DE NAVEGABILIDAD</w:t>
+            </w:r>
+            <w:r>
+              <w:rPr>
+                <w:noProof/>
+                <w:webHidden/>
+              </w:rPr>
               <w:tab/>
             </w:r>
             <w:r>
               <w:rPr>
-                <w:rStyle w:val="Hipervnculo"/>
-                <w:noProof/>
-              </w:rPr>
-              <w:t>MAPA DE NAVEGABILIDAD</w:t>
-            </w:r>
-            <w:r>
-              <w:rPr>
-                <w:rStyle w:val="Hipervnculo"/>
-                <w:noProof/>
-                <w:webHidden/>
-              </w:rPr>
-              <w:tab/>
-            </w:r>
-            <w:r>
-              <w:rPr>
-                <w:rStyle w:val="Hipervnculo"/>
                 <w:noProof/>
                 <w:webHidden/>
               </w:rPr>
@@ -2822,22 +2806,19 @@
             </w:r>
             <w:r>
               <w:rPr>
-                <w:rStyle w:val="Hipervnculo"/>
-                <w:noProof/>
-                <w:webHidden/>
-              </w:rPr>
-              <w:instrText xml:space="preserve"> PAGEREF _Toc210125382 \h </w:instrText>
-            </w:r>
-            <w:r>
-              <w:rPr>
-                <w:rStyle w:val="Hipervnculo"/>
-                <w:noProof/>
-                <w:webHidden/>
-              </w:rPr>
-            </w:r>
-            <w:r>
-              <w:rPr>
-                <w:rStyle w:val="Hipervnculo"/>
+                <w:noProof/>
+                <w:webHidden/>
+              </w:rPr>
+              <w:instrText xml:space="preserve"> PAGEREF _Toc221908755 \h </w:instrText>
+            </w:r>
+            <w:r>
+              <w:rPr>
+                <w:noProof/>
+                <w:webHidden/>
+              </w:rPr>
+            </w:r>
+            <w:r>
+              <w:rPr>
                 <w:noProof/>
                 <w:webHidden/>
               </w:rPr>
@@ -2845,15 +2826,13 @@
             </w:r>
             <w:r>
               <w:rPr>
-                <w:rStyle w:val="Hipervnculo"/>
-                <w:noProof/>
-                <w:webHidden/>
-              </w:rPr>
-              <w:t>4</w:t>
-            </w:r>
-            <w:r>
-              <w:rPr>
-                <w:rStyle w:val="Hipervnculo"/>
+                <w:noProof/>
+                <w:webHidden/>
+              </w:rPr>
+              <w:t>12</w:t>
+            </w:r>
+            <w:r>
+              <w:rPr>
                 <w:noProof/>
                 <w:webHidden/>
               </w:rPr>
@@ -2876,7 +2855,7 @@
               <w:lang w:eastAsia="es-ES"/>
             </w:rPr>
           </w:pPr>
-          <w:hyperlink w:anchor="_Toc210125383" w:history="1">
+          <w:hyperlink w:anchor="_Toc221908756" w:history="1">
             <w:r>
               <w:rPr>
                 <w:rStyle w:val="Hipervnculo"/>
@@ -2920,7 +2899,7 @@
                 <w:noProof/>
                 <w:webHidden/>
               </w:rPr>
-              <w:instrText xml:space="preserve"> PAGEREF _Toc210125383 \h </w:instrText>
+              <w:instrText xml:space="preserve"> PAGEREF _Toc221908756 \h </w:instrText>
             </w:r>
             <w:r>
               <w:rPr>
@@ -2940,7 +2919,7 @@
                 <w:noProof/>
                 <w:webHidden/>
               </w:rPr>
-              <w:t>4</w:t>
+              <w:t>13</w:t>
             </w:r>
             <w:r>
               <w:rPr>
@@ -2966,7 +2945,7 @@
               <w:lang w:eastAsia="es-ES"/>
             </w:rPr>
           </w:pPr>
-          <w:hyperlink w:anchor="_Toc210125384" w:history="1">
+          <w:hyperlink w:anchor="_Toc221908757" w:history="1">
             <w:r>
               <w:rPr>
                 <w:rStyle w:val="Hipervnculo"/>
@@ -3010,7 +2989,7 @@
                 <w:noProof/>
                 <w:webHidden/>
               </w:rPr>
-              <w:instrText xml:space="preserve"> PAGEREF _Toc210125384 \h </w:instrText>
+              <w:instrText xml:space="preserve"> PAGEREF _Toc221908757 \h </w:instrText>
             </w:r>
             <w:r>
               <w:rPr>
@@ -3030,7 +3009,7 @@
                 <w:noProof/>
                 <w:webHidden/>
               </w:rPr>
-              <w:t>4</w:t>
+              <w:t>13</w:t>
             </w:r>
             <w:r>
               <w:rPr>
@@ -3056,7 +3035,7 @@
               <w:lang w:eastAsia="es-ES"/>
             </w:rPr>
           </w:pPr>
-          <w:hyperlink w:anchor="_Toc210125385" w:history="1">
+          <w:hyperlink w:anchor="_Toc221908758" w:history="1">
             <w:r>
               <w:rPr>
                 <w:rStyle w:val="Hipervnculo"/>
@@ -3100,7 +3079,7 @@
                 <w:noProof/>
                 <w:webHidden/>
               </w:rPr>
-              <w:instrText xml:space="preserve"> PAGEREF _Toc210125385 \h </w:instrText>
+              <w:instrText xml:space="preserve"> PAGEREF _Toc221908758 \h </w:instrText>
             </w:r>
             <w:r>
               <w:rPr>
@@ -3120,7 +3099,7 @@
                 <w:noProof/>
                 <w:webHidden/>
               </w:rPr>
-              <w:t>4</w:t>
+              <w:t>14</w:t>
             </w:r>
             <w:r>
               <w:rPr>
@@ -3135,16 +3114,18 @@
           <w:pPr>
             <w:pStyle w:val="TDC2"/>
             <w:tabs>
-              <w:tab w:val="left" w:pos="1200"/>
+              <w:tab w:val="left" w:pos="960"/>
               <w:tab w:val="right" w:leader="dot" w:pos="9628"/>
             </w:tabs>
-            <w:ind w:firstLine="347"/>
             <w:rPr>
-              <w:rStyle w:val="Hipervnculo"/>
+              <w:rFonts w:eastAsiaTheme="minorEastAsia"/>
               <w:noProof/>
+              <w:sz w:val="24"/>
+              <w:szCs w:val="24"/>
+              <w:lang w:eastAsia="es-ES"/>
             </w:rPr>
           </w:pPr>
-          <w:hyperlink w:anchor="_Toc210125389" w:history="1">
+          <w:hyperlink w:anchor="_Toc221908762" w:history="1">
             <w:r>
               <w:rPr>
                 <w:rStyle w:val="Hipervnculo"/>
@@ -3154,29 +3135,30 @@
             </w:r>
             <w:r>
               <w:rPr>
+                <w:rFonts w:eastAsiaTheme="minorEastAsia"/>
+                <w:noProof/>
+                <w:sz w:val="24"/>
+                <w:szCs w:val="24"/>
+                <w:lang w:eastAsia="es-ES"/>
+              </w:rPr>
+              <w:tab/>
+            </w:r>
+            <w:r>
+              <w:rPr>
                 <w:rStyle w:val="Hipervnculo"/>
                 <w:noProof/>
               </w:rPr>
+              <w:t>DIAGRAMA DE GANTT</w:t>
+            </w:r>
+            <w:r>
+              <w:rPr>
+                <w:noProof/>
+                <w:webHidden/>
+              </w:rPr>
               <w:tab/>
             </w:r>
             <w:r>
               <w:rPr>
-                <w:rStyle w:val="Hipervnculo"/>
-                <w:noProof/>
-              </w:rPr>
-              <w:t>DIAGRAMA DE GANTT</w:t>
-            </w:r>
-            <w:r>
-              <w:rPr>
-                <w:rStyle w:val="Hipervnculo"/>
-                <w:noProof/>
-                <w:webHidden/>
-              </w:rPr>
-              <w:tab/>
-            </w:r>
-            <w:r>
-              <w:rPr>
-                <w:rStyle w:val="Hipervnculo"/>
                 <w:noProof/>
                 <w:webHidden/>
               </w:rPr>
@@ -3184,22 +3166,19 @@
             </w:r>
             <w:r>
               <w:rPr>
-                <w:rStyle w:val="Hipervnculo"/>
-                <w:noProof/>
-                <w:webHidden/>
-              </w:rPr>
-              <w:instrText xml:space="preserve"> PAGEREF _Toc210125389 \h </w:instrText>
-            </w:r>
-            <w:r>
-              <w:rPr>
-                <w:rStyle w:val="Hipervnculo"/>
-                <w:noProof/>
-                <w:webHidden/>
-              </w:rPr>
-            </w:r>
-            <w:r>
-              <w:rPr>
-                <w:rStyle w:val="Hipervnculo"/>
+                <w:noProof/>
+                <w:webHidden/>
+              </w:rPr>
+              <w:instrText xml:space="preserve"> PAGEREF _Toc221908762 \h </w:instrText>
+            </w:r>
+            <w:r>
+              <w:rPr>
+                <w:noProof/>
+                <w:webHidden/>
+              </w:rPr>
+            </w:r>
+            <w:r>
+              <w:rPr>
                 <w:noProof/>
                 <w:webHidden/>
               </w:rPr>
@@ -3207,15 +3186,13 @@
             </w:r>
             <w:r>
               <w:rPr>
-                <w:rStyle w:val="Hipervnculo"/>
-                <w:noProof/>
-                <w:webHidden/>
-              </w:rPr>
-              <w:t>4</w:t>
-            </w:r>
-            <w:r>
-              <w:rPr>
-                <w:rStyle w:val="Hipervnculo"/>
+                <w:noProof/>
+                <w:webHidden/>
+              </w:rPr>
+              <w:t>14</w:t>
+            </w:r>
+            <w:r>
+              <w:rPr>
                 <w:noProof/>
                 <w:webHidden/>
               </w:rPr>
@@ -3227,16 +3204,18 @@
           <w:pPr>
             <w:pStyle w:val="TDC2"/>
             <w:tabs>
-              <w:tab w:val="left" w:pos="1200"/>
+              <w:tab w:val="left" w:pos="960"/>
               <w:tab w:val="right" w:leader="dot" w:pos="9628"/>
             </w:tabs>
-            <w:ind w:firstLine="347"/>
             <w:rPr>
-              <w:rStyle w:val="Hipervnculo"/>
+              <w:rFonts w:eastAsiaTheme="minorEastAsia"/>
               <w:noProof/>
+              <w:sz w:val="24"/>
+              <w:szCs w:val="24"/>
+              <w:lang w:eastAsia="es-ES"/>
             </w:rPr>
           </w:pPr>
-          <w:hyperlink w:anchor="_Toc210125390" w:history="1">
+          <w:hyperlink w:anchor="_Toc221908763" w:history="1">
             <w:r>
               <w:rPr>
                 <w:rStyle w:val="Hipervnculo"/>
@@ -3246,29 +3225,30 @@
             </w:r>
             <w:r>
               <w:rPr>
+                <w:rFonts w:eastAsiaTheme="minorEastAsia"/>
+                <w:noProof/>
+                <w:sz w:val="24"/>
+                <w:szCs w:val="24"/>
+                <w:lang w:eastAsia="es-ES"/>
+              </w:rPr>
+              <w:tab/>
+            </w:r>
+            <w:r>
+              <w:rPr>
                 <w:rStyle w:val="Hipervnculo"/>
                 <w:noProof/>
               </w:rPr>
+              <w:t>ESTIMACIONES DE COSTES</w:t>
+            </w:r>
+            <w:r>
+              <w:rPr>
+                <w:noProof/>
+                <w:webHidden/>
+              </w:rPr>
               <w:tab/>
             </w:r>
             <w:r>
               <w:rPr>
-                <w:rStyle w:val="Hipervnculo"/>
-                <w:noProof/>
-              </w:rPr>
-              <w:t>ESTIMACIONES DE COSTES</w:t>
-            </w:r>
-            <w:r>
-              <w:rPr>
-                <w:rStyle w:val="Hipervnculo"/>
-                <w:noProof/>
-                <w:webHidden/>
-              </w:rPr>
-              <w:tab/>
-            </w:r>
-            <w:r>
-              <w:rPr>
-                <w:rStyle w:val="Hipervnculo"/>
                 <w:noProof/>
                 <w:webHidden/>
               </w:rPr>
@@ -3276,22 +3256,19 @@
             </w:r>
             <w:r>
               <w:rPr>
-                <w:rStyle w:val="Hipervnculo"/>
-                <w:noProof/>
-                <w:webHidden/>
-              </w:rPr>
-              <w:instrText xml:space="preserve"> PAGEREF _Toc210125390 \h </w:instrText>
-            </w:r>
-            <w:r>
-              <w:rPr>
-                <w:rStyle w:val="Hipervnculo"/>
-                <w:noProof/>
-                <w:webHidden/>
-              </w:rPr>
-            </w:r>
-            <w:r>
-              <w:rPr>
-                <w:rStyle w:val="Hipervnculo"/>
+                <w:noProof/>
+                <w:webHidden/>
+              </w:rPr>
+              <w:instrText xml:space="preserve"> PAGEREF _Toc221908763 \h </w:instrText>
+            </w:r>
+            <w:r>
+              <w:rPr>
+                <w:noProof/>
+                <w:webHidden/>
+              </w:rPr>
+            </w:r>
+            <w:r>
+              <w:rPr>
                 <w:noProof/>
                 <w:webHidden/>
               </w:rPr>
@@ -3299,15 +3276,13 @@
             </w:r>
             <w:r>
               <w:rPr>
-                <w:rStyle w:val="Hipervnculo"/>
-                <w:noProof/>
-                <w:webHidden/>
-              </w:rPr>
-              <w:t>4</w:t>
-            </w:r>
-            <w:r>
-              <w:rPr>
-                <w:rStyle w:val="Hipervnculo"/>
+                <w:noProof/>
+                <w:webHidden/>
+              </w:rPr>
+              <w:t>14</w:t>
+            </w:r>
+            <w:r>
+              <w:rPr>
                 <w:noProof/>
                 <w:webHidden/>
               </w:rPr>
@@ -3330,7 +3305,7 @@
               <w:lang w:eastAsia="es-ES"/>
             </w:rPr>
           </w:pPr>
-          <w:hyperlink w:anchor="_Toc210125391" w:history="1">
+          <w:hyperlink w:anchor="_Toc221908764" w:history="1">
             <w:r>
               <w:rPr>
                 <w:rStyle w:val="Hipervnculo"/>
@@ -3374,7 +3349,7 @@
                 <w:noProof/>
                 <w:webHidden/>
               </w:rPr>
-              <w:instrText xml:space="preserve"> PAGEREF _Toc210125391 \h </w:instrText>
+              <w:instrText xml:space="preserve"> PAGEREF _Toc221908764 \h </w:instrText>
             </w:r>
             <w:r>
               <w:rPr>
@@ -3394,7 +3369,7 @@
                 <w:noProof/>
                 <w:webHidden/>
               </w:rPr>
-              <w:t>4</w:t>
+              <w:t>14</w:t>
             </w:r>
             <w:r>
               <w:rPr>
@@ -3409,16 +3384,18 @@
           <w:pPr>
             <w:pStyle w:val="TDC2"/>
             <w:tabs>
-              <w:tab w:val="left" w:pos="1200"/>
+              <w:tab w:val="left" w:pos="960"/>
               <w:tab w:val="right" w:leader="dot" w:pos="9628"/>
             </w:tabs>
-            <w:ind w:firstLine="347"/>
             <w:rPr>
-              <w:rStyle w:val="Hipervnculo"/>
+              <w:rFonts w:eastAsiaTheme="minorEastAsia"/>
               <w:noProof/>
+              <w:sz w:val="24"/>
+              <w:szCs w:val="24"/>
+              <w:lang w:eastAsia="es-ES"/>
             </w:rPr>
           </w:pPr>
-          <w:hyperlink w:anchor="_Toc210125393" w:history="1">
+          <w:hyperlink w:anchor="_Toc221908766" w:history="1">
             <w:r>
               <w:rPr>
                 <w:rStyle w:val="Hipervnculo"/>
@@ -3428,29 +3405,30 @@
             </w:r>
             <w:r>
               <w:rPr>
+                <w:rFonts w:eastAsiaTheme="minorEastAsia"/>
+                <w:noProof/>
+                <w:sz w:val="24"/>
+                <w:szCs w:val="24"/>
+                <w:lang w:eastAsia="es-ES"/>
+              </w:rPr>
+              <w:tab/>
+            </w:r>
+            <w:r>
+              <w:rPr>
                 <w:rStyle w:val="Hipervnculo"/>
                 <w:noProof/>
               </w:rPr>
+              <w:t>PROPUESTAS DE MEJORA Y AMPLIACIONES</w:t>
+            </w:r>
+            <w:r>
+              <w:rPr>
+                <w:noProof/>
+                <w:webHidden/>
+              </w:rPr>
               <w:tab/>
             </w:r>
             <w:r>
               <w:rPr>
-                <w:rStyle w:val="Hipervnculo"/>
-                <w:noProof/>
-              </w:rPr>
-              <w:t>PROPUESTAS DE MEJORA Y AMPLIACIONES</w:t>
-            </w:r>
-            <w:r>
-              <w:rPr>
-                <w:rStyle w:val="Hipervnculo"/>
-                <w:noProof/>
-                <w:webHidden/>
-              </w:rPr>
-              <w:tab/>
-            </w:r>
-            <w:r>
-              <w:rPr>
-                <w:rStyle w:val="Hipervnculo"/>
                 <w:noProof/>
                 <w:webHidden/>
               </w:rPr>
@@ -3458,22 +3436,19 @@
             </w:r>
             <w:r>
               <w:rPr>
-                <w:rStyle w:val="Hipervnculo"/>
-                <w:noProof/>
-                <w:webHidden/>
-              </w:rPr>
-              <w:instrText xml:space="preserve"> PAGEREF _Toc210125393 \h </w:instrText>
-            </w:r>
-            <w:r>
-              <w:rPr>
-                <w:rStyle w:val="Hipervnculo"/>
-                <w:noProof/>
-                <w:webHidden/>
-              </w:rPr>
-            </w:r>
-            <w:r>
-              <w:rPr>
-                <w:rStyle w:val="Hipervnculo"/>
+                <w:noProof/>
+                <w:webHidden/>
+              </w:rPr>
+              <w:instrText xml:space="preserve"> PAGEREF _Toc221908766 \h </w:instrText>
+            </w:r>
+            <w:r>
+              <w:rPr>
+                <w:noProof/>
+                <w:webHidden/>
+              </w:rPr>
+            </w:r>
+            <w:r>
+              <w:rPr>
                 <w:noProof/>
                 <w:webHidden/>
               </w:rPr>
@@ -3481,15 +3456,13 @@
             </w:r>
             <w:r>
               <w:rPr>
-                <w:rStyle w:val="Hipervnculo"/>
-                <w:noProof/>
-                <w:webHidden/>
-              </w:rPr>
-              <w:t>4</w:t>
-            </w:r>
-            <w:r>
-              <w:rPr>
-                <w:rStyle w:val="Hipervnculo"/>
+                <w:noProof/>
+                <w:webHidden/>
+              </w:rPr>
+              <w:t>14</w:t>
+            </w:r>
+            <w:r>
+              <w:rPr>
                 <w:noProof/>
                 <w:webHidden/>
               </w:rPr>
@@ -3501,16 +3474,18 @@
           <w:pPr>
             <w:pStyle w:val="TDC2"/>
             <w:tabs>
-              <w:tab w:val="left" w:pos="1200"/>
+              <w:tab w:val="left" w:pos="960"/>
               <w:tab w:val="right" w:leader="dot" w:pos="9628"/>
             </w:tabs>
-            <w:ind w:firstLine="347"/>
             <w:rPr>
-              <w:rStyle w:val="Hipervnculo"/>
+              <w:rFonts w:eastAsiaTheme="minorEastAsia"/>
               <w:noProof/>
+              <w:sz w:val="24"/>
+              <w:szCs w:val="24"/>
+              <w:lang w:eastAsia="es-ES"/>
             </w:rPr>
           </w:pPr>
-          <w:hyperlink w:anchor="_Toc210125394" w:history="1">
+          <w:hyperlink w:anchor="_Toc221908767" w:history="1">
             <w:r>
               <w:rPr>
                 <w:rStyle w:val="Hipervnculo"/>
@@ -3520,29 +3495,30 @@
             </w:r>
             <w:r>
               <w:rPr>
+                <w:rFonts w:eastAsiaTheme="minorEastAsia"/>
+                <w:noProof/>
+                <w:sz w:val="24"/>
+                <w:szCs w:val="24"/>
+                <w:lang w:eastAsia="es-ES"/>
+              </w:rPr>
+              <w:tab/>
+            </w:r>
+            <w:r>
+              <w:rPr>
                 <w:rStyle w:val="Hipervnculo"/>
                 <w:noProof/>
               </w:rPr>
+              <w:t>IMPACTO Y RIESGO DE LOS CAMBIOS PROPUESTOS</w:t>
+            </w:r>
+            <w:r>
+              <w:rPr>
+                <w:noProof/>
+                <w:webHidden/>
+              </w:rPr>
               <w:tab/>
             </w:r>
             <w:r>
               <w:rPr>
-                <w:rStyle w:val="Hipervnculo"/>
-                <w:noProof/>
-              </w:rPr>
-              <w:t>IMPACTO Y RIESGO DE LOS CAMBIOS PROPUESTOS</w:t>
-            </w:r>
-            <w:r>
-              <w:rPr>
-                <w:rStyle w:val="Hipervnculo"/>
-                <w:noProof/>
-                <w:webHidden/>
-              </w:rPr>
-              <w:tab/>
-            </w:r>
-            <w:r>
-              <w:rPr>
-                <w:rStyle w:val="Hipervnculo"/>
                 <w:noProof/>
                 <w:webHidden/>
               </w:rPr>
@@ -3550,22 +3526,19 @@
             </w:r>
             <w:r>
               <w:rPr>
-                <w:rStyle w:val="Hipervnculo"/>
-                <w:noProof/>
-                <w:webHidden/>
-              </w:rPr>
-              <w:instrText xml:space="preserve"> PAGEREF _Toc210125394 \h </w:instrText>
-            </w:r>
-            <w:r>
-              <w:rPr>
-                <w:rStyle w:val="Hipervnculo"/>
-                <w:noProof/>
-                <w:webHidden/>
-              </w:rPr>
-            </w:r>
-            <w:r>
-              <w:rPr>
-                <w:rStyle w:val="Hipervnculo"/>
+                <w:noProof/>
+                <w:webHidden/>
+              </w:rPr>
+              <w:instrText xml:space="preserve"> PAGEREF _Toc221908767 \h </w:instrText>
+            </w:r>
+            <w:r>
+              <w:rPr>
+                <w:noProof/>
+                <w:webHidden/>
+              </w:rPr>
+            </w:r>
+            <w:r>
+              <w:rPr>
                 <w:noProof/>
                 <w:webHidden/>
               </w:rPr>
@@ -3573,15 +3546,13 @@
             </w:r>
             <w:r>
               <w:rPr>
-                <w:rStyle w:val="Hipervnculo"/>
-                <w:noProof/>
-                <w:webHidden/>
-              </w:rPr>
-              <w:t>4</w:t>
-            </w:r>
-            <w:r>
-              <w:rPr>
-                <w:rStyle w:val="Hipervnculo"/>
+                <w:noProof/>
+                <w:webHidden/>
+              </w:rPr>
+              <w:t>14</w:t>
+            </w:r>
+            <w:r>
+              <w:rPr>
                 <w:noProof/>
                 <w:webHidden/>
               </w:rPr>
@@ -3604,7 +3575,7 @@
               <w:lang w:eastAsia="es-ES"/>
             </w:rPr>
           </w:pPr>
-          <w:hyperlink w:anchor="_Toc210125395" w:history="1">
+          <w:hyperlink w:anchor="_Toc221908768" w:history="1">
             <w:r>
               <w:rPr>
                 <w:rStyle w:val="Hipervnculo"/>
@@ -3648,7 +3619,7 @@
                 <w:noProof/>
                 <w:webHidden/>
               </w:rPr>
-              <w:instrText xml:space="preserve"> PAGEREF _Toc210125395 \h </w:instrText>
+              <w:instrText xml:space="preserve"> PAGEREF _Toc221908768 \h </w:instrText>
             </w:r>
             <w:r>
               <w:rPr>
@@ -3668,7 +3639,7 @@
                 <w:noProof/>
                 <w:webHidden/>
               </w:rPr>
-              <w:t>5</w:t>
+              <w:t>14</w:t>
             </w:r>
             <w:r>
               <w:rPr>
@@ -3694,7 +3665,7 @@
               <w:lang w:eastAsia="es-ES"/>
             </w:rPr>
           </w:pPr>
-          <w:hyperlink w:anchor="_Toc210125396" w:history="1">
+          <w:hyperlink w:anchor="_Toc221908769" w:history="1">
             <w:r>
               <w:rPr>
                 <w:rStyle w:val="Hipervnculo"/>
@@ -3738,7 +3709,7 @@
                 <w:noProof/>
                 <w:webHidden/>
               </w:rPr>
-              <w:instrText xml:space="preserve"> PAGEREF _Toc210125396 \h </w:instrText>
+              <w:instrText xml:space="preserve"> PAGEREF _Toc221908769 \h </w:instrText>
             </w:r>
             <w:r>
               <w:rPr>
@@ -3758,7 +3729,7 @@
                 <w:noProof/>
                 <w:webHidden/>
               </w:rPr>
-              <w:t>5</w:t>
+              <w:t>14</w:t>
             </w:r>
             <w:r>
               <w:rPr>
@@ -3784,7 +3755,7 @@
               <w:lang w:eastAsia="es-ES"/>
             </w:rPr>
           </w:pPr>
-          <w:hyperlink w:anchor="_Toc210125397" w:history="1">
+          <w:hyperlink w:anchor="_Toc221908770" w:history="1">
             <w:r>
               <w:rPr>
                 <w:rStyle w:val="Hipervnculo"/>
@@ -3828,7 +3799,7 @@
                 <w:noProof/>
                 <w:webHidden/>
               </w:rPr>
-              <w:instrText xml:space="preserve"> PAGEREF _Toc210125397 \h </w:instrText>
+              <w:instrText xml:space="preserve"> PAGEREF _Toc221908770 \h </w:instrText>
             </w:r>
             <w:r>
               <w:rPr>
@@ -3848,102 +3819,10 @@
                 <w:noProof/>
                 <w:webHidden/>
               </w:rPr>
-              <w:t>5</w:t>
-            </w:r>
-            <w:r>
-              <w:rPr>
-                <w:noProof/>
-                <w:webHidden/>
-              </w:rPr>
-              <w:fldChar w:fldCharType="end"/>
-            </w:r>
-          </w:hyperlink>
-        </w:p>
-        <w:p>
-          <w:pPr>
-            <w:pStyle w:val="TDC2"/>
-            <w:tabs>
-              <w:tab w:val="left" w:pos="1200"/>
-              <w:tab w:val="right" w:leader="dot" w:pos="9628"/>
-            </w:tabs>
-            <w:ind w:firstLine="347"/>
-            <w:rPr>
-              <w:rStyle w:val="Hipervnculo"/>
-              <w:noProof/>
-            </w:rPr>
-          </w:pPr>
-          <w:hyperlink w:anchor="_Toc210125401" w:history="1">
-            <w:r>
-              <w:rPr>
-                <w:rStyle w:val="Hipervnculo"/>
-                <w:noProof/>
-              </w:rPr>
-              <w:t>9.1.</w:t>
-            </w:r>
-            <w:r>
-              <w:rPr>
-                <w:rStyle w:val="Hipervnculo"/>
-                <w:noProof/>
-              </w:rPr>
-              <w:tab/>
-            </w:r>
-            <w:r>
-              <w:rPr>
-                <w:rStyle w:val="Hipervnculo"/>
-                <w:noProof/>
-              </w:rPr>
-              <w:t>INSTALACIÓN</w:t>
-            </w:r>
-            <w:r>
-              <w:rPr>
-                <w:rStyle w:val="Hipervnculo"/>
-                <w:noProof/>
-                <w:webHidden/>
-              </w:rPr>
-              <w:tab/>
-            </w:r>
-            <w:r>
-              <w:rPr>
-                <w:rStyle w:val="Hipervnculo"/>
-                <w:noProof/>
-                <w:webHidden/>
-              </w:rPr>
-              <w:fldChar w:fldCharType="begin"/>
-            </w:r>
-            <w:r>
-              <w:rPr>
-                <w:rStyle w:val="Hipervnculo"/>
-                <w:noProof/>
-                <w:webHidden/>
-              </w:rPr>
-              <w:instrText xml:space="preserve"> PAGEREF _Toc210125401 \h </w:instrText>
-            </w:r>
-            <w:r>
-              <w:rPr>
-                <w:rStyle w:val="Hipervnculo"/>
-                <w:noProof/>
-                <w:webHidden/>
-              </w:rPr>
-            </w:r>
-            <w:r>
-              <w:rPr>
-                <w:rStyle w:val="Hipervnculo"/>
-                <w:noProof/>
-                <w:webHidden/>
-              </w:rPr>
-              <w:fldChar w:fldCharType="separate"/>
-            </w:r>
-            <w:r>
-              <w:rPr>
-                <w:rStyle w:val="Hipervnculo"/>
-                <w:noProof/>
-                <w:webHidden/>
-              </w:rPr>
-              <w:t>5</w:t>
-            </w:r>
-            <w:r>
-              <w:rPr>
-                <w:rStyle w:val="Hipervnculo"/>
+              <w:t>14</w:t>
+            </w:r>
+            <w:r>
+              <w:rPr>
                 <w:noProof/>
                 <w:webHidden/>
               </w:rPr>
@@ -3966,13 +3845,13 @@
               <w:lang w:eastAsia="es-ES"/>
             </w:rPr>
           </w:pPr>
-          <w:hyperlink w:anchor="_Toc210125402" w:history="1">
+          <w:hyperlink w:anchor="_Toc221908774" w:history="1">
             <w:r>
               <w:rPr>
                 <w:rStyle w:val="Hipervnculo"/>
                 <w:noProof/>
               </w:rPr>
-              <w:t>10.</w:t>
+              <w:t>9.1.</w:t>
             </w:r>
             <w:r>
               <w:rPr>
@@ -3989,7 +3868,7 @@
                 <w:rStyle w:val="Hipervnculo"/>
                 <w:noProof/>
               </w:rPr>
-              <w:t>GUÍA DE ESTILOS Y MANUAL DE USUARIO</w:t>
+              <w:t>INSTALACIÓN</w:t>
             </w:r>
             <w:r>
               <w:rPr>
@@ -4010,7 +3889,7 @@
                 <w:noProof/>
                 <w:webHidden/>
               </w:rPr>
-              <w:instrText xml:space="preserve"> PAGEREF _Toc210125402 \h </w:instrText>
+              <w:instrText xml:space="preserve"> PAGEREF _Toc221908774 \h </w:instrText>
             </w:r>
             <w:r>
               <w:rPr>
@@ -4030,194 +3909,10 @@
                 <w:noProof/>
                 <w:webHidden/>
               </w:rPr>
-              <w:t>5</w:t>
-            </w:r>
-            <w:r>
-              <w:rPr>
-                <w:noProof/>
-                <w:webHidden/>
-              </w:rPr>
-              <w:fldChar w:fldCharType="end"/>
-            </w:r>
-          </w:hyperlink>
-        </w:p>
-        <w:p>
-          <w:pPr>
-            <w:pStyle w:val="TDC2"/>
-            <w:tabs>
-              <w:tab w:val="left" w:pos="1200"/>
-              <w:tab w:val="right" w:leader="dot" w:pos="9628"/>
-            </w:tabs>
-            <w:ind w:firstLine="347"/>
-            <w:rPr>
-              <w:rStyle w:val="Hipervnculo"/>
-              <w:noProof/>
-            </w:rPr>
-          </w:pPr>
-          <w:hyperlink w:anchor="_Toc210125404" w:history="1">
-            <w:r>
-              <w:rPr>
-                <w:rStyle w:val="Hipervnculo"/>
-                <w:noProof/>
-              </w:rPr>
-              <w:t>10.1.</w:t>
-            </w:r>
-            <w:r>
-              <w:rPr>
-                <w:rStyle w:val="Hipervnculo"/>
-                <w:noProof/>
-              </w:rPr>
-              <w:tab/>
-            </w:r>
-            <w:r>
-              <w:rPr>
-                <w:rStyle w:val="Hipervnculo"/>
-                <w:noProof/>
-              </w:rPr>
-              <w:t>GUÍA DE ESTILOS</w:t>
-            </w:r>
-            <w:r>
-              <w:rPr>
-                <w:rStyle w:val="Hipervnculo"/>
-                <w:noProof/>
-                <w:webHidden/>
-              </w:rPr>
-              <w:tab/>
-            </w:r>
-            <w:r>
-              <w:rPr>
-                <w:rStyle w:val="Hipervnculo"/>
-                <w:noProof/>
-                <w:webHidden/>
-              </w:rPr>
-              <w:fldChar w:fldCharType="begin"/>
-            </w:r>
-            <w:r>
-              <w:rPr>
-                <w:rStyle w:val="Hipervnculo"/>
-                <w:noProof/>
-                <w:webHidden/>
-              </w:rPr>
-              <w:instrText xml:space="preserve"> PAGEREF _Toc210125404 \h </w:instrText>
-            </w:r>
-            <w:r>
-              <w:rPr>
-                <w:rStyle w:val="Hipervnculo"/>
-                <w:noProof/>
-                <w:webHidden/>
-              </w:rPr>
-            </w:r>
-            <w:r>
-              <w:rPr>
-                <w:rStyle w:val="Hipervnculo"/>
-                <w:noProof/>
-                <w:webHidden/>
-              </w:rPr>
-              <w:fldChar w:fldCharType="separate"/>
-            </w:r>
-            <w:r>
-              <w:rPr>
-                <w:rStyle w:val="Hipervnculo"/>
-                <w:noProof/>
-                <w:webHidden/>
-              </w:rPr>
-              <w:t>5</w:t>
-            </w:r>
-            <w:r>
-              <w:rPr>
-                <w:rStyle w:val="Hipervnculo"/>
-                <w:noProof/>
-                <w:webHidden/>
-              </w:rPr>
-              <w:fldChar w:fldCharType="end"/>
-            </w:r>
-          </w:hyperlink>
-        </w:p>
-        <w:p>
-          <w:pPr>
-            <w:pStyle w:val="TDC2"/>
-            <w:tabs>
-              <w:tab w:val="left" w:pos="1200"/>
-              <w:tab w:val="right" w:leader="dot" w:pos="9628"/>
-            </w:tabs>
-            <w:ind w:firstLine="347"/>
-            <w:rPr>
-              <w:rStyle w:val="Hipervnculo"/>
-              <w:noProof/>
-            </w:rPr>
-          </w:pPr>
-          <w:hyperlink w:anchor="_Toc210125405" w:history="1">
-            <w:r>
-              <w:rPr>
-                <w:rStyle w:val="Hipervnculo"/>
-                <w:noProof/>
-              </w:rPr>
-              <w:t>10.2.</w:t>
-            </w:r>
-            <w:r>
-              <w:rPr>
-                <w:rStyle w:val="Hipervnculo"/>
-                <w:noProof/>
-              </w:rPr>
-              <w:tab/>
-            </w:r>
-            <w:r>
-              <w:rPr>
-                <w:rStyle w:val="Hipervnculo"/>
-                <w:noProof/>
-              </w:rPr>
-              <w:t>MANUAL DE USUARIO</w:t>
-            </w:r>
-            <w:r>
-              <w:rPr>
-                <w:rStyle w:val="Hipervnculo"/>
-                <w:noProof/>
-                <w:webHidden/>
-              </w:rPr>
-              <w:tab/>
-            </w:r>
-            <w:r>
-              <w:rPr>
-                <w:rStyle w:val="Hipervnculo"/>
-                <w:noProof/>
-                <w:webHidden/>
-              </w:rPr>
-              <w:fldChar w:fldCharType="begin"/>
-            </w:r>
-            <w:r>
-              <w:rPr>
-                <w:rStyle w:val="Hipervnculo"/>
-                <w:noProof/>
-                <w:webHidden/>
-              </w:rPr>
-              <w:instrText xml:space="preserve"> PAGEREF _Toc210125405 \h </w:instrText>
-            </w:r>
-            <w:r>
-              <w:rPr>
-                <w:rStyle w:val="Hipervnculo"/>
-                <w:noProof/>
-                <w:webHidden/>
-              </w:rPr>
-            </w:r>
-            <w:r>
-              <w:rPr>
-                <w:rStyle w:val="Hipervnculo"/>
-                <w:noProof/>
-                <w:webHidden/>
-              </w:rPr>
-              <w:fldChar w:fldCharType="separate"/>
-            </w:r>
-            <w:r>
-              <w:rPr>
-                <w:rStyle w:val="Hipervnculo"/>
-                <w:noProof/>
-                <w:webHidden/>
-              </w:rPr>
-              <w:t>5</w:t>
-            </w:r>
-            <w:r>
-              <w:rPr>
-                <w:rStyle w:val="Hipervnculo"/>
+              <w:t>14</w:t>
+            </w:r>
+            <w:r>
+              <w:rPr>
                 <w:noProof/>
                 <w:webHidden/>
               </w:rPr>
@@ -4240,13 +3935,13 @@
               <w:lang w:eastAsia="es-ES"/>
             </w:rPr>
           </w:pPr>
-          <w:hyperlink w:anchor="_Toc210125406" w:history="1">
+          <w:hyperlink w:anchor="_Toc221908775" w:history="1">
             <w:r>
               <w:rPr>
                 <w:rStyle w:val="Hipervnculo"/>
                 <w:noProof/>
               </w:rPr>
-              <w:t>11.</w:t>
+              <w:t>10.</w:t>
             </w:r>
             <w:r>
               <w:rPr>
@@ -4263,6 +3958,276 @@
                 <w:rStyle w:val="Hipervnculo"/>
                 <w:noProof/>
               </w:rPr>
+              <w:t>GUÍA DE ESTILOS Y MANUAL DE USUARIO</w:t>
+            </w:r>
+            <w:r>
+              <w:rPr>
+                <w:noProof/>
+                <w:webHidden/>
+              </w:rPr>
+              <w:tab/>
+            </w:r>
+            <w:r>
+              <w:rPr>
+                <w:noProof/>
+                <w:webHidden/>
+              </w:rPr>
+              <w:fldChar w:fldCharType="begin"/>
+            </w:r>
+            <w:r>
+              <w:rPr>
+                <w:noProof/>
+                <w:webHidden/>
+              </w:rPr>
+              <w:instrText xml:space="preserve"> PAGEREF _Toc221908775 \h </w:instrText>
+            </w:r>
+            <w:r>
+              <w:rPr>
+                <w:noProof/>
+                <w:webHidden/>
+              </w:rPr>
+            </w:r>
+            <w:r>
+              <w:rPr>
+                <w:noProof/>
+                <w:webHidden/>
+              </w:rPr>
+              <w:fldChar w:fldCharType="separate"/>
+            </w:r>
+            <w:r>
+              <w:rPr>
+                <w:noProof/>
+                <w:webHidden/>
+              </w:rPr>
+              <w:t>14</w:t>
+            </w:r>
+            <w:r>
+              <w:rPr>
+                <w:noProof/>
+                <w:webHidden/>
+              </w:rPr>
+              <w:fldChar w:fldCharType="end"/>
+            </w:r>
+          </w:hyperlink>
+        </w:p>
+        <w:p>
+          <w:pPr>
+            <w:pStyle w:val="TDC2"/>
+            <w:tabs>
+              <w:tab w:val="left" w:pos="960"/>
+              <w:tab w:val="right" w:leader="dot" w:pos="9628"/>
+            </w:tabs>
+            <w:rPr>
+              <w:rFonts w:eastAsiaTheme="minorEastAsia"/>
+              <w:noProof/>
+              <w:sz w:val="24"/>
+              <w:szCs w:val="24"/>
+              <w:lang w:eastAsia="es-ES"/>
+            </w:rPr>
+          </w:pPr>
+          <w:hyperlink w:anchor="_Toc221908777" w:history="1">
+            <w:r>
+              <w:rPr>
+                <w:rStyle w:val="Hipervnculo"/>
+                <w:noProof/>
+              </w:rPr>
+              <w:t>10.1.</w:t>
+            </w:r>
+            <w:r>
+              <w:rPr>
+                <w:rFonts w:eastAsiaTheme="minorEastAsia"/>
+                <w:noProof/>
+                <w:sz w:val="24"/>
+                <w:szCs w:val="24"/>
+                <w:lang w:eastAsia="es-ES"/>
+              </w:rPr>
+              <w:tab/>
+            </w:r>
+            <w:r>
+              <w:rPr>
+                <w:rStyle w:val="Hipervnculo"/>
+                <w:noProof/>
+              </w:rPr>
+              <w:t>GUÍA DE ESTILOS</w:t>
+            </w:r>
+            <w:r>
+              <w:rPr>
+                <w:noProof/>
+                <w:webHidden/>
+              </w:rPr>
+              <w:tab/>
+            </w:r>
+            <w:r>
+              <w:rPr>
+                <w:noProof/>
+                <w:webHidden/>
+              </w:rPr>
+              <w:fldChar w:fldCharType="begin"/>
+            </w:r>
+            <w:r>
+              <w:rPr>
+                <w:noProof/>
+                <w:webHidden/>
+              </w:rPr>
+              <w:instrText xml:space="preserve"> PAGEREF _Toc221908777 \h </w:instrText>
+            </w:r>
+            <w:r>
+              <w:rPr>
+                <w:noProof/>
+                <w:webHidden/>
+              </w:rPr>
+            </w:r>
+            <w:r>
+              <w:rPr>
+                <w:noProof/>
+                <w:webHidden/>
+              </w:rPr>
+              <w:fldChar w:fldCharType="separate"/>
+            </w:r>
+            <w:r>
+              <w:rPr>
+                <w:noProof/>
+                <w:webHidden/>
+              </w:rPr>
+              <w:t>15</w:t>
+            </w:r>
+            <w:r>
+              <w:rPr>
+                <w:noProof/>
+                <w:webHidden/>
+              </w:rPr>
+              <w:fldChar w:fldCharType="end"/>
+            </w:r>
+          </w:hyperlink>
+        </w:p>
+        <w:p>
+          <w:pPr>
+            <w:pStyle w:val="TDC2"/>
+            <w:tabs>
+              <w:tab w:val="left" w:pos="960"/>
+              <w:tab w:val="right" w:leader="dot" w:pos="9628"/>
+            </w:tabs>
+            <w:rPr>
+              <w:rFonts w:eastAsiaTheme="minorEastAsia"/>
+              <w:noProof/>
+              <w:sz w:val="24"/>
+              <w:szCs w:val="24"/>
+              <w:lang w:eastAsia="es-ES"/>
+            </w:rPr>
+          </w:pPr>
+          <w:hyperlink w:anchor="_Toc221908778" w:history="1">
+            <w:r>
+              <w:rPr>
+                <w:rStyle w:val="Hipervnculo"/>
+                <w:noProof/>
+              </w:rPr>
+              <w:t>10.2.</w:t>
+            </w:r>
+            <w:r>
+              <w:rPr>
+                <w:rFonts w:eastAsiaTheme="minorEastAsia"/>
+                <w:noProof/>
+                <w:sz w:val="24"/>
+                <w:szCs w:val="24"/>
+                <w:lang w:eastAsia="es-ES"/>
+              </w:rPr>
+              <w:tab/>
+            </w:r>
+            <w:r>
+              <w:rPr>
+                <w:rStyle w:val="Hipervnculo"/>
+                <w:noProof/>
+              </w:rPr>
+              <w:t>MANUAL DE USUARIO</w:t>
+            </w:r>
+            <w:r>
+              <w:rPr>
+                <w:noProof/>
+                <w:webHidden/>
+              </w:rPr>
+              <w:tab/>
+            </w:r>
+            <w:r>
+              <w:rPr>
+                <w:noProof/>
+                <w:webHidden/>
+              </w:rPr>
+              <w:fldChar w:fldCharType="begin"/>
+            </w:r>
+            <w:r>
+              <w:rPr>
+                <w:noProof/>
+                <w:webHidden/>
+              </w:rPr>
+              <w:instrText xml:space="preserve"> PAGEREF _Toc221908778 \h </w:instrText>
+            </w:r>
+            <w:r>
+              <w:rPr>
+                <w:noProof/>
+                <w:webHidden/>
+              </w:rPr>
+            </w:r>
+            <w:r>
+              <w:rPr>
+                <w:noProof/>
+                <w:webHidden/>
+              </w:rPr>
+              <w:fldChar w:fldCharType="separate"/>
+            </w:r>
+            <w:r>
+              <w:rPr>
+                <w:noProof/>
+                <w:webHidden/>
+              </w:rPr>
+              <w:t>15</w:t>
+            </w:r>
+            <w:r>
+              <w:rPr>
+                <w:noProof/>
+                <w:webHidden/>
+              </w:rPr>
+              <w:fldChar w:fldCharType="end"/>
+            </w:r>
+          </w:hyperlink>
+        </w:p>
+        <w:p>
+          <w:pPr>
+            <w:pStyle w:val="TDC2"/>
+            <w:tabs>
+              <w:tab w:val="left" w:pos="960"/>
+              <w:tab w:val="right" w:leader="dot" w:pos="9628"/>
+            </w:tabs>
+            <w:rPr>
+              <w:rFonts w:eastAsiaTheme="minorEastAsia"/>
+              <w:noProof/>
+              <w:sz w:val="24"/>
+              <w:szCs w:val="24"/>
+              <w:lang w:eastAsia="es-ES"/>
+            </w:rPr>
+          </w:pPr>
+          <w:hyperlink w:anchor="_Toc221908779" w:history="1">
+            <w:r>
+              <w:rPr>
+                <w:rStyle w:val="Hipervnculo"/>
+                <w:noProof/>
+              </w:rPr>
+              <w:t>11.</w:t>
+            </w:r>
+            <w:r>
+              <w:rPr>
+                <w:rFonts w:eastAsiaTheme="minorEastAsia"/>
+                <w:noProof/>
+                <w:sz w:val="24"/>
+                <w:szCs w:val="24"/>
+                <w:lang w:eastAsia="es-ES"/>
+              </w:rPr>
+              <w:tab/>
+            </w:r>
+            <w:r>
+              <w:rPr>
+                <w:rStyle w:val="Hipervnculo"/>
+                <w:noProof/>
+              </w:rPr>
               <w:t>WEBGRAFÍA Y FUENTES DE INFORMACIÓN</w:t>
             </w:r>
             <w:r>
@@ -4284,7 +4249,7 @@
                 <w:noProof/>
                 <w:webHidden/>
               </w:rPr>
-              <w:instrText xml:space="preserve"> PAGEREF _Toc210125406 \h </w:instrText>
+              <w:instrText xml:space="preserve"> PAGEREF _Toc221908779 \h </w:instrText>
             </w:r>
             <w:r>
               <w:rPr>
@@ -4304,7 +4269,7 @@
                 <w:noProof/>
                 <w:webHidden/>
               </w:rPr>
-              <w:t>5</w:t>
+              <w:t>15</w:t>
             </w:r>
             <w:r>
               <w:rPr>
@@ -4396,7 +4361,7 @@
       <w:r>
         <w:fldChar w:fldCharType="separate"/>
       </w:r>
-      <w:hyperlink w:anchor="_Toc213432234" w:history="1">
+      <w:hyperlink w:anchor="_Toc221908851" w:history="1">
         <w:r>
           <w:rPr>
             <w:rStyle w:val="Hipervnculo"/>
@@ -4423,7 +4388,7 @@
             <w:noProof/>
             <w:webHidden/>
           </w:rPr>
-          <w:instrText xml:space="preserve"> PAGEREF _Toc213432234 \h </w:instrText>
+          <w:instrText xml:space="preserve"> PAGEREF _Toc221908851 \h </w:instrText>
         </w:r>
         <w:r>
           <w:rPr>
@@ -4468,13 +4433,13 @@
           <w:lang w:eastAsia="es-ES"/>
         </w:rPr>
       </w:pPr>
-      <w:hyperlink w:anchor="_Toc213432235" w:history="1">
+      <w:hyperlink w:anchor="_Toc221908852" w:history="1">
         <w:r>
           <w:rPr>
             <w:rStyle w:val="Hipervnculo"/>
             <w:noProof/>
           </w:rPr>
-          <w:t>Figura 2. Imagen02 no disponible</w:t>
+          <w:t>Figura 2. Diagrama Entidad/Relación</w:t>
         </w:r>
         <w:r>
           <w:rPr>
@@ -4495,151 +4460,7 @@
             <w:noProof/>
             <w:webHidden/>
           </w:rPr>
-          <w:instrText xml:space="preserve"> PAGEREF _Toc213432235 \h </w:instrText>
-        </w:r>
-        <w:r>
-          <w:rPr>
-            <w:noProof/>
-            <w:webHidden/>
-          </w:rPr>
-        </w:r>
-        <w:r>
-          <w:rPr>
-            <w:noProof/>
-            <w:webHidden/>
-          </w:rPr>
-          <w:fldChar w:fldCharType="separate"/>
-        </w:r>
-        <w:r>
-          <w:rPr>
-            <w:noProof/>
-            <w:webHidden/>
-          </w:rPr>
-          <w:t>6</w:t>
-        </w:r>
-        <w:r>
-          <w:rPr>
-            <w:noProof/>
-            <w:webHidden/>
-          </w:rPr>
-          <w:fldChar w:fldCharType="end"/>
-        </w:r>
-      </w:hyperlink>
-    </w:p>
-    <w:p>
-      <w:pPr>
-        <w:pStyle w:val="Tabladeilustraciones"/>
-        <w:tabs>
-          <w:tab w:val="right" w:leader="dot" w:pos="9628"/>
-        </w:tabs>
-        <w:rPr>
-          <w:rFonts w:eastAsiaTheme="minorEastAsia"/>
-          <w:noProof/>
-          <w:sz w:val="24"/>
-          <w:szCs w:val="24"/>
-          <w:lang w:eastAsia="es-ES"/>
-        </w:rPr>
-      </w:pPr>
-      <w:hyperlink w:anchor="_Toc213432236" w:history="1">
-        <w:r>
-          <w:rPr>
-            <w:rStyle w:val="Hipervnculo"/>
-            <w:noProof/>
-          </w:rPr>
-          <w:t>Figura 3. Diagrama de clases.</w:t>
-        </w:r>
-        <w:r>
-          <w:rPr>
-            <w:noProof/>
-            <w:webHidden/>
-          </w:rPr>
-          <w:tab/>
-        </w:r>
-        <w:r>
-          <w:rPr>
-            <w:noProof/>
-            <w:webHidden/>
-          </w:rPr>
-          <w:fldChar w:fldCharType="begin"/>
-        </w:r>
-        <w:r>
-          <w:rPr>
-            <w:noProof/>
-            <w:webHidden/>
-          </w:rPr>
-          <w:instrText xml:space="preserve"> PAGEREF _Toc213432236 \h </w:instrText>
-        </w:r>
-        <w:r>
-          <w:rPr>
-            <w:noProof/>
-            <w:webHidden/>
-          </w:rPr>
-        </w:r>
-        <w:r>
-          <w:rPr>
-            <w:noProof/>
-            <w:webHidden/>
-          </w:rPr>
-          <w:fldChar w:fldCharType="separate"/>
-        </w:r>
-        <w:r>
-          <w:rPr>
-            <w:noProof/>
-            <w:webHidden/>
-          </w:rPr>
-          <w:t>6</w:t>
-        </w:r>
-        <w:r>
-          <w:rPr>
-            <w:noProof/>
-            <w:webHidden/>
-          </w:rPr>
-          <w:fldChar w:fldCharType="end"/>
-        </w:r>
-      </w:hyperlink>
-    </w:p>
-    <w:p>
-      <w:pPr>
-        <w:pStyle w:val="Tabladeilustraciones"/>
-        <w:tabs>
-          <w:tab w:val="right" w:leader="dot" w:pos="9628"/>
-        </w:tabs>
-        <w:rPr>
-          <w:rFonts w:eastAsiaTheme="minorEastAsia"/>
-          <w:noProof/>
-          <w:sz w:val="24"/>
-          <w:szCs w:val="24"/>
-          <w:lang w:eastAsia="es-ES"/>
-        </w:rPr>
-      </w:pPr>
-      <w:hyperlink w:anchor="_Toc213432237" w:history="1">
-        <w:r>
-          <w:rPr>
-            <w:rStyle w:val="Hipervnculo"/>
-            <w:noProof/>
-          </w:rPr>
-          <w:t>Figura 4. Pantalla de inicio de sesión.</w:t>
-        </w:r>
-        <w:r>
-          <w:rPr>
-            <w:noProof/>
-            <w:webHidden/>
-          </w:rPr>
-          <w:tab/>
-        </w:r>
-        <w:r>
-          <w:rPr>
-            <w:noProof/>
-            <w:webHidden/>
-          </w:rPr>
-          <w:fldChar w:fldCharType="begin"/>
-        </w:r>
-        <w:r>
-          <w:rPr>
-            <w:noProof/>
-            <w:webHidden/>
-          </w:rPr>
-          <w:instrText xml:space="preserve"> PAGEREF _Toc213432237 \h </w:instrText>
+          <w:instrText xml:space="preserve"> PAGEREF _Toc221908852 \h </w:instrText>
         </w:r>
         <w:r>
           <w:rPr>
@@ -4684,13 +4505,13 @@
           <w:lang w:eastAsia="es-ES"/>
         </w:rPr>
       </w:pPr>
-      <w:hyperlink w:anchor="_Toc213432238" w:history="1">
+      <w:hyperlink w:anchor="_Toc221908853" w:history="1">
         <w:r>
           <w:rPr>
             <w:rStyle w:val="Hipervnculo"/>
             <w:noProof/>
           </w:rPr>
-          <w:t>Figura 5. Pantalla Nueva FCT</w:t>
+          <w:t>Figura 3. Diagrama de clases.</w:t>
         </w:r>
         <w:r>
           <w:rPr>
@@ -4711,7 +4532,7 @@
             <w:noProof/>
             <w:webHidden/>
           </w:rPr>
-          <w:instrText xml:space="preserve"> PAGEREF _Toc213432238 \h </w:instrText>
+          <w:instrText xml:space="preserve"> PAGEREF _Toc221908853 \h </w:instrText>
         </w:r>
         <w:r>
           <w:rPr>
@@ -4731,7 +4552,7 @@
             <w:noProof/>
             <w:webHidden/>
           </w:rPr>
-          <w:t>7</w:t>
+          <w:t>9</w:t>
         </w:r>
         <w:r>
           <w:rPr>
@@ -4743,6 +4564,294 @@
       </w:hyperlink>
     </w:p>
     <w:p>
+      <w:pPr>
+        <w:pStyle w:val="Tabladeilustraciones"/>
+        <w:tabs>
+          <w:tab w:val="right" w:leader="dot" w:pos="9628"/>
+        </w:tabs>
+        <w:rPr>
+          <w:rFonts w:eastAsiaTheme="minorEastAsia"/>
+          <w:noProof/>
+          <w:sz w:val="24"/>
+          <w:szCs w:val="24"/>
+          <w:lang w:eastAsia="es-ES"/>
+        </w:rPr>
+      </w:pPr>
+      <w:hyperlink w:anchor="_Toc221908854" w:history="1">
+        <w:r>
+          <w:rPr>
+            <w:rStyle w:val="Hipervnculo"/>
+            <w:noProof/>
+          </w:rPr>
+          <w:t>Figura 4. Pantalla de inicio de sesión - Desktop</w:t>
+        </w:r>
+        <w:r>
+          <w:rPr>
+            <w:noProof/>
+            <w:webHidden/>
+          </w:rPr>
+          <w:tab/>
+        </w:r>
+        <w:r>
+          <w:rPr>
+            <w:noProof/>
+            <w:webHidden/>
+          </w:rPr>
+          <w:fldChar w:fldCharType="begin"/>
+        </w:r>
+        <w:r>
+          <w:rPr>
+            <w:noProof/>
+            <w:webHidden/>
+          </w:rPr>
+          <w:instrText xml:space="preserve"> PAGEREF _Toc221908854 \h </w:instrText>
+        </w:r>
+        <w:r>
+          <w:rPr>
+            <w:noProof/>
+            <w:webHidden/>
+          </w:rPr>
+        </w:r>
+        <w:r>
+          <w:rPr>
+            <w:noProof/>
+            <w:webHidden/>
+          </w:rPr>
+          <w:fldChar w:fldCharType="separate"/>
+        </w:r>
+        <w:r>
+          <w:rPr>
+            <w:noProof/>
+            <w:webHidden/>
+          </w:rPr>
+          <w:t>10</w:t>
+        </w:r>
+        <w:r>
+          <w:rPr>
+            <w:noProof/>
+            <w:webHidden/>
+          </w:rPr>
+          <w:fldChar w:fldCharType="end"/>
+        </w:r>
+      </w:hyperlink>
+    </w:p>
+    <w:p>
+      <w:pPr>
+        <w:pStyle w:val="Tabladeilustraciones"/>
+        <w:tabs>
+          <w:tab w:val="right" w:leader="dot" w:pos="9628"/>
+        </w:tabs>
+        <w:rPr>
+          <w:rFonts w:eastAsiaTheme="minorEastAsia"/>
+          <w:noProof/>
+          <w:sz w:val="24"/>
+          <w:szCs w:val="24"/>
+          <w:lang w:eastAsia="es-ES"/>
+        </w:rPr>
+      </w:pPr>
+      <w:hyperlink w:anchor="_Toc221908855" w:history="1">
+        <w:r>
+          <w:rPr>
+            <w:rStyle w:val="Hipervnculo"/>
+            <w:noProof/>
+          </w:rPr>
+          <w:t>Figura 5. Pantalla Nueva FCT - Desktop</w:t>
+        </w:r>
+        <w:r>
+          <w:rPr>
+            <w:noProof/>
+            <w:webHidden/>
+          </w:rPr>
+          <w:tab/>
+        </w:r>
+        <w:r>
+          <w:rPr>
+            <w:noProof/>
+            <w:webHidden/>
+          </w:rPr>
+          <w:fldChar w:fldCharType="begin"/>
+        </w:r>
+        <w:r>
+          <w:rPr>
+            <w:noProof/>
+            <w:webHidden/>
+          </w:rPr>
+          <w:instrText xml:space="preserve"> PAGEREF _Toc221908855 \h </w:instrText>
+        </w:r>
+        <w:r>
+          <w:rPr>
+            <w:noProof/>
+            <w:webHidden/>
+          </w:rPr>
+        </w:r>
+        <w:r>
+          <w:rPr>
+            <w:noProof/>
+            <w:webHidden/>
+          </w:rPr>
+          <w:fldChar w:fldCharType="separate"/>
+        </w:r>
+        <w:r>
+          <w:rPr>
+            <w:noProof/>
+            <w:webHidden/>
+          </w:rPr>
+          <w:t>10</w:t>
+        </w:r>
+        <w:r>
+          <w:rPr>
+            <w:noProof/>
+            <w:webHidden/>
+          </w:rPr>
+          <w:fldChar w:fldCharType="end"/>
+        </w:r>
+      </w:hyperlink>
+    </w:p>
+    <w:p>
+      <w:pPr>
+        <w:pStyle w:val="Tabladeilustraciones"/>
+        <w:tabs>
+          <w:tab w:val="right" w:leader="dot" w:pos="9628"/>
+        </w:tabs>
+        <w:rPr>
+          <w:rFonts w:eastAsiaTheme="minorEastAsia"/>
+          <w:noProof/>
+          <w:sz w:val="24"/>
+          <w:szCs w:val="24"/>
+          <w:lang w:eastAsia="es-ES"/>
+        </w:rPr>
+      </w:pPr>
+      <w:hyperlink w:anchor="_Toc221908856" w:history="1">
+        <w:r>
+          <w:rPr>
+            <w:rStyle w:val="Hipervnculo"/>
+            <w:noProof/>
+          </w:rPr>
+          <w:t>Figura 6. Pantalla inicial usuario Estudiante - Móvil</w:t>
+        </w:r>
+        <w:r>
+          <w:rPr>
+            <w:noProof/>
+            <w:webHidden/>
+          </w:rPr>
+          <w:tab/>
+        </w:r>
+        <w:r>
+          <w:rPr>
+            <w:noProof/>
+            <w:webHidden/>
+          </w:rPr>
+          <w:fldChar w:fldCharType="begin"/>
+        </w:r>
+        <w:r>
+          <w:rPr>
+            <w:noProof/>
+            <w:webHidden/>
+          </w:rPr>
+          <w:instrText xml:space="preserve"> PAGEREF _Toc221908856 \h </w:instrText>
+        </w:r>
+        <w:r>
+          <w:rPr>
+            <w:noProof/>
+            <w:webHidden/>
+          </w:rPr>
+        </w:r>
+        <w:r>
+          <w:rPr>
+            <w:noProof/>
+            <w:webHidden/>
+          </w:rPr>
+          <w:fldChar w:fldCharType="separate"/>
+        </w:r>
+        <w:r>
+          <w:rPr>
+            <w:noProof/>
+            <w:webHidden/>
+          </w:rPr>
+          <w:t>11</w:t>
+        </w:r>
+        <w:r>
+          <w:rPr>
+            <w:noProof/>
+            <w:webHidden/>
+          </w:rPr>
+          <w:fldChar w:fldCharType="end"/>
+        </w:r>
+      </w:hyperlink>
+    </w:p>
+    <w:p>
+      <w:pPr>
+        <w:pStyle w:val="Tabladeilustraciones"/>
+        <w:tabs>
+          <w:tab w:val="right" w:leader="dot" w:pos="9628"/>
+        </w:tabs>
+        <w:rPr>
+          <w:rFonts w:eastAsiaTheme="minorEastAsia"/>
+          <w:noProof/>
+          <w:sz w:val="24"/>
+          <w:szCs w:val="24"/>
+          <w:lang w:eastAsia="es-ES"/>
+        </w:rPr>
+      </w:pPr>
+      <w:hyperlink w:anchor="_Toc221908857" w:history="1">
+        <w:r>
+          <w:rPr>
+            <w:rStyle w:val="Hipervnculo"/>
+            <w:noProof/>
+          </w:rPr>
+          <w:t>Figura 7. Pantalla Añadir justificante usuario Estudiante - Móvil</w:t>
+        </w:r>
+        <w:r>
+          <w:rPr>
+            <w:noProof/>
+            <w:webHidden/>
+          </w:rPr>
+          <w:tab/>
+        </w:r>
+        <w:r>
+          <w:rPr>
+            <w:noProof/>
+            <w:webHidden/>
+          </w:rPr>
+          <w:fldChar w:fldCharType="begin"/>
+        </w:r>
+        <w:r>
+          <w:rPr>
+            <w:noProof/>
+            <w:webHidden/>
+          </w:rPr>
+          <w:instrText xml:space="preserve"> PAGEREF _Toc221908857 \h </w:instrText>
+        </w:r>
+        <w:r>
+          <w:rPr>
+            <w:noProof/>
+            <w:webHidden/>
+          </w:rPr>
+        </w:r>
+        <w:r>
+          <w:rPr>
+            <w:noProof/>
+            <w:webHidden/>
+          </w:rPr>
+          <w:fldChar w:fldCharType="separate"/>
+        </w:r>
+        <w:r>
+          <w:rPr>
+            <w:noProof/>
+            <w:webHidden/>
+          </w:rPr>
+          <w:t>12</w:t>
+        </w:r>
+        <w:r>
+          <w:rPr>
+            <w:noProof/>
+            <w:webHidden/>
+          </w:rPr>
+          <w:fldChar w:fldCharType="end"/>
+        </w:r>
+      </w:hyperlink>
+    </w:p>
+    <w:p>
       <w:r>
         <w:fldChar w:fldCharType="end"/>
       </w:r>
@@ -4765,7 +4874,7 @@
       <w:pPr>
         <w:pStyle w:val="Ttulo2"/>
       </w:pPr>
-      <w:bookmarkStart w:id="0" w:name="_Toc210125366"/>
+      <w:bookmarkStart w:id="0" w:name="_Toc221908739"/>
       <w:r>
         <w:lastRenderedPageBreak/>
         <w:t>INTRODUCCIÓN</w:t>
@@ -4804,7 +4913,7 @@
           <w:numId w:val="2"/>
         </w:numPr>
       </w:pPr>
-      <w:bookmarkStart w:id="1" w:name="_Toc210125367"/>
+      <w:bookmarkStart w:id="1" w:name="_Toc221908740"/>
       <w:r>
         <w:t>OBJETIVOS DEL PROYECTO</w:t>
       </w:r>
@@ -4826,7 +4935,7 @@
           <w:numId w:val="3"/>
         </w:numPr>
       </w:pPr>
-      <w:bookmarkStart w:id="2" w:name="_Toc210125368"/>
+      <w:bookmarkStart w:id="2" w:name="_Toc221908741"/>
       <w:r>
         <w:t>OBJETIVO GENERAL DEL PROYECTO</w:t>
       </w:r>
@@ -4846,7 +4955,7 @@
           <w:numId w:val="3"/>
         </w:numPr>
       </w:pPr>
-      <w:bookmarkStart w:id="4" w:name="_Toc210125369"/>
+      <w:bookmarkStart w:id="4" w:name="_Toc221908742"/>
       <w:bookmarkEnd w:id="3"/>
       <w:r>
         <w:t>OBJETIVOS ESPECÍFICOS</w:t>
@@ -4968,11 +5077,9 @@
       <w:r>
         <w:t xml:space="preserve">una aplicación de móvil </w:t>
       </w:r>
-      <w:proofErr w:type="spellStart"/>
-      <w:r>
-        <w:t>especifica</w:t>
-      </w:r>
-      <w:proofErr w:type="spellEnd"/>
+      <w:r>
+        <w:t>específica</w:t>
+      </w:r>
       <w:r>
         <w:t xml:space="preserve"> para el perfil Estudiante, centrada en la consulta y gestión de su propia información.</w:t>
       </w:r>
@@ -4997,7 +5104,7 @@
           <w:numId w:val="2"/>
         </w:numPr>
       </w:pPr>
-      <w:bookmarkStart w:id="5" w:name="_Toc210125370"/>
+      <w:bookmarkStart w:id="5" w:name="_Toc221908743"/>
       <w:r>
         <w:t>ANÁLISIS Y DISEÑO</w:t>
       </w:r>
@@ -5038,10 +5145,14 @@
       <w:bookmarkStart w:id="7" w:name="_Toc210123282"/>
       <w:bookmarkStart w:id="8" w:name="_Toc210124613"/>
       <w:bookmarkStart w:id="9" w:name="_Toc210125371"/>
+      <w:bookmarkStart w:id="10" w:name="_Toc221907947"/>
+      <w:bookmarkStart w:id="11" w:name="_Toc221908744"/>
       <w:bookmarkEnd w:id="6"/>
       <w:bookmarkEnd w:id="7"/>
       <w:bookmarkEnd w:id="8"/>
       <w:bookmarkEnd w:id="9"/>
+      <w:bookmarkEnd w:id="10"/>
+      <w:bookmarkEnd w:id="11"/>
     </w:p>
     <w:p>
       <w:pPr>
@@ -5051,11 +5162,11 @@
           <w:numId w:val="3"/>
         </w:numPr>
       </w:pPr>
-      <w:bookmarkStart w:id="10" w:name="_Toc210125372"/>
+      <w:bookmarkStart w:id="12" w:name="_Toc221908745"/>
       <w:r>
         <w:t>REQUISITOS FUNCIONALES</w:t>
       </w:r>
-      <w:bookmarkEnd w:id="10"/>
+      <w:bookmarkEnd w:id="12"/>
     </w:p>
     <w:p>
       <w:pPr>
@@ -5260,11 +5371,11 @@
           <w:numId w:val="3"/>
         </w:numPr>
       </w:pPr>
-      <w:bookmarkStart w:id="11" w:name="_Toc210125373"/>
+      <w:bookmarkStart w:id="13" w:name="_Toc221908746"/>
       <w:r>
         <w:t>REQUISITOS NO FUNCIONALES</w:t>
       </w:r>
-      <w:bookmarkEnd w:id="11"/>
+      <w:bookmarkEnd w:id="13"/>
     </w:p>
     <w:p>
       <w:r>
@@ -5381,11 +5492,11 @@
           <w:numId w:val="3"/>
         </w:numPr>
       </w:pPr>
-      <w:bookmarkStart w:id="12" w:name="_Toc210125374"/>
+      <w:bookmarkStart w:id="14" w:name="_Toc221908747"/>
       <w:r>
         <w:t>CASOS DE USO</w:t>
       </w:r>
-      <w:bookmarkEnd w:id="12"/>
+      <w:bookmarkEnd w:id="14"/>
     </w:p>
     <w:p>
       <w:r>
@@ -5406,12 +5517,12 @@
           <w:numId w:val="3"/>
         </w:numPr>
       </w:pPr>
-      <w:bookmarkStart w:id="13" w:name="_Toc210125375"/>
+      <w:bookmarkStart w:id="15" w:name="_Toc221908748"/>
       <w:r>
         <w:lastRenderedPageBreak/>
         <w:t>DIAGRAMA DE CASOS DE USO</w:t>
       </w:r>
-      <w:bookmarkEnd w:id="13"/>
+      <w:bookmarkEnd w:id="15"/>
     </w:p>
     <w:p>
       <w:pPr>
@@ -5476,7 +5587,7 @@
         <w:pStyle w:val="Descripcin"/>
         <w:jc w:val="center"/>
       </w:pPr>
-      <w:bookmarkStart w:id="14" w:name="_Toc213432234"/>
+      <w:bookmarkStart w:id="16" w:name="_Toc221908851"/>
       <w:r>
         <w:t xml:space="preserve">Figura </w:t>
       </w:r>
@@ -5504,7 +5615,7 @@
       <w:r>
         <w:t>Diagrama de Casos de Uso</w:t>
       </w:r>
-      <w:bookmarkEnd w:id="14"/>
+      <w:bookmarkEnd w:id="16"/>
     </w:p>
     <w:p>
       <w:pPr>
@@ -5514,11 +5625,11 @@
           <w:numId w:val="3"/>
         </w:numPr>
       </w:pPr>
-      <w:bookmarkStart w:id="15" w:name="_Toc210125376"/>
+      <w:bookmarkStart w:id="17" w:name="_Toc221908749"/>
       <w:r>
         <w:t>DESCRIPCIÓN DE LOS ACTORES</w:t>
       </w:r>
-      <w:bookmarkEnd w:id="15"/>
+      <w:bookmarkEnd w:id="17"/>
     </w:p>
     <w:p>
       <w:pPr>
@@ -5612,11 +5723,11 @@
           <w:numId w:val="3"/>
         </w:numPr>
       </w:pPr>
-      <w:bookmarkStart w:id="16" w:name="_Toc210125377"/>
+      <w:bookmarkStart w:id="18" w:name="_Toc221908750"/>
       <w:r>
         <w:t>DESCRIPCIÓN DE LOS CASOS DE USO</w:t>
       </w:r>
-      <w:bookmarkEnd w:id="16"/>
+      <w:bookmarkEnd w:id="18"/>
     </w:p>
     <w:p>
       <w:pPr>
@@ -5891,11 +6002,11 @@
           <w:numId w:val="3"/>
         </w:numPr>
       </w:pPr>
-      <w:bookmarkStart w:id="17" w:name="_Toc210125378"/>
+      <w:bookmarkStart w:id="19" w:name="_Toc221908751"/>
       <w:r>
         <w:t>MODELOS DE DATOS</w:t>
       </w:r>
-      <w:bookmarkEnd w:id="17"/>
+      <w:bookmarkEnd w:id="19"/>
     </w:p>
     <w:p/>
     <w:p>
@@ -5930,12 +6041,12 @@
           <w:numId w:val="3"/>
         </w:numPr>
       </w:pPr>
-      <w:bookmarkStart w:id="18" w:name="_Toc210125379"/>
+      <w:bookmarkStart w:id="20" w:name="_Toc221908752"/>
       <w:r>
         <w:lastRenderedPageBreak/>
         <w:t>DIAGRAMA E/R</w:t>
       </w:r>
-      <w:bookmarkEnd w:id="18"/>
+      <w:bookmarkEnd w:id="20"/>
     </w:p>
     <w:p>
       <w:pPr>
@@ -5994,7 +6105,7 @@
         <w:pStyle w:val="Descripcin"/>
         <w:jc w:val="center"/>
       </w:pPr>
-      <w:bookmarkStart w:id="19" w:name="_Toc213432235"/>
+      <w:bookmarkStart w:id="21" w:name="_Toc221908852"/>
       <w:r>
         <w:t xml:space="preserve">Figura </w:t>
       </w:r>
@@ -6019,10 +6130,10 @@
       <w:r>
         <w:t xml:space="preserve">. </w:t>
       </w:r>
-      <w:bookmarkEnd w:id="19"/>
       <w:r>
         <w:t>Diagrama Entidad/Relación</w:t>
       </w:r>
+      <w:bookmarkEnd w:id="21"/>
     </w:p>
     <w:p>
       <w:pPr>
@@ -6032,12 +6143,12 @@
           <w:numId w:val="3"/>
         </w:numPr>
       </w:pPr>
-      <w:bookmarkStart w:id="20" w:name="_Toc210125380"/>
+      <w:bookmarkStart w:id="22" w:name="_Toc221908753"/>
       <w:r>
         <w:lastRenderedPageBreak/>
         <w:t>DIAGRAMA DE CLASES</w:t>
       </w:r>
-      <w:bookmarkEnd w:id="20"/>
+      <w:bookmarkEnd w:id="22"/>
     </w:p>
     <w:p>
       <w:pPr>
@@ -6048,11 +6159,12 @@
         <w:rPr>
           <w:noProof/>
         </w:rPr>
+        <w:lastRenderedPageBreak/>
         <w:drawing>
-          <wp:inline distT="0" distB="0" distL="0" distR="0" wp14:anchorId="2E1B7058" wp14:editId="2494AB8D">
-            <wp:extent cx="5687568" cy="8407033"/>
-            <wp:effectExtent l="0" t="0" r="8890" b="0"/>
-            <wp:docPr id="1154627747" name="Imagen 9"/>
+          <wp:inline distT="0" distB="0" distL="0" distR="0" wp14:anchorId="12EC9159" wp14:editId="42E8EFC1">
+            <wp:extent cx="5929746" cy="8764802"/>
+            <wp:effectExtent l="0" t="0" r="0" b="0"/>
+            <wp:docPr id="45274374" name="Imagen 6" descr="Interfaz de usuario gráfica, Aplicación"/>
             <wp:cNvGraphicFramePr>
               <a:graphicFrameLocks xmlns:a="http://schemas.openxmlformats.org/drawingml/2006/main" noChangeAspect="1"/>
             </wp:cNvGraphicFramePr>
@@ -6060,14 +6172,14 @@
               <a:graphicData uri="http://schemas.openxmlformats.org/drawingml/2006/picture">
                 <pic:pic xmlns:pic="http://schemas.openxmlformats.org/drawingml/2006/picture">
                   <pic:nvPicPr>
-                    <pic:cNvPr id="1154627747" name="Imagen 9"/>
+                    <pic:cNvPr id="45274374" name="Imagen 6" descr="Interfaz de usuario gráfica, Aplicación"/>
                     <pic:cNvPicPr/>
                   </pic:nvPicPr>
                   <pic:blipFill>
                     <a:blip r:embed="rId18">
                       <a:extLst>
-                        <a:ext uri="{96DAC541-7B7A-43D3-8B79-37D633B846F1}">
-                          <asvg:svgBlip xmlns:asvg="http://schemas.microsoft.com/office/drawing/2016/SVG/main" r:embed="rId19"/>
+                        <a:ext uri="{28A0092B-C50C-407E-A947-70E740481C1C}">
+                          <a14:useLocalDpi xmlns:a14="http://schemas.microsoft.com/office/drawing/2010/main" val="0"/>
                         </a:ext>
                       </a:extLst>
                     </a:blip>
@@ -6078,7 +6190,7 @@
                   <pic:spPr>
                     <a:xfrm>
                       <a:off x="0" y="0"/>
-                      <a:ext cx="5710419" cy="8440810"/>
+                      <a:ext cx="5935427" cy="8773200"/>
                     </a:xfrm>
                     <a:prstGeom prst="rect">
                       <a:avLst/>
@@ -6096,7 +6208,7 @@
         <w:pStyle w:val="Descripcin"/>
         <w:jc w:val="center"/>
       </w:pPr>
-      <w:bookmarkStart w:id="21" w:name="_Toc213432236"/>
+      <w:bookmarkStart w:id="23" w:name="_Toc221908853"/>
       <w:r>
         <w:t xml:space="preserve">Figura </w:t>
       </w:r>
@@ -6121,7 +6233,7 @@
       <w:r>
         <w:t>. Diagrama de clases.</w:t>
       </w:r>
-      <w:bookmarkEnd w:id="21"/>
+      <w:bookmarkEnd w:id="23"/>
     </w:p>
     <w:p>
       <w:pPr>
@@ -6131,12 +6243,12 @@
           <w:numId w:val="3"/>
         </w:numPr>
       </w:pPr>
-      <w:bookmarkStart w:id="22" w:name="_Toc210125381"/>
+      <w:bookmarkStart w:id="24" w:name="_Toc221908754"/>
       <w:r>
         <w:lastRenderedPageBreak/>
         <w:t>INTERFACES GRÁFICAS DE USUARIO</w:t>
       </w:r>
-      <w:bookmarkEnd w:id="22"/>
+      <w:bookmarkEnd w:id="24"/>
     </w:p>
     <w:p>
       <w:r>
@@ -6174,7 +6286,7 @@
                     <pic:cNvPicPr/>
                   </pic:nvPicPr>
                   <pic:blipFill>
-                    <a:blip r:embed="rId20">
+                    <a:blip r:embed="rId19">
                       <a:extLst>
                         <a:ext uri="{28A0092B-C50C-407E-A947-70E740481C1C}">
                           <a14:useLocalDpi xmlns:a14="http://schemas.microsoft.com/office/drawing/2010/main" val="0"/>
@@ -6206,7 +6318,7 @@
         <w:pStyle w:val="Descripcin"/>
         <w:jc w:val="center"/>
       </w:pPr>
-      <w:bookmarkStart w:id="23" w:name="_Toc213432237"/>
+      <w:bookmarkStart w:id="25" w:name="_Toc221908854"/>
       <w:r>
         <w:t xml:space="preserve">Figura </w:t>
       </w:r>
@@ -6219,9 +6331,12 @@
         </w:r>
       </w:fldSimple>
       <w:r>
-        <w:t>. Pantalla de inicio de sesión.</w:t>
-      </w:r>
-      <w:bookmarkEnd w:id="23"/>
+        <w:t>. Pantalla de inicio de sesión</w:t>
+      </w:r>
+      <w:r>
+        <w:t xml:space="preserve"> - Desktop</w:t>
+      </w:r>
+      <w:bookmarkEnd w:id="25"/>
     </w:p>
     <w:p>
       <w:pPr>
@@ -6248,7 +6363,7 @@
                     <pic:cNvPicPr/>
                   </pic:nvPicPr>
                   <pic:blipFill>
-                    <a:blip r:embed="rId21" cstate="print">
+                    <a:blip r:embed="rId20" cstate="print">
                       <a:extLst>
                         <a:ext uri="{28A0092B-C50C-407E-A947-70E740481C1C}">
                           <a14:useLocalDpi xmlns:a14="http://schemas.microsoft.com/office/drawing/2010/main" val="0"/>
@@ -6280,7 +6395,7 @@
         <w:pStyle w:val="Descripcin"/>
         <w:jc w:val="center"/>
       </w:pPr>
-      <w:bookmarkStart w:id="24" w:name="_Toc213432238"/>
+      <w:bookmarkStart w:id="26" w:name="_Toc221908855"/>
       <w:r>
         <w:t xml:space="preserve">Figura </w:t>
       </w:r>
@@ -6295,7 +6410,103 @@
       <w:r>
         <w:t>. Pantalla Nueva FCT</w:t>
       </w:r>
-      <w:bookmarkEnd w:id="24"/>
+      <w:r>
+        <w:t xml:space="preserve"> - Desktop</w:t>
+      </w:r>
+      <w:bookmarkEnd w:id="26"/>
+    </w:p>
+    <w:p/>
+    <w:p>
+      <w:r>
+        <w:lastRenderedPageBreak/>
+        <w:t>también algunas de las pantallas propuestas para el usuario Estudiante en la aplicación móvil.</w:t>
+      </w:r>
+    </w:p>
+    <w:p>
+      <w:pPr>
+        <w:keepNext/>
+        <w:jc w:val="center"/>
+        <w:rPr>
+          <w:u w:val="single"/>
+        </w:rPr>
+      </w:pPr>
+      <w:r>
+        <w:rPr>
+          <w:noProof/>
+        </w:rPr>
+        <w:drawing>
+          <wp:inline distT="0" distB="0" distL="0" distR="0" wp14:anchorId="4333422A" wp14:editId="66C1AAEE">
+            <wp:extent cx="5290723" cy="5802523"/>
+            <wp:effectExtent l="0" t="0" r="5715" b="8255"/>
+            <wp:docPr id="58759575" name="Imagen 3"/>
+            <wp:cNvGraphicFramePr>
+              <a:graphicFrameLocks xmlns:a="http://schemas.openxmlformats.org/drawingml/2006/main" noChangeAspect="1"/>
+            </wp:cNvGraphicFramePr>
+            <a:graphic xmlns:a="http://schemas.openxmlformats.org/drawingml/2006/main">
+              <a:graphicData uri="http://schemas.openxmlformats.org/drawingml/2006/picture">
+                <pic:pic xmlns:pic="http://schemas.openxmlformats.org/drawingml/2006/picture">
+                  <pic:nvPicPr>
+                    <pic:cNvPr id="58759575" name="Imagen 3"/>
+                    <pic:cNvPicPr/>
+                  </pic:nvPicPr>
+                  <pic:blipFill>
+                    <a:blip r:embed="rId21">
+                      <a:extLst>
+                        <a:ext uri="{28A0092B-C50C-407E-A947-70E740481C1C}">
+                          <a14:useLocalDpi xmlns:a14="http://schemas.microsoft.com/office/drawing/2010/main" val="0"/>
+                        </a:ext>
+                      </a:extLst>
+                    </a:blip>
+                    <a:stretch>
+                      <a:fillRect/>
+                    </a:stretch>
+                  </pic:blipFill>
+                  <pic:spPr>
+                    <a:xfrm>
+                      <a:off x="0" y="0"/>
+                      <a:ext cx="5290723" cy="5802523"/>
+                    </a:xfrm>
+                    <a:prstGeom prst="rect">
+                      <a:avLst/>
+                    </a:prstGeom>
+                  </pic:spPr>
+                </pic:pic>
+              </a:graphicData>
+            </a:graphic>
+          </wp:inline>
+        </w:drawing>
+      </w:r>
+    </w:p>
+    <w:p>
+      <w:pPr>
+        <w:pStyle w:val="Descripcin"/>
+        <w:jc w:val="center"/>
+      </w:pPr>
+      <w:bookmarkStart w:id="27" w:name="_Toc221908856"/>
+      <w:r>
+        <w:t xml:space="preserve">Figura </w:t>
+      </w:r>
+      <w:fldSimple w:instr=" SEQ Figura \* ARABIC ">
+        <w:r>
+          <w:rPr>
+            <w:noProof/>
+          </w:rPr>
+          <w:t>6</w:t>
+        </w:r>
+      </w:fldSimple>
+      <w:r>
+        <w:t>. Pantalla inicial</w:t>
+      </w:r>
+      <w:r>
+        <w:t xml:space="preserve"> usuario</w:t>
+      </w:r>
+      <w:r>
+        <w:t xml:space="preserve"> Estudiante</w:t>
+      </w:r>
+      <w:r>
+        <w:t xml:space="preserve"> - Móvil</w:t>
+      </w:r>
+      <w:bookmarkEnd w:id="27"/>
     </w:p>
     <w:p>
       <w:pPr>
@@ -6308,10 +6519,93 @@
         </w:rPr>
         <w:lastRenderedPageBreak/>
         <w:drawing>
-          <wp:inline distT="0" distB="0" distL="0" distR="0" wp14:anchorId="4333422A" wp14:editId="207E113D">
+          <wp:inline distT="0" distB="0" distL="0" distR="0" wp14:anchorId="6C646993" wp14:editId="2EDC75F6">
+            <wp:extent cx="5421515" cy="6248051"/>
+            <wp:effectExtent l="0" t="0" r="8255" b="635"/>
+            <wp:docPr id="1157977682" name="Imagen 3"/>
+            <wp:cNvGraphicFramePr>
+              <a:graphicFrameLocks xmlns:a="http://schemas.openxmlformats.org/drawingml/2006/main" noChangeAspect="1"/>
+            </wp:cNvGraphicFramePr>
+            <a:graphic xmlns:a="http://schemas.openxmlformats.org/drawingml/2006/main">
+              <a:graphicData uri="http://schemas.openxmlformats.org/drawingml/2006/picture">
+                <pic:pic xmlns:pic="http://schemas.openxmlformats.org/drawingml/2006/picture">
+                  <pic:nvPicPr>
+                    <pic:cNvPr id="1157977682" name="Imagen 3"/>
+                    <pic:cNvPicPr/>
+                  </pic:nvPicPr>
+                  <pic:blipFill>
+                    <a:blip r:embed="rId22">
+                      <a:extLst>
+                        <a:ext uri="{28A0092B-C50C-407E-A947-70E740481C1C}">
+                          <a14:useLocalDpi xmlns:a14="http://schemas.microsoft.com/office/drawing/2010/main" val="0"/>
+                        </a:ext>
+                      </a:extLst>
+                    </a:blip>
+                    <a:stretch>
+                      <a:fillRect/>
+                    </a:stretch>
+                  </pic:blipFill>
+                  <pic:spPr>
+                    <a:xfrm>
+                      <a:off x="0" y="0"/>
+                      <a:ext cx="5421515" cy="6248051"/>
+                    </a:xfrm>
+                    <a:prstGeom prst="rect">
+                      <a:avLst/>
+                    </a:prstGeom>
+                  </pic:spPr>
+                </pic:pic>
+              </a:graphicData>
+            </a:graphic>
+          </wp:inline>
+        </w:drawing>
+      </w:r>
+    </w:p>
+    <w:p>
+      <w:pPr>
+        <w:pStyle w:val="Descripcin"/>
+        <w:jc w:val="center"/>
+      </w:pPr>
+      <w:bookmarkStart w:id="28" w:name="_Toc221908857"/>
+      <w:r>
+        <w:t xml:space="preserve">Figura </w:t>
+      </w:r>
+      <w:fldSimple w:instr=" SEQ Figura \* ARABIC ">
+        <w:r>
+          <w:rPr>
+            <w:noProof/>
+          </w:rPr>
+          <w:t>7</w:t>
+        </w:r>
+      </w:fldSimple>
+      <w:r>
+        <w:t xml:space="preserve">. Pantalla Añadir justificante </w:t>
+      </w:r>
+      <w:r>
+        <w:t>usuario</w:t>
+      </w:r>
+      <w:r>
+        <w:t xml:space="preserve"> Estudiante</w:t>
+      </w:r>
+      <w:r>
+        <w:t xml:space="preserve"> - Móvil</w:t>
+      </w:r>
+      <w:bookmarkEnd w:id="28"/>
+    </w:p>
+    <w:p>
+      <w:pPr>
+        <w:keepNext/>
+        <w:jc w:val="center"/>
+      </w:pPr>
+      <w:r>
+        <w:rPr>
+          <w:noProof/>
+        </w:rPr>
+        <w:drawing>
+          <wp:inline distT="0" distB="0" distL="0" distR="0" wp14:anchorId="30A034C7" wp14:editId="0D158220">
             <wp:extent cx="472440" cy="670560"/>
             <wp:effectExtent l="0" t="0" r="3810" b="0"/>
-            <wp:docPr id="58759575" name="Imagen 3" descr="Icono&#10;&#10;El contenido generado por IA puede ser incorrecto."/>
+            <wp:docPr id="135549473" name="Imagen 3" descr="Icono&#10;&#10;El contenido generado por IA puede ser incorrecto."/>
             <wp:cNvGraphicFramePr>
               <a:graphicFrameLocks xmlns:a="http://schemas.openxmlformats.org/drawingml/2006/main" noChangeAspect="1"/>
             </wp:cNvGraphicFramePr>
@@ -6323,7 +6617,7 @@
                     <pic:cNvPicPr/>
                   </pic:nvPicPr>
                   <pic:blipFill>
-                    <a:blip r:embed="rId22" cstate="print">
+                    <a:blip r:embed="rId23" cstate="print">
                       <a:extLst>
                         <a:ext uri="{28A0092B-C50C-407E-A947-70E740481C1C}">
                           <a14:useLocalDpi xmlns:a14="http://schemas.microsoft.com/office/drawing/2010/main" val="0"/>
@@ -6350,110 +6644,6 @@
         </w:drawing>
       </w:r>
     </w:p>
-    <w:p>
-      <w:pPr>
-        <w:keepNext/>
-        <w:jc w:val="center"/>
-      </w:pPr>
-      <w:r>
-        <w:rPr>
-          <w:noProof/>
-        </w:rPr>
-        <w:drawing>
-          <wp:inline distT="0" distB="0" distL="0" distR="0" wp14:anchorId="6C646993" wp14:editId="63331DEB">
-            <wp:extent cx="472440" cy="670560"/>
-            <wp:effectExtent l="0" t="0" r="3810" b="0"/>
-            <wp:docPr id="1157977682" name="Imagen 3" descr="Icono&#10;&#10;El contenido generado por IA puede ser incorrecto."/>
-            <wp:cNvGraphicFramePr>
-              <a:graphicFrameLocks xmlns:a="http://schemas.openxmlformats.org/drawingml/2006/main" noChangeAspect="1"/>
-            </wp:cNvGraphicFramePr>
-            <a:graphic xmlns:a="http://schemas.openxmlformats.org/drawingml/2006/main">
-              <a:graphicData uri="http://schemas.openxmlformats.org/drawingml/2006/picture">
-                <pic:pic xmlns:pic="http://schemas.openxmlformats.org/drawingml/2006/picture">
-                  <pic:nvPicPr>
-                    <pic:cNvPr id="137856651" name="Imagen 3" descr="Icono&#10;&#10;El contenido generado por IA puede ser incorrecto."/>
-                    <pic:cNvPicPr/>
-                  </pic:nvPicPr>
-                  <pic:blipFill>
-                    <a:blip r:embed="rId22" cstate="print">
-                      <a:extLst>
-                        <a:ext uri="{28A0092B-C50C-407E-A947-70E740481C1C}">
-                          <a14:useLocalDpi xmlns:a14="http://schemas.microsoft.com/office/drawing/2010/main" val="0"/>
-                        </a:ext>
-                      </a:extLst>
-                    </a:blip>
-                    <a:stretch>
-                      <a:fillRect/>
-                    </a:stretch>
-                  </pic:blipFill>
-                  <pic:spPr>
-                    <a:xfrm>
-                      <a:off x="0" y="0"/>
-                      <a:ext cx="472440" cy="670560"/>
-                    </a:xfrm>
-                    <a:prstGeom prst="rect">
-                      <a:avLst/>
-                    </a:prstGeom>
-                  </pic:spPr>
-                </pic:pic>
-              </a:graphicData>
-            </a:graphic>
-          </wp:inline>
-        </w:drawing>
-      </w:r>
-    </w:p>
-    <w:p>
-      <w:pPr>
-        <w:keepNext/>
-        <w:jc w:val="center"/>
-      </w:pPr>
-      <w:r>
-        <w:rPr>
-          <w:noProof/>
-        </w:rPr>
-        <w:drawing>
-          <wp:inline distT="0" distB="0" distL="0" distR="0" wp14:anchorId="30A034C7" wp14:editId="0D158220">
-            <wp:extent cx="472440" cy="670560"/>
-            <wp:effectExtent l="0" t="0" r="3810" b="0"/>
-            <wp:docPr id="135549473" name="Imagen 3" descr="Icono&#10;&#10;El contenido generado por IA puede ser incorrecto."/>
-            <wp:cNvGraphicFramePr>
-              <a:graphicFrameLocks xmlns:a="http://schemas.openxmlformats.org/drawingml/2006/main" noChangeAspect="1"/>
-            </wp:cNvGraphicFramePr>
-            <a:graphic xmlns:a="http://schemas.openxmlformats.org/drawingml/2006/main">
-              <a:graphicData uri="http://schemas.openxmlformats.org/drawingml/2006/picture">
-                <pic:pic xmlns:pic="http://schemas.openxmlformats.org/drawingml/2006/picture">
-                  <pic:nvPicPr>
-                    <pic:cNvPr id="137856651" name="Imagen 3" descr="Icono&#10;&#10;El contenido generado por IA puede ser incorrecto."/>
-                    <pic:cNvPicPr/>
-                  </pic:nvPicPr>
-                  <pic:blipFill>
-                    <a:blip r:embed="rId22" cstate="print">
-                      <a:extLst>
-                        <a:ext uri="{28A0092B-C50C-407E-A947-70E740481C1C}">
-                          <a14:useLocalDpi xmlns:a14="http://schemas.microsoft.com/office/drawing/2010/main" val="0"/>
-                        </a:ext>
-                      </a:extLst>
-                    </a:blip>
-                    <a:stretch>
-                      <a:fillRect/>
-                    </a:stretch>
-                  </pic:blipFill>
-                  <pic:spPr>
-                    <a:xfrm>
-                      <a:off x="0" y="0"/>
-                      <a:ext cx="472440" cy="670560"/>
-                    </a:xfrm>
-                    <a:prstGeom prst="rect">
-                      <a:avLst/>
-                    </a:prstGeom>
-                  </pic:spPr>
-                </pic:pic>
-              </a:graphicData>
-            </a:graphic>
-          </wp:inline>
-        </w:drawing>
-      </w:r>
-    </w:p>
     <w:p/>
     <w:p>
       <w:pPr>
@@ -6463,11 +6653,11 @@
           <w:numId w:val="3"/>
         </w:numPr>
       </w:pPr>
-      <w:bookmarkStart w:id="25" w:name="_Toc210125382"/>
+      <w:bookmarkStart w:id="29" w:name="_Toc221908755"/>
       <w:r>
         <w:t>MAPA DE NAVEGABILIDAD</w:t>
       </w:r>
-      <w:bookmarkEnd w:id="25"/>
+      <w:bookmarkEnd w:id="29"/>
     </w:p>
     <w:p>
       <w:r>
@@ -6487,6 +6677,7 @@
         <w:rPr>
           <w:noProof/>
         </w:rPr>
+        <w:lastRenderedPageBreak/>
         <w:drawing>
           <wp:inline distT="0" distB="0" distL="0" distR="0" wp14:anchorId="041199A3" wp14:editId="1DAEB531">
             <wp:extent cx="6439986" cy="4830992"/>
@@ -6505,7 +6696,7 @@
                     </pic:cNvPicPr>
                   </pic:nvPicPr>
                   <pic:blipFill>
-                    <a:blip r:embed="rId23">
+                    <a:blip r:embed="rId24">
                       <a:extLst>
                         <a:ext uri="{28A0092B-C50C-407E-A947-70E740481C1C}">
                           <a14:useLocalDpi xmlns:a14="http://schemas.microsoft.com/office/drawing/2010/main" val="0"/>
@@ -6547,7 +6738,6 @@
         <w:pStyle w:val="Prrafodelista"/>
       </w:pPr>
       <w:r>
-        <w:lastRenderedPageBreak/>
         <w:t xml:space="preserve">Cada pantalla de gestión dispondrá de un botón “volver” que regresará a la pantalla con el menú propio de cada rol. Además, cada pantalla con </w:t>
       </w:r>
       <w:r>
@@ -6579,11 +6769,11 @@
           <w:numId w:val="2"/>
         </w:numPr>
       </w:pPr>
-      <w:bookmarkStart w:id="26" w:name="_Toc210125383"/>
+      <w:bookmarkStart w:id="30" w:name="_Toc221908756"/>
       <w:r>
         <w:t>PLAN DE PRUEBAS</w:t>
       </w:r>
-      <w:bookmarkEnd w:id="26"/>
+      <w:bookmarkEnd w:id="30"/>
     </w:p>
     <w:p>
       <w:r>
@@ -6631,15 +6821,7 @@
         <w:t>n</w:t>
       </w:r>
       <w:r>
-        <w:t xml:space="preserve">: asegurar que la GUI de escritorio y la </w:t>
-      </w:r>
-      <w:proofErr w:type="gramStart"/>
-      <w:r>
-        <w:t>app</w:t>
-      </w:r>
-      <w:proofErr w:type="gramEnd"/>
-      <w:r>
-        <w:t xml:space="preserve"> móvil se comunican correctamente con la base de datos.</w:t>
+        <w:t>: asegurar que la GUI de escritorio y la app móvil se comunican correctamente con la base de datos.</w:t>
       </w:r>
     </w:p>
     <w:p>
@@ -6677,11 +6859,11 @@
           <w:numId w:val="2"/>
         </w:numPr>
       </w:pPr>
-      <w:bookmarkStart w:id="27" w:name="_Toc210125384"/>
+      <w:bookmarkStart w:id="31" w:name="_Toc221908757"/>
       <w:r>
         <w:t>TECNOLOGÍAS EMPLEADAS</w:t>
       </w:r>
-      <w:bookmarkEnd w:id="27"/>
+      <w:bookmarkEnd w:id="31"/>
     </w:p>
     <w:p>
       <w:r>
@@ -6724,6 +6906,7 @@
         </w:numPr>
       </w:pPr>
       <w:r>
+        <w:lastRenderedPageBreak/>
         <w:t>Draw.io: diagramas</w:t>
       </w:r>
     </w:p>
@@ -6750,11 +6933,11 @@
           <w:numId w:val="2"/>
         </w:numPr>
       </w:pPr>
-      <w:bookmarkStart w:id="28" w:name="_Toc210125385"/>
+      <w:bookmarkStart w:id="32" w:name="_Toc221908758"/>
       <w:r>
         <w:t>PLANIFICACIÓN Y PRESUPUESTO</w:t>
       </w:r>
-      <w:bookmarkEnd w:id="28"/>
+      <w:bookmarkEnd w:id="32"/>
     </w:p>
     <w:p>
       <w:r>
@@ -6781,14 +6964,18 @@
           <w:szCs w:val="32"/>
         </w:rPr>
       </w:pPr>
-      <w:bookmarkStart w:id="29" w:name="_Toc210123170"/>
-      <w:bookmarkStart w:id="30" w:name="_Toc210123297"/>
-      <w:bookmarkStart w:id="31" w:name="_Toc210124628"/>
-      <w:bookmarkStart w:id="32" w:name="_Toc210125386"/>
-      <w:bookmarkEnd w:id="29"/>
-      <w:bookmarkEnd w:id="30"/>
-      <w:bookmarkEnd w:id="31"/>
-      <w:bookmarkEnd w:id="32"/>
+      <w:bookmarkStart w:id="33" w:name="_Toc210123170"/>
+      <w:bookmarkStart w:id="34" w:name="_Toc210123297"/>
+      <w:bookmarkStart w:id="35" w:name="_Toc210124628"/>
+      <w:bookmarkStart w:id="36" w:name="_Toc210125386"/>
+      <w:bookmarkStart w:id="37" w:name="_Toc221907962"/>
+      <w:bookmarkStart w:id="38" w:name="_Toc221908759"/>
+      <w:bookmarkEnd w:id="33"/>
+      <w:bookmarkEnd w:id="34"/>
+      <w:bookmarkEnd w:id="35"/>
+      <w:bookmarkEnd w:id="36"/>
+      <w:bookmarkEnd w:id="37"/>
+      <w:bookmarkEnd w:id="38"/>
     </w:p>
     <w:p>
       <w:pPr>
@@ -6810,14 +6997,18 @@
           <w:szCs w:val="32"/>
         </w:rPr>
       </w:pPr>
-      <w:bookmarkStart w:id="33" w:name="_Toc210123171"/>
-      <w:bookmarkStart w:id="34" w:name="_Toc210123298"/>
-      <w:bookmarkStart w:id="35" w:name="_Toc210124629"/>
-      <w:bookmarkStart w:id="36" w:name="_Toc210125387"/>
-      <w:bookmarkEnd w:id="33"/>
-      <w:bookmarkEnd w:id="34"/>
-      <w:bookmarkEnd w:id="35"/>
-      <w:bookmarkEnd w:id="36"/>
+      <w:bookmarkStart w:id="39" w:name="_Toc210123171"/>
+      <w:bookmarkStart w:id="40" w:name="_Toc210123298"/>
+      <w:bookmarkStart w:id="41" w:name="_Toc210124629"/>
+      <w:bookmarkStart w:id="42" w:name="_Toc210125387"/>
+      <w:bookmarkStart w:id="43" w:name="_Toc221907963"/>
+      <w:bookmarkStart w:id="44" w:name="_Toc221908760"/>
+      <w:bookmarkEnd w:id="39"/>
+      <w:bookmarkEnd w:id="40"/>
+      <w:bookmarkEnd w:id="41"/>
+      <w:bookmarkEnd w:id="42"/>
+      <w:bookmarkEnd w:id="43"/>
+      <w:bookmarkEnd w:id="44"/>
     </w:p>
     <w:p>
       <w:pPr>
@@ -6839,14 +7030,18 @@
           <w:szCs w:val="32"/>
         </w:rPr>
       </w:pPr>
-      <w:bookmarkStart w:id="37" w:name="_Toc210123172"/>
-      <w:bookmarkStart w:id="38" w:name="_Toc210123299"/>
-      <w:bookmarkStart w:id="39" w:name="_Toc210124630"/>
-      <w:bookmarkStart w:id="40" w:name="_Toc210125388"/>
-      <w:bookmarkEnd w:id="37"/>
-      <w:bookmarkEnd w:id="38"/>
-      <w:bookmarkEnd w:id="39"/>
-      <w:bookmarkEnd w:id="40"/>
+      <w:bookmarkStart w:id="45" w:name="_Toc210123172"/>
+      <w:bookmarkStart w:id="46" w:name="_Toc210123299"/>
+      <w:bookmarkStart w:id="47" w:name="_Toc210124630"/>
+      <w:bookmarkStart w:id="48" w:name="_Toc210125388"/>
+      <w:bookmarkStart w:id="49" w:name="_Toc221907964"/>
+      <w:bookmarkStart w:id="50" w:name="_Toc221908761"/>
+      <w:bookmarkEnd w:id="45"/>
+      <w:bookmarkEnd w:id="46"/>
+      <w:bookmarkEnd w:id="47"/>
+      <w:bookmarkEnd w:id="48"/>
+      <w:bookmarkEnd w:id="49"/>
+      <w:bookmarkEnd w:id="50"/>
     </w:p>
     <w:p>
       <w:pPr>
@@ -6856,11 +7051,11 @@
           <w:numId w:val="3"/>
         </w:numPr>
       </w:pPr>
-      <w:bookmarkStart w:id="41" w:name="_Toc210125389"/>
+      <w:bookmarkStart w:id="51" w:name="_Toc221908762"/>
       <w:r>
         <w:t>DIAGRAMA DE GANTT</w:t>
       </w:r>
-      <w:bookmarkEnd w:id="41"/>
+      <w:bookmarkEnd w:id="51"/>
     </w:p>
     <w:p>
       <w:r>
@@ -6875,11 +7070,11 @@
           <w:numId w:val="3"/>
         </w:numPr>
       </w:pPr>
-      <w:bookmarkStart w:id="42" w:name="_Toc210125390"/>
+      <w:bookmarkStart w:id="52" w:name="_Toc221908763"/>
       <w:r>
         <w:t>ESTIMACIONES DE COSTES</w:t>
       </w:r>
-      <w:bookmarkEnd w:id="42"/>
+      <w:bookmarkEnd w:id="52"/>
     </w:p>
     <w:p>
       <w:pPr>
@@ -6925,11 +7120,11 @@
           <w:numId w:val="2"/>
         </w:numPr>
       </w:pPr>
-      <w:bookmarkStart w:id="43" w:name="_Toc210125391"/>
+      <w:bookmarkStart w:id="53" w:name="_Toc221908764"/>
       <w:r>
         <w:t>FUTURAS MEJORAS Y AMPLIACIONES</w:t>
       </w:r>
-      <w:bookmarkEnd w:id="43"/>
+      <w:bookmarkEnd w:id="53"/>
     </w:p>
     <w:p>
       <w:r>
@@ -6956,14 +7151,18 @@
           <w:szCs w:val="32"/>
         </w:rPr>
       </w:pPr>
-      <w:bookmarkStart w:id="44" w:name="_Toc210123176"/>
-      <w:bookmarkStart w:id="45" w:name="_Toc210123303"/>
-      <w:bookmarkStart w:id="46" w:name="_Toc210124634"/>
-      <w:bookmarkStart w:id="47" w:name="_Toc210125392"/>
-      <w:bookmarkEnd w:id="44"/>
-      <w:bookmarkEnd w:id="45"/>
-      <w:bookmarkEnd w:id="46"/>
-      <w:bookmarkEnd w:id="47"/>
+      <w:bookmarkStart w:id="54" w:name="_Toc210123176"/>
+      <w:bookmarkStart w:id="55" w:name="_Toc210123303"/>
+      <w:bookmarkStart w:id="56" w:name="_Toc210124634"/>
+      <w:bookmarkStart w:id="57" w:name="_Toc210125392"/>
+      <w:bookmarkStart w:id="58" w:name="_Toc221907968"/>
+      <w:bookmarkStart w:id="59" w:name="_Toc221908765"/>
+      <w:bookmarkEnd w:id="54"/>
+      <w:bookmarkEnd w:id="55"/>
+      <w:bookmarkEnd w:id="56"/>
+      <w:bookmarkEnd w:id="57"/>
+      <w:bookmarkEnd w:id="58"/>
+      <w:bookmarkEnd w:id="59"/>
     </w:p>
     <w:p>
       <w:pPr>
@@ -6973,11 +7172,11 @@
           <w:numId w:val="3"/>
         </w:numPr>
       </w:pPr>
-      <w:bookmarkStart w:id="48" w:name="_Toc210125393"/>
+      <w:bookmarkStart w:id="60" w:name="_Toc221908766"/>
       <w:r>
         <w:t>PROPUESTAS DE MEJORA Y AMPLIACIONES</w:t>
       </w:r>
-      <w:bookmarkEnd w:id="48"/>
+      <w:bookmarkEnd w:id="60"/>
     </w:p>
     <w:p>
       <w:r>
@@ -6992,11 +7191,11 @@
           <w:numId w:val="3"/>
         </w:numPr>
       </w:pPr>
-      <w:bookmarkStart w:id="49" w:name="_Toc210125394"/>
+      <w:bookmarkStart w:id="61" w:name="_Toc221908767"/>
       <w:r>
         <w:t>IMPACTO Y RIESGO DE LOS CAMBIOS PROPUESTOS</w:t>
       </w:r>
-      <w:bookmarkEnd w:id="49"/>
+      <w:bookmarkEnd w:id="61"/>
     </w:p>
     <w:p>
       <w:r>
@@ -7011,12 +7210,11 @@
           <w:numId w:val="2"/>
         </w:numPr>
       </w:pPr>
-      <w:bookmarkStart w:id="50" w:name="_Toc210125395"/>
-      <w:r>
-        <w:lastRenderedPageBreak/>
+      <w:bookmarkStart w:id="62" w:name="_Toc221908768"/>
+      <w:r>
         <w:t>RELACIÓN CON LOS MÓDULOS DEL CICLO</w:t>
       </w:r>
-      <w:bookmarkEnd w:id="50"/>
+      <w:bookmarkEnd w:id="62"/>
     </w:p>
     <w:p>
       <w:r>
@@ -7094,11 +7292,11 @@
           <w:numId w:val="2"/>
         </w:numPr>
       </w:pPr>
-      <w:bookmarkStart w:id="51" w:name="_Toc210125396"/>
+      <w:bookmarkStart w:id="63" w:name="_Toc221908769"/>
       <w:r>
         <w:t>CONCLUSIONES</w:t>
       </w:r>
-      <w:bookmarkEnd w:id="51"/>
+      <w:bookmarkEnd w:id="63"/>
     </w:p>
     <w:p>
       <w:r>
@@ -7113,11 +7311,11 @@
           <w:numId w:val="2"/>
         </w:numPr>
       </w:pPr>
-      <w:bookmarkStart w:id="52" w:name="_Toc210125397"/>
+      <w:bookmarkStart w:id="64" w:name="_Toc221908770"/>
       <w:r>
         <w:t>DESPLIEGUE DE LA APLICACIÓN</w:t>
       </w:r>
-      <w:bookmarkEnd w:id="52"/>
+      <w:bookmarkEnd w:id="64"/>
     </w:p>
     <w:p>
       <w:r>
@@ -7144,14 +7342,18 @@
           <w:szCs w:val="32"/>
         </w:rPr>
       </w:pPr>
-      <w:bookmarkStart w:id="53" w:name="_Toc210123182"/>
-      <w:bookmarkStart w:id="54" w:name="_Toc210123309"/>
-      <w:bookmarkStart w:id="55" w:name="_Toc210124640"/>
-      <w:bookmarkStart w:id="56" w:name="_Toc210125398"/>
-      <w:bookmarkEnd w:id="53"/>
-      <w:bookmarkEnd w:id="54"/>
-      <w:bookmarkEnd w:id="55"/>
-      <w:bookmarkEnd w:id="56"/>
+      <w:bookmarkStart w:id="65" w:name="_Toc210123182"/>
+      <w:bookmarkStart w:id="66" w:name="_Toc210123309"/>
+      <w:bookmarkStart w:id="67" w:name="_Toc210124640"/>
+      <w:bookmarkStart w:id="68" w:name="_Toc210125398"/>
+      <w:bookmarkStart w:id="69" w:name="_Toc221907974"/>
+      <w:bookmarkStart w:id="70" w:name="_Toc221908771"/>
+      <w:bookmarkEnd w:id="65"/>
+      <w:bookmarkEnd w:id="66"/>
+      <w:bookmarkEnd w:id="67"/>
+      <w:bookmarkEnd w:id="68"/>
+      <w:bookmarkEnd w:id="69"/>
+      <w:bookmarkEnd w:id="70"/>
     </w:p>
     <w:p>
       <w:pPr>
@@ -7173,14 +7375,18 @@
           <w:szCs w:val="32"/>
         </w:rPr>
       </w:pPr>
-      <w:bookmarkStart w:id="57" w:name="_Toc210123183"/>
-      <w:bookmarkStart w:id="58" w:name="_Toc210123310"/>
-      <w:bookmarkStart w:id="59" w:name="_Toc210124641"/>
-      <w:bookmarkStart w:id="60" w:name="_Toc210125399"/>
-      <w:bookmarkEnd w:id="57"/>
-      <w:bookmarkEnd w:id="58"/>
-      <w:bookmarkEnd w:id="59"/>
-      <w:bookmarkEnd w:id="60"/>
+      <w:bookmarkStart w:id="71" w:name="_Toc210123183"/>
+      <w:bookmarkStart w:id="72" w:name="_Toc210123310"/>
+      <w:bookmarkStart w:id="73" w:name="_Toc210124641"/>
+      <w:bookmarkStart w:id="74" w:name="_Toc210125399"/>
+      <w:bookmarkStart w:id="75" w:name="_Toc221907975"/>
+      <w:bookmarkStart w:id="76" w:name="_Toc221908772"/>
+      <w:bookmarkEnd w:id="71"/>
+      <w:bookmarkEnd w:id="72"/>
+      <w:bookmarkEnd w:id="73"/>
+      <w:bookmarkEnd w:id="74"/>
+      <w:bookmarkEnd w:id="75"/>
+      <w:bookmarkEnd w:id="76"/>
     </w:p>
     <w:p>
       <w:pPr>
@@ -7202,14 +7408,18 @@
           <w:szCs w:val="32"/>
         </w:rPr>
       </w:pPr>
-      <w:bookmarkStart w:id="61" w:name="_Toc210123184"/>
-      <w:bookmarkStart w:id="62" w:name="_Toc210123311"/>
-      <w:bookmarkStart w:id="63" w:name="_Toc210124642"/>
-      <w:bookmarkStart w:id="64" w:name="_Toc210125400"/>
-      <w:bookmarkEnd w:id="61"/>
-      <w:bookmarkEnd w:id="62"/>
-      <w:bookmarkEnd w:id="63"/>
-      <w:bookmarkEnd w:id="64"/>
+      <w:bookmarkStart w:id="77" w:name="_Toc210123184"/>
+      <w:bookmarkStart w:id="78" w:name="_Toc210123311"/>
+      <w:bookmarkStart w:id="79" w:name="_Toc210124642"/>
+      <w:bookmarkStart w:id="80" w:name="_Toc210125400"/>
+      <w:bookmarkStart w:id="81" w:name="_Toc221907976"/>
+      <w:bookmarkStart w:id="82" w:name="_Toc221908773"/>
+      <w:bookmarkEnd w:id="77"/>
+      <w:bookmarkEnd w:id="78"/>
+      <w:bookmarkEnd w:id="79"/>
+      <w:bookmarkEnd w:id="80"/>
+      <w:bookmarkEnd w:id="81"/>
+      <w:bookmarkEnd w:id="82"/>
     </w:p>
     <w:p>
       <w:pPr>
@@ -7219,11 +7429,11 @@
           <w:numId w:val="3"/>
         </w:numPr>
       </w:pPr>
-      <w:bookmarkStart w:id="65" w:name="_Toc210125401"/>
+      <w:bookmarkStart w:id="83" w:name="_Toc221908774"/>
       <w:r>
         <w:t>INSTALACIÓN</w:t>
       </w:r>
-      <w:bookmarkEnd w:id="65"/>
+      <w:bookmarkEnd w:id="83"/>
     </w:p>
     <w:p>
       <w:r>
@@ -7238,11 +7448,11 @@
           <w:numId w:val="2"/>
         </w:numPr>
       </w:pPr>
-      <w:bookmarkStart w:id="66" w:name="_Toc210125402"/>
+      <w:bookmarkStart w:id="84" w:name="_Toc221908775"/>
       <w:r>
         <w:t>GUÍA DE ESTILOS Y MANUAL DE USUARIO</w:t>
       </w:r>
-      <w:bookmarkEnd w:id="66"/>
+      <w:bookmarkEnd w:id="84"/>
     </w:p>
     <w:p>
       <w:r>
@@ -7269,14 +7479,18 @@
           <w:szCs w:val="32"/>
         </w:rPr>
       </w:pPr>
-      <w:bookmarkStart w:id="67" w:name="_Toc210123187"/>
-      <w:bookmarkStart w:id="68" w:name="_Toc210123314"/>
-      <w:bookmarkStart w:id="69" w:name="_Toc210124645"/>
-      <w:bookmarkStart w:id="70" w:name="_Toc210125403"/>
-      <w:bookmarkEnd w:id="67"/>
-      <w:bookmarkEnd w:id="68"/>
-      <w:bookmarkEnd w:id="69"/>
-      <w:bookmarkEnd w:id="70"/>
+      <w:bookmarkStart w:id="85" w:name="_Toc210123187"/>
+      <w:bookmarkStart w:id="86" w:name="_Toc210123314"/>
+      <w:bookmarkStart w:id="87" w:name="_Toc210124645"/>
+      <w:bookmarkStart w:id="88" w:name="_Toc210125403"/>
+      <w:bookmarkStart w:id="89" w:name="_Toc221907979"/>
+      <w:bookmarkStart w:id="90" w:name="_Toc221908776"/>
+      <w:bookmarkEnd w:id="85"/>
+      <w:bookmarkEnd w:id="86"/>
+      <w:bookmarkEnd w:id="87"/>
+      <w:bookmarkEnd w:id="88"/>
+      <w:bookmarkEnd w:id="89"/>
+      <w:bookmarkEnd w:id="90"/>
     </w:p>
     <w:p>
       <w:pPr>
@@ -7286,11 +7500,11 @@
           <w:numId w:val="3"/>
         </w:numPr>
       </w:pPr>
-      <w:bookmarkStart w:id="71" w:name="_Toc210125404"/>
+      <w:bookmarkStart w:id="91" w:name="_Toc221908777"/>
       <w:r>
         <w:t>GUÍA DE ESTILOS</w:t>
       </w:r>
-      <w:bookmarkEnd w:id="71"/>
+      <w:bookmarkEnd w:id="91"/>
     </w:p>
     <w:p>
       <w:r>
@@ -7305,11 +7519,11 @@
           <w:numId w:val="3"/>
         </w:numPr>
       </w:pPr>
-      <w:bookmarkStart w:id="72" w:name="_Toc210125405"/>
+      <w:bookmarkStart w:id="92" w:name="_Toc221908778"/>
       <w:r>
         <w:t>MANUAL DE USUARIO</w:t>
       </w:r>
-      <w:bookmarkEnd w:id="72"/>
+      <w:bookmarkEnd w:id="92"/>
     </w:p>
     <w:p>
       <w:r>
@@ -7324,11 +7538,11 @@
           <w:numId w:val="2"/>
         </w:numPr>
       </w:pPr>
-      <w:bookmarkStart w:id="73" w:name="_Toc210125406"/>
+      <w:bookmarkStart w:id="93" w:name="_Toc221908779"/>
       <w:r>
         <w:t>WEBGRAFÍA Y FUENTES DE INFORMACIÓN</w:t>
       </w:r>
-      <w:bookmarkEnd w:id="73"/>
+      <w:bookmarkEnd w:id="93"/>
     </w:p>
     <w:p>
       <w:r>
@@ -7343,7 +7557,7 @@
     <w:p/>
     <w:p/>
     <w:sectPr>
-      <w:footerReference w:type="default" r:id="rId24"/>
+      <w:footerReference w:type="default" r:id="rId25"/>
       <w:pgSz w:w="11906" w:h="16838"/>
       <w:pgMar w:top="1134" w:right="1134" w:bottom="1418" w:left="1134" w:header="709" w:footer="709" w:gutter="0"/>
       <w:pgNumType w:start="1"/>
@@ -9599,6 +9813,10 @@
 </file>
 
 <file path=customXml/item1.xml><?xml version="1.0" encoding="utf-8"?>
+<b:Sources xmlns:b="http://schemas.openxmlformats.org/officeDocument/2006/bibliography" xmlns="http://schemas.openxmlformats.org/officeDocument/2006/bibliography" SelectedStyle="\APASixthEditionOfficeOnline.xsl" StyleName="APA" Version="6"/>
+</file>
+
+<file path=customXml/item2.xml><?xml version="1.0" encoding="utf-8"?>
 <?mso-contentType ?>
 <FormTemplates xmlns="http://schemas.microsoft.com/sharepoint/v3/contenttype/forms">
   <Display>DocumentLibraryForm</Display>
@@ -9607,19 +9825,7 @@
 </FormTemplates>
 </file>
 
-<file path=customXml/item2.xml><?xml version="1.0" encoding="utf-8"?>
-<b:Sources xmlns:b="http://schemas.openxmlformats.org/officeDocument/2006/bibliography" xmlns="http://schemas.openxmlformats.org/officeDocument/2006/bibliography" SelectedStyle="\APASixthEditionOfficeOnline.xsl" StyleName="APA" Version="6"/>
-</file>
-
 <file path=customXml/item3.xml><?xml version="1.0" encoding="utf-8"?>
-<p:properties xmlns:p="http://schemas.microsoft.com/office/2006/metadata/properties" xmlns:xsi="http://www.w3.org/2001/XMLSchema-instance" xmlns:pc="http://schemas.microsoft.com/office/infopath/2007/PartnerControls">
-  <documentManagement>
-    <_activity xmlns="d07641f9-f1a5-43c1-ac16-fa53e6c318bc" xsi:nil="true"/>
-  </documentManagement>
-</p:properties>
-</file>
-
-<file path=customXml/item4.xml><?xml version="1.0" encoding="utf-8"?>
 <ct:contentTypeSchema xmlns:ct="http://schemas.microsoft.com/office/2006/metadata/contentType" xmlns:ma="http://schemas.microsoft.com/office/2006/metadata/properties/metaAttributes" ct:_="" ma:_="" ma:contentTypeName="Documento" ma:contentTypeID="0x010100089FBA7B0FAFA84E9F1E615D3FC0A129" ma:contentTypeVersion="11" ma:contentTypeDescription="Crear nuevo documento." ma:contentTypeScope="" ma:versionID="fa55cfaacbcd603bd53d850e3b8176f7">
   <xsd:schema xmlns:xsd="http://www.w3.org/2001/XMLSchema" xmlns:xs="http://www.w3.org/2001/XMLSchema" xmlns:p="http://schemas.microsoft.com/office/2006/metadata/properties" xmlns:ns3="d07641f9-f1a5-43c1-ac16-fa53e6c318bc" targetNamespace="http://schemas.microsoft.com/office/2006/metadata/properties" ma:root="true" ma:fieldsID="78f989df160fe6a5ee2e0e0b0bfde0e3" ns3:_="">
     <xsd:import namespace="d07641f9-f1a5-43c1-ac16-fa53e6c318bc"/>
@@ -9807,7 +10013,23 @@
 </ct:contentTypeSchema>
 </file>
 
+<file path=customXml/item4.xml><?xml version="1.0" encoding="utf-8"?>
+<p:properties xmlns:p="http://schemas.microsoft.com/office/2006/metadata/properties" xmlns:xsi="http://www.w3.org/2001/XMLSchema-instance" xmlns:pc="http://schemas.microsoft.com/office/infopath/2007/PartnerControls">
+  <documentManagement>
+    <_activity xmlns="d07641f9-f1a5-43c1-ac16-fa53e6c318bc" xsi:nil="true"/>
+  </documentManagement>
+</p:properties>
+</file>
+
 <file path=customXml/itemProps1.xml><?xml version="1.0" encoding="utf-8"?>
+<ds:datastoreItem xmlns:ds="http://schemas.openxmlformats.org/officeDocument/2006/customXml" ds:itemID="{453714F8-FBC3-4DCC-8DCB-89BB58DCF76F}">
+  <ds:schemaRefs>
+    <ds:schemaRef ds:uri="http://schemas.openxmlformats.org/officeDocument/2006/bibliography"/>
+  </ds:schemaRefs>
+</ds:datastoreItem>
+</file>
+
+<file path=customXml/itemProps2.xml><?xml version="1.0" encoding="utf-8"?>
 <ds:datastoreItem xmlns:ds="http://schemas.openxmlformats.org/officeDocument/2006/customXml" ds:itemID="{480B8420-1B48-4D23-8D6E-64373AC5070B}">
   <ds:schemaRefs>
     <ds:schemaRef ds:uri="http://schemas.microsoft.com/sharepoint/v3/contenttype/forms"/>
@@ -9815,31 +10037,7 @@
 </ds:datastoreItem>
 </file>
 
-<file path=customXml/itemProps2.xml><?xml version="1.0" encoding="utf-8"?>
-<ds:datastoreItem xmlns:ds="http://schemas.openxmlformats.org/officeDocument/2006/customXml" ds:itemID="{453714F8-FBC3-4DCC-8DCB-89BB58DCF76F}">
-  <ds:schemaRefs>
-    <ds:schemaRef ds:uri="http://schemas.openxmlformats.org/officeDocument/2006/bibliography"/>
-  </ds:schemaRefs>
-</ds:datastoreItem>
-</file>
-
 <file path=customXml/itemProps3.xml><?xml version="1.0" encoding="utf-8"?>
-<ds:datastoreItem xmlns:ds="http://schemas.openxmlformats.org/officeDocument/2006/customXml" ds:itemID="{7F0B1298-25D5-45B9-909D-DD837044A49E}">
-  <ds:schemaRefs>
-    <ds:schemaRef ds:uri="http://purl.org/dc/elements/1.1/"/>
-    <ds:schemaRef ds:uri="http://schemas.microsoft.com/office/infopath/2007/PartnerControls"/>
-    <ds:schemaRef ds:uri="http://purl.org/dc/dcmitype/"/>
-    <ds:schemaRef ds:uri="http://www.w3.org/XML/1998/namespace"/>
-    <ds:schemaRef ds:uri="http://purl.org/dc/terms/"/>
-    <ds:schemaRef ds:uri="d07641f9-f1a5-43c1-ac16-fa53e6c318bc"/>
-    <ds:schemaRef ds:uri="http://schemas.microsoft.com/office/2006/documentManagement/types"/>
-    <ds:schemaRef ds:uri="http://schemas.openxmlformats.org/package/2006/metadata/core-properties"/>
-    <ds:schemaRef ds:uri="http://schemas.microsoft.com/office/2006/metadata/properties"/>
-  </ds:schemaRefs>
-</ds:datastoreItem>
-</file>
-
-<file path=customXml/itemProps4.xml><?xml version="1.0" encoding="utf-8"?>
 <ds:datastoreItem xmlns:ds="http://schemas.openxmlformats.org/officeDocument/2006/customXml" ds:itemID="{B3C09D93-2BDC-4563-9759-9158244E5DE7}">
   <ds:schemaRefs>
     <ds:schemaRef ds:uri="http://schemas.microsoft.com/office/2006/metadata/contentType"/>
@@ -9855,4 +10053,14 @@
     <ds:schemaRef ds:uri="http://schemas.microsoft.com/internal/obd"/>
   </ds:schemaRefs>
 </ds:datastoreItem>
+</file>
+
+<file path=customXml/itemProps4.xml><?xml version="1.0" encoding="utf-8"?>
+<ds:datastoreItem xmlns:ds="http://schemas.openxmlformats.org/officeDocument/2006/customXml" ds:itemID="{7F0B1298-25D5-45B9-909D-DD837044A49E}">
+  <ds:schemaRefs>
+    <ds:schemaRef ds:uri="http://schemas.microsoft.com/office/2006/metadata/properties"/>
+    <ds:schemaRef ds:uri="http://schemas.microsoft.com/office/infopath/2007/PartnerControls"/>
+    <ds:schemaRef ds:uri="d07641f9-f1a5-43c1-ac16-fa53e6c318bc"/>
+  </ds:schemaRefs>
+</ds:datastoreItem>
 </file>
--- a/docs/provisional_DocumentacionProyecto_2VIFC302.docx
+++ b/docs/provisional_DocumentacionProyecto_2VIFC302.docx
@@ -4891,7 +4891,29 @@
     </w:p>
     <w:p>
       <w:r>
-        <w:t xml:space="preserve">El objetivo principal de este proyecto es el desarrollo completo de una aplicación para la gestión de las formaciones en empresa de los módulos profesionales de los ciclos del Departamento de </w:t>
+        <w:t xml:space="preserve">El objetivo principal de este proyecto es el desarrollo completo de </w:t>
+      </w:r>
+      <w:r>
+        <w:t>la</w:t>
+      </w:r>
+      <w:r>
+        <w:t xml:space="preserve"> aplicación </w:t>
+      </w:r>
+      <w:r>
+        <w:rPr>
+          <w:b/>
+          <w:bCs/>
+        </w:rPr>
+        <w:t>Gestiona</w:t>
+      </w:r>
+      <w:r>
+        <w:t xml:space="preserve">, diseñada </w:t>
+      </w:r>
+      <w:r>
+        <w:t>para</w:t>
+      </w:r>
+      <w:r>
+        <w:t xml:space="preserve"> la gestión de las formaciones en empresa de los módulos profesionales de los ciclos del Departamento de </w:t>
       </w:r>
       <w:r>
         <w:t>Informática</w:t>
@@ -5177,7 +5199,14 @@
         </w:numPr>
       </w:pPr>
       <w:r>
-        <w:t>Autenticación: el sistema debe permitir la autenticación de los usuarios mediante credenciales (usuario y contraseña).</w:t>
+        <w:rPr>
+          <w:b/>
+          <w:bCs/>
+        </w:rPr>
+        <w:t>Autenticación</w:t>
+      </w:r>
+      <w:r>
+        <w:t>: el sistema debe permitir la autenticación de los usuarios mediante credenciales (usuario y contraseña).</w:t>
       </w:r>
     </w:p>
     <w:p>
@@ -5189,7 +5218,14 @@
         </w:numPr>
       </w:pPr>
       <w:r>
-        <w:t>Gestión de perfiles: el sistema debe gestionar usuarios con los perfiles: administrador, profesor, alumno y tutor de empresa.</w:t>
+        <w:rPr>
+          <w:b/>
+          <w:bCs/>
+        </w:rPr>
+        <w:t>Gestión de perfiles</w:t>
+      </w:r>
+      <w:r>
+        <w:t>: el sistema debe gestionar usuarios con los perfiles: administrador, profesor, alumno y tutor de empresa.</w:t>
       </w:r>
     </w:p>
     <w:p>
@@ -5201,7 +5237,14 @@
         </w:numPr>
       </w:pPr>
       <w:r>
-        <w:t>Gestión multi-temporal: el sistema debe permitir la gestión de las formaciones en empresa de diferentes cursos académicos, no solo del actual.</w:t>
+        <w:rPr>
+          <w:b/>
+          <w:bCs/>
+        </w:rPr>
+        <w:t>Gestión multi-temporal</w:t>
+      </w:r>
+      <w:r>
+        <w:t>: el sistema debe permitir la gestión de las formaciones en empresa de diferentes cursos académicos, no solo del actual.</w:t>
       </w:r>
     </w:p>
     <w:p>
@@ -5213,7 +5256,14 @@
         </w:numPr>
       </w:pPr>
       <w:r>
-        <w:t>Gestión de periodos: el sistema debe poder gestionar todos los periodos de formación en empresa (primer y segundo curso, periodo ordinario y extraordinario)</w:t>
+        <w:rPr>
+          <w:b/>
+          <w:bCs/>
+        </w:rPr>
+        <w:t>Gestión de periodos</w:t>
+      </w:r>
+      <w:r>
+        <w:t>: el sistema debe poder gestionar todos los periodos de formación en empresa (primer y segundo curso, periodo ordinario y extraordinario)</w:t>
       </w:r>
     </w:p>
     <w:p>
@@ -5225,7 +5275,14 @@
         </w:numPr>
       </w:pPr>
       <w:r>
-        <w:t>Registro de características: el sistema debe registrar las características de la formación en empresa (empresa, periodo y RAs de cada módulo impartido).</w:t>
+        <w:rPr>
+          <w:b/>
+          <w:bCs/>
+        </w:rPr>
+        <w:t>Registro de características</w:t>
+      </w:r>
+      <w:r>
+        <w:t>: el sistema debe registrar las características de la formación en empresa (empresa, periodo y RAs de cada módulo impartido).</w:t>
       </w:r>
     </w:p>
     <w:p>
@@ -5237,7 +5294,14 @@
         </w:numPr>
       </w:pPr>
       <w:r>
-        <w:t>Gestión documental: el sistema debe almacenar la documentación asociada a cada formación en empresa, generada por cualesquiera de los perfiles de usuario.</w:t>
+        <w:rPr>
+          <w:b/>
+          <w:bCs/>
+        </w:rPr>
+        <w:t>Gestión documental</w:t>
+      </w:r>
+      <w:r>
+        <w:t>: el sistema debe almacenar la documentación asociada a cada formación en empresa, generada por cualesquiera de los perfiles de usuario.</w:t>
       </w:r>
     </w:p>
     <w:p>
@@ -5249,7 +5313,14 @@
         </w:numPr>
       </w:pPr>
       <w:r>
-        <w:t>Interfaz gráfica: el sistema debe incluir interfaces graficas de usuario (GUI)</w:t>
+        <w:rPr>
+          <w:b/>
+          <w:bCs/>
+        </w:rPr>
+        <w:t>Interfaz gráfica</w:t>
+      </w:r>
+      <w:r>
+        <w:t>: el sistema debe incluir interfaces graficas de usuario (GUI)</w:t>
       </w:r>
       <w:r>
         <w:t xml:space="preserve"> para Desktop</w:t>
@@ -5267,7 +5338,14 @@
         </w:numPr>
       </w:pPr>
       <w:r>
-        <w:t>Aplicación móvil: el sistema debe disponer de una parte implementada de forma de aplicación de dispositivo móvil.</w:t>
+        <w:rPr>
+          <w:b/>
+          <w:bCs/>
+        </w:rPr>
+        <w:t>Aplicación móvil</w:t>
+      </w:r>
+      <w:r>
+        <w:t>: el sistema debe disponer de una parte implementada de forma de aplicación de dispositivo móvil.</w:t>
       </w:r>
     </w:p>
     <w:p>
@@ -5279,7 +5357,14 @@
         </w:numPr>
       </w:pPr>
       <w:r>
-        <w:t>Alcance limitado: la gestión debe limitarse al departamento de Informática y Comunicaciones del centro.</w:t>
+        <w:rPr>
+          <w:b/>
+          <w:bCs/>
+        </w:rPr>
+        <w:t>Alcance limitado</w:t>
+      </w:r>
+      <w:r>
+        <w:t>: la gestión debe limitarse al departamento de Informática y Comunicaciones del centro.</w:t>
       </w:r>
     </w:p>
     <w:p>
@@ -5291,7 +5376,14 @@
         </w:numPr>
       </w:pPr>
       <w:r>
-        <w:t>Validación de datos: el sistema debe validar la entrada de datos en todos los formularios para garantizar la integridad de la información registrada.</w:t>
+        <w:rPr>
+          <w:b/>
+          <w:bCs/>
+        </w:rPr>
+        <w:t>Validación de datos</w:t>
+      </w:r>
+      <w:r>
+        <w:t>: el sistema debe validar la entrada de datos en todos los formularios para garantizar la integridad de la información registrada.</w:t>
       </w:r>
     </w:p>
     <w:p>
@@ -5304,6 +5396,8 @@
       </w:pPr>
       <w:r>
         <w:rPr>
+          <w:b/>
+          <w:bCs/>
           <w:u w:val="single"/>
         </w:rPr>
         <w:t>Búsqueda y filtrado</w:t>
@@ -5322,6 +5416,8 @@
       </w:pPr>
       <w:r>
         <w:rPr>
+          <w:b/>
+          <w:bCs/>
           <w:u w:val="single"/>
         </w:rPr>
         <w:t>Recuperación de contraseña</w:t>
@@ -5340,12 +5436,16 @@
       </w:pPr>
       <w:r>
         <w:rPr>
+          <w:b/>
+          <w:bCs/>
           <w:u w:val="single"/>
         </w:rPr>
         <w:t xml:space="preserve">Generación automática de </w:t>
       </w:r>
       <w:r>
         <w:rPr>
+          <w:b/>
+          <w:bCs/>
           <w:u w:val="single"/>
         </w:rPr>
         <w:t>contraseña</w:t>
@@ -5457,7 +5557,13 @@
         </w:numPr>
       </w:pPr>
       <w:r>
-        <w:t>Seguridad de datos: se debe asegurar la confidencialidad de los datos sensibles como las contraseñas.</w:t>
+        <w:t xml:space="preserve">Seguridad de datos: se debe asegurar la </w:t>
+      </w:r>
+      <w:r>
+        <w:t>seguridad</w:t>
+      </w:r>
+      <w:r>
+        <w:t xml:space="preserve"> de los datos sensibles como las contraseñas.</w:t>
       </w:r>
     </w:p>
     <w:p>
@@ -5640,7 +5746,14 @@
         </w:numPr>
       </w:pPr>
       <w:r>
-        <w:t xml:space="preserve">Administrador: perfil </w:t>
+        <w:rPr>
+          <w:b/>
+          <w:bCs/>
+        </w:rPr>
+        <w:t>Administrador</w:t>
+      </w:r>
+      <w:r>
+        <w:t xml:space="preserve">: perfil </w:t>
       </w:r>
       <w:r>
         <w:t>único y con máximos privilegios. Es el responsable de la configuración y el mantenimiento global del sistema.</w:t>
@@ -5661,7 +5774,14 @@
         </w:numPr>
       </w:pPr>
       <w:r>
-        <w:t>Profesor: personas responsables de la tutoría de los ciclos. Son intermediarios entre Empresa y Alumno.</w:t>
+        <w:rPr>
+          <w:b/>
+          <w:bCs/>
+        </w:rPr>
+        <w:t>Profesor</w:t>
+      </w:r>
+      <w:r>
+        <w:t>: personas responsables de la tutoría de los ciclos. Son intermediarios entre Empresa y Alumno.</w:t>
       </w:r>
       <w:r>
         <w:t xml:space="preserve"> Por cada curso, un profesor tendrá el rol de Profesor Coordinador</w:t>
@@ -5679,6 +5799,10 @@
         </w:numPr>
       </w:pPr>
       <w:r>
+        <w:rPr>
+          <w:b/>
+          <w:bCs/>
+        </w:rPr>
         <w:t>Tutor Empresa</w:t>
       </w:r>
       <w:r>
@@ -5709,7 +5833,14 @@
         </w:numPr>
       </w:pPr>
       <w:r>
-        <w:t>Estudiante: alumnado que realiza la FCT</w:t>
+        <w:rPr>
+          <w:b/>
+          <w:bCs/>
+        </w:rPr>
+        <w:t>Estudiante</w:t>
+      </w:r>
+      <w:r>
+        <w:t>: alumnado que realiza la FCT</w:t>
       </w:r>
       <w:r>
         <w:t xml:space="preserve"> en el periodo correspondiente.</w:t>
@@ -5738,7 +5869,14 @@
         </w:numPr>
       </w:pPr>
       <w:r>
-        <w:t>CU1. Gestión de usuarios y perfiles: el administrador tendrá la capacidad exclusiva de crear, modificar o eliminar</w:t>
+        <w:rPr>
+          <w:b/>
+          <w:bCs/>
+        </w:rPr>
+        <w:t>CU1</w:t>
+      </w:r>
+      <w:r>
+        <w:t>. Gestión de usuarios y perfiles: el administrador tendrá la capacidad exclusiva de crear, modificar o eliminar</w:t>
       </w:r>
       <w:r>
         <w:t xml:space="preserve"> registros de usuarios</w:t>
@@ -5762,7 +5900,14 @@
         </w:numPr>
       </w:pPr>
       <w:r>
-        <w:t>CU2. Gestión de empresas: el administrador</w:t>
+        <w:rPr>
+          <w:b/>
+          <w:bCs/>
+        </w:rPr>
+        <w:t>CU2</w:t>
+      </w:r>
+      <w:r>
+        <w:t>. Gestión de empresas: el administrador</w:t>
       </w:r>
       <w:r>
         <w:t xml:space="preserve"> será el encargado de formar el </w:t>
@@ -5783,8 +5928,15 @@
         </w:numPr>
       </w:pPr>
       <w:r>
+        <w:rPr>
+          <w:b/>
+          <w:bCs/>
+        </w:rPr>
         <w:lastRenderedPageBreak/>
-        <w:t xml:space="preserve">CU3. Documentación: </w:t>
+        <w:t>CU3</w:t>
+      </w:r>
+      <w:r>
+        <w:t xml:space="preserve">. Documentación: </w:t>
       </w:r>
       <w:r>
         <w:t xml:space="preserve">todos los perfiles de usuario </w:t>
@@ -5802,7 +5954,14 @@
         </w:numPr>
       </w:pPr>
       <w:r>
-        <w:t xml:space="preserve">CU4. </w:t>
+        <w:rPr>
+          <w:b/>
+          <w:bCs/>
+        </w:rPr>
+        <w:t>CU4</w:t>
+      </w:r>
+      <w:r>
+        <w:t xml:space="preserve">. </w:t>
       </w:r>
       <w:r>
         <w:t>Autenticación</w:t>
@@ -5826,7 +5985,14 @@
         </w:numPr>
       </w:pPr>
       <w:r>
-        <w:t>CU5.</w:t>
+        <w:rPr>
+          <w:b/>
+          <w:bCs/>
+        </w:rPr>
+        <w:t>CU5</w:t>
+      </w:r>
+      <w:r>
+        <w:t>.</w:t>
       </w:r>
       <w:r>
         <w:t xml:space="preserve"> Consultar </w:t>
@@ -5859,7 +6025,14 @@
         </w:numPr>
       </w:pPr>
       <w:r>
-        <w:t>CU6. Registrar faltas de asistencia: los usuarios Estudiante y Tutor de empresa podrán registrar una falta de asistencia.</w:t>
+        <w:rPr>
+          <w:b/>
+          <w:bCs/>
+        </w:rPr>
+        <w:t>CU6</w:t>
+      </w:r>
+      <w:r>
+        <w:t>. Registrar faltas de asistencia: los usuarios Estudiante y Tutor de empresa podrán registrar una falta de asistencia.</w:t>
       </w:r>
     </w:p>
     <w:p>
@@ -5871,9 +6044,17 @@
         </w:numPr>
       </w:pPr>
       <w:r>
+        <w:rPr>
+          <w:b/>
+          <w:bCs/>
+        </w:rPr>
         <w:t>CU</w:t>
       </w:r>
       <w:r>
+        <w:rPr>
+          <w:b/>
+          <w:bCs/>
+        </w:rPr>
         <w:t>7</w:t>
       </w:r>
       <w:r>
@@ -5913,9 +6094,17 @@
         </w:numPr>
       </w:pPr>
       <w:r>
+        <w:rPr>
+          <w:b/>
+          <w:bCs/>
+        </w:rPr>
         <w:t>CU</w:t>
       </w:r>
       <w:r>
+        <w:rPr>
+          <w:b/>
+          <w:bCs/>
+        </w:rPr>
         <w:t>8</w:t>
       </w:r>
       <w:r>
@@ -5958,7 +6147,14 @@
         </w:numPr>
       </w:pPr>
       <w:r>
-        <w:t>CU9. Gestión Tutor de Empresa: permite al profesorado crear, modificar o eliminar un Tutor asociado a una Empresa ya existente.</w:t>
+        <w:rPr>
+          <w:b/>
+          <w:bCs/>
+        </w:rPr>
+        <w:t>CU9</w:t>
+      </w:r>
+      <w:r>
+        <w:t>. Gestión Tutor de Empresa: permite al profesorado crear, modificar o eliminar un Tutor asociado a una Empresa ya existente.</w:t>
       </w:r>
     </w:p>
     <w:p>
@@ -5970,7 +6166,14 @@
         </w:numPr>
       </w:pPr>
       <w:r>
-        <w:t>CU10. Gestión Estudiante</w:t>
+        <w:rPr>
+          <w:b/>
+          <w:bCs/>
+        </w:rPr>
+        <w:t>CU10</w:t>
+      </w:r>
+      <w:r>
+        <w:t>. Gestión Estudiante</w:t>
       </w:r>
       <w:r>
         <w:t>:</w:t>
@@ -5991,7 +6194,14 @@
         </w:numPr>
       </w:pPr>
       <w:r>
-        <w:t>CU11. Gestión FCT: permite al profesorado crear, modificar o eliminar una relación entre Estudiante y Empresa mediante una FCT.</w:t>
+        <w:rPr>
+          <w:b/>
+          <w:bCs/>
+        </w:rPr>
+        <w:t>CU11</w:t>
+      </w:r>
+      <w:r>
+        <w:t>. Gestión FCT: permite al profesorado crear, modificar o eliminar una relación entre Estudiante y Empresa mediante una FCT.</w:t>
       </w:r>
     </w:p>
     <w:p>
@@ -6008,7 +6218,6 @@
       </w:r>
       <w:bookmarkEnd w:id="19"/>
     </w:p>
-    <w:p/>
     <w:p>
       <w:r>
         <w:t>En este apartado se define la estructura lógica y física de la información que maneja la aplicación.</w:t>
@@ -6058,10 +6267,10 @@
           <w:noProof/>
         </w:rPr>
         <w:drawing>
-          <wp:inline distT="0" distB="0" distL="0" distR="0" wp14:anchorId="26E45156" wp14:editId="791CC9F6">
-            <wp:extent cx="6633753" cy="5437632"/>
+          <wp:inline distT="0" distB="0" distL="0" distR="0" wp14:anchorId="406209AA" wp14:editId="007BA9C7">
+            <wp:extent cx="6523264" cy="6234935"/>
             <wp:effectExtent l="0" t="0" r="0" b="0"/>
-            <wp:docPr id="855135616" name="Imagen 2"/>
+            <wp:docPr id="313915682" name="Imagen 8" descr="Diagrama&#10;&#10;El contenido generado por IA puede ser incorrecto."/>
             <wp:cNvGraphicFramePr>
               <a:graphicFrameLocks xmlns:a="http://schemas.openxmlformats.org/drawingml/2006/main" noChangeAspect="1"/>
             </wp:cNvGraphicFramePr>
@@ -6069,114 +6278,11 @@
               <a:graphicData uri="http://schemas.openxmlformats.org/drawingml/2006/picture">
                 <pic:pic xmlns:pic="http://schemas.openxmlformats.org/drawingml/2006/picture">
                   <pic:nvPicPr>
-                    <pic:cNvPr id="855135616" name="Imagen 2"/>
+                    <pic:cNvPr id="313915682" name="Imagen 8" descr="Diagrama&#10;&#10;El contenido generado por IA puede ser incorrecto."/>
                     <pic:cNvPicPr/>
                   </pic:nvPicPr>
                   <pic:blipFill>
                     <a:blip r:embed="rId16">
-                      <a:extLst>
-                        <a:ext uri="{96DAC541-7B7A-43D3-8B79-37D633B846F1}">
-                          <asvg:svgBlip xmlns:asvg="http://schemas.microsoft.com/office/drawing/2016/SVG/main" r:embed="rId17"/>
-                        </a:ext>
-                      </a:extLst>
-                    </a:blip>
-                    <a:stretch>
-                      <a:fillRect/>
-                    </a:stretch>
-                  </pic:blipFill>
-                  <pic:spPr>
-                    <a:xfrm>
-                      <a:off x="0" y="0"/>
-                      <a:ext cx="6722387" cy="5510285"/>
-                    </a:xfrm>
-                    <a:prstGeom prst="rect">
-                      <a:avLst/>
-                    </a:prstGeom>
-                  </pic:spPr>
-                </pic:pic>
-              </a:graphicData>
-            </a:graphic>
-          </wp:inline>
-        </w:drawing>
-      </w:r>
-    </w:p>
-    <w:p>
-      <w:pPr>
-        <w:pStyle w:val="Descripcin"/>
-        <w:jc w:val="center"/>
-      </w:pPr>
-      <w:bookmarkStart w:id="21" w:name="_Toc221908852"/>
-      <w:r>
-        <w:t xml:space="preserve">Figura </w:t>
-      </w:r>
-      <w:r>
-        <w:fldChar w:fldCharType="begin"/>
-      </w:r>
-      <w:r>
-        <w:instrText>SEQ Figura \* ARABIC</w:instrText>
-      </w:r>
-      <w:r>
-        <w:fldChar w:fldCharType="separate"/>
-      </w:r>
-      <w:r>
-        <w:rPr>
-          <w:noProof/>
-        </w:rPr>
-        <w:t>2</w:t>
-      </w:r>
-      <w:r>
-        <w:fldChar w:fldCharType="end"/>
-      </w:r>
-      <w:r>
-        <w:t xml:space="preserve">. </w:t>
-      </w:r>
-      <w:r>
-        <w:t>Diagrama Entidad/Relación</w:t>
-      </w:r>
-      <w:bookmarkEnd w:id="21"/>
-    </w:p>
-    <w:p>
-      <w:pPr>
-        <w:pStyle w:val="Ttulo2"/>
-        <w:numPr>
-          <w:ilvl w:val="2"/>
-          <w:numId w:val="3"/>
-        </w:numPr>
-      </w:pPr>
-      <w:bookmarkStart w:id="22" w:name="_Toc221908753"/>
-      <w:r>
-        <w:lastRenderedPageBreak/>
-        <w:t>DIAGRAMA DE CLASES</w:t>
-      </w:r>
-      <w:bookmarkEnd w:id="22"/>
-    </w:p>
-    <w:p>
-      <w:pPr>
-        <w:keepNext/>
-        <w:jc w:val="center"/>
-      </w:pPr>
-      <w:r>
-        <w:rPr>
-          <w:noProof/>
-        </w:rPr>
-        <w:lastRenderedPageBreak/>
-        <w:drawing>
-          <wp:inline distT="0" distB="0" distL="0" distR="0" wp14:anchorId="12EC9159" wp14:editId="42E8EFC1">
-            <wp:extent cx="5929746" cy="8764802"/>
-            <wp:effectExtent l="0" t="0" r="0" b="0"/>
-            <wp:docPr id="45274374" name="Imagen 6" descr="Interfaz de usuario gráfica, Aplicación"/>
-            <wp:cNvGraphicFramePr>
-              <a:graphicFrameLocks xmlns:a="http://schemas.openxmlformats.org/drawingml/2006/main" noChangeAspect="1"/>
-            </wp:cNvGraphicFramePr>
-            <a:graphic xmlns:a="http://schemas.openxmlformats.org/drawingml/2006/main">
-              <a:graphicData uri="http://schemas.openxmlformats.org/drawingml/2006/picture">
-                <pic:pic xmlns:pic="http://schemas.openxmlformats.org/drawingml/2006/picture">
-                  <pic:nvPicPr>
-                    <pic:cNvPr id="45274374" name="Imagen 6" descr="Interfaz de usuario gráfica, Aplicación"/>
-                    <pic:cNvPicPr/>
-                  </pic:nvPicPr>
-                  <pic:blipFill>
-                    <a:blip r:embed="rId18">
                       <a:extLst>
                         <a:ext uri="{28A0092B-C50C-407E-A947-70E740481C1C}">
                           <a14:useLocalDpi xmlns:a14="http://schemas.microsoft.com/office/drawing/2010/main" val="0"/>
@@ -6190,7 +6296,109 @@
                   <pic:spPr>
                     <a:xfrm>
                       <a:off x="0" y="0"/>
-                      <a:ext cx="5935427" cy="8773200"/>
+                      <a:ext cx="6534065" cy="6245258"/>
+                    </a:xfrm>
+                    <a:prstGeom prst="rect">
+                      <a:avLst/>
+                    </a:prstGeom>
+                  </pic:spPr>
+                </pic:pic>
+              </a:graphicData>
+            </a:graphic>
+          </wp:inline>
+        </w:drawing>
+      </w:r>
+    </w:p>
+    <w:p>
+      <w:pPr>
+        <w:pStyle w:val="Descripcin"/>
+        <w:jc w:val="center"/>
+      </w:pPr>
+      <w:bookmarkStart w:id="21" w:name="_Toc221908852"/>
+      <w:r>
+        <w:t xml:space="preserve">Figura </w:t>
+      </w:r>
+      <w:r>
+        <w:fldChar w:fldCharType="begin"/>
+      </w:r>
+      <w:r>
+        <w:instrText>SEQ Figura \* ARABIC</w:instrText>
+      </w:r>
+      <w:r>
+        <w:fldChar w:fldCharType="separate"/>
+      </w:r>
+      <w:r>
+        <w:rPr>
+          <w:noProof/>
+        </w:rPr>
+        <w:t>2</w:t>
+      </w:r>
+      <w:r>
+        <w:fldChar w:fldCharType="end"/>
+      </w:r>
+      <w:r>
+        <w:t xml:space="preserve">. </w:t>
+      </w:r>
+      <w:r>
+        <w:t>Diagrama Entidad/Relación</w:t>
+      </w:r>
+      <w:bookmarkEnd w:id="21"/>
+    </w:p>
+    <w:p>
+      <w:pPr>
+        <w:pStyle w:val="Ttulo2"/>
+        <w:numPr>
+          <w:ilvl w:val="2"/>
+          <w:numId w:val="3"/>
+        </w:numPr>
+      </w:pPr>
+      <w:bookmarkStart w:id="22" w:name="_Toc221908753"/>
+      <w:r>
+        <w:lastRenderedPageBreak/>
+        <w:t>DIAGRAMA DE CLASES</w:t>
+      </w:r>
+      <w:bookmarkEnd w:id="22"/>
+    </w:p>
+    <w:p>
+      <w:pPr>
+        <w:keepNext/>
+        <w:jc w:val="center"/>
+      </w:pPr>
+      <w:r>
+        <w:rPr>
+          <w:noProof/>
+        </w:rPr>
+        <w:drawing>
+          <wp:inline distT="0" distB="0" distL="0" distR="0" wp14:anchorId="12EC9159" wp14:editId="39F8B2C9">
+            <wp:extent cx="5689176" cy="8409215"/>
+            <wp:effectExtent l="0" t="0" r="6985" b="0"/>
+            <wp:docPr id="45274374" name="Imagen 6" descr="Interfaz de usuario gráfica, Aplicación"/>
+            <wp:cNvGraphicFramePr>
+              <a:graphicFrameLocks xmlns:a="http://schemas.openxmlformats.org/drawingml/2006/main" noChangeAspect="1"/>
+            </wp:cNvGraphicFramePr>
+            <a:graphic xmlns:a="http://schemas.openxmlformats.org/drawingml/2006/main">
+              <a:graphicData uri="http://schemas.openxmlformats.org/drawingml/2006/picture">
+                <pic:pic xmlns:pic="http://schemas.openxmlformats.org/drawingml/2006/picture">
+                  <pic:nvPicPr>
+                    <pic:cNvPr id="45274374" name="Imagen 6" descr="Interfaz de usuario gráfica, Aplicación"/>
+                    <pic:cNvPicPr/>
+                  </pic:nvPicPr>
+                  <pic:blipFill>
+                    <a:blip r:embed="rId17">
+                      <a:extLst>
+                        <a:ext uri="{28A0092B-C50C-407E-A947-70E740481C1C}">
+                          <a14:useLocalDpi xmlns:a14="http://schemas.microsoft.com/office/drawing/2010/main" val="0"/>
+                        </a:ext>
+                      </a:extLst>
+                    </a:blip>
+                    <a:stretch>
+                      <a:fillRect/>
+                    </a:stretch>
+                  </pic:blipFill>
+                  <pic:spPr>
+                    <a:xfrm>
+                      <a:off x="0" y="0"/>
+                      <a:ext cx="5731899" cy="8472364"/>
                     </a:xfrm>
                     <a:prstGeom prst="rect">
                       <a:avLst/>
@@ -6286,7 +6494,7 @@
                     <pic:cNvPicPr/>
                   </pic:nvPicPr>
                   <pic:blipFill>
-                    <a:blip r:embed="rId19">
+                    <a:blip r:embed="rId18">
                       <a:extLst>
                         <a:ext uri="{28A0092B-C50C-407E-A947-70E740481C1C}">
                           <a14:useLocalDpi xmlns:a14="http://schemas.microsoft.com/office/drawing/2010/main" val="0"/>
@@ -6363,7 +6571,7 @@
                     <pic:cNvPicPr/>
                   </pic:nvPicPr>
                   <pic:blipFill>
-                    <a:blip r:embed="rId20" cstate="print">
+                    <a:blip r:embed="rId19" cstate="print">
                       <a:extLst>
                         <a:ext uri="{28A0092B-C50C-407E-A947-70E740481C1C}">
                           <a14:useLocalDpi xmlns:a14="http://schemas.microsoft.com/office/drawing/2010/main" val="0"/>
@@ -6419,7 +6627,10 @@
     <w:p>
       <w:r>
         <w:lastRenderedPageBreak/>
-        <w:t>también algunas de las pantallas propuestas para el usuario Estudiante en la aplicación móvil.</w:t>
+        <w:t>T</w:t>
+      </w:r>
+      <w:r>
+        <w:t>ambién algunas de las pantallas propuestas para el usuario Estudiante en la aplicación móvil.</w:t>
       </w:r>
     </w:p>
     <w:p>
@@ -6435,9 +6646,9 @@
           <w:noProof/>
         </w:rPr>
         <w:drawing>
-          <wp:inline distT="0" distB="0" distL="0" distR="0" wp14:anchorId="4333422A" wp14:editId="66C1AAEE">
-            <wp:extent cx="5290723" cy="5802523"/>
-            <wp:effectExtent l="0" t="0" r="5715" b="8255"/>
+          <wp:inline distT="0" distB="0" distL="0" distR="0" wp14:anchorId="4333422A" wp14:editId="1785D7DB">
+            <wp:extent cx="3673928" cy="4029328"/>
+            <wp:effectExtent l="0" t="0" r="3175" b="0"/>
             <wp:docPr id="58759575" name="Imagen 3"/>
             <wp:cNvGraphicFramePr>
               <a:graphicFrameLocks xmlns:a="http://schemas.openxmlformats.org/drawingml/2006/main" noChangeAspect="1"/>
@@ -6447,6 +6658,89 @@
                 <pic:pic xmlns:pic="http://schemas.openxmlformats.org/drawingml/2006/picture">
                   <pic:nvPicPr>
                     <pic:cNvPr id="58759575" name="Imagen 3"/>
+                    <pic:cNvPicPr/>
+                  </pic:nvPicPr>
+                  <pic:blipFill>
+                    <a:blip r:embed="rId20">
+                      <a:extLst>
+                        <a:ext uri="{28A0092B-C50C-407E-A947-70E740481C1C}">
+                          <a14:useLocalDpi xmlns:a14="http://schemas.microsoft.com/office/drawing/2010/main" val="0"/>
+                        </a:ext>
+                      </a:extLst>
+                    </a:blip>
+                    <a:stretch>
+                      <a:fillRect/>
+                    </a:stretch>
+                  </pic:blipFill>
+                  <pic:spPr>
+                    <a:xfrm>
+                      <a:off x="0" y="0"/>
+                      <a:ext cx="3704828" cy="4063217"/>
+                    </a:xfrm>
+                    <a:prstGeom prst="rect">
+                      <a:avLst/>
+                    </a:prstGeom>
+                  </pic:spPr>
+                </pic:pic>
+              </a:graphicData>
+            </a:graphic>
+          </wp:inline>
+        </w:drawing>
+      </w:r>
+    </w:p>
+    <w:p>
+      <w:pPr>
+        <w:pStyle w:val="Descripcin"/>
+        <w:jc w:val="center"/>
+      </w:pPr>
+      <w:bookmarkStart w:id="27" w:name="_Toc221908856"/>
+      <w:r>
+        <w:t xml:space="preserve">Figura </w:t>
+      </w:r>
+      <w:fldSimple w:instr=" SEQ Figura \* ARABIC ">
+        <w:r>
+          <w:rPr>
+            <w:noProof/>
+          </w:rPr>
+          <w:t>6</w:t>
+        </w:r>
+      </w:fldSimple>
+      <w:r>
+        <w:t>. Pantalla inicial</w:t>
+      </w:r>
+      <w:r>
+        <w:t xml:space="preserve"> usuario</w:t>
+      </w:r>
+      <w:r>
+        <w:t xml:space="preserve"> Estudiante</w:t>
+      </w:r>
+      <w:r>
+        <w:t xml:space="preserve"> - Móvil</w:t>
+      </w:r>
+      <w:bookmarkEnd w:id="27"/>
+    </w:p>
+    <w:p>
+      <w:pPr>
+        <w:keepNext/>
+        <w:jc w:val="center"/>
+      </w:pPr>
+      <w:r>
+        <w:rPr>
+          <w:noProof/>
+        </w:rPr>
+        <w:drawing>
+          <wp:inline distT="0" distB="0" distL="0" distR="0" wp14:anchorId="6C646993" wp14:editId="36824A89">
+            <wp:extent cx="3401545" cy="3920128"/>
+            <wp:effectExtent l="0" t="0" r="8890" b="4445"/>
+            <wp:docPr id="1157977682" name="Imagen 3"/>
+            <wp:cNvGraphicFramePr>
+              <a:graphicFrameLocks xmlns:a="http://schemas.openxmlformats.org/drawingml/2006/main" noChangeAspect="1"/>
+            </wp:cNvGraphicFramePr>
+            <a:graphic xmlns:a="http://schemas.openxmlformats.org/drawingml/2006/main">
+              <a:graphicData uri="http://schemas.openxmlformats.org/drawingml/2006/picture">
+                <pic:pic xmlns:pic="http://schemas.openxmlformats.org/drawingml/2006/picture">
+                  <pic:nvPicPr>
+                    <pic:cNvPr id="1157977682" name="Imagen 3"/>
                     <pic:cNvPicPr/>
                   </pic:nvPicPr>
                   <pic:blipFill>
@@ -6464,7 +6758,7 @@
                   <pic:spPr>
                     <a:xfrm>
                       <a:off x="0" y="0"/>
-                      <a:ext cx="5290723" cy="5802523"/>
+                      <a:ext cx="3424136" cy="3946163"/>
                     </a:xfrm>
                     <a:prstGeom prst="rect">
                       <a:avLst/>
@@ -6482,90 +6776,6 @@
         <w:pStyle w:val="Descripcin"/>
         <w:jc w:val="center"/>
       </w:pPr>
-      <w:bookmarkStart w:id="27" w:name="_Toc221908856"/>
-      <w:r>
-        <w:t xml:space="preserve">Figura </w:t>
-      </w:r>
-      <w:fldSimple w:instr=" SEQ Figura \* ARABIC ">
-        <w:r>
-          <w:rPr>
-            <w:noProof/>
-          </w:rPr>
-          <w:t>6</w:t>
-        </w:r>
-      </w:fldSimple>
-      <w:r>
-        <w:t>. Pantalla inicial</w:t>
-      </w:r>
-      <w:r>
-        <w:t xml:space="preserve"> usuario</w:t>
-      </w:r>
-      <w:r>
-        <w:t xml:space="preserve"> Estudiante</w:t>
-      </w:r>
-      <w:r>
-        <w:t xml:space="preserve"> - Móvil</w:t>
-      </w:r>
-      <w:bookmarkEnd w:id="27"/>
-    </w:p>
-    <w:p>
-      <w:pPr>
-        <w:keepNext/>
-        <w:jc w:val="center"/>
-      </w:pPr>
-      <w:r>
-        <w:rPr>
-          <w:noProof/>
-        </w:rPr>
-        <w:lastRenderedPageBreak/>
-        <w:drawing>
-          <wp:inline distT="0" distB="0" distL="0" distR="0" wp14:anchorId="6C646993" wp14:editId="2EDC75F6">
-            <wp:extent cx="5421515" cy="6248051"/>
-            <wp:effectExtent l="0" t="0" r="8255" b="635"/>
-            <wp:docPr id="1157977682" name="Imagen 3"/>
-            <wp:cNvGraphicFramePr>
-              <a:graphicFrameLocks xmlns:a="http://schemas.openxmlformats.org/drawingml/2006/main" noChangeAspect="1"/>
-            </wp:cNvGraphicFramePr>
-            <a:graphic xmlns:a="http://schemas.openxmlformats.org/drawingml/2006/main">
-              <a:graphicData uri="http://schemas.openxmlformats.org/drawingml/2006/picture">
-                <pic:pic xmlns:pic="http://schemas.openxmlformats.org/drawingml/2006/picture">
-                  <pic:nvPicPr>
-                    <pic:cNvPr id="1157977682" name="Imagen 3"/>
-                    <pic:cNvPicPr/>
-                  </pic:nvPicPr>
-                  <pic:blipFill>
-                    <a:blip r:embed="rId22">
-                      <a:extLst>
-                        <a:ext uri="{28A0092B-C50C-407E-A947-70E740481C1C}">
-                          <a14:useLocalDpi xmlns:a14="http://schemas.microsoft.com/office/drawing/2010/main" val="0"/>
-                        </a:ext>
-                      </a:extLst>
-                    </a:blip>
-                    <a:stretch>
-                      <a:fillRect/>
-                    </a:stretch>
-                  </pic:blipFill>
-                  <pic:spPr>
-                    <a:xfrm>
-                      <a:off x="0" y="0"/>
-                      <a:ext cx="5421515" cy="6248051"/>
-                    </a:xfrm>
-                    <a:prstGeom prst="rect">
-                      <a:avLst/>
-                    </a:prstGeom>
-                  </pic:spPr>
-                </pic:pic>
-              </a:graphicData>
-            </a:graphic>
-          </wp:inline>
-        </w:drawing>
-      </w:r>
-    </w:p>
-    <w:p>
-      <w:pPr>
-        <w:pStyle w:val="Descripcin"/>
-        <w:jc w:val="center"/>
-      </w:pPr>
       <w:bookmarkStart w:id="28" w:name="_Toc221908857"/>
       <w:r>
         <w:t xml:space="preserve">Figura </w:t>
@@ -6601,6 +6811,7 @@
         <w:rPr>
           <w:noProof/>
         </w:rPr>
+        <w:lastRenderedPageBreak/>
         <w:drawing>
           <wp:inline distT="0" distB="0" distL="0" distR="0" wp14:anchorId="30A034C7" wp14:editId="0D158220">
             <wp:extent cx="472440" cy="670560"/>
@@ -6617,7 +6828,7 @@
                     <pic:cNvPicPr/>
                   </pic:nvPicPr>
                   <pic:blipFill>
-                    <a:blip r:embed="rId23" cstate="print">
+                    <a:blip r:embed="rId22" cstate="print">
                       <a:extLst>
                         <a:ext uri="{28A0092B-C50C-407E-A947-70E740481C1C}">
                           <a14:useLocalDpi xmlns:a14="http://schemas.microsoft.com/office/drawing/2010/main" val="0"/>
@@ -6677,7 +6888,6 @@
         <w:rPr>
           <w:noProof/>
         </w:rPr>
-        <w:lastRenderedPageBreak/>
         <w:drawing>
           <wp:inline distT="0" distB="0" distL="0" distR="0" wp14:anchorId="041199A3" wp14:editId="1DAEB531">
             <wp:extent cx="6439986" cy="4830992"/>
@@ -6696,7 +6906,7 @@
                     </pic:cNvPicPr>
                   </pic:nvPicPr>
                   <pic:blipFill>
-                    <a:blip r:embed="rId24">
+                    <a:blip r:embed="rId23">
                       <a:extLst>
                         <a:ext uri="{28A0092B-C50C-407E-A947-70E740481C1C}">
                           <a14:useLocalDpi xmlns:a14="http://schemas.microsoft.com/office/drawing/2010/main" val="0"/>
@@ -6789,15 +6999,7 @@
         </w:numPr>
       </w:pPr>
       <w:r>
-        <w:t xml:space="preserve">Pruebas Unitarias: verificación de la lógica de negocio en el </w:t>
-      </w:r>
-      <w:proofErr w:type="spellStart"/>
-      <w:r>
-        <w:t>backend</w:t>
-      </w:r>
-      <w:proofErr w:type="spellEnd"/>
-      <w:r>
-        <w:t>.</w:t>
+        <w:t>Pruebas Unitarias: verificación de la lógica de negocio en el backend.</w:t>
       </w:r>
     </w:p>
     <w:p>
@@ -6809,6 +7011,7 @@
         </w:numPr>
       </w:pPr>
       <w:r>
+        <w:lastRenderedPageBreak/>
         <w:t xml:space="preserve">Pruebas de </w:t>
       </w:r>
       <w:r>
@@ -6821,7 +7024,15 @@
         <w:t>n</w:t>
       </w:r>
       <w:r>
-        <w:t>: asegurar que la GUI de escritorio y la app móvil se comunican correctamente con la base de datos.</w:t>
+        <w:t xml:space="preserve">: asegurar que la GUI de escritorio y la </w:t>
+      </w:r>
+      <w:proofErr w:type="gramStart"/>
+      <w:r>
+        <w:t>app</w:t>
+      </w:r>
+      <w:proofErr w:type="gramEnd"/>
+      <w:r>
+        <w:t xml:space="preserve"> móvil se comunican correctamente con la base de datos.</w:t>
       </w:r>
     </w:p>
     <w:p>
@@ -6867,16 +7078,21 @@
     </w:p>
     <w:p>
       <w:r>
-        <w:t>(…)</w:t>
-      </w:r>
-    </w:p>
-    <w:p>
-      <w:r>
         <w:t>En este apartado se describen las tecnologías utilizadas en el desarrollo del aplicativo.</w:t>
       </w:r>
     </w:p>
     <w:p>
-      <w:r>
+      <w:pPr>
+        <w:rPr>
+          <w:b/>
+          <w:bCs/>
+        </w:rPr>
+      </w:pPr>
+      <w:r>
+        <w:rPr>
+          <w:b/>
+          <w:bCs/>
+        </w:rPr>
         <w:t>Documentación:</w:t>
       </w:r>
     </w:p>
@@ -6906,7 +7122,6 @@
         </w:numPr>
       </w:pPr>
       <w:r>
-        <w:lastRenderedPageBreak/>
         <w:t>Draw.io: diagramas</w:t>
       </w:r>
     </w:p>
@@ -6918,10 +7133,265 @@
           <w:numId w:val="6"/>
         </w:numPr>
       </w:pPr>
-    </w:p>
-    <w:p>
-      <w:r>
-        <w:t>Lenguaje de programación Java: por su estabilidad y robustez.</w:t>
+      <w:r>
+        <w:t>Word: Procesador de texto para la redacción y maquetación de la memoria del proyecto.</w:t>
+      </w:r>
+    </w:p>
+    <w:p>
+      <w:pPr>
+        <w:rPr>
+          <w:b/>
+          <w:bCs/>
+        </w:rPr>
+      </w:pPr>
+      <w:r>
+        <w:rPr>
+          <w:b/>
+          <w:bCs/>
+        </w:rPr>
+        <w:t xml:space="preserve">Lenguajes de programación y </w:t>
+      </w:r>
+      <w:proofErr w:type="spellStart"/>
+      <w:r>
+        <w:rPr>
+          <w:b/>
+          <w:bCs/>
+        </w:rPr>
+        <w:t>Frameworks</w:t>
+      </w:r>
+      <w:proofErr w:type="spellEnd"/>
+      <w:r>
+        <w:rPr>
+          <w:b/>
+          <w:bCs/>
+        </w:rPr>
+        <w:t>:</w:t>
+      </w:r>
+    </w:p>
+    <w:p>
+      <w:pPr>
+        <w:pStyle w:val="Prrafodelista"/>
+        <w:numPr>
+          <w:ilvl w:val="0"/>
+          <w:numId w:val="6"/>
+        </w:numPr>
+      </w:pPr>
+      <w:r>
+        <w:t>Java (JDK 17): Lenguaje usado para la lógica de negocio.</w:t>
+      </w:r>
+    </w:p>
+    <w:p>
+      <w:pPr>
+        <w:pStyle w:val="Prrafodelista"/>
+        <w:numPr>
+          <w:ilvl w:val="0"/>
+          <w:numId w:val="6"/>
+        </w:numPr>
+      </w:pPr>
+      <w:r>
+        <w:t>Spring Boot: Framework principal para el desarrollo de la aplicación.</w:t>
+      </w:r>
+    </w:p>
+    <w:p>
+      <w:pPr>
+        <w:rPr>
+          <w:b/>
+          <w:bCs/>
+        </w:rPr>
+      </w:pPr>
+      <w:r>
+        <w:rPr>
+          <w:b/>
+          <w:bCs/>
+        </w:rPr>
+        <w:t>Gestión de la base de datos:</w:t>
+      </w:r>
+    </w:p>
+    <w:p>
+      <w:pPr>
+        <w:pStyle w:val="Prrafodelista"/>
+        <w:numPr>
+          <w:ilvl w:val="0"/>
+          <w:numId w:val="6"/>
+        </w:numPr>
+      </w:pPr>
+      <w:proofErr w:type="spellStart"/>
+      <w:r>
+        <w:t>Xampp</w:t>
+      </w:r>
+      <w:proofErr w:type="spellEnd"/>
+    </w:p>
+    <w:p>
+      <w:pPr>
+        <w:pStyle w:val="Prrafodelista"/>
+        <w:numPr>
+          <w:ilvl w:val="0"/>
+          <w:numId w:val="6"/>
+        </w:numPr>
+      </w:pPr>
+      <w:proofErr w:type="spellStart"/>
+      <w:r>
+        <w:t>Hibertante</w:t>
+      </w:r>
+      <w:proofErr w:type="spellEnd"/>
+      <w:r>
+        <w:t>: implementación de JPA para el ORM.</w:t>
+      </w:r>
+    </w:p>
+    <w:p>
+      <w:pPr>
+        <w:rPr>
+          <w:b/>
+          <w:bCs/>
+        </w:rPr>
+      </w:pPr>
+      <w:proofErr w:type="spellStart"/>
+      <w:r>
+        <w:rPr>
+          <w:b/>
+          <w:bCs/>
+        </w:rPr>
+        <w:t>IDEs</w:t>
+      </w:r>
+      <w:proofErr w:type="spellEnd"/>
+      <w:r>
+        <w:rPr>
+          <w:b/>
+          <w:bCs/>
+        </w:rPr>
+        <w:t xml:space="preserve"> y Herramientas de construcción:</w:t>
+      </w:r>
+    </w:p>
+    <w:p>
+      <w:pPr>
+        <w:pStyle w:val="Prrafodelista"/>
+        <w:numPr>
+          <w:ilvl w:val="0"/>
+          <w:numId w:val="6"/>
+        </w:numPr>
+      </w:pPr>
+      <w:r>
+        <w:t>Eclipse</w:t>
+      </w:r>
+      <w:r>
+        <w:t>:</w:t>
+      </w:r>
+      <w:r>
+        <w:t xml:space="preserve"> versión </w:t>
+      </w:r>
+      <w:r>
+        <w:t>2025-09 (4.37.0)</w:t>
+      </w:r>
+    </w:p>
+    <w:p>
+      <w:pPr>
+        <w:pStyle w:val="Prrafodelista"/>
+        <w:numPr>
+          <w:ilvl w:val="0"/>
+          <w:numId w:val="6"/>
+        </w:numPr>
+      </w:pPr>
+      <w:r>
+        <w:t xml:space="preserve">Android Studio: entorno integrado de Google para aplicaciones </w:t>
+      </w:r>
+      <w:proofErr w:type="spellStart"/>
+      <w:r>
+        <w:t>moviles</w:t>
+      </w:r>
+      <w:proofErr w:type="spellEnd"/>
+    </w:p>
+    <w:p>
+      <w:pPr>
+        <w:pStyle w:val="Prrafodelista"/>
+        <w:numPr>
+          <w:ilvl w:val="0"/>
+          <w:numId w:val="6"/>
+        </w:numPr>
+      </w:pPr>
+      <w:r>
+        <w:t>Maven: como herramienta de gestión y construcción de proyectos que facilita la inclusión de dependencias.</w:t>
+      </w:r>
+    </w:p>
+    <w:p>
+      <w:pPr>
+        <w:pStyle w:val="Prrafodelista"/>
+        <w:numPr>
+          <w:ilvl w:val="0"/>
+          <w:numId w:val="6"/>
+        </w:numPr>
+      </w:pPr>
+      <w:proofErr w:type="spellStart"/>
+      <w:r>
+        <w:t>Github</w:t>
+      </w:r>
+      <w:proofErr w:type="spellEnd"/>
+      <w:r>
+        <w:t>: sistema de control de versiones y seguimiento de los hitos de entrega.</w:t>
+      </w:r>
+    </w:p>
+    <w:p>
+      <w:pPr>
+        <w:rPr>
+          <w:b/>
+          <w:bCs/>
+        </w:rPr>
+      </w:pPr>
+      <w:r>
+        <w:rPr>
+          <w:b/>
+          <w:bCs/>
+        </w:rPr>
+        <w:t>Diseño de interfaces</w:t>
+      </w:r>
+      <w:r>
+        <w:rPr>
+          <w:b/>
+          <w:bCs/>
+        </w:rPr>
+        <w:t>:</w:t>
+      </w:r>
+    </w:p>
+    <w:p>
+      <w:pPr>
+        <w:pStyle w:val="Prrafodelista"/>
+        <w:numPr>
+          <w:ilvl w:val="0"/>
+          <w:numId w:val="6"/>
+        </w:numPr>
+      </w:pPr>
+      <w:proofErr w:type="spellStart"/>
+      <w:r>
+        <w:t>JavaFX</w:t>
+      </w:r>
+      <w:proofErr w:type="spellEnd"/>
+      <w:r>
+        <w:t>: Librería utilizada para el desarrollo de la GUI de escritorio</w:t>
+      </w:r>
+    </w:p>
+    <w:p>
+      <w:pPr>
+        <w:pStyle w:val="Prrafodelista"/>
+        <w:numPr>
+          <w:ilvl w:val="0"/>
+          <w:numId w:val="6"/>
+        </w:numPr>
+      </w:pPr>
+      <w:r>
+        <w:t>Android</w:t>
+      </w:r>
+      <w:r>
+        <w:t xml:space="preserve"> SDK</w:t>
+      </w:r>
+      <w:r>
+        <w:t xml:space="preserve"> + </w:t>
+      </w:r>
+      <w:proofErr w:type="spellStart"/>
+      <w:r>
+        <w:t>Kotlin</w:t>
+      </w:r>
+      <w:proofErr w:type="spellEnd"/>
+      <w:r>
+        <w:t>: Conjunto de herramientas y lenguaje de programación utilizado para el desarrollo de la aplicación móvil.</w:t>
       </w:r>
     </w:p>
     <w:p/>
@@ -7122,6 +7592,7 @@
       </w:pPr>
       <w:bookmarkStart w:id="53" w:name="_Toc221908764"/>
       <w:r>
+        <w:lastRenderedPageBreak/>
         <w:t>FUTURAS MEJORAS Y AMPLIACIONES</w:t>
       </w:r>
       <w:bookmarkEnd w:id="53"/>
@@ -7456,7 +7927,79 @@
     </w:p>
     <w:p>
       <w:r>
-        <w:t>(...)</w:t>
+        <w:t>En este apartado se describen los estilos que utiliza la aplicación en sus diferentes variables.</w:t>
+      </w:r>
+    </w:p>
+    <w:p>
+      <w:pPr>
+        <w:keepNext/>
+        <w:jc w:val="center"/>
+      </w:pPr>
+      <w:r>
+        <w:rPr>
+          <w:noProof/>
+        </w:rPr>
+        <w:drawing>
+          <wp:inline distT="0" distB="0" distL="0" distR="0" wp14:anchorId="7D576B6B" wp14:editId="6FEE4563">
+            <wp:extent cx="2588079" cy="2588079"/>
+            <wp:effectExtent l="0" t="0" r="0" b="0"/>
+            <wp:docPr id="2039016050" name="Imagen 7" descr="Imagen que contiene Icono&#10;&#10;El contenido generado por IA puede ser incorrecto."/>
+            <wp:cNvGraphicFramePr>
+              <a:graphicFrameLocks xmlns:a="http://schemas.openxmlformats.org/drawingml/2006/main" noChangeAspect="1"/>
+            </wp:cNvGraphicFramePr>
+            <a:graphic xmlns:a="http://schemas.openxmlformats.org/drawingml/2006/main">
+              <a:graphicData uri="http://schemas.openxmlformats.org/drawingml/2006/picture">
+                <pic:pic xmlns:pic="http://schemas.openxmlformats.org/drawingml/2006/picture">
+                  <pic:nvPicPr>
+                    <pic:cNvPr id="2039016050" name="Imagen 7" descr="Imagen que contiene Icono&#10;&#10;El contenido generado por IA puede ser incorrecto."/>
+                    <pic:cNvPicPr/>
+                  </pic:nvPicPr>
+                  <pic:blipFill>
+                    <a:blip r:embed="rId24" cstate="print">
+                      <a:extLst>
+                        <a:ext uri="{28A0092B-C50C-407E-A947-70E740481C1C}">
+                          <a14:useLocalDpi xmlns:a14="http://schemas.microsoft.com/office/drawing/2010/main" val="0"/>
+                        </a:ext>
+                      </a:extLst>
+                    </a:blip>
+                    <a:stretch>
+                      <a:fillRect/>
+                    </a:stretch>
+                  </pic:blipFill>
+                  <pic:spPr>
+                    <a:xfrm>
+                      <a:off x="0" y="0"/>
+                      <a:ext cx="2599042" cy="2599042"/>
+                    </a:xfrm>
+                    <a:prstGeom prst="rect">
+                      <a:avLst/>
+                    </a:prstGeom>
+                  </pic:spPr>
+                </pic:pic>
+              </a:graphicData>
+            </a:graphic>
+          </wp:inline>
+        </w:drawing>
+      </w:r>
+    </w:p>
+    <w:p>
+      <w:pPr>
+        <w:pStyle w:val="Descripcin"/>
+        <w:jc w:val="center"/>
+      </w:pPr>
+      <w:r>
+        <w:t xml:space="preserve">Figura </w:t>
+      </w:r>
+      <w:fldSimple w:instr=" SEQ Figura \* ARABIC ">
+        <w:r>
+          <w:rPr>
+            <w:noProof/>
+          </w:rPr>
+          <w:t>8</w:t>
+        </w:r>
+      </w:fldSimple>
+      <w:r>
+        <w:t>. Logo provisional 1</w:t>
       </w:r>
     </w:p>
     <w:p>
@@ -7859,6 +8402,119 @@
     </w:lvl>
   </w:abstractNum>
   <w:abstractNum w:abstractNumId="1" w15:restartNumberingAfterBreak="0">
+    <w:nsid w:val="136E0686"/>
+    <w:multiLevelType w:val="hybridMultilevel"/>
+    <w:tmpl w:val="C66CAD46"/>
+    <w:lvl w:ilvl="0" w:tplc="0C0A0001">
+      <w:start w:val="1"/>
+      <w:numFmt w:val="bullet"/>
+      <w:lvlText w:val=""/>
+      <w:lvlJc w:val="left"/>
+      <w:pPr>
+        <w:ind w:left="720" w:hanging="360"/>
+      </w:pPr>
+      <w:rPr>
+        <w:rFonts w:ascii="Symbol" w:hAnsi="Symbol" w:hint="default"/>
+      </w:rPr>
+    </w:lvl>
+    <w:lvl w:ilvl="1" w:tplc="0C0A0003">
+      <w:start w:val="1"/>
+      <w:numFmt w:val="bullet"/>
+      <w:lvlText w:val="o"/>
+      <w:lvlJc w:val="left"/>
+      <w:pPr>
+        <w:ind w:left="1440" w:hanging="360"/>
+      </w:pPr>
+      <w:rPr>
+        <w:rFonts w:ascii="Courier New" w:hAnsi="Courier New" w:cs="Courier New" w:hint="default"/>
+      </w:rPr>
+    </w:lvl>
+    <w:lvl w:ilvl="2" w:tplc="0C0A0005" w:tentative="1">
+      <w:start w:val="1"/>
+      <w:numFmt w:val="bullet"/>
+      <w:lvlText w:val=""/>
+      <w:lvlJc w:val="left"/>
+      <w:pPr>
+        <w:ind w:left="2160" w:hanging="360"/>
+      </w:pPr>
+      <w:rPr>
+        <w:rFonts w:ascii="Wingdings" w:hAnsi="Wingdings" w:hint="default"/>
+      </w:rPr>
+    </w:lvl>
+    <w:lvl w:ilvl="3" w:tplc="0C0A0001" w:tentative="1">
+      <w:start w:val="1"/>
+      <w:numFmt w:val="bullet"/>
+      <w:lvlText w:val=""/>
+      <w:lvlJc w:val="left"/>
+      <w:pPr>
+        <w:ind w:left="2880" w:hanging="360"/>
+      </w:pPr>
+      <w:rPr>
+        <w:rFonts w:ascii="Symbol" w:hAnsi="Symbol" w:hint="default"/>
+      </w:rPr>
+    </w:lvl>
+    <w:lvl w:ilvl="4" w:tplc="0C0A0003" w:tentative="1">
+      <w:start w:val="1"/>
+      <w:numFmt w:val="bullet"/>
+      <w:lvlText w:val="o"/>
+      <w:lvlJc w:val="left"/>
+      <w:pPr>
+        <w:ind w:left="3600" w:hanging="360"/>
+      </w:pPr>
+      <w:rPr>
+        <w:rFonts w:ascii="Courier New" w:hAnsi="Courier New" w:cs="Courier New" w:hint="default"/>
+      </w:rPr>
+    </w:lvl>
+    <w:lvl w:ilvl="5" w:tplc="0C0A0005" w:tentative="1">
+      <w:start w:val="1"/>
+      <w:numFmt w:val="bullet"/>
+      <w:lvlText w:val=""/>
+      <w:lvlJc w:val="left"/>
+      <w:pPr>
+        <w:ind w:left="4320" w:hanging="360"/>
+      </w:pPr>
+      <w:rPr>
+        <w:rFonts w:ascii="Wingdings" w:hAnsi="Wingdings" w:hint="default"/>
+      </w:rPr>
+    </w:lvl>
+    <w:lvl w:ilvl="6" w:tplc="0C0A0001" w:tentative="1">
+      <w:start w:val="1"/>
+      <w:numFmt w:val="bullet"/>
+      <w:lvlText w:val=""/>
+      <w:lvlJc w:val="left"/>
+      <w:pPr>
+        <w:ind w:left="5040" w:hanging="360"/>
+      </w:pPr>
+      <w:rPr>
+        <w:rFonts w:ascii="Symbol" w:hAnsi="Symbol" w:hint="default"/>
+      </w:rPr>
+    </w:lvl>
+    <w:lvl w:ilvl="7" w:tplc="0C0A0003" w:tentative="1">
+      <w:start w:val="1"/>
+      <w:numFmt w:val="bullet"/>
+      <w:lvlText w:val="o"/>
+      <w:lvlJc w:val="left"/>
+      <w:pPr>
+        <w:ind w:left="5760" w:hanging="360"/>
+      </w:pPr>
+      <w:rPr>
+        <w:rFonts w:ascii="Courier New" w:hAnsi="Courier New" w:cs="Courier New" w:hint="default"/>
+      </w:rPr>
+    </w:lvl>
+    <w:lvl w:ilvl="8" w:tplc="0C0A0005" w:tentative="1">
+      <w:start w:val="1"/>
+      <w:numFmt w:val="bullet"/>
+      <w:lvlText w:val=""/>
+      <w:lvlJc w:val="left"/>
+      <w:pPr>
+        <w:ind w:left="6480" w:hanging="360"/>
+      </w:pPr>
+      <w:rPr>
+        <w:rFonts w:ascii="Wingdings" w:hAnsi="Wingdings" w:hint="default"/>
+      </w:rPr>
+    </w:lvl>
+  </w:abstractNum>
+  <w:abstractNum w:abstractNumId="2" w15:restartNumberingAfterBreak="0">
     <w:nsid w:val="16352345"/>
     <w:multiLevelType w:val="hybridMultilevel"/>
     <w:tmpl w:val="E914383E"/>
@@ -7971,7 +8627,7 @@
       </w:rPr>
     </w:lvl>
   </w:abstractNum>
-  <w:abstractNum w:abstractNumId="2" w15:restartNumberingAfterBreak="0">
+  <w:abstractNum w:abstractNumId="3" w15:restartNumberingAfterBreak="0">
     <w:nsid w:val="1B2040A1"/>
     <w:multiLevelType w:val="multilevel"/>
     <w:tmpl w:val="0C0A001F"/>
@@ -8057,7 +8713,7 @@
       </w:pPr>
     </w:lvl>
   </w:abstractNum>
-  <w:abstractNum w:abstractNumId="3" w15:restartNumberingAfterBreak="0">
+  <w:abstractNum w:abstractNumId="4" w15:restartNumberingAfterBreak="0">
     <w:nsid w:val="4BE25E70"/>
     <w:multiLevelType w:val="multilevel"/>
     <w:tmpl w:val="0C0A001F"/>
@@ -8150,7 +8806,7 @@
       </w:pPr>
     </w:lvl>
   </w:abstractNum>
-  <w:abstractNum w:abstractNumId="4" w15:restartNumberingAfterBreak="0">
+  <w:abstractNum w:abstractNumId="5" w15:restartNumberingAfterBreak="0">
     <w:nsid w:val="508014F6"/>
     <w:multiLevelType w:val="hybridMultilevel"/>
     <w:tmpl w:val="C9A67BD8"/>
@@ -8236,7 +8892,7 @@
       </w:pPr>
     </w:lvl>
   </w:abstractNum>
-  <w:abstractNum w:abstractNumId="5" w15:restartNumberingAfterBreak="0">
+  <w:abstractNum w:abstractNumId="6" w15:restartNumberingAfterBreak="0">
     <w:nsid w:val="5BA5133A"/>
     <w:multiLevelType w:val="hybridMultilevel"/>
     <w:tmpl w:val="6396DFA4"/>
@@ -8348,7 +9004,7 @@
       </w:rPr>
     </w:lvl>
   </w:abstractNum>
-  <w:abstractNum w:abstractNumId="6" w15:restartNumberingAfterBreak="0">
+  <w:abstractNum w:abstractNumId="7" w15:restartNumberingAfterBreak="0">
     <w:nsid w:val="729D44F2"/>
     <w:multiLevelType w:val="hybridMultilevel"/>
     <w:tmpl w:val="2E3299B2"/>
@@ -8438,25 +9094,28 @@
     </w:lvl>
   </w:abstractNum>
   <w:num w:numId="1" w16cid:durableId="533735661">
-    <w:abstractNumId w:val="4"/>
+    <w:abstractNumId w:val="5"/>
   </w:num>
   <w:num w:numId="2" w16cid:durableId="1428697826">
     <w:abstractNumId w:val="0"/>
   </w:num>
   <w:num w:numId="3" w16cid:durableId="1425882539">
+    <w:abstractNumId w:val="3"/>
+  </w:num>
+  <w:num w:numId="4" w16cid:durableId="1766417072">
+    <w:abstractNumId w:val="4"/>
+  </w:num>
+  <w:num w:numId="5" w16cid:durableId="242883649">
+    <w:abstractNumId w:val="6"/>
+  </w:num>
+  <w:num w:numId="6" w16cid:durableId="779909664">
     <w:abstractNumId w:val="2"/>
   </w:num>
-  <w:num w:numId="4" w16cid:durableId="1766417072">
-    <w:abstractNumId w:val="3"/>
+  <w:num w:numId="7" w16cid:durableId="253172023">
+    <w:abstractNumId w:val="7"/>
   </w:num>
-  <w:num w:numId="5" w16cid:durableId="242883649">
-    <w:abstractNumId w:val="5"/>
-  </w:num>
-  <w:num w:numId="6" w16cid:durableId="779909664">
+  <w:num w:numId="8" w16cid:durableId="1543787185">
     <w:abstractNumId w:val="1"/>
-  </w:num>
-  <w:num w:numId="7" w16cid:durableId="253172023">
-    <w:abstractNumId w:val="6"/>
   </w:num>
 </w:numbering>
 </file>
@@ -9063,7 +9722,6 @@
   <w:style w:type="character" w:default="1" w:styleId="Fuentedeprrafopredeter">
     <w:name w:val="Default Paragraph Font"/>
     <w:uiPriority w:val="1"/>
-    <w:semiHidden/>
     <w:unhideWhenUsed/>
   </w:style>
   <w:style w:type="table" w:default="1" w:styleId="Tablanormal">

--- a/docs/provisional_DocumentacionProyecto_2VIFC302.docx
+++ b/docs/provisional_DocumentacionProyecto_2VIFC302.docx
@@ -1286,7 +1286,7 @@
           <w:lang w:eastAsia="es-VE"/>
         </w:rPr>
         <w:drawing>
-          <wp:inline distT="0" distB="0" distL="0" distR="0" wp14:anchorId="1183C0B2" wp14:editId="6144F8AB">
+          <wp:inline distT="0" distB="0" distL="0" distR="0" wp14:anchorId="1183C0B2" wp14:editId="36FCF631">
             <wp:extent cx="7556500" cy="10599420"/>
             <wp:effectExtent l="0" t="0" r="6350" b="0"/>
             <wp:docPr id="2" name="Imagen 2" descr="D:\servicios forobeta posts\diseño grafico\CLIENTES\Feelmusic - 05.11.18\archivos\11\11.jpg"/>
@@ -6889,10 +6889,10 @@
           <w:noProof/>
         </w:rPr>
         <w:drawing>
-          <wp:inline distT="0" distB="0" distL="0" distR="0" wp14:anchorId="041199A3" wp14:editId="1DAEB531">
-            <wp:extent cx="6439986" cy="4830992"/>
-            <wp:effectExtent l="0" t="0" r="0" b="8255"/>
-            <wp:docPr id="963767397" name="Imagen 6" descr="Diagrama&#10;&#10;El contenido generado por IA puede ser incorrecto."/>
+          <wp:inline distT="0" distB="0" distL="0" distR="0" wp14:anchorId="041199A3" wp14:editId="5E9093F5">
+            <wp:extent cx="6494137" cy="4870602"/>
+            <wp:effectExtent l="0" t="0" r="2540" b="6350"/>
+            <wp:docPr id="963767397" name="Imagen 6"/>
             <wp:cNvGraphicFramePr>
               <a:graphicFrameLocks xmlns:a="http://schemas.openxmlformats.org/drawingml/2006/main" noChangeAspect="1"/>
             </wp:cNvGraphicFramePr>
@@ -6900,7 +6900,7 @@
               <a:graphicData uri="http://schemas.openxmlformats.org/drawingml/2006/picture">
                 <pic:pic xmlns:pic="http://schemas.openxmlformats.org/drawingml/2006/picture">
                   <pic:nvPicPr>
-                    <pic:cNvPr id="963767397" name="Imagen 6" descr="Diagrama&#10;&#10;El contenido generado por IA puede ser incorrecto."/>
+                    <pic:cNvPr id="963767397" name="Imagen 6"/>
                     <pic:cNvPicPr>
                       <a:picLocks noChangeAspect="1" noChangeArrowheads="1"/>
                     </pic:cNvPicPr>
@@ -6913,7 +6913,6 @@
                         </a:ext>
                       </a:extLst>
                     </a:blip>
-                    <a:srcRect/>
                     <a:stretch>
                       <a:fillRect/>
                     </a:stretch>
@@ -6921,7 +6920,7 @@
                   <pic:spPr bwMode="auto">
                     <a:xfrm>
                       <a:off x="0" y="0"/>
-                      <a:ext cx="6494137" cy="4871614"/>
+                      <a:ext cx="6494137" cy="4870602"/>
                     </a:xfrm>
                     <a:prstGeom prst="rect">
                       <a:avLst/>
@@ -7110,7 +7109,13 @@
       </w:r>
       <w:proofErr w:type="spellEnd"/>
       <w:r>
-        <w:t>: diseño de pantallas</w:t>
+        <w:t xml:space="preserve">: </w:t>
+      </w:r>
+      <w:r>
+        <w:t>D</w:t>
+      </w:r>
+      <w:r>
+        <w:t>iseño de pantallas</w:t>
       </w:r>
     </w:p>
     <w:p>
@@ -7122,7 +7127,13 @@
         </w:numPr>
       </w:pPr>
       <w:r>
-        <w:t>Draw.io: diagramas</w:t>
+        <w:t xml:space="preserve">Draw.io: </w:t>
+      </w:r>
+      <w:r>
+        <w:t>D</w:t>
+      </w:r>
+      <w:r>
+        <w:t>iagramas</w:t>
       </w:r>
     </w:p>
     <w:p>
@@ -7235,7 +7246,13 @@
       </w:r>
       <w:proofErr w:type="spellEnd"/>
       <w:r>
-        <w:t>: implementación de JPA para el ORM.</w:t>
+        <w:t xml:space="preserve">: </w:t>
+      </w:r>
+      <w:r>
+        <w:t>I</w:t>
+      </w:r>
+      <w:r>
+        <w:t>mplementación de JPA para el ORM.</w:t>
       </w:r>
     </w:p>
     <w:p>
@@ -7309,7 +7326,13 @@
         </w:numPr>
       </w:pPr>
       <w:r>
-        <w:t>Maven: como herramienta de gestión y construcción de proyectos que facilita la inclusión de dependencias.</w:t>
+        <w:t xml:space="preserve">Maven: </w:t>
+      </w:r>
+      <w:r>
+        <w:t>C</w:t>
+      </w:r>
+      <w:r>
+        <w:t>omo herramienta de gestión y construcción de proyectos que facilita la inclusión de dependencias.</w:t>
       </w:r>
     </w:p>
     <w:p>
@@ -7326,7 +7349,22 @@
       </w:r>
       <w:proofErr w:type="spellEnd"/>
       <w:r>
-        <w:t>: sistema de control de versiones y seguimiento de los hitos de entrega.</w:t>
+        <w:t xml:space="preserve">: </w:t>
+      </w:r>
+      <w:r>
+        <w:rPr>
+          <w:u w:val="single"/>
+        </w:rPr>
+        <w:t>S</w:t>
+      </w:r>
+      <w:r>
+        <w:rPr>
+          <w:u w:val="single"/>
+        </w:rPr>
+        <w:t>istema</w:t>
+      </w:r>
+      <w:r>
+        <w:t xml:space="preserve"> de control de versiones y seguimiento de los hitos de entrega.</w:t>
       </w:r>
     </w:p>
     <w:p>
@@ -7528,8 +7566,77 @@
       <w:bookmarkEnd w:id="51"/>
     </w:p>
     <w:p>
-      <w:r>
-        <w:t>(…)</w:t>
+      <w:pPr>
+        <w:keepNext/>
+      </w:pPr>
+      <w:r>
+        <w:rPr>
+          <w:noProof/>
+        </w:rPr>
+        <w:drawing>
+          <wp:inline distT="0" distB="0" distL="0" distR="0" wp14:anchorId="791D461B" wp14:editId="77ECE602">
+            <wp:extent cx="6120130" cy="4589780"/>
+            <wp:effectExtent l="0" t="0" r="0" b="1270"/>
+            <wp:docPr id="298751839" name="Imagen 6" descr="Gráfico&#10;&#10;El contenido generado por IA puede ser incorrecto."/>
+            <wp:cNvGraphicFramePr>
+              <a:graphicFrameLocks xmlns:a="http://schemas.openxmlformats.org/drawingml/2006/main" noChangeAspect="1"/>
+            </wp:cNvGraphicFramePr>
+            <a:graphic xmlns:a="http://schemas.openxmlformats.org/drawingml/2006/main">
+              <a:graphicData uri="http://schemas.openxmlformats.org/drawingml/2006/picture">
+                <pic:pic xmlns:pic="http://schemas.openxmlformats.org/drawingml/2006/picture">
+                  <pic:nvPicPr>
+                    <pic:cNvPr id="298751839" name="Imagen 6" descr="Gráfico&#10;&#10;El contenido generado por IA puede ser incorrecto."/>
+                    <pic:cNvPicPr/>
+                  </pic:nvPicPr>
+                  <pic:blipFill>
+                    <a:blip r:embed="rId24">
+                      <a:extLst>
+                        <a:ext uri="{28A0092B-C50C-407E-A947-70E740481C1C}">
+                          <a14:useLocalDpi xmlns:a14="http://schemas.microsoft.com/office/drawing/2010/main" val="0"/>
+                        </a:ext>
+                      </a:extLst>
+                    </a:blip>
+                    <a:stretch>
+                      <a:fillRect/>
+                    </a:stretch>
+                  </pic:blipFill>
+                  <pic:spPr>
+                    <a:xfrm>
+                      <a:off x="0" y="0"/>
+                      <a:ext cx="6120130" cy="4589780"/>
+                    </a:xfrm>
+                    <a:prstGeom prst="rect">
+                      <a:avLst/>
+                    </a:prstGeom>
+                  </pic:spPr>
+                </pic:pic>
+              </a:graphicData>
+            </a:graphic>
+          </wp:inline>
+        </w:drawing>
+      </w:r>
+    </w:p>
+    <w:p>
+      <w:pPr>
+        <w:pStyle w:val="Descripcin"/>
+        <w:jc w:val="center"/>
+        <w:rPr>
+          <w:u w:val="single"/>
+        </w:rPr>
+      </w:pPr>
+      <w:r>
+        <w:t xml:space="preserve">Figura </w:t>
+      </w:r>
+      <w:fldSimple w:instr=" SEQ Figura \* ARABIC ">
+        <w:r>
+          <w:rPr>
+            <w:noProof/>
+          </w:rPr>
+          <w:t>8</w:t>
+        </w:r>
+      </w:fldSimple>
+      <w:r>
+        <w:t>. Diagrame de Gantt</w:t>
       </w:r>
     </w:p>
     <w:p>
@@ -7592,7 +7699,6 @@
       </w:pPr>
       <w:bookmarkStart w:id="53" w:name="_Toc221908764"/>
       <w:r>
-        <w:lastRenderedPageBreak/>
         <w:t>FUTURAS MEJORAS Y AMPLIACIONES</w:t>
       </w:r>
       <w:bookmarkEnd w:id="53"/>
@@ -7725,6 +7831,7 @@
         </w:numPr>
       </w:pPr>
       <w:r>
+        <w:lastRenderedPageBreak/>
         <w:t>Acceso a Datos: para la persistencia de la información en la base de datos.</w:t>
       </w:r>
     </w:p>
@@ -7955,7 +8062,7 @@
                     <pic:cNvPicPr/>
                   </pic:nvPicPr>
                   <pic:blipFill>
-                    <a:blip r:embed="rId24" cstate="print">
+                    <a:blip r:embed="rId25" cstate="print">
                       <a:extLst>
                         <a:ext uri="{28A0092B-C50C-407E-A947-70E740481C1C}">
                           <a14:useLocalDpi xmlns:a14="http://schemas.microsoft.com/office/drawing/2010/main" val="0"/>
@@ -7995,7 +8102,7 @@
           <w:rPr>
             <w:noProof/>
           </w:rPr>
-          <w:t>8</w:t>
+          <w:t>9</w:t>
         </w:r>
       </w:fldSimple>
       <w:r>
@@ -8100,7 +8207,7 @@
     <w:p/>
     <w:p/>
     <w:sectPr>
-      <w:footerReference w:type="default" r:id="rId25"/>
+      <w:footerReference w:type="default" r:id="rId26"/>
       <w:pgSz w:w="11906" w:h="16838"/>
       <w:pgMar w:top="1134" w:right="1134" w:bottom="1418" w:left="1134" w:header="709" w:footer="709" w:gutter="0"/>
       <w:pgNumType w:start="1"/>
@@ -9722,6 +9829,7 @@
   <w:style w:type="character" w:default="1" w:styleId="Fuentedeprrafopredeter">
     <w:name w:val="Default Paragraph Font"/>
     <w:uiPriority w:val="1"/>
+    <w:semiHidden/>
     <w:unhideWhenUsed/>
   </w:style>
   <w:style w:type="table" w:default="1" w:styleId="Tablanormal">
@@ -10471,10 +10579,6 @@
 </file>
 
 <file path=customXml/item1.xml><?xml version="1.0" encoding="utf-8"?>
-<b:Sources xmlns:b="http://schemas.openxmlformats.org/officeDocument/2006/bibliography" xmlns="http://schemas.openxmlformats.org/officeDocument/2006/bibliography" SelectedStyle="\APASixthEditionOfficeOnline.xsl" StyleName="APA" Version="6"/>
-</file>
-
-<file path=customXml/item2.xml><?xml version="1.0" encoding="utf-8"?>
 <?mso-contentType ?>
 <FormTemplates xmlns="http://schemas.microsoft.com/sharepoint/v3/contenttype/forms">
   <Display>DocumentLibraryForm</Display>
@@ -10483,7 +10587,19 @@
 </FormTemplates>
 </file>
 
+<file path=customXml/item2.xml><?xml version="1.0" encoding="utf-8"?>
+<b:Sources xmlns:b="http://schemas.openxmlformats.org/officeDocument/2006/bibliography" xmlns="http://schemas.openxmlformats.org/officeDocument/2006/bibliography" SelectedStyle="\APASixthEditionOfficeOnline.xsl" StyleName="APA" Version="6"/>
+</file>
+
 <file path=customXml/item3.xml><?xml version="1.0" encoding="utf-8"?>
+<p:properties xmlns:p="http://schemas.microsoft.com/office/2006/metadata/properties" xmlns:xsi="http://www.w3.org/2001/XMLSchema-instance" xmlns:pc="http://schemas.microsoft.com/office/infopath/2007/PartnerControls">
+  <documentManagement>
+    <_activity xmlns="d07641f9-f1a5-43c1-ac16-fa53e6c318bc" xsi:nil="true"/>
+  </documentManagement>
+</p:properties>
+</file>
+
+<file path=customXml/item4.xml><?xml version="1.0" encoding="utf-8"?>
 <ct:contentTypeSchema xmlns:ct="http://schemas.microsoft.com/office/2006/metadata/contentType" xmlns:ma="http://schemas.microsoft.com/office/2006/metadata/properties/metaAttributes" ct:_="" ma:_="" ma:contentTypeName="Documento" ma:contentTypeID="0x010100089FBA7B0FAFA84E9F1E615D3FC0A129" ma:contentTypeVersion="11" ma:contentTypeDescription="Crear nuevo documento." ma:contentTypeScope="" ma:versionID="fa55cfaacbcd603bd53d850e3b8176f7">
   <xsd:schema xmlns:xsd="http://www.w3.org/2001/XMLSchema" xmlns:xs="http://www.w3.org/2001/XMLSchema" xmlns:p="http://schemas.microsoft.com/office/2006/metadata/properties" xmlns:ns3="d07641f9-f1a5-43c1-ac16-fa53e6c318bc" targetNamespace="http://schemas.microsoft.com/office/2006/metadata/properties" ma:root="true" ma:fieldsID="78f989df160fe6a5ee2e0e0b0bfde0e3" ns3:_="">
     <xsd:import namespace="d07641f9-f1a5-43c1-ac16-fa53e6c318bc"/>
@@ -10671,15 +10787,15 @@
 </ct:contentTypeSchema>
 </file>
 
-<file path=customXml/item4.xml><?xml version="1.0" encoding="utf-8"?>
-<p:properties xmlns:p="http://schemas.microsoft.com/office/2006/metadata/properties" xmlns:xsi="http://www.w3.org/2001/XMLSchema-instance" xmlns:pc="http://schemas.microsoft.com/office/infopath/2007/PartnerControls">
-  <documentManagement>
-    <_activity xmlns="d07641f9-f1a5-43c1-ac16-fa53e6c318bc" xsi:nil="true"/>
-  </documentManagement>
-</p:properties>
+<file path=customXml/itemProps1.xml><?xml version="1.0" encoding="utf-8"?>
+<ds:datastoreItem xmlns:ds="http://schemas.openxmlformats.org/officeDocument/2006/customXml" ds:itemID="{480B8420-1B48-4D23-8D6E-64373AC5070B}">
+  <ds:schemaRefs>
+    <ds:schemaRef ds:uri="http://schemas.microsoft.com/sharepoint/v3/contenttype/forms"/>
+  </ds:schemaRefs>
+</ds:datastoreItem>
 </file>
 
-<file path=customXml/itemProps1.xml><?xml version="1.0" encoding="utf-8"?>
+<file path=customXml/itemProps2.xml><?xml version="1.0" encoding="utf-8"?>
 <ds:datastoreItem xmlns:ds="http://schemas.openxmlformats.org/officeDocument/2006/customXml" ds:itemID="{453714F8-FBC3-4DCC-8DCB-89BB58DCF76F}">
   <ds:schemaRefs>
     <ds:schemaRef ds:uri="http://schemas.openxmlformats.org/officeDocument/2006/bibliography"/>
@@ -10687,15 +10803,17 @@
 </ds:datastoreItem>
 </file>
 
-<file path=customXml/itemProps2.xml><?xml version="1.0" encoding="utf-8"?>
-<ds:datastoreItem xmlns:ds="http://schemas.openxmlformats.org/officeDocument/2006/customXml" ds:itemID="{480B8420-1B48-4D23-8D6E-64373AC5070B}">
+<file path=customXml/itemProps3.xml><?xml version="1.0" encoding="utf-8"?>
+<ds:datastoreItem xmlns:ds="http://schemas.openxmlformats.org/officeDocument/2006/customXml" ds:itemID="{7F0B1298-25D5-45B9-909D-DD837044A49E}">
   <ds:schemaRefs>
-    <ds:schemaRef ds:uri="http://schemas.microsoft.com/sharepoint/v3/contenttype/forms"/>
+    <ds:schemaRef ds:uri="http://schemas.microsoft.com/office/2006/metadata/properties"/>
+    <ds:schemaRef ds:uri="http://schemas.microsoft.com/office/infopath/2007/PartnerControls"/>
+    <ds:schemaRef ds:uri="d07641f9-f1a5-43c1-ac16-fa53e6c318bc"/>
   </ds:schemaRefs>
 </ds:datastoreItem>
 </file>
 
-<file path=customXml/itemProps3.xml><?xml version="1.0" encoding="utf-8"?>
+<file path=customXml/itemProps4.xml><?xml version="1.0" encoding="utf-8"?>
 <ds:datastoreItem xmlns:ds="http://schemas.openxmlformats.org/officeDocument/2006/customXml" ds:itemID="{B3C09D93-2BDC-4563-9759-9158244E5DE7}">
   <ds:schemaRefs>
     <ds:schemaRef ds:uri="http://schemas.microsoft.com/office/2006/metadata/contentType"/>
@@ -10711,14 +10829,4 @@
     <ds:schemaRef ds:uri="http://schemas.microsoft.com/internal/obd"/>
   </ds:schemaRefs>
 </ds:datastoreItem>
-</file>
-
-<file path=customXml/itemProps4.xml><?xml version="1.0" encoding="utf-8"?>
-<ds:datastoreItem xmlns:ds="http://schemas.openxmlformats.org/officeDocument/2006/customXml" ds:itemID="{7F0B1298-25D5-45B9-909D-DD837044A49E}">
-  <ds:schemaRefs>
-    <ds:schemaRef ds:uri="http://schemas.microsoft.com/office/2006/metadata/properties"/>
-    <ds:schemaRef ds:uri="http://schemas.microsoft.com/office/infopath/2007/PartnerControls"/>
-    <ds:schemaRef ds:uri="d07641f9-f1a5-43c1-ac16-fa53e6c318bc"/>
-  </ds:schemaRefs>
-</ds:datastoreItem>
 </file>
--- a/docs/provisional_DocumentacionProyecto_2VIFC302.docx
+++ b/docs/provisional_DocumentacionProyecto_2VIFC302.docx
@@ -1286,7 +1286,7 @@
           <w:lang w:eastAsia="es-VE"/>
         </w:rPr>
         <w:drawing>
-          <wp:inline distT="0" distB="0" distL="0" distR="0" wp14:anchorId="1183C0B2" wp14:editId="36FCF631">
+          <wp:inline distT="0" distB="0" distL="0" distR="0" wp14:anchorId="1183C0B2" wp14:editId="18B37778">
             <wp:extent cx="7556500" cy="10599420"/>
             <wp:effectExtent l="0" t="0" r="6350" b="0"/>
             <wp:docPr id="2" name="Imagen 2" descr="D:\servicios forobeta posts\diseño grafico\CLIENTES\Feelmusic - 05.11.18\archivos\11\11.jpg"/>
@@ -5478,11 +5478,6 @@
       <w:bookmarkEnd w:id="13"/>
     </w:p>
     <w:p>
-      <w:r>
-        <w:t>(…)</w:t>
-      </w:r>
-    </w:p>
-    <w:p>
       <w:pPr>
         <w:pStyle w:val="Prrafodelista"/>
         <w:numPr>
@@ -5491,9 +5486,6 @@
         </w:numPr>
       </w:pPr>
       <w:r>
-        <w:rPr>
-          <w:u w:val="single"/>
-        </w:rPr>
         <w:t>Arquitectura</w:t>
       </w:r>
       <w:r>
@@ -5560,7 +5552,7 @@
         <w:t xml:space="preserve">Seguridad de datos: se debe asegurar la </w:t>
       </w:r>
       <w:r>
-        <w:t>seguridad</w:t>
+        <w:t>integridad</w:t>
       </w:r>
       <w:r>
         <w:t xml:space="preserve"> de los datos sensibles como las contraseñas.</w:t>
@@ -5612,7 +5604,15 @@
         <w:t>continuación,</w:t>
       </w:r>
       <w:r>
-        <w:t xml:space="preserve"> se detallan los casos de uso que el aplicativo contempla.</w:t>
+        <w:t xml:space="preserve"> se detallan los casos de uso que el aplicativo contempla</w:t>
+      </w:r>
+      <w:r>
+        <w:t xml:space="preserve"> y los actores que se relacionan con cada uno</w:t>
+      </w:r>
+    </w:p>
+    <w:p>
+      <w:r>
+        <w:t>.</w:t>
       </w:r>
     </w:p>
     <w:p>
@@ -7023,15 +7023,7 @@
         <w:t>n</w:t>
       </w:r>
       <w:r>
-        <w:t xml:space="preserve">: asegurar que la GUI de escritorio y la </w:t>
-      </w:r>
-      <w:proofErr w:type="gramStart"/>
-      <w:r>
-        <w:t>app</w:t>
-      </w:r>
-      <w:proofErr w:type="gramEnd"/>
-      <w:r>
-        <w:t xml:space="preserve"> móvil se comunican correctamente con la base de datos.</w:t>
+        <w:t>: asegurar que la GUI de escritorio y la app móvil se comunican correctamente con la base de datos.</w:t>
       </w:r>
     </w:p>
     <w:p>
@@ -10579,6 +10571,10 @@
 </file>
 
 <file path=customXml/item1.xml><?xml version="1.0" encoding="utf-8"?>
+<b:Sources xmlns:b="http://schemas.openxmlformats.org/officeDocument/2006/bibliography" xmlns="http://schemas.openxmlformats.org/officeDocument/2006/bibliography" SelectedStyle="\APASixthEditionOfficeOnline.xsl" StyleName="APA" Version="6"/>
+</file>
+
+<file path=customXml/item2.xml><?xml version="1.0" encoding="utf-8"?>
 <?mso-contentType ?>
 <FormTemplates xmlns="http://schemas.microsoft.com/sharepoint/v3/contenttype/forms">
   <Display>DocumentLibraryForm</Display>
@@ -10587,19 +10583,7 @@
 </FormTemplates>
 </file>
 
-<file path=customXml/item2.xml><?xml version="1.0" encoding="utf-8"?>
-<b:Sources xmlns:b="http://schemas.openxmlformats.org/officeDocument/2006/bibliography" xmlns="http://schemas.openxmlformats.org/officeDocument/2006/bibliography" SelectedStyle="\APASixthEditionOfficeOnline.xsl" StyleName="APA" Version="6"/>
-</file>
-
 <file path=customXml/item3.xml><?xml version="1.0" encoding="utf-8"?>
-<p:properties xmlns:p="http://schemas.microsoft.com/office/2006/metadata/properties" xmlns:xsi="http://www.w3.org/2001/XMLSchema-instance" xmlns:pc="http://schemas.microsoft.com/office/infopath/2007/PartnerControls">
-  <documentManagement>
-    <_activity xmlns="d07641f9-f1a5-43c1-ac16-fa53e6c318bc" xsi:nil="true"/>
-  </documentManagement>
-</p:properties>
-</file>
-
-<file path=customXml/item4.xml><?xml version="1.0" encoding="utf-8"?>
 <ct:contentTypeSchema xmlns:ct="http://schemas.microsoft.com/office/2006/metadata/contentType" xmlns:ma="http://schemas.microsoft.com/office/2006/metadata/properties/metaAttributes" ct:_="" ma:_="" ma:contentTypeName="Documento" ma:contentTypeID="0x010100089FBA7B0FAFA84E9F1E615D3FC0A129" ma:contentTypeVersion="11" ma:contentTypeDescription="Crear nuevo documento." ma:contentTypeScope="" ma:versionID="fa55cfaacbcd603bd53d850e3b8176f7">
   <xsd:schema xmlns:xsd="http://www.w3.org/2001/XMLSchema" xmlns:xs="http://www.w3.org/2001/XMLSchema" xmlns:p="http://schemas.microsoft.com/office/2006/metadata/properties" xmlns:ns3="d07641f9-f1a5-43c1-ac16-fa53e6c318bc" targetNamespace="http://schemas.microsoft.com/office/2006/metadata/properties" ma:root="true" ma:fieldsID="78f989df160fe6a5ee2e0e0b0bfde0e3" ns3:_="">
     <xsd:import namespace="d07641f9-f1a5-43c1-ac16-fa53e6c318bc"/>
@@ -10787,7 +10771,23 @@
 </ct:contentTypeSchema>
 </file>
 
+<file path=customXml/item4.xml><?xml version="1.0" encoding="utf-8"?>
+<p:properties xmlns:p="http://schemas.microsoft.com/office/2006/metadata/properties" xmlns:xsi="http://www.w3.org/2001/XMLSchema-instance" xmlns:pc="http://schemas.microsoft.com/office/infopath/2007/PartnerControls">
+  <documentManagement>
+    <_activity xmlns="d07641f9-f1a5-43c1-ac16-fa53e6c318bc" xsi:nil="true"/>
+  </documentManagement>
+</p:properties>
+</file>
+
 <file path=customXml/itemProps1.xml><?xml version="1.0" encoding="utf-8"?>
+<ds:datastoreItem xmlns:ds="http://schemas.openxmlformats.org/officeDocument/2006/customXml" ds:itemID="{453714F8-FBC3-4DCC-8DCB-89BB58DCF76F}">
+  <ds:schemaRefs>
+    <ds:schemaRef ds:uri="http://schemas.openxmlformats.org/officeDocument/2006/bibliography"/>
+  </ds:schemaRefs>
+</ds:datastoreItem>
+</file>
+
+<file path=customXml/itemProps2.xml><?xml version="1.0" encoding="utf-8"?>
 <ds:datastoreItem xmlns:ds="http://schemas.openxmlformats.org/officeDocument/2006/customXml" ds:itemID="{480B8420-1B48-4D23-8D6E-64373AC5070B}">
   <ds:schemaRefs>
     <ds:schemaRef ds:uri="http://schemas.microsoft.com/sharepoint/v3/contenttype/forms"/>
@@ -10795,25 +10795,7 @@
 </ds:datastoreItem>
 </file>
 
-<file path=customXml/itemProps2.xml><?xml version="1.0" encoding="utf-8"?>
-<ds:datastoreItem xmlns:ds="http://schemas.openxmlformats.org/officeDocument/2006/customXml" ds:itemID="{453714F8-FBC3-4DCC-8DCB-89BB58DCF76F}">
-  <ds:schemaRefs>
-    <ds:schemaRef ds:uri="http://schemas.openxmlformats.org/officeDocument/2006/bibliography"/>
-  </ds:schemaRefs>
-</ds:datastoreItem>
-</file>
-
 <file path=customXml/itemProps3.xml><?xml version="1.0" encoding="utf-8"?>
-<ds:datastoreItem xmlns:ds="http://schemas.openxmlformats.org/officeDocument/2006/customXml" ds:itemID="{7F0B1298-25D5-45B9-909D-DD837044A49E}">
-  <ds:schemaRefs>
-    <ds:schemaRef ds:uri="http://schemas.microsoft.com/office/2006/metadata/properties"/>
-    <ds:schemaRef ds:uri="http://schemas.microsoft.com/office/infopath/2007/PartnerControls"/>
-    <ds:schemaRef ds:uri="d07641f9-f1a5-43c1-ac16-fa53e6c318bc"/>
-  </ds:schemaRefs>
-</ds:datastoreItem>
-</file>
-
-<file path=customXml/itemProps4.xml><?xml version="1.0" encoding="utf-8"?>
 <ds:datastoreItem xmlns:ds="http://schemas.openxmlformats.org/officeDocument/2006/customXml" ds:itemID="{B3C09D93-2BDC-4563-9759-9158244E5DE7}">
   <ds:schemaRefs>
     <ds:schemaRef ds:uri="http://schemas.microsoft.com/office/2006/metadata/contentType"/>
@@ -10829,4 +10811,14 @@
     <ds:schemaRef ds:uri="http://schemas.microsoft.com/internal/obd"/>
   </ds:schemaRefs>
 </ds:datastoreItem>
+</file>
+
+<file path=customXml/itemProps4.xml><?xml version="1.0" encoding="utf-8"?>
+<ds:datastoreItem xmlns:ds="http://schemas.openxmlformats.org/officeDocument/2006/customXml" ds:itemID="{7F0B1298-25D5-45B9-909D-DD837044A49E}">
+  <ds:schemaRefs>
+    <ds:schemaRef ds:uri="http://schemas.microsoft.com/office/2006/metadata/properties"/>
+    <ds:schemaRef ds:uri="http://schemas.microsoft.com/office/infopath/2007/PartnerControls"/>
+    <ds:schemaRef ds:uri="d07641f9-f1a5-43c1-ac16-fa53e6c318bc"/>
+  </ds:schemaRefs>
+</ds:datastoreItem>
 </file>
--- a/docs/provisional_DocumentacionProyecto_2VIFC302.docx
+++ b/docs/provisional_DocumentacionProyecto_2VIFC302.docx
@@ -615,33 +615,7 @@
                                 <w:szCs w:val="32"/>
                                 <w:lang w:val="en-US"/>
                               </w:rPr>
-                              <w:t xml:space="preserve">&lt;&lt;Mes y </w:t>
-                            </w:r>
-                            <w:proofErr w:type="spellStart"/>
-                            <w:r>
-                              <w:rPr>
-                                <w:rFonts w:eastAsia="Aptos" w:hAnsi="Aptos" w:cs="Aptos"/>
-                                <w:b/>
-                                <w:bCs/>
-                                <w:color w:val="215E99" w:themeColor="text2" w:themeTint="BF"/>
-                                <w:sz w:val="32"/>
-                                <w:szCs w:val="32"/>
-                                <w:lang w:val="en-US"/>
-                              </w:rPr>
-                              <w:t>año</w:t>
-                            </w:r>
-                            <w:proofErr w:type="spellEnd"/>
-                            <w:r>
-                              <w:rPr>
-                                <w:rFonts w:eastAsia="Aptos" w:hAnsi="Aptos" w:cs="Aptos"/>
-                                <w:b/>
-                                <w:bCs/>
-                                <w:color w:val="215E99" w:themeColor="text2" w:themeTint="BF"/>
-                                <w:sz w:val="32"/>
-                                <w:szCs w:val="32"/>
-                                <w:lang w:val="en-US"/>
-                              </w:rPr>
-                              <w:t>&gt;&gt;</w:t>
+                              <w:t>&lt;&lt;Mes y año&gt;&gt;</w:t>
                             </w:r>
                           </w:p>
                           <w:p>
@@ -855,33 +829,7 @@
                           <w:szCs w:val="32"/>
                           <w:lang w:val="en-US"/>
                         </w:rPr>
-                        <w:t xml:space="preserve">&lt;&lt;Mes y </w:t>
-                      </w:r>
-                      <w:proofErr w:type="spellStart"/>
-                      <w:r>
-                        <w:rPr>
-                          <w:rFonts w:eastAsia="Aptos" w:hAnsi="Aptos" w:cs="Aptos"/>
-                          <w:b/>
-                          <w:bCs/>
-                          <w:color w:val="215E99" w:themeColor="text2" w:themeTint="BF"/>
-                          <w:sz w:val="32"/>
-                          <w:szCs w:val="32"/>
-                          <w:lang w:val="en-US"/>
-                        </w:rPr>
-                        <w:t>año</w:t>
-                      </w:r>
-                      <w:proofErr w:type="spellEnd"/>
-                      <w:r>
-                        <w:rPr>
-                          <w:rFonts w:eastAsia="Aptos" w:hAnsi="Aptos" w:cs="Aptos"/>
-                          <w:b/>
-                          <w:bCs/>
-                          <w:color w:val="215E99" w:themeColor="text2" w:themeTint="BF"/>
-                          <w:sz w:val="32"/>
-                          <w:szCs w:val="32"/>
-                          <w:lang w:val="en-US"/>
-                        </w:rPr>
-                        <w:t>&gt;&gt;</w:t>
+                        <w:t>&lt;&lt;Mes y año&gt;&gt;</w:t>
                       </w:r>
                     </w:p>
                     <w:p>
@@ -1155,42 +1103,8 @@
                                 <w:szCs w:val="44"/>
                                 <w:lang w:val="en-US"/>
                               </w:rPr>
-                              <w:t xml:space="preserve">Desarrollo de </w:t>
+                              <w:t>Desarrollo de Aplicaciones Multiplataforma</w:t>
                             </w:r>
-                            <w:proofErr w:type="spellStart"/>
-                            <w:r>
-                              <w:rPr>
-                                <w:rFonts w:eastAsia="Aptos" w:hAnsi="Aptos" w:cs="Aptos"/>
-                                <w:color w:val="215E99" w:themeColor="text2" w:themeTint="BF"/>
-                                <w:sz w:val="44"/>
-                                <w:szCs w:val="44"/>
-                                <w:lang w:val="en-US"/>
-                              </w:rPr>
-                              <w:t>Aplicaciones</w:t>
-                            </w:r>
-                            <w:proofErr w:type="spellEnd"/>
-                            <w:r>
-                              <w:rPr>
-                                <w:rFonts w:eastAsia="Aptos" w:hAnsi="Aptos" w:cs="Aptos"/>
-                                <w:color w:val="215E99" w:themeColor="text2" w:themeTint="BF"/>
-                                <w:sz w:val="44"/>
-                                <w:szCs w:val="44"/>
-                                <w:lang w:val="en-US"/>
-                              </w:rPr>
-                              <w:t xml:space="preserve"> </w:t>
-                            </w:r>
-                            <w:proofErr w:type="spellStart"/>
-                            <w:r>
-                              <w:rPr>
-                                <w:rFonts w:eastAsia="Aptos" w:hAnsi="Aptos" w:cs="Aptos"/>
-                                <w:color w:val="215E99" w:themeColor="text2" w:themeTint="BF"/>
-                                <w:sz w:val="44"/>
-                                <w:szCs w:val="44"/>
-                                <w:lang w:val="en-US"/>
-                              </w:rPr>
-                              <w:t>Multiplataforma</w:t>
-                            </w:r>
-                            <w:proofErr w:type="spellEnd"/>
                           </w:p>
                         </w:txbxContent>
                       </wps:txbx>
@@ -1236,42 +1150,8 @@
                           <w:szCs w:val="44"/>
                           <w:lang w:val="en-US"/>
                         </w:rPr>
-                        <w:t xml:space="preserve">Desarrollo de </w:t>
+                        <w:t>Desarrollo de Aplicaciones Multiplataforma</w:t>
                       </w:r>
-                      <w:proofErr w:type="spellStart"/>
-                      <w:r>
-                        <w:rPr>
-                          <w:rFonts w:eastAsia="Aptos" w:hAnsi="Aptos" w:cs="Aptos"/>
-                          <w:color w:val="215E99" w:themeColor="text2" w:themeTint="BF"/>
-                          <w:sz w:val="44"/>
-                          <w:szCs w:val="44"/>
-                          <w:lang w:val="en-US"/>
-                        </w:rPr>
-                        <w:t>Aplicaciones</w:t>
-                      </w:r>
-                      <w:proofErr w:type="spellEnd"/>
-                      <w:r>
-                        <w:rPr>
-                          <w:rFonts w:eastAsia="Aptos" w:hAnsi="Aptos" w:cs="Aptos"/>
-                          <w:color w:val="215E99" w:themeColor="text2" w:themeTint="BF"/>
-                          <w:sz w:val="44"/>
-                          <w:szCs w:val="44"/>
-                          <w:lang w:val="en-US"/>
-                        </w:rPr>
-                        <w:t xml:space="preserve"> </w:t>
-                      </w:r>
-                      <w:proofErr w:type="spellStart"/>
-                      <w:r>
-                        <w:rPr>
-                          <w:rFonts w:eastAsia="Aptos" w:hAnsi="Aptos" w:cs="Aptos"/>
-                          <w:color w:val="215E99" w:themeColor="text2" w:themeTint="BF"/>
-                          <w:sz w:val="44"/>
-                          <w:szCs w:val="44"/>
-                          <w:lang w:val="en-US"/>
-                        </w:rPr>
-                        <w:t>Multiplataforma</w:t>
-                      </w:r>
-                      <w:proofErr w:type="spellEnd"/>
                     </w:p>
                   </w:txbxContent>
                 </v:textbox>
@@ -1286,7 +1166,7 @@
           <w:lang w:eastAsia="es-VE"/>
         </w:rPr>
         <w:drawing>
-          <wp:inline distT="0" distB="0" distL="0" distR="0" wp14:anchorId="1183C0B2" wp14:editId="18B37778">
+          <wp:inline distT="0" distB="0" distL="0" distR="0" wp14:anchorId="1183C0B2" wp14:editId="3C8B7BB8">
             <wp:extent cx="7556500" cy="10599420"/>
             <wp:effectExtent l="0" t="0" r="6350" b="0"/>
             <wp:docPr id="2" name="Imagen 2" descr="D:\servicios forobeta posts\diseño grafico\CLIENTES\Feelmusic - 05.11.18\archivos\11\11.jpg"/>
@@ -6530,14 +6410,27 @@
       <w:r>
         <w:t xml:space="preserve">Figura </w:t>
       </w:r>
-      <w:fldSimple w:instr=" SEQ Figura \* ARABIC ">
-        <w:r>
-          <w:rPr>
-            <w:noProof/>
-          </w:rPr>
-          <w:t>4</w:t>
-        </w:r>
-      </w:fldSimple>
+      <w:r>
+        <w:fldChar w:fldCharType="begin"/>
+      </w:r>
+      <w:r>
+        <w:instrText xml:space="preserve"> SEQ Figura \* ARABIC </w:instrText>
+      </w:r>
+      <w:r>
+        <w:fldChar w:fldCharType="separate"/>
+      </w:r>
+      <w:r>
+        <w:rPr>
+          <w:noProof/>
+        </w:rPr>
+        <w:t>4</w:t>
+      </w:r>
+      <w:r>
+        <w:rPr>
+          <w:noProof/>
+        </w:rPr>
+        <w:fldChar w:fldCharType="end"/>
+      </w:r>
       <w:r>
         <w:t>. Pantalla de inicio de sesión</w:t>
       </w:r>
@@ -6607,14 +6500,27 @@
       <w:r>
         <w:t xml:space="preserve">Figura </w:t>
       </w:r>
-      <w:fldSimple w:instr=" SEQ Figura \* ARABIC ">
-        <w:r>
-          <w:rPr>
-            <w:noProof/>
-          </w:rPr>
-          <w:t>5</w:t>
-        </w:r>
-      </w:fldSimple>
+      <w:r>
+        <w:fldChar w:fldCharType="begin"/>
+      </w:r>
+      <w:r>
+        <w:instrText xml:space="preserve"> SEQ Figura \* ARABIC </w:instrText>
+      </w:r>
+      <w:r>
+        <w:fldChar w:fldCharType="separate"/>
+      </w:r>
+      <w:r>
+        <w:rPr>
+          <w:noProof/>
+        </w:rPr>
+        <w:t>5</w:t>
+      </w:r>
+      <w:r>
+        <w:rPr>
+          <w:noProof/>
+        </w:rPr>
+        <w:fldChar w:fldCharType="end"/>
+      </w:r>
       <w:r>
         <w:t>. Pantalla Nueva FCT</w:t>
       </w:r>
@@ -6697,14 +6603,27 @@
       <w:r>
         <w:t xml:space="preserve">Figura </w:t>
       </w:r>
-      <w:fldSimple w:instr=" SEQ Figura \* ARABIC ">
-        <w:r>
-          <w:rPr>
-            <w:noProof/>
-          </w:rPr>
-          <w:t>6</w:t>
-        </w:r>
-      </w:fldSimple>
+      <w:r>
+        <w:fldChar w:fldCharType="begin"/>
+      </w:r>
+      <w:r>
+        <w:instrText xml:space="preserve"> SEQ Figura \* ARABIC </w:instrText>
+      </w:r>
+      <w:r>
+        <w:fldChar w:fldCharType="separate"/>
+      </w:r>
+      <w:r>
+        <w:rPr>
+          <w:noProof/>
+        </w:rPr>
+        <w:t>6</w:t>
+      </w:r>
+      <w:r>
+        <w:rPr>
+          <w:noProof/>
+        </w:rPr>
+        <w:fldChar w:fldCharType="end"/>
+      </w:r>
       <w:r>
         <w:t>. Pantalla inicial</w:t>
       </w:r>
@@ -6780,14 +6699,27 @@
       <w:r>
         <w:t xml:space="preserve">Figura </w:t>
       </w:r>
-      <w:fldSimple w:instr=" SEQ Figura \* ARABIC ">
-        <w:r>
-          <w:rPr>
-            <w:noProof/>
-          </w:rPr>
-          <w:t>7</w:t>
-        </w:r>
-      </w:fldSimple>
+      <w:r>
+        <w:fldChar w:fldCharType="begin"/>
+      </w:r>
+      <w:r>
+        <w:instrText xml:space="preserve"> SEQ Figura \* ARABIC </w:instrText>
+      </w:r>
+      <w:r>
+        <w:fldChar w:fldCharType="separate"/>
+      </w:r>
+      <w:r>
+        <w:rPr>
+          <w:noProof/>
+        </w:rPr>
+        <w:t>7</w:t>
+      </w:r>
+      <w:r>
+        <w:rPr>
+          <w:noProof/>
+        </w:rPr>
+        <w:fldChar w:fldCharType="end"/>
+      </w:r>
       <w:r>
         <w:t xml:space="preserve">. Pantalla Añadir justificante </w:t>
       </w:r>
@@ -7095,13 +7027,8 @@
           <w:numId w:val="6"/>
         </w:numPr>
       </w:pPr>
-      <w:proofErr w:type="spellStart"/>
-      <w:r>
-        <w:t>Mockflow</w:t>
-      </w:r>
-      <w:proofErr w:type="spellEnd"/>
-      <w:r>
-        <w:t xml:space="preserve">: </w:t>
+      <w:r>
+        <w:t xml:space="preserve">Mockflow: </w:t>
       </w:r>
       <w:r>
         <w:t>D</w:t>
@@ -7152,17 +7079,182 @@
           <w:b/>
           <w:bCs/>
         </w:rPr>
-        <w:t xml:space="preserve">Lenguajes de programación y </w:t>
-      </w:r>
-      <w:proofErr w:type="spellStart"/>
-      <w:r>
+        <w:t>Lenguajes de programación y Frameworks:</w:t>
+      </w:r>
+    </w:p>
+    <w:p>
+      <w:pPr>
+        <w:pStyle w:val="Prrafodelista"/>
+        <w:numPr>
+          <w:ilvl w:val="0"/>
+          <w:numId w:val="6"/>
+        </w:numPr>
+      </w:pPr>
+      <w:r>
+        <w:t>Java (JDK 17): Lenguaje usado para la lógica de negocio.</w:t>
+      </w:r>
+    </w:p>
+    <w:p>
+      <w:pPr>
+        <w:pStyle w:val="Prrafodelista"/>
+        <w:numPr>
+          <w:ilvl w:val="0"/>
+          <w:numId w:val="6"/>
+        </w:numPr>
+      </w:pPr>
+      <w:r>
+        <w:t>Spring Boot: Framework principal para el desarrollo de la aplicación.</w:t>
+      </w:r>
+    </w:p>
+    <w:p>
+      <w:pPr>
         <w:rPr>
           <w:b/>
           <w:bCs/>
         </w:rPr>
-        <w:t>Frameworks</w:t>
-      </w:r>
-      <w:proofErr w:type="spellEnd"/>
+      </w:pPr>
+      <w:r>
+        <w:rPr>
+          <w:b/>
+          <w:bCs/>
+        </w:rPr>
+        <w:t>Gestión de la base de datos:</w:t>
+      </w:r>
+    </w:p>
+    <w:p>
+      <w:pPr>
+        <w:pStyle w:val="Prrafodelista"/>
+        <w:numPr>
+          <w:ilvl w:val="0"/>
+          <w:numId w:val="6"/>
+        </w:numPr>
+      </w:pPr>
+      <w:r>
+        <w:t>Xampp</w:t>
+      </w:r>
+    </w:p>
+    <w:p>
+      <w:pPr>
+        <w:pStyle w:val="Prrafodelista"/>
+        <w:numPr>
+          <w:ilvl w:val="0"/>
+          <w:numId w:val="6"/>
+        </w:numPr>
+      </w:pPr>
+      <w:r>
+        <w:t xml:space="preserve">Hibertante: </w:t>
+      </w:r>
+      <w:r>
+        <w:t>I</w:t>
+      </w:r>
+      <w:r>
+        <w:t>mplementación de JPA para el ORM.</w:t>
+      </w:r>
+    </w:p>
+    <w:p>
+      <w:pPr>
+        <w:rPr>
+          <w:b/>
+          <w:bCs/>
+        </w:rPr>
+      </w:pPr>
+      <w:r>
+        <w:rPr>
+          <w:b/>
+          <w:bCs/>
+        </w:rPr>
+        <w:t>IDEs y Herramientas de construcción:</w:t>
+      </w:r>
+    </w:p>
+    <w:p>
+      <w:pPr>
+        <w:pStyle w:val="Prrafodelista"/>
+        <w:numPr>
+          <w:ilvl w:val="0"/>
+          <w:numId w:val="6"/>
+        </w:numPr>
+      </w:pPr>
+      <w:r>
+        <w:t>Eclipse</w:t>
+      </w:r>
+      <w:r>
+        <w:t>:</w:t>
+      </w:r>
+      <w:r>
+        <w:t xml:space="preserve"> versión </w:t>
+      </w:r>
+      <w:r>
+        <w:t>2025-09 (4.37.0)</w:t>
+      </w:r>
+    </w:p>
+    <w:p>
+      <w:pPr>
+        <w:pStyle w:val="Prrafodelista"/>
+        <w:numPr>
+          <w:ilvl w:val="0"/>
+          <w:numId w:val="6"/>
+        </w:numPr>
+      </w:pPr>
+      <w:r>
+        <w:t xml:space="preserve">Android Studio: entorno integrado de Google para aplicaciones </w:t>
+      </w:r>
+      <w:r>
+        <w:t>móviles</w:t>
+      </w:r>
+    </w:p>
+    <w:p>
+      <w:pPr>
+        <w:pStyle w:val="Prrafodelista"/>
+        <w:numPr>
+          <w:ilvl w:val="0"/>
+          <w:numId w:val="6"/>
+        </w:numPr>
+      </w:pPr>
+      <w:r>
+        <w:t xml:space="preserve">Maven: </w:t>
+      </w:r>
+      <w:r>
+        <w:t>C</w:t>
+      </w:r>
+      <w:r>
+        <w:t>omo herramienta de gestión y construcción de proyectos que facilita la inclusión de dependencias.</w:t>
+      </w:r>
+    </w:p>
+    <w:p>
+      <w:pPr>
+        <w:pStyle w:val="Prrafodelista"/>
+        <w:numPr>
+          <w:ilvl w:val="0"/>
+          <w:numId w:val="6"/>
+        </w:numPr>
+      </w:pPr>
+      <w:r>
+        <w:t xml:space="preserve">Github: </w:t>
+      </w:r>
+      <w:r>
+        <w:t>S</w:t>
+      </w:r>
+      <w:r>
+        <w:t>istema</w:t>
+      </w:r>
+      <w:r>
+        <w:t xml:space="preserve"> de control de versiones y seguimiento de los hitos de entrega.</w:t>
+      </w:r>
+    </w:p>
+    <w:p>
+      <w:pPr>
+        <w:rPr>
+          <w:b/>
+          <w:bCs/>
+        </w:rPr>
+      </w:pPr>
+      <w:r>
+        <w:rPr>
+          <w:b/>
+          <w:bCs/>
+        </w:rPr>
+        <w:t>Diseño de interfaces</w:t>
+      </w:r>
       <w:r>
         <w:rPr>
           <w:b/>
@@ -7180,7 +7272,7 @@
         </w:numPr>
       </w:pPr>
       <w:r>
-        <w:t>Java (JDK 17): Lenguaje usado para la lógica de negocio.</w:t>
+        <w:t>JavaFX: Librería utilizada para el desarrollo de la GUI de escritorio</w:t>
       </w:r>
     </w:p>
     <w:p>
@@ -7192,234 +7284,14 @@
         </w:numPr>
       </w:pPr>
       <w:r>
-        <w:t>Spring Boot: Framework principal para el desarrollo de la aplicación.</w:t>
-      </w:r>
-    </w:p>
-    <w:p>
-      <w:pPr>
-        <w:rPr>
-          <w:b/>
-          <w:bCs/>
-        </w:rPr>
-      </w:pPr>
-      <w:r>
-        <w:rPr>
-          <w:b/>
-          <w:bCs/>
-        </w:rPr>
-        <w:t>Gestión de la base de datos:</w:t>
-      </w:r>
-    </w:p>
-    <w:p>
-      <w:pPr>
-        <w:pStyle w:val="Prrafodelista"/>
-        <w:numPr>
-          <w:ilvl w:val="0"/>
-          <w:numId w:val="6"/>
-        </w:numPr>
-      </w:pPr>
-      <w:proofErr w:type="spellStart"/>
-      <w:r>
-        <w:t>Xampp</w:t>
-      </w:r>
-      <w:proofErr w:type="spellEnd"/>
-    </w:p>
-    <w:p>
-      <w:pPr>
-        <w:pStyle w:val="Prrafodelista"/>
-        <w:numPr>
-          <w:ilvl w:val="0"/>
-          <w:numId w:val="6"/>
-        </w:numPr>
-      </w:pPr>
-      <w:proofErr w:type="spellStart"/>
-      <w:r>
-        <w:t>Hibertante</w:t>
-      </w:r>
-      <w:proofErr w:type="spellEnd"/>
-      <w:r>
-        <w:t xml:space="preserve">: </w:t>
-      </w:r>
-      <w:r>
-        <w:t>I</w:t>
-      </w:r>
-      <w:r>
-        <w:t>mplementación de JPA para el ORM.</w:t>
-      </w:r>
-    </w:p>
-    <w:p>
-      <w:pPr>
-        <w:rPr>
-          <w:b/>
-          <w:bCs/>
-        </w:rPr>
-      </w:pPr>
-      <w:proofErr w:type="spellStart"/>
-      <w:r>
-        <w:rPr>
-          <w:b/>
-          <w:bCs/>
-        </w:rPr>
-        <w:t>IDEs</w:t>
-      </w:r>
-      <w:proofErr w:type="spellEnd"/>
-      <w:r>
-        <w:rPr>
-          <w:b/>
-          <w:bCs/>
-        </w:rPr>
-        <w:t xml:space="preserve"> y Herramientas de construcción:</w:t>
-      </w:r>
-    </w:p>
-    <w:p>
-      <w:pPr>
-        <w:pStyle w:val="Prrafodelista"/>
-        <w:numPr>
-          <w:ilvl w:val="0"/>
-          <w:numId w:val="6"/>
-        </w:numPr>
-      </w:pPr>
-      <w:r>
-        <w:t>Eclipse</w:t>
-      </w:r>
-      <w:r>
-        <w:t>:</w:t>
-      </w:r>
-      <w:r>
-        <w:t xml:space="preserve"> versión </w:t>
-      </w:r>
-      <w:r>
-        <w:t>2025-09 (4.37.0)</w:t>
-      </w:r>
-    </w:p>
-    <w:p>
-      <w:pPr>
-        <w:pStyle w:val="Prrafodelista"/>
-        <w:numPr>
-          <w:ilvl w:val="0"/>
-          <w:numId w:val="6"/>
-        </w:numPr>
-      </w:pPr>
-      <w:r>
-        <w:t xml:space="preserve">Android Studio: entorno integrado de Google para aplicaciones </w:t>
-      </w:r>
-      <w:proofErr w:type="spellStart"/>
-      <w:r>
-        <w:t>moviles</w:t>
-      </w:r>
-      <w:proofErr w:type="spellEnd"/>
-    </w:p>
-    <w:p>
-      <w:pPr>
-        <w:pStyle w:val="Prrafodelista"/>
-        <w:numPr>
-          <w:ilvl w:val="0"/>
-          <w:numId w:val="6"/>
-        </w:numPr>
-      </w:pPr>
-      <w:r>
-        <w:t xml:space="preserve">Maven: </w:t>
-      </w:r>
-      <w:r>
-        <w:t>C</w:t>
-      </w:r>
-      <w:r>
-        <w:t>omo herramienta de gestión y construcción de proyectos que facilita la inclusión de dependencias.</w:t>
-      </w:r>
-    </w:p>
-    <w:p>
-      <w:pPr>
-        <w:pStyle w:val="Prrafodelista"/>
-        <w:numPr>
-          <w:ilvl w:val="0"/>
-          <w:numId w:val="6"/>
-        </w:numPr>
-      </w:pPr>
-      <w:proofErr w:type="spellStart"/>
-      <w:r>
-        <w:t>Github</w:t>
-      </w:r>
-      <w:proofErr w:type="spellEnd"/>
-      <w:r>
-        <w:t xml:space="preserve">: </w:t>
-      </w:r>
-      <w:r>
-        <w:rPr>
-          <w:u w:val="single"/>
-        </w:rPr>
-        <w:t>S</w:t>
-      </w:r>
-      <w:r>
-        <w:rPr>
-          <w:u w:val="single"/>
-        </w:rPr>
-        <w:t>istema</w:t>
-      </w:r>
-      <w:r>
-        <w:t xml:space="preserve"> de control de versiones y seguimiento de los hitos de entrega.</w:t>
-      </w:r>
-    </w:p>
-    <w:p>
-      <w:pPr>
-        <w:rPr>
-          <w:b/>
-          <w:bCs/>
-        </w:rPr>
-      </w:pPr>
-      <w:r>
-        <w:rPr>
-          <w:b/>
-          <w:bCs/>
-        </w:rPr>
-        <w:t>Diseño de interfaces</w:t>
-      </w:r>
-      <w:r>
-        <w:rPr>
-          <w:b/>
-          <w:bCs/>
-        </w:rPr>
-        <w:t>:</w:t>
-      </w:r>
-    </w:p>
-    <w:p>
-      <w:pPr>
-        <w:pStyle w:val="Prrafodelista"/>
-        <w:numPr>
-          <w:ilvl w:val="0"/>
-          <w:numId w:val="6"/>
-        </w:numPr>
-      </w:pPr>
-      <w:proofErr w:type="spellStart"/>
-      <w:r>
-        <w:t>JavaFX</w:t>
-      </w:r>
-      <w:proofErr w:type="spellEnd"/>
-      <w:r>
-        <w:t>: Librería utilizada para el desarrollo de la GUI de escritorio</w:t>
-      </w:r>
-    </w:p>
-    <w:p>
-      <w:pPr>
-        <w:pStyle w:val="Prrafodelista"/>
-        <w:numPr>
-          <w:ilvl w:val="0"/>
-          <w:numId w:val="6"/>
-        </w:numPr>
-      </w:pPr>
-      <w:r>
         <w:t>Android</w:t>
       </w:r>
       <w:r>
         <w:t xml:space="preserve"> SDK</w:t>
       </w:r>
       <w:r>
-        <w:t xml:space="preserve"> + </w:t>
-      </w:r>
-      <w:proofErr w:type="spellStart"/>
-      <w:r>
-        <w:t>Kotlin</w:t>
-      </w:r>
-      <w:proofErr w:type="spellEnd"/>
+        <w:t xml:space="preserve"> + Kotlin</w:t>
+      </w:r>
       <w:r>
         <w:t>: Conjunto de herramientas y lenguaje de programación utilizado para el desarrollo de la aplicación móvil.</w:t>
       </w:r>
@@ -7619,14 +7491,27 @@
       <w:r>
         <w:t xml:space="preserve">Figura </w:t>
       </w:r>
-      <w:fldSimple w:instr=" SEQ Figura \* ARABIC ">
-        <w:r>
-          <w:rPr>
-            <w:noProof/>
-          </w:rPr>
-          <w:t>8</w:t>
-        </w:r>
-      </w:fldSimple>
+      <w:r>
+        <w:fldChar w:fldCharType="begin"/>
+      </w:r>
+      <w:r>
+        <w:instrText xml:space="preserve"> SEQ Figura \* ARABIC </w:instrText>
+      </w:r>
+      <w:r>
+        <w:fldChar w:fldCharType="separate"/>
+      </w:r>
+      <w:r>
+        <w:rPr>
+          <w:noProof/>
+        </w:rPr>
+        <w:t>8</w:t>
+      </w:r>
+      <w:r>
+        <w:rPr>
+          <w:noProof/>
+        </w:rPr>
+        <w:fldChar w:fldCharType="end"/>
+      </w:r>
       <w:r>
         <w:t>. Diagrame de Gantt</w:t>
       </w:r>
@@ -7852,6 +7737,9 @@
       </w:r>
       <w:r>
         <w:t xml:space="preserve"> de Servicios y Procesos:</w:t>
+      </w:r>
+      <w:r>
+        <w:t xml:space="preserve"> para el proceso de recuperación de contraseñas</w:t>
       </w:r>
     </w:p>
     <w:p>
@@ -8089,14 +7977,27 @@
       <w:r>
         <w:t xml:space="preserve">Figura </w:t>
       </w:r>
-      <w:fldSimple w:instr=" SEQ Figura \* ARABIC ">
-        <w:r>
-          <w:rPr>
-            <w:noProof/>
-          </w:rPr>
-          <w:t>9</w:t>
-        </w:r>
-      </w:fldSimple>
+      <w:r>
+        <w:fldChar w:fldCharType="begin"/>
+      </w:r>
+      <w:r>
+        <w:instrText xml:space="preserve"> SEQ Figura \* ARABIC </w:instrText>
+      </w:r>
+      <w:r>
+        <w:fldChar w:fldCharType="separate"/>
+      </w:r>
+      <w:r>
+        <w:rPr>
+          <w:noProof/>
+        </w:rPr>
+        <w:t>9</w:t>
+      </w:r>
+      <w:r>
+        <w:rPr>
+          <w:noProof/>
+        </w:rPr>
+        <w:fldChar w:fldCharType="end"/>
+      </w:r>
       <w:r>
         <w:t>. Logo provisional 1</w:t>
       </w:r>
@@ -8149,6 +8050,127 @@
       <w:bookmarkEnd w:id="91"/>
     </w:p>
     <w:p>
+      <w:pPr>
+        <w:rPr>
+          <w:color w:val="EE0000"/>
+          <w:u w:val="single"/>
+        </w:rPr>
+      </w:pPr>
+      <w:r>
+        <w:rPr>
+          <w:color w:val="EE0000"/>
+          <w:u w:val="single"/>
+        </w:rPr>
+        <w:t>*colores elegidos por el momento*</w:t>
+      </w:r>
+    </w:p>
+    <w:p>
+      <w:r>
+        <w:t>#18406a — azul oscuro (fondo menú, títulos)</w:t>
+      </w:r>
+    </w:p>
+    <w:p>
+      <w:r>
+        <w:t>#4c85b9 — azul medio (botones primarios y menú)</w:t>
+      </w:r>
+    </w:p>
+    <w:p>
+      <w:r>
+        <w:drawing>
+          <wp:anchor distT="0" distB="0" distL="114300" distR="114300" simplePos="0" relativeHeight="251659268" behindDoc="1" locked="0" layoutInCell="1" allowOverlap="1" wp14:anchorId="0EAC3006" wp14:editId="7E83D451">
+            <wp:simplePos x="0" y="0"/>
+            <wp:positionH relativeFrom="column">
+              <wp:posOffset>4039235</wp:posOffset>
+            </wp:positionH>
+            <wp:positionV relativeFrom="paragraph">
+              <wp:posOffset>130175</wp:posOffset>
+            </wp:positionV>
+            <wp:extent cx="2823845" cy="610235"/>
+            <wp:effectExtent l="1905" t="0" r="0" b="0"/>
+            <wp:wrapTight wrapText="bothSides">
+              <wp:wrapPolygon edited="0">
+                <wp:start x="15" y="21667"/>
+                <wp:lineTo x="21435" y="21667"/>
+                <wp:lineTo x="21435" y="764"/>
+                <wp:lineTo x="15" y="764"/>
+                <wp:lineTo x="15" y="21667"/>
+              </wp:wrapPolygon>
+            </wp:wrapTight>
+            <wp:docPr id="1668282789" name="Imagen 1"/>
+            <wp:cNvGraphicFramePr>
+              <a:graphicFrameLocks xmlns:a="http://schemas.openxmlformats.org/drawingml/2006/main" noChangeAspect="1"/>
+            </wp:cNvGraphicFramePr>
+            <a:graphic xmlns:a="http://schemas.openxmlformats.org/drawingml/2006/main">
+              <a:graphicData uri="http://schemas.openxmlformats.org/drawingml/2006/picture">
+                <pic:pic xmlns:pic="http://schemas.openxmlformats.org/drawingml/2006/picture">
+                  <pic:nvPicPr>
+                    <pic:cNvPr id="1668282789" name=""/>
+                    <pic:cNvPicPr/>
+                  </pic:nvPicPr>
+                  <pic:blipFill>
+                    <a:blip r:embed="rId26">
+                      <a:extLst>
+                        <a:ext uri="{28A0092B-C50C-407E-A947-70E740481C1C}">
+                          <a14:useLocalDpi xmlns:a14="http://schemas.microsoft.com/office/drawing/2010/main" val="0"/>
+                        </a:ext>
+                      </a:extLst>
+                    </a:blip>
+                    <a:stretch>
+                      <a:fillRect/>
+                    </a:stretch>
+                  </pic:blipFill>
+                  <pic:spPr>
+                    <a:xfrm rot="5400000" flipV="1">
+                      <a:off x="0" y="0"/>
+                      <a:ext cx="2823845" cy="610235"/>
+                    </a:xfrm>
+                    <a:prstGeom prst="rect">
+                      <a:avLst/>
+                    </a:prstGeom>
+                  </pic:spPr>
+                </pic:pic>
+              </a:graphicData>
+            </a:graphic>
+            <wp14:sizeRelH relativeFrom="margin">
+              <wp14:pctWidth>0</wp14:pctWidth>
+            </wp14:sizeRelH>
+            <wp14:sizeRelV relativeFrom="margin">
+              <wp14:pctHeight>0</wp14:pctHeight>
+            </wp14:sizeRelV>
+          </wp:anchor>
+        </w:drawing>
+      </w:r>
+      <w:r>
+        <w:t>#53ade1 — azul claro (botones primarios)</w:t>
+      </w:r>
+      <w:r>
+        <w:rPr>
+          <w:noProof/>
+        </w:rPr>
+        <w:t xml:space="preserve"> </w:t>
+      </w:r>
+    </w:p>
+    <w:p>
+      <w:r>
+        <w:t>#44cbea — azul cyan (texto botones menú)</w:t>
+      </w:r>
+    </w:p>
+    <w:p>
+      <w:r>
+        <w:t>#6468d1 — morado (botones peligro/acción secundaria)</w:t>
+      </w:r>
+    </w:p>
+    <w:p>
+      <w:r>
+        <w:t>#6188d8 — morado claro (botones peligro)</w:t>
+      </w:r>
+    </w:p>
+    <w:p>
+      <w:r>
+        <w:t>#e1e8ee — gris muy claro (fondo principal, texto menú)</w:t>
+      </w:r>
+    </w:p>
+    <w:p>
       <w:r>
         <w:t>(...)</w:t>
       </w:r>
@@ -8163,6 +8185,7 @@
       </w:pPr>
       <w:bookmarkStart w:id="92" w:name="_Toc221908778"/>
       <w:r>
+        <w:lastRenderedPageBreak/>
         <w:t>MANUAL DE USUARIO</w:t>
       </w:r>
       <w:bookmarkEnd w:id="92"/>
@@ -8199,7 +8222,7 @@
     <w:p/>
     <w:p/>
     <w:sectPr>
-      <w:footerReference w:type="default" r:id="rId26"/>
+      <w:footerReference w:type="default" r:id="rId27"/>
       <w:pgSz w:w="11906" w:h="16838"/>
       <w:pgMar w:top="1134" w:right="1134" w:bottom="1418" w:left="1134" w:header="709" w:footer="709" w:gutter="0"/>
       <w:pgNumType w:start="1"/>
@@ -9821,7 +9844,6 @@
   <w:style w:type="character" w:default="1" w:styleId="Fuentedeprrafopredeter">
     <w:name w:val="Default Paragraph Font"/>
     <w:uiPriority w:val="1"/>
-    <w:semiHidden/>
     <w:unhideWhenUsed/>
   </w:style>
   <w:style w:type="table" w:default="1" w:styleId="Tablanormal">
@@ -10571,10 +10593,6 @@
 </file>
 
 <file path=customXml/item1.xml><?xml version="1.0" encoding="utf-8"?>
-<b:Sources xmlns:b="http://schemas.openxmlformats.org/officeDocument/2006/bibliography" xmlns="http://schemas.openxmlformats.org/officeDocument/2006/bibliography" SelectedStyle="\APASixthEditionOfficeOnline.xsl" StyleName="APA" Version="6"/>
-</file>
-
-<file path=customXml/item2.xml><?xml version="1.0" encoding="utf-8"?>
 <?mso-contentType ?>
 <FormTemplates xmlns="http://schemas.microsoft.com/sharepoint/v3/contenttype/forms">
   <Display>DocumentLibraryForm</Display>
@@ -10583,7 +10601,19 @@
 </FormTemplates>
 </file>
 
+<file path=customXml/item2.xml><?xml version="1.0" encoding="utf-8"?>
+<b:Sources xmlns:b="http://schemas.openxmlformats.org/officeDocument/2006/bibliography" xmlns="http://schemas.openxmlformats.org/officeDocument/2006/bibliography" SelectedStyle="\APASixthEditionOfficeOnline.xsl" StyleName="APA" Version="6"/>
+</file>
+
 <file path=customXml/item3.xml><?xml version="1.0" encoding="utf-8"?>
+<p:properties xmlns:p="http://schemas.microsoft.com/office/2006/metadata/properties" xmlns:xsi="http://www.w3.org/2001/XMLSchema-instance" xmlns:pc="http://schemas.microsoft.com/office/infopath/2007/PartnerControls">
+  <documentManagement>
+    <_activity xmlns="d07641f9-f1a5-43c1-ac16-fa53e6c318bc" xsi:nil="true"/>
+  </documentManagement>
+</p:properties>
+</file>
+
+<file path=customXml/item4.xml><?xml version="1.0" encoding="utf-8"?>
 <ct:contentTypeSchema xmlns:ct="http://schemas.microsoft.com/office/2006/metadata/contentType" xmlns:ma="http://schemas.microsoft.com/office/2006/metadata/properties/metaAttributes" ct:_="" ma:_="" ma:contentTypeName="Documento" ma:contentTypeID="0x010100089FBA7B0FAFA84E9F1E615D3FC0A129" ma:contentTypeVersion="11" ma:contentTypeDescription="Crear nuevo documento." ma:contentTypeScope="" ma:versionID="fa55cfaacbcd603bd53d850e3b8176f7">
   <xsd:schema xmlns:xsd="http://www.w3.org/2001/XMLSchema" xmlns:xs="http://www.w3.org/2001/XMLSchema" xmlns:p="http://schemas.microsoft.com/office/2006/metadata/properties" xmlns:ns3="d07641f9-f1a5-43c1-ac16-fa53e6c318bc" targetNamespace="http://schemas.microsoft.com/office/2006/metadata/properties" ma:root="true" ma:fieldsID="78f989df160fe6a5ee2e0e0b0bfde0e3" ns3:_="">
     <xsd:import namespace="d07641f9-f1a5-43c1-ac16-fa53e6c318bc"/>
@@ -10771,15 +10801,15 @@
 </ct:contentTypeSchema>
 </file>
 
-<file path=customXml/item4.xml><?xml version="1.0" encoding="utf-8"?>
-<p:properties xmlns:p="http://schemas.microsoft.com/office/2006/metadata/properties" xmlns:xsi="http://www.w3.org/2001/XMLSchema-instance" xmlns:pc="http://schemas.microsoft.com/office/infopath/2007/PartnerControls">
-  <documentManagement>
-    <_activity xmlns="d07641f9-f1a5-43c1-ac16-fa53e6c318bc" xsi:nil="true"/>
-  </documentManagement>
-</p:properties>
+<file path=customXml/itemProps1.xml><?xml version="1.0" encoding="utf-8"?>
+<ds:datastoreItem xmlns:ds="http://schemas.openxmlformats.org/officeDocument/2006/customXml" ds:itemID="{480B8420-1B48-4D23-8D6E-64373AC5070B}">
+  <ds:schemaRefs>
+    <ds:schemaRef ds:uri="http://schemas.microsoft.com/sharepoint/v3/contenttype/forms"/>
+  </ds:schemaRefs>
+</ds:datastoreItem>
 </file>
 
-<file path=customXml/itemProps1.xml><?xml version="1.0" encoding="utf-8"?>
+<file path=customXml/itemProps2.xml><?xml version="1.0" encoding="utf-8"?>
 <ds:datastoreItem xmlns:ds="http://schemas.openxmlformats.org/officeDocument/2006/customXml" ds:itemID="{453714F8-FBC3-4DCC-8DCB-89BB58DCF76F}">
   <ds:schemaRefs>
     <ds:schemaRef ds:uri="http://schemas.openxmlformats.org/officeDocument/2006/bibliography"/>
@@ -10787,15 +10817,17 @@
 </ds:datastoreItem>
 </file>
 
-<file path=customXml/itemProps2.xml><?xml version="1.0" encoding="utf-8"?>
-<ds:datastoreItem xmlns:ds="http://schemas.openxmlformats.org/officeDocument/2006/customXml" ds:itemID="{480B8420-1B48-4D23-8D6E-64373AC5070B}">
+<file path=customXml/itemProps3.xml><?xml version="1.0" encoding="utf-8"?>
+<ds:datastoreItem xmlns:ds="http://schemas.openxmlformats.org/officeDocument/2006/customXml" ds:itemID="{7F0B1298-25D5-45B9-909D-DD837044A49E}">
   <ds:schemaRefs>
-    <ds:schemaRef ds:uri="http://schemas.microsoft.com/sharepoint/v3/contenttype/forms"/>
+    <ds:schemaRef ds:uri="http://schemas.microsoft.com/office/2006/metadata/properties"/>
+    <ds:schemaRef ds:uri="http://schemas.microsoft.com/office/infopath/2007/PartnerControls"/>
+    <ds:schemaRef ds:uri="d07641f9-f1a5-43c1-ac16-fa53e6c318bc"/>
   </ds:schemaRefs>
 </ds:datastoreItem>
 </file>
 
-<file path=customXml/itemProps3.xml><?xml version="1.0" encoding="utf-8"?>
+<file path=customXml/itemProps4.xml><?xml version="1.0" encoding="utf-8"?>
 <ds:datastoreItem xmlns:ds="http://schemas.openxmlformats.org/officeDocument/2006/customXml" ds:itemID="{B3C09D93-2BDC-4563-9759-9158244E5DE7}">
   <ds:schemaRefs>
     <ds:schemaRef ds:uri="http://schemas.microsoft.com/office/2006/metadata/contentType"/>
@@ -10811,14 +10843,4 @@
     <ds:schemaRef ds:uri="http://schemas.microsoft.com/internal/obd"/>
   </ds:schemaRefs>
 </ds:datastoreItem>
-</file>
-
-<file path=customXml/itemProps4.xml><?xml version="1.0" encoding="utf-8"?>
-<ds:datastoreItem xmlns:ds="http://schemas.openxmlformats.org/officeDocument/2006/customXml" ds:itemID="{7F0B1298-25D5-45B9-909D-DD837044A49E}">
-  <ds:schemaRefs>
-    <ds:schemaRef ds:uri="http://schemas.microsoft.com/office/2006/metadata/properties"/>
-    <ds:schemaRef ds:uri="http://schemas.microsoft.com/office/infopath/2007/PartnerControls"/>
-    <ds:schemaRef ds:uri="d07641f9-f1a5-43c1-ac16-fa53e6c318bc"/>
-  </ds:schemaRefs>
-</ds:datastoreItem>
 </file>
--- a/docs/provisional_DocumentacionProyecto_2VIFC302.docx
+++ b/docs/provisional_DocumentacionProyecto_2VIFC302.docx
@@ -615,7 +615,33 @@
                                 <w:szCs w:val="32"/>
                                 <w:lang w:val="en-US"/>
                               </w:rPr>
-                              <w:t>&lt;&lt;Mes y año&gt;&gt;</w:t>
+                              <w:t xml:space="preserve">&lt;&lt;Mes y </w:t>
+                            </w:r>
+                            <w:proofErr w:type="spellStart"/>
+                            <w:r>
+                              <w:rPr>
+                                <w:rFonts w:eastAsia="Aptos" w:hAnsi="Aptos" w:cs="Aptos"/>
+                                <w:b/>
+                                <w:bCs/>
+                                <w:color w:val="215E99" w:themeColor="text2" w:themeTint="BF"/>
+                                <w:sz w:val="32"/>
+                                <w:szCs w:val="32"/>
+                                <w:lang w:val="en-US"/>
+                              </w:rPr>
+                              <w:t>año</w:t>
+                            </w:r>
+                            <w:proofErr w:type="spellEnd"/>
+                            <w:r>
+                              <w:rPr>
+                                <w:rFonts w:eastAsia="Aptos" w:hAnsi="Aptos" w:cs="Aptos"/>
+                                <w:b/>
+                                <w:bCs/>
+                                <w:color w:val="215E99" w:themeColor="text2" w:themeTint="BF"/>
+                                <w:sz w:val="32"/>
+                                <w:szCs w:val="32"/>
+                                <w:lang w:val="en-US"/>
+                              </w:rPr>
+                              <w:t>&gt;&gt;</w:t>
                             </w:r>
                           </w:p>
                           <w:p>
@@ -829,7 +855,33 @@
                           <w:szCs w:val="32"/>
                           <w:lang w:val="en-US"/>
                         </w:rPr>
-                        <w:t>&lt;&lt;Mes y año&gt;&gt;</w:t>
+                        <w:t xml:space="preserve">&lt;&lt;Mes y </w:t>
+                      </w:r>
+                      <w:proofErr w:type="spellStart"/>
+                      <w:r>
+                        <w:rPr>
+                          <w:rFonts w:eastAsia="Aptos" w:hAnsi="Aptos" w:cs="Aptos"/>
+                          <w:b/>
+                          <w:bCs/>
+                          <w:color w:val="215E99" w:themeColor="text2" w:themeTint="BF"/>
+                          <w:sz w:val="32"/>
+                          <w:szCs w:val="32"/>
+                          <w:lang w:val="en-US"/>
+                        </w:rPr>
+                        <w:t>año</w:t>
+                      </w:r>
+                      <w:proofErr w:type="spellEnd"/>
+                      <w:r>
+                        <w:rPr>
+                          <w:rFonts w:eastAsia="Aptos" w:hAnsi="Aptos" w:cs="Aptos"/>
+                          <w:b/>
+                          <w:bCs/>
+                          <w:color w:val="215E99" w:themeColor="text2" w:themeTint="BF"/>
+                          <w:sz w:val="32"/>
+                          <w:szCs w:val="32"/>
+                          <w:lang w:val="en-US"/>
+                        </w:rPr>
+                        <w:t>&gt;&gt;</w:t>
                       </w:r>
                     </w:p>
                     <w:p>
@@ -1103,8 +1155,42 @@
                                 <w:szCs w:val="44"/>
                                 <w:lang w:val="en-US"/>
                               </w:rPr>
-                              <w:t>Desarrollo de Aplicaciones Multiplataforma</w:t>
+                              <w:t xml:space="preserve">Desarrollo de </w:t>
                             </w:r>
+                            <w:proofErr w:type="spellStart"/>
+                            <w:r>
+                              <w:rPr>
+                                <w:rFonts w:eastAsia="Aptos" w:hAnsi="Aptos" w:cs="Aptos"/>
+                                <w:color w:val="215E99" w:themeColor="text2" w:themeTint="BF"/>
+                                <w:sz w:val="44"/>
+                                <w:szCs w:val="44"/>
+                                <w:lang w:val="en-US"/>
+                              </w:rPr>
+                              <w:t>Aplicaciones</w:t>
+                            </w:r>
+                            <w:proofErr w:type="spellEnd"/>
+                            <w:r>
+                              <w:rPr>
+                                <w:rFonts w:eastAsia="Aptos" w:hAnsi="Aptos" w:cs="Aptos"/>
+                                <w:color w:val="215E99" w:themeColor="text2" w:themeTint="BF"/>
+                                <w:sz w:val="44"/>
+                                <w:szCs w:val="44"/>
+                                <w:lang w:val="en-US"/>
+                              </w:rPr>
+                              <w:t xml:space="preserve"> </w:t>
+                            </w:r>
+                            <w:proofErr w:type="spellStart"/>
+                            <w:r>
+                              <w:rPr>
+                                <w:rFonts w:eastAsia="Aptos" w:hAnsi="Aptos" w:cs="Aptos"/>
+                                <w:color w:val="215E99" w:themeColor="text2" w:themeTint="BF"/>
+                                <w:sz w:val="44"/>
+                                <w:szCs w:val="44"/>
+                                <w:lang w:val="en-US"/>
+                              </w:rPr>
+                              <w:t>Multiplataforma</w:t>
+                            </w:r>
+                            <w:proofErr w:type="spellEnd"/>
                           </w:p>
                         </w:txbxContent>
                       </wps:txbx>
@@ -1150,8 +1236,42 @@
                           <w:szCs w:val="44"/>
                           <w:lang w:val="en-US"/>
                         </w:rPr>
-                        <w:t>Desarrollo de Aplicaciones Multiplataforma</w:t>
+                        <w:t xml:space="preserve">Desarrollo de </w:t>
                       </w:r>
+                      <w:proofErr w:type="spellStart"/>
+                      <w:r>
+                        <w:rPr>
+                          <w:rFonts w:eastAsia="Aptos" w:hAnsi="Aptos" w:cs="Aptos"/>
+                          <w:color w:val="215E99" w:themeColor="text2" w:themeTint="BF"/>
+                          <w:sz w:val="44"/>
+                          <w:szCs w:val="44"/>
+                          <w:lang w:val="en-US"/>
+                        </w:rPr>
+                        <w:t>Aplicaciones</w:t>
+                      </w:r>
+                      <w:proofErr w:type="spellEnd"/>
+                      <w:r>
+                        <w:rPr>
+                          <w:rFonts w:eastAsia="Aptos" w:hAnsi="Aptos" w:cs="Aptos"/>
+                          <w:color w:val="215E99" w:themeColor="text2" w:themeTint="BF"/>
+                          <w:sz w:val="44"/>
+                          <w:szCs w:val="44"/>
+                          <w:lang w:val="en-US"/>
+                        </w:rPr>
+                        <w:t xml:space="preserve"> </w:t>
+                      </w:r>
+                      <w:proofErr w:type="spellStart"/>
+                      <w:r>
+                        <w:rPr>
+                          <w:rFonts w:eastAsia="Aptos" w:hAnsi="Aptos" w:cs="Aptos"/>
+                          <w:color w:val="215E99" w:themeColor="text2" w:themeTint="BF"/>
+                          <w:sz w:val="44"/>
+                          <w:szCs w:val="44"/>
+                          <w:lang w:val="en-US"/>
+                        </w:rPr>
+                        <w:t>Multiplataforma</w:t>
+                      </w:r>
+                      <w:proofErr w:type="spellEnd"/>
                     </w:p>
                   </w:txbxContent>
                 </v:textbox>
@@ -1166,7 +1286,7 @@
           <w:lang w:eastAsia="es-VE"/>
         </w:rPr>
         <w:drawing>
-          <wp:inline distT="0" distB="0" distL="0" distR="0" wp14:anchorId="1183C0B2" wp14:editId="3C8B7BB8">
+          <wp:inline distT="0" distB="0" distL="0" distR="0" wp14:anchorId="1183C0B2" wp14:editId="7B81B2B2">
             <wp:extent cx="7556500" cy="10599420"/>
             <wp:effectExtent l="0" t="0" r="6350" b="0"/>
             <wp:docPr id="2" name="Imagen 2" descr="D:\servicios forobeta posts\diseño grafico\CLIENTES\Feelmusic - 05.11.18\archivos\11\11.jpg"/>
@@ -4763,7 +4883,15 @@
     </w:p>
     <w:p>
       <w:r>
-        <w:t>El presente documento corresponde a la documentación del Proyecto Intermodular del CFGS en Técnico Superior de Desarrollo de Aplicaciones Multiplataforma</w:t>
+        <w:t xml:space="preserve">El presente documento corresponde a la documentación del Proyecto </w:t>
+      </w:r>
+      <w:proofErr w:type="spellStart"/>
+      <w:r>
+        <w:t>Intermodular</w:t>
+      </w:r>
+      <w:proofErr w:type="spellEnd"/>
+      <w:r>
+        <w:t xml:space="preserve"> del CFGS en Técnico Superior de Desarrollo de Aplicaciones Multiplataforma</w:t>
       </w:r>
       <w:r>
         <w:t>.</w:t>
@@ -5070,279 +5198,798 @@
       </w:r>
       <w:bookmarkEnd w:id="12"/>
     </w:p>
-    <w:p>
-      <w:pPr>
-        <w:pStyle w:val="Prrafodelista"/>
-        <w:numPr>
-          <w:ilvl w:val="0"/>
-          <w:numId w:val="6"/>
-        </w:numPr>
-      </w:pPr>
-      <w:r>
-        <w:rPr>
-          <w:b/>
-          <w:bCs/>
-        </w:rPr>
-        <w:t>Autenticación</w:t>
-      </w:r>
-      <w:r>
-        <w:t>: el sistema debe permitir la autenticación de los usuarios mediante credenciales (usuario y contraseña).</w:t>
-      </w:r>
-    </w:p>
-    <w:p>
-      <w:pPr>
-        <w:pStyle w:val="Prrafodelista"/>
-        <w:numPr>
-          <w:ilvl w:val="0"/>
-          <w:numId w:val="6"/>
-        </w:numPr>
-      </w:pPr>
-      <w:r>
-        <w:rPr>
-          <w:b/>
-          <w:bCs/>
-        </w:rPr>
-        <w:t>Gestión de perfiles</w:t>
-      </w:r>
-      <w:r>
-        <w:t>: el sistema debe gestionar usuarios con los perfiles: administrador, profesor, alumno y tutor de empresa.</w:t>
-      </w:r>
-    </w:p>
-    <w:p>
-      <w:pPr>
-        <w:pStyle w:val="Prrafodelista"/>
-        <w:numPr>
-          <w:ilvl w:val="0"/>
-          <w:numId w:val="6"/>
-        </w:numPr>
-      </w:pPr>
-      <w:r>
-        <w:rPr>
-          <w:b/>
-          <w:bCs/>
-        </w:rPr>
-        <w:t>Gestión multi-temporal</w:t>
-      </w:r>
-      <w:r>
-        <w:t>: el sistema debe permitir la gestión de las formaciones en empresa de diferentes cursos académicos, no solo del actual.</w:t>
-      </w:r>
-    </w:p>
-    <w:p>
-      <w:pPr>
-        <w:pStyle w:val="Prrafodelista"/>
-        <w:numPr>
-          <w:ilvl w:val="0"/>
-          <w:numId w:val="6"/>
-        </w:numPr>
-      </w:pPr>
-      <w:r>
-        <w:rPr>
-          <w:b/>
-          <w:bCs/>
-        </w:rPr>
-        <w:t>Gestión de periodos</w:t>
-      </w:r>
-      <w:r>
-        <w:t>: el sistema debe poder gestionar todos los periodos de formación en empresa (primer y segundo curso, periodo ordinario y extraordinario)</w:t>
-      </w:r>
-    </w:p>
-    <w:p>
-      <w:pPr>
-        <w:pStyle w:val="Prrafodelista"/>
-        <w:numPr>
-          <w:ilvl w:val="0"/>
-          <w:numId w:val="6"/>
-        </w:numPr>
-      </w:pPr>
-      <w:r>
-        <w:rPr>
-          <w:b/>
-          <w:bCs/>
-        </w:rPr>
-        <w:t>Registro de características</w:t>
-      </w:r>
-      <w:r>
-        <w:t>: el sistema debe registrar las características de la formación en empresa (empresa, periodo y RAs de cada módulo impartido).</w:t>
-      </w:r>
-    </w:p>
-    <w:p>
-      <w:pPr>
-        <w:pStyle w:val="Prrafodelista"/>
-        <w:numPr>
-          <w:ilvl w:val="0"/>
-          <w:numId w:val="6"/>
-        </w:numPr>
-      </w:pPr>
-      <w:r>
-        <w:rPr>
-          <w:b/>
-          <w:bCs/>
-        </w:rPr>
-        <w:t>Gestión documental</w:t>
-      </w:r>
-      <w:r>
-        <w:t>: el sistema debe almacenar la documentación asociada a cada formación en empresa, generada por cualesquiera de los perfiles de usuario.</w:t>
-      </w:r>
-    </w:p>
-    <w:p>
-      <w:pPr>
-        <w:pStyle w:val="Prrafodelista"/>
-        <w:numPr>
-          <w:ilvl w:val="0"/>
-          <w:numId w:val="6"/>
-        </w:numPr>
-      </w:pPr>
-      <w:r>
-        <w:rPr>
-          <w:b/>
-          <w:bCs/>
-        </w:rPr>
-        <w:t>Interfaz gráfica</w:t>
-      </w:r>
-      <w:r>
-        <w:t>: el sistema debe incluir interfaces graficas de usuario (GUI)</w:t>
-      </w:r>
-      <w:r>
-        <w:t xml:space="preserve"> para Desktop</w:t>
-      </w:r>
-      <w:r>
-        <w:t>.</w:t>
-      </w:r>
-    </w:p>
-    <w:p>
-      <w:pPr>
-        <w:pStyle w:val="Prrafodelista"/>
-        <w:numPr>
-          <w:ilvl w:val="0"/>
-          <w:numId w:val="6"/>
-        </w:numPr>
-      </w:pPr>
-      <w:r>
-        <w:rPr>
-          <w:b/>
-          <w:bCs/>
-        </w:rPr>
-        <w:t>Aplicación móvil</w:t>
-      </w:r>
-      <w:r>
-        <w:t>: el sistema debe disponer de una parte implementada de forma de aplicación de dispositivo móvil.</w:t>
-      </w:r>
-    </w:p>
-    <w:p>
-      <w:pPr>
-        <w:pStyle w:val="Prrafodelista"/>
-        <w:numPr>
-          <w:ilvl w:val="0"/>
-          <w:numId w:val="6"/>
-        </w:numPr>
-      </w:pPr>
-      <w:r>
-        <w:rPr>
-          <w:b/>
-          <w:bCs/>
-        </w:rPr>
-        <w:t>Alcance limitado</w:t>
-      </w:r>
-      <w:r>
-        <w:t>: la gestión debe limitarse al departamento de Informática y Comunicaciones del centro.</w:t>
-      </w:r>
-    </w:p>
-    <w:p>
-      <w:pPr>
-        <w:pStyle w:val="Prrafodelista"/>
-        <w:numPr>
-          <w:ilvl w:val="0"/>
-          <w:numId w:val="6"/>
-        </w:numPr>
-      </w:pPr>
-      <w:r>
-        <w:rPr>
-          <w:b/>
-          <w:bCs/>
-        </w:rPr>
-        <w:t>Validación de datos</w:t>
-      </w:r>
-      <w:r>
-        <w:t>: el sistema debe validar la entrada de datos en todos los formularios para garantizar la integridad de la información registrada.</w:t>
-      </w:r>
-    </w:p>
-    <w:p>
-      <w:pPr>
-        <w:pStyle w:val="Prrafodelista"/>
-        <w:numPr>
-          <w:ilvl w:val="0"/>
-          <w:numId w:val="6"/>
-        </w:numPr>
-      </w:pPr>
-      <w:r>
-        <w:rPr>
-          <w:b/>
-          <w:bCs/>
-          <w:u w:val="single"/>
-        </w:rPr>
-        <w:t>Búsqueda y filtrado</w:t>
-      </w:r>
-      <w:r>
-        <w:t>: el sistema debe permitir realizar búsquedas y aplicar filtros sobre los listados de estudiantes, empresas y FCTs.</w:t>
-      </w:r>
-    </w:p>
-    <w:p>
-      <w:pPr>
-        <w:pStyle w:val="Prrafodelista"/>
-        <w:numPr>
-          <w:ilvl w:val="0"/>
-          <w:numId w:val="6"/>
-        </w:numPr>
-      </w:pPr>
-      <w:r>
-        <w:rPr>
-          <w:b/>
-          <w:bCs/>
-          <w:u w:val="single"/>
-        </w:rPr>
-        <w:t>Recuperación de contraseña</w:t>
-      </w:r>
-      <w:r>
-        <w:t>: el sistema debe implementar un mecanismo seguro para la recuperación de las contraseñas olvidadas por los usuarios.</w:t>
-      </w:r>
-    </w:p>
-    <w:p>
-      <w:pPr>
-        <w:pStyle w:val="Prrafodelista"/>
-        <w:numPr>
-          <w:ilvl w:val="0"/>
-          <w:numId w:val="6"/>
-        </w:numPr>
-      </w:pPr>
-      <w:r>
-        <w:rPr>
-          <w:b/>
-          <w:bCs/>
-          <w:u w:val="single"/>
-        </w:rPr>
-        <w:t xml:space="preserve">Generación automática de </w:t>
-      </w:r>
-      <w:r>
-        <w:rPr>
-          <w:b/>
-          <w:bCs/>
-          <w:u w:val="single"/>
-        </w:rPr>
-        <w:t>contraseña</w:t>
-      </w:r>
-      <w:r>
-        <w:t>:</w:t>
-      </w:r>
-      <w:r>
-        <w:t xml:space="preserve"> el sistema creará una contraseña única que deberá ser cambiada por el alumno </w:t>
-      </w:r>
-      <w:r>
-        <w:t>más</w:t>
-      </w:r>
-      <w:r>
-        <w:t xml:space="preserve"> adelante.</w:t>
-      </w:r>
-    </w:p>
+    <w:tbl>
+      <w:tblPr>
+        <w:tblStyle w:val="Tablaconcuadrcula4-nfasis1"/>
+        <w:tblW w:w="0" w:type="auto"/>
+        <w:tblLook w:val="04A0" w:firstRow="1" w:lastRow="0" w:firstColumn="1" w:lastColumn="0" w:noHBand="0" w:noVBand="1"/>
+      </w:tblPr>
+      <w:tblGrid>
+        <w:gridCol w:w="837"/>
+        <w:gridCol w:w="1710"/>
+        <w:gridCol w:w="5948"/>
+        <w:gridCol w:w="1133"/>
+      </w:tblGrid>
+      <w:tr>
+        <w:trPr>
+          <w:cnfStyle w:val="100000000000" w:firstRow="1" w:lastRow="0" w:firstColumn="0" w:lastColumn="0" w:oddVBand="0" w:evenVBand="0" w:oddHBand="0" w:evenHBand="0" w:firstRowFirstColumn="0" w:firstRowLastColumn="0" w:lastRowFirstColumn="0" w:lastRowLastColumn="0"/>
+        </w:trPr>
+        <w:tc>
+          <w:tcPr>
+            <w:cnfStyle w:val="001000000000" w:firstRow="0" w:lastRow="0" w:firstColumn="1" w:lastColumn="0" w:oddVBand="0" w:evenVBand="0" w:oddHBand="0" w:evenHBand="0" w:firstRowFirstColumn="0" w:firstRowLastColumn="0" w:lastRowFirstColumn="0" w:lastRowLastColumn="0"/>
+            <w:tcW w:w="837" w:type="dxa"/>
+          </w:tcPr>
+          <w:p>
+            <w:r>
+              <w:t>ID</w:t>
+            </w:r>
+          </w:p>
+        </w:tc>
+        <w:tc>
+          <w:tcPr>
+            <w:tcW w:w="1710" w:type="dxa"/>
+          </w:tcPr>
+          <w:p>
+            <w:pPr>
+              <w:cnfStyle w:val="100000000000" w:firstRow="1" w:lastRow="0" w:firstColumn="0" w:lastColumn="0" w:oddVBand="0" w:evenVBand="0" w:oddHBand="0" w:evenHBand="0" w:firstRowFirstColumn="0" w:firstRowLastColumn="0" w:lastRowFirstColumn="0" w:lastRowLastColumn="0"/>
+            </w:pPr>
+            <w:r>
+              <w:t>Nombre</w:t>
+            </w:r>
+          </w:p>
+        </w:tc>
+        <w:tc>
+          <w:tcPr>
+            <w:tcW w:w="5948" w:type="dxa"/>
+          </w:tcPr>
+          <w:p>
+            <w:pPr>
+              <w:cnfStyle w:val="100000000000" w:firstRow="1" w:lastRow="0" w:firstColumn="0" w:lastColumn="0" w:oddVBand="0" w:evenVBand="0" w:oddHBand="0" w:evenHBand="0" w:firstRowFirstColumn="0" w:firstRowLastColumn="0" w:lastRowFirstColumn="0" w:lastRowLastColumn="0"/>
+            </w:pPr>
+            <w:r>
+              <w:t xml:space="preserve">Descripción </w:t>
+            </w:r>
+          </w:p>
+        </w:tc>
+        <w:tc>
+          <w:tcPr>
+            <w:tcW w:w="1133" w:type="dxa"/>
+          </w:tcPr>
+          <w:p>
+            <w:pPr>
+              <w:cnfStyle w:val="100000000000" w:firstRow="1" w:lastRow="0" w:firstColumn="0" w:lastColumn="0" w:oddVBand="0" w:evenVBand="0" w:oddHBand="0" w:evenHBand="0" w:firstRowFirstColumn="0" w:firstRowLastColumn="0" w:lastRowFirstColumn="0" w:lastRowLastColumn="0"/>
+            </w:pPr>
+            <w:r>
+              <w:t>Prioridad</w:t>
+            </w:r>
+          </w:p>
+        </w:tc>
+      </w:tr>
+      <w:tr>
+        <w:trPr>
+          <w:cnfStyle w:val="000000100000" w:firstRow="0" w:lastRow="0" w:firstColumn="0" w:lastColumn="0" w:oddVBand="0" w:evenVBand="0" w:oddHBand="1" w:evenHBand="0" w:firstRowFirstColumn="0" w:firstRowLastColumn="0" w:lastRowFirstColumn="0" w:lastRowLastColumn="0"/>
+        </w:trPr>
+        <w:tc>
+          <w:tcPr>
+            <w:cnfStyle w:val="001000000000" w:firstRow="0" w:lastRow="0" w:firstColumn="1" w:lastColumn="0" w:oddVBand="0" w:evenVBand="0" w:oddHBand="0" w:evenHBand="0" w:firstRowFirstColumn="0" w:firstRowLastColumn="0" w:lastRowFirstColumn="0" w:lastRowLastColumn="0"/>
+            <w:tcW w:w="837" w:type="dxa"/>
+          </w:tcPr>
+          <w:p>
+            <w:r>
+              <w:t>RF1</w:t>
+            </w:r>
+          </w:p>
+        </w:tc>
+        <w:tc>
+          <w:tcPr>
+            <w:tcW w:w="1710" w:type="dxa"/>
+          </w:tcPr>
+          <w:p>
+            <w:pPr>
+              <w:cnfStyle w:val="000000100000" w:firstRow="0" w:lastRow="0" w:firstColumn="0" w:lastColumn="0" w:oddVBand="0" w:evenVBand="0" w:oddHBand="1" w:evenHBand="0" w:firstRowFirstColumn="0" w:firstRowLastColumn="0" w:lastRowFirstColumn="0" w:lastRowLastColumn="0"/>
+            </w:pPr>
+            <w:r>
+              <w:rPr>
+                <w:sz w:val="20"/>
+                <w:szCs w:val="20"/>
+              </w:rPr>
+              <w:t>Autenticación</w:t>
+            </w:r>
+          </w:p>
+        </w:tc>
+        <w:tc>
+          <w:tcPr>
+            <w:tcW w:w="5948" w:type="dxa"/>
+          </w:tcPr>
+          <w:p>
+            <w:pPr>
+              <w:cnfStyle w:val="000000100000" w:firstRow="0" w:lastRow="0" w:firstColumn="0" w:lastColumn="0" w:oddVBand="0" w:evenVBand="0" w:oddHBand="1" w:evenHBand="0" w:firstRowFirstColumn="0" w:firstRowLastColumn="0" w:lastRowFirstColumn="0" w:lastRowLastColumn="0"/>
+            </w:pPr>
+            <w:r>
+              <w:t>El sistema debe permitir la autenticación de usuarios mediante credenciales (usuario y contraseña). En caso de error, se mostrará un mensaje indicativo</w:t>
+            </w:r>
+          </w:p>
+        </w:tc>
+        <w:tc>
+          <w:tcPr>
+            <w:tcW w:w="1133" w:type="dxa"/>
+          </w:tcPr>
+          <w:p>
+            <w:pPr>
+              <w:cnfStyle w:val="000000100000" w:firstRow="0" w:lastRow="0" w:firstColumn="0" w:lastColumn="0" w:oddVBand="0" w:evenVBand="0" w:oddHBand="1" w:evenHBand="0" w:firstRowFirstColumn="0" w:firstRowLastColumn="0" w:lastRowFirstColumn="0" w:lastRowLastColumn="0"/>
+            </w:pPr>
+            <w:r>
+              <w:t>Alta</w:t>
+            </w:r>
+          </w:p>
+        </w:tc>
+      </w:tr>
+      <w:tr>
+        <w:tc>
+          <w:tcPr>
+            <w:cnfStyle w:val="001000000000" w:firstRow="0" w:lastRow="0" w:firstColumn="1" w:lastColumn="0" w:oddVBand="0" w:evenVBand="0" w:oddHBand="0" w:evenHBand="0" w:firstRowFirstColumn="0" w:firstRowLastColumn="0" w:lastRowFirstColumn="0" w:lastRowLastColumn="0"/>
+            <w:tcW w:w="837" w:type="dxa"/>
+          </w:tcPr>
+          <w:p>
+            <w:r>
+              <w:t>RF2</w:t>
+            </w:r>
+          </w:p>
+        </w:tc>
+        <w:tc>
+          <w:tcPr>
+            <w:tcW w:w="1710" w:type="dxa"/>
+          </w:tcPr>
+          <w:p>
+            <w:pPr>
+              <w:cnfStyle w:val="000000000000" w:firstRow="0" w:lastRow="0" w:firstColumn="0" w:lastColumn="0" w:oddVBand="0" w:evenVBand="0" w:oddHBand="0" w:evenHBand="0" w:firstRowFirstColumn="0" w:firstRowLastColumn="0" w:lastRowFirstColumn="0" w:lastRowLastColumn="0"/>
+            </w:pPr>
+            <w:r>
+              <w:t>Gestión de perfiles</w:t>
+            </w:r>
+          </w:p>
+        </w:tc>
+        <w:tc>
+          <w:tcPr>
+            <w:tcW w:w="5948" w:type="dxa"/>
+          </w:tcPr>
+          <w:p>
+            <w:pPr>
+              <w:cnfStyle w:val="000000000000" w:firstRow="0" w:lastRow="0" w:firstColumn="0" w:lastColumn="0" w:oddVBand="0" w:evenVBand="0" w:oddHBand="0" w:evenHBand="0" w:firstRowFirstColumn="0" w:firstRowLastColumn="0" w:lastRowFirstColumn="0" w:lastRowLastColumn="0"/>
+            </w:pPr>
+            <w:r>
+              <w:t>El sistema gestionará cuatro perfiles de usuario: Administrador, Profesor, Estudiante y Tutor de Empresa. Cada perfil tendrá acceso únicamente a las funcionalidades que le corresponden.</w:t>
+            </w:r>
+          </w:p>
+        </w:tc>
+        <w:tc>
+          <w:tcPr>
+            <w:tcW w:w="1133" w:type="dxa"/>
+          </w:tcPr>
+          <w:p>
+            <w:pPr>
+              <w:cnfStyle w:val="000000000000" w:firstRow="0" w:lastRow="0" w:firstColumn="0" w:lastColumn="0" w:oddVBand="0" w:evenVBand="0" w:oddHBand="0" w:evenHBand="0" w:firstRowFirstColumn="0" w:firstRowLastColumn="0" w:lastRowFirstColumn="0" w:lastRowLastColumn="0"/>
+            </w:pPr>
+            <w:r>
+              <w:t>Alta</w:t>
+            </w:r>
+          </w:p>
+        </w:tc>
+      </w:tr>
+      <w:tr>
+        <w:trPr>
+          <w:cnfStyle w:val="000000100000" w:firstRow="0" w:lastRow="0" w:firstColumn="0" w:lastColumn="0" w:oddVBand="0" w:evenVBand="0" w:oddHBand="1" w:evenHBand="0" w:firstRowFirstColumn="0" w:firstRowLastColumn="0" w:lastRowFirstColumn="0" w:lastRowLastColumn="0"/>
+        </w:trPr>
+        <w:tc>
+          <w:tcPr>
+            <w:cnfStyle w:val="001000000000" w:firstRow="0" w:lastRow="0" w:firstColumn="1" w:lastColumn="0" w:oddVBand="0" w:evenVBand="0" w:oddHBand="0" w:evenHBand="0" w:firstRowFirstColumn="0" w:firstRowLastColumn="0" w:lastRowFirstColumn="0" w:lastRowLastColumn="0"/>
+            <w:tcW w:w="837" w:type="dxa"/>
+          </w:tcPr>
+          <w:p>
+            <w:r>
+              <w:t>RF3</w:t>
+            </w:r>
+          </w:p>
+        </w:tc>
+        <w:tc>
+          <w:tcPr>
+            <w:tcW w:w="1710" w:type="dxa"/>
+          </w:tcPr>
+          <w:p>
+            <w:pPr>
+              <w:cnfStyle w:val="000000100000" w:firstRow="0" w:lastRow="0" w:firstColumn="0" w:lastColumn="0" w:oddVBand="0" w:evenVBand="0" w:oddHBand="1" w:evenHBand="0" w:firstRowFirstColumn="0" w:firstRowLastColumn="0" w:lastRowFirstColumn="0" w:lastRowLastColumn="0"/>
+            </w:pPr>
+            <w:r>
+              <w:t>Gestión multitemporal</w:t>
+            </w:r>
+          </w:p>
+        </w:tc>
+        <w:tc>
+          <w:tcPr>
+            <w:tcW w:w="5948" w:type="dxa"/>
+          </w:tcPr>
+          <w:p>
+            <w:pPr>
+              <w:jc w:val="center"/>
+              <w:cnfStyle w:val="000000100000" w:firstRow="0" w:lastRow="0" w:firstColumn="0" w:lastColumn="0" w:oddVBand="0" w:evenVBand="0" w:oddHBand="1" w:evenHBand="0" w:firstRowFirstColumn="0" w:firstRowLastColumn="0" w:lastRowFirstColumn="0" w:lastRowLastColumn="0"/>
+            </w:pPr>
+            <w:r>
+              <w:t>El sistema permitirá gestionar formaciones en empresa de distintos cursos académicos, no únicamente el curso actual.</w:t>
+            </w:r>
+          </w:p>
+        </w:tc>
+        <w:tc>
+          <w:tcPr>
+            <w:tcW w:w="1133" w:type="dxa"/>
+          </w:tcPr>
+          <w:p>
+            <w:pPr>
+              <w:cnfStyle w:val="000000100000" w:firstRow="0" w:lastRow="0" w:firstColumn="0" w:lastColumn="0" w:oddVBand="0" w:evenVBand="0" w:oddHBand="1" w:evenHBand="0" w:firstRowFirstColumn="0" w:firstRowLastColumn="0" w:lastRowFirstColumn="0" w:lastRowLastColumn="0"/>
+            </w:pPr>
+            <w:r>
+              <w:t xml:space="preserve">Alta </w:t>
+            </w:r>
+          </w:p>
+        </w:tc>
+      </w:tr>
+      <w:tr>
+        <w:tc>
+          <w:tcPr>
+            <w:cnfStyle w:val="001000000000" w:firstRow="0" w:lastRow="0" w:firstColumn="1" w:lastColumn="0" w:oddVBand="0" w:evenVBand="0" w:oddHBand="0" w:evenHBand="0" w:firstRowFirstColumn="0" w:firstRowLastColumn="0" w:lastRowFirstColumn="0" w:lastRowLastColumn="0"/>
+            <w:tcW w:w="837" w:type="dxa"/>
+          </w:tcPr>
+          <w:p>
+            <w:r>
+              <w:t>RF4</w:t>
+            </w:r>
+          </w:p>
+        </w:tc>
+        <w:tc>
+          <w:tcPr>
+            <w:tcW w:w="1710" w:type="dxa"/>
+          </w:tcPr>
+          <w:p>
+            <w:pPr>
+              <w:cnfStyle w:val="000000000000" w:firstRow="0" w:lastRow="0" w:firstColumn="0" w:lastColumn="0" w:oddVBand="0" w:evenVBand="0" w:oddHBand="0" w:evenHBand="0" w:firstRowFirstColumn="0" w:firstRowLastColumn="0" w:lastRowFirstColumn="0" w:lastRowLastColumn="0"/>
+            </w:pPr>
+            <w:r>
+              <w:t>Gestión de periodos</w:t>
+            </w:r>
+          </w:p>
+        </w:tc>
+        <w:tc>
+          <w:tcPr>
+            <w:tcW w:w="5948" w:type="dxa"/>
+          </w:tcPr>
+          <w:p>
+            <w:pPr>
+              <w:jc w:val="center"/>
+              <w:cnfStyle w:val="000000000000" w:firstRow="0" w:lastRow="0" w:firstColumn="0" w:lastColumn="0" w:oddVBand="0" w:evenVBand="0" w:oddHBand="0" w:evenHBand="0" w:firstRowFirstColumn="0" w:firstRowLastColumn="0" w:lastRowFirstColumn="0" w:lastRowLastColumn="0"/>
+            </w:pPr>
+            <w:r>
+              <w:rPr>
+                <w:sz w:val="20"/>
+                <w:szCs w:val="20"/>
+              </w:rPr>
+              <w:t>El sistema gestionará todos los periodos de FCT: primer y segundo curso, en periodo ordinario y extraordinario.</w:t>
+            </w:r>
+          </w:p>
+        </w:tc>
+        <w:tc>
+          <w:tcPr>
+            <w:tcW w:w="1133" w:type="dxa"/>
+          </w:tcPr>
+          <w:p>
+            <w:pPr>
+              <w:cnfStyle w:val="000000000000" w:firstRow="0" w:lastRow="0" w:firstColumn="0" w:lastColumn="0" w:oddVBand="0" w:evenVBand="0" w:oddHBand="0" w:evenHBand="0" w:firstRowFirstColumn="0" w:firstRowLastColumn="0" w:lastRowFirstColumn="0" w:lastRowLastColumn="0"/>
+            </w:pPr>
+            <w:r>
+              <w:t>Alta</w:t>
+            </w:r>
+          </w:p>
+        </w:tc>
+      </w:tr>
+      <w:tr>
+        <w:trPr>
+          <w:cnfStyle w:val="000000100000" w:firstRow="0" w:lastRow="0" w:firstColumn="0" w:lastColumn="0" w:oddVBand="0" w:evenVBand="0" w:oddHBand="1" w:evenHBand="0" w:firstRowFirstColumn="0" w:firstRowLastColumn="0" w:lastRowFirstColumn="0" w:lastRowLastColumn="0"/>
+        </w:trPr>
+        <w:tc>
+          <w:tcPr>
+            <w:cnfStyle w:val="001000000000" w:firstRow="0" w:lastRow="0" w:firstColumn="1" w:lastColumn="0" w:oddVBand="0" w:evenVBand="0" w:oddHBand="0" w:evenHBand="0" w:firstRowFirstColumn="0" w:firstRowLastColumn="0" w:lastRowFirstColumn="0" w:lastRowLastColumn="0"/>
+            <w:tcW w:w="837" w:type="dxa"/>
+          </w:tcPr>
+          <w:p>
+            <w:r>
+              <w:t>RF5</w:t>
+            </w:r>
+          </w:p>
+        </w:tc>
+        <w:tc>
+          <w:tcPr>
+            <w:tcW w:w="1710" w:type="dxa"/>
+          </w:tcPr>
+          <w:p>
+            <w:pPr>
+              <w:cnfStyle w:val="000000100000" w:firstRow="0" w:lastRow="0" w:firstColumn="0" w:lastColumn="0" w:oddVBand="0" w:evenVBand="0" w:oddHBand="1" w:evenHBand="0" w:firstRowFirstColumn="0" w:firstRowLastColumn="0" w:lastRowFirstColumn="0" w:lastRowLastColumn="0"/>
+            </w:pPr>
+            <w:r>
+              <w:t>Registro de características de FCT</w:t>
+            </w:r>
+          </w:p>
+        </w:tc>
+        <w:tc>
+          <w:tcPr>
+            <w:tcW w:w="5948" w:type="dxa"/>
+          </w:tcPr>
+          <w:p>
+            <w:pPr>
+              <w:cnfStyle w:val="000000100000" w:firstRow="0" w:lastRow="0" w:firstColumn="0" w:lastColumn="0" w:oddVBand="0" w:evenVBand="0" w:oddHBand="1" w:evenHBand="0" w:firstRowFirstColumn="0" w:firstRowLastColumn="0" w:lastRowFirstColumn="0" w:lastRowLastColumn="0"/>
+            </w:pPr>
+            <w:r>
+              <w:t>El sistema registrará los datos de cada FCT: empresa asignada, periodo, y resultados de aprendizaje de cada módulo impartido en la formación</w:t>
+            </w:r>
+          </w:p>
+        </w:tc>
+        <w:tc>
+          <w:tcPr>
+            <w:tcW w:w="1133" w:type="dxa"/>
+          </w:tcPr>
+          <w:p>
+            <w:pPr>
+              <w:cnfStyle w:val="000000100000" w:firstRow="0" w:lastRow="0" w:firstColumn="0" w:lastColumn="0" w:oddVBand="0" w:evenVBand="0" w:oddHBand="1" w:evenHBand="0" w:firstRowFirstColumn="0" w:firstRowLastColumn="0" w:lastRowFirstColumn="0" w:lastRowLastColumn="0"/>
+            </w:pPr>
+            <w:r>
+              <w:t>Alta</w:t>
+            </w:r>
+          </w:p>
+        </w:tc>
+      </w:tr>
+      <w:tr>
+        <w:tc>
+          <w:tcPr>
+            <w:cnfStyle w:val="001000000000" w:firstRow="0" w:lastRow="0" w:firstColumn="1" w:lastColumn="0" w:oddVBand="0" w:evenVBand="0" w:oddHBand="0" w:evenHBand="0" w:firstRowFirstColumn="0" w:firstRowLastColumn="0" w:lastRowFirstColumn="0" w:lastRowLastColumn="0"/>
+            <w:tcW w:w="837" w:type="dxa"/>
+          </w:tcPr>
+          <w:p>
+            <w:r>
+              <w:t>RF6</w:t>
+            </w:r>
+          </w:p>
+        </w:tc>
+        <w:tc>
+          <w:tcPr>
+            <w:tcW w:w="1710" w:type="dxa"/>
+          </w:tcPr>
+          <w:p>
+            <w:pPr>
+              <w:cnfStyle w:val="000000000000" w:firstRow="0" w:lastRow="0" w:firstColumn="0" w:lastColumn="0" w:oddVBand="0" w:evenVBand="0" w:oddHBand="0" w:evenHBand="0" w:firstRowFirstColumn="0" w:firstRowLastColumn="0" w:lastRowFirstColumn="0" w:lastRowLastColumn="0"/>
+            </w:pPr>
+            <w:r>
+              <w:t>Gestión documental</w:t>
+            </w:r>
+          </w:p>
+        </w:tc>
+        <w:tc>
+          <w:tcPr>
+            <w:tcW w:w="5948" w:type="dxa"/>
+          </w:tcPr>
+          <w:p>
+            <w:pPr>
+              <w:jc w:val="center"/>
+              <w:cnfStyle w:val="000000000000" w:firstRow="0" w:lastRow="0" w:firstColumn="0" w:lastColumn="0" w:oddVBand="0" w:evenVBand="0" w:oddHBand="0" w:evenHBand="0" w:firstRowFirstColumn="0" w:firstRowLastColumn="0" w:lastRowFirstColumn="0" w:lastRowLastColumn="0"/>
+            </w:pPr>
+            <w:r>
+              <w:t>El sistema almacenará la documentación asociada a cada FCT, generada por cualquiera de los perfiles de usuario (justificantes, evaluaciones, convenios).</w:t>
+            </w:r>
+          </w:p>
+        </w:tc>
+        <w:tc>
+          <w:tcPr>
+            <w:tcW w:w="1133" w:type="dxa"/>
+          </w:tcPr>
+          <w:p>
+            <w:pPr>
+              <w:cnfStyle w:val="000000000000" w:firstRow="0" w:lastRow="0" w:firstColumn="0" w:lastColumn="0" w:oddVBand="0" w:evenVBand="0" w:oddHBand="0" w:evenHBand="0" w:firstRowFirstColumn="0" w:firstRowLastColumn="0" w:lastRowFirstColumn="0" w:lastRowLastColumn="0"/>
+            </w:pPr>
+            <w:r>
+              <w:t>Alta</w:t>
+            </w:r>
+          </w:p>
+        </w:tc>
+      </w:tr>
+      <w:tr>
+        <w:trPr>
+          <w:cnfStyle w:val="000000100000" w:firstRow="0" w:lastRow="0" w:firstColumn="0" w:lastColumn="0" w:oddVBand="0" w:evenVBand="0" w:oddHBand="1" w:evenHBand="0" w:firstRowFirstColumn="0" w:firstRowLastColumn="0" w:lastRowFirstColumn="0" w:lastRowLastColumn="0"/>
+        </w:trPr>
+        <w:tc>
+          <w:tcPr>
+            <w:cnfStyle w:val="001000000000" w:firstRow="0" w:lastRow="0" w:firstColumn="1" w:lastColumn="0" w:oddVBand="0" w:evenVBand="0" w:oddHBand="0" w:evenHBand="0" w:firstRowFirstColumn="0" w:firstRowLastColumn="0" w:lastRowFirstColumn="0" w:lastRowLastColumn="0"/>
+            <w:tcW w:w="837" w:type="dxa"/>
+          </w:tcPr>
+          <w:p>
+            <w:r>
+              <w:t>RF7</w:t>
+            </w:r>
+          </w:p>
+        </w:tc>
+        <w:tc>
+          <w:tcPr>
+            <w:tcW w:w="1710" w:type="dxa"/>
+          </w:tcPr>
+          <w:p>
+            <w:pPr>
+              <w:cnfStyle w:val="000000100000" w:firstRow="0" w:lastRow="0" w:firstColumn="0" w:lastColumn="0" w:oddVBand="0" w:evenVBand="0" w:oddHBand="1" w:evenHBand="0" w:firstRowFirstColumn="0" w:firstRowLastColumn="0" w:lastRowFirstColumn="0" w:lastRowLastColumn="0"/>
+            </w:pPr>
+            <w:r>
+              <w:t>Interfaz gráfica de escritorio</w:t>
+            </w:r>
+          </w:p>
+        </w:tc>
+        <w:tc>
+          <w:tcPr>
+            <w:tcW w:w="5948" w:type="dxa"/>
+          </w:tcPr>
+          <w:p>
+            <w:pPr>
+              <w:jc w:val="center"/>
+              <w:cnfStyle w:val="000000100000" w:firstRow="0" w:lastRow="0" w:firstColumn="0" w:lastColumn="0" w:oddVBand="0" w:evenVBand="0" w:oddHBand="1" w:evenHBand="0" w:firstRowFirstColumn="0" w:firstRowLastColumn="0" w:lastRowFirstColumn="0" w:lastRowLastColumn="0"/>
+            </w:pPr>
+            <w:r>
+              <w:t>El sistema dispondrá de una interfaz gráfica de usuario (GUI) para su uso en entorno Desktop.</w:t>
+            </w:r>
+          </w:p>
+        </w:tc>
+        <w:tc>
+          <w:tcPr>
+            <w:tcW w:w="1133" w:type="dxa"/>
+          </w:tcPr>
+          <w:p>
+            <w:pPr>
+              <w:cnfStyle w:val="000000100000" w:firstRow="0" w:lastRow="0" w:firstColumn="0" w:lastColumn="0" w:oddVBand="0" w:evenVBand="0" w:oddHBand="1" w:evenHBand="0" w:firstRowFirstColumn="0" w:firstRowLastColumn="0" w:lastRowFirstColumn="0" w:lastRowLastColumn="0"/>
+            </w:pPr>
+            <w:r>
+              <w:t>Alta</w:t>
+            </w:r>
+          </w:p>
+        </w:tc>
+      </w:tr>
+      <w:tr>
+        <w:tc>
+          <w:tcPr>
+            <w:cnfStyle w:val="001000000000" w:firstRow="0" w:lastRow="0" w:firstColumn="1" w:lastColumn="0" w:oddVBand="0" w:evenVBand="0" w:oddHBand="0" w:evenHBand="0" w:firstRowFirstColumn="0" w:firstRowLastColumn="0" w:lastRowFirstColumn="0" w:lastRowLastColumn="0"/>
+            <w:tcW w:w="837" w:type="dxa"/>
+          </w:tcPr>
+          <w:p>
+            <w:r>
+              <w:t>RF8</w:t>
+            </w:r>
+          </w:p>
+        </w:tc>
+        <w:tc>
+          <w:tcPr>
+            <w:tcW w:w="1710" w:type="dxa"/>
+          </w:tcPr>
+          <w:p>
+            <w:pPr>
+              <w:cnfStyle w:val="000000000000" w:firstRow="0" w:lastRow="0" w:firstColumn="0" w:lastColumn="0" w:oddVBand="0" w:evenVBand="0" w:oddHBand="0" w:evenHBand="0" w:firstRowFirstColumn="0" w:firstRowLastColumn="0" w:lastRowFirstColumn="0" w:lastRowLastColumn="0"/>
+            </w:pPr>
+            <w:r>
+              <w:t xml:space="preserve">Aplicación móvil </w:t>
+            </w:r>
+          </w:p>
+        </w:tc>
+        <w:tc>
+          <w:tcPr>
+            <w:tcW w:w="5948" w:type="dxa"/>
+          </w:tcPr>
+          <w:p>
+            <w:pPr>
+              <w:jc w:val="center"/>
+              <w:cnfStyle w:val="000000000000" w:firstRow="0" w:lastRow="0" w:firstColumn="0" w:lastColumn="0" w:oddVBand="0" w:evenVBand="0" w:oddHBand="0" w:evenHBand="0" w:firstRowFirstColumn="0" w:firstRowLastColumn="0" w:lastRowFirstColumn="0" w:lastRowLastColumn="0"/>
+            </w:pPr>
+            <w:r>
+              <w:t>El sistema dispondrá de una aplicación móvil específica para el perfil Estudiante, centrada en la consulta y gestión de su propia información</w:t>
+            </w:r>
+          </w:p>
+        </w:tc>
+        <w:tc>
+          <w:tcPr>
+            <w:tcW w:w="1133" w:type="dxa"/>
+          </w:tcPr>
+          <w:p>
+            <w:pPr>
+              <w:cnfStyle w:val="000000000000" w:firstRow="0" w:lastRow="0" w:firstColumn="0" w:lastColumn="0" w:oddVBand="0" w:evenVBand="0" w:oddHBand="0" w:evenHBand="0" w:firstRowFirstColumn="0" w:firstRowLastColumn="0" w:lastRowFirstColumn="0" w:lastRowLastColumn="0"/>
+            </w:pPr>
+            <w:r>
+              <w:t>Alta</w:t>
+            </w:r>
+          </w:p>
+        </w:tc>
+      </w:tr>
+      <w:tr>
+        <w:trPr>
+          <w:cnfStyle w:val="000000100000" w:firstRow="0" w:lastRow="0" w:firstColumn="0" w:lastColumn="0" w:oddVBand="0" w:evenVBand="0" w:oddHBand="1" w:evenHBand="0" w:firstRowFirstColumn="0" w:firstRowLastColumn="0" w:lastRowFirstColumn="0" w:lastRowLastColumn="0"/>
+        </w:trPr>
+        <w:tc>
+          <w:tcPr>
+            <w:cnfStyle w:val="001000000000" w:firstRow="0" w:lastRow="0" w:firstColumn="1" w:lastColumn="0" w:oddVBand="0" w:evenVBand="0" w:oddHBand="0" w:evenHBand="0" w:firstRowFirstColumn="0" w:firstRowLastColumn="0" w:lastRowFirstColumn="0" w:lastRowLastColumn="0"/>
+            <w:tcW w:w="837" w:type="dxa"/>
+          </w:tcPr>
+          <w:p>
+            <w:r>
+              <w:t>RF9</w:t>
+            </w:r>
+          </w:p>
+        </w:tc>
+        <w:tc>
+          <w:tcPr>
+            <w:tcW w:w="1710" w:type="dxa"/>
+          </w:tcPr>
+          <w:p>
+            <w:pPr>
+              <w:cnfStyle w:val="000000100000" w:firstRow="0" w:lastRow="0" w:firstColumn="0" w:lastColumn="0" w:oddVBand="0" w:evenVBand="0" w:oddHBand="1" w:evenHBand="0" w:firstRowFirstColumn="0" w:firstRowLastColumn="0" w:lastRowFirstColumn="0" w:lastRowLastColumn="0"/>
+            </w:pPr>
+            <w:r>
+              <w:t>Alcance departamental</w:t>
+            </w:r>
+          </w:p>
+        </w:tc>
+        <w:tc>
+          <w:tcPr>
+            <w:tcW w:w="5948" w:type="dxa"/>
+          </w:tcPr>
+          <w:p>
+            <w:pPr>
+              <w:cnfStyle w:val="000000100000" w:firstRow="0" w:lastRow="0" w:firstColumn="0" w:lastColumn="0" w:oddVBand="0" w:evenVBand="0" w:oddHBand="1" w:evenHBand="0" w:firstRowFirstColumn="0" w:firstRowLastColumn="0" w:lastRowFirstColumn="0" w:lastRowLastColumn="0"/>
+            </w:pPr>
+            <w:r>
+              <w:rPr>
+                <w:sz w:val="20"/>
+                <w:szCs w:val="20"/>
+              </w:rPr>
+              <w:t>La gestión quedará limitada al Departamento de Informática y Comunicaciones del CIFP La Laboral.</w:t>
+            </w:r>
+          </w:p>
+        </w:tc>
+        <w:tc>
+          <w:tcPr>
+            <w:tcW w:w="1133" w:type="dxa"/>
+          </w:tcPr>
+          <w:p>
+            <w:pPr>
+              <w:cnfStyle w:val="000000100000" w:firstRow="0" w:lastRow="0" w:firstColumn="0" w:lastColumn="0" w:oddVBand="0" w:evenVBand="0" w:oddHBand="1" w:evenHBand="0" w:firstRowFirstColumn="0" w:firstRowLastColumn="0" w:lastRowFirstColumn="0" w:lastRowLastColumn="0"/>
+            </w:pPr>
+            <w:r>
+              <w:t>Alta</w:t>
+            </w:r>
+          </w:p>
+        </w:tc>
+      </w:tr>
+      <w:tr>
+        <w:tc>
+          <w:tcPr>
+            <w:cnfStyle w:val="001000000000" w:firstRow="0" w:lastRow="0" w:firstColumn="1" w:lastColumn="0" w:oddVBand="0" w:evenVBand="0" w:oddHBand="0" w:evenHBand="0" w:firstRowFirstColumn="0" w:firstRowLastColumn="0" w:lastRowFirstColumn="0" w:lastRowLastColumn="0"/>
+            <w:tcW w:w="837" w:type="dxa"/>
+          </w:tcPr>
+          <w:p>
+            <w:r>
+              <w:t>RF10</w:t>
+            </w:r>
+          </w:p>
+        </w:tc>
+        <w:tc>
+          <w:tcPr>
+            <w:tcW w:w="1710" w:type="dxa"/>
+          </w:tcPr>
+          <w:p>
+            <w:pPr>
+              <w:cnfStyle w:val="000000000000" w:firstRow="0" w:lastRow="0" w:firstColumn="0" w:lastColumn="0" w:oddVBand="0" w:evenVBand="0" w:oddHBand="0" w:evenHBand="0" w:firstRowFirstColumn="0" w:firstRowLastColumn="0" w:lastRowFirstColumn="0" w:lastRowLastColumn="0"/>
+            </w:pPr>
+            <w:r>
+              <w:t>Validación de datos</w:t>
+            </w:r>
+          </w:p>
+        </w:tc>
+        <w:tc>
+          <w:tcPr>
+            <w:tcW w:w="5948" w:type="dxa"/>
+          </w:tcPr>
+          <w:p>
+            <w:pPr>
+              <w:ind w:firstLine="708"/>
+              <w:cnfStyle w:val="000000000000" w:firstRow="0" w:lastRow="0" w:firstColumn="0" w:lastColumn="0" w:oddVBand="0" w:evenVBand="0" w:oddHBand="0" w:evenHBand="0" w:firstRowFirstColumn="0" w:firstRowLastColumn="0" w:lastRowFirstColumn="0" w:lastRowLastColumn="0"/>
+            </w:pPr>
+            <w:r>
+              <w:t>El sistema validará la entrada de datos en todos los formularios, indicando visualmente los campos incorrectos o vacíos.</w:t>
+            </w:r>
+          </w:p>
+        </w:tc>
+        <w:tc>
+          <w:tcPr>
+            <w:tcW w:w="1133" w:type="dxa"/>
+          </w:tcPr>
+          <w:p>
+            <w:pPr>
+              <w:cnfStyle w:val="000000000000" w:firstRow="0" w:lastRow="0" w:firstColumn="0" w:lastColumn="0" w:oddVBand="0" w:evenVBand="0" w:oddHBand="0" w:evenHBand="0" w:firstRowFirstColumn="0" w:firstRowLastColumn="0" w:lastRowFirstColumn="0" w:lastRowLastColumn="0"/>
+            </w:pPr>
+            <w:r>
+              <w:t xml:space="preserve">Media </w:t>
+            </w:r>
+          </w:p>
+        </w:tc>
+      </w:tr>
+      <w:tr>
+        <w:trPr>
+          <w:cnfStyle w:val="000000100000" w:firstRow="0" w:lastRow="0" w:firstColumn="0" w:lastColumn="0" w:oddVBand="0" w:evenVBand="0" w:oddHBand="1" w:evenHBand="0" w:firstRowFirstColumn="0" w:firstRowLastColumn="0" w:lastRowFirstColumn="0" w:lastRowLastColumn="0"/>
+        </w:trPr>
+        <w:tc>
+          <w:tcPr>
+            <w:cnfStyle w:val="001000000000" w:firstRow="0" w:lastRow="0" w:firstColumn="1" w:lastColumn="0" w:oddVBand="0" w:evenVBand="0" w:oddHBand="0" w:evenHBand="0" w:firstRowFirstColumn="0" w:firstRowLastColumn="0" w:lastRowFirstColumn="0" w:lastRowLastColumn="0"/>
+            <w:tcW w:w="837" w:type="dxa"/>
+          </w:tcPr>
+          <w:p>
+            <w:r>
+              <w:t>RF11</w:t>
+            </w:r>
+          </w:p>
+        </w:tc>
+        <w:tc>
+          <w:tcPr>
+            <w:tcW w:w="1710" w:type="dxa"/>
+          </w:tcPr>
+          <w:p>
+            <w:pPr>
+              <w:cnfStyle w:val="000000100000" w:firstRow="0" w:lastRow="0" w:firstColumn="0" w:lastColumn="0" w:oddVBand="0" w:evenVBand="0" w:oddHBand="1" w:evenHBand="0" w:firstRowFirstColumn="0" w:firstRowLastColumn="0" w:lastRowFirstColumn="0" w:lastRowLastColumn="0"/>
+            </w:pPr>
+            <w:r>
+              <w:t>Búsqueda y filtrado</w:t>
+            </w:r>
+          </w:p>
+        </w:tc>
+        <w:tc>
+          <w:tcPr>
+            <w:tcW w:w="5948" w:type="dxa"/>
+          </w:tcPr>
+          <w:p>
+            <w:pPr>
+              <w:cnfStyle w:val="000000100000" w:firstRow="0" w:lastRow="0" w:firstColumn="0" w:lastColumn="0" w:oddVBand="0" w:evenVBand="0" w:oddHBand="1" w:evenHBand="0" w:firstRowFirstColumn="0" w:firstRowLastColumn="0" w:lastRowFirstColumn="0" w:lastRowLastColumn="0"/>
+            </w:pPr>
+            <w:r>
+              <w:t>El sistema permitirá realizar búsquedas y aplicar filtros en los listados de estudiantes, empresas y FCTs.</w:t>
+            </w:r>
+          </w:p>
+        </w:tc>
+        <w:tc>
+          <w:tcPr>
+            <w:tcW w:w="1133" w:type="dxa"/>
+          </w:tcPr>
+          <w:p>
+            <w:pPr>
+              <w:cnfStyle w:val="000000100000" w:firstRow="0" w:lastRow="0" w:firstColumn="0" w:lastColumn="0" w:oddVBand="0" w:evenVBand="0" w:oddHBand="1" w:evenHBand="0" w:firstRowFirstColumn="0" w:firstRowLastColumn="0" w:lastRowFirstColumn="0" w:lastRowLastColumn="0"/>
+            </w:pPr>
+            <w:r>
+              <w:t>Media</w:t>
+            </w:r>
+          </w:p>
+        </w:tc>
+      </w:tr>
+      <w:tr>
+        <w:tc>
+          <w:tcPr>
+            <w:cnfStyle w:val="001000000000" w:firstRow="0" w:lastRow="0" w:firstColumn="1" w:lastColumn="0" w:oddVBand="0" w:evenVBand="0" w:oddHBand="0" w:evenHBand="0" w:firstRowFirstColumn="0" w:firstRowLastColumn="0" w:lastRowFirstColumn="0" w:lastRowLastColumn="0"/>
+            <w:tcW w:w="837" w:type="dxa"/>
+          </w:tcPr>
+          <w:p>
+            <w:r>
+              <w:t>RF12</w:t>
+            </w:r>
+          </w:p>
+        </w:tc>
+        <w:tc>
+          <w:tcPr>
+            <w:tcW w:w="1710" w:type="dxa"/>
+          </w:tcPr>
+          <w:p>
+            <w:pPr>
+              <w:cnfStyle w:val="000000000000" w:firstRow="0" w:lastRow="0" w:firstColumn="0" w:lastColumn="0" w:oddVBand="0" w:evenVBand="0" w:oddHBand="0" w:evenHBand="0" w:firstRowFirstColumn="0" w:firstRowLastColumn="0" w:lastRowFirstColumn="0" w:lastRowLastColumn="0"/>
+            </w:pPr>
+            <w:r>
+              <w:t>Recuperación de contraseña</w:t>
+            </w:r>
+          </w:p>
+        </w:tc>
+        <w:tc>
+          <w:tcPr>
+            <w:tcW w:w="5948" w:type="dxa"/>
+          </w:tcPr>
+          <w:p>
+            <w:pPr>
+              <w:jc w:val="center"/>
+              <w:cnfStyle w:val="000000000000" w:firstRow="0" w:lastRow="0" w:firstColumn="0" w:lastColumn="0" w:oddVBand="0" w:evenVBand="0" w:oddHBand="0" w:evenHBand="0" w:firstRowFirstColumn="0" w:firstRowLastColumn="0" w:lastRowFirstColumn="0" w:lastRowLastColumn="0"/>
+            </w:pPr>
+            <w:r>
+              <w:t>El sistema implementará un mecanismo seguro para la recuperación de contraseñas olvidadas</w:t>
+            </w:r>
+          </w:p>
+        </w:tc>
+        <w:tc>
+          <w:tcPr>
+            <w:tcW w:w="1133" w:type="dxa"/>
+          </w:tcPr>
+          <w:p>
+            <w:pPr>
+              <w:cnfStyle w:val="000000000000" w:firstRow="0" w:lastRow="0" w:firstColumn="0" w:lastColumn="0" w:oddVBand="0" w:evenVBand="0" w:oddHBand="0" w:evenHBand="0" w:firstRowFirstColumn="0" w:firstRowLastColumn="0" w:lastRowFirstColumn="0" w:lastRowLastColumn="0"/>
+            </w:pPr>
+            <w:r>
+              <w:t>Media</w:t>
+            </w:r>
+          </w:p>
+        </w:tc>
+      </w:tr>
+      <w:tr>
+        <w:trPr>
+          <w:cnfStyle w:val="000000100000" w:firstRow="0" w:lastRow="0" w:firstColumn="0" w:lastColumn="0" w:oddVBand="0" w:evenVBand="0" w:oddHBand="1" w:evenHBand="0" w:firstRowFirstColumn="0" w:firstRowLastColumn="0" w:lastRowFirstColumn="0" w:lastRowLastColumn="0"/>
+        </w:trPr>
+        <w:tc>
+          <w:tcPr>
+            <w:cnfStyle w:val="001000000000" w:firstRow="0" w:lastRow="0" w:firstColumn="1" w:lastColumn="0" w:oddVBand="0" w:evenVBand="0" w:oddHBand="0" w:evenHBand="0" w:firstRowFirstColumn="0" w:firstRowLastColumn="0" w:lastRowFirstColumn="0" w:lastRowLastColumn="0"/>
+            <w:tcW w:w="837" w:type="dxa"/>
+          </w:tcPr>
+          <w:p>
+            <w:r>
+              <w:t>RF13</w:t>
+            </w:r>
+          </w:p>
+        </w:tc>
+        <w:tc>
+          <w:tcPr>
+            <w:tcW w:w="1710" w:type="dxa"/>
+          </w:tcPr>
+          <w:p>
+            <w:pPr>
+              <w:cnfStyle w:val="000000100000" w:firstRow="0" w:lastRow="0" w:firstColumn="0" w:lastColumn="0" w:oddVBand="0" w:evenVBand="0" w:oddHBand="1" w:evenHBand="0" w:firstRowFirstColumn="0" w:firstRowLastColumn="0" w:lastRowFirstColumn="0" w:lastRowLastColumn="0"/>
+            </w:pPr>
+            <w:r>
+              <w:t>Generación automática de contraseña</w:t>
+            </w:r>
+          </w:p>
+        </w:tc>
+        <w:tc>
+          <w:tcPr>
+            <w:tcW w:w="5948" w:type="dxa"/>
+          </w:tcPr>
+          <w:p>
+            <w:pPr>
+              <w:ind w:firstLine="708"/>
+              <w:cnfStyle w:val="000000100000" w:firstRow="0" w:lastRow="0" w:firstColumn="0" w:lastColumn="0" w:oddVBand="0" w:evenVBand="0" w:oddHBand="1" w:evenHBand="0" w:firstRowFirstColumn="0" w:firstRowLastColumn="0" w:lastRowFirstColumn="0" w:lastRowLastColumn="0"/>
+            </w:pPr>
+            <w:r>
+              <w:t>El sistema generará automáticamente una contraseña inicial para cada nuevo usuario, que deberá ser modificada en el primer acceso</w:t>
+            </w:r>
+          </w:p>
+        </w:tc>
+        <w:tc>
+          <w:tcPr>
+            <w:tcW w:w="1133" w:type="dxa"/>
+          </w:tcPr>
+          <w:p>
+            <w:pPr>
+              <w:cnfStyle w:val="000000100000" w:firstRow="0" w:lastRow="0" w:firstColumn="0" w:lastColumn="0" w:oddVBand="0" w:evenVBand="0" w:oddHBand="1" w:evenHBand="0" w:firstRowFirstColumn="0" w:firstRowLastColumn="0" w:lastRowFirstColumn="0" w:lastRowLastColumn="0"/>
+            </w:pPr>
+            <w:r>
+              <w:t>Media</w:t>
+            </w:r>
+          </w:p>
+        </w:tc>
+      </w:tr>
+    </w:tbl>
+    <w:p/>
+    <w:p>
+      <w:r>
+        <w:br w:type="page"/>
+      </w:r>
+    </w:p>
+    <w:p/>
     <w:p>
       <w:pPr>
         <w:pStyle w:val="Ttulo2"/>
@@ -5357,111 +6004,625 @@
       </w:r>
       <w:bookmarkEnd w:id="13"/>
     </w:p>
-    <w:p>
-      <w:pPr>
-        <w:pStyle w:val="Prrafodelista"/>
-        <w:numPr>
-          <w:ilvl w:val="0"/>
-          <w:numId w:val="6"/>
-        </w:numPr>
-      </w:pPr>
-      <w:r>
-        <w:t>Arquitectura</w:t>
-      </w:r>
-      <w:r>
-        <w:t xml:space="preserve">: el proyecto debe seguir una arquitectura basada en el </w:t>
-      </w:r>
-      <w:r>
-        <w:t>patrón</w:t>
-      </w:r>
-      <w:r>
-        <w:t xml:space="preserve"> Modelo-Vista-Controlador.</w:t>
-      </w:r>
-    </w:p>
-    <w:p>
-      <w:pPr>
-        <w:pStyle w:val="Prrafodelista"/>
-        <w:numPr>
-          <w:ilvl w:val="0"/>
-          <w:numId w:val="6"/>
-        </w:numPr>
-      </w:pPr>
-      <w:r>
-        <w:t>Tecnología: el proyecto debe ser implementado con Java Spring.</w:t>
-      </w:r>
-    </w:p>
-    <w:p>
-      <w:pPr>
-        <w:pStyle w:val="Prrafodelista"/>
-        <w:numPr>
-          <w:ilvl w:val="0"/>
-          <w:numId w:val="6"/>
-        </w:numPr>
-      </w:pPr>
-      <w:r>
-        <w:t>Documentación: el proyecto debe estar totalmente documentado mediante el presente documento.</w:t>
-      </w:r>
-    </w:p>
-    <w:p>
-      <w:pPr>
-        <w:pStyle w:val="Prrafodelista"/>
-        <w:numPr>
-          <w:ilvl w:val="0"/>
-          <w:numId w:val="6"/>
-        </w:numPr>
-      </w:pPr>
-      <w:r>
-        <w:t xml:space="preserve">Base de datos: el proyecto debe </w:t>
-      </w:r>
-      <w:r>
-        <w:t>garantizar la persistencia de datos a través de</w:t>
-      </w:r>
-      <w:r>
-        <w:t xml:space="preserve"> una base de datos.</w:t>
-      </w:r>
-    </w:p>
-    <w:p>
-      <w:pPr>
-        <w:pStyle w:val="Prrafodelista"/>
-        <w:numPr>
-          <w:ilvl w:val="0"/>
-          <w:numId w:val="6"/>
-        </w:numPr>
-      </w:pPr>
-      <w:r>
-        <w:t xml:space="preserve">Seguridad de datos: se debe asegurar la </w:t>
-      </w:r>
-      <w:r>
-        <w:t>integridad</w:t>
-      </w:r>
-      <w:r>
-        <w:t xml:space="preserve"> de los datos sensibles como las contraseñas.</w:t>
-      </w:r>
-    </w:p>
-    <w:p>
-      <w:pPr>
-        <w:pStyle w:val="Prrafodelista"/>
-        <w:numPr>
-          <w:ilvl w:val="0"/>
-          <w:numId w:val="6"/>
-        </w:numPr>
-      </w:pPr>
-      <w:r>
-        <w:t>Usabilidad: la interfaz debe ser intuitiva y seguir una guía de estilos incluida en este documento.</w:t>
-      </w:r>
-    </w:p>
-    <w:p>
-      <w:pPr>
-        <w:pStyle w:val="Prrafodelista"/>
-        <w:numPr>
-          <w:ilvl w:val="0"/>
-          <w:numId w:val="6"/>
-        </w:numPr>
-      </w:pPr>
-      <w:r>
-        <w:t>Accesibilidad: la interfaz debe estar creada en condiciones accesibles y responsivas.</w:t>
-      </w:r>
-    </w:p>
+    <w:tbl>
+      <w:tblPr>
+        <w:tblStyle w:val="Tablaconcuadrcula4-nfasis1"/>
+        <w:tblW w:w="9634" w:type="dxa"/>
+        <w:tblLook w:val="04A0" w:firstRow="1" w:lastRow="0" w:firstColumn="1" w:lastColumn="0" w:noHBand="0" w:noVBand="1"/>
+      </w:tblPr>
+      <w:tblGrid>
+        <w:gridCol w:w="887"/>
+        <w:gridCol w:w="1840"/>
+        <w:gridCol w:w="5765"/>
+        <w:gridCol w:w="1142"/>
+      </w:tblGrid>
+      <w:tr>
+        <w:trPr>
+          <w:cnfStyle w:val="100000000000" w:firstRow="1" w:lastRow="0" w:firstColumn="0" w:lastColumn="0" w:oddVBand="0" w:evenVBand="0" w:oddHBand="0" w:evenHBand="0" w:firstRowFirstColumn="0" w:firstRowLastColumn="0" w:lastRowFirstColumn="0" w:lastRowLastColumn="0"/>
+        </w:trPr>
+        <w:tc>
+          <w:tcPr>
+            <w:cnfStyle w:val="001000000000" w:firstRow="0" w:lastRow="0" w:firstColumn="1" w:lastColumn="0" w:oddVBand="0" w:evenVBand="0" w:oddHBand="0" w:evenHBand="0" w:firstRowFirstColumn="0" w:firstRowLastColumn="0" w:lastRowFirstColumn="0" w:lastRowLastColumn="0"/>
+            <w:tcW w:w="887" w:type="dxa"/>
+            <w:hideMark/>
+          </w:tcPr>
+          <w:p>
+            <w:pPr>
+              <w:spacing w:after="160" w:line="259" w:lineRule="auto"/>
+            </w:pPr>
+            <w:r>
+              <w:t>ID</w:t>
+            </w:r>
+          </w:p>
+        </w:tc>
+        <w:tc>
+          <w:tcPr>
+            <w:tcW w:w="1840" w:type="dxa"/>
+            <w:hideMark/>
+          </w:tcPr>
+          <w:p>
+            <w:pPr>
+              <w:spacing w:after="160" w:line="259" w:lineRule="auto"/>
+              <w:cnfStyle w:val="100000000000" w:firstRow="1" w:lastRow="0" w:firstColumn="0" w:lastColumn="0" w:oddVBand="0" w:evenVBand="0" w:oddHBand="0" w:evenHBand="0" w:firstRowFirstColumn="0" w:firstRowLastColumn="0" w:lastRowFirstColumn="0" w:lastRowLastColumn="0"/>
+            </w:pPr>
+            <w:r>
+              <w:t>Nombre</w:t>
+            </w:r>
+          </w:p>
+        </w:tc>
+        <w:tc>
+          <w:tcPr>
+            <w:tcW w:w="5765" w:type="dxa"/>
+            <w:hideMark/>
+          </w:tcPr>
+          <w:p>
+            <w:pPr>
+              <w:spacing w:after="160" w:line="259" w:lineRule="auto"/>
+              <w:cnfStyle w:val="100000000000" w:firstRow="1" w:lastRow="0" w:firstColumn="0" w:lastColumn="0" w:oddVBand="0" w:evenVBand="0" w:oddHBand="0" w:evenHBand="0" w:firstRowFirstColumn="0" w:firstRowLastColumn="0" w:lastRowFirstColumn="0" w:lastRowLastColumn="0"/>
+            </w:pPr>
+            <w:r>
+              <w:t>Descripción</w:t>
+            </w:r>
+          </w:p>
+        </w:tc>
+        <w:tc>
+          <w:tcPr>
+            <w:tcW w:w="1142" w:type="dxa"/>
+            <w:hideMark/>
+          </w:tcPr>
+          <w:p>
+            <w:pPr>
+              <w:spacing w:after="160" w:line="259" w:lineRule="auto"/>
+              <w:cnfStyle w:val="100000000000" w:firstRow="1" w:lastRow="0" w:firstColumn="0" w:lastColumn="0" w:oddVBand="0" w:evenVBand="0" w:oddHBand="0" w:evenHBand="0" w:firstRowFirstColumn="0" w:firstRowLastColumn="0" w:lastRowFirstColumn="0" w:lastRowLastColumn="0"/>
+            </w:pPr>
+            <w:r>
+              <w:t>Prioridad</w:t>
+            </w:r>
+          </w:p>
+        </w:tc>
+      </w:tr>
+      <w:tr>
+        <w:trPr>
+          <w:cnfStyle w:val="000000100000" w:firstRow="0" w:lastRow="0" w:firstColumn="0" w:lastColumn="0" w:oddVBand="0" w:evenVBand="0" w:oddHBand="1" w:evenHBand="0" w:firstRowFirstColumn="0" w:firstRowLastColumn="0" w:lastRowFirstColumn="0" w:lastRowLastColumn="0"/>
+        </w:trPr>
+        <w:tc>
+          <w:tcPr>
+            <w:cnfStyle w:val="001000000000" w:firstRow="0" w:lastRow="0" w:firstColumn="1" w:lastColumn="0" w:oddVBand="0" w:evenVBand="0" w:oddHBand="0" w:evenHBand="0" w:firstRowFirstColumn="0" w:firstRowLastColumn="0" w:lastRowFirstColumn="0" w:lastRowLastColumn="0"/>
+            <w:tcW w:w="887" w:type="dxa"/>
+            <w:hideMark/>
+          </w:tcPr>
+          <w:p>
+            <w:pPr>
+              <w:spacing w:after="160" w:line="259" w:lineRule="auto"/>
+            </w:pPr>
+            <w:r>
+              <w:t>RNF01</w:t>
+            </w:r>
+          </w:p>
+        </w:tc>
+        <w:tc>
+          <w:tcPr>
+            <w:tcW w:w="1840" w:type="dxa"/>
+            <w:hideMark/>
+          </w:tcPr>
+          <w:p>
+            <w:pPr>
+              <w:spacing w:after="160" w:line="259" w:lineRule="auto"/>
+              <w:cnfStyle w:val="000000100000" w:firstRow="0" w:lastRow="0" w:firstColumn="0" w:lastColumn="0" w:oddVBand="0" w:evenVBand="0" w:oddHBand="1" w:evenHBand="0" w:firstRowFirstColumn="0" w:firstRowLastColumn="0" w:lastRowFirstColumn="0" w:lastRowLastColumn="0"/>
+            </w:pPr>
+            <w:r>
+              <w:t>Arquitectura MVC</w:t>
+            </w:r>
+          </w:p>
+        </w:tc>
+        <w:tc>
+          <w:tcPr>
+            <w:tcW w:w="5765" w:type="dxa"/>
+            <w:hideMark/>
+          </w:tcPr>
+          <w:p>
+            <w:pPr>
+              <w:spacing w:after="160" w:line="259" w:lineRule="auto"/>
+              <w:cnfStyle w:val="000000100000" w:firstRow="0" w:lastRow="0" w:firstColumn="0" w:lastColumn="0" w:oddVBand="0" w:evenVBand="0" w:oddHBand="1" w:evenHBand="0" w:firstRowFirstColumn="0" w:firstRowLastColumn="0" w:lastRowFirstColumn="0" w:lastRowLastColumn="0"/>
+            </w:pPr>
+            <w:r>
+              <w:t>El proyecto seguirá una arquitectura basada en el patrón Modelo-Vista-Controlador, separando claramente las capas de datos, lógica de negocio y presentación.</w:t>
+            </w:r>
+          </w:p>
+        </w:tc>
+        <w:tc>
+          <w:tcPr>
+            <w:tcW w:w="1142" w:type="dxa"/>
+            <w:hideMark/>
+          </w:tcPr>
+          <w:p>
+            <w:pPr>
+              <w:spacing w:after="160" w:line="259" w:lineRule="auto"/>
+              <w:cnfStyle w:val="000000100000" w:firstRow="0" w:lastRow="0" w:firstColumn="0" w:lastColumn="0" w:oddVBand="0" w:evenVBand="0" w:oddHBand="1" w:evenHBand="0" w:firstRowFirstColumn="0" w:firstRowLastColumn="0" w:lastRowFirstColumn="0" w:lastRowLastColumn="0"/>
+            </w:pPr>
+            <w:r>
+              <w:t>Alta</w:t>
+            </w:r>
+          </w:p>
+        </w:tc>
+      </w:tr>
+      <w:tr>
+        <w:tc>
+          <w:tcPr>
+            <w:cnfStyle w:val="001000000000" w:firstRow="0" w:lastRow="0" w:firstColumn="1" w:lastColumn="0" w:oddVBand="0" w:evenVBand="0" w:oddHBand="0" w:evenHBand="0" w:firstRowFirstColumn="0" w:firstRowLastColumn="0" w:lastRowFirstColumn="0" w:lastRowLastColumn="0"/>
+            <w:tcW w:w="887" w:type="dxa"/>
+            <w:hideMark/>
+          </w:tcPr>
+          <w:p>
+            <w:pPr>
+              <w:spacing w:after="160" w:line="259" w:lineRule="auto"/>
+            </w:pPr>
+            <w:r>
+              <w:t>RNF02</w:t>
+            </w:r>
+          </w:p>
+        </w:tc>
+        <w:tc>
+          <w:tcPr>
+            <w:tcW w:w="1840" w:type="dxa"/>
+            <w:hideMark/>
+          </w:tcPr>
+          <w:p>
+            <w:pPr>
+              <w:spacing w:after="160" w:line="259" w:lineRule="auto"/>
+              <w:cnfStyle w:val="000000000000" w:firstRow="0" w:lastRow="0" w:firstColumn="0" w:lastColumn="0" w:oddVBand="0" w:evenVBand="0" w:oddHBand="0" w:evenHBand="0" w:firstRowFirstColumn="0" w:firstRowLastColumn="0" w:lastRowFirstColumn="0" w:lastRowLastColumn="0"/>
+            </w:pPr>
+            <w:r>
+              <w:t>Tecnología</w:t>
+            </w:r>
+          </w:p>
+        </w:tc>
+        <w:tc>
+          <w:tcPr>
+            <w:tcW w:w="5765" w:type="dxa"/>
+            <w:hideMark/>
+          </w:tcPr>
+          <w:p>
+            <w:pPr>
+              <w:spacing w:after="160" w:line="259" w:lineRule="auto"/>
+              <w:cnfStyle w:val="000000000000" w:firstRow="0" w:lastRow="0" w:firstColumn="0" w:lastColumn="0" w:oddVBand="0" w:evenVBand="0" w:oddHBand="0" w:evenHBand="0" w:firstRowFirstColumn="0" w:firstRowLastColumn="0" w:lastRowFirstColumn="0" w:lastRowLastColumn="0"/>
+            </w:pPr>
+            <w:r>
+              <w:t>El proyecto será implementado con Java 21 y Spring Boot como framework principal.</w:t>
+            </w:r>
+          </w:p>
+        </w:tc>
+        <w:tc>
+          <w:tcPr>
+            <w:tcW w:w="1142" w:type="dxa"/>
+            <w:hideMark/>
+          </w:tcPr>
+          <w:p>
+            <w:pPr>
+              <w:spacing w:after="160" w:line="259" w:lineRule="auto"/>
+              <w:cnfStyle w:val="000000000000" w:firstRow="0" w:lastRow="0" w:firstColumn="0" w:lastColumn="0" w:oddVBand="0" w:evenVBand="0" w:oddHBand="0" w:evenHBand="0" w:firstRowFirstColumn="0" w:firstRowLastColumn="0" w:lastRowFirstColumn="0" w:lastRowLastColumn="0"/>
+            </w:pPr>
+            <w:r>
+              <w:t>Alta</w:t>
+            </w:r>
+          </w:p>
+        </w:tc>
+      </w:tr>
+      <w:tr>
+        <w:trPr>
+          <w:cnfStyle w:val="000000100000" w:firstRow="0" w:lastRow="0" w:firstColumn="0" w:lastColumn="0" w:oddVBand="0" w:evenVBand="0" w:oddHBand="1" w:evenHBand="0" w:firstRowFirstColumn="0" w:firstRowLastColumn="0" w:lastRowFirstColumn="0" w:lastRowLastColumn="0"/>
+        </w:trPr>
+        <w:tc>
+          <w:tcPr>
+            <w:cnfStyle w:val="001000000000" w:firstRow="0" w:lastRow="0" w:firstColumn="1" w:lastColumn="0" w:oddVBand="0" w:evenVBand="0" w:oddHBand="0" w:evenHBand="0" w:firstRowFirstColumn="0" w:firstRowLastColumn="0" w:lastRowFirstColumn="0" w:lastRowLastColumn="0"/>
+            <w:tcW w:w="887" w:type="dxa"/>
+            <w:hideMark/>
+          </w:tcPr>
+          <w:p>
+            <w:pPr>
+              <w:spacing w:after="160" w:line="259" w:lineRule="auto"/>
+            </w:pPr>
+            <w:r>
+              <w:t>RNF03</w:t>
+            </w:r>
+          </w:p>
+        </w:tc>
+        <w:tc>
+          <w:tcPr>
+            <w:tcW w:w="1840" w:type="dxa"/>
+            <w:hideMark/>
+          </w:tcPr>
+          <w:p>
+            <w:pPr>
+              <w:spacing w:after="160" w:line="259" w:lineRule="auto"/>
+              <w:cnfStyle w:val="000000100000" w:firstRow="0" w:lastRow="0" w:firstColumn="0" w:lastColumn="0" w:oddVBand="0" w:evenVBand="0" w:oddHBand="1" w:evenHBand="0" w:firstRowFirstColumn="0" w:firstRowLastColumn="0" w:lastRowFirstColumn="0" w:lastRowLastColumn="0"/>
+            </w:pPr>
+            <w:r>
+              <w:t>Persistencia de datos</w:t>
+            </w:r>
+          </w:p>
+        </w:tc>
+        <w:tc>
+          <w:tcPr>
+            <w:tcW w:w="5765" w:type="dxa"/>
+            <w:hideMark/>
+          </w:tcPr>
+          <w:p>
+            <w:pPr>
+              <w:spacing w:after="160" w:line="259" w:lineRule="auto"/>
+              <w:cnfStyle w:val="000000100000" w:firstRow="0" w:lastRow="0" w:firstColumn="0" w:lastColumn="0" w:oddVBand="0" w:evenVBand="0" w:oddHBand="1" w:evenHBand="0" w:firstRowFirstColumn="0" w:firstRowLastColumn="0" w:lastRowFirstColumn="0" w:lastRowLastColumn="0"/>
+            </w:pPr>
+            <w:r>
+              <w:t xml:space="preserve">El sistema garantizará la persistencia de datos mediante una base de datos relacional MySQL gestionada con </w:t>
+            </w:r>
+            <w:proofErr w:type="spellStart"/>
+            <w:r>
+              <w:t>Hibernate</w:t>
+            </w:r>
+            <w:proofErr w:type="spellEnd"/>
+            <w:r>
+              <w:t>/JPA.</w:t>
+            </w:r>
+          </w:p>
+        </w:tc>
+        <w:tc>
+          <w:tcPr>
+            <w:tcW w:w="1142" w:type="dxa"/>
+            <w:hideMark/>
+          </w:tcPr>
+          <w:p>
+            <w:pPr>
+              <w:spacing w:after="160" w:line="259" w:lineRule="auto"/>
+              <w:cnfStyle w:val="000000100000" w:firstRow="0" w:lastRow="0" w:firstColumn="0" w:lastColumn="0" w:oddVBand="0" w:evenVBand="0" w:oddHBand="1" w:evenHBand="0" w:firstRowFirstColumn="0" w:firstRowLastColumn="0" w:lastRowFirstColumn="0" w:lastRowLastColumn="0"/>
+            </w:pPr>
+            <w:r>
+              <w:t>Alta</w:t>
+            </w:r>
+          </w:p>
+        </w:tc>
+      </w:tr>
+      <w:tr>
+        <w:tc>
+          <w:tcPr>
+            <w:cnfStyle w:val="001000000000" w:firstRow="0" w:lastRow="0" w:firstColumn="1" w:lastColumn="0" w:oddVBand="0" w:evenVBand="0" w:oddHBand="0" w:evenHBand="0" w:firstRowFirstColumn="0" w:firstRowLastColumn="0" w:lastRowFirstColumn="0" w:lastRowLastColumn="0"/>
+            <w:tcW w:w="887" w:type="dxa"/>
+            <w:hideMark/>
+          </w:tcPr>
+          <w:p>
+            <w:pPr>
+              <w:spacing w:after="160" w:line="259" w:lineRule="auto"/>
+            </w:pPr>
+            <w:r>
+              <w:t>RNF04</w:t>
+            </w:r>
+          </w:p>
+        </w:tc>
+        <w:tc>
+          <w:tcPr>
+            <w:tcW w:w="1840" w:type="dxa"/>
+            <w:hideMark/>
+          </w:tcPr>
+          <w:p>
+            <w:pPr>
+              <w:spacing w:after="160" w:line="259" w:lineRule="auto"/>
+              <w:cnfStyle w:val="000000000000" w:firstRow="0" w:lastRow="0" w:firstColumn="0" w:lastColumn="0" w:oddVBand="0" w:evenVBand="0" w:oddHBand="0" w:evenHBand="0" w:firstRowFirstColumn="0" w:firstRowLastColumn="0" w:lastRowFirstColumn="0" w:lastRowLastColumn="0"/>
+            </w:pPr>
+            <w:r>
+              <w:t>Seguridad de contraseñas</w:t>
+            </w:r>
+          </w:p>
+        </w:tc>
+        <w:tc>
+          <w:tcPr>
+            <w:tcW w:w="5765" w:type="dxa"/>
+            <w:hideMark/>
+          </w:tcPr>
+          <w:p>
+            <w:pPr>
+              <w:spacing w:after="160" w:line="259" w:lineRule="auto"/>
+              <w:cnfStyle w:val="000000000000" w:firstRow="0" w:lastRow="0" w:firstColumn="0" w:lastColumn="0" w:oddVBand="0" w:evenVBand="0" w:oddHBand="0" w:evenHBand="0" w:firstRowFirstColumn="0" w:firstRowLastColumn="0" w:lastRowFirstColumn="0" w:lastRowLastColumn="0"/>
+            </w:pPr>
+            <w:r>
+              <w:t xml:space="preserve">Las contraseñas de los usuarios serán almacenadas de forma segura mediante el algoritmo de hash </w:t>
+            </w:r>
+            <w:proofErr w:type="spellStart"/>
+            <w:r>
+              <w:t>BCrypt</w:t>
+            </w:r>
+            <w:proofErr w:type="spellEnd"/>
+            <w:r>
+              <w:t>.</w:t>
+            </w:r>
+          </w:p>
+        </w:tc>
+        <w:tc>
+          <w:tcPr>
+            <w:tcW w:w="1142" w:type="dxa"/>
+            <w:hideMark/>
+          </w:tcPr>
+          <w:p>
+            <w:pPr>
+              <w:spacing w:after="160" w:line="259" w:lineRule="auto"/>
+              <w:cnfStyle w:val="000000000000" w:firstRow="0" w:lastRow="0" w:firstColumn="0" w:lastColumn="0" w:oddVBand="0" w:evenVBand="0" w:oddHBand="0" w:evenHBand="0" w:firstRowFirstColumn="0" w:firstRowLastColumn="0" w:lastRowFirstColumn="0" w:lastRowLastColumn="0"/>
+            </w:pPr>
+            <w:r>
+              <w:t>Alta</w:t>
+            </w:r>
+          </w:p>
+        </w:tc>
+      </w:tr>
+      <w:tr>
+        <w:trPr>
+          <w:cnfStyle w:val="000000100000" w:firstRow="0" w:lastRow="0" w:firstColumn="0" w:lastColumn="0" w:oddVBand="0" w:evenVBand="0" w:oddHBand="1" w:evenHBand="0" w:firstRowFirstColumn="0" w:firstRowLastColumn="0" w:lastRowFirstColumn="0" w:lastRowLastColumn="0"/>
+        </w:trPr>
+        <w:tc>
+          <w:tcPr>
+            <w:cnfStyle w:val="001000000000" w:firstRow="0" w:lastRow="0" w:firstColumn="1" w:lastColumn="0" w:oddVBand="0" w:evenVBand="0" w:oddHBand="0" w:evenHBand="0" w:firstRowFirstColumn="0" w:firstRowLastColumn="0" w:lastRowFirstColumn="0" w:lastRowLastColumn="0"/>
+            <w:tcW w:w="887" w:type="dxa"/>
+            <w:hideMark/>
+          </w:tcPr>
+          <w:p>
+            <w:pPr>
+              <w:spacing w:after="160" w:line="259" w:lineRule="auto"/>
+            </w:pPr>
+            <w:r>
+              <w:t>RNF05</w:t>
+            </w:r>
+          </w:p>
+        </w:tc>
+        <w:tc>
+          <w:tcPr>
+            <w:tcW w:w="1840" w:type="dxa"/>
+            <w:hideMark/>
+          </w:tcPr>
+          <w:p>
+            <w:pPr>
+              <w:spacing w:after="160" w:line="259" w:lineRule="auto"/>
+              <w:cnfStyle w:val="000000100000" w:firstRow="0" w:lastRow="0" w:firstColumn="0" w:lastColumn="0" w:oddVBand="0" w:evenVBand="0" w:oddHBand="1" w:evenHBand="0" w:firstRowFirstColumn="0" w:firstRowLastColumn="0" w:lastRowFirstColumn="0" w:lastRowLastColumn="0"/>
+            </w:pPr>
+            <w:r>
+              <w:t>Usabilidad</w:t>
+            </w:r>
+          </w:p>
+        </w:tc>
+        <w:tc>
+          <w:tcPr>
+            <w:tcW w:w="5765" w:type="dxa"/>
+            <w:hideMark/>
+          </w:tcPr>
+          <w:p>
+            <w:pPr>
+              <w:spacing w:after="160" w:line="259" w:lineRule="auto"/>
+              <w:cnfStyle w:val="000000100000" w:firstRow="0" w:lastRow="0" w:firstColumn="0" w:lastColumn="0" w:oddVBand="0" w:evenVBand="0" w:oddHBand="1" w:evenHBand="0" w:firstRowFirstColumn="0" w:firstRowLastColumn="0" w:lastRowFirstColumn="0" w:lastRowLastColumn="0"/>
+            </w:pPr>
+            <w:r>
+              <w:t>La interfaz deberá ser intuitiva y seguir la guía de estilos definida en este documento.</w:t>
+            </w:r>
+          </w:p>
+        </w:tc>
+        <w:tc>
+          <w:tcPr>
+            <w:tcW w:w="1142" w:type="dxa"/>
+            <w:hideMark/>
+          </w:tcPr>
+          <w:p>
+            <w:pPr>
+              <w:spacing w:after="160" w:line="259" w:lineRule="auto"/>
+              <w:cnfStyle w:val="000000100000" w:firstRow="0" w:lastRow="0" w:firstColumn="0" w:lastColumn="0" w:oddVBand="0" w:evenVBand="0" w:oddHBand="1" w:evenHBand="0" w:firstRowFirstColumn="0" w:firstRowLastColumn="0" w:lastRowFirstColumn="0" w:lastRowLastColumn="0"/>
+            </w:pPr>
+            <w:r>
+              <w:t>Media</w:t>
+            </w:r>
+          </w:p>
+        </w:tc>
+      </w:tr>
+      <w:tr>
+        <w:tc>
+          <w:tcPr>
+            <w:cnfStyle w:val="001000000000" w:firstRow="0" w:lastRow="0" w:firstColumn="1" w:lastColumn="0" w:oddVBand="0" w:evenVBand="0" w:oddHBand="0" w:evenHBand="0" w:firstRowFirstColumn="0" w:firstRowLastColumn="0" w:lastRowFirstColumn="0" w:lastRowLastColumn="0"/>
+            <w:tcW w:w="887" w:type="dxa"/>
+            <w:hideMark/>
+          </w:tcPr>
+          <w:p>
+            <w:pPr>
+              <w:spacing w:after="160" w:line="259" w:lineRule="auto"/>
+            </w:pPr>
+            <w:r>
+              <w:t>RNF06</w:t>
+            </w:r>
+          </w:p>
+        </w:tc>
+        <w:tc>
+          <w:tcPr>
+            <w:tcW w:w="1840" w:type="dxa"/>
+            <w:hideMark/>
+          </w:tcPr>
+          <w:p>
+            <w:pPr>
+              <w:spacing w:after="160" w:line="259" w:lineRule="auto"/>
+              <w:cnfStyle w:val="000000000000" w:firstRow="0" w:lastRow="0" w:firstColumn="0" w:lastColumn="0" w:oddVBand="0" w:evenVBand="0" w:oddHBand="0" w:evenHBand="0" w:firstRowFirstColumn="0" w:firstRowLastColumn="0" w:lastRowFirstColumn="0" w:lastRowLastColumn="0"/>
+            </w:pPr>
+            <w:r>
+              <w:t>Accesibilidad</w:t>
+            </w:r>
+          </w:p>
+        </w:tc>
+        <w:tc>
+          <w:tcPr>
+            <w:tcW w:w="5765" w:type="dxa"/>
+            <w:hideMark/>
+          </w:tcPr>
+          <w:p>
+            <w:pPr>
+              <w:spacing w:after="160" w:line="259" w:lineRule="auto"/>
+              <w:cnfStyle w:val="000000000000" w:firstRow="0" w:lastRow="0" w:firstColumn="0" w:lastColumn="0" w:oddVBand="0" w:evenVBand="0" w:oddHBand="0" w:evenHBand="0" w:firstRowFirstColumn="0" w:firstRowLastColumn="0" w:lastRowFirstColumn="0" w:lastRowLastColumn="0"/>
+            </w:pPr>
+            <w:r>
+              <w:t>La interfaz deberá seguir criterios básicos de accesibilidad y ser responsiva.</w:t>
+            </w:r>
+          </w:p>
+        </w:tc>
+        <w:tc>
+          <w:tcPr>
+            <w:tcW w:w="1142" w:type="dxa"/>
+            <w:hideMark/>
+          </w:tcPr>
+          <w:p>
+            <w:pPr>
+              <w:spacing w:after="160" w:line="259" w:lineRule="auto"/>
+              <w:cnfStyle w:val="000000000000" w:firstRow="0" w:lastRow="0" w:firstColumn="0" w:lastColumn="0" w:oddVBand="0" w:evenVBand="0" w:oddHBand="0" w:evenHBand="0" w:firstRowFirstColumn="0" w:firstRowLastColumn="0" w:lastRowFirstColumn="0" w:lastRowLastColumn="0"/>
+            </w:pPr>
+            <w:r>
+              <w:t>Media</w:t>
+            </w:r>
+          </w:p>
+        </w:tc>
+      </w:tr>
+      <w:tr>
+        <w:trPr>
+          <w:cnfStyle w:val="000000100000" w:firstRow="0" w:lastRow="0" w:firstColumn="0" w:lastColumn="0" w:oddVBand="0" w:evenVBand="0" w:oddHBand="1" w:evenHBand="0" w:firstRowFirstColumn="0" w:firstRowLastColumn="0" w:lastRowFirstColumn="0" w:lastRowLastColumn="0"/>
+        </w:trPr>
+        <w:tc>
+          <w:tcPr>
+            <w:cnfStyle w:val="001000000000" w:firstRow="0" w:lastRow="0" w:firstColumn="1" w:lastColumn="0" w:oddVBand="0" w:evenVBand="0" w:oddHBand="0" w:evenHBand="0" w:firstRowFirstColumn="0" w:firstRowLastColumn="0" w:lastRowFirstColumn="0" w:lastRowLastColumn="0"/>
+            <w:tcW w:w="887" w:type="dxa"/>
+            <w:hideMark/>
+          </w:tcPr>
+          <w:p>
+            <w:pPr>
+              <w:spacing w:after="160" w:line="259" w:lineRule="auto"/>
+            </w:pPr>
+            <w:r>
+              <w:t>RNF07</w:t>
+            </w:r>
+          </w:p>
+        </w:tc>
+        <w:tc>
+          <w:tcPr>
+            <w:tcW w:w="1840" w:type="dxa"/>
+            <w:hideMark/>
+          </w:tcPr>
+          <w:p>
+            <w:pPr>
+              <w:spacing w:after="160" w:line="259" w:lineRule="auto"/>
+              <w:cnfStyle w:val="000000100000" w:firstRow="0" w:lastRow="0" w:firstColumn="0" w:lastColumn="0" w:oddVBand="0" w:evenVBand="0" w:oddHBand="1" w:evenHBand="0" w:firstRowFirstColumn="0" w:firstRowLastColumn="0" w:lastRowFirstColumn="0" w:lastRowLastColumn="0"/>
+            </w:pPr>
+            <w:r>
+              <w:t>Documentación</w:t>
+            </w:r>
+          </w:p>
+        </w:tc>
+        <w:tc>
+          <w:tcPr>
+            <w:tcW w:w="5765" w:type="dxa"/>
+            <w:hideMark/>
+          </w:tcPr>
+          <w:p>
+            <w:pPr>
+              <w:spacing w:after="160" w:line="259" w:lineRule="auto"/>
+              <w:cnfStyle w:val="000000100000" w:firstRow="0" w:lastRow="0" w:firstColumn="0" w:lastColumn="0" w:oddVBand="0" w:evenVBand="0" w:oddHBand="1" w:evenHBand="0" w:firstRowFirstColumn="0" w:firstRowLastColumn="0" w:lastRowFirstColumn="0" w:lastRowLastColumn="0"/>
+            </w:pPr>
+            <w:r>
+              <w:t xml:space="preserve">El proyecto estará completamente documentado mediante este documento y comentarios </w:t>
+            </w:r>
+            <w:proofErr w:type="spellStart"/>
+            <w:r>
+              <w:t>JavaDoc</w:t>
+            </w:r>
+            <w:proofErr w:type="spellEnd"/>
+            <w:r>
+              <w:t xml:space="preserve"> en el código fuente.</w:t>
+            </w:r>
+          </w:p>
+        </w:tc>
+        <w:tc>
+          <w:tcPr>
+            <w:tcW w:w="1142" w:type="dxa"/>
+            <w:hideMark/>
+          </w:tcPr>
+          <w:p>
+            <w:pPr>
+              <w:spacing w:after="160" w:line="259" w:lineRule="auto"/>
+              <w:cnfStyle w:val="000000100000" w:firstRow="0" w:lastRow="0" w:firstColumn="0" w:lastColumn="0" w:oddVBand="0" w:evenVBand="0" w:oddHBand="1" w:evenHBand="0" w:firstRowFirstColumn="0" w:firstRowLastColumn="0" w:lastRowFirstColumn="0" w:lastRowLastColumn="0"/>
+            </w:pPr>
+            <w:r>
+              <w:t>Media</w:t>
+            </w:r>
+          </w:p>
+        </w:tc>
+      </w:tr>
+      <w:tr>
+        <w:tc>
+          <w:tcPr>
+            <w:cnfStyle w:val="001000000000" w:firstRow="0" w:lastRow="0" w:firstColumn="1" w:lastColumn="0" w:oddVBand="0" w:evenVBand="0" w:oddHBand="0" w:evenHBand="0" w:firstRowFirstColumn="0" w:firstRowLastColumn="0" w:lastRowFirstColumn="0" w:lastRowLastColumn="0"/>
+            <w:tcW w:w="887" w:type="dxa"/>
+            <w:hideMark/>
+          </w:tcPr>
+          <w:p>
+            <w:pPr>
+              <w:spacing w:after="160" w:line="259" w:lineRule="auto"/>
+            </w:pPr>
+            <w:r>
+              <w:t>RNF08</w:t>
+            </w:r>
+          </w:p>
+        </w:tc>
+        <w:tc>
+          <w:tcPr>
+            <w:tcW w:w="1840" w:type="dxa"/>
+            <w:hideMark/>
+          </w:tcPr>
+          <w:p>
+            <w:pPr>
+              <w:spacing w:after="160" w:line="259" w:lineRule="auto"/>
+              <w:cnfStyle w:val="000000000000" w:firstRow="0" w:lastRow="0" w:firstColumn="0" w:lastColumn="0" w:oddVBand="0" w:evenVBand="0" w:oddHBand="0" w:evenHBand="0" w:firstRowFirstColumn="0" w:firstRowLastColumn="0" w:lastRowFirstColumn="0" w:lastRowLastColumn="0"/>
+            </w:pPr>
+            <w:r>
+              <w:t>Control de versiones</w:t>
+            </w:r>
+          </w:p>
+        </w:tc>
+        <w:tc>
+          <w:tcPr>
+            <w:tcW w:w="5765" w:type="dxa"/>
+            <w:hideMark/>
+          </w:tcPr>
+          <w:p>
+            <w:pPr>
+              <w:spacing w:after="160" w:line="259" w:lineRule="auto"/>
+              <w:cnfStyle w:val="000000000000" w:firstRow="0" w:lastRow="0" w:firstColumn="0" w:lastColumn="0" w:oddVBand="0" w:evenVBand="0" w:oddHBand="0" w:evenHBand="0" w:firstRowFirstColumn="0" w:firstRowLastColumn="0" w:lastRowFirstColumn="0" w:lastRowLastColumn="0"/>
+            </w:pPr>
+            <w:r>
+              <w:t xml:space="preserve">El código fuente será gestionado mediante Git y alojado en GitHub, con </w:t>
+            </w:r>
+            <w:proofErr w:type="spellStart"/>
+            <w:r>
+              <w:t>commits</w:t>
+            </w:r>
+            <w:proofErr w:type="spellEnd"/>
+            <w:r>
+              <w:t xml:space="preserve"> organizados por funcionalidades.</w:t>
+            </w:r>
+          </w:p>
+        </w:tc>
+        <w:tc>
+          <w:tcPr>
+            <w:tcW w:w="1142" w:type="dxa"/>
+            <w:hideMark/>
+          </w:tcPr>
+          <w:p>
+            <w:pPr>
+              <w:spacing w:after="160" w:line="259" w:lineRule="auto"/>
+              <w:cnfStyle w:val="000000000000" w:firstRow="0" w:lastRow="0" w:firstColumn="0" w:lastColumn="0" w:oddVBand="0" w:evenVBand="0" w:oddHBand="0" w:evenHBand="0" w:firstRowFirstColumn="0" w:firstRowLastColumn="0" w:lastRowFirstColumn="0" w:lastRowLastColumn="0"/>
+            </w:pPr>
+            <w:r>
+              <w:t>Media</w:t>
+            </w:r>
+          </w:p>
+        </w:tc>
+      </w:tr>
+    </w:tbl>
+    <w:p/>
     <w:p>
       <w:pPr>
         <w:pStyle w:val="Ttulo2"/>
@@ -5490,11 +6651,7 @@
         <w:t xml:space="preserve"> y los actores que se relacionan con cada uno</w:t>
       </w:r>
     </w:p>
-    <w:p>
-      <w:r>
-        <w:t>.</w:t>
-      </w:r>
-    </w:p>
+    <w:p/>
     <w:p>
       <w:pPr>
         <w:pStyle w:val="Ttulo2"/>
@@ -5740,349 +6897,2172 @@
       </w:r>
       <w:bookmarkEnd w:id="18"/>
     </w:p>
-    <w:p>
-      <w:pPr>
-        <w:pStyle w:val="Prrafodelista"/>
-        <w:numPr>
-          <w:ilvl w:val="0"/>
-          <w:numId w:val="6"/>
-        </w:numPr>
-      </w:pPr>
-      <w:r>
+    <w:tbl>
+      <w:tblPr>
+        <w:tblStyle w:val="Tablaconcuadrcula4-nfasis1"/>
+        <w:tblW w:w="9200" w:type="dxa"/>
+        <w:tblLook w:val="04A0" w:firstRow="1" w:lastRow="0" w:firstColumn="1" w:lastColumn="0" w:noHBand="0" w:noVBand="1"/>
+      </w:tblPr>
+      <w:tblGrid>
+        <w:gridCol w:w="2000"/>
+        <w:gridCol w:w="7200"/>
+      </w:tblGrid>
+      <w:tr>
+        <w:trPr>
+          <w:cnfStyle w:val="100000000000" w:firstRow="1" w:lastRow="0" w:firstColumn="0" w:lastColumn="0" w:oddVBand="0" w:evenVBand="0" w:oddHBand="0" w:evenHBand="0" w:firstRowFirstColumn="0" w:firstRowLastColumn="0" w:lastRowFirstColumn="0" w:lastRowLastColumn="0"/>
+        </w:trPr>
+        <w:tc>
+          <w:tcPr>
+            <w:cnfStyle w:val="001000000000" w:firstRow="0" w:lastRow="0" w:firstColumn="1" w:lastColumn="0" w:oddVBand="0" w:evenVBand="0" w:oddHBand="0" w:evenHBand="0" w:firstRowFirstColumn="0" w:firstRowLastColumn="0" w:lastRowFirstColumn="0" w:lastRowLastColumn="0"/>
+            <w:tcW w:w="9200" w:type="dxa"/>
+            <w:gridSpan w:val="2"/>
+            <w:hideMark/>
+          </w:tcPr>
+          <w:p>
+            <w:r>
+              <w:rPr>
+                <w:color w:val="FFFFFF"/>
+              </w:rPr>
+              <w:t>CU01 – Autenticación</w:t>
+            </w:r>
+          </w:p>
+        </w:tc>
+      </w:tr>
+      <w:tr>
+        <w:trPr>
+          <w:cnfStyle w:val="000000100000" w:firstRow="0" w:lastRow="0" w:firstColumn="0" w:lastColumn="0" w:oddVBand="0" w:evenVBand="0" w:oddHBand="1" w:evenHBand="0" w:firstRowFirstColumn="0" w:firstRowLastColumn="0" w:lastRowFirstColumn="0" w:lastRowLastColumn="0"/>
+        </w:trPr>
+        <w:tc>
+          <w:tcPr>
+            <w:cnfStyle w:val="001000000000" w:firstRow="0" w:lastRow="0" w:firstColumn="1" w:lastColumn="0" w:oddVBand="0" w:evenVBand="0" w:oddHBand="0" w:evenHBand="0" w:firstRowFirstColumn="0" w:firstRowLastColumn="0" w:lastRowFirstColumn="0" w:lastRowLastColumn="0"/>
+            <w:tcW w:w="2000" w:type="dxa"/>
+            <w:hideMark/>
+          </w:tcPr>
+          <w:p>
+            <w:r>
+              <w:rPr>
+                <w:sz w:val="20"/>
+                <w:szCs w:val="20"/>
+              </w:rPr>
+              <w:t>Identificador</w:t>
+            </w:r>
+          </w:p>
+        </w:tc>
+        <w:tc>
+          <w:tcPr>
+            <w:tcW w:w="7200" w:type="dxa"/>
+            <w:hideMark/>
+          </w:tcPr>
+          <w:p>
+            <w:pPr>
+              <w:cnfStyle w:val="000000100000" w:firstRow="0" w:lastRow="0" w:firstColumn="0" w:lastColumn="0" w:oddVBand="0" w:evenVBand="0" w:oddHBand="1" w:evenHBand="0" w:firstRowFirstColumn="0" w:firstRowLastColumn="0" w:lastRowFirstColumn="0" w:lastRowLastColumn="0"/>
+            </w:pPr>
+            <w:r>
+              <w:rPr>
+                <w:sz w:val="20"/>
+                <w:szCs w:val="20"/>
+              </w:rPr>
+              <w:t>CU01</w:t>
+            </w:r>
+          </w:p>
+        </w:tc>
+      </w:tr>
+      <w:tr>
+        <w:tc>
+          <w:tcPr>
+            <w:cnfStyle w:val="001000000000" w:firstRow="0" w:lastRow="0" w:firstColumn="1" w:lastColumn="0" w:oddVBand="0" w:evenVBand="0" w:oddHBand="0" w:evenHBand="0" w:firstRowFirstColumn="0" w:firstRowLastColumn="0" w:lastRowFirstColumn="0" w:lastRowLastColumn="0"/>
+            <w:tcW w:w="2000" w:type="dxa"/>
+            <w:hideMark/>
+          </w:tcPr>
+          <w:p>
+            <w:r>
+              <w:rPr>
+                <w:sz w:val="20"/>
+                <w:szCs w:val="20"/>
+              </w:rPr>
+              <w:t>Nombre</w:t>
+            </w:r>
+          </w:p>
+        </w:tc>
+        <w:tc>
+          <w:tcPr>
+            <w:tcW w:w="7200" w:type="dxa"/>
+            <w:hideMark/>
+          </w:tcPr>
+          <w:p>
+            <w:pPr>
+              <w:cnfStyle w:val="000000000000" w:firstRow="0" w:lastRow="0" w:firstColumn="0" w:lastColumn="0" w:oddVBand="0" w:evenVBand="0" w:oddHBand="0" w:evenHBand="0" w:firstRowFirstColumn="0" w:firstRowLastColumn="0" w:lastRowFirstColumn="0" w:lastRowLastColumn="0"/>
+            </w:pPr>
+            <w:r>
+              <w:rPr>
+                <w:sz w:val="20"/>
+                <w:szCs w:val="20"/>
+              </w:rPr>
+              <w:t>Autenticación</w:t>
+            </w:r>
+          </w:p>
+        </w:tc>
+      </w:tr>
+      <w:tr>
+        <w:trPr>
+          <w:cnfStyle w:val="000000100000" w:firstRow="0" w:lastRow="0" w:firstColumn="0" w:lastColumn="0" w:oddVBand="0" w:evenVBand="0" w:oddHBand="1" w:evenHBand="0" w:firstRowFirstColumn="0" w:firstRowLastColumn="0" w:lastRowFirstColumn="0" w:lastRowLastColumn="0"/>
+        </w:trPr>
+        <w:tc>
+          <w:tcPr>
+            <w:cnfStyle w:val="001000000000" w:firstRow="0" w:lastRow="0" w:firstColumn="1" w:lastColumn="0" w:oddVBand="0" w:evenVBand="0" w:oddHBand="0" w:evenHBand="0" w:firstRowFirstColumn="0" w:firstRowLastColumn="0" w:lastRowFirstColumn="0" w:lastRowLastColumn="0"/>
+            <w:tcW w:w="2000" w:type="dxa"/>
+            <w:hideMark/>
+          </w:tcPr>
+          <w:p>
+            <w:r>
+              <w:rPr>
+                <w:sz w:val="20"/>
+                <w:szCs w:val="20"/>
+              </w:rPr>
+              <w:t>Actores</w:t>
+            </w:r>
+          </w:p>
+        </w:tc>
+        <w:tc>
+          <w:tcPr>
+            <w:tcW w:w="7200" w:type="dxa"/>
+            <w:hideMark/>
+          </w:tcPr>
+          <w:p>
+            <w:pPr>
+              <w:cnfStyle w:val="000000100000" w:firstRow="0" w:lastRow="0" w:firstColumn="0" w:lastColumn="0" w:oddVBand="0" w:evenVBand="0" w:oddHBand="1" w:evenHBand="0" w:firstRowFirstColumn="0" w:firstRowLastColumn="0" w:lastRowFirstColumn="0" w:lastRowLastColumn="0"/>
+            </w:pPr>
+            <w:r>
+              <w:rPr>
+                <w:sz w:val="20"/>
+                <w:szCs w:val="20"/>
+              </w:rPr>
+              <w:t>Administrador, Profesor, Estudiante, Tutor de Empresa</w:t>
+            </w:r>
+          </w:p>
+        </w:tc>
+      </w:tr>
+      <w:tr>
+        <w:tc>
+          <w:tcPr>
+            <w:cnfStyle w:val="001000000000" w:firstRow="0" w:lastRow="0" w:firstColumn="1" w:lastColumn="0" w:oddVBand="0" w:evenVBand="0" w:oddHBand="0" w:evenHBand="0" w:firstRowFirstColumn="0" w:firstRowLastColumn="0" w:lastRowFirstColumn="0" w:lastRowLastColumn="0"/>
+            <w:tcW w:w="2000" w:type="dxa"/>
+            <w:hideMark/>
+          </w:tcPr>
+          <w:p>
+            <w:r>
+              <w:rPr>
+                <w:sz w:val="20"/>
+                <w:szCs w:val="20"/>
+              </w:rPr>
+              <w:t>Precondiciones</w:t>
+            </w:r>
+          </w:p>
+        </w:tc>
+        <w:tc>
+          <w:tcPr>
+            <w:tcW w:w="7200" w:type="dxa"/>
+            <w:hideMark/>
+          </w:tcPr>
+          <w:p>
+            <w:pPr>
+              <w:cnfStyle w:val="000000000000" w:firstRow="0" w:lastRow="0" w:firstColumn="0" w:lastColumn="0" w:oddVBand="0" w:evenVBand="0" w:oddHBand="0" w:evenHBand="0" w:firstRowFirstColumn="0" w:firstRowLastColumn="0" w:lastRowFirstColumn="0" w:lastRowLastColumn="0"/>
+            </w:pPr>
+            <w:r>
+              <w:rPr>
+                <w:sz w:val="20"/>
+                <w:szCs w:val="20"/>
+              </w:rPr>
+              <w:t>El usuario dispone de credenciales válidas (usuario y contraseña).</w:t>
+            </w:r>
+          </w:p>
+        </w:tc>
+      </w:tr>
+      <w:tr>
+        <w:trPr>
+          <w:cnfStyle w:val="000000100000" w:firstRow="0" w:lastRow="0" w:firstColumn="0" w:lastColumn="0" w:oddVBand="0" w:evenVBand="0" w:oddHBand="1" w:evenHBand="0" w:firstRowFirstColumn="0" w:firstRowLastColumn="0" w:lastRowFirstColumn="0" w:lastRowLastColumn="0"/>
+        </w:trPr>
+        <w:tc>
+          <w:tcPr>
+            <w:cnfStyle w:val="001000000000" w:firstRow="0" w:lastRow="0" w:firstColumn="1" w:lastColumn="0" w:oddVBand="0" w:evenVBand="0" w:oddHBand="0" w:evenHBand="0" w:firstRowFirstColumn="0" w:firstRowLastColumn="0" w:lastRowFirstColumn="0" w:lastRowLastColumn="0"/>
+            <w:tcW w:w="2000" w:type="dxa"/>
+            <w:hideMark/>
+          </w:tcPr>
+          <w:p>
+            <w:r>
+              <w:rPr>
+                <w:sz w:val="20"/>
+                <w:szCs w:val="20"/>
+              </w:rPr>
+              <w:t>Flujo principal</w:t>
+            </w:r>
+          </w:p>
+        </w:tc>
+        <w:tc>
+          <w:tcPr>
+            <w:tcW w:w="7200" w:type="dxa"/>
+            <w:hideMark/>
+          </w:tcPr>
+          <w:p>
+            <w:pPr>
+              <w:cnfStyle w:val="000000100000" w:firstRow="0" w:lastRow="0" w:firstColumn="0" w:lastColumn="0" w:oddVBand="0" w:evenVBand="0" w:oddHBand="1" w:evenHBand="0" w:firstRowFirstColumn="0" w:firstRowLastColumn="0" w:lastRowFirstColumn="0" w:lastRowLastColumn="0"/>
+            </w:pPr>
+            <w:r>
+              <w:rPr>
+                <w:sz w:val="20"/>
+                <w:szCs w:val="20"/>
+              </w:rPr>
+              <w:t xml:space="preserve">1. El usuario accede a la pantalla de inicio de sesión. 2. Introduce su nombre de usuario y contraseña. 3. El sistema verifica las credenciales contra la base de </w:t>
+            </w:r>
+            <w:r>
+              <w:rPr>
+                <w:sz w:val="20"/>
+                <w:szCs w:val="20"/>
+              </w:rPr>
+              <w:lastRenderedPageBreak/>
+              <w:t>datos. 4. Si son correctas, el sistema redirige al menú correspondiente al perfil del usuario.</w:t>
+            </w:r>
+          </w:p>
+        </w:tc>
+      </w:tr>
+      <w:tr>
+        <w:tc>
+          <w:tcPr>
+            <w:cnfStyle w:val="001000000000" w:firstRow="0" w:lastRow="0" w:firstColumn="1" w:lastColumn="0" w:oddVBand="0" w:evenVBand="0" w:oddHBand="0" w:evenHBand="0" w:firstRowFirstColumn="0" w:firstRowLastColumn="0" w:lastRowFirstColumn="0" w:lastRowLastColumn="0"/>
+            <w:tcW w:w="2000" w:type="dxa"/>
+            <w:hideMark/>
+          </w:tcPr>
+          <w:p>
+            <w:r>
+              <w:rPr>
+                <w:sz w:val="20"/>
+                <w:szCs w:val="20"/>
+              </w:rPr>
+              <w:lastRenderedPageBreak/>
+              <w:t>Postcondiciones</w:t>
+            </w:r>
+          </w:p>
+        </w:tc>
+        <w:tc>
+          <w:tcPr>
+            <w:tcW w:w="7200" w:type="dxa"/>
+            <w:hideMark/>
+          </w:tcPr>
+          <w:p>
+            <w:pPr>
+              <w:cnfStyle w:val="000000000000" w:firstRow="0" w:lastRow="0" w:firstColumn="0" w:lastColumn="0" w:oddVBand="0" w:evenVBand="0" w:oddHBand="0" w:evenHBand="0" w:firstRowFirstColumn="0" w:firstRowLastColumn="0" w:lastRowFirstColumn="0" w:lastRowLastColumn="0"/>
+            </w:pPr>
+            <w:r>
+              <w:rPr>
+                <w:sz w:val="20"/>
+                <w:szCs w:val="20"/>
+              </w:rPr>
+              <w:t>El usuario accede al sistema con su perfil correspondiente.</w:t>
+            </w:r>
+          </w:p>
+        </w:tc>
+      </w:tr>
+      <w:tr>
+        <w:trPr>
+          <w:cnfStyle w:val="000000100000" w:firstRow="0" w:lastRow="0" w:firstColumn="0" w:lastColumn="0" w:oddVBand="0" w:evenVBand="0" w:oddHBand="1" w:evenHBand="0" w:firstRowFirstColumn="0" w:firstRowLastColumn="0" w:lastRowFirstColumn="0" w:lastRowLastColumn="0"/>
+        </w:trPr>
+        <w:tc>
+          <w:tcPr>
+            <w:cnfStyle w:val="001000000000" w:firstRow="0" w:lastRow="0" w:firstColumn="1" w:lastColumn="0" w:oddVBand="0" w:evenVBand="0" w:oddHBand="0" w:evenHBand="0" w:firstRowFirstColumn="0" w:firstRowLastColumn="0" w:lastRowFirstColumn="0" w:lastRowLastColumn="0"/>
+            <w:tcW w:w="2000" w:type="dxa"/>
+            <w:hideMark/>
+          </w:tcPr>
+          <w:p>
+            <w:r>
+              <w:rPr>
+                <w:sz w:val="20"/>
+                <w:szCs w:val="20"/>
+              </w:rPr>
+              <w:t>Flujo alternativo</w:t>
+            </w:r>
+          </w:p>
+        </w:tc>
+        <w:tc>
+          <w:tcPr>
+            <w:tcW w:w="7200" w:type="dxa"/>
+            <w:hideMark/>
+          </w:tcPr>
+          <w:p>
+            <w:pPr>
+              <w:cnfStyle w:val="000000100000" w:firstRow="0" w:lastRow="0" w:firstColumn="0" w:lastColumn="0" w:oddVBand="0" w:evenVBand="0" w:oddHBand="1" w:evenHBand="0" w:firstRowFirstColumn="0" w:firstRowLastColumn="0" w:lastRowFirstColumn="0" w:lastRowLastColumn="0"/>
+            </w:pPr>
+            <w:r>
+              <w:rPr>
+                <w:sz w:val="20"/>
+                <w:szCs w:val="20"/>
+              </w:rPr>
+              <w:t>3a. Si las credenciales son incorrectas, el sistema muestra los campos en rojo y no permite el acceso.</w:t>
+            </w:r>
+          </w:p>
+        </w:tc>
+      </w:tr>
+    </w:tbl>
+    <w:p>
+      <w:pPr>
         <w:rPr>
-          <w:b/>
-          <w:bCs/>
+          <w:rFonts w:ascii="Arial" w:hAnsi="Arial" w:cs="Arial"/>
         </w:rPr>
-        <w:t>CU1</w:t>
-      </w:r>
-      <w:r>
-        <w:t>. Gestión de usuarios y perfiles: el administrador tendrá la capacidad exclusiva de crear, modificar o eliminar</w:t>
-      </w:r>
-      <w:r>
-        <w:t xml:space="preserve"> registros de usuarios</w:t>
-      </w:r>
-      <w:r>
-        <w:t>,</w:t>
-      </w:r>
-      <w:r>
-        <w:t xml:space="preserve"> y</w:t>
-      </w:r>
-      <w:r>
-        <w:t xml:space="preserve"> asignar los perfiles de acceso.</w:t>
-      </w:r>
-    </w:p>
-    <w:p>
-      <w:pPr>
-        <w:pStyle w:val="Prrafodelista"/>
-        <w:numPr>
-          <w:ilvl w:val="0"/>
-          <w:numId w:val="6"/>
-        </w:numPr>
-      </w:pPr>
-      <w:r>
+      </w:pPr>
+    </w:p>
+    <w:tbl>
+      <w:tblPr>
+        <w:tblStyle w:val="Tablaconcuadrcula4-nfasis1"/>
+        <w:tblW w:w="9200" w:type="dxa"/>
+        <w:tblLook w:val="04A0" w:firstRow="1" w:lastRow="0" w:firstColumn="1" w:lastColumn="0" w:noHBand="0" w:noVBand="1"/>
+      </w:tblPr>
+      <w:tblGrid>
+        <w:gridCol w:w="2000"/>
+        <w:gridCol w:w="7200"/>
+      </w:tblGrid>
+      <w:tr>
+        <w:trPr>
+          <w:cnfStyle w:val="100000000000" w:firstRow="1" w:lastRow="0" w:firstColumn="0" w:lastColumn="0" w:oddVBand="0" w:evenVBand="0" w:oddHBand="0" w:evenHBand="0" w:firstRowFirstColumn="0" w:firstRowLastColumn="0" w:lastRowFirstColumn="0" w:lastRowLastColumn="0"/>
+        </w:trPr>
+        <w:tc>
+          <w:tcPr>
+            <w:cnfStyle w:val="001000000000" w:firstRow="0" w:lastRow="0" w:firstColumn="1" w:lastColumn="0" w:oddVBand="0" w:evenVBand="0" w:oddHBand="0" w:evenHBand="0" w:firstRowFirstColumn="0" w:firstRowLastColumn="0" w:lastRowFirstColumn="0" w:lastRowLastColumn="0"/>
+            <w:tcW w:w="9200" w:type="dxa"/>
+            <w:gridSpan w:val="2"/>
+            <w:hideMark/>
+          </w:tcPr>
+          <w:p>
+            <w:r>
+              <w:rPr>
+                <w:b w:val="0"/>
+                <w:bCs w:val="0"/>
+                <w:color w:val="FFFFFF"/>
+              </w:rPr>
+              <w:t>CU02 – Gestión de empresas</w:t>
+            </w:r>
+          </w:p>
+        </w:tc>
+      </w:tr>
+      <w:tr>
+        <w:trPr>
+          <w:cnfStyle w:val="000000100000" w:firstRow="0" w:lastRow="0" w:firstColumn="0" w:lastColumn="0" w:oddVBand="0" w:evenVBand="0" w:oddHBand="1" w:evenHBand="0" w:firstRowFirstColumn="0" w:firstRowLastColumn="0" w:lastRowFirstColumn="0" w:lastRowLastColumn="0"/>
+        </w:trPr>
+        <w:tc>
+          <w:tcPr>
+            <w:cnfStyle w:val="001000000000" w:firstRow="0" w:lastRow="0" w:firstColumn="1" w:lastColumn="0" w:oddVBand="0" w:evenVBand="0" w:oddHBand="0" w:evenHBand="0" w:firstRowFirstColumn="0" w:firstRowLastColumn="0" w:lastRowFirstColumn="0" w:lastRowLastColumn="0"/>
+            <w:tcW w:w="2000" w:type="dxa"/>
+            <w:hideMark/>
+          </w:tcPr>
+          <w:p>
+            <w:r>
+              <w:rPr>
+                <w:sz w:val="20"/>
+                <w:szCs w:val="20"/>
+              </w:rPr>
+              <w:t>Identificador</w:t>
+            </w:r>
+          </w:p>
+        </w:tc>
+        <w:tc>
+          <w:tcPr>
+            <w:tcW w:w="7200" w:type="dxa"/>
+            <w:hideMark/>
+          </w:tcPr>
+          <w:p>
+            <w:pPr>
+              <w:cnfStyle w:val="000000100000" w:firstRow="0" w:lastRow="0" w:firstColumn="0" w:lastColumn="0" w:oddVBand="0" w:evenVBand="0" w:oddHBand="1" w:evenHBand="0" w:firstRowFirstColumn="0" w:firstRowLastColumn="0" w:lastRowFirstColumn="0" w:lastRowLastColumn="0"/>
+            </w:pPr>
+            <w:r>
+              <w:rPr>
+                <w:sz w:val="20"/>
+                <w:szCs w:val="20"/>
+              </w:rPr>
+              <w:t>CU02</w:t>
+            </w:r>
+          </w:p>
+        </w:tc>
+      </w:tr>
+      <w:tr>
+        <w:tc>
+          <w:tcPr>
+            <w:cnfStyle w:val="001000000000" w:firstRow="0" w:lastRow="0" w:firstColumn="1" w:lastColumn="0" w:oddVBand="0" w:evenVBand="0" w:oddHBand="0" w:evenHBand="0" w:firstRowFirstColumn="0" w:firstRowLastColumn="0" w:lastRowFirstColumn="0" w:lastRowLastColumn="0"/>
+            <w:tcW w:w="2000" w:type="dxa"/>
+            <w:hideMark/>
+          </w:tcPr>
+          <w:p>
+            <w:r>
+              <w:rPr>
+                <w:sz w:val="20"/>
+                <w:szCs w:val="20"/>
+              </w:rPr>
+              <w:t>Nombre</w:t>
+            </w:r>
+          </w:p>
+        </w:tc>
+        <w:tc>
+          <w:tcPr>
+            <w:tcW w:w="7200" w:type="dxa"/>
+            <w:hideMark/>
+          </w:tcPr>
+          <w:p>
+            <w:pPr>
+              <w:cnfStyle w:val="000000000000" w:firstRow="0" w:lastRow="0" w:firstColumn="0" w:lastColumn="0" w:oddVBand="0" w:evenVBand="0" w:oddHBand="0" w:evenHBand="0" w:firstRowFirstColumn="0" w:firstRowLastColumn="0" w:lastRowFirstColumn="0" w:lastRowLastColumn="0"/>
+            </w:pPr>
+            <w:r>
+              <w:rPr>
+                <w:sz w:val="20"/>
+                <w:szCs w:val="20"/>
+              </w:rPr>
+              <w:t>Gestión de empresas</w:t>
+            </w:r>
+          </w:p>
+        </w:tc>
+      </w:tr>
+      <w:tr>
+        <w:trPr>
+          <w:cnfStyle w:val="000000100000" w:firstRow="0" w:lastRow="0" w:firstColumn="0" w:lastColumn="0" w:oddVBand="0" w:evenVBand="0" w:oddHBand="1" w:evenHBand="0" w:firstRowFirstColumn="0" w:firstRowLastColumn="0" w:lastRowFirstColumn="0" w:lastRowLastColumn="0"/>
+        </w:trPr>
+        <w:tc>
+          <w:tcPr>
+            <w:cnfStyle w:val="001000000000" w:firstRow="0" w:lastRow="0" w:firstColumn="1" w:lastColumn="0" w:oddVBand="0" w:evenVBand="0" w:oddHBand="0" w:evenHBand="0" w:firstRowFirstColumn="0" w:firstRowLastColumn="0" w:lastRowFirstColumn="0" w:lastRowLastColumn="0"/>
+            <w:tcW w:w="2000" w:type="dxa"/>
+            <w:hideMark/>
+          </w:tcPr>
+          <w:p>
+            <w:r>
+              <w:rPr>
+                <w:sz w:val="20"/>
+                <w:szCs w:val="20"/>
+              </w:rPr>
+              <w:t>Actores</w:t>
+            </w:r>
+          </w:p>
+        </w:tc>
+        <w:tc>
+          <w:tcPr>
+            <w:tcW w:w="7200" w:type="dxa"/>
+            <w:hideMark/>
+          </w:tcPr>
+          <w:p>
+            <w:pPr>
+              <w:cnfStyle w:val="000000100000" w:firstRow="0" w:lastRow="0" w:firstColumn="0" w:lastColumn="0" w:oddVBand="0" w:evenVBand="0" w:oddHBand="1" w:evenHBand="0" w:firstRowFirstColumn="0" w:firstRowLastColumn="0" w:lastRowFirstColumn="0" w:lastRowLastColumn="0"/>
+            </w:pPr>
+            <w:r>
+              <w:rPr>
+                <w:sz w:val="20"/>
+                <w:szCs w:val="20"/>
+              </w:rPr>
+              <w:t>Administrador</w:t>
+            </w:r>
+          </w:p>
+        </w:tc>
+      </w:tr>
+      <w:tr>
+        <w:tc>
+          <w:tcPr>
+            <w:cnfStyle w:val="001000000000" w:firstRow="0" w:lastRow="0" w:firstColumn="1" w:lastColumn="0" w:oddVBand="0" w:evenVBand="0" w:oddHBand="0" w:evenHBand="0" w:firstRowFirstColumn="0" w:firstRowLastColumn="0" w:lastRowFirstColumn="0" w:lastRowLastColumn="0"/>
+            <w:tcW w:w="2000" w:type="dxa"/>
+            <w:hideMark/>
+          </w:tcPr>
+          <w:p>
+            <w:r>
+              <w:rPr>
+                <w:sz w:val="20"/>
+                <w:szCs w:val="20"/>
+              </w:rPr>
+              <w:t>Precondiciones</w:t>
+            </w:r>
+          </w:p>
+        </w:tc>
+        <w:tc>
+          <w:tcPr>
+            <w:tcW w:w="7200" w:type="dxa"/>
+            <w:hideMark/>
+          </w:tcPr>
+          <w:p>
+            <w:pPr>
+              <w:cnfStyle w:val="000000000000" w:firstRow="0" w:lastRow="0" w:firstColumn="0" w:lastColumn="0" w:oddVBand="0" w:evenVBand="0" w:oddHBand="0" w:evenHBand="0" w:firstRowFirstColumn="0" w:firstRowLastColumn="0" w:lastRowFirstColumn="0" w:lastRowLastColumn="0"/>
+            </w:pPr>
+            <w:r>
+              <w:rPr>
+                <w:sz w:val="20"/>
+                <w:szCs w:val="20"/>
+              </w:rPr>
+              <w:t>El usuario ha iniciado sesión con perfil Administrador.</w:t>
+            </w:r>
+          </w:p>
+        </w:tc>
+      </w:tr>
+      <w:tr>
+        <w:trPr>
+          <w:cnfStyle w:val="000000100000" w:firstRow="0" w:lastRow="0" w:firstColumn="0" w:lastColumn="0" w:oddVBand="0" w:evenVBand="0" w:oddHBand="1" w:evenHBand="0" w:firstRowFirstColumn="0" w:firstRowLastColumn="0" w:lastRowFirstColumn="0" w:lastRowLastColumn="0"/>
+        </w:trPr>
+        <w:tc>
+          <w:tcPr>
+            <w:cnfStyle w:val="001000000000" w:firstRow="0" w:lastRow="0" w:firstColumn="1" w:lastColumn="0" w:oddVBand="0" w:evenVBand="0" w:oddHBand="0" w:evenHBand="0" w:firstRowFirstColumn="0" w:firstRowLastColumn="0" w:lastRowFirstColumn="0" w:lastRowLastColumn="0"/>
+            <w:tcW w:w="2000" w:type="dxa"/>
+            <w:hideMark/>
+          </w:tcPr>
+          <w:p>
+            <w:r>
+              <w:rPr>
+                <w:sz w:val="20"/>
+                <w:szCs w:val="20"/>
+              </w:rPr>
+              <w:t>Flujo principal</w:t>
+            </w:r>
+          </w:p>
+        </w:tc>
+        <w:tc>
+          <w:tcPr>
+            <w:tcW w:w="7200" w:type="dxa"/>
+            <w:hideMark/>
+          </w:tcPr>
+          <w:p>
+            <w:pPr>
+              <w:cnfStyle w:val="000000100000" w:firstRow="0" w:lastRow="0" w:firstColumn="0" w:lastColumn="0" w:oddVBand="0" w:evenVBand="0" w:oddHBand="1" w:evenHBand="0" w:firstRowFirstColumn="0" w:firstRowLastColumn="0" w:lastRowFirstColumn="0" w:lastRowLastColumn="0"/>
+            </w:pPr>
+            <w:r>
+              <w:rPr>
+                <w:sz w:val="20"/>
+                <w:szCs w:val="20"/>
+              </w:rPr>
+              <w:t>1. El administrador accede al apartado de gestión de empresas. 2. Puede crear una nueva empresa introduciendo nombre, dirección y teléfono. 3. Puede consultar el listado de empresas con buscador en tiempo real. 4. Puede seleccionar una empresa y modificar sus datos activando los campos con el icono de edición. 5. Guarda los cambios.</w:t>
+            </w:r>
+          </w:p>
+        </w:tc>
+      </w:tr>
+      <w:tr>
+        <w:tc>
+          <w:tcPr>
+            <w:cnfStyle w:val="001000000000" w:firstRow="0" w:lastRow="0" w:firstColumn="1" w:lastColumn="0" w:oddVBand="0" w:evenVBand="0" w:oddHBand="0" w:evenHBand="0" w:firstRowFirstColumn="0" w:firstRowLastColumn="0" w:lastRowFirstColumn="0" w:lastRowLastColumn="0"/>
+            <w:tcW w:w="2000" w:type="dxa"/>
+            <w:hideMark/>
+          </w:tcPr>
+          <w:p>
+            <w:r>
+              <w:rPr>
+                <w:sz w:val="20"/>
+                <w:szCs w:val="20"/>
+              </w:rPr>
+              <w:t>Postcondiciones</w:t>
+            </w:r>
+          </w:p>
+        </w:tc>
+        <w:tc>
+          <w:tcPr>
+            <w:tcW w:w="7200" w:type="dxa"/>
+            <w:hideMark/>
+          </w:tcPr>
+          <w:p>
+            <w:pPr>
+              <w:cnfStyle w:val="000000000000" w:firstRow="0" w:lastRow="0" w:firstColumn="0" w:lastColumn="0" w:oddVBand="0" w:evenVBand="0" w:oddHBand="0" w:evenHBand="0" w:firstRowFirstColumn="0" w:firstRowLastColumn="0" w:lastRowFirstColumn="0" w:lastRowLastColumn="0"/>
+            </w:pPr>
+            <w:r>
+              <w:rPr>
+                <w:sz w:val="20"/>
+                <w:szCs w:val="20"/>
+              </w:rPr>
+              <w:t>Los datos de la empresa quedan persistidos en la base de datos.</w:t>
+            </w:r>
+          </w:p>
+        </w:tc>
+      </w:tr>
+      <w:tr>
+        <w:trPr>
+          <w:cnfStyle w:val="000000100000" w:firstRow="0" w:lastRow="0" w:firstColumn="0" w:lastColumn="0" w:oddVBand="0" w:evenVBand="0" w:oddHBand="1" w:evenHBand="0" w:firstRowFirstColumn="0" w:firstRowLastColumn="0" w:lastRowFirstColumn="0" w:lastRowLastColumn="0"/>
+        </w:trPr>
+        <w:tc>
+          <w:tcPr>
+            <w:cnfStyle w:val="001000000000" w:firstRow="0" w:lastRow="0" w:firstColumn="1" w:lastColumn="0" w:oddVBand="0" w:evenVBand="0" w:oddHBand="0" w:evenHBand="0" w:firstRowFirstColumn="0" w:firstRowLastColumn="0" w:lastRowFirstColumn="0" w:lastRowLastColumn="0"/>
+            <w:tcW w:w="2000" w:type="dxa"/>
+            <w:hideMark/>
+          </w:tcPr>
+          <w:p>
+            <w:r>
+              <w:rPr>
+                <w:sz w:val="20"/>
+                <w:szCs w:val="20"/>
+              </w:rPr>
+              <w:t>Flujo alternativo</w:t>
+            </w:r>
+          </w:p>
+        </w:tc>
+        <w:tc>
+          <w:tcPr>
+            <w:tcW w:w="7200" w:type="dxa"/>
+            <w:hideMark/>
+          </w:tcPr>
+          <w:p>
+            <w:pPr>
+              <w:cnfStyle w:val="000000100000" w:firstRow="0" w:lastRow="0" w:firstColumn="0" w:lastColumn="0" w:oddVBand="0" w:evenVBand="0" w:oddHBand="1" w:evenHBand="0" w:firstRowFirstColumn="0" w:firstRowLastColumn="0" w:lastRowFirstColumn="0" w:lastRowLastColumn="0"/>
+            </w:pPr>
+            <w:r>
+              <w:rPr>
+                <w:sz w:val="20"/>
+                <w:szCs w:val="20"/>
+              </w:rPr>
+              <w:t xml:space="preserve">2a. Si </w:t>
+            </w:r>
+            <w:r>
+              <w:rPr>
+                <w:sz w:val="20"/>
+                <w:szCs w:val="20"/>
+              </w:rPr>
+              <w:t xml:space="preserve">un campo </w:t>
+            </w:r>
+            <w:r>
+              <w:rPr>
+                <w:sz w:val="20"/>
+                <w:szCs w:val="20"/>
+              </w:rPr>
+              <w:t>está vacío</w:t>
+            </w:r>
+            <w:r>
+              <w:rPr>
+                <w:sz w:val="20"/>
+                <w:szCs w:val="20"/>
+              </w:rPr>
+              <w:t xml:space="preserve"> o no es válido</w:t>
+            </w:r>
+            <w:r>
+              <w:rPr>
+                <w:sz w:val="20"/>
+                <w:szCs w:val="20"/>
+              </w:rPr>
+              <w:t>, el sistema marca el campo en rojo y no permite guardar.</w:t>
+            </w:r>
+          </w:p>
+        </w:tc>
+      </w:tr>
+    </w:tbl>
+    <w:p>
+      <w:pPr>
         <w:rPr>
-          <w:b/>
-          <w:bCs/>
+          <w:rFonts w:ascii="Arial" w:hAnsi="Arial" w:cs="Arial"/>
         </w:rPr>
-        <w:t>CU2</w:t>
-      </w:r>
-      <w:r>
-        <w:t>. Gestión de empresas: el administrador</w:t>
-      </w:r>
-      <w:r>
-        <w:t xml:space="preserve"> será el encargado de formar el </w:t>
-      </w:r>
-      <w:r>
-        <w:t>catálogo</w:t>
-      </w:r>
-      <w:r>
-        <w:t xml:space="preserve"> completo de empresas colaboradoras con el centro, incluyendo el registro, modificación y eliminación de sus datos.</w:t>
-      </w:r>
-    </w:p>
-    <w:p>
-      <w:pPr>
-        <w:pStyle w:val="Prrafodelista"/>
-        <w:numPr>
-          <w:ilvl w:val="0"/>
-          <w:numId w:val="6"/>
-        </w:numPr>
-      </w:pPr>
-      <w:r>
+      </w:pPr>
+    </w:p>
+    <w:tbl>
+      <w:tblPr>
+        <w:tblStyle w:val="Tablaconcuadrcula4-nfasis1"/>
+        <w:tblW w:w="9200" w:type="dxa"/>
+        <w:tblLook w:val="04A0" w:firstRow="1" w:lastRow="0" w:firstColumn="1" w:lastColumn="0" w:noHBand="0" w:noVBand="1"/>
+      </w:tblPr>
+      <w:tblGrid>
+        <w:gridCol w:w="2000"/>
+        <w:gridCol w:w="7200"/>
+      </w:tblGrid>
+      <w:tr>
+        <w:trPr>
+          <w:cnfStyle w:val="100000000000" w:firstRow="1" w:lastRow="0" w:firstColumn="0" w:lastColumn="0" w:oddVBand="0" w:evenVBand="0" w:oddHBand="0" w:evenHBand="0" w:firstRowFirstColumn="0" w:firstRowLastColumn="0" w:lastRowFirstColumn="0" w:lastRowLastColumn="0"/>
+        </w:trPr>
+        <w:tc>
+          <w:tcPr>
+            <w:cnfStyle w:val="001000000000" w:firstRow="0" w:lastRow="0" w:firstColumn="1" w:lastColumn="0" w:oddVBand="0" w:evenVBand="0" w:oddHBand="0" w:evenHBand="0" w:firstRowFirstColumn="0" w:firstRowLastColumn="0" w:lastRowFirstColumn="0" w:lastRowLastColumn="0"/>
+            <w:tcW w:w="9200" w:type="dxa"/>
+            <w:gridSpan w:val="2"/>
+            <w:hideMark/>
+          </w:tcPr>
+          <w:p>
+            <w:r>
+              <w:rPr>
+                <w:b w:val="0"/>
+                <w:bCs w:val="0"/>
+                <w:color w:val="FFFFFF"/>
+              </w:rPr>
+              <w:t>CU03 – Gestión de usuarios</w:t>
+            </w:r>
+          </w:p>
+        </w:tc>
+      </w:tr>
+      <w:tr>
+        <w:trPr>
+          <w:cnfStyle w:val="000000100000" w:firstRow="0" w:lastRow="0" w:firstColumn="0" w:lastColumn="0" w:oddVBand="0" w:evenVBand="0" w:oddHBand="1" w:evenHBand="0" w:firstRowFirstColumn="0" w:firstRowLastColumn="0" w:lastRowFirstColumn="0" w:lastRowLastColumn="0"/>
+        </w:trPr>
+        <w:tc>
+          <w:tcPr>
+            <w:cnfStyle w:val="001000000000" w:firstRow="0" w:lastRow="0" w:firstColumn="1" w:lastColumn="0" w:oddVBand="0" w:evenVBand="0" w:oddHBand="0" w:evenHBand="0" w:firstRowFirstColumn="0" w:firstRowLastColumn="0" w:lastRowFirstColumn="0" w:lastRowLastColumn="0"/>
+            <w:tcW w:w="2000" w:type="dxa"/>
+            <w:hideMark/>
+          </w:tcPr>
+          <w:p>
+            <w:r>
+              <w:rPr>
+                <w:sz w:val="20"/>
+                <w:szCs w:val="20"/>
+              </w:rPr>
+              <w:t>Identificador</w:t>
+            </w:r>
+          </w:p>
+        </w:tc>
+        <w:tc>
+          <w:tcPr>
+            <w:tcW w:w="7200" w:type="dxa"/>
+            <w:hideMark/>
+          </w:tcPr>
+          <w:p>
+            <w:pPr>
+              <w:cnfStyle w:val="000000100000" w:firstRow="0" w:lastRow="0" w:firstColumn="0" w:lastColumn="0" w:oddVBand="0" w:evenVBand="0" w:oddHBand="1" w:evenHBand="0" w:firstRowFirstColumn="0" w:firstRowLastColumn="0" w:lastRowFirstColumn="0" w:lastRowLastColumn="0"/>
+            </w:pPr>
+            <w:r>
+              <w:rPr>
+                <w:sz w:val="20"/>
+                <w:szCs w:val="20"/>
+              </w:rPr>
+              <w:t>CU03</w:t>
+            </w:r>
+          </w:p>
+        </w:tc>
+      </w:tr>
+      <w:tr>
+        <w:tc>
+          <w:tcPr>
+            <w:cnfStyle w:val="001000000000" w:firstRow="0" w:lastRow="0" w:firstColumn="1" w:lastColumn="0" w:oddVBand="0" w:evenVBand="0" w:oddHBand="0" w:evenHBand="0" w:firstRowFirstColumn="0" w:firstRowLastColumn="0" w:lastRowFirstColumn="0" w:lastRowLastColumn="0"/>
+            <w:tcW w:w="2000" w:type="dxa"/>
+            <w:hideMark/>
+          </w:tcPr>
+          <w:p>
+            <w:r>
+              <w:rPr>
+                <w:sz w:val="20"/>
+                <w:szCs w:val="20"/>
+              </w:rPr>
+              <w:t>Nombre</w:t>
+            </w:r>
+          </w:p>
+        </w:tc>
+        <w:tc>
+          <w:tcPr>
+            <w:tcW w:w="7200" w:type="dxa"/>
+            <w:hideMark/>
+          </w:tcPr>
+          <w:p>
+            <w:pPr>
+              <w:cnfStyle w:val="000000000000" w:firstRow="0" w:lastRow="0" w:firstColumn="0" w:lastColumn="0" w:oddVBand="0" w:evenVBand="0" w:oddHBand="0" w:evenHBand="0" w:firstRowFirstColumn="0" w:firstRowLastColumn="0" w:lastRowFirstColumn="0" w:lastRowLastColumn="0"/>
+            </w:pPr>
+            <w:r>
+              <w:rPr>
+                <w:sz w:val="20"/>
+                <w:szCs w:val="20"/>
+              </w:rPr>
+              <w:t>Gestión de usuarios</w:t>
+            </w:r>
+          </w:p>
+        </w:tc>
+      </w:tr>
+      <w:tr>
+        <w:trPr>
+          <w:cnfStyle w:val="000000100000" w:firstRow="0" w:lastRow="0" w:firstColumn="0" w:lastColumn="0" w:oddVBand="0" w:evenVBand="0" w:oddHBand="1" w:evenHBand="0" w:firstRowFirstColumn="0" w:firstRowLastColumn="0" w:lastRowFirstColumn="0" w:lastRowLastColumn="0"/>
+        </w:trPr>
+        <w:tc>
+          <w:tcPr>
+            <w:cnfStyle w:val="001000000000" w:firstRow="0" w:lastRow="0" w:firstColumn="1" w:lastColumn="0" w:oddVBand="0" w:evenVBand="0" w:oddHBand="0" w:evenHBand="0" w:firstRowFirstColumn="0" w:firstRowLastColumn="0" w:lastRowFirstColumn="0" w:lastRowLastColumn="0"/>
+            <w:tcW w:w="2000" w:type="dxa"/>
+            <w:hideMark/>
+          </w:tcPr>
+          <w:p>
+            <w:r>
+              <w:rPr>
+                <w:sz w:val="20"/>
+                <w:szCs w:val="20"/>
+              </w:rPr>
+              <w:t>Actores</w:t>
+            </w:r>
+          </w:p>
+        </w:tc>
+        <w:tc>
+          <w:tcPr>
+            <w:tcW w:w="7200" w:type="dxa"/>
+            <w:hideMark/>
+          </w:tcPr>
+          <w:p>
+            <w:pPr>
+              <w:cnfStyle w:val="000000100000" w:firstRow="0" w:lastRow="0" w:firstColumn="0" w:lastColumn="0" w:oddVBand="0" w:evenVBand="0" w:oddHBand="1" w:evenHBand="0" w:firstRowFirstColumn="0" w:firstRowLastColumn="0" w:lastRowFirstColumn="0" w:lastRowLastColumn="0"/>
+            </w:pPr>
+            <w:r>
+              <w:rPr>
+                <w:sz w:val="20"/>
+                <w:szCs w:val="20"/>
+              </w:rPr>
+              <w:t>Administrador</w:t>
+            </w:r>
+          </w:p>
+        </w:tc>
+      </w:tr>
+      <w:tr>
+        <w:tc>
+          <w:tcPr>
+            <w:cnfStyle w:val="001000000000" w:firstRow="0" w:lastRow="0" w:firstColumn="1" w:lastColumn="0" w:oddVBand="0" w:evenVBand="0" w:oddHBand="0" w:evenHBand="0" w:firstRowFirstColumn="0" w:firstRowLastColumn="0" w:lastRowFirstColumn="0" w:lastRowLastColumn="0"/>
+            <w:tcW w:w="2000" w:type="dxa"/>
+            <w:hideMark/>
+          </w:tcPr>
+          <w:p>
+            <w:r>
+              <w:rPr>
+                <w:sz w:val="20"/>
+                <w:szCs w:val="20"/>
+              </w:rPr>
+              <w:t>Precondiciones</w:t>
+            </w:r>
+          </w:p>
+        </w:tc>
+        <w:tc>
+          <w:tcPr>
+            <w:tcW w:w="7200" w:type="dxa"/>
+            <w:hideMark/>
+          </w:tcPr>
+          <w:p>
+            <w:pPr>
+              <w:cnfStyle w:val="000000000000" w:firstRow="0" w:lastRow="0" w:firstColumn="0" w:lastColumn="0" w:oddVBand="0" w:evenVBand="0" w:oddHBand="0" w:evenHBand="0" w:firstRowFirstColumn="0" w:firstRowLastColumn="0" w:lastRowFirstColumn="0" w:lastRowLastColumn="0"/>
+            </w:pPr>
+            <w:r>
+              <w:rPr>
+                <w:sz w:val="20"/>
+                <w:szCs w:val="20"/>
+              </w:rPr>
+              <w:t>El usuario ha iniciado sesión con perfil Administrador.</w:t>
+            </w:r>
+          </w:p>
+        </w:tc>
+      </w:tr>
+      <w:tr>
+        <w:trPr>
+          <w:cnfStyle w:val="000000100000" w:firstRow="0" w:lastRow="0" w:firstColumn="0" w:lastColumn="0" w:oddVBand="0" w:evenVBand="0" w:oddHBand="1" w:evenHBand="0" w:firstRowFirstColumn="0" w:firstRowLastColumn="0" w:lastRowFirstColumn="0" w:lastRowLastColumn="0"/>
+        </w:trPr>
+        <w:tc>
+          <w:tcPr>
+            <w:cnfStyle w:val="001000000000" w:firstRow="0" w:lastRow="0" w:firstColumn="1" w:lastColumn="0" w:oddVBand="0" w:evenVBand="0" w:oddHBand="0" w:evenHBand="0" w:firstRowFirstColumn="0" w:firstRowLastColumn="0" w:lastRowFirstColumn="0" w:lastRowLastColumn="0"/>
+            <w:tcW w:w="2000" w:type="dxa"/>
+            <w:hideMark/>
+          </w:tcPr>
+          <w:p>
+            <w:r>
+              <w:rPr>
+                <w:sz w:val="20"/>
+                <w:szCs w:val="20"/>
+              </w:rPr>
+              <w:t>Flujo principal</w:t>
+            </w:r>
+          </w:p>
+        </w:tc>
+        <w:tc>
+          <w:tcPr>
+            <w:tcW w:w="7200" w:type="dxa"/>
+            <w:hideMark/>
+          </w:tcPr>
+          <w:p>
+            <w:pPr>
+              <w:cnfStyle w:val="000000100000" w:firstRow="0" w:lastRow="0" w:firstColumn="0" w:lastColumn="0" w:oddVBand="0" w:evenVBand="0" w:oddHBand="1" w:evenHBand="0" w:firstRowFirstColumn="0" w:firstRowLastColumn="0" w:lastRowFirstColumn="0" w:lastRowLastColumn="0"/>
+            </w:pPr>
+            <w:r>
+              <w:rPr>
+                <w:sz w:val="20"/>
+                <w:szCs w:val="20"/>
+              </w:rPr>
+              <w:t>1. El administrador accede al apartado de gestión de usuarios. 2. Puede crear un nuevo usuario seleccionando su perfil (Profesor, Estudiante, Tutor de Empresa). 3. Introduce los datos requeridos según el perfil. 4. El sistema genera una contraseña inicial automáticamente. 5. Puede modificar o eliminar usuarios existentes.</w:t>
+            </w:r>
+          </w:p>
+        </w:tc>
+      </w:tr>
+      <w:tr>
+        <w:tc>
+          <w:tcPr>
+            <w:cnfStyle w:val="001000000000" w:firstRow="0" w:lastRow="0" w:firstColumn="1" w:lastColumn="0" w:oddVBand="0" w:evenVBand="0" w:oddHBand="0" w:evenHBand="0" w:firstRowFirstColumn="0" w:firstRowLastColumn="0" w:lastRowFirstColumn="0" w:lastRowLastColumn="0"/>
+            <w:tcW w:w="2000" w:type="dxa"/>
+            <w:hideMark/>
+          </w:tcPr>
+          <w:p>
+            <w:r>
+              <w:rPr>
+                <w:sz w:val="20"/>
+                <w:szCs w:val="20"/>
+              </w:rPr>
+              <w:t>Postcondiciones</w:t>
+            </w:r>
+          </w:p>
+        </w:tc>
+        <w:tc>
+          <w:tcPr>
+            <w:tcW w:w="7200" w:type="dxa"/>
+            <w:hideMark/>
+          </w:tcPr>
+          <w:p>
+            <w:pPr>
+              <w:cnfStyle w:val="000000000000" w:firstRow="0" w:lastRow="0" w:firstColumn="0" w:lastColumn="0" w:oddVBand="0" w:evenVBand="0" w:oddHBand="0" w:evenHBand="0" w:firstRowFirstColumn="0" w:firstRowLastColumn="0" w:lastRowFirstColumn="0" w:lastRowLastColumn="0"/>
+            </w:pPr>
+            <w:r>
+              <w:rPr>
+                <w:sz w:val="20"/>
+                <w:szCs w:val="20"/>
+              </w:rPr>
+              <w:t>El usuario queda registrado en el sistema con su perfil y credenciales.</w:t>
+            </w:r>
+          </w:p>
+        </w:tc>
+      </w:tr>
+      <w:tr>
+        <w:trPr>
+          <w:cnfStyle w:val="000000100000" w:firstRow="0" w:lastRow="0" w:firstColumn="0" w:lastColumn="0" w:oddVBand="0" w:evenVBand="0" w:oddHBand="1" w:evenHBand="0" w:firstRowFirstColumn="0" w:firstRowLastColumn="0" w:lastRowFirstColumn="0" w:lastRowLastColumn="0"/>
+        </w:trPr>
+        <w:tc>
+          <w:tcPr>
+            <w:cnfStyle w:val="001000000000" w:firstRow="0" w:lastRow="0" w:firstColumn="1" w:lastColumn="0" w:oddVBand="0" w:evenVBand="0" w:oddHBand="0" w:evenHBand="0" w:firstRowFirstColumn="0" w:firstRowLastColumn="0" w:lastRowFirstColumn="0" w:lastRowLastColumn="0"/>
+            <w:tcW w:w="2000" w:type="dxa"/>
+            <w:hideMark/>
+          </w:tcPr>
+          <w:p>
+            <w:r>
+              <w:rPr>
+                <w:sz w:val="20"/>
+                <w:szCs w:val="20"/>
+              </w:rPr>
+              <w:t>Flujo alternativo</w:t>
+            </w:r>
+          </w:p>
+        </w:tc>
+        <w:tc>
+          <w:tcPr>
+            <w:tcW w:w="7200" w:type="dxa"/>
+            <w:hideMark/>
+          </w:tcPr>
+          <w:p>
+            <w:pPr>
+              <w:cnfStyle w:val="000000100000" w:firstRow="0" w:lastRow="0" w:firstColumn="0" w:lastColumn="0" w:oddVBand="0" w:evenVBand="0" w:oddHBand="1" w:evenHBand="0" w:firstRowFirstColumn="0" w:firstRowLastColumn="0" w:lastRowFirstColumn="0" w:lastRowLastColumn="0"/>
+            </w:pPr>
+            <w:r>
+              <w:rPr>
+                <w:sz w:val="20"/>
+                <w:szCs w:val="20"/>
+              </w:rPr>
+              <w:t>3a. Si algún campo obligatorio está vacío o con formato incorrecto, el sistema lo indica visualmente.</w:t>
+            </w:r>
+          </w:p>
+        </w:tc>
+      </w:tr>
+    </w:tbl>
+    <w:p>
+      <w:pPr>
         <w:rPr>
-          <w:b/>
-          <w:bCs/>
+          <w:rFonts w:ascii="Arial" w:hAnsi="Arial" w:cs="Arial"/>
         </w:rPr>
-        <w:lastRenderedPageBreak/>
-        <w:t>CU3</w:t>
-      </w:r>
-      <w:r>
-        <w:t xml:space="preserve">. Documentación: </w:t>
-      </w:r>
-      <w:r>
-        <w:t xml:space="preserve">todos los perfiles de usuario </w:t>
-      </w:r>
-      <w:r>
-        <w:t xml:space="preserve">generarán documentación de forma automática (como convenios). Además, el sistema permitirá a todos los usuarios, según sus permisos, la carga, almacenamiento y descarga de documentos específicos (justificantes de asistencia para Estudiantes, evaluaciones para Profesores y Tutores de Empresa). </w:t>
-      </w:r>
-    </w:p>
-    <w:p>
-      <w:pPr>
-        <w:pStyle w:val="Prrafodelista"/>
-        <w:numPr>
-          <w:ilvl w:val="0"/>
-          <w:numId w:val="6"/>
-        </w:numPr>
-      </w:pPr>
-      <w:r>
+      </w:pPr>
+    </w:p>
+    <w:tbl>
+      <w:tblPr>
+        <w:tblStyle w:val="Tablaconcuadrcula4-nfasis1"/>
+        <w:tblW w:w="9200" w:type="dxa"/>
+        <w:tblLook w:val="04A0" w:firstRow="1" w:lastRow="0" w:firstColumn="1" w:lastColumn="0" w:noHBand="0" w:noVBand="1"/>
+      </w:tblPr>
+      <w:tblGrid>
+        <w:gridCol w:w="2000"/>
+        <w:gridCol w:w="7200"/>
+      </w:tblGrid>
+      <w:tr>
+        <w:trPr>
+          <w:cnfStyle w:val="100000000000" w:firstRow="1" w:lastRow="0" w:firstColumn="0" w:lastColumn="0" w:oddVBand="0" w:evenVBand="0" w:oddHBand="0" w:evenHBand="0" w:firstRowFirstColumn="0" w:firstRowLastColumn="0" w:lastRowFirstColumn="0" w:lastRowLastColumn="0"/>
+        </w:trPr>
+        <w:tc>
+          <w:tcPr>
+            <w:cnfStyle w:val="001000000000" w:firstRow="0" w:lastRow="0" w:firstColumn="1" w:lastColumn="0" w:oddVBand="0" w:evenVBand="0" w:oddHBand="0" w:evenHBand="0" w:firstRowFirstColumn="0" w:firstRowLastColumn="0" w:lastRowFirstColumn="0" w:lastRowLastColumn="0"/>
+            <w:tcW w:w="9200" w:type="dxa"/>
+            <w:gridSpan w:val="2"/>
+            <w:hideMark/>
+          </w:tcPr>
+          <w:p>
+            <w:r>
+              <w:rPr>
+                <w:b w:val="0"/>
+                <w:bCs w:val="0"/>
+                <w:color w:val="FFFFFF"/>
+              </w:rPr>
+              <w:t>CU04 – Gestión de FCT</w:t>
+            </w:r>
+          </w:p>
+        </w:tc>
+      </w:tr>
+      <w:tr>
+        <w:trPr>
+          <w:cnfStyle w:val="000000100000" w:firstRow="0" w:lastRow="0" w:firstColumn="0" w:lastColumn="0" w:oddVBand="0" w:evenVBand="0" w:oddHBand="1" w:evenHBand="0" w:firstRowFirstColumn="0" w:firstRowLastColumn="0" w:lastRowFirstColumn="0" w:lastRowLastColumn="0"/>
+        </w:trPr>
+        <w:tc>
+          <w:tcPr>
+            <w:cnfStyle w:val="001000000000" w:firstRow="0" w:lastRow="0" w:firstColumn="1" w:lastColumn="0" w:oddVBand="0" w:evenVBand="0" w:oddHBand="0" w:evenHBand="0" w:firstRowFirstColumn="0" w:firstRowLastColumn="0" w:lastRowFirstColumn="0" w:lastRowLastColumn="0"/>
+            <w:tcW w:w="2000" w:type="dxa"/>
+            <w:hideMark/>
+          </w:tcPr>
+          <w:p>
+            <w:r>
+              <w:rPr>
+                <w:sz w:val="20"/>
+                <w:szCs w:val="20"/>
+              </w:rPr>
+              <w:t>Identificador</w:t>
+            </w:r>
+          </w:p>
+        </w:tc>
+        <w:tc>
+          <w:tcPr>
+            <w:tcW w:w="7200" w:type="dxa"/>
+            <w:hideMark/>
+          </w:tcPr>
+          <w:p>
+            <w:pPr>
+              <w:cnfStyle w:val="000000100000" w:firstRow="0" w:lastRow="0" w:firstColumn="0" w:lastColumn="0" w:oddVBand="0" w:evenVBand="0" w:oddHBand="1" w:evenHBand="0" w:firstRowFirstColumn="0" w:firstRowLastColumn="0" w:lastRowFirstColumn="0" w:lastRowLastColumn="0"/>
+            </w:pPr>
+            <w:r>
+              <w:rPr>
+                <w:sz w:val="20"/>
+                <w:szCs w:val="20"/>
+              </w:rPr>
+              <w:t>CU04</w:t>
+            </w:r>
+          </w:p>
+        </w:tc>
+      </w:tr>
+      <w:tr>
+        <w:tc>
+          <w:tcPr>
+            <w:cnfStyle w:val="001000000000" w:firstRow="0" w:lastRow="0" w:firstColumn="1" w:lastColumn="0" w:oddVBand="0" w:evenVBand="0" w:oddHBand="0" w:evenHBand="0" w:firstRowFirstColumn="0" w:firstRowLastColumn="0" w:lastRowFirstColumn="0" w:lastRowLastColumn="0"/>
+            <w:tcW w:w="2000" w:type="dxa"/>
+            <w:hideMark/>
+          </w:tcPr>
+          <w:p>
+            <w:r>
+              <w:rPr>
+                <w:sz w:val="20"/>
+                <w:szCs w:val="20"/>
+              </w:rPr>
+              <w:t>Nombre</w:t>
+            </w:r>
+          </w:p>
+        </w:tc>
+        <w:tc>
+          <w:tcPr>
+            <w:tcW w:w="7200" w:type="dxa"/>
+            <w:hideMark/>
+          </w:tcPr>
+          <w:p>
+            <w:pPr>
+              <w:cnfStyle w:val="000000000000" w:firstRow="0" w:lastRow="0" w:firstColumn="0" w:lastColumn="0" w:oddVBand="0" w:evenVBand="0" w:oddHBand="0" w:evenHBand="0" w:firstRowFirstColumn="0" w:firstRowLastColumn="0" w:lastRowFirstColumn="0" w:lastRowLastColumn="0"/>
+            </w:pPr>
+            <w:r>
+              <w:rPr>
+                <w:sz w:val="20"/>
+                <w:szCs w:val="20"/>
+              </w:rPr>
+              <w:t>Gestión de FCT</w:t>
+            </w:r>
+          </w:p>
+        </w:tc>
+      </w:tr>
+      <w:tr>
+        <w:trPr>
+          <w:cnfStyle w:val="000000100000" w:firstRow="0" w:lastRow="0" w:firstColumn="0" w:lastColumn="0" w:oddVBand="0" w:evenVBand="0" w:oddHBand="1" w:evenHBand="0" w:firstRowFirstColumn="0" w:firstRowLastColumn="0" w:lastRowFirstColumn="0" w:lastRowLastColumn="0"/>
+        </w:trPr>
+        <w:tc>
+          <w:tcPr>
+            <w:cnfStyle w:val="001000000000" w:firstRow="0" w:lastRow="0" w:firstColumn="1" w:lastColumn="0" w:oddVBand="0" w:evenVBand="0" w:oddHBand="0" w:evenHBand="0" w:firstRowFirstColumn="0" w:firstRowLastColumn="0" w:lastRowFirstColumn="0" w:lastRowLastColumn="0"/>
+            <w:tcW w:w="2000" w:type="dxa"/>
+            <w:hideMark/>
+          </w:tcPr>
+          <w:p>
+            <w:r>
+              <w:rPr>
+                <w:sz w:val="20"/>
+                <w:szCs w:val="20"/>
+              </w:rPr>
+              <w:t>Actores</w:t>
+            </w:r>
+          </w:p>
+        </w:tc>
+        <w:tc>
+          <w:tcPr>
+            <w:tcW w:w="7200" w:type="dxa"/>
+            <w:hideMark/>
+          </w:tcPr>
+          <w:p>
+            <w:pPr>
+              <w:cnfStyle w:val="000000100000" w:firstRow="0" w:lastRow="0" w:firstColumn="0" w:lastColumn="0" w:oddVBand="0" w:evenVBand="0" w:oddHBand="1" w:evenHBand="0" w:firstRowFirstColumn="0" w:firstRowLastColumn="0" w:lastRowFirstColumn="0" w:lastRowLastColumn="0"/>
+            </w:pPr>
+            <w:r>
+              <w:rPr>
+                <w:sz w:val="20"/>
+                <w:szCs w:val="20"/>
+              </w:rPr>
+              <w:t>Profesor (Coordinador)</w:t>
+            </w:r>
+          </w:p>
+        </w:tc>
+      </w:tr>
+      <w:tr>
+        <w:tc>
+          <w:tcPr>
+            <w:cnfStyle w:val="001000000000" w:firstRow="0" w:lastRow="0" w:firstColumn="1" w:lastColumn="0" w:oddVBand="0" w:evenVBand="0" w:oddHBand="0" w:evenHBand="0" w:firstRowFirstColumn="0" w:firstRowLastColumn="0" w:lastRowFirstColumn="0" w:lastRowLastColumn="0"/>
+            <w:tcW w:w="2000" w:type="dxa"/>
+            <w:hideMark/>
+          </w:tcPr>
+          <w:p>
+            <w:r>
+              <w:rPr>
+                <w:sz w:val="20"/>
+                <w:szCs w:val="20"/>
+              </w:rPr>
+              <w:t>Precondiciones</w:t>
+            </w:r>
+          </w:p>
+        </w:tc>
+        <w:tc>
+          <w:tcPr>
+            <w:tcW w:w="7200" w:type="dxa"/>
+            <w:hideMark/>
+          </w:tcPr>
+          <w:p>
+            <w:pPr>
+              <w:cnfStyle w:val="000000000000" w:firstRow="0" w:lastRow="0" w:firstColumn="0" w:lastColumn="0" w:oddVBand="0" w:evenVBand="0" w:oddHBand="0" w:evenHBand="0" w:firstRowFirstColumn="0" w:firstRowLastColumn="0" w:lastRowFirstColumn="0" w:lastRowLastColumn="0"/>
+            </w:pPr>
+            <w:r>
+              <w:rPr>
+                <w:sz w:val="20"/>
+                <w:szCs w:val="20"/>
+              </w:rPr>
+              <w:t>El usuario ha iniciado sesión con perfil Profesor. Existen empresas y estudiantes registrados.</w:t>
+            </w:r>
+          </w:p>
+        </w:tc>
+      </w:tr>
+      <w:tr>
+        <w:trPr>
+          <w:cnfStyle w:val="000000100000" w:firstRow="0" w:lastRow="0" w:firstColumn="0" w:lastColumn="0" w:oddVBand="0" w:evenVBand="0" w:oddHBand="1" w:evenHBand="0" w:firstRowFirstColumn="0" w:firstRowLastColumn="0" w:lastRowFirstColumn="0" w:lastRowLastColumn="0"/>
+        </w:trPr>
+        <w:tc>
+          <w:tcPr>
+            <w:cnfStyle w:val="001000000000" w:firstRow="0" w:lastRow="0" w:firstColumn="1" w:lastColumn="0" w:oddVBand="0" w:evenVBand="0" w:oddHBand="0" w:evenHBand="0" w:firstRowFirstColumn="0" w:firstRowLastColumn="0" w:lastRowFirstColumn="0" w:lastRowLastColumn="0"/>
+            <w:tcW w:w="2000" w:type="dxa"/>
+            <w:hideMark/>
+          </w:tcPr>
+          <w:p>
+            <w:r>
+              <w:rPr>
+                <w:sz w:val="20"/>
+                <w:szCs w:val="20"/>
+              </w:rPr>
+              <w:t>Flujo principal</w:t>
+            </w:r>
+          </w:p>
+        </w:tc>
+        <w:tc>
+          <w:tcPr>
+            <w:tcW w:w="7200" w:type="dxa"/>
+            <w:hideMark/>
+          </w:tcPr>
+          <w:p>
+            <w:pPr>
+              <w:cnfStyle w:val="000000100000" w:firstRow="0" w:lastRow="0" w:firstColumn="0" w:lastColumn="0" w:oddVBand="0" w:evenVBand="0" w:oddHBand="1" w:evenHBand="0" w:firstRowFirstColumn="0" w:firstRowLastColumn="0" w:lastRowFirstColumn="0" w:lastRowLastColumn="0"/>
+            </w:pPr>
+            <w:r>
+              <w:rPr>
+                <w:sz w:val="20"/>
+                <w:szCs w:val="20"/>
+              </w:rPr>
+              <w:t>1. El profesor accede al apartado de gestión de FCTs. 2. Selecciona un estudiante y una empresa. 3. Asigna el periodo (ordinario/extraordinario, 1º/2º curso) y las fechas. 4. Indica los resultados de aprendizaje de cada módulo que se trabajarán en la FCT. 5. Guarda la FCT.</w:t>
+            </w:r>
+          </w:p>
+        </w:tc>
+      </w:tr>
+      <w:tr>
+        <w:tc>
+          <w:tcPr>
+            <w:cnfStyle w:val="001000000000" w:firstRow="0" w:lastRow="0" w:firstColumn="1" w:lastColumn="0" w:oddVBand="0" w:evenVBand="0" w:oddHBand="0" w:evenHBand="0" w:firstRowFirstColumn="0" w:firstRowLastColumn="0" w:lastRowFirstColumn="0" w:lastRowLastColumn="0"/>
+            <w:tcW w:w="2000" w:type="dxa"/>
+            <w:hideMark/>
+          </w:tcPr>
+          <w:p>
+            <w:r>
+              <w:rPr>
+                <w:sz w:val="20"/>
+                <w:szCs w:val="20"/>
+              </w:rPr>
+              <w:t>Postcondiciones</w:t>
+            </w:r>
+          </w:p>
+        </w:tc>
+        <w:tc>
+          <w:tcPr>
+            <w:tcW w:w="7200" w:type="dxa"/>
+            <w:hideMark/>
+          </w:tcPr>
+          <w:p>
+            <w:pPr>
+              <w:cnfStyle w:val="000000000000" w:firstRow="0" w:lastRow="0" w:firstColumn="0" w:lastColumn="0" w:oddVBand="0" w:evenVBand="0" w:oddHBand="0" w:evenHBand="0" w:firstRowFirstColumn="0" w:firstRowLastColumn="0" w:lastRowFirstColumn="0" w:lastRowLastColumn="0"/>
+            </w:pPr>
+            <w:r>
+              <w:rPr>
+                <w:sz w:val="20"/>
+                <w:szCs w:val="20"/>
+              </w:rPr>
+              <w:t>La FCT queda registrada y asociada al estudiante, empresa y tutor de empresa.</w:t>
+            </w:r>
+          </w:p>
+        </w:tc>
+      </w:tr>
+      <w:tr>
+        <w:trPr>
+          <w:cnfStyle w:val="000000100000" w:firstRow="0" w:lastRow="0" w:firstColumn="0" w:lastColumn="0" w:oddVBand="0" w:evenVBand="0" w:oddHBand="1" w:evenHBand="0" w:firstRowFirstColumn="0" w:firstRowLastColumn="0" w:lastRowFirstColumn="0" w:lastRowLastColumn="0"/>
+        </w:trPr>
+        <w:tc>
+          <w:tcPr>
+            <w:cnfStyle w:val="001000000000" w:firstRow="0" w:lastRow="0" w:firstColumn="1" w:lastColumn="0" w:oddVBand="0" w:evenVBand="0" w:oddHBand="0" w:evenHBand="0" w:firstRowFirstColumn="0" w:firstRowLastColumn="0" w:lastRowFirstColumn="0" w:lastRowLastColumn="0"/>
+            <w:tcW w:w="2000" w:type="dxa"/>
+            <w:hideMark/>
+          </w:tcPr>
+          <w:p>
+            <w:r>
+              <w:rPr>
+                <w:sz w:val="20"/>
+                <w:szCs w:val="20"/>
+              </w:rPr>
+              <w:t>Flujo alternativo</w:t>
+            </w:r>
+          </w:p>
+        </w:tc>
+        <w:tc>
+          <w:tcPr>
+            <w:tcW w:w="7200" w:type="dxa"/>
+            <w:hideMark/>
+          </w:tcPr>
+          <w:p>
+            <w:pPr>
+              <w:cnfStyle w:val="000000100000" w:firstRow="0" w:lastRow="0" w:firstColumn="0" w:lastColumn="0" w:oddVBand="0" w:evenVBand="0" w:oddHBand="1" w:evenHBand="0" w:firstRowFirstColumn="0" w:firstRowLastColumn="0" w:lastRowFirstColumn="0" w:lastRowLastColumn="0"/>
+            </w:pPr>
+            <w:r>
+              <w:rPr>
+                <w:sz w:val="20"/>
+                <w:szCs w:val="20"/>
+              </w:rPr>
+              <w:t>2a. Si no hay empresas registradas, el sistema informa al usuario.</w:t>
+            </w:r>
+          </w:p>
+        </w:tc>
+      </w:tr>
+    </w:tbl>
+    <w:p>
+      <w:pPr>
         <w:rPr>
-          <w:b/>
-          <w:bCs/>
+          <w:rFonts w:ascii="Arial" w:hAnsi="Arial" w:cs="Arial"/>
         </w:rPr>
-        <w:t>CU4</w:t>
-      </w:r>
-      <w:r>
-        <w:t xml:space="preserve">. </w:t>
-      </w:r>
-      <w:r>
-        <w:t>Autenticación</w:t>
-      </w:r>
-      <w:r>
-        <w:t xml:space="preserve">: </w:t>
-      </w:r>
-      <w:r>
-        <w:t xml:space="preserve">todos los usuarios deberán verificar </w:t>
-      </w:r>
-      <w:r>
-        <w:t>sus credenciales para obtener acceso al programa bajo el perfil que corresponda.</w:t>
-      </w:r>
-    </w:p>
-    <w:p>
-      <w:pPr>
-        <w:pStyle w:val="Prrafodelista"/>
-        <w:numPr>
-          <w:ilvl w:val="0"/>
-          <w:numId w:val="6"/>
-        </w:numPr>
-      </w:pPr>
-      <w:r>
+      </w:pPr>
+    </w:p>
+    <w:tbl>
+      <w:tblPr>
+        <w:tblStyle w:val="Tablaconcuadrcula4-nfasis1"/>
+        <w:tblW w:w="9200" w:type="dxa"/>
+        <w:tblLook w:val="04A0" w:firstRow="1" w:lastRow="0" w:firstColumn="1" w:lastColumn="0" w:noHBand="0" w:noVBand="1"/>
+      </w:tblPr>
+      <w:tblGrid>
+        <w:gridCol w:w="2000"/>
+        <w:gridCol w:w="7200"/>
+      </w:tblGrid>
+      <w:tr>
+        <w:trPr>
+          <w:cnfStyle w:val="100000000000" w:firstRow="1" w:lastRow="0" w:firstColumn="0" w:lastColumn="0" w:oddVBand="0" w:evenVBand="0" w:oddHBand="0" w:evenHBand="0" w:firstRowFirstColumn="0" w:firstRowLastColumn="0" w:lastRowFirstColumn="0" w:lastRowLastColumn="0"/>
+        </w:trPr>
+        <w:tc>
+          <w:tcPr>
+            <w:cnfStyle w:val="001000000000" w:firstRow="0" w:lastRow="0" w:firstColumn="1" w:lastColumn="0" w:oddVBand="0" w:evenVBand="0" w:oddHBand="0" w:evenHBand="0" w:firstRowFirstColumn="0" w:firstRowLastColumn="0" w:lastRowFirstColumn="0" w:lastRowLastColumn="0"/>
+            <w:tcW w:w="9200" w:type="dxa"/>
+            <w:gridSpan w:val="2"/>
+            <w:hideMark/>
+          </w:tcPr>
+          <w:p>
+            <w:r>
+              <w:rPr>
+                <w:b w:val="0"/>
+                <w:bCs w:val="0"/>
+                <w:color w:val="FFFFFF"/>
+              </w:rPr>
+              <w:t>CU05 – Consultar datos propios</w:t>
+            </w:r>
+          </w:p>
+        </w:tc>
+      </w:tr>
+      <w:tr>
+        <w:trPr>
+          <w:cnfStyle w:val="000000100000" w:firstRow="0" w:lastRow="0" w:firstColumn="0" w:lastColumn="0" w:oddVBand="0" w:evenVBand="0" w:oddHBand="1" w:evenHBand="0" w:firstRowFirstColumn="0" w:firstRowLastColumn="0" w:lastRowFirstColumn="0" w:lastRowLastColumn="0"/>
+        </w:trPr>
+        <w:tc>
+          <w:tcPr>
+            <w:cnfStyle w:val="001000000000" w:firstRow="0" w:lastRow="0" w:firstColumn="1" w:lastColumn="0" w:oddVBand="0" w:evenVBand="0" w:oddHBand="0" w:evenHBand="0" w:firstRowFirstColumn="0" w:firstRowLastColumn="0" w:lastRowFirstColumn="0" w:lastRowLastColumn="0"/>
+            <w:tcW w:w="2000" w:type="dxa"/>
+            <w:hideMark/>
+          </w:tcPr>
+          <w:p>
+            <w:r>
+              <w:rPr>
+                <w:sz w:val="20"/>
+                <w:szCs w:val="20"/>
+              </w:rPr>
+              <w:t>Identificador</w:t>
+            </w:r>
+          </w:p>
+        </w:tc>
+        <w:tc>
+          <w:tcPr>
+            <w:tcW w:w="7200" w:type="dxa"/>
+            <w:hideMark/>
+          </w:tcPr>
+          <w:p>
+            <w:pPr>
+              <w:cnfStyle w:val="000000100000" w:firstRow="0" w:lastRow="0" w:firstColumn="0" w:lastColumn="0" w:oddVBand="0" w:evenVBand="0" w:oddHBand="1" w:evenHBand="0" w:firstRowFirstColumn="0" w:firstRowLastColumn="0" w:lastRowFirstColumn="0" w:lastRowLastColumn="0"/>
+            </w:pPr>
+            <w:r>
+              <w:rPr>
+                <w:sz w:val="20"/>
+                <w:szCs w:val="20"/>
+              </w:rPr>
+              <w:t>CU05</w:t>
+            </w:r>
+          </w:p>
+        </w:tc>
+      </w:tr>
+      <w:tr>
+        <w:tc>
+          <w:tcPr>
+            <w:cnfStyle w:val="001000000000" w:firstRow="0" w:lastRow="0" w:firstColumn="1" w:lastColumn="0" w:oddVBand="0" w:evenVBand="0" w:oddHBand="0" w:evenHBand="0" w:firstRowFirstColumn="0" w:firstRowLastColumn="0" w:lastRowFirstColumn="0" w:lastRowLastColumn="0"/>
+            <w:tcW w:w="2000" w:type="dxa"/>
+            <w:hideMark/>
+          </w:tcPr>
+          <w:p>
+            <w:r>
+              <w:rPr>
+                <w:sz w:val="20"/>
+                <w:szCs w:val="20"/>
+              </w:rPr>
+              <w:t>Nombre</w:t>
+            </w:r>
+          </w:p>
+        </w:tc>
+        <w:tc>
+          <w:tcPr>
+            <w:tcW w:w="7200" w:type="dxa"/>
+            <w:hideMark/>
+          </w:tcPr>
+          <w:p>
+            <w:pPr>
+              <w:cnfStyle w:val="000000000000" w:firstRow="0" w:lastRow="0" w:firstColumn="0" w:lastColumn="0" w:oddVBand="0" w:evenVBand="0" w:oddHBand="0" w:evenHBand="0" w:firstRowFirstColumn="0" w:firstRowLastColumn="0" w:lastRowFirstColumn="0" w:lastRowLastColumn="0"/>
+            </w:pPr>
+            <w:r>
+              <w:rPr>
+                <w:sz w:val="20"/>
+                <w:szCs w:val="20"/>
+              </w:rPr>
+              <w:t>Consultar datos propios</w:t>
+            </w:r>
+          </w:p>
+        </w:tc>
+      </w:tr>
+      <w:tr>
+        <w:trPr>
+          <w:cnfStyle w:val="000000100000" w:firstRow="0" w:lastRow="0" w:firstColumn="0" w:lastColumn="0" w:oddVBand="0" w:evenVBand="0" w:oddHBand="1" w:evenHBand="0" w:firstRowFirstColumn="0" w:firstRowLastColumn="0" w:lastRowFirstColumn="0" w:lastRowLastColumn="0"/>
+        </w:trPr>
+        <w:tc>
+          <w:tcPr>
+            <w:cnfStyle w:val="001000000000" w:firstRow="0" w:lastRow="0" w:firstColumn="1" w:lastColumn="0" w:oddVBand="0" w:evenVBand="0" w:oddHBand="0" w:evenHBand="0" w:firstRowFirstColumn="0" w:firstRowLastColumn="0" w:lastRowFirstColumn="0" w:lastRowLastColumn="0"/>
+            <w:tcW w:w="2000" w:type="dxa"/>
+            <w:hideMark/>
+          </w:tcPr>
+          <w:p>
+            <w:r>
+              <w:rPr>
+                <w:sz w:val="20"/>
+                <w:szCs w:val="20"/>
+              </w:rPr>
+              <w:t>Actores</w:t>
+            </w:r>
+          </w:p>
+        </w:tc>
+        <w:tc>
+          <w:tcPr>
+            <w:tcW w:w="7200" w:type="dxa"/>
+            <w:hideMark/>
+          </w:tcPr>
+          <w:p>
+            <w:pPr>
+              <w:cnfStyle w:val="000000100000" w:firstRow="0" w:lastRow="0" w:firstColumn="0" w:lastColumn="0" w:oddVBand="0" w:evenVBand="0" w:oddHBand="1" w:evenHBand="0" w:firstRowFirstColumn="0" w:firstRowLastColumn="0" w:lastRowFirstColumn="0" w:lastRowLastColumn="0"/>
+            </w:pPr>
+            <w:r>
+              <w:rPr>
+                <w:sz w:val="20"/>
+                <w:szCs w:val="20"/>
+              </w:rPr>
+              <w:t>Estudiante</w:t>
+            </w:r>
+          </w:p>
+        </w:tc>
+      </w:tr>
+      <w:tr>
+        <w:tc>
+          <w:tcPr>
+            <w:cnfStyle w:val="001000000000" w:firstRow="0" w:lastRow="0" w:firstColumn="1" w:lastColumn="0" w:oddVBand="0" w:evenVBand="0" w:oddHBand="0" w:evenHBand="0" w:firstRowFirstColumn="0" w:firstRowLastColumn="0" w:lastRowFirstColumn="0" w:lastRowLastColumn="0"/>
+            <w:tcW w:w="2000" w:type="dxa"/>
+            <w:hideMark/>
+          </w:tcPr>
+          <w:p>
+            <w:r>
+              <w:rPr>
+                <w:sz w:val="20"/>
+                <w:szCs w:val="20"/>
+              </w:rPr>
+              <w:t>Precondiciones</w:t>
+            </w:r>
+          </w:p>
+        </w:tc>
+        <w:tc>
+          <w:tcPr>
+            <w:tcW w:w="7200" w:type="dxa"/>
+            <w:hideMark/>
+          </w:tcPr>
+          <w:p>
+            <w:pPr>
+              <w:cnfStyle w:val="000000000000" w:firstRow="0" w:lastRow="0" w:firstColumn="0" w:lastColumn="0" w:oddVBand="0" w:evenVBand="0" w:oddHBand="0" w:evenHBand="0" w:firstRowFirstColumn="0" w:firstRowLastColumn="0" w:lastRowFirstColumn="0" w:lastRowLastColumn="0"/>
+            </w:pPr>
+            <w:r>
+              <w:rPr>
+                <w:sz w:val="20"/>
+                <w:szCs w:val="20"/>
+              </w:rPr>
+              <w:t>El estudiante ha iniciado sesión. Tiene una FCT asignada.</w:t>
+            </w:r>
+          </w:p>
+        </w:tc>
+      </w:tr>
+      <w:tr>
+        <w:trPr>
+          <w:cnfStyle w:val="000000100000" w:firstRow="0" w:lastRow="0" w:firstColumn="0" w:lastColumn="0" w:oddVBand="0" w:evenVBand="0" w:oddHBand="1" w:evenHBand="0" w:firstRowFirstColumn="0" w:firstRowLastColumn="0" w:lastRowFirstColumn="0" w:lastRowLastColumn="0"/>
+        </w:trPr>
+        <w:tc>
+          <w:tcPr>
+            <w:cnfStyle w:val="001000000000" w:firstRow="0" w:lastRow="0" w:firstColumn="1" w:lastColumn="0" w:oddVBand="0" w:evenVBand="0" w:oddHBand="0" w:evenHBand="0" w:firstRowFirstColumn="0" w:firstRowLastColumn="0" w:lastRowFirstColumn="0" w:lastRowLastColumn="0"/>
+            <w:tcW w:w="2000" w:type="dxa"/>
+            <w:hideMark/>
+          </w:tcPr>
+          <w:p>
+            <w:r>
+              <w:rPr>
+                <w:sz w:val="20"/>
+                <w:szCs w:val="20"/>
+              </w:rPr>
+              <w:lastRenderedPageBreak/>
+              <w:t>Flujo principal</w:t>
+            </w:r>
+          </w:p>
+        </w:tc>
+        <w:tc>
+          <w:tcPr>
+            <w:tcW w:w="7200" w:type="dxa"/>
+            <w:hideMark/>
+          </w:tcPr>
+          <w:p>
+            <w:pPr>
+              <w:cnfStyle w:val="000000100000" w:firstRow="0" w:lastRow="0" w:firstColumn="0" w:lastColumn="0" w:oddVBand="0" w:evenVBand="0" w:oddHBand="1" w:evenHBand="0" w:firstRowFirstColumn="0" w:firstRowLastColumn="0" w:lastRowFirstColumn="0" w:lastRowLastColumn="0"/>
+            </w:pPr>
+            <w:r>
+              <w:rPr>
+                <w:sz w:val="20"/>
+                <w:szCs w:val="20"/>
+              </w:rPr>
+              <w:t>1. El estudiante accede a su pantalla principal. 2. Puede consultar los datos de su FCT: empresa, tutor, fechas y periodo. 3. Puede consultar sus faltas de asistencia registradas. 4. Puede consultar sus datos personales.</w:t>
+            </w:r>
+          </w:p>
+        </w:tc>
+      </w:tr>
+      <w:tr>
+        <w:tc>
+          <w:tcPr>
+            <w:cnfStyle w:val="001000000000" w:firstRow="0" w:lastRow="0" w:firstColumn="1" w:lastColumn="0" w:oddVBand="0" w:evenVBand="0" w:oddHBand="0" w:evenHBand="0" w:firstRowFirstColumn="0" w:firstRowLastColumn="0" w:lastRowFirstColumn="0" w:lastRowLastColumn="0"/>
+            <w:tcW w:w="2000" w:type="dxa"/>
+            <w:hideMark/>
+          </w:tcPr>
+          <w:p>
+            <w:r>
+              <w:rPr>
+                <w:sz w:val="20"/>
+                <w:szCs w:val="20"/>
+              </w:rPr>
+              <w:t>Postcondiciones</w:t>
+            </w:r>
+          </w:p>
+        </w:tc>
+        <w:tc>
+          <w:tcPr>
+            <w:tcW w:w="7200" w:type="dxa"/>
+            <w:hideMark/>
+          </w:tcPr>
+          <w:p>
+            <w:pPr>
+              <w:cnfStyle w:val="000000000000" w:firstRow="0" w:lastRow="0" w:firstColumn="0" w:lastColumn="0" w:oddVBand="0" w:evenVBand="0" w:oddHBand="0" w:evenHBand="0" w:firstRowFirstColumn="0" w:firstRowLastColumn="0" w:lastRowFirstColumn="0" w:lastRowLastColumn="0"/>
+            </w:pPr>
+            <w:r>
+              <w:rPr>
+                <w:sz w:val="20"/>
+                <w:szCs w:val="20"/>
+              </w:rPr>
+              <w:t>El estudiante visualiza su información actualizada.</w:t>
+            </w:r>
+          </w:p>
+        </w:tc>
+      </w:tr>
+      <w:tr>
+        <w:trPr>
+          <w:cnfStyle w:val="000000100000" w:firstRow="0" w:lastRow="0" w:firstColumn="0" w:lastColumn="0" w:oddVBand="0" w:evenVBand="0" w:oddHBand="1" w:evenHBand="0" w:firstRowFirstColumn="0" w:firstRowLastColumn="0" w:lastRowFirstColumn="0" w:lastRowLastColumn="0"/>
+        </w:trPr>
+        <w:tc>
+          <w:tcPr>
+            <w:cnfStyle w:val="001000000000" w:firstRow="0" w:lastRow="0" w:firstColumn="1" w:lastColumn="0" w:oddVBand="0" w:evenVBand="0" w:oddHBand="0" w:evenHBand="0" w:firstRowFirstColumn="0" w:firstRowLastColumn="0" w:lastRowFirstColumn="0" w:lastRowLastColumn="0"/>
+            <w:tcW w:w="2000" w:type="dxa"/>
+            <w:hideMark/>
+          </w:tcPr>
+          <w:p>
+            <w:r>
+              <w:rPr>
+                <w:sz w:val="20"/>
+                <w:szCs w:val="20"/>
+              </w:rPr>
+              <w:t>Flujo alternativo</w:t>
+            </w:r>
+          </w:p>
+        </w:tc>
+        <w:tc>
+          <w:tcPr>
+            <w:tcW w:w="7200" w:type="dxa"/>
+            <w:hideMark/>
+          </w:tcPr>
+          <w:p>
+            <w:pPr>
+              <w:cnfStyle w:val="000000100000" w:firstRow="0" w:lastRow="0" w:firstColumn="0" w:lastColumn="0" w:oddVBand="0" w:evenVBand="0" w:oddHBand="1" w:evenHBand="0" w:firstRowFirstColumn="0" w:firstRowLastColumn="0" w:lastRowFirstColumn="0" w:lastRowLastColumn="0"/>
+            </w:pPr>
+            <w:r>
+              <w:rPr>
+                <w:sz w:val="20"/>
+                <w:szCs w:val="20"/>
+              </w:rPr>
+              <w:t>2a. Si no tiene FCT asignada, el sistema le informa de que aún no tiene ninguna asignación.</w:t>
+            </w:r>
+          </w:p>
+        </w:tc>
+      </w:tr>
+    </w:tbl>
+    <w:p>
+      <w:pPr>
         <w:rPr>
-          <w:b/>
-          <w:bCs/>
+          <w:rFonts w:ascii="Arial" w:hAnsi="Arial" w:cs="Arial"/>
         </w:rPr>
-        <w:t>CU5</w:t>
-      </w:r>
-      <w:r>
-        <w:t>.</w:t>
-      </w:r>
-      <w:r>
-        <w:t xml:space="preserve"> Consultar </w:t>
-      </w:r>
-      <w:r>
-        <w:t>datos</w:t>
-      </w:r>
-      <w:r>
-        <w:t xml:space="preserve">: los estudiantes pueden </w:t>
-      </w:r>
-      <w:r>
-        <w:t>consultar</w:t>
-      </w:r>
-      <w:r>
-        <w:t xml:space="preserve"> una vista detallada de su asignación de FCT, </w:t>
-      </w:r>
-      <w:r>
-        <w:t>sus datos personales, y sus faltas de asistencia</w:t>
-      </w:r>
-      <w:r>
-        <w:t>.</w:t>
-      </w:r>
-    </w:p>
-    <w:p>
-      <w:pPr>
-        <w:pStyle w:val="Prrafodelista"/>
-        <w:numPr>
-          <w:ilvl w:val="0"/>
-          <w:numId w:val="6"/>
-        </w:numPr>
-      </w:pPr>
-      <w:r>
+      </w:pPr>
+    </w:p>
+    <w:tbl>
+      <w:tblPr>
+        <w:tblStyle w:val="Tablaconcuadrcula4-nfasis1"/>
+        <w:tblW w:w="9200" w:type="dxa"/>
+        <w:tblLook w:val="04A0" w:firstRow="1" w:lastRow="0" w:firstColumn="1" w:lastColumn="0" w:noHBand="0" w:noVBand="1"/>
+      </w:tblPr>
+      <w:tblGrid>
+        <w:gridCol w:w="2000"/>
+        <w:gridCol w:w="7200"/>
+      </w:tblGrid>
+      <w:tr>
+        <w:trPr>
+          <w:cnfStyle w:val="100000000000" w:firstRow="1" w:lastRow="0" w:firstColumn="0" w:lastColumn="0" w:oddVBand="0" w:evenVBand="0" w:oddHBand="0" w:evenHBand="0" w:firstRowFirstColumn="0" w:firstRowLastColumn="0" w:lastRowFirstColumn="0" w:lastRowLastColumn="0"/>
+        </w:trPr>
+        <w:tc>
+          <w:tcPr>
+            <w:cnfStyle w:val="001000000000" w:firstRow="0" w:lastRow="0" w:firstColumn="1" w:lastColumn="0" w:oddVBand="0" w:evenVBand="0" w:oddHBand="0" w:evenHBand="0" w:firstRowFirstColumn="0" w:firstRowLastColumn="0" w:lastRowFirstColumn="0" w:lastRowLastColumn="0"/>
+            <w:tcW w:w="9200" w:type="dxa"/>
+            <w:gridSpan w:val="2"/>
+            <w:hideMark/>
+          </w:tcPr>
+          <w:p>
+            <w:r>
+              <w:rPr>
+                <w:b w:val="0"/>
+                <w:bCs w:val="0"/>
+                <w:color w:val="FFFFFF"/>
+              </w:rPr>
+              <w:t>CU06 – Registrar falta de asistencia</w:t>
+            </w:r>
+          </w:p>
+        </w:tc>
+      </w:tr>
+      <w:tr>
+        <w:trPr>
+          <w:cnfStyle w:val="000000100000" w:firstRow="0" w:lastRow="0" w:firstColumn="0" w:lastColumn="0" w:oddVBand="0" w:evenVBand="0" w:oddHBand="1" w:evenHBand="0" w:firstRowFirstColumn="0" w:firstRowLastColumn="0" w:lastRowFirstColumn="0" w:lastRowLastColumn="0"/>
+        </w:trPr>
+        <w:tc>
+          <w:tcPr>
+            <w:cnfStyle w:val="001000000000" w:firstRow="0" w:lastRow="0" w:firstColumn="1" w:lastColumn="0" w:oddVBand="0" w:evenVBand="0" w:oddHBand="0" w:evenHBand="0" w:firstRowFirstColumn="0" w:firstRowLastColumn="0" w:lastRowFirstColumn="0" w:lastRowLastColumn="0"/>
+            <w:tcW w:w="2000" w:type="dxa"/>
+            <w:hideMark/>
+          </w:tcPr>
+          <w:p>
+            <w:r>
+              <w:rPr>
+                <w:sz w:val="20"/>
+                <w:szCs w:val="20"/>
+              </w:rPr>
+              <w:t>Identificador</w:t>
+            </w:r>
+          </w:p>
+        </w:tc>
+        <w:tc>
+          <w:tcPr>
+            <w:tcW w:w="7200" w:type="dxa"/>
+            <w:hideMark/>
+          </w:tcPr>
+          <w:p>
+            <w:pPr>
+              <w:cnfStyle w:val="000000100000" w:firstRow="0" w:lastRow="0" w:firstColumn="0" w:lastColumn="0" w:oddVBand="0" w:evenVBand="0" w:oddHBand="1" w:evenHBand="0" w:firstRowFirstColumn="0" w:firstRowLastColumn="0" w:lastRowFirstColumn="0" w:lastRowLastColumn="0"/>
+            </w:pPr>
+            <w:r>
+              <w:rPr>
+                <w:sz w:val="20"/>
+                <w:szCs w:val="20"/>
+              </w:rPr>
+              <w:t>CU06</w:t>
+            </w:r>
+          </w:p>
+        </w:tc>
+      </w:tr>
+      <w:tr>
+        <w:tc>
+          <w:tcPr>
+            <w:cnfStyle w:val="001000000000" w:firstRow="0" w:lastRow="0" w:firstColumn="1" w:lastColumn="0" w:oddVBand="0" w:evenVBand="0" w:oddHBand="0" w:evenHBand="0" w:firstRowFirstColumn="0" w:firstRowLastColumn="0" w:lastRowFirstColumn="0" w:lastRowLastColumn="0"/>
+            <w:tcW w:w="2000" w:type="dxa"/>
+            <w:hideMark/>
+          </w:tcPr>
+          <w:p>
+            <w:r>
+              <w:rPr>
+                <w:sz w:val="20"/>
+                <w:szCs w:val="20"/>
+              </w:rPr>
+              <w:t>Nombre</w:t>
+            </w:r>
+          </w:p>
+        </w:tc>
+        <w:tc>
+          <w:tcPr>
+            <w:tcW w:w="7200" w:type="dxa"/>
+            <w:hideMark/>
+          </w:tcPr>
+          <w:p>
+            <w:pPr>
+              <w:cnfStyle w:val="000000000000" w:firstRow="0" w:lastRow="0" w:firstColumn="0" w:lastColumn="0" w:oddVBand="0" w:evenVBand="0" w:oddHBand="0" w:evenHBand="0" w:firstRowFirstColumn="0" w:firstRowLastColumn="0" w:lastRowFirstColumn="0" w:lastRowLastColumn="0"/>
+            </w:pPr>
+            <w:r>
+              <w:rPr>
+                <w:sz w:val="20"/>
+                <w:szCs w:val="20"/>
+              </w:rPr>
+              <w:t>Registrar falta de asistencia</w:t>
+            </w:r>
+          </w:p>
+        </w:tc>
+      </w:tr>
+      <w:tr>
+        <w:trPr>
+          <w:cnfStyle w:val="000000100000" w:firstRow="0" w:lastRow="0" w:firstColumn="0" w:lastColumn="0" w:oddVBand="0" w:evenVBand="0" w:oddHBand="1" w:evenHBand="0" w:firstRowFirstColumn="0" w:firstRowLastColumn="0" w:lastRowFirstColumn="0" w:lastRowLastColumn="0"/>
+        </w:trPr>
+        <w:tc>
+          <w:tcPr>
+            <w:cnfStyle w:val="001000000000" w:firstRow="0" w:lastRow="0" w:firstColumn="1" w:lastColumn="0" w:oddVBand="0" w:evenVBand="0" w:oddHBand="0" w:evenHBand="0" w:firstRowFirstColumn="0" w:firstRowLastColumn="0" w:lastRowFirstColumn="0" w:lastRowLastColumn="0"/>
+            <w:tcW w:w="2000" w:type="dxa"/>
+            <w:hideMark/>
+          </w:tcPr>
+          <w:p>
+            <w:r>
+              <w:rPr>
+                <w:sz w:val="20"/>
+                <w:szCs w:val="20"/>
+              </w:rPr>
+              <w:t>Actores</w:t>
+            </w:r>
+          </w:p>
+        </w:tc>
+        <w:tc>
+          <w:tcPr>
+            <w:tcW w:w="7200" w:type="dxa"/>
+            <w:hideMark/>
+          </w:tcPr>
+          <w:p>
+            <w:pPr>
+              <w:cnfStyle w:val="000000100000" w:firstRow="0" w:lastRow="0" w:firstColumn="0" w:lastColumn="0" w:oddVBand="0" w:evenVBand="0" w:oddHBand="1" w:evenHBand="0" w:firstRowFirstColumn="0" w:firstRowLastColumn="0" w:lastRowFirstColumn="0" w:lastRowLastColumn="0"/>
+            </w:pPr>
+            <w:r>
+              <w:rPr>
+                <w:sz w:val="20"/>
+                <w:szCs w:val="20"/>
+              </w:rPr>
+              <w:t>Estudiante, Tutor de Empresa</w:t>
+            </w:r>
+          </w:p>
+        </w:tc>
+      </w:tr>
+      <w:tr>
+        <w:tc>
+          <w:tcPr>
+            <w:cnfStyle w:val="001000000000" w:firstRow="0" w:lastRow="0" w:firstColumn="1" w:lastColumn="0" w:oddVBand="0" w:evenVBand="0" w:oddHBand="0" w:evenHBand="0" w:firstRowFirstColumn="0" w:firstRowLastColumn="0" w:lastRowFirstColumn="0" w:lastRowLastColumn="0"/>
+            <w:tcW w:w="2000" w:type="dxa"/>
+            <w:hideMark/>
+          </w:tcPr>
+          <w:p>
+            <w:r>
+              <w:rPr>
+                <w:sz w:val="20"/>
+                <w:szCs w:val="20"/>
+              </w:rPr>
+              <w:t>Precondiciones</w:t>
+            </w:r>
+          </w:p>
+        </w:tc>
+        <w:tc>
+          <w:tcPr>
+            <w:tcW w:w="7200" w:type="dxa"/>
+            <w:hideMark/>
+          </w:tcPr>
+          <w:p>
+            <w:pPr>
+              <w:cnfStyle w:val="000000000000" w:firstRow="0" w:lastRow="0" w:firstColumn="0" w:lastColumn="0" w:oddVBand="0" w:evenVBand="0" w:oddHBand="0" w:evenHBand="0" w:firstRowFirstColumn="0" w:firstRowLastColumn="0" w:lastRowFirstColumn="0" w:lastRowLastColumn="0"/>
+            </w:pPr>
+            <w:r>
+              <w:rPr>
+                <w:sz w:val="20"/>
+                <w:szCs w:val="20"/>
+              </w:rPr>
+              <w:t>El usuario ha iniciado sesión. Existe una FCT activa.</w:t>
+            </w:r>
+          </w:p>
+        </w:tc>
+      </w:tr>
+      <w:tr>
+        <w:trPr>
+          <w:cnfStyle w:val="000000100000" w:firstRow="0" w:lastRow="0" w:firstColumn="0" w:lastColumn="0" w:oddVBand="0" w:evenVBand="0" w:oddHBand="1" w:evenHBand="0" w:firstRowFirstColumn="0" w:firstRowLastColumn="0" w:lastRowFirstColumn="0" w:lastRowLastColumn="0"/>
+        </w:trPr>
+        <w:tc>
+          <w:tcPr>
+            <w:cnfStyle w:val="001000000000" w:firstRow="0" w:lastRow="0" w:firstColumn="1" w:lastColumn="0" w:oddVBand="0" w:evenVBand="0" w:oddHBand="0" w:evenHBand="0" w:firstRowFirstColumn="0" w:firstRowLastColumn="0" w:lastRowFirstColumn="0" w:lastRowLastColumn="0"/>
+            <w:tcW w:w="2000" w:type="dxa"/>
+            <w:hideMark/>
+          </w:tcPr>
+          <w:p>
+            <w:r>
+              <w:rPr>
+                <w:sz w:val="20"/>
+                <w:szCs w:val="20"/>
+              </w:rPr>
+              <w:t>Flujo principal</w:t>
+            </w:r>
+          </w:p>
+        </w:tc>
+        <w:tc>
+          <w:tcPr>
+            <w:tcW w:w="7200" w:type="dxa"/>
+            <w:hideMark/>
+          </w:tcPr>
+          <w:p>
+            <w:pPr>
+              <w:cnfStyle w:val="000000100000" w:firstRow="0" w:lastRow="0" w:firstColumn="0" w:lastColumn="0" w:oddVBand="0" w:evenVBand="0" w:oddHBand="1" w:evenHBand="0" w:firstRowFirstColumn="0" w:firstRowLastColumn="0" w:lastRowFirstColumn="0" w:lastRowLastColumn="0"/>
+            </w:pPr>
+            <w:r>
+              <w:rPr>
+                <w:sz w:val="20"/>
+                <w:szCs w:val="20"/>
+              </w:rPr>
+              <w:t>1. El usuario accede al apartado de faltas de asistencia. 2. Selecciona la fecha de la falta. 3. Indica si está justificada o no. 4. Opcionalmente adjunta documentación justificante. 5. Guarda la falta.</w:t>
+            </w:r>
+          </w:p>
+        </w:tc>
+      </w:tr>
+      <w:tr>
+        <w:tc>
+          <w:tcPr>
+            <w:cnfStyle w:val="001000000000" w:firstRow="0" w:lastRow="0" w:firstColumn="1" w:lastColumn="0" w:oddVBand="0" w:evenVBand="0" w:oddHBand="0" w:evenHBand="0" w:firstRowFirstColumn="0" w:firstRowLastColumn="0" w:lastRowFirstColumn="0" w:lastRowLastColumn="0"/>
+            <w:tcW w:w="2000" w:type="dxa"/>
+            <w:hideMark/>
+          </w:tcPr>
+          <w:p>
+            <w:r>
+              <w:rPr>
+                <w:sz w:val="20"/>
+                <w:szCs w:val="20"/>
+              </w:rPr>
+              <w:t>Postcondiciones</w:t>
+            </w:r>
+          </w:p>
+        </w:tc>
+        <w:tc>
+          <w:tcPr>
+            <w:tcW w:w="7200" w:type="dxa"/>
+            <w:hideMark/>
+          </w:tcPr>
+          <w:p>
+            <w:pPr>
+              <w:cnfStyle w:val="000000000000" w:firstRow="0" w:lastRow="0" w:firstColumn="0" w:lastColumn="0" w:oddVBand="0" w:evenVBand="0" w:oddHBand="0" w:evenHBand="0" w:firstRowFirstColumn="0" w:firstRowLastColumn="0" w:lastRowFirstColumn="0" w:lastRowLastColumn="0"/>
+            </w:pPr>
+            <w:r>
+              <w:rPr>
+                <w:sz w:val="20"/>
+                <w:szCs w:val="20"/>
+              </w:rPr>
+              <w:t>La falta queda registrada y asociada a la FCT correspondiente.</w:t>
+            </w:r>
+          </w:p>
+        </w:tc>
+      </w:tr>
+      <w:tr>
+        <w:trPr>
+          <w:cnfStyle w:val="000000100000" w:firstRow="0" w:lastRow="0" w:firstColumn="0" w:lastColumn="0" w:oddVBand="0" w:evenVBand="0" w:oddHBand="1" w:evenHBand="0" w:firstRowFirstColumn="0" w:firstRowLastColumn="0" w:lastRowFirstColumn="0" w:lastRowLastColumn="0"/>
+        </w:trPr>
+        <w:tc>
+          <w:tcPr>
+            <w:cnfStyle w:val="001000000000" w:firstRow="0" w:lastRow="0" w:firstColumn="1" w:lastColumn="0" w:oddVBand="0" w:evenVBand="0" w:oddHBand="0" w:evenHBand="0" w:firstRowFirstColumn="0" w:firstRowLastColumn="0" w:lastRowFirstColumn="0" w:lastRowLastColumn="0"/>
+            <w:tcW w:w="2000" w:type="dxa"/>
+            <w:hideMark/>
+          </w:tcPr>
+          <w:p>
+            <w:r>
+              <w:rPr>
+                <w:sz w:val="20"/>
+                <w:szCs w:val="20"/>
+              </w:rPr>
+              <w:t>Flujo alternativo</w:t>
+            </w:r>
+          </w:p>
+        </w:tc>
+        <w:tc>
+          <w:tcPr>
+            <w:tcW w:w="7200" w:type="dxa"/>
+            <w:hideMark/>
+          </w:tcPr>
+          <w:p>
+            <w:pPr>
+              <w:cnfStyle w:val="000000100000" w:firstRow="0" w:lastRow="0" w:firstColumn="0" w:lastColumn="0" w:oddVBand="0" w:evenVBand="0" w:oddHBand="1" w:evenHBand="0" w:firstRowFirstColumn="0" w:firstRowLastColumn="0" w:lastRowFirstColumn="0" w:lastRowLastColumn="0"/>
+            </w:pPr>
+            <w:r>
+              <w:rPr>
+                <w:sz w:val="20"/>
+                <w:szCs w:val="20"/>
+              </w:rPr>
+              <w:t>2a. Si la fecha ya tiene una falta registrada, el sistema lo indica.</w:t>
+            </w:r>
+          </w:p>
+        </w:tc>
+      </w:tr>
+    </w:tbl>
+    <w:p>
+      <w:pPr>
         <w:rPr>
-          <w:b/>
-          <w:bCs/>
+          <w:rFonts w:ascii="Arial" w:hAnsi="Arial" w:cs="Arial"/>
         </w:rPr>
-        <w:t>CU6</w:t>
-      </w:r>
-      <w:r>
-        <w:t>. Registrar faltas de asistencia: los usuarios Estudiante y Tutor de empresa podrán registrar una falta de asistencia.</w:t>
-      </w:r>
-    </w:p>
-    <w:p>
-      <w:pPr>
-        <w:pStyle w:val="Prrafodelista"/>
-        <w:numPr>
-          <w:ilvl w:val="0"/>
-          <w:numId w:val="6"/>
-        </w:numPr>
-      </w:pPr>
-      <w:r>
-        <w:rPr>
-          <w:b/>
-          <w:bCs/>
-        </w:rPr>
-        <w:t>CU</w:t>
-      </w:r>
-      <w:r>
-        <w:rPr>
-          <w:b/>
-          <w:bCs/>
-        </w:rPr>
-        <w:t>7</w:t>
-      </w:r>
-      <w:r>
-        <w:t xml:space="preserve">. Evaluar </w:t>
-      </w:r>
-      <w:r>
-        <w:t>Estudiante</w:t>
-      </w:r>
-      <w:r>
-        <w:t xml:space="preserve">: </w:t>
-      </w:r>
-      <w:r>
-        <w:t xml:space="preserve">los </w:t>
-      </w:r>
-      <w:r>
-        <w:t>P</w:t>
-      </w:r>
-      <w:r>
-        <w:t xml:space="preserve">rofesores y </w:t>
-      </w:r>
-      <w:r>
-        <w:t>los Tutores de</w:t>
-      </w:r>
-      <w:r>
-        <w:t xml:space="preserve"> empresas</w:t>
-      </w:r>
-      <w:r>
-        <w:t xml:space="preserve"> tendrán que valorar la formación en empresa de los estudiantes.</w:t>
-      </w:r>
-    </w:p>
-    <w:p>
-      <w:pPr>
-        <w:pStyle w:val="Prrafodelista"/>
-        <w:numPr>
-          <w:ilvl w:val="0"/>
-          <w:numId w:val="6"/>
-        </w:numPr>
-      </w:pPr>
-      <w:r>
-        <w:rPr>
-          <w:b/>
-          <w:bCs/>
-        </w:rPr>
-        <w:t>CU</w:t>
-      </w:r>
-      <w:r>
-        <w:rPr>
-          <w:b/>
-          <w:bCs/>
-        </w:rPr>
-        <w:t>8</w:t>
-      </w:r>
-      <w:r>
-        <w:t xml:space="preserve">. </w:t>
-      </w:r>
-      <w:r>
-        <w:t>Gestión</w:t>
-      </w:r>
-      <w:r>
-        <w:t xml:space="preserve"> Empresa</w:t>
-      </w:r>
-      <w:r>
-        <w:t>: permit</w:t>
-      </w:r>
-      <w:r>
-        <w:t>e</w:t>
-      </w:r>
-      <w:r>
-        <w:t xml:space="preserve"> al profesorado c</w:t>
-      </w:r>
-      <w:r>
-        <w:t>rear, modificar o eliminar</w:t>
-      </w:r>
-      <w:r>
-        <w:t xml:space="preserve"> una nueva </w:t>
-      </w:r>
-      <w:r>
-        <w:t xml:space="preserve">Empresa, </w:t>
-      </w:r>
-      <w:r>
-        <w:t>persistiendo sus datos en el sistema.</w:t>
-      </w:r>
-    </w:p>
-    <w:p>
-      <w:pPr>
-        <w:pStyle w:val="Prrafodelista"/>
-        <w:numPr>
-          <w:ilvl w:val="0"/>
-          <w:numId w:val="6"/>
-        </w:numPr>
-      </w:pPr>
-      <w:r>
-        <w:rPr>
-          <w:b/>
-          <w:bCs/>
-        </w:rPr>
-        <w:t>CU9</w:t>
-      </w:r>
-      <w:r>
-        <w:t>. Gestión Tutor de Empresa: permite al profesorado crear, modificar o eliminar un Tutor asociado a una Empresa ya existente.</w:t>
-      </w:r>
-    </w:p>
-    <w:p>
-      <w:pPr>
-        <w:pStyle w:val="Prrafodelista"/>
-        <w:numPr>
-          <w:ilvl w:val="0"/>
-          <w:numId w:val="6"/>
-        </w:numPr>
-      </w:pPr>
-      <w:r>
-        <w:rPr>
-          <w:b/>
-          <w:bCs/>
-        </w:rPr>
-        <w:t>CU10</w:t>
-      </w:r>
-      <w:r>
-        <w:t>. Gestión Estudiante</w:t>
-      </w:r>
-      <w:r>
-        <w:t>:</w:t>
-      </w:r>
-      <w:r>
-        <w:t xml:space="preserve"> </w:t>
-      </w:r>
-      <w:r>
-        <w:t>permite al profesorado crear, modificar o eliminar un Estudiante.</w:t>
-      </w:r>
-    </w:p>
-    <w:p>
-      <w:pPr>
-        <w:pStyle w:val="Prrafodelista"/>
-        <w:numPr>
-          <w:ilvl w:val="0"/>
-          <w:numId w:val="6"/>
-        </w:numPr>
-      </w:pPr>
-      <w:r>
-        <w:rPr>
-          <w:b/>
-          <w:bCs/>
-        </w:rPr>
-        <w:t>CU11</w:t>
-      </w:r>
-      <w:r>
-        <w:t>. Gestión FCT: permite al profesorado crear, modificar o eliminar una relación entre Estudiante y Empresa mediante una FCT.</w:t>
-      </w:r>
+      </w:pPr>
+    </w:p>
+    <w:tbl>
+      <w:tblPr>
+        <w:tblStyle w:val="Tablaconcuadrcula4-nfasis1"/>
+        <w:tblW w:w="9200" w:type="dxa"/>
+        <w:tblLook w:val="04A0" w:firstRow="1" w:lastRow="0" w:firstColumn="1" w:lastColumn="0" w:noHBand="0" w:noVBand="1"/>
+      </w:tblPr>
+      <w:tblGrid>
+        <w:gridCol w:w="2000"/>
+        <w:gridCol w:w="7200"/>
+      </w:tblGrid>
+      <w:tr>
+        <w:trPr>
+          <w:cnfStyle w:val="100000000000" w:firstRow="1" w:lastRow="0" w:firstColumn="0" w:lastColumn="0" w:oddVBand="0" w:evenVBand="0" w:oddHBand="0" w:evenHBand="0" w:firstRowFirstColumn="0" w:firstRowLastColumn="0" w:lastRowFirstColumn="0" w:lastRowLastColumn="0"/>
+        </w:trPr>
+        <w:tc>
+          <w:tcPr>
+            <w:cnfStyle w:val="001000000000" w:firstRow="0" w:lastRow="0" w:firstColumn="1" w:lastColumn="0" w:oddVBand="0" w:evenVBand="0" w:oddHBand="0" w:evenHBand="0" w:firstRowFirstColumn="0" w:firstRowLastColumn="0" w:lastRowFirstColumn="0" w:lastRowLastColumn="0"/>
+            <w:tcW w:w="9200" w:type="dxa"/>
+            <w:gridSpan w:val="2"/>
+            <w:hideMark/>
+          </w:tcPr>
+          <w:p>
+            <w:r>
+              <w:rPr>
+                <w:b w:val="0"/>
+                <w:bCs w:val="0"/>
+                <w:color w:val="FFFFFF"/>
+              </w:rPr>
+              <w:t>CU07 – Evaluar estudiante</w:t>
+            </w:r>
+          </w:p>
+        </w:tc>
+      </w:tr>
+      <w:tr>
+        <w:trPr>
+          <w:cnfStyle w:val="000000100000" w:firstRow="0" w:lastRow="0" w:firstColumn="0" w:lastColumn="0" w:oddVBand="0" w:evenVBand="0" w:oddHBand="1" w:evenHBand="0" w:firstRowFirstColumn="0" w:firstRowLastColumn="0" w:lastRowFirstColumn="0" w:lastRowLastColumn="0"/>
+        </w:trPr>
+        <w:tc>
+          <w:tcPr>
+            <w:cnfStyle w:val="001000000000" w:firstRow="0" w:lastRow="0" w:firstColumn="1" w:lastColumn="0" w:oddVBand="0" w:evenVBand="0" w:oddHBand="0" w:evenHBand="0" w:firstRowFirstColumn="0" w:firstRowLastColumn="0" w:lastRowFirstColumn="0" w:lastRowLastColumn="0"/>
+            <w:tcW w:w="2000" w:type="dxa"/>
+            <w:hideMark/>
+          </w:tcPr>
+          <w:p>
+            <w:r>
+              <w:rPr>
+                <w:sz w:val="20"/>
+                <w:szCs w:val="20"/>
+              </w:rPr>
+              <w:t>Identificador</w:t>
+            </w:r>
+          </w:p>
+        </w:tc>
+        <w:tc>
+          <w:tcPr>
+            <w:tcW w:w="7200" w:type="dxa"/>
+            <w:hideMark/>
+          </w:tcPr>
+          <w:p>
+            <w:pPr>
+              <w:cnfStyle w:val="000000100000" w:firstRow="0" w:lastRow="0" w:firstColumn="0" w:lastColumn="0" w:oddVBand="0" w:evenVBand="0" w:oddHBand="1" w:evenHBand="0" w:firstRowFirstColumn="0" w:firstRowLastColumn="0" w:lastRowFirstColumn="0" w:lastRowLastColumn="0"/>
+            </w:pPr>
+            <w:r>
+              <w:rPr>
+                <w:sz w:val="20"/>
+                <w:szCs w:val="20"/>
+              </w:rPr>
+              <w:t>CU07</w:t>
+            </w:r>
+          </w:p>
+        </w:tc>
+      </w:tr>
+      <w:tr>
+        <w:tc>
+          <w:tcPr>
+            <w:cnfStyle w:val="001000000000" w:firstRow="0" w:lastRow="0" w:firstColumn="1" w:lastColumn="0" w:oddVBand="0" w:evenVBand="0" w:oddHBand="0" w:evenHBand="0" w:firstRowFirstColumn="0" w:firstRowLastColumn="0" w:lastRowFirstColumn="0" w:lastRowLastColumn="0"/>
+            <w:tcW w:w="2000" w:type="dxa"/>
+            <w:hideMark/>
+          </w:tcPr>
+          <w:p>
+            <w:r>
+              <w:rPr>
+                <w:sz w:val="20"/>
+                <w:szCs w:val="20"/>
+              </w:rPr>
+              <w:t>Nombre</w:t>
+            </w:r>
+          </w:p>
+        </w:tc>
+        <w:tc>
+          <w:tcPr>
+            <w:tcW w:w="7200" w:type="dxa"/>
+            <w:hideMark/>
+          </w:tcPr>
+          <w:p>
+            <w:pPr>
+              <w:cnfStyle w:val="000000000000" w:firstRow="0" w:lastRow="0" w:firstColumn="0" w:lastColumn="0" w:oddVBand="0" w:evenVBand="0" w:oddHBand="0" w:evenHBand="0" w:firstRowFirstColumn="0" w:firstRowLastColumn="0" w:lastRowFirstColumn="0" w:lastRowLastColumn="0"/>
+            </w:pPr>
+            <w:r>
+              <w:rPr>
+                <w:sz w:val="20"/>
+                <w:szCs w:val="20"/>
+              </w:rPr>
+              <w:t>Evaluar estudiante</w:t>
+            </w:r>
+          </w:p>
+        </w:tc>
+      </w:tr>
+      <w:tr>
+        <w:trPr>
+          <w:cnfStyle w:val="000000100000" w:firstRow="0" w:lastRow="0" w:firstColumn="0" w:lastColumn="0" w:oddVBand="0" w:evenVBand="0" w:oddHBand="1" w:evenHBand="0" w:firstRowFirstColumn="0" w:firstRowLastColumn="0" w:lastRowFirstColumn="0" w:lastRowLastColumn="0"/>
+        </w:trPr>
+        <w:tc>
+          <w:tcPr>
+            <w:cnfStyle w:val="001000000000" w:firstRow="0" w:lastRow="0" w:firstColumn="1" w:lastColumn="0" w:oddVBand="0" w:evenVBand="0" w:oddHBand="0" w:evenHBand="0" w:firstRowFirstColumn="0" w:firstRowLastColumn="0" w:lastRowFirstColumn="0" w:lastRowLastColumn="0"/>
+            <w:tcW w:w="2000" w:type="dxa"/>
+            <w:hideMark/>
+          </w:tcPr>
+          <w:p>
+            <w:r>
+              <w:rPr>
+                <w:sz w:val="20"/>
+                <w:szCs w:val="20"/>
+              </w:rPr>
+              <w:t>Actores</w:t>
+            </w:r>
+          </w:p>
+        </w:tc>
+        <w:tc>
+          <w:tcPr>
+            <w:tcW w:w="7200" w:type="dxa"/>
+            <w:hideMark/>
+          </w:tcPr>
+          <w:p>
+            <w:pPr>
+              <w:cnfStyle w:val="000000100000" w:firstRow="0" w:lastRow="0" w:firstColumn="0" w:lastColumn="0" w:oddVBand="0" w:evenVBand="0" w:oddHBand="1" w:evenHBand="0" w:firstRowFirstColumn="0" w:firstRowLastColumn="0" w:lastRowFirstColumn="0" w:lastRowLastColumn="0"/>
+            </w:pPr>
+            <w:r>
+              <w:rPr>
+                <w:sz w:val="20"/>
+                <w:szCs w:val="20"/>
+              </w:rPr>
+              <w:t>Profesor, Tutor de Empresa</w:t>
+            </w:r>
+          </w:p>
+        </w:tc>
+      </w:tr>
+      <w:tr>
+        <w:tc>
+          <w:tcPr>
+            <w:cnfStyle w:val="001000000000" w:firstRow="0" w:lastRow="0" w:firstColumn="1" w:lastColumn="0" w:oddVBand="0" w:evenVBand="0" w:oddHBand="0" w:evenHBand="0" w:firstRowFirstColumn="0" w:firstRowLastColumn="0" w:lastRowFirstColumn="0" w:lastRowLastColumn="0"/>
+            <w:tcW w:w="2000" w:type="dxa"/>
+            <w:hideMark/>
+          </w:tcPr>
+          <w:p>
+            <w:r>
+              <w:rPr>
+                <w:sz w:val="20"/>
+                <w:szCs w:val="20"/>
+              </w:rPr>
+              <w:t>Precondiciones</w:t>
+            </w:r>
+          </w:p>
+        </w:tc>
+        <w:tc>
+          <w:tcPr>
+            <w:tcW w:w="7200" w:type="dxa"/>
+            <w:hideMark/>
+          </w:tcPr>
+          <w:p>
+            <w:pPr>
+              <w:cnfStyle w:val="000000000000" w:firstRow="0" w:lastRow="0" w:firstColumn="0" w:lastColumn="0" w:oddVBand="0" w:evenVBand="0" w:oddHBand="0" w:evenHBand="0" w:firstRowFirstColumn="0" w:firstRowLastColumn="0" w:lastRowFirstColumn="0" w:lastRowLastColumn="0"/>
+            </w:pPr>
+            <w:r>
+              <w:rPr>
+                <w:sz w:val="20"/>
+                <w:szCs w:val="20"/>
+              </w:rPr>
+              <w:t>El usuario ha iniciado sesión. Existe una FCT activa con el estudiante asignado.</w:t>
+            </w:r>
+          </w:p>
+        </w:tc>
+      </w:tr>
+      <w:tr>
+        <w:trPr>
+          <w:cnfStyle w:val="000000100000" w:firstRow="0" w:lastRow="0" w:firstColumn="0" w:lastColumn="0" w:oddVBand="0" w:evenVBand="0" w:oddHBand="1" w:evenHBand="0" w:firstRowFirstColumn="0" w:firstRowLastColumn="0" w:lastRowFirstColumn="0" w:lastRowLastColumn="0"/>
+        </w:trPr>
+        <w:tc>
+          <w:tcPr>
+            <w:cnfStyle w:val="001000000000" w:firstRow="0" w:lastRow="0" w:firstColumn="1" w:lastColumn="0" w:oddVBand="0" w:evenVBand="0" w:oddHBand="0" w:evenHBand="0" w:firstRowFirstColumn="0" w:firstRowLastColumn="0" w:lastRowFirstColumn="0" w:lastRowLastColumn="0"/>
+            <w:tcW w:w="2000" w:type="dxa"/>
+            <w:hideMark/>
+          </w:tcPr>
+          <w:p>
+            <w:r>
+              <w:rPr>
+                <w:sz w:val="20"/>
+                <w:szCs w:val="20"/>
+              </w:rPr>
+              <w:t>Flujo principal</w:t>
+            </w:r>
+          </w:p>
+        </w:tc>
+        <w:tc>
+          <w:tcPr>
+            <w:tcW w:w="7200" w:type="dxa"/>
+            <w:hideMark/>
+          </w:tcPr>
+          <w:p>
+            <w:pPr>
+              <w:cnfStyle w:val="000000100000" w:firstRow="0" w:lastRow="0" w:firstColumn="0" w:lastColumn="0" w:oddVBand="0" w:evenVBand="0" w:oddHBand="1" w:evenHBand="0" w:firstRowFirstColumn="0" w:firstRowLastColumn="0" w:lastRowFirstColumn="0" w:lastRowLastColumn="0"/>
+            </w:pPr>
+            <w:r>
+              <w:rPr>
+                <w:sz w:val="20"/>
+                <w:szCs w:val="20"/>
+              </w:rPr>
+              <w:t>1. El usuario accede al apartado de evaluación. 2. Selecciona el estudiante a evaluar. 3. Rellena el formulario de evaluación correspondiente a su perfil. 4. Guarda la evaluación.</w:t>
+            </w:r>
+          </w:p>
+        </w:tc>
+      </w:tr>
+      <w:tr>
+        <w:tc>
+          <w:tcPr>
+            <w:cnfStyle w:val="001000000000" w:firstRow="0" w:lastRow="0" w:firstColumn="1" w:lastColumn="0" w:oddVBand="0" w:evenVBand="0" w:oddHBand="0" w:evenHBand="0" w:firstRowFirstColumn="0" w:firstRowLastColumn="0" w:lastRowFirstColumn="0" w:lastRowLastColumn="0"/>
+            <w:tcW w:w="2000" w:type="dxa"/>
+            <w:hideMark/>
+          </w:tcPr>
+          <w:p>
+            <w:r>
+              <w:rPr>
+                <w:sz w:val="20"/>
+                <w:szCs w:val="20"/>
+              </w:rPr>
+              <w:t>Postcondiciones</w:t>
+            </w:r>
+          </w:p>
+        </w:tc>
+        <w:tc>
+          <w:tcPr>
+            <w:tcW w:w="7200" w:type="dxa"/>
+            <w:hideMark/>
+          </w:tcPr>
+          <w:p>
+            <w:pPr>
+              <w:cnfStyle w:val="000000000000" w:firstRow="0" w:lastRow="0" w:firstColumn="0" w:lastColumn="0" w:oddVBand="0" w:evenVBand="0" w:oddHBand="0" w:evenHBand="0" w:firstRowFirstColumn="0" w:firstRowLastColumn="0" w:lastRowFirstColumn="0" w:lastRowLastColumn="0"/>
+            </w:pPr>
+            <w:r>
+              <w:rPr>
+                <w:sz w:val="20"/>
+                <w:szCs w:val="20"/>
+              </w:rPr>
+              <w:t>La evaluación queda registrada y asociada a la FCT.</w:t>
+            </w:r>
+          </w:p>
+        </w:tc>
+      </w:tr>
+      <w:tr>
+        <w:trPr>
+          <w:cnfStyle w:val="000000100000" w:firstRow="0" w:lastRow="0" w:firstColumn="0" w:lastColumn="0" w:oddVBand="0" w:evenVBand="0" w:oddHBand="1" w:evenHBand="0" w:firstRowFirstColumn="0" w:firstRowLastColumn="0" w:lastRowFirstColumn="0" w:lastRowLastColumn="0"/>
+        </w:trPr>
+        <w:tc>
+          <w:tcPr>
+            <w:cnfStyle w:val="001000000000" w:firstRow="0" w:lastRow="0" w:firstColumn="1" w:lastColumn="0" w:oddVBand="0" w:evenVBand="0" w:oddHBand="0" w:evenHBand="0" w:firstRowFirstColumn="0" w:firstRowLastColumn="0" w:lastRowFirstColumn="0" w:lastRowLastColumn="0"/>
+            <w:tcW w:w="2000" w:type="dxa"/>
+            <w:hideMark/>
+          </w:tcPr>
+          <w:p>
+            <w:r>
+              <w:rPr>
+                <w:sz w:val="20"/>
+                <w:szCs w:val="20"/>
+              </w:rPr>
+              <w:t>Flujo alternativo</w:t>
+            </w:r>
+          </w:p>
+        </w:tc>
+        <w:tc>
+          <w:tcPr>
+            <w:tcW w:w="7200" w:type="dxa"/>
+            <w:hideMark/>
+          </w:tcPr>
+          <w:p>
+            <w:pPr>
+              <w:cnfStyle w:val="000000100000" w:firstRow="0" w:lastRow="0" w:firstColumn="0" w:lastColumn="0" w:oddVBand="0" w:evenVBand="0" w:oddHBand="1" w:evenHBand="0" w:firstRowFirstColumn="0" w:firstRowLastColumn="0" w:lastRowFirstColumn="0" w:lastRowLastColumn="0"/>
+            </w:pPr>
+            <w:r>
+              <w:rPr>
+                <w:sz w:val="20"/>
+                <w:szCs w:val="20"/>
+              </w:rPr>
+              <w:t>3a. Si el formulario está incompleto, el sistema impide guardar e indica los campos pendientes.</w:t>
+            </w:r>
+          </w:p>
+        </w:tc>
+      </w:tr>
+    </w:tbl>
+    <w:p>
+      <w:bookmarkStart w:id="19" w:name="_Toc221908751"/>
     </w:p>
     <w:p>
       <w:pPr>
@@ -6092,7 +9072,6 @@
           <w:numId w:val="3"/>
         </w:numPr>
       </w:pPr>
-      <w:bookmarkStart w:id="19" w:name="_Toc221908751"/>
       <w:r>
         <w:t>MODELOS DE DATOS</w:t>
       </w:r>
@@ -6330,10 +9309,715 @@
           <w:ilvl w:val="1"/>
           <w:numId w:val="3"/>
         </w:numPr>
+        <w:rPr>
+          <w:rFonts w:asciiTheme="minorHAnsi" w:eastAsiaTheme="minorHAnsi" w:hAnsiTheme="minorHAnsi" w:cstheme="minorBidi"/>
+          <w:b/>
+          <w:bCs/>
+          <w:color w:val="FFFFFF"/>
+          <w:sz w:val="20"/>
+          <w:szCs w:val="20"/>
+        </w:rPr>
       </w:pPr>
       <w:bookmarkStart w:id="24" w:name="_Toc221908754"/>
       <w:r>
         <w:lastRenderedPageBreak/>
+        <w:t>DIAGRAMA DE PAQUETES</w:t>
+      </w:r>
+    </w:p>
+    <w:p>
+      <w:pPr>
+        <w:spacing w:after="120"/>
+      </w:pPr>
+      <w:r>
+        <w:t>El proyecto sigue una arquitectura en capas basada en el patrón MVC, organizada en los siguientes paquetes Java:</w:t>
+      </w:r>
+    </w:p>
+    <w:p/>
+    <w:tbl>
+      <w:tblPr>
+        <w:tblStyle w:val="Tablaconcuadrcula4-nfasis1"/>
+        <w:tblW w:w="9200" w:type="dxa"/>
+        <w:tblLook w:val="04A0" w:firstRow="1" w:lastRow="0" w:firstColumn="1" w:lastColumn="0" w:noHBand="0" w:noVBand="1"/>
+      </w:tblPr>
+      <w:tblGrid>
+        <w:gridCol w:w="3093"/>
+        <w:gridCol w:w="6107"/>
+      </w:tblGrid>
+      <w:tr>
+        <w:trPr>
+          <w:cnfStyle w:val="100000000000" w:firstRow="1" w:lastRow="0" w:firstColumn="0" w:lastColumn="0" w:oddVBand="0" w:evenVBand="0" w:oddHBand="0" w:evenHBand="0" w:firstRowFirstColumn="0" w:firstRowLastColumn="0" w:lastRowFirstColumn="0" w:lastRowLastColumn="0"/>
+        </w:trPr>
+        <w:tc>
+          <w:tcPr>
+            <w:cnfStyle w:val="001000000000" w:firstRow="0" w:lastRow="0" w:firstColumn="1" w:lastColumn="0" w:oddVBand="0" w:evenVBand="0" w:oddHBand="0" w:evenHBand="0" w:firstRowFirstColumn="0" w:firstRowLastColumn="0" w:lastRowFirstColumn="0" w:lastRowLastColumn="0"/>
+            <w:tcW w:w="3000" w:type="dxa"/>
+            <w:hideMark/>
+          </w:tcPr>
+          <w:p>
+            <w:r>
+              <w:rPr>
+                <w:color w:val="FFFFFF"/>
+                <w:sz w:val="20"/>
+                <w:szCs w:val="20"/>
+              </w:rPr>
+              <w:t>Paquete</w:t>
+            </w:r>
+          </w:p>
+        </w:tc>
+        <w:tc>
+          <w:tcPr>
+            <w:tcW w:w="6200" w:type="dxa"/>
+            <w:hideMark/>
+          </w:tcPr>
+          <w:p>
+            <w:pPr>
+              <w:cnfStyle w:val="100000000000" w:firstRow="1" w:lastRow="0" w:firstColumn="0" w:lastColumn="0" w:oddVBand="0" w:evenVBand="0" w:oddHBand="0" w:evenHBand="0" w:firstRowFirstColumn="0" w:firstRowLastColumn="0" w:lastRowFirstColumn="0" w:lastRowLastColumn="0"/>
+            </w:pPr>
+            <w:r>
+              <w:rPr>
+                <w:color w:val="FFFFFF"/>
+                <w:sz w:val="20"/>
+                <w:szCs w:val="20"/>
+              </w:rPr>
+              <w:t>Descripción</w:t>
+            </w:r>
+          </w:p>
+        </w:tc>
+      </w:tr>
+      <w:tr>
+        <w:trPr>
+          <w:cnfStyle w:val="000000100000" w:firstRow="0" w:lastRow="0" w:firstColumn="0" w:lastColumn="0" w:oddVBand="0" w:evenVBand="0" w:oddHBand="1" w:evenHBand="0" w:firstRowFirstColumn="0" w:firstRowLastColumn="0" w:lastRowFirstColumn="0" w:lastRowLastColumn="0"/>
+        </w:trPr>
+        <w:tc>
+          <w:tcPr>
+            <w:cnfStyle w:val="001000000000" w:firstRow="0" w:lastRow="0" w:firstColumn="1" w:lastColumn="0" w:oddVBand="0" w:evenVBand="0" w:oddHBand="0" w:evenHBand="0" w:firstRowFirstColumn="0" w:firstRowLastColumn="0" w:lastRowFirstColumn="0" w:lastRowLastColumn="0"/>
+            <w:tcW w:w="3000" w:type="dxa"/>
+            <w:hideMark/>
+          </w:tcPr>
+          <w:p>
+            <w:proofErr w:type="spellStart"/>
+            <w:proofErr w:type="gramStart"/>
+            <w:r>
+              <w:rPr>
+                <w:sz w:val="20"/>
+                <w:szCs w:val="20"/>
+              </w:rPr>
+              <w:t>com.alba</w:t>
+            </w:r>
+            <w:proofErr w:type="gramEnd"/>
+            <w:r>
+              <w:rPr>
+                <w:sz w:val="20"/>
+                <w:szCs w:val="20"/>
+              </w:rPr>
+              <w:t>.proyecto</w:t>
+            </w:r>
+            <w:proofErr w:type="spellEnd"/>
+          </w:p>
+        </w:tc>
+        <w:tc>
+          <w:tcPr>
+            <w:tcW w:w="6200" w:type="dxa"/>
+            <w:hideMark/>
+          </w:tcPr>
+          <w:p>
+            <w:pPr>
+              <w:cnfStyle w:val="000000100000" w:firstRow="0" w:lastRow="0" w:firstColumn="0" w:lastColumn="0" w:oddVBand="0" w:evenVBand="0" w:oddHBand="1" w:evenHBand="0" w:firstRowFirstColumn="0" w:firstRowLastColumn="0" w:lastRowFirstColumn="0" w:lastRowLastColumn="0"/>
+            </w:pPr>
+            <w:r>
+              <w:rPr>
+                <w:sz w:val="20"/>
+                <w:szCs w:val="20"/>
+              </w:rPr>
+              <w:t xml:space="preserve">Paquete raíz. Contiene la clase principal de arranque de la aplicación Spring Boot + </w:t>
+            </w:r>
+            <w:proofErr w:type="spellStart"/>
+            <w:r>
+              <w:rPr>
+                <w:sz w:val="20"/>
+                <w:szCs w:val="20"/>
+              </w:rPr>
+              <w:t>JavaFX</w:t>
+            </w:r>
+            <w:proofErr w:type="spellEnd"/>
+            <w:r>
+              <w:rPr>
+                <w:sz w:val="20"/>
+                <w:szCs w:val="20"/>
+              </w:rPr>
+              <w:t>.</w:t>
+            </w:r>
+          </w:p>
+        </w:tc>
+      </w:tr>
+      <w:tr>
+        <w:tc>
+          <w:tcPr>
+            <w:cnfStyle w:val="001000000000" w:firstRow="0" w:lastRow="0" w:firstColumn="1" w:lastColumn="0" w:oddVBand="0" w:evenVBand="0" w:oddHBand="0" w:evenHBand="0" w:firstRowFirstColumn="0" w:firstRowLastColumn="0" w:lastRowFirstColumn="0" w:lastRowLastColumn="0"/>
+            <w:tcW w:w="3000" w:type="dxa"/>
+            <w:hideMark/>
+          </w:tcPr>
+          <w:p>
+            <w:proofErr w:type="spellStart"/>
+            <w:proofErr w:type="gramStart"/>
+            <w:r>
+              <w:rPr>
+                <w:sz w:val="20"/>
+                <w:szCs w:val="20"/>
+              </w:rPr>
+              <w:t>com.alba</w:t>
+            </w:r>
+            <w:proofErr w:type="gramEnd"/>
+            <w:r>
+              <w:rPr>
+                <w:sz w:val="20"/>
+                <w:szCs w:val="20"/>
+              </w:rPr>
+              <w:t>.proyecto.config</w:t>
+            </w:r>
+            <w:proofErr w:type="spellEnd"/>
+          </w:p>
+        </w:tc>
+        <w:tc>
+          <w:tcPr>
+            <w:tcW w:w="6200" w:type="dxa"/>
+            <w:hideMark/>
+          </w:tcPr>
+          <w:p>
+            <w:pPr>
+              <w:cnfStyle w:val="000000000000" w:firstRow="0" w:lastRow="0" w:firstColumn="0" w:lastColumn="0" w:oddVBand="0" w:evenVBand="0" w:oddHBand="0" w:evenHBand="0" w:firstRowFirstColumn="0" w:firstRowLastColumn="0" w:lastRowFirstColumn="0" w:lastRowLastColumn="0"/>
+            </w:pPr>
+            <w:r>
+              <w:rPr>
+                <w:sz w:val="20"/>
+                <w:szCs w:val="20"/>
+              </w:rPr>
+              <w:t>Configuración de la integración Spring-</w:t>
+            </w:r>
+            <w:proofErr w:type="spellStart"/>
+            <w:r>
+              <w:rPr>
+                <w:sz w:val="20"/>
+                <w:szCs w:val="20"/>
+              </w:rPr>
+              <w:t>JavaFX</w:t>
+            </w:r>
+            <w:proofErr w:type="spellEnd"/>
+            <w:r>
+              <w:rPr>
+                <w:sz w:val="20"/>
+                <w:szCs w:val="20"/>
+              </w:rPr>
+              <w:t xml:space="preserve">. Contiene </w:t>
+            </w:r>
+            <w:proofErr w:type="spellStart"/>
+            <w:r>
+              <w:rPr>
+                <w:sz w:val="20"/>
+                <w:szCs w:val="20"/>
+              </w:rPr>
+              <w:t>SpringFXMLLoader</w:t>
+            </w:r>
+            <w:proofErr w:type="spellEnd"/>
+            <w:r>
+              <w:rPr>
+                <w:sz w:val="20"/>
+                <w:szCs w:val="20"/>
+              </w:rPr>
+              <w:t xml:space="preserve">, </w:t>
+            </w:r>
+            <w:proofErr w:type="spellStart"/>
+            <w:r>
+              <w:rPr>
+                <w:sz w:val="20"/>
+                <w:szCs w:val="20"/>
+              </w:rPr>
+              <w:t>StageManager</w:t>
+            </w:r>
+            <w:proofErr w:type="spellEnd"/>
+            <w:r>
+              <w:rPr>
+                <w:sz w:val="20"/>
+                <w:szCs w:val="20"/>
+              </w:rPr>
+              <w:t xml:space="preserve"> y </w:t>
+            </w:r>
+            <w:proofErr w:type="spellStart"/>
+            <w:r>
+              <w:rPr>
+                <w:sz w:val="20"/>
+                <w:szCs w:val="20"/>
+              </w:rPr>
+              <w:t>AppJavaConfig</w:t>
+            </w:r>
+            <w:proofErr w:type="spellEnd"/>
+            <w:r>
+              <w:rPr>
+                <w:sz w:val="20"/>
+                <w:szCs w:val="20"/>
+              </w:rPr>
+              <w:t>.</w:t>
+            </w:r>
+          </w:p>
+        </w:tc>
+      </w:tr>
+      <w:tr>
+        <w:trPr>
+          <w:cnfStyle w:val="000000100000" w:firstRow="0" w:lastRow="0" w:firstColumn="0" w:lastColumn="0" w:oddVBand="0" w:evenVBand="0" w:oddHBand="1" w:evenHBand="0" w:firstRowFirstColumn="0" w:firstRowLastColumn="0" w:lastRowFirstColumn="0" w:lastRowLastColumn="0"/>
+        </w:trPr>
+        <w:tc>
+          <w:tcPr>
+            <w:cnfStyle w:val="001000000000" w:firstRow="0" w:lastRow="0" w:firstColumn="1" w:lastColumn="0" w:oddVBand="0" w:evenVBand="0" w:oddHBand="0" w:evenHBand="0" w:firstRowFirstColumn="0" w:firstRowLastColumn="0" w:lastRowFirstColumn="0" w:lastRowLastColumn="0"/>
+            <w:tcW w:w="3000" w:type="dxa"/>
+            <w:hideMark/>
+          </w:tcPr>
+          <w:p>
+            <w:proofErr w:type="spellStart"/>
+            <w:proofErr w:type="gramStart"/>
+            <w:r>
+              <w:rPr>
+                <w:sz w:val="20"/>
+                <w:szCs w:val="20"/>
+              </w:rPr>
+              <w:t>com.alba</w:t>
+            </w:r>
+            <w:proofErr w:type="gramEnd"/>
+            <w:r>
+              <w:rPr>
+                <w:sz w:val="20"/>
+                <w:szCs w:val="20"/>
+              </w:rPr>
+              <w:t>.</w:t>
+            </w:r>
+            <w:proofErr w:type="gramStart"/>
+            <w:r>
+              <w:rPr>
+                <w:sz w:val="20"/>
+                <w:szCs w:val="20"/>
+              </w:rPr>
+              <w:t>proyecto.controller</w:t>
+            </w:r>
+            <w:proofErr w:type="spellEnd"/>
+            <w:proofErr w:type="gramEnd"/>
+          </w:p>
+        </w:tc>
+        <w:tc>
+          <w:tcPr>
+            <w:tcW w:w="6200" w:type="dxa"/>
+            <w:hideMark/>
+          </w:tcPr>
+          <w:p>
+            <w:pPr>
+              <w:cnfStyle w:val="000000100000" w:firstRow="0" w:lastRow="0" w:firstColumn="0" w:lastColumn="0" w:oddVBand="0" w:evenVBand="0" w:oddHBand="1" w:evenHBand="0" w:firstRowFirstColumn="0" w:firstRowLastColumn="0" w:lastRowFirstColumn="0" w:lastRowLastColumn="0"/>
+            </w:pPr>
+            <w:r>
+              <w:rPr>
+                <w:sz w:val="20"/>
+                <w:szCs w:val="20"/>
+              </w:rPr>
+              <w:t xml:space="preserve">Controladores </w:t>
+            </w:r>
+            <w:proofErr w:type="spellStart"/>
+            <w:r>
+              <w:rPr>
+                <w:sz w:val="20"/>
+                <w:szCs w:val="20"/>
+              </w:rPr>
+              <w:t>JavaFX</w:t>
+            </w:r>
+            <w:proofErr w:type="spellEnd"/>
+            <w:r>
+              <w:rPr>
+                <w:sz w:val="20"/>
+                <w:szCs w:val="20"/>
+              </w:rPr>
+              <w:t>. Cada clase gestiona los eventos y la lógica de presentación de una pantalla o conjunto de paneles.</w:t>
+            </w:r>
+          </w:p>
+        </w:tc>
+      </w:tr>
+      <w:tr>
+        <w:tc>
+          <w:tcPr>
+            <w:cnfStyle w:val="001000000000" w:firstRow="0" w:lastRow="0" w:firstColumn="1" w:lastColumn="0" w:oddVBand="0" w:evenVBand="0" w:oddHBand="0" w:evenHBand="0" w:firstRowFirstColumn="0" w:firstRowLastColumn="0" w:lastRowFirstColumn="0" w:lastRowLastColumn="0"/>
+            <w:tcW w:w="3000" w:type="dxa"/>
+            <w:hideMark/>
+          </w:tcPr>
+          <w:p>
+            <w:proofErr w:type="spellStart"/>
+            <w:proofErr w:type="gramStart"/>
+            <w:r>
+              <w:rPr>
+                <w:sz w:val="20"/>
+                <w:szCs w:val="20"/>
+              </w:rPr>
+              <w:t>com.alba</w:t>
+            </w:r>
+            <w:proofErr w:type="gramEnd"/>
+            <w:r>
+              <w:rPr>
+                <w:sz w:val="20"/>
+                <w:szCs w:val="20"/>
+              </w:rPr>
+              <w:t>.</w:t>
+            </w:r>
+            <w:proofErr w:type="gramStart"/>
+            <w:r>
+              <w:rPr>
+                <w:sz w:val="20"/>
+                <w:szCs w:val="20"/>
+              </w:rPr>
+              <w:t>proyecto.modelo</w:t>
+            </w:r>
+            <w:proofErr w:type="spellEnd"/>
+            <w:proofErr w:type="gramEnd"/>
+          </w:p>
+        </w:tc>
+        <w:tc>
+          <w:tcPr>
+            <w:tcW w:w="6200" w:type="dxa"/>
+            <w:hideMark/>
+          </w:tcPr>
+          <w:p>
+            <w:pPr>
+              <w:cnfStyle w:val="000000000000" w:firstRow="0" w:lastRow="0" w:firstColumn="0" w:lastColumn="0" w:oddVBand="0" w:evenVBand="0" w:oddHBand="0" w:evenHBand="0" w:firstRowFirstColumn="0" w:firstRowLastColumn="0" w:lastRowFirstColumn="0" w:lastRowLastColumn="0"/>
+            </w:pPr>
+            <w:r>
+              <w:rPr>
+                <w:sz w:val="20"/>
+                <w:szCs w:val="20"/>
+              </w:rPr>
+              <w:t xml:space="preserve">Entidades JPA del dominio: Persona, Administrador, Profesor, Estudiante, </w:t>
+            </w:r>
+            <w:proofErr w:type="spellStart"/>
+            <w:r>
+              <w:rPr>
+                <w:sz w:val="20"/>
+                <w:szCs w:val="20"/>
+              </w:rPr>
+              <w:t>TutorEmpresa</w:t>
+            </w:r>
+            <w:proofErr w:type="spellEnd"/>
+            <w:r>
+              <w:rPr>
+                <w:sz w:val="20"/>
+                <w:szCs w:val="20"/>
+              </w:rPr>
+              <w:t xml:space="preserve">, Empresa, FCT, </w:t>
+            </w:r>
+            <w:proofErr w:type="spellStart"/>
+            <w:r>
+              <w:rPr>
+                <w:sz w:val="20"/>
+                <w:szCs w:val="20"/>
+              </w:rPr>
+              <w:t>FaltaAsistencia</w:t>
+            </w:r>
+            <w:proofErr w:type="spellEnd"/>
+            <w:r>
+              <w:rPr>
+                <w:sz w:val="20"/>
+                <w:szCs w:val="20"/>
+              </w:rPr>
+              <w:t>, Curso y sus enumeraciones.</w:t>
+            </w:r>
+          </w:p>
+        </w:tc>
+      </w:tr>
+      <w:tr>
+        <w:trPr>
+          <w:cnfStyle w:val="000000100000" w:firstRow="0" w:lastRow="0" w:firstColumn="0" w:lastColumn="0" w:oddVBand="0" w:evenVBand="0" w:oddHBand="1" w:evenHBand="0" w:firstRowFirstColumn="0" w:firstRowLastColumn="0" w:lastRowFirstColumn="0" w:lastRowLastColumn="0"/>
+        </w:trPr>
+        <w:tc>
+          <w:tcPr>
+            <w:cnfStyle w:val="001000000000" w:firstRow="0" w:lastRow="0" w:firstColumn="1" w:lastColumn="0" w:oddVBand="0" w:evenVBand="0" w:oddHBand="0" w:evenHBand="0" w:firstRowFirstColumn="0" w:firstRowLastColumn="0" w:lastRowFirstColumn="0" w:lastRowLastColumn="0"/>
+            <w:tcW w:w="3000" w:type="dxa"/>
+            <w:hideMark/>
+          </w:tcPr>
+          <w:p>
+            <w:proofErr w:type="spellStart"/>
+            <w:proofErr w:type="gramStart"/>
+            <w:r>
+              <w:rPr>
+                <w:sz w:val="20"/>
+                <w:szCs w:val="20"/>
+              </w:rPr>
+              <w:t>com.alba</w:t>
+            </w:r>
+            <w:proofErr w:type="gramEnd"/>
+            <w:r>
+              <w:rPr>
+                <w:sz w:val="20"/>
+                <w:szCs w:val="20"/>
+              </w:rPr>
+              <w:t>.</w:t>
+            </w:r>
+            <w:proofErr w:type="gramStart"/>
+            <w:r>
+              <w:rPr>
+                <w:sz w:val="20"/>
+                <w:szCs w:val="20"/>
+              </w:rPr>
+              <w:t>proyecto.repositorios</w:t>
+            </w:r>
+            <w:proofErr w:type="spellEnd"/>
+            <w:proofErr w:type="gramEnd"/>
+          </w:p>
+        </w:tc>
+        <w:tc>
+          <w:tcPr>
+            <w:tcW w:w="6200" w:type="dxa"/>
+            <w:hideMark/>
+          </w:tcPr>
+          <w:p>
+            <w:pPr>
+              <w:cnfStyle w:val="000000100000" w:firstRow="0" w:lastRow="0" w:firstColumn="0" w:lastColumn="0" w:oddVBand="0" w:evenVBand="0" w:oddHBand="1" w:evenHBand="0" w:firstRowFirstColumn="0" w:firstRowLastColumn="0" w:lastRowFirstColumn="0" w:lastRowLastColumn="0"/>
+            </w:pPr>
+            <w:r>
+              <w:rPr>
+                <w:sz w:val="20"/>
+                <w:szCs w:val="20"/>
+              </w:rPr>
+              <w:t xml:space="preserve">Interfaces de repositorio Spring Data JPA. Una por cada entidad principal. Heredan de </w:t>
+            </w:r>
+            <w:proofErr w:type="spellStart"/>
+            <w:r>
+              <w:rPr>
+                <w:sz w:val="20"/>
+                <w:szCs w:val="20"/>
+              </w:rPr>
+              <w:t>JpaRepository</w:t>
+            </w:r>
+            <w:proofErr w:type="spellEnd"/>
+            <w:r>
+              <w:rPr>
+                <w:sz w:val="20"/>
+                <w:szCs w:val="20"/>
+              </w:rPr>
+              <w:t>.</w:t>
+            </w:r>
+          </w:p>
+        </w:tc>
+      </w:tr>
+      <w:tr>
+        <w:tc>
+          <w:tcPr>
+            <w:cnfStyle w:val="001000000000" w:firstRow="0" w:lastRow="0" w:firstColumn="1" w:lastColumn="0" w:oddVBand="0" w:evenVBand="0" w:oddHBand="0" w:evenHBand="0" w:firstRowFirstColumn="0" w:firstRowLastColumn="0" w:lastRowFirstColumn="0" w:lastRowLastColumn="0"/>
+            <w:tcW w:w="3000" w:type="dxa"/>
+            <w:hideMark/>
+          </w:tcPr>
+          <w:p>
+            <w:proofErr w:type="spellStart"/>
+            <w:proofErr w:type="gramStart"/>
+            <w:r>
+              <w:rPr>
+                <w:sz w:val="20"/>
+                <w:szCs w:val="20"/>
+              </w:rPr>
+              <w:t>com.alba</w:t>
+            </w:r>
+            <w:proofErr w:type="gramEnd"/>
+            <w:r>
+              <w:rPr>
+                <w:sz w:val="20"/>
+                <w:szCs w:val="20"/>
+              </w:rPr>
+              <w:t>.</w:t>
+            </w:r>
+            <w:proofErr w:type="gramStart"/>
+            <w:r>
+              <w:rPr>
+                <w:sz w:val="20"/>
+                <w:szCs w:val="20"/>
+              </w:rPr>
+              <w:t>proyecto.services</w:t>
+            </w:r>
+            <w:proofErr w:type="spellEnd"/>
+            <w:proofErr w:type="gramEnd"/>
+          </w:p>
+        </w:tc>
+        <w:tc>
+          <w:tcPr>
+            <w:tcW w:w="6200" w:type="dxa"/>
+            <w:hideMark/>
+          </w:tcPr>
+          <w:p>
+            <w:pPr>
+              <w:cnfStyle w:val="000000000000" w:firstRow="0" w:lastRow="0" w:firstColumn="0" w:lastColumn="0" w:oddVBand="0" w:evenVBand="0" w:oddHBand="0" w:evenHBand="0" w:firstRowFirstColumn="0" w:firstRowLastColumn="0" w:lastRowFirstColumn="0" w:lastRowLastColumn="0"/>
+            </w:pPr>
+            <w:r>
+              <w:rPr>
+                <w:sz w:val="20"/>
+                <w:szCs w:val="20"/>
+              </w:rPr>
+              <w:t>Capa de servicio. Contiene la lógica de negocio e intermediación entre controladores y repositorios.</w:t>
+            </w:r>
+          </w:p>
+        </w:tc>
+      </w:tr>
+      <w:tr>
+        <w:trPr>
+          <w:cnfStyle w:val="000000100000" w:firstRow="0" w:lastRow="0" w:firstColumn="0" w:lastColumn="0" w:oddVBand="0" w:evenVBand="0" w:oddHBand="1" w:evenHBand="0" w:firstRowFirstColumn="0" w:firstRowLastColumn="0" w:lastRowFirstColumn="0" w:lastRowLastColumn="0"/>
+        </w:trPr>
+        <w:tc>
+          <w:tcPr>
+            <w:cnfStyle w:val="001000000000" w:firstRow="0" w:lastRow="0" w:firstColumn="1" w:lastColumn="0" w:oddVBand="0" w:evenVBand="0" w:oddHBand="0" w:evenHBand="0" w:firstRowFirstColumn="0" w:firstRowLastColumn="0" w:lastRowFirstColumn="0" w:lastRowLastColumn="0"/>
+            <w:tcW w:w="3000" w:type="dxa"/>
+            <w:hideMark/>
+          </w:tcPr>
+          <w:p>
+            <w:proofErr w:type="spellStart"/>
+            <w:proofErr w:type="gramStart"/>
+            <w:r>
+              <w:rPr>
+                <w:sz w:val="20"/>
+                <w:szCs w:val="20"/>
+              </w:rPr>
+              <w:t>com.alba</w:t>
+            </w:r>
+            <w:proofErr w:type="gramEnd"/>
+            <w:r>
+              <w:rPr>
+                <w:sz w:val="20"/>
+                <w:szCs w:val="20"/>
+              </w:rPr>
+              <w:t>.</w:t>
+            </w:r>
+            <w:proofErr w:type="gramStart"/>
+            <w:r>
+              <w:rPr>
+                <w:sz w:val="20"/>
+                <w:szCs w:val="20"/>
+              </w:rPr>
+              <w:t>proyecto.view</w:t>
+            </w:r>
+            <w:proofErr w:type="spellEnd"/>
+            <w:proofErr w:type="gramEnd"/>
+          </w:p>
+        </w:tc>
+        <w:tc>
+          <w:tcPr>
+            <w:tcW w:w="6200" w:type="dxa"/>
+            <w:hideMark/>
+          </w:tcPr>
+          <w:p>
+            <w:pPr>
+              <w:cnfStyle w:val="000000100000" w:firstRow="0" w:lastRow="0" w:firstColumn="0" w:lastColumn="0" w:oddVBand="0" w:evenVBand="0" w:oddHBand="1" w:evenHBand="0" w:firstRowFirstColumn="0" w:firstRowLastColumn="0" w:lastRowFirstColumn="0" w:lastRowLastColumn="0"/>
+            </w:pPr>
+            <w:r>
+              <w:rPr>
+                <w:sz w:val="20"/>
+                <w:szCs w:val="20"/>
+              </w:rPr>
+              <w:t xml:space="preserve">Enumeración </w:t>
+            </w:r>
+            <w:proofErr w:type="spellStart"/>
+            <w:r>
+              <w:rPr>
+                <w:sz w:val="20"/>
+                <w:szCs w:val="20"/>
+              </w:rPr>
+              <w:t>FxmlView</w:t>
+            </w:r>
+            <w:proofErr w:type="spellEnd"/>
+            <w:r>
+              <w:rPr>
+                <w:sz w:val="20"/>
+                <w:szCs w:val="20"/>
+              </w:rPr>
+              <w:t xml:space="preserve"> con las rutas y títulos de las vistas FXML disponibles.</w:t>
+            </w:r>
+          </w:p>
+        </w:tc>
+      </w:tr>
+      <w:tr>
+        <w:tc>
+          <w:tcPr>
+            <w:cnfStyle w:val="001000000000" w:firstRow="0" w:lastRow="0" w:firstColumn="1" w:lastColumn="0" w:oddVBand="0" w:evenVBand="0" w:oddHBand="0" w:evenHBand="0" w:firstRowFirstColumn="0" w:firstRowLastColumn="0" w:lastRowFirstColumn="0" w:lastRowLastColumn="0"/>
+            <w:tcW w:w="3000" w:type="dxa"/>
+            <w:hideMark/>
+          </w:tcPr>
+          <w:p>
+            <w:proofErr w:type="spellStart"/>
+            <w:r>
+              <w:rPr>
+                <w:sz w:val="20"/>
+                <w:szCs w:val="20"/>
+              </w:rPr>
+              <w:t>utils</w:t>
+            </w:r>
+            <w:proofErr w:type="spellEnd"/>
+          </w:p>
+        </w:tc>
+        <w:tc>
+          <w:tcPr>
+            <w:tcW w:w="6200" w:type="dxa"/>
+            <w:hideMark/>
+          </w:tcPr>
+          <w:p>
+            <w:pPr>
+              <w:cnfStyle w:val="000000000000" w:firstRow="0" w:lastRow="0" w:firstColumn="0" w:lastColumn="0" w:oddVBand="0" w:evenVBand="0" w:oddHBand="0" w:evenHBand="0" w:firstRowFirstColumn="0" w:firstRowLastColumn="0" w:lastRowFirstColumn="0" w:lastRowLastColumn="0"/>
+            </w:pPr>
+            <w:r>
+              <w:rPr>
+                <w:sz w:val="20"/>
+                <w:szCs w:val="20"/>
+              </w:rPr>
+              <w:t xml:space="preserve">Clases de utilidad transversales: Validador (expresiones regulares y verificación </w:t>
+            </w:r>
+            <w:proofErr w:type="spellStart"/>
+            <w:r>
+              <w:rPr>
+                <w:sz w:val="20"/>
+                <w:szCs w:val="20"/>
+              </w:rPr>
+              <w:t>BCrypt</w:t>
+            </w:r>
+            <w:proofErr w:type="spellEnd"/>
+            <w:r>
+              <w:rPr>
+                <w:sz w:val="20"/>
+                <w:szCs w:val="20"/>
+              </w:rPr>
+              <w:t>) y Transformador (</w:t>
+            </w:r>
+            <w:proofErr w:type="spellStart"/>
+            <w:r>
+              <w:rPr>
+                <w:sz w:val="20"/>
+                <w:szCs w:val="20"/>
+              </w:rPr>
+              <w:t>hashing</w:t>
+            </w:r>
+            <w:proofErr w:type="spellEnd"/>
+            <w:r>
+              <w:rPr>
+                <w:sz w:val="20"/>
+                <w:szCs w:val="20"/>
+              </w:rPr>
+              <w:t xml:space="preserve"> y formateo de fechas).</w:t>
+            </w:r>
+          </w:p>
+        </w:tc>
+      </w:tr>
+    </w:tbl>
+    <w:p>
+      <w:pPr>
+        <w:rPr>
+          <w:rFonts w:ascii="Arial" w:hAnsi="Arial" w:cs="Arial"/>
+        </w:rPr>
+      </w:pPr>
+    </w:p>
+    <w:p/>
+    <w:p>
+      <w:pPr>
+        <w:pStyle w:val="Ttulo2"/>
+        <w:numPr>
+          <w:ilvl w:val="1"/>
+          <w:numId w:val="3"/>
+        </w:numPr>
+      </w:pPr>
+      <w:r>
         <w:t>INTERFACES GRÁFICAS DE USUARIO</w:t>
       </w:r>
       <w:bookmarkEnd w:id="24"/>
@@ -6358,6 +10042,7 @@
         <w:rPr>
           <w:noProof/>
         </w:rPr>
+        <w:lastRenderedPageBreak/>
         <w:drawing>
           <wp:inline distT="0" distB="0" distL="0" distR="0" wp14:anchorId="4A389DFC" wp14:editId="4549EF57">
             <wp:extent cx="5299608" cy="3600000"/>
@@ -6410,27 +10095,14 @@
       <w:r>
         <w:t xml:space="preserve">Figura </w:t>
       </w:r>
-      <w:r>
-        <w:fldChar w:fldCharType="begin"/>
-      </w:r>
-      <w:r>
-        <w:instrText xml:space="preserve"> SEQ Figura \* ARABIC </w:instrText>
-      </w:r>
-      <w:r>
-        <w:fldChar w:fldCharType="separate"/>
-      </w:r>
-      <w:r>
-        <w:rPr>
-          <w:noProof/>
-        </w:rPr>
-        <w:t>4</w:t>
-      </w:r>
-      <w:r>
-        <w:rPr>
-          <w:noProof/>
-        </w:rPr>
-        <w:fldChar w:fldCharType="end"/>
-      </w:r>
+      <w:fldSimple w:instr=" SEQ Figura \* ARABIC ">
+        <w:r>
+          <w:rPr>
+            <w:noProof/>
+          </w:rPr>
+          <w:t>4</w:t>
+        </w:r>
+      </w:fldSimple>
       <w:r>
         <w:t>. Pantalla de inicio de sesión</w:t>
       </w:r>
@@ -6500,27 +10172,14 @@
       <w:r>
         <w:t xml:space="preserve">Figura </w:t>
       </w:r>
-      <w:r>
-        <w:fldChar w:fldCharType="begin"/>
-      </w:r>
-      <w:r>
-        <w:instrText xml:space="preserve"> SEQ Figura \* ARABIC </w:instrText>
-      </w:r>
-      <w:r>
-        <w:fldChar w:fldCharType="separate"/>
-      </w:r>
-      <w:r>
-        <w:rPr>
-          <w:noProof/>
-        </w:rPr>
-        <w:t>5</w:t>
-      </w:r>
-      <w:r>
-        <w:rPr>
-          <w:noProof/>
-        </w:rPr>
-        <w:fldChar w:fldCharType="end"/>
-      </w:r>
+      <w:fldSimple w:instr=" SEQ Figura \* ARABIC ">
+        <w:r>
+          <w:rPr>
+            <w:noProof/>
+          </w:rPr>
+          <w:t>5</w:t>
+        </w:r>
+      </w:fldSimple>
       <w:r>
         <w:t>. Pantalla Nueva FCT</w:t>
       </w:r>
@@ -6532,7 +10191,6 @@
     <w:p/>
     <w:p>
       <w:r>
-        <w:lastRenderedPageBreak/>
         <w:t>T</w:t>
       </w:r>
       <w:r>
@@ -6551,6 +10209,7 @@
         <w:rPr>
           <w:noProof/>
         </w:rPr>
+        <w:lastRenderedPageBreak/>
         <w:drawing>
           <wp:inline distT="0" distB="0" distL="0" distR="0" wp14:anchorId="4333422A" wp14:editId="1785D7DB">
             <wp:extent cx="3673928" cy="4029328"/>
@@ -6603,27 +10262,14 @@
       <w:r>
         <w:t xml:space="preserve">Figura </w:t>
       </w:r>
-      <w:r>
-        <w:fldChar w:fldCharType="begin"/>
-      </w:r>
-      <w:r>
-        <w:instrText xml:space="preserve"> SEQ Figura \* ARABIC </w:instrText>
-      </w:r>
-      <w:r>
-        <w:fldChar w:fldCharType="separate"/>
-      </w:r>
-      <w:r>
-        <w:rPr>
-          <w:noProof/>
-        </w:rPr>
-        <w:t>6</w:t>
-      </w:r>
-      <w:r>
-        <w:rPr>
-          <w:noProof/>
-        </w:rPr>
-        <w:fldChar w:fldCharType="end"/>
-      </w:r>
+      <w:fldSimple w:instr=" SEQ Figura \* ARABIC ">
+        <w:r>
+          <w:rPr>
+            <w:noProof/>
+          </w:rPr>
+          <w:t>6</w:t>
+        </w:r>
+      </w:fldSimple>
       <w:r>
         <w:t>. Pantalla inicial</w:t>
       </w:r>
@@ -6699,27 +10345,14 @@
       <w:r>
         <w:t xml:space="preserve">Figura </w:t>
       </w:r>
-      <w:r>
-        <w:fldChar w:fldCharType="begin"/>
-      </w:r>
-      <w:r>
-        <w:instrText xml:space="preserve"> SEQ Figura \* ARABIC </w:instrText>
-      </w:r>
-      <w:r>
-        <w:fldChar w:fldCharType="separate"/>
-      </w:r>
-      <w:r>
-        <w:rPr>
-          <w:noProof/>
-        </w:rPr>
-        <w:t>7</w:t>
-      </w:r>
-      <w:r>
-        <w:rPr>
-          <w:noProof/>
-        </w:rPr>
-        <w:fldChar w:fldCharType="end"/>
-      </w:r>
+      <w:fldSimple w:instr=" SEQ Figura \* ARABIC ">
+        <w:r>
+          <w:rPr>
+            <w:noProof/>
+          </w:rPr>
+          <w:t>7</w:t>
+        </w:r>
+      </w:fldSimple>
       <w:r>
         <w:t xml:space="preserve">. Pantalla Añadir justificante </w:t>
       </w:r>
@@ -6930,7 +10563,15 @@
         </w:numPr>
       </w:pPr>
       <w:r>
-        <w:t>Pruebas Unitarias: verificación de la lógica de negocio en el backend.</w:t>
+        <w:t xml:space="preserve">Pruebas Unitarias: verificación de la lógica de negocio en el </w:t>
+      </w:r>
+      <w:proofErr w:type="spellStart"/>
+      <w:r>
+        <w:t>backend</w:t>
+      </w:r>
+      <w:proofErr w:type="spellEnd"/>
+      <w:r>
+        <w:t>.</w:t>
       </w:r>
     </w:p>
     <w:p>
@@ -6955,7 +10596,15 @@
         <w:t>n</w:t>
       </w:r>
       <w:r>
-        <w:t>: asegurar que la GUI de escritorio y la app móvil se comunican correctamente con la base de datos.</w:t>
+        <w:t xml:space="preserve">: asegurar que la GUI de escritorio y la </w:t>
+      </w:r>
+      <w:proofErr w:type="gramStart"/>
+      <w:r>
+        <w:t>app</w:t>
+      </w:r>
+      <w:proofErr w:type="gramEnd"/>
+      <w:r>
+        <w:t xml:space="preserve"> móvil se comunican correctamente con la base de datos.</w:t>
       </w:r>
     </w:p>
     <w:p>
@@ -7027,8 +10676,13 @@
           <w:numId w:val="6"/>
         </w:numPr>
       </w:pPr>
-      <w:r>
-        <w:t xml:space="preserve">Mockflow: </w:t>
+      <w:proofErr w:type="spellStart"/>
+      <w:r>
+        <w:t>Mockflow</w:t>
+      </w:r>
+      <w:proofErr w:type="spellEnd"/>
+      <w:r>
+        <w:t xml:space="preserve">: </w:t>
       </w:r>
       <w:r>
         <w:t>D</w:t>
@@ -7079,7 +10733,23 @@
           <w:b/>
           <w:bCs/>
         </w:rPr>
-        <w:t>Lenguajes de programación y Frameworks:</w:t>
+        <w:t xml:space="preserve">Lenguajes de programación y </w:t>
+      </w:r>
+      <w:proofErr w:type="spellStart"/>
+      <w:r>
+        <w:rPr>
+          <w:b/>
+          <w:bCs/>
+        </w:rPr>
+        <w:t>Frameworks</w:t>
+      </w:r>
+      <w:proofErr w:type="spellEnd"/>
+      <w:r>
+        <w:rPr>
+          <w:b/>
+          <w:bCs/>
+        </w:rPr>
+        <w:t>:</w:t>
       </w:r>
     </w:p>
     <w:p>
@@ -7129,9 +10799,11 @@
           <w:numId w:val="6"/>
         </w:numPr>
       </w:pPr>
+      <w:proofErr w:type="spellStart"/>
       <w:r>
         <w:t>Xampp</w:t>
       </w:r>
+      <w:proofErr w:type="spellEnd"/>
     </w:p>
     <w:p>
       <w:pPr>
@@ -7141,8 +10813,13 @@
           <w:numId w:val="6"/>
         </w:numPr>
       </w:pPr>
-      <w:r>
-        <w:t xml:space="preserve">Hibertante: </w:t>
+      <w:proofErr w:type="spellStart"/>
+      <w:r>
+        <w:t>Hibertante</w:t>
+      </w:r>
+      <w:proofErr w:type="spellEnd"/>
+      <w:r>
+        <w:t xml:space="preserve">: </w:t>
       </w:r>
       <w:r>
         <w:t>I</w:t>
@@ -7158,12 +10835,21 @@
           <w:bCs/>
         </w:rPr>
       </w:pPr>
+      <w:proofErr w:type="spellStart"/>
       <w:r>
         <w:rPr>
           <w:b/>
           <w:bCs/>
         </w:rPr>
-        <w:t>IDEs y Herramientas de construcción:</w:t>
+        <w:t>IDEs</w:t>
+      </w:r>
+      <w:proofErr w:type="spellEnd"/>
+      <w:r>
+        <w:rPr>
+          <w:b/>
+          <w:bCs/>
+        </w:rPr>
+        <w:t xml:space="preserve"> y Herramientas de construcción:</w:t>
       </w:r>
     </w:p>
     <w:p>
@@ -7228,8 +10914,13 @@
           <w:numId w:val="6"/>
         </w:numPr>
       </w:pPr>
-      <w:r>
-        <w:t xml:space="preserve">Github: </w:t>
+      <w:proofErr w:type="spellStart"/>
+      <w:r>
+        <w:t>Github</w:t>
+      </w:r>
+      <w:proofErr w:type="spellEnd"/>
+      <w:r>
+        <w:t xml:space="preserve">: </w:t>
       </w:r>
       <w:r>
         <w:t>S</w:t>
@@ -7271,8 +10962,13 @@
           <w:numId w:val="6"/>
         </w:numPr>
       </w:pPr>
-      <w:r>
-        <w:t>JavaFX: Librería utilizada para el desarrollo de la GUI de escritorio</w:t>
+      <w:proofErr w:type="spellStart"/>
+      <w:r>
+        <w:t>JavaFX</w:t>
+      </w:r>
+      <w:proofErr w:type="spellEnd"/>
+      <w:r>
+        <w:t>: Librería utilizada para el desarrollo de la GUI de escritorio</w:t>
       </w:r>
     </w:p>
     <w:p>
@@ -7290,8 +10986,13 @@
         <w:t xml:space="preserve"> SDK</w:t>
       </w:r>
       <w:r>
-        <w:t xml:space="preserve"> + Kotlin</w:t>
-      </w:r>
+        <w:t xml:space="preserve"> + </w:t>
+      </w:r>
+      <w:proofErr w:type="spellStart"/>
+      <w:r>
+        <w:t>Kotlin</w:t>
+      </w:r>
+      <w:proofErr w:type="spellEnd"/>
       <w:r>
         <w:t>: Conjunto de herramientas y lenguaje de programación utilizado para el desarrollo de la aplicación móvil.</w:t>
       </w:r>
@@ -7484,38 +11185,28 @@
       <w:pPr>
         <w:pStyle w:val="Descripcin"/>
         <w:jc w:val="center"/>
-        <w:rPr>
-          <w:u w:val="single"/>
-        </w:rPr>
       </w:pPr>
       <w:r>
         <w:t xml:space="preserve">Figura </w:t>
       </w:r>
-      <w:r>
-        <w:fldChar w:fldCharType="begin"/>
-      </w:r>
-      <w:r>
-        <w:instrText xml:space="preserve"> SEQ Figura \* ARABIC </w:instrText>
-      </w:r>
-      <w:r>
-        <w:fldChar w:fldCharType="separate"/>
-      </w:r>
-      <w:r>
-        <w:rPr>
-          <w:noProof/>
-        </w:rPr>
-        <w:t>8</w:t>
-      </w:r>
-      <w:r>
-        <w:rPr>
-          <w:noProof/>
-        </w:rPr>
-        <w:fldChar w:fldCharType="end"/>
-      </w:r>
+      <w:fldSimple w:instr=" SEQ Figura \* ARABIC ">
+        <w:r>
+          <w:rPr>
+            <w:noProof/>
+          </w:rPr>
+          <w:t>8</w:t>
+        </w:r>
+      </w:fldSimple>
       <w:r>
         <w:t>. Diagrame de Gantt</w:t>
       </w:r>
     </w:p>
+    <w:p>
+      <w:r>
+        <w:br w:type="page"/>
+      </w:r>
+    </w:p>
+    <w:p/>
     <w:p>
       <w:pPr>
         <w:pStyle w:val="Ttulo2"/>
@@ -7708,7 +11399,6 @@
         </w:numPr>
       </w:pPr>
       <w:r>
-        <w:lastRenderedPageBreak/>
         <w:t>Acceso a Datos: para la persistencia de la información en la base de datos.</w:t>
       </w:r>
     </w:p>
@@ -7926,9 +11616,10 @@
         <w:rPr>
           <w:noProof/>
         </w:rPr>
+        <w:lastRenderedPageBreak/>
         <w:drawing>
-          <wp:inline distT="0" distB="0" distL="0" distR="0" wp14:anchorId="7D576B6B" wp14:editId="6FEE4563">
-            <wp:extent cx="2588079" cy="2588079"/>
+          <wp:inline distT="0" distB="0" distL="0" distR="0" wp14:anchorId="7D576B6B" wp14:editId="120170A3">
+            <wp:extent cx="1836175" cy="1836175"/>
             <wp:effectExtent l="0" t="0" r="0" b="0"/>
             <wp:docPr id="2039016050" name="Imagen 7" descr="Imagen que contiene Icono&#10;&#10;El contenido generado por IA puede ser incorrecto."/>
             <wp:cNvGraphicFramePr>
@@ -7956,7 +11647,7 @@
                   <pic:spPr>
                     <a:xfrm>
                       <a:off x="0" y="0"/>
-                      <a:ext cx="2599042" cy="2599042"/>
+                      <a:ext cx="1849366" cy="1849366"/>
                     </a:xfrm>
                     <a:prstGeom prst="rect">
                       <a:avLst/>
@@ -7977,31 +11668,19 @@
       <w:r>
         <w:t xml:space="preserve">Figura </w:t>
       </w:r>
-      <w:r>
-        <w:fldChar w:fldCharType="begin"/>
-      </w:r>
-      <w:r>
-        <w:instrText xml:space="preserve"> SEQ Figura \* ARABIC </w:instrText>
-      </w:r>
-      <w:r>
-        <w:fldChar w:fldCharType="separate"/>
-      </w:r>
-      <w:r>
-        <w:rPr>
-          <w:noProof/>
-        </w:rPr>
-        <w:t>9</w:t>
-      </w:r>
-      <w:r>
-        <w:rPr>
-          <w:noProof/>
-        </w:rPr>
-        <w:fldChar w:fldCharType="end"/>
-      </w:r>
+      <w:fldSimple w:instr=" SEQ Figura \* ARABIC ">
+        <w:r>
+          <w:rPr>
+            <w:noProof/>
+          </w:rPr>
+          <w:t>9</w:t>
+        </w:r>
+      </w:fldSimple>
       <w:r>
         <w:t>. Logo provisional 1</w:t>
       </w:r>
     </w:p>
+    <w:p/>
     <w:p>
       <w:pPr>
         <w:pStyle w:val="Prrafodelista"/>
@@ -8058,45 +11737,23 @@
       </w:pPr>
       <w:r>
         <w:rPr>
+          <w:noProof/>
           <w:color w:val="EE0000"/>
           <w:u w:val="single"/>
         </w:rPr>
-        <w:t>*colores elegidos por el momento*</w:t>
-      </w:r>
-    </w:p>
-    <w:p>
-      <w:r>
-        <w:t>#18406a — azul oscuro (fondo menú, títulos)</w:t>
-      </w:r>
-    </w:p>
-    <w:p>
-      <w:r>
-        <w:t>#4c85b9 — azul medio (botones primarios y menú)</w:t>
-      </w:r>
-    </w:p>
-    <w:p>
-      <w:r>
         <w:drawing>
-          <wp:anchor distT="0" distB="0" distL="114300" distR="114300" simplePos="0" relativeHeight="251659268" behindDoc="1" locked="0" layoutInCell="1" allowOverlap="1" wp14:anchorId="0EAC3006" wp14:editId="7E83D451">
+          <wp:anchor distT="0" distB="0" distL="114300" distR="114300" simplePos="0" relativeHeight="251659268" behindDoc="0" locked="0" layoutInCell="1" allowOverlap="1" wp14:anchorId="5D3AAB7B" wp14:editId="519D137D">
             <wp:simplePos x="0" y="0"/>
-            <wp:positionH relativeFrom="column">
-              <wp:posOffset>4039235</wp:posOffset>
+            <wp:positionH relativeFrom="page">
+              <wp:posOffset>5248910</wp:posOffset>
             </wp:positionH>
             <wp:positionV relativeFrom="paragraph">
-              <wp:posOffset>130175</wp:posOffset>
+              <wp:posOffset>1043305</wp:posOffset>
             </wp:positionV>
-            <wp:extent cx="2823845" cy="610235"/>
-            <wp:effectExtent l="1905" t="0" r="0" b="0"/>
-            <wp:wrapTight wrapText="bothSides">
-              <wp:wrapPolygon edited="0">
-                <wp:start x="15" y="21667"/>
-                <wp:lineTo x="21435" y="21667"/>
-                <wp:lineTo x="21435" y="764"/>
-                <wp:lineTo x="15" y="764"/>
-                <wp:lineTo x="15" y="21667"/>
-              </wp:wrapPolygon>
-            </wp:wrapTight>
-            <wp:docPr id="1668282789" name="Imagen 1"/>
+            <wp:extent cx="2751455" cy="1517650"/>
+            <wp:effectExtent l="7303" t="0" r="0" b="0"/>
+            <wp:wrapSquare wrapText="bothSides"/>
+            <wp:docPr id="521076909" name="Imagen 6"/>
             <wp:cNvGraphicFramePr>
               <a:graphicFrameLocks xmlns:a="http://schemas.openxmlformats.org/drawingml/2006/main" noChangeAspect="1"/>
             </wp:cNvGraphicFramePr>
@@ -8104,11 +11761,11 @@
               <a:graphicData uri="http://schemas.openxmlformats.org/drawingml/2006/picture">
                 <pic:pic xmlns:pic="http://schemas.openxmlformats.org/drawingml/2006/picture">
                   <pic:nvPicPr>
-                    <pic:cNvPr id="1668282789" name=""/>
+                    <pic:cNvPr id="521076909" name="Imagen 521076909"/>
                     <pic:cNvPicPr/>
                   </pic:nvPicPr>
                   <pic:blipFill>
-                    <a:blip r:embed="rId26">
+                    <a:blip r:embed="rId26" cstate="print">
                       <a:extLst>
                         <a:ext uri="{28A0092B-C50C-407E-A947-70E740481C1C}">
                           <a14:useLocalDpi xmlns:a14="http://schemas.microsoft.com/office/drawing/2010/main" val="0"/>
@@ -8120,9 +11777,9 @@
                     </a:stretch>
                   </pic:blipFill>
                   <pic:spPr>
-                    <a:xfrm rot="5400000" flipV="1">
+                    <a:xfrm rot="5400000">
                       <a:off x="0" y="0"/>
-                      <a:ext cx="2823845" cy="610235"/>
+                      <a:ext cx="2751455" cy="1517650"/>
                     </a:xfrm>
                     <a:prstGeom prst="rect">
                       <a:avLst/>
@@ -8141,35 +11798,1050 @@
         </w:drawing>
       </w:r>
       <w:r>
-        <w:t>#53ade1 — azul claro (botones primarios)</w:t>
-      </w:r>
-      <w:r>
         <w:rPr>
-          <w:noProof/>
+          <w:color w:val="EE0000"/>
+          <w:u w:val="single"/>
         </w:rPr>
-        <w:t xml:space="preserve"> </w:t>
-      </w:r>
-    </w:p>
-    <w:p>
-      <w:r>
-        <w:t>#44cbea — azul cyan (texto botones menú)</w:t>
-      </w:r>
-    </w:p>
-    <w:p>
-      <w:r>
-        <w:t>#6468d1 — morado (botones peligro/acción secundaria)</w:t>
-      </w:r>
-    </w:p>
-    <w:p>
-      <w:r>
-        <w:t>#6188d8 — morado claro (botones peligro)</w:t>
-      </w:r>
-    </w:p>
-    <w:p>
-      <w:r>
-        <w:t>#e1e8ee — gris muy claro (fondo principal, texto menú)</w:t>
-      </w:r>
-    </w:p>
+        <w:t>*colores elegidos por el momento*</w:t>
+      </w:r>
+    </w:p>
+    <w:tbl>
+      <w:tblPr>
+        <w:tblStyle w:val="Tablaconcuadrcula4-nfasis1"/>
+        <w:tblW w:w="7792" w:type="dxa"/>
+        <w:tblLook w:val="04A0" w:firstRow="1" w:lastRow="0" w:firstColumn="1" w:lastColumn="0" w:noHBand="0" w:noVBand="1"/>
+      </w:tblPr>
+      <w:tblGrid>
+        <w:gridCol w:w="1800"/>
+        <w:gridCol w:w="1800"/>
+        <w:gridCol w:w="4192"/>
+      </w:tblGrid>
+      <w:tr>
+        <w:trPr>
+          <w:cnfStyle w:val="100000000000" w:firstRow="1" w:lastRow="0" w:firstColumn="0" w:lastColumn="0" w:oddVBand="0" w:evenVBand="0" w:oddHBand="0" w:evenHBand="0" w:firstRowFirstColumn="0" w:firstRowLastColumn="0" w:lastRowFirstColumn="0" w:lastRowLastColumn="0"/>
+        </w:trPr>
+        <w:tc>
+          <w:tcPr>
+            <w:cnfStyle w:val="001000000000" w:firstRow="0" w:lastRow="0" w:firstColumn="1" w:lastColumn="0" w:oddVBand="0" w:evenVBand="0" w:oddHBand="0" w:evenHBand="0" w:firstRowFirstColumn="0" w:firstRowLastColumn="0" w:lastRowFirstColumn="0" w:lastRowLastColumn="0"/>
+            <w:tcW w:w="1800" w:type="dxa"/>
+            <w:hideMark/>
+          </w:tcPr>
+          <w:p>
+            <w:pPr>
+              <w:spacing w:after="160" w:line="259" w:lineRule="auto"/>
+            </w:pPr>
+            <w:r>
+              <w:t>Código HEX</w:t>
+            </w:r>
+          </w:p>
+        </w:tc>
+        <w:tc>
+          <w:tcPr>
+            <w:tcW w:w="1800" w:type="dxa"/>
+            <w:hideMark/>
+          </w:tcPr>
+          <w:p>
+            <w:pPr>
+              <w:spacing w:after="160" w:line="259" w:lineRule="auto"/>
+              <w:cnfStyle w:val="100000000000" w:firstRow="1" w:lastRow="0" w:firstColumn="0" w:lastColumn="0" w:oddVBand="0" w:evenVBand="0" w:oddHBand="0" w:evenHBand="0" w:firstRowFirstColumn="0" w:firstRowLastColumn="0" w:lastRowFirstColumn="0" w:lastRowLastColumn="0"/>
+            </w:pPr>
+            <w:r>
+              <w:t>Nombre</w:t>
+            </w:r>
+          </w:p>
+        </w:tc>
+        <w:tc>
+          <w:tcPr>
+            <w:tcW w:w="4192" w:type="dxa"/>
+            <w:hideMark/>
+          </w:tcPr>
+          <w:p>
+            <w:pPr>
+              <w:spacing w:after="160" w:line="259" w:lineRule="auto"/>
+              <w:cnfStyle w:val="100000000000" w:firstRow="1" w:lastRow="0" w:firstColumn="0" w:lastColumn="0" w:oddVBand="0" w:evenVBand="0" w:oddHBand="0" w:evenHBand="0" w:firstRowFirstColumn="0" w:firstRowLastColumn="0" w:lastRowFirstColumn="0" w:lastRowLastColumn="0"/>
+            </w:pPr>
+            <w:r>
+              <w:t>Uso</w:t>
+            </w:r>
+          </w:p>
+        </w:tc>
+      </w:tr>
+      <w:tr>
+        <w:trPr>
+          <w:cnfStyle w:val="000000100000" w:firstRow="0" w:lastRow="0" w:firstColumn="0" w:lastColumn="0" w:oddVBand="0" w:evenVBand="0" w:oddHBand="1" w:evenHBand="0" w:firstRowFirstColumn="0" w:firstRowLastColumn="0" w:lastRowFirstColumn="0" w:lastRowLastColumn="0"/>
+        </w:trPr>
+        <w:tc>
+          <w:tcPr>
+            <w:cnfStyle w:val="001000000000" w:firstRow="0" w:lastRow="0" w:firstColumn="1" w:lastColumn="0" w:oddVBand="0" w:evenVBand="0" w:oddHBand="0" w:evenHBand="0" w:firstRowFirstColumn="0" w:firstRowLastColumn="0" w:lastRowFirstColumn="0" w:lastRowLastColumn="0"/>
+            <w:tcW w:w="1800" w:type="dxa"/>
+            <w:hideMark/>
+          </w:tcPr>
+          <w:p>
+            <w:pPr>
+              <w:spacing w:after="160" w:line="259" w:lineRule="auto"/>
+            </w:pPr>
+            <w:r>
+              <w:t>#18406a</w:t>
+            </w:r>
+          </w:p>
+        </w:tc>
+        <w:tc>
+          <w:tcPr>
+            <w:tcW w:w="1800" w:type="dxa"/>
+            <w:hideMark/>
+          </w:tcPr>
+          <w:p>
+            <w:pPr>
+              <w:spacing w:after="160" w:line="259" w:lineRule="auto"/>
+              <w:cnfStyle w:val="000000100000" w:firstRow="0" w:lastRow="0" w:firstColumn="0" w:lastColumn="0" w:oddVBand="0" w:evenVBand="0" w:oddHBand="1" w:evenHBand="0" w:firstRowFirstColumn="0" w:firstRowLastColumn="0" w:lastRowFirstColumn="0" w:lastRowLastColumn="0"/>
+            </w:pPr>
+            <w:r>
+              <w:t>Azul oscuro</w:t>
+            </w:r>
+          </w:p>
+        </w:tc>
+        <w:tc>
+          <w:tcPr>
+            <w:tcW w:w="4192" w:type="dxa"/>
+            <w:hideMark/>
+          </w:tcPr>
+          <w:p>
+            <w:pPr>
+              <w:spacing w:after="160" w:line="259" w:lineRule="auto"/>
+              <w:cnfStyle w:val="000000100000" w:firstRow="0" w:lastRow="0" w:firstColumn="0" w:lastColumn="0" w:oddVBand="0" w:evenVBand="0" w:oddHBand="1" w:evenHBand="0" w:firstRowFirstColumn="0" w:firstRowLastColumn="0" w:lastRowFirstColumn="0" w:lastRowLastColumn="0"/>
+            </w:pPr>
+            <w:r>
+              <w:t>Fondo del menú lateral, títulos principales</w:t>
+            </w:r>
+          </w:p>
+        </w:tc>
+      </w:tr>
+      <w:tr>
+        <w:tc>
+          <w:tcPr>
+            <w:cnfStyle w:val="001000000000" w:firstRow="0" w:lastRow="0" w:firstColumn="1" w:lastColumn="0" w:oddVBand="0" w:evenVBand="0" w:oddHBand="0" w:evenHBand="0" w:firstRowFirstColumn="0" w:firstRowLastColumn="0" w:lastRowFirstColumn="0" w:lastRowLastColumn="0"/>
+            <w:tcW w:w="1800" w:type="dxa"/>
+            <w:hideMark/>
+          </w:tcPr>
+          <w:p>
+            <w:pPr>
+              <w:spacing w:after="160" w:line="259" w:lineRule="auto"/>
+            </w:pPr>
+            <w:r>
+              <w:t>#4c85b9</w:t>
+            </w:r>
+          </w:p>
+        </w:tc>
+        <w:tc>
+          <w:tcPr>
+            <w:tcW w:w="1800" w:type="dxa"/>
+            <w:hideMark/>
+          </w:tcPr>
+          <w:p>
+            <w:pPr>
+              <w:spacing w:after="160" w:line="259" w:lineRule="auto"/>
+              <w:cnfStyle w:val="000000000000" w:firstRow="0" w:lastRow="0" w:firstColumn="0" w:lastColumn="0" w:oddVBand="0" w:evenVBand="0" w:oddHBand="0" w:evenHBand="0" w:firstRowFirstColumn="0" w:firstRowLastColumn="0" w:lastRowFirstColumn="0" w:lastRowLastColumn="0"/>
+            </w:pPr>
+            <w:r>
+              <w:t>Azul medio</w:t>
+            </w:r>
+          </w:p>
+        </w:tc>
+        <w:tc>
+          <w:tcPr>
+            <w:tcW w:w="4192" w:type="dxa"/>
+            <w:hideMark/>
+          </w:tcPr>
+          <w:p>
+            <w:pPr>
+              <w:spacing w:after="160" w:line="259" w:lineRule="auto"/>
+              <w:cnfStyle w:val="000000000000" w:firstRow="0" w:lastRow="0" w:firstColumn="0" w:lastColumn="0" w:oddVBand="0" w:evenVBand="0" w:oddHBand="0" w:evenHBand="0" w:firstRowFirstColumn="0" w:firstRowLastColumn="0" w:lastRowFirstColumn="0" w:lastRowLastColumn="0"/>
+            </w:pPr>
+            <w:r>
+              <w:t>Hover de botones primarios y menú</w:t>
+            </w:r>
+          </w:p>
+        </w:tc>
+      </w:tr>
+      <w:tr>
+        <w:trPr>
+          <w:cnfStyle w:val="000000100000" w:firstRow="0" w:lastRow="0" w:firstColumn="0" w:lastColumn="0" w:oddVBand="0" w:evenVBand="0" w:oddHBand="1" w:evenHBand="0" w:firstRowFirstColumn="0" w:firstRowLastColumn="0" w:lastRowFirstColumn="0" w:lastRowLastColumn="0"/>
+        </w:trPr>
+        <w:tc>
+          <w:tcPr>
+            <w:cnfStyle w:val="001000000000" w:firstRow="0" w:lastRow="0" w:firstColumn="1" w:lastColumn="0" w:oddVBand="0" w:evenVBand="0" w:oddHBand="0" w:evenHBand="0" w:firstRowFirstColumn="0" w:firstRowLastColumn="0" w:lastRowFirstColumn="0" w:lastRowLastColumn="0"/>
+            <w:tcW w:w="1800" w:type="dxa"/>
+            <w:hideMark/>
+          </w:tcPr>
+          <w:p>
+            <w:pPr>
+              <w:spacing w:after="160" w:line="259" w:lineRule="auto"/>
+            </w:pPr>
+            <w:r>
+              <w:t>#53ade1</w:t>
+            </w:r>
+          </w:p>
+        </w:tc>
+        <w:tc>
+          <w:tcPr>
+            <w:tcW w:w="1800" w:type="dxa"/>
+            <w:hideMark/>
+          </w:tcPr>
+          <w:p>
+            <w:pPr>
+              <w:spacing w:after="160" w:line="259" w:lineRule="auto"/>
+              <w:cnfStyle w:val="000000100000" w:firstRow="0" w:lastRow="0" w:firstColumn="0" w:lastColumn="0" w:oddVBand="0" w:evenVBand="0" w:oddHBand="1" w:evenHBand="0" w:firstRowFirstColumn="0" w:firstRowLastColumn="0" w:lastRowFirstColumn="0" w:lastRowLastColumn="0"/>
+            </w:pPr>
+            <w:r>
+              <w:t>Azul claro</w:t>
+            </w:r>
+          </w:p>
+        </w:tc>
+        <w:tc>
+          <w:tcPr>
+            <w:tcW w:w="4192" w:type="dxa"/>
+            <w:hideMark/>
+          </w:tcPr>
+          <w:p>
+            <w:pPr>
+              <w:spacing w:after="160" w:line="259" w:lineRule="auto"/>
+              <w:cnfStyle w:val="000000100000" w:firstRow="0" w:lastRow="0" w:firstColumn="0" w:lastColumn="0" w:oddVBand="0" w:evenVBand="0" w:oddHBand="1" w:evenHBand="0" w:firstRowFirstColumn="0" w:firstRowLastColumn="0" w:lastRowFirstColumn="0" w:lastRowLastColumn="0"/>
+            </w:pPr>
+            <w:r>
+              <w:t>Botones de acción primaria (Guardar, Confirmar)</w:t>
+            </w:r>
+          </w:p>
+        </w:tc>
+      </w:tr>
+      <w:tr>
+        <w:tc>
+          <w:tcPr>
+            <w:cnfStyle w:val="001000000000" w:firstRow="0" w:lastRow="0" w:firstColumn="1" w:lastColumn="0" w:oddVBand="0" w:evenVBand="0" w:oddHBand="0" w:evenHBand="0" w:firstRowFirstColumn="0" w:firstRowLastColumn="0" w:lastRowFirstColumn="0" w:lastRowLastColumn="0"/>
+            <w:tcW w:w="1800" w:type="dxa"/>
+            <w:hideMark/>
+          </w:tcPr>
+          <w:p>
+            <w:pPr>
+              <w:spacing w:after="160" w:line="259" w:lineRule="auto"/>
+            </w:pPr>
+            <w:r>
+              <w:t>#44cbea</w:t>
+            </w:r>
+          </w:p>
+        </w:tc>
+        <w:tc>
+          <w:tcPr>
+            <w:tcW w:w="1800" w:type="dxa"/>
+            <w:hideMark/>
+          </w:tcPr>
+          <w:p>
+            <w:pPr>
+              <w:spacing w:after="160" w:line="259" w:lineRule="auto"/>
+              <w:cnfStyle w:val="000000000000" w:firstRow="0" w:lastRow="0" w:firstColumn="0" w:lastColumn="0" w:oddVBand="0" w:evenVBand="0" w:oddHBand="0" w:evenHBand="0" w:firstRowFirstColumn="0" w:firstRowLastColumn="0" w:lastRowFirstColumn="0" w:lastRowLastColumn="0"/>
+            </w:pPr>
+            <w:r>
+              <w:t xml:space="preserve">Azul </w:t>
+            </w:r>
+            <w:proofErr w:type="spellStart"/>
+            <w:r>
+              <w:t>cyan</w:t>
+            </w:r>
+            <w:proofErr w:type="spellEnd"/>
+          </w:p>
+        </w:tc>
+        <w:tc>
+          <w:tcPr>
+            <w:tcW w:w="4192" w:type="dxa"/>
+            <w:hideMark/>
+          </w:tcPr>
+          <w:p>
+            <w:pPr>
+              <w:spacing w:after="160" w:line="259" w:lineRule="auto"/>
+              <w:cnfStyle w:val="000000000000" w:firstRow="0" w:lastRow="0" w:firstColumn="0" w:lastColumn="0" w:oddVBand="0" w:evenVBand="0" w:oddHBand="0" w:evenHBand="0" w:firstRowFirstColumn="0" w:firstRowLastColumn="0" w:lastRowFirstColumn="0" w:lastRowLastColumn="0"/>
+            </w:pPr>
+            <w:r>
+              <w:t>Texto de botones del menú lateral</w:t>
+            </w:r>
+          </w:p>
+        </w:tc>
+      </w:tr>
+      <w:tr>
+        <w:trPr>
+          <w:cnfStyle w:val="000000100000" w:firstRow="0" w:lastRow="0" w:firstColumn="0" w:lastColumn="0" w:oddVBand="0" w:evenVBand="0" w:oddHBand="1" w:evenHBand="0" w:firstRowFirstColumn="0" w:firstRowLastColumn="0" w:lastRowFirstColumn="0" w:lastRowLastColumn="0"/>
+        </w:trPr>
+        <w:tc>
+          <w:tcPr>
+            <w:cnfStyle w:val="001000000000" w:firstRow="0" w:lastRow="0" w:firstColumn="1" w:lastColumn="0" w:oddVBand="0" w:evenVBand="0" w:oddHBand="0" w:evenHBand="0" w:firstRowFirstColumn="0" w:firstRowLastColumn="0" w:lastRowFirstColumn="0" w:lastRowLastColumn="0"/>
+            <w:tcW w:w="1800" w:type="dxa"/>
+            <w:hideMark/>
+          </w:tcPr>
+          <w:p>
+            <w:pPr>
+              <w:spacing w:after="160" w:line="259" w:lineRule="auto"/>
+            </w:pPr>
+            <w:r>
+              <w:t>#6468d1</w:t>
+            </w:r>
+          </w:p>
+        </w:tc>
+        <w:tc>
+          <w:tcPr>
+            <w:tcW w:w="1800" w:type="dxa"/>
+            <w:hideMark/>
+          </w:tcPr>
+          <w:p>
+            <w:pPr>
+              <w:spacing w:after="160" w:line="259" w:lineRule="auto"/>
+              <w:cnfStyle w:val="000000100000" w:firstRow="0" w:lastRow="0" w:firstColumn="0" w:lastColumn="0" w:oddVBand="0" w:evenVBand="0" w:oddHBand="1" w:evenHBand="0" w:firstRowFirstColumn="0" w:firstRowLastColumn="0" w:lastRowFirstColumn="0" w:lastRowLastColumn="0"/>
+            </w:pPr>
+            <w:r>
+              <w:t>Morado</w:t>
+            </w:r>
+          </w:p>
+        </w:tc>
+        <w:tc>
+          <w:tcPr>
+            <w:tcW w:w="4192" w:type="dxa"/>
+            <w:hideMark/>
+          </w:tcPr>
+          <w:p>
+            <w:pPr>
+              <w:spacing w:after="160" w:line="259" w:lineRule="auto"/>
+              <w:cnfStyle w:val="000000100000" w:firstRow="0" w:lastRow="0" w:firstColumn="0" w:lastColumn="0" w:oddVBand="0" w:evenVBand="0" w:oddHBand="1" w:evenHBand="0" w:firstRowFirstColumn="0" w:firstRowLastColumn="0" w:lastRowFirstColumn="0" w:lastRowLastColumn="0"/>
+            </w:pPr>
+            <w:r>
+              <w:t>Botones de acción secundaria o peligro</w:t>
+            </w:r>
+          </w:p>
+        </w:tc>
+      </w:tr>
+      <w:tr>
+        <w:tc>
+          <w:tcPr>
+            <w:cnfStyle w:val="001000000000" w:firstRow="0" w:lastRow="0" w:firstColumn="1" w:lastColumn="0" w:oddVBand="0" w:evenVBand="0" w:oddHBand="0" w:evenHBand="0" w:firstRowFirstColumn="0" w:firstRowLastColumn="0" w:lastRowFirstColumn="0" w:lastRowLastColumn="0"/>
+            <w:tcW w:w="1800" w:type="dxa"/>
+            <w:hideMark/>
+          </w:tcPr>
+          <w:p>
+            <w:pPr>
+              <w:spacing w:after="160" w:line="259" w:lineRule="auto"/>
+            </w:pPr>
+            <w:r>
+              <w:t>#6188d8</w:t>
+            </w:r>
+          </w:p>
+        </w:tc>
+        <w:tc>
+          <w:tcPr>
+            <w:tcW w:w="1800" w:type="dxa"/>
+            <w:hideMark/>
+          </w:tcPr>
+          <w:p>
+            <w:pPr>
+              <w:spacing w:after="160" w:line="259" w:lineRule="auto"/>
+              <w:cnfStyle w:val="000000000000" w:firstRow="0" w:lastRow="0" w:firstColumn="0" w:lastColumn="0" w:oddVBand="0" w:evenVBand="0" w:oddHBand="0" w:evenHBand="0" w:firstRowFirstColumn="0" w:firstRowLastColumn="0" w:lastRowFirstColumn="0" w:lastRowLastColumn="0"/>
+            </w:pPr>
+            <w:r>
+              <w:t>Morado claro</w:t>
+            </w:r>
+          </w:p>
+        </w:tc>
+        <w:tc>
+          <w:tcPr>
+            <w:tcW w:w="4192" w:type="dxa"/>
+            <w:hideMark/>
+          </w:tcPr>
+          <w:p>
+            <w:pPr>
+              <w:spacing w:after="160" w:line="259" w:lineRule="auto"/>
+              <w:cnfStyle w:val="000000000000" w:firstRow="0" w:lastRow="0" w:firstColumn="0" w:lastColumn="0" w:oddVBand="0" w:evenVBand="0" w:oddHBand="0" w:evenHBand="0" w:firstRowFirstColumn="0" w:firstRowLastColumn="0" w:lastRowFirstColumn="0" w:lastRowLastColumn="0"/>
+            </w:pPr>
+            <w:r>
+              <w:t>Hover de botones de acción secundaria</w:t>
+            </w:r>
+          </w:p>
+        </w:tc>
+      </w:tr>
+      <w:tr>
+        <w:trPr>
+          <w:cnfStyle w:val="000000100000" w:firstRow="0" w:lastRow="0" w:firstColumn="0" w:lastColumn="0" w:oddVBand="0" w:evenVBand="0" w:oddHBand="1" w:evenHBand="0" w:firstRowFirstColumn="0" w:firstRowLastColumn="0" w:lastRowFirstColumn="0" w:lastRowLastColumn="0"/>
+        </w:trPr>
+        <w:tc>
+          <w:tcPr>
+            <w:cnfStyle w:val="001000000000" w:firstRow="0" w:lastRow="0" w:firstColumn="1" w:lastColumn="0" w:oddVBand="0" w:evenVBand="0" w:oddHBand="0" w:evenHBand="0" w:firstRowFirstColumn="0" w:firstRowLastColumn="0" w:lastRowFirstColumn="0" w:lastRowLastColumn="0"/>
+            <w:tcW w:w="1800" w:type="dxa"/>
+            <w:hideMark/>
+          </w:tcPr>
+          <w:p>
+            <w:pPr>
+              <w:spacing w:after="160" w:line="259" w:lineRule="auto"/>
+            </w:pPr>
+            <w:r>
+              <w:t>#e1e8ee</w:t>
+            </w:r>
+          </w:p>
+        </w:tc>
+        <w:tc>
+          <w:tcPr>
+            <w:tcW w:w="1800" w:type="dxa"/>
+            <w:hideMark/>
+          </w:tcPr>
+          <w:p>
+            <w:pPr>
+              <w:spacing w:after="160" w:line="259" w:lineRule="auto"/>
+              <w:cnfStyle w:val="000000100000" w:firstRow="0" w:lastRow="0" w:firstColumn="0" w:lastColumn="0" w:oddVBand="0" w:evenVBand="0" w:oddHBand="1" w:evenHBand="0" w:firstRowFirstColumn="0" w:firstRowLastColumn="0" w:lastRowFirstColumn="0" w:lastRowLastColumn="0"/>
+            </w:pPr>
+            <w:r>
+              <w:t>Gris muy claro</w:t>
+            </w:r>
+          </w:p>
+        </w:tc>
+        <w:tc>
+          <w:tcPr>
+            <w:tcW w:w="4192" w:type="dxa"/>
+            <w:hideMark/>
+          </w:tcPr>
+          <w:p>
+            <w:pPr>
+              <w:spacing w:after="160" w:line="259" w:lineRule="auto"/>
+              <w:cnfStyle w:val="000000100000" w:firstRow="0" w:lastRow="0" w:firstColumn="0" w:lastColumn="0" w:oddVBand="0" w:evenVBand="0" w:oddHBand="1" w:evenHBand="0" w:firstRowFirstColumn="0" w:firstRowLastColumn="0" w:lastRowFirstColumn="0" w:lastRowLastColumn="0"/>
+            </w:pPr>
+            <w:r>
+              <w:t>Fondo principal de la aplicación, texto sobre fondos oscuros</w:t>
+            </w:r>
+          </w:p>
+        </w:tc>
+      </w:tr>
+    </w:tbl>
+    <w:p/>
+    <w:p>
+      <w:pPr>
+        <w:rPr>
+          <w:b/>
+          <w:bCs/>
+        </w:rPr>
+      </w:pPr>
+      <w:r>
+        <w:rPr>
+          <w:b/>
+          <w:bCs/>
+        </w:rPr>
+        <w:t>Tipografía</w:t>
+      </w:r>
+    </w:p>
+    <w:p>
+      <w:r>
+        <w:t xml:space="preserve">La fuente principal de la aplicación es Arial, </w:t>
+      </w:r>
+      <w:proofErr w:type="spellStart"/>
+      <w:r>
+        <w:t>sans-serif</w:t>
+      </w:r>
+      <w:proofErr w:type="spellEnd"/>
+      <w:r>
+        <w:t>, disponible en todos los sistemas operativos sin necesidad de instalación adicional. Se utilizan tres tamaños principales:</w:t>
+      </w:r>
+    </w:p>
+    <w:p>
+      <w:r>
+        <w:t>• Títulos de panel: 18px, negrit</w:t>
+      </w:r>
+      <w:r>
+        <w:t>a</w:t>
+      </w:r>
+    </w:p>
+    <w:p>
+      <w:r>
+        <w:t>• Texto de botones de menú: 13px</w:t>
+      </w:r>
+    </w:p>
+    <w:p>
+      <w:r>
+        <w:t>• Texto general de formularios y tablas: 12px, color por defecto del sistema</w:t>
+      </w:r>
+    </w:p>
+    <w:p/>
+    <w:p>
+      <w:pPr>
+        <w:rPr>
+          <w:b/>
+          <w:bCs/>
+        </w:rPr>
+      </w:pPr>
+      <w:r>
+        <w:rPr>
+          <w:b/>
+          <w:bCs/>
+        </w:rPr>
+        <w:t>Clases CSS definidas</w:t>
+      </w:r>
+    </w:p>
+    <w:p>
+      <w:r>
+        <w:t xml:space="preserve">Los estilos se definen en el fichero Styles.css ubicado en </w:t>
+      </w:r>
+      <w:proofErr w:type="spellStart"/>
+      <w:r>
+        <w:t>src</w:t>
+      </w:r>
+      <w:proofErr w:type="spellEnd"/>
+      <w:r>
+        <w:t>/</w:t>
+      </w:r>
+      <w:proofErr w:type="spellStart"/>
+      <w:r>
+        <w:t>main</w:t>
+      </w:r>
+      <w:proofErr w:type="spellEnd"/>
+      <w:r>
+        <w:t>/</w:t>
+      </w:r>
+      <w:proofErr w:type="spellStart"/>
+      <w:r>
+        <w:t>resources</w:t>
+      </w:r>
+      <w:proofErr w:type="spellEnd"/>
+      <w:r>
+        <w:t>/</w:t>
+      </w:r>
+      <w:proofErr w:type="spellStart"/>
+      <w:r>
+        <w:t>styles</w:t>
+      </w:r>
+      <w:proofErr w:type="spellEnd"/>
+      <w:r>
+        <w:t xml:space="preserve">/. Se aplican a los componentes </w:t>
+      </w:r>
+      <w:proofErr w:type="spellStart"/>
+      <w:r>
+        <w:t>JavaFX</w:t>
+      </w:r>
+      <w:proofErr w:type="spellEnd"/>
+      <w:r>
+        <w:t xml:space="preserve"> mediante el atributo </w:t>
+      </w:r>
+      <w:proofErr w:type="spellStart"/>
+      <w:r>
+        <w:t>styleClass</w:t>
+      </w:r>
+      <w:proofErr w:type="spellEnd"/>
+      <w:r>
+        <w:t xml:space="preserve"> en los ficheros FXML.</w:t>
+      </w:r>
+    </w:p>
+    <w:p/>
+    <w:tbl>
+      <w:tblPr>
+        <w:tblStyle w:val="Tablaconcuadrcula4-nfasis1"/>
+        <w:tblW w:w="9200" w:type="dxa"/>
+        <w:tblLook w:val="04A0" w:firstRow="1" w:lastRow="0" w:firstColumn="1" w:lastColumn="0" w:noHBand="0" w:noVBand="1"/>
+      </w:tblPr>
+      <w:tblGrid>
+        <w:gridCol w:w="2800"/>
+        <w:gridCol w:w="6400"/>
+      </w:tblGrid>
+      <w:tr>
+        <w:trPr>
+          <w:cnfStyle w:val="100000000000" w:firstRow="1" w:lastRow="0" w:firstColumn="0" w:lastColumn="0" w:oddVBand="0" w:evenVBand="0" w:oddHBand="0" w:evenHBand="0" w:firstRowFirstColumn="0" w:firstRowLastColumn="0" w:lastRowFirstColumn="0" w:lastRowLastColumn="0"/>
+        </w:trPr>
+        <w:tc>
+          <w:tcPr>
+            <w:cnfStyle w:val="001000000000" w:firstRow="0" w:lastRow="0" w:firstColumn="1" w:lastColumn="0" w:oddVBand="0" w:evenVBand="0" w:oddHBand="0" w:evenHBand="0" w:firstRowFirstColumn="0" w:firstRowLastColumn="0" w:lastRowFirstColumn="0" w:lastRowLastColumn="0"/>
+            <w:tcW w:w="2800" w:type="dxa"/>
+            <w:hideMark/>
+          </w:tcPr>
+          <w:p>
+            <w:pPr>
+              <w:spacing w:after="160" w:line="259" w:lineRule="auto"/>
+            </w:pPr>
+            <w:r>
+              <w:t>Clase CSS</w:t>
+            </w:r>
+          </w:p>
+        </w:tc>
+        <w:tc>
+          <w:tcPr>
+            <w:tcW w:w="6400" w:type="dxa"/>
+            <w:hideMark/>
+          </w:tcPr>
+          <w:p>
+            <w:pPr>
+              <w:spacing w:after="160" w:line="259" w:lineRule="auto"/>
+              <w:cnfStyle w:val="100000000000" w:firstRow="1" w:lastRow="0" w:firstColumn="0" w:lastColumn="0" w:oddVBand="0" w:evenVBand="0" w:oddHBand="0" w:evenHBand="0" w:firstRowFirstColumn="0" w:firstRowLastColumn="0" w:lastRowFirstColumn="0" w:lastRowLastColumn="0"/>
+            </w:pPr>
+            <w:r>
+              <w:t>Descripción</w:t>
+            </w:r>
+          </w:p>
+        </w:tc>
+      </w:tr>
+      <w:tr>
+        <w:trPr>
+          <w:cnfStyle w:val="000000100000" w:firstRow="0" w:lastRow="0" w:firstColumn="0" w:lastColumn="0" w:oddVBand="0" w:evenVBand="0" w:oddHBand="1" w:evenHBand="0" w:firstRowFirstColumn="0" w:firstRowLastColumn="0" w:lastRowFirstColumn="0" w:lastRowLastColumn="0"/>
+        </w:trPr>
+        <w:tc>
+          <w:tcPr>
+            <w:cnfStyle w:val="001000000000" w:firstRow="0" w:lastRow="0" w:firstColumn="1" w:lastColumn="0" w:oddVBand="0" w:evenVBand="0" w:oddHBand="0" w:evenHBand="0" w:firstRowFirstColumn="0" w:firstRowLastColumn="0" w:lastRowFirstColumn="0" w:lastRowLastColumn="0"/>
+            <w:tcW w:w="2800" w:type="dxa"/>
+            <w:hideMark/>
+          </w:tcPr>
+          <w:p>
+            <w:pPr>
+              <w:spacing w:after="160" w:line="259" w:lineRule="auto"/>
+            </w:pPr>
+            <w:proofErr w:type="gramStart"/>
+            <w:r>
+              <w:t>.fondo</w:t>
+            </w:r>
+            <w:proofErr w:type="gramEnd"/>
+            <w:r>
+              <w:t>-principal</w:t>
+            </w:r>
+          </w:p>
+        </w:tc>
+        <w:tc>
+          <w:tcPr>
+            <w:tcW w:w="6400" w:type="dxa"/>
+            <w:hideMark/>
+          </w:tcPr>
+          <w:p>
+            <w:pPr>
+              <w:spacing w:after="160" w:line="259" w:lineRule="auto"/>
+              <w:cnfStyle w:val="000000100000" w:firstRow="0" w:lastRow="0" w:firstColumn="0" w:lastColumn="0" w:oddVBand="0" w:evenVBand="0" w:oddHBand="1" w:evenHBand="0" w:firstRowFirstColumn="0" w:firstRowLastColumn="0" w:lastRowFirstColumn="0" w:lastRowLastColumn="0"/>
+            </w:pPr>
+            <w:r>
+              <w:t>Color de fondo de la zona central de la aplicación (#e1e8ee)</w:t>
+            </w:r>
+          </w:p>
+        </w:tc>
+      </w:tr>
+      <w:tr>
+        <w:tc>
+          <w:tcPr>
+            <w:cnfStyle w:val="001000000000" w:firstRow="0" w:lastRow="0" w:firstColumn="1" w:lastColumn="0" w:oddVBand="0" w:evenVBand="0" w:oddHBand="0" w:evenHBand="0" w:firstRowFirstColumn="0" w:firstRowLastColumn="0" w:lastRowFirstColumn="0" w:lastRowLastColumn="0"/>
+            <w:tcW w:w="2800" w:type="dxa"/>
+            <w:hideMark/>
+          </w:tcPr>
+          <w:p>
+            <w:pPr>
+              <w:spacing w:after="160" w:line="259" w:lineRule="auto"/>
+            </w:pPr>
+            <w:proofErr w:type="gramStart"/>
+            <w:r>
+              <w:t>.fondo</w:t>
+            </w:r>
+            <w:proofErr w:type="gramEnd"/>
+            <w:r>
+              <w:t>-</w:t>
+            </w:r>
+            <w:proofErr w:type="spellStart"/>
+            <w:r>
+              <w:t>menu</w:t>
+            </w:r>
+            <w:proofErr w:type="spellEnd"/>
+          </w:p>
+        </w:tc>
+        <w:tc>
+          <w:tcPr>
+            <w:tcW w:w="6400" w:type="dxa"/>
+            <w:hideMark/>
+          </w:tcPr>
+          <w:p>
+            <w:pPr>
+              <w:spacing w:after="160" w:line="259" w:lineRule="auto"/>
+              <w:cnfStyle w:val="000000000000" w:firstRow="0" w:lastRow="0" w:firstColumn="0" w:lastColumn="0" w:oddVBand="0" w:evenVBand="0" w:oddHBand="0" w:evenHBand="0" w:firstRowFirstColumn="0" w:firstRowLastColumn="0" w:lastRowFirstColumn="0" w:lastRowLastColumn="0"/>
+            </w:pPr>
+            <w:r>
+              <w:t>Color de fondo del menú lateral (#18406a)</w:t>
+            </w:r>
+          </w:p>
+        </w:tc>
+      </w:tr>
+      <w:tr>
+        <w:trPr>
+          <w:cnfStyle w:val="000000100000" w:firstRow="0" w:lastRow="0" w:firstColumn="0" w:lastColumn="0" w:oddVBand="0" w:evenVBand="0" w:oddHBand="1" w:evenHBand="0" w:firstRowFirstColumn="0" w:firstRowLastColumn="0" w:lastRowFirstColumn="0" w:lastRowLastColumn="0"/>
+        </w:trPr>
+        <w:tc>
+          <w:tcPr>
+            <w:cnfStyle w:val="001000000000" w:firstRow="0" w:lastRow="0" w:firstColumn="1" w:lastColumn="0" w:oddVBand="0" w:evenVBand="0" w:oddHBand="0" w:evenHBand="0" w:firstRowFirstColumn="0" w:firstRowLastColumn="0" w:lastRowFirstColumn="0" w:lastRowLastColumn="0"/>
+            <w:tcW w:w="2800" w:type="dxa"/>
+            <w:hideMark/>
+          </w:tcPr>
+          <w:p>
+            <w:pPr>
+              <w:spacing w:after="160" w:line="259" w:lineRule="auto"/>
+            </w:pPr>
+            <w:proofErr w:type="gramStart"/>
+            <w:r>
+              <w:t>.</w:t>
+            </w:r>
+            <w:proofErr w:type="spellStart"/>
+            <w:r>
+              <w:t>btn</w:t>
+            </w:r>
+            <w:proofErr w:type="spellEnd"/>
+            <w:proofErr w:type="gramEnd"/>
+            <w:r>
+              <w:t>-primario</w:t>
+            </w:r>
+          </w:p>
+        </w:tc>
+        <w:tc>
+          <w:tcPr>
+            <w:tcW w:w="6400" w:type="dxa"/>
+            <w:hideMark/>
+          </w:tcPr>
+          <w:p>
+            <w:pPr>
+              <w:spacing w:after="160" w:line="259" w:lineRule="auto"/>
+              <w:cnfStyle w:val="000000100000" w:firstRow="0" w:lastRow="0" w:firstColumn="0" w:lastColumn="0" w:oddVBand="0" w:evenVBand="0" w:oddHBand="1" w:evenHBand="0" w:firstRowFirstColumn="0" w:firstRowLastColumn="0" w:lastRowFirstColumn="0" w:lastRowLastColumn="0"/>
+            </w:pPr>
+            <w:r>
+              <w:t>Botón de acción principal. Fondo #53ade1, texto blanco, negrita</w:t>
+            </w:r>
+          </w:p>
+        </w:tc>
+      </w:tr>
+      <w:tr>
+        <w:tc>
+          <w:tcPr>
+            <w:cnfStyle w:val="001000000000" w:firstRow="0" w:lastRow="0" w:firstColumn="1" w:lastColumn="0" w:oddVBand="0" w:evenVBand="0" w:oddHBand="0" w:evenHBand="0" w:firstRowFirstColumn="0" w:firstRowLastColumn="0" w:lastRowFirstColumn="0" w:lastRowLastColumn="0"/>
+            <w:tcW w:w="2800" w:type="dxa"/>
+            <w:hideMark/>
+          </w:tcPr>
+          <w:p>
+            <w:pPr>
+              <w:spacing w:after="160" w:line="259" w:lineRule="auto"/>
+            </w:pPr>
+            <w:proofErr w:type="gramStart"/>
+            <w:r>
+              <w:t>.</w:t>
+            </w:r>
+            <w:proofErr w:type="spellStart"/>
+            <w:r>
+              <w:t>btn</w:t>
+            </w:r>
+            <w:proofErr w:type="gramEnd"/>
+            <w:r>
+              <w:t>-</w:t>
+            </w:r>
+            <w:proofErr w:type="gramStart"/>
+            <w:r>
+              <w:t>primario:hover</w:t>
+            </w:r>
+            <w:proofErr w:type="spellEnd"/>
+            <w:proofErr w:type="gramEnd"/>
+          </w:p>
+        </w:tc>
+        <w:tc>
+          <w:tcPr>
+            <w:tcW w:w="6400" w:type="dxa"/>
+            <w:hideMark/>
+          </w:tcPr>
+          <w:p>
+            <w:pPr>
+              <w:spacing w:after="160" w:line="259" w:lineRule="auto"/>
+              <w:cnfStyle w:val="000000000000" w:firstRow="0" w:lastRow="0" w:firstColumn="0" w:lastColumn="0" w:oddVBand="0" w:evenVBand="0" w:oddHBand="0" w:evenHBand="0" w:firstRowFirstColumn="0" w:firstRowLastColumn="0" w:lastRowFirstColumn="0" w:lastRowLastColumn="0"/>
+            </w:pPr>
+            <w:r>
+              <w:t xml:space="preserve">Estado </w:t>
+            </w:r>
+            <w:proofErr w:type="spellStart"/>
+            <w:r>
+              <w:t>hover</w:t>
+            </w:r>
+            <w:proofErr w:type="spellEnd"/>
+            <w:r>
+              <w:t xml:space="preserve"> del botón primario. Fondo #4c85b9</w:t>
+            </w:r>
+          </w:p>
+        </w:tc>
+      </w:tr>
+      <w:tr>
+        <w:trPr>
+          <w:cnfStyle w:val="000000100000" w:firstRow="0" w:lastRow="0" w:firstColumn="0" w:lastColumn="0" w:oddVBand="0" w:evenVBand="0" w:oddHBand="1" w:evenHBand="0" w:firstRowFirstColumn="0" w:firstRowLastColumn="0" w:lastRowFirstColumn="0" w:lastRowLastColumn="0"/>
+        </w:trPr>
+        <w:tc>
+          <w:tcPr>
+            <w:cnfStyle w:val="001000000000" w:firstRow="0" w:lastRow="0" w:firstColumn="1" w:lastColumn="0" w:oddVBand="0" w:evenVBand="0" w:oddHBand="0" w:evenHBand="0" w:firstRowFirstColumn="0" w:firstRowLastColumn="0" w:lastRowFirstColumn="0" w:lastRowLastColumn="0"/>
+            <w:tcW w:w="2800" w:type="dxa"/>
+            <w:hideMark/>
+          </w:tcPr>
+          <w:p>
+            <w:pPr>
+              <w:spacing w:after="160" w:line="259" w:lineRule="auto"/>
+            </w:pPr>
+            <w:proofErr w:type="gramStart"/>
+            <w:r>
+              <w:t>.</w:t>
+            </w:r>
+            <w:proofErr w:type="spellStart"/>
+            <w:r>
+              <w:t>btn</w:t>
+            </w:r>
+            <w:proofErr w:type="spellEnd"/>
+            <w:proofErr w:type="gramEnd"/>
+            <w:r>
+              <w:t>-peligro</w:t>
+            </w:r>
+          </w:p>
+        </w:tc>
+        <w:tc>
+          <w:tcPr>
+            <w:tcW w:w="6400" w:type="dxa"/>
+            <w:hideMark/>
+          </w:tcPr>
+          <w:p>
+            <w:pPr>
+              <w:spacing w:after="160" w:line="259" w:lineRule="auto"/>
+              <w:cnfStyle w:val="000000100000" w:firstRow="0" w:lastRow="0" w:firstColumn="0" w:lastColumn="0" w:oddVBand="0" w:evenVBand="0" w:oddHBand="1" w:evenHBand="0" w:firstRowFirstColumn="0" w:firstRowLastColumn="0" w:lastRowFirstColumn="0" w:lastRowLastColumn="0"/>
+            </w:pPr>
+            <w:r>
+              <w:t>Botón de acción secundaria o destructiva. Fondo #6468d1, texto blanco</w:t>
+            </w:r>
+          </w:p>
+        </w:tc>
+      </w:tr>
+      <w:tr>
+        <w:tc>
+          <w:tcPr>
+            <w:cnfStyle w:val="001000000000" w:firstRow="0" w:lastRow="0" w:firstColumn="1" w:lastColumn="0" w:oddVBand="0" w:evenVBand="0" w:oddHBand="0" w:evenHBand="0" w:firstRowFirstColumn="0" w:firstRowLastColumn="0" w:lastRowFirstColumn="0" w:lastRowLastColumn="0"/>
+            <w:tcW w:w="2800" w:type="dxa"/>
+            <w:hideMark/>
+          </w:tcPr>
+          <w:p>
+            <w:pPr>
+              <w:spacing w:after="160" w:line="259" w:lineRule="auto"/>
+            </w:pPr>
+            <w:proofErr w:type="gramStart"/>
+            <w:r>
+              <w:t>.</w:t>
+            </w:r>
+            <w:proofErr w:type="spellStart"/>
+            <w:r>
+              <w:t>btn</w:t>
+            </w:r>
+            <w:proofErr w:type="gramEnd"/>
+            <w:r>
+              <w:t>-</w:t>
+            </w:r>
+            <w:proofErr w:type="gramStart"/>
+            <w:r>
+              <w:t>peligro:hover</w:t>
+            </w:r>
+            <w:proofErr w:type="spellEnd"/>
+            <w:proofErr w:type="gramEnd"/>
+          </w:p>
+        </w:tc>
+        <w:tc>
+          <w:tcPr>
+            <w:tcW w:w="6400" w:type="dxa"/>
+            <w:hideMark/>
+          </w:tcPr>
+          <w:p>
+            <w:pPr>
+              <w:spacing w:after="160" w:line="259" w:lineRule="auto"/>
+              <w:cnfStyle w:val="000000000000" w:firstRow="0" w:lastRow="0" w:firstColumn="0" w:lastColumn="0" w:oddVBand="0" w:evenVBand="0" w:oddHBand="0" w:evenHBand="0" w:firstRowFirstColumn="0" w:firstRowLastColumn="0" w:lastRowFirstColumn="0" w:lastRowLastColumn="0"/>
+            </w:pPr>
+            <w:r>
+              <w:t xml:space="preserve">Estado </w:t>
+            </w:r>
+            <w:proofErr w:type="spellStart"/>
+            <w:r>
+              <w:t>hover</w:t>
+            </w:r>
+            <w:proofErr w:type="spellEnd"/>
+            <w:r>
+              <w:t xml:space="preserve"> del botón peligro. Fondo #6188d8</w:t>
+            </w:r>
+          </w:p>
+        </w:tc>
+      </w:tr>
+      <w:tr>
+        <w:trPr>
+          <w:cnfStyle w:val="000000100000" w:firstRow="0" w:lastRow="0" w:firstColumn="0" w:lastColumn="0" w:oddVBand="0" w:evenVBand="0" w:oddHBand="1" w:evenHBand="0" w:firstRowFirstColumn="0" w:firstRowLastColumn="0" w:lastRowFirstColumn="0" w:lastRowLastColumn="0"/>
+        </w:trPr>
+        <w:tc>
+          <w:tcPr>
+            <w:cnfStyle w:val="001000000000" w:firstRow="0" w:lastRow="0" w:firstColumn="1" w:lastColumn="0" w:oddVBand="0" w:evenVBand="0" w:oddHBand="0" w:evenHBand="0" w:firstRowFirstColumn="0" w:firstRowLastColumn="0" w:lastRowFirstColumn="0" w:lastRowLastColumn="0"/>
+            <w:tcW w:w="2800" w:type="dxa"/>
+            <w:hideMark/>
+          </w:tcPr>
+          <w:p>
+            <w:pPr>
+              <w:spacing w:after="160" w:line="259" w:lineRule="auto"/>
+            </w:pPr>
+            <w:proofErr w:type="gramStart"/>
+            <w:r>
+              <w:t>.titulo</w:t>
+            </w:r>
+            <w:proofErr w:type="gramEnd"/>
+            <w:r>
+              <w:t>-panel</w:t>
+            </w:r>
+          </w:p>
+        </w:tc>
+        <w:tc>
+          <w:tcPr>
+            <w:tcW w:w="6400" w:type="dxa"/>
+            <w:hideMark/>
+          </w:tcPr>
+          <w:p>
+            <w:pPr>
+              <w:spacing w:after="160" w:line="259" w:lineRule="auto"/>
+              <w:cnfStyle w:val="000000100000" w:firstRow="0" w:lastRow="0" w:firstColumn="0" w:lastColumn="0" w:oddVBand="0" w:evenVBand="0" w:oddHBand="1" w:evenHBand="0" w:firstRowFirstColumn="0" w:firstRowLastColumn="0" w:lastRowFirstColumn="0" w:lastRowLastColumn="0"/>
+            </w:pPr>
+            <w:r>
+              <w:t>Etiqueta de título de cada panel. Color #18406a, tamaño 18px, negrita</w:t>
+            </w:r>
+          </w:p>
+        </w:tc>
+      </w:tr>
+      <w:tr>
+        <w:tc>
+          <w:tcPr>
+            <w:cnfStyle w:val="001000000000" w:firstRow="0" w:lastRow="0" w:firstColumn="1" w:lastColumn="0" w:oddVBand="0" w:evenVBand="0" w:oddHBand="0" w:evenHBand="0" w:firstRowFirstColumn="0" w:firstRowLastColumn="0" w:lastRowFirstColumn="0" w:lastRowLastColumn="0"/>
+            <w:tcW w:w="2800" w:type="dxa"/>
+            <w:hideMark/>
+          </w:tcPr>
+          <w:p>
+            <w:pPr>
+              <w:spacing w:after="160" w:line="259" w:lineRule="auto"/>
+            </w:pPr>
+            <w:proofErr w:type="gramStart"/>
+            <w:r>
+              <w:t>.</w:t>
+            </w:r>
+            <w:proofErr w:type="spellStart"/>
+            <w:r>
+              <w:t>label</w:t>
+            </w:r>
+            <w:proofErr w:type="gramEnd"/>
+            <w:r>
+              <w:t>-menu</w:t>
+            </w:r>
+            <w:proofErr w:type="spellEnd"/>
+          </w:p>
+        </w:tc>
+        <w:tc>
+          <w:tcPr>
+            <w:tcW w:w="6400" w:type="dxa"/>
+            <w:hideMark/>
+          </w:tcPr>
+          <w:p>
+            <w:pPr>
+              <w:spacing w:after="160" w:line="259" w:lineRule="auto"/>
+              <w:cnfStyle w:val="000000000000" w:firstRow="0" w:lastRow="0" w:firstColumn="0" w:lastColumn="0" w:oddVBand="0" w:evenVBand="0" w:oddHBand="0" w:evenHBand="0" w:firstRowFirstColumn="0" w:firstRowLastColumn="0" w:lastRowFirstColumn="0" w:lastRowLastColumn="0"/>
+            </w:pPr>
+            <w:r>
+              <w:t>Etiquetas del menú lateral. Color #e1e8ee, tamaño 13px</w:t>
+            </w:r>
+          </w:p>
+        </w:tc>
+      </w:tr>
+      <w:tr>
+        <w:trPr>
+          <w:cnfStyle w:val="000000100000" w:firstRow="0" w:lastRow="0" w:firstColumn="0" w:lastColumn="0" w:oddVBand="0" w:evenVBand="0" w:oddHBand="1" w:evenHBand="0" w:firstRowFirstColumn="0" w:firstRowLastColumn="0" w:lastRowFirstColumn="0" w:lastRowLastColumn="0"/>
+        </w:trPr>
+        <w:tc>
+          <w:tcPr>
+            <w:cnfStyle w:val="001000000000" w:firstRow="0" w:lastRow="0" w:firstColumn="1" w:lastColumn="0" w:oddVBand="0" w:evenVBand="0" w:oddHBand="0" w:evenHBand="0" w:firstRowFirstColumn="0" w:firstRowLastColumn="0" w:lastRowFirstColumn="0" w:lastRowLastColumn="0"/>
+            <w:tcW w:w="2800" w:type="dxa"/>
+            <w:hideMark/>
+          </w:tcPr>
+          <w:p>
+            <w:pPr>
+              <w:spacing w:after="160" w:line="259" w:lineRule="auto"/>
+            </w:pPr>
+            <w:proofErr w:type="gramStart"/>
+            <w:r>
+              <w:t>.</w:t>
+            </w:r>
+            <w:proofErr w:type="spellStart"/>
+            <w:r>
+              <w:t>btn</w:t>
+            </w:r>
+            <w:proofErr w:type="gramEnd"/>
+            <w:r>
+              <w:t>-menu</w:t>
+            </w:r>
+            <w:proofErr w:type="spellEnd"/>
+          </w:p>
+        </w:tc>
+        <w:tc>
+          <w:tcPr>
+            <w:tcW w:w="6400" w:type="dxa"/>
+            <w:hideMark/>
+          </w:tcPr>
+          <w:p>
+            <w:pPr>
+              <w:spacing w:after="160" w:line="259" w:lineRule="auto"/>
+              <w:cnfStyle w:val="000000100000" w:firstRow="0" w:lastRow="0" w:firstColumn="0" w:lastColumn="0" w:oddVBand="0" w:evenVBand="0" w:oddHBand="1" w:evenHBand="0" w:firstRowFirstColumn="0" w:firstRowLastColumn="0" w:lastRowFirstColumn="0" w:lastRowLastColumn="0"/>
+            </w:pPr>
+            <w:r>
+              <w:t>Botones del menú lateral. Fondo transparente, texto #44cbea, alineado a la izquierda</w:t>
+            </w:r>
+          </w:p>
+        </w:tc>
+      </w:tr>
+      <w:tr>
+        <w:tc>
+          <w:tcPr>
+            <w:cnfStyle w:val="001000000000" w:firstRow="0" w:lastRow="0" w:firstColumn="1" w:lastColumn="0" w:oddVBand="0" w:evenVBand="0" w:oddHBand="0" w:evenHBand="0" w:firstRowFirstColumn="0" w:firstRowLastColumn="0" w:lastRowFirstColumn="0" w:lastRowLastColumn="0"/>
+            <w:tcW w:w="2800" w:type="dxa"/>
+            <w:hideMark/>
+          </w:tcPr>
+          <w:p>
+            <w:pPr>
+              <w:spacing w:after="160" w:line="259" w:lineRule="auto"/>
+            </w:pPr>
+            <w:proofErr w:type="gramStart"/>
+            <w:r>
+              <w:t>.</w:t>
+            </w:r>
+            <w:proofErr w:type="spellStart"/>
+            <w:r>
+              <w:t>btn</w:t>
+            </w:r>
+            <w:proofErr w:type="gramEnd"/>
+            <w:r>
+              <w:t>-</w:t>
+            </w:r>
+            <w:proofErr w:type="gramStart"/>
+            <w:r>
+              <w:t>menu:hover</w:t>
+            </w:r>
+            <w:proofErr w:type="spellEnd"/>
+            <w:proofErr w:type="gramEnd"/>
+          </w:p>
+        </w:tc>
+        <w:tc>
+          <w:tcPr>
+            <w:tcW w:w="6400" w:type="dxa"/>
+            <w:hideMark/>
+          </w:tcPr>
+          <w:p>
+            <w:pPr>
+              <w:spacing w:after="160" w:line="259" w:lineRule="auto"/>
+              <w:cnfStyle w:val="000000000000" w:firstRow="0" w:lastRow="0" w:firstColumn="0" w:lastColumn="0" w:oddVBand="0" w:evenVBand="0" w:oddHBand="0" w:evenHBand="0" w:firstRowFirstColumn="0" w:firstRowLastColumn="0" w:lastRowFirstColumn="0" w:lastRowLastColumn="0"/>
+            </w:pPr>
+            <w:r>
+              <w:t xml:space="preserve">Estado </w:t>
+            </w:r>
+            <w:proofErr w:type="spellStart"/>
+            <w:r>
+              <w:t>hover</w:t>
+            </w:r>
+            <w:proofErr w:type="spellEnd"/>
+            <w:r>
+              <w:t xml:space="preserve"> de los botones del menú. Fondo #4c85b9, texto blanco</w:t>
+            </w:r>
+          </w:p>
+        </w:tc>
+      </w:tr>
+    </w:tbl>
+    <w:p/>
+    <w:p/>
     <w:p>
       <w:r>
         <w:t>(...)</w:t>
@@ -8185,7 +12857,6 @@
       </w:pPr>
       <w:bookmarkStart w:id="92" w:name="_Toc221908778"/>
       <w:r>
-        <w:lastRenderedPageBreak/>
         <w:t>MANUAL DE USUARIO</w:t>
       </w:r>
       <w:bookmarkEnd w:id="92"/>
@@ -10274,6 +14945,189 @@
       <w:spacing w:after="0"/>
     </w:pPr>
   </w:style>
+  <w:style w:type="table" w:styleId="Tablaconcuadrcula">
+    <w:name w:val="Table Grid"/>
+    <w:basedOn w:val="Tablanormal"/>
+    <w:uiPriority w:val="39"/>
+    <w:rsid w:val="00D63150"/>
+    <w:pPr>
+      <w:spacing w:after="0" w:line="240" w:lineRule="auto"/>
+    </w:pPr>
+    <w:tblPr>
+      <w:tblBorders>
+        <w:top w:val="single" w:sz="4" w:space="0" w:color="auto"/>
+        <w:left w:val="single" w:sz="4" w:space="0" w:color="auto"/>
+        <w:bottom w:val="single" w:sz="4" w:space="0" w:color="auto"/>
+        <w:right w:val="single" w:sz="4" w:space="0" w:color="auto"/>
+        <w:insideH w:val="single" w:sz="4" w:space="0" w:color="auto"/>
+        <w:insideV w:val="single" w:sz="4" w:space="0" w:color="auto"/>
+      </w:tblBorders>
+    </w:tblPr>
+  </w:style>
+  <w:style w:type="table" w:styleId="Tablaconcuadrcula4-nfasis1">
+    <w:name w:val="Grid Table 4 Accent 1"/>
+    <w:basedOn w:val="Tablanormal"/>
+    <w:uiPriority w:val="49"/>
+    <w:rsid w:val="00D63150"/>
+    <w:pPr>
+      <w:spacing w:after="0" w:line="240" w:lineRule="auto"/>
+    </w:pPr>
+    <w:tblPr>
+      <w:tblStyleRowBandSize w:val="1"/>
+      <w:tblStyleColBandSize w:val="1"/>
+      <w:tblBorders>
+        <w:top w:val="single" w:sz="4" w:space="0" w:color="45B0E1" w:themeColor="accent1" w:themeTint="99"/>
+        <w:left w:val="single" w:sz="4" w:space="0" w:color="45B0E1" w:themeColor="accent1" w:themeTint="99"/>
+        <w:bottom w:val="single" w:sz="4" w:space="0" w:color="45B0E1" w:themeColor="accent1" w:themeTint="99"/>
+        <w:right w:val="single" w:sz="4" w:space="0" w:color="45B0E1" w:themeColor="accent1" w:themeTint="99"/>
+        <w:insideH w:val="single" w:sz="4" w:space="0" w:color="45B0E1" w:themeColor="accent1" w:themeTint="99"/>
+        <w:insideV w:val="single" w:sz="4" w:space="0" w:color="45B0E1" w:themeColor="accent1" w:themeTint="99"/>
+      </w:tblBorders>
+    </w:tblPr>
+    <w:tblStylePr w:type="firstRow">
+      <w:rPr>
+        <w:b/>
+        <w:bCs/>
+        <w:color w:val="FFFFFF" w:themeColor="background1"/>
+      </w:rPr>
+      <w:tblPr/>
+      <w:tcPr>
+        <w:tcBorders>
+          <w:top w:val="single" w:sz="4" w:space="0" w:color="156082" w:themeColor="accent1"/>
+          <w:left w:val="single" w:sz="4" w:space="0" w:color="156082" w:themeColor="accent1"/>
+          <w:bottom w:val="single" w:sz="4" w:space="0" w:color="156082" w:themeColor="accent1"/>
+          <w:right w:val="single" w:sz="4" w:space="0" w:color="156082" w:themeColor="accent1"/>
+          <w:insideH w:val="nil"/>
+          <w:insideV w:val="nil"/>
+        </w:tcBorders>
+        <w:shd w:val="clear" w:color="auto" w:fill="156082" w:themeFill="accent1"/>
+      </w:tcPr>
+    </w:tblStylePr>
+    <w:tblStylePr w:type="lastRow">
+      <w:rPr>
+        <w:b/>
+        <w:bCs/>
+      </w:rPr>
+      <w:tblPr/>
+      <w:tcPr>
+        <w:tcBorders>
+          <w:top w:val="double" w:sz="4" w:space="0" w:color="156082" w:themeColor="accent1"/>
+        </w:tcBorders>
+      </w:tcPr>
+    </w:tblStylePr>
+    <w:tblStylePr w:type="firstCol">
+      <w:rPr>
+        <w:b/>
+        <w:bCs/>
+      </w:rPr>
+    </w:tblStylePr>
+    <w:tblStylePr w:type="lastCol">
+      <w:rPr>
+        <w:b/>
+        <w:bCs/>
+      </w:rPr>
+    </w:tblStylePr>
+    <w:tblStylePr w:type="band1Vert">
+      <w:tblPr/>
+      <w:tcPr>
+        <w:shd w:val="clear" w:color="auto" w:fill="C1E4F5" w:themeFill="accent1" w:themeFillTint="33"/>
+      </w:tcPr>
+    </w:tblStylePr>
+    <w:tblStylePr w:type="band1Horz">
+      <w:tblPr/>
+      <w:tcPr>
+        <w:shd w:val="clear" w:color="auto" w:fill="C1E4F5" w:themeFill="accent1" w:themeFillTint="33"/>
+      </w:tcPr>
+    </w:tblStylePr>
+  </w:style>
+  <w:style w:type="table" w:styleId="Tablaconcuadrcula4-nfasis4">
+    <w:name w:val="Grid Table 4 Accent 4"/>
+    <w:basedOn w:val="Tablanormal"/>
+    <w:uiPriority w:val="49"/>
+    <w:rsid w:val="003C1C2B"/>
+    <w:pPr>
+      <w:spacing w:after="0" w:line="240" w:lineRule="auto"/>
+    </w:pPr>
+    <w:tblPr>
+      <w:tblStyleRowBandSize w:val="1"/>
+      <w:tblStyleColBandSize w:val="1"/>
+      <w:tblBorders>
+        <w:top w:val="single" w:sz="4" w:space="0" w:color="60CAF3" w:themeColor="accent4" w:themeTint="99"/>
+        <w:left w:val="single" w:sz="4" w:space="0" w:color="60CAF3" w:themeColor="accent4" w:themeTint="99"/>
+        <w:bottom w:val="single" w:sz="4" w:space="0" w:color="60CAF3" w:themeColor="accent4" w:themeTint="99"/>
+        <w:right w:val="single" w:sz="4" w:space="0" w:color="60CAF3" w:themeColor="accent4" w:themeTint="99"/>
+        <w:insideH w:val="single" w:sz="4" w:space="0" w:color="60CAF3" w:themeColor="accent4" w:themeTint="99"/>
+        <w:insideV w:val="single" w:sz="4" w:space="0" w:color="60CAF3" w:themeColor="accent4" w:themeTint="99"/>
+      </w:tblBorders>
+    </w:tblPr>
+    <w:tblStylePr w:type="firstRow">
+      <w:rPr>
+        <w:b/>
+        <w:bCs/>
+        <w:color w:val="FFFFFF" w:themeColor="background1"/>
+      </w:rPr>
+      <w:tblPr/>
+      <w:tcPr>
+        <w:tcBorders>
+          <w:top w:val="single" w:sz="4" w:space="0" w:color="0F9ED5" w:themeColor="accent4"/>
+          <w:left w:val="single" w:sz="4" w:space="0" w:color="0F9ED5" w:themeColor="accent4"/>
+          <w:bottom w:val="single" w:sz="4" w:space="0" w:color="0F9ED5" w:themeColor="accent4"/>
+          <w:right w:val="single" w:sz="4" w:space="0" w:color="0F9ED5" w:themeColor="accent4"/>
+          <w:insideH w:val="nil"/>
+          <w:insideV w:val="nil"/>
+        </w:tcBorders>
+        <w:shd w:val="clear" w:color="auto" w:fill="0F9ED5" w:themeFill="accent4"/>
+      </w:tcPr>
+    </w:tblStylePr>
+    <w:tblStylePr w:type="lastRow">
+      <w:rPr>
+        <w:b/>
+        <w:bCs/>
+      </w:rPr>
+      <w:tblPr/>
+      <w:tcPr>
+        <w:tcBorders>
+          <w:top w:val="double" w:sz="4" w:space="0" w:color="0F9ED5" w:themeColor="accent4"/>
+        </w:tcBorders>
+      </w:tcPr>
+    </w:tblStylePr>
+    <w:tblStylePr w:type="firstCol">
+      <w:rPr>
+        <w:b/>
+        <w:bCs/>
+      </w:rPr>
+    </w:tblStylePr>
+    <w:tblStylePr w:type="lastCol">
+      <w:rPr>
+        <w:b/>
+        <w:bCs/>
+      </w:rPr>
+    </w:tblStylePr>
+    <w:tblStylePr w:type="band1Vert">
+      <w:tblPr/>
+      <w:tcPr>
+        <w:shd w:val="clear" w:color="auto" w:fill="CAEDFB" w:themeFill="accent4" w:themeFillTint="33"/>
+      </w:tcPr>
+    </w:tblStylePr>
+    <w:tblStylePr w:type="band1Horz">
+      <w:tblPr/>
+      <w:tcPr>
+        <w:shd w:val="clear" w:color="auto" w:fill="CAEDFB" w:themeFill="accent4" w:themeFillTint="33"/>
+      </w:tcPr>
+    </w:tblStylePr>
+  </w:style>
+  <w:style w:type="character" w:styleId="Hipervnculovisitado">
+    <w:name w:val="FollowedHyperlink"/>
+    <w:basedOn w:val="Fuentedeprrafopredeter"/>
+    <w:uiPriority w:val="99"/>
+    <w:semiHidden/>
+    <w:unhideWhenUsed/>
+    <w:rsid w:val="003C1C2B"/>
+    <w:rPr>
+      <w:color w:val="96607D" w:themeColor="followedHyperlink"/>
+      <w:u w:val="single"/>
+    </w:rPr>
+  </w:style>
 </w:styles>
 </file>
 
@@ -10593,6 +15447,10 @@
 </file>
 
 <file path=customXml/item1.xml><?xml version="1.0" encoding="utf-8"?>
+<b:Sources xmlns:b="http://schemas.openxmlformats.org/officeDocument/2006/bibliography" xmlns="http://schemas.openxmlformats.org/officeDocument/2006/bibliography" SelectedStyle="\APASixthEditionOfficeOnline.xsl" StyleName="APA" Version="6"/>
+</file>
+
+<file path=customXml/item2.xml><?xml version="1.0" encoding="utf-8"?>
 <?mso-contentType ?>
 <FormTemplates xmlns="http://schemas.microsoft.com/sharepoint/v3/contenttype/forms">
   <Display>DocumentLibraryForm</Display>
@@ -10601,19 +15459,7 @@
 </FormTemplates>
 </file>
 
-<file path=customXml/item2.xml><?xml version="1.0" encoding="utf-8"?>
-<b:Sources xmlns:b="http://schemas.openxmlformats.org/officeDocument/2006/bibliography" xmlns="http://schemas.openxmlformats.org/officeDocument/2006/bibliography" SelectedStyle="\APASixthEditionOfficeOnline.xsl" StyleName="APA" Version="6"/>
-</file>
-
 <file path=customXml/item3.xml><?xml version="1.0" encoding="utf-8"?>
-<p:properties xmlns:p="http://schemas.microsoft.com/office/2006/metadata/properties" xmlns:xsi="http://www.w3.org/2001/XMLSchema-instance" xmlns:pc="http://schemas.microsoft.com/office/infopath/2007/PartnerControls">
-  <documentManagement>
-    <_activity xmlns="d07641f9-f1a5-43c1-ac16-fa53e6c318bc" xsi:nil="true"/>
-  </documentManagement>
-</p:properties>
-</file>
-
-<file path=customXml/item4.xml><?xml version="1.0" encoding="utf-8"?>
 <ct:contentTypeSchema xmlns:ct="http://schemas.microsoft.com/office/2006/metadata/contentType" xmlns:ma="http://schemas.microsoft.com/office/2006/metadata/properties/metaAttributes" ct:_="" ma:_="" ma:contentTypeName="Documento" ma:contentTypeID="0x010100089FBA7B0FAFA84E9F1E615D3FC0A129" ma:contentTypeVersion="11" ma:contentTypeDescription="Crear nuevo documento." ma:contentTypeScope="" ma:versionID="fa55cfaacbcd603bd53d850e3b8176f7">
   <xsd:schema xmlns:xsd="http://www.w3.org/2001/XMLSchema" xmlns:xs="http://www.w3.org/2001/XMLSchema" xmlns:p="http://schemas.microsoft.com/office/2006/metadata/properties" xmlns:ns3="d07641f9-f1a5-43c1-ac16-fa53e6c318bc" targetNamespace="http://schemas.microsoft.com/office/2006/metadata/properties" ma:root="true" ma:fieldsID="78f989df160fe6a5ee2e0e0b0bfde0e3" ns3:_="">
     <xsd:import namespace="d07641f9-f1a5-43c1-ac16-fa53e6c318bc"/>
@@ -10801,7 +15647,23 @@
 </ct:contentTypeSchema>
 </file>
 
+<file path=customXml/item4.xml><?xml version="1.0" encoding="utf-8"?>
+<p:properties xmlns:p="http://schemas.microsoft.com/office/2006/metadata/properties" xmlns:xsi="http://www.w3.org/2001/XMLSchema-instance" xmlns:pc="http://schemas.microsoft.com/office/infopath/2007/PartnerControls">
+  <documentManagement>
+    <_activity xmlns="d07641f9-f1a5-43c1-ac16-fa53e6c318bc" xsi:nil="true"/>
+  </documentManagement>
+</p:properties>
+</file>
+
 <file path=customXml/itemProps1.xml><?xml version="1.0" encoding="utf-8"?>
+<ds:datastoreItem xmlns:ds="http://schemas.openxmlformats.org/officeDocument/2006/customXml" ds:itemID="{453714F8-FBC3-4DCC-8DCB-89BB58DCF76F}">
+  <ds:schemaRefs>
+    <ds:schemaRef ds:uri="http://schemas.openxmlformats.org/officeDocument/2006/bibliography"/>
+  </ds:schemaRefs>
+</ds:datastoreItem>
+</file>
+
+<file path=customXml/itemProps2.xml><?xml version="1.0" encoding="utf-8"?>
 <ds:datastoreItem xmlns:ds="http://schemas.openxmlformats.org/officeDocument/2006/customXml" ds:itemID="{480B8420-1B48-4D23-8D6E-64373AC5070B}">
   <ds:schemaRefs>
     <ds:schemaRef ds:uri="http://schemas.microsoft.com/sharepoint/v3/contenttype/forms"/>
@@ -10809,25 +15671,7 @@
 </ds:datastoreItem>
 </file>
 
-<file path=customXml/itemProps2.xml><?xml version="1.0" encoding="utf-8"?>
-<ds:datastoreItem xmlns:ds="http://schemas.openxmlformats.org/officeDocument/2006/customXml" ds:itemID="{453714F8-FBC3-4DCC-8DCB-89BB58DCF76F}">
-  <ds:schemaRefs>
-    <ds:schemaRef ds:uri="http://schemas.openxmlformats.org/officeDocument/2006/bibliography"/>
-  </ds:schemaRefs>
-</ds:datastoreItem>
-</file>
-
 <file path=customXml/itemProps3.xml><?xml version="1.0" encoding="utf-8"?>
-<ds:datastoreItem xmlns:ds="http://schemas.openxmlformats.org/officeDocument/2006/customXml" ds:itemID="{7F0B1298-25D5-45B9-909D-DD837044A49E}">
-  <ds:schemaRefs>
-    <ds:schemaRef ds:uri="http://schemas.microsoft.com/office/2006/metadata/properties"/>
-    <ds:schemaRef ds:uri="http://schemas.microsoft.com/office/infopath/2007/PartnerControls"/>
-    <ds:schemaRef ds:uri="d07641f9-f1a5-43c1-ac16-fa53e6c318bc"/>
-  </ds:schemaRefs>
-</ds:datastoreItem>
-</file>
-
-<file path=customXml/itemProps4.xml><?xml version="1.0" encoding="utf-8"?>
 <ds:datastoreItem xmlns:ds="http://schemas.openxmlformats.org/officeDocument/2006/customXml" ds:itemID="{B3C09D93-2BDC-4563-9759-9158244E5DE7}">
   <ds:schemaRefs>
     <ds:schemaRef ds:uri="http://schemas.microsoft.com/office/2006/metadata/contentType"/>
@@ -10843,4 +15687,14 @@
     <ds:schemaRef ds:uri="http://schemas.microsoft.com/internal/obd"/>
   </ds:schemaRefs>
 </ds:datastoreItem>
+</file>
+
+<file path=customXml/itemProps4.xml><?xml version="1.0" encoding="utf-8"?>
+<ds:datastoreItem xmlns:ds="http://schemas.openxmlformats.org/officeDocument/2006/customXml" ds:itemID="{7F0B1298-25D5-45B9-909D-DD837044A49E}">
+  <ds:schemaRefs>
+    <ds:schemaRef ds:uri="http://schemas.microsoft.com/office/2006/metadata/properties"/>
+    <ds:schemaRef ds:uri="http://schemas.microsoft.com/office/infopath/2007/PartnerControls"/>
+    <ds:schemaRef ds:uri="d07641f9-f1a5-43c1-ac16-fa53e6c318bc"/>
+  </ds:schemaRefs>
+</ds:datastoreItem>
 </file>
--- a/docs/provisional_DocumentacionProyecto_2VIFC302.docx
+++ b/docs/provisional_DocumentacionProyecto_2VIFC302.docx
@@ -617,7 +617,6 @@
                               </w:rPr>
                               <w:t xml:space="preserve">&lt;&lt;Mes y </w:t>
                             </w:r>
-                            <w:proofErr w:type="spellStart"/>
                             <w:r>
                               <w:rPr>
                                 <w:rFonts w:eastAsia="Aptos" w:hAnsi="Aptos" w:cs="Aptos"/>
@@ -628,20 +627,7 @@
                                 <w:szCs w:val="32"/>
                                 <w:lang w:val="en-US"/>
                               </w:rPr>
-                              <w:t>año</w:t>
-                            </w:r>
-                            <w:proofErr w:type="spellEnd"/>
-                            <w:r>
-                              <w:rPr>
-                                <w:rFonts w:eastAsia="Aptos" w:hAnsi="Aptos" w:cs="Aptos"/>
-                                <w:b/>
-                                <w:bCs/>
-                                <w:color w:val="215E99" w:themeColor="text2" w:themeTint="BF"/>
-                                <w:sz w:val="32"/>
-                                <w:szCs w:val="32"/>
-                                <w:lang w:val="en-US"/>
-                              </w:rPr>
-                              <w:t>&gt;&gt;</w:t>
+                              <w:t>año&gt;&gt;</w:t>
                             </w:r>
                           </w:p>
                           <w:p>
@@ -857,7 +843,6 @@
                         </w:rPr>
                         <w:t xml:space="preserve">&lt;&lt;Mes y </w:t>
                       </w:r>
-                      <w:proofErr w:type="spellStart"/>
                       <w:r>
                         <w:rPr>
                           <w:rFonts w:eastAsia="Aptos" w:hAnsi="Aptos" w:cs="Aptos"/>
@@ -868,20 +853,7 @@
                           <w:szCs w:val="32"/>
                           <w:lang w:val="en-US"/>
                         </w:rPr>
-                        <w:t>año</w:t>
-                      </w:r>
-                      <w:proofErr w:type="spellEnd"/>
-                      <w:r>
-                        <w:rPr>
-                          <w:rFonts w:eastAsia="Aptos" w:hAnsi="Aptos" w:cs="Aptos"/>
-                          <w:b/>
-                          <w:bCs/>
-                          <w:color w:val="215E99" w:themeColor="text2" w:themeTint="BF"/>
-                          <w:sz w:val="32"/>
-                          <w:szCs w:val="32"/>
-                          <w:lang w:val="en-US"/>
-                        </w:rPr>
-                        <w:t>&gt;&gt;</w:t>
+                        <w:t>año&gt;&gt;</w:t>
                       </w:r>
                     </w:p>
                     <w:p>
@@ -1157,7 +1129,6 @@
                               </w:rPr>
                               <w:t xml:space="preserve">Desarrollo de </w:t>
                             </w:r>
-                            <w:proofErr w:type="spellStart"/>
                             <w:r>
                               <w:rPr>
                                 <w:rFonts w:eastAsia="Aptos" w:hAnsi="Aptos" w:cs="Aptos"/>
@@ -1166,31 +1137,8 @@
                                 <w:szCs w:val="44"/>
                                 <w:lang w:val="en-US"/>
                               </w:rPr>
-                              <w:t>Aplicaciones</w:t>
+                              <w:t>Aplicaciones Multiplataforma</w:t>
                             </w:r>
-                            <w:proofErr w:type="spellEnd"/>
-                            <w:r>
-                              <w:rPr>
-                                <w:rFonts w:eastAsia="Aptos" w:hAnsi="Aptos" w:cs="Aptos"/>
-                                <w:color w:val="215E99" w:themeColor="text2" w:themeTint="BF"/>
-                                <w:sz w:val="44"/>
-                                <w:szCs w:val="44"/>
-                                <w:lang w:val="en-US"/>
-                              </w:rPr>
-                              <w:t xml:space="preserve"> </w:t>
-                            </w:r>
-                            <w:proofErr w:type="spellStart"/>
-                            <w:r>
-                              <w:rPr>
-                                <w:rFonts w:eastAsia="Aptos" w:hAnsi="Aptos" w:cs="Aptos"/>
-                                <w:color w:val="215E99" w:themeColor="text2" w:themeTint="BF"/>
-                                <w:sz w:val="44"/>
-                                <w:szCs w:val="44"/>
-                                <w:lang w:val="en-US"/>
-                              </w:rPr>
-                              <w:t>Multiplataforma</w:t>
-                            </w:r>
-                            <w:proofErr w:type="spellEnd"/>
                           </w:p>
                         </w:txbxContent>
                       </wps:txbx>
@@ -1238,7 +1186,6 @@
                         </w:rPr>
                         <w:t xml:space="preserve">Desarrollo de </w:t>
                       </w:r>
-                      <w:proofErr w:type="spellStart"/>
                       <w:r>
                         <w:rPr>
                           <w:rFonts w:eastAsia="Aptos" w:hAnsi="Aptos" w:cs="Aptos"/>
@@ -1247,31 +1194,8 @@
                           <w:szCs w:val="44"/>
                           <w:lang w:val="en-US"/>
                         </w:rPr>
-                        <w:t>Aplicaciones</w:t>
+                        <w:t>Aplicaciones Multiplataforma</w:t>
                       </w:r>
-                      <w:proofErr w:type="spellEnd"/>
-                      <w:r>
-                        <w:rPr>
-                          <w:rFonts w:eastAsia="Aptos" w:hAnsi="Aptos" w:cs="Aptos"/>
-                          <w:color w:val="215E99" w:themeColor="text2" w:themeTint="BF"/>
-                          <w:sz w:val="44"/>
-                          <w:szCs w:val="44"/>
-                          <w:lang w:val="en-US"/>
-                        </w:rPr>
-                        <w:t xml:space="preserve"> </w:t>
-                      </w:r>
-                      <w:proofErr w:type="spellStart"/>
-                      <w:r>
-                        <w:rPr>
-                          <w:rFonts w:eastAsia="Aptos" w:hAnsi="Aptos" w:cs="Aptos"/>
-                          <w:color w:val="215E99" w:themeColor="text2" w:themeTint="BF"/>
-                          <w:sz w:val="44"/>
-                          <w:szCs w:val="44"/>
-                          <w:lang w:val="en-US"/>
-                        </w:rPr>
-                        <w:t>Multiplataforma</w:t>
-                      </w:r>
-                      <w:proofErr w:type="spellEnd"/>
                     </w:p>
                   </w:txbxContent>
                 </v:textbox>
@@ -1286,7 +1210,7 @@
           <w:lang w:eastAsia="es-VE"/>
         </w:rPr>
         <w:drawing>
-          <wp:inline distT="0" distB="0" distL="0" distR="0" wp14:anchorId="1183C0B2" wp14:editId="7B81B2B2">
+          <wp:inline distT="0" distB="0" distL="0" distR="0" wp14:anchorId="1183C0B2" wp14:editId="446985C4">
             <wp:extent cx="7556500" cy="10599420"/>
             <wp:effectExtent l="0" t="0" r="6350" b="0"/>
             <wp:docPr id="2" name="Imagen 2" descr="D:\servicios forobeta posts\diseño grafico\CLIENTES\Feelmusic - 05.11.18\archivos\11\11.jpg"/>
@@ -6677,9 +6601,9 @@
           <w:noProof/>
         </w:rPr>
         <w:drawing>
-          <wp:inline distT="0" distB="0" distL="0" distR="0" wp14:anchorId="629EDE24" wp14:editId="024A0034">
-            <wp:extent cx="6120130" cy="4680585"/>
-            <wp:effectExtent l="0" t="0" r="0" b="5715"/>
+          <wp:inline distT="0" distB="0" distL="0" distR="0" wp14:anchorId="629EDE24" wp14:editId="34127D9B">
+            <wp:extent cx="4228881" cy="4680585"/>
+            <wp:effectExtent l="0" t="0" r="635" b="5715"/>
             <wp:docPr id="1224806174" name="Imagen 6"/>
             <wp:cNvGraphicFramePr>
               <a:graphicFrameLocks xmlns:a="http://schemas.openxmlformats.org/drawingml/2006/main" noChangeAspect="1"/>
@@ -6688,11 +6612,11 @@
               <a:graphicData uri="http://schemas.openxmlformats.org/drawingml/2006/picture">
                 <pic:pic xmlns:pic="http://schemas.openxmlformats.org/drawingml/2006/picture">
                   <pic:nvPicPr>
-                    <pic:cNvPr id="1224806174" name=""/>
+                    <pic:cNvPr id="1224806174" name="Imagen 6"/>
                     <pic:cNvPicPr/>
                   </pic:nvPicPr>
                   <pic:blipFill>
-                    <a:blip r:embed="rId15" cstate="print">
+                    <a:blip r:embed="rId15">
                       <a:extLst>
                         <a:ext uri="{28A0092B-C50C-407E-A947-70E740481C1C}">
                           <a14:useLocalDpi xmlns:a14="http://schemas.microsoft.com/office/drawing/2010/main" val="0"/>
@@ -6706,7 +6630,7 @@
                   <pic:spPr>
                     <a:xfrm>
                       <a:off x="0" y="0"/>
-                      <a:ext cx="6120130" cy="4680585"/>
+                      <a:ext cx="4228881" cy="4680585"/>
                     </a:xfrm>
                     <a:prstGeom prst="rect">
                       <a:avLst/>
@@ -14515,6 +14439,7 @@
   <w:style w:type="character" w:default="1" w:styleId="Fuentedeprrafopredeter">
     <w:name w:val="Default Paragraph Font"/>
     <w:uiPriority w:val="1"/>
+    <w:semiHidden/>
     <w:unhideWhenUsed/>
   </w:style>
   <w:style w:type="table" w:default="1" w:styleId="Tablanormal">
@@ -15447,10 +15372,6 @@
 </file>
 
 <file path=customXml/item1.xml><?xml version="1.0" encoding="utf-8"?>
-<b:Sources xmlns:b="http://schemas.openxmlformats.org/officeDocument/2006/bibliography" xmlns="http://schemas.openxmlformats.org/officeDocument/2006/bibliography" SelectedStyle="\APASixthEditionOfficeOnline.xsl" StyleName="APA" Version="6"/>
-</file>
-
-<file path=customXml/item2.xml><?xml version="1.0" encoding="utf-8"?>
 <?mso-contentType ?>
 <FormTemplates xmlns="http://schemas.microsoft.com/sharepoint/v3/contenttype/forms">
   <Display>DocumentLibraryForm</Display>
@@ -15459,7 +15380,19 @@
 </FormTemplates>
 </file>
 
+<file path=customXml/item2.xml><?xml version="1.0" encoding="utf-8"?>
+<b:Sources xmlns:b="http://schemas.openxmlformats.org/officeDocument/2006/bibliography" xmlns="http://schemas.openxmlformats.org/officeDocument/2006/bibliography" SelectedStyle="\APASixthEditionOfficeOnline.xsl" StyleName="APA" Version="6"/>
+</file>
+
 <file path=customXml/item3.xml><?xml version="1.0" encoding="utf-8"?>
+<p:properties xmlns:p="http://schemas.microsoft.com/office/2006/metadata/properties" xmlns:xsi="http://www.w3.org/2001/XMLSchema-instance" xmlns:pc="http://schemas.microsoft.com/office/infopath/2007/PartnerControls">
+  <documentManagement>
+    <_activity xmlns="d07641f9-f1a5-43c1-ac16-fa53e6c318bc" xsi:nil="true"/>
+  </documentManagement>
+</p:properties>
+</file>
+
+<file path=customXml/item4.xml><?xml version="1.0" encoding="utf-8"?>
 <ct:contentTypeSchema xmlns:ct="http://schemas.microsoft.com/office/2006/metadata/contentType" xmlns:ma="http://schemas.microsoft.com/office/2006/metadata/properties/metaAttributes" ct:_="" ma:_="" ma:contentTypeName="Documento" ma:contentTypeID="0x010100089FBA7B0FAFA84E9F1E615D3FC0A129" ma:contentTypeVersion="11" ma:contentTypeDescription="Crear nuevo documento." ma:contentTypeScope="" ma:versionID="fa55cfaacbcd603bd53d850e3b8176f7">
   <xsd:schema xmlns:xsd="http://www.w3.org/2001/XMLSchema" xmlns:xs="http://www.w3.org/2001/XMLSchema" xmlns:p="http://schemas.microsoft.com/office/2006/metadata/properties" xmlns:ns3="d07641f9-f1a5-43c1-ac16-fa53e6c318bc" targetNamespace="http://schemas.microsoft.com/office/2006/metadata/properties" ma:root="true" ma:fieldsID="78f989df160fe6a5ee2e0e0b0bfde0e3" ns3:_="">
     <xsd:import namespace="d07641f9-f1a5-43c1-ac16-fa53e6c318bc"/>
@@ -15647,15 +15580,15 @@
 </ct:contentTypeSchema>
 </file>
 
-<file path=customXml/item4.xml><?xml version="1.0" encoding="utf-8"?>
-<p:properties xmlns:p="http://schemas.microsoft.com/office/2006/metadata/properties" xmlns:xsi="http://www.w3.org/2001/XMLSchema-instance" xmlns:pc="http://schemas.microsoft.com/office/infopath/2007/PartnerControls">
-  <documentManagement>
-    <_activity xmlns="d07641f9-f1a5-43c1-ac16-fa53e6c318bc" xsi:nil="true"/>
-  </documentManagement>
-</p:properties>
+<file path=customXml/itemProps1.xml><?xml version="1.0" encoding="utf-8"?>
+<ds:datastoreItem xmlns:ds="http://schemas.openxmlformats.org/officeDocument/2006/customXml" ds:itemID="{480B8420-1B48-4D23-8D6E-64373AC5070B}">
+  <ds:schemaRefs>
+    <ds:schemaRef ds:uri="http://schemas.microsoft.com/sharepoint/v3/contenttype/forms"/>
+  </ds:schemaRefs>
+</ds:datastoreItem>
 </file>
 
-<file path=customXml/itemProps1.xml><?xml version="1.0" encoding="utf-8"?>
+<file path=customXml/itemProps2.xml><?xml version="1.0" encoding="utf-8"?>
 <ds:datastoreItem xmlns:ds="http://schemas.openxmlformats.org/officeDocument/2006/customXml" ds:itemID="{453714F8-FBC3-4DCC-8DCB-89BB58DCF76F}">
   <ds:schemaRefs>
     <ds:schemaRef ds:uri="http://schemas.openxmlformats.org/officeDocument/2006/bibliography"/>
@@ -15663,15 +15596,17 @@
 </ds:datastoreItem>
 </file>
 
-<file path=customXml/itemProps2.xml><?xml version="1.0" encoding="utf-8"?>
-<ds:datastoreItem xmlns:ds="http://schemas.openxmlformats.org/officeDocument/2006/customXml" ds:itemID="{480B8420-1B48-4D23-8D6E-64373AC5070B}">
+<file path=customXml/itemProps3.xml><?xml version="1.0" encoding="utf-8"?>
+<ds:datastoreItem xmlns:ds="http://schemas.openxmlformats.org/officeDocument/2006/customXml" ds:itemID="{7F0B1298-25D5-45B9-909D-DD837044A49E}">
   <ds:schemaRefs>
-    <ds:schemaRef ds:uri="http://schemas.microsoft.com/sharepoint/v3/contenttype/forms"/>
+    <ds:schemaRef ds:uri="http://schemas.microsoft.com/office/2006/metadata/properties"/>
+    <ds:schemaRef ds:uri="http://schemas.microsoft.com/office/infopath/2007/PartnerControls"/>
+    <ds:schemaRef ds:uri="d07641f9-f1a5-43c1-ac16-fa53e6c318bc"/>
   </ds:schemaRefs>
 </ds:datastoreItem>
 </file>
 
-<file path=customXml/itemProps3.xml><?xml version="1.0" encoding="utf-8"?>
+<file path=customXml/itemProps4.xml><?xml version="1.0" encoding="utf-8"?>
 <ds:datastoreItem xmlns:ds="http://schemas.openxmlformats.org/officeDocument/2006/customXml" ds:itemID="{B3C09D93-2BDC-4563-9759-9158244E5DE7}">
   <ds:schemaRefs>
     <ds:schemaRef ds:uri="http://schemas.microsoft.com/office/2006/metadata/contentType"/>
@@ -15687,14 +15622,4 @@
     <ds:schemaRef ds:uri="http://schemas.microsoft.com/internal/obd"/>
   </ds:schemaRefs>
 </ds:datastoreItem>
-</file>
-
-<file path=customXml/itemProps4.xml><?xml version="1.0" encoding="utf-8"?>
-<ds:datastoreItem xmlns:ds="http://schemas.openxmlformats.org/officeDocument/2006/customXml" ds:itemID="{7F0B1298-25D5-45B9-909D-DD837044A49E}">
-  <ds:schemaRefs>
-    <ds:schemaRef ds:uri="http://schemas.microsoft.com/office/2006/metadata/properties"/>
-    <ds:schemaRef ds:uri="http://schemas.microsoft.com/office/infopath/2007/PartnerControls"/>
-    <ds:schemaRef ds:uri="d07641f9-f1a5-43c1-ac16-fa53e6c318bc"/>
-  </ds:schemaRefs>
-</ds:datastoreItem>
 </file>
--- a/docs/provisional_DocumentacionProyecto_2VIFC302.docx
+++ b/docs/provisional_DocumentacionProyecto_2VIFC302.docx
@@ -615,19 +615,7 @@
                                 <w:szCs w:val="32"/>
                                 <w:lang w:val="en-US"/>
                               </w:rPr>
-                              <w:t xml:space="preserve">&lt;&lt;Mes y </w:t>
-                            </w:r>
-                            <w:r>
-                              <w:rPr>
-                                <w:rFonts w:eastAsia="Aptos" w:hAnsi="Aptos" w:cs="Aptos"/>
-                                <w:b/>
-                                <w:bCs/>
-                                <w:color w:val="215E99" w:themeColor="text2" w:themeTint="BF"/>
-                                <w:sz w:val="32"/>
-                                <w:szCs w:val="32"/>
-                                <w:lang w:val="en-US"/>
-                              </w:rPr>
-                              <w:t>año&gt;&gt;</w:t>
+                              <w:t>&lt;&lt;Mes y año&gt;&gt;</w:t>
                             </w:r>
                           </w:p>
                           <w:p>
@@ -841,19 +829,7 @@
                           <w:szCs w:val="32"/>
                           <w:lang w:val="en-US"/>
                         </w:rPr>
-                        <w:t xml:space="preserve">&lt;&lt;Mes y </w:t>
-                      </w:r>
-                      <w:r>
-                        <w:rPr>
-                          <w:rFonts w:eastAsia="Aptos" w:hAnsi="Aptos" w:cs="Aptos"/>
-                          <w:b/>
-                          <w:bCs/>
-                          <w:color w:val="215E99" w:themeColor="text2" w:themeTint="BF"/>
-                          <w:sz w:val="32"/>
-                          <w:szCs w:val="32"/>
-                          <w:lang w:val="en-US"/>
-                        </w:rPr>
-                        <w:t>año&gt;&gt;</w:t>
+                        <w:t>&lt;&lt;Mes y año&gt;&gt;</w:t>
                       </w:r>
                     </w:p>
                     <w:p>
@@ -1127,17 +1103,7 @@
                                 <w:szCs w:val="44"/>
                                 <w:lang w:val="en-US"/>
                               </w:rPr>
-                              <w:t xml:space="preserve">Desarrollo de </w:t>
-                            </w:r>
-                            <w:r>
-                              <w:rPr>
-                                <w:rFonts w:eastAsia="Aptos" w:hAnsi="Aptos" w:cs="Aptos"/>
-                                <w:color w:val="215E99" w:themeColor="text2" w:themeTint="BF"/>
-                                <w:sz w:val="44"/>
-                                <w:szCs w:val="44"/>
-                                <w:lang w:val="en-US"/>
-                              </w:rPr>
-                              <w:t>Aplicaciones Multiplataforma</w:t>
+                              <w:t>Desarrollo de Aplicaciones Multiplataforma</w:t>
                             </w:r>
                           </w:p>
                         </w:txbxContent>
@@ -1184,17 +1150,7 @@
                           <w:szCs w:val="44"/>
                           <w:lang w:val="en-US"/>
                         </w:rPr>
-                        <w:t xml:space="preserve">Desarrollo de </w:t>
-                      </w:r>
-                      <w:r>
-                        <w:rPr>
-                          <w:rFonts w:eastAsia="Aptos" w:hAnsi="Aptos" w:cs="Aptos"/>
-                          <w:color w:val="215E99" w:themeColor="text2" w:themeTint="BF"/>
-                          <w:sz w:val="44"/>
-                          <w:szCs w:val="44"/>
-                          <w:lang w:val="en-US"/>
-                        </w:rPr>
-                        <w:t>Aplicaciones Multiplataforma</w:t>
+                        <w:t>Desarrollo de Aplicaciones Multiplataforma</w:t>
                       </w:r>
                     </w:p>
                   </w:txbxContent>
@@ -1210,7 +1166,7 @@
           <w:lang w:eastAsia="es-VE"/>
         </w:rPr>
         <w:drawing>
-          <wp:inline distT="0" distB="0" distL="0" distR="0" wp14:anchorId="1183C0B2" wp14:editId="446985C4">
+          <wp:inline distT="0" distB="0" distL="0" distR="0" wp14:anchorId="1183C0B2" wp14:editId="2BD255BA">
             <wp:extent cx="7556500" cy="10599420"/>
             <wp:effectExtent l="0" t="0" r="6350" b="0"/>
             <wp:docPr id="2" name="Imagen 2" descr="D:\servicios forobeta posts\diseño grafico\CLIENTES\Feelmusic - 05.11.18\archivos\11\11.jpg"/>
@@ -1356,7 +1312,7 @@
             </w:rPr>
             <w:fldChar w:fldCharType="separate"/>
           </w:r>
-          <w:hyperlink w:anchor="_Toc221908739" w:history="1">
+          <w:hyperlink w:anchor="_Toc227855977" w:history="1">
             <w:r>
               <w:rPr>
                 <w:rStyle w:val="Hipervnculo"/>
@@ -1383,7 +1339,7 @@
                 <w:noProof/>
                 <w:webHidden/>
               </w:rPr>
-              <w:instrText xml:space="preserve"> PAGEREF _Toc221908739 \h </w:instrText>
+              <w:instrText xml:space="preserve"> PAGEREF _Toc227855977 \h </w:instrText>
             </w:r>
             <w:r>
               <w:rPr>
@@ -1429,7 +1385,7 @@
               <w:lang w:eastAsia="es-ES"/>
             </w:rPr>
           </w:pPr>
-          <w:hyperlink w:anchor="_Toc221908740" w:history="1">
+          <w:hyperlink w:anchor="_Toc227855978" w:history="1">
             <w:r>
               <w:rPr>
                 <w:rStyle w:val="Hipervnculo"/>
@@ -1473,7 +1429,7 @@
                 <w:noProof/>
                 <w:webHidden/>
               </w:rPr>
-              <w:instrText xml:space="preserve"> PAGEREF _Toc221908740 \h </w:instrText>
+              <w:instrText xml:space="preserve"> PAGEREF _Toc227855978 \h </w:instrText>
             </w:r>
             <w:r>
               <w:rPr>
@@ -1519,7 +1475,7 @@
               <w:lang w:eastAsia="es-ES"/>
             </w:rPr>
           </w:pPr>
-          <w:hyperlink w:anchor="_Toc221908741" w:history="1">
+          <w:hyperlink w:anchor="_Toc227855979" w:history="1">
             <w:r>
               <w:rPr>
                 <w:rStyle w:val="Hipervnculo"/>
@@ -1563,7 +1519,7 @@
                 <w:noProof/>
                 <w:webHidden/>
               </w:rPr>
-              <w:instrText xml:space="preserve"> PAGEREF _Toc221908741 \h </w:instrText>
+              <w:instrText xml:space="preserve"> PAGEREF _Toc227855979 \h </w:instrText>
             </w:r>
             <w:r>
               <w:rPr>
@@ -1609,7 +1565,7 @@
               <w:lang w:eastAsia="es-ES"/>
             </w:rPr>
           </w:pPr>
-          <w:hyperlink w:anchor="_Toc221908742" w:history="1">
+          <w:hyperlink w:anchor="_Toc227855980" w:history="1">
             <w:r>
               <w:rPr>
                 <w:rStyle w:val="Hipervnculo"/>
@@ -1653,7 +1609,7 @@
                 <w:noProof/>
                 <w:webHidden/>
               </w:rPr>
-              <w:instrText xml:space="preserve"> PAGEREF _Toc221908742 \h </w:instrText>
+              <w:instrText xml:space="preserve"> PAGEREF _Toc227855980 \h </w:instrText>
             </w:r>
             <w:r>
               <w:rPr>
@@ -1699,7 +1655,7 @@
               <w:lang w:eastAsia="es-ES"/>
             </w:rPr>
           </w:pPr>
-          <w:hyperlink w:anchor="_Toc221908743" w:history="1">
+          <w:hyperlink w:anchor="_Toc227855981" w:history="1">
             <w:r>
               <w:rPr>
                 <w:rStyle w:val="Hipervnculo"/>
@@ -1743,7 +1699,7 @@
                 <w:noProof/>
                 <w:webHidden/>
               </w:rPr>
-              <w:instrText xml:space="preserve"> PAGEREF _Toc221908743 \h </w:instrText>
+              <w:instrText xml:space="preserve"> PAGEREF _Toc227855981 \h </w:instrText>
             </w:r>
             <w:r>
               <w:rPr>
@@ -1789,7 +1745,7 @@
               <w:lang w:eastAsia="es-ES"/>
             </w:rPr>
           </w:pPr>
-          <w:hyperlink w:anchor="_Toc221908745" w:history="1">
+          <w:hyperlink w:anchor="_Toc227855983" w:history="1">
             <w:r>
               <w:rPr>
                 <w:rStyle w:val="Hipervnculo"/>
@@ -1833,7 +1789,7 @@
                 <w:noProof/>
                 <w:webHidden/>
               </w:rPr>
-              <w:instrText xml:space="preserve"> PAGEREF _Toc221908745 \h </w:instrText>
+              <w:instrText xml:space="preserve"> PAGEREF _Toc227855983 \h </w:instrText>
             </w:r>
             <w:r>
               <w:rPr>
@@ -1879,7 +1835,7 @@
               <w:lang w:eastAsia="es-ES"/>
             </w:rPr>
           </w:pPr>
-          <w:hyperlink w:anchor="_Toc221908746" w:history="1">
+          <w:hyperlink w:anchor="_Toc227855984" w:history="1">
             <w:r>
               <w:rPr>
                 <w:rStyle w:val="Hipervnculo"/>
@@ -1923,7 +1879,7 @@
                 <w:noProof/>
                 <w:webHidden/>
               </w:rPr>
-              <w:instrText xml:space="preserve"> PAGEREF _Toc221908746 \h </w:instrText>
+              <w:instrText xml:space="preserve"> PAGEREF _Toc227855984 \h </w:instrText>
             </w:r>
             <w:r>
               <w:rPr>
@@ -1943,7 +1899,7 @@
                 <w:noProof/>
                 <w:webHidden/>
               </w:rPr>
-              <w:t>4</w:t>
+              <w:t>5</w:t>
             </w:r>
             <w:r>
               <w:rPr>
@@ -1969,7 +1925,7 @@
               <w:lang w:eastAsia="es-ES"/>
             </w:rPr>
           </w:pPr>
-          <w:hyperlink w:anchor="_Toc221908747" w:history="1">
+          <w:hyperlink w:anchor="_Toc227855985" w:history="1">
             <w:r>
               <w:rPr>
                 <w:rStyle w:val="Hipervnculo"/>
@@ -2013,7 +1969,7 @@
                 <w:noProof/>
                 <w:webHidden/>
               </w:rPr>
-              <w:instrText xml:space="preserve"> PAGEREF _Toc221908747 \h </w:instrText>
+              <w:instrText xml:space="preserve"> PAGEREF _Toc227855985 \h </w:instrText>
             </w:r>
             <w:r>
               <w:rPr>
@@ -2033,7 +1989,7 @@
                 <w:noProof/>
                 <w:webHidden/>
               </w:rPr>
-              <w:t>4</w:t>
+              <w:t>5</w:t>
             </w:r>
             <w:r>
               <w:rPr>
@@ -2059,7 +2015,7 @@
               <w:lang w:eastAsia="es-ES"/>
             </w:rPr>
           </w:pPr>
-          <w:hyperlink w:anchor="_Toc221908748" w:history="1">
+          <w:hyperlink w:anchor="_Toc227855986" w:history="1">
             <w:r>
               <w:rPr>
                 <w:rStyle w:val="Hipervnculo"/>
@@ -2103,7 +2059,7 @@
                 <w:noProof/>
                 <w:webHidden/>
               </w:rPr>
-              <w:instrText xml:space="preserve"> PAGEREF _Toc221908748 \h </w:instrText>
+              <w:instrText xml:space="preserve"> PAGEREF _Toc227855986 \h </w:instrText>
             </w:r>
             <w:r>
               <w:rPr>
@@ -2123,7 +2079,7 @@
                 <w:noProof/>
                 <w:webHidden/>
               </w:rPr>
-              <w:t>5</w:t>
+              <w:t>6</w:t>
             </w:r>
             <w:r>
               <w:rPr>
@@ -2149,7 +2105,7 @@
               <w:lang w:eastAsia="es-ES"/>
             </w:rPr>
           </w:pPr>
-          <w:hyperlink w:anchor="_Toc221908749" w:history="1">
+          <w:hyperlink w:anchor="_Toc227855987" w:history="1">
             <w:r>
               <w:rPr>
                 <w:rStyle w:val="Hipervnculo"/>
@@ -2193,7 +2149,7 @@
                 <w:noProof/>
                 <w:webHidden/>
               </w:rPr>
-              <w:instrText xml:space="preserve"> PAGEREF _Toc221908749 \h </w:instrText>
+              <w:instrText xml:space="preserve"> PAGEREF _Toc227855987 \h </w:instrText>
             </w:r>
             <w:r>
               <w:rPr>
@@ -2213,7 +2169,7 @@
                 <w:noProof/>
                 <w:webHidden/>
               </w:rPr>
-              <w:t>5</w:t>
+              <w:t>6</w:t>
             </w:r>
             <w:r>
               <w:rPr>
@@ -2239,7 +2195,7 @@
               <w:lang w:eastAsia="es-ES"/>
             </w:rPr>
           </w:pPr>
-          <w:hyperlink w:anchor="_Toc221908750" w:history="1">
+          <w:hyperlink w:anchor="_Toc227855988" w:history="1">
             <w:r>
               <w:rPr>
                 <w:rStyle w:val="Hipervnculo"/>
@@ -2283,7 +2239,7 @@
                 <w:noProof/>
                 <w:webHidden/>
               </w:rPr>
-              <w:instrText xml:space="preserve"> PAGEREF _Toc221908750 \h </w:instrText>
+              <w:instrText xml:space="preserve"> PAGEREF _Toc227855988 \h </w:instrText>
             </w:r>
             <w:r>
               <w:rPr>
@@ -2303,7 +2259,7 @@
                 <w:noProof/>
                 <w:webHidden/>
               </w:rPr>
-              <w:t>5</w:t>
+              <w:t>6</w:t>
             </w:r>
             <w:r>
               <w:rPr>
@@ -2329,7 +2285,7 @@
               <w:lang w:eastAsia="es-ES"/>
             </w:rPr>
           </w:pPr>
-          <w:hyperlink w:anchor="_Toc221908751" w:history="1">
+          <w:hyperlink w:anchor="_Toc227855989" w:history="1">
             <w:r>
               <w:rPr>
                 <w:rStyle w:val="Hipervnculo"/>
@@ -2373,7 +2329,7 @@
                 <w:noProof/>
                 <w:webHidden/>
               </w:rPr>
-              <w:instrText xml:space="preserve"> PAGEREF _Toc221908751 \h </w:instrText>
+              <w:instrText xml:space="preserve"> PAGEREF _Toc227855989 \h </w:instrText>
             </w:r>
             <w:r>
               <w:rPr>
@@ -2393,7 +2349,7 @@
                 <w:noProof/>
                 <w:webHidden/>
               </w:rPr>
-              <w:t>6</w:t>
+              <w:t>8</w:t>
             </w:r>
             <w:r>
               <w:rPr>
@@ -2419,7 +2375,7 @@
               <w:lang w:eastAsia="es-ES"/>
             </w:rPr>
           </w:pPr>
-          <w:hyperlink w:anchor="_Toc221908752" w:history="1">
+          <w:hyperlink w:anchor="_Toc227855990" w:history="1">
             <w:r>
               <w:rPr>
                 <w:rStyle w:val="Hipervnculo"/>
@@ -2463,7 +2419,7 @@
                 <w:noProof/>
                 <w:webHidden/>
               </w:rPr>
-              <w:instrText xml:space="preserve"> PAGEREF _Toc221908752 \h </w:instrText>
+              <w:instrText xml:space="preserve"> PAGEREF _Toc227855990 \h </w:instrText>
             </w:r>
             <w:r>
               <w:rPr>
@@ -2483,7 +2439,7 @@
                 <w:noProof/>
                 <w:webHidden/>
               </w:rPr>
-              <w:t>7</w:t>
+              <w:t>9</w:t>
             </w:r>
             <w:r>
               <w:rPr>
@@ -2509,7 +2465,7 @@
               <w:lang w:eastAsia="es-ES"/>
             </w:rPr>
           </w:pPr>
-          <w:hyperlink w:anchor="_Toc221908753" w:history="1">
+          <w:hyperlink w:anchor="_Toc227855991" w:history="1">
             <w:r>
               <w:rPr>
                 <w:rStyle w:val="Hipervnculo"/>
@@ -2553,7 +2509,7 @@
                 <w:noProof/>
                 <w:webHidden/>
               </w:rPr>
-              <w:instrText xml:space="preserve"> PAGEREF _Toc221908753 \h </w:instrText>
+              <w:instrText xml:space="preserve"> PAGEREF _Toc227855991 \h </w:instrText>
             </w:r>
             <w:r>
               <w:rPr>
@@ -2573,7 +2529,7 @@
                 <w:noProof/>
                 <w:webHidden/>
               </w:rPr>
-              <w:t>8</w:t>
+              <w:t>10</w:t>
             </w:r>
             <w:r>
               <w:rPr>
@@ -2599,10 +2555,12 @@
               <w:lang w:eastAsia="es-ES"/>
             </w:rPr>
           </w:pPr>
-          <w:hyperlink w:anchor="_Toc221908754" w:history="1">
+          <w:hyperlink w:anchor="_Toc227855992" w:history="1">
             <w:r>
               <w:rPr>
                 <w:rStyle w:val="Hipervnculo"/>
+                <w:b/>
+                <w:bCs/>
                 <w:noProof/>
               </w:rPr>
               <w:t>2.5.</w:t>
@@ -2622,6 +2580,96 @@
                 <w:rStyle w:val="Hipervnculo"/>
                 <w:noProof/>
               </w:rPr>
+              <w:t>DIAGRAMA DE PAQUETES</w:t>
+            </w:r>
+            <w:r>
+              <w:rPr>
+                <w:noProof/>
+                <w:webHidden/>
+              </w:rPr>
+              <w:tab/>
+            </w:r>
+            <w:r>
+              <w:rPr>
+                <w:noProof/>
+                <w:webHidden/>
+              </w:rPr>
+              <w:fldChar w:fldCharType="begin"/>
+            </w:r>
+            <w:r>
+              <w:rPr>
+                <w:noProof/>
+                <w:webHidden/>
+              </w:rPr>
+              <w:instrText xml:space="preserve"> PAGEREF _Toc227855992 \h </w:instrText>
+            </w:r>
+            <w:r>
+              <w:rPr>
+                <w:noProof/>
+                <w:webHidden/>
+              </w:rPr>
+            </w:r>
+            <w:r>
+              <w:rPr>
+                <w:noProof/>
+                <w:webHidden/>
+              </w:rPr>
+              <w:fldChar w:fldCharType="separate"/>
+            </w:r>
+            <w:r>
+              <w:rPr>
+                <w:noProof/>
+                <w:webHidden/>
+              </w:rPr>
+              <w:t>11</w:t>
+            </w:r>
+            <w:r>
+              <w:rPr>
+                <w:noProof/>
+                <w:webHidden/>
+              </w:rPr>
+              <w:fldChar w:fldCharType="end"/>
+            </w:r>
+          </w:hyperlink>
+        </w:p>
+        <w:p>
+          <w:pPr>
+            <w:pStyle w:val="TDC2"/>
+            <w:tabs>
+              <w:tab w:val="left" w:pos="960"/>
+              <w:tab w:val="right" w:leader="dot" w:pos="9628"/>
+            </w:tabs>
+            <w:rPr>
+              <w:rFonts w:eastAsiaTheme="minorEastAsia"/>
+              <w:noProof/>
+              <w:sz w:val="24"/>
+              <w:szCs w:val="24"/>
+              <w:lang w:eastAsia="es-ES"/>
+            </w:rPr>
+          </w:pPr>
+          <w:hyperlink w:anchor="_Toc227855993" w:history="1">
+            <w:r>
+              <w:rPr>
+                <w:rStyle w:val="Hipervnculo"/>
+                <w:noProof/>
+              </w:rPr>
+              <w:t>2.6.</w:t>
+            </w:r>
+            <w:r>
+              <w:rPr>
+                <w:rFonts w:eastAsiaTheme="minorEastAsia"/>
+                <w:noProof/>
+                <w:sz w:val="24"/>
+                <w:szCs w:val="24"/>
+                <w:lang w:eastAsia="es-ES"/>
+              </w:rPr>
+              <w:tab/>
+            </w:r>
+            <w:r>
+              <w:rPr>
+                <w:rStyle w:val="Hipervnculo"/>
+                <w:noProof/>
+              </w:rPr>
               <w:t>INTERFACES GRÁFICAS DE USUARIO</w:t>
             </w:r>
             <w:r>
@@ -2643,7 +2691,7 @@
                 <w:noProof/>
                 <w:webHidden/>
               </w:rPr>
-              <w:instrText xml:space="preserve"> PAGEREF _Toc221908754 \h </w:instrText>
+              <w:instrText xml:space="preserve"> PAGEREF _Toc227855993 \h </w:instrText>
             </w:r>
             <w:r>
               <w:rPr>
@@ -2663,7 +2711,7 @@
                 <w:noProof/>
                 <w:webHidden/>
               </w:rPr>
-              <w:t>10</w:t>
+              <w:t>11</w:t>
             </w:r>
             <w:r>
               <w:rPr>
@@ -2689,13 +2737,13 @@
               <w:lang w:eastAsia="es-ES"/>
             </w:rPr>
           </w:pPr>
-          <w:hyperlink w:anchor="_Toc221908755" w:history="1">
+          <w:hyperlink w:anchor="_Toc227855994" w:history="1">
             <w:r>
               <w:rPr>
                 <w:rStyle w:val="Hipervnculo"/>
                 <w:noProof/>
               </w:rPr>
-              <w:t>2.5.1.</w:t>
+              <w:t>2.6.1.</w:t>
             </w:r>
             <w:r>
               <w:rPr>
@@ -2733,7 +2781,7 @@
                 <w:noProof/>
                 <w:webHidden/>
               </w:rPr>
-              <w:instrText xml:space="preserve"> PAGEREF _Toc221908755 \h </w:instrText>
+              <w:instrText xml:space="preserve"> PAGEREF _Toc227855994 \h </w:instrText>
             </w:r>
             <w:r>
               <w:rPr>
@@ -2753,7 +2801,7 @@
                 <w:noProof/>
                 <w:webHidden/>
               </w:rPr>
-              <w:t>12</w:t>
+              <w:t>14</w:t>
             </w:r>
             <w:r>
               <w:rPr>
@@ -2779,7 +2827,7 @@
               <w:lang w:eastAsia="es-ES"/>
             </w:rPr>
           </w:pPr>
-          <w:hyperlink w:anchor="_Toc221908756" w:history="1">
+          <w:hyperlink w:anchor="_Toc227855995" w:history="1">
             <w:r>
               <w:rPr>
                 <w:rStyle w:val="Hipervnculo"/>
@@ -2823,7 +2871,7 @@
                 <w:noProof/>
                 <w:webHidden/>
               </w:rPr>
-              <w:instrText xml:space="preserve"> PAGEREF _Toc221908756 \h </w:instrText>
+              <w:instrText xml:space="preserve"> PAGEREF _Toc227855995 \h </w:instrText>
             </w:r>
             <w:r>
               <w:rPr>
@@ -2843,7 +2891,7 @@
                 <w:noProof/>
                 <w:webHidden/>
               </w:rPr>
-              <w:t>13</w:t>
+              <w:t>14</w:t>
             </w:r>
             <w:r>
               <w:rPr>
@@ -2869,7 +2917,7 @@
               <w:lang w:eastAsia="es-ES"/>
             </w:rPr>
           </w:pPr>
-          <w:hyperlink w:anchor="_Toc221908757" w:history="1">
+          <w:hyperlink w:anchor="_Toc227855996" w:history="1">
             <w:r>
               <w:rPr>
                 <w:rStyle w:val="Hipervnculo"/>
@@ -2913,7 +2961,7 @@
                 <w:noProof/>
                 <w:webHidden/>
               </w:rPr>
-              <w:instrText xml:space="preserve"> PAGEREF _Toc221908757 \h </w:instrText>
+              <w:instrText xml:space="preserve"> PAGEREF _Toc227855996 \h </w:instrText>
             </w:r>
             <w:r>
               <w:rPr>
@@ -2933,7 +2981,7 @@
                 <w:noProof/>
                 <w:webHidden/>
               </w:rPr>
-              <w:t>13</w:t>
+              <w:t>15</w:t>
             </w:r>
             <w:r>
               <w:rPr>
@@ -2959,7 +3007,7 @@
               <w:lang w:eastAsia="es-ES"/>
             </w:rPr>
           </w:pPr>
-          <w:hyperlink w:anchor="_Toc221908758" w:history="1">
+          <w:hyperlink w:anchor="_Toc227855997" w:history="1">
             <w:r>
               <w:rPr>
                 <w:rStyle w:val="Hipervnculo"/>
@@ -3003,7 +3051,7 @@
                 <w:noProof/>
                 <w:webHidden/>
               </w:rPr>
-              <w:instrText xml:space="preserve"> PAGEREF _Toc221908758 \h </w:instrText>
+              <w:instrText xml:space="preserve"> PAGEREF _Toc227855997 \h </w:instrText>
             </w:r>
             <w:r>
               <w:rPr>
@@ -3023,7 +3071,7 @@
                 <w:noProof/>
                 <w:webHidden/>
               </w:rPr>
-              <w:t>14</w:t>
+              <w:t>15</w:t>
             </w:r>
             <w:r>
               <w:rPr>
@@ -3049,7 +3097,7 @@
               <w:lang w:eastAsia="es-ES"/>
             </w:rPr>
           </w:pPr>
-          <w:hyperlink w:anchor="_Toc221908762" w:history="1">
+          <w:hyperlink w:anchor="_Toc227856001" w:history="1">
             <w:r>
               <w:rPr>
                 <w:rStyle w:val="Hipervnculo"/>
@@ -3093,7 +3141,7 @@
                 <w:noProof/>
                 <w:webHidden/>
               </w:rPr>
-              <w:instrText xml:space="preserve"> PAGEREF _Toc221908762 \h </w:instrText>
+              <w:instrText xml:space="preserve"> PAGEREF _Toc227856001 \h </w:instrText>
             </w:r>
             <w:r>
               <w:rPr>
@@ -3113,7 +3161,7 @@
                 <w:noProof/>
                 <w:webHidden/>
               </w:rPr>
-              <w:t>14</w:t>
+              <w:t>16</w:t>
             </w:r>
             <w:r>
               <w:rPr>
@@ -3139,7 +3187,7 @@
               <w:lang w:eastAsia="es-ES"/>
             </w:rPr>
           </w:pPr>
-          <w:hyperlink w:anchor="_Toc221908763" w:history="1">
+          <w:hyperlink w:anchor="_Toc227856002" w:history="1">
             <w:r>
               <w:rPr>
                 <w:rStyle w:val="Hipervnculo"/>
@@ -3183,7 +3231,7 @@
                 <w:noProof/>
                 <w:webHidden/>
               </w:rPr>
-              <w:instrText xml:space="preserve"> PAGEREF _Toc221908763 \h </w:instrText>
+              <w:instrText xml:space="preserve"> PAGEREF _Toc227856002 \h </w:instrText>
             </w:r>
             <w:r>
               <w:rPr>
@@ -3203,7 +3251,7 @@
                 <w:noProof/>
                 <w:webHidden/>
               </w:rPr>
-              <w:t>14</w:t>
+              <w:t>17</w:t>
             </w:r>
             <w:r>
               <w:rPr>
@@ -3229,7 +3277,7 @@
               <w:lang w:eastAsia="es-ES"/>
             </w:rPr>
           </w:pPr>
-          <w:hyperlink w:anchor="_Toc221908764" w:history="1">
+          <w:hyperlink w:anchor="_Toc227856003" w:history="1">
             <w:r>
               <w:rPr>
                 <w:rStyle w:val="Hipervnculo"/>
@@ -3273,7 +3321,7 @@
                 <w:noProof/>
                 <w:webHidden/>
               </w:rPr>
-              <w:instrText xml:space="preserve"> PAGEREF _Toc221908764 \h </w:instrText>
+              <w:instrText xml:space="preserve"> PAGEREF _Toc227856003 \h </w:instrText>
             </w:r>
             <w:r>
               <w:rPr>
@@ -3293,7 +3341,7 @@
                 <w:noProof/>
                 <w:webHidden/>
               </w:rPr>
-              <w:t>14</w:t>
+              <w:t>17</w:t>
             </w:r>
             <w:r>
               <w:rPr>
@@ -3319,7 +3367,7 @@
               <w:lang w:eastAsia="es-ES"/>
             </w:rPr>
           </w:pPr>
-          <w:hyperlink w:anchor="_Toc221908766" w:history="1">
+          <w:hyperlink w:anchor="_Toc227856005" w:history="1">
             <w:r>
               <w:rPr>
                 <w:rStyle w:val="Hipervnculo"/>
@@ -3363,7 +3411,7 @@
                 <w:noProof/>
                 <w:webHidden/>
               </w:rPr>
-              <w:instrText xml:space="preserve"> PAGEREF _Toc221908766 \h </w:instrText>
+              <w:instrText xml:space="preserve"> PAGEREF _Toc227856005 \h </w:instrText>
             </w:r>
             <w:r>
               <w:rPr>
@@ -3383,7 +3431,7 @@
                 <w:noProof/>
                 <w:webHidden/>
               </w:rPr>
-              <w:t>14</w:t>
+              <w:t>17</w:t>
             </w:r>
             <w:r>
               <w:rPr>
@@ -3409,7 +3457,7 @@
               <w:lang w:eastAsia="es-ES"/>
             </w:rPr>
           </w:pPr>
-          <w:hyperlink w:anchor="_Toc221908767" w:history="1">
+          <w:hyperlink w:anchor="_Toc227856006" w:history="1">
             <w:r>
               <w:rPr>
                 <w:rStyle w:val="Hipervnculo"/>
@@ -3453,7 +3501,7 @@
                 <w:noProof/>
                 <w:webHidden/>
               </w:rPr>
-              <w:instrText xml:space="preserve"> PAGEREF _Toc221908767 \h </w:instrText>
+              <w:instrText xml:space="preserve"> PAGEREF _Toc227856006 \h </w:instrText>
             </w:r>
             <w:r>
               <w:rPr>
@@ -3473,7 +3521,7 @@
                 <w:noProof/>
                 <w:webHidden/>
               </w:rPr>
-              <w:t>14</w:t>
+              <w:t>17</w:t>
             </w:r>
             <w:r>
               <w:rPr>
@@ -3499,7 +3547,7 @@
               <w:lang w:eastAsia="es-ES"/>
             </w:rPr>
           </w:pPr>
-          <w:hyperlink w:anchor="_Toc221908768" w:history="1">
+          <w:hyperlink w:anchor="_Toc227856007" w:history="1">
             <w:r>
               <w:rPr>
                 <w:rStyle w:val="Hipervnculo"/>
@@ -3543,7 +3591,7 @@
                 <w:noProof/>
                 <w:webHidden/>
               </w:rPr>
-              <w:instrText xml:space="preserve"> PAGEREF _Toc221908768 \h </w:instrText>
+              <w:instrText xml:space="preserve"> PAGEREF _Toc227856007 \h </w:instrText>
             </w:r>
             <w:r>
               <w:rPr>
@@ -3563,7 +3611,7 @@
                 <w:noProof/>
                 <w:webHidden/>
               </w:rPr>
-              <w:t>14</w:t>
+              <w:t>17</w:t>
             </w:r>
             <w:r>
               <w:rPr>
@@ -3589,7 +3637,7 @@
               <w:lang w:eastAsia="es-ES"/>
             </w:rPr>
           </w:pPr>
-          <w:hyperlink w:anchor="_Toc221908769" w:history="1">
+          <w:hyperlink w:anchor="_Toc227856008" w:history="1">
             <w:r>
               <w:rPr>
                 <w:rStyle w:val="Hipervnculo"/>
@@ -3633,7 +3681,7 @@
                 <w:noProof/>
                 <w:webHidden/>
               </w:rPr>
-              <w:instrText xml:space="preserve"> PAGEREF _Toc221908769 \h </w:instrText>
+              <w:instrText xml:space="preserve"> PAGEREF _Toc227856008 \h </w:instrText>
             </w:r>
             <w:r>
               <w:rPr>
@@ -3653,7 +3701,7 @@
                 <w:noProof/>
                 <w:webHidden/>
               </w:rPr>
-              <w:t>14</w:t>
+              <w:t>17</w:t>
             </w:r>
             <w:r>
               <w:rPr>
@@ -3679,7 +3727,7 @@
               <w:lang w:eastAsia="es-ES"/>
             </w:rPr>
           </w:pPr>
-          <w:hyperlink w:anchor="_Toc221908770" w:history="1">
+          <w:hyperlink w:anchor="_Toc227856009" w:history="1">
             <w:r>
               <w:rPr>
                 <w:rStyle w:val="Hipervnculo"/>
@@ -3723,7 +3771,7 @@
                 <w:noProof/>
                 <w:webHidden/>
               </w:rPr>
-              <w:instrText xml:space="preserve"> PAGEREF _Toc221908770 \h </w:instrText>
+              <w:instrText xml:space="preserve"> PAGEREF _Toc227856009 \h </w:instrText>
             </w:r>
             <w:r>
               <w:rPr>
@@ -3743,7 +3791,7 @@
                 <w:noProof/>
                 <w:webHidden/>
               </w:rPr>
-              <w:t>14</w:t>
+              <w:t>17</w:t>
             </w:r>
             <w:r>
               <w:rPr>
@@ -3769,7 +3817,7 @@
               <w:lang w:eastAsia="es-ES"/>
             </w:rPr>
           </w:pPr>
-          <w:hyperlink w:anchor="_Toc221908774" w:history="1">
+          <w:hyperlink w:anchor="_Toc227856013" w:history="1">
             <w:r>
               <w:rPr>
                 <w:rStyle w:val="Hipervnculo"/>
@@ -3813,7 +3861,7 @@
                 <w:noProof/>
                 <w:webHidden/>
               </w:rPr>
-              <w:instrText xml:space="preserve"> PAGEREF _Toc221908774 \h </w:instrText>
+              <w:instrText xml:space="preserve"> PAGEREF _Toc227856013 \h </w:instrText>
             </w:r>
             <w:r>
               <w:rPr>
@@ -3833,7 +3881,7 @@
                 <w:noProof/>
                 <w:webHidden/>
               </w:rPr>
-              <w:t>14</w:t>
+              <w:t>17</w:t>
             </w:r>
             <w:r>
               <w:rPr>
@@ -3859,7 +3907,7 @@
               <w:lang w:eastAsia="es-ES"/>
             </w:rPr>
           </w:pPr>
-          <w:hyperlink w:anchor="_Toc221908775" w:history="1">
+          <w:hyperlink w:anchor="_Toc227856014" w:history="1">
             <w:r>
               <w:rPr>
                 <w:rStyle w:val="Hipervnculo"/>
@@ -3903,7 +3951,7 @@
                 <w:noProof/>
                 <w:webHidden/>
               </w:rPr>
-              <w:instrText xml:space="preserve"> PAGEREF _Toc221908775 \h </w:instrText>
+              <w:instrText xml:space="preserve"> PAGEREF _Toc227856014 \h </w:instrText>
             </w:r>
             <w:r>
               <w:rPr>
@@ -3923,7 +3971,7 @@
                 <w:noProof/>
                 <w:webHidden/>
               </w:rPr>
-              <w:t>14</w:t>
+              <w:t>17</w:t>
             </w:r>
             <w:r>
               <w:rPr>
@@ -3949,7 +3997,7 @@
               <w:lang w:eastAsia="es-ES"/>
             </w:rPr>
           </w:pPr>
-          <w:hyperlink w:anchor="_Toc221908777" w:history="1">
+          <w:hyperlink w:anchor="_Toc227856016" w:history="1">
             <w:r>
               <w:rPr>
                 <w:rStyle w:val="Hipervnculo"/>
@@ -3993,7 +4041,7 @@
                 <w:noProof/>
                 <w:webHidden/>
               </w:rPr>
-              <w:instrText xml:space="preserve"> PAGEREF _Toc221908777 \h </w:instrText>
+              <w:instrText xml:space="preserve"> PAGEREF _Toc227856016 \h </w:instrText>
             </w:r>
             <w:r>
               <w:rPr>
@@ -4013,7 +4061,295 @@
                 <w:noProof/>
                 <w:webHidden/>
               </w:rPr>
-              <w:t>15</w:t>
+              <w:t>18</w:t>
+            </w:r>
+            <w:r>
+              <w:rPr>
+                <w:noProof/>
+                <w:webHidden/>
+              </w:rPr>
+              <w:fldChar w:fldCharType="end"/>
+            </w:r>
+          </w:hyperlink>
+        </w:p>
+        <w:p>
+          <w:pPr>
+            <w:pStyle w:val="TDC3"/>
+            <w:tabs>
+              <w:tab w:val="right" w:leader="dot" w:pos="9628"/>
+            </w:tabs>
+            <w:rPr>
+              <w:rFonts w:eastAsiaTheme="minorEastAsia"/>
+              <w:noProof/>
+              <w:sz w:val="24"/>
+              <w:szCs w:val="24"/>
+              <w:lang w:eastAsia="es-ES"/>
+            </w:rPr>
+          </w:pPr>
+          <w:hyperlink w:anchor="_Toc227856017" w:history="1">
+            <w:r>
+              <w:rPr>
+                <w:rStyle w:val="Hipervnculo"/>
+                <w:noProof/>
+              </w:rPr>
+              <w:t>10.1.1. PALETA DE COLORES</w:t>
+            </w:r>
+            <w:r>
+              <w:rPr>
+                <w:noProof/>
+                <w:webHidden/>
+              </w:rPr>
+              <w:tab/>
+            </w:r>
+            <w:r>
+              <w:rPr>
+                <w:noProof/>
+                <w:webHidden/>
+              </w:rPr>
+              <w:fldChar w:fldCharType="begin"/>
+            </w:r>
+            <w:r>
+              <w:rPr>
+                <w:noProof/>
+                <w:webHidden/>
+              </w:rPr>
+              <w:instrText xml:space="preserve"> PAGEREF _Toc227856017 \h </w:instrText>
+            </w:r>
+            <w:r>
+              <w:rPr>
+                <w:noProof/>
+                <w:webHidden/>
+              </w:rPr>
+            </w:r>
+            <w:r>
+              <w:rPr>
+                <w:noProof/>
+                <w:webHidden/>
+              </w:rPr>
+              <w:fldChar w:fldCharType="separate"/>
+            </w:r>
+            <w:r>
+              <w:rPr>
+                <w:noProof/>
+                <w:webHidden/>
+              </w:rPr>
+              <w:t>18</w:t>
+            </w:r>
+            <w:r>
+              <w:rPr>
+                <w:noProof/>
+                <w:webHidden/>
+              </w:rPr>
+              <w:fldChar w:fldCharType="end"/>
+            </w:r>
+          </w:hyperlink>
+        </w:p>
+        <w:p>
+          <w:pPr>
+            <w:pStyle w:val="TDC3"/>
+            <w:tabs>
+              <w:tab w:val="right" w:leader="dot" w:pos="9628"/>
+            </w:tabs>
+            <w:rPr>
+              <w:rFonts w:eastAsiaTheme="minorEastAsia"/>
+              <w:noProof/>
+              <w:sz w:val="24"/>
+              <w:szCs w:val="24"/>
+              <w:lang w:eastAsia="es-ES"/>
+            </w:rPr>
+          </w:pPr>
+          <w:hyperlink w:anchor="_Toc227856018" w:history="1">
+            <w:r>
+              <w:rPr>
+                <w:rStyle w:val="Hipervnculo"/>
+                <w:noProof/>
+              </w:rPr>
+              <w:t>10.1.2. Tipografía</w:t>
+            </w:r>
+            <w:r>
+              <w:rPr>
+                <w:noProof/>
+                <w:webHidden/>
+              </w:rPr>
+              <w:tab/>
+            </w:r>
+            <w:r>
+              <w:rPr>
+                <w:noProof/>
+                <w:webHidden/>
+              </w:rPr>
+              <w:fldChar w:fldCharType="begin"/>
+            </w:r>
+            <w:r>
+              <w:rPr>
+                <w:noProof/>
+                <w:webHidden/>
+              </w:rPr>
+              <w:instrText xml:space="preserve"> PAGEREF _Toc227856018 \h </w:instrText>
+            </w:r>
+            <w:r>
+              <w:rPr>
+                <w:noProof/>
+                <w:webHidden/>
+              </w:rPr>
+            </w:r>
+            <w:r>
+              <w:rPr>
+                <w:noProof/>
+                <w:webHidden/>
+              </w:rPr>
+              <w:fldChar w:fldCharType="separate"/>
+            </w:r>
+            <w:r>
+              <w:rPr>
+                <w:noProof/>
+                <w:webHidden/>
+              </w:rPr>
+              <w:t>18</w:t>
+            </w:r>
+            <w:r>
+              <w:rPr>
+                <w:noProof/>
+                <w:webHidden/>
+              </w:rPr>
+              <w:fldChar w:fldCharType="end"/>
+            </w:r>
+          </w:hyperlink>
+        </w:p>
+        <w:p>
+          <w:pPr>
+            <w:pStyle w:val="TDC3"/>
+            <w:tabs>
+              <w:tab w:val="right" w:leader="dot" w:pos="9628"/>
+            </w:tabs>
+            <w:rPr>
+              <w:rFonts w:eastAsiaTheme="minorEastAsia"/>
+              <w:noProof/>
+              <w:sz w:val="24"/>
+              <w:szCs w:val="24"/>
+              <w:lang w:eastAsia="es-ES"/>
+            </w:rPr>
+          </w:pPr>
+          <w:hyperlink w:anchor="_Toc227856019" w:history="1">
+            <w:r>
+              <w:rPr>
+                <w:rStyle w:val="Hipervnculo"/>
+                <w:noProof/>
+              </w:rPr>
+              <w:t>10.1.3. Clases CSS definidas</w:t>
+            </w:r>
+            <w:r>
+              <w:rPr>
+                <w:noProof/>
+                <w:webHidden/>
+              </w:rPr>
+              <w:tab/>
+            </w:r>
+            <w:r>
+              <w:rPr>
+                <w:noProof/>
+                <w:webHidden/>
+              </w:rPr>
+              <w:fldChar w:fldCharType="begin"/>
+            </w:r>
+            <w:r>
+              <w:rPr>
+                <w:noProof/>
+                <w:webHidden/>
+              </w:rPr>
+              <w:instrText xml:space="preserve"> PAGEREF _Toc227856019 \h </w:instrText>
+            </w:r>
+            <w:r>
+              <w:rPr>
+                <w:noProof/>
+                <w:webHidden/>
+              </w:rPr>
+            </w:r>
+            <w:r>
+              <w:rPr>
+                <w:noProof/>
+                <w:webHidden/>
+              </w:rPr>
+              <w:fldChar w:fldCharType="separate"/>
+            </w:r>
+            <w:r>
+              <w:rPr>
+                <w:noProof/>
+                <w:webHidden/>
+              </w:rPr>
+              <w:t>18</w:t>
+            </w:r>
+            <w:r>
+              <w:rPr>
+                <w:noProof/>
+                <w:webHidden/>
+              </w:rPr>
+              <w:fldChar w:fldCharType="end"/>
+            </w:r>
+          </w:hyperlink>
+        </w:p>
+        <w:p>
+          <w:pPr>
+            <w:pStyle w:val="TDC3"/>
+            <w:tabs>
+              <w:tab w:val="right" w:leader="dot" w:pos="9628"/>
+            </w:tabs>
+            <w:rPr>
+              <w:rFonts w:eastAsiaTheme="minorEastAsia"/>
+              <w:noProof/>
+              <w:sz w:val="24"/>
+              <w:szCs w:val="24"/>
+              <w:lang w:eastAsia="es-ES"/>
+            </w:rPr>
+          </w:pPr>
+          <w:hyperlink w:anchor="_Toc227856020" w:history="1">
+            <w:r>
+              <w:rPr>
+                <w:rStyle w:val="Hipervnculo"/>
+                <w:noProof/>
+              </w:rPr>
+              <w:t>10.1.4. IMÁGENES E ICONOS</w:t>
+            </w:r>
+            <w:r>
+              <w:rPr>
+                <w:noProof/>
+                <w:webHidden/>
+              </w:rPr>
+              <w:tab/>
+            </w:r>
+            <w:r>
+              <w:rPr>
+                <w:noProof/>
+                <w:webHidden/>
+              </w:rPr>
+              <w:fldChar w:fldCharType="begin"/>
+            </w:r>
+            <w:r>
+              <w:rPr>
+                <w:noProof/>
+                <w:webHidden/>
+              </w:rPr>
+              <w:instrText xml:space="preserve"> PAGEREF _Toc227856020 \h </w:instrText>
+            </w:r>
+            <w:r>
+              <w:rPr>
+                <w:noProof/>
+                <w:webHidden/>
+              </w:rPr>
+            </w:r>
+            <w:r>
+              <w:rPr>
+                <w:noProof/>
+                <w:webHidden/>
+              </w:rPr>
+              <w:fldChar w:fldCharType="separate"/>
+            </w:r>
+            <w:r>
+              <w:rPr>
+                <w:noProof/>
+                <w:webHidden/>
+              </w:rPr>
+              <w:t>19</w:t>
             </w:r>
             <w:r>
               <w:rPr>
@@ -4039,7 +4375,7 @@
               <w:lang w:eastAsia="es-ES"/>
             </w:rPr>
           </w:pPr>
-          <w:hyperlink w:anchor="_Toc221908778" w:history="1">
+          <w:hyperlink w:anchor="_Toc227856021" w:history="1">
             <w:r>
               <w:rPr>
                 <w:rStyle w:val="Hipervnculo"/>
@@ -4083,7 +4419,7 @@
                 <w:noProof/>
                 <w:webHidden/>
               </w:rPr>
-              <w:instrText xml:space="preserve"> PAGEREF _Toc221908778 \h </w:instrText>
+              <w:instrText xml:space="preserve"> PAGEREF _Toc227856021 \h </w:instrText>
             </w:r>
             <w:r>
               <w:rPr>
@@ -4103,7 +4439,7 @@
                 <w:noProof/>
                 <w:webHidden/>
               </w:rPr>
-              <w:t>15</w:t>
+              <w:t>20</w:t>
             </w:r>
             <w:r>
               <w:rPr>
@@ -4129,7 +4465,7 @@
               <w:lang w:eastAsia="es-ES"/>
             </w:rPr>
           </w:pPr>
-          <w:hyperlink w:anchor="_Toc221908779" w:history="1">
+          <w:hyperlink w:anchor="_Toc227856022" w:history="1">
             <w:r>
               <w:rPr>
                 <w:rStyle w:val="Hipervnculo"/>
@@ -4173,7 +4509,7 @@
                 <w:noProof/>
                 <w:webHidden/>
               </w:rPr>
-              <w:instrText xml:space="preserve"> PAGEREF _Toc221908779 \h </w:instrText>
+              <w:instrText xml:space="preserve"> PAGEREF _Toc227856022 \h </w:instrText>
             </w:r>
             <w:r>
               <w:rPr>
@@ -4193,7 +4529,7 @@
                 <w:noProof/>
                 <w:webHidden/>
               </w:rPr>
-              <w:t>15</w:t>
+              <w:t>20</w:t>
             </w:r>
             <w:r>
               <w:rPr>
@@ -4244,7 +4580,6 @@
           <w:sz w:val="28"/>
           <w:szCs w:val="28"/>
         </w:rPr>
-        <w:lastRenderedPageBreak/>
         <w:t>Índice</w:t>
       </w:r>
       <w:r>
@@ -4285,7 +4620,7 @@
       <w:r>
         <w:fldChar w:fldCharType="separate"/>
       </w:r>
-      <w:hyperlink w:anchor="_Toc221908851" w:history="1">
+      <w:hyperlink w:anchor="_Toc227856184" w:history="1">
         <w:r>
           <w:rPr>
             <w:rStyle w:val="Hipervnculo"/>
@@ -4312,7 +4647,7 @@
             <w:noProof/>
             <w:webHidden/>
           </w:rPr>
-          <w:instrText xml:space="preserve"> PAGEREF _Toc221908851 \h </w:instrText>
+          <w:instrText xml:space="preserve"> PAGEREF _Toc227856184 \h </w:instrText>
         </w:r>
         <w:r>
           <w:rPr>
@@ -4332,7 +4667,7 @@
             <w:noProof/>
             <w:webHidden/>
           </w:rPr>
-          <w:t>5</w:t>
+          <w:t>6</w:t>
         </w:r>
         <w:r>
           <w:rPr>
@@ -4357,7 +4692,7 @@
           <w:lang w:eastAsia="es-ES"/>
         </w:rPr>
       </w:pPr>
-      <w:hyperlink w:anchor="_Toc221908852" w:history="1">
+      <w:hyperlink w:anchor="_Toc227856185" w:history="1">
         <w:r>
           <w:rPr>
             <w:rStyle w:val="Hipervnculo"/>
@@ -4384,79 +4719,7 @@
             <w:noProof/>
             <w:webHidden/>
           </w:rPr>
-          <w:instrText xml:space="preserve"> PAGEREF _Toc221908852 \h </w:instrText>
-        </w:r>
-        <w:r>
-          <w:rPr>
-            <w:noProof/>
-            <w:webHidden/>
-          </w:rPr>
-        </w:r>
-        <w:r>
-          <w:rPr>
-            <w:noProof/>
-            <w:webHidden/>
-          </w:rPr>
-          <w:fldChar w:fldCharType="separate"/>
-        </w:r>
-        <w:r>
-          <w:rPr>
-            <w:noProof/>
-            <w:webHidden/>
-          </w:rPr>
-          <w:t>7</w:t>
-        </w:r>
-        <w:r>
-          <w:rPr>
-            <w:noProof/>
-            <w:webHidden/>
-          </w:rPr>
-          <w:fldChar w:fldCharType="end"/>
-        </w:r>
-      </w:hyperlink>
-    </w:p>
-    <w:p>
-      <w:pPr>
-        <w:pStyle w:val="Tabladeilustraciones"/>
-        <w:tabs>
-          <w:tab w:val="right" w:leader="dot" w:pos="9628"/>
-        </w:tabs>
-        <w:rPr>
-          <w:rFonts w:eastAsiaTheme="minorEastAsia"/>
-          <w:noProof/>
-          <w:sz w:val="24"/>
-          <w:szCs w:val="24"/>
-          <w:lang w:eastAsia="es-ES"/>
-        </w:rPr>
-      </w:pPr>
-      <w:hyperlink w:anchor="_Toc221908853" w:history="1">
-        <w:r>
-          <w:rPr>
-            <w:rStyle w:val="Hipervnculo"/>
-            <w:noProof/>
-          </w:rPr>
-          <w:t>Figura 3. Diagrama de clases.</w:t>
-        </w:r>
-        <w:r>
-          <w:rPr>
-            <w:noProof/>
-            <w:webHidden/>
-          </w:rPr>
-          <w:tab/>
-        </w:r>
-        <w:r>
-          <w:rPr>
-            <w:noProof/>
-            <w:webHidden/>
-          </w:rPr>
-          <w:fldChar w:fldCharType="begin"/>
-        </w:r>
-        <w:r>
-          <w:rPr>
-            <w:noProof/>
-            <w:webHidden/>
-          </w:rPr>
-          <w:instrText xml:space="preserve"> PAGEREF _Toc221908853 \h </w:instrText>
+          <w:instrText xml:space="preserve"> PAGEREF _Toc227856185 \h </w:instrText>
         </w:r>
         <w:r>
           <w:rPr>
@@ -4501,13 +4764,13 @@
           <w:lang w:eastAsia="es-ES"/>
         </w:rPr>
       </w:pPr>
-      <w:hyperlink w:anchor="_Toc221908854" w:history="1">
+      <w:hyperlink w:anchor="_Toc227856186" w:history="1">
         <w:r>
           <w:rPr>
             <w:rStyle w:val="Hipervnculo"/>
             <w:noProof/>
           </w:rPr>
-          <w:t>Figura 4. Pantalla de inicio de sesión - Desktop</w:t>
+          <w:t>Figura 3. Diagrama de clases.</w:t>
         </w:r>
         <w:r>
           <w:rPr>
@@ -4528,7 +4791,7 @@
             <w:noProof/>
             <w:webHidden/>
           </w:rPr>
-          <w:instrText xml:space="preserve"> PAGEREF _Toc221908854 \h </w:instrText>
+          <w:instrText xml:space="preserve"> PAGEREF _Toc227856186 \h </w:instrText>
         </w:r>
         <w:r>
           <w:rPr>
@@ -4573,13 +4836,13 @@
           <w:lang w:eastAsia="es-ES"/>
         </w:rPr>
       </w:pPr>
-      <w:hyperlink w:anchor="_Toc221908855" w:history="1">
+      <w:hyperlink w:anchor="_Toc227856187" w:history="1">
         <w:r>
           <w:rPr>
             <w:rStyle w:val="Hipervnculo"/>
             <w:noProof/>
           </w:rPr>
-          <w:t>Figura 5. Pantalla Nueva FCT - Desktop</w:t>
+          <w:t>Figura 4. Pantalla de inicio de sesión - Desktop</w:t>
         </w:r>
         <w:r>
           <w:rPr>
@@ -4600,151 +4863,7 @@
             <w:noProof/>
             <w:webHidden/>
           </w:rPr>
-          <w:instrText xml:space="preserve"> PAGEREF _Toc221908855 \h </w:instrText>
-        </w:r>
-        <w:r>
-          <w:rPr>
-            <w:noProof/>
-            <w:webHidden/>
-          </w:rPr>
-        </w:r>
-        <w:r>
-          <w:rPr>
-            <w:noProof/>
-            <w:webHidden/>
-          </w:rPr>
-          <w:fldChar w:fldCharType="separate"/>
-        </w:r>
-        <w:r>
-          <w:rPr>
-            <w:noProof/>
-            <w:webHidden/>
-          </w:rPr>
-          <w:t>10</w:t>
-        </w:r>
-        <w:r>
-          <w:rPr>
-            <w:noProof/>
-            <w:webHidden/>
-          </w:rPr>
-          <w:fldChar w:fldCharType="end"/>
-        </w:r>
-      </w:hyperlink>
-    </w:p>
-    <w:p>
-      <w:pPr>
-        <w:pStyle w:val="Tabladeilustraciones"/>
-        <w:tabs>
-          <w:tab w:val="right" w:leader="dot" w:pos="9628"/>
-        </w:tabs>
-        <w:rPr>
-          <w:rFonts w:eastAsiaTheme="minorEastAsia"/>
-          <w:noProof/>
-          <w:sz w:val="24"/>
-          <w:szCs w:val="24"/>
-          <w:lang w:eastAsia="es-ES"/>
-        </w:rPr>
-      </w:pPr>
-      <w:hyperlink w:anchor="_Toc221908856" w:history="1">
-        <w:r>
-          <w:rPr>
-            <w:rStyle w:val="Hipervnculo"/>
-            <w:noProof/>
-          </w:rPr>
-          <w:t>Figura 6. Pantalla inicial usuario Estudiante - Móvil</w:t>
-        </w:r>
-        <w:r>
-          <w:rPr>
-            <w:noProof/>
-            <w:webHidden/>
-          </w:rPr>
-          <w:tab/>
-        </w:r>
-        <w:r>
-          <w:rPr>
-            <w:noProof/>
-            <w:webHidden/>
-          </w:rPr>
-          <w:fldChar w:fldCharType="begin"/>
-        </w:r>
-        <w:r>
-          <w:rPr>
-            <w:noProof/>
-            <w:webHidden/>
-          </w:rPr>
-          <w:instrText xml:space="preserve"> PAGEREF _Toc221908856 \h </w:instrText>
-        </w:r>
-        <w:r>
-          <w:rPr>
-            <w:noProof/>
-            <w:webHidden/>
-          </w:rPr>
-        </w:r>
-        <w:r>
-          <w:rPr>
-            <w:noProof/>
-            <w:webHidden/>
-          </w:rPr>
-          <w:fldChar w:fldCharType="separate"/>
-        </w:r>
-        <w:r>
-          <w:rPr>
-            <w:noProof/>
-            <w:webHidden/>
-          </w:rPr>
-          <w:t>11</w:t>
-        </w:r>
-        <w:r>
-          <w:rPr>
-            <w:noProof/>
-            <w:webHidden/>
-          </w:rPr>
-          <w:fldChar w:fldCharType="end"/>
-        </w:r>
-      </w:hyperlink>
-    </w:p>
-    <w:p>
-      <w:pPr>
-        <w:pStyle w:val="Tabladeilustraciones"/>
-        <w:tabs>
-          <w:tab w:val="right" w:leader="dot" w:pos="9628"/>
-        </w:tabs>
-        <w:rPr>
-          <w:rFonts w:eastAsiaTheme="minorEastAsia"/>
-          <w:noProof/>
-          <w:sz w:val="24"/>
-          <w:szCs w:val="24"/>
-          <w:lang w:eastAsia="es-ES"/>
-        </w:rPr>
-      </w:pPr>
-      <w:hyperlink w:anchor="_Toc221908857" w:history="1">
-        <w:r>
-          <w:rPr>
-            <w:rStyle w:val="Hipervnculo"/>
-            <w:noProof/>
-          </w:rPr>
-          <w:t>Figura 7. Pantalla Añadir justificante usuario Estudiante - Móvil</w:t>
-        </w:r>
-        <w:r>
-          <w:rPr>
-            <w:noProof/>
-            <w:webHidden/>
-          </w:rPr>
-          <w:tab/>
-        </w:r>
-        <w:r>
-          <w:rPr>
-            <w:noProof/>
-            <w:webHidden/>
-          </w:rPr>
-          <w:fldChar w:fldCharType="begin"/>
-        </w:r>
-        <w:r>
-          <w:rPr>
-            <w:noProof/>
-            <w:webHidden/>
-          </w:rPr>
-          <w:instrText xml:space="preserve"> PAGEREF _Toc221908857 \h </w:instrText>
+          <w:instrText xml:space="preserve"> PAGEREF _Toc227856187 \h </w:instrText>
         </w:r>
         <w:r>
           <w:rPr>
@@ -4776,6 +4895,294 @@
       </w:hyperlink>
     </w:p>
     <w:p>
+      <w:pPr>
+        <w:pStyle w:val="Tabladeilustraciones"/>
+        <w:tabs>
+          <w:tab w:val="right" w:leader="dot" w:pos="9628"/>
+        </w:tabs>
+        <w:rPr>
+          <w:rFonts w:eastAsiaTheme="minorEastAsia"/>
+          <w:noProof/>
+          <w:sz w:val="24"/>
+          <w:szCs w:val="24"/>
+          <w:lang w:eastAsia="es-ES"/>
+        </w:rPr>
+      </w:pPr>
+      <w:hyperlink w:anchor="_Toc227856188" w:history="1">
+        <w:r>
+          <w:rPr>
+            <w:rStyle w:val="Hipervnculo"/>
+            <w:noProof/>
+          </w:rPr>
+          <w:t>Figura 5. Pantalla Nueva FCT - Desktop</w:t>
+        </w:r>
+        <w:r>
+          <w:rPr>
+            <w:noProof/>
+            <w:webHidden/>
+          </w:rPr>
+          <w:tab/>
+        </w:r>
+        <w:r>
+          <w:rPr>
+            <w:noProof/>
+            <w:webHidden/>
+          </w:rPr>
+          <w:fldChar w:fldCharType="begin"/>
+        </w:r>
+        <w:r>
+          <w:rPr>
+            <w:noProof/>
+            <w:webHidden/>
+          </w:rPr>
+          <w:instrText xml:space="preserve"> PAGEREF _Toc227856188 \h </w:instrText>
+        </w:r>
+        <w:r>
+          <w:rPr>
+            <w:noProof/>
+            <w:webHidden/>
+          </w:rPr>
+        </w:r>
+        <w:r>
+          <w:rPr>
+            <w:noProof/>
+            <w:webHidden/>
+          </w:rPr>
+          <w:fldChar w:fldCharType="separate"/>
+        </w:r>
+        <w:r>
+          <w:rPr>
+            <w:noProof/>
+            <w:webHidden/>
+          </w:rPr>
+          <w:t>12</w:t>
+        </w:r>
+        <w:r>
+          <w:rPr>
+            <w:noProof/>
+            <w:webHidden/>
+          </w:rPr>
+          <w:fldChar w:fldCharType="end"/>
+        </w:r>
+      </w:hyperlink>
+    </w:p>
+    <w:p>
+      <w:pPr>
+        <w:pStyle w:val="Tabladeilustraciones"/>
+        <w:tabs>
+          <w:tab w:val="right" w:leader="dot" w:pos="9628"/>
+        </w:tabs>
+        <w:rPr>
+          <w:rFonts w:eastAsiaTheme="minorEastAsia"/>
+          <w:noProof/>
+          <w:sz w:val="24"/>
+          <w:szCs w:val="24"/>
+          <w:lang w:eastAsia="es-ES"/>
+        </w:rPr>
+      </w:pPr>
+      <w:hyperlink w:anchor="_Toc227856189" w:history="1">
+        <w:r>
+          <w:rPr>
+            <w:rStyle w:val="Hipervnculo"/>
+            <w:noProof/>
+          </w:rPr>
+          <w:t>Figura 6. Pantalla inicial usuario Estudiante - Móvil</w:t>
+        </w:r>
+        <w:r>
+          <w:rPr>
+            <w:noProof/>
+            <w:webHidden/>
+          </w:rPr>
+          <w:tab/>
+        </w:r>
+        <w:r>
+          <w:rPr>
+            <w:noProof/>
+            <w:webHidden/>
+          </w:rPr>
+          <w:fldChar w:fldCharType="begin"/>
+        </w:r>
+        <w:r>
+          <w:rPr>
+            <w:noProof/>
+            <w:webHidden/>
+          </w:rPr>
+          <w:instrText xml:space="preserve"> PAGEREF _Toc227856189 \h </w:instrText>
+        </w:r>
+        <w:r>
+          <w:rPr>
+            <w:noProof/>
+            <w:webHidden/>
+          </w:rPr>
+        </w:r>
+        <w:r>
+          <w:rPr>
+            <w:noProof/>
+            <w:webHidden/>
+          </w:rPr>
+          <w:fldChar w:fldCharType="separate"/>
+        </w:r>
+        <w:r>
+          <w:rPr>
+            <w:noProof/>
+            <w:webHidden/>
+          </w:rPr>
+          <w:t>13</w:t>
+        </w:r>
+        <w:r>
+          <w:rPr>
+            <w:noProof/>
+            <w:webHidden/>
+          </w:rPr>
+          <w:fldChar w:fldCharType="end"/>
+        </w:r>
+      </w:hyperlink>
+    </w:p>
+    <w:p>
+      <w:pPr>
+        <w:pStyle w:val="Tabladeilustraciones"/>
+        <w:tabs>
+          <w:tab w:val="right" w:leader="dot" w:pos="9628"/>
+        </w:tabs>
+        <w:rPr>
+          <w:rFonts w:eastAsiaTheme="minorEastAsia"/>
+          <w:noProof/>
+          <w:sz w:val="24"/>
+          <w:szCs w:val="24"/>
+          <w:lang w:eastAsia="es-ES"/>
+        </w:rPr>
+      </w:pPr>
+      <w:hyperlink w:anchor="_Toc227856190" w:history="1">
+        <w:r>
+          <w:rPr>
+            <w:rStyle w:val="Hipervnculo"/>
+            <w:noProof/>
+          </w:rPr>
+          <w:t>Figura 7. Pantalla Añadir justificante usuario Estudiante - Móvil</w:t>
+        </w:r>
+        <w:r>
+          <w:rPr>
+            <w:noProof/>
+            <w:webHidden/>
+          </w:rPr>
+          <w:tab/>
+        </w:r>
+        <w:r>
+          <w:rPr>
+            <w:noProof/>
+            <w:webHidden/>
+          </w:rPr>
+          <w:fldChar w:fldCharType="begin"/>
+        </w:r>
+        <w:r>
+          <w:rPr>
+            <w:noProof/>
+            <w:webHidden/>
+          </w:rPr>
+          <w:instrText xml:space="preserve"> PAGEREF _Toc227856190 \h </w:instrText>
+        </w:r>
+        <w:r>
+          <w:rPr>
+            <w:noProof/>
+            <w:webHidden/>
+          </w:rPr>
+        </w:r>
+        <w:r>
+          <w:rPr>
+            <w:noProof/>
+            <w:webHidden/>
+          </w:rPr>
+          <w:fldChar w:fldCharType="separate"/>
+        </w:r>
+        <w:r>
+          <w:rPr>
+            <w:noProof/>
+            <w:webHidden/>
+          </w:rPr>
+          <w:t>13</w:t>
+        </w:r>
+        <w:r>
+          <w:rPr>
+            <w:noProof/>
+            <w:webHidden/>
+          </w:rPr>
+          <w:fldChar w:fldCharType="end"/>
+        </w:r>
+      </w:hyperlink>
+    </w:p>
+    <w:p>
+      <w:pPr>
+        <w:pStyle w:val="Tabladeilustraciones"/>
+        <w:tabs>
+          <w:tab w:val="right" w:leader="dot" w:pos="9628"/>
+        </w:tabs>
+        <w:rPr>
+          <w:rFonts w:eastAsiaTheme="minorEastAsia"/>
+          <w:noProof/>
+          <w:sz w:val="24"/>
+          <w:szCs w:val="24"/>
+          <w:lang w:eastAsia="es-ES"/>
+        </w:rPr>
+      </w:pPr>
+      <w:hyperlink w:anchor="_Toc227856191" w:history="1">
+        <w:r>
+          <w:rPr>
+            <w:rStyle w:val="Hipervnculo"/>
+            <w:noProof/>
+          </w:rPr>
+          <w:t>Figura 8. Diagrama de Gantt</w:t>
+        </w:r>
+        <w:r>
+          <w:rPr>
+            <w:noProof/>
+            <w:webHidden/>
+          </w:rPr>
+          <w:tab/>
+        </w:r>
+        <w:r>
+          <w:rPr>
+            <w:noProof/>
+            <w:webHidden/>
+          </w:rPr>
+          <w:fldChar w:fldCharType="begin"/>
+        </w:r>
+        <w:r>
+          <w:rPr>
+            <w:noProof/>
+            <w:webHidden/>
+          </w:rPr>
+          <w:instrText xml:space="preserve"> PAGEREF _Toc227856191 \h </w:instrText>
+        </w:r>
+        <w:r>
+          <w:rPr>
+            <w:noProof/>
+            <w:webHidden/>
+          </w:rPr>
+        </w:r>
+        <w:r>
+          <w:rPr>
+            <w:noProof/>
+            <w:webHidden/>
+          </w:rPr>
+          <w:fldChar w:fldCharType="separate"/>
+        </w:r>
+        <w:r>
+          <w:rPr>
+            <w:noProof/>
+            <w:webHidden/>
+          </w:rPr>
+          <w:t>16</w:t>
+        </w:r>
+        <w:r>
+          <w:rPr>
+            <w:noProof/>
+            <w:webHidden/>
+          </w:rPr>
+          <w:fldChar w:fldCharType="end"/>
+        </w:r>
+      </w:hyperlink>
+    </w:p>
+    <w:p>
       <w:r>
         <w:fldChar w:fldCharType="end"/>
       </w:r>
@@ -4798,7 +5205,7 @@
       <w:pPr>
         <w:pStyle w:val="Ttulo2"/>
       </w:pPr>
-      <w:bookmarkStart w:id="0" w:name="_Toc221908739"/>
+      <w:bookmarkStart w:id="0" w:name="_Toc227855977"/>
       <w:r>
         <w:lastRenderedPageBreak/>
         <w:t>INTRODUCCIÓN</w:t>
@@ -4867,7 +5274,7 @@
           <w:numId w:val="2"/>
         </w:numPr>
       </w:pPr>
-      <w:bookmarkStart w:id="1" w:name="_Toc221908740"/>
+      <w:bookmarkStart w:id="1" w:name="_Toc227855978"/>
       <w:r>
         <w:t>OBJETIVOS DEL PROYECTO</w:t>
       </w:r>
@@ -4889,7 +5296,7 @@
           <w:numId w:val="3"/>
         </w:numPr>
       </w:pPr>
-      <w:bookmarkStart w:id="2" w:name="_Toc221908741"/>
+      <w:bookmarkStart w:id="2" w:name="_Toc227855979"/>
       <w:r>
         <w:t>OBJETIVO GENERAL DEL PROYECTO</w:t>
       </w:r>
@@ -4909,7 +5316,7 @@
           <w:numId w:val="3"/>
         </w:numPr>
       </w:pPr>
-      <w:bookmarkStart w:id="4" w:name="_Toc221908742"/>
+      <w:bookmarkStart w:id="4" w:name="_Toc227855980"/>
       <w:bookmarkEnd w:id="3"/>
       <w:r>
         <w:t>OBJETIVOS ESPECÍFICOS</w:t>
@@ -5058,7 +5465,7 @@
           <w:numId w:val="2"/>
         </w:numPr>
       </w:pPr>
-      <w:bookmarkStart w:id="5" w:name="_Toc221908743"/>
+      <w:bookmarkStart w:id="5" w:name="_Toc227855981"/>
       <w:r>
         <w:t>ANÁLISIS Y DISEÑO</w:t>
       </w:r>
@@ -5101,12 +5508,14 @@
       <w:bookmarkStart w:id="9" w:name="_Toc210125371"/>
       <w:bookmarkStart w:id="10" w:name="_Toc221907947"/>
       <w:bookmarkStart w:id="11" w:name="_Toc221908744"/>
+      <w:bookmarkStart w:id="12" w:name="_Toc227855982"/>
       <w:bookmarkEnd w:id="6"/>
       <w:bookmarkEnd w:id="7"/>
       <w:bookmarkEnd w:id="8"/>
       <w:bookmarkEnd w:id="9"/>
       <w:bookmarkEnd w:id="10"/>
       <w:bookmarkEnd w:id="11"/>
+      <w:bookmarkEnd w:id="12"/>
     </w:p>
     <w:p>
       <w:pPr>
@@ -5116,11 +5525,11 @@
           <w:numId w:val="3"/>
         </w:numPr>
       </w:pPr>
-      <w:bookmarkStart w:id="12" w:name="_Toc221908745"/>
+      <w:bookmarkStart w:id="13" w:name="_Toc227855983"/>
       <w:r>
         <w:t>REQUISITOS FUNCIONALES</w:t>
       </w:r>
-      <w:bookmarkEnd w:id="12"/>
+      <w:bookmarkEnd w:id="13"/>
     </w:p>
     <w:tbl>
       <w:tblPr>
@@ -5922,11 +6331,11 @@
           <w:numId w:val="3"/>
         </w:numPr>
       </w:pPr>
-      <w:bookmarkStart w:id="13" w:name="_Toc221908746"/>
+      <w:bookmarkStart w:id="14" w:name="_Toc227855984"/>
       <w:r>
         <w:t>REQUISITOS NO FUNCIONALES</w:t>
       </w:r>
-      <w:bookmarkEnd w:id="13"/>
+      <w:bookmarkEnd w:id="14"/>
     </w:p>
     <w:tbl>
       <w:tblPr>
@@ -6555,11 +6964,11 @@
           <w:numId w:val="3"/>
         </w:numPr>
       </w:pPr>
-      <w:bookmarkStart w:id="14" w:name="_Toc221908747"/>
+      <w:bookmarkStart w:id="15" w:name="_Toc227855985"/>
       <w:r>
         <w:t>CASOS DE USO</w:t>
       </w:r>
-      <w:bookmarkEnd w:id="14"/>
+      <w:bookmarkEnd w:id="15"/>
     </w:p>
     <w:p>
       <w:r>
@@ -6584,12 +6993,12 @@
           <w:numId w:val="3"/>
         </w:numPr>
       </w:pPr>
-      <w:bookmarkStart w:id="15" w:name="_Toc221908748"/>
+      <w:bookmarkStart w:id="16" w:name="_Toc227855986"/>
       <w:r>
         <w:lastRenderedPageBreak/>
         <w:t>DIAGRAMA DE CASOS DE USO</w:t>
       </w:r>
-      <w:bookmarkEnd w:id="15"/>
+      <w:bookmarkEnd w:id="16"/>
     </w:p>
     <w:p>
       <w:pPr>
@@ -6654,7 +7063,7 @@
         <w:pStyle w:val="Descripcin"/>
         <w:jc w:val="center"/>
       </w:pPr>
-      <w:bookmarkStart w:id="16" w:name="_Toc221908851"/>
+      <w:bookmarkStart w:id="17" w:name="_Toc227856184"/>
       <w:r>
         <w:t xml:space="preserve">Figura </w:t>
       </w:r>
@@ -6682,7 +7091,7 @@
       <w:r>
         <w:t>Diagrama de Casos de Uso</w:t>
       </w:r>
-      <w:bookmarkEnd w:id="16"/>
+      <w:bookmarkEnd w:id="17"/>
     </w:p>
     <w:p>
       <w:pPr>
@@ -6692,11 +7101,11 @@
           <w:numId w:val="3"/>
         </w:numPr>
       </w:pPr>
-      <w:bookmarkStart w:id="17" w:name="_Toc221908749"/>
+      <w:bookmarkStart w:id="18" w:name="_Toc227855987"/>
       <w:r>
         <w:t>DESCRIPCIÓN DE LOS ACTORES</w:t>
       </w:r>
-      <w:bookmarkEnd w:id="17"/>
+      <w:bookmarkEnd w:id="18"/>
     </w:p>
     <w:p>
       <w:pPr>
@@ -6815,11 +7224,11 @@
           <w:numId w:val="3"/>
         </w:numPr>
       </w:pPr>
-      <w:bookmarkStart w:id="18" w:name="_Toc221908750"/>
+      <w:bookmarkStart w:id="19" w:name="_Toc227855988"/>
       <w:r>
         <w:t>DESCRIPCIÓN DE LOS CASOS DE USO</w:t>
       </w:r>
-      <w:bookmarkEnd w:id="18"/>
+      <w:bookmarkEnd w:id="19"/>
     </w:p>
     <w:tbl>
       <w:tblPr>
@@ -8985,9 +9394,7 @@
         </w:tc>
       </w:tr>
     </w:tbl>
-    <w:p>
-      <w:bookmarkStart w:id="19" w:name="_Toc221908751"/>
-    </w:p>
+    <w:p/>
     <w:p>
       <w:pPr>
         <w:pStyle w:val="Ttulo2"/>
@@ -8996,10 +9403,11 @@
           <w:numId w:val="3"/>
         </w:numPr>
       </w:pPr>
+      <w:bookmarkStart w:id="20" w:name="_Toc227855989"/>
       <w:r>
         <w:t>MODELOS DE DATOS</w:t>
       </w:r>
-      <w:bookmarkEnd w:id="19"/>
+      <w:bookmarkEnd w:id="20"/>
     </w:p>
     <w:p>
       <w:r>
@@ -9033,12 +9441,12 @@
           <w:numId w:val="3"/>
         </w:numPr>
       </w:pPr>
-      <w:bookmarkStart w:id="20" w:name="_Toc221908752"/>
+      <w:bookmarkStart w:id="21" w:name="_Toc227855990"/>
       <w:r>
         <w:lastRenderedPageBreak/>
         <w:t>DIAGRAMA E/R</w:t>
       </w:r>
-      <w:bookmarkEnd w:id="20"/>
+      <w:bookmarkEnd w:id="21"/>
     </w:p>
     <w:p>
       <w:pPr>
@@ -9097,7 +9505,7 @@
         <w:pStyle w:val="Descripcin"/>
         <w:jc w:val="center"/>
       </w:pPr>
-      <w:bookmarkStart w:id="21" w:name="_Toc221908852"/>
+      <w:bookmarkStart w:id="22" w:name="_Toc227856185"/>
       <w:r>
         <w:t xml:space="preserve">Figura </w:t>
       </w:r>
@@ -9125,7 +9533,7 @@
       <w:r>
         <w:t>Diagrama Entidad/Relación</w:t>
       </w:r>
-      <w:bookmarkEnd w:id="21"/>
+      <w:bookmarkEnd w:id="22"/>
     </w:p>
     <w:p>
       <w:pPr>
@@ -9135,12 +9543,12 @@
           <w:numId w:val="3"/>
         </w:numPr>
       </w:pPr>
-      <w:bookmarkStart w:id="22" w:name="_Toc221908753"/>
+      <w:bookmarkStart w:id="23" w:name="_Toc227855991"/>
       <w:r>
         <w:lastRenderedPageBreak/>
         <w:t>DIAGRAMA DE CLASES</w:t>
       </w:r>
-      <w:bookmarkEnd w:id="22"/>
+      <w:bookmarkEnd w:id="23"/>
     </w:p>
     <w:p>
       <w:pPr>
@@ -9199,7 +9607,7 @@
         <w:pStyle w:val="Descripcin"/>
         <w:jc w:val="center"/>
       </w:pPr>
-      <w:bookmarkStart w:id="23" w:name="_Toc221908853"/>
+      <w:bookmarkStart w:id="24" w:name="_Toc227856186"/>
       <w:r>
         <w:t xml:space="preserve">Figura </w:t>
       </w:r>
@@ -9224,7 +9632,7 @@
       <w:r>
         <w:t>. Diagrama de clases.</w:t>
       </w:r>
-      <w:bookmarkEnd w:id="23"/>
+      <w:bookmarkEnd w:id="24"/>
     </w:p>
     <w:p>
       <w:pPr>
@@ -9242,11 +9650,12 @@
           <w:szCs w:val="20"/>
         </w:rPr>
       </w:pPr>
-      <w:bookmarkStart w:id="24" w:name="_Toc221908754"/>
+      <w:bookmarkStart w:id="25" w:name="_Toc227855992"/>
       <w:r>
         <w:lastRenderedPageBreak/>
         <w:t>DIAGRAMA DE PAQUETES</w:t>
       </w:r>
+      <w:bookmarkEnd w:id="25"/>
     </w:p>
     <w:p>
       <w:pPr>
@@ -9320,84 +9729,66 @@
           </w:tcPr>
           <w:p>
             <w:proofErr w:type="spellStart"/>
-            <w:proofErr w:type="gramStart"/>
             <w:r>
               <w:rPr>
                 <w:sz w:val="20"/>
                 <w:szCs w:val="20"/>
               </w:rPr>
-              <w:t>com.alba</w:t>
-            </w:r>
-            <w:proofErr w:type="gramEnd"/>
+              <w:t>com.alba.proyecto</w:t>
+            </w:r>
+            <w:proofErr w:type="spellEnd"/>
+          </w:p>
+        </w:tc>
+        <w:tc>
+          <w:tcPr>
+            <w:tcW w:w="6200" w:type="dxa"/>
+            <w:hideMark/>
+          </w:tcPr>
+          <w:p>
+            <w:pPr>
+              <w:cnfStyle w:val="000000100000" w:firstRow="0" w:lastRow="0" w:firstColumn="0" w:lastColumn="0" w:oddVBand="0" w:evenVBand="0" w:oddHBand="1" w:evenHBand="0" w:firstRowFirstColumn="0" w:firstRowLastColumn="0" w:lastRowFirstColumn="0" w:lastRowLastColumn="0"/>
+            </w:pPr>
             <w:r>
               <w:rPr>
                 <w:sz w:val="20"/>
                 <w:szCs w:val="20"/>
               </w:rPr>
-              <w:t>.proyecto</w:t>
-            </w:r>
-            <w:proofErr w:type="spellEnd"/>
-          </w:p>
-        </w:tc>
-        <w:tc>
-          <w:tcPr>
-            <w:tcW w:w="6200" w:type="dxa"/>
-            <w:hideMark/>
-          </w:tcPr>
-          <w:p>
-            <w:pPr>
-              <w:cnfStyle w:val="000000100000" w:firstRow="0" w:lastRow="0" w:firstColumn="0" w:lastColumn="0" w:oddVBand="0" w:evenVBand="0" w:oddHBand="1" w:evenHBand="0" w:firstRowFirstColumn="0" w:firstRowLastColumn="0" w:lastRowFirstColumn="0" w:lastRowLastColumn="0"/>
-            </w:pPr>
+              <w:t xml:space="preserve">Paquete raíz. Contiene la clase principal de arranque de la aplicación Spring Boot + </w:t>
+            </w:r>
+            <w:proofErr w:type="spellStart"/>
             <w:r>
               <w:rPr>
                 <w:sz w:val="20"/>
                 <w:szCs w:val="20"/>
               </w:rPr>
-              <w:t xml:space="preserve">Paquete raíz. Contiene la clase principal de arranque de la aplicación Spring Boot + </w:t>
-            </w:r>
-            <w:proofErr w:type="spellStart"/>
+              <w:t>JavaFX</w:t>
+            </w:r>
+            <w:proofErr w:type="spellEnd"/>
             <w:r>
               <w:rPr>
                 <w:sz w:val="20"/>
                 <w:szCs w:val="20"/>
               </w:rPr>
-              <w:t>JavaFX</w:t>
-            </w:r>
-            <w:proofErr w:type="spellEnd"/>
+              <w:t>.</w:t>
+            </w:r>
+          </w:p>
+        </w:tc>
+      </w:tr>
+      <w:tr>
+        <w:tc>
+          <w:tcPr>
+            <w:cnfStyle w:val="001000000000" w:firstRow="0" w:lastRow="0" w:firstColumn="1" w:lastColumn="0" w:oddVBand="0" w:evenVBand="0" w:oddHBand="0" w:evenHBand="0" w:firstRowFirstColumn="0" w:firstRowLastColumn="0" w:lastRowFirstColumn="0" w:lastRowLastColumn="0"/>
+            <w:tcW w:w="3000" w:type="dxa"/>
+            <w:hideMark/>
+          </w:tcPr>
+          <w:p>
+            <w:proofErr w:type="spellStart"/>
             <w:r>
               <w:rPr>
                 <w:sz w:val="20"/>
                 <w:szCs w:val="20"/>
               </w:rPr>
-              <w:t>.</w:t>
-            </w:r>
-          </w:p>
-        </w:tc>
-      </w:tr>
-      <w:tr>
-        <w:tc>
-          <w:tcPr>
-            <w:cnfStyle w:val="001000000000" w:firstRow="0" w:lastRow="0" w:firstColumn="1" w:lastColumn="0" w:oddVBand="0" w:evenVBand="0" w:oddHBand="0" w:evenHBand="0" w:firstRowFirstColumn="0" w:firstRowLastColumn="0" w:lastRowFirstColumn="0" w:lastRowLastColumn="0"/>
-            <w:tcW w:w="3000" w:type="dxa"/>
-            <w:hideMark/>
-          </w:tcPr>
-          <w:p>
-            <w:proofErr w:type="spellStart"/>
-            <w:proofErr w:type="gramStart"/>
-            <w:r>
-              <w:rPr>
-                <w:sz w:val="20"/>
-                <w:szCs w:val="20"/>
-              </w:rPr>
-              <w:t>com.alba</w:t>
-            </w:r>
-            <w:proofErr w:type="gramEnd"/>
-            <w:r>
-              <w:rPr>
-                <w:sz w:val="20"/>
-                <w:szCs w:val="20"/>
-              </w:rPr>
-              <w:t>.proyecto.config</w:t>
+              <w:t>com.alba.proyecto.config</w:t>
             </w:r>
             <w:proofErr w:type="spellEnd"/>
           </w:p>
@@ -9497,104 +9888,68 @@
           </w:tcPr>
           <w:p>
             <w:proofErr w:type="spellStart"/>
-            <w:proofErr w:type="gramStart"/>
             <w:r>
               <w:rPr>
                 <w:sz w:val="20"/>
                 <w:szCs w:val="20"/>
               </w:rPr>
-              <w:t>com.alba</w:t>
-            </w:r>
-            <w:proofErr w:type="gramEnd"/>
+              <w:t>com.alba.proyecto.controller</w:t>
+            </w:r>
+            <w:proofErr w:type="spellEnd"/>
+          </w:p>
+        </w:tc>
+        <w:tc>
+          <w:tcPr>
+            <w:tcW w:w="6200" w:type="dxa"/>
+            <w:hideMark/>
+          </w:tcPr>
+          <w:p>
+            <w:pPr>
+              <w:cnfStyle w:val="000000100000" w:firstRow="0" w:lastRow="0" w:firstColumn="0" w:lastColumn="0" w:oddVBand="0" w:evenVBand="0" w:oddHBand="1" w:evenHBand="0" w:firstRowFirstColumn="0" w:firstRowLastColumn="0" w:lastRowFirstColumn="0" w:lastRowLastColumn="0"/>
+            </w:pPr>
             <w:r>
               <w:rPr>
                 <w:sz w:val="20"/>
                 <w:szCs w:val="20"/>
               </w:rPr>
-              <w:t>.</w:t>
-            </w:r>
-            <w:proofErr w:type="gramStart"/>
+              <w:t xml:space="preserve">Controladores </w:t>
+            </w:r>
+            <w:proofErr w:type="spellStart"/>
             <w:r>
               <w:rPr>
                 <w:sz w:val="20"/>
                 <w:szCs w:val="20"/>
               </w:rPr>
-              <w:t>proyecto.controller</w:t>
+              <w:t>JavaFX</w:t>
             </w:r>
             <w:proofErr w:type="spellEnd"/>
-            <w:proofErr w:type="gramEnd"/>
-          </w:p>
-        </w:tc>
-        <w:tc>
-          <w:tcPr>
-            <w:tcW w:w="6200" w:type="dxa"/>
-            <w:hideMark/>
-          </w:tcPr>
-          <w:p>
-            <w:pPr>
-              <w:cnfStyle w:val="000000100000" w:firstRow="0" w:lastRow="0" w:firstColumn="0" w:lastColumn="0" w:oddVBand="0" w:evenVBand="0" w:oddHBand="1" w:evenHBand="0" w:firstRowFirstColumn="0" w:firstRowLastColumn="0" w:lastRowFirstColumn="0" w:lastRowLastColumn="0"/>
-            </w:pPr>
             <w:r>
               <w:rPr>
                 <w:sz w:val="20"/>
                 <w:szCs w:val="20"/>
               </w:rPr>
-              <w:t xml:space="preserve">Controladores </w:t>
-            </w:r>
+              <w:t>. Cada clase gestiona los eventos y la lógica de presentación de una pantalla o conjunto de paneles.</w:t>
+            </w:r>
+          </w:p>
+        </w:tc>
+      </w:tr>
+      <w:tr>
+        <w:tc>
+          <w:tcPr>
+            <w:cnfStyle w:val="001000000000" w:firstRow="0" w:lastRow="0" w:firstColumn="1" w:lastColumn="0" w:oddVBand="0" w:evenVBand="0" w:oddHBand="0" w:evenHBand="0" w:firstRowFirstColumn="0" w:firstRowLastColumn="0" w:lastRowFirstColumn="0" w:lastRowLastColumn="0"/>
+            <w:tcW w:w="3000" w:type="dxa"/>
+            <w:hideMark/>
+          </w:tcPr>
+          <w:p>
             <w:proofErr w:type="spellStart"/>
             <w:r>
               <w:rPr>
                 <w:sz w:val="20"/>
                 <w:szCs w:val="20"/>
               </w:rPr>
-              <w:t>JavaFX</w:t>
+              <w:t>com.alba.proyecto.modelo</w:t>
             </w:r>
             <w:proofErr w:type="spellEnd"/>
-            <w:r>
-              <w:rPr>
-                <w:sz w:val="20"/>
-                <w:szCs w:val="20"/>
-              </w:rPr>
-              <w:t>. Cada clase gestiona los eventos y la lógica de presentación de una pantalla o conjunto de paneles.</w:t>
-            </w:r>
-          </w:p>
-        </w:tc>
-      </w:tr>
-      <w:tr>
-        <w:tc>
-          <w:tcPr>
-            <w:cnfStyle w:val="001000000000" w:firstRow="0" w:lastRow="0" w:firstColumn="1" w:lastColumn="0" w:oddVBand="0" w:evenVBand="0" w:oddHBand="0" w:evenHBand="0" w:firstRowFirstColumn="0" w:firstRowLastColumn="0" w:lastRowFirstColumn="0" w:lastRowLastColumn="0"/>
-            <w:tcW w:w="3000" w:type="dxa"/>
-            <w:hideMark/>
-          </w:tcPr>
-          <w:p>
-            <w:proofErr w:type="spellStart"/>
-            <w:proofErr w:type="gramStart"/>
-            <w:r>
-              <w:rPr>
-                <w:sz w:val="20"/>
-                <w:szCs w:val="20"/>
-              </w:rPr>
-              <w:t>com.alba</w:t>
-            </w:r>
-            <w:proofErr w:type="gramEnd"/>
-            <w:r>
-              <w:rPr>
-                <w:sz w:val="20"/>
-                <w:szCs w:val="20"/>
-              </w:rPr>
-              <w:t>.</w:t>
-            </w:r>
-            <w:proofErr w:type="gramStart"/>
-            <w:r>
-              <w:rPr>
-                <w:sz w:val="20"/>
-                <w:szCs w:val="20"/>
-              </w:rPr>
-              <w:t>proyecto.modelo</w:t>
-            </w:r>
-            <w:proofErr w:type="spellEnd"/>
-            <w:proofErr w:type="gramEnd"/>
           </w:p>
         </w:tc>
         <w:tc>
@@ -9660,104 +10015,68 @@
           </w:tcPr>
           <w:p>
             <w:proofErr w:type="spellStart"/>
-            <w:proofErr w:type="gramStart"/>
             <w:r>
               <w:rPr>
                 <w:sz w:val="20"/>
                 <w:szCs w:val="20"/>
               </w:rPr>
-              <w:t>com.alba</w:t>
-            </w:r>
-            <w:proofErr w:type="gramEnd"/>
+              <w:t>com.alba.proyecto.repositorios</w:t>
+            </w:r>
+            <w:proofErr w:type="spellEnd"/>
+          </w:p>
+        </w:tc>
+        <w:tc>
+          <w:tcPr>
+            <w:tcW w:w="6200" w:type="dxa"/>
+            <w:hideMark/>
+          </w:tcPr>
+          <w:p>
+            <w:pPr>
+              <w:cnfStyle w:val="000000100000" w:firstRow="0" w:lastRow="0" w:firstColumn="0" w:lastColumn="0" w:oddVBand="0" w:evenVBand="0" w:oddHBand="1" w:evenHBand="0" w:firstRowFirstColumn="0" w:firstRowLastColumn="0" w:lastRowFirstColumn="0" w:lastRowLastColumn="0"/>
+            </w:pPr>
             <w:r>
               <w:rPr>
                 <w:sz w:val="20"/>
                 <w:szCs w:val="20"/>
               </w:rPr>
-              <w:t>.</w:t>
-            </w:r>
-            <w:proofErr w:type="gramStart"/>
+              <w:t xml:space="preserve">Interfaces de repositorio Spring Data JPA. Una por cada entidad principal. Heredan de </w:t>
+            </w:r>
+            <w:proofErr w:type="spellStart"/>
             <w:r>
               <w:rPr>
                 <w:sz w:val="20"/>
                 <w:szCs w:val="20"/>
               </w:rPr>
-              <w:t>proyecto.repositorios</w:t>
+              <w:t>JpaRepository</w:t>
             </w:r>
             <w:proofErr w:type="spellEnd"/>
-            <w:proofErr w:type="gramEnd"/>
-          </w:p>
-        </w:tc>
-        <w:tc>
-          <w:tcPr>
-            <w:tcW w:w="6200" w:type="dxa"/>
-            <w:hideMark/>
-          </w:tcPr>
-          <w:p>
-            <w:pPr>
-              <w:cnfStyle w:val="000000100000" w:firstRow="0" w:lastRow="0" w:firstColumn="0" w:lastColumn="0" w:oddVBand="0" w:evenVBand="0" w:oddHBand="1" w:evenHBand="0" w:firstRowFirstColumn="0" w:firstRowLastColumn="0" w:lastRowFirstColumn="0" w:lastRowLastColumn="0"/>
-            </w:pPr>
             <w:r>
               <w:rPr>
                 <w:sz w:val="20"/>
                 <w:szCs w:val="20"/>
               </w:rPr>
-              <w:t xml:space="preserve">Interfaces de repositorio Spring Data JPA. Una por cada entidad principal. Heredan de </w:t>
-            </w:r>
+              <w:t>.</w:t>
+            </w:r>
+          </w:p>
+        </w:tc>
+      </w:tr>
+      <w:tr>
+        <w:tc>
+          <w:tcPr>
+            <w:cnfStyle w:val="001000000000" w:firstRow="0" w:lastRow="0" w:firstColumn="1" w:lastColumn="0" w:oddVBand="0" w:evenVBand="0" w:oddHBand="0" w:evenHBand="0" w:firstRowFirstColumn="0" w:firstRowLastColumn="0" w:lastRowFirstColumn="0" w:lastRowLastColumn="0"/>
+            <w:tcW w:w="3000" w:type="dxa"/>
+            <w:hideMark/>
+          </w:tcPr>
+          <w:p>
             <w:proofErr w:type="spellStart"/>
             <w:r>
               <w:rPr>
                 <w:sz w:val="20"/>
                 <w:szCs w:val="20"/>
               </w:rPr>
-              <w:t>JpaRepository</w:t>
+              <w:t>com.alba.proyecto.services</w:t>
             </w:r>
             <w:proofErr w:type="spellEnd"/>
-            <w:r>
-              <w:rPr>
-                <w:sz w:val="20"/>
-                <w:szCs w:val="20"/>
-              </w:rPr>
-              <w:t>.</w:t>
-            </w:r>
-          </w:p>
-        </w:tc>
-      </w:tr>
-      <w:tr>
-        <w:tc>
-          <w:tcPr>
-            <w:cnfStyle w:val="001000000000" w:firstRow="0" w:lastRow="0" w:firstColumn="1" w:lastColumn="0" w:oddVBand="0" w:evenVBand="0" w:oddHBand="0" w:evenHBand="0" w:firstRowFirstColumn="0" w:firstRowLastColumn="0" w:lastRowFirstColumn="0" w:lastRowLastColumn="0"/>
-            <w:tcW w:w="3000" w:type="dxa"/>
-            <w:hideMark/>
-          </w:tcPr>
-          <w:p>
-            <w:proofErr w:type="spellStart"/>
-            <w:proofErr w:type="gramStart"/>
-            <w:r>
-              <w:rPr>
-                <w:sz w:val="20"/>
-                <w:szCs w:val="20"/>
-              </w:rPr>
-              <w:t>com.alba</w:t>
-            </w:r>
-            <w:proofErr w:type="gramEnd"/>
-            <w:r>
-              <w:rPr>
-                <w:sz w:val="20"/>
-                <w:szCs w:val="20"/>
-              </w:rPr>
-              <w:t>.</w:t>
-            </w:r>
-            <w:proofErr w:type="gramStart"/>
-            <w:r>
-              <w:rPr>
-                <w:sz w:val="20"/>
-                <w:szCs w:val="20"/>
-              </w:rPr>
-              <w:t>proyecto.services</w:t>
-            </w:r>
-            <w:proofErr w:type="spellEnd"/>
-            <w:proofErr w:type="gramEnd"/>
           </w:p>
         </w:tc>
         <w:tc>
@@ -9791,32 +10110,14 @@
           </w:tcPr>
           <w:p>
             <w:proofErr w:type="spellStart"/>
-            <w:proofErr w:type="gramStart"/>
             <w:r>
               <w:rPr>
                 <w:sz w:val="20"/>
                 <w:szCs w:val="20"/>
               </w:rPr>
-              <w:t>com.alba</w:t>
-            </w:r>
-            <w:proofErr w:type="gramEnd"/>
-            <w:r>
-              <w:rPr>
-                <w:sz w:val="20"/>
-                <w:szCs w:val="20"/>
-              </w:rPr>
-              <w:t>.</w:t>
-            </w:r>
-            <w:proofErr w:type="gramStart"/>
-            <w:r>
-              <w:rPr>
-                <w:sz w:val="20"/>
-                <w:szCs w:val="20"/>
-              </w:rPr>
-              <w:t>proyecto.view</w:t>
+              <w:t>com.alba.proyecto.view</w:t>
             </w:r>
             <w:proofErr w:type="spellEnd"/>
-            <w:proofErr w:type="gramEnd"/>
           </w:p>
         </w:tc>
         <w:tc>
@@ -9941,10 +10242,11 @@
           <w:numId w:val="3"/>
         </w:numPr>
       </w:pPr>
+      <w:bookmarkStart w:id="26" w:name="_Toc227855993"/>
       <w:r>
         <w:t>INTERFACES GRÁFICAS DE USUARIO</w:t>
       </w:r>
-      <w:bookmarkEnd w:id="24"/>
+      <w:bookmarkEnd w:id="26"/>
     </w:p>
     <w:p>
       <w:r>
@@ -10015,25 +10317,38 @@
         <w:pStyle w:val="Descripcin"/>
         <w:jc w:val="center"/>
       </w:pPr>
-      <w:bookmarkStart w:id="25" w:name="_Toc221908854"/>
+      <w:bookmarkStart w:id="27" w:name="_Toc227856187"/>
       <w:r>
         <w:t xml:space="preserve">Figura </w:t>
       </w:r>
-      <w:fldSimple w:instr=" SEQ Figura \* ARABIC ">
-        <w:r>
-          <w:rPr>
-            <w:noProof/>
-          </w:rPr>
-          <w:t>4</w:t>
-        </w:r>
-      </w:fldSimple>
+      <w:r>
+        <w:fldChar w:fldCharType="begin"/>
+      </w:r>
+      <w:r>
+        <w:instrText xml:space="preserve"> SEQ Figura \* ARABIC </w:instrText>
+      </w:r>
+      <w:r>
+        <w:fldChar w:fldCharType="separate"/>
+      </w:r>
+      <w:r>
+        <w:rPr>
+          <w:noProof/>
+        </w:rPr>
+        <w:t>4</w:t>
+      </w:r>
+      <w:r>
+        <w:rPr>
+          <w:noProof/>
+        </w:rPr>
+        <w:fldChar w:fldCharType="end"/>
+      </w:r>
       <w:r>
         <w:t>. Pantalla de inicio de sesión</w:t>
       </w:r>
       <w:r>
         <w:t xml:space="preserve"> - Desktop</w:t>
       </w:r>
-      <w:bookmarkEnd w:id="25"/>
+      <w:bookmarkEnd w:id="27"/>
     </w:p>
     <w:p>
       <w:pPr>
@@ -10092,25 +10407,38 @@
         <w:pStyle w:val="Descripcin"/>
         <w:jc w:val="center"/>
       </w:pPr>
-      <w:bookmarkStart w:id="26" w:name="_Toc221908855"/>
+      <w:bookmarkStart w:id="28" w:name="_Toc227856188"/>
       <w:r>
         <w:t xml:space="preserve">Figura </w:t>
       </w:r>
-      <w:fldSimple w:instr=" SEQ Figura \* ARABIC ">
-        <w:r>
-          <w:rPr>
-            <w:noProof/>
-          </w:rPr>
-          <w:t>5</w:t>
-        </w:r>
-      </w:fldSimple>
+      <w:r>
+        <w:fldChar w:fldCharType="begin"/>
+      </w:r>
+      <w:r>
+        <w:instrText xml:space="preserve"> SEQ Figura \* ARABIC </w:instrText>
+      </w:r>
+      <w:r>
+        <w:fldChar w:fldCharType="separate"/>
+      </w:r>
+      <w:r>
+        <w:rPr>
+          <w:noProof/>
+        </w:rPr>
+        <w:t>5</w:t>
+      </w:r>
+      <w:r>
+        <w:rPr>
+          <w:noProof/>
+        </w:rPr>
+        <w:fldChar w:fldCharType="end"/>
+      </w:r>
       <w:r>
         <w:t>. Pantalla Nueva FCT</w:t>
       </w:r>
       <w:r>
         <w:t xml:space="preserve"> - Desktop</w:t>
       </w:r>
-      <w:bookmarkEnd w:id="26"/>
+      <w:bookmarkEnd w:id="28"/>
     </w:p>
     <w:p/>
     <w:p>
@@ -10182,18 +10510,31 @@
         <w:pStyle w:val="Descripcin"/>
         <w:jc w:val="center"/>
       </w:pPr>
-      <w:bookmarkStart w:id="27" w:name="_Toc221908856"/>
+      <w:bookmarkStart w:id="29" w:name="_Toc227856189"/>
       <w:r>
         <w:t xml:space="preserve">Figura </w:t>
       </w:r>
-      <w:fldSimple w:instr=" SEQ Figura \* ARABIC ">
-        <w:r>
-          <w:rPr>
-            <w:noProof/>
-          </w:rPr>
-          <w:t>6</w:t>
-        </w:r>
-      </w:fldSimple>
+      <w:r>
+        <w:fldChar w:fldCharType="begin"/>
+      </w:r>
+      <w:r>
+        <w:instrText xml:space="preserve"> SEQ Figura \* ARABIC </w:instrText>
+      </w:r>
+      <w:r>
+        <w:fldChar w:fldCharType="separate"/>
+      </w:r>
+      <w:r>
+        <w:rPr>
+          <w:noProof/>
+        </w:rPr>
+        <w:t>6</w:t>
+      </w:r>
+      <w:r>
+        <w:rPr>
+          <w:noProof/>
+        </w:rPr>
+        <w:fldChar w:fldCharType="end"/>
+      </w:r>
       <w:r>
         <w:t>. Pantalla inicial</w:t>
       </w:r>
@@ -10206,7 +10547,7 @@
       <w:r>
         <w:t xml:space="preserve"> - Móvil</w:t>
       </w:r>
-      <w:bookmarkEnd w:id="27"/>
+      <w:bookmarkEnd w:id="29"/>
     </w:p>
     <w:p>
       <w:pPr>
@@ -10265,18 +10606,31 @@
         <w:pStyle w:val="Descripcin"/>
         <w:jc w:val="center"/>
       </w:pPr>
-      <w:bookmarkStart w:id="28" w:name="_Toc221908857"/>
+      <w:bookmarkStart w:id="30" w:name="_Toc227856190"/>
       <w:r>
         <w:t xml:space="preserve">Figura </w:t>
       </w:r>
-      <w:fldSimple w:instr=" SEQ Figura \* ARABIC ">
-        <w:r>
-          <w:rPr>
-            <w:noProof/>
-          </w:rPr>
-          <w:t>7</w:t>
-        </w:r>
-      </w:fldSimple>
+      <w:r>
+        <w:fldChar w:fldCharType="begin"/>
+      </w:r>
+      <w:r>
+        <w:instrText xml:space="preserve"> SEQ Figura \* ARABIC </w:instrText>
+      </w:r>
+      <w:r>
+        <w:fldChar w:fldCharType="separate"/>
+      </w:r>
+      <w:r>
+        <w:rPr>
+          <w:noProof/>
+        </w:rPr>
+        <w:t>7</w:t>
+      </w:r>
+      <w:r>
+        <w:rPr>
+          <w:noProof/>
+        </w:rPr>
+        <w:fldChar w:fldCharType="end"/>
+      </w:r>
       <w:r>
         <w:t xml:space="preserve">. Pantalla Añadir justificante </w:t>
       </w:r>
@@ -10289,7 +10643,7 @@
       <w:r>
         <w:t xml:space="preserve"> - Móvil</w:t>
       </w:r>
-      <w:bookmarkEnd w:id="28"/>
+      <w:bookmarkEnd w:id="30"/>
     </w:p>
     <w:p>
       <w:pPr>
@@ -10353,11 +10707,11 @@
           <w:numId w:val="3"/>
         </w:numPr>
       </w:pPr>
-      <w:bookmarkStart w:id="29" w:name="_Toc221908755"/>
+      <w:bookmarkStart w:id="31" w:name="_Toc227855994"/>
       <w:r>
         <w:t>MAPA DE NAVEGABILIDAD</w:t>
       </w:r>
-      <w:bookmarkEnd w:id="29"/>
+      <w:bookmarkEnd w:id="31"/>
     </w:p>
     <w:p>
       <w:r>
@@ -10467,11 +10821,11 @@
           <w:numId w:val="2"/>
         </w:numPr>
       </w:pPr>
-      <w:bookmarkStart w:id="30" w:name="_Toc221908756"/>
+      <w:bookmarkStart w:id="32" w:name="_Toc227855995"/>
       <w:r>
         <w:t>PLAN DE PRUEBAS</w:t>
       </w:r>
-      <w:bookmarkEnd w:id="30"/>
+      <w:bookmarkEnd w:id="32"/>
     </w:p>
     <w:p>
       <w:r>
@@ -10520,15 +10874,7 @@
         <w:t>n</w:t>
       </w:r>
       <w:r>
-        <w:t xml:space="preserve">: asegurar que la GUI de escritorio y la </w:t>
-      </w:r>
-      <w:proofErr w:type="gramStart"/>
-      <w:r>
-        <w:t>app</w:t>
-      </w:r>
-      <w:proofErr w:type="gramEnd"/>
-      <w:r>
-        <w:t xml:space="preserve"> móvil se comunican correctamente con la base de datos.</w:t>
+        <w:t>: asegurar que la GUI de escritorio y la app móvil se comunican correctamente con la base de datos.</w:t>
       </w:r>
     </w:p>
     <w:p>
@@ -10566,11 +10912,11 @@
           <w:numId w:val="2"/>
         </w:numPr>
       </w:pPr>
-      <w:bookmarkStart w:id="31" w:name="_Toc221908757"/>
+      <w:bookmarkStart w:id="33" w:name="_Toc227855996"/>
       <w:r>
         <w:t>TECNOLOGÍAS EMPLEADAS</w:t>
       </w:r>
-      <w:bookmarkEnd w:id="31"/>
+      <w:bookmarkEnd w:id="33"/>
     </w:p>
     <w:p>
       <w:r>
@@ -10930,11 +11276,11 @@
           <w:numId w:val="2"/>
         </w:numPr>
       </w:pPr>
-      <w:bookmarkStart w:id="32" w:name="_Toc221908758"/>
+      <w:bookmarkStart w:id="34" w:name="_Toc227855997"/>
       <w:r>
         <w:t>PLANIFICACIÓN Y PRESUPUESTO</w:t>
       </w:r>
-      <w:bookmarkEnd w:id="32"/>
+      <w:bookmarkEnd w:id="34"/>
     </w:p>
     <w:p>
       <w:r>
@@ -10961,18 +11307,20 @@
           <w:szCs w:val="32"/>
         </w:rPr>
       </w:pPr>
-      <w:bookmarkStart w:id="33" w:name="_Toc210123170"/>
-      <w:bookmarkStart w:id="34" w:name="_Toc210123297"/>
-      <w:bookmarkStart w:id="35" w:name="_Toc210124628"/>
-      <w:bookmarkStart w:id="36" w:name="_Toc210125386"/>
-      <w:bookmarkStart w:id="37" w:name="_Toc221907962"/>
-      <w:bookmarkStart w:id="38" w:name="_Toc221908759"/>
-      <w:bookmarkEnd w:id="33"/>
-      <w:bookmarkEnd w:id="34"/>
+      <w:bookmarkStart w:id="35" w:name="_Toc210123170"/>
+      <w:bookmarkStart w:id="36" w:name="_Toc210123297"/>
+      <w:bookmarkStart w:id="37" w:name="_Toc210124628"/>
+      <w:bookmarkStart w:id="38" w:name="_Toc210125386"/>
+      <w:bookmarkStart w:id="39" w:name="_Toc221907962"/>
+      <w:bookmarkStart w:id="40" w:name="_Toc221908759"/>
+      <w:bookmarkStart w:id="41" w:name="_Toc227855998"/>
       <w:bookmarkEnd w:id="35"/>
       <w:bookmarkEnd w:id="36"/>
       <w:bookmarkEnd w:id="37"/>
       <w:bookmarkEnd w:id="38"/>
+      <w:bookmarkEnd w:id="39"/>
+      <w:bookmarkEnd w:id="40"/>
+      <w:bookmarkEnd w:id="41"/>
     </w:p>
     <w:p>
       <w:pPr>
@@ -10994,18 +11342,20 @@
           <w:szCs w:val="32"/>
         </w:rPr>
       </w:pPr>
-      <w:bookmarkStart w:id="39" w:name="_Toc210123171"/>
-      <w:bookmarkStart w:id="40" w:name="_Toc210123298"/>
-      <w:bookmarkStart w:id="41" w:name="_Toc210124629"/>
-      <w:bookmarkStart w:id="42" w:name="_Toc210125387"/>
-      <w:bookmarkStart w:id="43" w:name="_Toc221907963"/>
-      <w:bookmarkStart w:id="44" w:name="_Toc221908760"/>
-      <w:bookmarkEnd w:id="39"/>
-      <w:bookmarkEnd w:id="40"/>
-      <w:bookmarkEnd w:id="41"/>
+      <w:bookmarkStart w:id="42" w:name="_Toc210123171"/>
+      <w:bookmarkStart w:id="43" w:name="_Toc210123298"/>
+      <w:bookmarkStart w:id="44" w:name="_Toc210124629"/>
+      <w:bookmarkStart w:id="45" w:name="_Toc210125387"/>
+      <w:bookmarkStart w:id="46" w:name="_Toc221907963"/>
+      <w:bookmarkStart w:id="47" w:name="_Toc221908760"/>
+      <w:bookmarkStart w:id="48" w:name="_Toc227855999"/>
       <w:bookmarkEnd w:id="42"/>
       <w:bookmarkEnd w:id="43"/>
       <w:bookmarkEnd w:id="44"/>
+      <w:bookmarkEnd w:id="45"/>
+      <w:bookmarkEnd w:id="46"/>
+      <w:bookmarkEnd w:id="47"/>
+      <w:bookmarkEnd w:id="48"/>
     </w:p>
     <w:p>
       <w:pPr>
@@ -11027,18 +11377,20 @@
           <w:szCs w:val="32"/>
         </w:rPr>
       </w:pPr>
-      <w:bookmarkStart w:id="45" w:name="_Toc210123172"/>
-      <w:bookmarkStart w:id="46" w:name="_Toc210123299"/>
-      <w:bookmarkStart w:id="47" w:name="_Toc210124630"/>
-      <w:bookmarkStart w:id="48" w:name="_Toc210125388"/>
-      <w:bookmarkStart w:id="49" w:name="_Toc221907964"/>
-      <w:bookmarkStart w:id="50" w:name="_Toc221908761"/>
-      <w:bookmarkEnd w:id="45"/>
-      <w:bookmarkEnd w:id="46"/>
-      <w:bookmarkEnd w:id="47"/>
-      <w:bookmarkEnd w:id="48"/>
+      <w:bookmarkStart w:id="49" w:name="_Toc210123172"/>
+      <w:bookmarkStart w:id="50" w:name="_Toc210123299"/>
+      <w:bookmarkStart w:id="51" w:name="_Toc210124630"/>
+      <w:bookmarkStart w:id="52" w:name="_Toc210125388"/>
+      <w:bookmarkStart w:id="53" w:name="_Toc221907964"/>
+      <w:bookmarkStart w:id="54" w:name="_Toc221908761"/>
+      <w:bookmarkStart w:id="55" w:name="_Toc227856000"/>
       <w:bookmarkEnd w:id="49"/>
       <w:bookmarkEnd w:id="50"/>
+      <w:bookmarkEnd w:id="51"/>
+      <w:bookmarkEnd w:id="52"/>
+      <w:bookmarkEnd w:id="53"/>
+      <w:bookmarkEnd w:id="54"/>
+      <w:bookmarkEnd w:id="55"/>
     </w:p>
     <w:p>
       <w:pPr>
@@ -11048,11 +11400,11 @@
           <w:numId w:val="3"/>
         </w:numPr>
       </w:pPr>
-      <w:bookmarkStart w:id="51" w:name="_Toc221908762"/>
+      <w:bookmarkStart w:id="56" w:name="_Toc227856001"/>
       <w:r>
         <w:t>DIAGRAMA DE GANTT</w:t>
       </w:r>
-      <w:bookmarkEnd w:id="51"/>
+      <w:bookmarkEnd w:id="56"/>
     </w:p>
     <w:p>
       <w:pPr>
@@ -11110,25 +11462,41 @@
         <w:pStyle w:val="Descripcin"/>
         <w:jc w:val="center"/>
       </w:pPr>
+      <w:bookmarkStart w:id="57" w:name="_Toc227856191"/>
       <w:r>
         <w:t xml:space="preserve">Figura </w:t>
       </w:r>
-      <w:fldSimple w:instr=" SEQ Figura \* ARABIC ">
-        <w:r>
-          <w:rPr>
-            <w:noProof/>
-          </w:rPr>
-          <w:t>8</w:t>
-        </w:r>
-      </w:fldSimple>
-      <w:r>
-        <w:t>. Diagrame de Gantt</w:t>
-      </w:r>
-    </w:p>
-    <w:p>
-      <w:r>
-        <w:br w:type="page"/>
-      </w:r>
+      <w:r>
+        <w:fldChar w:fldCharType="begin"/>
+      </w:r>
+      <w:r>
+        <w:instrText xml:space="preserve"> SEQ Figura \* ARABIC </w:instrText>
+      </w:r>
+      <w:r>
+        <w:fldChar w:fldCharType="separate"/>
+      </w:r>
+      <w:r>
+        <w:rPr>
+          <w:noProof/>
+        </w:rPr>
+        <w:t>8</w:t>
+      </w:r>
+      <w:r>
+        <w:rPr>
+          <w:noProof/>
+        </w:rPr>
+        <w:fldChar w:fldCharType="end"/>
+      </w:r>
+      <w:r>
+        <w:t>. Diagram</w:t>
+      </w:r>
+      <w:r>
+        <w:t>a</w:t>
+      </w:r>
+      <w:r>
+        <w:t xml:space="preserve"> de Gantt</w:t>
+      </w:r>
+      <w:bookmarkEnd w:id="57"/>
     </w:p>
     <w:p/>
     <w:p>
@@ -11139,11 +11507,11 @@
           <w:numId w:val="3"/>
         </w:numPr>
       </w:pPr>
-      <w:bookmarkStart w:id="52" w:name="_Toc221908763"/>
+      <w:bookmarkStart w:id="58" w:name="_Toc227856002"/>
       <w:r>
         <w:t>ESTIMACIONES DE COSTES</w:t>
       </w:r>
-      <w:bookmarkEnd w:id="52"/>
+      <w:bookmarkEnd w:id="58"/>
     </w:p>
     <w:p>
       <w:pPr>
@@ -11189,11 +11557,11 @@
           <w:numId w:val="2"/>
         </w:numPr>
       </w:pPr>
-      <w:bookmarkStart w:id="53" w:name="_Toc221908764"/>
+      <w:bookmarkStart w:id="59" w:name="_Toc227856003"/>
       <w:r>
         <w:t>FUTURAS MEJORAS Y AMPLIACIONES</w:t>
       </w:r>
-      <w:bookmarkEnd w:id="53"/>
+      <w:bookmarkEnd w:id="59"/>
     </w:p>
     <w:p>
       <w:r>
@@ -11220,18 +11588,20 @@
           <w:szCs w:val="32"/>
         </w:rPr>
       </w:pPr>
-      <w:bookmarkStart w:id="54" w:name="_Toc210123176"/>
-      <w:bookmarkStart w:id="55" w:name="_Toc210123303"/>
-      <w:bookmarkStart w:id="56" w:name="_Toc210124634"/>
-      <w:bookmarkStart w:id="57" w:name="_Toc210125392"/>
-      <w:bookmarkStart w:id="58" w:name="_Toc221907968"/>
-      <w:bookmarkStart w:id="59" w:name="_Toc221908765"/>
-      <w:bookmarkEnd w:id="54"/>
-      <w:bookmarkEnd w:id="55"/>
-      <w:bookmarkEnd w:id="56"/>
-      <w:bookmarkEnd w:id="57"/>
-      <w:bookmarkEnd w:id="58"/>
-      <w:bookmarkEnd w:id="59"/>
+      <w:bookmarkStart w:id="60" w:name="_Toc210123176"/>
+      <w:bookmarkStart w:id="61" w:name="_Toc210123303"/>
+      <w:bookmarkStart w:id="62" w:name="_Toc210124634"/>
+      <w:bookmarkStart w:id="63" w:name="_Toc210125392"/>
+      <w:bookmarkStart w:id="64" w:name="_Toc221907968"/>
+      <w:bookmarkStart w:id="65" w:name="_Toc221908765"/>
+      <w:bookmarkStart w:id="66" w:name="_Toc227856004"/>
+      <w:bookmarkEnd w:id="60"/>
+      <w:bookmarkEnd w:id="61"/>
+      <w:bookmarkEnd w:id="62"/>
+      <w:bookmarkEnd w:id="63"/>
+      <w:bookmarkEnd w:id="64"/>
+      <w:bookmarkEnd w:id="65"/>
+      <w:bookmarkEnd w:id="66"/>
     </w:p>
     <w:p>
       <w:pPr>
@@ -11241,11 +11611,11 @@
           <w:numId w:val="3"/>
         </w:numPr>
       </w:pPr>
-      <w:bookmarkStart w:id="60" w:name="_Toc221908766"/>
+      <w:bookmarkStart w:id="67" w:name="_Toc227856005"/>
       <w:r>
         <w:t>PROPUESTAS DE MEJORA Y AMPLIACIONES</w:t>
       </w:r>
-      <w:bookmarkEnd w:id="60"/>
+      <w:bookmarkEnd w:id="67"/>
     </w:p>
     <w:p>
       <w:r>
@@ -11260,11 +11630,11 @@
           <w:numId w:val="3"/>
         </w:numPr>
       </w:pPr>
-      <w:bookmarkStart w:id="61" w:name="_Toc221908767"/>
+      <w:bookmarkStart w:id="68" w:name="_Toc227856006"/>
       <w:r>
         <w:t>IMPACTO Y RIESGO DE LOS CAMBIOS PROPUESTOS</w:t>
       </w:r>
-      <w:bookmarkEnd w:id="61"/>
+      <w:bookmarkEnd w:id="68"/>
     </w:p>
     <w:p>
       <w:r>
@@ -11279,11 +11649,11 @@
           <w:numId w:val="2"/>
         </w:numPr>
       </w:pPr>
-      <w:bookmarkStart w:id="62" w:name="_Toc221908768"/>
+      <w:bookmarkStart w:id="69" w:name="_Toc227856007"/>
       <w:r>
         <w:t>RELACIÓN CON LOS MÓDULOS DEL CICLO</w:t>
       </w:r>
-      <w:bookmarkEnd w:id="62"/>
+      <w:bookmarkEnd w:id="69"/>
     </w:p>
     <w:p>
       <w:r>
@@ -11299,6 +11669,7 @@
         </w:numPr>
       </w:pPr>
       <w:r>
+        <w:lastRenderedPageBreak/>
         <w:t>Programación Multimedia y Dispositivos Móviles: para la App de Estudiante.</w:t>
       </w:r>
     </w:p>
@@ -11364,11 +11735,11 @@
           <w:numId w:val="2"/>
         </w:numPr>
       </w:pPr>
-      <w:bookmarkStart w:id="63" w:name="_Toc221908769"/>
+      <w:bookmarkStart w:id="70" w:name="_Toc227856008"/>
       <w:r>
         <w:t>CONCLUSIONES</w:t>
       </w:r>
-      <w:bookmarkEnd w:id="63"/>
+      <w:bookmarkEnd w:id="70"/>
     </w:p>
     <w:p>
       <w:r>
@@ -11383,11 +11754,11 @@
           <w:numId w:val="2"/>
         </w:numPr>
       </w:pPr>
-      <w:bookmarkStart w:id="64" w:name="_Toc221908770"/>
+      <w:bookmarkStart w:id="71" w:name="_Toc227856009"/>
       <w:r>
         <w:t>DESPLIEGUE DE LA APLICACIÓN</w:t>
       </w:r>
-      <w:bookmarkEnd w:id="64"/>
+      <w:bookmarkEnd w:id="71"/>
     </w:p>
     <w:p>
       <w:r>
@@ -11414,18 +11785,20 @@
           <w:szCs w:val="32"/>
         </w:rPr>
       </w:pPr>
-      <w:bookmarkStart w:id="65" w:name="_Toc210123182"/>
-      <w:bookmarkStart w:id="66" w:name="_Toc210123309"/>
-      <w:bookmarkStart w:id="67" w:name="_Toc210124640"/>
-      <w:bookmarkStart w:id="68" w:name="_Toc210125398"/>
-      <w:bookmarkStart w:id="69" w:name="_Toc221907974"/>
-      <w:bookmarkStart w:id="70" w:name="_Toc221908771"/>
-      <w:bookmarkEnd w:id="65"/>
-      <w:bookmarkEnd w:id="66"/>
-      <w:bookmarkEnd w:id="67"/>
-      <w:bookmarkEnd w:id="68"/>
-      <w:bookmarkEnd w:id="69"/>
-      <w:bookmarkEnd w:id="70"/>
+      <w:bookmarkStart w:id="72" w:name="_Toc210123182"/>
+      <w:bookmarkStart w:id="73" w:name="_Toc210123309"/>
+      <w:bookmarkStart w:id="74" w:name="_Toc210124640"/>
+      <w:bookmarkStart w:id="75" w:name="_Toc210125398"/>
+      <w:bookmarkStart w:id="76" w:name="_Toc221907974"/>
+      <w:bookmarkStart w:id="77" w:name="_Toc221908771"/>
+      <w:bookmarkStart w:id="78" w:name="_Toc227856010"/>
+      <w:bookmarkEnd w:id="72"/>
+      <w:bookmarkEnd w:id="73"/>
+      <w:bookmarkEnd w:id="74"/>
+      <w:bookmarkEnd w:id="75"/>
+      <w:bookmarkEnd w:id="76"/>
+      <w:bookmarkEnd w:id="77"/>
+      <w:bookmarkEnd w:id="78"/>
     </w:p>
     <w:p>
       <w:pPr>
@@ -11447,18 +11820,20 @@
           <w:szCs w:val="32"/>
         </w:rPr>
       </w:pPr>
-      <w:bookmarkStart w:id="71" w:name="_Toc210123183"/>
-      <w:bookmarkStart w:id="72" w:name="_Toc210123310"/>
-      <w:bookmarkStart w:id="73" w:name="_Toc210124641"/>
-      <w:bookmarkStart w:id="74" w:name="_Toc210125399"/>
-      <w:bookmarkStart w:id="75" w:name="_Toc221907975"/>
-      <w:bookmarkStart w:id="76" w:name="_Toc221908772"/>
-      <w:bookmarkEnd w:id="71"/>
-      <w:bookmarkEnd w:id="72"/>
-      <w:bookmarkEnd w:id="73"/>
-      <w:bookmarkEnd w:id="74"/>
-      <w:bookmarkEnd w:id="75"/>
-      <w:bookmarkEnd w:id="76"/>
+      <w:bookmarkStart w:id="79" w:name="_Toc210123183"/>
+      <w:bookmarkStart w:id="80" w:name="_Toc210123310"/>
+      <w:bookmarkStart w:id="81" w:name="_Toc210124641"/>
+      <w:bookmarkStart w:id="82" w:name="_Toc210125399"/>
+      <w:bookmarkStart w:id="83" w:name="_Toc221907975"/>
+      <w:bookmarkStart w:id="84" w:name="_Toc221908772"/>
+      <w:bookmarkStart w:id="85" w:name="_Toc227856011"/>
+      <w:bookmarkEnd w:id="79"/>
+      <w:bookmarkEnd w:id="80"/>
+      <w:bookmarkEnd w:id="81"/>
+      <w:bookmarkEnd w:id="82"/>
+      <w:bookmarkEnd w:id="83"/>
+      <w:bookmarkEnd w:id="84"/>
+      <w:bookmarkEnd w:id="85"/>
     </w:p>
     <w:p>
       <w:pPr>
@@ -11480,18 +11855,20 @@
           <w:szCs w:val="32"/>
         </w:rPr>
       </w:pPr>
-      <w:bookmarkStart w:id="77" w:name="_Toc210123184"/>
-      <w:bookmarkStart w:id="78" w:name="_Toc210123311"/>
-      <w:bookmarkStart w:id="79" w:name="_Toc210124642"/>
-      <w:bookmarkStart w:id="80" w:name="_Toc210125400"/>
-      <w:bookmarkStart w:id="81" w:name="_Toc221907976"/>
-      <w:bookmarkStart w:id="82" w:name="_Toc221908773"/>
-      <w:bookmarkEnd w:id="77"/>
-      <w:bookmarkEnd w:id="78"/>
-      <w:bookmarkEnd w:id="79"/>
-      <w:bookmarkEnd w:id="80"/>
-      <w:bookmarkEnd w:id="81"/>
-      <w:bookmarkEnd w:id="82"/>
+      <w:bookmarkStart w:id="86" w:name="_Toc210123184"/>
+      <w:bookmarkStart w:id="87" w:name="_Toc210123311"/>
+      <w:bookmarkStart w:id="88" w:name="_Toc210124642"/>
+      <w:bookmarkStart w:id="89" w:name="_Toc210125400"/>
+      <w:bookmarkStart w:id="90" w:name="_Toc221907976"/>
+      <w:bookmarkStart w:id="91" w:name="_Toc221908773"/>
+      <w:bookmarkStart w:id="92" w:name="_Toc227856012"/>
+      <w:bookmarkEnd w:id="86"/>
+      <w:bookmarkEnd w:id="87"/>
+      <w:bookmarkEnd w:id="88"/>
+      <w:bookmarkEnd w:id="89"/>
+      <w:bookmarkEnd w:id="90"/>
+      <w:bookmarkEnd w:id="91"/>
+      <w:bookmarkEnd w:id="92"/>
     </w:p>
     <w:p>
       <w:pPr>
@@ -11501,11 +11878,11 @@
           <w:numId w:val="3"/>
         </w:numPr>
       </w:pPr>
-      <w:bookmarkStart w:id="83" w:name="_Toc221908774"/>
+      <w:bookmarkStart w:id="93" w:name="_Toc227856013"/>
       <w:r>
         <w:t>INSTALACIÓN</w:t>
       </w:r>
-      <w:bookmarkEnd w:id="83"/>
+      <w:bookmarkEnd w:id="93"/>
     </w:p>
     <w:p>
       <w:r>
@@ -11520,91 +11897,17 @@
           <w:numId w:val="2"/>
         </w:numPr>
       </w:pPr>
-      <w:bookmarkStart w:id="84" w:name="_Toc221908775"/>
+      <w:bookmarkStart w:id="94" w:name="_Toc227856014"/>
       <w:r>
         <w:t>GUÍA DE ESTILOS Y MANUAL DE USUARIO</w:t>
       </w:r>
-      <w:bookmarkEnd w:id="84"/>
+      <w:bookmarkEnd w:id="94"/>
     </w:p>
     <w:p>
       <w:r>
         <w:t>En este apartado se describen los estilos que utiliza la aplicación en sus diferentes variables.</w:t>
       </w:r>
     </w:p>
-    <w:p>
-      <w:pPr>
-        <w:keepNext/>
-        <w:jc w:val="center"/>
-      </w:pPr>
-      <w:r>
-        <w:rPr>
-          <w:noProof/>
-        </w:rPr>
-        <w:lastRenderedPageBreak/>
-        <w:drawing>
-          <wp:inline distT="0" distB="0" distL="0" distR="0" wp14:anchorId="7D576B6B" wp14:editId="120170A3">
-            <wp:extent cx="1836175" cy="1836175"/>
-            <wp:effectExtent l="0" t="0" r="0" b="0"/>
-            <wp:docPr id="2039016050" name="Imagen 7" descr="Imagen que contiene Icono&#10;&#10;El contenido generado por IA puede ser incorrecto."/>
-            <wp:cNvGraphicFramePr>
-              <a:graphicFrameLocks xmlns:a="http://schemas.openxmlformats.org/drawingml/2006/main" noChangeAspect="1"/>
-            </wp:cNvGraphicFramePr>
-            <a:graphic xmlns:a="http://schemas.openxmlformats.org/drawingml/2006/main">
-              <a:graphicData uri="http://schemas.openxmlformats.org/drawingml/2006/picture">
-                <pic:pic xmlns:pic="http://schemas.openxmlformats.org/drawingml/2006/picture">
-                  <pic:nvPicPr>
-                    <pic:cNvPr id="2039016050" name="Imagen 7" descr="Imagen que contiene Icono&#10;&#10;El contenido generado por IA puede ser incorrecto."/>
-                    <pic:cNvPicPr/>
-                  </pic:nvPicPr>
-                  <pic:blipFill>
-                    <a:blip r:embed="rId25" cstate="print">
-                      <a:extLst>
-                        <a:ext uri="{28A0092B-C50C-407E-A947-70E740481C1C}">
-                          <a14:useLocalDpi xmlns:a14="http://schemas.microsoft.com/office/drawing/2010/main" val="0"/>
-                        </a:ext>
-                      </a:extLst>
-                    </a:blip>
-                    <a:stretch>
-                      <a:fillRect/>
-                    </a:stretch>
-                  </pic:blipFill>
-                  <pic:spPr>
-                    <a:xfrm>
-                      <a:off x="0" y="0"/>
-                      <a:ext cx="1849366" cy="1849366"/>
-                    </a:xfrm>
-                    <a:prstGeom prst="rect">
-                      <a:avLst/>
-                    </a:prstGeom>
-                  </pic:spPr>
-                </pic:pic>
-              </a:graphicData>
-            </a:graphic>
-          </wp:inline>
-        </w:drawing>
-      </w:r>
-    </w:p>
-    <w:p>
-      <w:pPr>
-        <w:pStyle w:val="Descripcin"/>
-        <w:jc w:val="center"/>
-      </w:pPr>
-      <w:r>
-        <w:t xml:space="preserve">Figura </w:t>
-      </w:r>
-      <w:fldSimple w:instr=" SEQ Figura \* ARABIC ">
-        <w:r>
-          <w:rPr>
-            <w:noProof/>
-          </w:rPr>
-          <w:t>9</w:t>
-        </w:r>
-      </w:fldSimple>
-      <w:r>
-        <w:t>. Logo provisional 1</w:t>
-      </w:r>
-    </w:p>
-    <w:p/>
     <w:p>
       <w:pPr>
         <w:pStyle w:val="Prrafodelista"/>
@@ -11625,18 +11928,20 @@
           <w:szCs w:val="32"/>
         </w:rPr>
       </w:pPr>
-      <w:bookmarkStart w:id="85" w:name="_Toc210123187"/>
-      <w:bookmarkStart w:id="86" w:name="_Toc210123314"/>
-      <w:bookmarkStart w:id="87" w:name="_Toc210124645"/>
-      <w:bookmarkStart w:id="88" w:name="_Toc210125403"/>
-      <w:bookmarkStart w:id="89" w:name="_Toc221907979"/>
-      <w:bookmarkStart w:id="90" w:name="_Toc221908776"/>
-      <w:bookmarkEnd w:id="85"/>
-      <w:bookmarkEnd w:id="86"/>
-      <w:bookmarkEnd w:id="87"/>
-      <w:bookmarkEnd w:id="88"/>
-      <w:bookmarkEnd w:id="89"/>
-      <w:bookmarkEnd w:id="90"/>
+      <w:bookmarkStart w:id="95" w:name="_Toc210123187"/>
+      <w:bookmarkStart w:id="96" w:name="_Toc210123314"/>
+      <w:bookmarkStart w:id="97" w:name="_Toc210124645"/>
+      <w:bookmarkStart w:id="98" w:name="_Toc210125403"/>
+      <w:bookmarkStart w:id="99" w:name="_Toc221907979"/>
+      <w:bookmarkStart w:id="100" w:name="_Toc221908776"/>
+      <w:bookmarkStart w:id="101" w:name="_Toc227856015"/>
+      <w:bookmarkEnd w:id="95"/>
+      <w:bookmarkEnd w:id="96"/>
+      <w:bookmarkEnd w:id="97"/>
+      <w:bookmarkEnd w:id="98"/>
+      <w:bookmarkEnd w:id="99"/>
+      <w:bookmarkEnd w:id="100"/>
+      <w:bookmarkEnd w:id="101"/>
     </w:p>
     <w:p>
       <w:pPr>
@@ -11646,11 +11951,22 @@
           <w:numId w:val="3"/>
         </w:numPr>
       </w:pPr>
-      <w:bookmarkStart w:id="91" w:name="_Toc221908777"/>
+      <w:bookmarkStart w:id="102" w:name="_Toc227856016"/>
       <w:r>
         <w:t>GUÍA DE ESTILOS</w:t>
       </w:r>
-      <w:bookmarkEnd w:id="91"/>
+      <w:bookmarkEnd w:id="102"/>
+    </w:p>
+    <w:p>
+      <w:pPr>
+        <w:pStyle w:val="Ttulo3"/>
+        <w:ind w:left="360"/>
+      </w:pPr>
+      <w:bookmarkStart w:id="103" w:name="_Toc227856017"/>
+      <w:r>
+        <w:t>10.1.1. PALETA DE COLORES</w:t>
+      </w:r>
+      <w:bookmarkEnd w:id="103"/>
     </w:p>
     <w:p>
       <w:pPr>
@@ -11659,6 +11975,104 @@
           <w:u w:val="single"/>
         </w:rPr>
       </w:pPr>
+      <w:r>
+        <w:rPr>
+          <w:noProof/>
+        </w:rPr>
+        <mc:AlternateContent>
+          <mc:Choice Requires="wps">
+            <w:drawing>
+              <wp:anchor distT="0" distB="0" distL="114300" distR="114300" simplePos="0" relativeHeight="251663364" behindDoc="0" locked="0" layoutInCell="1" allowOverlap="1" wp14:anchorId="477FD5B1" wp14:editId="1BE49B9C">
+                <wp:simplePos x="0" y="0"/>
+                <wp:positionH relativeFrom="column">
+                  <wp:posOffset>5145405</wp:posOffset>
+                </wp:positionH>
+                <wp:positionV relativeFrom="paragraph">
+                  <wp:posOffset>3234690</wp:posOffset>
+                </wp:positionV>
+                <wp:extent cx="1517650" cy="635"/>
+                <wp:effectExtent l="0" t="0" r="0" b="0"/>
+                <wp:wrapSquare wrapText="bothSides"/>
+                <wp:docPr id="1629102843" name="Cuadro de texto 1"/>
+                <wp:cNvGraphicFramePr/>
+                <a:graphic xmlns:a="http://schemas.openxmlformats.org/drawingml/2006/main">
+                  <a:graphicData uri="http://schemas.microsoft.com/office/word/2010/wordprocessingShape">
+                    <wps:wsp>
+                      <wps:cNvSpPr txBox="1"/>
+                      <wps:spPr>
+                        <a:xfrm>
+                          <a:off x="0" y="0"/>
+                          <a:ext cx="1517650" cy="635"/>
+                        </a:xfrm>
+                        <a:prstGeom prst="rect">
+                          <a:avLst/>
+                        </a:prstGeom>
+                        <a:solidFill>
+                          <a:prstClr val="white"/>
+                        </a:solidFill>
+                        <a:ln>
+                          <a:noFill/>
+                        </a:ln>
+                      </wps:spPr>
+                      <wps:txbx>
+                        <w:txbxContent>
+                          <w:p>
+                            <w:pPr>
+                              <w:pStyle w:val="Descripcin"/>
+                              <w:rPr>
+                                <w:noProof/>
+                                <w:color w:val="EE0000"/>
+                                <w:sz w:val="22"/>
+                                <w:szCs w:val="22"/>
+                                <w:u w:val="single"/>
+                              </w:rPr>
+                            </w:pPr>
+                            <w:r>
+                              <w:t>Figura 9. Paleta de colores</w:t>
+                            </w:r>
+                          </w:p>
+                        </w:txbxContent>
+                      </wps:txbx>
+                      <wps:bodyPr rot="0" spcFirstLastPara="0" vertOverflow="overflow" horzOverflow="overflow" vert="horz" wrap="square" lIns="0" tIns="0" rIns="0" bIns="0" numCol="1" spcCol="0" rtlCol="0" fromWordArt="0" anchor="t" anchorCtr="0" forceAA="0" compatLnSpc="1">
+                        <a:prstTxWarp prst="textNoShape">
+                          <a:avLst/>
+                        </a:prstTxWarp>
+                        <a:spAutoFit/>
+                      </wps:bodyPr>
+                    </wps:wsp>
+                  </a:graphicData>
+                </a:graphic>
+              </wp:anchor>
+            </w:drawing>
+          </mc:Choice>
+          <mc:Fallback>
+            <w:pict>
+              <v:shape w14:anchorId="477FD5B1" id="Cuadro de texto 1" o:spid="_x0000_s1031" type="#_x0000_t202" style="position:absolute;margin-left:405.15pt;margin-top:254.7pt;width:119.5pt;height:.05pt;z-index:251663364;visibility:visible;mso-wrap-style:square;mso-wrap-distance-left:9pt;mso-wrap-distance-top:0;mso-wrap-distance-right:9pt;mso-wrap-distance-bottom:0;mso-position-horizontal:absolute;mso-position-horizontal-relative:text;mso-position-vertical:absolute;mso-position-vertical-relative:text;v-text-anchor:top" o:gfxdata="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" stroked="f">
+                <v:textbox style="mso-fit-shape-to-text:t" inset="0,0,0,0">
+                  <w:txbxContent>
+                    <w:p>
+                      <w:pPr>
+                        <w:pStyle w:val="Descripcin"/>
+                        <w:rPr>
+                          <w:noProof/>
+                          <w:color w:val="EE0000"/>
+                          <w:sz w:val="22"/>
+                          <w:szCs w:val="22"/>
+                          <w:u w:val="single"/>
+                        </w:rPr>
+                      </w:pPr>
+                      <w:r>
+                        <w:t>Figura 9. Paleta de colores</w:t>
+                      </w:r>
+                    </w:p>
+                  </w:txbxContent>
+                </v:textbox>
+                <w10:wrap type="square"/>
+              </v:shape>
+            </w:pict>
+          </mc:Fallback>
+        </mc:AlternateContent>
+      </w:r>
       <w:r>
         <w:rPr>
           <w:noProof/>
@@ -11666,7 +12080,7 @@
           <w:u w:val="single"/>
         </w:rPr>
         <w:drawing>
-          <wp:anchor distT="0" distB="0" distL="114300" distR="114300" simplePos="0" relativeHeight="251659268" behindDoc="0" locked="0" layoutInCell="1" allowOverlap="1" wp14:anchorId="5D3AAB7B" wp14:editId="519D137D">
+          <wp:anchor distT="0" distB="0" distL="114300" distR="114300" simplePos="0" relativeHeight="251659268" behindDoc="0" locked="0" layoutInCell="1" allowOverlap="1" wp14:anchorId="5D3AAB7B" wp14:editId="00F836D1">
             <wp:simplePos x="0" y="0"/>
             <wp:positionH relativeFrom="page">
               <wp:posOffset>5248910</wp:posOffset>
@@ -11689,7 +12103,7 @@
                     <pic:cNvPicPr/>
                   </pic:nvPicPr>
                   <pic:blipFill>
-                    <a:blip r:embed="rId26" cstate="print">
+                    <a:blip r:embed="rId25" cstate="print">
                       <a:extLst>
                         <a:ext uri="{28A0092B-C50C-407E-A947-70E740481C1C}">
                           <a14:useLocalDpi xmlns:a14="http://schemas.microsoft.com/office/drawing/2010/main" val="0"/>
@@ -12137,68 +12551,169 @@
         </w:tc>
       </w:tr>
     </w:tbl>
+    <w:p>
+      <w:r>
+        <w:rPr>
+          <w:noProof/>
+        </w:rPr>
+        <mc:AlternateContent>
+          <mc:Choice Requires="wps">
+            <w:drawing>
+              <wp:anchor distT="0" distB="0" distL="114300" distR="114300" simplePos="0" relativeHeight="251661316" behindDoc="0" locked="0" layoutInCell="1" allowOverlap="1" wp14:anchorId="415FCCAF" wp14:editId="0D185269">
+                <wp:simplePos x="0" y="0"/>
+                <wp:positionH relativeFrom="column">
+                  <wp:posOffset>5377815</wp:posOffset>
+                </wp:positionH>
+                <wp:positionV relativeFrom="paragraph">
+                  <wp:posOffset>52705</wp:posOffset>
+                </wp:positionV>
+                <wp:extent cx="1285240" cy="288290"/>
+                <wp:effectExtent l="0" t="0" r="0" b="0"/>
+                <wp:wrapSquare wrapText="bothSides"/>
+                <wp:docPr id="917730273" name="Cuadro de texto 1"/>
+                <wp:cNvGraphicFramePr/>
+                <a:graphic xmlns:a="http://schemas.openxmlformats.org/drawingml/2006/main">
+                  <a:graphicData uri="http://schemas.microsoft.com/office/word/2010/wordprocessingShape">
+                    <wps:wsp>
+                      <wps:cNvSpPr txBox="1"/>
+                      <wps:spPr>
+                        <a:xfrm>
+                          <a:off x="0" y="0"/>
+                          <a:ext cx="1285240" cy="288290"/>
+                        </a:xfrm>
+                        <a:prstGeom prst="rect">
+                          <a:avLst/>
+                        </a:prstGeom>
+                        <a:solidFill>
+                          <a:prstClr val="white"/>
+                        </a:solidFill>
+                        <a:ln>
+                          <a:noFill/>
+                        </a:ln>
+                      </wps:spPr>
+                      <wps:txbx>
+                        <w:txbxContent>
+                          <w:p>
+                            <w:pPr>
+                              <w:pStyle w:val="Descripcin"/>
+                              <w:rPr>
+                                <w:noProof/>
+                                <w:color w:val="EE0000"/>
+                                <w:sz w:val="22"/>
+                                <w:szCs w:val="22"/>
+                                <w:u w:val="single"/>
+                              </w:rPr>
+                            </w:pPr>
+                            <w:r>
+                              <w:t>Figura 9. Paleta colores</w:t>
+                            </w:r>
+                          </w:p>
+                        </w:txbxContent>
+                      </wps:txbx>
+                      <wps:bodyPr rot="0" spcFirstLastPara="0" vertOverflow="overflow" horzOverflow="overflow" vert="horz" wrap="square" lIns="0" tIns="0" rIns="0" bIns="0" numCol="1" spcCol="0" rtlCol="0" fromWordArt="0" anchor="t" anchorCtr="0" forceAA="0" compatLnSpc="1">
+                        <a:prstTxWarp prst="textNoShape">
+                          <a:avLst/>
+                        </a:prstTxWarp>
+                        <a:noAutofit/>
+                      </wps:bodyPr>
+                    </wps:wsp>
+                  </a:graphicData>
+                </a:graphic>
+                <wp14:sizeRelH relativeFrom="margin">
+                  <wp14:pctWidth>0</wp14:pctWidth>
+                </wp14:sizeRelH>
+                <wp14:sizeRelV relativeFrom="margin">
+                  <wp14:pctHeight>0</wp14:pctHeight>
+                </wp14:sizeRelV>
+              </wp:anchor>
+            </w:drawing>
+          </mc:Choice>
+          <mc:Fallback>
+            <w:pict>
+              <v:shape w14:anchorId="415FCCAF" id="_x0000_s1032" type="#_x0000_t202" style="position:absolute;margin-left:423.45pt;margin-top:4.15pt;width:101.2pt;height:22.7pt;z-index:251661316;visibility:visible;mso-wrap-style:square;mso-width-percent:0;mso-height-percent:0;mso-wrap-distance-left:9pt;mso-wrap-distance-top:0;mso-wrap-distance-right:9pt;mso-wrap-distance-bottom:0;mso-position-horizontal:absolute;mso-position-horizontal-relative:text;mso-position-vertical:absolute;mso-position-vertical-relative:text;mso-width-percent:0;mso-height-percent:0;mso-width-relative:margin;mso-height-relative:margin;v-text-anchor:top" o:gfxdata="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" stroked="f">
+                <v:textbox inset="0,0,0,0">
+                  <w:txbxContent>
+                    <w:p>
+                      <w:pPr>
+                        <w:pStyle w:val="Descripcin"/>
+                        <w:rPr>
+                          <w:noProof/>
+                          <w:color w:val="EE0000"/>
+                          <w:sz w:val="22"/>
+                          <w:szCs w:val="22"/>
+                          <w:u w:val="single"/>
+                        </w:rPr>
+                      </w:pPr>
+                      <w:r>
+                        <w:t>Figura 9. Paleta colores</w:t>
+                      </w:r>
+                    </w:p>
+                  </w:txbxContent>
+                </v:textbox>
+                <w10:wrap type="square"/>
+              </v:shape>
+            </w:pict>
+          </mc:Fallback>
+        </mc:AlternateContent>
+      </w:r>
+    </w:p>
+    <w:p>
+      <w:pPr>
+        <w:pStyle w:val="Ttulo3"/>
+      </w:pPr>
+      <w:bookmarkStart w:id="104" w:name="_Toc227856018"/>
+      <w:r>
+        <w:t xml:space="preserve">10.1.2. </w:t>
+      </w:r>
+      <w:r>
+        <w:t>Tipografía</w:t>
+      </w:r>
+      <w:bookmarkEnd w:id="104"/>
+    </w:p>
+    <w:p>
+      <w:r>
+        <w:t xml:space="preserve">La fuente principal de la aplicación es Arial, </w:t>
+      </w:r>
+      <w:proofErr w:type="spellStart"/>
+      <w:r>
+        <w:t>sans-serif</w:t>
+      </w:r>
+      <w:proofErr w:type="spellEnd"/>
+      <w:r>
+        <w:t>, disponible en todos los sistemas operativos sin necesidad de instalación adicional. Se utilizan tres tamaños principales:</w:t>
+      </w:r>
+    </w:p>
+    <w:p>
+      <w:r>
+        <w:t>• Títulos de panel: 18px, negrit</w:t>
+      </w:r>
+      <w:r>
+        <w:t>a</w:t>
+      </w:r>
+    </w:p>
+    <w:p>
+      <w:r>
+        <w:t>• Texto de botones de menú: 13px</w:t>
+      </w:r>
+    </w:p>
+    <w:p>
+      <w:r>
+        <w:t>• Texto general de formularios y tablas: 12px, color por defecto del sistema</w:t>
+      </w:r>
+    </w:p>
     <w:p/>
     <w:p>
       <w:pPr>
-        <w:rPr>
-          <w:b/>
-          <w:bCs/>
-        </w:rPr>
-      </w:pPr>
-      <w:r>
-        <w:rPr>
-          <w:b/>
-          <w:bCs/>
-        </w:rPr>
-        <w:t>Tipografía</w:t>
-      </w:r>
-    </w:p>
-    <w:p>
-      <w:r>
-        <w:t xml:space="preserve">La fuente principal de la aplicación es Arial, </w:t>
-      </w:r>
-      <w:proofErr w:type="spellStart"/>
-      <w:r>
-        <w:t>sans-serif</w:t>
-      </w:r>
-      <w:proofErr w:type="spellEnd"/>
-      <w:r>
-        <w:t>, disponible en todos los sistemas operativos sin necesidad de instalación adicional. Se utilizan tres tamaños principales:</w:t>
-      </w:r>
-    </w:p>
-    <w:p>
-      <w:r>
-        <w:t>• Títulos de panel: 18px, negrit</w:t>
-      </w:r>
-      <w:r>
-        <w:t>a</w:t>
-      </w:r>
-    </w:p>
-    <w:p>
-      <w:r>
-        <w:t>• Texto de botones de menú: 13px</w:t>
-      </w:r>
-    </w:p>
-    <w:p>
-      <w:r>
-        <w:t>• Texto general de formularios y tablas: 12px, color por defecto del sistema</w:t>
-      </w:r>
-    </w:p>
-    <w:p/>
-    <w:p>
-      <w:pPr>
-        <w:rPr>
-          <w:b/>
-          <w:bCs/>
-        </w:rPr>
-      </w:pPr>
-      <w:r>
-        <w:rPr>
-          <w:b/>
-          <w:bCs/>
-        </w:rPr>
+        <w:pStyle w:val="Ttulo3"/>
+      </w:pPr>
+      <w:bookmarkStart w:id="105" w:name="_Toc227856019"/>
+      <w:r>
+        <w:t xml:space="preserve">10.1.3. </w:t>
+      </w:r>
+      <w:r>
         <w:t>Clases CSS definidas</w:t>
       </w:r>
+      <w:bookmarkEnd w:id="105"/>
     </w:p>
     <w:p>
       <w:r>
@@ -12313,13 +12828,8 @@
             <w:pPr>
               <w:spacing w:after="160" w:line="259" w:lineRule="auto"/>
             </w:pPr>
-            <w:proofErr w:type="gramStart"/>
-            <w:r>
-              <w:t>.fondo</w:t>
-            </w:r>
-            <w:proofErr w:type="gramEnd"/>
-            <w:r>
-              <w:t>-principal</w:t>
+            <w:r>
+              <w:t>.fondo-principal</w:t>
             </w:r>
           </w:p>
         </w:tc>
@@ -12350,13 +12860,8 @@
             <w:pPr>
               <w:spacing w:after="160" w:line="259" w:lineRule="auto"/>
             </w:pPr>
-            <w:proofErr w:type="gramStart"/>
-            <w:r>
-              <w:t>.fondo</w:t>
-            </w:r>
-            <w:proofErr w:type="gramEnd"/>
-            <w:r>
-              <w:t>-</w:t>
+            <w:r>
+              <w:t>.fondo-</w:t>
             </w:r>
             <w:proofErr w:type="spellStart"/>
             <w:r>
@@ -12395,7 +12900,6 @@
             <w:pPr>
               <w:spacing w:after="160" w:line="259" w:lineRule="auto"/>
             </w:pPr>
-            <w:proofErr w:type="gramStart"/>
             <w:r>
               <w:t>.</w:t>
             </w:r>
@@ -12404,7 +12908,6 @@
               <w:t>btn</w:t>
             </w:r>
             <w:proofErr w:type="spellEnd"/>
-            <w:proofErr w:type="gramEnd"/>
             <w:r>
               <w:t>-primario</w:t>
             </w:r>
@@ -12437,24 +12940,14 @@
             <w:pPr>
               <w:spacing w:after="160" w:line="259" w:lineRule="auto"/>
             </w:pPr>
-            <w:proofErr w:type="gramStart"/>
             <w:r>
               <w:t>.</w:t>
             </w:r>
             <w:proofErr w:type="spellStart"/>
             <w:r>
-              <w:t>btn</w:t>
-            </w:r>
-            <w:proofErr w:type="gramEnd"/>
-            <w:r>
-              <w:t>-</w:t>
-            </w:r>
-            <w:proofErr w:type="gramStart"/>
-            <w:r>
-              <w:t>primario:hover</w:t>
+              <w:t>btn-primario:hover</w:t>
             </w:r>
             <w:proofErr w:type="spellEnd"/>
-            <w:proofErr w:type="gramEnd"/>
           </w:p>
         </w:tc>
         <w:tc>
@@ -12495,7 +12988,6 @@
             <w:pPr>
               <w:spacing w:after="160" w:line="259" w:lineRule="auto"/>
             </w:pPr>
-            <w:proofErr w:type="gramStart"/>
             <w:r>
               <w:t>.</w:t>
             </w:r>
@@ -12504,7 +12996,6 @@
               <w:t>btn</w:t>
             </w:r>
             <w:proofErr w:type="spellEnd"/>
-            <w:proofErr w:type="gramEnd"/>
             <w:r>
               <w:t>-peligro</w:t>
             </w:r>
@@ -12537,24 +13028,14 @@
             <w:pPr>
               <w:spacing w:after="160" w:line="259" w:lineRule="auto"/>
             </w:pPr>
-            <w:proofErr w:type="gramStart"/>
             <w:r>
               <w:t>.</w:t>
             </w:r>
             <w:proofErr w:type="spellStart"/>
             <w:r>
-              <w:t>btn</w:t>
-            </w:r>
-            <w:proofErr w:type="gramEnd"/>
-            <w:r>
-              <w:t>-</w:t>
-            </w:r>
-            <w:proofErr w:type="gramStart"/>
-            <w:r>
-              <w:t>peligro:hover</w:t>
+              <w:t>btn-peligro:hover</w:t>
             </w:r>
             <w:proofErr w:type="spellEnd"/>
-            <w:proofErr w:type="gramEnd"/>
           </w:p>
         </w:tc>
         <w:tc>
@@ -12595,13 +13076,8 @@
             <w:pPr>
               <w:spacing w:after="160" w:line="259" w:lineRule="auto"/>
             </w:pPr>
-            <w:proofErr w:type="gramStart"/>
-            <w:r>
-              <w:t>.titulo</w:t>
-            </w:r>
-            <w:proofErr w:type="gramEnd"/>
-            <w:r>
-              <w:t>-panel</w:t>
+            <w:r>
+              <w:t>.titulo-panel</w:t>
             </w:r>
           </w:p>
         </w:tc>
@@ -12632,17 +13108,12 @@
             <w:pPr>
               <w:spacing w:after="160" w:line="259" w:lineRule="auto"/>
             </w:pPr>
-            <w:proofErr w:type="gramStart"/>
             <w:r>
               <w:t>.</w:t>
             </w:r>
             <w:proofErr w:type="spellStart"/>
             <w:r>
-              <w:t>label</w:t>
-            </w:r>
-            <w:proofErr w:type="gramEnd"/>
-            <w:r>
-              <w:t>-menu</w:t>
+              <w:t>label-menu</w:t>
             </w:r>
             <w:proofErr w:type="spellEnd"/>
           </w:p>
@@ -12677,17 +13148,12 @@
             <w:pPr>
               <w:spacing w:after="160" w:line="259" w:lineRule="auto"/>
             </w:pPr>
-            <w:proofErr w:type="gramStart"/>
             <w:r>
               <w:t>.</w:t>
             </w:r>
             <w:proofErr w:type="spellStart"/>
             <w:r>
-              <w:t>btn</w:t>
-            </w:r>
-            <w:proofErr w:type="gramEnd"/>
-            <w:r>
-              <w:t>-menu</w:t>
+              <w:t>btn-menu</w:t>
             </w:r>
             <w:proofErr w:type="spellEnd"/>
           </w:p>
@@ -12719,24 +13185,14 @@
             <w:pPr>
               <w:spacing w:after="160" w:line="259" w:lineRule="auto"/>
             </w:pPr>
-            <w:proofErr w:type="gramStart"/>
             <w:r>
               <w:t>.</w:t>
             </w:r>
             <w:proofErr w:type="spellStart"/>
             <w:r>
-              <w:t>btn</w:t>
-            </w:r>
-            <w:proofErr w:type="gramEnd"/>
-            <w:r>
-              <w:t>-</w:t>
-            </w:r>
-            <w:proofErr w:type="gramStart"/>
-            <w:r>
-              <w:t>menu:hover</w:t>
+              <w:t>btn-menu:hover</w:t>
             </w:r>
             <w:proofErr w:type="spellEnd"/>
-            <w:proofErr w:type="gramEnd"/>
           </w:p>
         </w:tc>
         <w:tc>
@@ -12764,6 +13220,445 @@
         </w:tc>
       </w:tr>
     </w:tbl>
+    <w:p/>
+    <w:p>
+      <w:pPr>
+        <w:pStyle w:val="Ttulo3"/>
+      </w:pPr>
+      <w:bookmarkStart w:id="106" w:name="_Toc227856020"/>
+      <w:r>
+        <w:t>10.1.4. IMÁGENES E ICONOS</w:t>
+      </w:r>
+      <w:bookmarkEnd w:id="106"/>
+    </w:p>
+    <w:p>
+      <w:pPr>
+        <w:keepNext/>
+        <w:jc w:val="center"/>
+      </w:pPr>
+      <w:r>
+        <w:rPr>
+          <w:noProof/>
+        </w:rPr>
+        <w:drawing>
+          <wp:inline distT="0" distB="0" distL="0" distR="0" wp14:anchorId="075E3C6F" wp14:editId="0F24AAC5">
+            <wp:extent cx="2368550" cy="2368550"/>
+            <wp:effectExtent l="0" t="0" r="0" b="0"/>
+            <wp:docPr id="2039016050" name="Imagen 7" descr="Imagen que contiene Icono&#10;&#10;El contenido generado por IA puede ser incorrecto."/>
+            <wp:cNvGraphicFramePr>
+              <a:graphicFrameLocks xmlns:a="http://schemas.openxmlformats.org/drawingml/2006/main" noChangeAspect="1"/>
+            </wp:cNvGraphicFramePr>
+            <a:graphic xmlns:a="http://schemas.openxmlformats.org/drawingml/2006/main">
+              <a:graphicData uri="http://schemas.openxmlformats.org/drawingml/2006/picture">
+                <pic:pic xmlns:pic="http://schemas.openxmlformats.org/drawingml/2006/picture">
+                  <pic:nvPicPr>
+                    <pic:cNvPr id="2039016050" name="Imagen 7" descr="Imagen que contiene Icono&#10;&#10;El contenido generado por IA puede ser incorrecto."/>
+                    <pic:cNvPicPr/>
+                  </pic:nvPicPr>
+                  <pic:blipFill>
+                    <a:blip r:embed="rId26" cstate="print">
+                      <a:extLst>
+                        <a:ext uri="{28A0092B-C50C-407E-A947-70E740481C1C}">
+                          <a14:useLocalDpi xmlns:a14="http://schemas.microsoft.com/office/drawing/2010/main" val="0"/>
+                        </a:ext>
+                      </a:extLst>
+                    </a:blip>
+                    <a:stretch>
+                      <a:fillRect/>
+                    </a:stretch>
+                  </pic:blipFill>
+                  <pic:spPr>
+                    <a:xfrm>
+                      <a:off x="0" y="0"/>
+                      <a:ext cx="2386074" cy="2386074"/>
+                    </a:xfrm>
+                    <a:prstGeom prst="rect">
+                      <a:avLst/>
+                    </a:prstGeom>
+                  </pic:spPr>
+                </pic:pic>
+              </a:graphicData>
+            </a:graphic>
+          </wp:inline>
+        </w:drawing>
+      </w:r>
+    </w:p>
+    <w:p>
+      <w:pPr>
+        <w:pStyle w:val="Descripcin"/>
+        <w:ind w:left="708" w:hanging="708"/>
+        <w:jc w:val="center"/>
+      </w:pPr>
+      <w:r>
+        <w:t>Figura 10.</w:t>
+      </w:r>
+      <w:r>
+        <w:t xml:space="preserve"> </w:t>
+      </w:r>
+      <w:r>
+        <w:t>Logo</w:t>
+      </w:r>
+      <w:r>
+        <w:t xml:space="preserve"> </w:t>
+      </w:r>
+      <w:r>
+        <w:t>provisional</w:t>
+      </w:r>
+    </w:p>
+    <w:p/>
+    <w:p>
+      <w:pPr>
+        <w:keepNext/>
+        <w:jc w:val="center"/>
+      </w:pPr>
+      <w:r>
+        <w:rPr>
+          <w:noProof/>
+        </w:rPr>
+        <w:lastRenderedPageBreak/>
+        <w:drawing>
+          <wp:inline distT="0" distB="0" distL="0" distR="0" wp14:anchorId="39FF7544" wp14:editId="16C9AD15">
+            <wp:extent cx="3479800" cy="1479129"/>
+            <wp:effectExtent l="533400" t="457200" r="806450" b="807085"/>
+            <wp:docPr id="1579107418" name="Imagen 7"/>
+            <wp:cNvGraphicFramePr>
+              <a:graphicFrameLocks xmlns:a="http://schemas.openxmlformats.org/drawingml/2006/main" noChangeAspect="1"/>
+            </wp:cNvGraphicFramePr>
+            <a:graphic xmlns:a="http://schemas.openxmlformats.org/drawingml/2006/main">
+              <a:graphicData uri="http://schemas.openxmlformats.org/drawingml/2006/picture">
+                <pic:pic xmlns:pic="http://schemas.openxmlformats.org/drawingml/2006/picture">
+                  <pic:nvPicPr>
+                    <pic:cNvPr id="0" name="Picture 6"/>
+                    <pic:cNvPicPr>
+                      <a:picLocks noChangeAspect="1" noChangeArrowheads="1"/>
+                    </pic:cNvPicPr>
+                  </pic:nvPicPr>
+                  <pic:blipFill>
+                    <a:blip r:embed="rId27">
+                      <a:extLst>
+                        <a:ext uri="{28A0092B-C50C-407E-A947-70E740481C1C}">
+                          <a14:useLocalDpi xmlns:a14="http://schemas.microsoft.com/office/drawing/2010/main" val="0"/>
+                        </a:ext>
+                      </a:extLst>
+                    </a:blip>
+                    <a:srcRect/>
+                    <a:stretch>
+                      <a:fillRect/>
+                    </a:stretch>
+                  </pic:blipFill>
+                  <pic:spPr bwMode="auto">
+                    <a:xfrm>
+                      <a:off x="0" y="0"/>
+                      <a:ext cx="3493548" cy="1484973"/>
+                    </a:xfrm>
+                    <a:prstGeom prst="rect">
+                      <a:avLst/>
+                    </a:prstGeom>
+                    <a:solidFill>
+                      <a:srgbClr val="000000">
+                        <a:shade val="95000"/>
+                      </a:srgbClr>
+                    </a:solidFill>
+                    <a:ln w="444500" cap="sq">
+                      <a:solidFill>
+                        <a:srgbClr val="000000"/>
+                      </a:solidFill>
+                      <a:miter lim="800000"/>
+                    </a:ln>
+                    <a:effectLst>
+                      <a:outerShdw blurRad="254000" dist="190500" dir="2700000" sy="90000" algn="bl" rotWithShape="0">
+                        <a:srgbClr val="000000">
+                          <a:alpha val="40000"/>
+                        </a:srgbClr>
+                      </a:outerShdw>
+                    </a:effectLst>
+                  </pic:spPr>
+                </pic:pic>
+              </a:graphicData>
+            </a:graphic>
+          </wp:inline>
+        </w:drawing>
+      </w:r>
+    </w:p>
+    <w:p>
+      <w:pPr>
+        <w:pStyle w:val="Descripcin"/>
+        <w:jc w:val="center"/>
+      </w:pPr>
+      <w:r>
+        <w:t>Figura 11. Logo Centro educativo</w:t>
+      </w:r>
+    </w:p>
+    <w:p/>
+    <w:tbl>
+      <w:tblPr>
+        <w:tblStyle w:val="Tablaconcuadrcula1clara-nfasis1"/>
+        <w:tblW w:w="0" w:type="auto"/>
+        <w:tblLook w:val="04A0" w:firstRow="1" w:lastRow="0" w:firstColumn="1" w:lastColumn="0" w:noHBand="0" w:noVBand="1"/>
+      </w:tblPr>
+      <w:tblGrid>
+        <w:gridCol w:w="4814"/>
+        <w:gridCol w:w="4814"/>
+      </w:tblGrid>
+      <w:tr>
+        <w:trPr>
+          <w:cnfStyle w:val="100000000000" w:firstRow="1" w:lastRow="0" w:firstColumn="0" w:lastColumn="0" w:oddVBand="0" w:evenVBand="0" w:oddHBand="0" w:evenHBand="0" w:firstRowFirstColumn="0" w:firstRowLastColumn="0" w:lastRowFirstColumn="0" w:lastRowLastColumn="0"/>
+        </w:trPr>
+        <w:tc>
+          <w:tcPr>
+            <w:cnfStyle w:val="001000000000" w:firstRow="0" w:lastRow="0" w:firstColumn="1" w:lastColumn="0" w:oddVBand="0" w:evenVBand="0" w:oddHBand="0" w:evenHBand="0" w:firstRowFirstColumn="0" w:firstRowLastColumn="0" w:lastRowFirstColumn="0" w:lastRowLastColumn="0"/>
+            <w:tcW w:w="4814" w:type="dxa"/>
+          </w:tcPr>
+          <w:p>
+            <w:pPr>
+              <w:jc w:val="center"/>
+            </w:pPr>
+            <w:r>
+              <w:t>ICONO</w:t>
+            </w:r>
+          </w:p>
+        </w:tc>
+        <w:tc>
+          <w:tcPr>
+            <w:tcW w:w="4814" w:type="dxa"/>
+          </w:tcPr>
+          <w:p>
+            <w:pPr>
+              <w:jc w:val="center"/>
+              <w:cnfStyle w:val="100000000000" w:firstRow="1" w:lastRow="0" w:firstColumn="0" w:lastColumn="0" w:oddVBand="0" w:evenVBand="0" w:oddHBand="0" w:evenHBand="0" w:firstRowFirstColumn="0" w:firstRowLastColumn="0" w:lastRowFirstColumn="0" w:lastRowLastColumn="0"/>
+            </w:pPr>
+            <w:r>
+              <w:t>UTILIDAD</w:t>
+            </w:r>
+          </w:p>
+        </w:tc>
+      </w:tr>
+      <w:tr>
+        <w:tc>
+          <w:tcPr>
+            <w:cnfStyle w:val="001000000000" w:firstRow="0" w:lastRow="0" w:firstColumn="1" w:lastColumn="0" w:oddVBand="0" w:evenVBand="0" w:oddHBand="0" w:evenHBand="0" w:firstRowFirstColumn="0" w:firstRowLastColumn="0" w:lastRowFirstColumn="0" w:lastRowLastColumn="0"/>
+            <w:tcW w:w="4814" w:type="dxa"/>
+          </w:tcPr>
+          <w:p>
+            <w:pPr>
+              <w:keepNext/>
+              <w:jc w:val="center"/>
+              <w:rPr>
+                <w:b w:val="0"/>
+                <w:bCs w:val="0"/>
+              </w:rPr>
+            </w:pPr>
+            <w:r>
+              <w:rPr>
+                <w:b w:val="0"/>
+                <w:bCs w:val="0"/>
+                <w:noProof/>
+              </w:rPr>
+              <w:drawing>
+                <wp:inline distT="0" distB="0" distL="0" distR="0" wp14:anchorId="7ADF2637" wp14:editId="093A72BE">
+                  <wp:extent cx="565150" cy="565150"/>
+                  <wp:effectExtent l="0" t="0" r="6350" b="6350"/>
+                  <wp:docPr id="601757383" name="Imagen 8"/>
+                  <wp:cNvGraphicFramePr>
+                    <a:graphicFrameLocks xmlns:a="http://schemas.openxmlformats.org/drawingml/2006/main" noChangeAspect="1"/>
+                  </wp:cNvGraphicFramePr>
+                  <a:graphic xmlns:a="http://schemas.openxmlformats.org/drawingml/2006/main">
+                    <a:graphicData uri="http://schemas.openxmlformats.org/drawingml/2006/picture">
+                      <pic:pic xmlns:pic="http://schemas.openxmlformats.org/drawingml/2006/picture">
+                        <pic:nvPicPr>
+                          <pic:cNvPr id="0" name="Picture 7"/>
+                          <pic:cNvPicPr>
+                            <a:picLocks noChangeAspect="1" noChangeArrowheads="1"/>
+                          </pic:cNvPicPr>
+                        </pic:nvPicPr>
+                        <pic:blipFill>
+                          <a:blip r:embed="rId28" cstate="print">
+                            <a:extLst>
+                              <a:ext uri="{28A0092B-C50C-407E-A947-70E740481C1C}">
+                                <a14:useLocalDpi xmlns:a14="http://schemas.microsoft.com/office/drawing/2010/main" val="0"/>
+                              </a:ext>
+                            </a:extLst>
+                          </a:blip>
+                          <a:srcRect/>
+                          <a:stretch>
+                            <a:fillRect/>
+                          </a:stretch>
+                        </pic:blipFill>
+                        <pic:spPr bwMode="auto">
+                          <a:xfrm>
+                            <a:off x="0" y="0"/>
+                            <a:ext cx="565150" cy="565150"/>
+                          </a:xfrm>
+                          <a:prstGeom prst="rect">
+                            <a:avLst/>
+                          </a:prstGeom>
+                          <a:noFill/>
+                          <a:ln>
+                            <a:noFill/>
+                          </a:ln>
+                        </pic:spPr>
+                      </pic:pic>
+                    </a:graphicData>
+                  </a:graphic>
+                </wp:inline>
+              </w:drawing>
+            </w:r>
+          </w:p>
+          <w:p>
+            <w:pPr>
+              <w:pStyle w:val="Descripcin"/>
+              <w:jc w:val="center"/>
+              <w:rPr>
+                <w:b w:val="0"/>
+                <w:bCs w:val="0"/>
+              </w:rPr>
+            </w:pPr>
+            <w:r>
+              <w:t>Icono 1.</w:t>
+            </w:r>
+          </w:p>
+          <w:p>
+            <w:pPr>
+              <w:pStyle w:val="Descripcin"/>
+              <w:jc w:val="center"/>
+              <w:rPr>
+                <w:b w:val="0"/>
+                <w:bCs w:val="0"/>
+              </w:rPr>
+            </w:pPr>
+          </w:p>
+        </w:tc>
+        <w:tc>
+          <w:tcPr>
+            <w:tcW w:w="4814" w:type="dxa"/>
+          </w:tcPr>
+          <w:p>
+            <w:pPr>
+              <w:jc w:val="center"/>
+              <w:cnfStyle w:val="000000000000" w:firstRow="0" w:lastRow="0" w:firstColumn="0" w:lastColumn="0" w:oddVBand="0" w:evenVBand="0" w:oddHBand="0" w:evenHBand="0" w:firstRowFirstColumn="0" w:firstRowLastColumn="0" w:lastRowFirstColumn="0" w:lastRowLastColumn="0"/>
+            </w:pPr>
+            <w:r>
+              <w:t>Icono para foto de usuario. Se muestra por defecto cuando el usuario no tiene una foto asignada.</w:t>
+            </w:r>
+          </w:p>
+        </w:tc>
+      </w:tr>
+      <w:tr>
+        <w:tc>
+          <w:tcPr>
+            <w:cnfStyle w:val="001000000000" w:firstRow="0" w:lastRow="0" w:firstColumn="1" w:lastColumn="0" w:oddVBand="0" w:evenVBand="0" w:oddHBand="0" w:evenHBand="0" w:firstRowFirstColumn="0" w:firstRowLastColumn="0" w:lastRowFirstColumn="0" w:lastRowLastColumn="0"/>
+            <w:tcW w:w="4814" w:type="dxa"/>
+          </w:tcPr>
+          <w:p>
+            <w:pPr>
+              <w:keepNext/>
+              <w:jc w:val="center"/>
+              <w:rPr>
+                <w:b w:val="0"/>
+                <w:bCs w:val="0"/>
+              </w:rPr>
+            </w:pPr>
+            <w:r>
+              <w:rPr>
+                <w:b w:val="0"/>
+                <w:bCs w:val="0"/>
+                <w:noProof/>
+              </w:rPr>
+              <w:drawing>
+                <wp:inline distT="0" distB="0" distL="0" distR="0" wp14:anchorId="782E52B2" wp14:editId="22253A4D">
+                  <wp:extent cx="628650" cy="628650"/>
+                  <wp:effectExtent l="0" t="0" r="0" b="0"/>
+                  <wp:docPr id="271971043" name="Imagen 9"/>
+                  <wp:cNvGraphicFramePr>
+                    <a:graphicFrameLocks xmlns:a="http://schemas.openxmlformats.org/drawingml/2006/main" noChangeAspect="1"/>
+                  </wp:cNvGraphicFramePr>
+                  <a:graphic xmlns:a="http://schemas.openxmlformats.org/drawingml/2006/main">
+                    <a:graphicData uri="http://schemas.openxmlformats.org/drawingml/2006/picture">
+                      <pic:pic xmlns:pic="http://schemas.openxmlformats.org/drawingml/2006/picture">
+                        <pic:nvPicPr>
+                          <pic:cNvPr id="0" name="Picture 8"/>
+                          <pic:cNvPicPr>
+                            <a:picLocks noChangeAspect="1" noChangeArrowheads="1"/>
+                          </pic:cNvPicPr>
+                        </pic:nvPicPr>
+                        <pic:blipFill>
+                          <a:blip r:embed="rId29" cstate="print">
+                            <a:extLst>
+                              <a:ext uri="{28A0092B-C50C-407E-A947-70E740481C1C}">
+                                <a14:useLocalDpi xmlns:a14="http://schemas.microsoft.com/office/drawing/2010/main" val="0"/>
+                              </a:ext>
+                            </a:extLst>
+                          </a:blip>
+                          <a:srcRect/>
+                          <a:stretch>
+                            <a:fillRect/>
+                          </a:stretch>
+                        </pic:blipFill>
+                        <pic:spPr bwMode="auto">
+                          <a:xfrm>
+                            <a:off x="0" y="0"/>
+                            <a:ext cx="628650" cy="628650"/>
+                          </a:xfrm>
+                          <a:prstGeom prst="rect">
+                            <a:avLst/>
+                          </a:prstGeom>
+                          <a:noFill/>
+                          <a:ln>
+                            <a:noFill/>
+                          </a:ln>
+                        </pic:spPr>
+                      </pic:pic>
+                    </a:graphicData>
+                  </a:graphic>
+                </wp:inline>
+              </w:drawing>
+            </w:r>
+          </w:p>
+          <w:p>
+            <w:pPr>
+              <w:pStyle w:val="Descripcin"/>
+              <w:jc w:val="center"/>
+              <w:rPr>
+                <w:b w:val="0"/>
+                <w:bCs w:val="0"/>
+              </w:rPr>
+            </w:pPr>
+            <w:r>
+              <w:t>Icono 2.</w:t>
+            </w:r>
+          </w:p>
+          <w:p>
+            <w:pPr>
+              <w:pStyle w:val="Descripcin"/>
+              <w:jc w:val="center"/>
+              <w:rPr>
+                <w:b w:val="0"/>
+                <w:bCs w:val="0"/>
+              </w:rPr>
+            </w:pPr>
+          </w:p>
+        </w:tc>
+        <w:tc>
+          <w:tcPr>
+            <w:tcW w:w="4814" w:type="dxa"/>
+          </w:tcPr>
+          <w:p>
+            <w:pPr>
+              <w:jc w:val="center"/>
+              <w:cnfStyle w:val="000000000000" w:firstRow="0" w:lastRow="0" w:firstColumn="0" w:lastColumn="0" w:oddVBand="0" w:evenVBand="0" w:oddHBand="0" w:evenHBand="0" w:firstRowFirstColumn="0" w:firstRowLastColumn="0" w:lastRowFirstColumn="0" w:lastRowLastColumn="0"/>
+            </w:pPr>
+            <w:r>
+              <w:t>Icono para el botón de edición.</w:t>
+            </w:r>
+          </w:p>
+        </w:tc>
+      </w:tr>
+    </w:tbl>
+    <w:p>
+      <w:pPr>
+        <w:jc w:val="center"/>
+      </w:pPr>
+    </w:p>
     <w:p/>
     <w:p/>
     <w:p>
@@ -12779,11 +13674,11 @@
           <w:numId w:val="3"/>
         </w:numPr>
       </w:pPr>
-      <w:bookmarkStart w:id="92" w:name="_Toc221908778"/>
+      <w:bookmarkStart w:id="107" w:name="_Toc227856021"/>
       <w:r>
         <w:t>MANUAL DE USUARIO</w:t>
       </w:r>
-      <w:bookmarkEnd w:id="92"/>
+      <w:bookmarkEnd w:id="107"/>
     </w:p>
     <w:p>
       <w:r>
@@ -12798,11 +13693,11 @@
           <w:numId w:val="2"/>
         </w:numPr>
       </w:pPr>
-      <w:bookmarkStart w:id="93" w:name="_Toc221908779"/>
+      <w:bookmarkStart w:id="108" w:name="_Toc227856022"/>
       <w:r>
         <w:t>WEBGRAFÍA Y FUENTES DE INFORMACIÓN</w:t>
       </w:r>
-      <w:bookmarkEnd w:id="93"/>
+      <w:bookmarkEnd w:id="108"/>
     </w:p>
     <w:p>
       <w:r>
@@ -12817,7 +13712,7 @@
     <w:p/>
     <w:p/>
     <w:sectPr>
-      <w:footerReference w:type="default" r:id="rId27"/>
+      <w:footerReference w:type="default" r:id="rId30"/>
       <w:pgSz w:w="11906" w:h="16838"/>
       <w:pgMar w:top="1134" w:right="1134" w:bottom="1418" w:left="1134" w:header="709" w:footer="709" w:gutter="0"/>
       <w:pgNumType w:start="1"/>
@@ -14287,7 +15182,6 @@
     <w:next w:val="Normal"/>
     <w:link w:val="Ttulo3Car"/>
     <w:uiPriority w:val="9"/>
-    <w:semiHidden/>
     <w:unhideWhenUsed/>
     <w:qFormat/>
     <w:rsid w:val="00BC2D47"/>
@@ -14494,7 +15388,6 @@
     <w:basedOn w:val="Fuentedeprrafopredeter"/>
     <w:link w:val="Ttulo3"/>
     <w:uiPriority w:val="9"/>
-    <w:semiHidden/>
     <w:rsid w:val="00BC2D47"/>
     <w:rPr>
       <w:rFonts w:eastAsiaTheme="majorEastAsia" w:cstheme="majorBidi"/>
@@ -14844,6 +15737,7 @@
     <w:name w:val="caption"/>
     <w:basedOn w:val="Normal"/>
     <w:next w:val="Normal"/>
+    <w:link w:val="DescripcinCar"/>
     <w:uiPriority w:val="35"/>
     <w:unhideWhenUsed/>
     <w:qFormat/>
@@ -15052,6 +15946,126 @@
       <w:color w:val="96607D" w:themeColor="followedHyperlink"/>
       <w:u w:val="single"/>
     </w:rPr>
+  </w:style>
+  <w:style w:type="table" w:styleId="Tablaconcuadrcula1clara-nfasis1">
+    <w:name w:val="Grid Table 1 Light Accent 1"/>
+    <w:basedOn w:val="Tablanormal"/>
+    <w:uiPriority w:val="46"/>
+    <w:rsid w:val="00F938AC"/>
+    <w:pPr>
+      <w:spacing w:after="0" w:line="240" w:lineRule="auto"/>
+    </w:pPr>
+    <w:tblPr>
+      <w:tblStyleRowBandSize w:val="1"/>
+      <w:tblStyleColBandSize w:val="1"/>
+      <w:tblBorders>
+        <w:top w:val="single" w:sz="4" w:space="0" w:color="83CAEB" w:themeColor="accent1" w:themeTint="66"/>
+        <w:left w:val="single" w:sz="4" w:space="0" w:color="83CAEB" w:themeColor="accent1" w:themeTint="66"/>
+        <w:bottom w:val="single" w:sz="4" w:space="0" w:color="83CAEB" w:themeColor="accent1" w:themeTint="66"/>
+        <w:right w:val="single" w:sz="4" w:space="0" w:color="83CAEB" w:themeColor="accent1" w:themeTint="66"/>
+        <w:insideH w:val="single" w:sz="4" w:space="0" w:color="83CAEB" w:themeColor="accent1" w:themeTint="66"/>
+        <w:insideV w:val="single" w:sz="4" w:space="0" w:color="83CAEB" w:themeColor="accent1" w:themeTint="66"/>
+      </w:tblBorders>
+    </w:tblPr>
+    <w:tblStylePr w:type="firstRow">
+      <w:rPr>
+        <w:b/>
+        <w:bCs/>
+      </w:rPr>
+      <w:tblPr/>
+      <w:tcPr>
+        <w:tcBorders>
+          <w:bottom w:val="single" w:sz="12" w:space="0" w:color="45B0E1" w:themeColor="accent1" w:themeTint="99"/>
+        </w:tcBorders>
+      </w:tcPr>
+    </w:tblStylePr>
+    <w:tblStylePr w:type="lastRow">
+      <w:rPr>
+        <w:b/>
+        <w:bCs/>
+      </w:rPr>
+      <w:tblPr/>
+      <w:tcPr>
+        <w:tcBorders>
+          <w:top w:val="double" w:sz="2" w:space="0" w:color="45B0E1" w:themeColor="accent1" w:themeTint="99"/>
+        </w:tcBorders>
+      </w:tcPr>
+    </w:tblStylePr>
+    <w:tblStylePr w:type="firstCol">
+      <w:rPr>
+        <w:b/>
+        <w:bCs/>
+      </w:rPr>
+    </w:tblStylePr>
+    <w:tblStylePr w:type="lastCol">
+      <w:rPr>
+        <w:b/>
+        <w:bCs/>
+      </w:rPr>
+    </w:tblStylePr>
+  </w:style>
+  <w:style w:type="paragraph" w:customStyle="1" w:styleId="Figuras">
+    <w:name w:val="Figuras"/>
+    <w:basedOn w:val="Descripcin"/>
+    <w:link w:val="FigurasCar"/>
+    <w:qFormat/>
+    <w:rsid w:val="00F938AC"/>
+    <w:pPr>
+      <w:jc w:val="center"/>
+    </w:pPr>
+  </w:style>
+  <w:style w:type="character" w:customStyle="1" w:styleId="DescripcinCar">
+    <w:name w:val="Descripción Car"/>
+    <w:basedOn w:val="Fuentedeprrafopredeter"/>
+    <w:link w:val="Descripcin"/>
+    <w:uiPriority w:val="35"/>
+    <w:rsid w:val="00F938AC"/>
+    <w:rPr>
+      <w:i/>
+      <w:iCs/>
+      <w:color w:val="0E2841" w:themeColor="text2"/>
+      <w:sz w:val="18"/>
+      <w:szCs w:val="18"/>
+    </w:rPr>
+  </w:style>
+  <w:style w:type="character" w:customStyle="1" w:styleId="FigurasCar">
+    <w:name w:val="Figuras Car"/>
+    <w:basedOn w:val="DescripcinCar"/>
+    <w:link w:val="Figuras"/>
+    <w:rsid w:val="00F938AC"/>
+    <w:rPr>
+      <w:i/>
+      <w:iCs/>
+      <w:color w:val="0E2841" w:themeColor="text2"/>
+      <w:sz w:val="18"/>
+      <w:szCs w:val="18"/>
+    </w:rPr>
+  </w:style>
+  <w:style w:type="paragraph" w:styleId="TDC1">
+    <w:name w:val="toc 1"/>
+    <w:basedOn w:val="Normal"/>
+    <w:next w:val="Normal"/>
+    <w:autoRedefine/>
+    <w:uiPriority w:val="39"/>
+    <w:semiHidden/>
+    <w:unhideWhenUsed/>
+    <w:rsid w:val="00BF3316"/>
+    <w:pPr>
+      <w:spacing w:after="100"/>
+    </w:pPr>
+  </w:style>
+  <w:style w:type="paragraph" w:styleId="TDC3">
+    <w:name w:val="toc 3"/>
+    <w:basedOn w:val="Normal"/>
+    <w:next w:val="Normal"/>
+    <w:autoRedefine/>
+    <w:uiPriority w:val="39"/>
+    <w:unhideWhenUsed/>
+    <w:rsid w:val="00BF3316"/>
+    <w:pPr>
+      <w:spacing w:after="100"/>
+      <w:ind w:left="440"/>
+    </w:pPr>
   </w:style>
 </w:styles>
 </file>
@@ -15372,6 +16386,10 @@
 </file>
 
 <file path=customXml/item1.xml><?xml version="1.0" encoding="utf-8"?>
+<b:Sources xmlns:b="http://schemas.openxmlformats.org/officeDocument/2006/bibliography" xmlns="http://schemas.openxmlformats.org/officeDocument/2006/bibliography" SelectedStyle="\APASixthEditionOfficeOnline.xsl" StyleName="APA" Version="6"/>
+</file>
+
+<file path=customXml/item2.xml><?xml version="1.0" encoding="utf-8"?>
 <?mso-contentType ?>
 <FormTemplates xmlns="http://schemas.microsoft.com/sharepoint/v3/contenttype/forms">
   <Display>DocumentLibraryForm</Display>
@@ -15380,19 +16398,7 @@
 </FormTemplates>
 </file>
 
-<file path=customXml/item2.xml><?xml version="1.0" encoding="utf-8"?>
-<b:Sources xmlns:b="http://schemas.openxmlformats.org/officeDocument/2006/bibliography" xmlns="http://schemas.openxmlformats.org/officeDocument/2006/bibliography" SelectedStyle="\APASixthEditionOfficeOnline.xsl" StyleName="APA" Version="6"/>
-</file>
-
 <file path=customXml/item3.xml><?xml version="1.0" encoding="utf-8"?>
-<p:properties xmlns:p="http://schemas.microsoft.com/office/2006/metadata/properties" xmlns:xsi="http://www.w3.org/2001/XMLSchema-instance" xmlns:pc="http://schemas.microsoft.com/office/infopath/2007/PartnerControls">
-  <documentManagement>
-    <_activity xmlns="d07641f9-f1a5-43c1-ac16-fa53e6c318bc" xsi:nil="true"/>
-  </documentManagement>
-</p:properties>
-</file>
-
-<file path=customXml/item4.xml><?xml version="1.0" encoding="utf-8"?>
 <ct:contentTypeSchema xmlns:ct="http://schemas.microsoft.com/office/2006/metadata/contentType" xmlns:ma="http://schemas.microsoft.com/office/2006/metadata/properties/metaAttributes" ct:_="" ma:_="" ma:contentTypeName="Documento" ma:contentTypeID="0x010100089FBA7B0FAFA84E9F1E615D3FC0A129" ma:contentTypeVersion="11" ma:contentTypeDescription="Crear nuevo documento." ma:contentTypeScope="" ma:versionID="fa55cfaacbcd603bd53d850e3b8176f7">
   <xsd:schema xmlns:xsd="http://www.w3.org/2001/XMLSchema" xmlns:xs="http://www.w3.org/2001/XMLSchema" xmlns:p="http://schemas.microsoft.com/office/2006/metadata/properties" xmlns:ns3="d07641f9-f1a5-43c1-ac16-fa53e6c318bc" targetNamespace="http://schemas.microsoft.com/office/2006/metadata/properties" ma:root="true" ma:fieldsID="78f989df160fe6a5ee2e0e0b0bfde0e3" ns3:_="">
     <xsd:import namespace="d07641f9-f1a5-43c1-ac16-fa53e6c318bc"/>
@@ -15580,7 +16586,23 @@
 </ct:contentTypeSchema>
 </file>
 
+<file path=customXml/item4.xml><?xml version="1.0" encoding="utf-8"?>
+<p:properties xmlns:p="http://schemas.microsoft.com/office/2006/metadata/properties" xmlns:xsi="http://www.w3.org/2001/XMLSchema-instance" xmlns:pc="http://schemas.microsoft.com/office/infopath/2007/PartnerControls">
+  <documentManagement>
+    <_activity xmlns="d07641f9-f1a5-43c1-ac16-fa53e6c318bc" xsi:nil="true"/>
+  </documentManagement>
+</p:properties>
+</file>
+
 <file path=customXml/itemProps1.xml><?xml version="1.0" encoding="utf-8"?>
+<ds:datastoreItem xmlns:ds="http://schemas.openxmlformats.org/officeDocument/2006/customXml" ds:itemID="{453714F8-FBC3-4DCC-8DCB-89BB58DCF76F}">
+  <ds:schemaRefs>
+    <ds:schemaRef ds:uri="http://schemas.openxmlformats.org/officeDocument/2006/bibliography"/>
+  </ds:schemaRefs>
+</ds:datastoreItem>
+</file>
+
+<file path=customXml/itemProps2.xml><?xml version="1.0" encoding="utf-8"?>
 <ds:datastoreItem xmlns:ds="http://schemas.openxmlformats.org/officeDocument/2006/customXml" ds:itemID="{480B8420-1B48-4D23-8D6E-64373AC5070B}">
   <ds:schemaRefs>
     <ds:schemaRef ds:uri="http://schemas.microsoft.com/sharepoint/v3/contenttype/forms"/>
@@ -15588,25 +16610,7 @@
 </ds:datastoreItem>
 </file>
 
-<file path=customXml/itemProps2.xml><?xml version="1.0" encoding="utf-8"?>
-<ds:datastoreItem xmlns:ds="http://schemas.openxmlformats.org/officeDocument/2006/customXml" ds:itemID="{453714F8-FBC3-4DCC-8DCB-89BB58DCF76F}">
-  <ds:schemaRefs>
-    <ds:schemaRef ds:uri="http://schemas.openxmlformats.org/officeDocument/2006/bibliography"/>
-  </ds:schemaRefs>
-</ds:datastoreItem>
-</file>
-
 <file path=customXml/itemProps3.xml><?xml version="1.0" encoding="utf-8"?>
-<ds:datastoreItem xmlns:ds="http://schemas.openxmlformats.org/officeDocument/2006/customXml" ds:itemID="{7F0B1298-25D5-45B9-909D-DD837044A49E}">
-  <ds:schemaRefs>
-    <ds:schemaRef ds:uri="http://schemas.microsoft.com/office/2006/metadata/properties"/>
-    <ds:schemaRef ds:uri="http://schemas.microsoft.com/office/infopath/2007/PartnerControls"/>
-    <ds:schemaRef ds:uri="d07641f9-f1a5-43c1-ac16-fa53e6c318bc"/>
-  </ds:schemaRefs>
-</ds:datastoreItem>
-</file>
-
-<file path=customXml/itemProps4.xml><?xml version="1.0" encoding="utf-8"?>
 <ds:datastoreItem xmlns:ds="http://schemas.openxmlformats.org/officeDocument/2006/customXml" ds:itemID="{B3C09D93-2BDC-4563-9759-9158244E5DE7}">
   <ds:schemaRefs>
     <ds:schemaRef ds:uri="http://schemas.microsoft.com/office/2006/metadata/contentType"/>
@@ -15622,4 +16626,14 @@
     <ds:schemaRef ds:uri="http://schemas.microsoft.com/internal/obd"/>
   </ds:schemaRefs>
 </ds:datastoreItem>
+</file>
+
+<file path=customXml/itemProps4.xml><?xml version="1.0" encoding="utf-8"?>
+<ds:datastoreItem xmlns:ds="http://schemas.openxmlformats.org/officeDocument/2006/customXml" ds:itemID="{7F0B1298-25D5-45B9-909D-DD837044A49E}">
+  <ds:schemaRefs>
+    <ds:schemaRef ds:uri="http://schemas.microsoft.com/office/2006/metadata/properties"/>
+    <ds:schemaRef ds:uri="http://schemas.microsoft.com/office/infopath/2007/PartnerControls"/>
+    <ds:schemaRef ds:uri="d07641f9-f1a5-43c1-ac16-fa53e6c318bc"/>
+  </ds:schemaRefs>
+</ds:datastoreItem>
 </file>
--- a/docs/provisional_DocumentacionProyecto_2VIFC302.docx
+++ b/docs/provisional_DocumentacionProyecto_2VIFC302.docx
@@ -1166,7 +1166,7 @@
           <w:lang w:eastAsia="es-VE"/>
         </w:rPr>
         <w:drawing>
-          <wp:inline distT="0" distB="0" distL="0" distR="0" wp14:anchorId="1183C0B2" wp14:editId="2BD255BA">
+          <wp:inline distT="0" distB="0" distL="0" distR="0" wp14:anchorId="1183C0B2" wp14:editId="03E81970">
             <wp:extent cx="7556500" cy="10599420"/>
             <wp:effectExtent l="0" t="0" r="6350" b="0"/>
             <wp:docPr id="2" name="Imagen 2" descr="D:\servicios forobeta posts\diseño grafico\CLIENTES\Feelmusic - 05.11.18\archivos\11\11.jpg"/>
@@ -1312,7 +1312,7 @@
             </w:rPr>
             <w:fldChar w:fldCharType="separate"/>
           </w:r>
-          <w:hyperlink w:anchor="_Toc227855977" w:history="1">
+          <w:hyperlink w:anchor="_Toc227865315" w:history="1">
             <w:r>
               <w:rPr>
                 <w:rStyle w:val="Hipervnculo"/>
@@ -1339,7 +1339,7 @@
                 <w:noProof/>
                 <w:webHidden/>
               </w:rPr>
-              <w:instrText xml:space="preserve"> PAGEREF _Toc227855977 \h </w:instrText>
+              <w:instrText xml:space="preserve"> PAGEREF _Toc227865315 \h </w:instrText>
             </w:r>
             <w:r>
               <w:rPr>
@@ -1385,7 +1385,7 @@
               <w:lang w:eastAsia="es-ES"/>
             </w:rPr>
           </w:pPr>
-          <w:hyperlink w:anchor="_Toc227855978" w:history="1">
+          <w:hyperlink w:anchor="_Toc227865316" w:history="1">
             <w:r>
               <w:rPr>
                 <w:rStyle w:val="Hipervnculo"/>
@@ -1429,7 +1429,7 @@
                 <w:noProof/>
                 <w:webHidden/>
               </w:rPr>
-              <w:instrText xml:space="preserve"> PAGEREF _Toc227855978 \h </w:instrText>
+              <w:instrText xml:space="preserve"> PAGEREF _Toc227865316 \h </w:instrText>
             </w:r>
             <w:r>
               <w:rPr>
@@ -1475,7 +1475,7 @@
               <w:lang w:eastAsia="es-ES"/>
             </w:rPr>
           </w:pPr>
-          <w:hyperlink w:anchor="_Toc227855979" w:history="1">
+          <w:hyperlink w:anchor="_Toc227865317" w:history="1">
             <w:r>
               <w:rPr>
                 <w:rStyle w:val="Hipervnculo"/>
@@ -1519,7 +1519,7 @@
                 <w:noProof/>
                 <w:webHidden/>
               </w:rPr>
-              <w:instrText xml:space="preserve"> PAGEREF _Toc227855979 \h </w:instrText>
+              <w:instrText xml:space="preserve"> PAGEREF _Toc227865317 \h </w:instrText>
             </w:r>
             <w:r>
               <w:rPr>
@@ -1565,7 +1565,7 @@
               <w:lang w:eastAsia="es-ES"/>
             </w:rPr>
           </w:pPr>
-          <w:hyperlink w:anchor="_Toc227855980" w:history="1">
+          <w:hyperlink w:anchor="_Toc227865318" w:history="1">
             <w:r>
               <w:rPr>
                 <w:rStyle w:val="Hipervnculo"/>
@@ -1609,7 +1609,7 @@
                 <w:noProof/>
                 <w:webHidden/>
               </w:rPr>
-              <w:instrText xml:space="preserve"> PAGEREF _Toc227855980 \h </w:instrText>
+              <w:instrText xml:space="preserve"> PAGEREF _Toc227865318 \h </w:instrText>
             </w:r>
             <w:r>
               <w:rPr>
@@ -1655,7 +1655,7 @@
               <w:lang w:eastAsia="es-ES"/>
             </w:rPr>
           </w:pPr>
-          <w:hyperlink w:anchor="_Toc227855981" w:history="1">
+          <w:hyperlink w:anchor="_Toc227865319" w:history="1">
             <w:r>
               <w:rPr>
                 <w:rStyle w:val="Hipervnculo"/>
@@ -1699,7 +1699,7 @@
                 <w:noProof/>
                 <w:webHidden/>
               </w:rPr>
-              <w:instrText xml:space="preserve"> PAGEREF _Toc227855981 \h </w:instrText>
+              <w:instrText xml:space="preserve"> PAGEREF _Toc227865319 \h </w:instrText>
             </w:r>
             <w:r>
               <w:rPr>
@@ -1745,7 +1745,7 @@
               <w:lang w:eastAsia="es-ES"/>
             </w:rPr>
           </w:pPr>
-          <w:hyperlink w:anchor="_Toc227855983" w:history="1">
+          <w:hyperlink w:anchor="_Toc227865321" w:history="1">
             <w:r>
               <w:rPr>
                 <w:rStyle w:val="Hipervnculo"/>
@@ -1789,7 +1789,7 @@
                 <w:noProof/>
                 <w:webHidden/>
               </w:rPr>
-              <w:instrText xml:space="preserve"> PAGEREF _Toc227855983 \h </w:instrText>
+              <w:instrText xml:space="preserve"> PAGEREF _Toc227865321 \h </w:instrText>
             </w:r>
             <w:r>
               <w:rPr>
@@ -1835,7 +1835,7 @@
               <w:lang w:eastAsia="es-ES"/>
             </w:rPr>
           </w:pPr>
-          <w:hyperlink w:anchor="_Toc227855984" w:history="1">
+          <w:hyperlink w:anchor="_Toc227865322" w:history="1">
             <w:r>
               <w:rPr>
                 <w:rStyle w:val="Hipervnculo"/>
@@ -1879,7 +1879,7 @@
                 <w:noProof/>
                 <w:webHidden/>
               </w:rPr>
-              <w:instrText xml:space="preserve"> PAGEREF _Toc227855984 \h </w:instrText>
+              <w:instrText xml:space="preserve"> PAGEREF _Toc227865322 \h </w:instrText>
             </w:r>
             <w:r>
               <w:rPr>
@@ -1925,7 +1925,7 @@
               <w:lang w:eastAsia="es-ES"/>
             </w:rPr>
           </w:pPr>
-          <w:hyperlink w:anchor="_Toc227855985" w:history="1">
+          <w:hyperlink w:anchor="_Toc227865323" w:history="1">
             <w:r>
               <w:rPr>
                 <w:rStyle w:val="Hipervnculo"/>
@@ -1969,7 +1969,7 @@
                 <w:noProof/>
                 <w:webHidden/>
               </w:rPr>
-              <w:instrText xml:space="preserve"> PAGEREF _Toc227855985 \h </w:instrText>
+              <w:instrText xml:space="preserve"> PAGEREF _Toc227865323 \h </w:instrText>
             </w:r>
             <w:r>
               <w:rPr>
@@ -2015,7 +2015,7 @@
               <w:lang w:eastAsia="es-ES"/>
             </w:rPr>
           </w:pPr>
-          <w:hyperlink w:anchor="_Toc227855986" w:history="1">
+          <w:hyperlink w:anchor="_Toc227865324" w:history="1">
             <w:r>
               <w:rPr>
                 <w:rStyle w:val="Hipervnculo"/>
@@ -2059,7 +2059,7 @@
                 <w:noProof/>
                 <w:webHidden/>
               </w:rPr>
-              <w:instrText xml:space="preserve"> PAGEREF _Toc227855986 \h </w:instrText>
+              <w:instrText xml:space="preserve"> PAGEREF _Toc227865324 \h </w:instrText>
             </w:r>
             <w:r>
               <w:rPr>
@@ -2105,7 +2105,7 @@
               <w:lang w:eastAsia="es-ES"/>
             </w:rPr>
           </w:pPr>
-          <w:hyperlink w:anchor="_Toc227855987" w:history="1">
+          <w:hyperlink w:anchor="_Toc227865325" w:history="1">
             <w:r>
               <w:rPr>
                 <w:rStyle w:val="Hipervnculo"/>
@@ -2149,7 +2149,7 @@
                 <w:noProof/>
                 <w:webHidden/>
               </w:rPr>
-              <w:instrText xml:space="preserve"> PAGEREF _Toc227855987 \h </w:instrText>
+              <w:instrText xml:space="preserve"> PAGEREF _Toc227865325 \h </w:instrText>
             </w:r>
             <w:r>
               <w:rPr>
@@ -2195,7 +2195,7 @@
               <w:lang w:eastAsia="es-ES"/>
             </w:rPr>
           </w:pPr>
-          <w:hyperlink w:anchor="_Toc227855988" w:history="1">
+          <w:hyperlink w:anchor="_Toc227865326" w:history="1">
             <w:r>
               <w:rPr>
                 <w:rStyle w:val="Hipervnculo"/>
@@ -2239,7 +2239,7 @@
                 <w:noProof/>
                 <w:webHidden/>
               </w:rPr>
-              <w:instrText xml:space="preserve"> PAGEREF _Toc227855988 \h </w:instrText>
+              <w:instrText xml:space="preserve"> PAGEREF _Toc227865326 \h </w:instrText>
             </w:r>
             <w:r>
               <w:rPr>
@@ -2285,7 +2285,7 @@
               <w:lang w:eastAsia="es-ES"/>
             </w:rPr>
           </w:pPr>
-          <w:hyperlink w:anchor="_Toc227855989" w:history="1">
+          <w:hyperlink w:anchor="_Toc227865327" w:history="1">
             <w:r>
               <w:rPr>
                 <w:rStyle w:val="Hipervnculo"/>
@@ -2329,7 +2329,7 @@
                 <w:noProof/>
                 <w:webHidden/>
               </w:rPr>
-              <w:instrText xml:space="preserve"> PAGEREF _Toc227855989 \h </w:instrText>
+              <w:instrText xml:space="preserve"> PAGEREF _Toc227865327 \h </w:instrText>
             </w:r>
             <w:r>
               <w:rPr>
@@ -2375,7 +2375,7 @@
               <w:lang w:eastAsia="es-ES"/>
             </w:rPr>
           </w:pPr>
-          <w:hyperlink w:anchor="_Toc227855990" w:history="1">
+          <w:hyperlink w:anchor="_Toc227865328" w:history="1">
             <w:r>
               <w:rPr>
                 <w:rStyle w:val="Hipervnculo"/>
@@ -2419,7 +2419,7 @@
                 <w:noProof/>
                 <w:webHidden/>
               </w:rPr>
-              <w:instrText xml:space="preserve"> PAGEREF _Toc227855990 \h </w:instrText>
+              <w:instrText xml:space="preserve"> PAGEREF _Toc227865328 \h </w:instrText>
             </w:r>
             <w:r>
               <w:rPr>
@@ -2465,7 +2465,7 @@
               <w:lang w:eastAsia="es-ES"/>
             </w:rPr>
           </w:pPr>
-          <w:hyperlink w:anchor="_Toc227855991" w:history="1">
+          <w:hyperlink w:anchor="_Toc227865329" w:history="1">
             <w:r>
               <w:rPr>
                 <w:rStyle w:val="Hipervnculo"/>
@@ -2509,7 +2509,7 @@
                 <w:noProof/>
                 <w:webHidden/>
               </w:rPr>
-              <w:instrText xml:space="preserve"> PAGEREF _Toc227855991 \h </w:instrText>
+              <w:instrText xml:space="preserve"> PAGEREF _Toc227865329 \h </w:instrText>
             </w:r>
             <w:r>
               <w:rPr>
@@ -2555,7 +2555,7 @@
               <w:lang w:eastAsia="es-ES"/>
             </w:rPr>
           </w:pPr>
-          <w:hyperlink w:anchor="_Toc227855992" w:history="1">
+          <w:hyperlink w:anchor="_Toc227865330" w:history="1">
             <w:r>
               <w:rPr>
                 <w:rStyle w:val="Hipervnculo"/>
@@ -2601,7 +2601,7 @@
                 <w:noProof/>
                 <w:webHidden/>
               </w:rPr>
-              <w:instrText xml:space="preserve"> PAGEREF _Toc227855992 \h </w:instrText>
+              <w:instrText xml:space="preserve"> PAGEREF _Toc227865330 \h </w:instrText>
             </w:r>
             <w:r>
               <w:rPr>
@@ -2647,7 +2647,7 @@
               <w:lang w:eastAsia="es-ES"/>
             </w:rPr>
           </w:pPr>
-          <w:hyperlink w:anchor="_Toc227855993" w:history="1">
+          <w:hyperlink w:anchor="_Toc227865331" w:history="1">
             <w:r>
               <w:rPr>
                 <w:rStyle w:val="Hipervnculo"/>
@@ -2691,7 +2691,7 @@
                 <w:noProof/>
                 <w:webHidden/>
               </w:rPr>
-              <w:instrText xml:space="preserve"> PAGEREF _Toc227855993 \h </w:instrText>
+              <w:instrText xml:space="preserve"> PAGEREF _Toc227865331 \h </w:instrText>
             </w:r>
             <w:r>
               <w:rPr>
@@ -2737,7 +2737,7 @@
               <w:lang w:eastAsia="es-ES"/>
             </w:rPr>
           </w:pPr>
-          <w:hyperlink w:anchor="_Toc227855994" w:history="1">
+          <w:hyperlink w:anchor="_Toc227865332" w:history="1">
             <w:r>
               <w:rPr>
                 <w:rStyle w:val="Hipervnculo"/>
@@ -2781,7 +2781,7 @@
                 <w:noProof/>
                 <w:webHidden/>
               </w:rPr>
-              <w:instrText xml:space="preserve"> PAGEREF _Toc227855994 \h </w:instrText>
+              <w:instrText xml:space="preserve"> PAGEREF _Toc227865332 \h </w:instrText>
             </w:r>
             <w:r>
               <w:rPr>
@@ -2827,7 +2827,7 @@
               <w:lang w:eastAsia="es-ES"/>
             </w:rPr>
           </w:pPr>
-          <w:hyperlink w:anchor="_Toc227855995" w:history="1">
+          <w:hyperlink w:anchor="_Toc227865333" w:history="1">
             <w:r>
               <w:rPr>
                 <w:rStyle w:val="Hipervnculo"/>
@@ -2871,7 +2871,7 @@
                 <w:noProof/>
                 <w:webHidden/>
               </w:rPr>
-              <w:instrText xml:space="preserve"> PAGEREF _Toc227855995 \h </w:instrText>
+              <w:instrText xml:space="preserve"> PAGEREF _Toc227865333 \h </w:instrText>
             </w:r>
             <w:r>
               <w:rPr>
@@ -2917,7 +2917,7 @@
               <w:lang w:eastAsia="es-ES"/>
             </w:rPr>
           </w:pPr>
-          <w:hyperlink w:anchor="_Toc227855996" w:history="1">
+          <w:hyperlink w:anchor="_Toc227865334" w:history="1">
             <w:r>
               <w:rPr>
                 <w:rStyle w:val="Hipervnculo"/>
@@ -2961,7 +2961,7 @@
                 <w:noProof/>
                 <w:webHidden/>
               </w:rPr>
-              <w:instrText xml:space="preserve"> PAGEREF _Toc227855996 \h </w:instrText>
+              <w:instrText xml:space="preserve"> PAGEREF _Toc227865334 \h </w:instrText>
             </w:r>
             <w:r>
               <w:rPr>
@@ -3007,7 +3007,7 @@
               <w:lang w:eastAsia="es-ES"/>
             </w:rPr>
           </w:pPr>
-          <w:hyperlink w:anchor="_Toc227855997" w:history="1">
+          <w:hyperlink w:anchor="_Toc227865335" w:history="1">
             <w:r>
               <w:rPr>
                 <w:rStyle w:val="Hipervnculo"/>
@@ -3051,7 +3051,7 @@
                 <w:noProof/>
                 <w:webHidden/>
               </w:rPr>
-              <w:instrText xml:space="preserve"> PAGEREF _Toc227855997 \h </w:instrText>
+              <w:instrText xml:space="preserve"> PAGEREF _Toc227865335 \h </w:instrText>
             </w:r>
             <w:r>
               <w:rPr>
@@ -3097,7 +3097,7 @@
               <w:lang w:eastAsia="es-ES"/>
             </w:rPr>
           </w:pPr>
-          <w:hyperlink w:anchor="_Toc227856001" w:history="1">
+          <w:hyperlink w:anchor="_Toc227865339" w:history="1">
             <w:r>
               <w:rPr>
                 <w:rStyle w:val="Hipervnculo"/>
@@ -3141,7 +3141,7 @@
                 <w:noProof/>
                 <w:webHidden/>
               </w:rPr>
-              <w:instrText xml:space="preserve"> PAGEREF _Toc227856001 \h </w:instrText>
+              <w:instrText xml:space="preserve"> PAGEREF _Toc227865339 \h </w:instrText>
             </w:r>
             <w:r>
               <w:rPr>
@@ -3187,7 +3187,7 @@
               <w:lang w:eastAsia="es-ES"/>
             </w:rPr>
           </w:pPr>
-          <w:hyperlink w:anchor="_Toc227856002" w:history="1">
+          <w:hyperlink w:anchor="_Toc227865340" w:history="1">
             <w:r>
               <w:rPr>
                 <w:rStyle w:val="Hipervnculo"/>
@@ -3231,7 +3231,7 @@
                 <w:noProof/>
                 <w:webHidden/>
               </w:rPr>
-              <w:instrText xml:space="preserve"> PAGEREF _Toc227856002 \h </w:instrText>
+              <w:instrText xml:space="preserve"> PAGEREF _Toc227865340 \h </w:instrText>
             </w:r>
             <w:r>
               <w:rPr>
@@ -3251,7 +3251,7 @@
                 <w:noProof/>
                 <w:webHidden/>
               </w:rPr>
-              <w:t>17</w:t>
+              <w:t>16</w:t>
             </w:r>
             <w:r>
               <w:rPr>
@@ -3277,7 +3277,7 @@
               <w:lang w:eastAsia="es-ES"/>
             </w:rPr>
           </w:pPr>
-          <w:hyperlink w:anchor="_Toc227856003" w:history="1">
+          <w:hyperlink w:anchor="_Toc227865341" w:history="1">
             <w:r>
               <w:rPr>
                 <w:rStyle w:val="Hipervnculo"/>
@@ -3321,7 +3321,7 @@
                 <w:noProof/>
                 <w:webHidden/>
               </w:rPr>
-              <w:instrText xml:space="preserve"> PAGEREF _Toc227856003 \h </w:instrText>
+              <w:instrText xml:space="preserve"> PAGEREF _Toc227865341 \h </w:instrText>
             </w:r>
             <w:r>
               <w:rPr>
@@ -3341,7 +3341,7 @@
                 <w:noProof/>
                 <w:webHidden/>
               </w:rPr>
-              <w:t>17</w:t>
+              <w:t>16</w:t>
             </w:r>
             <w:r>
               <w:rPr>
@@ -3367,7 +3367,7 @@
               <w:lang w:eastAsia="es-ES"/>
             </w:rPr>
           </w:pPr>
-          <w:hyperlink w:anchor="_Toc227856005" w:history="1">
+          <w:hyperlink w:anchor="_Toc227865343" w:history="1">
             <w:r>
               <w:rPr>
                 <w:rStyle w:val="Hipervnculo"/>
@@ -3411,7 +3411,7 @@
                 <w:noProof/>
                 <w:webHidden/>
               </w:rPr>
-              <w:instrText xml:space="preserve"> PAGEREF _Toc227856005 \h </w:instrText>
+              <w:instrText xml:space="preserve"> PAGEREF _Toc227865343 \h </w:instrText>
             </w:r>
             <w:r>
               <w:rPr>
@@ -3431,7 +3431,7 @@
                 <w:noProof/>
                 <w:webHidden/>
               </w:rPr>
-              <w:t>17</w:t>
+              <w:t>16</w:t>
             </w:r>
             <w:r>
               <w:rPr>
@@ -3457,7 +3457,7 @@
               <w:lang w:eastAsia="es-ES"/>
             </w:rPr>
           </w:pPr>
-          <w:hyperlink w:anchor="_Toc227856006" w:history="1">
+          <w:hyperlink w:anchor="_Toc227865344" w:history="1">
             <w:r>
               <w:rPr>
                 <w:rStyle w:val="Hipervnculo"/>
@@ -3501,7 +3501,7 @@
                 <w:noProof/>
                 <w:webHidden/>
               </w:rPr>
-              <w:instrText xml:space="preserve"> PAGEREF _Toc227856006 \h </w:instrText>
+              <w:instrText xml:space="preserve"> PAGEREF _Toc227865344 \h </w:instrText>
             </w:r>
             <w:r>
               <w:rPr>
@@ -3521,7 +3521,7 @@
                 <w:noProof/>
                 <w:webHidden/>
               </w:rPr>
-              <w:t>17</w:t>
+              <w:t>16</w:t>
             </w:r>
             <w:r>
               <w:rPr>
@@ -3547,7 +3547,7 @@
               <w:lang w:eastAsia="es-ES"/>
             </w:rPr>
           </w:pPr>
-          <w:hyperlink w:anchor="_Toc227856007" w:history="1">
+          <w:hyperlink w:anchor="_Toc227865345" w:history="1">
             <w:r>
               <w:rPr>
                 <w:rStyle w:val="Hipervnculo"/>
@@ -3591,7 +3591,7 @@
                 <w:noProof/>
                 <w:webHidden/>
               </w:rPr>
-              <w:instrText xml:space="preserve"> PAGEREF _Toc227856007 \h </w:instrText>
+              <w:instrText xml:space="preserve"> PAGEREF _Toc227865345 \h </w:instrText>
             </w:r>
             <w:r>
               <w:rPr>
@@ -3611,7 +3611,7 @@
                 <w:noProof/>
                 <w:webHidden/>
               </w:rPr>
-              <w:t>17</w:t>
+              <w:t>16</w:t>
             </w:r>
             <w:r>
               <w:rPr>
@@ -3637,7 +3637,7 @@
               <w:lang w:eastAsia="es-ES"/>
             </w:rPr>
           </w:pPr>
-          <w:hyperlink w:anchor="_Toc227856008" w:history="1">
+          <w:hyperlink w:anchor="_Toc227865346" w:history="1">
             <w:r>
               <w:rPr>
                 <w:rStyle w:val="Hipervnculo"/>
@@ -3681,7 +3681,7 @@
                 <w:noProof/>
                 <w:webHidden/>
               </w:rPr>
-              <w:instrText xml:space="preserve"> PAGEREF _Toc227856008 \h </w:instrText>
+              <w:instrText xml:space="preserve"> PAGEREF _Toc227865346 \h </w:instrText>
             </w:r>
             <w:r>
               <w:rPr>
@@ -3727,7 +3727,7 @@
               <w:lang w:eastAsia="es-ES"/>
             </w:rPr>
           </w:pPr>
-          <w:hyperlink w:anchor="_Toc227856009" w:history="1">
+          <w:hyperlink w:anchor="_Toc227865347" w:history="1">
             <w:r>
               <w:rPr>
                 <w:rStyle w:val="Hipervnculo"/>
@@ -3771,7 +3771,7 @@
                 <w:noProof/>
                 <w:webHidden/>
               </w:rPr>
-              <w:instrText xml:space="preserve"> PAGEREF _Toc227856009 \h </w:instrText>
+              <w:instrText xml:space="preserve"> PAGEREF _Toc227865347 \h </w:instrText>
             </w:r>
             <w:r>
               <w:rPr>
@@ -3817,7 +3817,7 @@
               <w:lang w:eastAsia="es-ES"/>
             </w:rPr>
           </w:pPr>
-          <w:hyperlink w:anchor="_Toc227856013" w:history="1">
+          <w:hyperlink w:anchor="_Toc227865351" w:history="1">
             <w:r>
               <w:rPr>
                 <w:rStyle w:val="Hipervnculo"/>
@@ -3861,7 +3861,7 @@
                 <w:noProof/>
                 <w:webHidden/>
               </w:rPr>
-              <w:instrText xml:space="preserve"> PAGEREF _Toc227856013 \h </w:instrText>
+              <w:instrText xml:space="preserve"> PAGEREF _Toc227865351 \h </w:instrText>
             </w:r>
             <w:r>
               <w:rPr>
@@ -3907,7 +3907,7 @@
               <w:lang w:eastAsia="es-ES"/>
             </w:rPr>
           </w:pPr>
-          <w:hyperlink w:anchor="_Toc227856014" w:history="1">
+          <w:hyperlink w:anchor="_Toc227865352" w:history="1">
             <w:r>
               <w:rPr>
                 <w:rStyle w:val="Hipervnculo"/>
@@ -3951,7 +3951,7 @@
                 <w:noProof/>
                 <w:webHidden/>
               </w:rPr>
-              <w:instrText xml:space="preserve"> PAGEREF _Toc227856014 \h </w:instrText>
+              <w:instrText xml:space="preserve"> PAGEREF _Toc227865352 \h </w:instrText>
             </w:r>
             <w:r>
               <w:rPr>
@@ -3997,7 +3997,7 @@
               <w:lang w:eastAsia="es-ES"/>
             </w:rPr>
           </w:pPr>
-          <w:hyperlink w:anchor="_Toc227856016" w:history="1">
+          <w:hyperlink w:anchor="_Toc227865354" w:history="1">
             <w:r>
               <w:rPr>
                 <w:rStyle w:val="Hipervnculo"/>
@@ -4041,7 +4041,7 @@
                 <w:noProof/>
                 <w:webHidden/>
               </w:rPr>
-              <w:instrText xml:space="preserve"> PAGEREF _Toc227856016 \h </w:instrText>
+              <w:instrText xml:space="preserve"> PAGEREF _Toc227865354 \h </w:instrText>
             </w:r>
             <w:r>
               <w:rPr>
@@ -4061,7 +4061,7 @@
                 <w:noProof/>
                 <w:webHidden/>
               </w:rPr>
-              <w:t>18</w:t>
+              <w:t>17</w:t>
             </w:r>
             <w:r>
               <w:rPr>
@@ -4086,7 +4086,7 @@
               <w:lang w:eastAsia="es-ES"/>
             </w:rPr>
           </w:pPr>
-          <w:hyperlink w:anchor="_Toc227856017" w:history="1">
+          <w:hyperlink w:anchor="_Toc227865355" w:history="1">
             <w:r>
               <w:rPr>
                 <w:rStyle w:val="Hipervnculo"/>
@@ -4113,7 +4113,7 @@
                 <w:noProof/>
                 <w:webHidden/>
               </w:rPr>
-              <w:instrText xml:space="preserve"> PAGEREF _Toc227856017 \h </w:instrText>
+              <w:instrText xml:space="preserve"> PAGEREF _Toc227865355 \h </w:instrText>
             </w:r>
             <w:r>
               <w:rPr>
@@ -4133,7 +4133,7 @@
                 <w:noProof/>
                 <w:webHidden/>
               </w:rPr>
-              <w:t>18</w:t>
+              <w:t>17</w:t>
             </w:r>
             <w:r>
               <w:rPr>
@@ -4158,7 +4158,7 @@
               <w:lang w:eastAsia="es-ES"/>
             </w:rPr>
           </w:pPr>
-          <w:hyperlink w:anchor="_Toc227856018" w:history="1">
+          <w:hyperlink w:anchor="_Toc227865356" w:history="1">
             <w:r>
               <w:rPr>
                 <w:rStyle w:val="Hipervnculo"/>
@@ -4185,7 +4185,7 @@
                 <w:noProof/>
                 <w:webHidden/>
               </w:rPr>
-              <w:instrText xml:space="preserve"> PAGEREF _Toc227856018 \h </w:instrText>
+              <w:instrText xml:space="preserve"> PAGEREF _Toc227865356 \h </w:instrText>
             </w:r>
             <w:r>
               <w:rPr>
@@ -4205,7 +4205,7 @@
                 <w:noProof/>
                 <w:webHidden/>
               </w:rPr>
-              <w:t>18</w:t>
+              <w:t>17</w:t>
             </w:r>
             <w:r>
               <w:rPr>
@@ -4230,7 +4230,7 @@
               <w:lang w:eastAsia="es-ES"/>
             </w:rPr>
           </w:pPr>
-          <w:hyperlink w:anchor="_Toc227856019" w:history="1">
+          <w:hyperlink w:anchor="_Toc227865357" w:history="1">
             <w:r>
               <w:rPr>
                 <w:rStyle w:val="Hipervnculo"/>
@@ -4257,7 +4257,7 @@
                 <w:noProof/>
                 <w:webHidden/>
               </w:rPr>
-              <w:instrText xml:space="preserve"> PAGEREF _Toc227856019 \h </w:instrText>
+              <w:instrText xml:space="preserve"> PAGEREF _Toc227865357 \h </w:instrText>
             </w:r>
             <w:r>
               <w:rPr>
@@ -4302,7 +4302,7 @@
               <w:lang w:eastAsia="es-ES"/>
             </w:rPr>
           </w:pPr>
-          <w:hyperlink w:anchor="_Toc227856020" w:history="1">
+          <w:hyperlink w:anchor="_Toc227865358" w:history="1">
             <w:r>
               <w:rPr>
                 <w:rStyle w:val="Hipervnculo"/>
@@ -4329,7 +4329,7 @@
                 <w:noProof/>
                 <w:webHidden/>
               </w:rPr>
-              <w:instrText xml:space="preserve"> PAGEREF _Toc227856020 \h </w:instrText>
+              <w:instrText xml:space="preserve"> PAGEREF _Toc227865358 \h </w:instrText>
             </w:r>
             <w:r>
               <w:rPr>
@@ -4349,7 +4349,7 @@
                 <w:noProof/>
                 <w:webHidden/>
               </w:rPr>
-              <w:t>19</w:t>
+              <w:t>18</w:t>
             </w:r>
             <w:r>
               <w:rPr>
@@ -4375,7 +4375,7 @@
               <w:lang w:eastAsia="es-ES"/>
             </w:rPr>
           </w:pPr>
-          <w:hyperlink w:anchor="_Toc227856021" w:history="1">
+          <w:hyperlink w:anchor="_Toc227865359" w:history="1">
             <w:r>
               <w:rPr>
                 <w:rStyle w:val="Hipervnculo"/>
@@ -4419,7 +4419,7 @@
                 <w:noProof/>
                 <w:webHidden/>
               </w:rPr>
-              <w:instrText xml:space="preserve"> PAGEREF _Toc227856021 \h </w:instrText>
+              <w:instrText xml:space="preserve"> PAGEREF _Toc227865359 \h </w:instrText>
             </w:r>
             <w:r>
               <w:rPr>
@@ -4439,7 +4439,7 @@
                 <w:noProof/>
                 <w:webHidden/>
               </w:rPr>
-              <w:t>20</w:t>
+              <w:t>19</w:t>
             </w:r>
             <w:r>
               <w:rPr>
@@ -4465,7 +4465,7 @@
               <w:lang w:eastAsia="es-ES"/>
             </w:rPr>
           </w:pPr>
-          <w:hyperlink w:anchor="_Toc227856022" w:history="1">
+          <w:hyperlink w:anchor="_Toc227865360" w:history="1">
             <w:r>
               <w:rPr>
                 <w:rStyle w:val="Hipervnculo"/>
@@ -4509,7 +4509,7 @@
                 <w:noProof/>
                 <w:webHidden/>
               </w:rPr>
-              <w:instrText xml:space="preserve"> PAGEREF _Toc227856022 \h </w:instrText>
+              <w:instrText xml:space="preserve"> PAGEREF _Toc227865360 \h </w:instrText>
             </w:r>
             <w:r>
               <w:rPr>
@@ -4529,7 +4529,7 @@
                 <w:noProof/>
                 <w:webHidden/>
               </w:rPr>
-              <w:t>20</w:t>
+              <w:t>19</w:t>
             </w:r>
             <w:r>
               <w:rPr>
@@ -5205,7 +5205,7 @@
       <w:pPr>
         <w:pStyle w:val="Ttulo2"/>
       </w:pPr>
-      <w:bookmarkStart w:id="0" w:name="_Toc227855977"/>
+      <w:bookmarkStart w:id="0" w:name="_Toc227865315"/>
       <w:r>
         <w:lastRenderedPageBreak/>
         <w:t>INTRODUCCIÓN</w:t>
@@ -5274,7 +5274,7 @@
           <w:numId w:val="2"/>
         </w:numPr>
       </w:pPr>
-      <w:bookmarkStart w:id="1" w:name="_Toc227855978"/>
+      <w:bookmarkStart w:id="1" w:name="_Toc227865316"/>
       <w:r>
         <w:t>OBJETIVOS DEL PROYECTO</w:t>
       </w:r>
@@ -5296,7 +5296,7 @@
           <w:numId w:val="3"/>
         </w:numPr>
       </w:pPr>
-      <w:bookmarkStart w:id="2" w:name="_Toc227855979"/>
+      <w:bookmarkStart w:id="2" w:name="_Toc227865317"/>
       <w:r>
         <w:t>OBJETIVO GENERAL DEL PROYECTO</w:t>
       </w:r>
@@ -5316,7 +5316,7 @@
           <w:numId w:val="3"/>
         </w:numPr>
       </w:pPr>
-      <w:bookmarkStart w:id="4" w:name="_Toc227855980"/>
+      <w:bookmarkStart w:id="4" w:name="_Toc227865318"/>
       <w:bookmarkEnd w:id="3"/>
       <w:r>
         <w:t>OBJETIVOS ESPECÍFICOS</w:t>
@@ -5465,7 +5465,7 @@
           <w:numId w:val="2"/>
         </w:numPr>
       </w:pPr>
-      <w:bookmarkStart w:id="5" w:name="_Toc227855981"/>
+      <w:bookmarkStart w:id="5" w:name="_Toc227865319"/>
       <w:r>
         <w:t>ANÁLISIS Y DISEÑO</w:t>
       </w:r>
@@ -5509,6 +5509,7 @@
       <w:bookmarkStart w:id="10" w:name="_Toc221907947"/>
       <w:bookmarkStart w:id="11" w:name="_Toc221908744"/>
       <w:bookmarkStart w:id="12" w:name="_Toc227855982"/>
+      <w:bookmarkStart w:id="13" w:name="_Toc227865320"/>
       <w:bookmarkEnd w:id="6"/>
       <w:bookmarkEnd w:id="7"/>
       <w:bookmarkEnd w:id="8"/>
@@ -5516,6 +5517,7 @@
       <w:bookmarkEnd w:id="10"/>
       <w:bookmarkEnd w:id="11"/>
       <w:bookmarkEnd w:id="12"/>
+      <w:bookmarkEnd w:id="13"/>
     </w:p>
     <w:p>
       <w:pPr>
@@ -5525,11 +5527,11 @@
           <w:numId w:val="3"/>
         </w:numPr>
       </w:pPr>
-      <w:bookmarkStart w:id="13" w:name="_Toc227855983"/>
+      <w:bookmarkStart w:id="14" w:name="_Toc227865321"/>
       <w:r>
         <w:t>REQUISITOS FUNCIONALES</w:t>
       </w:r>
-      <w:bookmarkEnd w:id="13"/>
+      <w:bookmarkEnd w:id="14"/>
     </w:p>
     <w:tbl>
       <w:tblPr>
@@ -6331,11 +6333,11 @@
           <w:numId w:val="3"/>
         </w:numPr>
       </w:pPr>
-      <w:bookmarkStart w:id="14" w:name="_Toc227855984"/>
+      <w:bookmarkStart w:id="15" w:name="_Toc227865322"/>
       <w:r>
         <w:t>REQUISITOS NO FUNCIONALES</w:t>
       </w:r>
-      <w:bookmarkEnd w:id="14"/>
+      <w:bookmarkEnd w:id="15"/>
     </w:p>
     <w:tbl>
       <w:tblPr>
@@ -6964,11 +6966,11 @@
           <w:numId w:val="3"/>
         </w:numPr>
       </w:pPr>
-      <w:bookmarkStart w:id="15" w:name="_Toc227855985"/>
+      <w:bookmarkStart w:id="16" w:name="_Toc227865323"/>
       <w:r>
         <w:t>CASOS DE USO</w:t>
       </w:r>
-      <w:bookmarkEnd w:id="15"/>
+      <w:bookmarkEnd w:id="16"/>
     </w:p>
     <w:p>
       <w:r>
@@ -6993,12 +6995,12 @@
           <w:numId w:val="3"/>
         </w:numPr>
       </w:pPr>
-      <w:bookmarkStart w:id="16" w:name="_Toc227855986"/>
+      <w:bookmarkStart w:id="17" w:name="_Toc227865324"/>
       <w:r>
         <w:lastRenderedPageBreak/>
         <w:t>DIAGRAMA DE CASOS DE USO</w:t>
       </w:r>
-      <w:bookmarkEnd w:id="16"/>
+      <w:bookmarkEnd w:id="17"/>
     </w:p>
     <w:p>
       <w:pPr>
@@ -7063,7 +7065,7 @@
         <w:pStyle w:val="Descripcin"/>
         <w:jc w:val="center"/>
       </w:pPr>
-      <w:bookmarkStart w:id="17" w:name="_Toc227856184"/>
+      <w:bookmarkStart w:id="18" w:name="_Toc227856184"/>
       <w:r>
         <w:t xml:space="preserve">Figura </w:t>
       </w:r>
@@ -7091,7 +7093,7 @@
       <w:r>
         <w:t>Diagrama de Casos de Uso</w:t>
       </w:r>
-      <w:bookmarkEnd w:id="17"/>
+      <w:bookmarkEnd w:id="18"/>
     </w:p>
     <w:p>
       <w:pPr>
@@ -7101,11 +7103,11 @@
           <w:numId w:val="3"/>
         </w:numPr>
       </w:pPr>
-      <w:bookmarkStart w:id="18" w:name="_Toc227855987"/>
+      <w:bookmarkStart w:id="19" w:name="_Toc227865325"/>
       <w:r>
         <w:t>DESCRIPCIÓN DE LOS ACTORES</w:t>
       </w:r>
-      <w:bookmarkEnd w:id="18"/>
+      <w:bookmarkEnd w:id="19"/>
     </w:p>
     <w:p>
       <w:pPr>
@@ -7224,11 +7226,11 @@
           <w:numId w:val="3"/>
         </w:numPr>
       </w:pPr>
-      <w:bookmarkStart w:id="19" w:name="_Toc227855988"/>
+      <w:bookmarkStart w:id="20" w:name="_Toc227865326"/>
       <w:r>
         <w:t>DESCRIPCIÓN DE LOS CASOS DE USO</w:t>
       </w:r>
-      <w:bookmarkEnd w:id="19"/>
+      <w:bookmarkEnd w:id="20"/>
     </w:p>
     <w:tbl>
       <w:tblPr>
@@ -9403,11 +9405,11 @@
           <w:numId w:val="3"/>
         </w:numPr>
       </w:pPr>
-      <w:bookmarkStart w:id="20" w:name="_Toc227855989"/>
+      <w:bookmarkStart w:id="21" w:name="_Toc227865327"/>
       <w:r>
         <w:t>MODELOS DE DATOS</w:t>
       </w:r>
-      <w:bookmarkEnd w:id="20"/>
+      <w:bookmarkEnd w:id="21"/>
     </w:p>
     <w:p>
       <w:r>
@@ -9441,12 +9443,12 @@
           <w:numId w:val="3"/>
         </w:numPr>
       </w:pPr>
-      <w:bookmarkStart w:id="21" w:name="_Toc227855990"/>
+      <w:bookmarkStart w:id="22" w:name="_Toc227865328"/>
       <w:r>
         <w:lastRenderedPageBreak/>
         <w:t>DIAGRAMA E/R</w:t>
       </w:r>
-      <w:bookmarkEnd w:id="21"/>
+      <w:bookmarkEnd w:id="22"/>
     </w:p>
     <w:p>
       <w:pPr>
@@ -9505,7 +9507,7 @@
         <w:pStyle w:val="Descripcin"/>
         <w:jc w:val="center"/>
       </w:pPr>
-      <w:bookmarkStart w:id="22" w:name="_Toc227856185"/>
+      <w:bookmarkStart w:id="23" w:name="_Toc227856185"/>
       <w:r>
         <w:t xml:space="preserve">Figura </w:t>
       </w:r>
@@ -9533,7 +9535,7 @@
       <w:r>
         <w:t>Diagrama Entidad/Relación</w:t>
       </w:r>
-      <w:bookmarkEnd w:id="22"/>
+      <w:bookmarkEnd w:id="23"/>
     </w:p>
     <w:p>
       <w:pPr>
@@ -9543,12 +9545,12 @@
           <w:numId w:val="3"/>
         </w:numPr>
       </w:pPr>
-      <w:bookmarkStart w:id="23" w:name="_Toc227855991"/>
+      <w:bookmarkStart w:id="24" w:name="_Toc227865329"/>
       <w:r>
         <w:lastRenderedPageBreak/>
         <w:t>DIAGRAMA DE CLASES</w:t>
       </w:r>
-      <w:bookmarkEnd w:id="23"/>
+      <w:bookmarkEnd w:id="24"/>
     </w:p>
     <w:p>
       <w:pPr>
@@ -9607,7 +9609,7 @@
         <w:pStyle w:val="Descripcin"/>
         <w:jc w:val="center"/>
       </w:pPr>
-      <w:bookmarkStart w:id="24" w:name="_Toc227856186"/>
+      <w:bookmarkStart w:id="25" w:name="_Toc227856186"/>
       <w:r>
         <w:t xml:space="preserve">Figura </w:t>
       </w:r>
@@ -9632,7 +9634,7 @@
       <w:r>
         <w:t>. Diagrama de clases.</w:t>
       </w:r>
-      <w:bookmarkEnd w:id="24"/>
+      <w:bookmarkEnd w:id="25"/>
     </w:p>
     <w:p>
       <w:pPr>
@@ -9650,12 +9652,12 @@
           <w:szCs w:val="20"/>
         </w:rPr>
       </w:pPr>
-      <w:bookmarkStart w:id="25" w:name="_Toc227855992"/>
+      <w:bookmarkStart w:id="26" w:name="_Toc227865330"/>
       <w:r>
         <w:lastRenderedPageBreak/>
         <w:t>DIAGRAMA DE PAQUETES</w:t>
       </w:r>
-      <w:bookmarkEnd w:id="25"/>
+      <w:bookmarkEnd w:id="26"/>
     </w:p>
     <w:p>
       <w:pPr>
@@ -9729,46 +9731,55 @@
           </w:tcPr>
           <w:p>
             <w:proofErr w:type="spellStart"/>
+            <w:proofErr w:type="gramStart"/>
             <w:r>
               <w:rPr>
                 <w:sz w:val="20"/>
                 <w:szCs w:val="20"/>
               </w:rPr>
-              <w:t>com.alba.proyecto</w:t>
-            </w:r>
-            <w:proofErr w:type="spellEnd"/>
-          </w:p>
-        </w:tc>
-        <w:tc>
-          <w:tcPr>
-            <w:tcW w:w="6200" w:type="dxa"/>
-            <w:hideMark/>
-          </w:tcPr>
-          <w:p>
-            <w:pPr>
-              <w:cnfStyle w:val="000000100000" w:firstRow="0" w:lastRow="0" w:firstColumn="0" w:lastColumn="0" w:oddVBand="0" w:evenVBand="0" w:oddHBand="1" w:evenHBand="0" w:firstRowFirstColumn="0" w:firstRowLastColumn="0" w:lastRowFirstColumn="0" w:lastRowLastColumn="0"/>
-            </w:pPr>
+              <w:t>com.alba</w:t>
+            </w:r>
+            <w:proofErr w:type="gramEnd"/>
             <w:r>
               <w:rPr>
                 <w:sz w:val="20"/>
                 <w:szCs w:val="20"/>
               </w:rPr>
-              <w:t xml:space="preserve">Paquete raíz. Contiene la clase principal de arranque de la aplicación Spring Boot + </w:t>
-            </w:r>
-            <w:proofErr w:type="spellStart"/>
+              <w:t>.proyecto</w:t>
+            </w:r>
+            <w:proofErr w:type="spellEnd"/>
+          </w:p>
+        </w:tc>
+        <w:tc>
+          <w:tcPr>
+            <w:tcW w:w="6200" w:type="dxa"/>
+            <w:hideMark/>
+          </w:tcPr>
+          <w:p>
+            <w:pPr>
+              <w:cnfStyle w:val="000000100000" w:firstRow="0" w:lastRow="0" w:firstColumn="0" w:lastColumn="0" w:oddVBand="0" w:evenVBand="0" w:oddHBand="1" w:evenHBand="0" w:firstRowFirstColumn="0" w:firstRowLastColumn="0" w:lastRowFirstColumn="0" w:lastRowLastColumn="0"/>
+            </w:pPr>
             <w:r>
               <w:rPr>
                 <w:sz w:val="20"/>
                 <w:szCs w:val="20"/>
               </w:rPr>
-              <w:t>JavaFX</w:t>
-            </w:r>
-            <w:proofErr w:type="spellEnd"/>
+              <w:t xml:space="preserve">Paquete raíz. Contiene la clase principal de arranque de la aplicación Spring Boot + </w:t>
+            </w:r>
+            <w:proofErr w:type="spellStart"/>
             <w:r>
               <w:rPr>
                 <w:sz w:val="20"/>
                 <w:szCs w:val="20"/>
               </w:rPr>
+              <w:t>JavaFX</w:t>
+            </w:r>
+            <w:proofErr w:type="spellEnd"/>
+            <w:r>
+              <w:rPr>
+                <w:sz w:val="20"/>
+                <w:szCs w:val="20"/>
+              </w:rPr>
               <w:t>.</w:t>
             </w:r>
           </w:p>
@@ -9783,12 +9794,21 @@
           </w:tcPr>
           <w:p>
             <w:proofErr w:type="spellStart"/>
+            <w:proofErr w:type="gramStart"/>
             <w:r>
               <w:rPr>
                 <w:sz w:val="20"/>
                 <w:szCs w:val="20"/>
               </w:rPr>
-              <w:t>com.alba.proyecto.config</w:t>
+              <w:t>com.alba</w:t>
+            </w:r>
+            <w:proofErr w:type="gramEnd"/>
+            <w:r>
+              <w:rPr>
+                <w:sz w:val="20"/>
+                <w:szCs w:val="20"/>
+              </w:rPr>
+              <w:t>.proyecto.config</w:t>
             </w:r>
             <w:proofErr w:type="spellEnd"/>
           </w:p>
@@ -9888,46 +9908,64 @@
           </w:tcPr>
           <w:p>
             <w:proofErr w:type="spellStart"/>
+            <w:proofErr w:type="gramStart"/>
             <w:r>
               <w:rPr>
                 <w:sz w:val="20"/>
                 <w:szCs w:val="20"/>
               </w:rPr>
-              <w:t>com.alba.proyecto.controller</w:t>
-            </w:r>
-            <w:proofErr w:type="spellEnd"/>
-          </w:p>
-        </w:tc>
-        <w:tc>
-          <w:tcPr>
-            <w:tcW w:w="6200" w:type="dxa"/>
-            <w:hideMark/>
-          </w:tcPr>
-          <w:p>
-            <w:pPr>
-              <w:cnfStyle w:val="000000100000" w:firstRow="0" w:lastRow="0" w:firstColumn="0" w:lastColumn="0" w:oddVBand="0" w:evenVBand="0" w:oddHBand="1" w:evenHBand="0" w:firstRowFirstColumn="0" w:firstRowLastColumn="0" w:lastRowFirstColumn="0" w:lastRowLastColumn="0"/>
-            </w:pPr>
+              <w:t>com.alba</w:t>
+            </w:r>
+            <w:proofErr w:type="gramEnd"/>
             <w:r>
               <w:rPr>
                 <w:sz w:val="20"/>
                 <w:szCs w:val="20"/>
               </w:rPr>
-              <w:t xml:space="preserve">Controladores </w:t>
-            </w:r>
-            <w:proofErr w:type="spellStart"/>
+              <w:t>.</w:t>
+            </w:r>
+            <w:proofErr w:type="gramStart"/>
             <w:r>
               <w:rPr>
                 <w:sz w:val="20"/>
                 <w:szCs w:val="20"/>
               </w:rPr>
-              <w:t>JavaFX</w:t>
+              <w:t>proyecto.controller</w:t>
             </w:r>
             <w:proofErr w:type="spellEnd"/>
+            <w:proofErr w:type="gramEnd"/>
+          </w:p>
+        </w:tc>
+        <w:tc>
+          <w:tcPr>
+            <w:tcW w:w="6200" w:type="dxa"/>
+            <w:hideMark/>
+          </w:tcPr>
+          <w:p>
+            <w:pPr>
+              <w:cnfStyle w:val="000000100000" w:firstRow="0" w:lastRow="0" w:firstColumn="0" w:lastColumn="0" w:oddVBand="0" w:evenVBand="0" w:oddHBand="1" w:evenHBand="0" w:firstRowFirstColumn="0" w:firstRowLastColumn="0" w:lastRowFirstColumn="0" w:lastRowLastColumn="0"/>
+            </w:pPr>
             <w:r>
               <w:rPr>
                 <w:sz w:val="20"/>
                 <w:szCs w:val="20"/>
               </w:rPr>
+              <w:t xml:space="preserve">Controladores </w:t>
+            </w:r>
+            <w:proofErr w:type="spellStart"/>
+            <w:r>
+              <w:rPr>
+                <w:sz w:val="20"/>
+                <w:szCs w:val="20"/>
+              </w:rPr>
+              <w:t>JavaFX</w:t>
+            </w:r>
+            <w:proofErr w:type="spellEnd"/>
+            <w:r>
+              <w:rPr>
+                <w:sz w:val="20"/>
+                <w:szCs w:val="20"/>
+              </w:rPr>
               <w:t>. Cada clase gestiona los eventos y la lógica de presentación de una pantalla o conjunto de paneles.</w:t>
             </w:r>
           </w:p>
@@ -9942,14 +9980,32 @@
           </w:tcPr>
           <w:p>
             <w:proofErr w:type="spellStart"/>
+            <w:proofErr w:type="gramStart"/>
             <w:r>
               <w:rPr>
                 <w:sz w:val="20"/>
                 <w:szCs w:val="20"/>
               </w:rPr>
-              <w:t>com.alba.proyecto.modelo</w:t>
+              <w:t>com.alba</w:t>
+            </w:r>
+            <w:proofErr w:type="gramEnd"/>
+            <w:r>
+              <w:rPr>
+                <w:sz w:val="20"/>
+                <w:szCs w:val="20"/>
+              </w:rPr>
+              <w:t>.</w:t>
+            </w:r>
+            <w:proofErr w:type="gramStart"/>
+            <w:r>
+              <w:rPr>
+                <w:sz w:val="20"/>
+                <w:szCs w:val="20"/>
+              </w:rPr>
+              <w:t>proyecto.modelo</w:t>
             </w:r>
             <w:proofErr w:type="spellEnd"/>
+            <w:proofErr w:type="gramEnd"/>
           </w:p>
         </w:tc>
         <w:tc>
@@ -10015,46 +10071,64 @@
           </w:tcPr>
           <w:p>
             <w:proofErr w:type="spellStart"/>
+            <w:proofErr w:type="gramStart"/>
             <w:r>
               <w:rPr>
                 <w:sz w:val="20"/>
                 <w:szCs w:val="20"/>
               </w:rPr>
-              <w:t>com.alba.proyecto.repositorios</w:t>
-            </w:r>
-            <w:proofErr w:type="spellEnd"/>
-          </w:p>
-        </w:tc>
-        <w:tc>
-          <w:tcPr>
-            <w:tcW w:w="6200" w:type="dxa"/>
-            <w:hideMark/>
-          </w:tcPr>
-          <w:p>
-            <w:pPr>
-              <w:cnfStyle w:val="000000100000" w:firstRow="0" w:lastRow="0" w:firstColumn="0" w:lastColumn="0" w:oddVBand="0" w:evenVBand="0" w:oddHBand="1" w:evenHBand="0" w:firstRowFirstColumn="0" w:firstRowLastColumn="0" w:lastRowFirstColumn="0" w:lastRowLastColumn="0"/>
-            </w:pPr>
+              <w:t>com.alba</w:t>
+            </w:r>
+            <w:proofErr w:type="gramEnd"/>
             <w:r>
               <w:rPr>
                 <w:sz w:val="20"/>
                 <w:szCs w:val="20"/>
               </w:rPr>
-              <w:t xml:space="preserve">Interfaces de repositorio Spring Data JPA. Una por cada entidad principal. Heredan de </w:t>
-            </w:r>
-            <w:proofErr w:type="spellStart"/>
+              <w:t>.</w:t>
+            </w:r>
+            <w:proofErr w:type="gramStart"/>
             <w:r>
               <w:rPr>
                 <w:sz w:val="20"/>
                 <w:szCs w:val="20"/>
               </w:rPr>
-              <w:t>JpaRepository</w:t>
+              <w:t>proyecto.repositorios</w:t>
             </w:r>
             <w:proofErr w:type="spellEnd"/>
+            <w:proofErr w:type="gramEnd"/>
+          </w:p>
+        </w:tc>
+        <w:tc>
+          <w:tcPr>
+            <w:tcW w:w="6200" w:type="dxa"/>
+            <w:hideMark/>
+          </w:tcPr>
+          <w:p>
+            <w:pPr>
+              <w:cnfStyle w:val="000000100000" w:firstRow="0" w:lastRow="0" w:firstColumn="0" w:lastColumn="0" w:oddVBand="0" w:evenVBand="0" w:oddHBand="1" w:evenHBand="0" w:firstRowFirstColumn="0" w:firstRowLastColumn="0" w:lastRowFirstColumn="0" w:lastRowLastColumn="0"/>
+            </w:pPr>
             <w:r>
               <w:rPr>
                 <w:sz w:val="20"/>
                 <w:szCs w:val="20"/>
               </w:rPr>
+              <w:t xml:space="preserve">Interfaces de repositorio Spring Data JPA. Una por cada entidad principal. Heredan de </w:t>
+            </w:r>
+            <w:proofErr w:type="spellStart"/>
+            <w:r>
+              <w:rPr>
+                <w:sz w:val="20"/>
+                <w:szCs w:val="20"/>
+              </w:rPr>
+              <w:t>JpaRepository</w:t>
+            </w:r>
+            <w:proofErr w:type="spellEnd"/>
+            <w:r>
+              <w:rPr>
+                <w:sz w:val="20"/>
+                <w:szCs w:val="20"/>
+              </w:rPr>
               <w:t>.</w:t>
             </w:r>
           </w:p>
@@ -10069,14 +10143,32 @@
           </w:tcPr>
           <w:p>
             <w:proofErr w:type="spellStart"/>
+            <w:proofErr w:type="gramStart"/>
             <w:r>
               <w:rPr>
                 <w:sz w:val="20"/>
                 <w:szCs w:val="20"/>
               </w:rPr>
-              <w:t>com.alba.proyecto.services</w:t>
+              <w:t>com.alba</w:t>
+            </w:r>
+            <w:proofErr w:type="gramEnd"/>
+            <w:r>
+              <w:rPr>
+                <w:sz w:val="20"/>
+                <w:szCs w:val="20"/>
+              </w:rPr>
+              <w:t>.</w:t>
+            </w:r>
+            <w:proofErr w:type="gramStart"/>
+            <w:r>
+              <w:rPr>
+                <w:sz w:val="20"/>
+                <w:szCs w:val="20"/>
+              </w:rPr>
+              <w:t>proyecto.services</w:t>
             </w:r>
             <w:proofErr w:type="spellEnd"/>
+            <w:proofErr w:type="gramEnd"/>
           </w:p>
         </w:tc>
         <w:tc>
@@ -10110,14 +10202,32 @@
           </w:tcPr>
           <w:p>
             <w:proofErr w:type="spellStart"/>
+            <w:proofErr w:type="gramStart"/>
             <w:r>
               <w:rPr>
                 <w:sz w:val="20"/>
                 <w:szCs w:val="20"/>
               </w:rPr>
-              <w:t>com.alba.proyecto.view</w:t>
+              <w:t>com.alba</w:t>
+            </w:r>
+            <w:proofErr w:type="gramEnd"/>
+            <w:r>
+              <w:rPr>
+                <w:sz w:val="20"/>
+                <w:szCs w:val="20"/>
+              </w:rPr>
+              <w:t>.</w:t>
+            </w:r>
+            <w:proofErr w:type="gramStart"/>
+            <w:r>
+              <w:rPr>
+                <w:sz w:val="20"/>
+                <w:szCs w:val="20"/>
+              </w:rPr>
+              <w:t>proyecto.view</w:t>
             </w:r>
             <w:proofErr w:type="spellEnd"/>
+            <w:proofErr w:type="gramEnd"/>
           </w:p>
         </w:tc>
         <w:tc>
@@ -10242,11 +10352,11 @@
           <w:numId w:val="3"/>
         </w:numPr>
       </w:pPr>
-      <w:bookmarkStart w:id="26" w:name="_Toc227855993"/>
+      <w:bookmarkStart w:id="27" w:name="_Toc227865331"/>
       <w:r>
         <w:t>INTERFACES GRÁFICAS DE USUARIO</w:t>
       </w:r>
-      <w:bookmarkEnd w:id="26"/>
+      <w:bookmarkEnd w:id="27"/>
     </w:p>
     <w:p>
       <w:r>
@@ -10317,38 +10427,25 @@
         <w:pStyle w:val="Descripcin"/>
         <w:jc w:val="center"/>
       </w:pPr>
-      <w:bookmarkStart w:id="27" w:name="_Toc227856187"/>
+      <w:bookmarkStart w:id="28" w:name="_Toc227856187"/>
       <w:r>
         <w:t xml:space="preserve">Figura </w:t>
       </w:r>
-      <w:r>
-        <w:fldChar w:fldCharType="begin"/>
-      </w:r>
-      <w:r>
-        <w:instrText xml:space="preserve"> SEQ Figura \* ARABIC </w:instrText>
-      </w:r>
-      <w:r>
-        <w:fldChar w:fldCharType="separate"/>
-      </w:r>
-      <w:r>
-        <w:rPr>
-          <w:noProof/>
-        </w:rPr>
-        <w:t>4</w:t>
-      </w:r>
-      <w:r>
-        <w:rPr>
-          <w:noProof/>
-        </w:rPr>
-        <w:fldChar w:fldCharType="end"/>
-      </w:r>
+      <w:fldSimple w:instr=" SEQ Figura \* ARABIC ">
+        <w:r>
+          <w:rPr>
+            <w:noProof/>
+          </w:rPr>
+          <w:t>4</w:t>
+        </w:r>
+      </w:fldSimple>
       <w:r>
         <w:t>. Pantalla de inicio de sesión</w:t>
       </w:r>
       <w:r>
         <w:t xml:space="preserve"> - Desktop</w:t>
       </w:r>
-      <w:bookmarkEnd w:id="27"/>
+      <w:bookmarkEnd w:id="28"/>
     </w:p>
     <w:p>
       <w:pPr>
@@ -10407,38 +10504,25 @@
         <w:pStyle w:val="Descripcin"/>
         <w:jc w:val="center"/>
       </w:pPr>
-      <w:bookmarkStart w:id="28" w:name="_Toc227856188"/>
+      <w:bookmarkStart w:id="29" w:name="_Toc227856188"/>
       <w:r>
         <w:t xml:space="preserve">Figura </w:t>
       </w:r>
-      <w:r>
-        <w:fldChar w:fldCharType="begin"/>
-      </w:r>
-      <w:r>
-        <w:instrText xml:space="preserve"> SEQ Figura \* ARABIC </w:instrText>
-      </w:r>
-      <w:r>
-        <w:fldChar w:fldCharType="separate"/>
-      </w:r>
-      <w:r>
-        <w:rPr>
-          <w:noProof/>
-        </w:rPr>
-        <w:t>5</w:t>
-      </w:r>
-      <w:r>
-        <w:rPr>
-          <w:noProof/>
-        </w:rPr>
-        <w:fldChar w:fldCharType="end"/>
-      </w:r>
+      <w:fldSimple w:instr=" SEQ Figura \* ARABIC ">
+        <w:r>
+          <w:rPr>
+            <w:noProof/>
+          </w:rPr>
+          <w:t>5</w:t>
+        </w:r>
+      </w:fldSimple>
       <w:r>
         <w:t>. Pantalla Nueva FCT</w:t>
       </w:r>
       <w:r>
         <w:t xml:space="preserve"> - Desktop</w:t>
       </w:r>
-      <w:bookmarkEnd w:id="28"/>
+      <w:bookmarkEnd w:id="29"/>
     </w:p>
     <w:p/>
     <w:p>
@@ -10510,31 +10594,18 @@
         <w:pStyle w:val="Descripcin"/>
         <w:jc w:val="center"/>
       </w:pPr>
-      <w:bookmarkStart w:id="29" w:name="_Toc227856189"/>
+      <w:bookmarkStart w:id="30" w:name="_Toc227856189"/>
       <w:r>
         <w:t xml:space="preserve">Figura </w:t>
       </w:r>
-      <w:r>
-        <w:fldChar w:fldCharType="begin"/>
-      </w:r>
-      <w:r>
-        <w:instrText xml:space="preserve"> SEQ Figura \* ARABIC </w:instrText>
-      </w:r>
-      <w:r>
-        <w:fldChar w:fldCharType="separate"/>
-      </w:r>
-      <w:r>
-        <w:rPr>
-          <w:noProof/>
-        </w:rPr>
-        <w:t>6</w:t>
-      </w:r>
-      <w:r>
-        <w:rPr>
-          <w:noProof/>
-        </w:rPr>
-        <w:fldChar w:fldCharType="end"/>
-      </w:r>
+      <w:fldSimple w:instr=" SEQ Figura \* ARABIC ">
+        <w:r>
+          <w:rPr>
+            <w:noProof/>
+          </w:rPr>
+          <w:t>6</w:t>
+        </w:r>
+      </w:fldSimple>
       <w:r>
         <w:t>. Pantalla inicial</w:t>
       </w:r>
@@ -10547,7 +10618,7 @@
       <w:r>
         <w:t xml:space="preserve"> - Móvil</w:t>
       </w:r>
-      <w:bookmarkEnd w:id="29"/>
+      <w:bookmarkEnd w:id="30"/>
     </w:p>
     <w:p>
       <w:pPr>
@@ -10606,31 +10677,18 @@
         <w:pStyle w:val="Descripcin"/>
         <w:jc w:val="center"/>
       </w:pPr>
-      <w:bookmarkStart w:id="30" w:name="_Toc227856190"/>
+      <w:bookmarkStart w:id="31" w:name="_Toc227856190"/>
       <w:r>
         <w:t xml:space="preserve">Figura </w:t>
       </w:r>
-      <w:r>
-        <w:fldChar w:fldCharType="begin"/>
-      </w:r>
-      <w:r>
-        <w:instrText xml:space="preserve"> SEQ Figura \* ARABIC </w:instrText>
-      </w:r>
-      <w:r>
-        <w:fldChar w:fldCharType="separate"/>
-      </w:r>
-      <w:r>
-        <w:rPr>
-          <w:noProof/>
-        </w:rPr>
-        <w:t>7</w:t>
-      </w:r>
-      <w:r>
-        <w:rPr>
-          <w:noProof/>
-        </w:rPr>
-        <w:fldChar w:fldCharType="end"/>
-      </w:r>
+      <w:fldSimple w:instr=" SEQ Figura \* ARABIC ">
+        <w:r>
+          <w:rPr>
+            <w:noProof/>
+          </w:rPr>
+          <w:t>7</w:t>
+        </w:r>
+      </w:fldSimple>
       <w:r>
         <w:t xml:space="preserve">. Pantalla Añadir justificante </w:t>
       </w:r>
@@ -10643,7 +10701,7 @@
       <w:r>
         <w:t xml:space="preserve"> - Móvil</w:t>
       </w:r>
-      <w:bookmarkEnd w:id="30"/>
+      <w:bookmarkEnd w:id="31"/>
     </w:p>
     <w:p>
       <w:pPr>
@@ -10707,11 +10765,11 @@
           <w:numId w:val="3"/>
         </w:numPr>
       </w:pPr>
-      <w:bookmarkStart w:id="31" w:name="_Toc227855994"/>
+      <w:bookmarkStart w:id="32" w:name="_Toc227865332"/>
       <w:r>
         <w:t>MAPA DE NAVEGABILIDAD</w:t>
       </w:r>
-      <w:bookmarkEnd w:id="31"/>
+      <w:bookmarkEnd w:id="32"/>
     </w:p>
     <w:p>
       <w:r>
@@ -10821,11 +10879,11 @@
           <w:numId w:val="2"/>
         </w:numPr>
       </w:pPr>
-      <w:bookmarkStart w:id="32" w:name="_Toc227855995"/>
+      <w:bookmarkStart w:id="33" w:name="_Toc227865333"/>
       <w:r>
         <w:t>PLAN DE PRUEBAS</w:t>
       </w:r>
-      <w:bookmarkEnd w:id="32"/>
+      <w:bookmarkEnd w:id="33"/>
     </w:p>
     <w:p>
       <w:r>
@@ -10912,11 +10970,11 @@
           <w:numId w:val="2"/>
         </w:numPr>
       </w:pPr>
-      <w:bookmarkStart w:id="33" w:name="_Toc227855996"/>
+      <w:bookmarkStart w:id="34" w:name="_Toc227865334"/>
       <w:r>
         <w:t>TECNOLOGÍAS EMPLEADAS</w:t>
       </w:r>
-      <w:bookmarkEnd w:id="33"/>
+      <w:bookmarkEnd w:id="34"/>
     </w:p>
     <w:p>
       <w:r>
@@ -11276,11 +11334,11 @@
           <w:numId w:val="2"/>
         </w:numPr>
       </w:pPr>
-      <w:bookmarkStart w:id="34" w:name="_Toc227855997"/>
+      <w:bookmarkStart w:id="35" w:name="_Toc227865335"/>
       <w:r>
         <w:t>PLANIFICACIÓN Y PRESUPUESTO</w:t>
       </w:r>
-      <w:bookmarkEnd w:id="34"/>
+      <w:bookmarkEnd w:id="35"/>
     </w:p>
     <w:p>
       <w:r>
@@ -11307,20 +11365,22 @@
           <w:szCs w:val="32"/>
         </w:rPr>
       </w:pPr>
-      <w:bookmarkStart w:id="35" w:name="_Toc210123170"/>
-      <w:bookmarkStart w:id="36" w:name="_Toc210123297"/>
-      <w:bookmarkStart w:id="37" w:name="_Toc210124628"/>
-      <w:bookmarkStart w:id="38" w:name="_Toc210125386"/>
-      <w:bookmarkStart w:id="39" w:name="_Toc221907962"/>
-      <w:bookmarkStart w:id="40" w:name="_Toc221908759"/>
-      <w:bookmarkStart w:id="41" w:name="_Toc227855998"/>
-      <w:bookmarkEnd w:id="35"/>
+      <w:bookmarkStart w:id="36" w:name="_Toc210123170"/>
+      <w:bookmarkStart w:id="37" w:name="_Toc210123297"/>
+      <w:bookmarkStart w:id="38" w:name="_Toc210124628"/>
+      <w:bookmarkStart w:id="39" w:name="_Toc210125386"/>
+      <w:bookmarkStart w:id="40" w:name="_Toc221907962"/>
+      <w:bookmarkStart w:id="41" w:name="_Toc221908759"/>
+      <w:bookmarkStart w:id="42" w:name="_Toc227855998"/>
+      <w:bookmarkStart w:id="43" w:name="_Toc227865336"/>
       <w:bookmarkEnd w:id="36"/>
       <w:bookmarkEnd w:id="37"/>
       <w:bookmarkEnd w:id="38"/>
       <w:bookmarkEnd w:id="39"/>
       <w:bookmarkEnd w:id="40"/>
       <w:bookmarkEnd w:id="41"/>
+      <w:bookmarkEnd w:id="42"/>
+      <w:bookmarkEnd w:id="43"/>
     </w:p>
     <w:p>
       <w:pPr>
@@ -11342,20 +11402,22 @@
           <w:szCs w:val="32"/>
         </w:rPr>
       </w:pPr>
-      <w:bookmarkStart w:id="42" w:name="_Toc210123171"/>
-      <w:bookmarkStart w:id="43" w:name="_Toc210123298"/>
-      <w:bookmarkStart w:id="44" w:name="_Toc210124629"/>
-      <w:bookmarkStart w:id="45" w:name="_Toc210125387"/>
-      <w:bookmarkStart w:id="46" w:name="_Toc221907963"/>
-      <w:bookmarkStart w:id="47" w:name="_Toc221908760"/>
-      <w:bookmarkStart w:id="48" w:name="_Toc227855999"/>
-      <w:bookmarkEnd w:id="42"/>
-      <w:bookmarkEnd w:id="43"/>
+      <w:bookmarkStart w:id="44" w:name="_Toc210123171"/>
+      <w:bookmarkStart w:id="45" w:name="_Toc210123298"/>
+      <w:bookmarkStart w:id="46" w:name="_Toc210124629"/>
+      <w:bookmarkStart w:id="47" w:name="_Toc210125387"/>
+      <w:bookmarkStart w:id="48" w:name="_Toc221907963"/>
+      <w:bookmarkStart w:id="49" w:name="_Toc221908760"/>
+      <w:bookmarkStart w:id="50" w:name="_Toc227855999"/>
+      <w:bookmarkStart w:id="51" w:name="_Toc227865337"/>
       <w:bookmarkEnd w:id="44"/>
       <w:bookmarkEnd w:id="45"/>
       <w:bookmarkEnd w:id="46"/>
       <w:bookmarkEnd w:id="47"/>
       <w:bookmarkEnd w:id="48"/>
+      <w:bookmarkEnd w:id="49"/>
+      <w:bookmarkEnd w:id="50"/>
+      <w:bookmarkEnd w:id="51"/>
     </w:p>
     <w:p>
       <w:pPr>
@@ -11377,20 +11439,22 @@
           <w:szCs w:val="32"/>
         </w:rPr>
       </w:pPr>
-      <w:bookmarkStart w:id="49" w:name="_Toc210123172"/>
-      <w:bookmarkStart w:id="50" w:name="_Toc210123299"/>
-      <w:bookmarkStart w:id="51" w:name="_Toc210124630"/>
-      <w:bookmarkStart w:id="52" w:name="_Toc210125388"/>
-      <w:bookmarkStart w:id="53" w:name="_Toc221907964"/>
-      <w:bookmarkStart w:id="54" w:name="_Toc221908761"/>
-      <w:bookmarkStart w:id="55" w:name="_Toc227856000"/>
-      <w:bookmarkEnd w:id="49"/>
-      <w:bookmarkEnd w:id="50"/>
-      <w:bookmarkEnd w:id="51"/>
+      <w:bookmarkStart w:id="52" w:name="_Toc210123172"/>
+      <w:bookmarkStart w:id="53" w:name="_Toc210123299"/>
+      <w:bookmarkStart w:id="54" w:name="_Toc210124630"/>
+      <w:bookmarkStart w:id="55" w:name="_Toc210125388"/>
+      <w:bookmarkStart w:id="56" w:name="_Toc221907964"/>
+      <w:bookmarkStart w:id="57" w:name="_Toc221908761"/>
+      <w:bookmarkStart w:id="58" w:name="_Toc227856000"/>
+      <w:bookmarkStart w:id="59" w:name="_Toc227865338"/>
       <w:bookmarkEnd w:id="52"/>
       <w:bookmarkEnd w:id="53"/>
       <w:bookmarkEnd w:id="54"/>
       <w:bookmarkEnd w:id="55"/>
+      <w:bookmarkEnd w:id="56"/>
+      <w:bookmarkEnd w:id="57"/>
+      <w:bookmarkEnd w:id="58"/>
+      <w:bookmarkEnd w:id="59"/>
     </w:p>
     <w:p>
       <w:pPr>
@@ -11400,11 +11464,11 @@
           <w:numId w:val="3"/>
         </w:numPr>
       </w:pPr>
-      <w:bookmarkStart w:id="56" w:name="_Toc227856001"/>
+      <w:bookmarkStart w:id="60" w:name="_Toc227865339"/>
       <w:r>
         <w:t>DIAGRAMA DE GANTT</w:t>
       </w:r>
-      <w:bookmarkEnd w:id="56"/>
+      <w:bookmarkEnd w:id="60"/>
     </w:p>
     <w:p>
       <w:pPr>
@@ -11462,31 +11526,18 @@
         <w:pStyle w:val="Descripcin"/>
         <w:jc w:val="center"/>
       </w:pPr>
-      <w:bookmarkStart w:id="57" w:name="_Toc227856191"/>
+      <w:bookmarkStart w:id="61" w:name="_Toc227856191"/>
       <w:r>
         <w:t xml:space="preserve">Figura </w:t>
       </w:r>
-      <w:r>
-        <w:fldChar w:fldCharType="begin"/>
-      </w:r>
-      <w:r>
-        <w:instrText xml:space="preserve"> SEQ Figura \* ARABIC </w:instrText>
-      </w:r>
-      <w:r>
-        <w:fldChar w:fldCharType="separate"/>
-      </w:r>
-      <w:r>
-        <w:rPr>
-          <w:noProof/>
-        </w:rPr>
-        <w:t>8</w:t>
-      </w:r>
-      <w:r>
-        <w:rPr>
-          <w:noProof/>
-        </w:rPr>
-        <w:fldChar w:fldCharType="end"/>
-      </w:r>
+      <w:fldSimple w:instr=" SEQ Figura \* ARABIC ">
+        <w:r>
+          <w:rPr>
+            <w:noProof/>
+          </w:rPr>
+          <w:t>8</w:t>
+        </w:r>
+      </w:fldSimple>
       <w:r>
         <w:t>. Diagram</w:t>
       </w:r>
@@ -11496,7 +11547,7 @@
       <w:r>
         <w:t xml:space="preserve"> de Gantt</w:t>
       </w:r>
-      <w:bookmarkEnd w:id="57"/>
+      <w:bookmarkEnd w:id="61"/>
     </w:p>
     <w:p/>
     <w:p>
@@ -11507,11 +11558,11 @@
           <w:numId w:val="3"/>
         </w:numPr>
       </w:pPr>
-      <w:bookmarkStart w:id="58" w:name="_Toc227856002"/>
+      <w:bookmarkStart w:id="62" w:name="_Toc227865340"/>
       <w:r>
         <w:t>ESTIMACIONES DE COSTES</w:t>
       </w:r>
-      <w:bookmarkEnd w:id="58"/>
+      <w:bookmarkEnd w:id="62"/>
     </w:p>
     <w:p>
       <w:pPr>
@@ -11557,11 +11608,11 @@
           <w:numId w:val="2"/>
         </w:numPr>
       </w:pPr>
-      <w:bookmarkStart w:id="59" w:name="_Toc227856003"/>
+      <w:bookmarkStart w:id="63" w:name="_Toc227865341"/>
       <w:r>
         <w:t>FUTURAS MEJORAS Y AMPLIACIONES</w:t>
       </w:r>
-      <w:bookmarkEnd w:id="59"/>
+      <w:bookmarkEnd w:id="63"/>
     </w:p>
     <w:p>
       <w:r>
@@ -11588,20 +11639,22 @@
           <w:szCs w:val="32"/>
         </w:rPr>
       </w:pPr>
-      <w:bookmarkStart w:id="60" w:name="_Toc210123176"/>
-      <w:bookmarkStart w:id="61" w:name="_Toc210123303"/>
-      <w:bookmarkStart w:id="62" w:name="_Toc210124634"/>
-      <w:bookmarkStart w:id="63" w:name="_Toc210125392"/>
-      <w:bookmarkStart w:id="64" w:name="_Toc221907968"/>
-      <w:bookmarkStart w:id="65" w:name="_Toc221908765"/>
-      <w:bookmarkStart w:id="66" w:name="_Toc227856004"/>
-      <w:bookmarkEnd w:id="60"/>
-      <w:bookmarkEnd w:id="61"/>
-      <w:bookmarkEnd w:id="62"/>
-      <w:bookmarkEnd w:id="63"/>
+      <w:bookmarkStart w:id="64" w:name="_Toc210123176"/>
+      <w:bookmarkStart w:id="65" w:name="_Toc210123303"/>
+      <w:bookmarkStart w:id="66" w:name="_Toc210124634"/>
+      <w:bookmarkStart w:id="67" w:name="_Toc210125392"/>
+      <w:bookmarkStart w:id="68" w:name="_Toc221907968"/>
+      <w:bookmarkStart w:id="69" w:name="_Toc221908765"/>
+      <w:bookmarkStart w:id="70" w:name="_Toc227856004"/>
+      <w:bookmarkStart w:id="71" w:name="_Toc227865342"/>
       <w:bookmarkEnd w:id="64"/>
       <w:bookmarkEnd w:id="65"/>
       <w:bookmarkEnd w:id="66"/>
+      <w:bookmarkEnd w:id="67"/>
+      <w:bookmarkEnd w:id="68"/>
+      <w:bookmarkEnd w:id="69"/>
+      <w:bookmarkEnd w:id="70"/>
+      <w:bookmarkEnd w:id="71"/>
     </w:p>
     <w:p>
       <w:pPr>
@@ -11611,11 +11664,11 @@
           <w:numId w:val="3"/>
         </w:numPr>
       </w:pPr>
-      <w:bookmarkStart w:id="67" w:name="_Toc227856005"/>
+      <w:bookmarkStart w:id="72" w:name="_Toc227865343"/>
       <w:r>
         <w:t>PROPUESTAS DE MEJORA Y AMPLIACIONES</w:t>
       </w:r>
-      <w:bookmarkEnd w:id="67"/>
+      <w:bookmarkEnd w:id="72"/>
     </w:p>
     <w:p>
       <w:r>
@@ -11630,11 +11683,11 @@
           <w:numId w:val="3"/>
         </w:numPr>
       </w:pPr>
-      <w:bookmarkStart w:id="68" w:name="_Toc227856006"/>
+      <w:bookmarkStart w:id="73" w:name="_Toc227865344"/>
       <w:r>
         <w:t>IMPACTO Y RIESGO DE LOS CAMBIOS PROPUESTOS</w:t>
       </w:r>
-      <w:bookmarkEnd w:id="68"/>
+      <w:bookmarkEnd w:id="73"/>
     </w:p>
     <w:p>
       <w:r>
@@ -11649,11 +11702,11 @@
           <w:numId w:val="2"/>
         </w:numPr>
       </w:pPr>
-      <w:bookmarkStart w:id="69" w:name="_Toc227856007"/>
+      <w:bookmarkStart w:id="74" w:name="_Toc227865345"/>
       <w:r>
         <w:t>RELACIÓN CON LOS MÓDULOS DEL CICLO</w:t>
       </w:r>
-      <w:bookmarkEnd w:id="69"/>
+      <w:bookmarkEnd w:id="74"/>
     </w:p>
     <w:p>
       <w:r>
@@ -11735,11 +11788,11 @@
           <w:numId w:val="2"/>
         </w:numPr>
       </w:pPr>
-      <w:bookmarkStart w:id="70" w:name="_Toc227856008"/>
+      <w:bookmarkStart w:id="75" w:name="_Toc227865346"/>
       <w:r>
         <w:t>CONCLUSIONES</w:t>
       </w:r>
-      <w:bookmarkEnd w:id="70"/>
+      <w:bookmarkEnd w:id="75"/>
     </w:p>
     <w:p>
       <w:r>
@@ -11754,11 +11807,11 @@
           <w:numId w:val="2"/>
         </w:numPr>
       </w:pPr>
-      <w:bookmarkStart w:id="71" w:name="_Toc227856009"/>
+      <w:bookmarkStart w:id="76" w:name="_Toc227865347"/>
       <w:r>
         <w:t>DESPLIEGUE DE LA APLICACIÓN</w:t>
       </w:r>
-      <w:bookmarkEnd w:id="71"/>
+      <w:bookmarkEnd w:id="76"/>
     </w:p>
     <w:p>
       <w:r>
@@ -11785,20 +11838,22 @@
           <w:szCs w:val="32"/>
         </w:rPr>
       </w:pPr>
-      <w:bookmarkStart w:id="72" w:name="_Toc210123182"/>
-      <w:bookmarkStart w:id="73" w:name="_Toc210123309"/>
-      <w:bookmarkStart w:id="74" w:name="_Toc210124640"/>
-      <w:bookmarkStart w:id="75" w:name="_Toc210125398"/>
-      <w:bookmarkStart w:id="76" w:name="_Toc221907974"/>
-      <w:bookmarkStart w:id="77" w:name="_Toc221908771"/>
-      <w:bookmarkStart w:id="78" w:name="_Toc227856010"/>
-      <w:bookmarkEnd w:id="72"/>
-      <w:bookmarkEnd w:id="73"/>
-      <w:bookmarkEnd w:id="74"/>
-      <w:bookmarkEnd w:id="75"/>
-      <w:bookmarkEnd w:id="76"/>
+      <w:bookmarkStart w:id="77" w:name="_Toc210123182"/>
+      <w:bookmarkStart w:id="78" w:name="_Toc210123309"/>
+      <w:bookmarkStart w:id="79" w:name="_Toc210124640"/>
+      <w:bookmarkStart w:id="80" w:name="_Toc210125398"/>
+      <w:bookmarkStart w:id="81" w:name="_Toc221907974"/>
+      <w:bookmarkStart w:id="82" w:name="_Toc221908771"/>
+      <w:bookmarkStart w:id="83" w:name="_Toc227856010"/>
+      <w:bookmarkStart w:id="84" w:name="_Toc227865348"/>
       <w:bookmarkEnd w:id="77"/>
       <w:bookmarkEnd w:id="78"/>
+      <w:bookmarkEnd w:id="79"/>
+      <w:bookmarkEnd w:id="80"/>
+      <w:bookmarkEnd w:id="81"/>
+      <w:bookmarkEnd w:id="82"/>
+      <w:bookmarkEnd w:id="83"/>
+      <w:bookmarkEnd w:id="84"/>
     </w:p>
     <w:p>
       <w:pPr>
@@ -11820,20 +11875,22 @@
           <w:szCs w:val="32"/>
         </w:rPr>
       </w:pPr>
-      <w:bookmarkStart w:id="79" w:name="_Toc210123183"/>
-      <w:bookmarkStart w:id="80" w:name="_Toc210123310"/>
-      <w:bookmarkStart w:id="81" w:name="_Toc210124641"/>
-      <w:bookmarkStart w:id="82" w:name="_Toc210125399"/>
-      <w:bookmarkStart w:id="83" w:name="_Toc221907975"/>
-      <w:bookmarkStart w:id="84" w:name="_Toc221908772"/>
-      <w:bookmarkStart w:id="85" w:name="_Toc227856011"/>
-      <w:bookmarkEnd w:id="79"/>
-      <w:bookmarkEnd w:id="80"/>
-      <w:bookmarkEnd w:id="81"/>
-      <w:bookmarkEnd w:id="82"/>
-      <w:bookmarkEnd w:id="83"/>
-      <w:bookmarkEnd w:id="84"/>
+      <w:bookmarkStart w:id="85" w:name="_Toc210123183"/>
+      <w:bookmarkStart w:id="86" w:name="_Toc210123310"/>
+      <w:bookmarkStart w:id="87" w:name="_Toc210124641"/>
+      <w:bookmarkStart w:id="88" w:name="_Toc210125399"/>
+      <w:bookmarkStart w:id="89" w:name="_Toc221907975"/>
+      <w:bookmarkStart w:id="90" w:name="_Toc221908772"/>
+      <w:bookmarkStart w:id="91" w:name="_Toc227856011"/>
+      <w:bookmarkStart w:id="92" w:name="_Toc227865349"/>
       <w:bookmarkEnd w:id="85"/>
+      <w:bookmarkEnd w:id="86"/>
+      <w:bookmarkEnd w:id="87"/>
+      <w:bookmarkEnd w:id="88"/>
+      <w:bookmarkEnd w:id="89"/>
+      <w:bookmarkEnd w:id="90"/>
+      <w:bookmarkEnd w:id="91"/>
+      <w:bookmarkEnd w:id="92"/>
     </w:p>
     <w:p>
       <w:pPr>
@@ -11855,20 +11912,22 @@
           <w:szCs w:val="32"/>
         </w:rPr>
       </w:pPr>
-      <w:bookmarkStart w:id="86" w:name="_Toc210123184"/>
-      <w:bookmarkStart w:id="87" w:name="_Toc210123311"/>
-      <w:bookmarkStart w:id="88" w:name="_Toc210124642"/>
-      <w:bookmarkStart w:id="89" w:name="_Toc210125400"/>
-      <w:bookmarkStart w:id="90" w:name="_Toc221907976"/>
-      <w:bookmarkStart w:id="91" w:name="_Toc221908773"/>
-      <w:bookmarkStart w:id="92" w:name="_Toc227856012"/>
-      <w:bookmarkEnd w:id="86"/>
-      <w:bookmarkEnd w:id="87"/>
-      <w:bookmarkEnd w:id="88"/>
-      <w:bookmarkEnd w:id="89"/>
-      <w:bookmarkEnd w:id="90"/>
-      <w:bookmarkEnd w:id="91"/>
-      <w:bookmarkEnd w:id="92"/>
+      <w:bookmarkStart w:id="93" w:name="_Toc210123184"/>
+      <w:bookmarkStart w:id="94" w:name="_Toc210123311"/>
+      <w:bookmarkStart w:id="95" w:name="_Toc210124642"/>
+      <w:bookmarkStart w:id="96" w:name="_Toc210125400"/>
+      <w:bookmarkStart w:id="97" w:name="_Toc221907976"/>
+      <w:bookmarkStart w:id="98" w:name="_Toc221908773"/>
+      <w:bookmarkStart w:id="99" w:name="_Toc227856012"/>
+      <w:bookmarkStart w:id="100" w:name="_Toc227865350"/>
+      <w:bookmarkEnd w:id="93"/>
+      <w:bookmarkEnd w:id="94"/>
+      <w:bookmarkEnd w:id="95"/>
+      <w:bookmarkEnd w:id="96"/>
+      <w:bookmarkEnd w:id="97"/>
+      <w:bookmarkEnd w:id="98"/>
+      <w:bookmarkEnd w:id="99"/>
+      <w:bookmarkEnd w:id="100"/>
     </w:p>
     <w:p>
       <w:pPr>
@@ -11878,11 +11937,11 @@
           <w:numId w:val="3"/>
         </w:numPr>
       </w:pPr>
-      <w:bookmarkStart w:id="93" w:name="_Toc227856013"/>
+      <w:bookmarkStart w:id="101" w:name="_Toc227865351"/>
       <w:r>
         <w:t>INSTALACIÓN</w:t>
       </w:r>
-      <w:bookmarkEnd w:id="93"/>
+      <w:bookmarkEnd w:id="101"/>
     </w:p>
     <w:p>
       <w:r>
@@ -11897,11 +11956,11 @@
           <w:numId w:val="2"/>
         </w:numPr>
       </w:pPr>
-      <w:bookmarkStart w:id="94" w:name="_Toc227856014"/>
+      <w:bookmarkStart w:id="102" w:name="_Toc227865352"/>
       <w:r>
         <w:t>GUÍA DE ESTILOS Y MANUAL DE USUARIO</w:t>
       </w:r>
-      <w:bookmarkEnd w:id="94"/>
+      <w:bookmarkEnd w:id="102"/>
     </w:p>
     <w:p>
       <w:r>
@@ -11928,20 +11987,22 @@
           <w:szCs w:val="32"/>
         </w:rPr>
       </w:pPr>
-      <w:bookmarkStart w:id="95" w:name="_Toc210123187"/>
-      <w:bookmarkStart w:id="96" w:name="_Toc210123314"/>
-      <w:bookmarkStart w:id="97" w:name="_Toc210124645"/>
-      <w:bookmarkStart w:id="98" w:name="_Toc210125403"/>
-      <w:bookmarkStart w:id="99" w:name="_Toc221907979"/>
-      <w:bookmarkStart w:id="100" w:name="_Toc221908776"/>
-      <w:bookmarkStart w:id="101" w:name="_Toc227856015"/>
-      <w:bookmarkEnd w:id="95"/>
-      <w:bookmarkEnd w:id="96"/>
-      <w:bookmarkEnd w:id="97"/>
-      <w:bookmarkEnd w:id="98"/>
-      <w:bookmarkEnd w:id="99"/>
-      <w:bookmarkEnd w:id="100"/>
-      <w:bookmarkEnd w:id="101"/>
+      <w:bookmarkStart w:id="103" w:name="_Toc210123187"/>
+      <w:bookmarkStart w:id="104" w:name="_Toc210123314"/>
+      <w:bookmarkStart w:id="105" w:name="_Toc210124645"/>
+      <w:bookmarkStart w:id="106" w:name="_Toc210125403"/>
+      <w:bookmarkStart w:id="107" w:name="_Toc221907979"/>
+      <w:bookmarkStart w:id="108" w:name="_Toc221908776"/>
+      <w:bookmarkStart w:id="109" w:name="_Toc227856015"/>
+      <w:bookmarkStart w:id="110" w:name="_Toc227865353"/>
+      <w:bookmarkEnd w:id="103"/>
+      <w:bookmarkEnd w:id="104"/>
+      <w:bookmarkEnd w:id="105"/>
+      <w:bookmarkEnd w:id="106"/>
+      <w:bookmarkEnd w:id="107"/>
+      <w:bookmarkEnd w:id="108"/>
+      <w:bookmarkEnd w:id="109"/>
+      <w:bookmarkEnd w:id="110"/>
     </w:p>
     <w:p>
       <w:pPr>
@@ -11951,22 +12012,22 @@
           <w:numId w:val="3"/>
         </w:numPr>
       </w:pPr>
-      <w:bookmarkStart w:id="102" w:name="_Toc227856016"/>
+      <w:bookmarkStart w:id="111" w:name="_Toc227865354"/>
       <w:r>
         <w:t>GUÍA DE ESTILOS</w:t>
       </w:r>
-      <w:bookmarkEnd w:id="102"/>
+      <w:bookmarkEnd w:id="111"/>
     </w:p>
     <w:p>
       <w:pPr>
         <w:pStyle w:val="Ttulo3"/>
         <w:ind w:left="360"/>
       </w:pPr>
-      <w:bookmarkStart w:id="103" w:name="_Toc227856017"/>
+      <w:bookmarkStart w:id="112" w:name="_Toc227865355"/>
       <w:r>
         <w:t>10.1.1. PALETA DE COLORES</w:t>
       </w:r>
-      <w:bookmarkEnd w:id="103"/>
+      <w:bookmarkEnd w:id="112"/>
     </w:p>
     <w:p>
       <w:pPr>
@@ -12661,14 +12722,14 @@
       <w:pPr>
         <w:pStyle w:val="Ttulo3"/>
       </w:pPr>
-      <w:bookmarkStart w:id="104" w:name="_Toc227856018"/>
+      <w:bookmarkStart w:id="113" w:name="_Toc227865356"/>
       <w:r>
         <w:t xml:space="preserve">10.1.2. </w:t>
       </w:r>
       <w:r>
         <w:t>Tipografía</w:t>
       </w:r>
-      <w:bookmarkEnd w:id="104"/>
+      <w:bookmarkEnd w:id="113"/>
     </w:p>
     <w:p>
       <w:r>
@@ -12706,14 +12767,14 @@
       <w:pPr>
         <w:pStyle w:val="Ttulo3"/>
       </w:pPr>
-      <w:bookmarkStart w:id="105" w:name="_Toc227856019"/>
+      <w:bookmarkStart w:id="114" w:name="_Toc227865357"/>
       <w:r>
         <w:t xml:space="preserve">10.1.3. </w:t>
       </w:r>
       <w:r>
         <w:t>Clases CSS definidas</w:t>
       </w:r>
-      <w:bookmarkEnd w:id="105"/>
+      <w:bookmarkEnd w:id="114"/>
     </w:p>
     <w:p>
       <w:r>
@@ -12828,8 +12889,13 @@
             <w:pPr>
               <w:spacing w:after="160" w:line="259" w:lineRule="auto"/>
             </w:pPr>
-            <w:r>
-              <w:t>.fondo-principal</w:t>
+            <w:proofErr w:type="gramStart"/>
+            <w:r>
+              <w:t>.fondo</w:t>
+            </w:r>
+            <w:proofErr w:type="gramEnd"/>
+            <w:r>
+              <w:t>-principal</w:t>
             </w:r>
           </w:p>
         </w:tc>
@@ -12860,8 +12926,13 @@
             <w:pPr>
               <w:spacing w:after="160" w:line="259" w:lineRule="auto"/>
             </w:pPr>
-            <w:r>
-              <w:t>.fondo-</w:t>
+            <w:proofErr w:type="gramStart"/>
+            <w:r>
+              <w:t>.fondo</w:t>
+            </w:r>
+            <w:proofErr w:type="gramEnd"/>
+            <w:r>
+              <w:t>-</w:t>
             </w:r>
             <w:proofErr w:type="spellStart"/>
             <w:r>
@@ -12900,6 +12971,7 @@
             <w:pPr>
               <w:spacing w:after="160" w:line="259" w:lineRule="auto"/>
             </w:pPr>
+            <w:proofErr w:type="gramStart"/>
             <w:r>
               <w:t>.</w:t>
             </w:r>
@@ -12908,6 +12980,7 @@
               <w:t>btn</w:t>
             </w:r>
             <w:proofErr w:type="spellEnd"/>
+            <w:proofErr w:type="gramEnd"/>
             <w:r>
               <w:t>-primario</w:t>
             </w:r>
@@ -12940,14 +13013,24 @@
             <w:pPr>
               <w:spacing w:after="160" w:line="259" w:lineRule="auto"/>
             </w:pPr>
+            <w:proofErr w:type="gramStart"/>
             <w:r>
               <w:t>.</w:t>
             </w:r>
             <w:proofErr w:type="spellStart"/>
             <w:r>
-              <w:t>btn-primario:hover</w:t>
+              <w:t>btn</w:t>
+            </w:r>
+            <w:proofErr w:type="gramEnd"/>
+            <w:r>
+              <w:t>-</w:t>
+            </w:r>
+            <w:proofErr w:type="gramStart"/>
+            <w:r>
+              <w:t>primario:hover</w:t>
             </w:r>
             <w:proofErr w:type="spellEnd"/>
+            <w:proofErr w:type="gramEnd"/>
           </w:p>
         </w:tc>
         <w:tc>
@@ -12988,6 +13071,7 @@
             <w:pPr>
               <w:spacing w:after="160" w:line="259" w:lineRule="auto"/>
             </w:pPr>
+            <w:proofErr w:type="gramStart"/>
             <w:r>
               <w:t>.</w:t>
             </w:r>
@@ -12996,6 +13080,7 @@
               <w:t>btn</w:t>
             </w:r>
             <w:proofErr w:type="spellEnd"/>
+            <w:proofErr w:type="gramEnd"/>
             <w:r>
               <w:t>-peligro</w:t>
             </w:r>
@@ -13028,14 +13113,24 @@
             <w:pPr>
               <w:spacing w:after="160" w:line="259" w:lineRule="auto"/>
             </w:pPr>
+            <w:proofErr w:type="gramStart"/>
             <w:r>
               <w:t>.</w:t>
             </w:r>
             <w:proofErr w:type="spellStart"/>
             <w:r>
-              <w:t>btn-peligro:hover</w:t>
+              <w:t>btn</w:t>
+            </w:r>
+            <w:proofErr w:type="gramEnd"/>
+            <w:r>
+              <w:t>-</w:t>
+            </w:r>
+            <w:proofErr w:type="gramStart"/>
+            <w:r>
+              <w:t>peligro:hover</w:t>
             </w:r>
             <w:proofErr w:type="spellEnd"/>
+            <w:proofErr w:type="gramEnd"/>
           </w:p>
         </w:tc>
         <w:tc>
@@ -13076,8 +13171,13 @@
             <w:pPr>
               <w:spacing w:after="160" w:line="259" w:lineRule="auto"/>
             </w:pPr>
-            <w:r>
-              <w:t>.titulo-panel</w:t>
+            <w:proofErr w:type="gramStart"/>
+            <w:r>
+              <w:t>.titulo</w:t>
+            </w:r>
+            <w:proofErr w:type="gramEnd"/>
+            <w:r>
+              <w:t>-panel</w:t>
             </w:r>
           </w:p>
         </w:tc>
@@ -13108,12 +13208,17 @@
             <w:pPr>
               <w:spacing w:after="160" w:line="259" w:lineRule="auto"/>
             </w:pPr>
+            <w:proofErr w:type="gramStart"/>
             <w:r>
               <w:t>.</w:t>
             </w:r>
             <w:proofErr w:type="spellStart"/>
             <w:r>
-              <w:t>label-menu</w:t>
+              <w:t>label</w:t>
+            </w:r>
+            <w:proofErr w:type="gramEnd"/>
+            <w:r>
+              <w:t>-menu</w:t>
             </w:r>
             <w:proofErr w:type="spellEnd"/>
           </w:p>
@@ -13148,12 +13253,17 @@
             <w:pPr>
               <w:spacing w:after="160" w:line="259" w:lineRule="auto"/>
             </w:pPr>
+            <w:proofErr w:type="gramStart"/>
             <w:r>
               <w:t>.</w:t>
             </w:r>
             <w:proofErr w:type="spellStart"/>
             <w:r>
-              <w:t>btn-menu</w:t>
+              <w:t>btn</w:t>
+            </w:r>
+            <w:proofErr w:type="gramEnd"/>
+            <w:r>
+              <w:t>-menu</w:t>
             </w:r>
             <w:proofErr w:type="spellEnd"/>
           </w:p>
@@ -13185,14 +13295,24 @@
             <w:pPr>
               <w:spacing w:after="160" w:line="259" w:lineRule="auto"/>
             </w:pPr>
+            <w:proofErr w:type="gramStart"/>
             <w:r>
               <w:t>.</w:t>
             </w:r>
             <w:proofErr w:type="spellStart"/>
             <w:r>
-              <w:t>btn-menu:hover</w:t>
+              <w:t>btn</w:t>
+            </w:r>
+            <w:proofErr w:type="gramEnd"/>
+            <w:r>
+              <w:t>-</w:t>
+            </w:r>
+            <w:proofErr w:type="gramStart"/>
+            <w:r>
+              <w:t>menu:hover</w:t>
             </w:r>
             <w:proofErr w:type="spellEnd"/>
+            <w:proofErr w:type="gramEnd"/>
           </w:p>
         </w:tc>
         <w:tc>
@@ -13225,11 +13345,11 @@
       <w:pPr>
         <w:pStyle w:val="Ttulo3"/>
       </w:pPr>
-      <w:bookmarkStart w:id="106" w:name="_Toc227856020"/>
+      <w:bookmarkStart w:id="115" w:name="_Toc227865358"/>
       <w:r>
         <w:t>10.1.4. IMÁGENES E ICONOS</w:t>
       </w:r>
-      <w:bookmarkEnd w:id="106"/>
+      <w:bookmarkEnd w:id="115"/>
     </w:p>
     <w:p>
       <w:pPr>
@@ -13450,8 +13570,6 @@
             </w:pPr>
             <w:r>
               <w:rPr>
-                <w:b w:val="0"/>
-                <w:bCs w:val="0"/>
                 <w:noProof/>
               </w:rPr>
               <w:drawing>
@@ -13560,8 +13678,6 @@
             </w:pPr>
             <w:r>
               <w:rPr>
-                <w:b w:val="0"/>
-                <w:bCs w:val="0"/>
                 <w:noProof/>
               </w:rPr>
               <w:drawing>
@@ -13674,11 +13790,11 @@
           <w:numId w:val="3"/>
         </w:numPr>
       </w:pPr>
-      <w:bookmarkStart w:id="107" w:name="_Toc227856021"/>
+      <w:bookmarkStart w:id="116" w:name="_Toc227865359"/>
       <w:r>
         <w:t>MANUAL DE USUARIO</w:t>
       </w:r>
-      <w:bookmarkEnd w:id="107"/>
+      <w:bookmarkEnd w:id="116"/>
     </w:p>
     <w:p>
       <w:r>
@@ -13693,11 +13809,11 @@
           <w:numId w:val="2"/>
         </w:numPr>
       </w:pPr>
-      <w:bookmarkStart w:id="108" w:name="_Toc227856022"/>
+      <w:bookmarkStart w:id="117" w:name="_Toc227865360"/>
       <w:r>
         <w:t>WEBGRAFÍA Y FUENTES DE INFORMACIÓN</w:t>
       </w:r>
-      <w:bookmarkEnd w:id="108"/>
+      <w:bookmarkEnd w:id="117"/>
     </w:p>
     <w:p>
       <w:r>
@@ -16386,10 +16502,6 @@
 </file>
 
 <file path=customXml/item1.xml><?xml version="1.0" encoding="utf-8"?>
-<b:Sources xmlns:b="http://schemas.openxmlformats.org/officeDocument/2006/bibliography" xmlns="http://schemas.openxmlformats.org/officeDocument/2006/bibliography" SelectedStyle="\APASixthEditionOfficeOnline.xsl" StyleName="APA" Version="6"/>
-</file>
-
-<file path=customXml/item2.xml><?xml version="1.0" encoding="utf-8"?>
 <?mso-contentType ?>
 <FormTemplates xmlns="http://schemas.microsoft.com/sharepoint/v3/contenttype/forms">
   <Display>DocumentLibraryForm</Display>
@@ -16398,7 +16510,19 @@
 </FormTemplates>
 </file>
 
+<file path=customXml/item2.xml><?xml version="1.0" encoding="utf-8"?>
+<b:Sources xmlns:b="http://schemas.openxmlformats.org/officeDocument/2006/bibliography" xmlns="http://schemas.openxmlformats.org/officeDocument/2006/bibliography" SelectedStyle="\APASixthEditionOfficeOnline.xsl" StyleName="APA" Version="6"/>
+</file>
+
 <file path=customXml/item3.xml><?xml version="1.0" encoding="utf-8"?>
+<p:properties xmlns:p="http://schemas.microsoft.com/office/2006/metadata/properties" xmlns:xsi="http://www.w3.org/2001/XMLSchema-instance" xmlns:pc="http://schemas.microsoft.com/office/infopath/2007/PartnerControls">
+  <documentManagement>
+    <_activity xmlns="d07641f9-f1a5-43c1-ac16-fa53e6c318bc" xsi:nil="true"/>
+  </documentManagement>
+</p:properties>
+</file>
+
+<file path=customXml/item4.xml><?xml version="1.0" encoding="utf-8"?>
 <ct:contentTypeSchema xmlns:ct="http://schemas.microsoft.com/office/2006/metadata/contentType" xmlns:ma="http://schemas.microsoft.com/office/2006/metadata/properties/metaAttributes" ct:_="" ma:_="" ma:contentTypeName="Documento" ma:contentTypeID="0x010100089FBA7B0FAFA84E9F1E615D3FC0A129" ma:contentTypeVersion="11" ma:contentTypeDescription="Crear nuevo documento." ma:contentTypeScope="" ma:versionID="fa55cfaacbcd603bd53d850e3b8176f7">
   <xsd:schema xmlns:xsd="http://www.w3.org/2001/XMLSchema" xmlns:xs="http://www.w3.org/2001/XMLSchema" xmlns:p="http://schemas.microsoft.com/office/2006/metadata/properties" xmlns:ns3="d07641f9-f1a5-43c1-ac16-fa53e6c318bc" targetNamespace="http://schemas.microsoft.com/office/2006/metadata/properties" ma:root="true" ma:fieldsID="78f989df160fe6a5ee2e0e0b0bfde0e3" ns3:_="">
     <xsd:import namespace="d07641f9-f1a5-43c1-ac16-fa53e6c318bc"/>
@@ -16586,15 +16710,15 @@
 </ct:contentTypeSchema>
 </file>
 
-<file path=customXml/item4.xml><?xml version="1.0" encoding="utf-8"?>
-<p:properties xmlns:p="http://schemas.microsoft.com/office/2006/metadata/properties" xmlns:xsi="http://www.w3.org/2001/XMLSchema-instance" xmlns:pc="http://schemas.microsoft.com/office/infopath/2007/PartnerControls">
-  <documentManagement>
-    <_activity xmlns="d07641f9-f1a5-43c1-ac16-fa53e6c318bc" xsi:nil="true"/>
-  </documentManagement>
-</p:properties>
+<file path=customXml/itemProps1.xml><?xml version="1.0" encoding="utf-8"?>
+<ds:datastoreItem xmlns:ds="http://schemas.openxmlformats.org/officeDocument/2006/customXml" ds:itemID="{480B8420-1B48-4D23-8D6E-64373AC5070B}">
+  <ds:schemaRefs>
+    <ds:schemaRef ds:uri="http://schemas.microsoft.com/sharepoint/v3/contenttype/forms"/>
+  </ds:schemaRefs>
+</ds:datastoreItem>
 </file>
 
-<file path=customXml/itemProps1.xml><?xml version="1.0" encoding="utf-8"?>
+<file path=customXml/itemProps2.xml><?xml version="1.0" encoding="utf-8"?>
 <ds:datastoreItem xmlns:ds="http://schemas.openxmlformats.org/officeDocument/2006/customXml" ds:itemID="{453714F8-FBC3-4DCC-8DCB-89BB58DCF76F}">
   <ds:schemaRefs>
     <ds:schemaRef ds:uri="http://schemas.openxmlformats.org/officeDocument/2006/bibliography"/>
@@ -16602,15 +16726,17 @@
 </ds:datastoreItem>
 </file>
 
-<file path=customXml/itemProps2.xml><?xml version="1.0" encoding="utf-8"?>
-<ds:datastoreItem xmlns:ds="http://schemas.openxmlformats.org/officeDocument/2006/customXml" ds:itemID="{480B8420-1B48-4D23-8D6E-64373AC5070B}">
+<file path=customXml/itemProps3.xml><?xml version="1.0" encoding="utf-8"?>
+<ds:datastoreItem xmlns:ds="http://schemas.openxmlformats.org/officeDocument/2006/customXml" ds:itemID="{7F0B1298-25D5-45B9-909D-DD837044A49E}">
   <ds:schemaRefs>
-    <ds:schemaRef ds:uri="http://schemas.microsoft.com/sharepoint/v3/contenttype/forms"/>
+    <ds:schemaRef ds:uri="http://schemas.microsoft.com/office/2006/metadata/properties"/>
+    <ds:schemaRef ds:uri="http://schemas.microsoft.com/office/infopath/2007/PartnerControls"/>
+    <ds:schemaRef ds:uri="d07641f9-f1a5-43c1-ac16-fa53e6c318bc"/>
   </ds:schemaRefs>
 </ds:datastoreItem>
 </file>
 
-<file path=customXml/itemProps3.xml><?xml version="1.0" encoding="utf-8"?>
+<file path=customXml/itemProps4.xml><?xml version="1.0" encoding="utf-8"?>
 <ds:datastoreItem xmlns:ds="http://schemas.openxmlformats.org/officeDocument/2006/customXml" ds:itemID="{B3C09D93-2BDC-4563-9759-9158244E5DE7}">
   <ds:schemaRefs>
     <ds:schemaRef ds:uri="http://schemas.microsoft.com/office/2006/metadata/contentType"/>
@@ -16626,14 +16752,4 @@
     <ds:schemaRef ds:uri="http://schemas.microsoft.com/internal/obd"/>
   </ds:schemaRefs>
 </ds:datastoreItem>
-</file>
-
-<file path=customXml/itemProps4.xml><?xml version="1.0" encoding="utf-8"?>
-<ds:datastoreItem xmlns:ds="http://schemas.openxmlformats.org/officeDocument/2006/customXml" ds:itemID="{7F0B1298-25D5-45B9-909D-DD837044A49E}">
-  <ds:schemaRefs>
-    <ds:schemaRef ds:uri="http://schemas.microsoft.com/office/2006/metadata/properties"/>
-    <ds:schemaRef ds:uri="http://schemas.microsoft.com/office/infopath/2007/PartnerControls"/>
-    <ds:schemaRef ds:uri="d07641f9-f1a5-43c1-ac16-fa53e6c318bc"/>
-  </ds:schemaRefs>
-</ds:datastoreItem>
 </file>
--- a/docs/provisional_DocumentacionProyecto_2VIFC302.docx
+++ b/docs/provisional_DocumentacionProyecto_2VIFC302.docx
@@ -2580,7 +2580,21 @@
                 <w:rStyle w:val="Hipervnculo"/>
                 <w:noProof/>
               </w:rPr>
-              <w:t>DIAGRAMA DE PAQUETES</w:t>
+              <w:t>DIAGRAMA DE PAQ</w:t>
+            </w:r>
+            <w:r>
+              <w:rPr>
+                <w:rStyle w:val="Hipervnculo"/>
+                <w:noProof/>
+              </w:rPr>
+              <w:t>U</w:t>
+            </w:r>
+            <w:r>
+              <w:rPr>
+                <w:rStyle w:val="Hipervnculo"/>
+                <w:noProof/>
+              </w:rPr>
+              <w:t>ETES</w:t>
             </w:r>
             <w:r>
               <w:rPr>
@@ -4092,7 +4106,21 @@
                 <w:rStyle w:val="Hipervnculo"/>
                 <w:noProof/>
               </w:rPr>
-              <w:t>10.1.1. PALETA DE COLORES</w:t>
+              <w:t>10.1.1. PALETA DE</w:t>
+            </w:r>
+            <w:r>
+              <w:rPr>
+                <w:rStyle w:val="Hipervnculo"/>
+                <w:noProof/>
+              </w:rPr>
+              <w:t xml:space="preserve"> </w:t>
+            </w:r>
+            <w:r>
+              <w:rPr>
+                <w:rStyle w:val="Hipervnculo"/>
+                <w:noProof/>
+              </w:rPr>
+              <w:t>COLORES</w:t>
             </w:r>
             <w:r>
               <w:rPr>
@@ -4236,7 +4264,21 @@
                 <w:rStyle w:val="Hipervnculo"/>
                 <w:noProof/>
               </w:rPr>
-              <w:t>10.1.3. Clases CSS definidas</w:t>
+              <w:t>10.1.3. Clases CSS de</w:t>
+            </w:r>
+            <w:r>
+              <w:rPr>
+                <w:rStyle w:val="Hipervnculo"/>
+                <w:noProof/>
+              </w:rPr>
+              <w:t>f</w:t>
+            </w:r>
+            <w:r>
+              <w:rPr>
+                <w:rStyle w:val="Hipervnculo"/>
+                <w:noProof/>
+              </w:rPr>
+              <w:t>inidas</w:t>
             </w:r>
             <w:r>
               <w:rPr>
@@ -6324,7 +6366,6 @@
         <w:br w:type="page"/>
       </w:r>
     </w:p>
-    <w:p/>
     <w:p>
       <w:pPr>
         <w:pStyle w:val="Ttulo2"/>
@@ -6335,6 +6376,7 @@
       </w:pPr>
       <w:bookmarkStart w:id="15" w:name="_Toc227865322"/>
       <w:r>
+        <w:lastRenderedPageBreak/>
         <w:t>REQUISITOS NO FUNCIONALES</w:t>
       </w:r>
       <w:bookmarkEnd w:id="15"/>
@@ -10378,11 +10420,10 @@
         <w:rPr>
           <w:noProof/>
         </w:rPr>
-        <w:lastRenderedPageBreak/>
         <w:drawing>
-          <wp:inline distT="0" distB="0" distL="0" distR="0" wp14:anchorId="4A389DFC" wp14:editId="4549EF57">
-            <wp:extent cx="5299608" cy="3600000"/>
-            <wp:effectExtent l="0" t="0" r="0" b="635"/>
+          <wp:inline distT="0" distB="0" distL="0" distR="0" wp14:anchorId="4A389DFC" wp14:editId="0731F0CA">
+            <wp:extent cx="4788707" cy="3252947"/>
+            <wp:effectExtent l="0" t="0" r="0" b="5080"/>
             <wp:docPr id="1510858193" name="Imagen 3"/>
             <wp:cNvGraphicFramePr>
               <a:graphicFrameLocks xmlns:a="http://schemas.openxmlformats.org/drawingml/2006/main" noChangeAspect="1"/>
@@ -10409,7 +10450,7 @@
                   <pic:spPr>
                     <a:xfrm>
                       <a:off x="0" y="0"/>
-                      <a:ext cx="5299608" cy="3600000"/>
+                      <a:ext cx="4794337" cy="3256772"/>
                     </a:xfrm>
                     <a:prstGeom prst="rect">
                       <a:avLst/>
@@ -10456,6 +10497,7 @@
         <w:rPr>
           <w:noProof/>
         </w:rPr>
+        <w:lastRenderedPageBreak/>
         <w:drawing>
           <wp:inline distT="0" distB="0" distL="0" distR="0" wp14:anchorId="4499399C" wp14:editId="0647006F">
             <wp:extent cx="5276217" cy="3600000"/>
@@ -10545,7 +10587,6 @@
         <w:rPr>
           <w:noProof/>
         </w:rPr>
-        <w:lastRenderedPageBreak/>
         <w:drawing>
           <wp:inline distT="0" distB="0" distL="0" distR="0" wp14:anchorId="4333422A" wp14:editId="1785D7DB">
             <wp:extent cx="3673928" cy="4029328"/>
@@ -10629,6 +10670,7 @@
         <w:rPr>
           <w:noProof/>
         </w:rPr>
+        <w:lastRenderedPageBreak/>
         <w:drawing>
           <wp:inline distT="0" distB="0" distL="0" distR="0" wp14:anchorId="6C646993" wp14:editId="36824A89">
             <wp:extent cx="3401545" cy="3920128"/>
@@ -10712,7 +10754,6 @@
         <w:rPr>
           <w:noProof/>
         </w:rPr>
-        <w:lastRenderedPageBreak/>
         <w:drawing>
           <wp:inline distT="0" distB="0" distL="0" distR="0" wp14:anchorId="30A034C7" wp14:editId="0D158220">
             <wp:extent cx="472440" cy="670560"/>
@@ -10789,6 +10830,7 @@
         <w:rPr>
           <w:noProof/>
         </w:rPr>
+        <w:lastRenderedPageBreak/>
         <w:drawing>
           <wp:inline distT="0" distB="0" distL="0" distR="0" wp14:anchorId="041199A3" wp14:editId="5E9093F5">
             <wp:extent cx="6494137" cy="4870602"/>
@@ -10919,7 +10961,6 @@
         </w:numPr>
       </w:pPr>
       <w:r>
-        <w:lastRenderedPageBreak/>
         <w:t xml:space="preserve">Pruebas de </w:t>
       </w:r>
       <w:r>
@@ -11046,6 +11087,7 @@
         </w:numPr>
       </w:pPr>
       <w:r>
+        <w:lastRenderedPageBreak/>
         <w:t>Word: Procesador de texto para la redacción y maquetación de la memoria del proyecto.</w:t>
       </w:r>
     </w:p>

--- a/docs/provisional_DocumentacionProyecto_2VIFC302.docx
+++ b/docs/provisional_DocumentacionProyecto_2VIFC302.docx
@@ -1166,7 +1166,7 @@
           <w:lang w:eastAsia="es-VE"/>
         </w:rPr>
         <w:drawing>
-          <wp:inline distT="0" distB="0" distL="0" distR="0" wp14:anchorId="1183C0B2" wp14:editId="03E81970">
+          <wp:inline distT="0" distB="0" distL="0" distR="0" wp14:anchorId="1183C0B2" wp14:editId="09143DC2">
             <wp:extent cx="7556500" cy="10599420"/>
             <wp:effectExtent l="0" t="0" r="6350" b="0"/>
             <wp:docPr id="2" name="Imagen 2" descr="D:\servicios forobeta posts\diseño grafico\CLIENTES\Feelmusic - 05.11.18\archivos\11\11.jpg"/>
@@ -2580,21 +2580,7 @@
                 <w:rStyle w:val="Hipervnculo"/>
                 <w:noProof/>
               </w:rPr>
-              <w:t>DIAGRAMA DE PAQ</w:t>
-            </w:r>
-            <w:r>
-              <w:rPr>
-                <w:rStyle w:val="Hipervnculo"/>
-                <w:noProof/>
-              </w:rPr>
-              <w:t>U</w:t>
-            </w:r>
-            <w:r>
-              <w:rPr>
-                <w:rStyle w:val="Hipervnculo"/>
-                <w:noProof/>
-              </w:rPr>
-              <w:t>ETES</w:t>
+              <w:t>DIAGRAMA DE PAQUETES</w:t>
             </w:r>
             <w:r>
               <w:rPr>
@@ -4106,21 +4092,7 @@
                 <w:rStyle w:val="Hipervnculo"/>
                 <w:noProof/>
               </w:rPr>
-              <w:t>10.1.1. PALETA DE</w:t>
-            </w:r>
-            <w:r>
-              <w:rPr>
-                <w:rStyle w:val="Hipervnculo"/>
-                <w:noProof/>
-              </w:rPr>
-              <w:t xml:space="preserve"> </w:t>
-            </w:r>
-            <w:r>
-              <w:rPr>
-                <w:rStyle w:val="Hipervnculo"/>
-                <w:noProof/>
-              </w:rPr>
-              <w:t>COLORES</w:t>
+              <w:t>10.1.1. PALETA DE COLORES</w:t>
             </w:r>
             <w:r>
               <w:rPr>
@@ -4264,21 +4236,7 @@
                 <w:rStyle w:val="Hipervnculo"/>
                 <w:noProof/>
               </w:rPr>
-              <w:t>10.1.3. Clases CSS de</w:t>
-            </w:r>
-            <w:r>
-              <w:rPr>
-                <w:rStyle w:val="Hipervnculo"/>
-                <w:noProof/>
-              </w:rPr>
-              <w:t>f</w:t>
-            </w:r>
-            <w:r>
-              <w:rPr>
-                <w:rStyle w:val="Hipervnculo"/>
-                <w:noProof/>
-              </w:rPr>
-              <w:t>inidas</w:t>
+              <w:t>10.1.3. Clases CSS definidas</w:t>
             </w:r>
             <w:r>
               <w:rPr>
@@ -5256,15 +5214,7 @@
     </w:p>
     <w:p>
       <w:r>
-        <w:t xml:space="preserve">El presente documento corresponde a la documentación del Proyecto </w:t>
-      </w:r>
-      <w:proofErr w:type="spellStart"/>
-      <w:r>
-        <w:t>Intermodular</w:t>
-      </w:r>
-      <w:proofErr w:type="spellEnd"/>
-      <w:r>
-        <w:t xml:space="preserve"> del CFGS en Técnico Superior de Desarrollo de Aplicaciones Multiplataforma</w:t>
+        <w:t>El presente documento corresponde a la documentación del Proyecto Intermodular del CFGS en Técnico Superior de Desarrollo de Aplicaciones Multiplataforma</w:t>
       </w:r>
       <w:r>
         <w:t>.</w:t>
@@ -5349,6 +5299,9 @@
       <w:r>
         <w:t>El objetivo general del proyecto es el desarrollo e implementación completa de un sistema de gestión integral que permita administrar las Formaciones en Empresa de los ciclos formativos del departamento de Informática y Comunicaciones del CIFP La Laboral de Gijón.</w:t>
       </w:r>
+      <w:r>
+        <w:t xml:space="preserve"> Con esta aplicación se pretende relacionar estudiantes de varios cursos, con sus FCTs (Formaciones en Centros de Trabajo), permitiendo que ellos mismos, y otros tipos de usuarios (Profesores, Tutores de empresa, Administrador) puedan consultar temas relacionados con dicha formación en cualquier momento.</w:t>
+      </w:r>
     </w:p>
     <w:p>
       <w:pPr>
@@ -5509,6 +5462,7 @@
       </w:pPr>
       <w:bookmarkStart w:id="5" w:name="_Toc227865319"/>
       <w:r>
+        <w:lastRenderedPageBreak/>
         <w:t>ANÁLISIS Y DISEÑO</w:t>
       </w:r>
       <w:bookmarkEnd w:id="5"/>
@@ -6630,15 +6584,7 @@
               <w:cnfStyle w:val="000000100000" w:firstRow="0" w:lastRow="0" w:firstColumn="0" w:lastColumn="0" w:oddVBand="0" w:evenVBand="0" w:oddHBand="1" w:evenHBand="0" w:firstRowFirstColumn="0" w:firstRowLastColumn="0" w:lastRowFirstColumn="0" w:lastRowLastColumn="0"/>
             </w:pPr>
             <w:r>
-              <w:t xml:space="preserve">El sistema garantizará la persistencia de datos mediante una base de datos relacional MySQL gestionada con </w:t>
-            </w:r>
-            <w:proofErr w:type="spellStart"/>
-            <w:r>
-              <w:t>Hibernate</w:t>
-            </w:r>
-            <w:proofErr w:type="spellEnd"/>
-            <w:r>
-              <w:t>/JPA.</w:t>
+              <w:t>El sistema garantizará la persistencia de datos mediante una base de datos relacional MySQL gestionada con Hibernate/JPA.</w:t>
             </w:r>
           </w:p>
         </w:tc>
@@ -6700,15 +6646,7 @@
               <w:cnfStyle w:val="000000000000" w:firstRow="0" w:lastRow="0" w:firstColumn="0" w:lastColumn="0" w:oddVBand="0" w:evenVBand="0" w:oddHBand="0" w:evenHBand="0" w:firstRowFirstColumn="0" w:firstRowLastColumn="0" w:lastRowFirstColumn="0" w:lastRowLastColumn="0"/>
             </w:pPr>
             <w:r>
-              <w:t xml:space="preserve">Las contraseñas de los usuarios serán almacenadas de forma segura mediante el algoritmo de hash </w:t>
-            </w:r>
-            <w:proofErr w:type="spellStart"/>
-            <w:r>
-              <w:t>BCrypt</w:t>
-            </w:r>
-            <w:proofErr w:type="spellEnd"/>
-            <w:r>
-              <w:t>.</w:t>
+              <w:t>Las contraseñas de los usuarios serán almacenadas de forma segura mediante el algoritmo de hash BCrypt.</w:t>
             </w:r>
           </w:p>
         </w:tc>
@@ -6900,15 +6838,7 @@
               <w:cnfStyle w:val="000000100000" w:firstRow="0" w:lastRow="0" w:firstColumn="0" w:lastColumn="0" w:oddVBand="0" w:evenVBand="0" w:oddHBand="1" w:evenHBand="0" w:firstRowFirstColumn="0" w:firstRowLastColumn="0" w:lastRowFirstColumn="0" w:lastRowLastColumn="0"/>
             </w:pPr>
             <w:r>
-              <w:t xml:space="preserve">El proyecto estará completamente documentado mediante este documento y comentarios </w:t>
-            </w:r>
-            <w:proofErr w:type="spellStart"/>
-            <w:r>
-              <w:t>JavaDoc</w:t>
-            </w:r>
-            <w:proofErr w:type="spellEnd"/>
-            <w:r>
-              <w:t xml:space="preserve"> en el código fuente.</w:t>
+              <w:t>El proyecto estará completamente documentado mediante este documento y comentarios JavaDoc en el código fuente.</w:t>
             </w:r>
           </w:p>
         </w:tc>
@@ -6970,15 +6900,7 @@
               <w:cnfStyle w:val="000000000000" w:firstRow="0" w:lastRow="0" w:firstColumn="0" w:lastColumn="0" w:oddVBand="0" w:evenVBand="0" w:oddHBand="0" w:evenHBand="0" w:firstRowFirstColumn="0" w:firstRowLastColumn="0" w:lastRowFirstColumn="0" w:lastRowLastColumn="0"/>
             </w:pPr>
             <w:r>
-              <w:t xml:space="preserve">El código fuente será gestionado mediante Git y alojado en GitHub, con </w:t>
-            </w:r>
-            <w:proofErr w:type="spellStart"/>
-            <w:r>
-              <w:t>commits</w:t>
-            </w:r>
-            <w:proofErr w:type="spellEnd"/>
-            <w:r>
-              <w:t xml:space="preserve"> organizados por funcionalidades.</w:t>
+              <w:t>El código fuente será gestionado mediante Git y alojado en GitHub, con commits organizados por funcionalidades.</w:t>
             </w:r>
           </w:p>
         </w:tc>
@@ -9772,168 +9694,66 @@
             <w:hideMark/>
           </w:tcPr>
           <w:p>
-            <w:proofErr w:type="spellStart"/>
-            <w:proofErr w:type="gramStart"/>
             <w:r>
               <w:rPr>
                 <w:sz w:val="20"/>
                 <w:szCs w:val="20"/>
               </w:rPr>
-              <w:t>com.alba</w:t>
-            </w:r>
-            <w:proofErr w:type="gramEnd"/>
+              <w:t>com.alba.proyecto</w:t>
+            </w:r>
+          </w:p>
+        </w:tc>
+        <w:tc>
+          <w:tcPr>
+            <w:tcW w:w="6200" w:type="dxa"/>
+            <w:hideMark/>
+          </w:tcPr>
+          <w:p>
+            <w:pPr>
+              <w:cnfStyle w:val="000000100000" w:firstRow="0" w:lastRow="0" w:firstColumn="0" w:lastColumn="0" w:oddVBand="0" w:evenVBand="0" w:oddHBand="1" w:evenHBand="0" w:firstRowFirstColumn="0" w:firstRowLastColumn="0" w:lastRowFirstColumn="0" w:lastRowLastColumn="0"/>
+            </w:pPr>
             <w:r>
               <w:rPr>
                 <w:sz w:val="20"/>
                 <w:szCs w:val="20"/>
               </w:rPr>
-              <w:t>.proyecto</w:t>
-            </w:r>
-            <w:proofErr w:type="spellEnd"/>
-          </w:p>
-        </w:tc>
-        <w:tc>
-          <w:tcPr>
-            <w:tcW w:w="6200" w:type="dxa"/>
-            <w:hideMark/>
-          </w:tcPr>
-          <w:p>
-            <w:pPr>
-              <w:cnfStyle w:val="000000100000" w:firstRow="0" w:lastRow="0" w:firstColumn="0" w:lastColumn="0" w:oddVBand="0" w:evenVBand="0" w:oddHBand="1" w:evenHBand="0" w:firstRowFirstColumn="0" w:firstRowLastColumn="0" w:lastRowFirstColumn="0" w:lastRowLastColumn="0"/>
-            </w:pPr>
+              <w:t>Paquete raíz. Contiene la clase principal de arranque de la aplicación Spring Boot + JavaFX.</w:t>
+            </w:r>
+          </w:p>
+        </w:tc>
+      </w:tr>
+      <w:tr>
+        <w:tc>
+          <w:tcPr>
+            <w:cnfStyle w:val="001000000000" w:firstRow="0" w:lastRow="0" w:firstColumn="1" w:lastColumn="0" w:oddVBand="0" w:evenVBand="0" w:oddHBand="0" w:evenHBand="0" w:firstRowFirstColumn="0" w:firstRowLastColumn="0" w:lastRowFirstColumn="0" w:lastRowLastColumn="0"/>
+            <w:tcW w:w="3000" w:type="dxa"/>
+            <w:hideMark/>
+          </w:tcPr>
+          <w:p>
             <w:r>
               <w:rPr>
                 <w:sz w:val="20"/>
                 <w:szCs w:val="20"/>
               </w:rPr>
-              <w:t xml:space="preserve">Paquete raíz. Contiene la clase principal de arranque de la aplicación Spring Boot + </w:t>
-            </w:r>
-            <w:proofErr w:type="spellStart"/>
+              <w:t>com.alba.proyecto.config</w:t>
+            </w:r>
+          </w:p>
+        </w:tc>
+        <w:tc>
+          <w:tcPr>
+            <w:tcW w:w="6200" w:type="dxa"/>
+            <w:hideMark/>
+          </w:tcPr>
+          <w:p>
+            <w:pPr>
+              <w:cnfStyle w:val="000000000000" w:firstRow="0" w:lastRow="0" w:firstColumn="0" w:lastColumn="0" w:oddVBand="0" w:evenVBand="0" w:oddHBand="0" w:evenHBand="0" w:firstRowFirstColumn="0" w:firstRowLastColumn="0" w:lastRowFirstColumn="0" w:lastRowLastColumn="0"/>
+            </w:pPr>
             <w:r>
               <w:rPr>
                 <w:sz w:val="20"/>
                 <w:szCs w:val="20"/>
               </w:rPr>
-              <w:t>JavaFX</w:t>
-            </w:r>
-            <w:proofErr w:type="spellEnd"/>
-            <w:r>
-              <w:rPr>
-                <w:sz w:val="20"/>
-                <w:szCs w:val="20"/>
-              </w:rPr>
-              <w:t>.</w:t>
-            </w:r>
-          </w:p>
-        </w:tc>
-      </w:tr>
-      <w:tr>
-        <w:tc>
-          <w:tcPr>
-            <w:cnfStyle w:val="001000000000" w:firstRow="0" w:lastRow="0" w:firstColumn="1" w:lastColumn="0" w:oddVBand="0" w:evenVBand="0" w:oddHBand="0" w:evenHBand="0" w:firstRowFirstColumn="0" w:firstRowLastColumn="0" w:lastRowFirstColumn="0" w:lastRowLastColumn="0"/>
-            <w:tcW w:w="3000" w:type="dxa"/>
-            <w:hideMark/>
-          </w:tcPr>
-          <w:p>
-            <w:proofErr w:type="spellStart"/>
-            <w:proofErr w:type="gramStart"/>
-            <w:r>
-              <w:rPr>
-                <w:sz w:val="20"/>
-                <w:szCs w:val="20"/>
-              </w:rPr>
-              <w:t>com.alba</w:t>
-            </w:r>
-            <w:proofErr w:type="gramEnd"/>
-            <w:r>
-              <w:rPr>
-                <w:sz w:val="20"/>
-                <w:szCs w:val="20"/>
-              </w:rPr>
-              <w:t>.proyecto.config</w:t>
-            </w:r>
-            <w:proofErr w:type="spellEnd"/>
-          </w:p>
-        </w:tc>
-        <w:tc>
-          <w:tcPr>
-            <w:tcW w:w="6200" w:type="dxa"/>
-            <w:hideMark/>
-          </w:tcPr>
-          <w:p>
-            <w:pPr>
-              <w:cnfStyle w:val="000000000000" w:firstRow="0" w:lastRow="0" w:firstColumn="0" w:lastColumn="0" w:oddVBand="0" w:evenVBand="0" w:oddHBand="0" w:evenHBand="0" w:firstRowFirstColumn="0" w:firstRowLastColumn="0" w:lastRowFirstColumn="0" w:lastRowLastColumn="0"/>
-            </w:pPr>
-            <w:r>
-              <w:rPr>
-                <w:sz w:val="20"/>
-                <w:szCs w:val="20"/>
-              </w:rPr>
-              <w:t>Configuración de la integración Spring-</w:t>
-            </w:r>
-            <w:proofErr w:type="spellStart"/>
-            <w:r>
-              <w:rPr>
-                <w:sz w:val="20"/>
-                <w:szCs w:val="20"/>
-              </w:rPr>
-              <w:t>JavaFX</w:t>
-            </w:r>
-            <w:proofErr w:type="spellEnd"/>
-            <w:r>
-              <w:rPr>
-                <w:sz w:val="20"/>
-                <w:szCs w:val="20"/>
-              </w:rPr>
-              <w:t xml:space="preserve">. Contiene </w:t>
-            </w:r>
-            <w:proofErr w:type="spellStart"/>
-            <w:r>
-              <w:rPr>
-                <w:sz w:val="20"/>
-                <w:szCs w:val="20"/>
-              </w:rPr>
-              <w:t>SpringFXMLLoader</w:t>
-            </w:r>
-            <w:proofErr w:type="spellEnd"/>
-            <w:r>
-              <w:rPr>
-                <w:sz w:val="20"/>
-                <w:szCs w:val="20"/>
-              </w:rPr>
-              <w:t xml:space="preserve">, </w:t>
-            </w:r>
-            <w:proofErr w:type="spellStart"/>
-            <w:r>
-              <w:rPr>
-                <w:sz w:val="20"/>
-                <w:szCs w:val="20"/>
-              </w:rPr>
-              <w:t>StageManager</w:t>
-            </w:r>
-            <w:proofErr w:type="spellEnd"/>
-            <w:r>
-              <w:rPr>
-                <w:sz w:val="20"/>
-                <w:szCs w:val="20"/>
-              </w:rPr>
-              <w:t xml:space="preserve"> y </w:t>
-            </w:r>
-            <w:proofErr w:type="spellStart"/>
-            <w:r>
-              <w:rPr>
-                <w:sz w:val="20"/>
-                <w:szCs w:val="20"/>
-              </w:rPr>
-              <w:t>AppJavaConfig</w:t>
-            </w:r>
-            <w:proofErr w:type="spellEnd"/>
-            <w:r>
-              <w:rPr>
-                <w:sz w:val="20"/>
-                <w:szCs w:val="20"/>
-              </w:rPr>
-              <w:t>.</w:t>
+              <w:t>Configuración de la integración Spring-JavaFX. Contiene SpringFXMLLoader, StageManager y AppJavaConfig.</w:t>
             </w:r>
           </w:p>
         </w:tc>
@@ -9949,33 +9769,49 @@
             <w:hideMark/>
           </w:tcPr>
           <w:p>
-            <w:proofErr w:type="spellStart"/>
-            <w:proofErr w:type="gramStart"/>
             <w:r>
               <w:rPr>
                 <w:sz w:val="20"/>
                 <w:szCs w:val="20"/>
               </w:rPr>
-              <w:t>com.alba</w:t>
-            </w:r>
-            <w:proofErr w:type="gramEnd"/>
+              <w:t>com.alba.proyecto.controller</w:t>
+            </w:r>
+          </w:p>
+        </w:tc>
+        <w:tc>
+          <w:tcPr>
+            <w:tcW w:w="6200" w:type="dxa"/>
+            <w:hideMark/>
+          </w:tcPr>
+          <w:p>
+            <w:pPr>
+              <w:cnfStyle w:val="000000100000" w:firstRow="0" w:lastRow="0" w:firstColumn="0" w:lastColumn="0" w:oddVBand="0" w:evenVBand="0" w:oddHBand="1" w:evenHBand="0" w:firstRowFirstColumn="0" w:firstRowLastColumn="0" w:lastRowFirstColumn="0" w:lastRowLastColumn="0"/>
+            </w:pPr>
             <w:r>
               <w:rPr>
                 <w:sz w:val="20"/>
                 <w:szCs w:val="20"/>
               </w:rPr>
-              <w:t>.</w:t>
-            </w:r>
-            <w:proofErr w:type="gramStart"/>
+              <w:t>Controladores JavaFX. Cada clase gestiona los eventos y la lógica de presentación de una pantalla o conjunto de paneles.</w:t>
+            </w:r>
+          </w:p>
+        </w:tc>
+      </w:tr>
+      <w:tr>
+        <w:tc>
+          <w:tcPr>
+            <w:cnfStyle w:val="001000000000" w:firstRow="0" w:lastRow="0" w:firstColumn="1" w:lastColumn="0" w:oddVBand="0" w:evenVBand="0" w:oddHBand="0" w:evenHBand="0" w:firstRowFirstColumn="0" w:firstRowLastColumn="0" w:lastRowFirstColumn="0" w:lastRowLastColumn="0"/>
+            <w:tcW w:w="3000" w:type="dxa"/>
+            <w:hideMark/>
+          </w:tcPr>
+          <w:p>
             <w:r>
               <w:rPr>
                 <w:sz w:val="20"/>
                 <w:szCs w:val="20"/>
               </w:rPr>
-              <w:t>proyecto.controller</w:t>
-            </w:r>
-            <w:proofErr w:type="spellEnd"/>
-            <w:proofErr w:type="gramEnd"/>
+              <w:t>com.alba.proyecto.modelo</w:t>
+            </w:r>
           </w:p>
         </w:tc>
         <w:tc>
@@ -9985,118 +9821,14 @@
           </w:tcPr>
           <w:p>
             <w:pPr>
-              <w:cnfStyle w:val="000000100000" w:firstRow="0" w:lastRow="0" w:firstColumn="0" w:lastColumn="0" w:oddVBand="0" w:evenVBand="0" w:oddHBand="1" w:evenHBand="0" w:firstRowFirstColumn="0" w:firstRowLastColumn="0" w:lastRowFirstColumn="0" w:lastRowLastColumn="0"/>
+              <w:cnfStyle w:val="000000000000" w:firstRow="0" w:lastRow="0" w:firstColumn="0" w:lastColumn="0" w:oddVBand="0" w:evenVBand="0" w:oddHBand="0" w:evenHBand="0" w:firstRowFirstColumn="0" w:firstRowLastColumn="0" w:lastRowFirstColumn="0" w:lastRowLastColumn="0"/>
             </w:pPr>
             <w:r>
               <w:rPr>
                 <w:sz w:val="20"/>
                 <w:szCs w:val="20"/>
               </w:rPr>
-              <w:t xml:space="preserve">Controladores </w:t>
-            </w:r>
-            <w:proofErr w:type="spellStart"/>
-            <w:r>
-              <w:rPr>
-                <w:sz w:val="20"/>
-                <w:szCs w:val="20"/>
-              </w:rPr>
-              <w:t>JavaFX</w:t>
-            </w:r>
-            <w:proofErr w:type="spellEnd"/>
-            <w:r>
-              <w:rPr>
-                <w:sz w:val="20"/>
-                <w:szCs w:val="20"/>
-              </w:rPr>
-              <w:t>. Cada clase gestiona los eventos y la lógica de presentación de una pantalla o conjunto de paneles.</w:t>
-            </w:r>
-          </w:p>
-        </w:tc>
-      </w:tr>
-      <w:tr>
-        <w:tc>
-          <w:tcPr>
-            <w:cnfStyle w:val="001000000000" w:firstRow="0" w:lastRow="0" w:firstColumn="1" w:lastColumn="0" w:oddVBand="0" w:evenVBand="0" w:oddHBand="0" w:evenHBand="0" w:firstRowFirstColumn="0" w:firstRowLastColumn="0" w:lastRowFirstColumn="0" w:lastRowLastColumn="0"/>
-            <w:tcW w:w="3000" w:type="dxa"/>
-            <w:hideMark/>
-          </w:tcPr>
-          <w:p>
-            <w:proofErr w:type="spellStart"/>
-            <w:proofErr w:type="gramStart"/>
-            <w:r>
-              <w:rPr>
-                <w:sz w:val="20"/>
-                <w:szCs w:val="20"/>
-              </w:rPr>
-              <w:t>com.alba</w:t>
-            </w:r>
-            <w:proofErr w:type="gramEnd"/>
-            <w:r>
-              <w:rPr>
-                <w:sz w:val="20"/>
-                <w:szCs w:val="20"/>
-              </w:rPr>
-              <w:t>.</w:t>
-            </w:r>
-            <w:proofErr w:type="gramStart"/>
-            <w:r>
-              <w:rPr>
-                <w:sz w:val="20"/>
-                <w:szCs w:val="20"/>
-              </w:rPr>
-              <w:t>proyecto.modelo</w:t>
-            </w:r>
-            <w:proofErr w:type="spellEnd"/>
-            <w:proofErr w:type="gramEnd"/>
-          </w:p>
-        </w:tc>
-        <w:tc>
-          <w:tcPr>
-            <w:tcW w:w="6200" w:type="dxa"/>
-            <w:hideMark/>
-          </w:tcPr>
-          <w:p>
-            <w:pPr>
-              <w:cnfStyle w:val="000000000000" w:firstRow="0" w:lastRow="0" w:firstColumn="0" w:lastColumn="0" w:oddVBand="0" w:evenVBand="0" w:oddHBand="0" w:evenHBand="0" w:firstRowFirstColumn="0" w:firstRowLastColumn="0" w:lastRowFirstColumn="0" w:lastRowLastColumn="0"/>
-            </w:pPr>
-            <w:r>
-              <w:rPr>
-                <w:sz w:val="20"/>
-                <w:szCs w:val="20"/>
-              </w:rPr>
-              <w:t xml:space="preserve">Entidades JPA del dominio: Persona, Administrador, Profesor, Estudiante, </w:t>
-            </w:r>
-            <w:proofErr w:type="spellStart"/>
-            <w:r>
-              <w:rPr>
-                <w:sz w:val="20"/>
-                <w:szCs w:val="20"/>
-              </w:rPr>
-              <w:t>TutorEmpresa</w:t>
-            </w:r>
-            <w:proofErr w:type="spellEnd"/>
-            <w:r>
-              <w:rPr>
-                <w:sz w:val="20"/>
-                <w:szCs w:val="20"/>
-              </w:rPr>
-              <w:t xml:space="preserve">, Empresa, FCT, </w:t>
-            </w:r>
-            <w:proofErr w:type="spellStart"/>
-            <w:r>
-              <w:rPr>
-                <w:sz w:val="20"/>
-                <w:szCs w:val="20"/>
-              </w:rPr>
-              <w:t>FaltaAsistencia</w:t>
-            </w:r>
-            <w:proofErr w:type="spellEnd"/>
-            <w:r>
-              <w:rPr>
-                <w:sz w:val="20"/>
-                <w:szCs w:val="20"/>
-              </w:rPr>
-              <w:t>, Curso y sus enumeraciones.</w:t>
+              <w:t>Entidades JPA del dominio: Persona, Administrador, Profesor, Estudiante, TutorEmpresa, Empresa, FCT, FaltaAsistencia, Curso y sus enumeraciones.</w:t>
             </w:r>
           </w:p>
         </w:tc>
@@ -10112,105 +9844,49 @@
             <w:hideMark/>
           </w:tcPr>
           <w:p>
-            <w:proofErr w:type="spellStart"/>
-            <w:proofErr w:type="gramStart"/>
             <w:r>
               <w:rPr>
                 <w:sz w:val="20"/>
                 <w:szCs w:val="20"/>
               </w:rPr>
-              <w:t>com.alba</w:t>
-            </w:r>
-            <w:proofErr w:type="gramEnd"/>
+              <w:t>com.alba.proyecto.repositorios</w:t>
+            </w:r>
+          </w:p>
+        </w:tc>
+        <w:tc>
+          <w:tcPr>
+            <w:tcW w:w="6200" w:type="dxa"/>
+            <w:hideMark/>
+          </w:tcPr>
+          <w:p>
+            <w:pPr>
+              <w:cnfStyle w:val="000000100000" w:firstRow="0" w:lastRow="0" w:firstColumn="0" w:lastColumn="0" w:oddVBand="0" w:evenVBand="0" w:oddHBand="1" w:evenHBand="0" w:firstRowFirstColumn="0" w:firstRowLastColumn="0" w:lastRowFirstColumn="0" w:lastRowLastColumn="0"/>
+            </w:pPr>
             <w:r>
               <w:rPr>
                 <w:sz w:val="20"/>
                 <w:szCs w:val="20"/>
               </w:rPr>
-              <w:t>.</w:t>
-            </w:r>
-            <w:proofErr w:type="gramStart"/>
+              <w:t>Interfaces de repositorio Spring Data JPA. Una por cada entidad principal. Heredan de JpaRepository.</w:t>
+            </w:r>
+          </w:p>
+        </w:tc>
+      </w:tr>
+      <w:tr>
+        <w:tc>
+          <w:tcPr>
+            <w:cnfStyle w:val="001000000000" w:firstRow="0" w:lastRow="0" w:firstColumn="1" w:lastColumn="0" w:oddVBand="0" w:evenVBand="0" w:oddHBand="0" w:evenHBand="0" w:firstRowFirstColumn="0" w:firstRowLastColumn="0" w:lastRowFirstColumn="0" w:lastRowLastColumn="0"/>
+            <w:tcW w:w="3000" w:type="dxa"/>
+            <w:hideMark/>
+          </w:tcPr>
+          <w:p>
             <w:r>
               <w:rPr>
                 <w:sz w:val="20"/>
                 <w:szCs w:val="20"/>
               </w:rPr>
-              <w:t>proyecto.repositorios</w:t>
-            </w:r>
-            <w:proofErr w:type="spellEnd"/>
-            <w:proofErr w:type="gramEnd"/>
-          </w:p>
-        </w:tc>
-        <w:tc>
-          <w:tcPr>
-            <w:tcW w:w="6200" w:type="dxa"/>
-            <w:hideMark/>
-          </w:tcPr>
-          <w:p>
-            <w:pPr>
-              <w:cnfStyle w:val="000000100000" w:firstRow="0" w:lastRow="0" w:firstColumn="0" w:lastColumn="0" w:oddVBand="0" w:evenVBand="0" w:oddHBand="1" w:evenHBand="0" w:firstRowFirstColumn="0" w:firstRowLastColumn="0" w:lastRowFirstColumn="0" w:lastRowLastColumn="0"/>
-            </w:pPr>
-            <w:r>
-              <w:rPr>
-                <w:sz w:val="20"/>
-                <w:szCs w:val="20"/>
-              </w:rPr>
-              <w:t xml:space="preserve">Interfaces de repositorio Spring Data JPA. Una por cada entidad principal. Heredan de </w:t>
-            </w:r>
-            <w:proofErr w:type="spellStart"/>
-            <w:r>
-              <w:rPr>
-                <w:sz w:val="20"/>
-                <w:szCs w:val="20"/>
-              </w:rPr>
-              <w:t>JpaRepository</w:t>
-            </w:r>
-            <w:proofErr w:type="spellEnd"/>
-            <w:r>
-              <w:rPr>
-                <w:sz w:val="20"/>
-                <w:szCs w:val="20"/>
-              </w:rPr>
-              <w:t>.</w:t>
-            </w:r>
-          </w:p>
-        </w:tc>
-      </w:tr>
-      <w:tr>
-        <w:tc>
-          <w:tcPr>
-            <w:cnfStyle w:val="001000000000" w:firstRow="0" w:lastRow="0" w:firstColumn="1" w:lastColumn="0" w:oddVBand="0" w:evenVBand="0" w:oddHBand="0" w:evenHBand="0" w:firstRowFirstColumn="0" w:firstRowLastColumn="0" w:lastRowFirstColumn="0" w:lastRowLastColumn="0"/>
-            <w:tcW w:w="3000" w:type="dxa"/>
-            <w:hideMark/>
-          </w:tcPr>
-          <w:p>
-            <w:proofErr w:type="spellStart"/>
-            <w:proofErr w:type="gramStart"/>
-            <w:r>
-              <w:rPr>
-                <w:sz w:val="20"/>
-                <w:szCs w:val="20"/>
-              </w:rPr>
-              <w:t>com.alba</w:t>
-            </w:r>
-            <w:proofErr w:type="gramEnd"/>
-            <w:r>
-              <w:rPr>
-                <w:sz w:val="20"/>
-                <w:szCs w:val="20"/>
-              </w:rPr>
-              <w:t>.</w:t>
-            </w:r>
-            <w:proofErr w:type="gramStart"/>
-            <w:r>
-              <w:rPr>
-                <w:sz w:val="20"/>
-                <w:szCs w:val="20"/>
-              </w:rPr>
-              <w:t>proyecto.services</w:t>
-            </w:r>
-            <w:proofErr w:type="spellEnd"/>
-            <w:proofErr w:type="gramEnd"/>
+              <w:t>com.alba.proyecto.services</w:t>
+            </w:r>
           </w:p>
         </w:tc>
         <w:tc>
@@ -10243,33 +9919,49 @@
             <w:hideMark/>
           </w:tcPr>
           <w:p>
-            <w:proofErr w:type="spellStart"/>
-            <w:proofErr w:type="gramStart"/>
             <w:r>
               <w:rPr>
                 <w:sz w:val="20"/>
                 <w:szCs w:val="20"/>
               </w:rPr>
-              <w:t>com.alba</w:t>
-            </w:r>
-            <w:proofErr w:type="gramEnd"/>
+              <w:t>com.alba.proyecto.view</w:t>
+            </w:r>
+          </w:p>
+        </w:tc>
+        <w:tc>
+          <w:tcPr>
+            <w:tcW w:w="6200" w:type="dxa"/>
+            <w:hideMark/>
+          </w:tcPr>
+          <w:p>
+            <w:pPr>
+              <w:cnfStyle w:val="000000100000" w:firstRow="0" w:lastRow="0" w:firstColumn="0" w:lastColumn="0" w:oddVBand="0" w:evenVBand="0" w:oddHBand="1" w:evenHBand="0" w:firstRowFirstColumn="0" w:firstRowLastColumn="0" w:lastRowFirstColumn="0" w:lastRowLastColumn="0"/>
+            </w:pPr>
             <w:r>
               <w:rPr>
                 <w:sz w:val="20"/>
                 <w:szCs w:val="20"/>
               </w:rPr>
-              <w:t>.</w:t>
-            </w:r>
-            <w:proofErr w:type="gramStart"/>
+              <w:t>Enumeración FxmlView con las rutas y títulos de las vistas FXML disponibles.</w:t>
+            </w:r>
+          </w:p>
+        </w:tc>
+      </w:tr>
+      <w:tr>
+        <w:tc>
+          <w:tcPr>
+            <w:cnfStyle w:val="001000000000" w:firstRow="0" w:lastRow="0" w:firstColumn="1" w:lastColumn="0" w:oddVBand="0" w:evenVBand="0" w:oddHBand="0" w:evenHBand="0" w:firstRowFirstColumn="0" w:firstRowLastColumn="0" w:lastRowFirstColumn="0" w:lastRowLastColumn="0"/>
+            <w:tcW w:w="3000" w:type="dxa"/>
+            <w:hideMark/>
+          </w:tcPr>
+          <w:p>
             <w:r>
               <w:rPr>
                 <w:sz w:val="20"/>
                 <w:szCs w:val="20"/>
               </w:rPr>
-              <w:t>proyecto.view</w:t>
-            </w:r>
-            <w:proofErr w:type="spellEnd"/>
-            <w:proofErr w:type="gramEnd"/>
+              <w:t>utils</w:t>
+            </w:r>
           </w:p>
         </w:tc>
         <w:tc>
@@ -10279,100 +9971,14 @@
           </w:tcPr>
           <w:p>
             <w:pPr>
-              <w:cnfStyle w:val="000000100000" w:firstRow="0" w:lastRow="0" w:firstColumn="0" w:lastColumn="0" w:oddVBand="0" w:evenVBand="0" w:oddHBand="1" w:evenHBand="0" w:firstRowFirstColumn="0" w:firstRowLastColumn="0" w:lastRowFirstColumn="0" w:lastRowLastColumn="0"/>
+              <w:cnfStyle w:val="000000000000" w:firstRow="0" w:lastRow="0" w:firstColumn="0" w:lastColumn="0" w:oddVBand="0" w:evenVBand="0" w:oddHBand="0" w:evenHBand="0" w:firstRowFirstColumn="0" w:firstRowLastColumn="0" w:lastRowFirstColumn="0" w:lastRowLastColumn="0"/>
             </w:pPr>
             <w:r>
               <w:rPr>
                 <w:sz w:val="20"/>
                 <w:szCs w:val="20"/>
               </w:rPr>
-              <w:t xml:space="preserve">Enumeración </w:t>
-            </w:r>
-            <w:proofErr w:type="spellStart"/>
-            <w:r>
-              <w:rPr>
-                <w:sz w:val="20"/>
-                <w:szCs w:val="20"/>
-              </w:rPr>
-              <w:t>FxmlView</w:t>
-            </w:r>
-            <w:proofErr w:type="spellEnd"/>
-            <w:r>
-              <w:rPr>
-                <w:sz w:val="20"/>
-                <w:szCs w:val="20"/>
-              </w:rPr>
-              <w:t xml:space="preserve"> con las rutas y títulos de las vistas FXML disponibles.</w:t>
-            </w:r>
-          </w:p>
-        </w:tc>
-      </w:tr>
-      <w:tr>
-        <w:tc>
-          <w:tcPr>
-            <w:cnfStyle w:val="001000000000" w:firstRow="0" w:lastRow="0" w:firstColumn="1" w:lastColumn="0" w:oddVBand="0" w:evenVBand="0" w:oddHBand="0" w:evenHBand="0" w:firstRowFirstColumn="0" w:firstRowLastColumn="0" w:lastRowFirstColumn="0" w:lastRowLastColumn="0"/>
-            <w:tcW w:w="3000" w:type="dxa"/>
-            <w:hideMark/>
-          </w:tcPr>
-          <w:p>
-            <w:proofErr w:type="spellStart"/>
-            <w:r>
-              <w:rPr>
-                <w:sz w:val="20"/>
-                <w:szCs w:val="20"/>
-              </w:rPr>
-              <w:t>utils</w:t>
-            </w:r>
-            <w:proofErr w:type="spellEnd"/>
-          </w:p>
-        </w:tc>
-        <w:tc>
-          <w:tcPr>
-            <w:tcW w:w="6200" w:type="dxa"/>
-            <w:hideMark/>
-          </w:tcPr>
-          <w:p>
-            <w:pPr>
-              <w:cnfStyle w:val="000000000000" w:firstRow="0" w:lastRow="0" w:firstColumn="0" w:lastColumn="0" w:oddVBand="0" w:evenVBand="0" w:oddHBand="0" w:evenHBand="0" w:firstRowFirstColumn="0" w:firstRowLastColumn="0" w:lastRowFirstColumn="0" w:lastRowLastColumn="0"/>
-            </w:pPr>
-            <w:r>
-              <w:rPr>
-                <w:sz w:val="20"/>
-                <w:szCs w:val="20"/>
-              </w:rPr>
-              <w:t xml:space="preserve">Clases de utilidad transversales: Validador (expresiones regulares y verificación </w:t>
-            </w:r>
-            <w:proofErr w:type="spellStart"/>
-            <w:r>
-              <w:rPr>
-                <w:sz w:val="20"/>
-                <w:szCs w:val="20"/>
-              </w:rPr>
-              <w:t>BCrypt</w:t>
-            </w:r>
-            <w:proofErr w:type="spellEnd"/>
-            <w:r>
-              <w:rPr>
-                <w:sz w:val="20"/>
-                <w:szCs w:val="20"/>
-              </w:rPr>
-              <w:t>) y Transformador (</w:t>
-            </w:r>
-            <w:proofErr w:type="spellStart"/>
-            <w:r>
-              <w:rPr>
-                <w:sz w:val="20"/>
-                <w:szCs w:val="20"/>
-              </w:rPr>
-              <w:t>hashing</w:t>
-            </w:r>
-            <w:proofErr w:type="spellEnd"/>
-            <w:r>
-              <w:rPr>
-                <w:sz w:val="20"/>
-                <w:szCs w:val="20"/>
-              </w:rPr>
-              <w:t xml:space="preserve"> y formateo de fechas).</w:t>
+              <w:t>Clases de utilidad transversales: Validador (expresiones regulares y verificación BCrypt) y Transformador (hashing y formateo de fechas).</w:t>
             </w:r>
           </w:p>
         </w:tc>
@@ -10941,15 +10547,7 @@
         </w:numPr>
       </w:pPr>
       <w:r>
-        <w:t xml:space="preserve">Pruebas Unitarias: verificación de la lógica de negocio en el </w:t>
-      </w:r>
-      <w:proofErr w:type="spellStart"/>
-      <w:r>
-        <w:t>backend</w:t>
-      </w:r>
-      <w:proofErr w:type="spellEnd"/>
-      <w:r>
-        <w:t>.</w:t>
+        <w:t>Pruebas Unitarias: verificación de la lógica de negocio en el backend.</w:t>
       </w:r>
     </w:p>
     <w:p>
@@ -11045,13 +10643,8 @@
           <w:numId w:val="6"/>
         </w:numPr>
       </w:pPr>
-      <w:proofErr w:type="spellStart"/>
-      <w:r>
-        <w:t>Mockflow</w:t>
-      </w:r>
-      <w:proofErr w:type="spellEnd"/>
-      <w:r>
-        <w:t xml:space="preserve">: </w:t>
+      <w:r>
+        <w:t xml:space="preserve">Mockflow: </w:t>
       </w:r>
       <w:r>
         <w:t>D</w:t>
@@ -11103,17 +10696,182 @@
           <w:b/>
           <w:bCs/>
         </w:rPr>
-        <w:t xml:space="preserve">Lenguajes de programación y </w:t>
-      </w:r>
-      <w:proofErr w:type="spellStart"/>
-      <w:r>
+        <w:t>Lenguajes de programación y Frameworks:</w:t>
+      </w:r>
+    </w:p>
+    <w:p>
+      <w:pPr>
+        <w:pStyle w:val="Prrafodelista"/>
+        <w:numPr>
+          <w:ilvl w:val="0"/>
+          <w:numId w:val="6"/>
+        </w:numPr>
+      </w:pPr>
+      <w:r>
+        <w:t>Java (JDK 17): Lenguaje usado para la lógica de negocio.</w:t>
+      </w:r>
+    </w:p>
+    <w:p>
+      <w:pPr>
+        <w:pStyle w:val="Prrafodelista"/>
+        <w:numPr>
+          <w:ilvl w:val="0"/>
+          <w:numId w:val="6"/>
+        </w:numPr>
+      </w:pPr>
+      <w:r>
+        <w:t>Spring Boot: Framework principal para el desarrollo de la aplicación.</w:t>
+      </w:r>
+    </w:p>
+    <w:p>
+      <w:pPr>
         <w:rPr>
           <w:b/>
           <w:bCs/>
         </w:rPr>
-        <w:t>Frameworks</w:t>
-      </w:r>
-      <w:proofErr w:type="spellEnd"/>
+      </w:pPr>
+      <w:r>
+        <w:rPr>
+          <w:b/>
+          <w:bCs/>
+        </w:rPr>
+        <w:t>Gestión de la base de datos:</w:t>
+      </w:r>
+    </w:p>
+    <w:p>
+      <w:pPr>
+        <w:pStyle w:val="Prrafodelista"/>
+        <w:numPr>
+          <w:ilvl w:val="0"/>
+          <w:numId w:val="6"/>
+        </w:numPr>
+      </w:pPr>
+      <w:r>
+        <w:t>Xampp</w:t>
+      </w:r>
+    </w:p>
+    <w:p>
+      <w:pPr>
+        <w:pStyle w:val="Prrafodelista"/>
+        <w:numPr>
+          <w:ilvl w:val="0"/>
+          <w:numId w:val="6"/>
+        </w:numPr>
+      </w:pPr>
+      <w:r>
+        <w:t xml:space="preserve">Hibertante: </w:t>
+      </w:r>
+      <w:r>
+        <w:t>I</w:t>
+      </w:r>
+      <w:r>
+        <w:t>mplementación de JPA para el ORM.</w:t>
+      </w:r>
+    </w:p>
+    <w:p>
+      <w:pPr>
+        <w:rPr>
+          <w:b/>
+          <w:bCs/>
+        </w:rPr>
+      </w:pPr>
+      <w:r>
+        <w:rPr>
+          <w:b/>
+          <w:bCs/>
+        </w:rPr>
+        <w:t>IDEs y Herramientas de construcción:</w:t>
+      </w:r>
+    </w:p>
+    <w:p>
+      <w:pPr>
+        <w:pStyle w:val="Prrafodelista"/>
+        <w:numPr>
+          <w:ilvl w:val="0"/>
+          <w:numId w:val="6"/>
+        </w:numPr>
+      </w:pPr>
+      <w:r>
+        <w:t>Eclipse</w:t>
+      </w:r>
+      <w:r>
+        <w:t>:</w:t>
+      </w:r>
+      <w:r>
+        <w:t xml:space="preserve"> versión </w:t>
+      </w:r>
+      <w:r>
+        <w:t>2025-09 (4.37.0)</w:t>
+      </w:r>
+    </w:p>
+    <w:p>
+      <w:pPr>
+        <w:pStyle w:val="Prrafodelista"/>
+        <w:numPr>
+          <w:ilvl w:val="0"/>
+          <w:numId w:val="6"/>
+        </w:numPr>
+      </w:pPr>
+      <w:r>
+        <w:t xml:space="preserve">Android Studio: entorno integrado de Google para aplicaciones </w:t>
+      </w:r>
+      <w:r>
+        <w:t>móviles</w:t>
+      </w:r>
+    </w:p>
+    <w:p>
+      <w:pPr>
+        <w:pStyle w:val="Prrafodelista"/>
+        <w:numPr>
+          <w:ilvl w:val="0"/>
+          <w:numId w:val="6"/>
+        </w:numPr>
+      </w:pPr>
+      <w:r>
+        <w:t xml:space="preserve">Maven: </w:t>
+      </w:r>
+      <w:r>
+        <w:t>C</w:t>
+      </w:r>
+      <w:r>
+        <w:t>omo herramienta de gestión y construcción de proyectos que facilita la inclusión de dependencias.</w:t>
+      </w:r>
+    </w:p>
+    <w:p>
+      <w:pPr>
+        <w:pStyle w:val="Prrafodelista"/>
+        <w:numPr>
+          <w:ilvl w:val="0"/>
+          <w:numId w:val="6"/>
+        </w:numPr>
+      </w:pPr>
+      <w:r>
+        <w:t xml:space="preserve">Github: </w:t>
+      </w:r>
+      <w:r>
+        <w:t>S</w:t>
+      </w:r>
+      <w:r>
+        <w:t>istema</w:t>
+      </w:r>
+      <w:r>
+        <w:t xml:space="preserve"> de control de versiones y seguimiento de los hitos de entrega.</w:t>
+      </w:r>
+    </w:p>
+    <w:p>
+      <w:pPr>
+        <w:rPr>
+          <w:b/>
+          <w:bCs/>
+        </w:rPr>
+      </w:pPr>
+      <w:r>
+        <w:rPr>
+          <w:b/>
+          <w:bCs/>
+        </w:rPr>
+        <w:t>Diseño de interfaces</w:t>
+      </w:r>
       <w:r>
         <w:rPr>
           <w:b/>
@@ -11131,7 +10889,7 @@
         </w:numPr>
       </w:pPr>
       <w:r>
-        <w:t>Java (JDK 17): Lenguaje usado para la lógica de negocio.</w:t>
+        <w:t>JavaFX: Librería utilizada para el desarrollo de la GUI de escritorio</w:t>
       </w:r>
     </w:p>
     <w:p>
@@ -11143,226 +10901,14 @@
         </w:numPr>
       </w:pPr>
       <w:r>
-        <w:t>Spring Boot: Framework principal para el desarrollo de la aplicación.</w:t>
-      </w:r>
-    </w:p>
-    <w:p>
-      <w:pPr>
-        <w:rPr>
-          <w:b/>
-          <w:bCs/>
-        </w:rPr>
-      </w:pPr>
-      <w:r>
-        <w:rPr>
-          <w:b/>
-          <w:bCs/>
-        </w:rPr>
-        <w:t>Gestión de la base de datos:</w:t>
-      </w:r>
-    </w:p>
-    <w:p>
-      <w:pPr>
-        <w:pStyle w:val="Prrafodelista"/>
-        <w:numPr>
-          <w:ilvl w:val="0"/>
-          <w:numId w:val="6"/>
-        </w:numPr>
-      </w:pPr>
-      <w:proofErr w:type="spellStart"/>
-      <w:r>
-        <w:t>Xampp</w:t>
-      </w:r>
-      <w:proofErr w:type="spellEnd"/>
-    </w:p>
-    <w:p>
-      <w:pPr>
-        <w:pStyle w:val="Prrafodelista"/>
-        <w:numPr>
-          <w:ilvl w:val="0"/>
-          <w:numId w:val="6"/>
-        </w:numPr>
-      </w:pPr>
-      <w:proofErr w:type="spellStart"/>
-      <w:r>
-        <w:t>Hibertante</w:t>
-      </w:r>
-      <w:proofErr w:type="spellEnd"/>
-      <w:r>
-        <w:t xml:space="preserve">: </w:t>
-      </w:r>
-      <w:r>
-        <w:t>I</w:t>
-      </w:r>
-      <w:r>
-        <w:t>mplementación de JPA para el ORM.</w:t>
-      </w:r>
-    </w:p>
-    <w:p>
-      <w:pPr>
-        <w:rPr>
-          <w:b/>
-          <w:bCs/>
-        </w:rPr>
-      </w:pPr>
-      <w:proofErr w:type="spellStart"/>
-      <w:r>
-        <w:rPr>
-          <w:b/>
-          <w:bCs/>
-        </w:rPr>
-        <w:t>IDEs</w:t>
-      </w:r>
-      <w:proofErr w:type="spellEnd"/>
-      <w:r>
-        <w:rPr>
-          <w:b/>
-          <w:bCs/>
-        </w:rPr>
-        <w:t xml:space="preserve"> y Herramientas de construcción:</w:t>
-      </w:r>
-    </w:p>
-    <w:p>
-      <w:pPr>
-        <w:pStyle w:val="Prrafodelista"/>
-        <w:numPr>
-          <w:ilvl w:val="0"/>
-          <w:numId w:val="6"/>
-        </w:numPr>
-      </w:pPr>
-      <w:r>
-        <w:t>Eclipse</w:t>
-      </w:r>
-      <w:r>
-        <w:t>:</w:t>
-      </w:r>
-      <w:r>
-        <w:t xml:space="preserve"> versión </w:t>
-      </w:r>
-      <w:r>
-        <w:t>2025-09 (4.37.0)</w:t>
-      </w:r>
-    </w:p>
-    <w:p>
-      <w:pPr>
-        <w:pStyle w:val="Prrafodelista"/>
-        <w:numPr>
-          <w:ilvl w:val="0"/>
-          <w:numId w:val="6"/>
-        </w:numPr>
-      </w:pPr>
-      <w:r>
-        <w:t xml:space="preserve">Android Studio: entorno integrado de Google para aplicaciones </w:t>
-      </w:r>
-      <w:r>
-        <w:t>móviles</w:t>
-      </w:r>
-    </w:p>
-    <w:p>
-      <w:pPr>
-        <w:pStyle w:val="Prrafodelista"/>
-        <w:numPr>
-          <w:ilvl w:val="0"/>
-          <w:numId w:val="6"/>
-        </w:numPr>
-      </w:pPr>
-      <w:r>
-        <w:t xml:space="preserve">Maven: </w:t>
-      </w:r>
-      <w:r>
-        <w:t>C</w:t>
-      </w:r>
-      <w:r>
-        <w:t>omo herramienta de gestión y construcción de proyectos que facilita la inclusión de dependencias.</w:t>
-      </w:r>
-    </w:p>
-    <w:p>
-      <w:pPr>
-        <w:pStyle w:val="Prrafodelista"/>
-        <w:numPr>
-          <w:ilvl w:val="0"/>
-          <w:numId w:val="6"/>
-        </w:numPr>
-      </w:pPr>
-      <w:proofErr w:type="spellStart"/>
-      <w:r>
-        <w:t>Github</w:t>
-      </w:r>
-      <w:proofErr w:type="spellEnd"/>
-      <w:r>
-        <w:t xml:space="preserve">: </w:t>
-      </w:r>
-      <w:r>
-        <w:t>S</w:t>
-      </w:r>
-      <w:r>
-        <w:t>istema</w:t>
-      </w:r>
-      <w:r>
-        <w:t xml:space="preserve"> de control de versiones y seguimiento de los hitos de entrega.</w:t>
-      </w:r>
-    </w:p>
-    <w:p>
-      <w:pPr>
-        <w:rPr>
-          <w:b/>
-          <w:bCs/>
-        </w:rPr>
-      </w:pPr>
-      <w:r>
-        <w:rPr>
-          <w:b/>
-          <w:bCs/>
-        </w:rPr>
-        <w:t>Diseño de interfaces</w:t>
-      </w:r>
-      <w:r>
-        <w:rPr>
-          <w:b/>
-          <w:bCs/>
-        </w:rPr>
-        <w:t>:</w:t>
-      </w:r>
-    </w:p>
-    <w:p>
-      <w:pPr>
-        <w:pStyle w:val="Prrafodelista"/>
-        <w:numPr>
-          <w:ilvl w:val="0"/>
-          <w:numId w:val="6"/>
-        </w:numPr>
-      </w:pPr>
-      <w:proofErr w:type="spellStart"/>
-      <w:r>
-        <w:t>JavaFX</w:t>
-      </w:r>
-      <w:proofErr w:type="spellEnd"/>
-      <w:r>
-        <w:t>: Librería utilizada para el desarrollo de la GUI de escritorio</w:t>
-      </w:r>
-    </w:p>
-    <w:p>
-      <w:pPr>
-        <w:pStyle w:val="Prrafodelista"/>
-        <w:numPr>
-          <w:ilvl w:val="0"/>
-          <w:numId w:val="6"/>
-        </w:numPr>
-      </w:pPr>
-      <w:r>
         <w:t>Android</w:t>
       </w:r>
       <w:r>
         <w:t xml:space="preserve"> SDK</w:t>
       </w:r>
       <w:r>
-        <w:t xml:space="preserve"> + </w:t>
-      </w:r>
-      <w:proofErr w:type="spellStart"/>
-      <w:r>
-        <w:t>Kotlin</w:t>
-      </w:r>
-      <w:proofErr w:type="spellEnd"/>
+        <w:t xml:space="preserve"> + Kotlin</w:t>
+      </w:r>
       <w:r>
         <w:t>: Conjunto de herramientas y lenguaje de programación utilizado para el desarrollo de la aplicación móvil.</w:t>
       </w:r>
@@ -12481,13 +12027,8 @@
               <w:cnfStyle w:val="000000000000" w:firstRow="0" w:lastRow="0" w:firstColumn="0" w:lastColumn="0" w:oddVBand="0" w:evenVBand="0" w:oddHBand="0" w:evenHBand="0" w:firstRowFirstColumn="0" w:firstRowLastColumn="0" w:lastRowFirstColumn="0" w:lastRowLastColumn="0"/>
             </w:pPr>
             <w:r>
-              <w:t xml:space="preserve">Azul </w:t>
-            </w:r>
-            <w:proofErr w:type="spellStart"/>
-            <w:r>
-              <w:t>cyan</w:t>
-            </w:r>
-            <w:proofErr w:type="spellEnd"/>
+              <w:t>Azul cyan</w:t>
+            </w:r>
           </w:p>
         </w:tc>
         <w:tc>
@@ -12775,15 +12316,7 @@
     </w:p>
     <w:p>
       <w:r>
-        <w:t xml:space="preserve">La fuente principal de la aplicación es Arial, </w:t>
-      </w:r>
-      <w:proofErr w:type="spellStart"/>
-      <w:r>
-        <w:t>sans-serif</w:t>
-      </w:r>
-      <w:proofErr w:type="spellEnd"/>
-      <w:r>
-        <w:t>, disponible en todos los sistemas operativos sin necesidad de instalación adicional. Se utilizan tres tamaños principales:</w:t>
+        <w:t>La fuente principal de la aplicación es Arial, sans-serif, disponible en todos los sistemas operativos sin necesidad de instalación adicional. Se utilizan tres tamaños principales:</w:t>
       </w:r>
     </w:p>
     <w:p>
@@ -12820,55 +12353,7 @@
     </w:p>
     <w:p>
       <w:r>
-        <w:t xml:space="preserve">Los estilos se definen en el fichero Styles.css ubicado en </w:t>
-      </w:r>
-      <w:proofErr w:type="spellStart"/>
-      <w:r>
-        <w:t>src</w:t>
-      </w:r>
-      <w:proofErr w:type="spellEnd"/>
-      <w:r>
-        <w:t>/</w:t>
-      </w:r>
-      <w:proofErr w:type="spellStart"/>
-      <w:r>
-        <w:t>main</w:t>
-      </w:r>
-      <w:proofErr w:type="spellEnd"/>
-      <w:r>
-        <w:t>/</w:t>
-      </w:r>
-      <w:proofErr w:type="spellStart"/>
-      <w:r>
-        <w:t>resources</w:t>
-      </w:r>
-      <w:proofErr w:type="spellEnd"/>
-      <w:r>
-        <w:t>/</w:t>
-      </w:r>
-      <w:proofErr w:type="spellStart"/>
-      <w:r>
-        <w:t>styles</w:t>
-      </w:r>
-      <w:proofErr w:type="spellEnd"/>
-      <w:r>
-        <w:t xml:space="preserve">/. Se aplican a los componentes </w:t>
-      </w:r>
-      <w:proofErr w:type="spellStart"/>
-      <w:r>
-        <w:t>JavaFX</w:t>
-      </w:r>
-      <w:proofErr w:type="spellEnd"/>
-      <w:r>
-        <w:t xml:space="preserve"> mediante el atributo </w:t>
-      </w:r>
-      <w:proofErr w:type="spellStart"/>
-      <w:r>
-        <w:t>styleClass</w:t>
-      </w:r>
-      <w:proofErr w:type="spellEnd"/>
-      <w:r>
-        <w:t xml:space="preserve"> en los ficheros FXML.</w:t>
+        <w:t>Los estilos se definen en el fichero Styles.css ubicado en src/main/resources/styles/. Se aplican a los componentes JavaFX mediante el atributo styleClass en los ficheros FXML.</w:t>
       </w:r>
     </w:p>
     <w:p/>
@@ -12931,13 +12416,8 @@
             <w:pPr>
               <w:spacing w:after="160" w:line="259" w:lineRule="auto"/>
             </w:pPr>
-            <w:proofErr w:type="gramStart"/>
-            <w:r>
-              <w:t>.fondo</w:t>
-            </w:r>
-            <w:proofErr w:type="gramEnd"/>
-            <w:r>
-              <w:t>-principal</w:t>
+            <w:r>
+              <w:t>.fondo-principal</w:t>
             </w:r>
           </w:p>
         </w:tc>
@@ -12968,19 +12448,9 @@
             <w:pPr>
               <w:spacing w:after="160" w:line="259" w:lineRule="auto"/>
             </w:pPr>
-            <w:proofErr w:type="gramStart"/>
-            <w:r>
-              <w:t>.fondo</w:t>
-            </w:r>
-            <w:proofErr w:type="gramEnd"/>
-            <w:r>
-              <w:t>-</w:t>
-            </w:r>
-            <w:proofErr w:type="spellStart"/>
-            <w:r>
-              <w:t>menu</w:t>
-            </w:r>
-            <w:proofErr w:type="spellEnd"/>
+            <w:r>
+              <w:t>.fondo-menu</w:t>
+            </w:r>
           </w:p>
         </w:tc>
         <w:tc>
@@ -13013,18 +12483,8 @@
             <w:pPr>
               <w:spacing w:after="160" w:line="259" w:lineRule="auto"/>
             </w:pPr>
-            <w:proofErr w:type="gramStart"/>
-            <w:r>
-              <w:t>.</w:t>
-            </w:r>
-            <w:proofErr w:type="spellStart"/>
-            <w:r>
-              <w:t>btn</w:t>
-            </w:r>
-            <w:proofErr w:type="spellEnd"/>
-            <w:proofErr w:type="gramEnd"/>
-            <w:r>
-              <w:t>-primario</w:t>
+            <w:r>
+              <w:t>.btn-primario</w:t>
             </w:r>
           </w:p>
         </w:tc>
@@ -13055,24 +12515,9 @@
             <w:pPr>
               <w:spacing w:after="160" w:line="259" w:lineRule="auto"/>
             </w:pPr>
-            <w:proofErr w:type="gramStart"/>
-            <w:r>
-              <w:t>.</w:t>
-            </w:r>
-            <w:proofErr w:type="spellStart"/>
-            <w:r>
-              <w:t>btn</w:t>
-            </w:r>
-            <w:proofErr w:type="gramEnd"/>
-            <w:r>
-              <w:t>-</w:t>
-            </w:r>
-            <w:proofErr w:type="gramStart"/>
-            <w:r>
-              <w:t>primario:hover</w:t>
-            </w:r>
-            <w:proofErr w:type="spellEnd"/>
-            <w:proofErr w:type="gramEnd"/>
+            <w:r>
+              <w:t>.btn-primario:hover</w:t>
+            </w:r>
           </w:p>
         </w:tc>
         <w:tc>
@@ -13086,15 +12531,7 @@
               <w:cnfStyle w:val="000000000000" w:firstRow="0" w:lastRow="0" w:firstColumn="0" w:lastColumn="0" w:oddVBand="0" w:evenVBand="0" w:oddHBand="0" w:evenHBand="0" w:firstRowFirstColumn="0" w:firstRowLastColumn="0" w:lastRowFirstColumn="0" w:lastRowLastColumn="0"/>
             </w:pPr>
             <w:r>
-              <w:t xml:space="preserve">Estado </w:t>
-            </w:r>
-            <w:proofErr w:type="spellStart"/>
-            <w:r>
-              <w:t>hover</w:t>
-            </w:r>
-            <w:proofErr w:type="spellEnd"/>
-            <w:r>
-              <w:t xml:space="preserve"> del botón primario. Fondo #4c85b9</w:t>
+              <w:t>Estado hover del botón primario. Fondo #4c85b9</w:t>
             </w:r>
           </w:p>
         </w:tc>
@@ -13113,18 +12550,8 @@
             <w:pPr>
               <w:spacing w:after="160" w:line="259" w:lineRule="auto"/>
             </w:pPr>
-            <w:proofErr w:type="gramStart"/>
-            <w:r>
-              <w:t>.</w:t>
-            </w:r>
-            <w:proofErr w:type="spellStart"/>
-            <w:r>
-              <w:t>btn</w:t>
-            </w:r>
-            <w:proofErr w:type="spellEnd"/>
-            <w:proofErr w:type="gramEnd"/>
-            <w:r>
-              <w:t>-peligro</w:t>
+            <w:r>
+              <w:t>.btn-peligro</w:t>
             </w:r>
           </w:p>
         </w:tc>
@@ -13155,24 +12582,9 @@
             <w:pPr>
               <w:spacing w:after="160" w:line="259" w:lineRule="auto"/>
             </w:pPr>
-            <w:proofErr w:type="gramStart"/>
-            <w:r>
-              <w:t>.</w:t>
-            </w:r>
-            <w:proofErr w:type="spellStart"/>
-            <w:r>
-              <w:t>btn</w:t>
-            </w:r>
-            <w:proofErr w:type="gramEnd"/>
-            <w:r>
-              <w:t>-</w:t>
-            </w:r>
-            <w:proofErr w:type="gramStart"/>
-            <w:r>
-              <w:t>peligro:hover</w:t>
-            </w:r>
-            <w:proofErr w:type="spellEnd"/>
-            <w:proofErr w:type="gramEnd"/>
+            <w:r>
+              <w:t>.btn-peligro:hover</w:t>
+            </w:r>
           </w:p>
         </w:tc>
         <w:tc>
@@ -13186,15 +12598,7 @@
               <w:cnfStyle w:val="000000000000" w:firstRow="0" w:lastRow="0" w:firstColumn="0" w:lastColumn="0" w:oddVBand="0" w:evenVBand="0" w:oddHBand="0" w:evenHBand="0" w:firstRowFirstColumn="0" w:firstRowLastColumn="0" w:lastRowFirstColumn="0" w:lastRowLastColumn="0"/>
             </w:pPr>
             <w:r>
-              <w:t xml:space="preserve">Estado </w:t>
-            </w:r>
-            <w:proofErr w:type="spellStart"/>
-            <w:r>
-              <w:t>hover</w:t>
-            </w:r>
-            <w:proofErr w:type="spellEnd"/>
-            <w:r>
-              <w:t xml:space="preserve"> del botón peligro. Fondo #6188d8</w:t>
+              <w:t>Estado hover del botón peligro. Fondo #6188d8</w:t>
             </w:r>
           </w:p>
         </w:tc>
@@ -13213,13 +12617,8 @@
             <w:pPr>
               <w:spacing w:after="160" w:line="259" w:lineRule="auto"/>
             </w:pPr>
-            <w:proofErr w:type="gramStart"/>
-            <w:r>
-              <w:t>.titulo</w:t>
-            </w:r>
-            <w:proofErr w:type="gramEnd"/>
-            <w:r>
-              <w:t>-panel</w:t>
+            <w:r>
+              <w:t>.titulo-panel</w:t>
             </w:r>
           </w:p>
         </w:tc>
@@ -13250,19 +12649,9 @@
             <w:pPr>
               <w:spacing w:after="160" w:line="259" w:lineRule="auto"/>
             </w:pPr>
-            <w:proofErr w:type="gramStart"/>
-            <w:r>
-              <w:t>.</w:t>
-            </w:r>
-            <w:proofErr w:type="spellStart"/>
-            <w:r>
-              <w:t>label</w:t>
-            </w:r>
-            <w:proofErr w:type="gramEnd"/>
-            <w:r>
-              <w:t>-menu</w:t>
-            </w:r>
-            <w:proofErr w:type="spellEnd"/>
+            <w:r>
+              <w:t>.label-menu</w:t>
+            </w:r>
           </w:p>
         </w:tc>
         <w:tc>
@@ -13295,19 +12684,9 @@
             <w:pPr>
               <w:spacing w:after="160" w:line="259" w:lineRule="auto"/>
             </w:pPr>
-            <w:proofErr w:type="gramStart"/>
-            <w:r>
-              <w:t>.</w:t>
-            </w:r>
-            <w:proofErr w:type="spellStart"/>
-            <w:r>
-              <w:t>btn</w:t>
-            </w:r>
-            <w:proofErr w:type="gramEnd"/>
-            <w:r>
-              <w:t>-menu</w:t>
-            </w:r>
-            <w:proofErr w:type="spellEnd"/>
+            <w:r>
+              <w:t>.btn-menu</w:t>
+            </w:r>
           </w:p>
         </w:tc>
         <w:tc>
@@ -13337,24 +12716,9 @@
             <w:pPr>
               <w:spacing w:after="160" w:line="259" w:lineRule="auto"/>
             </w:pPr>
-            <w:proofErr w:type="gramStart"/>
-            <w:r>
-              <w:t>.</w:t>
-            </w:r>
-            <w:proofErr w:type="spellStart"/>
-            <w:r>
-              <w:t>btn</w:t>
-            </w:r>
-            <w:proofErr w:type="gramEnd"/>
-            <w:r>
-              <w:t>-</w:t>
-            </w:r>
-            <w:proofErr w:type="gramStart"/>
-            <w:r>
-              <w:t>menu:hover</w:t>
-            </w:r>
-            <w:proofErr w:type="spellEnd"/>
-            <w:proofErr w:type="gramEnd"/>
+            <w:r>
+              <w:t>.btn-menu:hover</w:t>
+            </w:r>
           </w:p>
         </w:tc>
         <w:tc>
@@ -13368,15 +12732,7 @@
               <w:cnfStyle w:val="000000000000" w:firstRow="0" w:lastRow="0" w:firstColumn="0" w:lastColumn="0" w:oddVBand="0" w:evenVBand="0" w:oddHBand="0" w:evenHBand="0" w:firstRowFirstColumn="0" w:firstRowLastColumn="0" w:lastRowFirstColumn="0" w:lastRowLastColumn="0"/>
             </w:pPr>
             <w:r>
-              <w:t xml:space="preserve">Estado </w:t>
-            </w:r>
-            <w:proofErr w:type="spellStart"/>
-            <w:r>
-              <w:t>hover</w:t>
-            </w:r>
-            <w:proofErr w:type="spellEnd"/>
-            <w:r>
-              <w:t xml:space="preserve"> de los botones del menú. Fondo #4c85b9, texto blanco</w:t>
+              <w:t>Estado hover de los botones del menú. Fondo #4c85b9, texto blanco</w:t>
             </w:r>
           </w:p>
         </w:tc>
@@ -16544,6 +15900,10 @@
 </file>
 
 <file path=customXml/item1.xml><?xml version="1.0" encoding="utf-8"?>
+<b:Sources xmlns:b="http://schemas.openxmlformats.org/officeDocument/2006/bibliography" xmlns="http://schemas.openxmlformats.org/officeDocument/2006/bibliography" SelectedStyle="\APASixthEditionOfficeOnline.xsl" StyleName="APA" Version="6"/>
+</file>
+
+<file path=customXml/item2.xml><?xml version="1.0" encoding="utf-8"?>
 <?mso-contentType ?>
 <FormTemplates xmlns="http://schemas.microsoft.com/sharepoint/v3/contenttype/forms">
   <Display>DocumentLibraryForm</Display>
@@ -16552,19 +15912,7 @@
 </FormTemplates>
 </file>
 
-<file path=customXml/item2.xml><?xml version="1.0" encoding="utf-8"?>
-<b:Sources xmlns:b="http://schemas.openxmlformats.org/officeDocument/2006/bibliography" xmlns="http://schemas.openxmlformats.org/officeDocument/2006/bibliography" SelectedStyle="\APASixthEditionOfficeOnline.xsl" StyleName="APA" Version="6"/>
-</file>
-
 <file path=customXml/item3.xml><?xml version="1.0" encoding="utf-8"?>
-<p:properties xmlns:p="http://schemas.microsoft.com/office/2006/metadata/properties" xmlns:xsi="http://www.w3.org/2001/XMLSchema-instance" xmlns:pc="http://schemas.microsoft.com/office/infopath/2007/PartnerControls">
-  <documentManagement>
-    <_activity xmlns="d07641f9-f1a5-43c1-ac16-fa53e6c318bc" xsi:nil="true"/>
-  </documentManagement>
-</p:properties>
-</file>
-
-<file path=customXml/item4.xml><?xml version="1.0" encoding="utf-8"?>
 <ct:contentTypeSchema xmlns:ct="http://schemas.microsoft.com/office/2006/metadata/contentType" xmlns:ma="http://schemas.microsoft.com/office/2006/metadata/properties/metaAttributes" ct:_="" ma:_="" ma:contentTypeName="Documento" ma:contentTypeID="0x010100089FBA7B0FAFA84E9F1E615D3FC0A129" ma:contentTypeVersion="11" ma:contentTypeDescription="Crear nuevo documento." ma:contentTypeScope="" ma:versionID="fa55cfaacbcd603bd53d850e3b8176f7">
   <xsd:schema xmlns:xsd="http://www.w3.org/2001/XMLSchema" xmlns:xs="http://www.w3.org/2001/XMLSchema" xmlns:p="http://schemas.microsoft.com/office/2006/metadata/properties" xmlns:ns3="d07641f9-f1a5-43c1-ac16-fa53e6c318bc" targetNamespace="http://schemas.microsoft.com/office/2006/metadata/properties" ma:root="true" ma:fieldsID="78f989df160fe6a5ee2e0e0b0bfde0e3" ns3:_="">
     <xsd:import namespace="d07641f9-f1a5-43c1-ac16-fa53e6c318bc"/>
@@ -16752,7 +16100,23 @@
 </ct:contentTypeSchema>
 </file>
 
+<file path=customXml/item4.xml><?xml version="1.0" encoding="utf-8"?>
+<p:properties xmlns:p="http://schemas.microsoft.com/office/2006/metadata/properties" xmlns:xsi="http://www.w3.org/2001/XMLSchema-instance" xmlns:pc="http://schemas.microsoft.com/office/infopath/2007/PartnerControls">
+  <documentManagement>
+    <_activity xmlns="d07641f9-f1a5-43c1-ac16-fa53e6c318bc" xsi:nil="true"/>
+  </documentManagement>
+</p:properties>
+</file>
+
 <file path=customXml/itemProps1.xml><?xml version="1.0" encoding="utf-8"?>
+<ds:datastoreItem xmlns:ds="http://schemas.openxmlformats.org/officeDocument/2006/customXml" ds:itemID="{453714F8-FBC3-4DCC-8DCB-89BB58DCF76F}">
+  <ds:schemaRefs>
+    <ds:schemaRef ds:uri="http://schemas.openxmlformats.org/officeDocument/2006/bibliography"/>
+  </ds:schemaRefs>
+</ds:datastoreItem>
+</file>
+
+<file path=customXml/itemProps2.xml><?xml version="1.0" encoding="utf-8"?>
 <ds:datastoreItem xmlns:ds="http://schemas.openxmlformats.org/officeDocument/2006/customXml" ds:itemID="{480B8420-1B48-4D23-8D6E-64373AC5070B}">
   <ds:schemaRefs>
     <ds:schemaRef ds:uri="http://schemas.microsoft.com/sharepoint/v3/contenttype/forms"/>
@@ -16760,25 +16124,7 @@
 </ds:datastoreItem>
 </file>
 
-<file path=customXml/itemProps2.xml><?xml version="1.0" encoding="utf-8"?>
-<ds:datastoreItem xmlns:ds="http://schemas.openxmlformats.org/officeDocument/2006/customXml" ds:itemID="{453714F8-FBC3-4DCC-8DCB-89BB58DCF76F}">
-  <ds:schemaRefs>
-    <ds:schemaRef ds:uri="http://schemas.openxmlformats.org/officeDocument/2006/bibliography"/>
-  </ds:schemaRefs>
-</ds:datastoreItem>
-</file>
-
 <file path=customXml/itemProps3.xml><?xml version="1.0" encoding="utf-8"?>
-<ds:datastoreItem xmlns:ds="http://schemas.openxmlformats.org/officeDocument/2006/customXml" ds:itemID="{7F0B1298-25D5-45B9-909D-DD837044A49E}">
-  <ds:schemaRefs>
-    <ds:schemaRef ds:uri="http://schemas.microsoft.com/office/2006/metadata/properties"/>
-    <ds:schemaRef ds:uri="http://schemas.microsoft.com/office/infopath/2007/PartnerControls"/>
-    <ds:schemaRef ds:uri="d07641f9-f1a5-43c1-ac16-fa53e6c318bc"/>
-  </ds:schemaRefs>
-</ds:datastoreItem>
-</file>
-
-<file path=customXml/itemProps4.xml><?xml version="1.0" encoding="utf-8"?>
 <ds:datastoreItem xmlns:ds="http://schemas.openxmlformats.org/officeDocument/2006/customXml" ds:itemID="{B3C09D93-2BDC-4563-9759-9158244E5DE7}">
   <ds:schemaRefs>
     <ds:schemaRef ds:uri="http://schemas.microsoft.com/office/2006/metadata/contentType"/>
@@ -16794,4 +16140,14 @@
     <ds:schemaRef ds:uri="http://schemas.microsoft.com/internal/obd"/>
   </ds:schemaRefs>
 </ds:datastoreItem>
+</file>
+
+<file path=customXml/itemProps4.xml><?xml version="1.0" encoding="utf-8"?>
+<ds:datastoreItem xmlns:ds="http://schemas.openxmlformats.org/officeDocument/2006/customXml" ds:itemID="{7F0B1298-25D5-45B9-909D-DD837044A49E}">
+  <ds:schemaRefs>
+    <ds:schemaRef ds:uri="http://schemas.microsoft.com/office/2006/metadata/properties"/>
+    <ds:schemaRef ds:uri="http://schemas.microsoft.com/office/infopath/2007/PartnerControls"/>
+    <ds:schemaRef ds:uri="d07641f9-f1a5-43c1-ac16-fa53e6c318bc"/>
+  </ds:schemaRefs>
+</ds:datastoreItem>
 </file>
--- a/docs/provisional_DocumentacionProyecto_2VIFC302.docx
+++ b/docs/provisional_DocumentacionProyecto_2VIFC302.docx
@@ -615,7 +615,33 @@
                                 <w:szCs w:val="32"/>
                                 <w:lang w:val="en-US"/>
                               </w:rPr>
-                              <w:t>&lt;&lt;Mes y año&gt;&gt;</w:t>
+                              <w:t xml:space="preserve">&lt;&lt;Mes y </w:t>
+                            </w:r>
+                            <w:proofErr w:type="spellStart"/>
+                            <w:r>
+                              <w:rPr>
+                                <w:rFonts w:eastAsia="Aptos" w:hAnsi="Aptos" w:cs="Aptos"/>
+                                <w:b/>
+                                <w:bCs/>
+                                <w:color w:val="215E99" w:themeColor="text2" w:themeTint="BF"/>
+                                <w:sz w:val="32"/>
+                                <w:szCs w:val="32"/>
+                                <w:lang w:val="en-US"/>
+                              </w:rPr>
+                              <w:t>año</w:t>
+                            </w:r>
+                            <w:proofErr w:type="spellEnd"/>
+                            <w:r>
+                              <w:rPr>
+                                <w:rFonts w:eastAsia="Aptos" w:hAnsi="Aptos" w:cs="Aptos"/>
+                                <w:b/>
+                                <w:bCs/>
+                                <w:color w:val="215E99" w:themeColor="text2" w:themeTint="BF"/>
+                                <w:sz w:val="32"/>
+                                <w:szCs w:val="32"/>
+                                <w:lang w:val="en-US"/>
+                              </w:rPr>
+                              <w:t>&gt;&gt;</w:t>
                             </w:r>
                           </w:p>
                           <w:p>
@@ -829,7 +855,33 @@
                           <w:szCs w:val="32"/>
                           <w:lang w:val="en-US"/>
                         </w:rPr>
-                        <w:t>&lt;&lt;Mes y año&gt;&gt;</w:t>
+                        <w:t xml:space="preserve">&lt;&lt;Mes y </w:t>
+                      </w:r>
+                      <w:proofErr w:type="spellStart"/>
+                      <w:r>
+                        <w:rPr>
+                          <w:rFonts w:eastAsia="Aptos" w:hAnsi="Aptos" w:cs="Aptos"/>
+                          <w:b/>
+                          <w:bCs/>
+                          <w:color w:val="215E99" w:themeColor="text2" w:themeTint="BF"/>
+                          <w:sz w:val="32"/>
+                          <w:szCs w:val="32"/>
+                          <w:lang w:val="en-US"/>
+                        </w:rPr>
+                        <w:t>año</w:t>
+                      </w:r>
+                      <w:proofErr w:type="spellEnd"/>
+                      <w:r>
+                        <w:rPr>
+                          <w:rFonts w:eastAsia="Aptos" w:hAnsi="Aptos" w:cs="Aptos"/>
+                          <w:b/>
+                          <w:bCs/>
+                          <w:color w:val="215E99" w:themeColor="text2" w:themeTint="BF"/>
+                          <w:sz w:val="32"/>
+                          <w:szCs w:val="32"/>
+                          <w:lang w:val="en-US"/>
+                        </w:rPr>
+                        <w:t>&gt;&gt;</w:t>
                       </w:r>
                     </w:p>
                     <w:p>
@@ -961,7 +1013,7 @@
                                   <w14:bevelB w14:w="38100" w14:h="38100" w14:prst="relaxedInset"/>
                                 </w14:props3d>
                               </w:rPr>
-                              <w:t>PROYECTO INTERMODULAR II</w:t>
+                              <w:t>GESTIONA</w:t>
                             </w:r>
                           </w:p>
                         </w:txbxContent>
@@ -1016,7 +1068,7 @@
                             <w14:bevelB w14:w="38100" w14:h="38100" w14:prst="relaxedInset"/>
                           </w14:props3d>
                         </w:rPr>
-                        <w:t>PROYECTO INTERMODULAR II</w:t>
+                        <w:t>GESTIONA</w:t>
                       </w:r>
                     </w:p>
                   </w:txbxContent>
@@ -1103,8 +1155,42 @@
                                 <w:szCs w:val="44"/>
                                 <w:lang w:val="en-US"/>
                               </w:rPr>
-                              <w:t>Desarrollo de Aplicaciones Multiplataforma</w:t>
+                              <w:t xml:space="preserve">Desarrollo de </w:t>
                             </w:r>
+                            <w:proofErr w:type="spellStart"/>
+                            <w:r>
+                              <w:rPr>
+                                <w:rFonts w:eastAsia="Aptos" w:hAnsi="Aptos" w:cs="Aptos"/>
+                                <w:color w:val="215E99" w:themeColor="text2" w:themeTint="BF"/>
+                                <w:sz w:val="44"/>
+                                <w:szCs w:val="44"/>
+                                <w:lang w:val="en-US"/>
+                              </w:rPr>
+                              <w:t>Aplicaciones</w:t>
+                            </w:r>
+                            <w:proofErr w:type="spellEnd"/>
+                            <w:r>
+                              <w:rPr>
+                                <w:rFonts w:eastAsia="Aptos" w:hAnsi="Aptos" w:cs="Aptos"/>
+                                <w:color w:val="215E99" w:themeColor="text2" w:themeTint="BF"/>
+                                <w:sz w:val="44"/>
+                                <w:szCs w:val="44"/>
+                                <w:lang w:val="en-US"/>
+                              </w:rPr>
+                              <w:t xml:space="preserve"> </w:t>
+                            </w:r>
+                            <w:proofErr w:type="spellStart"/>
+                            <w:r>
+                              <w:rPr>
+                                <w:rFonts w:eastAsia="Aptos" w:hAnsi="Aptos" w:cs="Aptos"/>
+                                <w:color w:val="215E99" w:themeColor="text2" w:themeTint="BF"/>
+                                <w:sz w:val="44"/>
+                                <w:szCs w:val="44"/>
+                                <w:lang w:val="en-US"/>
+                              </w:rPr>
+                              <w:t>Multiplataforma</w:t>
+                            </w:r>
+                            <w:proofErr w:type="spellEnd"/>
                           </w:p>
                         </w:txbxContent>
                       </wps:txbx>
@@ -1150,8 +1236,42 @@
                           <w:szCs w:val="44"/>
                           <w:lang w:val="en-US"/>
                         </w:rPr>
-                        <w:t>Desarrollo de Aplicaciones Multiplataforma</w:t>
+                        <w:t xml:space="preserve">Desarrollo de </w:t>
                       </w:r>
+                      <w:proofErr w:type="spellStart"/>
+                      <w:r>
+                        <w:rPr>
+                          <w:rFonts w:eastAsia="Aptos" w:hAnsi="Aptos" w:cs="Aptos"/>
+                          <w:color w:val="215E99" w:themeColor="text2" w:themeTint="BF"/>
+                          <w:sz w:val="44"/>
+                          <w:szCs w:val="44"/>
+                          <w:lang w:val="en-US"/>
+                        </w:rPr>
+                        <w:t>Aplicaciones</w:t>
+                      </w:r>
+                      <w:proofErr w:type="spellEnd"/>
+                      <w:r>
+                        <w:rPr>
+                          <w:rFonts w:eastAsia="Aptos" w:hAnsi="Aptos" w:cs="Aptos"/>
+                          <w:color w:val="215E99" w:themeColor="text2" w:themeTint="BF"/>
+                          <w:sz w:val="44"/>
+                          <w:szCs w:val="44"/>
+                          <w:lang w:val="en-US"/>
+                        </w:rPr>
+                        <w:t xml:space="preserve"> </w:t>
+                      </w:r>
+                      <w:proofErr w:type="spellStart"/>
+                      <w:r>
+                        <w:rPr>
+                          <w:rFonts w:eastAsia="Aptos" w:hAnsi="Aptos" w:cs="Aptos"/>
+                          <w:color w:val="215E99" w:themeColor="text2" w:themeTint="BF"/>
+                          <w:sz w:val="44"/>
+                          <w:szCs w:val="44"/>
+                          <w:lang w:val="en-US"/>
+                        </w:rPr>
+                        <w:t>Multiplataforma</w:t>
+                      </w:r>
+                      <w:proofErr w:type="spellEnd"/>
                     </w:p>
                   </w:txbxContent>
                 </v:textbox>
@@ -1166,7 +1286,7 @@
           <w:lang w:eastAsia="es-VE"/>
         </w:rPr>
         <w:drawing>
-          <wp:inline distT="0" distB="0" distL="0" distR="0" wp14:anchorId="1183C0B2" wp14:editId="09143DC2">
+          <wp:inline distT="0" distB="0" distL="0" distR="0" wp14:anchorId="1183C0B2" wp14:editId="450CBB62">
             <wp:extent cx="7556500" cy="10599420"/>
             <wp:effectExtent l="0" t="0" r="6350" b="0"/>
             <wp:docPr id="2" name="Imagen 2" descr="D:\servicios forobeta posts\diseño grafico\CLIENTES\Feelmusic - 05.11.18\archivos\11\11.jpg"/>
@@ -1312,7 +1432,7 @@
             </w:rPr>
             <w:fldChar w:fldCharType="separate"/>
           </w:r>
-          <w:hyperlink w:anchor="_Toc227865315" w:history="1">
+          <w:hyperlink w:anchor="_Toc229949992" w:history="1">
             <w:r>
               <w:rPr>
                 <w:rStyle w:val="Hipervnculo"/>
@@ -1339,7 +1459,7 @@
                 <w:noProof/>
                 <w:webHidden/>
               </w:rPr>
-              <w:instrText xml:space="preserve"> PAGEREF _Toc227865315 \h </w:instrText>
+              <w:instrText xml:space="preserve"> PAGEREF _Toc229949992 \h </w:instrText>
             </w:r>
             <w:r>
               <w:rPr>
@@ -1385,7 +1505,7 @@
               <w:lang w:eastAsia="es-ES"/>
             </w:rPr>
           </w:pPr>
-          <w:hyperlink w:anchor="_Toc227865316" w:history="1">
+          <w:hyperlink w:anchor="_Toc229949993" w:history="1">
             <w:r>
               <w:rPr>
                 <w:rStyle w:val="Hipervnculo"/>
@@ -1429,7 +1549,7 @@
                 <w:noProof/>
                 <w:webHidden/>
               </w:rPr>
-              <w:instrText xml:space="preserve"> PAGEREF _Toc227865316 \h </w:instrText>
+              <w:instrText xml:space="preserve"> PAGEREF _Toc229949993 \h </w:instrText>
             </w:r>
             <w:r>
               <w:rPr>
@@ -1475,7 +1595,7 @@
               <w:lang w:eastAsia="es-ES"/>
             </w:rPr>
           </w:pPr>
-          <w:hyperlink w:anchor="_Toc227865317" w:history="1">
+          <w:hyperlink w:anchor="_Toc229949994" w:history="1">
             <w:r>
               <w:rPr>
                 <w:rStyle w:val="Hipervnculo"/>
@@ -1519,7 +1639,7 @@
                 <w:noProof/>
                 <w:webHidden/>
               </w:rPr>
-              <w:instrText xml:space="preserve"> PAGEREF _Toc227865317 \h </w:instrText>
+              <w:instrText xml:space="preserve"> PAGEREF _Toc229949994 \h </w:instrText>
             </w:r>
             <w:r>
               <w:rPr>
@@ -1565,7 +1685,7 @@
               <w:lang w:eastAsia="es-ES"/>
             </w:rPr>
           </w:pPr>
-          <w:hyperlink w:anchor="_Toc227865318" w:history="1">
+          <w:hyperlink w:anchor="_Toc229949995" w:history="1">
             <w:r>
               <w:rPr>
                 <w:rStyle w:val="Hipervnculo"/>
@@ -1609,7 +1729,7 @@
                 <w:noProof/>
                 <w:webHidden/>
               </w:rPr>
-              <w:instrText xml:space="preserve"> PAGEREF _Toc227865318 \h </w:instrText>
+              <w:instrText xml:space="preserve"> PAGEREF _Toc229949995 \h </w:instrText>
             </w:r>
             <w:r>
               <w:rPr>
@@ -1655,7 +1775,7 @@
               <w:lang w:eastAsia="es-ES"/>
             </w:rPr>
           </w:pPr>
-          <w:hyperlink w:anchor="_Toc227865319" w:history="1">
+          <w:hyperlink w:anchor="_Toc229949996" w:history="1">
             <w:r>
               <w:rPr>
                 <w:rStyle w:val="Hipervnculo"/>
@@ -1699,7 +1819,7 @@
                 <w:noProof/>
                 <w:webHidden/>
               </w:rPr>
-              <w:instrText xml:space="preserve"> PAGEREF _Toc227865319 \h </w:instrText>
+              <w:instrText xml:space="preserve"> PAGEREF _Toc229949996 \h </w:instrText>
             </w:r>
             <w:r>
               <w:rPr>
@@ -1719,7 +1839,7 @@
                 <w:noProof/>
                 <w:webHidden/>
               </w:rPr>
-              <w:t>3</w:t>
+              <w:t>4</w:t>
             </w:r>
             <w:r>
               <w:rPr>
@@ -1745,7 +1865,7 @@
               <w:lang w:eastAsia="es-ES"/>
             </w:rPr>
           </w:pPr>
-          <w:hyperlink w:anchor="_Toc227865321" w:history="1">
+          <w:hyperlink w:anchor="_Toc229949998" w:history="1">
             <w:r>
               <w:rPr>
                 <w:rStyle w:val="Hipervnculo"/>
@@ -1789,7 +1909,7 @@
                 <w:noProof/>
                 <w:webHidden/>
               </w:rPr>
-              <w:instrText xml:space="preserve"> PAGEREF _Toc227865321 \h </w:instrText>
+              <w:instrText xml:space="preserve"> PAGEREF _Toc229949998 \h </w:instrText>
             </w:r>
             <w:r>
               <w:rPr>
@@ -1835,7 +1955,7 @@
               <w:lang w:eastAsia="es-ES"/>
             </w:rPr>
           </w:pPr>
-          <w:hyperlink w:anchor="_Toc227865322" w:history="1">
+          <w:hyperlink w:anchor="_Toc229949999" w:history="1">
             <w:r>
               <w:rPr>
                 <w:rStyle w:val="Hipervnculo"/>
@@ -1879,7 +1999,7 @@
                 <w:noProof/>
                 <w:webHidden/>
               </w:rPr>
-              <w:instrText xml:space="preserve"> PAGEREF _Toc227865322 \h </w:instrText>
+              <w:instrText xml:space="preserve"> PAGEREF _Toc229949999 \h </w:instrText>
             </w:r>
             <w:r>
               <w:rPr>
@@ -1899,7 +2019,7 @@
                 <w:noProof/>
                 <w:webHidden/>
               </w:rPr>
-              <w:t>5</w:t>
+              <w:t>6</w:t>
             </w:r>
             <w:r>
               <w:rPr>
@@ -1925,7 +2045,7 @@
               <w:lang w:eastAsia="es-ES"/>
             </w:rPr>
           </w:pPr>
-          <w:hyperlink w:anchor="_Toc227865323" w:history="1">
+          <w:hyperlink w:anchor="_Toc229950000" w:history="1">
             <w:r>
               <w:rPr>
                 <w:rStyle w:val="Hipervnculo"/>
@@ -1969,7 +2089,7 @@
                 <w:noProof/>
                 <w:webHidden/>
               </w:rPr>
-              <w:instrText xml:space="preserve"> PAGEREF _Toc227865323 \h </w:instrText>
+              <w:instrText xml:space="preserve"> PAGEREF _Toc229950000 \h </w:instrText>
             </w:r>
             <w:r>
               <w:rPr>
@@ -1989,7 +2109,7 @@
                 <w:noProof/>
                 <w:webHidden/>
               </w:rPr>
-              <w:t>5</w:t>
+              <w:t>6</w:t>
             </w:r>
             <w:r>
               <w:rPr>
@@ -2015,7 +2135,7 @@
               <w:lang w:eastAsia="es-ES"/>
             </w:rPr>
           </w:pPr>
-          <w:hyperlink w:anchor="_Toc227865324" w:history="1">
+          <w:hyperlink w:anchor="_Toc229950001" w:history="1">
             <w:r>
               <w:rPr>
                 <w:rStyle w:val="Hipervnculo"/>
@@ -2059,7 +2179,7 @@
                 <w:noProof/>
                 <w:webHidden/>
               </w:rPr>
-              <w:instrText xml:space="preserve"> PAGEREF _Toc227865324 \h </w:instrText>
+              <w:instrText xml:space="preserve"> PAGEREF _Toc229950001 \h </w:instrText>
             </w:r>
             <w:r>
               <w:rPr>
@@ -2079,7 +2199,7 @@
                 <w:noProof/>
                 <w:webHidden/>
               </w:rPr>
-              <w:t>6</w:t>
+              <w:t>7</w:t>
             </w:r>
             <w:r>
               <w:rPr>
@@ -2105,7 +2225,7 @@
               <w:lang w:eastAsia="es-ES"/>
             </w:rPr>
           </w:pPr>
-          <w:hyperlink w:anchor="_Toc227865325" w:history="1">
+          <w:hyperlink w:anchor="_Toc229950002" w:history="1">
             <w:r>
               <w:rPr>
                 <w:rStyle w:val="Hipervnculo"/>
@@ -2149,7 +2269,7 @@
                 <w:noProof/>
                 <w:webHidden/>
               </w:rPr>
-              <w:instrText xml:space="preserve"> PAGEREF _Toc227865325 \h </w:instrText>
+              <w:instrText xml:space="preserve"> PAGEREF _Toc229950002 \h </w:instrText>
             </w:r>
             <w:r>
               <w:rPr>
@@ -2169,7 +2289,7 @@
                 <w:noProof/>
                 <w:webHidden/>
               </w:rPr>
-              <w:t>6</w:t>
+              <w:t>7</w:t>
             </w:r>
             <w:r>
               <w:rPr>
@@ -2195,7 +2315,7 @@
               <w:lang w:eastAsia="es-ES"/>
             </w:rPr>
           </w:pPr>
-          <w:hyperlink w:anchor="_Toc227865326" w:history="1">
+          <w:hyperlink w:anchor="_Toc229950003" w:history="1">
             <w:r>
               <w:rPr>
                 <w:rStyle w:val="Hipervnculo"/>
@@ -2239,7 +2359,7 @@
                 <w:noProof/>
                 <w:webHidden/>
               </w:rPr>
-              <w:instrText xml:space="preserve"> PAGEREF _Toc227865326 \h </w:instrText>
+              <w:instrText xml:space="preserve"> PAGEREF _Toc229950003 \h </w:instrText>
             </w:r>
             <w:r>
               <w:rPr>
@@ -2259,7 +2379,7 @@
                 <w:noProof/>
                 <w:webHidden/>
               </w:rPr>
-              <w:t>6</w:t>
+              <w:t>7</w:t>
             </w:r>
             <w:r>
               <w:rPr>
@@ -2285,7 +2405,7 @@
               <w:lang w:eastAsia="es-ES"/>
             </w:rPr>
           </w:pPr>
-          <w:hyperlink w:anchor="_Toc227865327" w:history="1">
+          <w:hyperlink w:anchor="_Toc229950004" w:history="1">
             <w:r>
               <w:rPr>
                 <w:rStyle w:val="Hipervnculo"/>
@@ -2329,7 +2449,7 @@
                 <w:noProof/>
                 <w:webHidden/>
               </w:rPr>
-              <w:instrText xml:space="preserve"> PAGEREF _Toc227865327 \h </w:instrText>
+              <w:instrText xml:space="preserve"> PAGEREF _Toc229950004 \h </w:instrText>
             </w:r>
             <w:r>
               <w:rPr>
@@ -2349,7 +2469,7 @@
                 <w:noProof/>
                 <w:webHidden/>
               </w:rPr>
-              <w:t>8</w:t>
+              <w:t>9</w:t>
             </w:r>
             <w:r>
               <w:rPr>
@@ -2375,7 +2495,7 @@
               <w:lang w:eastAsia="es-ES"/>
             </w:rPr>
           </w:pPr>
-          <w:hyperlink w:anchor="_Toc227865328" w:history="1">
+          <w:hyperlink w:anchor="_Toc229950005" w:history="1">
             <w:r>
               <w:rPr>
                 <w:rStyle w:val="Hipervnculo"/>
@@ -2419,7 +2539,7 @@
                 <w:noProof/>
                 <w:webHidden/>
               </w:rPr>
-              <w:instrText xml:space="preserve"> PAGEREF _Toc227865328 \h </w:instrText>
+              <w:instrText xml:space="preserve"> PAGEREF _Toc229950005 \h </w:instrText>
             </w:r>
             <w:r>
               <w:rPr>
@@ -2439,7 +2559,7 @@
                 <w:noProof/>
                 <w:webHidden/>
               </w:rPr>
-              <w:t>9</w:t>
+              <w:t>10</w:t>
             </w:r>
             <w:r>
               <w:rPr>
@@ -2465,7 +2585,7 @@
               <w:lang w:eastAsia="es-ES"/>
             </w:rPr>
           </w:pPr>
-          <w:hyperlink w:anchor="_Toc227865329" w:history="1">
+          <w:hyperlink w:anchor="_Toc229950006" w:history="1">
             <w:r>
               <w:rPr>
                 <w:rStyle w:val="Hipervnculo"/>
@@ -2509,7 +2629,7 @@
                 <w:noProof/>
                 <w:webHidden/>
               </w:rPr>
-              <w:instrText xml:space="preserve"> PAGEREF _Toc227865329 \h </w:instrText>
+              <w:instrText xml:space="preserve"> PAGEREF _Toc229950006 \h </w:instrText>
             </w:r>
             <w:r>
               <w:rPr>
@@ -2529,7 +2649,99 @@
                 <w:noProof/>
                 <w:webHidden/>
               </w:rPr>
-              <w:t>10</w:t>
+              <w:t>11</w:t>
+            </w:r>
+            <w:r>
+              <w:rPr>
+                <w:noProof/>
+                <w:webHidden/>
+              </w:rPr>
+              <w:fldChar w:fldCharType="end"/>
+            </w:r>
+          </w:hyperlink>
+        </w:p>
+        <w:p>
+          <w:pPr>
+            <w:pStyle w:val="TDC2"/>
+            <w:tabs>
+              <w:tab w:val="left" w:pos="720"/>
+              <w:tab w:val="right" w:leader="dot" w:pos="9628"/>
+            </w:tabs>
+            <w:rPr>
+              <w:rFonts w:eastAsiaTheme="minorEastAsia"/>
+              <w:noProof/>
+              <w:sz w:val="24"/>
+              <w:szCs w:val="24"/>
+              <w:lang w:eastAsia="es-ES"/>
+            </w:rPr>
+          </w:pPr>
+          <w:hyperlink w:anchor="_Toc229950007" w:history="1">
+            <w:r>
+              <w:rPr>
+                <w:rStyle w:val="Hipervnculo"/>
+                <w:b/>
+                <w:bCs/>
+                <w:noProof/>
+              </w:rPr>
+              <w:t>3.</w:t>
+            </w:r>
+            <w:r>
+              <w:rPr>
+                <w:rFonts w:eastAsiaTheme="minorEastAsia"/>
+                <w:noProof/>
+                <w:sz w:val="24"/>
+                <w:szCs w:val="24"/>
+                <w:lang w:eastAsia="es-ES"/>
+              </w:rPr>
+              <w:tab/>
+            </w:r>
+            <w:r>
+              <w:rPr>
+                <w:rStyle w:val="Hipervnculo"/>
+                <w:noProof/>
+              </w:rPr>
+              <w:t>2.5  DIAGRAMA DE PAQUETES</w:t>
+            </w:r>
+            <w:r>
+              <w:rPr>
+                <w:noProof/>
+                <w:webHidden/>
+              </w:rPr>
+              <w:tab/>
+            </w:r>
+            <w:r>
+              <w:rPr>
+                <w:noProof/>
+                <w:webHidden/>
+              </w:rPr>
+              <w:fldChar w:fldCharType="begin"/>
+            </w:r>
+            <w:r>
+              <w:rPr>
+                <w:noProof/>
+                <w:webHidden/>
+              </w:rPr>
+              <w:instrText xml:space="preserve"> PAGEREF _Toc229950007 \h </w:instrText>
+            </w:r>
+            <w:r>
+              <w:rPr>
+                <w:noProof/>
+                <w:webHidden/>
+              </w:rPr>
+            </w:r>
+            <w:r>
+              <w:rPr>
+                <w:noProof/>
+                <w:webHidden/>
+              </w:rPr>
+              <w:fldChar w:fldCharType="separate"/>
+            </w:r>
+            <w:r>
+              <w:rPr>
+                <w:noProof/>
+                <w:webHidden/>
+              </w:rPr>
+              <w:t>12</w:t>
             </w:r>
             <w:r>
               <w:rPr>
@@ -2555,15 +2767,13 @@
               <w:lang w:eastAsia="es-ES"/>
             </w:rPr>
           </w:pPr>
-          <w:hyperlink w:anchor="_Toc227865330" w:history="1">
+          <w:hyperlink w:anchor="_Toc229950008" w:history="1">
             <w:r>
               <w:rPr>
                 <w:rStyle w:val="Hipervnculo"/>
-                <w:b/>
-                <w:bCs/>
-                <w:noProof/>
-              </w:rPr>
-              <w:t>2.5.</w:t>
+                <w:noProof/>
+              </w:rPr>
+              <w:t>3.1.</w:t>
             </w:r>
             <w:r>
               <w:rPr>
@@ -2580,7 +2790,7 @@
                 <w:rStyle w:val="Hipervnculo"/>
                 <w:noProof/>
               </w:rPr>
-              <w:t>DIAGRAMA DE PAQUETES</w:t>
+              <w:t>INTERFACES GRÁFICAS DE USUARIO</w:t>
             </w:r>
             <w:r>
               <w:rPr>
@@ -2601,7 +2811,7 @@
                 <w:noProof/>
                 <w:webHidden/>
               </w:rPr>
-              <w:instrText xml:space="preserve"> PAGEREF _Toc227865330 \h </w:instrText>
+              <w:instrText xml:space="preserve"> PAGEREF _Toc229950008 \h </w:instrText>
             </w:r>
             <w:r>
               <w:rPr>
@@ -2621,7 +2831,439 @@
                 <w:noProof/>
                 <w:webHidden/>
               </w:rPr>
-              <w:t>11</w:t>
+              <w:t>12</w:t>
+            </w:r>
+            <w:r>
+              <w:rPr>
+                <w:noProof/>
+                <w:webHidden/>
+              </w:rPr>
+              <w:fldChar w:fldCharType="end"/>
+            </w:r>
+          </w:hyperlink>
+        </w:p>
+        <w:p>
+          <w:pPr>
+            <w:pStyle w:val="TDC2"/>
+            <w:tabs>
+              <w:tab w:val="left" w:pos="1200"/>
+              <w:tab w:val="right" w:leader="dot" w:pos="9628"/>
+            </w:tabs>
+            <w:rPr>
+              <w:rFonts w:eastAsiaTheme="minorEastAsia"/>
+              <w:noProof/>
+              <w:sz w:val="24"/>
+              <w:szCs w:val="24"/>
+              <w:lang w:eastAsia="es-ES"/>
+            </w:rPr>
+          </w:pPr>
+          <w:hyperlink w:anchor="_Toc229950009" w:history="1">
+            <w:r>
+              <w:rPr>
+                <w:rStyle w:val="Hipervnculo"/>
+                <w:noProof/>
+              </w:rPr>
+              <w:t>3.1.1.</w:t>
+            </w:r>
+            <w:r>
+              <w:rPr>
+                <w:rFonts w:eastAsiaTheme="minorEastAsia"/>
+                <w:noProof/>
+                <w:sz w:val="24"/>
+                <w:szCs w:val="24"/>
+                <w:lang w:eastAsia="es-ES"/>
+              </w:rPr>
+              <w:tab/>
+            </w:r>
+            <w:r>
+              <w:rPr>
+                <w:rStyle w:val="Hipervnculo"/>
+                <w:noProof/>
+              </w:rPr>
+              <w:t>MAPA DE NAVEGABILIDAD</w:t>
+            </w:r>
+            <w:r>
+              <w:rPr>
+                <w:noProof/>
+                <w:webHidden/>
+              </w:rPr>
+              <w:tab/>
+            </w:r>
+            <w:r>
+              <w:rPr>
+                <w:noProof/>
+                <w:webHidden/>
+              </w:rPr>
+              <w:fldChar w:fldCharType="begin"/>
+            </w:r>
+            <w:r>
+              <w:rPr>
+                <w:noProof/>
+                <w:webHidden/>
+              </w:rPr>
+              <w:instrText xml:space="preserve"> PAGEREF _Toc229950009 \h </w:instrText>
+            </w:r>
+            <w:r>
+              <w:rPr>
+                <w:noProof/>
+                <w:webHidden/>
+              </w:rPr>
+            </w:r>
+            <w:r>
+              <w:rPr>
+                <w:noProof/>
+                <w:webHidden/>
+              </w:rPr>
+              <w:fldChar w:fldCharType="separate"/>
+            </w:r>
+            <w:r>
+              <w:rPr>
+                <w:noProof/>
+                <w:webHidden/>
+              </w:rPr>
+              <w:t>15</w:t>
+            </w:r>
+            <w:r>
+              <w:rPr>
+                <w:noProof/>
+                <w:webHidden/>
+              </w:rPr>
+              <w:fldChar w:fldCharType="end"/>
+            </w:r>
+          </w:hyperlink>
+        </w:p>
+        <w:p>
+          <w:pPr>
+            <w:pStyle w:val="TDC2"/>
+            <w:tabs>
+              <w:tab w:val="left" w:pos="720"/>
+              <w:tab w:val="right" w:leader="dot" w:pos="9628"/>
+            </w:tabs>
+            <w:rPr>
+              <w:rFonts w:eastAsiaTheme="minorEastAsia"/>
+              <w:noProof/>
+              <w:sz w:val="24"/>
+              <w:szCs w:val="24"/>
+              <w:lang w:eastAsia="es-ES"/>
+            </w:rPr>
+          </w:pPr>
+          <w:hyperlink w:anchor="_Toc229950010" w:history="1">
+            <w:r>
+              <w:rPr>
+                <w:rStyle w:val="Hipervnculo"/>
+                <w:noProof/>
+              </w:rPr>
+              <w:t>3.</w:t>
+            </w:r>
+            <w:r>
+              <w:rPr>
+                <w:rFonts w:eastAsiaTheme="minorEastAsia"/>
+                <w:noProof/>
+                <w:sz w:val="24"/>
+                <w:szCs w:val="24"/>
+                <w:lang w:eastAsia="es-ES"/>
+              </w:rPr>
+              <w:tab/>
+            </w:r>
+            <w:r>
+              <w:rPr>
+                <w:rStyle w:val="Hipervnculo"/>
+                <w:noProof/>
+              </w:rPr>
+              <w:t>PLAN DE PRUEBAS</w:t>
+            </w:r>
+            <w:r>
+              <w:rPr>
+                <w:noProof/>
+                <w:webHidden/>
+              </w:rPr>
+              <w:tab/>
+            </w:r>
+            <w:r>
+              <w:rPr>
+                <w:noProof/>
+                <w:webHidden/>
+              </w:rPr>
+              <w:fldChar w:fldCharType="begin"/>
+            </w:r>
+            <w:r>
+              <w:rPr>
+                <w:noProof/>
+                <w:webHidden/>
+              </w:rPr>
+              <w:instrText xml:space="preserve"> PAGEREF _Toc229950010 \h </w:instrText>
+            </w:r>
+            <w:r>
+              <w:rPr>
+                <w:noProof/>
+                <w:webHidden/>
+              </w:rPr>
+            </w:r>
+            <w:r>
+              <w:rPr>
+                <w:noProof/>
+                <w:webHidden/>
+              </w:rPr>
+              <w:fldChar w:fldCharType="separate"/>
+            </w:r>
+            <w:r>
+              <w:rPr>
+                <w:noProof/>
+                <w:webHidden/>
+              </w:rPr>
+              <w:t>15</w:t>
+            </w:r>
+            <w:r>
+              <w:rPr>
+                <w:noProof/>
+                <w:webHidden/>
+              </w:rPr>
+              <w:fldChar w:fldCharType="end"/>
+            </w:r>
+          </w:hyperlink>
+        </w:p>
+        <w:p>
+          <w:pPr>
+            <w:pStyle w:val="TDC3"/>
+            <w:tabs>
+              <w:tab w:val="right" w:leader="dot" w:pos="9628"/>
+            </w:tabs>
+            <w:rPr>
+              <w:rFonts w:eastAsiaTheme="minorEastAsia"/>
+              <w:noProof/>
+              <w:sz w:val="24"/>
+              <w:szCs w:val="24"/>
+              <w:lang w:eastAsia="es-ES"/>
+            </w:rPr>
+          </w:pPr>
+          <w:hyperlink w:anchor="_Toc229950011" w:history="1">
+            <w:r>
+              <w:rPr>
+                <w:rStyle w:val="Hipervnculo"/>
+                <w:noProof/>
+              </w:rPr>
+              <w:t>3.1 Estrategia</w:t>
+            </w:r>
+            <w:r>
+              <w:rPr>
+                <w:noProof/>
+                <w:webHidden/>
+              </w:rPr>
+              <w:tab/>
+            </w:r>
+            <w:r>
+              <w:rPr>
+                <w:noProof/>
+                <w:webHidden/>
+              </w:rPr>
+              <w:fldChar w:fldCharType="begin"/>
+            </w:r>
+            <w:r>
+              <w:rPr>
+                <w:noProof/>
+                <w:webHidden/>
+              </w:rPr>
+              <w:instrText xml:space="preserve"> PAGEREF _Toc229950011 \h </w:instrText>
+            </w:r>
+            <w:r>
+              <w:rPr>
+                <w:noProof/>
+                <w:webHidden/>
+              </w:rPr>
+            </w:r>
+            <w:r>
+              <w:rPr>
+                <w:noProof/>
+                <w:webHidden/>
+              </w:rPr>
+              <w:fldChar w:fldCharType="separate"/>
+            </w:r>
+            <w:r>
+              <w:rPr>
+                <w:noProof/>
+                <w:webHidden/>
+              </w:rPr>
+              <w:t>16</w:t>
+            </w:r>
+            <w:r>
+              <w:rPr>
+                <w:noProof/>
+                <w:webHidden/>
+              </w:rPr>
+              <w:fldChar w:fldCharType="end"/>
+            </w:r>
+          </w:hyperlink>
+        </w:p>
+        <w:p>
+          <w:pPr>
+            <w:pStyle w:val="TDC2"/>
+            <w:tabs>
+              <w:tab w:val="left" w:pos="720"/>
+              <w:tab w:val="right" w:leader="dot" w:pos="9628"/>
+            </w:tabs>
+            <w:rPr>
+              <w:rFonts w:eastAsiaTheme="minorEastAsia"/>
+              <w:noProof/>
+              <w:sz w:val="24"/>
+              <w:szCs w:val="24"/>
+              <w:lang w:eastAsia="es-ES"/>
+            </w:rPr>
+          </w:pPr>
+          <w:hyperlink w:anchor="_Toc229950012" w:history="1">
+            <w:r>
+              <w:rPr>
+                <w:rStyle w:val="Hipervnculo"/>
+                <w:noProof/>
+              </w:rPr>
+              <w:t>4.</w:t>
+            </w:r>
+            <w:r>
+              <w:rPr>
+                <w:rFonts w:eastAsiaTheme="minorEastAsia"/>
+                <w:noProof/>
+                <w:sz w:val="24"/>
+                <w:szCs w:val="24"/>
+                <w:lang w:eastAsia="es-ES"/>
+              </w:rPr>
+              <w:tab/>
+            </w:r>
+            <w:r>
+              <w:rPr>
+                <w:rStyle w:val="Hipervnculo"/>
+                <w:noProof/>
+              </w:rPr>
+              <w:t>TECNOLOGÍAS EMPLEADAS</w:t>
+            </w:r>
+            <w:r>
+              <w:rPr>
+                <w:noProof/>
+                <w:webHidden/>
+              </w:rPr>
+              <w:tab/>
+            </w:r>
+            <w:r>
+              <w:rPr>
+                <w:noProof/>
+                <w:webHidden/>
+              </w:rPr>
+              <w:fldChar w:fldCharType="begin"/>
+            </w:r>
+            <w:r>
+              <w:rPr>
+                <w:noProof/>
+                <w:webHidden/>
+              </w:rPr>
+              <w:instrText xml:space="preserve"> PAGEREF _Toc229950012 \h </w:instrText>
+            </w:r>
+            <w:r>
+              <w:rPr>
+                <w:noProof/>
+                <w:webHidden/>
+              </w:rPr>
+            </w:r>
+            <w:r>
+              <w:rPr>
+                <w:noProof/>
+                <w:webHidden/>
+              </w:rPr>
+              <w:fldChar w:fldCharType="separate"/>
+            </w:r>
+            <w:r>
+              <w:rPr>
+                <w:noProof/>
+                <w:webHidden/>
+              </w:rPr>
+              <w:t>17</w:t>
+            </w:r>
+            <w:r>
+              <w:rPr>
+                <w:noProof/>
+                <w:webHidden/>
+              </w:rPr>
+              <w:fldChar w:fldCharType="end"/>
+            </w:r>
+          </w:hyperlink>
+        </w:p>
+        <w:p>
+          <w:pPr>
+            <w:pStyle w:val="TDC2"/>
+            <w:tabs>
+              <w:tab w:val="left" w:pos="720"/>
+              <w:tab w:val="right" w:leader="dot" w:pos="9628"/>
+            </w:tabs>
+            <w:rPr>
+              <w:rFonts w:eastAsiaTheme="minorEastAsia"/>
+              <w:noProof/>
+              <w:sz w:val="24"/>
+              <w:szCs w:val="24"/>
+              <w:lang w:eastAsia="es-ES"/>
+            </w:rPr>
+          </w:pPr>
+          <w:hyperlink w:anchor="_Toc229950013" w:history="1">
+            <w:r>
+              <w:rPr>
+                <w:rStyle w:val="Hipervnculo"/>
+                <w:noProof/>
+              </w:rPr>
+              <w:t>5.</w:t>
+            </w:r>
+            <w:r>
+              <w:rPr>
+                <w:rFonts w:eastAsiaTheme="minorEastAsia"/>
+                <w:noProof/>
+                <w:sz w:val="24"/>
+                <w:szCs w:val="24"/>
+                <w:lang w:eastAsia="es-ES"/>
+              </w:rPr>
+              <w:tab/>
+            </w:r>
+            <w:r>
+              <w:rPr>
+                <w:rStyle w:val="Hipervnculo"/>
+                <w:noProof/>
+              </w:rPr>
+              <w:t>PLANIFICACIÓN Y PRESUPUESTO</w:t>
+            </w:r>
+            <w:r>
+              <w:rPr>
+                <w:noProof/>
+                <w:webHidden/>
+              </w:rPr>
+              <w:tab/>
+            </w:r>
+            <w:r>
+              <w:rPr>
+                <w:noProof/>
+                <w:webHidden/>
+              </w:rPr>
+              <w:fldChar w:fldCharType="begin"/>
+            </w:r>
+            <w:r>
+              <w:rPr>
+                <w:noProof/>
+                <w:webHidden/>
+              </w:rPr>
+              <w:instrText xml:space="preserve"> PAGEREF _Toc229950013 \h </w:instrText>
+            </w:r>
+            <w:r>
+              <w:rPr>
+                <w:noProof/>
+                <w:webHidden/>
+              </w:rPr>
+            </w:r>
+            <w:r>
+              <w:rPr>
+                <w:noProof/>
+                <w:webHidden/>
+              </w:rPr>
+              <w:fldChar w:fldCharType="separate"/>
+            </w:r>
+            <w:r>
+              <w:rPr>
+                <w:noProof/>
+                <w:webHidden/>
+              </w:rPr>
+              <w:t>17</w:t>
             </w:r>
             <w:r>
               <w:rPr>
@@ -2647,13 +3289,13 @@
               <w:lang w:eastAsia="es-ES"/>
             </w:rPr>
           </w:pPr>
-          <w:hyperlink w:anchor="_Toc227865331" w:history="1">
+          <w:hyperlink w:anchor="_Toc229950017" w:history="1">
             <w:r>
               <w:rPr>
                 <w:rStyle w:val="Hipervnculo"/>
                 <w:noProof/>
               </w:rPr>
-              <w:t>2.6.</w:t>
+              <w:t>6.1.</w:t>
             </w:r>
             <w:r>
               <w:rPr>
@@ -2670,7 +3312,7 @@
                 <w:rStyle w:val="Hipervnculo"/>
                 <w:noProof/>
               </w:rPr>
-              <w:t>INTERFACES GRÁFICAS DE USUARIO</w:t>
+              <w:t>DIAGRAMA DE GANTT</w:t>
             </w:r>
             <w:r>
               <w:rPr>
@@ -2691,7 +3333,7 @@
                 <w:noProof/>
                 <w:webHidden/>
               </w:rPr>
-              <w:instrText xml:space="preserve"> PAGEREF _Toc227865331 \h </w:instrText>
+              <w:instrText xml:space="preserve"> PAGEREF _Toc229950017 \h </w:instrText>
             </w:r>
             <w:r>
               <w:rPr>
@@ -2711,7 +3353,7 @@
                 <w:noProof/>
                 <w:webHidden/>
               </w:rPr>
-              <w:t>11</w:t>
+              <w:t>18</w:t>
             </w:r>
             <w:r>
               <w:rPr>
@@ -2726,7 +3368,7 @@
           <w:pPr>
             <w:pStyle w:val="TDC2"/>
             <w:tabs>
-              <w:tab w:val="left" w:pos="1200"/>
+              <w:tab w:val="left" w:pos="960"/>
               <w:tab w:val="right" w:leader="dot" w:pos="9628"/>
             </w:tabs>
             <w:rPr>
@@ -2737,13 +3379,13 @@
               <w:lang w:eastAsia="es-ES"/>
             </w:rPr>
           </w:pPr>
-          <w:hyperlink w:anchor="_Toc227865332" w:history="1">
+          <w:hyperlink w:anchor="_Toc229950018" w:history="1">
             <w:r>
               <w:rPr>
                 <w:rStyle w:val="Hipervnculo"/>
                 <w:noProof/>
               </w:rPr>
-              <w:t>2.6.1.</w:t>
+              <w:t>6.2.</w:t>
             </w:r>
             <w:r>
               <w:rPr>
@@ -2760,7 +3402,7 @@
                 <w:rStyle w:val="Hipervnculo"/>
                 <w:noProof/>
               </w:rPr>
-              <w:t>MAPA DE NAVEGABILIDAD</w:t>
+              <w:t>ESTIMACIONES DE COSTES</w:t>
             </w:r>
             <w:r>
               <w:rPr>
@@ -2781,7 +3423,7 @@
                 <w:noProof/>
                 <w:webHidden/>
               </w:rPr>
-              <w:instrText xml:space="preserve"> PAGEREF _Toc227865332 \h </w:instrText>
+              <w:instrText xml:space="preserve"> PAGEREF _Toc229950018 \h </w:instrText>
             </w:r>
             <w:r>
               <w:rPr>
@@ -2801,7 +3443,7 @@
                 <w:noProof/>
                 <w:webHidden/>
               </w:rPr>
-              <w:t>14</w:t>
+              <w:t>18</w:t>
             </w:r>
             <w:r>
               <w:rPr>
@@ -2827,13 +3469,13 @@
               <w:lang w:eastAsia="es-ES"/>
             </w:rPr>
           </w:pPr>
-          <w:hyperlink w:anchor="_Toc227865333" w:history="1">
+          <w:hyperlink w:anchor="_Toc229950019" w:history="1">
             <w:r>
               <w:rPr>
                 <w:rStyle w:val="Hipervnculo"/>
                 <w:noProof/>
               </w:rPr>
-              <w:t>3.</w:t>
+              <w:t>6.</w:t>
             </w:r>
             <w:r>
               <w:rPr>
@@ -2850,7 +3492,7 @@
                 <w:rStyle w:val="Hipervnculo"/>
                 <w:noProof/>
               </w:rPr>
-              <w:t>PLAN DE PRUEBAS</w:t>
+              <w:t>FUTURAS MEJORAS Y AMPLIACIONES</w:t>
             </w:r>
             <w:r>
               <w:rPr>
@@ -2871,7 +3513,7 @@
                 <w:noProof/>
                 <w:webHidden/>
               </w:rPr>
-              <w:instrText xml:space="preserve"> PAGEREF _Toc227865333 \h </w:instrText>
+              <w:instrText xml:space="preserve"> PAGEREF _Toc229950019 \h </w:instrText>
             </w:r>
             <w:r>
               <w:rPr>
@@ -2891,7 +3533,187 @@
                 <w:noProof/>
                 <w:webHidden/>
               </w:rPr>
-              <w:t>14</w:t>
+              <w:t>18</w:t>
+            </w:r>
+            <w:r>
+              <w:rPr>
+                <w:noProof/>
+                <w:webHidden/>
+              </w:rPr>
+              <w:fldChar w:fldCharType="end"/>
+            </w:r>
+          </w:hyperlink>
+        </w:p>
+        <w:p>
+          <w:pPr>
+            <w:pStyle w:val="TDC2"/>
+            <w:tabs>
+              <w:tab w:val="left" w:pos="960"/>
+              <w:tab w:val="right" w:leader="dot" w:pos="9628"/>
+            </w:tabs>
+            <w:rPr>
+              <w:rFonts w:eastAsiaTheme="minorEastAsia"/>
+              <w:noProof/>
+              <w:sz w:val="24"/>
+              <w:szCs w:val="24"/>
+              <w:lang w:eastAsia="es-ES"/>
+            </w:rPr>
+          </w:pPr>
+          <w:hyperlink w:anchor="_Toc229950021" w:history="1">
+            <w:r>
+              <w:rPr>
+                <w:rStyle w:val="Hipervnculo"/>
+                <w:noProof/>
+              </w:rPr>
+              <w:t>7.1.</w:t>
+            </w:r>
+            <w:r>
+              <w:rPr>
+                <w:rFonts w:eastAsiaTheme="minorEastAsia"/>
+                <w:noProof/>
+                <w:sz w:val="24"/>
+                <w:szCs w:val="24"/>
+                <w:lang w:eastAsia="es-ES"/>
+              </w:rPr>
+              <w:tab/>
+            </w:r>
+            <w:r>
+              <w:rPr>
+                <w:rStyle w:val="Hipervnculo"/>
+                <w:noProof/>
+              </w:rPr>
+              <w:t>PROPUESTAS DE MEJORA Y AMPLIACIONES</w:t>
+            </w:r>
+            <w:r>
+              <w:rPr>
+                <w:noProof/>
+                <w:webHidden/>
+              </w:rPr>
+              <w:tab/>
+            </w:r>
+            <w:r>
+              <w:rPr>
+                <w:noProof/>
+                <w:webHidden/>
+              </w:rPr>
+              <w:fldChar w:fldCharType="begin"/>
+            </w:r>
+            <w:r>
+              <w:rPr>
+                <w:noProof/>
+                <w:webHidden/>
+              </w:rPr>
+              <w:instrText xml:space="preserve"> PAGEREF _Toc229950021 \h </w:instrText>
+            </w:r>
+            <w:r>
+              <w:rPr>
+                <w:noProof/>
+                <w:webHidden/>
+              </w:rPr>
+            </w:r>
+            <w:r>
+              <w:rPr>
+                <w:noProof/>
+                <w:webHidden/>
+              </w:rPr>
+              <w:fldChar w:fldCharType="separate"/>
+            </w:r>
+            <w:r>
+              <w:rPr>
+                <w:noProof/>
+                <w:webHidden/>
+              </w:rPr>
+              <w:t>18</w:t>
+            </w:r>
+            <w:r>
+              <w:rPr>
+                <w:noProof/>
+                <w:webHidden/>
+              </w:rPr>
+              <w:fldChar w:fldCharType="end"/>
+            </w:r>
+          </w:hyperlink>
+        </w:p>
+        <w:p>
+          <w:pPr>
+            <w:pStyle w:val="TDC2"/>
+            <w:tabs>
+              <w:tab w:val="left" w:pos="960"/>
+              <w:tab w:val="right" w:leader="dot" w:pos="9628"/>
+            </w:tabs>
+            <w:rPr>
+              <w:rFonts w:eastAsiaTheme="minorEastAsia"/>
+              <w:noProof/>
+              <w:sz w:val="24"/>
+              <w:szCs w:val="24"/>
+              <w:lang w:eastAsia="es-ES"/>
+            </w:rPr>
+          </w:pPr>
+          <w:hyperlink w:anchor="_Toc229950022" w:history="1">
+            <w:r>
+              <w:rPr>
+                <w:rStyle w:val="Hipervnculo"/>
+                <w:noProof/>
+              </w:rPr>
+              <w:t>7.2.</w:t>
+            </w:r>
+            <w:r>
+              <w:rPr>
+                <w:rFonts w:eastAsiaTheme="minorEastAsia"/>
+                <w:noProof/>
+                <w:sz w:val="24"/>
+                <w:szCs w:val="24"/>
+                <w:lang w:eastAsia="es-ES"/>
+              </w:rPr>
+              <w:tab/>
+            </w:r>
+            <w:r>
+              <w:rPr>
+                <w:rStyle w:val="Hipervnculo"/>
+                <w:noProof/>
+              </w:rPr>
+              <w:t>IMPACTO Y RIESGO DE LOS CAMBIOS PROPUESTOS</w:t>
+            </w:r>
+            <w:r>
+              <w:rPr>
+                <w:noProof/>
+                <w:webHidden/>
+              </w:rPr>
+              <w:tab/>
+            </w:r>
+            <w:r>
+              <w:rPr>
+                <w:noProof/>
+                <w:webHidden/>
+              </w:rPr>
+              <w:fldChar w:fldCharType="begin"/>
+            </w:r>
+            <w:r>
+              <w:rPr>
+                <w:noProof/>
+                <w:webHidden/>
+              </w:rPr>
+              <w:instrText xml:space="preserve"> PAGEREF _Toc229950022 \h </w:instrText>
+            </w:r>
+            <w:r>
+              <w:rPr>
+                <w:noProof/>
+                <w:webHidden/>
+              </w:rPr>
+            </w:r>
+            <w:r>
+              <w:rPr>
+                <w:noProof/>
+                <w:webHidden/>
+              </w:rPr>
+              <w:fldChar w:fldCharType="separate"/>
+            </w:r>
+            <w:r>
+              <w:rPr>
+                <w:noProof/>
+                <w:webHidden/>
+              </w:rPr>
+              <w:t>18</w:t>
             </w:r>
             <w:r>
               <w:rPr>
@@ -2917,13 +3739,13 @@
               <w:lang w:eastAsia="es-ES"/>
             </w:rPr>
           </w:pPr>
-          <w:hyperlink w:anchor="_Toc227865334" w:history="1">
+          <w:hyperlink w:anchor="_Toc229950023" w:history="1">
             <w:r>
               <w:rPr>
                 <w:rStyle w:val="Hipervnculo"/>
                 <w:noProof/>
               </w:rPr>
-              <w:t>4.</w:t>
+              <w:t>7.</w:t>
             </w:r>
             <w:r>
               <w:rPr>
@@ -2940,7 +3762,7 @@
                 <w:rStyle w:val="Hipervnculo"/>
                 <w:noProof/>
               </w:rPr>
-              <w:t>TECNOLOGÍAS EMPLEADAS</w:t>
+              <w:t>RELACIÓN CON LOS MÓDULOS DEL CICLO</w:t>
             </w:r>
             <w:r>
               <w:rPr>
@@ -2961,7 +3783,7 @@
                 <w:noProof/>
                 <w:webHidden/>
               </w:rPr>
-              <w:instrText xml:space="preserve"> PAGEREF _Toc227865334 \h </w:instrText>
+              <w:instrText xml:space="preserve"> PAGEREF _Toc229950023 \h </w:instrText>
             </w:r>
             <w:r>
               <w:rPr>
@@ -2981,7 +3803,7 @@
                 <w:noProof/>
                 <w:webHidden/>
               </w:rPr>
-              <w:t>15</w:t>
+              <w:t>18</w:t>
             </w:r>
             <w:r>
               <w:rPr>
@@ -3007,13 +3829,13 @@
               <w:lang w:eastAsia="es-ES"/>
             </w:rPr>
           </w:pPr>
-          <w:hyperlink w:anchor="_Toc227865335" w:history="1">
+          <w:hyperlink w:anchor="_Toc229950024" w:history="1">
             <w:r>
               <w:rPr>
                 <w:rStyle w:val="Hipervnculo"/>
                 <w:noProof/>
               </w:rPr>
-              <w:t>5.</w:t>
+              <w:t>8.</w:t>
             </w:r>
             <w:r>
               <w:rPr>
@@ -3030,7 +3852,7 @@
                 <w:rStyle w:val="Hipervnculo"/>
                 <w:noProof/>
               </w:rPr>
-              <w:t>PLANIFICACIÓN Y PRESUPUESTO</w:t>
+              <w:t>CONCLUSIONES</w:t>
             </w:r>
             <w:r>
               <w:rPr>
@@ -3051,7 +3873,7 @@
                 <w:noProof/>
                 <w:webHidden/>
               </w:rPr>
-              <w:instrText xml:space="preserve"> PAGEREF _Toc227865335 \h </w:instrText>
+              <w:instrText xml:space="preserve"> PAGEREF _Toc229950024 \h </w:instrText>
             </w:r>
             <w:r>
               <w:rPr>
@@ -3071,7 +3893,97 @@
                 <w:noProof/>
                 <w:webHidden/>
               </w:rPr>
-              <w:t>15</w:t>
+              <w:t>19</w:t>
+            </w:r>
+            <w:r>
+              <w:rPr>
+                <w:noProof/>
+                <w:webHidden/>
+              </w:rPr>
+              <w:fldChar w:fldCharType="end"/>
+            </w:r>
+          </w:hyperlink>
+        </w:p>
+        <w:p>
+          <w:pPr>
+            <w:pStyle w:val="TDC2"/>
+            <w:tabs>
+              <w:tab w:val="left" w:pos="720"/>
+              <w:tab w:val="right" w:leader="dot" w:pos="9628"/>
+            </w:tabs>
+            <w:rPr>
+              <w:rFonts w:eastAsiaTheme="minorEastAsia"/>
+              <w:noProof/>
+              <w:sz w:val="24"/>
+              <w:szCs w:val="24"/>
+              <w:lang w:eastAsia="es-ES"/>
+            </w:rPr>
+          </w:pPr>
+          <w:hyperlink w:anchor="_Toc229950025" w:history="1">
+            <w:r>
+              <w:rPr>
+                <w:rStyle w:val="Hipervnculo"/>
+                <w:noProof/>
+              </w:rPr>
+              <w:t>9.</w:t>
+            </w:r>
+            <w:r>
+              <w:rPr>
+                <w:rFonts w:eastAsiaTheme="minorEastAsia"/>
+                <w:noProof/>
+                <w:sz w:val="24"/>
+                <w:szCs w:val="24"/>
+                <w:lang w:eastAsia="es-ES"/>
+              </w:rPr>
+              <w:tab/>
+            </w:r>
+            <w:r>
+              <w:rPr>
+                <w:rStyle w:val="Hipervnculo"/>
+                <w:noProof/>
+              </w:rPr>
+              <w:t>DESPLIEGUE DE LA APLICACIÓN</w:t>
+            </w:r>
+            <w:r>
+              <w:rPr>
+                <w:noProof/>
+                <w:webHidden/>
+              </w:rPr>
+              <w:tab/>
+            </w:r>
+            <w:r>
+              <w:rPr>
+                <w:noProof/>
+                <w:webHidden/>
+              </w:rPr>
+              <w:fldChar w:fldCharType="begin"/>
+            </w:r>
+            <w:r>
+              <w:rPr>
+                <w:noProof/>
+                <w:webHidden/>
+              </w:rPr>
+              <w:instrText xml:space="preserve"> PAGEREF _Toc229950025 \h </w:instrText>
+            </w:r>
+            <w:r>
+              <w:rPr>
+                <w:noProof/>
+                <w:webHidden/>
+              </w:rPr>
+            </w:r>
+            <w:r>
+              <w:rPr>
+                <w:noProof/>
+                <w:webHidden/>
+              </w:rPr>
+              <w:fldChar w:fldCharType="separate"/>
+            </w:r>
+            <w:r>
+              <w:rPr>
+                <w:noProof/>
+                <w:webHidden/>
+              </w:rPr>
+              <w:t>19</w:t>
             </w:r>
             <w:r>
               <w:rPr>
@@ -3097,13 +4009,13 @@
               <w:lang w:eastAsia="es-ES"/>
             </w:rPr>
           </w:pPr>
-          <w:hyperlink w:anchor="_Toc227865339" w:history="1">
+          <w:hyperlink w:anchor="_Toc229950029" w:history="1">
             <w:r>
               <w:rPr>
                 <w:rStyle w:val="Hipervnculo"/>
                 <w:noProof/>
               </w:rPr>
-              <w:t>5.1.</w:t>
+              <w:t>10.1.</w:t>
             </w:r>
             <w:r>
               <w:rPr>
@@ -3120,7 +4032,7 @@
                 <w:rStyle w:val="Hipervnculo"/>
                 <w:noProof/>
               </w:rPr>
-              <w:t>DIAGRAMA DE GANTT</w:t>
+              <w:t>INSTALACIÓN</w:t>
             </w:r>
             <w:r>
               <w:rPr>
@@ -3141,7 +4053,7 @@
                 <w:noProof/>
                 <w:webHidden/>
               </w:rPr>
-              <w:instrText xml:space="preserve"> PAGEREF _Toc227865339 \h </w:instrText>
+              <w:instrText xml:space="preserve"> PAGEREF _Toc229950029 \h </w:instrText>
             </w:r>
             <w:r>
               <w:rPr>
@@ -3161,7 +4073,7 @@
                 <w:noProof/>
                 <w:webHidden/>
               </w:rPr>
-              <w:t>16</w:t>
+              <w:t>19</w:t>
             </w:r>
             <w:r>
               <w:rPr>
@@ -3187,13 +4099,13 @@
               <w:lang w:eastAsia="es-ES"/>
             </w:rPr>
           </w:pPr>
-          <w:hyperlink w:anchor="_Toc227865340" w:history="1">
+          <w:hyperlink w:anchor="_Toc229950030" w:history="1">
             <w:r>
               <w:rPr>
                 <w:rStyle w:val="Hipervnculo"/>
                 <w:noProof/>
               </w:rPr>
-              <w:t>5.2.</w:t>
+              <w:t>10.</w:t>
             </w:r>
             <w:r>
               <w:rPr>
@@ -3210,7 +4122,7 @@
                 <w:rStyle w:val="Hipervnculo"/>
                 <w:noProof/>
               </w:rPr>
-              <w:t>ESTIMACIONES DE COSTES</w:t>
+              <w:t>GUÍA DE ESTILOS Y MANUAL DE USUARIO</w:t>
             </w:r>
             <w:r>
               <w:rPr>
@@ -3231,7 +4143,7 @@
                 <w:noProof/>
                 <w:webHidden/>
               </w:rPr>
-              <w:instrText xml:space="preserve"> PAGEREF _Toc227865340 \h </w:instrText>
+              <w:instrText xml:space="preserve"> PAGEREF _Toc229950030 \h </w:instrText>
             </w:r>
             <w:r>
               <w:rPr>
@@ -3251,97 +4163,7 @@
                 <w:noProof/>
                 <w:webHidden/>
               </w:rPr>
-              <w:t>16</w:t>
-            </w:r>
-            <w:r>
-              <w:rPr>
-                <w:noProof/>
-                <w:webHidden/>
-              </w:rPr>
-              <w:fldChar w:fldCharType="end"/>
-            </w:r>
-          </w:hyperlink>
-        </w:p>
-        <w:p>
-          <w:pPr>
-            <w:pStyle w:val="TDC2"/>
-            <w:tabs>
-              <w:tab w:val="left" w:pos="720"/>
-              <w:tab w:val="right" w:leader="dot" w:pos="9628"/>
-            </w:tabs>
-            <w:rPr>
-              <w:rFonts w:eastAsiaTheme="minorEastAsia"/>
-              <w:noProof/>
-              <w:sz w:val="24"/>
-              <w:szCs w:val="24"/>
-              <w:lang w:eastAsia="es-ES"/>
-            </w:rPr>
-          </w:pPr>
-          <w:hyperlink w:anchor="_Toc227865341" w:history="1">
-            <w:r>
-              <w:rPr>
-                <w:rStyle w:val="Hipervnculo"/>
-                <w:noProof/>
-              </w:rPr>
-              <w:t>6.</w:t>
-            </w:r>
-            <w:r>
-              <w:rPr>
-                <w:rFonts w:eastAsiaTheme="minorEastAsia"/>
-                <w:noProof/>
-                <w:sz w:val="24"/>
-                <w:szCs w:val="24"/>
-                <w:lang w:eastAsia="es-ES"/>
-              </w:rPr>
-              <w:tab/>
-            </w:r>
-            <w:r>
-              <w:rPr>
-                <w:rStyle w:val="Hipervnculo"/>
-                <w:noProof/>
-              </w:rPr>
-              <w:t>FUTURAS MEJORAS Y AMPLIACIONES</w:t>
-            </w:r>
-            <w:r>
-              <w:rPr>
-                <w:noProof/>
-                <w:webHidden/>
-              </w:rPr>
-              <w:tab/>
-            </w:r>
-            <w:r>
-              <w:rPr>
-                <w:noProof/>
-                <w:webHidden/>
-              </w:rPr>
-              <w:fldChar w:fldCharType="begin"/>
-            </w:r>
-            <w:r>
-              <w:rPr>
-                <w:noProof/>
-                <w:webHidden/>
-              </w:rPr>
-              <w:instrText xml:space="preserve"> PAGEREF _Toc227865341 \h </w:instrText>
-            </w:r>
-            <w:r>
-              <w:rPr>
-                <w:noProof/>
-                <w:webHidden/>
-              </w:rPr>
-            </w:r>
-            <w:r>
-              <w:rPr>
-                <w:noProof/>
-                <w:webHidden/>
-              </w:rPr>
-              <w:fldChar w:fldCharType="separate"/>
-            </w:r>
-            <w:r>
-              <w:rPr>
-                <w:noProof/>
-                <w:webHidden/>
-              </w:rPr>
-              <w:t>16</w:t>
+              <w:t>19</w:t>
             </w:r>
             <w:r>
               <w:rPr>
@@ -3367,13 +4189,13 @@
               <w:lang w:eastAsia="es-ES"/>
             </w:rPr>
           </w:pPr>
-          <w:hyperlink w:anchor="_Toc227865343" w:history="1">
+          <w:hyperlink w:anchor="_Toc229950032" w:history="1">
             <w:r>
               <w:rPr>
                 <w:rStyle w:val="Hipervnculo"/>
                 <w:noProof/>
               </w:rPr>
-              <w:t>6.1.</w:t>
+              <w:t>11.1.</w:t>
             </w:r>
             <w:r>
               <w:rPr>
@@ -3390,7 +4212,7 @@
                 <w:rStyle w:val="Hipervnculo"/>
                 <w:noProof/>
               </w:rPr>
-              <w:t>PROPUESTAS DE MEJORA Y AMPLIACIONES</w:t>
+              <w:t>GUÍA DE ESTILOS</w:t>
             </w:r>
             <w:r>
               <w:rPr>
@@ -3411,7 +4233,7 @@
                 <w:noProof/>
                 <w:webHidden/>
               </w:rPr>
-              <w:instrText xml:space="preserve"> PAGEREF _Toc227865343 \h </w:instrText>
+              <w:instrText xml:space="preserve"> PAGEREF _Toc229950032 \h </w:instrText>
             </w:r>
             <w:r>
               <w:rPr>
@@ -3431,7 +4253,295 @@
                 <w:noProof/>
                 <w:webHidden/>
               </w:rPr>
-              <w:t>16</w:t>
+              <w:t>19</w:t>
+            </w:r>
+            <w:r>
+              <w:rPr>
+                <w:noProof/>
+                <w:webHidden/>
+              </w:rPr>
+              <w:fldChar w:fldCharType="end"/>
+            </w:r>
+          </w:hyperlink>
+        </w:p>
+        <w:p>
+          <w:pPr>
+            <w:pStyle w:val="TDC3"/>
+            <w:tabs>
+              <w:tab w:val="right" w:leader="dot" w:pos="9628"/>
+            </w:tabs>
+            <w:rPr>
+              <w:rFonts w:eastAsiaTheme="minorEastAsia"/>
+              <w:noProof/>
+              <w:sz w:val="24"/>
+              <w:szCs w:val="24"/>
+              <w:lang w:eastAsia="es-ES"/>
+            </w:rPr>
+          </w:pPr>
+          <w:hyperlink w:anchor="_Toc229950033" w:history="1">
+            <w:r>
+              <w:rPr>
+                <w:rStyle w:val="Hipervnculo"/>
+                <w:noProof/>
+              </w:rPr>
+              <w:t>10.1.1. PALETA DE COLORES</w:t>
+            </w:r>
+            <w:r>
+              <w:rPr>
+                <w:noProof/>
+                <w:webHidden/>
+              </w:rPr>
+              <w:tab/>
+            </w:r>
+            <w:r>
+              <w:rPr>
+                <w:noProof/>
+                <w:webHidden/>
+              </w:rPr>
+              <w:fldChar w:fldCharType="begin"/>
+            </w:r>
+            <w:r>
+              <w:rPr>
+                <w:noProof/>
+                <w:webHidden/>
+              </w:rPr>
+              <w:instrText xml:space="preserve"> PAGEREF _Toc229950033 \h </w:instrText>
+            </w:r>
+            <w:r>
+              <w:rPr>
+                <w:noProof/>
+                <w:webHidden/>
+              </w:rPr>
+            </w:r>
+            <w:r>
+              <w:rPr>
+                <w:noProof/>
+                <w:webHidden/>
+              </w:rPr>
+              <w:fldChar w:fldCharType="separate"/>
+            </w:r>
+            <w:r>
+              <w:rPr>
+                <w:noProof/>
+                <w:webHidden/>
+              </w:rPr>
+              <w:t>19</w:t>
+            </w:r>
+            <w:r>
+              <w:rPr>
+                <w:noProof/>
+                <w:webHidden/>
+              </w:rPr>
+              <w:fldChar w:fldCharType="end"/>
+            </w:r>
+          </w:hyperlink>
+        </w:p>
+        <w:p>
+          <w:pPr>
+            <w:pStyle w:val="TDC3"/>
+            <w:tabs>
+              <w:tab w:val="right" w:leader="dot" w:pos="9628"/>
+            </w:tabs>
+            <w:rPr>
+              <w:rFonts w:eastAsiaTheme="minorEastAsia"/>
+              <w:noProof/>
+              <w:sz w:val="24"/>
+              <w:szCs w:val="24"/>
+              <w:lang w:eastAsia="es-ES"/>
+            </w:rPr>
+          </w:pPr>
+          <w:hyperlink w:anchor="_Toc229950034" w:history="1">
+            <w:r>
+              <w:rPr>
+                <w:rStyle w:val="Hipervnculo"/>
+                <w:noProof/>
+              </w:rPr>
+              <w:t>10.1.2. Tipografía</w:t>
+            </w:r>
+            <w:r>
+              <w:rPr>
+                <w:noProof/>
+                <w:webHidden/>
+              </w:rPr>
+              <w:tab/>
+            </w:r>
+            <w:r>
+              <w:rPr>
+                <w:noProof/>
+                <w:webHidden/>
+              </w:rPr>
+              <w:fldChar w:fldCharType="begin"/>
+            </w:r>
+            <w:r>
+              <w:rPr>
+                <w:noProof/>
+                <w:webHidden/>
+              </w:rPr>
+              <w:instrText xml:space="preserve"> PAGEREF _Toc229950034 \h </w:instrText>
+            </w:r>
+            <w:r>
+              <w:rPr>
+                <w:noProof/>
+                <w:webHidden/>
+              </w:rPr>
+            </w:r>
+            <w:r>
+              <w:rPr>
+                <w:noProof/>
+                <w:webHidden/>
+              </w:rPr>
+              <w:fldChar w:fldCharType="separate"/>
+            </w:r>
+            <w:r>
+              <w:rPr>
+                <w:noProof/>
+                <w:webHidden/>
+              </w:rPr>
+              <w:t>19</w:t>
+            </w:r>
+            <w:r>
+              <w:rPr>
+                <w:noProof/>
+                <w:webHidden/>
+              </w:rPr>
+              <w:fldChar w:fldCharType="end"/>
+            </w:r>
+          </w:hyperlink>
+        </w:p>
+        <w:p>
+          <w:pPr>
+            <w:pStyle w:val="TDC3"/>
+            <w:tabs>
+              <w:tab w:val="right" w:leader="dot" w:pos="9628"/>
+            </w:tabs>
+            <w:rPr>
+              <w:rFonts w:eastAsiaTheme="minorEastAsia"/>
+              <w:noProof/>
+              <w:sz w:val="24"/>
+              <w:szCs w:val="24"/>
+              <w:lang w:eastAsia="es-ES"/>
+            </w:rPr>
+          </w:pPr>
+          <w:hyperlink w:anchor="_Toc229950035" w:history="1">
+            <w:r>
+              <w:rPr>
+                <w:rStyle w:val="Hipervnculo"/>
+                <w:noProof/>
+              </w:rPr>
+              <w:t>10.1.3. Clases CSS definidas</w:t>
+            </w:r>
+            <w:r>
+              <w:rPr>
+                <w:noProof/>
+                <w:webHidden/>
+              </w:rPr>
+              <w:tab/>
+            </w:r>
+            <w:r>
+              <w:rPr>
+                <w:noProof/>
+                <w:webHidden/>
+              </w:rPr>
+              <w:fldChar w:fldCharType="begin"/>
+            </w:r>
+            <w:r>
+              <w:rPr>
+                <w:noProof/>
+                <w:webHidden/>
+              </w:rPr>
+              <w:instrText xml:space="preserve"> PAGEREF _Toc229950035 \h </w:instrText>
+            </w:r>
+            <w:r>
+              <w:rPr>
+                <w:noProof/>
+                <w:webHidden/>
+              </w:rPr>
+            </w:r>
+            <w:r>
+              <w:rPr>
+                <w:noProof/>
+                <w:webHidden/>
+              </w:rPr>
+              <w:fldChar w:fldCharType="separate"/>
+            </w:r>
+            <w:r>
+              <w:rPr>
+                <w:noProof/>
+                <w:webHidden/>
+              </w:rPr>
+              <w:t>20</w:t>
+            </w:r>
+            <w:r>
+              <w:rPr>
+                <w:noProof/>
+                <w:webHidden/>
+              </w:rPr>
+              <w:fldChar w:fldCharType="end"/>
+            </w:r>
+          </w:hyperlink>
+        </w:p>
+        <w:p>
+          <w:pPr>
+            <w:pStyle w:val="TDC3"/>
+            <w:tabs>
+              <w:tab w:val="right" w:leader="dot" w:pos="9628"/>
+            </w:tabs>
+            <w:rPr>
+              <w:rFonts w:eastAsiaTheme="minorEastAsia"/>
+              <w:noProof/>
+              <w:sz w:val="24"/>
+              <w:szCs w:val="24"/>
+              <w:lang w:eastAsia="es-ES"/>
+            </w:rPr>
+          </w:pPr>
+          <w:hyperlink w:anchor="_Toc229950036" w:history="1">
+            <w:r>
+              <w:rPr>
+                <w:rStyle w:val="Hipervnculo"/>
+                <w:noProof/>
+              </w:rPr>
+              <w:t>10.1.4. IMÁGENES E ICONOS</w:t>
+            </w:r>
+            <w:r>
+              <w:rPr>
+                <w:noProof/>
+                <w:webHidden/>
+              </w:rPr>
+              <w:tab/>
+            </w:r>
+            <w:r>
+              <w:rPr>
+                <w:noProof/>
+                <w:webHidden/>
+              </w:rPr>
+              <w:fldChar w:fldCharType="begin"/>
+            </w:r>
+            <w:r>
+              <w:rPr>
+                <w:noProof/>
+                <w:webHidden/>
+              </w:rPr>
+              <w:instrText xml:space="preserve"> PAGEREF _Toc229950036 \h </w:instrText>
+            </w:r>
+            <w:r>
+              <w:rPr>
+                <w:noProof/>
+                <w:webHidden/>
+              </w:rPr>
+            </w:r>
+            <w:r>
+              <w:rPr>
+                <w:noProof/>
+                <w:webHidden/>
+              </w:rPr>
+              <w:fldChar w:fldCharType="separate"/>
+            </w:r>
+            <w:r>
+              <w:rPr>
+                <w:noProof/>
+                <w:webHidden/>
+              </w:rPr>
+              <w:t>20</w:t>
             </w:r>
             <w:r>
               <w:rPr>
@@ -3457,13 +4567,13 @@
               <w:lang w:eastAsia="es-ES"/>
             </w:rPr>
           </w:pPr>
-          <w:hyperlink w:anchor="_Toc227865344" w:history="1">
+          <w:hyperlink w:anchor="_Toc229950037" w:history="1">
             <w:r>
               <w:rPr>
                 <w:rStyle w:val="Hipervnculo"/>
                 <w:noProof/>
               </w:rPr>
-              <w:t>6.2.</w:t>
+              <w:t>11.2.</w:t>
             </w:r>
             <w:r>
               <w:rPr>
@@ -3480,7 +4590,7 @@
                 <w:rStyle w:val="Hipervnculo"/>
                 <w:noProof/>
               </w:rPr>
-              <w:t>IMPACTO Y RIESGO DE LOS CAMBIOS PROPUESTOS</w:t>
+              <w:t>MANUAL DE USUARIO</w:t>
             </w:r>
             <w:r>
               <w:rPr>
@@ -3501,7 +4611,7 @@
                 <w:noProof/>
                 <w:webHidden/>
               </w:rPr>
-              <w:instrText xml:space="preserve"> PAGEREF _Toc227865344 \h </w:instrText>
+              <w:instrText xml:space="preserve"> PAGEREF _Toc229950037 \h </w:instrText>
             </w:r>
             <w:r>
               <w:rPr>
@@ -3521,277 +4631,7 @@
                 <w:noProof/>
                 <w:webHidden/>
               </w:rPr>
-              <w:t>16</w:t>
-            </w:r>
-            <w:r>
-              <w:rPr>
-                <w:noProof/>
-                <w:webHidden/>
-              </w:rPr>
-              <w:fldChar w:fldCharType="end"/>
-            </w:r>
-          </w:hyperlink>
-        </w:p>
-        <w:p>
-          <w:pPr>
-            <w:pStyle w:val="TDC2"/>
-            <w:tabs>
-              <w:tab w:val="left" w:pos="720"/>
-              <w:tab w:val="right" w:leader="dot" w:pos="9628"/>
-            </w:tabs>
-            <w:rPr>
-              <w:rFonts w:eastAsiaTheme="minorEastAsia"/>
-              <w:noProof/>
-              <w:sz w:val="24"/>
-              <w:szCs w:val="24"/>
-              <w:lang w:eastAsia="es-ES"/>
-            </w:rPr>
-          </w:pPr>
-          <w:hyperlink w:anchor="_Toc227865345" w:history="1">
-            <w:r>
-              <w:rPr>
-                <w:rStyle w:val="Hipervnculo"/>
-                <w:noProof/>
-              </w:rPr>
-              <w:t>7.</w:t>
-            </w:r>
-            <w:r>
-              <w:rPr>
-                <w:rFonts w:eastAsiaTheme="minorEastAsia"/>
-                <w:noProof/>
-                <w:sz w:val="24"/>
-                <w:szCs w:val="24"/>
-                <w:lang w:eastAsia="es-ES"/>
-              </w:rPr>
-              <w:tab/>
-            </w:r>
-            <w:r>
-              <w:rPr>
-                <w:rStyle w:val="Hipervnculo"/>
-                <w:noProof/>
-              </w:rPr>
-              <w:t>RELACIÓN CON LOS MÓDULOS DEL CICLO</w:t>
-            </w:r>
-            <w:r>
-              <w:rPr>
-                <w:noProof/>
-                <w:webHidden/>
-              </w:rPr>
-              <w:tab/>
-            </w:r>
-            <w:r>
-              <w:rPr>
-                <w:noProof/>
-                <w:webHidden/>
-              </w:rPr>
-              <w:fldChar w:fldCharType="begin"/>
-            </w:r>
-            <w:r>
-              <w:rPr>
-                <w:noProof/>
-                <w:webHidden/>
-              </w:rPr>
-              <w:instrText xml:space="preserve"> PAGEREF _Toc227865345 \h </w:instrText>
-            </w:r>
-            <w:r>
-              <w:rPr>
-                <w:noProof/>
-                <w:webHidden/>
-              </w:rPr>
-            </w:r>
-            <w:r>
-              <w:rPr>
-                <w:noProof/>
-                <w:webHidden/>
-              </w:rPr>
-              <w:fldChar w:fldCharType="separate"/>
-            </w:r>
-            <w:r>
-              <w:rPr>
-                <w:noProof/>
-                <w:webHidden/>
-              </w:rPr>
-              <w:t>16</w:t>
-            </w:r>
-            <w:r>
-              <w:rPr>
-                <w:noProof/>
-                <w:webHidden/>
-              </w:rPr>
-              <w:fldChar w:fldCharType="end"/>
-            </w:r>
-          </w:hyperlink>
-        </w:p>
-        <w:p>
-          <w:pPr>
-            <w:pStyle w:val="TDC2"/>
-            <w:tabs>
-              <w:tab w:val="left" w:pos="720"/>
-              <w:tab w:val="right" w:leader="dot" w:pos="9628"/>
-            </w:tabs>
-            <w:rPr>
-              <w:rFonts w:eastAsiaTheme="minorEastAsia"/>
-              <w:noProof/>
-              <w:sz w:val="24"/>
-              <w:szCs w:val="24"/>
-              <w:lang w:eastAsia="es-ES"/>
-            </w:rPr>
-          </w:pPr>
-          <w:hyperlink w:anchor="_Toc227865346" w:history="1">
-            <w:r>
-              <w:rPr>
-                <w:rStyle w:val="Hipervnculo"/>
-                <w:noProof/>
-              </w:rPr>
-              <w:t>8.</w:t>
-            </w:r>
-            <w:r>
-              <w:rPr>
-                <w:rFonts w:eastAsiaTheme="minorEastAsia"/>
-                <w:noProof/>
-                <w:sz w:val="24"/>
-                <w:szCs w:val="24"/>
-                <w:lang w:eastAsia="es-ES"/>
-              </w:rPr>
-              <w:tab/>
-            </w:r>
-            <w:r>
-              <w:rPr>
-                <w:rStyle w:val="Hipervnculo"/>
-                <w:noProof/>
-              </w:rPr>
-              <w:t>CONCLUSIONES</w:t>
-            </w:r>
-            <w:r>
-              <w:rPr>
-                <w:noProof/>
-                <w:webHidden/>
-              </w:rPr>
-              <w:tab/>
-            </w:r>
-            <w:r>
-              <w:rPr>
-                <w:noProof/>
-                <w:webHidden/>
-              </w:rPr>
-              <w:fldChar w:fldCharType="begin"/>
-            </w:r>
-            <w:r>
-              <w:rPr>
-                <w:noProof/>
-                <w:webHidden/>
-              </w:rPr>
-              <w:instrText xml:space="preserve"> PAGEREF _Toc227865346 \h </w:instrText>
-            </w:r>
-            <w:r>
-              <w:rPr>
-                <w:noProof/>
-                <w:webHidden/>
-              </w:rPr>
-            </w:r>
-            <w:r>
-              <w:rPr>
-                <w:noProof/>
-                <w:webHidden/>
-              </w:rPr>
-              <w:fldChar w:fldCharType="separate"/>
-            </w:r>
-            <w:r>
-              <w:rPr>
-                <w:noProof/>
-                <w:webHidden/>
-              </w:rPr>
-              <w:t>17</w:t>
-            </w:r>
-            <w:r>
-              <w:rPr>
-                <w:noProof/>
-                <w:webHidden/>
-              </w:rPr>
-              <w:fldChar w:fldCharType="end"/>
-            </w:r>
-          </w:hyperlink>
-        </w:p>
-        <w:p>
-          <w:pPr>
-            <w:pStyle w:val="TDC2"/>
-            <w:tabs>
-              <w:tab w:val="left" w:pos="720"/>
-              <w:tab w:val="right" w:leader="dot" w:pos="9628"/>
-            </w:tabs>
-            <w:rPr>
-              <w:rFonts w:eastAsiaTheme="minorEastAsia"/>
-              <w:noProof/>
-              <w:sz w:val="24"/>
-              <w:szCs w:val="24"/>
-              <w:lang w:eastAsia="es-ES"/>
-            </w:rPr>
-          </w:pPr>
-          <w:hyperlink w:anchor="_Toc227865347" w:history="1">
-            <w:r>
-              <w:rPr>
-                <w:rStyle w:val="Hipervnculo"/>
-                <w:noProof/>
-              </w:rPr>
-              <w:t>9.</w:t>
-            </w:r>
-            <w:r>
-              <w:rPr>
-                <w:rFonts w:eastAsiaTheme="minorEastAsia"/>
-                <w:noProof/>
-                <w:sz w:val="24"/>
-                <w:szCs w:val="24"/>
-                <w:lang w:eastAsia="es-ES"/>
-              </w:rPr>
-              <w:tab/>
-            </w:r>
-            <w:r>
-              <w:rPr>
-                <w:rStyle w:val="Hipervnculo"/>
-                <w:noProof/>
-              </w:rPr>
-              <w:t>DESPLIEGUE DE LA APLICACIÓN</w:t>
-            </w:r>
-            <w:r>
-              <w:rPr>
-                <w:noProof/>
-                <w:webHidden/>
-              </w:rPr>
-              <w:tab/>
-            </w:r>
-            <w:r>
-              <w:rPr>
-                <w:noProof/>
-                <w:webHidden/>
-              </w:rPr>
-              <w:fldChar w:fldCharType="begin"/>
-            </w:r>
-            <w:r>
-              <w:rPr>
-                <w:noProof/>
-                <w:webHidden/>
-              </w:rPr>
-              <w:instrText xml:space="preserve"> PAGEREF _Toc227865347 \h </w:instrText>
-            </w:r>
-            <w:r>
-              <w:rPr>
-                <w:noProof/>
-                <w:webHidden/>
-              </w:rPr>
-            </w:r>
-            <w:r>
-              <w:rPr>
-                <w:noProof/>
-                <w:webHidden/>
-              </w:rPr>
-              <w:fldChar w:fldCharType="separate"/>
-            </w:r>
-            <w:r>
-              <w:rPr>
-                <w:noProof/>
-                <w:webHidden/>
-              </w:rPr>
-              <w:t>17</w:t>
+              <w:t>21</w:t>
             </w:r>
             <w:r>
               <w:rPr>
@@ -3817,13 +4657,13 @@
               <w:lang w:eastAsia="es-ES"/>
             </w:rPr>
           </w:pPr>
-          <w:hyperlink w:anchor="_Toc227865351" w:history="1">
+          <w:hyperlink w:anchor="_Toc229950038" w:history="1">
             <w:r>
               <w:rPr>
                 <w:rStyle w:val="Hipervnculo"/>
                 <w:noProof/>
               </w:rPr>
-              <w:t>9.1.</w:t>
+              <w:t>11.</w:t>
             </w:r>
             <w:r>
               <w:rPr>
@@ -3840,7 +4680,7 @@
                 <w:rStyle w:val="Hipervnculo"/>
                 <w:noProof/>
               </w:rPr>
-              <w:t>INSTALACIÓN</w:t>
+              <w:t>WEBGRAFÍA Y FUENTES DE INFORMACIÓN</w:t>
             </w:r>
             <w:r>
               <w:rPr>
@@ -3861,7 +4701,7 @@
                 <w:noProof/>
                 <w:webHidden/>
               </w:rPr>
-              <w:instrText xml:space="preserve"> PAGEREF _Toc227865351 \h </w:instrText>
+              <w:instrText xml:space="preserve"> PAGEREF _Toc229950038 \h </w:instrText>
             </w:r>
             <w:r>
               <w:rPr>
@@ -3881,655 +4721,7 @@
                 <w:noProof/>
                 <w:webHidden/>
               </w:rPr>
-              <w:t>17</w:t>
-            </w:r>
-            <w:r>
-              <w:rPr>
-                <w:noProof/>
-                <w:webHidden/>
-              </w:rPr>
-              <w:fldChar w:fldCharType="end"/>
-            </w:r>
-          </w:hyperlink>
-        </w:p>
-        <w:p>
-          <w:pPr>
-            <w:pStyle w:val="TDC2"/>
-            <w:tabs>
-              <w:tab w:val="left" w:pos="960"/>
-              <w:tab w:val="right" w:leader="dot" w:pos="9628"/>
-            </w:tabs>
-            <w:rPr>
-              <w:rFonts w:eastAsiaTheme="minorEastAsia"/>
-              <w:noProof/>
-              <w:sz w:val="24"/>
-              <w:szCs w:val="24"/>
-              <w:lang w:eastAsia="es-ES"/>
-            </w:rPr>
-          </w:pPr>
-          <w:hyperlink w:anchor="_Toc227865352" w:history="1">
-            <w:r>
-              <w:rPr>
-                <w:rStyle w:val="Hipervnculo"/>
-                <w:noProof/>
-              </w:rPr>
-              <w:t>10.</w:t>
-            </w:r>
-            <w:r>
-              <w:rPr>
-                <w:rFonts w:eastAsiaTheme="minorEastAsia"/>
-                <w:noProof/>
-                <w:sz w:val="24"/>
-                <w:szCs w:val="24"/>
-                <w:lang w:eastAsia="es-ES"/>
-              </w:rPr>
-              <w:tab/>
-            </w:r>
-            <w:r>
-              <w:rPr>
-                <w:rStyle w:val="Hipervnculo"/>
-                <w:noProof/>
-              </w:rPr>
-              <w:t>GUÍA DE ESTILOS Y MANUAL DE USUARIO</w:t>
-            </w:r>
-            <w:r>
-              <w:rPr>
-                <w:noProof/>
-                <w:webHidden/>
-              </w:rPr>
-              <w:tab/>
-            </w:r>
-            <w:r>
-              <w:rPr>
-                <w:noProof/>
-                <w:webHidden/>
-              </w:rPr>
-              <w:fldChar w:fldCharType="begin"/>
-            </w:r>
-            <w:r>
-              <w:rPr>
-                <w:noProof/>
-                <w:webHidden/>
-              </w:rPr>
-              <w:instrText xml:space="preserve"> PAGEREF _Toc227865352 \h </w:instrText>
-            </w:r>
-            <w:r>
-              <w:rPr>
-                <w:noProof/>
-                <w:webHidden/>
-              </w:rPr>
-            </w:r>
-            <w:r>
-              <w:rPr>
-                <w:noProof/>
-                <w:webHidden/>
-              </w:rPr>
-              <w:fldChar w:fldCharType="separate"/>
-            </w:r>
-            <w:r>
-              <w:rPr>
-                <w:noProof/>
-                <w:webHidden/>
-              </w:rPr>
-              <w:t>17</w:t>
-            </w:r>
-            <w:r>
-              <w:rPr>
-                <w:noProof/>
-                <w:webHidden/>
-              </w:rPr>
-              <w:fldChar w:fldCharType="end"/>
-            </w:r>
-          </w:hyperlink>
-        </w:p>
-        <w:p>
-          <w:pPr>
-            <w:pStyle w:val="TDC2"/>
-            <w:tabs>
-              <w:tab w:val="left" w:pos="960"/>
-              <w:tab w:val="right" w:leader="dot" w:pos="9628"/>
-            </w:tabs>
-            <w:rPr>
-              <w:rFonts w:eastAsiaTheme="minorEastAsia"/>
-              <w:noProof/>
-              <w:sz w:val="24"/>
-              <w:szCs w:val="24"/>
-              <w:lang w:eastAsia="es-ES"/>
-            </w:rPr>
-          </w:pPr>
-          <w:hyperlink w:anchor="_Toc227865354" w:history="1">
-            <w:r>
-              <w:rPr>
-                <w:rStyle w:val="Hipervnculo"/>
-                <w:noProof/>
-              </w:rPr>
-              <w:t>10.1.</w:t>
-            </w:r>
-            <w:r>
-              <w:rPr>
-                <w:rFonts w:eastAsiaTheme="minorEastAsia"/>
-                <w:noProof/>
-                <w:sz w:val="24"/>
-                <w:szCs w:val="24"/>
-                <w:lang w:eastAsia="es-ES"/>
-              </w:rPr>
-              <w:tab/>
-            </w:r>
-            <w:r>
-              <w:rPr>
-                <w:rStyle w:val="Hipervnculo"/>
-                <w:noProof/>
-              </w:rPr>
-              <w:t>GUÍA DE ESTILOS</w:t>
-            </w:r>
-            <w:r>
-              <w:rPr>
-                <w:noProof/>
-                <w:webHidden/>
-              </w:rPr>
-              <w:tab/>
-            </w:r>
-            <w:r>
-              <w:rPr>
-                <w:noProof/>
-                <w:webHidden/>
-              </w:rPr>
-              <w:fldChar w:fldCharType="begin"/>
-            </w:r>
-            <w:r>
-              <w:rPr>
-                <w:noProof/>
-                <w:webHidden/>
-              </w:rPr>
-              <w:instrText xml:space="preserve"> PAGEREF _Toc227865354 \h </w:instrText>
-            </w:r>
-            <w:r>
-              <w:rPr>
-                <w:noProof/>
-                <w:webHidden/>
-              </w:rPr>
-            </w:r>
-            <w:r>
-              <w:rPr>
-                <w:noProof/>
-                <w:webHidden/>
-              </w:rPr>
-              <w:fldChar w:fldCharType="separate"/>
-            </w:r>
-            <w:r>
-              <w:rPr>
-                <w:noProof/>
-                <w:webHidden/>
-              </w:rPr>
-              <w:t>17</w:t>
-            </w:r>
-            <w:r>
-              <w:rPr>
-                <w:noProof/>
-                <w:webHidden/>
-              </w:rPr>
-              <w:fldChar w:fldCharType="end"/>
-            </w:r>
-          </w:hyperlink>
-        </w:p>
-        <w:p>
-          <w:pPr>
-            <w:pStyle w:val="TDC3"/>
-            <w:tabs>
-              <w:tab w:val="right" w:leader="dot" w:pos="9628"/>
-            </w:tabs>
-            <w:rPr>
-              <w:rFonts w:eastAsiaTheme="minorEastAsia"/>
-              <w:noProof/>
-              <w:sz w:val="24"/>
-              <w:szCs w:val="24"/>
-              <w:lang w:eastAsia="es-ES"/>
-            </w:rPr>
-          </w:pPr>
-          <w:hyperlink w:anchor="_Toc227865355" w:history="1">
-            <w:r>
-              <w:rPr>
-                <w:rStyle w:val="Hipervnculo"/>
-                <w:noProof/>
-              </w:rPr>
-              <w:t>10.1.1. PALETA DE COLORES</w:t>
-            </w:r>
-            <w:r>
-              <w:rPr>
-                <w:noProof/>
-                <w:webHidden/>
-              </w:rPr>
-              <w:tab/>
-            </w:r>
-            <w:r>
-              <w:rPr>
-                <w:noProof/>
-                <w:webHidden/>
-              </w:rPr>
-              <w:fldChar w:fldCharType="begin"/>
-            </w:r>
-            <w:r>
-              <w:rPr>
-                <w:noProof/>
-                <w:webHidden/>
-              </w:rPr>
-              <w:instrText xml:space="preserve"> PAGEREF _Toc227865355 \h </w:instrText>
-            </w:r>
-            <w:r>
-              <w:rPr>
-                <w:noProof/>
-                <w:webHidden/>
-              </w:rPr>
-            </w:r>
-            <w:r>
-              <w:rPr>
-                <w:noProof/>
-                <w:webHidden/>
-              </w:rPr>
-              <w:fldChar w:fldCharType="separate"/>
-            </w:r>
-            <w:r>
-              <w:rPr>
-                <w:noProof/>
-                <w:webHidden/>
-              </w:rPr>
-              <w:t>17</w:t>
-            </w:r>
-            <w:r>
-              <w:rPr>
-                <w:noProof/>
-                <w:webHidden/>
-              </w:rPr>
-              <w:fldChar w:fldCharType="end"/>
-            </w:r>
-          </w:hyperlink>
-        </w:p>
-        <w:p>
-          <w:pPr>
-            <w:pStyle w:val="TDC3"/>
-            <w:tabs>
-              <w:tab w:val="right" w:leader="dot" w:pos="9628"/>
-            </w:tabs>
-            <w:rPr>
-              <w:rFonts w:eastAsiaTheme="minorEastAsia"/>
-              <w:noProof/>
-              <w:sz w:val="24"/>
-              <w:szCs w:val="24"/>
-              <w:lang w:eastAsia="es-ES"/>
-            </w:rPr>
-          </w:pPr>
-          <w:hyperlink w:anchor="_Toc227865356" w:history="1">
-            <w:r>
-              <w:rPr>
-                <w:rStyle w:val="Hipervnculo"/>
-                <w:noProof/>
-              </w:rPr>
-              <w:t>10.1.2. Tipografía</w:t>
-            </w:r>
-            <w:r>
-              <w:rPr>
-                <w:noProof/>
-                <w:webHidden/>
-              </w:rPr>
-              <w:tab/>
-            </w:r>
-            <w:r>
-              <w:rPr>
-                <w:noProof/>
-                <w:webHidden/>
-              </w:rPr>
-              <w:fldChar w:fldCharType="begin"/>
-            </w:r>
-            <w:r>
-              <w:rPr>
-                <w:noProof/>
-                <w:webHidden/>
-              </w:rPr>
-              <w:instrText xml:space="preserve"> PAGEREF _Toc227865356 \h </w:instrText>
-            </w:r>
-            <w:r>
-              <w:rPr>
-                <w:noProof/>
-                <w:webHidden/>
-              </w:rPr>
-            </w:r>
-            <w:r>
-              <w:rPr>
-                <w:noProof/>
-                <w:webHidden/>
-              </w:rPr>
-              <w:fldChar w:fldCharType="separate"/>
-            </w:r>
-            <w:r>
-              <w:rPr>
-                <w:noProof/>
-                <w:webHidden/>
-              </w:rPr>
-              <w:t>17</w:t>
-            </w:r>
-            <w:r>
-              <w:rPr>
-                <w:noProof/>
-                <w:webHidden/>
-              </w:rPr>
-              <w:fldChar w:fldCharType="end"/>
-            </w:r>
-          </w:hyperlink>
-        </w:p>
-        <w:p>
-          <w:pPr>
-            <w:pStyle w:val="TDC3"/>
-            <w:tabs>
-              <w:tab w:val="right" w:leader="dot" w:pos="9628"/>
-            </w:tabs>
-            <w:rPr>
-              <w:rFonts w:eastAsiaTheme="minorEastAsia"/>
-              <w:noProof/>
-              <w:sz w:val="24"/>
-              <w:szCs w:val="24"/>
-              <w:lang w:eastAsia="es-ES"/>
-            </w:rPr>
-          </w:pPr>
-          <w:hyperlink w:anchor="_Toc227865357" w:history="1">
-            <w:r>
-              <w:rPr>
-                <w:rStyle w:val="Hipervnculo"/>
-                <w:noProof/>
-              </w:rPr>
-              <w:t>10.1.3. Clases CSS definidas</w:t>
-            </w:r>
-            <w:r>
-              <w:rPr>
-                <w:noProof/>
-                <w:webHidden/>
-              </w:rPr>
-              <w:tab/>
-            </w:r>
-            <w:r>
-              <w:rPr>
-                <w:noProof/>
-                <w:webHidden/>
-              </w:rPr>
-              <w:fldChar w:fldCharType="begin"/>
-            </w:r>
-            <w:r>
-              <w:rPr>
-                <w:noProof/>
-                <w:webHidden/>
-              </w:rPr>
-              <w:instrText xml:space="preserve"> PAGEREF _Toc227865357 \h </w:instrText>
-            </w:r>
-            <w:r>
-              <w:rPr>
-                <w:noProof/>
-                <w:webHidden/>
-              </w:rPr>
-            </w:r>
-            <w:r>
-              <w:rPr>
-                <w:noProof/>
-                <w:webHidden/>
-              </w:rPr>
-              <w:fldChar w:fldCharType="separate"/>
-            </w:r>
-            <w:r>
-              <w:rPr>
-                <w:noProof/>
-                <w:webHidden/>
-              </w:rPr>
-              <w:t>18</w:t>
-            </w:r>
-            <w:r>
-              <w:rPr>
-                <w:noProof/>
-                <w:webHidden/>
-              </w:rPr>
-              <w:fldChar w:fldCharType="end"/>
-            </w:r>
-          </w:hyperlink>
-        </w:p>
-        <w:p>
-          <w:pPr>
-            <w:pStyle w:val="TDC3"/>
-            <w:tabs>
-              <w:tab w:val="right" w:leader="dot" w:pos="9628"/>
-            </w:tabs>
-            <w:rPr>
-              <w:rFonts w:eastAsiaTheme="minorEastAsia"/>
-              <w:noProof/>
-              <w:sz w:val="24"/>
-              <w:szCs w:val="24"/>
-              <w:lang w:eastAsia="es-ES"/>
-            </w:rPr>
-          </w:pPr>
-          <w:hyperlink w:anchor="_Toc227865358" w:history="1">
-            <w:r>
-              <w:rPr>
-                <w:rStyle w:val="Hipervnculo"/>
-                <w:noProof/>
-              </w:rPr>
-              <w:t>10.1.4. IMÁGENES E ICONOS</w:t>
-            </w:r>
-            <w:r>
-              <w:rPr>
-                <w:noProof/>
-                <w:webHidden/>
-              </w:rPr>
-              <w:tab/>
-            </w:r>
-            <w:r>
-              <w:rPr>
-                <w:noProof/>
-                <w:webHidden/>
-              </w:rPr>
-              <w:fldChar w:fldCharType="begin"/>
-            </w:r>
-            <w:r>
-              <w:rPr>
-                <w:noProof/>
-                <w:webHidden/>
-              </w:rPr>
-              <w:instrText xml:space="preserve"> PAGEREF _Toc227865358 \h </w:instrText>
-            </w:r>
-            <w:r>
-              <w:rPr>
-                <w:noProof/>
-                <w:webHidden/>
-              </w:rPr>
-            </w:r>
-            <w:r>
-              <w:rPr>
-                <w:noProof/>
-                <w:webHidden/>
-              </w:rPr>
-              <w:fldChar w:fldCharType="separate"/>
-            </w:r>
-            <w:r>
-              <w:rPr>
-                <w:noProof/>
-                <w:webHidden/>
-              </w:rPr>
-              <w:t>18</w:t>
-            </w:r>
-            <w:r>
-              <w:rPr>
-                <w:noProof/>
-                <w:webHidden/>
-              </w:rPr>
-              <w:fldChar w:fldCharType="end"/>
-            </w:r>
-          </w:hyperlink>
-        </w:p>
-        <w:p>
-          <w:pPr>
-            <w:pStyle w:val="TDC2"/>
-            <w:tabs>
-              <w:tab w:val="left" w:pos="960"/>
-              <w:tab w:val="right" w:leader="dot" w:pos="9628"/>
-            </w:tabs>
-            <w:rPr>
-              <w:rFonts w:eastAsiaTheme="minorEastAsia"/>
-              <w:noProof/>
-              <w:sz w:val="24"/>
-              <w:szCs w:val="24"/>
-              <w:lang w:eastAsia="es-ES"/>
-            </w:rPr>
-          </w:pPr>
-          <w:hyperlink w:anchor="_Toc227865359" w:history="1">
-            <w:r>
-              <w:rPr>
-                <w:rStyle w:val="Hipervnculo"/>
-                <w:noProof/>
-              </w:rPr>
-              <w:t>10.2.</w:t>
-            </w:r>
-            <w:r>
-              <w:rPr>
-                <w:rFonts w:eastAsiaTheme="minorEastAsia"/>
-                <w:noProof/>
-                <w:sz w:val="24"/>
-                <w:szCs w:val="24"/>
-                <w:lang w:eastAsia="es-ES"/>
-              </w:rPr>
-              <w:tab/>
-            </w:r>
-            <w:r>
-              <w:rPr>
-                <w:rStyle w:val="Hipervnculo"/>
-                <w:noProof/>
-              </w:rPr>
-              <w:t>MANUAL DE USUARIO</w:t>
-            </w:r>
-            <w:r>
-              <w:rPr>
-                <w:noProof/>
-                <w:webHidden/>
-              </w:rPr>
-              <w:tab/>
-            </w:r>
-            <w:r>
-              <w:rPr>
-                <w:noProof/>
-                <w:webHidden/>
-              </w:rPr>
-              <w:fldChar w:fldCharType="begin"/>
-            </w:r>
-            <w:r>
-              <w:rPr>
-                <w:noProof/>
-                <w:webHidden/>
-              </w:rPr>
-              <w:instrText xml:space="preserve"> PAGEREF _Toc227865359 \h </w:instrText>
-            </w:r>
-            <w:r>
-              <w:rPr>
-                <w:noProof/>
-                <w:webHidden/>
-              </w:rPr>
-            </w:r>
-            <w:r>
-              <w:rPr>
-                <w:noProof/>
-                <w:webHidden/>
-              </w:rPr>
-              <w:fldChar w:fldCharType="separate"/>
-            </w:r>
-            <w:r>
-              <w:rPr>
-                <w:noProof/>
-                <w:webHidden/>
-              </w:rPr>
-              <w:t>19</w:t>
-            </w:r>
-            <w:r>
-              <w:rPr>
-                <w:noProof/>
-                <w:webHidden/>
-              </w:rPr>
-              <w:fldChar w:fldCharType="end"/>
-            </w:r>
-          </w:hyperlink>
-        </w:p>
-        <w:p>
-          <w:pPr>
-            <w:pStyle w:val="TDC2"/>
-            <w:tabs>
-              <w:tab w:val="left" w:pos="960"/>
-              <w:tab w:val="right" w:leader="dot" w:pos="9628"/>
-            </w:tabs>
-            <w:rPr>
-              <w:rFonts w:eastAsiaTheme="minorEastAsia"/>
-              <w:noProof/>
-              <w:sz w:val="24"/>
-              <w:szCs w:val="24"/>
-              <w:lang w:eastAsia="es-ES"/>
-            </w:rPr>
-          </w:pPr>
-          <w:hyperlink w:anchor="_Toc227865360" w:history="1">
-            <w:r>
-              <w:rPr>
-                <w:rStyle w:val="Hipervnculo"/>
-                <w:noProof/>
-              </w:rPr>
-              <w:t>11.</w:t>
-            </w:r>
-            <w:r>
-              <w:rPr>
-                <w:rFonts w:eastAsiaTheme="minorEastAsia"/>
-                <w:noProof/>
-                <w:sz w:val="24"/>
-                <w:szCs w:val="24"/>
-                <w:lang w:eastAsia="es-ES"/>
-              </w:rPr>
-              <w:tab/>
-            </w:r>
-            <w:r>
-              <w:rPr>
-                <w:rStyle w:val="Hipervnculo"/>
-                <w:noProof/>
-              </w:rPr>
-              <w:t>WEBGRAFÍA Y FUENTES DE INFORMACIÓN</w:t>
-            </w:r>
-            <w:r>
-              <w:rPr>
-                <w:noProof/>
-                <w:webHidden/>
-              </w:rPr>
-              <w:tab/>
-            </w:r>
-            <w:r>
-              <w:rPr>
-                <w:noProof/>
-                <w:webHidden/>
-              </w:rPr>
-              <w:fldChar w:fldCharType="begin"/>
-            </w:r>
-            <w:r>
-              <w:rPr>
-                <w:noProof/>
-                <w:webHidden/>
-              </w:rPr>
-              <w:instrText xml:space="preserve"> PAGEREF _Toc227865360 \h </w:instrText>
-            </w:r>
-            <w:r>
-              <w:rPr>
-                <w:noProof/>
-                <w:webHidden/>
-              </w:rPr>
-            </w:r>
-            <w:r>
-              <w:rPr>
-                <w:noProof/>
-                <w:webHidden/>
-              </w:rPr>
-              <w:fldChar w:fldCharType="separate"/>
-            </w:r>
-            <w:r>
-              <w:rPr>
-                <w:noProof/>
-                <w:webHidden/>
-              </w:rPr>
-              <w:t>19</w:t>
+              <w:t>21</w:t>
             </w:r>
             <w:r>
               <w:rPr>
@@ -4667,7 +4859,7 @@
             <w:noProof/>
             <w:webHidden/>
           </w:rPr>
-          <w:t>6</w:t>
+          <w:t>7</w:t>
         </w:r>
         <w:r>
           <w:rPr>
@@ -4739,7 +4931,7 @@
             <w:noProof/>
             <w:webHidden/>
           </w:rPr>
-          <w:t>9</w:t>
+          <w:t>10</w:t>
         </w:r>
         <w:r>
           <w:rPr>
@@ -4811,7 +5003,7 @@
             <w:noProof/>
             <w:webHidden/>
           </w:rPr>
-          <w:t>10</w:t>
+          <w:t>11</w:t>
         </w:r>
         <w:r>
           <w:rPr>
@@ -4883,7 +5075,7 @@
             <w:noProof/>
             <w:webHidden/>
           </w:rPr>
-          <w:t>12</w:t>
+          <w:t>13</w:t>
         </w:r>
         <w:r>
           <w:rPr>
@@ -4955,7 +5147,7 @@
             <w:noProof/>
             <w:webHidden/>
           </w:rPr>
-          <w:t>12</w:t>
+          <w:t>13</w:t>
         </w:r>
         <w:r>
           <w:rPr>
@@ -5027,7 +5219,7 @@
             <w:noProof/>
             <w:webHidden/>
           </w:rPr>
-          <w:t>13</w:t>
+          <w:t>14</w:t>
         </w:r>
         <w:r>
           <w:rPr>
@@ -5099,7 +5291,7 @@
             <w:noProof/>
             <w:webHidden/>
           </w:rPr>
-          <w:t>13</w:t>
+          <w:t>14</w:t>
         </w:r>
         <w:r>
           <w:rPr>
@@ -5171,7 +5363,7 @@
             <w:noProof/>
             <w:webHidden/>
           </w:rPr>
-          <w:t>16</w:t>
+          <w:t>18</w:t>
         </w:r>
         <w:r>
           <w:rPr>
@@ -5205,7 +5397,7 @@
       <w:pPr>
         <w:pStyle w:val="Ttulo2"/>
       </w:pPr>
-      <w:bookmarkStart w:id="0" w:name="_Toc227865315"/>
+      <w:bookmarkStart w:id="0" w:name="_Toc229949992"/>
       <w:r>
         <w:lastRenderedPageBreak/>
         <w:t>INTRODUCCIÓN</w:t>
@@ -5218,6 +5410,11 @@
       </w:r>
       <w:r>
         <w:t>.</w:t>
+      </w:r>
+    </w:p>
+    <w:p>
+      <w:r>
+        <w:t>Las Formaciones en Centros de Trabajo (FCT) son los periodos de prácticas obligatorios que realizan los alumnos de Formación Profesional en empresas colaboradoras con el centro. En el Departamento de Informática y Comunicaciones de La Laboral, los alumnos de primer curso realizan una FCT de aproximadamente tres semanas, mientras que los de segundo curso realizan una de casi tres meses durante el segundo trimestre. Durante este periodo, las empresas son responsables de trabajar y evaluar los Resultados de Aprendizaje de los módulos correspondientes, de forma que, al reincorporarse al centro, dichos contenidos ya han sido impartidos y calificados. La gestión de toda esta información —empresas, tutores, asignaciones, evaluaciones y documentación asociada— se realiza actualmente de forma manual o dispersa, lo que dificulta el seguimiento y control por parte del profesorado y la administración.</w:t>
       </w:r>
     </w:p>
     <w:p>
@@ -5244,18 +5441,16 @@
         <w:t>para</w:t>
       </w:r>
       <w:r>
-        <w:t xml:space="preserve"> la gestión de las formaciones en empresa de los módulos profesionales de los ciclos del Departamento de </w:t>
-      </w:r>
-      <w:r>
-        <w:t>Informática</w:t>
-      </w:r>
-      <w:r>
-        <w:t xml:space="preserve"> y Comunicaciones del centro de La Laboral.</w:t>
-      </w:r>
-    </w:p>
-    <w:p>
-      <w:r>
-        <w:t>La aplicación deberá responder a las necesidades de dicha gestión, incluyendo la administración de elementos relacionados como usuarios con distintos perfiles y el manejo de la documentación asociada.</w:t>
+        <w:t xml:space="preserve"> la gestión </w:t>
+      </w:r>
+      <w:r>
+        <w:t>de estas formaciones en empresas de trabajo.</w:t>
+      </w:r>
+      <w:r>
+        <w:t xml:space="preserve"> </w:t>
+      </w:r>
+      <w:r>
+        <w:t>Se trata de una aplicación de escritorio, complementada con una aplicación móvil para el perfil Estudiante, que permite administrar de forma centralizada todas las FCTs del departamento. El sistema contempla cuatro perfiles de usuario —Administrador, Profesor, Tutor de Empresa y Estudiante— cada uno con acceso únicamente a las funcionalidades que le corresponden, garantizando así la seguridad y la integridad de los datos.</w:t>
       </w:r>
     </w:p>
     <w:p>
@@ -5266,7 +5461,7 @@
           <w:numId w:val="2"/>
         </w:numPr>
       </w:pPr>
-      <w:bookmarkStart w:id="1" w:name="_Toc227865316"/>
+      <w:bookmarkStart w:id="1" w:name="_Toc229949993"/>
       <w:r>
         <w:t>OBJETIVOS DEL PROYECTO</w:t>
       </w:r>
@@ -5288,7 +5483,7 @@
           <w:numId w:val="3"/>
         </w:numPr>
       </w:pPr>
-      <w:bookmarkStart w:id="2" w:name="_Toc227865317"/>
+      <w:bookmarkStart w:id="2" w:name="_Toc229949994"/>
       <w:r>
         <w:t>OBJETIVO GENERAL DEL PROYECTO</w:t>
       </w:r>
@@ -5297,10 +5492,13 @@
     </w:p>
     <w:p>
       <w:r>
-        <w:t>El objetivo general del proyecto es el desarrollo e implementación completa de un sistema de gestión integral que permita administrar las Formaciones en Empresa de los ciclos formativos del departamento de Informática y Comunicaciones del CIFP La Laboral de Gijón.</w:t>
-      </w:r>
-      <w:r>
-        <w:t xml:space="preserve"> Con esta aplicación se pretende relacionar estudiantes de varios cursos, con sus FCTs (Formaciones en Centros de Trabajo), permitiendo que ellos mismos, y otros tipos de usuarios (Profesores, Tutores de empresa, Administrador) puedan consultar temas relacionados con dicha formación en cualquier momento.</w:t>
+        <w:t xml:space="preserve">El </w:t>
+      </w:r>
+      <w:r>
+        <w:t>objetivo general del proyecto es el desarrollo e implementación de un sistema de gestión integral que permita administrar las Formaciones en Centros de Trabajo de los ciclos formativos del Departamento de Informática y Comunicaciones del CIFP La Laboral de Gijón. La aplicación centraliza la información de estudiantes, empresas, tutores y documentación asociada, ofreciendo a cada perfil de usuario acceso a las funcionalidades que le corresponden en cualquier momento</w:t>
+      </w:r>
+      <w:r>
+        <w:t>.</w:t>
       </w:r>
     </w:p>
     <w:p>
@@ -5311,7 +5509,7 @@
           <w:numId w:val="3"/>
         </w:numPr>
       </w:pPr>
-      <w:bookmarkStart w:id="4" w:name="_Toc227865318"/>
+      <w:bookmarkStart w:id="4" w:name="_Toc229949995"/>
       <w:bookmarkEnd w:id="3"/>
       <w:r>
         <w:t>OBJETIVOS ESPECÍFICOS</w:t>
@@ -5332,25 +5530,13 @@
         </w:numPr>
       </w:pPr>
       <w:r>
-        <w:t xml:space="preserve">Gestión multiciclo: </w:t>
-      </w:r>
-      <w:r>
-        <w:t>debe permitir</w:t>
-      </w:r>
-      <w:r>
-        <w:t xml:space="preserve"> la administración simult</w:t>
-      </w:r>
-      <w:r>
-        <w:t>á</w:t>
-      </w:r>
-      <w:r>
-        <w:t>nea de los cuatro cursos informáticos que se imparten en el centro</w:t>
-      </w:r>
-      <w:r>
-        <w:t xml:space="preserve"> (DAW diurno, DAW vespertino, DAW a distancia y DAM)</w:t>
-      </w:r>
-      <w:r>
-        <w:t>.</w:t>
+        <w:t>Gestión multiciclo</w:t>
+      </w:r>
+      <w:r>
+        <w:t xml:space="preserve">: </w:t>
+      </w:r>
+      <w:r>
+        <w:t>el sistema permitirá administrar simultáneamente los cuatro ciclos del departamento (DAW diurno, DAW vespertino, DAW a distancia y DAM), ya que todos realizan FCTs en el mismo periodo académico y comparten la misma estructura de gestión.</w:t>
       </w:r>
     </w:p>
     <w:p>
@@ -5362,7 +5548,10 @@
         </w:numPr>
       </w:pPr>
       <w:r>
-        <w:t>Cobertura de periodos: debe gestionar todos los periodos de formación en empresa (primero y segundo curso, periodo ordinario y extraordinario) en cada año académico.</w:t>
+        <w:t xml:space="preserve">Cobertura de periodos: </w:t>
+      </w:r>
+      <w:r>
+        <w:t>se gestionarán todos los periodos de FCT posibles —primer y segundo curso, periodo ordinario y extraordinario— dado que no todos los alumnos realizan las prácticas en el mismo momento del curso.</w:t>
       </w:r>
     </w:p>
     <w:p>
@@ -5377,16 +5566,10 @@
         <w:t>Arquitectura de roles:</w:t>
       </w:r>
       <w:r>
-        <w:t xml:space="preserve"> debe</w:t>
-      </w:r>
-      <w:r>
-        <w:t xml:space="preserve"> implementa</w:t>
-      </w:r>
-      <w:r>
-        <w:t>r</w:t>
-      </w:r>
-      <w:r>
-        <w:t xml:space="preserve"> un control de acceso riguroso mediante autenticación y reparto de permisos para los perfiles clave; administrador, profesorado, alumnado y tutoría de empresa.</w:t>
+        <w:t xml:space="preserve"> </w:t>
+      </w:r>
+      <w:r>
+        <w:t>se implementará un sistema de autenticación con cuatro perfiles diferenciados (Administrador, Profesor, Tutor de Empresa y Estudiante), de forma que cada usuario acceda únicamente a la información y funcionalidades que le corresponden.</w:t>
       </w:r>
     </w:p>
     <w:p>
@@ -5398,7 +5581,11 @@
         </w:numPr>
       </w:pPr>
       <w:r>
-        <w:t>Gestión documental: implementar un sistema de almacenamiento para la documentación asociada a cada formación en empresa generada por los distintos perfiles de usuario.</w:t>
+        <w:lastRenderedPageBreak/>
+        <w:t xml:space="preserve">Gestión documental: </w:t>
+      </w:r>
+      <w:r>
+        <w:t>el sistema incluirá un módulo de almacenamiento para toda la documentación generada durante las FCTs, como convenios, justificantes de asistencia y evaluaciones, accesible según el perfil del usuario.</w:t>
       </w:r>
     </w:p>
     <w:p>
@@ -5410,7 +5597,10 @@
         </w:numPr>
       </w:pPr>
       <w:r>
-        <w:t>Desarrollo de interfaz: la aplicación debe disponer de interfaces graficas de usuario (GUI).</w:t>
+        <w:t xml:space="preserve">Desarrollo de interfaz: </w:t>
+      </w:r>
+      <w:r>
+        <w:t>la aplicación contará con una interfaz gráfica de escritorio desarrollada con JavaFX, siguiendo una guía de estilos definida para garantizar coherencia visual y usabilidad.</w:t>
       </w:r>
     </w:p>
     <w:p>
@@ -5422,22 +5612,10 @@
         </w:numPr>
       </w:pPr>
       <w:r>
-        <w:t xml:space="preserve">Multiplataforma: el proyecto debe contar con una aplicación de escritorio </w:t>
-      </w:r>
-      <w:r>
-        <w:t xml:space="preserve">100% </w:t>
-      </w:r>
-      <w:r>
-        <w:t xml:space="preserve">funcional, y </w:t>
-      </w:r>
-      <w:r>
-        <w:t xml:space="preserve">una aplicación de móvil </w:t>
-      </w:r>
-      <w:r>
-        <w:t>específica</w:t>
-      </w:r>
-      <w:r>
-        <w:t xml:space="preserve"> para el perfil Estudiante, centrada en la consulta y gestión de su propia información.</w:t>
+        <w:t xml:space="preserve">Multiplataforma: </w:t>
+      </w:r>
+      <w:r>
+        <w:t>además de la aplicación de escritorio, se desarrollará una aplicación móvil Android específica para el perfil Estudiante, centrada en la consulta de su FCT y el registro de faltas de asistencia.</w:t>
       </w:r>
     </w:p>
     <w:p>
@@ -5449,7 +5627,10 @@
         </w:numPr>
       </w:pPr>
       <w:r>
-        <w:t>Seguridad y contraseñas: debe implementar un sistema automatizado de generación y recuperación de credenciales.</w:t>
+        <w:t xml:space="preserve">Seguridad y contraseñas: </w:t>
+      </w:r>
+      <w:r>
+        <w:t>el sistema generará automáticamente contraseñas iniciales para los nuevos usuarios y ofrecerá un mecanismo seguro de recuperación, almacenando todas las contraseñas con hash BCrypt.</w:t>
       </w:r>
     </w:p>
     <w:p>
@@ -5460,9 +5641,8 @@
           <w:numId w:val="2"/>
         </w:numPr>
       </w:pPr>
-      <w:bookmarkStart w:id="5" w:name="_Toc227865319"/>
-      <w:r>
-        <w:lastRenderedPageBreak/>
+      <w:bookmarkStart w:id="5" w:name="_Toc229949996"/>
+      <w:r>
         <w:t>ANÁLISIS Y DISEÑO</w:t>
       </w:r>
       <w:bookmarkEnd w:id="5"/>
@@ -5506,6 +5686,7 @@
       <w:bookmarkStart w:id="11" w:name="_Toc221908744"/>
       <w:bookmarkStart w:id="12" w:name="_Toc227855982"/>
       <w:bookmarkStart w:id="13" w:name="_Toc227865320"/>
+      <w:bookmarkStart w:id="14" w:name="_Toc229949997"/>
       <w:bookmarkEnd w:id="6"/>
       <w:bookmarkEnd w:id="7"/>
       <w:bookmarkEnd w:id="8"/>
@@ -5514,6 +5695,7 @@
       <w:bookmarkEnd w:id="11"/>
       <w:bookmarkEnd w:id="12"/>
       <w:bookmarkEnd w:id="13"/>
+      <w:bookmarkEnd w:id="14"/>
     </w:p>
     <w:p>
       <w:pPr>
@@ -5523,11 +5705,11 @@
           <w:numId w:val="3"/>
         </w:numPr>
       </w:pPr>
-      <w:bookmarkStart w:id="14" w:name="_Toc227865321"/>
+      <w:bookmarkStart w:id="15" w:name="_Toc229949998"/>
       <w:r>
         <w:t>REQUISITOS FUNCIONALES</w:t>
       </w:r>
-      <w:bookmarkEnd w:id="14"/>
+      <w:bookmarkEnd w:id="15"/>
     </w:p>
     <w:tbl>
       <w:tblPr>
@@ -6212,6 +6394,7 @@
           </w:tcPr>
           <w:p>
             <w:r>
+              <w:lastRenderedPageBreak/>
               <w:t>RF12</w:t>
             </w:r>
           </w:p>
@@ -6328,12 +6511,12 @@
           <w:numId w:val="3"/>
         </w:numPr>
       </w:pPr>
-      <w:bookmarkStart w:id="15" w:name="_Toc227865322"/>
+      <w:bookmarkStart w:id="16" w:name="_Toc229949999"/>
       <w:r>
         <w:lastRenderedPageBreak/>
         <w:t>REQUISITOS NO FUNCIONALES</w:t>
       </w:r>
-      <w:bookmarkEnd w:id="15"/>
+      <w:bookmarkEnd w:id="16"/>
     </w:p>
     <w:tbl>
       <w:tblPr>
@@ -6838,7 +7021,15 @@
               <w:cnfStyle w:val="000000100000" w:firstRow="0" w:lastRow="0" w:firstColumn="0" w:lastColumn="0" w:oddVBand="0" w:evenVBand="0" w:oddHBand="1" w:evenHBand="0" w:firstRowFirstColumn="0" w:firstRowLastColumn="0" w:lastRowFirstColumn="0" w:lastRowLastColumn="0"/>
             </w:pPr>
             <w:r>
-              <w:t>El proyecto estará completamente documentado mediante este documento y comentarios JavaDoc en el código fuente.</w:t>
+              <w:t xml:space="preserve">El proyecto estará completamente documentado mediante este documento y comentarios </w:t>
+            </w:r>
+            <w:proofErr w:type="spellStart"/>
+            <w:r>
+              <w:t>JavaDoc</w:t>
+            </w:r>
+            <w:proofErr w:type="spellEnd"/>
+            <w:r>
+              <w:t xml:space="preserve"> en el código fuente.</w:t>
             </w:r>
           </w:p>
         </w:tc>
@@ -6900,7 +7091,15 @@
               <w:cnfStyle w:val="000000000000" w:firstRow="0" w:lastRow="0" w:firstColumn="0" w:lastColumn="0" w:oddVBand="0" w:evenVBand="0" w:oddHBand="0" w:evenHBand="0" w:firstRowFirstColumn="0" w:firstRowLastColumn="0" w:lastRowFirstColumn="0" w:lastRowLastColumn="0"/>
             </w:pPr>
             <w:r>
-              <w:t>El código fuente será gestionado mediante Git y alojado en GitHub, con commits organizados por funcionalidades.</w:t>
+              <w:t xml:space="preserve">El código fuente será gestionado mediante Git y alojado en GitHub, con </w:t>
+            </w:r>
+            <w:proofErr w:type="spellStart"/>
+            <w:r>
+              <w:t>commits</w:t>
+            </w:r>
+            <w:proofErr w:type="spellEnd"/>
+            <w:r>
+              <w:t xml:space="preserve"> organizados por funcionalidades.</w:t>
             </w:r>
           </w:p>
         </w:tc>
@@ -6930,11 +7129,11 @@
           <w:numId w:val="3"/>
         </w:numPr>
       </w:pPr>
-      <w:bookmarkStart w:id="16" w:name="_Toc227865323"/>
+      <w:bookmarkStart w:id="17" w:name="_Toc229950000"/>
       <w:r>
         <w:t>CASOS DE USO</w:t>
       </w:r>
-      <w:bookmarkEnd w:id="16"/>
+      <w:bookmarkEnd w:id="17"/>
     </w:p>
     <w:p>
       <w:r>
@@ -6959,12 +7158,12 @@
           <w:numId w:val="3"/>
         </w:numPr>
       </w:pPr>
-      <w:bookmarkStart w:id="17" w:name="_Toc227865324"/>
+      <w:bookmarkStart w:id="18" w:name="_Toc229950001"/>
       <w:r>
         <w:lastRenderedPageBreak/>
         <w:t>DIAGRAMA DE CASOS DE USO</w:t>
       </w:r>
-      <w:bookmarkEnd w:id="17"/>
+      <w:bookmarkEnd w:id="18"/>
     </w:p>
     <w:p>
       <w:pPr>
@@ -7029,7 +7228,7 @@
         <w:pStyle w:val="Descripcin"/>
         <w:jc w:val="center"/>
       </w:pPr>
-      <w:bookmarkStart w:id="18" w:name="_Toc227856184"/>
+      <w:bookmarkStart w:id="19" w:name="_Toc227856184"/>
       <w:r>
         <w:t xml:space="preserve">Figura </w:t>
       </w:r>
@@ -7057,7 +7256,7 @@
       <w:r>
         <w:t>Diagrama de Casos de Uso</w:t>
       </w:r>
-      <w:bookmarkEnd w:id="18"/>
+      <w:bookmarkEnd w:id="19"/>
     </w:p>
     <w:p>
       <w:pPr>
@@ -7067,11 +7266,11 @@
           <w:numId w:val="3"/>
         </w:numPr>
       </w:pPr>
-      <w:bookmarkStart w:id="19" w:name="_Toc227865325"/>
+      <w:bookmarkStart w:id="20" w:name="_Toc229950002"/>
       <w:r>
         <w:t>DESCRIPCIÓN DE LOS ACTORES</w:t>
       </w:r>
-      <w:bookmarkEnd w:id="19"/>
+      <w:bookmarkEnd w:id="20"/>
     </w:p>
     <w:p>
       <w:pPr>
@@ -7190,11 +7389,11 @@
           <w:numId w:val="3"/>
         </w:numPr>
       </w:pPr>
-      <w:bookmarkStart w:id="20" w:name="_Toc227865326"/>
+      <w:bookmarkStart w:id="21" w:name="_Toc229950003"/>
       <w:r>
         <w:t>DESCRIPCIÓN DE LOS CASOS DE USO</w:t>
       </w:r>
-      <w:bookmarkEnd w:id="20"/>
+      <w:bookmarkEnd w:id="21"/>
     </w:p>
     <w:tbl>
       <w:tblPr>
@@ -9369,11 +9568,11 @@
           <w:numId w:val="3"/>
         </w:numPr>
       </w:pPr>
-      <w:bookmarkStart w:id="21" w:name="_Toc227865327"/>
+      <w:bookmarkStart w:id="22" w:name="_Toc229950004"/>
       <w:r>
         <w:t>MODELOS DE DATOS</w:t>
       </w:r>
-      <w:bookmarkEnd w:id="21"/>
+      <w:bookmarkEnd w:id="22"/>
     </w:p>
     <w:p>
       <w:r>
@@ -9407,12 +9606,12 @@
           <w:numId w:val="3"/>
         </w:numPr>
       </w:pPr>
-      <w:bookmarkStart w:id="22" w:name="_Toc227865328"/>
+      <w:bookmarkStart w:id="23" w:name="_Toc229950005"/>
       <w:r>
         <w:lastRenderedPageBreak/>
         <w:t>DIAGRAMA E/R</w:t>
       </w:r>
-      <w:bookmarkEnd w:id="22"/>
+      <w:bookmarkEnd w:id="23"/>
     </w:p>
     <w:p>
       <w:pPr>
@@ -9424,10 +9623,10 @@
           <w:noProof/>
         </w:rPr>
         <w:drawing>
-          <wp:inline distT="0" distB="0" distL="0" distR="0" wp14:anchorId="406209AA" wp14:editId="007BA9C7">
-            <wp:extent cx="6523264" cy="6234935"/>
-            <wp:effectExtent l="0" t="0" r="0" b="0"/>
-            <wp:docPr id="313915682" name="Imagen 8" descr="Diagrama&#10;&#10;El contenido generado por IA puede ser incorrecto."/>
+          <wp:inline distT="0" distB="0" distL="0" distR="0" wp14:anchorId="406209AA" wp14:editId="7DFB299B">
+            <wp:extent cx="6533787" cy="6245258"/>
+            <wp:effectExtent l="0" t="0" r="635" b="3175"/>
+            <wp:docPr id="313915682" name="Imagen 8"/>
             <wp:cNvGraphicFramePr>
               <a:graphicFrameLocks xmlns:a="http://schemas.openxmlformats.org/drawingml/2006/main" noChangeAspect="1"/>
             </wp:cNvGraphicFramePr>
@@ -9435,7 +9634,7 @@
               <a:graphicData uri="http://schemas.openxmlformats.org/drawingml/2006/picture">
                 <pic:pic xmlns:pic="http://schemas.openxmlformats.org/drawingml/2006/picture">
                   <pic:nvPicPr>
-                    <pic:cNvPr id="313915682" name="Imagen 8" descr="Diagrama&#10;&#10;El contenido generado por IA puede ser incorrecto."/>
+                    <pic:cNvPr id="313915682" name="Imagen 8"/>
                     <pic:cNvPicPr/>
                   </pic:nvPicPr>
                   <pic:blipFill>
@@ -9453,7 +9652,7 @@
                   <pic:spPr>
                     <a:xfrm>
                       <a:off x="0" y="0"/>
-                      <a:ext cx="6534065" cy="6245258"/>
+                      <a:ext cx="6533787" cy="6245258"/>
                     </a:xfrm>
                     <a:prstGeom prst="rect">
                       <a:avLst/>
@@ -9471,7 +9670,7 @@
         <w:pStyle w:val="Descripcin"/>
         <w:jc w:val="center"/>
       </w:pPr>
-      <w:bookmarkStart w:id="23" w:name="_Toc227856185"/>
+      <w:bookmarkStart w:id="24" w:name="_Toc227856185"/>
       <w:r>
         <w:t xml:space="preserve">Figura </w:t>
       </w:r>
@@ -9499,7 +9698,7 @@
       <w:r>
         <w:t>Diagrama Entidad/Relación</w:t>
       </w:r>
-      <w:bookmarkEnd w:id="23"/>
+      <w:bookmarkEnd w:id="24"/>
     </w:p>
     <w:p>
       <w:pPr>
@@ -9509,12 +9708,12 @@
           <w:numId w:val="3"/>
         </w:numPr>
       </w:pPr>
-      <w:bookmarkStart w:id="24" w:name="_Toc227865329"/>
+      <w:bookmarkStart w:id="25" w:name="_Toc229950006"/>
       <w:r>
         <w:lastRenderedPageBreak/>
         <w:t>DIAGRAMA DE CLASES</w:t>
       </w:r>
-      <w:bookmarkEnd w:id="24"/>
+      <w:bookmarkEnd w:id="25"/>
     </w:p>
     <w:p>
       <w:pPr>
@@ -9526,10 +9725,10 @@
           <w:noProof/>
         </w:rPr>
         <w:drawing>
-          <wp:inline distT="0" distB="0" distL="0" distR="0" wp14:anchorId="12EC9159" wp14:editId="39F8B2C9">
-            <wp:extent cx="5689176" cy="8409215"/>
-            <wp:effectExtent l="0" t="0" r="6985" b="0"/>
-            <wp:docPr id="45274374" name="Imagen 6" descr="Interfaz de usuario gráfica, Aplicación"/>
+          <wp:inline distT="0" distB="0" distL="0" distR="0" wp14:anchorId="12EC9159" wp14:editId="3B4D98B6">
+            <wp:extent cx="5731765" cy="8472364"/>
+            <wp:effectExtent l="0" t="0" r="2540" b="5080"/>
+            <wp:docPr id="45274374" name="Imagen 6"/>
             <wp:cNvGraphicFramePr>
               <a:graphicFrameLocks xmlns:a="http://schemas.openxmlformats.org/drawingml/2006/main" noChangeAspect="1"/>
             </wp:cNvGraphicFramePr>
@@ -9537,7 +9736,7 @@
               <a:graphicData uri="http://schemas.openxmlformats.org/drawingml/2006/picture">
                 <pic:pic xmlns:pic="http://schemas.openxmlformats.org/drawingml/2006/picture">
                   <pic:nvPicPr>
-                    <pic:cNvPr id="45274374" name="Imagen 6" descr="Interfaz de usuario gráfica, Aplicación"/>
+                    <pic:cNvPr id="45274374" name="Imagen 6"/>
                     <pic:cNvPicPr/>
                   </pic:nvPicPr>
                   <pic:blipFill>
@@ -9555,7 +9754,7 @@
                   <pic:spPr>
                     <a:xfrm>
                       <a:off x="0" y="0"/>
-                      <a:ext cx="5731899" cy="8472364"/>
+                      <a:ext cx="5731765" cy="8472364"/>
                     </a:xfrm>
                     <a:prstGeom prst="rect">
                       <a:avLst/>
@@ -9573,7 +9772,7 @@
         <w:pStyle w:val="Descripcin"/>
         <w:jc w:val="center"/>
       </w:pPr>
-      <w:bookmarkStart w:id="25" w:name="_Toc227856186"/>
+      <w:bookmarkStart w:id="26" w:name="_Toc227856186"/>
       <w:r>
         <w:t xml:space="preserve">Figura </w:t>
       </w:r>
@@ -9598,13 +9797,13 @@
       <w:r>
         <w:t>. Diagrama de clases.</w:t>
       </w:r>
-      <w:bookmarkEnd w:id="25"/>
+      <w:bookmarkEnd w:id="26"/>
     </w:p>
     <w:p>
       <w:pPr>
         <w:pStyle w:val="Ttulo2"/>
         <w:numPr>
-          <w:ilvl w:val="1"/>
+          <w:ilvl w:val="0"/>
           <w:numId w:val="3"/>
         </w:numPr>
         <w:rPr>
@@ -9616,12 +9815,18 @@
           <w:szCs w:val="20"/>
         </w:rPr>
       </w:pPr>
-      <w:bookmarkStart w:id="26" w:name="_Toc227865330"/>
+      <w:bookmarkStart w:id="27" w:name="_Toc229950007"/>
       <w:r>
         <w:lastRenderedPageBreak/>
+        <w:t xml:space="preserve">2.5 </w:t>
+      </w:r>
+      <w:r>
+        <w:tab/>
+      </w:r>
+      <w:r>
         <w:t>DIAGRAMA DE PAQUETES</w:t>
       </w:r>
-      <w:bookmarkEnd w:id="26"/>
+      <w:bookmarkEnd w:id="27"/>
     </w:p>
     <w:p>
       <w:pPr>
@@ -9631,365 +9836,75 @@
         <w:t>El proyecto sigue una arquitectura en capas basada en el patrón MVC, organizada en los siguientes paquetes Java:</w:t>
       </w:r>
     </w:p>
-    <w:p/>
-    <w:tbl>
-      <w:tblPr>
-        <w:tblStyle w:val="Tablaconcuadrcula4-nfasis1"/>
-        <w:tblW w:w="9200" w:type="dxa"/>
-        <w:tblLook w:val="04A0" w:firstRow="1" w:lastRow="0" w:firstColumn="1" w:lastColumn="0" w:noHBand="0" w:noVBand="1"/>
-      </w:tblPr>
-      <w:tblGrid>
-        <w:gridCol w:w="3093"/>
-        <w:gridCol w:w="6107"/>
-      </w:tblGrid>
-      <w:tr>
-        <w:trPr>
-          <w:cnfStyle w:val="100000000000" w:firstRow="1" w:lastRow="0" w:firstColumn="0" w:lastColumn="0" w:oddVBand="0" w:evenVBand="0" w:oddHBand="0" w:evenHBand="0" w:firstRowFirstColumn="0" w:firstRowLastColumn="0" w:lastRowFirstColumn="0" w:lastRowLastColumn="0"/>
-        </w:trPr>
-        <w:tc>
-          <w:tcPr>
-            <w:cnfStyle w:val="001000000000" w:firstRow="0" w:lastRow="0" w:firstColumn="1" w:lastColumn="0" w:oddVBand="0" w:evenVBand="0" w:oddHBand="0" w:evenHBand="0" w:firstRowFirstColumn="0" w:firstRowLastColumn="0" w:lastRowFirstColumn="0" w:lastRowLastColumn="0"/>
-            <w:tcW w:w="3000" w:type="dxa"/>
-            <w:hideMark/>
-          </w:tcPr>
-          <w:p>
-            <w:r>
-              <w:rPr>
-                <w:color w:val="FFFFFF"/>
-                <w:sz w:val="20"/>
-                <w:szCs w:val="20"/>
-              </w:rPr>
-              <w:t>Paquete</w:t>
-            </w:r>
-          </w:p>
-        </w:tc>
-        <w:tc>
-          <w:tcPr>
-            <w:tcW w:w="6200" w:type="dxa"/>
-            <w:hideMark/>
-          </w:tcPr>
-          <w:p>
-            <w:pPr>
-              <w:cnfStyle w:val="100000000000" w:firstRow="1" w:lastRow="0" w:firstColumn="0" w:lastColumn="0" w:oddVBand="0" w:evenVBand="0" w:oddHBand="0" w:evenHBand="0" w:firstRowFirstColumn="0" w:firstRowLastColumn="0" w:lastRowFirstColumn="0" w:lastRowLastColumn="0"/>
-            </w:pPr>
-            <w:r>
-              <w:rPr>
-                <w:color w:val="FFFFFF"/>
-                <w:sz w:val="20"/>
-                <w:szCs w:val="20"/>
-              </w:rPr>
-              <w:t>Descripción</w:t>
-            </w:r>
-          </w:p>
-        </w:tc>
-      </w:tr>
-      <w:tr>
-        <w:trPr>
-          <w:cnfStyle w:val="000000100000" w:firstRow="0" w:lastRow="0" w:firstColumn="0" w:lastColumn="0" w:oddVBand="0" w:evenVBand="0" w:oddHBand="1" w:evenHBand="0" w:firstRowFirstColumn="0" w:firstRowLastColumn="0" w:lastRowFirstColumn="0" w:lastRowLastColumn="0"/>
-        </w:trPr>
-        <w:tc>
-          <w:tcPr>
-            <w:cnfStyle w:val="001000000000" w:firstRow="0" w:lastRow="0" w:firstColumn="1" w:lastColumn="0" w:oddVBand="0" w:evenVBand="0" w:oddHBand="0" w:evenHBand="0" w:firstRowFirstColumn="0" w:firstRowLastColumn="0" w:lastRowFirstColumn="0" w:lastRowLastColumn="0"/>
-            <w:tcW w:w="3000" w:type="dxa"/>
-            <w:hideMark/>
-          </w:tcPr>
-          <w:p>
-            <w:r>
-              <w:rPr>
-                <w:sz w:val="20"/>
-                <w:szCs w:val="20"/>
-              </w:rPr>
-              <w:t>com.alba.proyecto</w:t>
-            </w:r>
-          </w:p>
-        </w:tc>
-        <w:tc>
-          <w:tcPr>
-            <w:tcW w:w="6200" w:type="dxa"/>
-            <w:hideMark/>
-          </w:tcPr>
-          <w:p>
-            <w:pPr>
-              <w:cnfStyle w:val="000000100000" w:firstRow="0" w:lastRow="0" w:firstColumn="0" w:lastColumn="0" w:oddVBand="0" w:evenVBand="0" w:oddHBand="1" w:evenHBand="0" w:firstRowFirstColumn="0" w:firstRowLastColumn="0" w:lastRowFirstColumn="0" w:lastRowLastColumn="0"/>
-            </w:pPr>
-            <w:r>
-              <w:rPr>
-                <w:sz w:val="20"/>
-                <w:szCs w:val="20"/>
-              </w:rPr>
-              <w:t>Paquete raíz. Contiene la clase principal de arranque de la aplicación Spring Boot + JavaFX.</w:t>
-            </w:r>
-          </w:p>
-        </w:tc>
-      </w:tr>
-      <w:tr>
-        <w:tc>
-          <w:tcPr>
-            <w:cnfStyle w:val="001000000000" w:firstRow="0" w:lastRow="0" w:firstColumn="1" w:lastColumn="0" w:oddVBand="0" w:evenVBand="0" w:oddHBand="0" w:evenHBand="0" w:firstRowFirstColumn="0" w:firstRowLastColumn="0" w:lastRowFirstColumn="0" w:lastRowLastColumn="0"/>
-            <w:tcW w:w="3000" w:type="dxa"/>
-            <w:hideMark/>
-          </w:tcPr>
-          <w:p>
-            <w:r>
-              <w:rPr>
-                <w:sz w:val="20"/>
-                <w:szCs w:val="20"/>
-              </w:rPr>
-              <w:t>com.alba.proyecto.config</w:t>
-            </w:r>
-          </w:p>
-        </w:tc>
-        <w:tc>
-          <w:tcPr>
-            <w:tcW w:w="6200" w:type="dxa"/>
-            <w:hideMark/>
-          </w:tcPr>
-          <w:p>
-            <w:pPr>
-              <w:cnfStyle w:val="000000000000" w:firstRow="0" w:lastRow="0" w:firstColumn="0" w:lastColumn="0" w:oddVBand="0" w:evenVBand="0" w:oddHBand="0" w:evenHBand="0" w:firstRowFirstColumn="0" w:firstRowLastColumn="0" w:lastRowFirstColumn="0" w:lastRowLastColumn="0"/>
-            </w:pPr>
-            <w:r>
-              <w:rPr>
-                <w:sz w:val="20"/>
-                <w:szCs w:val="20"/>
-              </w:rPr>
-              <w:t>Configuración de la integración Spring-JavaFX. Contiene SpringFXMLLoader, StageManager y AppJavaConfig.</w:t>
-            </w:r>
-          </w:p>
-        </w:tc>
-      </w:tr>
-      <w:tr>
-        <w:trPr>
-          <w:cnfStyle w:val="000000100000" w:firstRow="0" w:lastRow="0" w:firstColumn="0" w:lastColumn="0" w:oddVBand="0" w:evenVBand="0" w:oddHBand="1" w:evenHBand="0" w:firstRowFirstColumn="0" w:firstRowLastColumn="0" w:lastRowFirstColumn="0" w:lastRowLastColumn="0"/>
-        </w:trPr>
-        <w:tc>
-          <w:tcPr>
-            <w:cnfStyle w:val="001000000000" w:firstRow="0" w:lastRow="0" w:firstColumn="1" w:lastColumn="0" w:oddVBand="0" w:evenVBand="0" w:oddHBand="0" w:evenHBand="0" w:firstRowFirstColumn="0" w:firstRowLastColumn="0" w:lastRowFirstColumn="0" w:lastRowLastColumn="0"/>
-            <w:tcW w:w="3000" w:type="dxa"/>
-            <w:hideMark/>
-          </w:tcPr>
-          <w:p>
-            <w:r>
-              <w:rPr>
-                <w:sz w:val="20"/>
-                <w:szCs w:val="20"/>
-              </w:rPr>
-              <w:t>com.alba.proyecto.controller</w:t>
-            </w:r>
-          </w:p>
-        </w:tc>
-        <w:tc>
-          <w:tcPr>
-            <w:tcW w:w="6200" w:type="dxa"/>
-            <w:hideMark/>
-          </w:tcPr>
-          <w:p>
-            <w:pPr>
-              <w:cnfStyle w:val="000000100000" w:firstRow="0" w:lastRow="0" w:firstColumn="0" w:lastColumn="0" w:oddVBand="0" w:evenVBand="0" w:oddHBand="1" w:evenHBand="0" w:firstRowFirstColumn="0" w:firstRowLastColumn="0" w:lastRowFirstColumn="0" w:lastRowLastColumn="0"/>
-            </w:pPr>
-            <w:r>
-              <w:rPr>
-                <w:sz w:val="20"/>
-                <w:szCs w:val="20"/>
-              </w:rPr>
-              <w:t>Controladores JavaFX. Cada clase gestiona los eventos y la lógica de presentación de una pantalla o conjunto de paneles.</w:t>
-            </w:r>
-          </w:p>
-        </w:tc>
-      </w:tr>
-      <w:tr>
-        <w:tc>
-          <w:tcPr>
-            <w:cnfStyle w:val="001000000000" w:firstRow="0" w:lastRow="0" w:firstColumn="1" w:lastColumn="0" w:oddVBand="0" w:evenVBand="0" w:oddHBand="0" w:evenHBand="0" w:firstRowFirstColumn="0" w:firstRowLastColumn="0" w:lastRowFirstColumn="0" w:lastRowLastColumn="0"/>
-            <w:tcW w:w="3000" w:type="dxa"/>
-            <w:hideMark/>
-          </w:tcPr>
-          <w:p>
-            <w:r>
-              <w:rPr>
-                <w:sz w:val="20"/>
-                <w:szCs w:val="20"/>
-              </w:rPr>
-              <w:t>com.alba.proyecto.modelo</w:t>
-            </w:r>
-          </w:p>
-        </w:tc>
-        <w:tc>
-          <w:tcPr>
-            <w:tcW w:w="6200" w:type="dxa"/>
-            <w:hideMark/>
-          </w:tcPr>
-          <w:p>
-            <w:pPr>
-              <w:cnfStyle w:val="000000000000" w:firstRow="0" w:lastRow="0" w:firstColumn="0" w:lastColumn="0" w:oddVBand="0" w:evenVBand="0" w:oddHBand="0" w:evenHBand="0" w:firstRowFirstColumn="0" w:firstRowLastColumn="0" w:lastRowFirstColumn="0" w:lastRowLastColumn="0"/>
-            </w:pPr>
-            <w:r>
-              <w:rPr>
-                <w:sz w:val="20"/>
-                <w:szCs w:val="20"/>
-              </w:rPr>
-              <w:t>Entidades JPA del dominio: Persona, Administrador, Profesor, Estudiante, TutorEmpresa, Empresa, FCT, FaltaAsistencia, Curso y sus enumeraciones.</w:t>
-            </w:r>
-          </w:p>
-        </w:tc>
-      </w:tr>
-      <w:tr>
-        <w:trPr>
-          <w:cnfStyle w:val="000000100000" w:firstRow="0" w:lastRow="0" w:firstColumn="0" w:lastColumn="0" w:oddVBand="0" w:evenVBand="0" w:oddHBand="1" w:evenHBand="0" w:firstRowFirstColumn="0" w:firstRowLastColumn="0" w:lastRowFirstColumn="0" w:lastRowLastColumn="0"/>
-        </w:trPr>
-        <w:tc>
-          <w:tcPr>
-            <w:cnfStyle w:val="001000000000" w:firstRow="0" w:lastRow="0" w:firstColumn="1" w:lastColumn="0" w:oddVBand="0" w:evenVBand="0" w:oddHBand="0" w:evenHBand="0" w:firstRowFirstColumn="0" w:firstRowLastColumn="0" w:lastRowFirstColumn="0" w:lastRowLastColumn="0"/>
-            <w:tcW w:w="3000" w:type="dxa"/>
-            <w:hideMark/>
-          </w:tcPr>
-          <w:p>
-            <w:r>
-              <w:rPr>
-                <w:sz w:val="20"/>
-                <w:szCs w:val="20"/>
-              </w:rPr>
-              <w:t>com.alba.proyecto.repositorios</w:t>
-            </w:r>
-          </w:p>
-        </w:tc>
-        <w:tc>
-          <w:tcPr>
-            <w:tcW w:w="6200" w:type="dxa"/>
-            <w:hideMark/>
-          </w:tcPr>
-          <w:p>
-            <w:pPr>
-              <w:cnfStyle w:val="000000100000" w:firstRow="0" w:lastRow="0" w:firstColumn="0" w:lastColumn="0" w:oddVBand="0" w:evenVBand="0" w:oddHBand="1" w:evenHBand="0" w:firstRowFirstColumn="0" w:firstRowLastColumn="0" w:lastRowFirstColumn="0" w:lastRowLastColumn="0"/>
-            </w:pPr>
-            <w:r>
-              <w:rPr>
-                <w:sz w:val="20"/>
-                <w:szCs w:val="20"/>
-              </w:rPr>
-              <w:t>Interfaces de repositorio Spring Data JPA. Una por cada entidad principal. Heredan de JpaRepository.</w:t>
-            </w:r>
-          </w:p>
-        </w:tc>
-      </w:tr>
-      <w:tr>
-        <w:tc>
-          <w:tcPr>
-            <w:cnfStyle w:val="001000000000" w:firstRow="0" w:lastRow="0" w:firstColumn="1" w:lastColumn="0" w:oddVBand="0" w:evenVBand="0" w:oddHBand="0" w:evenHBand="0" w:firstRowFirstColumn="0" w:firstRowLastColumn="0" w:lastRowFirstColumn="0" w:lastRowLastColumn="0"/>
-            <w:tcW w:w="3000" w:type="dxa"/>
-            <w:hideMark/>
-          </w:tcPr>
-          <w:p>
-            <w:r>
-              <w:rPr>
-                <w:sz w:val="20"/>
-                <w:szCs w:val="20"/>
-              </w:rPr>
-              <w:t>com.alba.proyecto.services</w:t>
-            </w:r>
-          </w:p>
-        </w:tc>
-        <w:tc>
-          <w:tcPr>
-            <w:tcW w:w="6200" w:type="dxa"/>
-            <w:hideMark/>
-          </w:tcPr>
-          <w:p>
-            <w:pPr>
-              <w:cnfStyle w:val="000000000000" w:firstRow="0" w:lastRow="0" w:firstColumn="0" w:lastColumn="0" w:oddVBand="0" w:evenVBand="0" w:oddHBand="0" w:evenHBand="0" w:firstRowFirstColumn="0" w:firstRowLastColumn="0" w:lastRowFirstColumn="0" w:lastRowLastColumn="0"/>
-            </w:pPr>
-            <w:r>
-              <w:rPr>
-                <w:sz w:val="20"/>
-                <w:szCs w:val="20"/>
-              </w:rPr>
-              <w:t>Capa de servicio. Contiene la lógica de negocio e intermediación entre controladores y repositorios.</w:t>
-            </w:r>
-          </w:p>
-        </w:tc>
-      </w:tr>
-      <w:tr>
-        <w:trPr>
-          <w:cnfStyle w:val="000000100000" w:firstRow="0" w:lastRow="0" w:firstColumn="0" w:lastColumn="0" w:oddVBand="0" w:evenVBand="0" w:oddHBand="1" w:evenHBand="0" w:firstRowFirstColumn="0" w:firstRowLastColumn="0" w:lastRowFirstColumn="0" w:lastRowLastColumn="0"/>
-        </w:trPr>
-        <w:tc>
-          <w:tcPr>
-            <w:cnfStyle w:val="001000000000" w:firstRow="0" w:lastRow="0" w:firstColumn="1" w:lastColumn="0" w:oddVBand="0" w:evenVBand="0" w:oddHBand="0" w:evenHBand="0" w:firstRowFirstColumn="0" w:firstRowLastColumn="0" w:lastRowFirstColumn="0" w:lastRowLastColumn="0"/>
-            <w:tcW w:w="3000" w:type="dxa"/>
-            <w:hideMark/>
-          </w:tcPr>
-          <w:p>
-            <w:r>
-              <w:rPr>
-                <w:sz w:val="20"/>
-                <w:szCs w:val="20"/>
-              </w:rPr>
-              <w:t>com.alba.proyecto.view</w:t>
-            </w:r>
-          </w:p>
-        </w:tc>
-        <w:tc>
-          <w:tcPr>
-            <w:tcW w:w="6200" w:type="dxa"/>
-            <w:hideMark/>
-          </w:tcPr>
-          <w:p>
-            <w:pPr>
-              <w:cnfStyle w:val="000000100000" w:firstRow="0" w:lastRow="0" w:firstColumn="0" w:lastColumn="0" w:oddVBand="0" w:evenVBand="0" w:oddHBand="1" w:evenHBand="0" w:firstRowFirstColumn="0" w:firstRowLastColumn="0" w:lastRowFirstColumn="0" w:lastRowLastColumn="0"/>
-            </w:pPr>
-            <w:r>
-              <w:rPr>
-                <w:sz w:val="20"/>
-                <w:szCs w:val="20"/>
-              </w:rPr>
-              <w:t>Enumeración FxmlView con las rutas y títulos de las vistas FXML disponibles.</w:t>
-            </w:r>
-          </w:p>
-        </w:tc>
-      </w:tr>
-      <w:tr>
-        <w:tc>
-          <w:tcPr>
-            <w:cnfStyle w:val="001000000000" w:firstRow="0" w:lastRow="0" w:firstColumn="1" w:lastColumn="0" w:oddVBand="0" w:evenVBand="0" w:oddHBand="0" w:evenHBand="0" w:firstRowFirstColumn="0" w:firstRowLastColumn="0" w:lastRowFirstColumn="0" w:lastRowLastColumn="0"/>
-            <w:tcW w:w="3000" w:type="dxa"/>
-            <w:hideMark/>
-          </w:tcPr>
-          <w:p>
-            <w:r>
-              <w:rPr>
-                <w:sz w:val="20"/>
-                <w:szCs w:val="20"/>
-              </w:rPr>
-              <w:t>utils</w:t>
-            </w:r>
-          </w:p>
-        </w:tc>
-        <w:tc>
-          <w:tcPr>
-            <w:tcW w:w="6200" w:type="dxa"/>
-            <w:hideMark/>
-          </w:tcPr>
-          <w:p>
-            <w:pPr>
-              <w:cnfStyle w:val="000000000000" w:firstRow="0" w:lastRow="0" w:firstColumn="0" w:lastColumn="0" w:oddVBand="0" w:evenVBand="0" w:oddHBand="0" w:evenHBand="0" w:firstRowFirstColumn="0" w:firstRowLastColumn="0" w:lastRowFirstColumn="0" w:lastRowLastColumn="0"/>
-            </w:pPr>
-            <w:r>
-              <w:rPr>
-                <w:sz w:val="20"/>
-                <w:szCs w:val="20"/>
-              </w:rPr>
-              <w:t>Clases de utilidad transversales: Validador (expresiones regulares y verificación BCrypt) y Transformador (hashing y formateo de fechas).</w:t>
-            </w:r>
-          </w:p>
-        </w:tc>
-      </w:tr>
-    </w:tbl>
-    <w:p>
-      <w:pPr>
+    <w:p>
+      <w:pPr>
+        <w:keepNext/>
+      </w:pPr>
+      <w:r>
+        <w:rPr>
+          <w:rFonts w:ascii="Arial" w:hAnsi="Arial" w:cs="Arial"/>
+          <w:noProof/>
+        </w:rPr>
+        <w:drawing>
+          <wp:inline distT="0" distB="0" distL="0" distR="0" wp14:anchorId="309DAEEA" wp14:editId="0906DEE5">
+            <wp:extent cx="6120130" cy="6333490"/>
+            <wp:effectExtent l="0" t="0" r="0" b="0"/>
+            <wp:docPr id="937173117" name="Imagen 8"/>
+            <wp:cNvGraphicFramePr>
+              <a:graphicFrameLocks xmlns:a="http://schemas.openxmlformats.org/drawingml/2006/main" noChangeAspect="1"/>
+            </wp:cNvGraphicFramePr>
+            <a:graphic xmlns:a="http://schemas.openxmlformats.org/drawingml/2006/main">
+              <a:graphicData uri="http://schemas.openxmlformats.org/drawingml/2006/picture">
+                <pic:pic xmlns:pic="http://schemas.openxmlformats.org/drawingml/2006/picture">
+                  <pic:nvPicPr>
+                    <pic:cNvPr id="937173117" name="Imagen 937173117"/>
+                    <pic:cNvPicPr/>
+                  </pic:nvPicPr>
+                  <pic:blipFill>
+                    <a:blip r:embed="rId18">
+                      <a:extLst>
+                        <a:ext uri="{28A0092B-C50C-407E-A947-70E740481C1C}">
+                          <a14:useLocalDpi xmlns:a14="http://schemas.microsoft.com/office/drawing/2010/main" val="0"/>
+                        </a:ext>
+                      </a:extLst>
+                    </a:blip>
+                    <a:stretch>
+                      <a:fillRect/>
+                    </a:stretch>
+                  </pic:blipFill>
+                  <pic:spPr>
+                    <a:xfrm>
+                      <a:off x="0" y="0"/>
+                      <a:ext cx="6120130" cy="6333490"/>
+                    </a:xfrm>
+                    <a:prstGeom prst="rect">
+                      <a:avLst/>
+                    </a:prstGeom>
+                  </pic:spPr>
+                </pic:pic>
+              </a:graphicData>
+            </a:graphic>
+          </wp:inline>
+        </w:drawing>
+      </w:r>
+    </w:p>
+    <w:p>
+      <w:pPr>
+        <w:pStyle w:val="Descripcin"/>
+        <w:jc w:val="center"/>
         <w:rPr>
           <w:rFonts w:ascii="Arial" w:hAnsi="Arial" w:cs="Arial"/>
         </w:rPr>
       </w:pPr>
+      <w:r>
+        <w:t>Figura</w:t>
+      </w:r>
+      <w:r>
+        <w:t xml:space="preserve"> </w:t>
+      </w:r>
+      <w:r>
+        <w:t>4. Diagrama de paquetes</w:t>
+      </w:r>
     </w:p>
     <w:p/>
     <w:p>
@@ -10000,11 +9915,11 @@
           <w:numId w:val="3"/>
         </w:numPr>
       </w:pPr>
-      <w:bookmarkStart w:id="27" w:name="_Toc227865331"/>
+      <w:bookmarkStart w:id="28" w:name="_Toc229950008"/>
       <w:r>
         <w:t>INTERFACES GRÁFICAS DE USUARIO</w:t>
       </w:r>
-      <w:bookmarkEnd w:id="27"/>
+      <w:bookmarkEnd w:id="28"/>
     </w:p>
     <w:p>
       <w:r>
@@ -10026,6 +9941,7 @@
         <w:rPr>
           <w:noProof/>
         </w:rPr>
+        <w:lastRenderedPageBreak/>
         <w:drawing>
           <wp:inline distT="0" distB="0" distL="0" distR="0" wp14:anchorId="4A389DFC" wp14:editId="0731F0CA">
             <wp:extent cx="4788707" cy="3252947"/>
@@ -10042,7 +9958,7 @@
                     <pic:cNvPicPr/>
                   </pic:nvPicPr>
                   <pic:blipFill>
-                    <a:blip r:embed="rId18">
+                    <a:blip r:embed="rId19">
                       <a:extLst>
                         <a:ext uri="{28A0092B-C50C-407E-A947-70E740481C1C}">
                           <a14:useLocalDpi xmlns:a14="http://schemas.microsoft.com/office/drawing/2010/main" val="0"/>
@@ -10074,25 +9990,20 @@
         <w:pStyle w:val="Descripcin"/>
         <w:jc w:val="center"/>
       </w:pPr>
-      <w:bookmarkStart w:id="28" w:name="_Toc227856187"/>
+      <w:bookmarkStart w:id="29" w:name="_Toc227856187"/>
       <w:r>
         <w:t xml:space="preserve">Figura </w:t>
       </w:r>
-      <w:fldSimple w:instr=" SEQ Figura \* ARABIC ">
-        <w:r>
-          <w:rPr>
-            <w:noProof/>
-          </w:rPr>
-          <w:t>4</w:t>
-        </w:r>
-      </w:fldSimple>
+      <w:r>
+        <w:t>5</w:t>
+      </w:r>
       <w:r>
         <w:t>. Pantalla de inicio de sesión</w:t>
       </w:r>
       <w:r>
         <w:t xml:space="preserve"> - Desktop</w:t>
       </w:r>
-      <w:bookmarkEnd w:id="28"/>
+      <w:bookmarkEnd w:id="29"/>
     </w:p>
     <w:p>
       <w:pPr>
@@ -10103,7 +10014,6 @@
         <w:rPr>
           <w:noProof/>
         </w:rPr>
-        <w:lastRenderedPageBreak/>
         <w:drawing>
           <wp:inline distT="0" distB="0" distL="0" distR="0" wp14:anchorId="4499399C" wp14:editId="0647006F">
             <wp:extent cx="5276217" cy="3600000"/>
@@ -10120,7 +10030,7 @@
                     <pic:cNvPicPr/>
                   </pic:nvPicPr>
                   <pic:blipFill>
-                    <a:blip r:embed="rId19" cstate="print">
+                    <a:blip r:embed="rId20" cstate="print">
                       <a:extLst>
                         <a:ext uri="{28A0092B-C50C-407E-A947-70E740481C1C}">
                           <a14:useLocalDpi xmlns:a14="http://schemas.microsoft.com/office/drawing/2010/main" val="0"/>
@@ -10152,25 +10062,20 @@
         <w:pStyle w:val="Descripcin"/>
         <w:jc w:val="center"/>
       </w:pPr>
-      <w:bookmarkStart w:id="29" w:name="_Toc227856188"/>
+      <w:bookmarkStart w:id="30" w:name="_Toc227856188"/>
       <w:r>
         <w:t xml:space="preserve">Figura </w:t>
       </w:r>
-      <w:fldSimple w:instr=" SEQ Figura \* ARABIC ">
-        <w:r>
-          <w:rPr>
-            <w:noProof/>
-          </w:rPr>
-          <w:t>5</w:t>
-        </w:r>
-      </w:fldSimple>
+      <w:r>
+        <w:t>6</w:t>
+      </w:r>
       <w:r>
         <w:t>. Pantalla Nueva FCT</w:t>
       </w:r>
       <w:r>
         <w:t xml:space="preserve"> - Desktop</w:t>
       </w:r>
-      <w:bookmarkEnd w:id="29"/>
+      <w:bookmarkEnd w:id="30"/>
     </w:p>
     <w:p/>
     <w:p>
@@ -10193,6 +10098,7 @@
         <w:rPr>
           <w:noProof/>
         </w:rPr>
+        <w:lastRenderedPageBreak/>
         <w:drawing>
           <wp:inline distT="0" distB="0" distL="0" distR="0" wp14:anchorId="4333422A" wp14:editId="1785D7DB">
             <wp:extent cx="3673928" cy="4029328"/>
@@ -10209,7 +10115,7 @@
                     <pic:cNvPicPr/>
                   </pic:nvPicPr>
                   <pic:blipFill>
-                    <a:blip r:embed="rId20">
+                    <a:blip r:embed="rId21">
                       <a:extLst>
                         <a:ext uri="{28A0092B-C50C-407E-A947-70E740481C1C}">
                           <a14:useLocalDpi xmlns:a14="http://schemas.microsoft.com/office/drawing/2010/main" val="0"/>
@@ -10241,18 +10147,13 @@
         <w:pStyle w:val="Descripcin"/>
         <w:jc w:val="center"/>
       </w:pPr>
-      <w:bookmarkStart w:id="30" w:name="_Toc227856189"/>
+      <w:bookmarkStart w:id="31" w:name="_Toc227856189"/>
       <w:r>
         <w:t xml:space="preserve">Figura </w:t>
       </w:r>
-      <w:fldSimple w:instr=" SEQ Figura \* ARABIC ">
-        <w:r>
-          <w:rPr>
-            <w:noProof/>
-          </w:rPr>
-          <w:t>6</w:t>
-        </w:r>
-      </w:fldSimple>
+      <w:r>
+        <w:t>7</w:t>
+      </w:r>
       <w:r>
         <w:t>. Pantalla inicial</w:t>
       </w:r>
@@ -10265,7 +10166,7 @@
       <w:r>
         <w:t xml:space="preserve"> - Móvil</w:t>
       </w:r>
-      <w:bookmarkEnd w:id="30"/>
+      <w:bookmarkEnd w:id="31"/>
     </w:p>
     <w:p>
       <w:pPr>
@@ -10276,7 +10177,6 @@
         <w:rPr>
           <w:noProof/>
         </w:rPr>
-        <w:lastRenderedPageBreak/>
         <w:drawing>
           <wp:inline distT="0" distB="0" distL="0" distR="0" wp14:anchorId="6C646993" wp14:editId="36824A89">
             <wp:extent cx="3401545" cy="3920128"/>
@@ -10293,7 +10193,7 @@
                     <pic:cNvPicPr/>
                   </pic:nvPicPr>
                   <pic:blipFill>
-                    <a:blip r:embed="rId21">
+                    <a:blip r:embed="rId22">
                       <a:extLst>
                         <a:ext uri="{28A0092B-C50C-407E-A947-70E740481C1C}">
                           <a14:useLocalDpi xmlns:a14="http://schemas.microsoft.com/office/drawing/2010/main" val="0"/>
@@ -10325,18 +10225,13 @@
         <w:pStyle w:val="Descripcin"/>
         <w:jc w:val="center"/>
       </w:pPr>
-      <w:bookmarkStart w:id="31" w:name="_Toc227856190"/>
+      <w:bookmarkStart w:id="32" w:name="_Toc227856190"/>
       <w:r>
         <w:t xml:space="preserve">Figura </w:t>
       </w:r>
-      <w:fldSimple w:instr=" SEQ Figura \* ARABIC ">
-        <w:r>
-          <w:rPr>
-            <w:noProof/>
-          </w:rPr>
-          <w:t>7</w:t>
-        </w:r>
-      </w:fldSimple>
+      <w:r>
+        <w:t>8</w:t>
+      </w:r>
       <w:r>
         <w:t xml:space="preserve">. Pantalla Añadir justificante </w:t>
       </w:r>
@@ -10349,7 +10244,7 @@
       <w:r>
         <w:t xml:space="preserve"> - Móvil</w:t>
       </w:r>
-      <w:bookmarkEnd w:id="31"/>
+      <w:bookmarkEnd w:id="32"/>
     </w:p>
     <w:p>
       <w:pPr>
@@ -10360,6 +10255,7 @@
         <w:rPr>
           <w:noProof/>
         </w:rPr>
+        <w:lastRenderedPageBreak/>
         <w:drawing>
           <wp:inline distT="0" distB="0" distL="0" distR="0" wp14:anchorId="30A034C7" wp14:editId="0D158220">
             <wp:extent cx="472440" cy="670560"/>
@@ -10376,7 +10272,7 @@
                     <pic:cNvPicPr/>
                   </pic:nvPicPr>
                   <pic:blipFill>
-                    <a:blip r:embed="rId22" cstate="print">
+                    <a:blip r:embed="rId23" cstate="print">
                       <a:extLst>
                         <a:ext uri="{28A0092B-C50C-407E-A947-70E740481C1C}">
                           <a14:useLocalDpi xmlns:a14="http://schemas.microsoft.com/office/drawing/2010/main" val="0"/>
@@ -10412,11 +10308,11 @@
           <w:numId w:val="3"/>
         </w:numPr>
       </w:pPr>
-      <w:bookmarkStart w:id="32" w:name="_Toc227865332"/>
+      <w:bookmarkStart w:id="33" w:name="_Toc229950009"/>
       <w:r>
         <w:t>MAPA DE NAVEGABILIDAD</w:t>
       </w:r>
-      <w:bookmarkEnd w:id="32"/>
+      <w:bookmarkEnd w:id="33"/>
     </w:p>
     <w:p>
       <w:r>
@@ -10436,7 +10332,6 @@
         <w:rPr>
           <w:noProof/>
         </w:rPr>
-        <w:lastRenderedPageBreak/>
         <w:drawing>
           <wp:inline distT="0" distB="0" distL="0" distR="0" wp14:anchorId="041199A3" wp14:editId="5E9093F5">
             <wp:extent cx="6494137" cy="4870602"/>
@@ -10455,7 +10350,7 @@
                     </pic:cNvPicPr>
                   </pic:nvPicPr>
                   <pic:blipFill>
-                    <a:blip r:embed="rId23">
+                    <a:blip r:embed="rId24">
                       <a:extLst>
                         <a:ext uri="{28A0092B-C50C-407E-A947-70E740481C1C}">
                           <a14:useLocalDpi xmlns:a14="http://schemas.microsoft.com/office/drawing/2010/main" val="0"/>
@@ -10527,78 +10422,1260 @@
           <w:numId w:val="2"/>
         </w:numPr>
       </w:pPr>
-      <w:bookmarkStart w:id="33" w:name="_Toc227865333"/>
+      <w:bookmarkStart w:id="34" w:name="_Toc229950010"/>
       <w:r>
         <w:t>PLAN DE PRUEBAS</w:t>
       </w:r>
-      <w:bookmarkEnd w:id="33"/>
-    </w:p>
-    <w:p>
-      <w:r>
-        <w:t>Para garantizar el correcto funcionamiento de la aplicación, se seguirán las siguientes etapas:</w:t>
-      </w:r>
-    </w:p>
-    <w:p>
-      <w:pPr>
-        <w:pStyle w:val="Prrafodelista"/>
-        <w:numPr>
-          <w:ilvl w:val="0"/>
-          <w:numId w:val="7"/>
-        </w:numPr>
-      </w:pPr>
-      <w:r>
-        <w:t>Pruebas Unitarias: verificación de la lógica de negocio en el backend.</w:t>
-      </w:r>
-    </w:p>
-    <w:p>
-      <w:pPr>
-        <w:pStyle w:val="Prrafodelista"/>
-        <w:numPr>
-          <w:ilvl w:val="0"/>
-          <w:numId w:val="7"/>
-        </w:numPr>
-      </w:pPr>
-      <w:r>
-        <w:t xml:space="preserve">Pruebas de </w:t>
-      </w:r>
-      <w:r>
-        <w:t>Integraci</w:t>
-      </w:r>
-      <w:r>
-        <w:t>ó</w:t>
-      </w:r>
-      <w:r>
-        <w:t>n</w:t>
-      </w:r>
-      <w:r>
-        <w:t>: asegurar que la GUI de escritorio y la app móvil se comunican correctamente con la base de datos.</w:t>
-      </w:r>
-    </w:p>
-    <w:p>
-      <w:pPr>
-        <w:pStyle w:val="Prrafodelista"/>
-        <w:numPr>
-          <w:ilvl w:val="0"/>
-          <w:numId w:val="7"/>
-        </w:numPr>
-      </w:pPr>
-      <w:r>
-        <w:t>Pruebas de Interfaz Gráfica: validación de los flujos de navegación en desktop y Android</w:t>
-      </w:r>
-      <w:r>
-        <w:t>.</w:t>
-      </w:r>
-    </w:p>
-    <w:p>
-      <w:pPr>
-        <w:pStyle w:val="Prrafodelista"/>
-        <w:numPr>
-          <w:ilvl w:val="0"/>
-          <w:numId w:val="7"/>
-        </w:numPr>
-      </w:pPr>
-      <w:r>
-        <w:t>Pruebas de Usuario: validación de que un Estudiante puede subir un justificante correctamente desde su móvil.</w:t>
+      <w:bookmarkEnd w:id="34"/>
+    </w:p>
+    <w:p>
+      <w:r>
+        <w:t xml:space="preserve">el presente plan de pruebas describe la estrategia de verificación y validación definida para la aplicación Gestiona. El objetivo es garantizar que el </w:t>
+      </w:r>
+      <w:r>
+        <w:t xml:space="preserve">software funcione correctamente y cumpla los </w:t>
+      </w:r>
+      <w:r>
+        <w:lastRenderedPageBreak/>
+        <w:t xml:space="preserve">requisitos establecidos anteriormente. Dado que este proyecto se encuentra </w:t>
+      </w:r>
+      <w:proofErr w:type="spellStart"/>
+      <w:r>
+        <w:t>aun</w:t>
+      </w:r>
+      <w:proofErr w:type="spellEnd"/>
+      <w:r>
+        <w:t xml:space="preserve"> en fase de desarrollo, este plan recoge las pruebas que se llevarían a cabo sobre el sistema operativo.</w:t>
+      </w:r>
+    </w:p>
+    <w:p>
+      <w:pPr>
+        <w:pStyle w:val="Ttulo3"/>
+        <w:ind w:firstLine="360"/>
+      </w:pPr>
+      <w:bookmarkStart w:id="35" w:name="_Toc229950011"/>
+      <w:r>
+        <w:t>3.1 Estrategia</w:t>
+      </w:r>
+      <w:bookmarkEnd w:id="35"/>
+    </w:p>
+    <w:p>
+      <w:r>
+        <w:t xml:space="preserve">1. </w:t>
+      </w:r>
+      <w:r>
+        <w:rPr>
+          <w:b/>
+          <w:bCs/>
+        </w:rPr>
+        <w:t>Pruebas unitarias</w:t>
+      </w:r>
+      <w:r>
+        <w:t xml:space="preserve">: </w:t>
+      </w:r>
+      <w:r>
+        <w:t xml:space="preserve">Verifican el correcto funcionamiento de cada método o componente de forma aislada. </w:t>
+      </w:r>
+      <w:r>
+        <w:t>Se usaría Junit 5, integrado en Eclipse, para comprobar, por ejemplo, que los métodos de</w:t>
+      </w:r>
+      <w:r>
+        <w:rPr>
+          <w:rFonts w:ascii="Courier New" w:hAnsi="Courier New" w:cs="Courier New"/>
+        </w:rPr>
+        <w:t xml:space="preserve"> Validador</w:t>
+      </w:r>
+      <w:r>
+        <w:t xml:space="preserve"> devuelven los resultados correctos.</w:t>
+      </w:r>
+    </w:p>
+    <w:p>
+      <w:r>
+        <w:t>2. Pruebas de integración:</w:t>
+      </w:r>
+      <w:r>
+        <w:t xml:space="preserve"> comprueban que los distintos módulos del sistema funcionan correctamente de forma conjunta. En Gestiona, se verificará </w:t>
+      </w:r>
+      <w:r>
+        <w:t>que,</w:t>
+      </w:r>
+      <w:r>
+        <w:t xml:space="preserve"> al autenticarse un usuario, el controlador llama correctamente al servicio, éste al repositorio,</w:t>
+      </w:r>
+      <w:r>
+        <w:t xml:space="preserve"> y los datos se recuperan bien de la base de datos MySQL a través de Hibernate.</w:t>
+      </w:r>
+    </w:p>
+    <w:p>
+      <w:r>
+        <w:t xml:space="preserve">3. Pruebas funcionales: validan que la aplicación cumple los requisitos funcionales definidos, probando flujos completos de usuario. En Gestiona, se probarían flujos como el inicio de sesión </w:t>
+      </w:r>
+      <w:r>
+        <w:t>con distintos</w:t>
+      </w:r>
+      <w:r>
+        <w:t xml:space="preserve"> perfiles, la creación de una FCT relacionando un Estudiante, con una Empresa mediante un Tutor…</w:t>
+      </w:r>
+    </w:p>
+    <w:p>
+      <w:r>
+        <w:t xml:space="preserve">4. </w:t>
+      </w:r>
+      <w:r>
+        <w:t>pruebas de seguridad: identifican vulnerabilidades que puedan comprometer la aplicación. En Gestiona, se comprobará que los campos de entrada no son vulnerables a inyecciones SQL, y que no es posible acceder a funcionalidades restringidas sin haberse autenticado con el perfil correspondiente.</w:t>
+      </w:r>
+    </w:p>
+    <w:p/>
+    <w:tbl>
+      <w:tblPr>
+        <w:tblStyle w:val="Tablaconcuadrcula"/>
+        <w:tblW w:w="0" w:type="auto"/>
+        <w:tblLook w:val="04A0" w:firstRow="1" w:lastRow="0" w:firstColumn="1" w:lastColumn="0" w:noHBand="0" w:noVBand="1"/>
+      </w:tblPr>
+      <w:tblGrid>
+        <w:gridCol w:w="701"/>
+        <w:gridCol w:w="1296"/>
+        <w:gridCol w:w="1442"/>
+        <w:gridCol w:w="2016"/>
+        <w:gridCol w:w="1784"/>
+        <w:gridCol w:w="1261"/>
+        <w:gridCol w:w="1128"/>
+      </w:tblGrid>
+      <w:tr>
+        <w:tc>
+          <w:tcPr>
+            <w:tcW w:w="1357" w:type="dxa"/>
+          </w:tcPr>
+          <w:p>
+            <w:pPr>
+              <w:jc w:val="center"/>
+              <w:rPr>
+                <w:b/>
+                <w:bCs/>
+              </w:rPr>
+            </w:pPr>
+            <w:r>
+              <w:rPr>
+                <w:b/>
+                <w:bCs/>
+              </w:rPr>
+              <w:t>ID</w:t>
+            </w:r>
+          </w:p>
+        </w:tc>
+        <w:tc>
+          <w:tcPr>
+            <w:tcW w:w="1360" w:type="dxa"/>
+          </w:tcPr>
+          <w:p>
+            <w:pPr>
+              <w:jc w:val="center"/>
+              <w:rPr>
+                <w:b/>
+                <w:bCs/>
+              </w:rPr>
+            </w:pPr>
+            <w:r>
+              <w:rPr>
+                <w:b/>
+                <w:bCs/>
+              </w:rPr>
+              <w:t>Tipo</w:t>
+            </w:r>
+          </w:p>
+        </w:tc>
+        <w:tc>
+          <w:tcPr>
+            <w:tcW w:w="1428" w:type="dxa"/>
+          </w:tcPr>
+          <w:p>
+            <w:pPr>
+              <w:jc w:val="center"/>
+              <w:rPr>
+                <w:b/>
+                <w:bCs/>
+              </w:rPr>
+            </w:pPr>
+            <w:r>
+              <w:rPr>
+                <w:b/>
+                <w:bCs/>
+              </w:rPr>
+              <w:t>Descripción</w:t>
+            </w:r>
+          </w:p>
+        </w:tc>
+        <w:tc>
+          <w:tcPr>
+            <w:tcW w:w="1367" w:type="dxa"/>
+          </w:tcPr>
+          <w:p>
+            <w:pPr>
+              <w:jc w:val="center"/>
+              <w:rPr>
+                <w:b/>
+                <w:bCs/>
+              </w:rPr>
+            </w:pPr>
+            <w:r>
+              <w:rPr>
+                <w:b/>
+                <w:bCs/>
+              </w:rPr>
+              <w:t>Dato de entrada</w:t>
+            </w:r>
+          </w:p>
+        </w:tc>
+        <w:tc>
+          <w:tcPr>
+            <w:tcW w:w="1373" w:type="dxa"/>
+          </w:tcPr>
+          <w:p>
+            <w:pPr>
+              <w:jc w:val="center"/>
+              <w:rPr>
+                <w:b/>
+                <w:bCs/>
+              </w:rPr>
+            </w:pPr>
+            <w:r>
+              <w:rPr>
+                <w:b/>
+                <w:bCs/>
+              </w:rPr>
+              <w:t>Resultado esperado</w:t>
+            </w:r>
+          </w:p>
+        </w:tc>
+        <w:tc>
+          <w:tcPr>
+            <w:tcW w:w="1373" w:type="dxa"/>
+          </w:tcPr>
+          <w:p>
+            <w:pPr>
+              <w:jc w:val="center"/>
+              <w:rPr>
+                <w:b/>
+                <w:bCs/>
+              </w:rPr>
+            </w:pPr>
+            <w:r>
+              <w:rPr>
+                <w:b/>
+                <w:bCs/>
+              </w:rPr>
+              <w:t>Resultado obtenido</w:t>
+            </w:r>
+          </w:p>
+        </w:tc>
+        <w:tc>
+          <w:tcPr>
+            <w:tcW w:w="1370" w:type="dxa"/>
+          </w:tcPr>
+          <w:p>
+            <w:pPr>
+              <w:jc w:val="center"/>
+              <w:rPr>
+                <w:b/>
+                <w:bCs/>
+              </w:rPr>
+            </w:pPr>
+            <w:r>
+              <w:rPr>
+                <w:b/>
+                <w:bCs/>
+              </w:rPr>
+              <w:t>Revisión</w:t>
+            </w:r>
+          </w:p>
+        </w:tc>
+      </w:tr>
+      <w:tr>
+        <w:tc>
+          <w:tcPr>
+            <w:tcW w:w="1357" w:type="dxa"/>
+          </w:tcPr>
+          <w:p>
+            <w:r>
+              <w:t>TC-01</w:t>
+            </w:r>
+          </w:p>
+        </w:tc>
+        <w:tc>
+          <w:tcPr>
+            <w:tcW w:w="1360" w:type="dxa"/>
+          </w:tcPr>
+          <w:p>
+            <w:r>
+              <w:t xml:space="preserve">Unitaria </w:t>
+            </w:r>
+          </w:p>
+        </w:tc>
+        <w:tc>
+          <w:tcPr>
+            <w:tcW w:w="1428" w:type="dxa"/>
+          </w:tcPr>
+          <w:p>
+            <w:r>
+              <w:t xml:space="preserve">Validar email con formato correcto </w:t>
+            </w:r>
+          </w:p>
+        </w:tc>
+        <w:tc>
+          <w:tcPr>
+            <w:tcW w:w="1367" w:type="dxa"/>
+          </w:tcPr>
+          <w:p>
+            <w:r>
+              <w:t>“alba@gamil.com”</w:t>
+            </w:r>
+          </w:p>
+        </w:tc>
+        <w:tc>
+          <w:tcPr>
+            <w:tcW w:w="1373" w:type="dxa"/>
+          </w:tcPr>
+          <w:p>
+            <w:r>
+              <w:t>True</w:t>
+            </w:r>
+          </w:p>
+        </w:tc>
+        <w:tc>
+          <w:tcPr>
+            <w:tcW w:w="1373" w:type="dxa"/>
+          </w:tcPr>
+          <w:p>
+            <w:r>
+              <w:t>True</w:t>
+            </w:r>
+          </w:p>
+        </w:tc>
+        <w:tc>
+          <w:tcPr>
+            <w:tcW w:w="1370" w:type="dxa"/>
+          </w:tcPr>
+          <w:p>
+            <w:r>
+              <w:t>No</w:t>
+            </w:r>
+          </w:p>
+        </w:tc>
+      </w:tr>
+      <w:tr>
+        <w:tc>
+          <w:tcPr>
+            <w:tcW w:w="1357" w:type="dxa"/>
+          </w:tcPr>
+          <w:p>
+            <w:r>
+              <w:t>TC-02</w:t>
+            </w:r>
+          </w:p>
+        </w:tc>
+        <w:tc>
+          <w:tcPr>
+            <w:tcW w:w="1360" w:type="dxa"/>
+          </w:tcPr>
+          <w:p>
+            <w:r>
+              <w:t xml:space="preserve">Unitaria </w:t>
+            </w:r>
+          </w:p>
+        </w:tc>
+        <w:tc>
+          <w:tcPr>
+            <w:tcW w:w="1428" w:type="dxa"/>
+          </w:tcPr>
+          <w:p>
+            <w:r>
+              <w:t>Validar email con formato incorrecto</w:t>
+            </w:r>
+          </w:p>
+        </w:tc>
+        <w:tc>
+          <w:tcPr>
+            <w:tcW w:w="1367" w:type="dxa"/>
+          </w:tcPr>
+          <w:p>
+            <w:r>
+              <w:t>“albagmail.com”</w:t>
+            </w:r>
+          </w:p>
+        </w:tc>
+        <w:tc>
+          <w:tcPr>
+            <w:tcW w:w="1373" w:type="dxa"/>
+          </w:tcPr>
+          <w:p>
+            <w:r>
+              <w:t xml:space="preserve">false </w:t>
+            </w:r>
+          </w:p>
+        </w:tc>
+        <w:tc>
+          <w:tcPr>
+            <w:tcW w:w="1373" w:type="dxa"/>
+          </w:tcPr>
+          <w:p>
+            <w:r>
+              <w:t xml:space="preserve">False </w:t>
+            </w:r>
+          </w:p>
+        </w:tc>
+        <w:tc>
+          <w:tcPr>
+            <w:tcW w:w="1370" w:type="dxa"/>
+          </w:tcPr>
+          <w:p>
+            <w:r>
+              <w:t>No</w:t>
+            </w:r>
+          </w:p>
+        </w:tc>
+      </w:tr>
+      <w:tr>
+        <w:tc>
+          <w:tcPr>
+            <w:tcW w:w="1357" w:type="dxa"/>
+          </w:tcPr>
+          <w:p>
+            <w:r>
+              <w:t>TC-03</w:t>
+            </w:r>
+          </w:p>
+        </w:tc>
+        <w:tc>
+          <w:tcPr>
+            <w:tcW w:w="1360" w:type="dxa"/>
+          </w:tcPr>
+          <w:p>
+            <w:r>
+              <w:t>Unitaria</w:t>
+            </w:r>
+          </w:p>
+        </w:tc>
+        <w:tc>
+          <w:tcPr>
+            <w:tcW w:w="1428" w:type="dxa"/>
+          </w:tcPr>
+          <w:p>
+            <w:r>
+              <w:t>Validar contraseña correcta (3-12 car sin espacios)</w:t>
+            </w:r>
+          </w:p>
+        </w:tc>
+        <w:tc>
+          <w:tcPr>
+            <w:tcW w:w="1367" w:type="dxa"/>
+          </w:tcPr>
+          <w:p>
+            <w:r>
+              <w:t>“pass_123”</w:t>
+            </w:r>
+          </w:p>
+        </w:tc>
+        <w:tc>
+          <w:tcPr>
+            <w:tcW w:w="1373" w:type="dxa"/>
+          </w:tcPr>
+          <w:p>
+            <w:r>
+              <w:t>True</w:t>
+            </w:r>
+          </w:p>
+        </w:tc>
+        <w:tc>
+          <w:tcPr>
+            <w:tcW w:w="1373" w:type="dxa"/>
+          </w:tcPr>
+          <w:p>
+            <w:r>
+              <w:t>True</w:t>
+            </w:r>
+          </w:p>
+        </w:tc>
+        <w:tc>
+          <w:tcPr>
+            <w:tcW w:w="1370" w:type="dxa"/>
+          </w:tcPr>
+          <w:p>
+            <w:r>
+              <w:t>No</w:t>
+            </w:r>
+          </w:p>
+          <w:p/>
+        </w:tc>
+      </w:tr>
+      <w:tr>
+        <w:tc>
+          <w:tcPr>
+            <w:tcW w:w="1357" w:type="dxa"/>
+          </w:tcPr>
+          <w:p>
+            <w:r>
+              <w:t>TC-04</w:t>
+            </w:r>
+          </w:p>
+        </w:tc>
+        <w:tc>
+          <w:tcPr>
+            <w:tcW w:w="1360" w:type="dxa"/>
+          </w:tcPr>
+          <w:p>
+            <w:r>
+              <w:t>Unitaria</w:t>
+            </w:r>
+          </w:p>
+        </w:tc>
+        <w:tc>
+          <w:tcPr>
+            <w:tcW w:w="1428" w:type="dxa"/>
+          </w:tcPr>
+          <w:p>
+            <w:r>
+              <w:t>Validar contraseña incorrecta</w:t>
+            </w:r>
+          </w:p>
+        </w:tc>
+        <w:tc>
+          <w:tcPr>
+            <w:tcW w:w="1367" w:type="dxa"/>
+          </w:tcPr>
+          <w:p>
+            <w:r>
+              <w:t>“mi contraseña”</w:t>
+            </w:r>
+          </w:p>
+        </w:tc>
+        <w:tc>
+          <w:tcPr>
+            <w:tcW w:w="1373" w:type="dxa"/>
+          </w:tcPr>
+          <w:p>
+            <w:r>
+              <w:t xml:space="preserve">False </w:t>
+            </w:r>
+          </w:p>
+        </w:tc>
+        <w:tc>
+          <w:tcPr>
+            <w:tcW w:w="1373" w:type="dxa"/>
+          </w:tcPr>
+          <w:p>
+            <w:r>
+              <w:t>False</w:t>
+            </w:r>
+          </w:p>
+        </w:tc>
+        <w:tc>
+          <w:tcPr>
+            <w:tcW w:w="1370" w:type="dxa"/>
+          </w:tcPr>
+          <w:p>
+            <w:r>
+              <w:t>No</w:t>
+            </w:r>
+          </w:p>
+        </w:tc>
+      </w:tr>
+      <w:tr>
+        <w:tc>
+          <w:tcPr>
+            <w:tcW w:w="1357" w:type="dxa"/>
+          </w:tcPr>
+          <w:p>
+            <w:r>
+              <w:t>TC-05</w:t>
+            </w:r>
+          </w:p>
+        </w:tc>
+        <w:tc>
+          <w:tcPr>
+            <w:tcW w:w="1360" w:type="dxa"/>
+          </w:tcPr>
+          <w:p>
+            <w:r>
+              <w:t>Unitaria</w:t>
+            </w:r>
+          </w:p>
+        </w:tc>
+        <w:tc>
+          <w:tcPr>
+            <w:tcW w:w="1428" w:type="dxa"/>
+          </w:tcPr>
+          <w:p>
+            <w:r>
+              <w:t xml:space="preserve">Validar NSS con 12 </w:t>
+            </w:r>
+            <w:proofErr w:type="spellStart"/>
+            <w:r>
+              <w:t>digitos</w:t>
+            </w:r>
+            <w:proofErr w:type="spellEnd"/>
+          </w:p>
+        </w:tc>
+        <w:tc>
+          <w:tcPr>
+            <w:tcW w:w="1367" w:type="dxa"/>
+          </w:tcPr>
+          <w:p>
+            <w:r>
+              <w:t>“123456789012”</w:t>
+            </w:r>
+          </w:p>
+        </w:tc>
+        <w:tc>
+          <w:tcPr>
+            <w:tcW w:w="1373" w:type="dxa"/>
+          </w:tcPr>
+          <w:p>
+            <w:r>
+              <w:t>True</w:t>
+            </w:r>
+          </w:p>
+        </w:tc>
+        <w:tc>
+          <w:tcPr>
+            <w:tcW w:w="1373" w:type="dxa"/>
+          </w:tcPr>
+          <w:p>
+            <w:r>
+              <w:t>True</w:t>
+            </w:r>
+          </w:p>
+        </w:tc>
+        <w:tc>
+          <w:tcPr>
+            <w:tcW w:w="1370" w:type="dxa"/>
+          </w:tcPr>
+          <w:p>
+            <w:r>
+              <w:t>No</w:t>
+            </w:r>
+          </w:p>
+        </w:tc>
+      </w:tr>
+      <w:tr>
+        <w:tc>
+          <w:tcPr>
+            <w:tcW w:w="1357" w:type="dxa"/>
+          </w:tcPr>
+          <w:p>
+            <w:r>
+              <w:t>TC-06</w:t>
+            </w:r>
+          </w:p>
+        </w:tc>
+        <w:tc>
+          <w:tcPr>
+            <w:tcW w:w="1360" w:type="dxa"/>
+          </w:tcPr>
+          <w:p>
+            <w:r>
+              <w:t>Unitaria</w:t>
+            </w:r>
+          </w:p>
+        </w:tc>
+        <w:tc>
+          <w:tcPr>
+            <w:tcW w:w="1428" w:type="dxa"/>
+          </w:tcPr>
+          <w:p>
+            <w:r>
+              <w:t>Validar NSS con menos dígitos</w:t>
+            </w:r>
+          </w:p>
+        </w:tc>
+        <w:tc>
+          <w:tcPr>
+            <w:tcW w:w="1367" w:type="dxa"/>
+          </w:tcPr>
+          <w:p>
+            <w:r>
+              <w:t>“12345”</w:t>
+            </w:r>
+          </w:p>
+        </w:tc>
+        <w:tc>
+          <w:tcPr>
+            <w:tcW w:w="1373" w:type="dxa"/>
+          </w:tcPr>
+          <w:p>
+            <w:r>
+              <w:t>False</w:t>
+            </w:r>
+          </w:p>
+        </w:tc>
+        <w:tc>
+          <w:tcPr>
+            <w:tcW w:w="1373" w:type="dxa"/>
+          </w:tcPr>
+          <w:p>
+            <w:r>
+              <w:t>False</w:t>
+            </w:r>
+          </w:p>
+        </w:tc>
+        <w:tc>
+          <w:tcPr>
+            <w:tcW w:w="1370" w:type="dxa"/>
+          </w:tcPr>
+          <w:p>
+            <w:r>
+              <w:t>No</w:t>
+            </w:r>
+          </w:p>
+        </w:tc>
+      </w:tr>
+      <w:tr>
+        <w:tc>
+          <w:tcPr>
+            <w:tcW w:w="1357" w:type="dxa"/>
+          </w:tcPr>
+          <w:p/>
+          <w:p>
+            <w:r>
+              <w:t>TC-07</w:t>
+            </w:r>
+          </w:p>
+        </w:tc>
+        <w:tc>
+          <w:tcPr>
+            <w:tcW w:w="1360" w:type="dxa"/>
+          </w:tcPr>
+          <w:p>
+            <w:r>
+              <w:t xml:space="preserve">Integración </w:t>
+            </w:r>
+          </w:p>
+        </w:tc>
+        <w:tc>
+          <w:tcPr>
+            <w:tcW w:w="1428" w:type="dxa"/>
+          </w:tcPr>
+          <w:p>
+            <w:r>
+              <w:t>Login con credenciales correctas</w:t>
+            </w:r>
+          </w:p>
+        </w:tc>
+        <w:tc>
+          <w:tcPr>
+            <w:tcW w:w="1367" w:type="dxa"/>
+          </w:tcPr>
+          <w:p>
+            <w:r>
+              <w:t xml:space="preserve">Usuario y contraseña válidos en la </w:t>
+            </w:r>
+            <w:proofErr w:type="spellStart"/>
+            <w:r>
+              <w:t>bbdd</w:t>
+            </w:r>
+            <w:proofErr w:type="spellEnd"/>
+          </w:p>
+        </w:tc>
+        <w:tc>
+          <w:tcPr>
+            <w:tcW w:w="1373" w:type="dxa"/>
+          </w:tcPr>
+          <w:p>
+            <w:r>
+              <w:t>Acceso al menú del rol correspondiente</w:t>
+            </w:r>
+          </w:p>
+        </w:tc>
+        <w:tc>
+          <w:tcPr>
+            <w:tcW w:w="1373" w:type="dxa"/>
+          </w:tcPr>
+          <w:p>
+            <w:r>
+              <w:t>Pendiente</w:t>
+            </w:r>
+          </w:p>
+        </w:tc>
+        <w:tc>
+          <w:tcPr>
+            <w:tcW w:w="1370" w:type="dxa"/>
+          </w:tcPr>
+          <w:p>
+            <w:r>
+              <w:t xml:space="preserve">Si </w:t>
+            </w:r>
+          </w:p>
+        </w:tc>
+      </w:tr>
+      <w:tr>
+        <w:tc>
+          <w:tcPr>
+            <w:tcW w:w="1357" w:type="dxa"/>
+          </w:tcPr>
+          <w:p>
+            <w:r>
+              <w:lastRenderedPageBreak/>
+              <w:t>TC-08</w:t>
+            </w:r>
+          </w:p>
+        </w:tc>
+        <w:tc>
+          <w:tcPr>
+            <w:tcW w:w="1360" w:type="dxa"/>
+          </w:tcPr>
+          <w:p>
+            <w:r>
+              <w:t xml:space="preserve">Integración </w:t>
+            </w:r>
+          </w:p>
+        </w:tc>
+        <w:tc>
+          <w:tcPr>
+            <w:tcW w:w="1428" w:type="dxa"/>
+          </w:tcPr>
+          <w:p>
+            <w:r>
+              <w:t>Login con contraseña incorrecta</w:t>
+            </w:r>
+          </w:p>
+        </w:tc>
+        <w:tc>
+          <w:tcPr>
+            <w:tcW w:w="1367" w:type="dxa"/>
+          </w:tcPr>
+          <w:p>
+            <w:r>
+              <w:t>Usuario válido, contraseña incorrecta</w:t>
+            </w:r>
+          </w:p>
+        </w:tc>
+        <w:tc>
+          <w:tcPr>
+            <w:tcW w:w="1373" w:type="dxa"/>
+          </w:tcPr>
+          <w:p>
+            <w:r>
+              <w:t>Mensaje de error, no se accede</w:t>
+            </w:r>
+          </w:p>
+        </w:tc>
+        <w:tc>
+          <w:tcPr>
+            <w:tcW w:w="1373" w:type="dxa"/>
+          </w:tcPr>
+          <w:p>
+            <w:r>
+              <w:t>pendiente</w:t>
+            </w:r>
+          </w:p>
+        </w:tc>
+        <w:tc>
+          <w:tcPr>
+            <w:tcW w:w="1370" w:type="dxa"/>
+          </w:tcPr>
+          <w:p/>
+        </w:tc>
+      </w:tr>
+      <w:tr>
+        <w:tc>
+          <w:tcPr>
+            <w:tcW w:w="1357" w:type="dxa"/>
+          </w:tcPr>
+          <w:p/>
+        </w:tc>
+        <w:tc>
+          <w:tcPr>
+            <w:tcW w:w="1360" w:type="dxa"/>
+          </w:tcPr>
+          <w:p/>
+        </w:tc>
+        <w:tc>
+          <w:tcPr>
+            <w:tcW w:w="1428" w:type="dxa"/>
+          </w:tcPr>
+          <w:p/>
+        </w:tc>
+        <w:tc>
+          <w:tcPr>
+            <w:tcW w:w="1367" w:type="dxa"/>
+          </w:tcPr>
+          <w:p/>
+        </w:tc>
+        <w:tc>
+          <w:tcPr>
+            <w:tcW w:w="1373" w:type="dxa"/>
+          </w:tcPr>
+          <w:p/>
+        </w:tc>
+        <w:tc>
+          <w:tcPr>
+            <w:tcW w:w="1373" w:type="dxa"/>
+          </w:tcPr>
+          <w:p/>
+        </w:tc>
+        <w:tc>
+          <w:tcPr>
+            <w:tcW w:w="1370" w:type="dxa"/>
+          </w:tcPr>
+          <w:p/>
+        </w:tc>
+      </w:tr>
+      <w:tr>
+        <w:tc>
+          <w:tcPr>
+            <w:tcW w:w="1357" w:type="dxa"/>
+          </w:tcPr>
+          <w:p/>
+        </w:tc>
+        <w:tc>
+          <w:tcPr>
+            <w:tcW w:w="1360" w:type="dxa"/>
+          </w:tcPr>
+          <w:p/>
+        </w:tc>
+        <w:tc>
+          <w:tcPr>
+            <w:tcW w:w="1428" w:type="dxa"/>
+          </w:tcPr>
+          <w:p/>
+        </w:tc>
+        <w:tc>
+          <w:tcPr>
+            <w:tcW w:w="1367" w:type="dxa"/>
+          </w:tcPr>
+          <w:p/>
+        </w:tc>
+        <w:tc>
+          <w:tcPr>
+            <w:tcW w:w="1373" w:type="dxa"/>
+          </w:tcPr>
+          <w:p/>
+        </w:tc>
+        <w:tc>
+          <w:tcPr>
+            <w:tcW w:w="1373" w:type="dxa"/>
+          </w:tcPr>
+          <w:p/>
+        </w:tc>
+        <w:tc>
+          <w:tcPr>
+            <w:tcW w:w="1370" w:type="dxa"/>
+          </w:tcPr>
+          <w:p/>
+        </w:tc>
+      </w:tr>
+      <w:tr>
+        <w:tc>
+          <w:tcPr>
+            <w:tcW w:w="1357" w:type="dxa"/>
+          </w:tcPr>
+          <w:p/>
+        </w:tc>
+        <w:tc>
+          <w:tcPr>
+            <w:tcW w:w="1360" w:type="dxa"/>
+          </w:tcPr>
+          <w:p/>
+        </w:tc>
+        <w:tc>
+          <w:tcPr>
+            <w:tcW w:w="1428" w:type="dxa"/>
+          </w:tcPr>
+          <w:p/>
+        </w:tc>
+        <w:tc>
+          <w:tcPr>
+            <w:tcW w:w="1367" w:type="dxa"/>
+          </w:tcPr>
+          <w:p/>
+        </w:tc>
+        <w:tc>
+          <w:tcPr>
+            <w:tcW w:w="1373" w:type="dxa"/>
+          </w:tcPr>
+          <w:p/>
+        </w:tc>
+        <w:tc>
+          <w:tcPr>
+            <w:tcW w:w="1373" w:type="dxa"/>
+          </w:tcPr>
+          <w:p/>
+        </w:tc>
+        <w:tc>
+          <w:tcPr>
+            <w:tcW w:w="1370" w:type="dxa"/>
+          </w:tcPr>
+          <w:p/>
+        </w:tc>
+      </w:tr>
+      <w:tr>
+        <w:tc>
+          <w:tcPr>
+            <w:tcW w:w="1357" w:type="dxa"/>
+          </w:tcPr>
+          <w:p/>
+        </w:tc>
+        <w:tc>
+          <w:tcPr>
+            <w:tcW w:w="1360" w:type="dxa"/>
+          </w:tcPr>
+          <w:p/>
+        </w:tc>
+        <w:tc>
+          <w:tcPr>
+            <w:tcW w:w="1428" w:type="dxa"/>
+          </w:tcPr>
+          <w:p/>
+        </w:tc>
+        <w:tc>
+          <w:tcPr>
+            <w:tcW w:w="1367" w:type="dxa"/>
+          </w:tcPr>
+          <w:p/>
+        </w:tc>
+        <w:tc>
+          <w:tcPr>
+            <w:tcW w:w="1373" w:type="dxa"/>
+          </w:tcPr>
+          <w:p/>
+        </w:tc>
+        <w:tc>
+          <w:tcPr>
+            <w:tcW w:w="1373" w:type="dxa"/>
+          </w:tcPr>
+          <w:p/>
+        </w:tc>
+        <w:tc>
+          <w:tcPr>
+            <w:tcW w:w="1370" w:type="dxa"/>
+          </w:tcPr>
+          <w:p/>
+        </w:tc>
+      </w:tr>
+      <w:tr>
+        <w:tc>
+          <w:tcPr>
+            <w:tcW w:w="1357" w:type="dxa"/>
+          </w:tcPr>
+          <w:p/>
+        </w:tc>
+        <w:tc>
+          <w:tcPr>
+            <w:tcW w:w="1360" w:type="dxa"/>
+          </w:tcPr>
+          <w:p/>
+        </w:tc>
+        <w:tc>
+          <w:tcPr>
+            <w:tcW w:w="1428" w:type="dxa"/>
+          </w:tcPr>
+          <w:p/>
+        </w:tc>
+        <w:tc>
+          <w:tcPr>
+            <w:tcW w:w="1367" w:type="dxa"/>
+          </w:tcPr>
+          <w:p/>
+        </w:tc>
+        <w:tc>
+          <w:tcPr>
+            <w:tcW w:w="1373" w:type="dxa"/>
+          </w:tcPr>
+          <w:p/>
+        </w:tc>
+        <w:tc>
+          <w:tcPr>
+            <w:tcW w:w="1373" w:type="dxa"/>
+          </w:tcPr>
+          <w:p/>
+        </w:tc>
+        <w:tc>
+          <w:tcPr>
+            <w:tcW w:w="1370" w:type="dxa"/>
+          </w:tcPr>
+          <w:p/>
+        </w:tc>
+      </w:tr>
+      <w:tr>
+        <w:tc>
+          <w:tcPr>
+            <w:tcW w:w="1357" w:type="dxa"/>
+          </w:tcPr>
+          <w:p/>
+        </w:tc>
+        <w:tc>
+          <w:tcPr>
+            <w:tcW w:w="1360" w:type="dxa"/>
+          </w:tcPr>
+          <w:p/>
+        </w:tc>
+        <w:tc>
+          <w:tcPr>
+            <w:tcW w:w="1428" w:type="dxa"/>
+          </w:tcPr>
+          <w:p/>
+        </w:tc>
+        <w:tc>
+          <w:tcPr>
+            <w:tcW w:w="1367" w:type="dxa"/>
+          </w:tcPr>
+          <w:p/>
+        </w:tc>
+        <w:tc>
+          <w:tcPr>
+            <w:tcW w:w="1373" w:type="dxa"/>
+          </w:tcPr>
+          <w:p/>
+        </w:tc>
+        <w:tc>
+          <w:tcPr>
+            <w:tcW w:w="1373" w:type="dxa"/>
+          </w:tcPr>
+          <w:p/>
+        </w:tc>
+        <w:tc>
+          <w:tcPr>
+            <w:tcW w:w="1370" w:type="dxa"/>
+          </w:tcPr>
+          <w:p/>
+        </w:tc>
+      </w:tr>
+      <w:tr>
+        <w:tc>
+          <w:tcPr>
+            <w:tcW w:w="1357" w:type="dxa"/>
+          </w:tcPr>
+          <w:p/>
+        </w:tc>
+        <w:tc>
+          <w:tcPr>
+            <w:tcW w:w="1360" w:type="dxa"/>
+          </w:tcPr>
+          <w:p/>
+        </w:tc>
+        <w:tc>
+          <w:tcPr>
+            <w:tcW w:w="1428" w:type="dxa"/>
+          </w:tcPr>
+          <w:p/>
+        </w:tc>
+        <w:tc>
+          <w:tcPr>
+            <w:tcW w:w="1367" w:type="dxa"/>
+          </w:tcPr>
+          <w:p/>
+        </w:tc>
+        <w:tc>
+          <w:tcPr>
+            <w:tcW w:w="1373" w:type="dxa"/>
+          </w:tcPr>
+          <w:p/>
+        </w:tc>
+        <w:tc>
+          <w:tcPr>
+            <w:tcW w:w="1373" w:type="dxa"/>
+          </w:tcPr>
+          <w:p/>
+        </w:tc>
+        <w:tc>
+          <w:tcPr>
+            <w:tcW w:w="1370" w:type="dxa"/>
+          </w:tcPr>
+          <w:p/>
+        </w:tc>
+      </w:tr>
+      <w:tr>
+        <w:tc>
+          <w:tcPr>
+            <w:tcW w:w="1357" w:type="dxa"/>
+          </w:tcPr>
+          <w:p/>
+        </w:tc>
+        <w:tc>
+          <w:tcPr>
+            <w:tcW w:w="1360" w:type="dxa"/>
+          </w:tcPr>
+          <w:p/>
+        </w:tc>
+        <w:tc>
+          <w:tcPr>
+            <w:tcW w:w="1428" w:type="dxa"/>
+          </w:tcPr>
+          <w:p/>
+        </w:tc>
+        <w:tc>
+          <w:tcPr>
+            <w:tcW w:w="1367" w:type="dxa"/>
+          </w:tcPr>
+          <w:p/>
+        </w:tc>
+        <w:tc>
+          <w:tcPr>
+            <w:tcW w:w="1373" w:type="dxa"/>
+          </w:tcPr>
+          <w:p/>
+        </w:tc>
+        <w:tc>
+          <w:tcPr>
+            <w:tcW w:w="1373" w:type="dxa"/>
+          </w:tcPr>
+          <w:p/>
+        </w:tc>
+        <w:tc>
+          <w:tcPr>
+            <w:tcW w:w="1370" w:type="dxa"/>
+          </w:tcPr>
+          <w:p/>
+        </w:tc>
+      </w:tr>
+      <w:tr>
+        <w:tc>
+          <w:tcPr>
+            <w:tcW w:w="1357" w:type="dxa"/>
+          </w:tcPr>
+          <w:p/>
+        </w:tc>
+        <w:tc>
+          <w:tcPr>
+            <w:tcW w:w="1360" w:type="dxa"/>
+          </w:tcPr>
+          <w:p/>
+        </w:tc>
+        <w:tc>
+          <w:tcPr>
+            <w:tcW w:w="1428" w:type="dxa"/>
+          </w:tcPr>
+          <w:p/>
+        </w:tc>
+        <w:tc>
+          <w:tcPr>
+            <w:tcW w:w="1367" w:type="dxa"/>
+          </w:tcPr>
+          <w:p/>
+        </w:tc>
+        <w:tc>
+          <w:tcPr>
+            <w:tcW w:w="1373" w:type="dxa"/>
+          </w:tcPr>
+          <w:p/>
+        </w:tc>
+        <w:tc>
+          <w:tcPr>
+            <w:tcW w:w="1373" w:type="dxa"/>
+          </w:tcPr>
+          <w:p/>
+        </w:tc>
+        <w:tc>
+          <w:tcPr>
+            <w:tcW w:w="1370" w:type="dxa"/>
+          </w:tcPr>
+          <w:p/>
+        </w:tc>
+      </w:tr>
+    </w:tbl>
+    <w:p/>
+    <w:p>
+      <w:r>
+        <w:t xml:space="preserve"> </w:t>
       </w:r>
     </w:p>
     <w:p>
@@ -10609,11 +11686,11 @@
           <w:numId w:val="2"/>
         </w:numPr>
       </w:pPr>
-      <w:bookmarkStart w:id="34" w:name="_Toc227865334"/>
+      <w:bookmarkStart w:id="36" w:name="_Toc229950012"/>
       <w:r>
         <w:t>TECNOLOGÍAS EMPLEADAS</w:t>
       </w:r>
-      <w:bookmarkEnd w:id="34"/>
+      <w:bookmarkEnd w:id="36"/>
     </w:p>
     <w:p>
       <w:r>
@@ -10643,8 +11720,13 @@
           <w:numId w:val="6"/>
         </w:numPr>
       </w:pPr>
-      <w:r>
-        <w:t xml:space="preserve">Mockflow: </w:t>
+      <w:proofErr w:type="spellStart"/>
+      <w:r>
+        <w:t>Mockflow</w:t>
+      </w:r>
+      <w:proofErr w:type="spellEnd"/>
+      <w:r>
+        <w:t xml:space="preserve">: </w:t>
       </w:r>
       <w:r>
         <w:t>D</w:t>
@@ -10680,7 +11762,6 @@
         </w:numPr>
       </w:pPr>
       <w:r>
-        <w:lastRenderedPageBreak/>
         <w:t>Word: Procesador de texto para la redacción y maquetación de la memoria del proyecto.</w:t>
       </w:r>
     </w:p>
@@ -10696,7 +11777,23 @@
           <w:b/>
           <w:bCs/>
         </w:rPr>
-        <w:t>Lenguajes de programación y Frameworks:</w:t>
+        <w:t xml:space="preserve">Lenguajes de programación y </w:t>
+      </w:r>
+      <w:proofErr w:type="spellStart"/>
+      <w:r>
+        <w:rPr>
+          <w:b/>
+          <w:bCs/>
+        </w:rPr>
+        <w:t>Frameworks</w:t>
+      </w:r>
+      <w:proofErr w:type="spellEnd"/>
+      <w:r>
+        <w:rPr>
+          <w:b/>
+          <w:bCs/>
+        </w:rPr>
+        <w:t>:</w:t>
       </w:r>
     </w:p>
     <w:p>
@@ -10746,9 +11843,11 @@
           <w:numId w:val="6"/>
         </w:numPr>
       </w:pPr>
+      <w:proofErr w:type="spellStart"/>
       <w:r>
         <w:t>Xampp</w:t>
       </w:r>
+      <w:proofErr w:type="spellEnd"/>
     </w:p>
     <w:p>
       <w:pPr>
@@ -10758,8 +11857,13 @@
           <w:numId w:val="6"/>
         </w:numPr>
       </w:pPr>
-      <w:r>
-        <w:t xml:space="preserve">Hibertante: </w:t>
+      <w:proofErr w:type="spellStart"/>
+      <w:r>
+        <w:t>Hibertante</w:t>
+      </w:r>
+      <w:proofErr w:type="spellEnd"/>
+      <w:r>
+        <w:t xml:space="preserve">: </w:t>
       </w:r>
       <w:r>
         <w:t>I</w:t>
@@ -10775,12 +11879,21 @@
           <w:bCs/>
         </w:rPr>
       </w:pPr>
+      <w:proofErr w:type="spellStart"/>
       <w:r>
         <w:rPr>
           <w:b/>
           <w:bCs/>
         </w:rPr>
-        <w:t>IDEs y Herramientas de construcción:</w:t>
+        <w:t>IDEs</w:t>
+      </w:r>
+      <w:proofErr w:type="spellEnd"/>
+      <w:r>
+        <w:rPr>
+          <w:b/>
+          <w:bCs/>
+        </w:rPr>
+        <w:t xml:space="preserve"> y Herramientas de construcción:</w:t>
       </w:r>
     </w:p>
     <w:p>
@@ -10845,8 +11958,13 @@
           <w:numId w:val="6"/>
         </w:numPr>
       </w:pPr>
-      <w:r>
-        <w:t xml:space="preserve">Github: </w:t>
+      <w:proofErr w:type="spellStart"/>
+      <w:r>
+        <w:t>Github</w:t>
+      </w:r>
+      <w:proofErr w:type="spellEnd"/>
+      <w:r>
+        <w:t xml:space="preserve">: </w:t>
       </w:r>
       <w:r>
         <w:t>S</w:t>
@@ -10907,8 +12025,13 @@
         <w:t xml:space="preserve"> SDK</w:t>
       </w:r>
       <w:r>
-        <w:t xml:space="preserve"> + Kotlin</w:t>
-      </w:r>
+        <w:t xml:space="preserve"> + </w:t>
+      </w:r>
+      <w:proofErr w:type="spellStart"/>
+      <w:r>
+        <w:t>Kotlin</w:t>
+      </w:r>
+      <w:proofErr w:type="spellEnd"/>
       <w:r>
         <w:t>: Conjunto de herramientas y lenguaje de programación utilizado para el desarrollo de la aplicación móvil.</w:t>
       </w:r>
@@ -10922,11 +12045,11 @@
           <w:numId w:val="2"/>
         </w:numPr>
       </w:pPr>
-      <w:bookmarkStart w:id="35" w:name="_Toc227865335"/>
+      <w:bookmarkStart w:id="37" w:name="_Toc229950013"/>
       <w:r>
         <w:t>PLANIFICACIÓN Y PRESUPUESTO</w:t>
       </w:r>
-      <w:bookmarkEnd w:id="35"/>
+      <w:bookmarkEnd w:id="37"/>
     </w:p>
     <w:p>
       <w:r>
@@ -10953,22 +12076,24 @@
           <w:szCs w:val="32"/>
         </w:rPr>
       </w:pPr>
-      <w:bookmarkStart w:id="36" w:name="_Toc210123170"/>
-      <w:bookmarkStart w:id="37" w:name="_Toc210123297"/>
-      <w:bookmarkStart w:id="38" w:name="_Toc210124628"/>
-      <w:bookmarkStart w:id="39" w:name="_Toc210125386"/>
-      <w:bookmarkStart w:id="40" w:name="_Toc221907962"/>
-      <w:bookmarkStart w:id="41" w:name="_Toc221908759"/>
-      <w:bookmarkStart w:id="42" w:name="_Toc227855998"/>
-      <w:bookmarkStart w:id="43" w:name="_Toc227865336"/>
-      <w:bookmarkEnd w:id="36"/>
-      <w:bookmarkEnd w:id="37"/>
+      <w:bookmarkStart w:id="38" w:name="_Toc210123170"/>
+      <w:bookmarkStart w:id="39" w:name="_Toc210123297"/>
+      <w:bookmarkStart w:id="40" w:name="_Toc210124628"/>
+      <w:bookmarkStart w:id="41" w:name="_Toc210125386"/>
+      <w:bookmarkStart w:id="42" w:name="_Toc221907962"/>
+      <w:bookmarkStart w:id="43" w:name="_Toc221908759"/>
+      <w:bookmarkStart w:id="44" w:name="_Toc227855998"/>
+      <w:bookmarkStart w:id="45" w:name="_Toc227865336"/>
+      <w:bookmarkStart w:id="46" w:name="_Toc229950014"/>
       <w:bookmarkEnd w:id="38"/>
       <w:bookmarkEnd w:id="39"/>
       <w:bookmarkEnd w:id="40"/>
       <w:bookmarkEnd w:id="41"/>
       <w:bookmarkEnd w:id="42"/>
       <w:bookmarkEnd w:id="43"/>
+      <w:bookmarkEnd w:id="44"/>
+      <w:bookmarkEnd w:id="45"/>
+      <w:bookmarkEnd w:id="46"/>
     </w:p>
     <w:p>
       <w:pPr>
@@ -10990,22 +12115,24 @@
           <w:szCs w:val="32"/>
         </w:rPr>
       </w:pPr>
-      <w:bookmarkStart w:id="44" w:name="_Toc210123171"/>
-      <w:bookmarkStart w:id="45" w:name="_Toc210123298"/>
-      <w:bookmarkStart w:id="46" w:name="_Toc210124629"/>
-      <w:bookmarkStart w:id="47" w:name="_Toc210125387"/>
-      <w:bookmarkStart w:id="48" w:name="_Toc221907963"/>
-      <w:bookmarkStart w:id="49" w:name="_Toc221908760"/>
-      <w:bookmarkStart w:id="50" w:name="_Toc227855999"/>
-      <w:bookmarkStart w:id="51" w:name="_Toc227865337"/>
-      <w:bookmarkEnd w:id="44"/>
-      <w:bookmarkEnd w:id="45"/>
-      <w:bookmarkEnd w:id="46"/>
+      <w:bookmarkStart w:id="47" w:name="_Toc210123171"/>
+      <w:bookmarkStart w:id="48" w:name="_Toc210123298"/>
+      <w:bookmarkStart w:id="49" w:name="_Toc210124629"/>
+      <w:bookmarkStart w:id="50" w:name="_Toc210125387"/>
+      <w:bookmarkStart w:id="51" w:name="_Toc221907963"/>
+      <w:bookmarkStart w:id="52" w:name="_Toc221908760"/>
+      <w:bookmarkStart w:id="53" w:name="_Toc227855999"/>
+      <w:bookmarkStart w:id="54" w:name="_Toc227865337"/>
+      <w:bookmarkStart w:id="55" w:name="_Toc229950015"/>
       <w:bookmarkEnd w:id="47"/>
       <w:bookmarkEnd w:id="48"/>
       <w:bookmarkEnd w:id="49"/>
       <w:bookmarkEnd w:id="50"/>
       <w:bookmarkEnd w:id="51"/>
+      <w:bookmarkEnd w:id="52"/>
+      <w:bookmarkEnd w:id="53"/>
+      <w:bookmarkEnd w:id="54"/>
+      <w:bookmarkEnd w:id="55"/>
     </w:p>
     <w:p>
       <w:pPr>
@@ -11027,22 +12154,24 @@
           <w:szCs w:val="32"/>
         </w:rPr>
       </w:pPr>
-      <w:bookmarkStart w:id="52" w:name="_Toc210123172"/>
-      <w:bookmarkStart w:id="53" w:name="_Toc210123299"/>
-      <w:bookmarkStart w:id="54" w:name="_Toc210124630"/>
-      <w:bookmarkStart w:id="55" w:name="_Toc210125388"/>
-      <w:bookmarkStart w:id="56" w:name="_Toc221907964"/>
-      <w:bookmarkStart w:id="57" w:name="_Toc221908761"/>
-      <w:bookmarkStart w:id="58" w:name="_Toc227856000"/>
-      <w:bookmarkStart w:id="59" w:name="_Toc227865338"/>
-      <w:bookmarkEnd w:id="52"/>
-      <w:bookmarkEnd w:id="53"/>
-      <w:bookmarkEnd w:id="54"/>
-      <w:bookmarkEnd w:id="55"/>
+      <w:bookmarkStart w:id="56" w:name="_Toc210123172"/>
+      <w:bookmarkStart w:id="57" w:name="_Toc210123299"/>
+      <w:bookmarkStart w:id="58" w:name="_Toc210124630"/>
+      <w:bookmarkStart w:id="59" w:name="_Toc210125388"/>
+      <w:bookmarkStart w:id="60" w:name="_Toc221907964"/>
+      <w:bookmarkStart w:id="61" w:name="_Toc221908761"/>
+      <w:bookmarkStart w:id="62" w:name="_Toc227856000"/>
+      <w:bookmarkStart w:id="63" w:name="_Toc227865338"/>
+      <w:bookmarkStart w:id="64" w:name="_Toc229950016"/>
       <w:bookmarkEnd w:id="56"/>
       <w:bookmarkEnd w:id="57"/>
       <w:bookmarkEnd w:id="58"/>
       <w:bookmarkEnd w:id="59"/>
+      <w:bookmarkEnd w:id="60"/>
+      <w:bookmarkEnd w:id="61"/>
+      <w:bookmarkEnd w:id="62"/>
+      <w:bookmarkEnd w:id="63"/>
+      <w:bookmarkEnd w:id="64"/>
     </w:p>
     <w:p>
       <w:pPr>
@@ -11052,11 +12181,11 @@
           <w:numId w:val="3"/>
         </w:numPr>
       </w:pPr>
-      <w:bookmarkStart w:id="60" w:name="_Toc227865339"/>
+      <w:bookmarkStart w:id="65" w:name="_Toc229950017"/>
       <w:r>
         <w:t>DIAGRAMA DE GANTT</w:t>
       </w:r>
-      <w:bookmarkEnd w:id="60"/>
+      <w:bookmarkEnd w:id="65"/>
     </w:p>
     <w:p>
       <w:pPr>
@@ -11082,7 +12211,7 @@
                     <pic:cNvPicPr/>
                   </pic:nvPicPr>
                   <pic:blipFill>
-                    <a:blip r:embed="rId24">
+                    <a:blip r:embed="rId25">
                       <a:extLst>
                         <a:ext uri="{28A0092B-C50C-407E-A947-70E740481C1C}">
                           <a14:useLocalDpi xmlns:a14="http://schemas.microsoft.com/office/drawing/2010/main" val="0"/>
@@ -11114,18 +12243,13 @@
         <w:pStyle w:val="Descripcin"/>
         <w:jc w:val="center"/>
       </w:pPr>
-      <w:bookmarkStart w:id="61" w:name="_Toc227856191"/>
+      <w:bookmarkStart w:id="66" w:name="_Toc227856191"/>
       <w:r>
         <w:t xml:space="preserve">Figura </w:t>
       </w:r>
-      <w:fldSimple w:instr=" SEQ Figura \* ARABIC ">
-        <w:r>
-          <w:rPr>
-            <w:noProof/>
-          </w:rPr>
-          <w:t>8</w:t>
-        </w:r>
-      </w:fldSimple>
+      <w:r>
+        <w:t>9</w:t>
+      </w:r>
       <w:r>
         <w:t>. Diagram</w:t>
       </w:r>
@@ -11135,7 +12259,7 @@
       <w:r>
         <w:t xml:space="preserve"> de Gantt</w:t>
       </w:r>
-      <w:bookmarkEnd w:id="61"/>
+      <w:bookmarkEnd w:id="66"/>
     </w:p>
     <w:p/>
     <w:p>
@@ -11146,11 +12270,11 @@
           <w:numId w:val="3"/>
         </w:numPr>
       </w:pPr>
-      <w:bookmarkStart w:id="62" w:name="_Toc227865340"/>
+      <w:bookmarkStart w:id="67" w:name="_Toc229950018"/>
       <w:r>
         <w:t>ESTIMACIONES DE COSTES</w:t>
       </w:r>
-      <w:bookmarkEnd w:id="62"/>
+      <w:bookmarkEnd w:id="67"/>
     </w:p>
     <w:p>
       <w:pPr>
@@ -11196,11 +12320,11 @@
           <w:numId w:val="2"/>
         </w:numPr>
       </w:pPr>
-      <w:bookmarkStart w:id="63" w:name="_Toc227865341"/>
+      <w:bookmarkStart w:id="68" w:name="_Toc229950019"/>
       <w:r>
         <w:t>FUTURAS MEJORAS Y AMPLIACIONES</w:t>
       </w:r>
-      <w:bookmarkEnd w:id="63"/>
+      <w:bookmarkEnd w:id="68"/>
     </w:p>
     <w:p>
       <w:r>
@@ -11227,22 +12351,24 @@
           <w:szCs w:val="32"/>
         </w:rPr>
       </w:pPr>
-      <w:bookmarkStart w:id="64" w:name="_Toc210123176"/>
-      <w:bookmarkStart w:id="65" w:name="_Toc210123303"/>
-      <w:bookmarkStart w:id="66" w:name="_Toc210124634"/>
-      <w:bookmarkStart w:id="67" w:name="_Toc210125392"/>
-      <w:bookmarkStart w:id="68" w:name="_Toc221907968"/>
-      <w:bookmarkStart w:id="69" w:name="_Toc221908765"/>
-      <w:bookmarkStart w:id="70" w:name="_Toc227856004"/>
-      <w:bookmarkStart w:id="71" w:name="_Toc227865342"/>
-      <w:bookmarkEnd w:id="64"/>
-      <w:bookmarkEnd w:id="65"/>
-      <w:bookmarkEnd w:id="66"/>
-      <w:bookmarkEnd w:id="67"/>
-      <w:bookmarkEnd w:id="68"/>
+      <w:bookmarkStart w:id="69" w:name="_Toc210123176"/>
+      <w:bookmarkStart w:id="70" w:name="_Toc210123303"/>
+      <w:bookmarkStart w:id="71" w:name="_Toc210124634"/>
+      <w:bookmarkStart w:id="72" w:name="_Toc210125392"/>
+      <w:bookmarkStart w:id="73" w:name="_Toc221907968"/>
+      <w:bookmarkStart w:id="74" w:name="_Toc221908765"/>
+      <w:bookmarkStart w:id="75" w:name="_Toc227856004"/>
+      <w:bookmarkStart w:id="76" w:name="_Toc227865342"/>
+      <w:bookmarkStart w:id="77" w:name="_Toc229950020"/>
       <w:bookmarkEnd w:id="69"/>
       <w:bookmarkEnd w:id="70"/>
       <w:bookmarkEnd w:id="71"/>
+      <w:bookmarkEnd w:id="72"/>
+      <w:bookmarkEnd w:id="73"/>
+      <w:bookmarkEnd w:id="74"/>
+      <w:bookmarkEnd w:id="75"/>
+      <w:bookmarkEnd w:id="76"/>
+      <w:bookmarkEnd w:id="77"/>
     </w:p>
     <w:p>
       <w:pPr>
@@ -11252,11 +12378,11 @@
           <w:numId w:val="3"/>
         </w:numPr>
       </w:pPr>
-      <w:bookmarkStart w:id="72" w:name="_Toc227865343"/>
+      <w:bookmarkStart w:id="78" w:name="_Toc229950021"/>
       <w:r>
         <w:t>PROPUESTAS DE MEJORA Y AMPLIACIONES</w:t>
       </w:r>
-      <w:bookmarkEnd w:id="72"/>
+      <w:bookmarkEnd w:id="78"/>
     </w:p>
     <w:p>
       <w:r>
@@ -11271,11 +12397,11 @@
           <w:numId w:val="3"/>
         </w:numPr>
       </w:pPr>
-      <w:bookmarkStart w:id="73" w:name="_Toc227865344"/>
+      <w:bookmarkStart w:id="79" w:name="_Toc229950022"/>
       <w:r>
         <w:t>IMPACTO Y RIESGO DE LOS CAMBIOS PROPUESTOS</w:t>
       </w:r>
-      <w:bookmarkEnd w:id="73"/>
+      <w:bookmarkEnd w:id="79"/>
     </w:p>
     <w:p>
       <w:r>
@@ -11290,11 +12416,11 @@
           <w:numId w:val="2"/>
         </w:numPr>
       </w:pPr>
-      <w:bookmarkStart w:id="74" w:name="_Toc227865345"/>
+      <w:bookmarkStart w:id="80" w:name="_Toc229950023"/>
       <w:r>
         <w:t>RELACIÓN CON LOS MÓDULOS DEL CICLO</w:t>
       </w:r>
-      <w:bookmarkEnd w:id="74"/>
+      <w:bookmarkEnd w:id="80"/>
     </w:p>
     <w:p>
       <w:r>
@@ -11376,11 +12502,11 @@
           <w:numId w:val="2"/>
         </w:numPr>
       </w:pPr>
-      <w:bookmarkStart w:id="75" w:name="_Toc227865346"/>
+      <w:bookmarkStart w:id="81" w:name="_Toc229950024"/>
       <w:r>
         <w:t>CONCLUSIONES</w:t>
       </w:r>
-      <w:bookmarkEnd w:id="75"/>
+      <w:bookmarkEnd w:id="81"/>
     </w:p>
     <w:p>
       <w:r>
@@ -11395,11 +12521,11 @@
           <w:numId w:val="2"/>
         </w:numPr>
       </w:pPr>
-      <w:bookmarkStart w:id="76" w:name="_Toc227865347"/>
+      <w:bookmarkStart w:id="82" w:name="_Toc229950025"/>
       <w:r>
         <w:t>DESPLIEGUE DE LA APLICACIÓN</w:t>
       </w:r>
-      <w:bookmarkEnd w:id="76"/>
+      <w:bookmarkEnd w:id="82"/>
     </w:p>
     <w:p>
       <w:r>
@@ -11426,22 +12552,24 @@
           <w:szCs w:val="32"/>
         </w:rPr>
       </w:pPr>
-      <w:bookmarkStart w:id="77" w:name="_Toc210123182"/>
-      <w:bookmarkStart w:id="78" w:name="_Toc210123309"/>
-      <w:bookmarkStart w:id="79" w:name="_Toc210124640"/>
-      <w:bookmarkStart w:id="80" w:name="_Toc210125398"/>
-      <w:bookmarkStart w:id="81" w:name="_Toc221907974"/>
-      <w:bookmarkStart w:id="82" w:name="_Toc221908771"/>
-      <w:bookmarkStart w:id="83" w:name="_Toc227856010"/>
-      <w:bookmarkStart w:id="84" w:name="_Toc227865348"/>
-      <w:bookmarkEnd w:id="77"/>
-      <w:bookmarkEnd w:id="78"/>
-      <w:bookmarkEnd w:id="79"/>
-      <w:bookmarkEnd w:id="80"/>
-      <w:bookmarkEnd w:id="81"/>
-      <w:bookmarkEnd w:id="82"/>
+      <w:bookmarkStart w:id="83" w:name="_Toc210123182"/>
+      <w:bookmarkStart w:id="84" w:name="_Toc210123309"/>
+      <w:bookmarkStart w:id="85" w:name="_Toc210124640"/>
+      <w:bookmarkStart w:id="86" w:name="_Toc210125398"/>
+      <w:bookmarkStart w:id="87" w:name="_Toc221907974"/>
+      <w:bookmarkStart w:id="88" w:name="_Toc221908771"/>
+      <w:bookmarkStart w:id="89" w:name="_Toc227856010"/>
+      <w:bookmarkStart w:id="90" w:name="_Toc227865348"/>
+      <w:bookmarkStart w:id="91" w:name="_Toc229950026"/>
       <w:bookmarkEnd w:id="83"/>
       <w:bookmarkEnd w:id="84"/>
+      <w:bookmarkEnd w:id="85"/>
+      <w:bookmarkEnd w:id="86"/>
+      <w:bookmarkEnd w:id="87"/>
+      <w:bookmarkEnd w:id="88"/>
+      <w:bookmarkEnd w:id="89"/>
+      <w:bookmarkEnd w:id="90"/>
+      <w:bookmarkEnd w:id="91"/>
     </w:p>
     <w:p>
       <w:pPr>
@@ -11463,22 +12591,24 @@
           <w:szCs w:val="32"/>
         </w:rPr>
       </w:pPr>
-      <w:bookmarkStart w:id="85" w:name="_Toc210123183"/>
-      <w:bookmarkStart w:id="86" w:name="_Toc210123310"/>
-      <w:bookmarkStart w:id="87" w:name="_Toc210124641"/>
-      <w:bookmarkStart w:id="88" w:name="_Toc210125399"/>
-      <w:bookmarkStart w:id="89" w:name="_Toc221907975"/>
-      <w:bookmarkStart w:id="90" w:name="_Toc221908772"/>
-      <w:bookmarkStart w:id="91" w:name="_Toc227856011"/>
-      <w:bookmarkStart w:id="92" w:name="_Toc227865349"/>
-      <w:bookmarkEnd w:id="85"/>
-      <w:bookmarkEnd w:id="86"/>
-      <w:bookmarkEnd w:id="87"/>
-      <w:bookmarkEnd w:id="88"/>
-      <w:bookmarkEnd w:id="89"/>
-      <w:bookmarkEnd w:id="90"/>
-      <w:bookmarkEnd w:id="91"/>
+      <w:bookmarkStart w:id="92" w:name="_Toc210123183"/>
+      <w:bookmarkStart w:id="93" w:name="_Toc210123310"/>
+      <w:bookmarkStart w:id="94" w:name="_Toc210124641"/>
+      <w:bookmarkStart w:id="95" w:name="_Toc210125399"/>
+      <w:bookmarkStart w:id="96" w:name="_Toc221907975"/>
+      <w:bookmarkStart w:id="97" w:name="_Toc221908772"/>
+      <w:bookmarkStart w:id="98" w:name="_Toc227856011"/>
+      <w:bookmarkStart w:id="99" w:name="_Toc227865349"/>
+      <w:bookmarkStart w:id="100" w:name="_Toc229950027"/>
       <w:bookmarkEnd w:id="92"/>
+      <w:bookmarkEnd w:id="93"/>
+      <w:bookmarkEnd w:id="94"/>
+      <w:bookmarkEnd w:id="95"/>
+      <w:bookmarkEnd w:id="96"/>
+      <w:bookmarkEnd w:id="97"/>
+      <w:bookmarkEnd w:id="98"/>
+      <w:bookmarkEnd w:id="99"/>
+      <w:bookmarkEnd w:id="100"/>
     </w:p>
     <w:p>
       <w:pPr>
@@ -11500,22 +12630,24 @@
           <w:szCs w:val="32"/>
         </w:rPr>
       </w:pPr>
-      <w:bookmarkStart w:id="93" w:name="_Toc210123184"/>
-      <w:bookmarkStart w:id="94" w:name="_Toc210123311"/>
-      <w:bookmarkStart w:id="95" w:name="_Toc210124642"/>
-      <w:bookmarkStart w:id="96" w:name="_Toc210125400"/>
-      <w:bookmarkStart w:id="97" w:name="_Toc221907976"/>
-      <w:bookmarkStart w:id="98" w:name="_Toc221908773"/>
-      <w:bookmarkStart w:id="99" w:name="_Toc227856012"/>
-      <w:bookmarkStart w:id="100" w:name="_Toc227865350"/>
-      <w:bookmarkEnd w:id="93"/>
-      <w:bookmarkEnd w:id="94"/>
-      <w:bookmarkEnd w:id="95"/>
-      <w:bookmarkEnd w:id="96"/>
-      <w:bookmarkEnd w:id="97"/>
-      <w:bookmarkEnd w:id="98"/>
-      <w:bookmarkEnd w:id="99"/>
-      <w:bookmarkEnd w:id="100"/>
+      <w:bookmarkStart w:id="101" w:name="_Toc210123184"/>
+      <w:bookmarkStart w:id="102" w:name="_Toc210123311"/>
+      <w:bookmarkStart w:id="103" w:name="_Toc210124642"/>
+      <w:bookmarkStart w:id="104" w:name="_Toc210125400"/>
+      <w:bookmarkStart w:id="105" w:name="_Toc221907976"/>
+      <w:bookmarkStart w:id="106" w:name="_Toc221908773"/>
+      <w:bookmarkStart w:id="107" w:name="_Toc227856012"/>
+      <w:bookmarkStart w:id="108" w:name="_Toc227865350"/>
+      <w:bookmarkStart w:id="109" w:name="_Toc229950028"/>
+      <w:bookmarkEnd w:id="101"/>
+      <w:bookmarkEnd w:id="102"/>
+      <w:bookmarkEnd w:id="103"/>
+      <w:bookmarkEnd w:id="104"/>
+      <w:bookmarkEnd w:id="105"/>
+      <w:bookmarkEnd w:id="106"/>
+      <w:bookmarkEnd w:id="107"/>
+      <w:bookmarkEnd w:id="108"/>
+      <w:bookmarkEnd w:id="109"/>
     </w:p>
     <w:p>
       <w:pPr>
@@ -11525,11 +12657,11 @@
           <w:numId w:val="3"/>
         </w:numPr>
       </w:pPr>
-      <w:bookmarkStart w:id="101" w:name="_Toc227865351"/>
+      <w:bookmarkStart w:id="110" w:name="_Toc229950029"/>
       <w:r>
         <w:t>INSTALACIÓN</w:t>
       </w:r>
-      <w:bookmarkEnd w:id="101"/>
+      <w:bookmarkEnd w:id="110"/>
     </w:p>
     <w:p>
       <w:r>
@@ -11544,11 +12676,11 @@
           <w:numId w:val="2"/>
         </w:numPr>
       </w:pPr>
-      <w:bookmarkStart w:id="102" w:name="_Toc227865352"/>
+      <w:bookmarkStart w:id="111" w:name="_Toc229950030"/>
       <w:r>
         <w:t>GUÍA DE ESTILOS Y MANUAL DE USUARIO</w:t>
       </w:r>
-      <w:bookmarkEnd w:id="102"/>
+      <w:bookmarkEnd w:id="111"/>
     </w:p>
     <w:p>
       <w:r>
@@ -11575,22 +12707,24 @@
           <w:szCs w:val="32"/>
         </w:rPr>
       </w:pPr>
-      <w:bookmarkStart w:id="103" w:name="_Toc210123187"/>
-      <w:bookmarkStart w:id="104" w:name="_Toc210123314"/>
-      <w:bookmarkStart w:id="105" w:name="_Toc210124645"/>
-      <w:bookmarkStart w:id="106" w:name="_Toc210125403"/>
-      <w:bookmarkStart w:id="107" w:name="_Toc221907979"/>
-      <w:bookmarkStart w:id="108" w:name="_Toc221908776"/>
-      <w:bookmarkStart w:id="109" w:name="_Toc227856015"/>
-      <w:bookmarkStart w:id="110" w:name="_Toc227865353"/>
-      <w:bookmarkEnd w:id="103"/>
-      <w:bookmarkEnd w:id="104"/>
-      <w:bookmarkEnd w:id="105"/>
-      <w:bookmarkEnd w:id="106"/>
-      <w:bookmarkEnd w:id="107"/>
-      <w:bookmarkEnd w:id="108"/>
-      <w:bookmarkEnd w:id="109"/>
-      <w:bookmarkEnd w:id="110"/>
+      <w:bookmarkStart w:id="112" w:name="_Toc210123187"/>
+      <w:bookmarkStart w:id="113" w:name="_Toc210123314"/>
+      <w:bookmarkStart w:id="114" w:name="_Toc210124645"/>
+      <w:bookmarkStart w:id="115" w:name="_Toc210125403"/>
+      <w:bookmarkStart w:id="116" w:name="_Toc221907979"/>
+      <w:bookmarkStart w:id="117" w:name="_Toc221908776"/>
+      <w:bookmarkStart w:id="118" w:name="_Toc227856015"/>
+      <w:bookmarkStart w:id="119" w:name="_Toc227865353"/>
+      <w:bookmarkStart w:id="120" w:name="_Toc229950031"/>
+      <w:bookmarkEnd w:id="112"/>
+      <w:bookmarkEnd w:id="113"/>
+      <w:bookmarkEnd w:id="114"/>
+      <w:bookmarkEnd w:id="115"/>
+      <w:bookmarkEnd w:id="116"/>
+      <w:bookmarkEnd w:id="117"/>
+      <w:bookmarkEnd w:id="118"/>
+      <w:bookmarkEnd w:id="119"/>
+      <w:bookmarkEnd w:id="120"/>
     </w:p>
     <w:p>
       <w:pPr>
@@ -11600,22 +12734,22 @@
           <w:numId w:val="3"/>
         </w:numPr>
       </w:pPr>
-      <w:bookmarkStart w:id="111" w:name="_Toc227865354"/>
+      <w:bookmarkStart w:id="121" w:name="_Toc229950032"/>
       <w:r>
         <w:t>GUÍA DE ESTILOS</w:t>
       </w:r>
-      <w:bookmarkEnd w:id="111"/>
+      <w:bookmarkEnd w:id="121"/>
     </w:p>
     <w:p>
       <w:pPr>
         <w:pStyle w:val="Ttulo3"/>
         <w:ind w:left="360"/>
       </w:pPr>
-      <w:bookmarkStart w:id="112" w:name="_Toc227865355"/>
+      <w:bookmarkStart w:id="122" w:name="_Toc229950033"/>
       <w:r>
         <w:t>10.1.1. PALETA DE COLORES</w:t>
       </w:r>
-      <w:bookmarkEnd w:id="112"/>
+      <w:bookmarkEnd w:id="122"/>
     </w:p>
     <w:p>
       <w:pPr>
@@ -11677,7 +12811,13 @@
                               </w:rPr>
                             </w:pPr>
                             <w:r>
-                              <w:t>Figura 9. Paleta de colores</w:t>
+                              <w:t xml:space="preserve">Figura </w:t>
+                            </w:r>
+                            <w:r>
+                              <w:t>10</w:t>
+                            </w:r>
+                            <w:r>
+                              <w:t>. Paleta de colores</w:t>
                             </w:r>
                           </w:p>
                         </w:txbxContent>
@@ -11711,7 +12851,13 @@
                         </w:rPr>
                       </w:pPr>
                       <w:r>
-                        <w:t>Figura 9. Paleta de colores</w:t>
+                        <w:t xml:space="preserve">Figura </w:t>
+                      </w:r>
+                      <w:r>
+                        <w:t>10</w:t>
+                      </w:r>
+                      <w:r>
+                        <w:t>. Paleta de colores</w:t>
                       </w:r>
                     </w:p>
                   </w:txbxContent>
@@ -11752,7 +12898,7 @@
                     <pic:cNvPicPr/>
                   </pic:nvPicPr>
                   <pic:blipFill>
-                    <a:blip r:embed="rId25" cstate="print">
+                    <a:blip r:embed="rId26" cstate="print">
                       <a:extLst>
                         <a:ext uri="{28A0092B-C50C-407E-A947-70E740481C1C}">
                           <a14:useLocalDpi xmlns:a14="http://schemas.microsoft.com/office/drawing/2010/main" val="0"/>
@@ -12027,8 +13173,13 @@
               <w:cnfStyle w:val="000000000000" w:firstRow="0" w:lastRow="0" w:firstColumn="0" w:lastColumn="0" w:oddVBand="0" w:evenVBand="0" w:oddHBand="0" w:evenHBand="0" w:firstRowFirstColumn="0" w:firstRowLastColumn="0" w:lastRowFirstColumn="0" w:lastRowLastColumn="0"/>
             </w:pPr>
             <w:r>
-              <w:t>Azul cyan</w:t>
-            </w:r>
+              <w:t xml:space="preserve">Azul </w:t>
+            </w:r>
+            <w:proofErr w:type="spellStart"/>
+            <w:r>
+              <w:t>cyan</w:t>
+            </w:r>
+            <w:proofErr w:type="spellEnd"/>
           </w:p>
         </w:tc>
         <w:tc>
@@ -12305,18 +13456,26 @@
       <w:pPr>
         <w:pStyle w:val="Ttulo3"/>
       </w:pPr>
-      <w:bookmarkStart w:id="113" w:name="_Toc227865356"/>
+      <w:bookmarkStart w:id="123" w:name="_Toc229950034"/>
       <w:r>
         <w:t xml:space="preserve">10.1.2. </w:t>
       </w:r>
       <w:r>
         <w:t>Tipografía</w:t>
       </w:r>
-      <w:bookmarkEnd w:id="113"/>
-    </w:p>
-    <w:p>
-      <w:r>
-        <w:t>La fuente principal de la aplicación es Arial, sans-serif, disponible en todos los sistemas operativos sin necesidad de instalación adicional. Se utilizan tres tamaños principales:</w:t>
+      <w:bookmarkEnd w:id="123"/>
+    </w:p>
+    <w:p>
+      <w:r>
+        <w:t xml:space="preserve">La fuente principal de la aplicación es Arial, </w:t>
+      </w:r>
+      <w:proofErr w:type="spellStart"/>
+      <w:r>
+        <w:t>sans-serif</w:t>
+      </w:r>
+      <w:proofErr w:type="spellEnd"/>
+      <w:r>
+        <w:t>, disponible en todos los sistemas operativos sin necesidad de instalación adicional. Se utilizan tres tamaños principales:</w:t>
       </w:r>
     </w:p>
     <w:p>
@@ -12342,18 +13501,58 @@
       <w:pPr>
         <w:pStyle w:val="Ttulo3"/>
       </w:pPr>
-      <w:bookmarkStart w:id="114" w:name="_Toc227865357"/>
+      <w:bookmarkStart w:id="124" w:name="_Toc229950035"/>
       <w:r>
         <w:t xml:space="preserve">10.1.3. </w:t>
       </w:r>
       <w:r>
         <w:t>Clases CSS definidas</w:t>
       </w:r>
-      <w:bookmarkEnd w:id="114"/>
-    </w:p>
-    <w:p>
-      <w:r>
-        <w:t>Los estilos se definen en el fichero Styles.css ubicado en src/main/resources/styles/. Se aplican a los componentes JavaFX mediante el atributo styleClass en los ficheros FXML.</w:t>
+      <w:bookmarkEnd w:id="124"/>
+    </w:p>
+    <w:p>
+      <w:r>
+        <w:t xml:space="preserve">Los estilos se definen en el fichero Styles.css ubicado en </w:t>
+      </w:r>
+      <w:proofErr w:type="spellStart"/>
+      <w:r>
+        <w:t>src</w:t>
+      </w:r>
+      <w:proofErr w:type="spellEnd"/>
+      <w:r>
+        <w:t>/</w:t>
+      </w:r>
+      <w:proofErr w:type="spellStart"/>
+      <w:r>
+        <w:t>main</w:t>
+      </w:r>
+      <w:proofErr w:type="spellEnd"/>
+      <w:r>
+        <w:t>/</w:t>
+      </w:r>
+      <w:proofErr w:type="spellStart"/>
+      <w:r>
+        <w:t>resources</w:t>
+      </w:r>
+      <w:proofErr w:type="spellEnd"/>
+      <w:r>
+        <w:t>/</w:t>
+      </w:r>
+      <w:proofErr w:type="spellStart"/>
+      <w:r>
+        <w:t>styles</w:t>
+      </w:r>
+      <w:proofErr w:type="spellEnd"/>
+      <w:r>
+        <w:t xml:space="preserve">/. Se aplican a los componentes JavaFX mediante el atributo </w:t>
+      </w:r>
+      <w:proofErr w:type="spellStart"/>
+      <w:r>
+        <w:t>styleClass</w:t>
+      </w:r>
+      <w:proofErr w:type="spellEnd"/>
+      <w:r>
+        <w:t xml:space="preserve"> en los ficheros FXML.</w:t>
       </w:r>
     </w:p>
     <w:p/>
@@ -12416,8 +13615,13 @@
             <w:pPr>
               <w:spacing w:after="160" w:line="259" w:lineRule="auto"/>
             </w:pPr>
-            <w:r>
-              <w:t>.fondo-principal</w:t>
+            <w:proofErr w:type="gramStart"/>
+            <w:r>
+              <w:t>.fondo</w:t>
+            </w:r>
+            <w:proofErr w:type="gramEnd"/>
+            <w:r>
+              <w:t>-principal</w:t>
             </w:r>
           </w:p>
         </w:tc>
@@ -12448,9 +13652,19 @@
             <w:pPr>
               <w:spacing w:after="160" w:line="259" w:lineRule="auto"/>
             </w:pPr>
-            <w:r>
-              <w:t>.fondo-menu</w:t>
-            </w:r>
+            <w:proofErr w:type="gramStart"/>
+            <w:r>
+              <w:t>.fondo</w:t>
+            </w:r>
+            <w:proofErr w:type="gramEnd"/>
+            <w:r>
+              <w:t>-</w:t>
+            </w:r>
+            <w:proofErr w:type="spellStart"/>
+            <w:r>
+              <w:t>menu</w:t>
+            </w:r>
+            <w:proofErr w:type="spellEnd"/>
           </w:p>
         </w:tc>
         <w:tc>
@@ -12483,8 +13697,18 @@
             <w:pPr>
               <w:spacing w:after="160" w:line="259" w:lineRule="auto"/>
             </w:pPr>
-            <w:r>
-              <w:t>.btn-primario</w:t>
+            <w:proofErr w:type="gramStart"/>
+            <w:r>
+              <w:t>.</w:t>
+            </w:r>
+            <w:proofErr w:type="spellStart"/>
+            <w:r>
+              <w:t>btn</w:t>
+            </w:r>
+            <w:proofErr w:type="spellEnd"/>
+            <w:proofErr w:type="gramEnd"/>
+            <w:r>
+              <w:t>-primario</w:t>
             </w:r>
           </w:p>
         </w:tc>
@@ -12515,9 +13739,24 @@
             <w:pPr>
               <w:spacing w:after="160" w:line="259" w:lineRule="auto"/>
             </w:pPr>
-            <w:r>
-              <w:t>.btn-primario:hover</w:t>
-            </w:r>
+            <w:proofErr w:type="gramStart"/>
+            <w:r>
+              <w:t>.</w:t>
+            </w:r>
+            <w:proofErr w:type="spellStart"/>
+            <w:r>
+              <w:t>btn</w:t>
+            </w:r>
+            <w:proofErr w:type="gramEnd"/>
+            <w:r>
+              <w:t>-</w:t>
+            </w:r>
+            <w:proofErr w:type="gramStart"/>
+            <w:r>
+              <w:t>primario:hover</w:t>
+            </w:r>
+            <w:proofErr w:type="spellEnd"/>
+            <w:proofErr w:type="gramEnd"/>
           </w:p>
         </w:tc>
         <w:tc>
@@ -12531,7 +13770,15 @@
               <w:cnfStyle w:val="000000000000" w:firstRow="0" w:lastRow="0" w:firstColumn="0" w:lastColumn="0" w:oddVBand="0" w:evenVBand="0" w:oddHBand="0" w:evenHBand="0" w:firstRowFirstColumn="0" w:firstRowLastColumn="0" w:lastRowFirstColumn="0" w:lastRowLastColumn="0"/>
             </w:pPr>
             <w:r>
-              <w:t>Estado hover del botón primario. Fondo #4c85b9</w:t>
+              <w:t xml:space="preserve">Estado </w:t>
+            </w:r>
+            <w:proofErr w:type="spellStart"/>
+            <w:r>
+              <w:t>hover</w:t>
+            </w:r>
+            <w:proofErr w:type="spellEnd"/>
+            <w:r>
+              <w:t xml:space="preserve"> del botón primario. Fondo #4c85b9</w:t>
             </w:r>
           </w:p>
         </w:tc>
@@ -12550,8 +13797,18 @@
             <w:pPr>
               <w:spacing w:after="160" w:line="259" w:lineRule="auto"/>
             </w:pPr>
-            <w:r>
-              <w:t>.btn-peligro</w:t>
+            <w:proofErr w:type="gramStart"/>
+            <w:r>
+              <w:t>.</w:t>
+            </w:r>
+            <w:proofErr w:type="spellStart"/>
+            <w:r>
+              <w:t>btn</w:t>
+            </w:r>
+            <w:proofErr w:type="spellEnd"/>
+            <w:proofErr w:type="gramEnd"/>
+            <w:r>
+              <w:t>-peligro</w:t>
             </w:r>
           </w:p>
         </w:tc>
@@ -12582,9 +13839,24 @@
             <w:pPr>
               <w:spacing w:after="160" w:line="259" w:lineRule="auto"/>
             </w:pPr>
-            <w:r>
-              <w:t>.btn-peligro:hover</w:t>
-            </w:r>
+            <w:proofErr w:type="gramStart"/>
+            <w:r>
+              <w:t>.</w:t>
+            </w:r>
+            <w:proofErr w:type="spellStart"/>
+            <w:r>
+              <w:t>btn</w:t>
+            </w:r>
+            <w:proofErr w:type="gramEnd"/>
+            <w:r>
+              <w:t>-</w:t>
+            </w:r>
+            <w:proofErr w:type="gramStart"/>
+            <w:r>
+              <w:t>peligro:hover</w:t>
+            </w:r>
+            <w:proofErr w:type="spellEnd"/>
+            <w:proofErr w:type="gramEnd"/>
           </w:p>
         </w:tc>
         <w:tc>
@@ -12598,7 +13870,15 @@
               <w:cnfStyle w:val="000000000000" w:firstRow="0" w:lastRow="0" w:firstColumn="0" w:lastColumn="0" w:oddVBand="0" w:evenVBand="0" w:oddHBand="0" w:evenHBand="0" w:firstRowFirstColumn="0" w:firstRowLastColumn="0" w:lastRowFirstColumn="0" w:lastRowLastColumn="0"/>
             </w:pPr>
             <w:r>
-              <w:t>Estado hover del botón peligro. Fondo #6188d8</w:t>
+              <w:t xml:space="preserve">Estado </w:t>
+            </w:r>
+            <w:proofErr w:type="spellStart"/>
+            <w:r>
+              <w:t>hover</w:t>
+            </w:r>
+            <w:proofErr w:type="spellEnd"/>
+            <w:r>
+              <w:t xml:space="preserve"> del botón peligro. Fondo #6188d8</w:t>
             </w:r>
           </w:p>
         </w:tc>
@@ -12617,8 +13897,13 @@
             <w:pPr>
               <w:spacing w:after="160" w:line="259" w:lineRule="auto"/>
             </w:pPr>
-            <w:r>
-              <w:t>.titulo-panel</w:t>
+            <w:proofErr w:type="gramStart"/>
+            <w:r>
+              <w:t>.titulo</w:t>
+            </w:r>
+            <w:proofErr w:type="gramEnd"/>
+            <w:r>
+              <w:t>-panel</w:t>
             </w:r>
           </w:p>
         </w:tc>
@@ -12649,9 +13934,19 @@
             <w:pPr>
               <w:spacing w:after="160" w:line="259" w:lineRule="auto"/>
             </w:pPr>
-            <w:r>
-              <w:t>.label-menu</w:t>
-            </w:r>
+            <w:proofErr w:type="gramStart"/>
+            <w:r>
+              <w:t>.</w:t>
+            </w:r>
+            <w:proofErr w:type="spellStart"/>
+            <w:r>
+              <w:t>label</w:t>
+            </w:r>
+            <w:proofErr w:type="gramEnd"/>
+            <w:r>
+              <w:t>-menu</w:t>
+            </w:r>
+            <w:proofErr w:type="spellEnd"/>
           </w:p>
         </w:tc>
         <w:tc>
@@ -12684,9 +13979,19 @@
             <w:pPr>
               <w:spacing w:after="160" w:line="259" w:lineRule="auto"/>
             </w:pPr>
-            <w:r>
-              <w:t>.btn-menu</w:t>
-            </w:r>
+            <w:proofErr w:type="gramStart"/>
+            <w:r>
+              <w:t>.</w:t>
+            </w:r>
+            <w:proofErr w:type="spellStart"/>
+            <w:r>
+              <w:t>btn</w:t>
+            </w:r>
+            <w:proofErr w:type="gramEnd"/>
+            <w:r>
+              <w:t>-menu</w:t>
+            </w:r>
+            <w:proofErr w:type="spellEnd"/>
           </w:p>
         </w:tc>
         <w:tc>
@@ -12716,9 +14021,24 @@
             <w:pPr>
               <w:spacing w:after="160" w:line="259" w:lineRule="auto"/>
             </w:pPr>
-            <w:r>
-              <w:t>.btn-menu:hover</w:t>
-            </w:r>
+            <w:proofErr w:type="gramStart"/>
+            <w:r>
+              <w:t>.</w:t>
+            </w:r>
+            <w:proofErr w:type="spellStart"/>
+            <w:r>
+              <w:t>btn</w:t>
+            </w:r>
+            <w:proofErr w:type="gramEnd"/>
+            <w:r>
+              <w:t>-</w:t>
+            </w:r>
+            <w:proofErr w:type="gramStart"/>
+            <w:r>
+              <w:t>menu:hover</w:t>
+            </w:r>
+            <w:proofErr w:type="spellEnd"/>
+            <w:proofErr w:type="gramEnd"/>
           </w:p>
         </w:tc>
         <w:tc>
@@ -12732,7 +14052,15 @@
               <w:cnfStyle w:val="000000000000" w:firstRow="0" w:lastRow="0" w:firstColumn="0" w:lastColumn="0" w:oddVBand="0" w:evenVBand="0" w:oddHBand="0" w:evenHBand="0" w:firstRowFirstColumn="0" w:firstRowLastColumn="0" w:lastRowFirstColumn="0" w:lastRowLastColumn="0"/>
             </w:pPr>
             <w:r>
-              <w:t>Estado hover de los botones del menú. Fondo #4c85b9, texto blanco</w:t>
+              <w:t xml:space="preserve">Estado </w:t>
+            </w:r>
+            <w:proofErr w:type="spellStart"/>
+            <w:r>
+              <w:t>hover</w:t>
+            </w:r>
+            <w:proofErr w:type="spellEnd"/>
+            <w:r>
+              <w:t xml:space="preserve"> de los botones del menú. Fondo #4c85b9, texto blanco</w:t>
             </w:r>
           </w:p>
         </w:tc>
@@ -12743,11 +14071,11 @@
       <w:pPr>
         <w:pStyle w:val="Ttulo3"/>
       </w:pPr>
-      <w:bookmarkStart w:id="115" w:name="_Toc227865358"/>
+      <w:bookmarkStart w:id="125" w:name="_Toc229950036"/>
       <w:r>
         <w:t>10.1.4. IMÁGENES E ICONOS</w:t>
       </w:r>
-      <w:bookmarkEnd w:id="115"/>
+      <w:bookmarkEnd w:id="125"/>
     </w:p>
     <w:p>
       <w:pPr>
@@ -12774,7 +14102,7 @@
                     <pic:cNvPicPr/>
                   </pic:nvPicPr>
                   <pic:blipFill>
-                    <a:blip r:embed="rId26" cstate="print">
+                    <a:blip r:embed="rId27" cstate="print">
                       <a:extLst>
                         <a:ext uri="{28A0092B-C50C-407E-A947-70E740481C1C}">
                           <a14:useLocalDpi xmlns:a14="http://schemas.microsoft.com/office/drawing/2010/main" val="0"/>
@@ -12808,7 +14136,13 @@
         <w:jc w:val="center"/>
       </w:pPr>
       <w:r>
-        <w:t>Figura 10.</w:t>
+        <w:t>Figura 1</w:t>
+      </w:r>
+      <w:r>
+        <w:t>1</w:t>
+      </w:r>
+      <w:r>
+        <w:t>.</w:t>
       </w:r>
       <w:r>
         <w:t xml:space="preserve"> </w:t>
@@ -12852,7 +14186,7 @@
                     </pic:cNvPicPr>
                   </pic:nvPicPr>
                   <pic:blipFill>
-                    <a:blip r:embed="rId27">
+                    <a:blip r:embed="rId28">
                       <a:extLst>
                         <a:ext uri="{28A0092B-C50C-407E-A947-70E740481C1C}">
                           <a14:useLocalDpi xmlns:a14="http://schemas.microsoft.com/office/drawing/2010/main" val="0"/>
@@ -12904,7 +14238,13 @@
         <w:jc w:val="center"/>
       </w:pPr>
       <w:r>
-        <w:t>Figura 11. Logo Centro educativo</w:t>
+        <w:t>Figura 1</w:t>
+      </w:r>
+      <w:r>
+        <w:t>2</w:t>
+      </w:r>
+      <w:r>
+        <w:t>. Logo Centro educativo</w:t>
       </w:r>
     </w:p>
     <w:p/>
@@ -12988,7 +14328,7 @@
                           </pic:cNvPicPr>
                         </pic:nvPicPr>
                         <pic:blipFill>
-                          <a:blip r:embed="rId28" cstate="print">
+                          <a:blip r:embed="rId29" cstate="print">
                             <a:extLst>
                               <a:ext uri="{28A0092B-C50C-407E-A947-70E740481C1C}">
                                 <a14:useLocalDpi xmlns:a14="http://schemas.microsoft.com/office/drawing/2010/main" val="0"/>
@@ -13096,7 +14436,7 @@
                           </pic:cNvPicPr>
                         </pic:nvPicPr>
                         <pic:blipFill>
-                          <a:blip r:embed="rId29" cstate="print">
+                          <a:blip r:embed="rId30" cstate="print">
                             <a:extLst>
                               <a:ext uri="{28A0092B-C50C-407E-A947-70E740481C1C}">
                                 <a14:useLocalDpi xmlns:a14="http://schemas.microsoft.com/office/drawing/2010/main" val="0"/>
@@ -13188,11 +14528,11 @@
           <w:numId w:val="3"/>
         </w:numPr>
       </w:pPr>
-      <w:bookmarkStart w:id="116" w:name="_Toc227865359"/>
+      <w:bookmarkStart w:id="126" w:name="_Toc229950037"/>
       <w:r>
         <w:t>MANUAL DE USUARIO</w:t>
       </w:r>
-      <w:bookmarkEnd w:id="116"/>
+      <w:bookmarkEnd w:id="126"/>
     </w:p>
     <w:p>
       <w:r>
@@ -13207,11 +14547,11 @@
           <w:numId w:val="2"/>
         </w:numPr>
       </w:pPr>
-      <w:bookmarkStart w:id="117" w:name="_Toc227865360"/>
+      <w:bookmarkStart w:id="127" w:name="_Toc229950038"/>
       <w:r>
         <w:t>WEBGRAFÍA Y FUENTES DE INFORMACIÓN</w:t>
       </w:r>
-      <w:bookmarkEnd w:id="117"/>
+      <w:bookmarkEnd w:id="127"/>
     </w:p>
     <w:p>
       <w:r>
@@ -13226,7 +14566,7 @@
     <w:p/>
     <w:p/>
     <w:sectPr>
-      <w:footerReference w:type="default" r:id="rId30"/>
+      <w:footerReference w:type="default" r:id="rId31"/>
       <w:pgSz w:w="11906" w:h="16838"/>
       <w:pgMar w:top="1134" w:right="1134" w:bottom="1418" w:left="1134" w:header="709" w:footer="709" w:gutter="0"/>
       <w:pgNumType w:start="1"/>
@@ -14847,7 +16187,6 @@
   <w:style w:type="character" w:default="1" w:styleId="Fuentedeprrafopredeter">
     <w:name w:val="Default Paragraph Font"/>
     <w:uiPriority w:val="1"/>
-    <w:semiHidden/>
     <w:unhideWhenUsed/>
   </w:style>
   <w:style w:type="table" w:default="1" w:styleId="Tablanormal">
@@ -15581,6 +16920,18 @@
       <w:ind w:left="440"/>
     </w:pPr>
   </w:style>
+  <w:style w:type="character" w:styleId="Mencinsinresolver">
+    <w:name w:val="Unresolved Mention"/>
+    <w:basedOn w:val="Fuentedeprrafopredeter"/>
+    <w:uiPriority w:val="99"/>
+    <w:semiHidden/>
+    <w:unhideWhenUsed/>
+    <w:rsid w:val="00214461"/>
+    <w:rPr>
+      <w:color w:val="605E5C"/>
+      <w:shd w:val="clear" w:color="auto" w:fill="E1DFDD"/>
+    </w:rPr>
+  </w:style>
 </w:styles>
 </file>
 

--- a/docs/provisional_DocumentacionProyecto_2VIFC302.docx
+++ b/docs/provisional_DocumentacionProyecto_2VIFC302.docx
@@ -1155,42 +1155,8 @@
                                 <w:szCs w:val="44"/>
                                 <w:lang w:val="en-US"/>
                               </w:rPr>
-                              <w:t xml:space="preserve">Desarrollo de </w:t>
+                              <w:t>Desarrollo de Aplicaciones Multiplataforma</w:t>
                             </w:r>
-                            <w:proofErr w:type="spellStart"/>
-                            <w:r>
-                              <w:rPr>
-                                <w:rFonts w:eastAsia="Aptos" w:hAnsi="Aptos" w:cs="Aptos"/>
-                                <w:color w:val="215E99" w:themeColor="text2" w:themeTint="BF"/>
-                                <w:sz w:val="44"/>
-                                <w:szCs w:val="44"/>
-                                <w:lang w:val="en-US"/>
-                              </w:rPr>
-                              <w:t>Aplicaciones</w:t>
-                            </w:r>
-                            <w:proofErr w:type="spellEnd"/>
-                            <w:r>
-                              <w:rPr>
-                                <w:rFonts w:eastAsia="Aptos" w:hAnsi="Aptos" w:cs="Aptos"/>
-                                <w:color w:val="215E99" w:themeColor="text2" w:themeTint="BF"/>
-                                <w:sz w:val="44"/>
-                                <w:szCs w:val="44"/>
-                                <w:lang w:val="en-US"/>
-                              </w:rPr>
-                              <w:t xml:space="preserve"> </w:t>
-                            </w:r>
-                            <w:proofErr w:type="spellStart"/>
-                            <w:r>
-                              <w:rPr>
-                                <w:rFonts w:eastAsia="Aptos" w:hAnsi="Aptos" w:cs="Aptos"/>
-                                <w:color w:val="215E99" w:themeColor="text2" w:themeTint="BF"/>
-                                <w:sz w:val="44"/>
-                                <w:szCs w:val="44"/>
-                                <w:lang w:val="en-US"/>
-                              </w:rPr>
-                              <w:t>Multiplataforma</w:t>
-                            </w:r>
-                            <w:proofErr w:type="spellEnd"/>
                           </w:p>
                         </w:txbxContent>
                       </wps:txbx>
@@ -1236,42 +1202,8 @@
                           <w:szCs w:val="44"/>
                           <w:lang w:val="en-US"/>
                         </w:rPr>
-                        <w:t xml:space="preserve">Desarrollo de </w:t>
+                        <w:t>Desarrollo de Aplicaciones Multiplataforma</w:t>
                       </w:r>
-                      <w:proofErr w:type="spellStart"/>
-                      <w:r>
-                        <w:rPr>
-                          <w:rFonts w:eastAsia="Aptos" w:hAnsi="Aptos" w:cs="Aptos"/>
-                          <w:color w:val="215E99" w:themeColor="text2" w:themeTint="BF"/>
-                          <w:sz w:val="44"/>
-                          <w:szCs w:val="44"/>
-                          <w:lang w:val="en-US"/>
-                        </w:rPr>
-                        <w:t>Aplicaciones</w:t>
-                      </w:r>
-                      <w:proofErr w:type="spellEnd"/>
-                      <w:r>
-                        <w:rPr>
-                          <w:rFonts w:eastAsia="Aptos" w:hAnsi="Aptos" w:cs="Aptos"/>
-                          <w:color w:val="215E99" w:themeColor="text2" w:themeTint="BF"/>
-                          <w:sz w:val="44"/>
-                          <w:szCs w:val="44"/>
-                          <w:lang w:val="en-US"/>
-                        </w:rPr>
-                        <w:t xml:space="preserve"> </w:t>
-                      </w:r>
-                      <w:proofErr w:type="spellStart"/>
-                      <w:r>
-                        <w:rPr>
-                          <w:rFonts w:eastAsia="Aptos" w:hAnsi="Aptos" w:cs="Aptos"/>
-                          <w:color w:val="215E99" w:themeColor="text2" w:themeTint="BF"/>
-                          <w:sz w:val="44"/>
-                          <w:szCs w:val="44"/>
-                          <w:lang w:val="en-US"/>
-                        </w:rPr>
-                        <w:t>Multiplataforma</w:t>
-                      </w:r>
-                      <w:proofErr w:type="spellEnd"/>
                     </w:p>
                   </w:txbxContent>
                 </v:textbox>
@@ -1286,7 +1218,7 @@
           <w:lang w:eastAsia="es-VE"/>
         </w:rPr>
         <w:drawing>
-          <wp:inline distT="0" distB="0" distL="0" distR="0" wp14:anchorId="1183C0B2" wp14:editId="450CBB62">
+          <wp:inline distT="0" distB="0" distL="0" distR="0" wp14:anchorId="1183C0B2" wp14:editId="4EF1F914">
             <wp:extent cx="7556500" cy="10599420"/>
             <wp:effectExtent l="0" t="0" r="6350" b="0"/>
             <wp:docPr id="2" name="Imagen 2" descr="D:\servicios forobeta posts\diseño grafico\CLIENTES\Feelmusic - 05.11.18\archivos\11\11.jpg"/>
@@ -1432,7 +1364,7 @@
             </w:rPr>
             <w:fldChar w:fldCharType="separate"/>
           </w:r>
-          <w:hyperlink w:anchor="_Toc229949992" w:history="1">
+          <w:hyperlink w:anchor="_Toc230171231" w:history="1">
             <w:r>
               <w:rPr>
                 <w:rStyle w:val="Hipervnculo"/>
@@ -1459,7 +1391,7 @@
                 <w:noProof/>
                 <w:webHidden/>
               </w:rPr>
-              <w:instrText xml:space="preserve"> PAGEREF _Toc229949992 \h </w:instrText>
+              <w:instrText xml:space="preserve"> PAGEREF _Toc230171231 \h </w:instrText>
             </w:r>
             <w:r>
               <w:rPr>
@@ -1505,7 +1437,7 @@
               <w:lang w:eastAsia="es-ES"/>
             </w:rPr>
           </w:pPr>
-          <w:hyperlink w:anchor="_Toc229949993" w:history="1">
+          <w:hyperlink w:anchor="_Toc230171232" w:history="1">
             <w:r>
               <w:rPr>
                 <w:rStyle w:val="Hipervnculo"/>
@@ -1549,7 +1481,7 @@
                 <w:noProof/>
                 <w:webHidden/>
               </w:rPr>
-              <w:instrText xml:space="preserve"> PAGEREF _Toc229949993 \h </w:instrText>
+              <w:instrText xml:space="preserve"> PAGEREF _Toc230171232 \h </w:instrText>
             </w:r>
             <w:r>
               <w:rPr>
@@ -1595,7 +1527,7 @@
               <w:lang w:eastAsia="es-ES"/>
             </w:rPr>
           </w:pPr>
-          <w:hyperlink w:anchor="_Toc229949994" w:history="1">
+          <w:hyperlink w:anchor="_Toc230171233" w:history="1">
             <w:r>
               <w:rPr>
                 <w:rStyle w:val="Hipervnculo"/>
@@ -1639,7 +1571,7 @@
                 <w:noProof/>
                 <w:webHidden/>
               </w:rPr>
-              <w:instrText xml:space="preserve"> PAGEREF _Toc229949994 \h </w:instrText>
+              <w:instrText xml:space="preserve"> PAGEREF _Toc230171233 \h </w:instrText>
             </w:r>
             <w:r>
               <w:rPr>
@@ -1685,7 +1617,7 @@
               <w:lang w:eastAsia="es-ES"/>
             </w:rPr>
           </w:pPr>
-          <w:hyperlink w:anchor="_Toc229949995" w:history="1">
+          <w:hyperlink w:anchor="_Toc230171234" w:history="1">
             <w:r>
               <w:rPr>
                 <w:rStyle w:val="Hipervnculo"/>
@@ -1729,7 +1661,7 @@
                 <w:noProof/>
                 <w:webHidden/>
               </w:rPr>
-              <w:instrText xml:space="preserve"> PAGEREF _Toc229949995 \h </w:instrText>
+              <w:instrText xml:space="preserve"> PAGEREF _Toc230171234 \h </w:instrText>
             </w:r>
             <w:r>
               <w:rPr>
@@ -1775,7 +1707,7 @@
               <w:lang w:eastAsia="es-ES"/>
             </w:rPr>
           </w:pPr>
-          <w:hyperlink w:anchor="_Toc229949996" w:history="1">
+          <w:hyperlink w:anchor="_Toc230171235" w:history="1">
             <w:r>
               <w:rPr>
                 <w:rStyle w:val="Hipervnculo"/>
@@ -1819,7 +1751,7 @@
                 <w:noProof/>
                 <w:webHidden/>
               </w:rPr>
-              <w:instrText xml:space="preserve"> PAGEREF _Toc229949996 \h </w:instrText>
+              <w:instrText xml:space="preserve"> PAGEREF _Toc230171235 \h </w:instrText>
             </w:r>
             <w:r>
               <w:rPr>
@@ -1865,7 +1797,7 @@
               <w:lang w:eastAsia="es-ES"/>
             </w:rPr>
           </w:pPr>
-          <w:hyperlink w:anchor="_Toc229949998" w:history="1">
+          <w:hyperlink w:anchor="_Toc230171237" w:history="1">
             <w:r>
               <w:rPr>
                 <w:rStyle w:val="Hipervnculo"/>
@@ -1909,7 +1841,7 @@
                 <w:noProof/>
                 <w:webHidden/>
               </w:rPr>
-              <w:instrText xml:space="preserve"> PAGEREF _Toc229949998 \h </w:instrText>
+              <w:instrText xml:space="preserve"> PAGEREF _Toc230171237 \h </w:instrText>
             </w:r>
             <w:r>
               <w:rPr>
@@ -1955,7 +1887,7 @@
               <w:lang w:eastAsia="es-ES"/>
             </w:rPr>
           </w:pPr>
-          <w:hyperlink w:anchor="_Toc229949999" w:history="1">
+          <w:hyperlink w:anchor="_Toc230171238" w:history="1">
             <w:r>
               <w:rPr>
                 <w:rStyle w:val="Hipervnculo"/>
@@ -1999,7 +1931,7 @@
                 <w:noProof/>
                 <w:webHidden/>
               </w:rPr>
-              <w:instrText xml:space="preserve"> PAGEREF _Toc229949999 \h </w:instrText>
+              <w:instrText xml:space="preserve"> PAGEREF _Toc230171238 \h </w:instrText>
             </w:r>
             <w:r>
               <w:rPr>
@@ -2045,7 +1977,7 @@
               <w:lang w:eastAsia="es-ES"/>
             </w:rPr>
           </w:pPr>
-          <w:hyperlink w:anchor="_Toc229950000" w:history="1">
+          <w:hyperlink w:anchor="_Toc230171239" w:history="1">
             <w:r>
               <w:rPr>
                 <w:rStyle w:val="Hipervnculo"/>
@@ -2089,7 +2021,7 @@
                 <w:noProof/>
                 <w:webHidden/>
               </w:rPr>
-              <w:instrText xml:space="preserve"> PAGEREF _Toc229950000 \h </w:instrText>
+              <w:instrText xml:space="preserve"> PAGEREF _Toc230171239 \h </w:instrText>
             </w:r>
             <w:r>
               <w:rPr>
@@ -2135,7 +2067,7 @@
               <w:lang w:eastAsia="es-ES"/>
             </w:rPr>
           </w:pPr>
-          <w:hyperlink w:anchor="_Toc229950001" w:history="1">
+          <w:hyperlink w:anchor="_Toc230171240" w:history="1">
             <w:r>
               <w:rPr>
                 <w:rStyle w:val="Hipervnculo"/>
@@ -2179,7 +2111,7 @@
                 <w:noProof/>
                 <w:webHidden/>
               </w:rPr>
-              <w:instrText xml:space="preserve"> PAGEREF _Toc229950001 \h </w:instrText>
+              <w:instrText xml:space="preserve"> PAGEREF _Toc230171240 \h </w:instrText>
             </w:r>
             <w:r>
               <w:rPr>
@@ -2225,7 +2157,7 @@
               <w:lang w:eastAsia="es-ES"/>
             </w:rPr>
           </w:pPr>
-          <w:hyperlink w:anchor="_Toc229950002" w:history="1">
+          <w:hyperlink w:anchor="_Toc230171241" w:history="1">
             <w:r>
               <w:rPr>
                 <w:rStyle w:val="Hipervnculo"/>
@@ -2269,7 +2201,7 @@
                 <w:noProof/>
                 <w:webHidden/>
               </w:rPr>
-              <w:instrText xml:space="preserve"> PAGEREF _Toc229950002 \h </w:instrText>
+              <w:instrText xml:space="preserve"> PAGEREF _Toc230171241 \h </w:instrText>
             </w:r>
             <w:r>
               <w:rPr>
@@ -2315,7 +2247,7 @@
               <w:lang w:eastAsia="es-ES"/>
             </w:rPr>
           </w:pPr>
-          <w:hyperlink w:anchor="_Toc229950003" w:history="1">
+          <w:hyperlink w:anchor="_Toc230171242" w:history="1">
             <w:r>
               <w:rPr>
                 <w:rStyle w:val="Hipervnculo"/>
@@ -2359,7 +2291,7 @@
                 <w:noProof/>
                 <w:webHidden/>
               </w:rPr>
-              <w:instrText xml:space="preserve"> PAGEREF _Toc229950003 \h </w:instrText>
+              <w:instrText xml:space="preserve"> PAGEREF _Toc230171242 \h </w:instrText>
             </w:r>
             <w:r>
               <w:rPr>
@@ -2379,7 +2311,7 @@
                 <w:noProof/>
                 <w:webHidden/>
               </w:rPr>
-              <w:t>7</w:t>
+              <w:t>8</w:t>
             </w:r>
             <w:r>
               <w:rPr>
@@ -2405,7 +2337,7 @@
               <w:lang w:eastAsia="es-ES"/>
             </w:rPr>
           </w:pPr>
-          <w:hyperlink w:anchor="_Toc229950004" w:history="1">
+          <w:hyperlink w:anchor="_Toc230171243" w:history="1">
             <w:r>
               <w:rPr>
                 <w:rStyle w:val="Hipervnculo"/>
@@ -2449,7 +2381,7 @@
                 <w:noProof/>
                 <w:webHidden/>
               </w:rPr>
-              <w:instrText xml:space="preserve"> PAGEREF _Toc229950004 \h </w:instrText>
+              <w:instrText xml:space="preserve"> PAGEREF _Toc230171243 \h </w:instrText>
             </w:r>
             <w:r>
               <w:rPr>
@@ -2495,7 +2427,7 @@
               <w:lang w:eastAsia="es-ES"/>
             </w:rPr>
           </w:pPr>
-          <w:hyperlink w:anchor="_Toc229950005" w:history="1">
+          <w:hyperlink w:anchor="_Toc230171244" w:history="1">
             <w:r>
               <w:rPr>
                 <w:rStyle w:val="Hipervnculo"/>
@@ -2539,7 +2471,7 @@
                 <w:noProof/>
                 <w:webHidden/>
               </w:rPr>
-              <w:instrText xml:space="preserve"> PAGEREF _Toc229950005 \h </w:instrText>
+              <w:instrText xml:space="preserve"> PAGEREF _Toc230171244 \h </w:instrText>
             </w:r>
             <w:r>
               <w:rPr>
@@ -2585,7 +2517,7 @@
               <w:lang w:eastAsia="es-ES"/>
             </w:rPr>
           </w:pPr>
-          <w:hyperlink w:anchor="_Toc229950006" w:history="1">
+          <w:hyperlink w:anchor="_Toc230171245" w:history="1">
             <w:r>
               <w:rPr>
                 <w:rStyle w:val="Hipervnculo"/>
@@ -2629,7 +2561,7 @@
                 <w:noProof/>
                 <w:webHidden/>
               </w:rPr>
-              <w:instrText xml:space="preserve"> PAGEREF _Toc229950006 \h </w:instrText>
+              <w:instrText xml:space="preserve"> PAGEREF _Toc230171245 \h </w:instrText>
             </w:r>
             <w:r>
               <w:rPr>
@@ -2649,7 +2581,7 @@
                 <w:noProof/>
                 <w:webHidden/>
               </w:rPr>
-              <w:t>11</w:t>
+              <w:t>10</w:t>
             </w:r>
             <w:r>
               <w:rPr>
@@ -2675,7 +2607,7 @@
               <w:lang w:eastAsia="es-ES"/>
             </w:rPr>
           </w:pPr>
-          <w:hyperlink w:anchor="_Toc229950007" w:history="1">
+          <w:hyperlink w:anchor="_Toc230171246" w:history="1">
             <w:r>
               <w:rPr>
                 <w:rStyle w:val="Hipervnculo"/>
@@ -2721,7 +2653,7 @@
                 <w:noProof/>
                 <w:webHidden/>
               </w:rPr>
-              <w:instrText xml:space="preserve"> PAGEREF _Toc229950007 \h </w:instrText>
+              <w:instrText xml:space="preserve"> PAGEREF _Toc230171246 \h </w:instrText>
             </w:r>
             <w:r>
               <w:rPr>
@@ -2767,7 +2699,7 @@
               <w:lang w:eastAsia="es-ES"/>
             </w:rPr>
           </w:pPr>
-          <w:hyperlink w:anchor="_Toc229950008" w:history="1">
+          <w:hyperlink w:anchor="_Toc230171247" w:history="1">
             <w:r>
               <w:rPr>
                 <w:rStyle w:val="Hipervnculo"/>
@@ -2811,7 +2743,7 @@
                 <w:noProof/>
                 <w:webHidden/>
               </w:rPr>
-              <w:instrText xml:space="preserve"> PAGEREF _Toc229950008 \h </w:instrText>
+              <w:instrText xml:space="preserve"> PAGEREF _Toc230171247 \h </w:instrText>
             </w:r>
             <w:r>
               <w:rPr>
@@ -2857,7 +2789,7 @@
               <w:lang w:eastAsia="es-ES"/>
             </w:rPr>
           </w:pPr>
-          <w:hyperlink w:anchor="_Toc229950009" w:history="1">
+          <w:hyperlink w:anchor="_Toc230171248" w:history="1">
             <w:r>
               <w:rPr>
                 <w:rStyle w:val="Hipervnculo"/>
@@ -2901,7 +2833,7 @@
                 <w:noProof/>
                 <w:webHidden/>
               </w:rPr>
-              <w:instrText xml:space="preserve"> PAGEREF _Toc229950009 \h </w:instrText>
+              <w:instrText xml:space="preserve"> PAGEREF _Toc230171248 \h </w:instrText>
             </w:r>
             <w:r>
               <w:rPr>
@@ -2921,7 +2853,7 @@
                 <w:noProof/>
                 <w:webHidden/>
               </w:rPr>
-              <w:t>15</w:t>
+              <w:t>16</w:t>
             </w:r>
             <w:r>
               <w:rPr>
@@ -2947,7 +2879,7 @@
               <w:lang w:eastAsia="es-ES"/>
             </w:rPr>
           </w:pPr>
-          <w:hyperlink w:anchor="_Toc229950010" w:history="1">
+          <w:hyperlink w:anchor="_Toc230171249" w:history="1">
             <w:r>
               <w:rPr>
                 <w:rStyle w:val="Hipervnculo"/>
@@ -2991,7 +2923,7 @@
                 <w:noProof/>
                 <w:webHidden/>
               </w:rPr>
-              <w:instrText xml:space="preserve"> PAGEREF _Toc229950010 \h </w:instrText>
+              <w:instrText xml:space="preserve"> PAGEREF _Toc230171249 \h </w:instrText>
             </w:r>
             <w:r>
               <w:rPr>
@@ -3011,79 +2943,7 @@
                 <w:noProof/>
                 <w:webHidden/>
               </w:rPr>
-              <w:t>15</w:t>
-            </w:r>
-            <w:r>
-              <w:rPr>
-                <w:noProof/>
-                <w:webHidden/>
-              </w:rPr>
-              <w:fldChar w:fldCharType="end"/>
-            </w:r>
-          </w:hyperlink>
-        </w:p>
-        <w:p>
-          <w:pPr>
-            <w:pStyle w:val="TDC3"/>
-            <w:tabs>
-              <w:tab w:val="right" w:leader="dot" w:pos="9628"/>
-            </w:tabs>
-            <w:rPr>
-              <w:rFonts w:eastAsiaTheme="minorEastAsia"/>
-              <w:noProof/>
-              <w:sz w:val="24"/>
-              <w:szCs w:val="24"/>
-              <w:lang w:eastAsia="es-ES"/>
-            </w:rPr>
-          </w:pPr>
-          <w:hyperlink w:anchor="_Toc229950011" w:history="1">
-            <w:r>
-              <w:rPr>
-                <w:rStyle w:val="Hipervnculo"/>
-                <w:noProof/>
-              </w:rPr>
-              <w:t>3.1 Estrategia</w:t>
-            </w:r>
-            <w:r>
-              <w:rPr>
-                <w:noProof/>
-                <w:webHidden/>
-              </w:rPr>
-              <w:tab/>
-            </w:r>
-            <w:r>
-              <w:rPr>
-                <w:noProof/>
-                <w:webHidden/>
-              </w:rPr>
-              <w:fldChar w:fldCharType="begin"/>
-            </w:r>
-            <w:r>
-              <w:rPr>
-                <w:noProof/>
-                <w:webHidden/>
-              </w:rPr>
-              <w:instrText xml:space="preserve"> PAGEREF _Toc229950011 \h </w:instrText>
-            </w:r>
-            <w:r>
-              <w:rPr>
-                <w:noProof/>
-                <w:webHidden/>
-              </w:rPr>
-            </w:r>
-            <w:r>
-              <w:rPr>
-                <w:noProof/>
-                <w:webHidden/>
-              </w:rPr>
-              <w:fldChar w:fldCharType="separate"/>
-            </w:r>
-            <w:r>
-              <w:rPr>
-                <w:noProof/>
-                <w:webHidden/>
-              </w:rPr>
-              <w:t>16</w:t>
+              <w:t>17</w:t>
             </w:r>
             <w:r>
               <w:rPr>
@@ -3109,7 +2969,7 @@
               <w:lang w:eastAsia="es-ES"/>
             </w:rPr>
           </w:pPr>
-          <w:hyperlink w:anchor="_Toc229950012" w:history="1">
+          <w:hyperlink w:anchor="_Toc230171250" w:history="1">
             <w:r>
               <w:rPr>
                 <w:rStyle w:val="Hipervnculo"/>
@@ -3153,7 +3013,7 @@
                 <w:noProof/>
                 <w:webHidden/>
               </w:rPr>
-              <w:instrText xml:space="preserve"> PAGEREF _Toc229950012 \h </w:instrText>
+              <w:instrText xml:space="preserve"> PAGEREF _Toc230171250 \h </w:instrText>
             </w:r>
             <w:r>
               <w:rPr>
@@ -3199,7 +3059,7 @@
               <w:lang w:eastAsia="es-ES"/>
             </w:rPr>
           </w:pPr>
-          <w:hyperlink w:anchor="_Toc229950013" w:history="1">
+          <w:hyperlink w:anchor="_Toc230171251" w:history="1">
             <w:r>
               <w:rPr>
                 <w:rStyle w:val="Hipervnculo"/>
@@ -3222,7 +3082,21 @@
                 <w:rStyle w:val="Hipervnculo"/>
                 <w:noProof/>
               </w:rPr>
-              <w:t>PLANIFICACIÓN Y PRESUPUESTO</w:t>
+              <w:t>PLANIFICACIÓ</w:t>
+            </w:r>
+            <w:r>
+              <w:rPr>
+                <w:rStyle w:val="Hipervnculo"/>
+                <w:noProof/>
+              </w:rPr>
+              <w:t>N</w:t>
+            </w:r>
+            <w:r>
+              <w:rPr>
+                <w:rStyle w:val="Hipervnculo"/>
+                <w:noProof/>
+              </w:rPr>
+              <w:t xml:space="preserve"> Y PRESUPUESTO</w:t>
             </w:r>
             <w:r>
               <w:rPr>
@@ -3243,7 +3117,7 @@
                 <w:noProof/>
                 <w:webHidden/>
               </w:rPr>
-              <w:instrText xml:space="preserve"> PAGEREF _Toc229950013 \h </w:instrText>
+              <w:instrText xml:space="preserve"> PAGEREF _Toc230171251 \h </w:instrText>
             </w:r>
             <w:r>
               <w:rPr>
@@ -3263,7 +3137,7 @@
                 <w:noProof/>
                 <w:webHidden/>
               </w:rPr>
-              <w:t>17</w:t>
+              <w:t>18</w:t>
             </w:r>
             <w:r>
               <w:rPr>
@@ -3289,7 +3163,7 @@
               <w:lang w:eastAsia="es-ES"/>
             </w:rPr>
           </w:pPr>
-          <w:hyperlink w:anchor="_Toc229950017" w:history="1">
+          <w:hyperlink w:anchor="_Toc230171255" w:history="1">
             <w:r>
               <w:rPr>
                 <w:rStyle w:val="Hipervnculo"/>
@@ -3333,7 +3207,7 @@
                 <w:noProof/>
                 <w:webHidden/>
               </w:rPr>
-              <w:instrText xml:space="preserve"> PAGEREF _Toc229950017 \h </w:instrText>
+              <w:instrText xml:space="preserve"> PAGEREF _Toc230171255 \h </w:instrText>
             </w:r>
             <w:r>
               <w:rPr>
@@ -3379,7 +3253,7 @@
               <w:lang w:eastAsia="es-ES"/>
             </w:rPr>
           </w:pPr>
-          <w:hyperlink w:anchor="_Toc229950018" w:history="1">
+          <w:hyperlink w:anchor="_Toc230171256" w:history="1">
             <w:r>
               <w:rPr>
                 <w:rStyle w:val="Hipervnculo"/>
@@ -3423,7 +3297,7 @@
                 <w:noProof/>
                 <w:webHidden/>
               </w:rPr>
-              <w:instrText xml:space="preserve"> PAGEREF _Toc229950018 \h </w:instrText>
+              <w:instrText xml:space="preserve"> PAGEREF _Toc230171256 \h </w:instrText>
             </w:r>
             <w:r>
               <w:rPr>
@@ -3469,7 +3343,7 @@
               <w:lang w:eastAsia="es-ES"/>
             </w:rPr>
           </w:pPr>
-          <w:hyperlink w:anchor="_Toc229950019" w:history="1">
+          <w:hyperlink w:anchor="_Toc230171257" w:history="1">
             <w:r>
               <w:rPr>
                 <w:rStyle w:val="Hipervnculo"/>
@@ -3513,7 +3387,7 @@
                 <w:noProof/>
                 <w:webHidden/>
               </w:rPr>
-              <w:instrText xml:space="preserve"> PAGEREF _Toc229950019 \h </w:instrText>
+              <w:instrText xml:space="preserve"> PAGEREF _Toc230171257 \h </w:instrText>
             </w:r>
             <w:r>
               <w:rPr>
@@ -3533,7 +3407,7 @@
                 <w:noProof/>
                 <w:webHidden/>
               </w:rPr>
-              <w:t>18</w:t>
+              <w:t>19</w:t>
             </w:r>
             <w:r>
               <w:rPr>
@@ -3559,7 +3433,7 @@
               <w:lang w:eastAsia="es-ES"/>
             </w:rPr>
           </w:pPr>
-          <w:hyperlink w:anchor="_Toc229950021" w:history="1">
+          <w:hyperlink w:anchor="_Toc230171259" w:history="1">
             <w:r>
               <w:rPr>
                 <w:rStyle w:val="Hipervnculo"/>
@@ -3603,7 +3477,7 @@
                 <w:noProof/>
                 <w:webHidden/>
               </w:rPr>
-              <w:instrText xml:space="preserve"> PAGEREF _Toc229950021 \h </w:instrText>
+              <w:instrText xml:space="preserve"> PAGEREF _Toc230171259 \h </w:instrText>
             </w:r>
             <w:r>
               <w:rPr>
@@ -3623,7 +3497,7 @@
                 <w:noProof/>
                 <w:webHidden/>
               </w:rPr>
-              <w:t>18</w:t>
+              <w:t>19</w:t>
             </w:r>
             <w:r>
               <w:rPr>
@@ -3649,7 +3523,7 @@
               <w:lang w:eastAsia="es-ES"/>
             </w:rPr>
           </w:pPr>
-          <w:hyperlink w:anchor="_Toc229950022" w:history="1">
+          <w:hyperlink w:anchor="_Toc230171260" w:history="1">
             <w:r>
               <w:rPr>
                 <w:rStyle w:val="Hipervnculo"/>
@@ -3693,7 +3567,7 @@
                 <w:noProof/>
                 <w:webHidden/>
               </w:rPr>
-              <w:instrText xml:space="preserve"> PAGEREF _Toc229950022 \h </w:instrText>
+              <w:instrText xml:space="preserve"> PAGEREF _Toc230171260 \h </w:instrText>
             </w:r>
             <w:r>
               <w:rPr>
@@ -3713,7 +3587,7 @@
                 <w:noProof/>
                 <w:webHidden/>
               </w:rPr>
-              <w:t>18</w:t>
+              <w:t>19</w:t>
             </w:r>
             <w:r>
               <w:rPr>
@@ -3739,7 +3613,7 @@
               <w:lang w:eastAsia="es-ES"/>
             </w:rPr>
           </w:pPr>
-          <w:hyperlink w:anchor="_Toc229950023" w:history="1">
+          <w:hyperlink w:anchor="_Toc230171261" w:history="1">
             <w:r>
               <w:rPr>
                 <w:rStyle w:val="Hipervnculo"/>
@@ -3783,7 +3657,7 @@
                 <w:noProof/>
                 <w:webHidden/>
               </w:rPr>
-              <w:instrText xml:space="preserve"> PAGEREF _Toc229950023 \h </w:instrText>
+              <w:instrText xml:space="preserve"> PAGEREF _Toc230171261 \h </w:instrText>
             </w:r>
             <w:r>
               <w:rPr>
@@ -3803,7 +3677,7 @@
                 <w:noProof/>
                 <w:webHidden/>
               </w:rPr>
-              <w:t>18</w:t>
+              <w:t>19</w:t>
             </w:r>
             <w:r>
               <w:rPr>
@@ -3829,7 +3703,7 @@
               <w:lang w:eastAsia="es-ES"/>
             </w:rPr>
           </w:pPr>
-          <w:hyperlink w:anchor="_Toc229950024" w:history="1">
+          <w:hyperlink w:anchor="_Toc230171262" w:history="1">
             <w:r>
               <w:rPr>
                 <w:rStyle w:val="Hipervnculo"/>
@@ -3873,7 +3747,7 @@
                 <w:noProof/>
                 <w:webHidden/>
               </w:rPr>
-              <w:instrText xml:space="preserve"> PAGEREF _Toc229950024 \h </w:instrText>
+              <w:instrText xml:space="preserve"> PAGEREF _Toc230171262 \h </w:instrText>
             </w:r>
             <w:r>
               <w:rPr>
@@ -3919,7 +3793,7 @@
               <w:lang w:eastAsia="es-ES"/>
             </w:rPr>
           </w:pPr>
-          <w:hyperlink w:anchor="_Toc229950025" w:history="1">
+          <w:hyperlink w:anchor="_Toc230171263" w:history="1">
             <w:r>
               <w:rPr>
                 <w:rStyle w:val="Hipervnculo"/>
@@ -3963,7 +3837,7 @@
                 <w:noProof/>
                 <w:webHidden/>
               </w:rPr>
-              <w:instrText xml:space="preserve"> PAGEREF _Toc229950025 \h </w:instrText>
+              <w:instrText xml:space="preserve"> PAGEREF _Toc230171263 \h </w:instrText>
             </w:r>
             <w:r>
               <w:rPr>
@@ -4009,7 +3883,7 @@
               <w:lang w:eastAsia="es-ES"/>
             </w:rPr>
           </w:pPr>
-          <w:hyperlink w:anchor="_Toc229950029" w:history="1">
+          <w:hyperlink w:anchor="_Toc230171267" w:history="1">
             <w:r>
               <w:rPr>
                 <w:rStyle w:val="Hipervnculo"/>
@@ -4053,7 +3927,7 @@
                 <w:noProof/>
                 <w:webHidden/>
               </w:rPr>
-              <w:instrText xml:space="preserve"> PAGEREF _Toc229950029 \h </w:instrText>
+              <w:instrText xml:space="preserve"> PAGEREF _Toc230171267 \h </w:instrText>
             </w:r>
             <w:r>
               <w:rPr>
@@ -4099,7 +3973,7 @@
               <w:lang w:eastAsia="es-ES"/>
             </w:rPr>
           </w:pPr>
-          <w:hyperlink w:anchor="_Toc229950030" w:history="1">
+          <w:hyperlink w:anchor="_Toc230171268" w:history="1">
             <w:r>
               <w:rPr>
                 <w:rStyle w:val="Hipervnculo"/>
@@ -4143,7 +4017,7 @@
                 <w:noProof/>
                 <w:webHidden/>
               </w:rPr>
-              <w:instrText xml:space="preserve"> PAGEREF _Toc229950030 \h </w:instrText>
+              <w:instrText xml:space="preserve"> PAGEREF _Toc230171268 \h </w:instrText>
             </w:r>
             <w:r>
               <w:rPr>
@@ -4189,7 +4063,7 @@
               <w:lang w:eastAsia="es-ES"/>
             </w:rPr>
           </w:pPr>
-          <w:hyperlink w:anchor="_Toc229950032" w:history="1">
+          <w:hyperlink w:anchor="_Toc230171270" w:history="1">
             <w:r>
               <w:rPr>
                 <w:rStyle w:val="Hipervnculo"/>
@@ -4233,7 +4107,7 @@
                 <w:noProof/>
                 <w:webHidden/>
               </w:rPr>
-              <w:instrText xml:space="preserve"> PAGEREF _Toc229950032 \h </w:instrText>
+              <w:instrText xml:space="preserve"> PAGEREF _Toc230171270 \h </w:instrText>
             </w:r>
             <w:r>
               <w:rPr>
@@ -4253,7 +4127,7 @@
                 <w:noProof/>
                 <w:webHidden/>
               </w:rPr>
-              <w:t>19</w:t>
+              <w:t>20</w:t>
             </w:r>
             <w:r>
               <w:rPr>
@@ -4278,7 +4152,7 @@
               <w:lang w:eastAsia="es-ES"/>
             </w:rPr>
           </w:pPr>
-          <w:hyperlink w:anchor="_Toc229950033" w:history="1">
+          <w:hyperlink w:anchor="_Toc230171271" w:history="1">
             <w:r>
               <w:rPr>
                 <w:rStyle w:val="Hipervnculo"/>
@@ -4305,7 +4179,7 @@
                 <w:noProof/>
                 <w:webHidden/>
               </w:rPr>
-              <w:instrText xml:space="preserve"> PAGEREF _Toc229950033 \h </w:instrText>
+              <w:instrText xml:space="preserve"> PAGEREF _Toc230171271 \h </w:instrText>
             </w:r>
             <w:r>
               <w:rPr>
@@ -4325,7 +4199,7 @@
                 <w:noProof/>
                 <w:webHidden/>
               </w:rPr>
-              <w:t>19</w:t>
+              <w:t>20</w:t>
             </w:r>
             <w:r>
               <w:rPr>
@@ -4350,7 +4224,7 @@
               <w:lang w:eastAsia="es-ES"/>
             </w:rPr>
           </w:pPr>
-          <w:hyperlink w:anchor="_Toc229950034" w:history="1">
+          <w:hyperlink w:anchor="_Toc230171272" w:history="1">
             <w:r>
               <w:rPr>
                 <w:rStyle w:val="Hipervnculo"/>
@@ -4377,7 +4251,7 @@
                 <w:noProof/>
                 <w:webHidden/>
               </w:rPr>
-              <w:instrText xml:space="preserve"> PAGEREF _Toc229950034 \h </w:instrText>
+              <w:instrText xml:space="preserve"> PAGEREF _Toc230171272 \h </w:instrText>
             </w:r>
             <w:r>
               <w:rPr>
@@ -4397,7 +4271,7 @@
                 <w:noProof/>
                 <w:webHidden/>
               </w:rPr>
-              <w:t>19</w:t>
+              <w:t>20</w:t>
             </w:r>
             <w:r>
               <w:rPr>
@@ -4422,7 +4296,7 @@
               <w:lang w:eastAsia="es-ES"/>
             </w:rPr>
           </w:pPr>
-          <w:hyperlink w:anchor="_Toc229950035" w:history="1">
+          <w:hyperlink w:anchor="_Toc230171273" w:history="1">
             <w:r>
               <w:rPr>
                 <w:rStyle w:val="Hipervnculo"/>
@@ -4449,7 +4323,7 @@
                 <w:noProof/>
                 <w:webHidden/>
               </w:rPr>
-              <w:instrText xml:space="preserve"> PAGEREF _Toc229950035 \h </w:instrText>
+              <w:instrText xml:space="preserve"> PAGEREF _Toc230171273 \h </w:instrText>
             </w:r>
             <w:r>
               <w:rPr>
@@ -4494,7 +4368,7 @@
               <w:lang w:eastAsia="es-ES"/>
             </w:rPr>
           </w:pPr>
-          <w:hyperlink w:anchor="_Toc229950036" w:history="1">
+          <w:hyperlink w:anchor="_Toc230171274" w:history="1">
             <w:r>
               <w:rPr>
                 <w:rStyle w:val="Hipervnculo"/>
@@ -4521,7 +4395,7 @@
                 <w:noProof/>
                 <w:webHidden/>
               </w:rPr>
-              <w:instrText xml:space="preserve"> PAGEREF _Toc229950036 \h </w:instrText>
+              <w:instrText xml:space="preserve"> PAGEREF _Toc230171274 \h </w:instrText>
             </w:r>
             <w:r>
               <w:rPr>
@@ -4541,7 +4415,7 @@
                 <w:noProof/>
                 <w:webHidden/>
               </w:rPr>
-              <w:t>20</w:t>
+              <w:t>21</w:t>
             </w:r>
             <w:r>
               <w:rPr>
@@ -4567,7 +4441,7 @@
               <w:lang w:eastAsia="es-ES"/>
             </w:rPr>
           </w:pPr>
-          <w:hyperlink w:anchor="_Toc229950037" w:history="1">
+          <w:hyperlink w:anchor="_Toc230171275" w:history="1">
             <w:r>
               <w:rPr>
                 <w:rStyle w:val="Hipervnculo"/>
@@ -4611,7 +4485,7 @@
                 <w:noProof/>
                 <w:webHidden/>
               </w:rPr>
-              <w:instrText xml:space="preserve"> PAGEREF _Toc229950037 \h </w:instrText>
+              <w:instrText xml:space="preserve"> PAGEREF _Toc230171275 \h </w:instrText>
             </w:r>
             <w:r>
               <w:rPr>
@@ -4631,7 +4505,7 @@
                 <w:noProof/>
                 <w:webHidden/>
               </w:rPr>
-              <w:t>21</w:t>
+              <w:t>22</w:t>
             </w:r>
             <w:r>
               <w:rPr>
@@ -4657,7 +4531,7 @@
               <w:lang w:eastAsia="es-ES"/>
             </w:rPr>
           </w:pPr>
-          <w:hyperlink w:anchor="_Toc229950038" w:history="1">
+          <w:hyperlink w:anchor="_Toc230171276" w:history="1">
             <w:r>
               <w:rPr>
                 <w:rStyle w:val="Hipervnculo"/>
@@ -4701,7 +4575,7 @@
                 <w:noProof/>
                 <w:webHidden/>
               </w:rPr>
-              <w:instrText xml:space="preserve"> PAGEREF _Toc229950038 \h </w:instrText>
+              <w:instrText xml:space="preserve"> PAGEREF _Toc230171276 \h </w:instrText>
             </w:r>
             <w:r>
               <w:rPr>
@@ -4721,7 +4595,7 @@
                 <w:noProof/>
                 <w:webHidden/>
               </w:rPr>
-              <w:t>21</w:t>
+              <w:t>22</w:t>
             </w:r>
             <w:r>
               <w:rPr>
@@ -4812,7 +4686,7 @@
       <w:r>
         <w:fldChar w:fldCharType="separate"/>
       </w:r>
-      <w:hyperlink w:anchor="_Toc227856184" w:history="1">
+      <w:hyperlink w:anchor="_Toc230033108" w:history="1">
         <w:r>
           <w:rPr>
             <w:rStyle w:val="Hipervnculo"/>
@@ -4839,7 +4713,7 @@
             <w:noProof/>
             <w:webHidden/>
           </w:rPr>
-          <w:instrText xml:space="preserve"> PAGEREF _Toc227856184 \h </w:instrText>
+          <w:instrText xml:space="preserve"> PAGEREF _Toc230033108 \h </w:instrText>
         </w:r>
         <w:r>
           <w:rPr>
@@ -4884,7 +4758,7 @@
           <w:lang w:eastAsia="es-ES"/>
         </w:rPr>
       </w:pPr>
-      <w:hyperlink w:anchor="_Toc227856185" w:history="1">
+      <w:hyperlink w:anchor="_Toc230033109" w:history="1">
         <w:r>
           <w:rPr>
             <w:rStyle w:val="Hipervnculo"/>
@@ -4911,7 +4785,7 @@
             <w:noProof/>
             <w:webHidden/>
           </w:rPr>
-          <w:instrText xml:space="preserve"> PAGEREF _Toc227856185 \h </w:instrText>
+          <w:instrText xml:space="preserve"> PAGEREF _Toc230033109 \h </w:instrText>
         </w:r>
         <w:r>
           <w:rPr>
@@ -4956,7 +4830,7 @@
           <w:lang w:eastAsia="es-ES"/>
         </w:rPr>
       </w:pPr>
-      <w:hyperlink w:anchor="_Toc227856186" w:history="1">
+      <w:hyperlink w:anchor="_Toc230033110" w:history="1">
         <w:r>
           <w:rPr>
             <w:rStyle w:val="Hipervnculo"/>
@@ -4983,7 +4857,7 @@
             <w:noProof/>
             <w:webHidden/>
           </w:rPr>
-          <w:instrText xml:space="preserve"> PAGEREF _Toc227856186 \h </w:instrText>
+          <w:instrText xml:space="preserve"> PAGEREF _Toc230033110 \h </w:instrText>
         </w:r>
         <w:r>
           <w:rPr>
@@ -5028,13 +4902,13 @@
           <w:lang w:eastAsia="es-ES"/>
         </w:rPr>
       </w:pPr>
-      <w:hyperlink w:anchor="_Toc227856187" w:history="1">
+      <w:hyperlink w:anchor="_Toc230033111" w:history="1">
         <w:r>
           <w:rPr>
             <w:rStyle w:val="Hipervnculo"/>
             <w:noProof/>
           </w:rPr>
-          <w:t>Figura 4. Pantalla de inicio de sesión - Desktop</w:t>
+          <w:t>Figura 4. Diagrama de paquetes</w:t>
         </w:r>
         <w:r>
           <w:rPr>
@@ -5055,7 +4929,79 @@
             <w:noProof/>
             <w:webHidden/>
           </w:rPr>
-          <w:instrText xml:space="preserve"> PAGEREF _Toc227856187 \h </w:instrText>
+          <w:instrText xml:space="preserve"> PAGEREF _Toc230033111 \h </w:instrText>
+        </w:r>
+        <w:r>
+          <w:rPr>
+            <w:noProof/>
+            <w:webHidden/>
+          </w:rPr>
+        </w:r>
+        <w:r>
+          <w:rPr>
+            <w:noProof/>
+            <w:webHidden/>
+          </w:rPr>
+          <w:fldChar w:fldCharType="separate"/>
+        </w:r>
+        <w:r>
+          <w:rPr>
+            <w:noProof/>
+            <w:webHidden/>
+          </w:rPr>
+          <w:t>12</w:t>
+        </w:r>
+        <w:r>
+          <w:rPr>
+            <w:noProof/>
+            <w:webHidden/>
+          </w:rPr>
+          <w:fldChar w:fldCharType="end"/>
+        </w:r>
+      </w:hyperlink>
+    </w:p>
+    <w:p>
+      <w:pPr>
+        <w:pStyle w:val="Tabladeilustraciones"/>
+        <w:tabs>
+          <w:tab w:val="right" w:leader="dot" w:pos="9628"/>
+        </w:tabs>
+        <w:rPr>
+          <w:rFonts w:eastAsiaTheme="minorEastAsia"/>
+          <w:noProof/>
+          <w:sz w:val="24"/>
+          <w:szCs w:val="24"/>
+          <w:lang w:eastAsia="es-ES"/>
+        </w:rPr>
+      </w:pPr>
+      <w:hyperlink w:anchor="_Toc230033112" w:history="1">
+        <w:r>
+          <w:rPr>
+            <w:rStyle w:val="Hipervnculo"/>
+            <w:noProof/>
+          </w:rPr>
+          <w:t>Figura 5. Pantalla inicio sesión</w:t>
+        </w:r>
+        <w:r>
+          <w:rPr>
+            <w:noProof/>
+            <w:webHidden/>
+          </w:rPr>
+          <w:tab/>
+        </w:r>
+        <w:r>
+          <w:rPr>
+            <w:noProof/>
+            <w:webHidden/>
+          </w:rPr>
+          <w:fldChar w:fldCharType="begin"/>
+        </w:r>
+        <w:r>
+          <w:rPr>
+            <w:noProof/>
+            <w:webHidden/>
+          </w:rPr>
+          <w:instrText xml:space="preserve"> PAGEREF _Toc230033112 \h </w:instrText>
         </w:r>
         <w:r>
           <w:rPr>
@@ -5100,13 +5046,13 @@
           <w:lang w:eastAsia="es-ES"/>
         </w:rPr>
       </w:pPr>
-      <w:hyperlink w:anchor="_Toc227856188" w:history="1">
+      <w:hyperlink w:anchor="_Toc230033113" w:history="1">
         <w:r>
           <w:rPr>
             <w:rStyle w:val="Hipervnculo"/>
             <w:noProof/>
           </w:rPr>
-          <w:t>Figura 5. Pantalla Nueva FCT - Desktop</w:t>
+          <w:t>Figura 6. Pantalla nueva FCT – Profesor</w:t>
         </w:r>
         <w:r>
           <w:rPr>
@@ -5127,7 +5073,7 @@
             <w:noProof/>
             <w:webHidden/>
           </w:rPr>
-          <w:instrText xml:space="preserve"> PAGEREF _Toc227856188 \h </w:instrText>
+          <w:instrText xml:space="preserve"> PAGEREF _Toc230033113 \h </w:instrText>
         </w:r>
         <w:r>
           <w:rPr>
@@ -5172,13 +5118,13 @@
           <w:lang w:eastAsia="es-ES"/>
         </w:rPr>
       </w:pPr>
-      <w:hyperlink w:anchor="_Toc227856189" w:history="1">
+      <w:hyperlink w:anchor="_Toc230033114" w:history="1">
         <w:r>
           <w:rPr>
             <w:rStyle w:val="Hipervnculo"/>
             <w:noProof/>
           </w:rPr>
-          <w:t>Figura 6. Pantalla inicial usuario Estudiante - Móvil</w:t>
+          <w:t>Figura 7. Pantalla Consultar empresas – Administrador</w:t>
         </w:r>
         <w:r>
           <w:rPr>
@@ -5199,7 +5145,7 @@
             <w:noProof/>
             <w:webHidden/>
           </w:rPr>
-          <w:instrText xml:space="preserve"> PAGEREF _Toc227856189 \h </w:instrText>
+          <w:instrText xml:space="preserve"> PAGEREF _Toc230033114 \h </w:instrText>
         </w:r>
         <w:r>
           <w:rPr>
@@ -5244,13 +5190,13 @@
           <w:lang w:eastAsia="es-ES"/>
         </w:rPr>
       </w:pPr>
-      <w:hyperlink w:anchor="_Toc227856190" w:history="1">
+      <w:hyperlink w:anchor="_Toc230033115" w:history="1">
         <w:r>
           <w:rPr>
             <w:rStyle w:val="Hipervnculo"/>
             <w:noProof/>
           </w:rPr>
-          <w:t>Figura 7. Pantalla Añadir justificante usuario Estudiante - Móvil</w:t>
+          <w:t>Figura 8. Pantalla principal Estudiante</w:t>
         </w:r>
         <w:r>
           <w:rPr>
@@ -5271,7 +5217,7 @@
             <w:noProof/>
             <w:webHidden/>
           </w:rPr>
-          <w:instrText xml:space="preserve"> PAGEREF _Toc227856190 \h </w:instrText>
+          <w:instrText xml:space="preserve"> PAGEREF _Toc230033115 \h </w:instrText>
         </w:r>
         <w:r>
           <w:rPr>
@@ -5316,13 +5262,13 @@
           <w:lang w:eastAsia="es-ES"/>
         </w:rPr>
       </w:pPr>
-      <w:hyperlink w:anchor="_Toc227856191" w:history="1">
+      <w:hyperlink w:anchor="_Toc230033116" w:history="1">
         <w:r>
           <w:rPr>
             <w:rStyle w:val="Hipervnculo"/>
             <w:noProof/>
           </w:rPr>
-          <w:t>Figura 8. Diagrama de Gantt</w:t>
+          <w:t>Figura 9. Pantalla principal Estudiante – Móvil</w:t>
         </w:r>
         <w:r>
           <w:rPr>
@@ -5343,7 +5289,7 @@
             <w:noProof/>
             <w:webHidden/>
           </w:rPr>
-          <w:instrText xml:space="preserve"> PAGEREF _Toc227856191 \h </w:instrText>
+          <w:instrText xml:space="preserve"> PAGEREF _Toc230033116 \h </w:instrText>
         </w:r>
         <w:r>
           <w:rPr>
@@ -5363,7 +5309,7 @@
             <w:noProof/>
             <w:webHidden/>
           </w:rPr>
-          <w:t>18</w:t>
+          <w:t>15</w:t>
         </w:r>
         <w:r>
           <w:rPr>
@@ -5375,11 +5321,608 @@
       </w:hyperlink>
     </w:p>
     <w:p>
+      <w:pPr>
+        <w:pStyle w:val="Tabladeilustraciones"/>
+        <w:tabs>
+          <w:tab w:val="right" w:leader="dot" w:pos="9628"/>
+        </w:tabs>
+        <w:rPr>
+          <w:rFonts w:eastAsiaTheme="minorEastAsia"/>
+          <w:noProof/>
+          <w:sz w:val="24"/>
+          <w:szCs w:val="24"/>
+          <w:lang w:eastAsia="es-ES"/>
+        </w:rPr>
+      </w:pPr>
+      <w:hyperlink w:anchor="_Toc230033117" w:history="1">
+        <w:r>
+          <w:rPr>
+            <w:rStyle w:val="Hipervnculo"/>
+            <w:noProof/>
+          </w:rPr>
+          <w:t>Figura 10. Pantalla Justificar falta – Estudiante - Móvil</w:t>
+        </w:r>
+        <w:r>
+          <w:rPr>
+            <w:noProof/>
+            <w:webHidden/>
+          </w:rPr>
+          <w:tab/>
+        </w:r>
+        <w:r>
+          <w:rPr>
+            <w:noProof/>
+            <w:webHidden/>
+          </w:rPr>
+          <w:fldChar w:fldCharType="begin"/>
+        </w:r>
+        <w:r>
+          <w:rPr>
+            <w:noProof/>
+            <w:webHidden/>
+          </w:rPr>
+          <w:instrText xml:space="preserve"> PAGEREF _Toc230033117 \h </w:instrText>
+        </w:r>
+        <w:r>
+          <w:rPr>
+            <w:noProof/>
+            <w:webHidden/>
+          </w:rPr>
+        </w:r>
+        <w:r>
+          <w:rPr>
+            <w:noProof/>
+            <w:webHidden/>
+          </w:rPr>
+          <w:fldChar w:fldCharType="separate"/>
+        </w:r>
+        <w:r>
+          <w:rPr>
+            <w:noProof/>
+            <w:webHidden/>
+          </w:rPr>
+          <w:t>15</w:t>
+        </w:r>
+        <w:r>
+          <w:rPr>
+            <w:noProof/>
+            <w:webHidden/>
+          </w:rPr>
+          <w:fldChar w:fldCharType="end"/>
+        </w:r>
+      </w:hyperlink>
+    </w:p>
+    <w:p>
+      <w:pPr>
+        <w:pStyle w:val="Tabladeilustraciones"/>
+        <w:tabs>
+          <w:tab w:val="right" w:leader="dot" w:pos="9628"/>
+        </w:tabs>
+        <w:rPr>
+          <w:rFonts w:eastAsiaTheme="minorEastAsia"/>
+          <w:noProof/>
+          <w:sz w:val="24"/>
+          <w:szCs w:val="24"/>
+          <w:lang w:eastAsia="es-ES"/>
+        </w:rPr>
+      </w:pPr>
+      <w:hyperlink w:anchor="_Toc230033118" w:history="1">
+        <w:r>
+          <w:rPr>
+            <w:rStyle w:val="Hipervnculo"/>
+            <w:noProof/>
+          </w:rPr>
+          <w:t>Figura 11. Mapa de Navegabilidad</w:t>
+        </w:r>
+        <w:r>
+          <w:rPr>
+            <w:noProof/>
+            <w:webHidden/>
+          </w:rPr>
+          <w:tab/>
+        </w:r>
+        <w:r>
+          <w:rPr>
+            <w:noProof/>
+            <w:webHidden/>
+          </w:rPr>
+          <w:fldChar w:fldCharType="begin"/>
+        </w:r>
+        <w:r>
+          <w:rPr>
+            <w:noProof/>
+            <w:webHidden/>
+          </w:rPr>
+          <w:instrText xml:space="preserve"> PAGEREF _Toc230033118 \h </w:instrText>
+        </w:r>
+        <w:r>
+          <w:rPr>
+            <w:noProof/>
+            <w:webHidden/>
+          </w:rPr>
+        </w:r>
+        <w:r>
+          <w:rPr>
+            <w:noProof/>
+            <w:webHidden/>
+          </w:rPr>
+          <w:fldChar w:fldCharType="separate"/>
+        </w:r>
+        <w:r>
+          <w:rPr>
+            <w:noProof/>
+            <w:webHidden/>
+          </w:rPr>
+          <w:t>16</w:t>
+        </w:r>
+        <w:r>
+          <w:rPr>
+            <w:noProof/>
+            <w:webHidden/>
+          </w:rPr>
+          <w:fldChar w:fldCharType="end"/>
+        </w:r>
+      </w:hyperlink>
+    </w:p>
+    <w:p>
+      <w:pPr>
+        <w:pStyle w:val="Tabladeilustraciones"/>
+        <w:tabs>
+          <w:tab w:val="right" w:leader="dot" w:pos="9628"/>
+        </w:tabs>
+        <w:rPr>
+          <w:rFonts w:eastAsiaTheme="minorEastAsia"/>
+          <w:noProof/>
+          <w:sz w:val="24"/>
+          <w:szCs w:val="24"/>
+          <w:lang w:eastAsia="es-ES"/>
+        </w:rPr>
+      </w:pPr>
+      <w:hyperlink w:anchor="_Toc230033119" w:history="1">
+        <w:r>
+          <w:rPr>
+            <w:rStyle w:val="Hipervnculo"/>
+            <w:noProof/>
+          </w:rPr>
+          <w:t>Figura 12. Diagrama de Gantt</w:t>
+        </w:r>
+        <w:r>
+          <w:rPr>
+            <w:noProof/>
+            <w:webHidden/>
+          </w:rPr>
+          <w:tab/>
+        </w:r>
+        <w:r>
+          <w:rPr>
+            <w:noProof/>
+            <w:webHidden/>
+          </w:rPr>
+          <w:fldChar w:fldCharType="begin"/>
+        </w:r>
+        <w:r>
+          <w:rPr>
+            <w:noProof/>
+            <w:webHidden/>
+          </w:rPr>
+          <w:instrText xml:space="preserve"> PAGEREF _Toc230033119 \h </w:instrText>
+        </w:r>
+        <w:r>
+          <w:rPr>
+            <w:noProof/>
+            <w:webHidden/>
+          </w:rPr>
+        </w:r>
+        <w:r>
+          <w:rPr>
+            <w:noProof/>
+            <w:webHidden/>
+          </w:rPr>
+          <w:fldChar w:fldCharType="separate"/>
+        </w:r>
+        <w:r>
+          <w:rPr>
+            <w:noProof/>
+            <w:webHidden/>
+          </w:rPr>
+          <w:t>19</w:t>
+        </w:r>
+        <w:r>
+          <w:rPr>
+            <w:noProof/>
+            <w:webHidden/>
+          </w:rPr>
+          <w:fldChar w:fldCharType="end"/>
+        </w:r>
+      </w:hyperlink>
+    </w:p>
+    <w:p>
+      <w:pPr>
+        <w:pStyle w:val="Tabladeilustraciones"/>
+        <w:tabs>
+          <w:tab w:val="right" w:leader="dot" w:pos="9628"/>
+        </w:tabs>
+        <w:rPr>
+          <w:rFonts w:eastAsiaTheme="minorEastAsia"/>
+          <w:noProof/>
+          <w:sz w:val="24"/>
+          <w:szCs w:val="24"/>
+          <w:lang w:eastAsia="es-ES"/>
+        </w:rPr>
+      </w:pPr>
+      <w:hyperlink w:anchor="_Toc230033120" w:history="1">
+        <w:r>
+          <w:rPr>
+            <w:rStyle w:val="Hipervnculo"/>
+            <w:noProof/>
+          </w:rPr>
+          <w:t>Figura 13. Paleta colores</w:t>
+        </w:r>
+        <w:r>
+          <w:rPr>
+            <w:noProof/>
+            <w:webHidden/>
+          </w:rPr>
+          <w:tab/>
+        </w:r>
+        <w:r>
+          <w:rPr>
+            <w:noProof/>
+            <w:webHidden/>
+          </w:rPr>
+          <w:fldChar w:fldCharType="begin"/>
+        </w:r>
+        <w:r>
+          <w:rPr>
+            <w:noProof/>
+            <w:webHidden/>
+          </w:rPr>
+          <w:instrText xml:space="preserve"> PAGEREF _Toc230033120 \h </w:instrText>
+        </w:r>
+        <w:r>
+          <w:rPr>
+            <w:noProof/>
+            <w:webHidden/>
+          </w:rPr>
+        </w:r>
+        <w:r>
+          <w:rPr>
+            <w:noProof/>
+            <w:webHidden/>
+          </w:rPr>
+          <w:fldChar w:fldCharType="separate"/>
+        </w:r>
+        <w:r>
+          <w:rPr>
+            <w:noProof/>
+            <w:webHidden/>
+          </w:rPr>
+          <w:t>20</w:t>
+        </w:r>
+        <w:r>
+          <w:rPr>
+            <w:noProof/>
+            <w:webHidden/>
+          </w:rPr>
+          <w:fldChar w:fldCharType="end"/>
+        </w:r>
+      </w:hyperlink>
+    </w:p>
+    <w:p>
+      <w:pPr>
+        <w:pStyle w:val="Tabladeilustraciones"/>
+        <w:tabs>
+          <w:tab w:val="right" w:leader="dot" w:pos="9628"/>
+        </w:tabs>
+        <w:rPr>
+          <w:rFonts w:eastAsiaTheme="minorEastAsia"/>
+          <w:noProof/>
+          <w:sz w:val="24"/>
+          <w:szCs w:val="24"/>
+          <w:lang w:eastAsia="es-ES"/>
+        </w:rPr>
+      </w:pPr>
+      <w:hyperlink w:anchor="_Toc230033121" w:history="1">
+        <w:r>
+          <w:rPr>
+            <w:rStyle w:val="Hipervnculo"/>
+            <w:noProof/>
+          </w:rPr>
+          <w:t>Figura 14. Logo Gestiona</w:t>
+        </w:r>
+        <w:r>
+          <w:rPr>
+            <w:noProof/>
+            <w:webHidden/>
+          </w:rPr>
+          <w:tab/>
+        </w:r>
+        <w:r>
+          <w:rPr>
+            <w:noProof/>
+            <w:webHidden/>
+          </w:rPr>
+          <w:fldChar w:fldCharType="begin"/>
+        </w:r>
+        <w:r>
+          <w:rPr>
+            <w:noProof/>
+            <w:webHidden/>
+          </w:rPr>
+          <w:instrText xml:space="preserve"> PAGEREF _Toc230033121 \h </w:instrText>
+        </w:r>
+        <w:r>
+          <w:rPr>
+            <w:noProof/>
+            <w:webHidden/>
+          </w:rPr>
+        </w:r>
+        <w:r>
+          <w:rPr>
+            <w:noProof/>
+            <w:webHidden/>
+          </w:rPr>
+          <w:fldChar w:fldCharType="separate"/>
+        </w:r>
+        <w:r>
+          <w:rPr>
+            <w:noProof/>
+            <w:webHidden/>
+          </w:rPr>
+          <w:t>22</w:t>
+        </w:r>
+        <w:r>
+          <w:rPr>
+            <w:noProof/>
+            <w:webHidden/>
+          </w:rPr>
+          <w:fldChar w:fldCharType="end"/>
+        </w:r>
+      </w:hyperlink>
+    </w:p>
+    <w:p>
+      <w:pPr>
+        <w:pStyle w:val="Tabladeilustraciones"/>
+        <w:tabs>
+          <w:tab w:val="right" w:leader="dot" w:pos="9628"/>
+        </w:tabs>
+        <w:rPr>
+          <w:rFonts w:eastAsiaTheme="minorEastAsia"/>
+          <w:noProof/>
+          <w:sz w:val="24"/>
+          <w:szCs w:val="24"/>
+          <w:lang w:eastAsia="es-ES"/>
+        </w:rPr>
+      </w:pPr>
+      <w:hyperlink w:anchor="_Toc230033122" w:history="1">
+        <w:r>
+          <w:rPr>
+            <w:rStyle w:val="Hipervnculo"/>
+            <w:noProof/>
+          </w:rPr>
+          <w:t>Figura 15. Logo Centro Educativo</w:t>
+        </w:r>
+        <w:r>
+          <w:rPr>
+            <w:noProof/>
+            <w:webHidden/>
+          </w:rPr>
+          <w:tab/>
+        </w:r>
+        <w:r>
+          <w:rPr>
+            <w:noProof/>
+            <w:webHidden/>
+          </w:rPr>
+          <w:fldChar w:fldCharType="begin"/>
+        </w:r>
+        <w:r>
+          <w:rPr>
+            <w:noProof/>
+            <w:webHidden/>
+          </w:rPr>
+          <w:instrText xml:space="preserve"> PAGEREF _Toc230033122 \h </w:instrText>
+        </w:r>
+        <w:r>
+          <w:rPr>
+            <w:noProof/>
+            <w:webHidden/>
+          </w:rPr>
+        </w:r>
+        <w:r>
+          <w:rPr>
+            <w:noProof/>
+            <w:webHidden/>
+          </w:rPr>
+          <w:fldChar w:fldCharType="separate"/>
+        </w:r>
+        <w:r>
+          <w:rPr>
+            <w:noProof/>
+            <w:webHidden/>
+          </w:rPr>
+          <w:t>22</w:t>
+        </w:r>
+        <w:r>
+          <w:rPr>
+            <w:noProof/>
+            <w:webHidden/>
+          </w:rPr>
+          <w:fldChar w:fldCharType="end"/>
+        </w:r>
+      </w:hyperlink>
+    </w:p>
+    <w:p>
       <w:r>
         <w:fldChar w:fldCharType="end"/>
       </w:r>
     </w:p>
-    <w:p/>
+    <w:p>
+      <w:pPr>
+        <w:pStyle w:val="TtuloTDC"/>
+      </w:pPr>
+      <w:r>
+        <w:t>Índice de Iconos</w:t>
+      </w:r>
+    </w:p>
+    <w:p>
+      <w:pPr>
+        <w:pStyle w:val="Tabladeilustraciones"/>
+        <w:tabs>
+          <w:tab w:val="right" w:leader="dot" w:pos="9628"/>
+        </w:tabs>
+        <w:rPr>
+          <w:rFonts w:eastAsiaTheme="minorEastAsia"/>
+          <w:noProof/>
+          <w:sz w:val="24"/>
+          <w:szCs w:val="24"/>
+          <w:lang w:eastAsia="es-ES"/>
+        </w:rPr>
+      </w:pPr>
+      <w:r>
+        <w:fldChar w:fldCharType="begin"/>
+      </w:r>
+      <w:r>
+        <w:instrText xml:space="preserve"> TOC \h \z \c "Icono" </w:instrText>
+      </w:r>
+      <w:r>
+        <w:fldChar w:fldCharType="separate"/>
+      </w:r>
+      <w:hyperlink w:anchor="_Toc230033363" w:history="1">
+        <w:r>
+          <w:rPr>
+            <w:rStyle w:val="Hipervnculo"/>
+            <w:noProof/>
+          </w:rPr>
+          <w:t>Icono 1</w:t>
+        </w:r>
+        <w:r>
+          <w:rPr>
+            <w:noProof/>
+            <w:webHidden/>
+          </w:rPr>
+          <w:tab/>
+        </w:r>
+        <w:r>
+          <w:rPr>
+            <w:noProof/>
+            <w:webHidden/>
+          </w:rPr>
+          <w:fldChar w:fldCharType="begin"/>
+        </w:r>
+        <w:r>
+          <w:rPr>
+            <w:noProof/>
+            <w:webHidden/>
+          </w:rPr>
+          <w:instrText xml:space="preserve"> PAGEREF _Toc230033363 \h </w:instrText>
+        </w:r>
+        <w:r>
+          <w:rPr>
+            <w:noProof/>
+            <w:webHidden/>
+          </w:rPr>
+        </w:r>
+        <w:r>
+          <w:rPr>
+            <w:noProof/>
+            <w:webHidden/>
+          </w:rPr>
+          <w:fldChar w:fldCharType="separate"/>
+        </w:r>
+        <w:r>
+          <w:rPr>
+            <w:noProof/>
+            <w:webHidden/>
+          </w:rPr>
+          <w:t>23</w:t>
+        </w:r>
+        <w:r>
+          <w:rPr>
+            <w:noProof/>
+            <w:webHidden/>
+          </w:rPr>
+          <w:fldChar w:fldCharType="end"/>
+        </w:r>
+      </w:hyperlink>
+    </w:p>
+    <w:p>
+      <w:pPr>
+        <w:pStyle w:val="Tabladeilustraciones"/>
+        <w:tabs>
+          <w:tab w:val="right" w:leader="dot" w:pos="9628"/>
+        </w:tabs>
+        <w:rPr>
+          <w:rFonts w:eastAsiaTheme="minorEastAsia"/>
+          <w:noProof/>
+          <w:sz w:val="24"/>
+          <w:szCs w:val="24"/>
+          <w:lang w:eastAsia="es-ES"/>
+        </w:rPr>
+      </w:pPr>
+      <w:hyperlink w:anchor="_Toc230033364" w:history="1">
+        <w:r>
+          <w:rPr>
+            <w:rStyle w:val="Hipervnculo"/>
+            <w:noProof/>
+          </w:rPr>
+          <w:t>Icono 2</w:t>
+        </w:r>
+        <w:r>
+          <w:rPr>
+            <w:noProof/>
+            <w:webHidden/>
+          </w:rPr>
+          <w:tab/>
+        </w:r>
+        <w:r>
+          <w:rPr>
+            <w:noProof/>
+            <w:webHidden/>
+          </w:rPr>
+          <w:fldChar w:fldCharType="begin"/>
+        </w:r>
+        <w:r>
+          <w:rPr>
+            <w:noProof/>
+            <w:webHidden/>
+          </w:rPr>
+          <w:instrText xml:space="preserve"> PAGEREF _Toc230033364 \h </w:instrText>
+        </w:r>
+        <w:r>
+          <w:rPr>
+            <w:noProof/>
+            <w:webHidden/>
+          </w:rPr>
+        </w:r>
+        <w:r>
+          <w:rPr>
+            <w:noProof/>
+            <w:webHidden/>
+          </w:rPr>
+          <w:fldChar w:fldCharType="separate"/>
+        </w:r>
+        <w:r>
+          <w:rPr>
+            <w:noProof/>
+            <w:webHidden/>
+          </w:rPr>
+          <w:t>23</w:t>
+        </w:r>
+        <w:r>
+          <w:rPr>
+            <w:noProof/>
+            <w:webHidden/>
+          </w:rPr>
+          <w:fldChar w:fldCharType="end"/>
+        </w:r>
+      </w:hyperlink>
+    </w:p>
+    <w:p>
+      <w:r>
+        <w:fldChar w:fldCharType="end"/>
+      </w:r>
+    </w:p>
     <w:p>
       <w:pPr>
         <w:rPr>
@@ -5397,7 +5940,7 @@
       <w:pPr>
         <w:pStyle w:val="Ttulo2"/>
       </w:pPr>
-      <w:bookmarkStart w:id="0" w:name="_Toc229949992"/>
+      <w:bookmarkStart w:id="0" w:name="_Toc230171231"/>
       <w:r>
         <w:lastRenderedPageBreak/>
         <w:t>INTRODUCCIÓN</w:t>
@@ -5447,10 +5990,7 @@
         <w:t>de estas formaciones en empresas de trabajo.</w:t>
       </w:r>
       <w:r>
-        <w:t xml:space="preserve"> </w:t>
-      </w:r>
-      <w:r>
-        <w:t>Se trata de una aplicación de escritorio, complementada con una aplicación móvil para el perfil Estudiante, que permite administrar de forma centralizada todas las FCTs del departamento. El sistema contempla cuatro perfiles de usuario —Administrador, Profesor, Tutor de Empresa y Estudiante— cada uno con acceso únicamente a las funcionalidades que le corresponden, garantizando así la seguridad y la integridad de los datos.</w:t>
+        <w:t xml:space="preserve"> Se trata de una aplicación de escritorio, complementada con una aplicación móvil para el perfil Estudiante, que permite administrar de forma centralizada todas las FCTs del departamento. El sistema contempla cuatro perfiles de usuario —Administrador, Profesor, Tutor de Empresa y Estudiante— cada uno con acceso únicamente a las funcionalidades que le corresponden, garantizando así la seguridad y la integridad de los datos.</w:t>
       </w:r>
     </w:p>
     <w:p>
@@ -5461,7 +6001,7 @@
           <w:numId w:val="2"/>
         </w:numPr>
       </w:pPr>
-      <w:bookmarkStart w:id="1" w:name="_Toc229949993"/>
+      <w:bookmarkStart w:id="1" w:name="_Toc230171232"/>
       <w:r>
         <w:t>OBJETIVOS DEL PROYECTO</w:t>
       </w:r>
@@ -5483,7 +6023,7 @@
           <w:numId w:val="3"/>
         </w:numPr>
       </w:pPr>
-      <w:bookmarkStart w:id="2" w:name="_Toc229949994"/>
+      <w:bookmarkStart w:id="2" w:name="_Toc230171233"/>
       <w:r>
         <w:t>OBJETIVO GENERAL DEL PROYECTO</w:t>
       </w:r>
@@ -5509,7 +6049,7 @@
           <w:numId w:val="3"/>
         </w:numPr>
       </w:pPr>
-      <w:bookmarkStart w:id="4" w:name="_Toc229949995"/>
+      <w:bookmarkStart w:id="4" w:name="_Toc230171234"/>
       <w:bookmarkEnd w:id="3"/>
       <w:r>
         <w:t>OBJETIVOS ESPECÍFICOS</w:t>
@@ -5641,7 +6181,7 @@
           <w:numId w:val="2"/>
         </w:numPr>
       </w:pPr>
-      <w:bookmarkStart w:id="5" w:name="_Toc229949996"/>
+      <w:bookmarkStart w:id="5" w:name="_Toc230171235"/>
       <w:r>
         <w:t>ANÁLISIS Y DISEÑO</w:t>
       </w:r>
@@ -5687,6 +6227,7 @@
       <w:bookmarkStart w:id="12" w:name="_Toc227855982"/>
       <w:bookmarkStart w:id="13" w:name="_Toc227865320"/>
       <w:bookmarkStart w:id="14" w:name="_Toc229949997"/>
+      <w:bookmarkStart w:id="15" w:name="_Toc230171236"/>
       <w:bookmarkEnd w:id="6"/>
       <w:bookmarkEnd w:id="7"/>
       <w:bookmarkEnd w:id="8"/>
@@ -5696,6 +6237,7 @@
       <w:bookmarkEnd w:id="12"/>
       <w:bookmarkEnd w:id="13"/>
       <w:bookmarkEnd w:id="14"/>
+      <w:bookmarkEnd w:id="15"/>
     </w:p>
     <w:p>
       <w:pPr>
@@ -5705,11 +6247,11 @@
           <w:numId w:val="3"/>
         </w:numPr>
       </w:pPr>
-      <w:bookmarkStart w:id="15" w:name="_Toc229949998"/>
+      <w:bookmarkStart w:id="16" w:name="_Toc230171237"/>
       <w:r>
         <w:t>REQUISITOS FUNCIONALES</w:t>
       </w:r>
-      <w:bookmarkEnd w:id="15"/>
+      <w:bookmarkEnd w:id="16"/>
     </w:p>
     <w:tbl>
       <w:tblPr>
@@ -5744,6 +6286,7 @@
           </w:tcPr>
           <w:p>
             <w:pPr>
+              <w:jc w:val="center"/>
               <w:cnfStyle w:val="100000000000" w:firstRow="1" w:lastRow="0" w:firstColumn="0" w:lastColumn="0" w:oddVBand="0" w:evenVBand="0" w:oddHBand="0" w:evenHBand="0" w:firstRowFirstColumn="0" w:firstRowLastColumn="0" w:lastRowFirstColumn="0" w:lastRowLastColumn="0"/>
             </w:pPr>
             <w:r>
@@ -5757,10 +6300,11 @@
           </w:tcPr>
           <w:p>
             <w:pPr>
+              <w:jc w:val="center"/>
               <w:cnfStyle w:val="100000000000" w:firstRow="1" w:lastRow="0" w:firstColumn="0" w:lastColumn="0" w:oddVBand="0" w:evenVBand="0" w:oddHBand="0" w:evenHBand="0" w:firstRowFirstColumn="0" w:firstRowLastColumn="0" w:lastRowFirstColumn="0" w:lastRowLastColumn="0"/>
             </w:pPr>
             <w:r>
-              <w:t xml:space="preserve">Descripción </w:t>
+              <w:t>Descripción</w:t>
             </w:r>
           </w:p>
         </w:tc>
@@ -5770,6 +6314,7 @@
           </w:tcPr>
           <w:p>
             <w:pPr>
+              <w:jc w:val="center"/>
               <w:cnfStyle w:val="100000000000" w:firstRow="1" w:lastRow="0" w:firstColumn="0" w:lastColumn="0" w:oddVBand="0" w:evenVBand="0" w:oddHBand="0" w:evenHBand="0" w:firstRowFirstColumn="0" w:firstRowLastColumn="0" w:lastRowFirstColumn="0" w:lastRowLastColumn="0"/>
             </w:pPr>
             <w:r>
@@ -5799,6 +6344,7 @@
           </w:tcPr>
           <w:p>
             <w:pPr>
+              <w:jc w:val="center"/>
               <w:cnfStyle w:val="000000100000" w:firstRow="0" w:lastRow="0" w:firstColumn="0" w:lastColumn="0" w:oddVBand="0" w:evenVBand="0" w:oddHBand="1" w:evenHBand="0" w:firstRowFirstColumn="0" w:firstRowLastColumn="0" w:lastRowFirstColumn="0" w:lastRowLastColumn="0"/>
             </w:pPr>
             <w:r>
@@ -5816,6 +6362,7 @@
           </w:tcPr>
           <w:p>
             <w:pPr>
+              <w:jc w:val="center"/>
               <w:cnfStyle w:val="000000100000" w:firstRow="0" w:lastRow="0" w:firstColumn="0" w:lastColumn="0" w:oddVBand="0" w:evenVBand="0" w:oddHBand="1" w:evenHBand="0" w:firstRowFirstColumn="0" w:firstRowLastColumn="0" w:lastRowFirstColumn="0" w:lastRowLastColumn="0"/>
             </w:pPr>
             <w:r>
@@ -5829,6 +6376,7 @@
           </w:tcPr>
           <w:p>
             <w:pPr>
+              <w:jc w:val="center"/>
               <w:cnfStyle w:val="000000100000" w:firstRow="0" w:lastRow="0" w:firstColumn="0" w:lastColumn="0" w:oddVBand="0" w:evenVBand="0" w:oddHBand="1" w:evenHBand="0" w:firstRowFirstColumn="0" w:firstRowLastColumn="0" w:lastRowFirstColumn="0" w:lastRowLastColumn="0"/>
             </w:pPr>
             <w:r>
@@ -5855,6 +6403,7 @@
           </w:tcPr>
           <w:p>
             <w:pPr>
+              <w:jc w:val="center"/>
               <w:cnfStyle w:val="000000000000" w:firstRow="0" w:lastRow="0" w:firstColumn="0" w:lastColumn="0" w:oddVBand="0" w:evenVBand="0" w:oddHBand="0" w:evenHBand="0" w:firstRowFirstColumn="0" w:firstRowLastColumn="0" w:lastRowFirstColumn="0" w:lastRowLastColumn="0"/>
             </w:pPr>
             <w:r>
@@ -5868,6 +6417,7 @@
           </w:tcPr>
           <w:p>
             <w:pPr>
+              <w:jc w:val="center"/>
               <w:cnfStyle w:val="000000000000" w:firstRow="0" w:lastRow="0" w:firstColumn="0" w:lastColumn="0" w:oddVBand="0" w:evenVBand="0" w:oddHBand="0" w:evenHBand="0" w:firstRowFirstColumn="0" w:firstRowLastColumn="0" w:lastRowFirstColumn="0" w:lastRowLastColumn="0"/>
             </w:pPr>
             <w:r>
@@ -5881,6 +6431,7 @@
           </w:tcPr>
           <w:p>
             <w:pPr>
+              <w:jc w:val="center"/>
               <w:cnfStyle w:val="000000000000" w:firstRow="0" w:lastRow="0" w:firstColumn="0" w:lastColumn="0" w:oddVBand="0" w:evenVBand="0" w:oddHBand="0" w:evenHBand="0" w:firstRowFirstColumn="0" w:firstRowLastColumn="0" w:lastRowFirstColumn="0" w:lastRowLastColumn="0"/>
             </w:pPr>
             <w:r>
@@ -5910,24 +6461,31 @@
           </w:tcPr>
           <w:p>
             <w:pPr>
-              <w:cnfStyle w:val="000000100000" w:firstRow="0" w:lastRow="0" w:firstColumn="0" w:lastColumn="0" w:oddVBand="0" w:evenVBand="0" w:oddHBand="1" w:evenHBand="0" w:firstRowFirstColumn="0" w:firstRowLastColumn="0" w:lastRowFirstColumn="0" w:lastRowLastColumn="0"/>
-            </w:pPr>
-            <w:r>
-              <w:t>Gestión multitemporal</w:t>
-            </w:r>
-          </w:p>
-        </w:tc>
-        <w:tc>
-          <w:tcPr>
-            <w:tcW w:w="5948" w:type="dxa"/>
-          </w:tcPr>
-          <w:p>
-            <w:pPr>
               <w:jc w:val="center"/>
               <w:cnfStyle w:val="000000100000" w:firstRow="0" w:lastRow="0" w:firstColumn="0" w:lastColumn="0" w:oddVBand="0" w:evenVBand="0" w:oddHBand="1" w:evenHBand="0" w:firstRowFirstColumn="0" w:firstRowLastColumn="0" w:lastRowFirstColumn="0" w:lastRowLastColumn="0"/>
             </w:pPr>
             <w:r>
-              <w:t>El sistema permitirá gestionar formaciones en empresa de distintos cursos académicos, no únicamente el curso actual.</w:t>
+              <w:t>Gestión multitemporal</w:t>
+            </w:r>
+          </w:p>
+        </w:tc>
+        <w:tc>
+          <w:tcPr>
+            <w:tcW w:w="5948" w:type="dxa"/>
+          </w:tcPr>
+          <w:p>
+            <w:pPr>
+              <w:jc w:val="center"/>
+              <w:cnfStyle w:val="000000100000" w:firstRow="0" w:lastRow="0" w:firstColumn="0" w:lastColumn="0" w:oddVBand="0" w:evenVBand="0" w:oddHBand="1" w:evenHBand="0" w:firstRowFirstColumn="0" w:firstRowLastColumn="0" w:lastRowFirstColumn="0" w:lastRowLastColumn="0"/>
+            </w:pPr>
+            <w:r>
+              <w:t>El sistema permitirá gestionar formaciones en empresa de distintos cursos académicos, no únicamente el curso actual</w:t>
+            </w:r>
+            <w:r>
+              <w:t xml:space="preserve">, </w:t>
+            </w:r>
+            <w:r>
+              <w:t>de forma que el historial de FCTs anteriores quede accesible y consultable en el sistema.</w:t>
             </w:r>
           </w:p>
         </w:tc>
@@ -5937,10 +6495,11 @@
           </w:tcPr>
           <w:p>
             <w:pPr>
+              <w:jc w:val="center"/>
               <w:cnfStyle w:val="000000100000" w:firstRow="0" w:lastRow="0" w:firstColumn="0" w:lastColumn="0" w:oddVBand="0" w:evenVBand="0" w:oddHBand="1" w:evenHBand="0" w:firstRowFirstColumn="0" w:firstRowLastColumn="0" w:lastRowFirstColumn="0" w:lastRowLastColumn="0"/>
             </w:pPr>
             <w:r>
-              <w:t xml:space="preserve">Alta </w:t>
+              <w:t>Alta</w:t>
             </w:r>
           </w:p>
         </w:tc>
@@ -5963,28 +6522,43 @@
           </w:tcPr>
           <w:p>
             <w:pPr>
-              <w:cnfStyle w:val="000000000000" w:firstRow="0" w:lastRow="0" w:firstColumn="0" w:lastColumn="0" w:oddVBand="0" w:evenVBand="0" w:oddHBand="0" w:evenHBand="0" w:firstRowFirstColumn="0" w:firstRowLastColumn="0" w:lastRowFirstColumn="0" w:lastRowLastColumn="0"/>
-            </w:pPr>
-            <w:r>
-              <w:t>Gestión de periodos</w:t>
-            </w:r>
-          </w:p>
-        </w:tc>
-        <w:tc>
-          <w:tcPr>
-            <w:tcW w:w="5948" w:type="dxa"/>
-          </w:tcPr>
-          <w:p>
-            <w:pPr>
               <w:jc w:val="center"/>
               <w:cnfStyle w:val="000000000000" w:firstRow="0" w:lastRow="0" w:firstColumn="0" w:lastColumn="0" w:oddVBand="0" w:evenVBand="0" w:oddHBand="0" w:evenHBand="0" w:firstRowFirstColumn="0" w:firstRowLastColumn="0" w:lastRowFirstColumn="0" w:lastRowLastColumn="0"/>
             </w:pPr>
             <w:r>
+              <w:t>Gestión de periodos</w:t>
+            </w:r>
+          </w:p>
+        </w:tc>
+        <w:tc>
+          <w:tcPr>
+            <w:tcW w:w="5948" w:type="dxa"/>
+          </w:tcPr>
+          <w:p>
+            <w:pPr>
+              <w:jc w:val="center"/>
+              <w:cnfStyle w:val="000000000000" w:firstRow="0" w:lastRow="0" w:firstColumn="0" w:lastColumn="0" w:oddVBand="0" w:evenVBand="0" w:oddHBand="0" w:evenHBand="0" w:firstRowFirstColumn="0" w:firstRowLastColumn="0" w:lastRowFirstColumn="0" w:lastRowLastColumn="0"/>
+            </w:pPr>
+            <w:r>
               <w:rPr>
                 <w:sz w:val="20"/>
                 <w:szCs w:val="20"/>
               </w:rPr>
-              <w:t>El sistema gestionará todos los periodos de FCT: primer y segundo curso, en periodo ordinario y extraordinario.</w:t>
+              <w:t>El sistema gestionará todos los periodos de FCT: primer y segundo curso, en periodo ordinario y extraordinario</w:t>
+            </w:r>
+            <w:r>
+              <w:rPr>
+                <w:sz w:val="20"/>
+                <w:szCs w:val="20"/>
+              </w:rPr>
+              <w:t>, ya que no todos los alumnos realizan las prácticas en el mismo momento del curso</w:t>
+            </w:r>
+            <w:r>
+              <w:rPr>
+                <w:sz w:val="20"/>
+                <w:szCs w:val="20"/>
+              </w:rPr>
+              <w:t>.</w:t>
             </w:r>
           </w:p>
         </w:tc>
@@ -5994,6 +6568,7 @@
           </w:tcPr>
           <w:p>
             <w:pPr>
+              <w:jc w:val="center"/>
               <w:cnfStyle w:val="000000000000" w:firstRow="0" w:lastRow="0" w:firstColumn="0" w:lastColumn="0" w:oddVBand="0" w:evenVBand="0" w:oddHBand="0" w:evenHBand="0" w:firstRowFirstColumn="0" w:firstRowLastColumn="0" w:lastRowFirstColumn="0" w:lastRowLastColumn="0"/>
             </w:pPr>
             <w:r>
@@ -6023,6 +6598,7 @@
           </w:tcPr>
           <w:p>
             <w:pPr>
+              <w:jc w:val="center"/>
               <w:cnfStyle w:val="000000100000" w:firstRow="0" w:lastRow="0" w:firstColumn="0" w:lastColumn="0" w:oddVBand="0" w:evenVBand="0" w:oddHBand="1" w:evenHBand="0" w:firstRowFirstColumn="0" w:firstRowLastColumn="0" w:lastRowFirstColumn="0" w:lastRowLastColumn="0"/>
             </w:pPr>
             <w:r>
@@ -6036,6 +6612,7 @@
           </w:tcPr>
           <w:p>
             <w:pPr>
+              <w:jc w:val="center"/>
               <w:cnfStyle w:val="000000100000" w:firstRow="0" w:lastRow="0" w:firstColumn="0" w:lastColumn="0" w:oddVBand="0" w:evenVBand="0" w:oddHBand="1" w:evenHBand="0" w:firstRowFirstColumn="0" w:firstRowLastColumn="0" w:lastRowFirstColumn="0" w:lastRowLastColumn="0"/>
             </w:pPr>
             <w:r>
@@ -6049,6 +6626,7 @@
           </w:tcPr>
           <w:p>
             <w:pPr>
+              <w:jc w:val="center"/>
               <w:cnfStyle w:val="000000100000" w:firstRow="0" w:lastRow="0" w:firstColumn="0" w:lastColumn="0" w:oddVBand="0" w:evenVBand="0" w:oddHBand="1" w:evenHBand="0" w:firstRowFirstColumn="0" w:firstRowLastColumn="0" w:lastRowFirstColumn="0" w:lastRowLastColumn="0"/>
             </w:pPr>
             <w:r>
@@ -6075,23 +6653,24 @@
           </w:tcPr>
           <w:p>
             <w:pPr>
-              <w:cnfStyle w:val="000000000000" w:firstRow="0" w:lastRow="0" w:firstColumn="0" w:lastColumn="0" w:oddVBand="0" w:evenVBand="0" w:oddHBand="0" w:evenHBand="0" w:firstRowFirstColumn="0" w:firstRowLastColumn="0" w:lastRowFirstColumn="0" w:lastRowLastColumn="0"/>
-            </w:pPr>
-            <w:r>
-              <w:t>Gestión documental</w:t>
-            </w:r>
-          </w:p>
-        </w:tc>
-        <w:tc>
-          <w:tcPr>
-            <w:tcW w:w="5948" w:type="dxa"/>
-          </w:tcPr>
-          <w:p>
-            <w:pPr>
               <w:jc w:val="center"/>
               <w:cnfStyle w:val="000000000000" w:firstRow="0" w:lastRow="0" w:firstColumn="0" w:lastColumn="0" w:oddVBand="0" w:evenVBand="0" w:oddHBand="0" w:evenHBand="0" w:firstRowFirstColumn="0" w:firstRowLastColumn="0" w:lastRowFirstColumn="0" w:lastRowLastColumn="0"/>
             </w:pPr>
             <w:r>
+              <w:t>Gestión documental</w:t>
+            </w:r>
+          </w:p>
+        </w:tc>
+        <w:tc>
+          <w:tcPr>
+            <w:tcW w:w="5948" w:type="dxa"/>
+          </w:tcPr>
+          <w:p>
+            <w:pPr>
+              <w:jc w:val="center"/>
+              <w:cnfStyle w:val="000000000000" w:firstRow="0" w:lastRow="0" w:firstColumn="0" w:lastColumn="0" w:oddVBand="0" w:evenVBand="0" w:oddHBand="0" w:evenHBand="0" w:firstRowFirstColumn="0" w:firstRowLastColumn="0" w:lastRowFirstColumn="0" w:lastRowLastColumn="0"/>
+            </w:pPr>
+            <w:r>
               <w:t>El sistema almacenará la documentación asociada a cada FCT, generada por cualquiera de los perfiles de usuario (justificantes, evaluaciones, convenios).</w:t>
             </w:r>
           </w:p>
@@ -6102,6 +6681,7 @@
           </w:tcPr>
           <w:p>
             <w:pPr>
+              <w:jc w:val="center"/>
               <w:cnfStyle w:val="000000000000" w:firstRow="0" w:lastRow="0" w:firstColumn="0" w:lastColumn="0" w:oddVBand="0" w:evenVBand="0" w:oddHBand="0" w:evenHBand="0" w:firstRowFirstColumn="0" w:firstRowLastColumn="0" w:lastRowFirstColumn="0" w:lastRowLastColumn="0"/>
             </w:pPr>
             <w:r>
@@ -6131,23 +6711,24 @@
           </w:tcPr>
           <w:p>
             <w:pPr>
-              <w:cnfStyle w:val="000000100000" w:firstRow="0" w:lastRow="0" w:firstColumn="0" w:lastColumn="0" w:oddVBand="0" w:evenVBand="0" w:oddHBand="1" w:evenHBand="0" w:firstRowFirstColumn="0" w:firstRowLastColumn="0" w:lastRowFirstColumn="0" w:lastRowLastColumn="0"/>
-            </w:pPr>
-            <w:r>
-              <w:t>Interfaz gráfica de escritorio</w:t>
-            </w:r>
-          </w:p>
-        </w:tc>
-        <w:tc>
-          <w:tcPr>
-            <w:tcW w:w="5948" w:type="dxa"/>
-          </w:tcPr>
-          <w:p>
-            <w:pPr>
               <w:jc w:val="center"/>
               <w:cnfStyle w:val="000000100000" w:firstRow="0" w:lastRow="0" w:firstColumn="0" w:lastColumn="0" w:oddVBand="0" w:evenVBand="0" w:oddHBand="1" w:evenHBand="0" w:firstRowFirstColumn="0" w:firstRowLastColumn="0" w:lastRowFirstColumn="0" w:lastRowLastColumn="0"/>
             </w:pPr>
             <w:r>
+              <w:t>Interfaz gráfica de escritorio</w:t>
+            </w:r>
+          </w:p>
+        </w:tc>
+        <w:tc>
+          <w:tcPr>
+            <w:tcW w:w="5948" w:type="dxa"/>
+          </w:tcPr>
+          <w:p>
+            <w:pPr>
+              <w:jc w:val="center"/>
+              <w:cnfStyle w:val="000000100000" w:firstRow="0" w:lastRow="0" w:firstColumn="0" w:lastColumn="0" w:oddVBand="0" w:evenVBand="0" w:oddHBand="1" w:evenHBand="0" w:firstRowFirstColumn="0" w:firstRowLastColumn="0" w:lastRowFirstColumn="0" w:lastRowLastColumn="0"/>
+            </w:pPr>
+            <w:r>
               <w:t>El sistema dispondrá de una interfaz gráfica de usuario (GUI) para su uso en entorno Desktop.</w:t>
             </w:r>
           </w:p>
@@ -6158,6 +6739,7 @@
           </w:tcPr>
           <w:p>
             <w:pPr>
+              <w:jc w:val="center"/>
               <w:cnfStyle w:val="000000100000" w:firstRow="0" w:lastRow="0" w:firstColumn="0" w:lastColumn="0" w:oddVBand="0" w:evenVBand="0" w:oddHBand="1" w:evenHBand="0" w:firstRowFirstColumn="0" w:firstRowLastColumn="0" w:lastRowFirstColumn="0" w:lastRowLastColumn="0"/>
             </w:pPr>
             <w:r>
@@ -6184,23 +6766,24 @@
           </w:tcPr>
           <w:p>
             <w:pPr>
-              <w:cnfStyle w:val="000000000000" w:firstRow="0" w:lastRow="0" w:firstColumn="0" w:lastColumn="0" w:oddVBand="0" w:evenVBand="0" w:oddHBand="0" w:evenHBand="0" w:firstRowFirstColumn="0" w:firstRowLastColumn="0" w:lastRowFirstColumn="0" w:lastRowLastColumn="0"/>
-            </w:pPr>
-            <w:r>
-              <w:t xml:space="preserve">Aplicación móvil </w:t>
-            </w:r>
-          </w:p>
-        </w:tc>
-        <w:tc>
-          <w:tcPr>
-            <w:tcW w:w="5948" w:type="dxa"/>
-          </w:tcPr>
-          <w:p>
-            <w:pPr>
               <w:jc w:val="center"/>
               <w:cnfStyle w:val="000000000000" w:firstRow="0" w:lastRow="0" w:firstColumn="0" w:lastColumn="0" w:oddVBand="0" w:evenVBand="0" w:oddHBand="0" w:evenHBand="0" w:firstRowFirstColumn="0" w:firstRowLastColumn="0" w:lastRowFirstColumn="0" w:lastRowLastColumn="0"/>
             </w:pPr>
             <w:r>
+              <w:t>Aplicación móvil</w:t>
+            </w:r>
+          </w:p>
+        </w:tc>
+        <w:tc>
+          <w:tcPr>
+            <w:tcW w:w="5948" w:type="dxa"/>
+          </w:tcPr>
+          <w:p>
+            <w:pPr>
+              <w:jc w:val="center"/>
+              <w:cnfStyle w:val="000000000000" w:firstRow="0" w:lastRow="0" w:firstColumn="0" w:lastColumn="0" w:oddVBand="0" w:evenVBand="0" w:oddHBand="0" w:evenHBand="0" w:firstRowFirstColumn="0" w:firstRowLastColumn="0" w:lastRowFirstColumn="0" w:lastRowLastColumn="0"/>
+            </w:pPr>
+            <w:r>
               <w:t>El sistema dispondrá de una aplicación móvil específica para el perfil Estudiante, centrada en la consulta y gestión de su propia información</w:t>
             </w:r>
           </w:p>
@@ -6211,6 +6794,7 @@
           </w:tcPr>
           <w:p>
             <w:pPr>
+              <w:jc w:val="center"/>
               <w:cnfStyle w:val="000000000000" w:firstRow="0" w:lastRow="0" w:firstColumn="0" w:lastColumn="0" w:oddVBand="0" w:evenVBand="0" w:oddHBand="0" w:evenHBand="0" w:firstRowFirstColumn="0" w:firstRowLastColumn="0" w:lastRowFirstColumn="0" w:lastRowLastColumn="0"/>
             </w:pPr>
             <w:r>
@@ -6240,6 +6824,7 @@
           </w:tcPr>
           <w:p>
             <w:pPr>
+              <w:jc w:val="center"/>
               <w:cnfStyle w:val="000000100000" w:firstRow="0" w:lastRow="0" w:firstColumn="0" w:lastColumn="0" w:oddVBand="0" w:evenVBand="0" w:oddHBand="1" w:evenHBand="0" w:firstRowFirstColumn="0" w:firstRowLastColumn="0" w:lastRowFirstColumn="0" w:lastRowLastColumn="0"/>
             </w:pPr>
             <w:r>
@@ -6253,6 +6838,7 @@
           </w:tcPr>
           <w:p>
             <w:pPr>
+              <w:jc w:val="center"/>
               <w:cnfStyle w:val="000000100000" w:firstRow="0" w:lastRow="0" w:firstColumn="0" w:lastColumn="0" w:oddVBand="0" w:evenVBand="0" w:oddHBand="1" w:evenHBand="0" w:firstRowFirstColumn="0" w:firstRowLastColumn="0" w:lastRowFirstColumn="0" w:lastRowLastColumn="0"/>
             </w:pPr>
             <w:r>
@@ -6260,7 +6846,28 @@
                 <w:sz w:val="20"/>
                 <w:szCs w:val="20"/>
               </w:rPr>
-              <w:t>La gestión quedará limitada al Departamento de Informática y Comunicaciones del CIFP La Laboral.</w:t>
+              <w:t>La gestión quedará limitada al Departamento de Informática y Comunicaciones del CIFP La Laboral</w:t>
+            </w:r>
+            <w:r>
+              <w:rPr>
+                <w:sz w:val="20"/>
+                <w:szCs w:val="20"/>
+              </w:rPr>
+              <w:t xml:space="preserve">, </w:t>
+            </w:r>
+            <w:r>
+              <w:rPr>
+                <w:sz w:val="20"/>
+                <w:szCs w:val="20"/>
+              </w:rPr>
+              <w:t>abarcando los cuatro ciclos formativos: DAW diurno, DAW vespertino, DAW a distancia y DAM</w:t>
+            </w:r>
+            <w:r>
+              <w:rPr>
+                <w:sz w:val="20"/>
+                <w:szCs w:val="20"/>
+              </w:rPr>
+              <w:t>.</w:t>
             </w:r>
           </w:p>
         </w:tc>
@@ -6270,6 +6877,7 @@
           </w:tcPr>
           <w:p>
             <w:pPr>
+              <w:jc w:val="center"/>
               <w:cnfStyle w:val="000000100000" w:firstRow="0" w:lastRow="0" w:firstColumn="0" w:lastColumn="0" w:oddVBand="0" w:evenVBand="0" w:oddHBand="1" w:evenHBand="0" w:firstRowFirstColumn="0" w:firstRowLastColumn="0" w:lastRowFirstColumn="0" w:lastRowLastColumn="0"/>
             </w:pPr>
             <w:r>
@@ -6296,6 +6904,7 @@
           </w:tcPr>
           <w:p>
             <w:pPr>
+              <w:jc w:val="center"/>
               <w:cnfStyle w:val="000000000000" w:firstRow="0" w:lastRow="0" w:firstColumn="0" w:lastColumn="0" w:oddVBand="0" w:evenVBand="0" w:oddHBand="0" w:evenHBand="0" w:firstRowFirstColumn="0" w:firstRowLastColumn="0" w:lastRowFirstColumn="0" w:lastRowLastColumn="0"/>
             </w:pPr>
             <w:r>
@@ -6310,6 +6919,7 @@
           <w:p>
             <w:pPr>
               <w:ind w:firstLine="708"/>
+              <w:jc w:val="center"/>
               <w:cnfStyle w:val="000000000000" w:firstRow="0" w:lastRow="0" w:firstColumn="0" w:lastColumn="0" w:oddVBand="0" w:evenVBand="0" w:oddHBand="0" w:evenHBand="0" w:firstRowFirstColumn="0" w:firstRowLastColumn="0" w:lastRowFirstColumn="0" w:lastRowLastColumn="0"/>
             </w:pPr>
             <w:r>
@@ -6323,10 +6933,11 @@
           </w:tcPr>
           <w:p>
             <w:pPr>
+              <w:jc w:val="center"/>
               <w:cnfStyle w:val="000000000000" w:firstRow="0" w:lastRow="0" w:firstColumn="0" w:lastColumn="0" w:oddVBand="0" w:evenVBand="0" w:oddHBand="0" w:evenHBand="0" w:firstRowFirstColumn="0" w:firstRowLastColumn="0" w:lastRowFirstColumn="0" w:lastRowLastColumn="0"/>
             </w:pPr>
             <w:r>
-              <w:t xml:space="preserve">Media </w:t>
+              <w:t>Media</w:t>
             </w:r>
           </w:p>
         </w:tc>
@@ -6342,6 +6953,7 @@
           </w:tcPr>
           <w:p>
             <w:r>
+              <w:lastRenderedPageBreak/>
               <w:t>RF11</w:t>
             </w:r>
           </w:p>
@@ -6352,6 +6964,7 @@
           </w:tcPr>
           <w:p>
             <w:pPr>
+              <w:jc w:val="center"/>
               <w:cnfStyle w:val="000000100000" w:firstRow="0" w:lastRow="0" w:firstColumn="0" w:lastColumn="0" w:oddVBand="0" w:evenVBand="0" w:oddHBand="1" w:evenHBand="0" w:firstRowFirstColumn="0" w:firstRowLastColumn="0" w:lastRowFirstColumn="0" w:lastRowLastColumn="0"/>
             </w:pPr>
             <w:r>
@@ -6365,6 +6978,7 @@
           </w:tcPr>
           <w:p>
             <w:pPr>
+              <w:jc w:val="center"/>
               <w:cnfStyle w:val="000000100000" w:firstRow="0" w:lastRow="0" w:firstColumn="0" w:lastColumn="0" w:oddVBand="0" w:evenVBand="0" w:oddHBand="1" w:evenHBand="0" w:firstRowFirstColumn="0" w:firstRowLastColumn="0" w:lastRowFirstColumn="0" w:lastRowLastColumn="0"/>
             </w:pPr>
             <w:r>
@@ -6378,6 +6992,7 @@
           </w:tcPr>
           <w:p>
             <w:pPr>
+              <w:jc w:val="center"/>
               <w:cnfStyle w:val="000000100000" w:firstRow="0" w:lastRow="0" w:firstColumn="0" w:lastColumn="0" w:oddVBand="0" w:evenVBand="0" w:oddHBand="1" w:evenHBand="0" w:firstRowFirstColumn="0" w:firstRowLastColumn="0" w:lastRowFirstColumn="0" w:lastRowLastColumn="0"/>
             </w:pPr>
             <w:r>
@@ -6394,7 +7009,6 @@
           </w:tcPr>
           <w:p>
             <w:r>
-              <w:lastRenderedPageBreak/>
               <w:t>RF12</w:t>
             </w:r>
           </w:p>
@@ -6402,19 +7016,6 @@
         <w:tc>
           <w:tcPr>
             <w:tcW w:w="1710" w:type="dxa"/>
-          </w:tcPr>
-          <w:p>
-            <w:pPr>
-              <w:cnfStyle w:val="000000000000" w:firstRow="0" w:lastRow="0" w:firstColumn="0" w:lastColumn="0" w:oddVBand="0" w:evenVBand="0" w:oddHBand="0" w:evenHBand="0" w:firstRowFirstColumn="0" w:firstRowLastColumn="0" w:lastRowFirstColumn="0" w:lastRowLastColumn="0"/>
-            </w:pPr>
-            <w:r>
-              <w:t>Recuperación de contraseña</w:t>
-            </w:r>
-          </w:p>
-        </w:tc>
-        <w:tc>
-          <w:tcPr>
-            <w:tcW w:w="5948" w:type="dxa"/>
           </w:tcPr>
           <w:p>
             <w:pPr>
@@ -6422,7 +7023,21 @@
               <w:cnfStyle w:val="000000000000" w:firstRow="0" w:lastRow="0" w:firstColumn="0" w:lastColumn="0" w:oddVBand="0" w:evenVBand="0" w:oddHBand="0" w:evenHBand="0" w:firstRowFirstColumn="0" w:firstRowLastColumn="0" w:lastRowFirstColumn="0" w:lastRowLastColumn="0"/>
             </w:pPr>
             <w:r>
-              <w:t>El sistema implementará un mecanismo seguro para la recuperación de contraseñas olvidadas</w:t>
+              <w:t>Recuperación de contraseña</w:t>
+            </w:r>
+          </w:p>
+        </w:tc>
+        <w:tc>
+          <w:tcPr>
+            <w:tcW w:w="5948" w:type="dxa"/>
+          </w:tcPr>
+          <w:p>
+            <w:pPr>
+              <w:jc w:val="center"/>
+              <w:cnfStyle w:val="000000000000" w:firstRow="0" w:lastRow="0" w:firstColumn="0" w:lastColumn="0" w:oddVBand="0" w:evenVBand="0" w:oddHBand="0" w:evenHBand="0" w:firstRowFirstColumn="0" w:firstRowLastColumn="0" w:lastRowFirstColumn="0" w:lastRowLastColumn="0"/>
+            </w:pPr>
+            <w:r>
+              <w:t>El sistema implementará un mecanismo de recuperación de contraseña mediante el envío de una nueva contraseña temporal al correo electrónico asociado a la cuenta del usuario.</w:t>
             </w:r>
           </w:p>
         </w:tc>
@@ -6432,6 +7047,7 @@
           </w:tcPr>
           <w:p>
             <w:pPr>
+              <w:jc w:val="center"/>
               <w:cnfStyle w:val="000000000000" w:firstRow="0" w:lastRow="0" w:firstColumn="0" w:lastColumn="0" w:oddVBand="0" w:evenVBand="0" w:oddHBand="0" w:evenHBand="0" w:firstRowFirstColumn="0" w:firstRowLastColumn="0" w:lastRowFirstColumn="0" w:lastRowLastColumn="0"/>
             </w:pPr>
             <w:r>
@@ -6461,6 +7077,7 @@
           </w:tcPr>
           <w:p>
             <w:pPr>
+              <w:jc w:val="center"/>
               <w:cnfStyle w:val="000000100000" w:firstRow="0" w:lastRow="0" w:firstColumn="0" w:lastColumn="0" w:oddVBand="0" w:evenVBand="0" w:oddHBand="1" w:evenHBand="0" w:firstRowFirstColumn="0" w:firstRowLastColumn="0" w:lastRowFirstColumn="0" w:lastRowLastColumn="0"/>
             </w:pPr>
             <w:r>
@@ -6475,11 +7092,18 @@
           <w:p>
             <w:pPr>
               <w:ind w:firstLine="708"/>
+              <w:jc w:val="center"/>
               <w:cnfStyle w:val="000000100000" w:firstRow="0" w:lastRow="0" w:firstColumn="0" w:lastColumn="0" w:oddVBand="0" w:evenVBand="0" w:oddHBand="1" w:evenHBand="0" w:firstRowFirstColumn="0" w:firstRowLastColumn="0" w:lastRowFirstColumn="0" w:lastRowLastColumn="0"/>
             </w:pPr>
             <w:r>
               <w:t>El sistema generará automáticamente una contraseña inicial para cada nuevo usuario, que deberá ser modificada en el primer acceso</w:t>
             </w:r>
+            <w:r>
+              <w:t xml:space="preserve"> </w:t>
+            </w:r>
+            <w:r>
+              <w:t>para garantizar la seguridad de la cuenta.</w:t>
+            </w:r>
           </w:p>
         </w:tc>
         <w:tc>
@@ -6488,6 +7112,7 @@
           </w:tcPr>
           <w:p>
             <w:pPr>
+              <w:jc w:val="center"/>
               <w:cnfStyle w:val="000000100000" w:firstRow="0" w:lastRow="0" w:firstColumn="0" w:lastColumn="0" w:oddVBand="0" w:evenVBand="0" w:oddHBand="1" w:evenHBand="0" w:firstRowFirstColumn="0" w:firstRowLastColumn="0" w:lastRowFirstColumn="0" w:lastRowLastColumn="0"/>
             </w:pPr>
             <w:r>
@@ -6511,12 +7136,12 @@
           <w:numId w:val="3"/>
         </w:numPr>
       </w:pPr>
-      <w:bookmarkStart w:id="16" w:name="_Toc229949999"/>
+      <w:bookmarkStart w:id="17" w:name="_Toc230171238"/>
       <w:r>
         <w:lastRenderedPageBreak/>
         <w:t>REQUISITOS NO FUNCIONALES</w:t>
       </w:r>
-      <w:bookmarkEnd w:id="16"/>
+      <w:bookmarkEnd w:id="17"/>
     </w:p>
     <w:tbl>
       <w:tblPr>
@@ -6557,6 +7182,7 @@
           <w:p>
             <w:pPr>
               <w:spacing w:after="160" w:line="259" w:lineRule="auto"/>
+              <w:jc w:val="center"/>
               <w:cnfStyle w:val="100000000000" w:firstRow="1" w:lastRow="0" w:firstColumn="0" w:lastColumn="0" w:oddVBand="0" w:evenVBand="0" w:oddHBand="0" w:evenHBand="0" w:firstRowFirstColumn="0" w:firstRowLastColumn="0" w:lastRowFirstColumn="0" w:lastRowLastColumn="0"/>
             </w:pPr>
             <w:r>
@@ -6572,6 +7198,7 @@
           <w:p>
             <w:pPr>
               <w:spacing w:after="160" w:line="259" w:lineRule="auto"/>
+              <w:jc w:val="center"/>
               <w:cnfStyle w:val="100000000000" w:firstRow="1" w:lastRow="0" w:firstColumn="0" w:lastColumn="0" w:oddVBand="0" w:evenVBand="0" w:oddHBand="0" w:evenHBand="0" w:firstRowFirstColumn="0" w:firstRowLastColumn="0" w:lastRowFirstColumn="0" w:lastRowLastColumn="0"/>
             </w:pPr>
             <w:r>
@@ -6587,6 +7214,7 @@
           <w:p>
             <w:pPr>
               <w:spacing w:after="160" w:line="259" w:lineRule="auto"/>
+              <w:jc w:val="center"/>
               <w:cnfStyle w:val="100000000000" w:firstRow="1" w:lastRow="0" w:firstColumn="0" w:lastColumn="0" w:oddVBand="0" w:evenVBand="0" w:oddHBand="0" w:evenHBand="0" w:firstRowFirstColumn="0" w:firstRowLastColumn="0" w:lastRowFirstColumn="0" w:lastRowLastColumn="0"/>
             </w:pPr>
             <w:r>
@@ -6622,6 +7250,7 @@
           <w:p>
             <w:pPr>
               <w:spacing w:after="160" w:line="259" w:lineRule="auto"/>
+              <w:jc w:val="center"/>
               <w:cnfStyle w:val="000000100000" w:firstRow="0" w:lastRow="0" w:firstColumn="0" w:lastColumn="0" w:oddVBand="0" w:evenVBand="0" w:oddHBand="1" w:evenHBand="0" w:firstRowFirstColumn="0" w:firstRowLastColumn="0" w:lastRowFirstColumn="0" w:lastRowLastColumn="0"/>
             </w:pPr>
             <w:r>
@@ -6637,6 +7266,7 @@
           <w:p>
             <w:pPr>
               <w:spacing w:after="160" w:line="259" w:lineRule="auto"/>
+              <w:jc w:val="center"/>
               <w:cnfStyle w:val="000000100000" w:firstRow="0" w:lastRow="0" w:firstColumn="0" w:lastColumn="0" w:oddVBand="0" w:evenVBand="0" w:oddHBand="1" w:evenHBand="0" w:firstRowFirstColumn="0" w:firstRowLastColumn="0" w:lastRowFirstColumn="0" w:lastRowLastColumn="0"/>
             </w:pPr>
             <w:r>
@@ -6652,6 +7282,7 @@
           <w:p>
             <w:pPr>
               <w:spacing w:after="160" w:line="259" w:lineRule="auto"/>
+              <w:jc w:val="center"/>
               <w:cnfStyle w:val="000000100000" w:firstRow="0" w:lastRow="0" w:firstColumn="0" w:lastColumn="0" w:oddVBand="0" w:evenVBand="0" w:oddHBand="1" w:evenHBand="0" w:firstRowFirstColumn="0" w:firstRowLastColumn="0" w:lastRowFirstColumn="0" w:lastRowLastColumn="0"/>
             </w:pPr>
             <w:r>
@@ -6684,6 +7315,7 @@
           <w:p>
             <w:pPr>
               <w:spacing w:after="160" w:line="259" w:lineRule="auto"/>
+              <w:jc w:val="center"/>
               <w:cnfStyle w:val="000000000000" w:firstRow="0" w:lastRow="0" w:firstColumn="0" w:lastColumn="0" w:oddVBand="0" w:evenVBand="0" w:oddHBand="0" w:evenHBand="0" w:firstRowFirstColumn="0" w:firstRowLastColumn="0" w:lastRowFirstColumn="0" w:lastRowLastColumn="0"/>
             </w:pPr>
             <w:r>
@@ -6699,10 +7331,25 @@
           <w:p>
             <w:pPr>
               <w:spacing w:after="160" w:line="259" w:lineRule="auto"/>
+              <w:jc w:val="center"/>
               <w:cnfStyle w:val="000000000000" w:firstRow="0" w:lastRow="0" w:firstColumn="0" w:lastColumn="0" w:oddVBand="0" w:evenVBand="0" w:oddHBand="0" w:evenHBand="0" w:firstRowFirstColumn="0" w:firstRowLastColumn="0" w:lastRowFirstColumn="0" w:lastRowLastColumn="0"/>
             </w:pPr>
             <w:r>
-              <w:t>El proyecto será implementado con Java 21 y Spring Boot como framework principal.</w:t>
+              <w:t>El proyecto será implementado con Java 21 y Spring Boot como framework principal</w:t>
+            </w:r>
+            <w:r>
+              <w:t xml:space="preserve"> </w:t>
+            </w:r>
+            <w:r>
+              <w:t xml:space="preserve">JavaFX para la interfaz de escritorio, y </w:t>
+            </w:r>
+            <w:proofErr w:type="spellStart"/>
+            <w:r>
+              <w:t>Kotlin</w:t>
+            </w:r>
+            <w:proofErr w:type="spellEnd"/>
+            <w:r>
+              <w:t xml:space="preserve"> con Android SDK para la aplicación móvil.</w:t>
             </w:r>
           </w:p>
         </w:tc>
@@ -6714,6 +7361,7 @@
           <w:p>
             <w:pPr>
               <w:spacing w:after="160" w:line="259" w:lineRule="auto"/>
+              <w:jc w:val="center"/>
               <w:cnfStyle w:val="000000000000" w:firstRow="0" w:lastRow="0" w:firstColumn="0" w:lastColumn="0" w:oddVBand="0" w:evenVBand="0" w:oddHBand="0" w:evenHBand="0" w:firstRowFirstColumn="0" w:firstRowLastColumn="0" w:lastRowFirstColumn="0" w:lastRowLastColumn="0"/>
             </w:pPr>
             <w:r>
@@ -6749,6 +7397,7 @@
           <w:p>
             <w:pPr>
               <w:spacing w:after="160" w:line="259" w:lineRule="auto"/>
+              <w:jc w:val="center"/>
               <w:cnfStyle w:val="000000100000" w:firstRow="0" w:lastRow="0" w:firstColumn="0" w:lastColumn="0" w:oddVBand="0" w:evenVBand="0" w:oddHBand="1" w:evenHBand="0" w:firstRowFirstColumn="0" w:firstRowLastColumn="0" w:lastRowFirstColumn="0" w:lastRowLastColumn="0"/>
             </w:pPr>
             <w:r>
@@ -6764,6 +7413,7 @@
           <w:p>
             <w:pPr>
               <w:spacing w:after="160" w:line="259" w:lineRule="auto"/>
+              <w:jc w:val="center"/>
               <w:cnfStyle w:val="000000100000" w:firstRow="0" w:lastRow="0" w:firstColumn="0" w:lastColumn="0" w:oddVBand="0" w:evenVBand="0" w:oddHBand="1" w:evenHBand="0" w:firstRowFirstColumn="0" w:firstRowLastColumn="0" w:lastRowFirstColumn="0" w:lastRowLastColumn="0"/>
             </w:pPr>
             <w:r>
@@ -6779,6 +7429,7 @@
           <w:p>
             <w:pPr>
               <w:spacing w:after="160" w:line="259" w:lineRule="auto"/>
+              <w:jc w:val="center"/>
               <w:cnfStyle w:val="000000100000" w:firstRow="0" w:lastRow="0" w:firstColumn="0" w:lastColumn="0" w:oddVBand="0" w:evenVBand="0" w:oddHBand="1" w:evenHBand="0" w:firstRowFirstColumn="0" w:firstRowLastColumn="0" w:lastRowFirstColumn="0" w:lastRowLastColumn="0"/>
             </w:pPr>
             <w:r>
@@ -6811,6 +7462,7 @@
           <w:p>
             <w:pPr>
               <w:spacing w:after="160" w:line="259" w:lineRule="auto"/>
+              <w:jc w:val="center"/>
               <w:cnfStyle w:val="000000000000" w:firstRow="0" w:lastRow="0" w:firstColumn="0" w:lastColumn="0" w:oddVBand="0" w:evenVBand="0" w:oddHBand="0" w:evenHBand="0" w:firstRowFirstColumn="0" w:firstRowLastColumn="0" w:lastRowFirstColumn="0" w:lastRowLastColumn="0"/>
             </w:pPr>
             <w:r>
@@ -6826,6 +7478,7 @@
           <w:p>
             <w:pPr>
               <w:spacing w:after="160" w:line="259" w:lineRule="auto"/>
+              <w:jc w:val="center"/>
               <w:cnfStyle w:val="000000000000" w:firstRow="0" w:lastRow="0" w:firstColumn="0" w:lastColumn="0" w:oddVBand="0" w:evenVBand="0" w:oddHBand="0" w:evenHBand="0" w:firstRowFirstColumn="0" w:firstRowLastColumn="0" w:lastRowFirstColumn="0" w:lastRowLastColumn="0"/>
             </w:pPr>
             <w:r>
@@ -6841,6 +7494,7 @@
           <w:p>
             <w:pPr>
               <w:spacing w:after="160" w:line="259" w:lineRule="auto"/>
+              <w:jc w:val="center"/>
               <w:cnfStyle w:val="000000000000" w:firstRow="0" w:lastRow="0" w:firstColumn="0" w:lastColumn="0" w:oddVBand="0" w:evenVBand="0" w:oddHBand="0" w:evenHBand="0" w:firstRowFirstColumn="0" w:firstRowLastColumn="0" w:lastRowFirstColumn="0" w:lastRowLastColumn="0"/>
             </w:pPr>
             <w:r>
@@ -6876,6 +7530,7 @@
           <w:p>
             <w:pPr>
               <w:spacing w:after="160" w:line="259" w:lineRule="auto"/>
+              <w:jc w:val="center"/>
               <w:cnfStyle w:val="000000100000" w:firstRow="0" w:lastRow="0" w:firstColumn="0" w:lastColumn="0" w:oddVBand="0" w:evenVBand="0" w:oddHBand="1" w:evenHBand="0" w:firstRowFirstColumn="0" w:firstRowLastColumn="0" w:lastRowFirstColumn="0" w:lastRowLastColumn="0"/>
             </w:pPr>
             <w:r>
@@ -6891,10 +7546,17 @@
           <w:p>
             <w:pPr>
               <w:spacing w:after="160" w:line="259" w:lineRule="auto"/>
+              <w:jc w:val="center"/>
               <w:cnfStyle w:val="000000100000" w:firstRow="0" w:lastRow="0" w:firstColumn="0" w:lastColumn="0" w:oddVBand="0" w:evenVBand="0" w:oddHBand="1" w:evenHBand="0" w:firstRowFirstColumn="0" w:firstRowLastColumn="0" w:lastRowFirstColumn="0" w:lastRowLastColumn="0"/>
             </w:pPr>
             <w:r>
-              <w:t>La interfaz deberá ser intuitiva y seguir la guía de estilos definida en este documento.</w:t>
+              <w:t>La interfaz deberá ser intuitiva y seguir la guía de estilos definida en este documento</w:t>
+            </w:r>
+            <w:r>
+              <w:t xml:space="preserve"> </w:t>
+            </w:r>
+            <w:r>
+              <w:t>utilizando una paleta de colores coherente, tipografía legible y componentes visuales consistentes en todas las pantallas.</w:t>
             </w:r>
           </w:p>
         </w:tc>
@@ -6906,6 +7568,7 @@
           <w:p>
             <w:pPr>
               <w:spacing w:after="160" w:line="259" w:lineRule="auto"/>
+              <w:jc w:val="center"/>
               <w:cnfStyle w:val="000000100000" w:firstRow="0" w:lastRow="0" w:firstColumn="0" w:lastColumn="0" w:oddVBand="0" w:evenVBand="0" w:oddHBand="1" w:evenHBand="0" w:firstRowFirstColumn="0" w:firstRowLastColumn="0" w:lastRowFirstColumn="0" w:lastRowLastColumn="0"/>
             </w:pPr>
             <w:r>
@@ -6938,6 +7601,7 @@
           <w:p>
             <w:pPr>
               <w:spacing w:after="160" w:line="259" w:lineRule="auto"/>
+              <w:jc w:val="center"/>
               <w:cnfStyle w:val="000000000000" w:firstRow="0" w:lastRow="0" w:firstColumn="0" w:lastColumn="0" w:oddVBand="0" w:evenVBand="0" w:oddHBand="0" w:evenHBand="0" w:firstRowFirstColumn="0" w:firstRowLastColumn="0" w:lastRowFirstColumn="0" w:lastRowLastColumn="0"/>
             </w:pPr>
             <w:r>
@@ -6953,10 +7617,11 @@
           <w:p>
             <w:pPr>
               <w:spacing w:after="160" w:line="259" w:lineRule="auto"/>
+              <w:jc w:val="center"/>
               <w:cnfStyle w:val="000000000000" w:firstRow="0" w:lastRow="0" w:firstColumn="0" w:lastColumn="0" w:oddVBand="0" w:evenVBand="0" w:oddHBand="0" w:evenHBand="0" w:firstRowFirstColumn="0" w:firstRowLastColumn="0" w:lastRowFirstColumn="0" w:lastRowLastColumn="0"/>
             </w:pPr>
             <w:r>
-              <w:t>La interfaz deberá seguir criterios básicos de accesibilidad y ser responsiva.</w:t>
+              <w:t>La interfaz deberá seguir criterios básicos de accesibilidad, como el uso de etiquetas descriptivas, iconografía con texto de apoyo y contraste de color suficiente. Las ventanas se adaptarán al tamaño de la pantalla del dispositivo.</w:t>
             </w:r>
           </w:p>
         </w:tc>
@@ -6968,6 +7633,7 @@
           <w:p>
             <w:pPr>
               <w:spacing w:after="160" w:line="259" w:lineRule="auto"/>
+              <w:jc w:val="center"/>
               <w:cnfStyle w:val="000000000000" w:firstRow="0" w:lastRow="0" w:firstColumn="0" w:lastColumn="0" w:oddVBand="0" w:evenVBand="0" w:oddHBand="0" w:evenHBand="0" w:firstRowFirstColumn="0" w:firstRowLastColumn="0" w:lastRowFirstColumn="0" w:lastRowLastColumn="0"/>
             </w:pPr>
             <w:r>
@@ -7003,6 +7669,7 @@
           <w:p>
             <w:pPr>
               <w:spacing w:after="160" w:line="259" w:lineRule="auto"/>
+              <w:jc w:val="center"/>
               <w:cnfStyle w:val="000000100000" w:firstRow="0" w:lastRow="0" w:firstColumn="0" w:lastColumn="0" w:oddVBand="0" w:evenVBand="0" w:oddHBand="1" w:evenHBand="0" w:firstRowFirstColumn="0" w:firstRowLastColumn="0" w:lastRowFirstColumn="0" w:lastRowLastColumn="0"/>
             </w:pPr>
             <w:r>
@@ -7018,6 +7685,7 @@
           <w:p>
             <w:pPr>
               <w:spacing w:after="160" w:line="259" w:lineRule="auto"/>
+              <w:jc w:val="center"/>
               <w:cnfStyle w:val="000000100000" w:firstRow="0" w:lastRow="0" w:firstColumn="0" w:lastColumn="0" w:oddVBand="0" w:evenVBand="0" w:oddHBand="1" w:evenHBand="0" w:firstRowFirstColumn="0" w:firstRowLastColumn="0" w:lastRowFirstColumn="0" w:lastRowLastColumn="0"/>
             </w:pPr>
             <w:r>
@@ -7041,6 +7709,7 @@
           <w:p>
             <w:pPr>
               <w:spacing w:after="160" w:line="259" w:lineRule="auto"/>
+              <w:jc w:val="center"/>
               <w:cnfStyle w:val="000000100000" w:firstRow="0" w:lastRow="0" w:firstColumn="0" w:lastColumn="0" w:oddVBand="0" w:evenVBand="0" w:oddHBand="1" w:evenHBand="0" w:firstRowFirstColumn="0" w:firstRowLastColumn="0" w:lastRowFirstColumn="0" w:lastRowLastColumn="0"/>
             </w:pPr>
             <w:r>
@@ -7073,6 +7742,7 @@
           <w:p>
             <w:pPr>
               <w:spacing w:after="160" w:line="259" w:lineRule="auto"/>
+              <w:jc w:val="center"/>
               <w:cnfStyle w:val="000000000000" w:firstRow="0" w:lastRow="0" w:firstColumn="0" w:lastColumn="0" w:oddVBand="0" w:evenVBand="0" w:oddHBand="0" w:evenHBand="0" w:firstRowFirstColumn="0" w:firstRowLastColumn="0" w:lastRowFirstColumn="0" w:lastRowLastColumn="0"/>
             </w:pPr>
             <w:r>
@@ -7088,10 +7758,11 @@
           <w:p>
             <w:pPr>
               <w:spacing w:after="160" w:line="259" w:lineRule="auto"/>
+              <w:jc w:val="center"/>
               <w:cnfStyle w:val="000000000000" w:firstRow="0" w:lastRow="0" w:firstColumn="0" w:lastColumn="0" w:oddVBand="0" w:evenVBand="0" w:oddHBand="0" w:evenHBand="0" w:firstRowFirstColumn="0" w:firstRowLastColumn="0" w:lastRowFirstColumn="0" w:lastRowLastColumn="0"/>
             </w:pPr>
             <w:r>
-              <w:t xml:space="preserve">El código fuente será gestionado mediante Git y alojado en GitHub, con </w:t>
+              <w:t xml:space="preserve">El código fuente será gestionado mediante Git y alojado en un repositorio GitHub, con </w:t>
             </w:r>
             <w:proofErr w:type="spellStart"/>
             <w:r>
@@ -7099,7 +7770,7 @@
             </w:r>
             <w:proofErr w:type="spellEnd"/>
             <w:r>
-              <w:t xml:space="preserve"> organizados por funcionalidades.</w:t>
+              <w:t xml:space="preserve"> organizados por funcionalidades y versiones del proyecto, siguiendo el calendario de hitos establecido.</w:t>
             </w:r>
           </w:p>
         </w:tc>
@@ -7111,6 +7782,7 @@
           <w:p>
             <w:pPr>
               <w:spacing w:after="160" w:line="259" w:lineRule="auto"/>
+              <w:jc w:val="center"/>
               <w:cnfStyle w:val="000000000000" w:firstRow="0" w:lastRow="0" w:firstColumn="0" w:lastColumn="0" w:oddVBand="0" w:evenVBand="0" w:oddHBand="0" w:evenHBand="0" w:firstRowFirstColumn="0" w:firstRowLastColumn="0" w:lastRowFirstColumn="0" w:lastRowLastColumn="0"/>
             </w:pPr>
             <w:r>
@@ -7129,11 +7801,11 @@
           <w:numId w:val="3"/>
         </w:numPr>
       </w:pPr>
-      <w:bookmarkStart w:id="17" w:name="_Toc229950000"/>
+      <w:bookmarkStart w:id="18" w:name="_Toc230171239"/>
       <w:r>
         <w:t>CASOS DE USO</w:t>
       </w:r>
-      <w:bookmarkEnd w:id="17"/>
+      <w:bookmarkEnd w:id="18"/>
     </w:p>
     <w:p>
       <w:r>
@@ -7158,12 +7830,12 @@
           <w:numId w:val="3"/>
         </w:numPr>
       </w:pPr>
-      <w:bookmarkStart w:id="18" w:name="_Toc229950001"/>
+      <w:bookmarkStart w:id="19" w:name="_Toc230171240"/>
       <w:r>
         <w:lastRenderedPageBreak/>
         <w:t>DIAGRAMA DE CASOS DE USO</w:t>
       </w:r>
-      <w:bookmarkEnd w:id="18"/>
+      <w:bookmarkEnd w:id="19"/>
     </w:p>
     <w:p>
       <w:pPr>
@@ -7228,7 +7900,7 @@
         <w:pStyle w:val="Descripcin"/>
         <w:jc w:val="center"/>
       </w:pPr>
-      <w:bookmarkStart w:id="19" w:name="_Toc227856184"/>
+      <w:bookmarkStart w:id="20" w:name="_Toc230033108"/>
       <w:r>
         <w:t xml:space="preserve">Figura </w:t>
       </w:r>
@@ -7256,7 +7928,7 @@
       <w:r>
         <w:t>Diagrama de Casos de Uso</w:t>
       </w:r>
-      <w:bookmarkEnd w:id="19"/>
+      <w:bookmarkEnd w:id="20"/>
     </w:p>
     <w:p>
       <w:pPr>
@@ -7266,119 +7938,111 @@
           <w:numId w:val="3"/>
         </w:numPr>
       </w:pPr>
-      <w:bookmarkStart w:id="20" w:name="_Toc229950002"/>
+      <w:bookmarkStart w:id="21" w:name="_Toc230171241"/>
       <w:r>
         <w:t>DESCRIPCIÓN DE LOS ACTORES</w:t>
       </w:r>
-      <w:bookmarkEnd w:id="20"/>
-    </w:p>
-    <w:p>
-      <w:pPr>
-        <w:pStyle w:val="Prrafodelista"/>
+      <w:bookmarkEnd w:id="21"/>
+    </w:p>
+    <w:p>
+      <w:pPr>
+        <w:pStyle w:val="font-claude-response-body"/>
         <w:numPr>
           <w:ilvl w:val="0"/>
           <w:numId w:val="6"/>
         </w:numPr>
-      </w:pPr>
-      <w:r>
         <w:rPr>
-          <w:b/>
-          <w:bCs/>
+          <w:rFonts w:asciiTheme="minorHAnsi" w:hAnsiTheme="minorHAnsi"/>
         </w:rPr>
-        <w:t>Administrador</w:t>
-      </w:r>
-      <w:r>
-        <w:t xml:space="preserve">: perfil </w:t>
-      </w:r>
-      <w:r>
-        <w:t>único y con máximos privilegios. Es el responsable de la configuración y el mantenimiento global del sistema.</w:t>
-      </w:r>
-      <w:r>
-        <w:t xml:space="preserve"> Puede r</w:t>
-      </w:r>
-      <w:r>
-        <w:t>ealizar sus propias funcionalidades y las de los demás perfiles.</w:t>
-      </w:r>
-    </w:p>
-    <w:p>
-      <w:pPr>
-        <w:pStyle w:val="Prrafodelista"/>
+      </w:pPr>
+      <w:r>
+        <w:rPr>
+          <w:rStyle w:val="Fuerte"/>
+          <w:rFonts w:asciiTheme="minorHAnsi" w:hAnsiTheme="minorHAnsi"/>
+        </w:rPr>
+        <w:t>Administrador:</w:t>
+      </w:r>
+      <w:r>
+        <w:rPr>
+          <w:rFonts w:asciiTheme="minorHAnsi" w:hAnsiTheme="minorHAnsi"/>
+        </w:rPr>
+        <w:t xml:space="preserve"> perfil único y con máximos privilegios. Es el responsable de la configuración y el mantenimiento global del sistema. Puede realizar cualquiera de las funcionalidades disponibles para los demás perfiles, además de las propias de su rol, como la gestión de usuarios y la administración del catálogo de empresas.</w:t>
+      </w:r>
+    </w:p>
+    <w:p>
+      <w:pPr>
+        <w:pStyle w:val="font-claude-response-body"/>
         <w:numPr>
           <w:ilvl w:val="0"/>
           <w:numId w:val="6"/>
         </w:numPr>
-      </w:pPr>
-      <w:r>
         <w:rPr>
-          <w:b/>
-          <w:bCs/>
+          <w:rFonts w:asciiTheme="minorHAnsi" w:hAnsiTheme="minorHAnsi"/>
         </w:rPr>
-        <w:t>Profesor</w:t>
-      </w:r>
-      <w:r>
-        <w:t>: personas responsables de la tutoría de los ciclos. Son intermediarios entre Empresa y Alumno.</w:t>
-      </w:r>
-      <w:r>
-        <w:t xml:space="preserve"> Por cada curso, un profesor tendrá el rol de Profesor Coordinador</w:t>
-      </w:r>
-      <w:r>
-        <w:t>, y será el encargado de asociar cada estudiante con una empresa.</w:t>
-      </w:r>
-    </w:p>
-    <w:p>
-      <w:pPr>
-        <w:pStyle w:val="Prrafodelista"/>
+      </w:pPr>
+      <w:r>
+        <w:rPr>
+          <w:rStyle w:val="Fuerte"/>
+          <w:rFonts w:asciiTheme="minorHAnsi" w:hAnsiTheme="minorHAnsi"/>
+        </w:rPr>
+        <w:t>Profesor:</w:t>
+      </w:r>
+      <w:r>
+        <w:rPr>
+          <w:rFonts w:asciiTheme="minorHAnsi" w:hAnsiTheme="minorHAnsi"/>
+        </w:rPr>
+        <w:t xml:space="preserve"> personas responsables de la tutoría de alguno de los grupos de los ciclos del departamento. Actúan como intermediarios entre la empresa y el alumno. En cada curso académico, uno de ellos asume el rol de Profesor Coordinador, siendo el encargado de asociar a cada estudiante con una empresa y un tutor de empresa para su FCT.</w:t>
+      </w:r>
+    </w:p>
+    <w:p>
+      <w:pPr>
+        <w:pStyle w:val="font-claude-response-body"/>
         <w:numPr>
           <w:ilvl w:val="0"/>
           <w:numId w:val="6"/>
         </w:numPr>
-      </w:pPr>
-      <w:r>
         <w:rPr>
-          <w:b/>
-          <w:bCs/>
+          <w:rFonts w:asciiTheme="minorHAnsi" w:hAnsiTheme="minorHAnsi"/>
         </w:rPr>
-        <w:t>Tutor Empresa</w:t>
-      </w:r>
-      <w:r>
-        <w:t xml:space="preserve">: </w:t>
-      </w:r>
-      <w:r>
-        <w:t xml:space="preserve">persona </w:t>
-      </w:r>
-      <w:r>
-        <w:t xml:space="preserve">encargada de la formación </w:t>
-      </w:r>
-      <w:r>
-        <w:t>en la empresa</w:t>
-      </w:r>
-      <w:r>
-        <w:t xml:space="preserve"> (o centro equiparado)</w:t>
-      </w:r>
-      <w:r>
-        <w:t>.</w:t>
-      </w:r>
-    </w:p>
-    <w:p>
-      <w:pPr>
-        <w:pStyle w:val="Prrafodelista"/>
+      </w:pPr>
+      <w:r>
+        <w:rPr>
+          <w:rStyle w:val="Fuerte"/>
+          <w:rFonts w:asciiTheme="minorHAnsi" w:hAnsiTheme="minorHAnsi"/>
+        </w:rPr>
+        <w:t>Tutor de Empresa:</w:t>
+      </w:r>
+      <w:r>
+        <w:rPr>
+          <w:rFonts w:asciiTheme="minorHAnsi" w:hAnsiTheme="minorHAnsi"/>
+        </w:rPr>
+        <w:t xml:space="preserve"> persona perteneciente a una empresa colaboradora, encargada de supervisar y tutorizar al estudiante durante su formación en el centro de trabajo. Es responsable de evaluar al alumno y de registrar las faltas de asistencia que se produzcan durante el periodo de FCT.</w:t>
+      </w:r>
+    </w:p>
+    <w:p>
+      <w:pPr>
+        <w:pStyle w:val="font-claude-response-body"/>
         <w:numPr>
           <w:ilvl w:val="0"/>
           <w:numId w:val="6"/>
         </w:numPr>
-      </w:pPr>
-      <w:r>
         <w:rPr>
-          <w:b/>
-          <w:bCs/>
+          <w:rFonts w:asciiTheme="minorHAnsi" w:hAnsiTheme="minorHAnsi"/>
         </w:rPr>
-        <w:t>Estudiante</w:t>
-      </w:r>
-      <w:r>
-        <w:t>: alumnado que realiza la FCT</w:t>
-      </w:r>
-      <w:r>
-        <w:t xml:space="preserve"> en el periodo correspondiente.</w:t>
+      </w:pPr>
+      <w:r>
+        <w:rPr>
+          <w:rStyle w:val="Fuerte"/>
+          <w:rFonts w:asciiTheme="minorHAnsi" w:hAnsiTheme="minorHAnsi"/>
+        </w:rPr>
+        <w:lastRenderedPageBreak/>
+        <w:t>Estudiante:</w:t>
+      </w:r>
+      <w:r>
+        <w:rPr>
+          <w:rFonts w:asciiTheme="minorHAnsi" w:hAnsiTheme="minorHAnsi"/>
+        </w:rPr>
+        <w:t xml:space="preserve"> alumnado del departamento que realiza la FCT en el periodo que le corresponde. A través de la aplicación puede consultar los datos de su formación, ver sus faltas de asistencia y subir justificantes desde la aplicación móvil.</w:t>
       </w:r>
     </w:p>
     <w:p>
@@ -7389,11 +8053,11 @@
           <w:numId w:val="3"/>
         </w:numPr>
       </w:pPr>
-      <w:bookmarkStart w:id="21" w:name="_Toc229950003"/>
+      <w:bookmarkStart w:id="22" w:name="_Toc230171242"/>
       <w:r>
         <w:t>DESCRIPCIÓN DE LOS CASOS DE USO</w:t>
       </w:r>
-      <w:bookmarkEnd w:id="21"/>
+      <w:bookmarkEnd w:id="22"/>
     </w:p>
     <w:tbl>
       <w:tblPr>
@@ -7610,15 +8274,7 @@
                 <w:sz w:val="20"/>
                 <w:szCs w:val="20"/>
               </w:rPr>
-              <w:t xml:space="preserve">1. El usuario accede a la pantalla de inicio de sesión. 2. Introduce su nombre de usuario y contraseña. 3. El sistema verifica las credenciales contra la base de </w:t>
-            </w:r>
-            <w:r>
-              <w:rPr>
-                <w:sz w:val="20"/>
-                <w:szCs w:val="20"/>
-              </w:rPr>
-              <w:lastRenderedPageBreak/>
-              <w:t>datos. 4. Si son correctas, el sistema redirige al menú correspondiente al perfil del usuario.</w:t>
+              <w:t>1. El usuario accede a la pantalla de inicio de sesión. 2. Introduce su nombre de usuario y contraseña. 3. El sistema verifica las credenciales contra la base de datos. 4. Si son correctas, el sistema redirige al menú correspondiente al perfil del usuario.</w:t>
             </w:r>
           </w:p>
         </w:tc>
@@ -7636,7 +8292,6 @@
                 <w:sz w:val="20"/>
                 <w:szCs w:val="20"/>
               </w:rPr>
-              <w:lastRenderedPageBreak/>
               <w:t>Postcondiciones</w:t>
             </w:r>
           </w:p>
@@ -8544,6 +9199,7 @@
                 <w:sz w:val="20"/>
                 <w:szCs w:val="20"/>
               </w:rPr>
+              <w:lastRenderedPageBreak/>
               <w:t>Flujo principal</w:t>
             </w:r>
           </w:p>
@@ -8849,7 +9505,6 @@
                 <w:sz w:val="20"/>
                 <w:szCs w:val="20"/>
               </w:rPr>
-              <w:lastRenderedPageBreak/>
               <w:t>Flujo principal</w:t>
             </w:r>
           </w:p>
@@ -9568,11 +10223,11 @@
           <w:numId w:val="3"/>
         </w:numPr>
       </w:pPr>
-      <w:bookmarkStart w:id="22" w:name="_Toc229950004"/>
+      <w:bookmarkStart w:id="23" w:name="_Toc230171243"/>
       <w:r>
         <w:t>MODELOS DE DATOS</w:t>
       </w:r>
-      <w:bookmarkEnd w:id="22"/>
+      <w:bookmarkEnd w:id="23"/>
     </w:p>
     <w:p>
       <w:r>
@@ -9606,13 +10261,19 @@
           <w:numId w:val="3"/>
         </w:numPr>
       </w:pPr>
-      <w:bookmarkStart w:id="23" w:name="_Toc229950005"/>
+      <w:bookmarkStart w:id="24" w:name="_Toc230171244"/>
       <w:r>
         <w:lastRenderedPageBreak/>
         <w:t>DIAGRAMA E/R</w:t>
       </w:r>
-      <w:bookmarkEnd w:id="23"/>
-    </w:p>
+      <w:bookmarkEnd w:id="24"/>
+    </w:p>
+    <w:p>
+      <w:r>
+        <w:t>El Diagrama Entidad/Relación representa la estructura conceptual de la base de datos, mostrando las entidades del sistema, sus atributos y las relaciones entre ellas junto con su cardinalidad. Este diagrama sirve como base para la creación del esquema físico de la base de datos MySQL.</w:t>
+      </w:r>
+    </w:p>
+    <w:p/>
     <w:p>
       <w:pPr>
         <w:keepNext/>
@@ -9670,7 +10331,7 @@
         <w:pStyle w:val="Descripcin"/>
         <w:jc w:val="center"/>
       </w:pPr>
-      <w:bookmarkStart w:id="24" w:name="_Toc227856185"/>
+      <w:bookmarkStart w:id="25" w:name="_Toc230033109"/>
       <w:r>
         <w:t xml:space="preserve">Figura </w:t>
       </w:r>
@@ -9698,7 +10359,7 @@
       <w:r>
         <w:t>Diagrama Entidad/Relación</w:t>
       </w:r>
-      <w:bookmarkEnd w:id="24"/>
+      <w:bookmarkEnd w:id="25"/>
     </w:p>
     <w:p>
       <w:pPr>
@@ -9708,12 +10369,16 @@
           <w:numId w:val="3"/>
         </w:numPr>
       </w:pPr>
-      <w:bookmarkStart w:id="25" w:name="_Toc229950006"/>
-      <w:r>
-        <w:lastRenderedPageBreak/>
+      <w:bookmarkStart w:id="26" w:name="_Toc230171245"/>
+      <w:r>
         <w:t>DIAGRAMA DE CLASES</w:t>
       </w:r>
-      <w:bookmarkEnd w:id="25"/>
+      <w:bookmarkEnd w:id="26"/>
+    </w:p>
+    <w:p>
+      <w:r>
+        <w:t>El Diagrama de Clases representa la estructura del sistema bajo el paradigma de la programación orientada a objetos, mostrando las clases implementadas, sus atributos, métodos y las relaciones de herencia y asociación entre ellas. Este diagrama se corresponde directamente con las entidades JPA del paquete modelo.</w:t>
+      </w:r>
     </w:p>
     <w:p>
       <w:pPr>
@@ -9724,6 +10389,7 @@
         <w:rPr>
           <w:noProof/>
         </w:rPr>
+        <w:lastRenderedPageBreak/>
         <w:drawing>
           <wp:inline distT="0" distB="0" distL="0" distR="0" wp14:anchorId="12EC9159" wp14:editId="3B4D98B6">
             <wp:extent cx="5731765" cy="8472364"/>
@@ -9772,7 +10438,7 @@
         <w:pStyle w:val="Descripcin"/>
         <w:jc w:val="center"/>
       </w:pPr>
-      <w:bookmarkStart w:id="26" w:name="_Toc227856186"/>
+      <w:bookmarkStart w:id="27" w:name="_Toc230033110"/>
       <w:r>
         <w:t xml:space="preserve">Figura </w:t>
       </w:r>
@@ -9797,7 +10463,7 @@
       <w:r>
         <w:t>. Diagrama de clases.</w:t>
       </w:r>
-      <w:bookmarkEnd w:id="26"/>
+      <w:bookmarkEnd w:id="27"/>
     </w:p>
     <w:p>
       <w:pPr>
@@ -9815,7 +10481,7 @@
           <w:szCs w:val="20"/>
         </w:rPr>
       </w:pPr>
-      <w:bookmarkStart w:id="27" w:name="_Toc229950007"/>
+      <w:bookmarkStart w:id="28" w:name="_Toc230171246"/>
       <w:r>
         <w:lastRenderedPageBreak/>
         <w:t xml:space="preserve">2.5 </w:t>
@@ -9826,7 +10492,7 @@
       <w:r>
         <w:t>DIAGRAMA DE PAQUETES</w:t>
       </w:r>
-      <w:bookmarkEnd w:id="27"/>
+      <w:bookmarkEnd w:id="28"/>
     </w:p>
     <w:p>
       <w:pPr>
@@ -9892,21 +10558,34 @@
       <w:pPr>
         <w:pStyle w:val="Descripcin"/>
         <w:jc w:val="center"/>
+      </w:pPr>
+      <w:bookmarkStart w:id="29" w:name="_Toc230033111"/>
+      <w:r>
+        <w:t xml:space="preserve">Figura </w:t>
+      </w:r>
+      <w:r>
+        <w:fldChar w:fldCharType="begin"/>
+      </w:r>
+      <w:r>
+        <w:instrText xml:space="preserve"> SEQ Figura \* ARABIC </w:instrText>
+      </w:r>
+      <w:r>
+        <w:fldChar w:fldCharType="separate"/>
+      </w:r>
+      <w:r>
         <w:rPr>
-          <w:rFonts w:ascii="Arial" w:hAnsi="Arial" w:cs="Arial"/>
+          <w:noProof/>
         </w:rPr>
-      </w:pPr>
-      <w:r>
-        <w:t>Figura</w:t>
-      </w:r>
-      <w:r>
-        <w:t xml:space="preserve"> </w:t>
-      </w:r>
-      <w:r>
-        <w:t>4. Diagrama de paquetes</w:t>
-      </w:r>
-    </w:p>
-    <w:p/>
+        <w:t>4</w:t>
+      </w:r>
+      <w:r>
+        <w:fldChar w:fldCharType="end"/>
+      </w:r>
+      <w:r>
+        <w:t>. Diagrama de paquetes</w:t>
+      </w:r>
+      <w:bookmarkEnd w:id="29"/>
+    </w:p>
     <w:p>
       <w:pPr>
         <w:pStyle w:val="Ttulo2"/>
@@ -9915,11 +10594,11 @@
           <w:numId w:val="3"/>
         </w:numPr>
       </w:pPr>
-      <w:bookmarkStart w:id="28" w:name="_Toc229950008"/>
+      <w:bookmarkStart w:id="30" w:name="_Toc230171247"/>
       <w:r>
         <w:t>INTERFACES GRÁFICAS DE USUARIO</w:t>
       </w:r>
-      <w:bookmarkEnd w:id="28"/>
+      <w:bookmarkEnd w:id="30"/>
     </w:p>
     <w:p>
       <w:r>
@@ -9943,9 +10622,9 @@
         </w:rPr>
         <w:lastRenderedPageBreak/>
         <w:drawing>
-          <wp:inline distT="0" distB="0" distL="0" distR="0" wp14:anchorId="4A389DFC" wp14:editId="0731F0CA">
-            <wp:extent cx="4788707" cy="3252947"/>
-            <wp:effectExtent l="0" t="0" r="0" b="5080"/>
+          <wp:inline distT="0" distB="0" distL="0" distR="0" wp14:anchorId="4A389DFC" wp14:editId="0DD2086A">
+            <wp:extent cx="3674306" cy="3256772"/>
+            <wp:effectExtent l="0" t="0" r="2540" b="1270"/>
             <wp:docPr id="1510858193" name="Imagen 3"/>
             <wp:cNvGraphicFramePr>
               <a:graphicFrameLocks xmlns:a="http://schemas.openxmlformats.org/drawingml/2006/main" noChangeAspect="1"/>
@@ -9972,7 +10651,7 @@
                   <pic:spPr>
                     <a:xfrm>
                       <a:off x="0" y="0"/>
-                      <a:ext cx="4794337" cy="3256772"/>
+                      <a:ext cx="3674306" cy="3256772"/>
                     </a:xfrm>
                     <a:prstGeom prst="rect">
                       <a:avLst/>
@@ -9990,21 +10669,34 @@
         <w:pStyle w:val="Descripcin"/>
         <w:jc w:val="center"/>
       </w:pPr>
-      <w:bookmarkStart w:id="29" w:name="_Toc227856187"/>
+      <w:bookmarkStart w:id="31" w:name="_Toc230033112"/>
       <w:r>
         <w:t xml:space="preserve">Figura </w:t>
       </w:r>
       <w:r>
+        <w:fldChar w:fldCharType="begin"/>
+      </w:r>
+      <w:r>
+        <w:instrText xml:space="preserve"> SEQ Figura \* ARABIC </w:instrText>
+      </w:r>
+      <w:r>
+        <w:fldChar w:fldCharType="separate"/>
+      </w:r>
+      <w:r>
+        <w:rPr>
+          <w:noProof/>
+        </w:rPr>
         <w:t>5</w:t>
       </w:r>
       <w:r>
-        <w:t>. Pantalla de inicio de sesión</w:t>
-      </w:r>
-      <w:r>
-        <w:t xml:space="preserve"> - Desktop</w:t>
-      </w:r>
-      <w:bookmarkEnd w:id="29"/>
-    </w:p>
+        <w:fldChar w:fldCharType="end"/>
+      </w:r>
+      <w:r>
+        <w:t>. Pantalla inicio sesión</w:t>
+      </w:r>
+      <w:bookmarkEnd w:id="31"/>
+    </w:p>
+    <w:p/>
     <w:p>
       <w:pPr>
         <w:keepNext/>
@@ -10015,8 +10707,8 @@
           <w:noProof/>
         </w:rPr>
         <w:drawing>
-          <wp:inline distT="0" distB="0" distL="0" distR="0" wp14:anchorId="4499399C" wp14:editId="0647006F">
-            <wp:extent cx="5276217" cy="3600000"/>
+          <wp:inline distT="0" distB="0" distL="0" distR="0" wp14:anchorId="4499399C" wp14:editId="04F00E37">
+            <wp:extent cx="4304738" cy="3600000"/>
             <wp:effectExtent l="0" t="0" r="635" b="635"/>
             <wp:docPr id="648713122" name="Imagen 3"/>
             <wp:cNvGraphicFramePr>
@@ -10030,7 +10722,7 @@
                     <pic:cNvPicPr/>
                   </pic:nvPicPr>
                   <pic:blipFill>
-                    <a:blip r:embed="rId20" cstate="print">
+                    <a:blip r:embed="rId20">
                       <a:extLst>
                         <a:ext uri="{28A0092B-C50C-407E-A947-70E740481C1C}">
                           <a14:useLocalDpi xmlns:a14="http://schemas.microsoft.com/office/drawing/2010/main" val="0"/>
@@ -10044,7 +10736,7 @@
                   <pic:spPr>
                     <a:xfrm>
                       <a:off x="0" y="0"/>
-                      <a:ext cx="5276217" cy="3600000"/>
+                      <a:ext cx="4304738" cy="3600000"/>
                     </a:xfrm>
                     <a:prstGeom prst="rect">
                       <a:avLst/>
@@ -10062,37 +10754,227 @@
         <w:pStyle w:val="Descripcin"/>
         <w:jc w:val="center"/>
       </w:pPr>
-      <w:bookmarkStart w:id="30" w:name="_Toc227856188"/>
+      <w:bookmarkStart w:id="32" w:name="_Toc230033113"/>
       <w:r>
         <w:t xml:space="preserve">Figura </w:t>
       </w:r>
       <w:r>
+        <w:fldChar w:fldCharType="begin"/>
+      </w:r>
+      <w:r>
+        <w:instrText xml:space="preserve"> SEQ Figura \* ARABIC </w:instrText>
+      </w:r>
+      <w:r>
+        <w:fldChar w:fldCharType="separate"/>
+      </w:r>
+      <w:r>
+        <w:rPr>
+          <w:noProof/>
+        </w:rPr>
         <w:t>6</w:t>
       </w:r>
       <w:r>
-        <w:t>. Pantalla Nueva FCT</w:t>
-      </w:r>
-      <w:r>
-        <w:t xml:space="preserve"> - Desktop</w:t>
-      </w:r>
-      <w:bookmarkEnd w:id="30"/>
+        <w:fldChar w:fldCharType="end"/>
+      </w:r>
+      <w:r>
+        <w:t>. Pantalla nueva FCT – Profesor</w:t>
+      </w:r>
+      <w:bookmarkEnd w:id="32"/>
     </w:p>
     <w:p/>
-    <w:p>
-      <w:r>
-        <w:t>T</w:t>
-      </w:r>
-      <w:r>
-        <w:t>ambién algunas de las pantallas propuestas para el usuario Estudiante en la aplicación móvil.</w:t>
-      </w:r>
-    </w:p>
+    <w:p/>
     <w:p>
       <w:pPr>
         <w:keepNext/>
         <w:jc w:val="center"/>
+      </w:pPr>
+      <w:r>
         <w:rPr>
-          <w:u w:val="single"/>
+          <w:noProof/>
         </w:rPr>
+        <w:lastRenderedPageBreak/>
+        <w:drawing>
+          <wp:inline distT="0" distB="0" distL="0" distR="0" wp14:anchorId="551FF645" wp14:editId="6930D55D">
+            <wp:extent cx="4305600" cy="3562239"/>
+            <wp:effectExtent l="0" t="0" r="0" b="635"/>
+            <wp:docPr id="721819539" name="Imagen 8"/>
+            <wp:cNvGraphicFramePr>
+              <a:graphicFrameLocks xmlns:a="http://schemas.openxmlformats.org/drawingml/2006/main" noChangeAspect="1"/>
+            </wp:cNvGraphicFramePr>
+            <a:graphic xmlns:a="http://schemas.openxmlformats.org/drawingml/2006/main">
+              <a:graphicData uri="http://schemas.openxmlformats.org/drawingml/2006/picture">
+                <pic:pic xmlns:pic="http://schemas.openxmlformats.org/drawingml/2006/picture">
+                  <pic:nvPicPr>
+                    <pic:cNvPr id="721819539" name="Imagen 721819539"/>
+                    <pic:cNvPicPr/>
+                  </pic:nvPicPr>
+                  <pic:blipFill>
+                    <a:blip r:embed="rId21">
+                      <a:extLst>
+                        <a:ext uri="{28A0092B-C50C-407E-A947-70E740481C1C}">
+                          <a14:useLocalDpi xmlns:a14="http://schemas.microsoft.com/office/drawing/2010/main" val="0"/>
+                        </a:ext>
+                      </a:extLst>
+                    </a:blip>
+                    <a:stretch>
+                      <a:fillRect/>
+                    </a:stretch>
+                  </pic:blipFill>
+                  <pic:spPr>
+                    <a:xfrm>
+                      <a:off x="0" y="0"/>
+                      <a:ext cx="4305600" cy="3562239"/>
+                    </a:xfrm>
+                    <a:prstGeom prst="rect">
+                      <a:avLst/>
+                    </a:prstGeom>
+                  </pic:spPr>
+                </pic:pic>
+              </a:graphicData>
+            </a:graphic>
+          </wp:inline>
+        </w:drawing>
+      </w:r>
+    </w:p>
+    <w:p>
+      <w:pPr>
+        <w:pStyle w:val="Descripcin"/>
+        <w:jc w:val="center"/>
+      </w:pPr>
+      <w:bookmarkStart w:id="33" w:name="_Toc230033114"/>
+      <w:r>
+        <w:t xml:space="preserve">Figura </w:t>
+      </w:r>
+      <w:r>
+        <w:fldChar w:fldCharType="begin"/>
+      </w:r>
+      <w:r>
+        <w:instrText xml:space="preserve"> SEQ Figura \* ARABIC </w:instrText>
+      </w:r>
+      <w:r>
+        <w:fldChar w:fldCharType="separate"/>
+      </w:r>
+      <w:r>
+        <w:rPr>
+          <w:noProof/>
+        </w:rPr>
+        <w:t>7</w:t>
+      </w:r>
+      <w:r>
+        <w:fldChar w:fldCharType="end"/>
+      </w:r>
+      <w:r>
+        <w:t>. Pantalla Consultar empresas – Administrador</w:t>
+      </w:r>
+      <w:bookmarkEnd w:id="33"/>
+    </w:p>
+    <w:p>
+      <w:pPr>
+        <w:jc w:val="center"/>
+      </w:pPr>
+    </w:p>
+    <w:p>
+      <w:pPr>
+        <w:jc w:val="center"/>
+      </w:pPr>
+    </w:p>
+    <w:p>
+      <w:pPr>
+        <w:keepNext/>
+        <w:jc w:val="center"/>
+      </w:pPr>
+      <w:r>
+        <w:rPr>
+          <w:noProof/>
+        </w:rPr>
+        <w:drawing>
+          <wp:inline distT="0" distB="0" distL="0" distR="0" wp14:anchorId="7F94A479" wp14:editId="05F9640A">
+            <wp:extent cx="4305600" cy="3497015"/>
+            <wp:effectExtent l="0" t="0" r="0" b="8255"/>
+            <wp:docPr id="2121392003" name="Imagen 9"/>
+            <wp:cNvGraphicFramePr>
+              <a:graphicFrameLocks xmlns:a="http://schemas.openxmlformats.org/drawingml/2006/main" noChangeAspect="1"/>
+            </wp:cNvGraphicFramePr>
+            <a:graphic xmlns:a="http://schemas.openxmlformats.org/drawingml/2006/main">
+              <a:graphicData uri="http://schemas.openxmlformats.org/drawingml/2006/picture">
+                <pic:pic xmlns:pic="http://schemas.openxmlformats.org/drawingml/2006/picture">
+                  <pic:nvPicPr>
+                    <pic:cNvPr id="2121392003" name="Imagen 2121392003"/>
+                    <pic:cNvPicPr/>
+                  </pic:nvPicPr>
+                  <pic:blipFill>
+                    <a:blip r:embed="rId22">
+                      <a:extLst>
+                        <a:ext uri="{28A0092B-C50C-407E-A947-70E740481C1C}">
+                          <a14:useLocalDpi xmlns:a14="http://schemas.microsoft.com/office/drawing/2010/main" val="0"/>
+                        </a:ext>
+                      </a:extLst>
+                    </a:blip>
+                    <a:stretch>
+                      <a:fillRect/>
+                    </a:stretch>
+                  </pic:blipFill>
+                  <pic:spPr>
+                    <a:xfrm>
+                      <a:off x="0" y="0"/>
+                      <a:ext cx="4305600" cy="3497015"/>
+                    </a:xfrm>
+                    <a:prstGeom prst="rect">
+                      <a:avLst/>
+                    </a:prstGeom>
+                  </pic:spPr>
+                </pic:pic>
+              </a:graphicData>
+            </a:graphic>
+          </wp:inline>
+        </w:drawing>
+      </w:r>
+    </w:p>
+    <w:p>
+      <w:pPr>
+        <w:pStyle w:val="Descripcin"/>
+        <w:jc w:val="center"/>
+      </w:pPr>
+      <w:bookmarkStart w:id="34" w:name="_Toc230033115"/>
+      <w:r>
+        <w:t xml:space="preserve">Figura </w:t>
+      </w:r>
+      <w:r>
+        <w:fldChar w:fldCharType="begin"/>
+      </w:r>
+      <w:r>
+        <w:instrText xml:space="preserve"> SEQ Figura \* ARABIC </w:instrText>
+      </w:r>
+      <w:r>
+        <w:fldChar w:fldCharType="separate"/>
+      </w:r>
+      <w:r>
+        <w:rPr>
+          <w:noProof/>
+        </w:rPr>
+        <w:t>8</w:t>
+      </w:r>
+      <w:r>
+        <w:fldChar w:fldCharType="end"/>
+      </w:r>
+      <w:r>
+        <w:t>. Pantalla principal Estudiante</w:t>
+      </w:r>
+      <w:bookmarkEnd w:id="34"/>
+    </w:p>
+    <w:p/>
+    <w:p>
+      <w:r>
+        <w:t>T</w:t>
+      </w:r>
+      <w:r>
+        <w:t>ambién algunas de las pantallas propuestas para el usuario Estudiante en la aplicación móvil.</w:t>
+      </w:r>
+    </w:p>
+    <w:p>
+      <w:pPr>
+        <w:keepNext/>
+        <w:jc w:val="center"/>
       </w:pPr>
       <w:r>
         <w:rPr>
@@ -10115,7 +10997,7 @@
                     <pic:cNvPicPr/>
                   </pic:nvPicPr>
                   <pic:blipFill>
-                    <a:blip r:embed="rId21">
+                    <a:blip r:embed="rId23">
                       <a:extLst>
                         <a:ext uri="{28A0092B-C50C-407E-A947-70E740481C1C}">
                           <a14:useLocalDpi xmlns:a14="http://schemas.microsoft.com/office/drawing/2010/main" val="0"/>
@@ -10147,27 +11029,34 @@
         <w:pStyle w:val="Descripcin"/>
         <w:jc w:val="center"/>
       </w:pPr>
-      <w:bookmarkStart w:id="31" w:name="_Toc227856189"/>
+      <w:bookmarkStart w:id="35" w:name="_Toc230033116"/>
       <w:r>
         <w:t xml:space="preserve">Figura </w:t>
       </w:r>
       <w:r>
-        <w:t>7</w:t>
-      </w:r>
-      <w:r>
-        <w:t>. Pantalla inicial</w:t>
-      </w:r>
-      <w:r>
-        <w:t xml:space="preserve"> usuario</w:t>
-      </w:r>
-      <w:r>
-        <w:t xml:space="preserve"> Estudiante</w:t>
-      </w:r>
-      <w:r>
-        <w:t xml:space="preserve"> - Móvil</w:t>
-      </w:r>
-      <w:bookmarkEnd w:id="31"/>
-    </w:p>
+        <w:fldChar w:fldCharType="begin"/>
+      </w:r>
+      <w:r>
+        <w:instrText xml:space="preserve"> SEQ Figura \* ARABIC </w:instrText>
+      </w:r>
+      <w:r>
+        <w:fldChar w:fldCharType="separate"/>
+      </w:r>
+      <w:r>
+        <w:rPr>
+          <w:noProof/>
+        </w:rPr>
+        <w:t>9</w:t>
+      </w:r>
+      <w:r>
+        <w:fldChar w:fldCharType="end"/>
+      </w:r>
+      <w:r>
+        <w:t>. Pantalla principal Estudiante – Móvil</w:t>
+      </w:r>
+      <w:bookmarkEnd w:id="35"/>
+    </w:p>
+    <w:p/>
     <w:p>
       <w:pPr>
         <w:keepNext/>
@@ -10193,7 +11082,7 @@
                     <pic:cNvPicPr/>
                   </pic:nvPicPr>
                   <pic:blipFill>
-                    <a:blip r:embed="rId22">
+                    <a:blip r:embed="rId24">
                       <a:extLst>
                         <a:ext uri="{28A0092B-C50C-407E-A947-70E740481C1C}">
                           <a14:useLocalDpi xmlns:a14="http://schemas.microsoft.com/office/drawing/2010/main" val="0"/>
@@ -10225,26 +11114,32 @@
         <w:pStyle w:val="Descripcin"/>
         <w:jc w:val="center"/>
       </w:pPr>
-      <w:bookmarkStart w:id="32" w:name="_Toc227856190"/>
+      <w:bookmarkStart w:id="36" w:name="_Toc230033117"/>
       <w:r>
         <w:t xml:space="preserve">Figura </w:t>
       </w:r>
       <w:r>
-        <w:t>8</w:t>
-      </w:r>
-      <w:r>
-        <w:t xml:space="preserve">. Pantalla Añadir justificante </w:t>
-      </w:r>
-      <w:r>
-        <w:t>usuario</w:t>
-      </w:r>
-      <w:r>
-        <w:t xml:space="preserve"> Estudiante</w:t>
-      </w:r>
-      <w:r>
-        <w:t xml:space="preserve"> - Móvil</w:t>
-      </w:r>
-      <w:bookmarkEnd w:id="32"/>
+        <w:fldChar w:fldCharType="begin"/>
+      </w:r>
+      <w:r>
+        <w:instrText xml:space="preserve"> SEQ Figura \* ARABIC </w:instrText>
+      </w:r>
+      <w:r>
+        <w:fldChar w:fldCharType="separate"/>
+      </w:r>
+      <w:r>
+        <w:rPr>
+          <w:noProof/>
+        </w:rPr>
+        <w:t>10</w:t>
+      </w:r>
+      <w:r>
+        <w:fldChar w:fldCharType="end"/>
+      </w:r>
+      <w:r>
+        <w:t>. Pantalla Justificar falta – Estudiante - Móvil</w:t>
+      </w:r>
+      <w:bookmarkEnd w:id="36"/>
     </w:p>
     <w:p>
       <w:pPr>
@@ -10272,7 +11167,7 @@
                     <pic:cNvPicPr/>
                   </pic:nvPicPr>
                   <pic:blipFill>
-                    <a:blip r:embed="rId23" cstate="print">
+                    <a:blip r:embed="rId25" cstate="print">
                       <a:extLst>
                         <a:ext uri="{28A0092B-C50C-407E-A947-70E740481C1C}">
                           <a14:useLocalDpi xmlns:a14="http://schemas.microsoft.com/office/drawing/2010/main" val="0"/>
@@ -10308,26 +11203,21 @@
           <w:numId w:val="3"/>
         </w:numPr>
       </w:pPr>
-      <w:bookmarkStart w:id="33" w:name="_Toc229950009"/>
+      <w:bookmarkStart w:id="37" w:name="_Toc230171248"/>
       <w:r>
         <w:t>MAPA DE NAVEGABILIDAD</w:t>
       </w:r>
-      <w:bookmarkEnd w:id="33"/>
-    </w:p>
-    <w:p>
-      <w:r>
-        <w:t xml:space="preserve">El </w:t>
-      </w:r>
-      <w:r>
-        <w:t>mapa describe la estructura principal de navegación del aplicativo en su fase 2.0, organizada en torno a los perfiles definidos (Administrador, Profesorado, Tutor de empresa y Estudiante) y a las ventanas disponibles en esta versión. Aún no representa todas las funcionalidades finales, pero sí las necesarias para la autenticación y el acceso básico según el rol correspondiente.</w:t>
-      </w:r>
+      <w:bookmarkEnd w:id="37"/>
     </w:p>
     <w:p>
       <w:pPr>
         <w:pStyle w:val="Prrafodelista"/>
+        <w:keepNext/>
         <w:ind w:left="0"/>
-        <w:jc w:val="both"/>
-      </w:pPr>
+      </w:pPr>
+      <w:r>
+        <w:t>El mapa describe la estructura completa de navegación de la aplicación, organizada en torno a los cuatro perfiles definidos: Administrador, Profesorado, Tutor de Empresa y Estudiante. Cada perfil accede a través de una pantalla de Login común y es redirigido automáticamente a su menú principal correspondiente. Desde cada menú, el usuario puede navegar a las distintas funcionalidades disponibles para su rol. Todas las pantallas disponen de un botón de cerrar sesión que devuelve al usuario a la pantalla de Login.</w:t>
+      </w:r>
       <w:r>
         <w:rPr>
           <w:noProof/>
@@ -10350,7 +11240,7 @@
                     </pic:cNvPicPr>
                   </pic:nvPicPr>
                   <pic:blipFill>
-                    <a:blip r:embed="rId24">
+                    <a:blip r:embed="rId26">
                       <a:extLst>
                         <a:ext uri="{28A0092B-C50C-407E-A947-70E740481C1C}">
                           <a14:useLocalDpi xmlns:a14="http://schemas.microsoft.com/office/drawing/2010/main" val="0"/>
@@ -10383,6 +11273,38 @@
     </w:p>
     <w:p>
       <w:pPr>
+        <w:pStyle w:val="Descripcin"/>
+        <w:jc w:val="center"/>
+      </w:pPr>
+      <w:bookmarkStart w:id="38" w:name="_Toc230033118"/>
+      <w:r>
+        <w:t xml:space="preserve">Figura </w:t>
+      </w:r>
+      <w:r>
+        <w:fldChar w:fldCharType="begin"/>
+      </w:r>
+      <w:r>
+        <w:instrText xml:space="preserve"> SEQ Figura \* ARABIC </w:instrText>
+      </w:r>
+      <w:r>
+        <w:fldChar w:fldCharType="separate"/>
+      </w:r>
+      <w:r>
+        <w:rPr>
+          <w:noProof/>
+        </w:rPr>
+        <w:t>11</w:t>
+      </w:r>
+      <w:r>
+        <w:fldChar w:fldCharType="end"/>
+      </w:r>
+      <w:r>
+        <w:t>. Mapa de Navegabilidad</w:t>
+      </w:r>
+      <w:bookmarkEnd w:id="38"/>
+    </w:p>
+    <w:p>
+      <w:pPr>
         <w:pStyle w:val="Prrafodelista"/>
       </w:pPr>
     </w:p>
@@ -10422,1260 +11344,56 @@
           <w:numId w:val="2"/>
         </w:numPr>
       </w:pPr>
-      <w:bookmarkStart w:id="34" w:name="_Toc229950010"/>
-      <w:r>
+      <w:bookmarkStart w:id="39" w:name="_Toc230171249"/>
+      <w:r>
+        <w:lastRenderedPageBreak/>
         <w:t>PLAN DE PRUEBAS</w:t>
       </w:r>
-      <w:bookmarkEnd w:id="34"/>
-    </w:p>
-    <w:p>
-      <w:r>
-        <w:t xml:space="preserve">el presente plan de pruebas describe la estrategia de verificación y validación definida para la aplicación Gestiona. El objetivo es garantizar que el </w:t>
-      </w:r>
-      <w:r>
-        <w:t xml:space="preserve">software funcione correctamente y cumpla los </w:t>
-      </w:r>
-      <w:r>
-        <w:lastRenderedPageBreak/>
-        <w:t xml:space="preserve">requisitos establecidos anteriormente. Dado que este proyecto se encuentra </w:t>
-      </w:r>
-      <w:proofErr w:type="spellStart"/>
-      <w:r>
-        <w:t>aun</w:t>
-      </w:r>
-      <w:proofErr w:type="spellEnd"/>
-      <w:r>
-        <w:t xml:space="preserve"> en fase de desarrollo, este plan recoge las pruebas que se llevarían a cabo sobre el sistema operativo.</w:t>
-      </w:r>
-    </w:p>
-    <w:p>
-      <w:pPr>
-        <w:pStyle w:val="Ttulo3"/>
-        <w:ind w:firstLine="360"/>
-      </w:pPr>
-      <w:bookmarkStart w:id="35" w:name="_Toc229950011"/>
-      <w:r>
-        <w:t>3.1 Estrategia</w:t>
-      </w:r>
-      <w:bookmarkEnd w:id="35"/>
-    </w:p>
-    <w:p>
-      <w:r>
-        <w:t xml:space="preserve">1. </w:t>
+      <w:bookmarkEnd w:id="39"/>
+    </w:p>
+    <w:p>
+      <w:r>
+        <w:t xml:space="preserve">El plan de pruebas del proyecto se recoge en un documento independiente adjunto a esta documentación. En él se define la estrategia de pruebas seguida, los tipos de pruebas realizadas y los casos de prueba concretos con sus resultados. Las pruebas contemplan los niveles </w:t>
       </w:r>
       <w:r>
         <w:rPr>
           <w:b/>
           <w:bCs/>
         </w:rPr>
-        <w:t>Pruebas unitarias</w:t>
-      </w:r>
-      <w:r>
-        <w:t xml:space="preserve">: </w:t>
-      </w:r>
-      <w:r>
-        <w:t xml:space="preserve">Verifican el correcto funcionamiento de cada método o componente de forma aislada. </w:t>
-      </w:r>
-      <w:r>
-        <w:t>Se usaría Junit 5, integrado en Eclipse, para comprobar, por ejemplo, que los métodos de</w:t>
+        <w:t>unitario</w:t>
+      </w:r>
+      <w:r>
+        <w:t xml:space="preserve">, de </w:t>
       </w:r>
       <w:r>
         <w:rPr>
-          <w:rFonts w:ascii="Courier New" w:hAnsi="Courier New" w:cs="Courier New"/>
+          <w:b/>
+          <w:bCs/>
         </w:rPr>
-        <w:t xml:space="preserve"> Validador</w:t>
-      </w:r>
-      <w:r>
-        <w:t xml:space="preserve"> devuelven los resultados correctos.</w:t>
-      </w:r>
-    </w:p>
-    <w:p>
-      <w:r>
-        <w:t>2. Pruebas de integración:</w:t>
-      </w:r>
-      <w:r>
-        <w:t xml:space="preserve"> comprueban que los distintos módulos del sistema funcionan correctamente de forma conjunta. En Gestiona, se verificará </w:t>
-      </w:r>
-      <w:r>
-        <w:t>que,</w:t>
-      </w:r>
-      <w:r>
-        <w:t xml:space="preserve"> al autenticarse un usuario, el controlador llama correctamente al servicio, éste al repositorio,</w:t>
-      </w:r>
-      <w:r>
-        <w:t xml:space="preserve"> y los datos se recuperan bien de la base de datos MySQL a través de Hibernate.</w:t>
-      </w:r>
-    </w:p>
-    <w:p>
-      <w:r>
-        <w:t xml:space="preserve">3. Pruebas funcionales: validan que la aplicación cumple los requisitos funcionales definidos, probando flujos completos de usuario. En Gestiona, se probarían flujos como el inicio de sesión </w:t>
-      </w:r>
-      <w:r>
-        <w:t>con distintos</w:t>
-      </w:r>
-      <w:r>
-        <w:t xml:space="preserve"> perfiles, la creación de una FCT relacionando un Estudiante, con una Empresa mediante un Tutor…</w:t>
-      </w:r>
-    </w:p>
-    <w:p>
-      <w:r>
-        <w:t xml:space="preserve">4. </w:t>
-      </w:r>
-      <w:r>
-        <w:t>pruebas de seguridad: identifican vulnerabilidades que puedan comprometer la aplicación. En Gestiona, se comprobará que los campos de entrada no son vulnerables a inyecciones SQL, y que no es posible acceder a funcionalidades restringidas sin haberse autenticado con el perfil correspondiente.</w:t>
-      </w:r>
-    </w:p>
-    <w:p/>
-    <w:tbl>
-      <w:tblPr>
-        <w:tblStyle w:val="Tablaconcuadrcula"/>
-        <w:tblW w:w="0" w:type="auto"/>
-        <w:tblLook w:val="04A0" w:firstRow="1" w:lastRow="0" w:firstColumn="1" w:lastColumn="0" w:noHBand="0" w:noVBand="1"/>
-      </w:tblPr>
-      <w:tblGrid>
-        <w:gridCol w:w="701"/>
-        <w:gridCol w:w="1296"/>
-        <w:gridCol w:w="1442"/>
-        <w:gridCol w:w="2016"/>
-        <w:gridCol w:w="1784"/>
-        <w:gridCol w:w="1261"/>
-        <w:gridCol w:w="1128"/>
-      </w:tblGrid>
-      <w:tr>
-        <w:tc>
-          <w:tcPr>
-            <w:tcW w:w="1357" w:type="dxa"/>
-          </w:tcPr>
-          <w:p>
-            <w:pPr>
-              <w:jc w:val="center"/>
-              <w:rPr>
-                <w:b/>
-                <w:bCs/>
-              </w:rPr>
-            </w:pPr>
-            <w:r>
-              <w:rPr>
-                <w:b/>
-                <w:bCs/>
-              </w:rPr>
-              <w:t>ID</w:t>
-            </w:r>
-          </w:p>
-        </w:tc>
-        <w:tc>
-          <w:tcPr>
-            <w:tcW w:w="1360" w:type="dxa"/>
-          </w:tcPr>
-          <w:p>
-            <w:pPr>
-              <w:jc w:val="center"/>
-              <w:rPr>
-                <w:b/>
-                <w:bCs/>
-              </w:rPr>
-            </w:pPr>
-            <w:r>
-              <w:rPr>
-                <w:b/>
-                <w:bCs/>
-              </w:rPr>
-              <w:t>Tipo</w:t>
-            </w:r>
-          </w:p>
-        </w:tc>
-        <w:tc>
-          <w:tcPr>
-            <w:tcW w:w="1428" w:type="dxa"/>
-          </w:tcPr>
-          <w:p>
-            <w:pPr>
-              <w:jc w:val="center"/>
-              <w:rPr>
-                <w:b/>
-                <w:bCs/>
-              </w:rPr>
-            </w:pPr>
-            <w:r>
-              <w:rPr>
-                <w:b/>
-                <w:bCs/>
-              </w:rPr>
-              <w:t>Descripción</w:t>
-            </w:r>
-          </w:p>
-        </w:tc>
-        <w:tc>
-          <w:tcPr>
-            <w:tcW w:w="1367" w:type="dxa"/>
-          </w:tcPr>
-          <w:p>
-            <w:pPr>
-              <w:jc w:val="center"/>
-              <w:rPr>
-                <w:b/>
-                <w:bCs/>
-              </w:rPr>
-            </w:pPr>
-            <w:r>
-              <w:rPr>
-                <w:b/>
-                <w:bCs/>
-              </w:rPr>
-              <w:t>Dato de entrada</w:t>
-            </w:r>
-          </w:p>
-        </w:tc>
-        <w:tc>
-          <w:tcPr>
-            <w:tcW w:w="1373" w:type="dxa"/>
-          </w:tcPr>
-          <w:p>
-            <w:pPr>
-              <w:jc w:val="center"/>
-              <w:rPr>
-                <w:b/>
-                <w:bCs/>
-              </w:rPr>
-            </w:pPr>
-            <w:r>
-              <w:rPr>
-                <w:b/>
-                <w:bCs/>
-              </w:rPr>
-              <w:t>Resultado esperado</w:t>
-            </w:r>
-          </w:p>
-        </w:tc>
-        <w:tc>
-          <w:tcPr>
-            <w:tcW w:w="1373" w:type="dxa"/>
-          </w:tcPr>
-          <w:p>
-            <w:pPr>
-              <w:jc w:val="center"/>
-              <w:rPr>
-                <w:b/>
-                <w:bCs/>
-              </w:rPr>
-            </w:pPr>
-            <w:r>
-              <w:rPr>
-                <w:b/>
-                <w:bCs/>
-              </w:rPr>
-              <w:t>Resultado obtenido</w:t>
-            </w:r>
-          </w:p>
-        </w:tc>
-        <w:tc>
-          <w:tcPr>
-            <w:tcW w:w="1370" w:type="dxa"/>
-          </w:tcPr>
-          <w:p>
-            <w:pPr>
-              <w:jc w:val="center"/>
-              <w:rPr>
-                <w:b/>
-                <w:bCs/>
-              </w:rPr>
-            </w:pPr>
-            <w:r>
-              <w:rPr>
-                <w:b/>
-                <w:bCs/>
-              </w:rPr>
-              <w:t>Revisión</w:t>
-            </w:r>
-          </w:p>
-        </w:tc>
-      </w:tr>
-      <w:tr>
-        <w:tc>
-          <w:tcPr>
-            <w:tcW w:w="1357" w:type="dxa"/>
-          </w:tcPr>
-          <w:p>
-            <w:r>
-              <w:t>TC-01</w:t>
-            </w:r>
-          </w:p>
-        </w:tc>
-        <w:tc>
-          <w:tcPr>
-            <w:tcW w:w="1360" w:type="dxa"/>
-          </w:tcPr>
-          <w:p>
-            <w:r>
-              <w:t xml:space="preserve">Unitaria </w:t>
-            </w:r>
-          </w:p>
-        </w:tc>
-        <w:tc>
-          <w:tcPr>
-            <w:tcW w:w="1428" w:type="dxa"/>
-          </w:tcPr>
-          <w:p>
-            <w:r>
-              <w:t xml:space="preserve">Validar email con formato correcto </w:t>
-            </w:r>
-          </w:p>
-        </w:tc>
-        <w:tc>
-          <w:tcPr>
-            <w:tcW w:w="1367" w:type="dxa"/>
-          </w:tcPr>
-          <w:p>
-            <w:r>
-              <w:t>“alba@gamil.com”</w:t>
-            </w:r>
-          </w:p>
-        </w:tc>
-        <w:tc>
-          <w:tcPr>
-            <w:tcW w:w="1373" w:type="dxa"/>
-          </w:tcPr>
-          <w:p>
-            <w:r>
-              <w:t>True</w:t>
-            </w:r>
-          </w:p>
-        </w:tc>
-        <w:tc>
-          <w:tcPr>
-            <w:tcW w:w="1373" w:type="dxa"/>
-          </w:tcPr>
-          <w:p>
-            <w:r>
-              <w:t>True</w:t>
-            </w:r>
-          </w:p>
-        </w:tc>
-        <w:tc>
-          <w:tcPr>
-            <w:tcW w:w="1370" w:type="dxa"/>
-          </w:tcPr>
-          <w:p>
-            <w:r>
-              <w:t>No</w:t>
-            </w:r>
-          </w:p>
-        </w:tc>
-      </w:tr>
-      <w:tr>
-        <w:tc>
-          <w:tcPr>
-            <w:tcW w:w="1357" w:type="dxa"/>
-          </w:tcPr>
-          <w:p>
-            <w:r>
-              <w:t>TC-02</w:t>
-            </w:r>
-          </w:p>
-        </w:tc>
-        <w:tc>
-          <w:tcPr>
-            <w:tcW w:w="1360" w:type="dxa"/>
-          </w:tcPr>
-          <w:p>
-            <w:r>
-              <w:t xml:space="preserve">Unitaria </w:t>
-            </w:r>
-          </w:p>
-        </w:tc>
-        <w:tc>
-          <w:tcPr>
-            <w:tcW w:w="1428" w:type="dxa"/>
-          </w:tcPr>
-          <w:p>
-            <w:r>
-              <w:t>Validar email con formato incorrecto</w:t>
-            </w:r>
-          </w:p>
-        </w:tc>
-        <w:tc>
-          <w:tcPr>
-            <w:tcW w:w="1367" w:type="dxa"/>
-          </w:tcPr>
-          <w:p>
-            <w:r>
-              <w:t>“albagmail.com”</w:t>
-            </w:r>
-          </w:p>
-        </w:tc>
-        <w:tc>
-          <w:tcPr>
-            <w:tcW w:w="1373" w:type="dxa"/>
-          </w:tcPr>
-          <w:p>
-            <w:r>
-              <w:t xml:space="preserve">false </w:t>
-            </w:r>
-          </w:p>
-        </w:tc>
-        <w:tc>
-          <w:tcPr>
-            <w:tcW w:w="1373" w:type="dxa"/>
-          </w:tcPr>
-          <w:p>
-            <w:r>
-              <w:t xml:space="preserve">False </w:t>
-            </w:r>
-          </w:p>
-        </w:tc>
-        <w:tc>
-          <w:tcPr>
-            <w:tcW w:w="1370" w:type="dxa"/>
-          </w:tcPr>
-          <w:p>
-            <w:r>
-              <w:t>No</w:t>
-            </w:r>
-          </w:p>
-        </w:tc>
-      </w:tr>
-      <w:tr>
-        <w:tc>
-          <w:tcPr>
-            <w:tcW w:w="1357" w:type="dxa"/>
-          </w:tcPr>
-          <w:p>
-            <w:r>
-              <w:t>TC-03</w:t>
-            </w:r>
-          </w:p>
-        </w:tc>
-        <w:tc>
-          <w:tcPr>
-            <w:tcW w:w="1360" w:type="dxa"/>
-          </w:tcPr>
-          <w:p>
-            <w:r>
-              <w:t>Unitaria</w:t>
-            </w:r>
-          </w:p>
-        </w:tc>
-        <w:tc>
-          <w:tcPr>
-            <w:tcW w:w="1428" w:type="dxa"/>
-          </w:tcPr>
-          <w:p>
-            <w:r>
-              <w:t>Validar contraseña correcta (3-12 car sin espacios)</w:t>
-            </w:r>
-          </w:p>
-        </w:tc>
-        <w:tc>
-          <w:tcPr>
-            <w:tcW w:w="1367" w:type="dxa"/>
-          </w:tcPr>
-          <w:p>
-            <w:r>
-              <w:t>“pass_123”</w:t>
-            </w:r>
-          </w:p>
-        </w:tc>
-        <w:tc>
-          <w:tcPr>
-            <w:tcW w:w="1373" w:type="dxa"/>
-          </w:tcPr>
-          <w:p>
-            <w:r>
-              <w:t>True</w:t>
-            </w:r>
-          </w:p>
-        </w:tc>
-        <w:tc>
-          <w:tcPr>
-            <w:tcW w:w="1373" w:type="dxa"/>
-          </w:tcPr>
-          <w:p>
-            <w:r>
-              <w:t>True</w:t>
-            </w:r>
-          </w:p>
-        </w:tc>
-        <w:tc>
-          <w:tcPr>
-            <w:tcW w:w="1370" w:type="dxa"/>
-          </w:tcPr>
-          <w:p>
-            <w:r>
-              <w:t>No</w:t>
-            </w:r>
-          </w:p>
-          <w:p/>
-        </w:tc>
-      </w:tr>
-      <w:tr>
-        <w:tc>
-          <w:tcPr>
-            <w:tcW w:w="1357" w:type="dxa"/>
-          </w:tcPr>
-          <w:p>
-            <w:r>
-              <w:t>TC-04</w:t>
-            </w:r>
-          </w:p>
-        </w:tc>
-        <w:tc>
-          <w:tcPr>
-            <w:tcW w:w="1360" w:type="dxa"/>
-          </w:tcPr>
-          <w:p>
-            <w:r>
-              <w:t>Unitaria</w:t>
-            </w:r>
-          </w:p>
-        </w:tc>
-        <w:tc>
-          <w:tcPr>
-            <w:tcW w:w="1428" w:type="dxa"/>
-          </w:tcPr>
-          <w:p>
-            <w:r>
-              <w:t>Validar contraseña incorrecta</w:t>
-            </w:r>
-          </w:p>
-        </w:tc>
-        <w:tc>
-          <w:tcPr>
-            <w:tcW w:w="1367" w:type="dxa"/>
-          </w:tcPr>
-          <w:p>
-            <w:r>
-              <w:t>“mi contraseña”</w:t>
-            </w:r>
-          </w:p>
-        </w:tc>
-        <w:tc>
-          <w:tcPr>
-            <w:tcW w:w="1373" w:type="dxa"/>
-          </w:tcPr>
-          <w:p>
-            <w:r>
-              <w:t xml:space="preserve">False </w:t>
-            </w:r>
-          </w:p>
-        </w:tc>
-        <w:tc>
-          <w:tcPr>
-            <w:tcW w:w="1373" w:type="dxa"/>
-          </w:tcPr>
-          <w:p>
-            <w:r>
-              <w:t>False</w:t>
-            </w:r>
-          </w:p>
-        </w:tc>
-        <w:tc>
-          <w:tcPr>
-            <w:tcW w:w="1370" w:type="dxa"/>
-          </w:tcPr>
-          <w:p>
-            <w:r>
-              <w:t>No</w:t>
-            </w:r>
-          </w:p>
-        </w:tc>
-      </w:tr>
-      <w:tr>
-        <w:tc>
-          <w:tcPr>
-            <w:tcW w:w="1357" w:type="dxa"/>
-          </w:tcPr>
-          <w:p>
-            <w:r>
-              <w:t>TC-05</w:t>
-            </w:r>
-          </w:p>
-        </w:tc>
-        <w:tc>
-          <w:tcPr>
-            <w:tcW w:w="1360" w:type="dxa"/>
-          </w:tcPr>
-          <w:p>
-            <w:r>
-              <w:t>Unitaria</w:t>
-            </w:r>
-          </w:p>
-        </w:tc>
-        <w:tc>
-          <w:tcPr>
-            <w:tcW w:w="1428" w:type="dxa"/>
-          </w:tcPr>
-          <w:p>
-            <w:r>
-              <w:t xml:space="preserve">Validar NSS con 12 </w:t>
-            </w:r>
-            <w:proofErr w:type="spellStart"/>
-            <w:r>
-              <w:t>digitos</w:t>
-            </w:r>
-            <w:proofErr w:type="spellEnd"/>
-          </w:p>
-        </w:tc>
-        <w:tc>
-          <w:tcPr>
-            <w:tcW w:w="1367" w:type="dxa"/>
-          </w:tcPr>
-          <w:p>
-            <w:r>
-              <w:t>“123456789012”</w:t>
-            </w:r>
-          </w:p>
-        </w:tc>
-        <w:tc>
-          <w:tcPr>
-            <w:tcW w:w="1373" w:type="dxa"/>
-          </w:tcPr>
-          <w:p>
-            <w:r>
-              <w:t>True</w:t>
-            </w:r>
-          </w:p>
-        </w:tc>
-        <w:tc>
-          <w:tcPr>
-            <w:tcW w:w="1373" w:type="dxa"/>
-          </w:tcPr>
-          <w:p>
-            <w:r>
-              <w:t>True</w:t>
-            </w:r>
-          </w:p>
-        </w:tc>
-        <w:tc>
-          <w:tcPr>
-            <w:tcW w:w="1370" w:type="dxa"/>
-          </w:tcPr>
-          <w:p>
-            <w:r>
-              <w:t>No</w:t>
-            </w:r>
-          </w:p>
-        </w:tc>
-      </w:tr>
-      <w:tr>
-        <w:tc>
-          <w:tcPr>
-            <w:tcW w:w="1357" w:type="dxa"/>
-          </w:tcPr>
-          <w:p>
-            <w:r>
-              <w:t>TC-06</w:t>
-            </w:r>
-          </w:p>
-        </w:tc>
-        <w:tc>
-          <w:tcPr>
-            <w:tcW w:w="1360" w:type="dxa"/>
-          </w:tcPr>
-          <w:p>
-            <w:r>
-              <w:t>Unitaria</w:t>
-            </w:r>
-          </w:p>
-        </w:tc>
-        <w:tc>
-          <w:tcPr>
-            <w:tcW w:w="1428" w:type="dxa"/>
-          </w:tcPr>
-          <w:p>
-            <w:r>
-              <w:t>Validar NSS con menos dígitos</w:t>
-            </w:r>
-          </w:p>
-        </w:tc>
-        <w:tc>
-          <w:tcPr>
-            <w:tcW w:w="1367" w:type="dxa"/>
-          </w:tcPr>
-          <w:p>
-            <w:r>
-              <w:t>“12345”</w:t>
-            </w:r>
-          </w:p>
-        </w:tc>
-        <w:tc>
-          <w:tcPr>
-            <w:tcW w:w="1373" w:type="dxa"/>
-          </w:tcPr>
-          <w:p>
-            <w:r>
-              <w:t>False</w:t>
-            </w:r>
-          </w:p>
-        </w:tc>
-        <w:tc>
-          <w:tcPr>
-            <w:tcW w:w="1373" w:type="dxa"/>
-          </w:tcPr>
-          <w:p>
-            <w:r>
-              <w:t>False</w:t>
-            </w:r>
-          </w:p>
-        </w:tc>
-        <w:tc>
-          <w:tcPr>
-            <w:tcW w:w="1370" w:type="dxa"/>
-          </w:tcPr>
-          <w:p>
-            <w:r>
-              <w:t>No</w:t>
-            </w:r>
-          </w:p>
-        </w:tc>
-      </w:tr>
-      <w:tr>
-        <w:tc>
-          <w:tcPr>
-            <w:tcW w:w="1357" w:type="dxa"/>
-          </w:tcPr>
-          <w:p/>
-          <w:p>
-            <w:r>
-              <w:t>TC-07</w:t>
-            </w:r>
-          </w:p>
-        </w:tc>
-        <w:tc>
-          <w:tcPr>
-            <w:tcW w:w="1360" w:type="dxa"/>
-          </w:tcPr>
-          <w:p>
-            <w:r>
-              <w:t xml:space="preserve">Integración </w:t>
-            </w:r>
-          </w:p>
-        </w:tc>
-        <w:tc>
-          <w:tcPr>
-            <w:tcW w:w="1428" w:type="dxa"/>
-          </w:tcPr>
-          <w:p>
-            <w:r>
-              <w:t>Login con credenciales correctas</w:t>
-            </w:r>
-          </w:p>
-        </w:tc>
-        <w:tc>
-          <w:tcPr>
-            <w:tcW w:w="1367" w:type="dxa"/>
-          </w:tcPr>
-          <w:p>
-            <w:r>
-              <w:t xml:space="preserve">Usuario y contraseña válidos en la </w:t>
-            </w:r>
-            <w:proofErr w:type="spellStart"/>
-            <w:r>
-              <w:t>bbdd</w:t>
-            </w:r>
-            <w:proofErr w:type="spellEnd"/>
-          </w:p>
-        </w:tc>
-        <w:tc>
-          <w:tcPr>
-            <w:tcW w:w="1373" w:type="dxa"/>
-          </w:tcPr>
-          <w:p>
-            <w:r>
-              <w:t>Acceso al menú del rol correspondiente</w:t>
-            </w:r>
-          </w:p>
-        </w:tc>
-        <w:tc>
-          <w:tcPr>
-            <w:tcW w:w="1373" w:type="dxa"/>
-          </w:tcPr>
-          <w:p>
-            <w:r>
-              <w:t>Pendiente</w:t>
-            </w:r>
-          </w:p>
-        </w:tc>
-        <w:tc>
-          <w:tcPr>
-            <w:tcW w:w="1370" w:type="dxa"/>
-          </w:tcPr>
-          <w:p>
-            <w:r>
-              <w:t xml:space="preserve">Si </w:t>
-            </w:r>
-          </w:p>
-        </w:tc>
-      </w:tr>
-      <w:tr>
-        <w:tc>
-          <w:tcPr>
-            <w:tcW w:w="1357" w:type="dxa"/>
-          </w:tcPr>
-          <w:p>
-            <w:r>
-              <w:lastRenderedPageBreak/>
-              <w:t>TC-08</w:t>
-            </w:r>
-          </w:p>
-        </w:tc>
-        <w:tc>
-          <w:tcPr>
-            <w:tcW w:w="1360" w:type="dxa"/>
-          </w:tcPr>
-          <w:p>
-            <w:r>
-              <w:t xml:space="preserve">Integración </w:t>
-            </w:r>
-          </w:p>
-        </w:tc>
-        <w:tc>
-          <w:tcPr>
-            <w:tcW w:w="1428" w:type="dxa"/>
-          </w:tcPr>
-          <w:p>
-            <w:r>
-              <w:t>Login con contraseña incorrecta</w:t>
-            </w:r>
-          </w:p>
-        </w:tc>
-        <w:tc>
-          <w:tcPr>
-            <w:tcW w:w="1367" w:type="dxa"/>
-          </w:tcPr>
-          <w:p>
-            <w:r>
-              <w:t>Usuario válido, contraseña incorrecta</w:t>
-            </w:r>
-          </w:p>
-        </w:tc>
-        <w:tc>
-          <w:tcPr>
-            <w:tcW w:w="1373" w:type="dxa"/>
-          </w:tcPr>
-          <w:p>
-            <w:r>
-              <w:t>Mensaje de error, no se accede</w:t>
-            </w:r>
-          </w:p>
-        </w:tc>
-        <w:tc>
-          <w:tcPr>
-            <w:tcW w:w="1373" w:type="dxa"/>
-          </w:tcPr>
-          <w:p>
-            <w:r>
-              <w:t>pendiente</w:t>
-            </w:r>
-          </w:p>
-        </w:tc>
-        <w:tc>
-          <w:tcPr>
-            <w:tcW w:w="1370" w:type="dxa"/>
-          </w:tcPr>
-          <w:p/>
-        </w:tc>
-      </w:tr>
-      <w:tr>
-        <w:tc>
-          <w:tcPr>
-            <w:tcW w:w="1357" w:type="dxa"/>
-          </w:tcPr>
-          <w:p/>
-        </w:tc>
-        <w:tc>
-          <w:tcPr>
-            <w:tcW w:w="1360" w:type="dxa"/>
-          </w:tcPr>
-          <w:p/>
-        </w:tc>
-        <w:tc>
-          <w:tcPr>
-            <w:tcW w:w="1428" w:type="dxa"/>
-          </w:tcPr>
-          <w:p/>
-        </w:tc>
-        <w:tc>
-          <w:tcPr>
-            <w:tcW w:w="1367" w:type="dxa"/>
-          </w:tcPr>
-          <w:p/>
-        </w:tc>
-        <w:tc>
-          <w:tcPr>
-            <w:tcW w:w="1373" w:type="dxa"/>
-          </w:tcPr>
-          <w:p/>
-        </w:tc>
-        <w:tc>
-          <w:tcPr>
-            <w:tcW w:w="1373" w:type="dxa"/>
-          </w:tcPr>
-          <w:p/>
-        </w:tc>
-        <w:tc>
-          <w:tcPr>
-            <w:tcW w:w="1370" w:type="dxa"/>
-          </w:tcPr>
-          <w:p/>
-        </w:tc>
-      </w:tr>
-      <w:tr>
-        <w:tc>
-          <w:tcPr>
-            <w:tcW w:w="1357" w:type="dxa"/>
-          </w:tcPr>
-          <w:p/>
-        </w:tc>
-        <w:tc>
-          <w:tcPr>
-            <w:tcW w:w="1360" w:type="dxa"/>
-          </w:tcPr>
-          <w:p/>
-        </w:tc>
-        <w:tc>
-          <w:tcPr>
-            <w:tcW w:w="1428" w:type="dxa"/>
-          </w:tcPr>
-          <w:p/>
-        </w:tc>
-        <w:tc>
-          <w:tcPr>
-            <w:tcW w:w="1367" w:type="dxa"/>
-          </w:tcPr>
-          <w:p/>
-        </w:tc>
-        <w:tc>
-          <w:tcPr>
-            <w:tcW w:w="1373" w:type="dxa"/>
-          </w:tcPr>
-          <w:p/>
-        </w:tc>
-        <w:tc>
-          <w:tcPr>
-            <w:tcW w:w="1373" w:type="dxa"/>
-          </w:tcPr>
-          <w:p/>
-        </w:tc>
-        <w:tc>
-          <w:tcPr>
-            <w:tcW w:w="1370" w:type="dxa"/>
-          </w:tcPr>
-          <w:p/>
-        </w:tc>
-      </w:tr>
-      <w:tr>
-        <w:tc>
-          <w:tcPr>
-            <w:tcW w:w="1357" w:type="dxa"/>
-          </w:tcPr>
-          <w:p/>
-        </w:tc>
-        <w:tc>
-          <w:tcPr>
-            <w:tcW w:w="1360" w:type="dxa"/>
-          </w:tcPr>
-          <w:p/>
-        </w:tc>
-        <w:tc>
-          <w:tcPr>
-            <w:tcW w:w="1428" w:type="dxa"/>
-          </w:tcPr>
-          <w:p/>
-        </w:tc>
-        <w:tc>
-          <w:tcPr>
-            <w:tcW w:w="1367" w:type="dxa"/>
-          </w:tcPr>
-          <w:p/>
-        </w:tc>
-        <w:tc>
-          <w:tcPr>
-            <w:tcW w:w="1373" w:type="dxa"/>
-          </w:tcPr>
-          <w:p/>
-        </w:tc>
-        <w:tc>
-          <w:tcPr>
-            <w:tcW w:w="1373" w:type="dxa"/>
-          </w:tcPr>
-          <w:p/>
-        </w:tc>
-        <w:tc>
-          <w:tcPr>
-            <w:tcW w:w="1370" w:type="dxa"/>
-          </w:tcPr>
-          <w:p/>
-        </w:tc>
-      </w:tr>
-      <w:tr>
-        <w:tc>
-          <w:tcPr>
-            <w:tcW w:w="1357" w:type="dxa"/>
-          </w:tcPr>
-          <w:p/>
-        </w:tc>
-        <w:tc>
-          <w:tcPr>
-            <w:tcW w:w="1360" w:type="dxa"/>
-          </w:tcPr>
-          <w:p/>
-        </w:tc>
-        <w:tc>
-          <w:tcPr>
-            <w:tcW w:w="1428" w:type="dxa"/>
-          </w:tcPr>
-          <w:p/>
-        </w:tc>
-        <w:tc>
-          <w:tcPr>
-            <w:tcW w:w="1367" w:type="dxa"/>
-          </w:tcPr>
-          <w:p/>
-        </w:tc>
-        <w:tc>
-          <w:tcPr>
-            <w:tcW w:w="1373" w:type="dxa"/>
-          </w:tcPr>
-          <w:p/>
-        </w:tc>
-        <w:tc>
-          <w:tcPr>
-            <w:tcW w:w="1373" w:type="dxa"/>
-          </w:tcPr>
-          <w:p/>
-        </w:tc>
-        <w:tc>
-          <w:tcPr>
-            <w:tcW w:w="1370" w:type="dxa"/>
-          </w:tcPr>
-          <w:p/>
-        </w:tc>
-      </w:tr>
-      <w:tr>
-        <w:tc>
-          <w:tcPr>
-            <w:tcW w:w="1357" w:type="dxa"/>
-          </w:tcPr>
-          <w:p/>
-        </w:tc>
-        <w:tc>
-          <w:tcPr>
-            <w:tcW w:w="1360" w:type="dxa"/>
-          </w:tcPr>
-          <w:p/>
-        </w:tc>
-        <w:tc>
-          <w:tcPr>
-            <w:tcW w:w="1428" w:type="dxa"/>
-          </w:tcPr>
-          <w:p/>
-        </w:tc>
-        <w:tc>
-          <w:tcPr>
-            <w:tcW w:w="1367" w:type="dxa"/>
-          </w:tcPr>
-          <w:p/>
-        </w:tc>
-        <w:tc>
-          <w:tcPr>
-            <w:tcW w:w="1373" w:type="dxa"/>
-          </w:tcPr>
-          <w:p/>
-        </w:tc>
-        <w:tc>
-          <w:tcPr>
-            <w:tcW w:w="1373" w:type="dxa"/>
-          </w:tcPr>
-          <w:p/>
-        </w:tc>
-        <w:tc>
-          <w:tcPr>
-            <w:tcW w:w="1370" w:type="dxa"/>
-          </w:tcPr>
-          <w:p/>
-        </w:tc>
-      </w:tr>
-      <w:tr>
-        <w:tc>
-          <w:tcPr>
-            <w:tcW w:w="1357" w:type="dxa"/>
-          </w:tcPr>
-          <w:p/>
-        </w:tc>
-        <w:tc>
-          <w:tcPr>
-            <w:tcW w:w="1360" w:type="dxa"/>
-          </w:tcPr>
-          <w:p/>
-        </w:tc>
-        <w:tc>
-          <w:tcPr>
-            <w:tcW w:w="1428" w:type="dxa"/>
-          </w:tcPr>
-          <w:p/>
-        </w:tc>
-        <w:tc>
-          <w:tcPr>
-            <w:tcW w:w="1367" w:type="dxa"/>
-          </w:tcPr>
-          <w:p/>
-        </w:tc>
-        <w:tc>
-          <w:tcPr>
-            <w:tcW w:w="1373" w:type="dxa"/>
-          </w:tcPr>
-          <w:p/>
-        </w:tc>
-        <w:tc>
-          <w:tcPr>
-            <w:tcW w:w="1373" w:type="dxa"/>
-          </w:tcPr>
-          <w:p/>
-        </w:tc>
-        <w:tc>
-          <w:tcPr>
-            <w:tcW w:w="1370" w:type="dxa"/>
-          </w:tcPr>
-          <w:p/>
-        </w:tc>
-      </w:tr>
-      <w:tr>
-        <w:tc>
-          <w:tcPr>
-            <w:tcW w:w="1357" w:type="dxa"/>
-          </w:tcPr>
-          <w:p/>
-        </w:tc>
-        <w:tc>
-          <w:tcPr>
-            <w:tcW w:w="1360" w:type="dxa"/>
-          </w:tcPr>
-          <w:p/>
-        </w:tc>
-        <w:tc>
-          <w:tcPr>
-            <w:tcW w:w="1428" w:type="dxa"/>
-          </w:tcPr>
-          <w:p/>
-        </w:tc>
-        <w:tc>
-          <w:tcPr>
-            <w:tcW w:w="1367" w:type="dxa"/>
-          </w:tcPr>
-          <w:p/>
-        </w:tc>
-        <w:tc>
-          <w:tcPr>
-            <w:tcW w:w="1373" w:type="dxa"/>
-          </w:tcPr>
-          <w:p/>
-        </w:tc>
-        <w:tc>
-          <w:tcPr>
-            <w:tcW w:w="1373" w:type="dxa"/>
-          </w:tcPr>
-          <w:p/>
-        </w:tc>
-        <w:tc>
-          <w:tcPr>
-            <w:tcW w:w="1370" w:type="dxa"/>
-          </w:tcPr>
-          <w:p/>
-        </w:tc>
-      </w:tr>
-      <w:tr>
-        <w:tc>
-          <w:tcPr>
-            <w:tcW w:w="1357" w:type="dxa"/>
-          </w:tcPr>
-          <w:p/>
-        </w:tc>
-        <w:tc>
-          <w:tcPr>
-            <w:tcW w:w="1360" w:type="dxa"/>
-          </w:tcPr>
-          <w:p/>
-        </w:tc>
-        <w:tc>
-          <w:tcPr>
-            <w:tcW w:w="1428" w:type="dxa"/>
-          </w:tcPr>
-          <w:p/>
-        </w:tc>
-        <w:tc>
-          <w:tcPr>
-            <w:tcW w:w="1367" w:type="dxa"/>
-          </w:tcPr>
-          <w:p/>
-        </w:tc>
-        <w:tc>
-          <w:tcPr>
-            <w:tcW w:w="1373" w:type="dxa"/>
-          </w:tcPr>
-          <w:p/>
-        </w:tc>
-        <w:tc>
-          <w:tcPr>
-            <w:tcW w:w="1373" w:type="dxa"/>
-          </w:tcPr>
-          <w:p/>
-        </w:tc>
-        <w:tc>
-          <w:tcPr>
-            <w:tcW w:w="1370" w:type="dxa"/>
-          </w:tcPr>
-          <w:p/>
-        </w:tc>
-      </w:tr>
-      <w:tr>
-        <w:tc>
-          <w:tcPr>
-            <w:tcW w:w="1357" w:type="dxa"/>
-          </w:tcPr>
-          <w:p/>
-        </w:tc>
-        <w:tc>
-          <w:tcPr>
-            <w:tcW w:w="1360" w:type="dxa"/>
-          </w:tcPr>
-          <w:p/>
-        </w:tc>
-        <w:tc>
-          <w:tcPr>
-            <w:tcW w:w="1428" w:type="dxa"/>
-          </w:tcPr>
-          <w:p/>
-        </w:tc>
-        <w:tc>
-          <w:tcPr>
-            <w:tcW w:w="1367" w:type="dxa"/>
-          </w:tcPr>
-          <w:p/>
-        </w:tc>
-        <w:tc>
-          <w:tcPr>
-            <w:tcW w:w="1373" w:type="dxa"/>
-          </w:tcPr>
-          <w:p/>
-        </w:tc>
-        <w:tc>
-          <w:tcPr>
-            <w:tcW w:w="1373" w:type="dxa"/>
-          </w:tcPr>
-          <w:p/>
-        </w:tc>
-        <w:tc>
-          <w:tcPr>
-            <w:tcW w:w="1370" w:type="dxa"/>
-          </w:tcPr>
-          <w:p/>
-        </w:tc>
-      </w:tr>
-    </w:tbl>
-    <w:p/>
-    <w:p>
-      <w:r>
-        <w:t xml:space="preserve"> </w:t>
+        <w:t>integración</w:t>
+      </w:r>
+      <w:r>
+        <w:t xml:space="preserve">, </w:t>
+      </w:r>
+      <w:r>
+        <w:rPr>
+          <w:b/>
+          <w:bCs/>
+        </w:rPr>
+        <w:t>funcional</w:t>
+      </w:r>
+      <w:r>
+        <w:t xml:space="preserve"> y de </w:t>
+      </w:r>
+      <w:r>
+        <w:rPr>
+          <w:b/>
+          <w:bCs/>
+        </w:rPr>
+        <w:t>seguridad</w:t>
+      </w:r>
+      <w:r>
+        <w:t>, aplicados sobre las principales funcionalidades de la aplicación.</w:t>
       </w:r>
     </w:p>
     <w:p>
@@ -11686,11 +11404,11 @@
           <w:numId w:val="2"/>
         </w:numPr>
       </w:pPr>
-      <w:bookmarkStart w:id="36" w:name="_Toc229950012"/>
+      <w:bookmarkStart w:id="40" w:name="_Toc230171250"/>
       <w:r>
         <w:t>TECNOLOGÍAS EMPLEADAS</w:t>
       </w:r>
-      <w:bookmarkEnd w:id="36"/>
+      <w:bookmarkEnd w:id="40"/>
     </w:p>
     <w:p>
       <w:r>
@@ -11722,17 +11440,22 @@
       </w:pPr>
       <w:proofErr w:type="spellStart"/>
       <w:r>
+        <w:rPr>
+          <w:b/>
+          <w:bCs/>
+        </w:rPr>
         <w:t>Mockflow</w:t>
       </w:r>
       <w:proofErr w:type="spellEnd"/>
       <w:r>
-        <w:t xml:space="preserve">: </w:t>
-      </w:r>
-      <w:r>
-        <w:t>D</w:t>
-      </w:r>
-      <w:r>
-        <w:t>iseño de pantallas</w:t>
+        <w:rPr>
+          <w:b/>
+          <w:bCs/>
+        </w:rPr>
+        <w:t>:</w:t>
+      </w:r>
+      <w:r>
+        <w:t xml:space="preserve"> herramienta online utilizada para el diseño de los bocetos y prototipos de las interfaces gráficas de la aplicación antes de su implementación. </w:t>
       </w:r>
     </w:p>
     <w:p>
@@ -11744,13 +11467,14 @@
         </w:numPr>
       </w:pPr>
       <w:r>
-        <w:t xml:space="preserve">Draw.io: </w:t>
-      </w:r>
-      <w:r>
-        <w:t>D</w:t>
-      </w:r>
-      <w:r>
-        <w:t>iagramas</w:t>
+        <w:rPr>
+          <w:b/>
+          <w:bCs/>
+        </w:rPr>
+        <w:t>Draw.io:</w:t>
+      </w:r>
+      <w:r>
+        <w:t xml:space="preserve"> herramienta online utilizada para la elaboración de los diagramas del proyecto: Entidad/Relación, Clases, Paquetes y Mapa de Navegabilidad. </w:t>
       </w:r>
     </w:p>
     <w:p>
@@ -11760,9 +11484,20 @@
           <w:ilvl w:val="0"/>
           <w:numId w:val="6"/>
         </w:numPr>
-      </w:pPr>
-      <w:r>
-        <w:t>Word: Procesador de texto para la redacción y maquetación de la memoria del proyecto.</w:t>
+        <w:rPr>
+          <w:b/>
+          <w:bCs/>
+        </w:rPr>
+      </w:pPr>
+      <w:r>
+        <w:rPr>
+          <w:b/>
+          <w:bCs/>
+        </w:rPr>
+        <w:t>Microsoft Word:</w:t>
+      </w:r>
+      <w:r>
+        <w:t xml:space="preserve"> procesador de texto utilizado para la redacción y maquetación del presente documento de documentación técnica.</w:t>
       </w:r>
     </w:p>
     <w:p>
@@ -11805,7 +11540,14 @@
         </w:numPr>
       </w:pPr>
       <w:r>
-        <w:t>Java (JDK 17): Lenguaje usado para la lógica de negocio.</w:t>
+        <w:rPr>
+          <w:b/>
+          <w:bCs/>
+        </w:rPr>
+        <w:t>Java (JDK 21):</w:t>
+      </w:r>
+      <w:r>
+        <w:t xml:space="preserve"> lenguaje principal del proyecto, utilizado para implementar toda la lógica de negocio, las entidades del modelo y los servicios de la aplicación. </w:t>
       </w:r>
     </w:p>
     <w:p>
@@ -11817,7 +11559,46 @@
         </w:numPr>
       </w:pPr>
       <w:r>
-        <w:t>Spring Boot: Framework principal para el desarrollo de la aplicación.</w:t>
+        <w:rPr>
+          <w:b/>
+          <w:bCs/>
+        </w:rPr>
+        <w:t>Spring Boot:</w:t>
+      </w:r>
+      <w:r>
+        <w:t xml:space="preserve"> framework que actúa como contenedor de la aplicación, gestionando la inyección de dependencias, la configuración del contexto y la integración con la base de datos mediante JPA. </w:t>
+      </w:r>
+    </w:p>
+    <w:p>
+      <w:pPr>
+        <w:pStyle w:val="Prrafodelista"/>
+        <w:numPr>
+          <w:ilvl w:val="0"/>
+          <w:numId w:val="6"/>
+        </w:numPr>
+        <w:rPr>
+          <w:b/>
+          <w:bCs/>
+        </w:rPr>
+      </w:pPr>
+      <w:proofErr w:type="spellStart"/>
+      <w:r>
+        <w:rPr>
+          <w:b/>
+          <w:bCs/>
+        </w:rPr>
+        <w:t>Kotlin</w:t>
+      </w:r>
+      <w:proofErr w:type="spellEnd"/>
+      <w:r>
+        <w:rPr>
+          <w:b/>
+          <w:bCs/>
+        </w:rPr>
+        <w:t>:</w:t>
+      </w:r>
+      <w:r>
+        <w:t xml:space="preserve"> lenguaje de programación utilizado para el desarrollo de la aplicación móvil Android, por su compatibilidad nativa con Android SDK y su sintaxis más concisa respecto a Java.</w:t>
       </w:r>
     </w:p>
     <w:p>
@@ -11843,11 +11624,16 @@
           <w:numId w:val="6"/>
         </w:numPr>
       </w:pPr>
-      <w:proofErr w:type="spellStart"/>
-      <w:r>
-        <w:t>Xampp</w:t>
-      </w:r>
-      <w:proofErr w:type="spellEnd"/>
+      <w:r>
+        <w:rPr>
+          <w:b/>
+          <w:bCs/>
+        </w:rPr>
+        <w:t>XAMPP:</w:t>
+      </w:r>
+      <w:r>
+        <w:t xml:space="preserve"> paquete de software que incluye el servidor MySQL utilizado durante el desarrollo local de la aplicación, permitiendo gestionar la base de datos desde el panel de control de Apache. </w:t>
+      </w:r>
     </w:p>
     <w:p>
       <w:pPr>
@@ -11857,19 +11643,31 @@
           <w:numId w:val="6"/>
         </w:numPr>
       </w:pPr>
+      <w:r>
+        <w:rPr>
+          <w:b/>
+          <w:bCs/>
+        </w:rPr>
+        <w:t>Hibernate/JPA:</w:t>
+      </w:r>
+      <w:r>
+        <w:t xml:space="preserve"> implementación del estándar JPA utilizada como ORM (Object-</w:t>
+      </w:r>
       <w:proofErr w:type="spellStart"/>
       <w:r>
-        <w:t>Hibertante</w:t>
+        <w:t>Relational</w:t>
       </w:r>
       <w:proofErr w:type="spellEnd"/>
       <w:r>
-        <w:t xml:space="preserve">: </w:t>
-      </w:r>
-      <w:r>
-        <w:t>I</w:t>
-      </w:r>
-      <w:r>
-        <w:t>mplementación de JPA para el ORM.</w:t>
+        <w:t xml:space="preserve"> </w:t>
+      </w:r>
+      <w:proofErr w:type="spellStart"/>
+      <w:r>
+        <w:t>Mapping</w:t>
+      </w:r>
+      <w:proofErr w:type="spellEnd"/>
+      <w:r>
+        <w:t>), permitiendo mapear las clases del modelo directamente a tablas de la base de datos sin necesidad de escribir SQL manualmente.</w:t>
       </w:r>
     </w:p>
     <w:p>
@@ -11905,16 +11703,14 @@
         </w:numPr>
       </w:pPr>
       <w:r>
-        <w:t>Eclipse</w:t>
-      </w:r>
-      <w:r>
-        <w:t>:</w:t>
-      </w:r>
-      <w:r>
-        <w:t xml:space="preserve"> versión </w:t>
-      </w:r>
-      <w:r>
-        <w:t>2025-09 (4.37.0)</w:t>
+        <w:rPr>
+          <w:b/>
+          <w:bCs/>
+        </w:rPr>
+        <w:t>Eclipse (versión 2025-09):</w:t>
+      </w:r>
+      <w:r>
+        <w:t xml:space="preserve"> entorno de desarrollo principal utilizado para la implementación del proyecto Java con Spring Boot y JavaFX. </w:t>
       </w:r>
     </w:p>
     <w:p>
@@ -11926,10 +11722,14 @@
         </w:numPr>
       </w:pPr>
       <w:r>
-        <w:t xml:space="preserve">Android Studio: entorno integrado de Google para aplicaciones </w:t>
-      </w:r>
-      <w:r>
-        <w:t>móviles</w:t>
+        <w:rPr>
+          <w:b/>
+          <w:bCs/>
+        </w:rPr>
+        <w:t>Android Studio:</w:t>
+      </w:r>
+      <w:r>
+        <w:t xml:space="preserve"> entorno de desarrollo de Google utilizado para la implementación de la aplicación móvil del perfil Estudiante. </w:t>
       </w:r>
     </w:p>
     <w:p>
@@ -11941,13 +11741,14 @@
         </w:numPr>
       </w:pPr>
       <w:r>
-        <w:t xml:space="preserve">Maven: </w:t>
-      </w:r>
-      <w:r>
-        <w:t>C</w:t>
-      </w:r>
-      <w:r>
-        <w:t>omo herramienta de gestión y construcción de proyectos que facilita la inclusión de dependencias.</w:t>
+        <w:rPr>
+          <w:b/>
+          <w:bCs/>
+        </w:rPr>
+        <w:t>Maven:</w:t>
+      </w:r>
+      <w:r>
+        <w:t xml:space="preserve"> herramienta de gestión y construcción del proyecto, utilizada para declarar y gestionar las dependencias del proyecto mediante el fichero pom.xml. </w:t>
       </w:r>
     </w:p>
     <w:p>
@@ -11958,22 +11759,15 @@
           <w:numId w:val="6"/>
         </w:numPr>
       </w:pPr>
-      <w:proofErr w:type="spellStart"/>
-      <w:r>
-        <w:t>Github</w:t>
-      </w:r>
-      <w:proofErr w:type="spellEnd"/>
-      <w:r>
-        <w:t xml:space="preserve">: </w:t>
-      </w:r>
-      <w:r>
-        <w:t>S</w:t>
-      </w:r>
-      <w:r>
-        <w:t>istema</w:t>
-      </w:r>
-      <w:r>
-        <w:t xml:space="preserve"> de control de versiones y seguimiento de los hitos de entrega.</w:t>
+      <w:r>
+        <w:rPr>
+          <w:b/>
+          <w:bCs/>
+        </w:rPr>
+        <w:t>GitHub:</w:t>
+      </w:r>
+      <w:r>
+        <w:t xml:space="preserve"> plataforma de alojamiento del repositorio Git del proyecto, utilizada para el control de versiones y el seguimiento de los hitos de entrega.</w:t>
       </w:r>
     </w:p>
     <w:p>
@@ -12007,7 +11801,23 @@
         </w:numPr>
       </w:pPr>
       <w:r>
-        <w:t>JavaFX: Librería utilizada para el desarrollo de la GUI de escritorio</w:t>
+        <w:rPr>
+          <w:b/>
+          <w:bCs/>
+        </w:rPr>
+        <w:lastRenderedPageBreak/>
+        <w:t>JavaFX:</w:t>
+      </w:r>
+      <w:r>
+        <w:t xml:space="preserve"> librería gráfica de Java utilizada para el desarrollo de la interfaz de escritorio, junto con </w:t>
+      </w:r>
+      <w:proofErr w:type="spellStart"/>
+      <w:r>
+        <w:t>Scene</w:t>
+      </w:r>
+      <w:proofErr w:type="spellEnd"/>
+      <w:r>
+        <w:t xml:space="preserve"> Builder para el diseño visual de los ficheros FXML. </w:t>
       </w:r>
     </w:p>
     <w:p>
@@ -12018,25 +11828,69 @@
           <w:numId w:val="6"/>
         </w:numPr>
       </w:pPr>
-      <w:r>
-        <w:t>Android</w:t>
-      </w:r>
-      <w:r>
-        <w:t xml:space="preserve"> SDK</w:t>
-      </w:r>
-      <w:r>
-        <w:t xml:space="preserve"> + </w:t>
-      </w:r>
       <w:proofErr w:type="spellStart"/>
       <w:r>
-        <w:t>Kotlin</w:t>
+        <w:rPr>
+          <w:b/>
+          <w:bCs/>
+        </w:rPr>
+        <w:t>Scene</w:t>
       </w:r>
       <w:proofErr w:type="spellEnd"/>
       <w:r>
-        <w:t>: Conjunto de herramientas y lenguaje de programación utilizado para el desarrollo de la aplicación móvil.</w:t>
-      </w:r>
-    </w:p>
-    <w:p/>
+        <w:rPr>
+          <w:b/>
+          <w:bCs/>
+        </w:rPr>
+        <w:t xml:space="preserve"> </w:t>
+      </w:r>
+      <w:proofErr w:type="spellStart"/>
+      <w:r>
+        <w:rPr>
+          <w:b/>
+          <w:bCs/>
+        </w:rPr>
+        <w:t>Builder</w:t>
+      </w:r>
+      <w:proofErr w:type="spellEnd"/>
+      <w:r>
+        <w:rPr>
+          <w:b/>
+          <w:bCs/>
+        </w:rPr>
+        <w:t>:</w:t>
+      </w:r>
+      <w:r>
+        <w:t xml:space="preserve"> herramienta visual de diseño de interfaces JavaFX que permite crear y editar los ficheros FXML de forma gráfica sin necesidad de escribir el XML manualmente. </w:t>
+      </w:r>
+    </w:p>
+    <w:p>
+      <w:pPr>
+        <w:pStyle w:val="Prrafodelista"/>
+        <w:numPr>
+          <w:ilvl w:val="0"/>
+          <w:numId w:val="6"/>
+        </w:numPr>
+      </w:pPr>
+      <w:r>
+        <w:rPr>
+          <w:b/>
+          <w:bCs/>
+        </w:rPr>
+        <w:t>Android SDK:</w:t>
+      </w:r>
+      <w:r>
+        <w:t xml:space="preserve"> conjunto de herramientas y </w:t>
+      </w:r>
+      <w:proofErr w:type="spellStart"/>
+      <w:r>
+        <w:t>APIs</w:t>
+      </w:r>
+      <w:proofErr w:type="spellEnd"/>
+      <w:r>
+        <w:t xml:space="preserve"> de Google utilizado para el desarrollo de la aplicación móvil, proporcionando los componentes de interfaz y acceso a las funcionalidades del dispositivo.</w:t>
+      </w:r>
+    </w:p>
     <w:p>
       <w:pPr>
         <w:pStyle w:val="Ttulo2"/>
@@ -12045,16 +11899,27 @@
           <w:numId w:val="2"/>
         </w:numPr>
       </w:pPr>
-      <w:bookmarkStart w:id="37" w:name="_Toc229950013"/>
+      <w:bookmarkStart w:id="41" w:name="_Toc230171251"/>
       <w:r>
         <w:t>PLANIFICACIÓN Y PRESUPUESTO</w:t>
       </w:r>
-      <w:bookmarkEnd w:id="37"/>
-    </w:p>
-    <w:p>
-      <w:r>
-        <w:t>(…)</w:t>
-      </w:r>
+      <w:bookmarkEnd w:id="41"/>
+    </w:p>
+    <w:p>
+      <w:r>
+        <w:t>En este apartado se recoge la planificación temporal del proyecto mediante un diagrama de Gantt, así como una estimación de los costes asociados a su desarrollo completo.</w:t>
+      </w:r>
+    </w:p>
+    <w:p>
+      <w:pPr>
+        <w:rPr>
+          <w:rFonts w:asciiTheme="majorHAnsi" w:eastAsiaTheme="majorEastAsia" w:hAnsiTheme="majorHAnsi" w:cstheme="majorBidi"/>
+          <w:vanish/>
+          <w:color w:val="0F4761" w:themeColor="accent1" w:themeShade="BF"/>
+          <w:sz w:val="32"/>
+          <w:szCs w:val="32"/>
+        </w:rPr>
+      </w:pPr>
     </w:p>
     <w:p>
       <w:pPr>
@@ -12076,24 +11941,26 @@
           <w:szCs w:val="32"/>
         </w:rPr>
       </w:pPr>
-      <w:bookmarkStart w:id="38" w:name="_Toc210123170"/>
-      <w:bookmarkStart w:id="39" w:name="_Toc210123297"/>
-      <w:bookmarkStart w:id="40" w:name="_Toc210124628"/>
-      <w:bookmarkStart w:id="41" w:name="_Toc210125386"/>
-      <w:bookmarkStart w:id="42" w:name="_Toc221907962"/>
-      <w:bookmarkStart w:id="43" w:name="_Toc221908759"/>
-      <w:bookmarkStart w:id="44" w:name="_Toc227855998"/>
-      <w:bookmarkStart w:id="45" w:name="_Toc227865336"/>
-      <w:bookmarkStart w:id="46" w:name="_Toc229950014"/>
-      <w:bookmarkEnd w:id="38"/>
-      <w:bookmarkEnd w:id="39"/>
-      <w:bookmarkEnd w:id="40"/>
-      <w:bookmarkEnd w:id="41"/>
+      <w:bookmarkStart w:id="42" w:name="_Toc210123171"/>
+      <w:bookmarkStart w:id="43" w:name="_Toc210123298"/>
+      <w:bookmarkStart w:id="44" w:name="_Toc210124629"/>
+      <w:bookmarkStart w:id="45" w:name="_Toc210125387"/>
+      <w:bookmarkStart w:id="46" w:name="_Toc221907963"/>
+      <w:bookmarkStart w:id="47" w:name="_Toc221908760"/>
+      <w:bookmarkStart w:id="48" w:name="_Toc227855999"/>
+      <w:bookmarkStart w:id="49" w:name="_Toc227865337"/>
+      <w:bookmarkStart w:id="50" w:name="_Toc229950015"/>
+      <w:bookmarkStart w:id="51" w:name="_Toc230171253"/>
       <w:bookmarkEnd w:id="42"/>
       <w:bookmarkEnd w:id="43"/>
       <w:bookmarkEnd w:id="44"/>
       <w:bookmarkEnd w:id="45"/>
       <w:bookmarkEnd w:id="46"/>
+      <w:bookmarkEnd w:id="47"/>
+      <w:bookmarkEnd w:id="48"/>
+      <w:bookmarkEnd w:id="49"/>
+      <w:bookmarkEnd w:id="50"/>
+      <w:bookmarkEnd w:id="51"/>
     </w:p>
     <w:p>
       <w:pPr>
@@ -12115,63 +11982,26 @@
           <w:szCs w:val="32"/>
         </w:rPr>
       </w:pPr>
-      <w:bookmarkStart w:id="47" w:name="_Toc210123171"/>
-      <w:bookmarkStart w:id="48" w:name="_Toc210123298"/>
-      <w:bookmarkStart w:id="49" w:name="_Toc210124629"/>
-      <w:bookmarkStart w:id="50" w:name="_Toc210125387"/>
-      <w:bookmarkStart w:id="51" w:name="_Toc221907963"/>
-      <w:bookmarkStart w:id="52" w:name="_Toc221908760"/>
-      <w:bookmarkStart w:id="53" w:name="_Toc227855999"/>
-      <w:bookmarkStart w:id="54" w:name="_Toc227865337"/>
-      <w:bookmarkStart w:id="55" w:name="_Toc229950015"/>
-      <w:bookmarkEnd w:id="47"/>
-      <w:bookmarkEnd w:id="48"/>
-      <w:bookmarkEnd w:id="49"/>
-      <w:bookmarkEnd w:id="50"/>
-      <w:bookmarkEnd w:id="51"/>
+      <w:bookmarkStart w:id="52" w:name="_Toc210123172"/>
+      <w:bookmarkStart w:id="53" w:name="_Toc210123299"/>
+      <w:bookmarkStart w:id="54" w:name="_Toc210124630"/>
+      <w:bookmarkStart w:id="55" w:name="_Toc210125388"/>
+      <w:bookmarkStart w:id="56" w:name="_Toc221907964"/>
+      <w:bookmarkStart w:id="57" w:name="_Toc221908761"/>
+      <w:bookmarkStart w:id="58" w:name="_Toc227856000"/>
+      <w:bookmarkStart w:id="59" w:name="_Toc227865338"/>
+      <w:bookmarkStart w:id="60" w:name="_Toc229950016"/>
+      <w:bookmarkStart w:id="61" w:name="_Toc230171254"/>
       <w:bookmarkEnd w:id="52"/>
       <w:bookmarkEnd w:id="53"/>
       <w:bookmarkEnd w:id="54"/>
       <w:bookmarkEnd w:id="55"/>
-    </w:p>
-    <w:p>
-      <w:pPr>
-        <w:pStyle w:val="Prrafodelista"/>
-        <w:keepNext/>
-        <w:keepLines/>
-        <w:numPr>
-          <w:ilvl w:val="0"/>
-          <w:numId w:val="3"/>
-        </w:numPr>
-        <w:spacing w:before="160" w:after="80"/>
-        <w:contextualSpacing w:val="0"/>
-        <w:outlineLvl w:val="1"/>
-        <w:rPr>
-          <w:rFonts w:asciiTheme="majorHAnsi" w:eastAsiaTheme="majorEastAsia" w:hAnsiTheme="majorHAnsi" w:cstheme="majorBidi"/>
-          <w:vanish/>
-          <w:color w:val="0F4761" w:themeColor="accent1" w:themeShade="BF"/>
-          <w:sz w:val="32"/>
-          <w:szCs w:val="32"/>
-        </w:rPr>
-      </w:pPr>
-      <w:bookmarkStart w:id="56" w:name="_Toc210123172"/>
-      <w:bookmarkStart w:id="57" w:name="_Toc210123299"/>
-      <w:bookmarkStart w:id="58" w:name="_Toc210124630"/>
-      <w:bookmarkStart w:id="59" w:name="_Toc210125388"/>
-      <w:bookmarkStart w:id="60" w:name="_Toc221907964"/>
-      <w:bookmarkStart w:id="61" w:name="_Toc221908761"/>
-      <w:bookmarkStart w:id="62" w:name="_Toc227856000"/>
-      <w:bookmarkStart w:id="63" w:name="_Toc227865338"/>
-      <w:bookmarkStart w:id="64" w:name="_Toc229950016"/>
       <w:bookmarkEnd w:id="56"/>
       <w:bookmarkEnd w:id="57"/>
       <w:bookmarkEnd w:id="58"/>
       <w:bookmarkEnd w:id="59"/>
       <w:bookmarkEnd w:id="60"/>
       <w:bookmarkEnd w:id="61"/>
-      <w:bookmarkEnd w:id="62"/>
-      <w:bookmarkEnd w:id="63"/>
-      <w:bookmarkEnd w:id="64"/>
     </w:p>
     <w:p>
       <w:pPr>
@@ -12181,11 +12011,11 @@
           <w:numId w:val="3"/>
         </w:numPr>
       </w:pPr>
-      <w:bookmarkStart w:id="65" w:name="_Toc229950017"/>
+      <w:bookmarkStart w:id="62" w:name="_Toc230171255"/>
       <w:r>
         <w:t>DIAGRAMA DE GANTT</w:t>
       </w:r>
-      <w:bookmarkEnd w:id="65"/>
+      <w:bookmarkEnd w:id="62"/>
     </w:p>
     <w:p>
       <w:pPr>
@@ -12211,7 +12041,7 @@
                     <pic:cNvPicPr/>
                   </pic:nvPicPr>
                   <pic:blipFill>
-                    <a:blip r:embed="rId25">
+                    <a:blip r:embed="rId27">
                       <a:extLst>
                         <a:ext uri="{28A0092B-C50C-407E-A947-70E740481C1C}">
                           <a14:useLocalDpi xmlns:a14="http://schemas.microsoft.com/office/drawing/2010/main" val="0"/>
@@ -12243,23 +12073,32 @@
         <w:pStyle w:val="Descripcin"/>
         <w:jc w:val="center"/>
       </w:pPr>
-      <w:bookmarkStart w:id="66" w:name="_Toc227856191"/>
+      <w:bookmarkStart w:id="63" w:name="_Toc230033119"/>
       <w:r>
         <w:t xml:space="preserve">Figura </w:t>
       </w:r>
       <w:r>
-        <w:t>9</w:t>
-      </w:r>
-      <w:r>
-        <w:t>. Diagram</w:t>
-      </w:r>
-      <w:r>
-        <w:t>a</w:t>
-      </w:r>
-      <w:r>
-        <w:t xml:space="preserve"> de Gantt</w:t>
-      </w:r>
-      <w:bookmarkEnd w:id="66"/>
+        <w:fldChar w:fldCharType="begin"/>
+      </w:r>
+      <w:r>
+        <w:instrText xml:space="preserve"> SEQ Figura \* ARABIC </w:instrText>
+      </w:r>
+      <w:r>
+        <w:fldChar w:fldCharType="separate"/>
+      </w:r>
+      <w:r>
+        <w:rPr>
+          <w:noProof/>
+        </w:rPr>
+        <w:t>12</w:t>
+      </w:r>
+      <w:r>
+        <w:fldChar w:fldCharType="end"/>
+      </w:r>
+      <w:r>
+        <w:t>. Diagrama de Gantt</w:t>
+      </w:r>
+      <w:bookmarkEnd w:id="63"/>
     </w:p>
     <w:p/>
     <w:p>
@@ -12270,48 +12109,481 @@
           <w:numId w:val="3"/>
         </w:numPr>
       </w:pPr>
-      <w:bookmarkStart w:id="67" w:name="_Toc229950018"/>
+      <w:bookmarkStart w:id="64" w:name="_Toc230171256"/>
       <w:r>
         <w:t>ESTIMACIONES DE COSTES</w:t>
       </w:r>
-      <w:bookmarkEnd w:id="67"/>
-    </w:p>
-    <w:p>
-      <w:pPr>
-        <w:pStyle w:val="Prrafodelista"/>
-        <w:numPr>
-          <w:ilvl w:val="0"/>
-          <w:numId w:val="6"/>
-        </w:numPr>
-      </w:pPr>
-      <w:r>
-        <w:t xml:space="preserve">Costes de personal: </w:t>
-      </w:r>
-    </w:p>
-    <w:p>
-      <w:pPr>
-        <w:pStyle w:val="Prrafodelista"/>
-        <w:numPr>
-          <w:ilvl w:val="0"/>
-          <w:numId w:val="6"/>
-        </w:numPr>
-      </w:pPr>
-      <w:r>
-        <w:t>Infraestructura: servidores para la base de datos y hosting para la documentación.</w:t>
-      </w:r>
-    </w:p>
-    <w:p>
-      <w:pPr>
-        <w:pStyle w:val="Prrafodelista"/>
-        <w:numPr>
-          <w:ilvl w:val="0"/>
-          <w:numId w:val="6"/>
-        </w:numPr>
-      </w:pPr>
-      <w:r>
-        <w:t>Licencias: uso de software de desarrollo y entornos IDE.</w:t>
-      </w:r>
-    </w:p>
+      <w:bookmarkEnd w:id="64"/>
+    </w:p>
+    <w:p>
+      <w:r>
+        <w:t xml:space="preserve">A </w:t>
+      </w:r>
+      <w:r>
+        <w:t>continuación,</w:t>
+      </w:r>
+      <w:r>
+        <w:t xml:space="preserve"> se recogen los costes estimados para el desarrollo completo del proyecto, considerando un equipo formado por una desarrolladora</w:t>
+      </w:r>
+      <w:r>
+        <w:t xml:space="preserve"> junior</w:t>
+      </w:r>
+      <w:r>
+        <w:t xml:space="preserve"> freelance con una dedicación de 40 horas semanales durante 15 meses, que es el tiempo estimado para la implementación total de la aplicación.</w:t>
+      </w:r>
+    </w:p>
+    <w:tbl>
+      <w:tblPr>
+        <w:tblStyle w:val="Tablaconcuadrcula4-nfasis1"/>
+        <w:tblW w:w="0" w:type="auto"/>
+        <w:tblLook w:val="04A0" w:firstRow="1" w:lastRow="0" w:firstColumn="1" w:lastColumn="0" w:noHBand="0" w:noVBand="1"/>
+      </w:tblPr>
+      <w:tblGrid>
+        <w:gridCol w:w="3209"/>
+        <w:gridCol w:w="5150"/>
+        <w:gridCol w:w="1269"/>
+      </w:tblGrid>
+      <w:tr>
+        <w:trPr>
+          <w:cnfStyle w:val="100000000000" w:firstRow="1" w:lastRow="0" w:firstColumn="0" w:lastColumn="0" w:oddVBand="0" w:evenVBand="0" w:oddHBand="0" w:evenHBand="0" w:firstRowFirstColumn="0" w:firstRowLastColumn="0" w:lastRowFirstColumn="0" w:lastRowLastColumn="0"/>
+        </w:trPr>
+        <w:tc>
+          <w:tcPr>
+            <w:cnfStyle w:val="001000000000" w:firstRow="0" w:lastRow="0" w:firstColumn="1" w:lastColumn="0" w:oddVBand="0" w:evenVBand="0" w:oddHBand="0" w:evenHBand="0" w:firstRowFirstColumn="0" w:firstRowLastColumn="0" w:lastRowFirstColumn="0" w:lastRowLastColumn="0"/>
+            <w:tcW w:w="3209" w:type="dxa"/>
+          </w:tcPr>
+          <w:p>
+            <w:r>
+              <w:lastRenderedPageBreak/>
+              <w:t>Concepto</w:t>
+            </w:r>
+          </w:p>
+        </w:tc>
+        <w:tc>
+          <w:tcPr>
+            <w:tcW w:w="5150" w:type="dxa"/>
+          </w:tcPr>
+          <w:p>
+            <w:pPr>
+              <w:jc w:val="center"/>
+              <w:cnfStyle w:val="100000000000" w:firstRow="1" w:lastRow="0" w:firstColumn="0" w:lastColumn="0" w:oddVBand="0" w:evenVBand="0" w:oddHBand="0" w:evenHBand="0" w:firstRowFirstColumn="0" w:firstRowLastColumn="0" w:lastRowFirstColumn="0" w:lastRowLastColumn="0"/>
+            </w:pPr>
+            <w:r>
+              <w:t>Detalle</w:t>
+            </w:r>
+          </w:p>
+        </w:tc>
+        <w:tc>
+          <w:tcPr>
+            <w:tcW w:w="1269" w:type="dxa"/>
+          </w:tcPr>
+          <w:p>
+            <w:pPr>
+              <w:jc w:val="center"/>
+              <w:cnfStyle w:val="100000000000" w:firstRow="1" w:lastRow="0" w:firstColumn="0" w:lastColumn="0" w:oddVBand="0" w:evenVBand="0" w:oddHBand="0" w:evenHBand="0" w:firstRowFirstColumn="0" w:firstRowLastColumn="0" w:lastRowFirstColumn="0" w:lastRowLastColumn="0"/>
+            </w:pPr>
+            <w:r>
+              <w:t>Coste</w:t>
+            </w:r>
+          </w:p>
+        </w:tc>
+      </w:tr>
+      <w:tr>
+        <w:trPr>
+          <w:cnfStyle w:val="000000100000" w:firstRow="0" w:lastRow="0" w:firstColumn="0" w:lastColumn="0" w:oddVBand="0" w:evenVBand="0" w:oddHBand="1" w:evenHBand="0" w:firstRowFirstColumn="0" w:firstRowLastColumn="0" w:lastRowFirstColumn="0" w:lastRowLastColumn="0"/>
+        </w:trPr>
+        <w:tc>
+          <w:tcPr>
+            <w:cnfStyle w:val="001000000000" w:firstRow="0" w:lastRow="0" w:firstColumn="1" w:lastColumn="0" w:oddVBand="0" w:evenVBand="0" w:oddHBand="0" w:evenHBand="0" w:firstRowFirstColumn="0" w:firstRowLastColumn="0" w:lastRowFirstColumn="0" w:lastRowLastColumn="0"/>
+            <w:tcW w:w="3209" w:type="dxa"/>
+          </w:tcPr>
+          <w:p>
+            <w:r>
+              <w:t>Personal</w:t>
+            </w:r>
+          </w:p>
+        </w:tc>
+        <w:tc>
+          <w:tcPr>
+            <w:tcW w:w="5150" w:type="dxa"/>
+          </w:tcPr>
+          <w:p>
+            <w:pPr>
+              <w:jc w:val="center"/>
+              <w:cnfStyle w:val="000000100000" w:firstRow="0" w:lastRow="0" w:firstColumn="0" w:lastColumn="0" w:oddVBand="0" w:evenVBand="0" w:oddHBand="1" w:evenHBand="0" w:firstRowFirstColumn="0" w:firstRowLastColumn="0" w:lastRowFirstColumn="0" w:lastRowLastColumn="0"/>
+            </w:pPr>
+            <w:r>
+              <w:t>15 meses x 4 semanas x 40 horas x 18€/h</w:t>
+            </w:r>
+          </w:p>
+        </w:tc>
+        <w:tc>
+          <w:tcPr>
+            <w:tcW w:w="1269" w:type="dxa"/>
+          </w:tcPr>
+          <w:p>
+            <w:pPr>
+              <w:jc w:val="center"/>
+              <w:cnfStyle w:val="000000100000" w:firstRow="0" w:lastRow="0" w:firstColumn="0" w:lastColumn="0" w:oddVBand="0" w:evenVBand="0" w:oddHBand="1" w:evenHBand="0" w:firstRowFirstColumn="0" w:firstRowLastColumn="0" w:lastRowFirstColumn="0" w:lastRowLastColumn="0"/>
+            </w:pPr>
+            <w:r>
+              <w:t>43.200€</w:t>
+            </w:r>
+          </w:p>
+        </w:tc>
+      </w:tr>
+      <w:tr>
+        <w:tc>
+          <w:tcPr>
+            <w:cnfStyle w:val="001000000000" w:firstRow="0" w:lastRow="0" w:firstColumn="1" w:lastColumn="0" w:oddVBand="0" w:evenVBand="0" w:oddHBand="0" w:evenHBand="0" w:firstRowFirstColumn="0" w:firstRowLastColumn="0" w:lastRowFirstColumn="0" w:lastRowLastColumn="0"/>
+            <w:tcW w:w="3209" w:type="dxa"/>
+          </w:tcPr>
+          <w:p>
+            <w:proofErr w:type="spellStart"/>
+            <w:r>
+              <w:t>Figma</w:t>
+            </w:r>
+            <w:proofErr w:type="spellEnd"/>
+            <w:r>
+              <w:t xml:space="preserve"> Professional</w:t>
+            </w:r>
+          </w:p>
+        </w:tc>
+        <w:tc>
+          <w:tcPr>
+            <w:tcW w:w="5150" w:type="dxa"/>
+          </w:tcPr>
+          <w:p>
+            <w:pPr>
+              <w:jc w:val="center"/>
+              <w:cnfStyle w:val="000000000000" w:firstRow="0" w:lastRow="0" w:firstColumn="0" w:lastColumn="0" w:oddVBand="0" w:evenVBand="0" w:oddHBand="0" w:evenHBand="0" w:firstRowFirstColumn="0" w:firstRowLastColumn="0" w:lastRowFirstColumn="0" w:lastRowLastColumn="0"/>
+            </w:pPr>
+            <w:r>
+              <w:t>15 meses x 14€/mes</w:t>
+            </w:r>
+          </w:p>
+        </w:tc>
+        <w:tc>
+          <w:tcPr>
+            <w:tcW w:w="1269" w:type="dxa"/>
+          </w:tcPr>
+          <w:p>
+            <w:pPr>
+              <w:jc w:val="center"/>
+              <w:cnfStyle w:val="000000000000" w:firstRow="0" w:lastRow="0" w:firstColumn="0" w:lastColumn="0" w:oddVBand="0" w:evenVBand="0" w:oddHBand="0" w:evenHBand="0" w:firstRowFirstColumn="0" w:firstRowLastColumn="0" w:lastRowFirstColumn="0" w:lastRowLastColumn="0"/>
+            </w:pPr>
+            <w:r>
+              <w:t>210€</w:t>
+            </w:r>
+          </w:p>
+        </w:tc>
+      </w:tr>
+      <w:tr>
+        <w:trPr>
+          <w:cnfStyle w:val="000000100000" w:firstRow="0" w:lastRow="0" w:firstColumn="0" w:lastColumn="0" w:oddVBand="0" w:evenVBand="0" w:oddHBand="1" w:evenHBand="0" w:firstRowFirstColumn="0" w:firstRowLastColumn="0" w:lastRowFirstColumn="0" w:lastRowLastColumn="0"/>
+        </w:trPr>
+        <w:tc>
+          <w:tcPr>
+            <w:cnfStyle w:val="001000000000" w:firstRow="0" w:lastRow="0" w:firstColumn="1" w:lastColumn="0" w:oddVBand="0" w:evenVBand="0" w:oddHBand="0" w:evenHBand="0" w:firstRowFirstColumn="0" w:firstRowLastColumn="0" w:lastRowFirstColumn="0" w:lastRowLastColumn="0"/>
+            <w:tcW w:w="3209" w:type="dxa"/>
+          </w:tcPr>
+          <w:p>
+            <w:proofErr w:type="spellStart"/>
+            <w:r>
+              <w:t>Github</w:t>
+            </w:r>
+            <w:proofErr w:type="spellEnd"/>
+            <w:r>
+              <w:t xml:space="preserve"> Pro</w:t>
+            </w:r>
+          </w:p>
+        </w:tc>
+        <w:tc>
+          <w:tcPr>
+            <w:tcW w:w="5150" w:type="dxa"/>
+          </w:tcPr>
+          <w:p>
+            <w:pPr>
+              <w:jc w:val="center"/>
+              <w:cnfStyle w:val="000000100000" w:firstRow="0" w:lastRow="0" w:firstColumn="0" w:lastColumn="0" w:oddVBand="0" w:evenVBand="0" w:oddHBand="1" w:evenHBand="0" w:firstRowFirstColumn="0" w:firstRowLastColumn="0" w:lastRowFirstColumn="0" w:lastRowLastColumn="0"/>
+            </w:pPr>
+            <w:r>
+              <w:t>15 meses x</w:t>
+            </w:r>
+            <w:r>
+              <w:t xml:space="preserve"> 4€/mes</w:t>
+            </w:r>
+          </w:p>
+        </w:tc>
+        <w:tc>
+          <w:tcPr>
+            <w:tcW w:w="1269" w:type="dxa"/>
+          </w:tcPr>
+          <w:p>
+            <w:pPr>
+              <w:jc w:val="center"/>
+              <w:cnfStyle w:val="000000100000" w:firstRow="0" w:lastRow="0" w:firstColumn="0" w:lastColumn="0" w:oddVBand="0" w:evenVBand="0" w:oddHBand="1" w:evenHBand="0" w:firstRowFirstColumn="0" w:firstRowLastColumn="0" w:lastRowFirstColumn="0" w:lastRowLastColumn="0"/>
+            </w:pPr>
+            <w:r>
+              <w:t>60€</w:t>
+            </w:r>
+          </w:p>
+        </w:tc>
+      </w:tr>
+      <w:tr>
+        <w:tc>
+          <w:tcPr>
+            <w:cnfStyle w:val="001000000000" w:firstRow="0" w:lastRow="0" w:firstColumn="1" w:lastColumn="0" w:oddVBand="0" w:evenVBand="0" w:oddHBand="0" w:evenHBand="0" w:firstRowFirstColumn="0" w:firstRowLastColumn="0" w:lastRowFirstColumn="0" w:lastRowLastColumn="0"/>
+            <w:tcW w:w="3209" w:type="dxa"/>
+          </w:tcPr>
+          <w:p>
+            <w:r>
+              <w:t>Servidor en la nube</w:t>
+            </w:r>
+          </w:p>
+        </w:tc>
+        <w:tc>
+          <w:tcPr>
+            <w:tcW w:w="5150" w:type="dxa"/>
+          </w:tcPr>
+          <w:p>
+            <w:pPr>
+              <w:jc w:val="center"/>
+              <w:cnfStyle w:val="000000000000" w:firstRow="0" w:lastRow="0" w:firstColumn="0" w:lastColumn="0" w:oddVBand="0" w:evenVBand="0" w:oddHBand="0" w:evenHBand="0" w:firstRowFirstColumn="0" w:firstRowLastColumn="0" w:lastRowFirstColumn="0" w:lastRowLastColumn="0"/>
+            </w:pPr>
+            <w:r>
+              <w:t>15 meses x</w:t>
+            </w:r>
+            <w:r>
+              <w:t xml:space="preserve"> 25€/mes</w:t>
+            </w:r>
+          </w:p>
+        </w:tc>
+        <w:tc>
+          <w:tcPr>
+            <w:tcW w:w="1269" w:type="dxa"/>
+          </w:tcPr>
+          <w:p>
+            <w:pPr>
+              <w:jc w:val="center"/>
+              <w:cnfStyle w:val="000000000000" w:firstRow="0" w:lastRow="0" w:firstColumn="0" w:lastColumn="0" w:oddVBand="0" w:evenVBand="0" w:oddHBand="0" w:evenHBand="0" w:firstRowFirstColumn="0" w:firstRowLastColumn="0" w:lastRowFirstColumn="0" w:lastRowLastColumn="0"/>
+            </w:pPr>
+            <w:r>
+              <w:t>375€</w:t>
+            </w:r>
+          </w:p>
+        </w:tc>
+      </w:tr>
+      <w:tr>
+        <w:trPr>
+          <w:cnfStyle w:val="000000100000" w:firstRow="0" w:lastRow="0" w:firstColumn="0" w:lastColumn="0" w:oddVBand="0" w:evenVBand="0" w:oddHBand="1" w:evenHBand="0" w:firstRowFirstColumn="0" w:firstRowLastColumn="0" w:lastRowFirstColumn="0" w:lastRowLastColumn="0"/>
+        </w:trPr>
+        <w:tc>
+          <w:tcPr>
+            <w:cnfStyle w:val="001000000000" w:firstRow="0" w:lastRow="0" w:firstColumn="1" w:lastColumn="0" w:oddVBand="0" w:evenVBand="0" w:oddHBand="0" w:evenHBand="0" w:firstRowFirstColumn="0" w:firstRowLastColumn="0" w:lastRowFirstColumn="0" w:lastRowLastColumn="0"/>
+            <w:tcW w:w="3209" w:type="dxa"/>
+          </w:tcPr>
+          <w:p>
+            <w:r>
+              <w:t>Eclipse IDE</w:t>
+            </w:r>
+          </w:p>
+        </w:tc>
+        <w:tc>
+          <w:tcPr>
+            <w:tcW w:w="5150" w:type="dxa"/>
+          </w:tcPr>
+          <w:p>
+            <w:pPr>
+              <w:jc w:val="center"/>
+              <w:cnfStyle w:val="000000100000" w:firstRow="0" w:lastRow="0" w:firstColumn="0" w:lastColumn="0" w:oddVBand="0" w:evenVBand="0" w:oddHBand="1" w:evenHBand="0" w:firstRowFirstColumn="0" w:firstRowLastColumn="0" w:lastRowFirstColumn="0" w:lastRowLastColumn="0"/>
+            </w:pPr>
+            <w:r>
+              <w:t>Herramienta gratuita</w:t>
+            </w:r>
+          </w:p>
+        </w:tc>
+        <w:tc>
+          <w:tcPr>
+            <w:tcW w:w="1269" w:type="dxa"/>
+          </w:tcPr>
+          <w:p>
+            <w:pPr>
+              <w:jc w:val="center"/>
+              <w:cnfStyle w:val="000000100000" w:firstRow="0" w:lastRow="0" w:firstColumn="0" w:lastColumn="0" w:oddVBand="0" w:evenVBand="0" w:oddHBand="1" w:evenHBand="0" w:firstRowFirstColumn="0" w:firstRowLastColumn="0" w:lastRowFirstColumn="0" w:lastRowLastColumn="0"/>
+            </w:pPr>
+            <w:r>
+              <w:t>0€</w:t>
+            </w:r>
+          </w:p>
+        </w:tc>
+      </w:tr>
+      <w:tr>
+        <w:tc>
+          <w:tcPr>
+            <w:cnfStyle w:val="001000000000" w:firstRow="0" w:lastRow="0" w:firstColumn="1" w:lastColumn="0" w:oddVBand="0" w:evenVBand="0" w:oddHBand="0" w:evenHBand="0" w:firstRowFirstColumn="0" w:firstRowLastColumn="0" w:lastRowFirstColumn="0" w:lastRowLastColumn="0"/>
+            <w:tcW w:w="3209" w:type="dxa"/>
+          </w:tcPr>
+          <w:p>
+            <w:r>
+              <w:t>Android Studio</w:t>
+            </w:r>
+          </w:p>
+        </w:tc>
+        <w:tc>
+          <w:tcPr>
+            <w:tcW w:w="5150" w:type="dxa"/>
+          </w:tcPr>
+          <w:p>
+            <w:pPr>
+              <w:jc w:val="center"/>
+              <w:cnfStyle w:val="000000000000" w:firstRow="0" w:lastRow="0" w:firstColumn="0" w:lastColumn="0" w:oddVBand="0" w:evenVBand="0" w:oddHBand="0" w:evenHBand="0" w:firstRowFirstColumn="0" w:firstRowLastColumn="0" w:lastRowFirstColumn="0" w:lastRowLastColumn="0"/>
+            </w:pPr>
+            <w:r>
+              <w:t>Herramienta gratuita</w:t>
+            </w:r>
+          </w:p>
+        </w:tc>
+        <w:tc>
+          <w:tcPr>
+            <w:tcW w:w="1269" w:type="dxa"/>
+          </w:tcPr>
+          <w:p>
+            <w:pPr>
+              <w:jc w:val="center"/>
+              <w:cnfStyle w:val="000000000000" w:firstRow="0" w:lastRow="0" w:firstColumn="0" w:lastColumn="0" w:oddVBand="0" w:evenVBand="0" w:oddHBand="0" w:evenHBand="0" w:firstRowFirstColumn="0" w:firstRowLastColumn="0" w:lastRowFirstColumn="0" w:lastRowLastColumn="0"/>
+            </w:pPr>
+            <w:r>
+              <w:t>0€</w:t>
+            </w:r>
+          </w:p>
+        </w:tc>
+      </w:tr>
+      <w:tr>
+        <w:trPr>
+          <w:cnfStyle w:val="000000100000" w:firstRow="0" w:lastRow="0" w:firstColumn="0" w:lastColumn="0" w:oddVBand="0" w:evenVBand="0" w:oddHBand="1" w:evenHBand="0" w:firstRowFirstColumn="0" w:firstRowLastColumn="0" w:lastRowFirstColumn="0" w:lastRowLastColumn="0"/>
+        </w:trPr>
+        <w:tc>
+          <w:tcPr>
+            <w:cnfStyle w:val="001000000000" w:firstRow="0" w:lastRow="0" w:firstColumn="1" w:lastColumn="0" w:oddVBand="0" w:evenVBand="0" w:oddHBand="0" w:evenHBand="0" w:firstRowFirstColumn="0" w:firstRowLastColumn="0" w:lastRowFirstColumn="0" w:lastRowLastColumn="0"/>
+            <w:tcW w:w="3209" w:type="dxa"/>
+          </w:tcPr>
+          <w:p>
+            <w:r>
+              <w:t>Java JDK 21</w:t>
+            </w:r>
+          </w:p>
+        </w:tc>
+        <w:tc>
+          <w:tcPr>
+            <w:tcW w:w="5150" w:type="dxa"/>
+          </w:tcPr>
+          <w:p>
+            <w:pPr>
+              <w:jc w:val="center"/>
+              <w:cnfStyle w:val="000000100000" w:firstRow="0" w:lastRow="0" w:firstColumn="0" w:lastColumn="0" w:oddVBand="0" w:evenVBand="0" w:oddHBand="1" w:evenHBand="0" w:firstRowFirstColumn="0" w:firstRowLastColumn="0" w:lastRowFirstColumn="0" w:lastRowLastColumn="0"/>
+            </w:pPr>
+            <w:r>
+              <w:t>Licencia gratuita</w:t>
+            </w:r>
+          </w:p>
+        </w:tc>
+        <w:tc>
+          <w:tcPr>
+            <w:tcW w:w="1269" w:type="dxa"/>
+          </w:tcPr>
+          <w:p>
+            <w:pPr>
+              <w:jc w:val="center"/>
+              <w:cnfStyle w:val="000000100000" w:firstRow="0" w:lastRow="0" w:firstColumn="0" w:lastColumn="0" w:oddVBand="0" w:evenVBand="0" w:oddHBand="1" w:evenHBand="0" w:firstRowFirstColumn="0" w:firstRowLastColumn="0" w:lastRowFirstColumn="0" w:lastRowLastColumn="0"/>
+            </w:pPr>
+            <w:r>
+              <w:t>0€</w:t>
+            </w:r>
+          </w:p>
+        </w:tc>
+      </w:tr>
+      <w:tr>
+        <w:tc>
+          <w:tcPr>
+            <w:cnfStyle w:val="001000000000" w:firstRow="0" w:lastRow="0" w:firstColumn="1" w:lastColumn="0" w:oddVBand="0" w:evenVBand="0" w:oddHBand="0" w:evenHBand="0" w:firstRowFirstColumn="0" w:firstRowLastColumn="0" w:lastRowFirstColumn="0" w:lastRowLastColumn="0"/>
+            <w:tcW w:w="3209" w:type="dxa"/>
+          </w:tcPr>
+          <w:p/>
+        </w:tc>
+        <w:tc>
+          <w:tcPr>
+            <w:tcW w:w="5150" w:type="dxa"/>
+          </w:tcPr>
+          <w:p>
+            <w:pPr>
+              <w:jc w:val="center"/>
+              <w:cnfStyle w:val="000000000000" w:firstRow="0" w:lastRow="0" w:firstColumn="0" w:lastColumn="0" w:oddVBand="0" w:evenVBand="0" w:oddHBand="0" w:evenHBand="0" w:firstRowFirstColumn="0" w:firstRowLastColumn="0" w:lastRowFirstColumn="0" w:lastRowLastColumn="0"/>
+            </w:pPr>
+          </w:p>
+        </w:tc>
+        <w:tc>
+          <w:tcPr>
+            <w:tcW w:w="1269" w:type="dxa"/>
+          </w:tcPr>
+          <w:p>
+            <w:pPr>
+              <w:jc w:val="center"/>
+              <w:cnfStyle w:val="000000000000" w:firstRow="0" w:lastRow="0" w:firstColumn="0" w:lastColumn="0" w:oddVBand="0" w:evenVBand="0" w:oddHBand="0" w:evenHBand="0" w:firstRowFirstColumn="0" w:firstRowLastColumn="0" w:lastRowFirstColumn="0" w:lastRowLastColumn="0"/>
+            </w:pPr>
+          </w:p>
+        </w:tc>
+      </w:tr>
+      <w:tr>
+        <w:trPr>
+          <w:cnfStyle w:val="000000100000" w:firstRow="0" w:lastRow="0" w:firstColumn="0" w:lastColumn="0" w:oddVBand="0" w:evenVBand="0" w:oddHBand="1" w:evenHBand="0" w:firstRowFirstColumn="0" w:firstRowLastColumn="0" w:lastRowFirstColumn="0" w:lastRowLastColumn="0"/>
+        </w:trPr>
+        <w:tc>
+          <w:tcPr>
+            <w:cnfStyle w:val="001000000000" w:firstRow="0" w:lastRow="0" w:firstColumn="1" w:lastColumn="0" w:oddVBand="0" w:evenVBand="0" w:oddHBand="0" w:evenHBand="0" w:firstRowFirstColumn="0" w:firstRowLastColumn="0" w:lastRowFirstColumn="0" w:lastRowLastColumn="0"/>
+            <w:tcW w:w="3209" w:type="dxa"/>
+          </w:tcPr>
+          <w:p>
+            <w:r>
+              <w:t>TOTAL</w:t>
+            </w:r>
+          </w:p>
+        </w:tc>
+        <w:tc>
+          <w:tcPr>
+            <w:tcW w:w="5150" w:type="dxa"/>
+          </w:tcPr>
+          <w:p>
+            <w:pPr>
+              <w:jc w:val="center"/>
+              <w:cnfStyle w:val="000000100000" w:firstRow="0" w:lastRow="0" w:firstColumn="0" w:lastColumn="0" w:oddVBand="0" w:evenVBand="0" w:oddHBand="1" w:evenHBand="0" w:firstRowFirstColumn="0" w:firstRowLastColumn="0" w:lastRowFirstColumn="0" w:lastRowLastColumn="0"/>
+            </w:pPr>
+          </w:p>
+        </w:tc>
+        <w:tc>
+          <w:tcPr>
+            <w:tcW w:w="1269" w:type="dxa"/>
+          </w:tcPr>
+          <w:p>
+            <w:pPr>
+              <w:jc w:val="center"/>
+              <w:cnfStyle w:val="000000100000" w:firstRow="0" w:lastRow="0" w:firstColumn="0" w:lastColumn="0" w:oddVBand="0" w:evenVBand="0" w:oddHBand="1" w:evenHBand="0" w:firstRowFirstColumn="0" w:firstRowLastColumn="0" w:lastRowFirstColumn="0" w:lastRowLastColumn="0"/>
+              <w:rPr>
+                <w:b/>
+                <w:bCs/>
+              </w:rPr>
+            </w:pPr>
+            <w:r>
+              <w:rPr>
+                <w:b/>
+                <w:bCs/>
+              </w:rPr>
+              <w:t>43.845€</w:t>
+            </w:r>
+          </w:p>
+        </w:tc>
+      </w:tr>
+    </w:tbl>
     <w:p>
       <w:pPr>
         <w:pStyle w:val="Ttulo2"/>
@@ -12320,11 +12592,11 @@
           <w:numId w:val="2"/>
         </w:numPr>
       </w:pPr>
-      <w:bookmarkStart w:id="68" w:name="_Toc229950019"/>
+      <w:bookmarkStart w:id="65" w:name="_Toc230171257"/>
       <w:r>
         <w:t>FUTURAS MEJORAS Y AMPLIACIONES</w:t>
       </w:r>
-      <w:bookmarkEnd w:id="68"/>
+      <w:bookmarkEnd w:id="65"/>
     </w:p>
     <w:p>
       <w:r>
@@ -12351,15 +12623,19 @@
           <w:szCs w:val="32"/>
         </w:rPr>
       </w:pPr>
-      <w:bookmarkStart w:id="69" w:name="_Toc210123176"/>
-      <w:bookmarkStart w:id="70" w:name="_Toc210123303"/>
-      <w:bookmarkStart w:id="71" w:name="_Toc210124634"/>
-      <w:bookmarkStart w:id="72" w:name="_Toc210125392"/>
-      <w:bookmarkStart w:id="73" w:name="_Toc221907968"/>
-      <w:bookmarkStart w:id="74" w:name="_Toc221908765"/>
-      <w:bookmarkStart w:id="75" w:name="_Toc227856004"/>
-      <w:bookmarkStart w:id="76" w:name="_Toc227865342"/>
-      <w:bookmarkStart w:id="77" w:name="_Toc229950020"/>
+      <w:bookmarkStart w:id="66" w:name="_Toc210123176"/>
+      <w:bookmarkStart w:id="67" w:name="_Toc210123303"/>
+      <w:bookmarkStart w:id="68" w:name="_Toc210124634"/>
+      <w:bookmarkStart w:id="69" w:name="_Toc210125392"/>
+      <w:bookmarkStart w:id="70" w:name="_Toc221907968"/>
+      <w:bookmarkStart w:id="71" w:name="_Toc221908765"/>
+      <w:bookmarkStart w:id="72" w:name="_Toc227856004"/>
+      <w:bookmarkStart w:id="73" w:name="_Toc227865342"/>
+      <w:bookmarkStart w:id="74" w:name="_Toc229950020"/>
+      <w:bookmarkStart w:id="75" w:name="_Toc230171258"/>
+      <w:bookmarkEnd w:id="66"/>
+      <w:bookmarkEnd w:id="67"/>
+      <w:bookmarkEnd w:id="68"/>
       <w:bookmarkEnd w:id="69"/>
       <w:bookmarkEnd w:id="70"/>
       <w:bookmarkEnd w:id="71"/>
@@ -12367,8 +12643,6 @@
       <w:bookmarkEnd w:id="73"/>
       <w:bookmarkEnd w:id="74"/>
       <w:bookmarkEnd w:id="75"/>
-      <w:bookmarkEnd w:id="76"/>
-      <w:bookmarkEnd w:id="77"/>
     </w:p>
     <w:p>
       <w:pPr>
@@ -12378,11 +12652,11 @@
           <w:numId w:val="3"/>
         </w:numPr>
       </w:pPr>
-      <w:bookmarkStart w:id="78" w:name="_Toc229950021"/>
+      <w:bookmarkStart w:id="76" w:name="_Toc230171259"/>
       <w:r>
         <w:t>PROPUESTAS DE MEJORA Y AMPLIACIONES</w:t>
       </w:r>
-      <w:bookmarkEnd w:id="78"/>
+      <w:bookmarkEnd w:id="76"/>
     </w:p>
     <w:p>
       <w:r>
@@ -12397,11 +12671,11 @@
           <w:numId w:val="3"/>
         </w:numPr>
       </w:pPr>
-      <w:bookmarkStart w:id="79" w:name="_Toc229950022"/>
+      <w:bookmarkStart w:id="77" w:name="_Toc230171260"/>
       <w:r>
         <w:t>IMPACTO Y RIESGO DE LOS CAMBIOS PROPUESTOS</w:t>
       </w:r>
-      <w:bookmarkEnd w:id="79"/>
+      <w:bookmarkEnd w:id="77"/>
     </w:p>
     <w:p>
       <w:r>
@@ -12416,84 +12690,240 @@
           <w:numId w:val="2"/>
         </w:numPr>
       </w:pPr>
-      <w:bookmarkStart w:id="80" w:name="_Toc229950023"/>
+      <w:bookmarkStart w:id="78" w:name="_Toc230171261"/>
       <w:r>
         <w:t>RELACIÓN CON LOS MÓDULOS DEL CICLO</w:t>
       </w:r>
-      <w:bookmarkEnd w:id="80"/>
-    </w:p>
-    <w:p>
-      <w:r>
-        <w:t>Este proyecto integra conocimientos de:</w:t>
-      </w:r>
-    </w:p>
-    <w:p>
-      <w:pPr>
-        <w:pStyle w:val="Prrafodelista"/>
-        <w:numPr>
-          <w:ilvl w:val="0"/>
-          <w:numId w:val="6"/>
-        </w:numPr>
-      </w:pPr>
-      <w:r>
+      <w:bookmarkEnd w:id="78"/>
+    </w:p>
+    <w:p>
+      <w:r>
+        <w:t xml:space="preserve">El Proyecto Intermodular integra y aplica los conocimientos adquiridos a lo largo del segundo curso del ciclo formativo. A </w:t>
+      </w:r>
+      <w:r>
+        <w:t>continuación,</w:t>
+      </w:r>
+      <w:r>
+        <w:t xml:space="preserve"> se detalla la relación entre cada módulo y los elementos concretos del proyecto en los que se refleja.</w:t>
+      </w:r>
+    </w:p>
+    <w:p>
+      <w:r>
+        <w:rPr>
+          <w:b/>
+          <w:bCs/>
+        </w:rPr>
+        <w:t>Acceso a Datos</w:t>
+      </w:r>
+      <w:r>
+        <w:t xml:space="preserve"> Este módulo tiene una presencia central en el proyecto. La arquitectura del sistema no solo sigue el patrón MVC, sino que añade capas adicionales de repositorios y servicios, separando claramente la lógica de acceso a datos de la lógica de negocio. La persistencia se implementa mediante JPA/Hibernate,</w:t>
+      </w:r>
+      <w:r>
+        <w:t xml:space="preserve"> mapeando cada clase del modelo a su tabla correspondiente en MySQL. Se han creado repositorios específicos para cada entidad, con métodos de búsqueda </w:t>
+      </w:r>
+      <w:r>
+        <w:t xml:space="preserve">personalizados. </w:t>
+      </w:r>
+    </w:p>
+    <w:p>
+      <w:r>
+        <w:rPr>
+          <w:b/>
+          <w:bCs/>
+        </w:rPr>
+        <w:t>Desarrollo de Interfaces</w:t>
+      </w:r>
+      <w:r>
+        <w:t xml:space="preserve"> Este módulo se refleja en múltiples aspectos del proyecto.</w:t>
+      </w:r>
+      <w:r>
+        <w:t xml:space="preserve"> </w:t>
+      </w:r>
+      <w:r>
+        <w:t xml:space="preserve">Las interfaces gráficas de escritorio han sido desarrolladas con JavaFX, usando ficheros FXML diseñados con </w:t>
+      </w:r>
+      <w:proofErr w:type="spellStart"/>
+      <w:r>
+        <w:t>Scene</w:t>
+      </w:r>
+      <w:proofErr w:type="spellEnd"/>
+      <w:r>
+        <w:t xml:space="preserve"> Builder, siguiendo una guía de estilos coherente con paleta de colores, tipografía y estilos CSS definidos.</w:t>
+      </w:r>
+      <w:r>
+        <w:t xml:space="preserve"> Se ha desarrollado un componente personalizado (</w:t>
+      </w:r>
+      <w:proofErr w:type="spellStart"/>
+      <w:r>
+        <w:t>PasswordFieldValidado</w:t>
+      </w:r>
+      <w:proofErr w:type="spellEnd"/>
+      <w:r>
+        <w:t xml:space="preserve">) que añade validación visual en tiempo real mediante borde rojo o verde, empaquetado como JAR e integrado en </w:t>
+      </w:r>
+      <w:proofErr w:type="spellStart"/>
+      <w:r>
+        <w:t>SceneBuilder</w:t>
+      </w:r>
+      <w:proofErr w:type="spellEnd"/>
+      <w:r>
+        <w:t>. Además,</w:t>
+      </w:r>
+      <w:r>
+        <w:t xml:space="preserve"> </w:t>
+      </w:r>
+      <w:r>
+        <w:t>se ha integrado una librería externa de calendario para la pantalla del perfil Estudiante, permitiendo visualizar las faltas de asistencia de forma gráfica sobre un calendario mensual. Esto demuestra la capacidad de incorporar y adaptar componentes de terceros al proyecto.</w:t>
+      </w:r>
+      <w:r>
+        <w:t xml:space="preserve">  El layout de cada pantalla ha sido diseñado con criterios de usabilidad y accesibilidad, usando los contenedores más adecuados según cada vista. Además, el código fuente está documentado mediante comentarios Javadoc, y la aplicación incluye un sistema de ayuda para orientar al usuario en cada pantalla.</w:t>
+      </w:r>
+    </w:p>
+    <w:p>
+      <w:r>
+        <w:rPr>
+          <w:b/>
+          <w:bCs/>
+        </w:rPr>
+        <w:t>Programación Multimedia y Dispositivos Móviles</w:t>
+      </w:r>
+      <w:r>
+        <w:t xml:space="preserve"> Este módulo se refleja en el desarrollo de la aplicación móvil Android para el perfil Estudiante, implementada con </w:t>
+      </w:r>
+      <w:proofErr w:type="spellStart"/>
+      <w:r>
+        <w:t>Kotlin</w:t>
+      </w:r>
+      <w:proofErr w:type="spellEnd"/>
+      <w:r>
+        <w:t xml:space="preserve"> y Android SDK. La aplicación permite al estudiante consultar los datos de su FCT, ver sus faltas de asistencia y subir justificantes desde su dispositivo móvil, siguiendo las convenciones de diseño de Material </w:t>
+      </w:r>
+      <w:proofErr w:type="spellStart"/>
+      <w:r>
+        <w:t>Design</w:t>
+      </w:r>
+      <w:proofErr w:type="spellEnd"/>
+      <w:r>
+        <w:t>.</w:t>
+      </w:r>
+    </w:p>
+    <w:p>
+      <w:pPr>
+        <w:rPr>
+          <w:rFonts w:cs="Courier New"/>
+        </w:rPr>
+      </w:pPr>
+      <w:r>
+        <w:rPr>
+          <w:b/>
+          <w:bCs/>
+        </w:rPr>
         <w:lastRenderedPageBreak/>
-        <w:t>Programación Multimedia y Dispositivos Móviles: para la App de Estudiante.</w:t>
-      </w:r>
-    </w:p>
-    <w:p>
-      <w:pPr>
-        <w:pStyle w:val="Prrafodelista"/>
-        <w:numPr>
-          <w:ilvl w:val="0"/>
-          <w:numId w:val="6"/>
-        </w:numPr>
-      </w:pPr>
-      <w:r>
-        <w:t>Desarrollo de Interfaces: para la creación de las GUI de escritorio.</w:t>
-      </w:r>
-    </w:p>
-    <w:p>
-      <w:pPr>
-        <w:pStyle w:val="Prrafodelista"/>
-        <w:numPr>
-          <w:ilvl w:val="0"/>
-          <w:numId w:val="6"/>
-        </w:numPr>
-      </w:pPr>
-      <w:r>
-        <w:t>Acceso a Datos: para la persistencia de la información en la base de datos.</w:t>
-      </w:r>
-    </w:p>
-    <w:p>
-      <w:pPr>
-        <w:pStyle w:val="Prrafodelista"/>
-        <w:numPr>
-          <w:ilvl w:val="0"/>
-          <w:numId w:val="6"/>
-        </w:numPr>
-      </w:pPr>
-      <w:r>
-        <w:t>Sistemas de Gestión Empresarial: para la estructura de administración.</w:t>
-      </w:r>
-    </w:p>
-    <w:p>
-      <w:pPr>
-        <w:pStyle w:val="Prrafodelista"/>
-        <w:numPr>
-          <w:ilvl w:val="0"/>
-          <w:numId w:val="6"/>
-        </w:numPr>
-      </w:pPr>
-      <w:r>
-        <w:t>Programación</w:t>
-      </w:r>
-      <w:r>
-        <w:t xml:space="preserve"> de Servicios y Procesos:</w:t>
-      </w:r>
-      <w:r>
-        <w:t xml:space="preserve"> para el proceso de recuperación de contraseñas</w:t>
-      </w:r>
-    </w:p>
+        <w:t>Programación de Servicios y Procesos</w:t>
+      </w:r>
+      <w:r>
+        <w:t xml:space="preserve"> Los contenidos de este módulo se aplican en varios aspectos del proyecto relacionados con la seguridad.</w:t>
+      </w:r>
+      <w:r>
+        <w:t xml:space="preserve"> </w:t>
+      </w:r>
+      <w:r>
+        <w:t>El almacenamiento de contraseñas se realiza de forma segura mediante el algoritmo de hash BCrypt,</w:t>
+      </w:r>
+      <w:r>
+        <w:t xml:space="preserve"> implementado en la clase </w:t>
+      </w:r>
+      <w:r>
+        <w:rPr>
+          <w:rFonts w:ascii="Courier New" w:hAnsi="Courier New" w:cs="Courier New"/>
+        </w:rPr>
+        <w:t>Validador</w:t>
+      </w:r>
+      <w:r>
+        <w:t xml:space="preserve"> con el método </w:t>
+      </w:r>
+      <w:proofErr w:type="spellStart"/>
+      <w:r>
+        <w:rPr>
+          <w:rFonts w:ascii="Courier New" w:hAnsi="Courier New" w:cs="Courier New"/>
+        </w:rPr>
+        <w:t>hashPassword</w:t>
+      </w:r>
+      <w:proofErr w:type="spellEnd"/>
+      <w:r>
+        <w:rPr>
+          <w:rFonts w:ascii="Courier New" w:hAnsi="Courier New" w:cs="Courier New"/>
+        </w:rPr>
+        <w:t>()</w:t>
+      </w:r>
+      <w:r>
+        <w:t xml:space="preserve"> y verificado con el método </w:t>
+      </w:r>
+      <w:proofErr w:type="spellStart"/>
+      <w:r>
+        <w:rPr>
+          <w:rFonts w:ascii="Courier New" w:hAnsi="Courier New" w:cs="Courier New"/>
+        </w:rPr>
+        <w:t>verificarPassword</w:t>
+      </w:r>
+      <w:proofErr w:type="spellEnd"/>
+      <w:r>
+        <w:rPr>
+          <w:rFonts w:ascii="Courier New" w:hAnsi="Courier New" w:cs="Courier New"/>
+        </w:rPr>
+        <w:t>(</w:t>
+      </w:r>
+      <w:r>
+        <w:rPr>
+          <w:rFonts w:ascii="Courier New" w:hAnsi="Courier New" w:cs="Courier New"/>
+        </w:rPr>
+        <w:t>)</w:t>
+      </w:r>
+      <w:r>
+        <w:rPr>
+          <w:rFonts w:cs="Courier New"/>
+        </w:rPr>
+        <w:t xml:space="preserve">, </w:t>
+      </w:r>
+      <w:r>
+        <w:rPr>
+          <w:rFonts w:cs="Courier New"/>
+        </w:rPr>
+        <w:t>garantizando que las contraseñas nunca se almacenan en texto plano.</w:t>
+      </w:r>
+      <w:r>
+        <w:t xml:space="preserve"> </w:t>
+      </w:r>
+      <w:r>
+        <w:rPr>
+          <w:rFonts w:cs="Courier New"/>
+        </w:rPr>
+        <w:t>Además, el mecanismo de recuperación de contraseña, que implica la generación y envío de credenciales temporales, es otro elemento directamente relacionado con estos contenidos.</w:t>
+      </w:r>
+    </w:p>
+    <w:p>
+      <w:r>
+        <w:rPr>
+          <w:b/>
+          <w:bCs/>
+        </w:rPr>
+        <w:t xml:space="preserve">Sistemas de Gestión Empresarial </w:t>
+      </w:r>
+      <w:r>
+        <w:t>En este módulo se estudió el funcionamiento de sistemas ERP como Odoo, donde la gestión de usuarios con distintos roles y niveles de acceso es un concepto central. Esta misma lógica se aplica en Gestiona, donde los cuatro perfiles de usuario (Administrador, Profesor, Tutor de Empresa y Estudiante) tienen acceso únicamente a las funcionalidad</w:t>
+      </w:r>
+      <w:r>
+        <w:rPr>
+          <w:rFonts w:cs="Calibri"/>
+        </w:rPr>
+        <w:t>es que les corresponden, de forma similar a como se configuran</w:t>
+      </w:r>
+      <w:r>
+        <w:t xml:space="preserve"> los permisos en un ERP. Además, la división del sistema en módulos funcionales por rol —cada perfil tiene su propio menú y conjunto de operaciones— refleja la estructura modular característica de este tipo de sistemas empresariales.</w:t>
+      </w:r>
+    </w:p>
+    <w:p/>
+    <w:p/>
     <w:p>
       <w:pPr>
         <w:pStyle w:val="Ttulo2"/>
@@ -12502,11 +12932,11 @@
           <w:numId w:val="2"/>
         </w:numPr>
       </w:pPr>
-      <w:bookmarkStart w:id="81" w:name="_Toc229950024"/>
+      <w:bookmarkStart w:id="79" w:name="_Toc230171262"/>
       <w:r>
         <w:t>CONCLUSIONES</w:t>
       </w:r>
-      <w:bookmarkEnd w:id="81"/>
+      <w:bookmarkEnd w:id="79"/>
     </w:p>
     <w:p>
       <w:r>
@@ -12521,11 +12951,11 @@
           <w:numId w:val="2"/>
         </w:numPr>
       </w:pPr>
-      <w:bookmarkStart w:id="82" w:name="_Toc229950025"/>
+      <w:bookmarkStart w:id="80" w:name="_Toc230171263"/>
       <w:r>
         <w:t>DESPLIEGUE DE LA APLICACIÓN</w:t>
       </w:r>
-      <w:bookmarkEnd w:id="82"/>
+      <w:bookmarkEnd w:id="80"/>
     </w:p>
     <w:p>
       <w:r>
@@ -12552,15 +12982,18 @@
           <w:szCs w:val="32"/>
         </w:rPr>
       </w:pPr>
-      <w:bookmarkStart w:id="83" w:name="_Toc210123182"/>
-      <w:bookmarkStart w:id="84" w:name="_Toc210123309"/>
-      <w:bookmarkStart w:id="85" w:name="_Toc210124640"/>
-      <w:bookmarkStart w:id="86" w:name="_Toc210125398"/>
-      <w:bookmarkStart w:id="87" w:name="_Toc221907974"/>
-      <w:bookmarkStart w:id="88" w:name="_Toc221908771"/>
-      <w:bookmarkStart w:id="89" w:name="_Toc227856010"/>
-      <w:bookmarkStart w:id="90" w:name="_Toc227865348"/>
-      <w:bookmarkStart w:id="91" w:name="_Toc229950026"/>
+      <w:bookmarkStart w:id="81" w:name="_Toc210123182"/>
+      <w:bookmarkStart w:id="82" w:name="_Toc210123309"/>
+      <w:bookmarkStart w:id="83" w:name="_Toc210124640"/>
+      <w:bookmarkStart w:id="84" w:name="_Toc210125398"/>
+      <w:bookmarkStart w:id="85" w:name="_Toc221907974"/>
+      <w:bookmarkStart w:id="86" w:name="_Toc221908771"/>
+      <w:bookmarkStart w:id="87" w:name="_Toc227856010"/>
+      <w:bookmarkStart w:id="88" w:name="_Toc227865348"/>
+      <w:bookmarkStart w:id="89" w:name="_Toc229950026"/>
+      <w:bookmarkStart w:id="90" w:name="_Toc230171264"/>
+      <w:bookmarkEnd w:id="81"/>
+      <w:bookmarkEnd w:id="82"/>
       <w:bookmarkEnd w:id="83"/>
       <w:bookmarkEnd w:id="84"/>
       <w:bookmarkEnd w:id="85"/>
@@ -12569,7 +13002,6 @@
       <w:bookmarkEnd w:id="88"/>
       <w:bookmarkEnd w:id="89"/>
       <w:bookmarkEnd w:id="90"/>
-      <w:bookmarkEnd w:id="91"/>
     </w:p>
     <w:p>
       <w:pPr>
@@ -12591,15 +13023,17 @@
           <w:szCs w:val="32"/>
         </w:rPr>
       </w:pPr>
-      <w:bookmarkStart w:id="92" w:name="_Toc210123183"/>
-      <w:bookmarkStart w:id="93" w:name="_Toc210123310"/>
-      <w:bookmarkStart w:id="94" w:name="_Toc210124641"/>
-      <w:bookmarkStart w:id="95" w:name="_Toc210125399"/>
-      <w:bookmarkStart w:id="96" w:name="_Toc221907975"/>
-      <w:bookmarkStart w:id="97" w:name="_Toc221908772"/>
-      <w:bookmarkStart w:id="98" w:name="_Toc227856011"/>
-      <w:bookmarkStart w:id="99" w:name="_Toc227865349"/>
-      <w:bookmarkStart w:id="100" w:name="_Toc229950027"/>
+      <w:bookmarkStart w:id="91" w:name="_Toc210123183"/>
+      <w:bookmarkStart w:id="92" w:name="_Toc210123310"/>
+      <w:bookmarkStart w:id="93" w:name="_Toc210124641"/>
+      <w:bookmarkStart w:id="94" w:name="_Toc210125399"/>
+      <w:bookmarkStart w:id="95" w:name="_Toc221907975"/>
+      <w:bookmarkStart w:id="96" w:name="_Toc221908772"/>
+      <w:bookmarkStart w:id="97" w:name="_Toc227856011"/>
+      <w:bookmarkStart w:id="98" w:name="_Toc227865349"/>
+      <w:bookmarkStart w:id="99" w:name="_Toc229950027"/>
+      <w:bookmarkStart w:id="100" w:name="_Toc230171265"/>
+      <w:bookmarkEnd w:id="91"/>
       <w:bookmarkEnd w:id="92"/>
       <w:bookmarkEnd w:id="93"/>
       <w:bookmarkEnd w:id="94"/>
@@ -12639,6 +13073,7 @@
       <w:bookmarkStart w:id="107" w:name="_Toc227856012"/>
       <w:bookmarkStart w:id="108" w:name="_Toc227865350"/>
       <w:bookmarkStart w:id="109" w:name="_Toc229950028"/>
+      <w:bookmarkStart w:id="110" w:name="_Toc230171266"/>
       <w:bookmarkEnd w:id="101"/>
       <w:bookmarkEnd w:id="102"/>
       <w:bookmarkEnd w:id="103"/>
@@ -12648,6 +13083,7 @@
       <w:bookmarkEnd w:id="107"/>
       <w:bookmarkEnd w:id="108"/>
       <w:bookmarkEnd w:id="109"/>
+      <w:bookmarkEnd w:id="110"/>
     </w:p>
     <w:p>
       <w:pPr>
@@ -12657,11 +13093,11 @@
           <w:numId w:val="3"/>
         </w:numPr>
       </w:pPr>
-      <w:bookmarkStart w:id="110" w:name="_Toc229950029"/>
+      <w:bookmarkStart w:id="111" w:name="_Toc230171267"/>
       <w:r>
         <w:t>INSTALACIÓN</w:t>
       </w:r>
-      <w:bookmarkEnd w:id="110"/>
+      <w:bookmarkEnd w:id="111"/>
     </w:p>
     <w:p>
       <w:r>
@@ -12676,16 +13112,36 @@
           <w:numId w:val="2"/>
         </w:numPr>
       </w:pPr>
-      <w:bookmarkStart w:id="111" w:name="_Toc229950030"/>
+      <w:bookmarkStart w:id="112" w:name="_Toc230171268"/>
       <w:r>
         <w:t>GUÍA DE ESTILOS Y MANUAL DE USUARIO</w:t>
       </w:r>
-      <w:bookmarkEnd w:id="111"/>
+      <w:bookmarkEnd w:id="112"/>
     </w:p>
     <w:p>
       <w:r>
         <w:t>En este apartado se describen los estilos que utiliza la aplicación en sus diferentes variables.</w:t>
       </w:r>
+      <w:bookmarkStart w:id="113" w:name="_Toc210123187"/>
+      <w:bookmarkStart w:id="114" w:name="_Toc210123314"/>
+      <w:bookmarkStart w:id="115" w:name="_Toc210124645"/>
+      <w:bookmarkStart w:id="116" w:name="_Toc210125403"/>
+      <w:bookmarkStart w:id="117" w:name="_Toc221907979"/>
+      <w:bookmarkStart w:id="118" w:name="_Toc221908776"/>
+      <w:bookmarkStart w:id="119" w:name="_Toc227856015"/>
+      <w:bookmarkStart w:id="120" w:name="_Toc227865353"/>
+      <w:bookmarkStart w:id="121" w:name="_Toc229950031"/>
+      <w:bookmarkStart w:id="122" w:name="_Toc230171269"/>
+      <w:bookmarkEnd w:id="113"/>
+      <w:bookmarkEnd w:id="114"/>
+      <w:bookmarkEnd w:id="115"/>
+      <w:bookmarkEnd w:id="116"/>
+      <w:bookmarkEnd w:id="117"/>
+      <w:bookmarkEnd w:id="118"/>
+      <w:bookmarkEnd w:id="119"/>
+      <w:bookmarkEnd w:id="120"/>
+      <w:bookmarkEnd w:id="121"/>
+      <w:bookmarkEnd w:id="122"/>
     </w:p>
     <w:p>
       <w:pPr>
@@ -12707,24 +13163,6 @@
           <w:szCs w:val="32"/>
         </w:rPr>
       </w:pPr>
-      <w:bookmarkStart w:id="112" w:name="_Toc210123187"/>
-      <w:bookmarkStart w:id="113" w:name="_Toc210123314"/>
-      <w:bookmarkStart w:id="114" w:name="_Toc210124645"/>
-      <w:bookmarkStart w:id="115" w:name="_Toc210125403"/>
-      <w:bookmarkStart w:id="116" w:name="_Toc221907979"/>
-      <w:bookmarkStart w:id="117" w:name="_Toc221908776"/>
-      <w:bookmarkStart w:id="118" w:name="_Toc227856015"/>
-      <w:bookmarkStart w:id="119" w:name="_Toc227865353"/>
-      <w:bookmarkStart w:id="120" w:name="_Toc229950031"/>
-      <w:bookmarkEnd w:id="112"/>
-      <w:bookmarkEnd w:id="113"/>
-      <w:bookmarkEnd w:id="114"/>
-      <w:bookmarkEnd w:id="115"/>
-      <w:bookmarkEnd w:id="116"/>
-      <w:bookmarkEnd w:id="117"/>
-      <w:bookmarkEnd w:id="118"/>
-      <w:bookmarkEnd w:id="119"/>
-      <w:bookmarkEnd w:id="120"/>
     </w:p>
     <w:p>
       <w:pPr>
@@ -12734,22 +13172,22 @@
           <w:numId w:val="3"/>
         </w:numPr>
       </w:pPr>
-      <w:bookmarkStart w:id="121" w:name="_Toc229950032"/>
+      <w:bookmarkStart w:id="123" w:name="_Toc230171270"/>
       <w:r>
         <w:t>GUÍA DE ESTILOS</w:t>
       </w:r>
-      <w:bookmarkEnd w:id="121"/>
+      <w:bookmarkEnd w:id="123"/>
     </w:p>
     <w:p>
       <w:pPr>
         <w:pStyle w:val="Ttulo3"/>
         <w:ind w:left="360"/>
       </w:pPr>
-      <w:bookmarkStart w:id="122" w:name="_Toc229950033"/>
+      <w:bookmarkStart w:id="124" w:name="_Toc230171271"/>
       <w:r>
         <w:t>10.1.1. PALETA DE COLORES</w:t>
       </w:r>
-      <w:bookmarkEnd w:id="122"/>
+      <w:bookmarkEnd w:id="124"/>
     </w:p>
     <w:p>
       <w:pPr>
@@ -12871,6 +13309,146 @@
       <w:r>
         <w:rPr>
           <w:noProof/>
+        </w:rPr>
+        <mc:AlternateContent>
+          <mc:Choice Requires="wps">
+            <w:drawing>
+              <wp:anchor distT="0" distB="0" distL="114300" distR="114300" simplePos="0" relativeHeight="251665412" behindDoc="0" locked="0" layoutInCell="1" allowOverlap="1" wp14:anchorId="2750FC6C" wp14:editId="3000F73D">
+                <wp:simplePos x="0" y="0"/>
+                <wp:positionH relativeFrom="column">
+                  <wp:posOffset>5145405</wp:posOffset>
+                </wp:positionH>
+                <wp:positionV relativeFrom="paragraph">
+                  <wp:posOffset>3234690</wp:posOffset>
+                </wp:positionV>
+                <wp:extent cx="1517650" cy="635"/>
+                <wp:effectExtent l="0" t="0" r="0" b="0"/>
+                <wp:wrapSquare wrapText="bothSides"/>
+                <wp:docPr id="1167116793" name="Cuadro de texto 1"/>
+                <wp:cNvGraphicFramePr/>
+                <a:graphic xmlns:a="http://schemas.openxmlformats.org/drawingml/2006/main">
+                  <a:graphicData uri="http://schemas.microsoft.com/office/word/2010/wordprocessingShape">
+                    <wps:wsp>
+                      <wps:cNvSpPr txBox="1"/>
+                      <wps:spPr>
+                        <a:xfrm>
+                          <a:off x="0" y="0"/>
+                          <a:ext cx="1517650" cy="635"/>
+                        </a:xfrm>
+                        <a:prstGeom prst="rect">
+                          <a:avLst/>
+                        </a:prstGeom>
+                        <a:solidFill>
+                          <a:prstClr val="white"/>
+                        </a:solidFill>
+                        <a:ln>
+                          <a:noFill/>
+                        </a:ln>
+                      </wps:spPr>
+                      <wps:txbx>
+                        <w:txbxContent>
+                          <w:p>
+                            <w:pPr>
+                              <w:pStyle w:val="Descripcin"/>
+                              <w:rPr>
+                                <w:noProof/>
+                                <w:sz w:val="22"/>
+                                <w:szCs w:val="22"/>
+                              </w:rPr>
+                            </w:pPr>
+                            <w:bookmarkStart w:id="125" w:name="_Toc230033120"/>
+                            <w:r>
+                              <w:t xml:space="preserve">Figura </w:t>
+                            </w:r>
+                            <w:r>
+                              <w:fldChar w:fldCharType="begin"/>
+                            </w:r>
+                            <w:r>
+                              <w:instrText xml:space="preserve"> SEQ Figura \* ARABIC </w:instrText>
+                            </w:r>
+                            <w:r>
+                              <w:fldChar w:fldCharType="separate"/>
+                            </w:r>
+                            <w:r>
+                              <w:rPr>
+                                <w:noProof/>
+                              </w:rPr>
+                              <w:t>13</w:t>
+                            </w:r>
+                            <w:r>
+                              <w:fldChar w:fldCharType="end"/>
+                            </w:r>
+                            <w:r>
+                              <w:t>. Paleta colores</w:t>
+                            </w:r>
+                            <w:bookmarkEnd w:id="125"/>
+                          </w:p>
+                        </w:txbxContent>
+                      </wps:txbx>
+                      <wps:bodyPr rot="0" spcFirstLastPara="0" vertOverflow="overflow" horzOverflow="overflow" vert="horz" wrap="square" lIns="0" tIns="0" rIns="0" bIns="0" numCol="1" spcCol="0" rtlCol="0" fromWordArt="0" anchor="t" anchorCtr="0" forceAA="0" compatLnSpc="1">
+                        <a:prstTxWarp prst="textNoShape">
+                          <a:avLst/>
+                        </a:prstTxWarp>
+                        <a:spAutoFit/>
+                      </wps:bodyPr>
+                    </wps:wsp>
+                  </a:graphicData>
+                </a:graphic>
+              </wp:anchor>
+            </w:drawing>
+          </mc:Choice>
+          <mc:Fallback>
+            <w:pict>
+              <v:shape w14:anchorId="2750FC6C" id="_x0000_s1032" type="#_x0000_t202" style="position:absolute;margin-left:405.15pt;margin-top:254.7pt;width:119.5pt;height:.05pt;z-index:251665412;visibility:visible;mso-wrap-style:square;mso-wrap-distance-left:9pt;mso-wrap-distance-top:0;mso-wrap-distance-right:9pt;mso-wrap-distance-bottom:0;mso-position-horizontal:absolute;mso-position-horizontal-relative:text;mso-position-vertical:absolute;mso-position-vertical-relative:text;v-text-anchor:top" o:gfxdata="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" stroked="f">
+                <v:textbox style="mso-fit-shape-to-text:t" inset="0,0,0,0">
+                  <w:txbxContent>
+                    <w:p>
+                      <w:pPr>
+                        <w:pStyle w:val="Descripcin"/>
+                        <w:rPr>
+                          <w:noProof/>
+                          <w:sz w:val="22"/>
+                          <w:szCs w:val="22"/>
+                        </w:rPr>
+                      </w:pPr>
+                      <w:bookmarkStart w:id="126" w:name="_Toc230033120"/>
+                      <w:r>
+                        <w:t xml:space="preserve">Figura </w:t>
+                      </w:r>
+                      <w:r>
+                        <w:fldChar w:fldCharType="begin"/>
+                      </w:r>
+                      <w:r>
+                        <w:instrText xml:space="preserve"> SEQ Figura \* ARABIC </w:instrText>
+                      </w:r>
+                      <w:r>
+                        <w:fldChar w:fldCharType="separate"/>
+                      </w:r>
+                      <w:r>
+                        <w:rPr>
+                          <w:noProof/>
+                        </w:rPr>
+                        <w:t>13</w:t>
+                      </w:r>
+                      <w:r>
+                        <w:fldChar w:fldCharType="end"/>
+                      </w:r>
+                      <w:r>
+                        <w:t>. Paleta colores</w:t>
+                      </w:r>
+                      <w:bookmarkEnd w:id="126"/>
+                    </w:p>
+                  </w:txbxContent>
+                </v:textbox>
+                <w10:wrap type="square"/>
+              </v:shape>
+            </w:pict>
+          </mc:Fallback>
+        </mc:AlternateContent>
+      </w:r>
+      <w:r>
+        <w:rPr>
+          <w:noProof/>
           <w:color w:val="EE0000"/>
           <w:u w:val="single"/>
         </w:rPr>
@@ -12898,7 +13476,7 @@
                     <pic:cNvPicPr/>
                   </pic:nvPicPr>
                   <pic:blipFill>
-                    <a:blip r:embed="rId26" cstate="print">
+                    <a:blip r:embed="rId28" cstate="print">
                       <a:extLst>
                         <a:ext uri="{28A0092B-C50C-407E-A947-70E740481C1C}">
                           <a14:useLocalDpi xmlns:a14="http://schemas.microsoft.com/office/drawing/2010/main" val="0"/>
@@ -13425,7 +14003,7 @@
           </mc:Choice>
           <mc:Fallback>
             <w:pict>
-              <v:shape w14:anchorId="415FCCAF" id="_x0000_s1032" type="#_x0000_t202" style="position:absolute;margin-left:423.45pt;margin-top:4.15pt;width:101.2pt;height:22.7pt;z-index:251661316;visibility:visible;mso-wrap-style:square;mso-width-percent:0;mso-height-percent:0;mso-wrap-distance-left:9pt;mso-wrap-distance-top:0;mso-wrap-distance-right:9pt;mso-wrap-distance-bottom:0;mso-position-horizontal:absolute;mso-position-horizontal-relative:text;mso-position-vertical:absolute;mso-position-vertical-relative:text;mso-width-percent:0;mso-height-percent:0;mso-width-relative:margin;mso-height-relative:margin;v-text-anchor:top" o:gfxdata="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" stroked="f">
+              <v:shape w14:anchorId="415FCCAF" id="_x0000_s1033" type="#_x0000_t202" style="position:absolute;margin-left:423.45pt;margin-top:4.15pt;width:101.2pt;height:22.7pt;z-index:251661316;visibility:visible;mso-wrap-style:square;mso-width-percent:0;mso-height-percent:0;mso-wrap-distance-left:9pt;mso-wrap-distance-top:0;mso-wrap-distance-right:9pt;mso-wrap-distance-bottom:0;mso-position-horizontal:absolute;mso-position-horizontal-relative:text;mso-position-vertical:absolute;mso-position-vertical-relative:text;mso-width-percent:0;mso-height-percent:0;mso-width-relative:margin;mso-height-relative:margin;v-text-anchor:top" o:gfxdata="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" stroked="f">
                 <v:textbox inset="0,0,0,0">
                   <w:txbxContent>
                     <w:p>
@@ -13456,14 +14034,14 @@
       <w:pPr>
         <w:pStyle w:val="Ttulo3"/>
       </w:pPr>
-      <w:bookmarkStart w:id="123" w:name="_Toc229950034"/>
+      <w:bookmarkStart w:id="127" w:name="_Toc230171272"/>
       <w:r>
         <w:t xml:space="preserve">10.1.2. </w:t>
       </w:r>
       <w:r>
         <w:t>Tipografía</w:t>
       </w:r>
-      <w:bookmarkEnd w:id="123"/>
+      <w:bookmarkEnd w:id="127"/>
     </w:p>
     <w:p>
       <w:r>
@@ -13501,14 +14079,14 @@
       <w:pPr>
         <w:pStyle w:val="Ttulo3"/>
       </w:pPr>
-      <w:bookmarkStart w:id="124" w:name="_Toc229950035"/>
+      <w:bookmarkStart w:id="128" w:name="_Toc230171273"/>
       <w:r>
         <w:t xml:space="preserve">10.1.3. </w:t>
       </w:r>
       <w:r>
         <w:t>Clases CSS definidas</w:t>
       </w:r>
-      <w:bookmarkEnd w:id="124"/>
+      <w:bookmarkEnd w:id="128"/>
     </w:p>
     <w:p>
       <w:r>
@@ -13559,6 +14137,8 @@
     <w:tbl>
       <w:tblPr>
         <w:tblStyle w:val="Tablaconcuadrcula4-nfasis1"/>
+        <w:tblpPr w:leftFromText="141" w:rightFromText="141" w:vertAnchor="text" w:tblpY="1"/>
+        <w:tblOverlap w:val="never"/>
         <w:tblW w:w="9200" w:type="dxa"/>
         <w:tblLook w:val="04A0" w:firstRow="1" w:lastRow="0" w:firstColumn="1" w:lastColumn="0" w:noHBand="0" w:noVBand="1"/>
       </w:tblPr>
@@ -13615,13 +14195,8 @@
             <w:pPr>
               <w:spacing w:after="160" w:line="259" w:lineRule="auto"/>
             </w:pPr>
-            <w:proofErr w:type="gramStart"/>
-            <w:r>
-              <w:t>.fondo</w:t>
-            </w:r>
-            <w:proofErr w:type="gramEnd"/>
-            <w:r>
-              <w:t>-principal</w:t>
+            <w:r>
+              <w:t>.fondo-principal</w:t>
             </w:r>
           </w:p>
         </w:tc>
@@ -13652,13 +14227,8 @@
             <w:pPr>
               <w:spacing w:after="160" w:line="259" w:lineRule="auto"/>
             </w:pPr>
-            <w:proofErr w:type="gramStart"/>
-            <w:r>
-              <w:t>.fondo</w:t>
-            </w:r>
-            <w:proofErr w:type="gramEnd"/>
-            <w:r>
-              <w:t>-</w:t>
+            <w:r>
+              <w:t>.fondo-</w:t>
             </w:r>
             <w:proofErr w:type="spellStart"/>
             <w:r>
@@ -13697,7 +14267,6 @@
             <w:pPr>
               <w:spacing w:after="160" w:line="259" w:lineRule="auto"/>
             </w:pPr>
-            <w:proofErr w:type="gramStart"/>
             <w:r>
               <w:t>.</w:t>
             </w:r>
@@ -13706,7 +14275,6 @@
               <w:t>btn</w:t>
             </w:r>
             <w:proofErr w:type="spellEnd"/>
-            <w:proofErr w:type="gramEnd"/>
             <w:r>
               <w:t>-primario</w:t>
             </w:r>
@@ -13739,24 +14307,14 @@
             <w:pPr>
               <w:spacing w:after="160" w:line="259" w:lineRule="auto"/>
             </w:pPr>
-            <w:proofErr w:type="gramStart"/>
             <w:r>
               <w:t>.</w:t>
             </w:r>
             <w:proofErr w:type="spellStart"/>
             <w:r>
-              <w:t>btn</w:t>
-            </w:r>
-            <w:proofErr w:type="gramEnd"/>
-            <w:r>
-              <w:t>-</w:t>
-            </w:r>
-            <w:proofErr w:type="gramStart"/>
-            <w:r>
-              <w:t>primario:hover</w:t>
+              <w:t>btn-primario:hover</w:t>
             </w:r>
             <w:proofErr w:type="spellEnd"/>
-            <w:proofErr w:type="gramEnd"/>
           </w:p>
         </w:tc>
         <w:tc>
@@ -13797,7 +14355,6 @@
             <w:pPr>
               <w:spacing w:after="160" w:line="259" w:lineRule="auto"/>
             </w:pPr>
-            <w:proofErr w:type="gramStart"/>
             <w:r>
               <w:t>.</w:t>
             </w:r>
@@ -13806,7 +14363,6 @@
               <w:t>btn</w:t>
             </w:r>
             <w:proofErr w:type="spellEnd"/>
-            <w:proofErr w:type="gramEnd"/>
             <w:r>
               <w:t>-peligro</w:t>
             </w:r>
@@ -13839,24 +14395,15 @@
             <w:pPr>
               <w:spacing w:after="160" w:line="259" w:lineRule="auto"/>
             </w:pPr>
-            <w:proofErr w:type="gramStart"/>
-            <w:r>
+            <w:r>
+              <w:lastRenderedPageBreak/>
               <w:t>.</w:t>
             </w:r>
             <w:proofErr w:type="spellStart"/>
             <w:r>
-              <w:t>btn</w:t>
-            </w:r>
-            <w:proofErr w:type="gramEnd"/>
-            <w:r>
-              <w:t>-</w:t>
-            </w:r>
-            <w:proofErr w:type="gramStart"/>
-            <w:r>
-              <w:t>peligro:hover</w:t>
+              <w:t>btn-peligro:hover</w:t>
             </w:r>
             <w:proofErr w:type="spellEnd"/>
-            <w:proofErr w:type="gramEnd"/>
           </w:p>
         </w:tc>
         <w:tc>
@@ -13897,13 +14444,8 @@
             <w:pPr>
               <w:spacing w:after="160" w:line="259" w:lineRule="auto"/>
             </w:pPr>
-            <w:proofErr w:type="gramStart"/>
-            <w:r>
-              <w:t>.titulo</w:t>
-            </w:r>
-            <w:proofErr w:type="gramEnd"/>
-            <w:r>
-              <w:t>-panel</w:t>
+            <w:r>
+              <w:t>.titulo-panel</w:t>
             </w:r>
           </w:p>
         </w:tc>
@@ -13934,17 +14476,12 @@
             <w:pPr>
               <w:spacing w:after="160" w:line="259" w:lineRule="auto"/>
             </w:pPr>
-            <w:proofErr w:type="gramStart"/>
             <w:r>
               <w:t>.</w:t>
             </w:r>
             <w:proofErr w:type="spellStart"/>
             <w:r>
-              <w:t>label</w:t>
-            </w:r>
-            <w:proofErr w:type="gramEnd"/>
-            <w:r>
-              <w:t>-menu</w:t>
+              <w:t>label-menu</w:t>
             </w:r>
             <w:proofErr w:type="spellEnd"/>
           </w:p>
@@ -13979,17 +14516,12 @@
             <w:pPr>
               <w:spacing w:after="160" w:line="259" w:lineRule="auto"/>
             </w:pPr>
-            <w:proofErr w:type="gramStart"/>
             <w:r>
               <w:t>.</w:t>
             </w:r>
             <w:proofErr w:type="spellStart"/>
             <w:r>
-              <w:t>btn</w:t>
-            </w:r>
-            <w:proofErr w:type="gramEnd"/>
-            <w:r>
-              <w:t>-menu</w:t>
+              <w:t>btn-menu</w:t>
             </w:r>
             <w:proofErr w:type="spellEnd"/>
           </w:p>
@@ -14021,24 +14553,14 @@
             <w:pPr>
               <w:spacing w:after="160" w:line="259" w:lineRule="auto"/>
             </w:pPr>
-            <w:proofErr w:type="gramStart"/>
             <w:r>
               <w:t>.</w:t>
             </w:r>
             <w:proofErr w:type="spellStart"/>
             <w:r>
-              <w:t>btn</w:t>
-            </w:r>
-            <w:proofErr w:type="gramEnd"/>
-            <w:r>
-              <w:t>-</w:t>
-            </w:r>
-            <w:proofErr w:type="gramStart"/>
-            <w:r>
-              <w:t>menu:hover</w:t>
+              <w:t>btn-menu:hover</w:t>
             </w:r>
             <w:proofErr w:type="spellEnd"/>
-            <w:proofErr w:type="gramEnd"/>
           </w:p>
         </w:tc>
         <w:tc>
@@ -14061,6 +14583,596 @@
             <w:proofErr w:type="spellEnd"/>
             <w:r>
               <w:t xml:space="preserve"> de los botones del menú. Fondo #4c85b9, texto blanco</w:t>
+            </w:r>
+          </w:p>
+        </w:tc>
+      </w:tr>
+      <w:tr>
+        <w:trPr>
+          <w:cnfStyle w:val="000000100000" w:firstRow="0" w:lastRow="0" w:firstColumn="0" w:lastColumn="0" w:oddVBand="0" w:evenVBand="0" w:oddHBand="1" w:evenHBand="0" w:firstRowFirstColumn="0" w:firstRowLastColumn="0" w:lastRowFirstColumn="0" w:lastRowLastColumn="0"/>
+        </w:trPr>
+        <w:tc>
+          <w:tcPr>
+            <w:cnfStyle w:val="001000000000" w:firstRow="0" w:lastRow="0" w:firstColumn="1" w:lastColumn="0" w:oddVBand="0" w:evenVBand="0" w:oddHBand="0" w:evenHBand="0" w:firstRowFirstColumn="0" w:firstRowLastColumn="0" w:lastRowFirstColumn="0" w:lastRowLastColumn="0"/>
+            <w:tcW w:w="2800" w:type="dxa"/>
+          </w:tcPr>
+          <w:p>
+            <w:r>
+              <w:t>.barra-superior</w:t>
+            </w:r>
+          </w:p>
+        </w:tc>
+        <w:tc>
+          <w:tcPr>
+            <w:tcW w:w="6400" w:type="dxa"/>
+          </w:tcPr>
+          <w:p>
+            <w:pPr>
+              <w:cnfStyle w:val="000000100000" w:firstRow="0" w:lastRow="0" w:firstColumn="0" w:lastColumn="0" w:oddVBand="0" w:evenVBand="0" w:oddHBand="1" w:evenHBand="0" w:firstRowFirstColumn="0" w:firstRowLastColumn="0" w:lastRowFirstColumn="0" w:lastRowLastColumn="0"/>
+            </w:pPr>
+            <w:r>
+              <w:t>Fondo de la barra superior de la aplicación. Color #18406a</w:t>
+            </w:r>
+          </w:p>
+        </w:tc>
+      </w:tr>
+      <w:tr>
+        <w:tc>
+          <w:tcPr>
+            <w:cnfStyle w:val="001000000000" w:firstRow="0" w:lastRow="0" w:firstColumn="1" w:lastColumn="0" w:oddVBand="0" w:evenVBand="0" w:oddHBand="0" w:evenHBand="0" w:firstRowFirstColumn="0" w:firstRowLastColumn="0" w:lastRowFirstColumn="0" w:lastRowLastColumn="0"/>
+            <w:tcW w:w="2800" w:type="dxa"/>
+          </w:tcPr>
+          <w:p>
+            <w:r>
+              <w:t>.</w:t>
+            </w:r>
+            <w:proofErr w:type="spellStart"/>
+            <w:r>
+              <w:t>label</w:t>
+            </w:r>
+            <w:proofErr w:type="spellEnd"/>
+            <w:r>
+              <w:t>-rol</w:t>
+            </w:r>
+            <w:r>
+              <w:t xml:space="preserve"> </w:t>
+            </w:r>
+          </w:p>
+        </w:tc>
+        <w:tc>
+          <w:tcPr>
+            <w:tcW w:w="6400" w:type="dxa"/>
+          </w:tcPr>
+          <w:p>
+            <w:pPr>
+              <w:cnfStyle w:val="000000000000" w:firstRow="0" w:lastRow="0" w:firstColumn="0" w:lastColumn="0" w:oddVBand="0" w:evenVBand="0" w:oddHBand="0" w:evenHBand="0" w:firstRowFirstColumn="0" w:firstRowLastColumn="0" w:lastRowFirstColumn="0" w:lastRowLastColumn="0"/>
+            </w:pPr>
+            <w:r>
+              <w:t>Etiqueta que muestra el rol del usuario activo. Color #44cbea, tamaño 12px</w:t>
+            </w:r>
+          </w:p>
+        </w:tc>
+      </w:tr>
+      <w:tr>
+        <w:trPr>
+          <w:cnfStyle w:val="000000100000" w:firstRow="0" w:lastRow="0" w:firstColumn="0" w:lastColumn="0" w:oddVBand="0" w:evenVBand="0" w:oddHBand="1" w:evenHBand="0" w:firstRowFirstColumn="0" w:firstRowLastColumn="0" w:lastRowFirstColumn="0" w:lastRowLastColumn="0"/>
+        </w:trPr>
+        <w:tc>
+          <w:tcPr>
+            <w:cnfStyle w:val="001000000000" w:firstRow="0" w:lastRow="0" w:firstColumn="1" w:lastColumn="0" w:oddVBand="0" w:evenVBand="0" w:oddHBand="0" w:evenHBand="0" w:firstRowFirstColumn="0" w:firstRowLastColumn="0" w:lastRowFirstColumn="0" w:lastRowLastColumn="0"/>
+            <w:tcW w:w="2800" w:type="dxa"/>
+          </w:tcPr>
+          <w:p>
+            <w:r>
+              <w:t>.</w:t>
+            </w:r>
+            <w:proofErr w:type="spellStart"/>
+            <w:r>
+              <w:t>label</w:t>
+            </w:r>
+            <w:proofErr w:type="spellEnd"/>
+            <w:r>
+              <w:t>-nombre-usuario</w:t>
+            </w:r>
+            <w:r>
+              <w:t xml:space="preserve"> </w:t>
+            </w:r>
+          </w:p>
+        </w:tc>
+        <w:tc>
+          <w:tcPr>
+            <w:tcW w:w="6400" w:type="dxa"/>
+          </w:tcPr>
+          <w:p>
+            <w:pPr>
+              <w:cnfStyle w:val="000000100000" w:firstRow="0" w:lastRow="0" w:firstColumn="0" w:lastColumn="0" w:oddVBand="0" w:evenVBand="0" w:oddHBand="1" w:evenHBand="0" w:firstRowFirstColumn="0" w:firstRowLastColumn="0" w:lastRowFirstColumn="0" w:lastRowLastColumn="0"/>
+            </w:pPr>
+            <w:r>
+              <w:t>Etiqueta</w:t>
+            </w:r>
+            <w:r>
+              <w:t xml:space="preserve"> </w:t>
+            </w:r>
+            <w:r>
+              <w:t>que muestra el nombre del usuario activo. Color #e1e8ee, tamaño 13px, negrita</w:t>
+            </w:r>
+          </w:p>
+        </w:tc>
+      </w:tr>
+      <w:tr>
+        <w:tc>
+          <w:tcPr>
+            <w:cnfStyle w:val="001000000000" w:firstRow="0" w:lastRow="0" w:firstColumn="1" w:lastColumn="0" w:oddVBand="0" w:evenVBand="0" w:oddHBand="0" w:evenHBand="0" w:firstRowFirstColumn="0" w:firstRowLastColumn="0" w:lastRowFirstColumn="0" w:lastRowLastColumn="0"/>
+            <w:tcW w:w="2800" w:type="dxa"/>
+          </w:tcPr>
+          <w:p>
+            <w:r>
+              <w:t>.</w:t>
+            </w:r>
+            <w:proofErr w:type="spellStart"/>
+            <w:r>
+              <w:t>btn-logout</w:t>
+            </w:r>
+            <w:proofErr w:type="spellEnd"/>
+            <w:r>
+              <w:t xml:space="preserve"> </w:t>
+            </w:r>
+          </w:p>
+        </w:tc>
+        <w:tc>
+          <w:tcPr>
+            <w:tcW w:w="6400" w:type="dxa"/>
+          </w:tcPr>
+          <w:p>
+            <w:pPr>
+              <w:cnfStyle w:val="000000000000" w:firstRow="0" w:lastRow="0" w:firstColumn="0" w:lastColumn="0" w:oddVBand="0" w:evenVBand="0" w:oddHBand="0" w:evenHBand="0" w:firstRowFirstColumn="0" w:firstRowLastColumn="0" w:lastRowFirstColumn="0" w:lastRowLastColumn="0"/>
+            </w:pPr>
+            <w:r>
+              <w:t>Botón de cerrar sesión. Fondo transparente, borde y texto #e1e8ee</w:t>
+            </w:r>
+          </w:p>
+        </w:tc>
+      </w:tr>
+      <w:tr>
+        <w:trPr>
+          <w:cnfStyle w:val="000000100000" w:firstRow="0" w:lastRow="0" w:firstColumn="0" w:lastColumn="0" w:oddVBand="0" w:evenVBand="0" w:oddHBand="1" w:evenHBand="0" w:firstRowFirstColumn="0" w:firstRowLastColumn="0" w:lastRowFirstColumn="0" w:lastRowLastColumn="0"/>
+        </w:trPr>
+        <w:tc>
+          <w:tcPr>
+            <w:cnfStyle w:val="001000000000" w:firstRow="0" w:lastRow="0" w:firstColumn="1" w:lastColumn="0" w:oddVBand="0" w:evenVBand="0" w:oddHBand="0" w:evenHBand="0" w:firstRowFirstColumn="0" w:firstRowLastColumn="0" w:lastRowFirstColumn="0" w:lastRowLastColumn="0"/>
+            <w:tcW w:w="2800" w:type="dxa"/>
+          </w:tcPr>
+          <w:p>
+            <w:r>
+              <w:t>.</w:t>
+            </w:r>
+            <w:proofErr w:type="spellStart"/>
+            <w:r>
+              <w:t>btn-logout:hover</w:t>
+            </w:r>
+            <w:proofErr w:type="spellEnd"/>
+            <w:r>
+              <w:t xml:space="preserve"> </w:t>
+            </w:r>
+          </w:p>
+        </w:tc>
+        <w:tc>
+          <w:tcPr>
+            <w:tcW w:w="6400" w:type="dxa"/>
+          </w:tcPr>
+          <w:p>
+            <w:pPr>
+              <w:cnfStyle w:val="000000100000" w:firstRow="0" w:lastRow="0" w:firstColumn="0" w:lastColumn="0" w:oddVBand="0" w:evenVBand="0" w:oddHBand="1" w:evenHBand="0" w:firstRowFirstColumn="0" w:firstRowLastColumn="0" w:lastRowFirstColumn="0" w:lastRowLastColumn="0"/>
+            </w:pPr>
+            <w:r>
+              <w:t xml:space="preserve">Estado </w:t>
+            </w:r>
+            <w:proofErr w:type="spellStart"/>
+            <w:r>
+              <w:t>hover</w:t>
+            </w:r>
+            <w:proofErr w:type="spellEnd"/>
+            <w:r>
+              <w:t xml:space="preserve"> del botón </w:t>
+            </w:r>
+            <w:proofErr w:type="spellStart"/>
+            <w:r>
+              <w:t>logout</w:t>
+            </w:r>
+            <w:proofErr w:type="spellEnd"/>
+            <w:r>
+              <w:t>. Fondo #4c85b9, texto blanco</w:t>
+            </w:r>
+          </w:p>
+        </w:tc>
+      </w:tr>
+      <w:tr>
+        <w:tc>
+          <w:tcPr>
+            <w:cnfStyle w:val="001000000000" w:firstRow="0" w:lastRow="0" w:firstColumn="1" w:lastColumn="0" w:oddVBand="0" w:evenVBand="0" w:oddHBand="0" w:evenHBand="0" w:firstRowFirstColumn="0" w:firstRowLastColumn="0" w:lastRowFirstColumn="0" w:lastRowLastColumn="0"/>
+            <w:tcW w:w="2800" w:type="dxa"/>
+          </w:tcPr>
+          <w:p>
+            <w:r>
+              <w:t>.</w:t>
+            </w:r>
+            <w:proofErr w:type="spellStart"/>
+            <w:r>
+              <w:t>btn</w:t>
+            </w:r>
+            <w:proofErr w:type="spellEnd"/>
+            <w:r>
+              <w:t>-ayuda</w:t>
+            </w:r>
+            <w:r>
+              <w:t xml:space="preserve"> </w:t>
+            </w:r>
+          </w:p>
+        </w:tc>
+        <w:tc>
+          <w:tcPr>
+            <w:tcW w:w="6400" w:type="dxa"/>
+          </w:tcPr>
+          <w:p>
+            <w:pPr>
+              <w:cnfStyle w:val="000000000000" w:firstRow="0" w:lastRow="0" w:firstColumn="0" w:lastColumn="0" w:oddVBand="0" w:evenVBand="0" w:oddHBand="0" w:evenHBand="0" w:firstRowFirstColumn="0" w:firstRowLastColumn="0" w:lastRowFirstColumn="0" w:lastRowLastColumn="0"/>
+            </w:pPr>
+            <w:r>
+              <w:t>Botón de ayuda. Fondo transparente, borde y texto #44cbea</w:t>
+            </w:r>
+          </w:p>
+        </w:tc>
+      </w:tr>
+      <w:tr>
+        <w:trPr>
+          <w:cnfStyle w:val="000000100000" w:firstRow="0" w:lastRow="0" w:firstColumn="0" w:lastColumn="0" w:oddVBand="0" w:evenVBand="0" w:oddHBand="1" w:evenHBand="0" w:firstRowFirstColumn="0" w:firstRowLastColumn="0" w:lastRowFirstColumn="0" w:lastRowLastColumn="0"/>
+        </w:trPr>
+        <w:tc>
+          <w:tcPr>
+            <w:cnfStyle w:val="001000000000" w:firstRow="0" w:lastRow="0" w:firstColumn="1" w:lastColumn="0" w:oddVBand="0" w:evenVBand="0" w:oddHBand="0" w:evenHBand="0" w:firstRowFirstColumn="0" w:firstRowLastColumn="0" w:lastRowFirstColumn="0" w:lastRowLastColumn="0"/>
+            <w:tcW w:w="2800" w:type="dxa"/>
+          </w:tcPr>
+          <w:p>
+            <w:r>
+              <w:t>.</w:t>
+            </w:r>
+            <w:proofErr w:type="spellStart"/>
+            <w:r>
+              <w:t>btn-ayuda:hover</w:t>
+            </w:r>
+            <w:proofErr w:type="spellEnd"/>
+            <w:r>
+              <w:t xml:space="preserve"> </w:t>
+            </w:r>
+          </w:p>
+        </w:tc>
+        <w:tc>
+          <w:tcPr>
+            <w:tcW w:w="6400" w:type="dxa"/>
+          </w:tcPr>
+          <w:p>
+            <w:pPr>
+              <w:cnfStyle w:val="000000100000" w:firstRow="0" w:lastRow="0" w:firstColumn="0" w:lastColumn="0" w:oddVBand="0" w:evenVBand="0" w:oddHBand="1" w:evenHBand="0" w:firstRowFirstColumn="0" w:firstRowLastColumn="0" w:lastRowFirstColumn="0" w:lastRowLastColumn="0"/>
+            </w:pPr>
+            <w:r>
+              <w:t xml:space="preserve">Estado </w:t>
+            </w:r>
+            <w:proofErr w:type="spellStart"/>
+            <w:r>
+              <w:t>hover</w:t>
+            </w:r>
+            <w:proofErr w:type="spellEnd"/>
+            <w:r>
+              <w:t xml:space="preserve"> del botón ayuda. Fondo #44cbea, texto #18406a</w:t>
+            </w:r>
+          </w:p>
+        </w:tc>
+      </w:tr>
+      <w:tr>
+        <w:tc>
+          <w:tcPr>
+            <w:cnfStyle w:val="001000000000" w:firstRow="0" w:lastRow="0" w:firstColumn="1" w:lastColumn="0" w:oddVBand="0" w:evenVBand="0" w:oddHBand="0" w:evenHBand="0" w:firstRowFirstColumn="0" w:firstRowLastColumn="0" w:lastRowFirstColumn="0" w:lastRowLastColumn="0"/>
+            <w:tcW w:w="2800" w:type="dxa"/>
+          </w:tcPr>
+          <w:p>
+            <w:r>
+              <w:t>.</w:t>
+            </w:r>
+            <w:proofErr w:type="spellStart"/>
+            <w:r>
+              <w:t>btn</w:t>
+            </w:r>
+            <w:proofErr w:type="spellEnd"/>
+            <w:r>
+              <w:t>-volver</w:t>
+            </w:r>
+            <w:r>
+              <w:t xml:space="preserve"> </w:t>
+            </w:r>
+          </w:p>
+        </w:tc>
+        <w:tc>
+          <w:tcPr>
+            <w:tcW w:w="6400" w:type="dxa"/>
+          </w:tcPr>
+          <w:p>
+            <w:pPr>
+              <w:cnfStyle w:val="000000000000" w:firstRow="0" w:lastRow="0" w:firstColumn="0" w:lastColumn="0" w:oddVBand="0" w:evenVBand="0" w:oddHBand="0" w:evenHBand="0" w:firstRowFirstColumn="0" w:firstRowLastColumn="0" w:lastRowFirstColumn="0" w:lastRowLastColumn="0"/>
+            </w:pPr>
+            <w:r>
+              <w:t>Botón para volver a la pantalla anterior. Fondo #6188d8, texto blanco</w:t>
+            </w:r>
+          </w:p>
+        </w:tc>
+      </w:tr>
+      <w:tr>
+        <w:trPr>
+          <w:cnfStyle w:val="000000100000" w:firstRow="0" w:lastRow="0" w:firstColumn="0" w:lastColumn="0" w:oddVBand="0" w:evenVBand="0" w:oddHBand="1" w:evenHBand="0" w:firstRowFirstColumn="0" w:firstRowLastColumn="0" w:lastRowFirstColumn="0" w:lastRowLastColumn="0"/>
+        </w:trPr>
+        <w:tc>
+          <w:tcPr>
+            <w:cnfStyle w:val="001000000000" w:firstRow="0" w:lastRow="0" w:firstColumn="1" w:lastColumn="0" w:oddVBand="0" w:evenVBand="0" w:oddHBand="0" w:evenHBand="0" w:firstRowFirstColumn="0" w:firstRowLastColumn="0" w:lastRowFirstColumn="0" w:lastRowLastColumn="0"/>
+            <w:tcW w:w="2800" w:type="dxa"/>
+          </w:tcPr>
+          <w:p>
+            <w:r>
+              <w:t>.</w:t>
+            </w:r>
+            <w:proofErr w:type="spellStart"/>
+            <w:r>
+              <w:t>titled-pane-menu</w:t>
+            </w:r>
+            <w:proofErr w:type="spellEnd"/>
+            <w:r>
+              <w:t xml:space="preserve"> </w:t>
+            </w:r>
+          </w:p>
+        </w:tc>
+        <w:tc>
+          <w:tcPr>
+            <w:tcW w:w="6400" w:type="dxa"/>
+          </w:tcPr>
+          <w:p>
+            <w:pPr>
+              <w:cnfStyle w:val="000000100000" w:firstRow="0" w:lastRow="0" w:firstColumn="0" w:lastColumn="0" w:oddVBand="0" w:evenVBand="0" w:oddHBand="1" w:evenHBand="0" w:firstRowFirstColumn="0" w:firstRowLastColumn="0" w:lastRowFirstColumn="0" w:lastRowLastColumn="0"/>
+            </w:pPr>
+            <w:r>
+              <w:t>Acordeón del menú lateral con cabecera #1e5080 y contenido #18406a</w:t>
+            </w:r>
+          </w:p>
+        </w:tc>
+      </w:tr>
+      <w:tr>
+        <w:tc>
+          <w:tcPr>
+            <w:cnfStyle w:val="001000000000" w:firstRow="0" w:lastRow="0" w:firstColumn="1" w:lastColumn="0" w:oddVBand="0" w:evenVBand="0" w:oddHBand="0" w:evenHBand="0" w:firstRowFirstColumn="0" w:firstRowLastColumn="0" w:lastRowFirstColumn="0" w:lastRowLastColumn="0"/>
+            <w:tcW w:w="2800" w:type="dxa"/>
+          </w:tcPr>
+          <w:p>
+            <w:r>
+              <w:t>.</w:t>
+            </w:r>
+            <w:proofErr w:type="spellStart"/>
+            <w:r>
+              <w:t>titled-pane-menu:hover</w:t>
+            </w:r>
+            <w:proofErr w:type="spellEnd"/>
+            <w:r>
+              <w:t xml:space="preserve"> </w:t>
+            </w:r>
+          </w:p>
+        </w:tc>
+        <w:tc>
+          <w:tcPr>
+            <w:tcW w:w="6400" w:type="dxa"/>
+          </w:tcPr>
+          <w:p>
+            <w:pPr>
+              <w:cnfStyle w:val="000000000000" w:firstRow="0" w:lastRow="0" w:firstColumn="0" w:lastColumn="0" w:oddVBand="0" w:evenVBand="0" w:oddHBand="0" w:evenHBand="0" w:firstRowFirstColumn="0" w:firstRowLastColumn="0" w:lastRowFirstColumn="0" w:lastRowLastColumn="0"/>
+            </w:pPr>
+            <w:r>
+              <w:t xml:space="preserve">Estado </w:t>
+            </w:r>
+            <w:proofErr w:type="spellStart"/>
+            <w:r>
+              <w:t>hover</w:t>
+            </w:r>
+            <w:proofErr w:type="spellEnd"/>
+            <w:r>
+              <w:t xml:space="preserve"> de la cabecera del acordeón. Fondo #4c85b9</w:t>
+            </w:r>
+          </w:p>
+        </w:tc>
+      </w:tr>
+      <w:tr>
+        <w:trPr>
+          <w:cnfStyle w:val="000000100000" w:firstRow="0" w:lastRow="0" w:firstColumn="0" w:lastColumn="0" w:oddVBand="0" w:evenVBand="0" w:oddHBand="1" w:evenHBand="0" w:firstRowFirstColumn="0" w:firstRowLastColumn="0" w:lastRowFirstColumn="0" w:lastRowLastColumn="0"/>
+        </w:trPr>
+        <w:tc>
+          <w:tcPr>
+            <w:cnfStyle w:val="001000000000" w:firstRow="0" w:lastRow="0" w:firstColumn="1" w:lastColumn="0" w:oddVBand="0" w:evenVBand="0" w:oddHBand="0" w:evenHBand="0" w:firstRowFirstColumn="0" w:firstRowLastColumn="0" w:lastRowFirstColumn="0" w:lastRowLastColumn="0"/>
+            <w:tcW w:w="2800" w:type="dxa"/>
+          </w:tcPr>
+          <w:p>
+            <w:r>
+              <w:t>.</w:t>
+            </w:r>
+            <w:proofErr w:type="spellStart"/>
+            <w:r>
+              <w:t>text-field</w:t>
+            </w:r>
+            <w:proofErr w:type="spellEnd"/>
+            <w:r>
+              <w:t xml:space="preserve"> </w:t>
+            </w:r>
+          </w:p>
+        </w:tc>
+        <w:tc>
+          <w:tcPr>
+            <w:tcW w:w="6400" w:type="dxa"/>
+          </w:tcPr>
+          <w:p>
+            <w:pPr>
+              <w:cnfStyle w:val="000000100000" w:firstRow="0" w:lastRow="0" w:firstColumn="0" w:lastColumn="0" w:oddVBand="0" w:evenVBand="0" w:oddHBand="1" w:evenHBand="0" w:firstRowFirstColumn="0" w:firstRowLastColumn="0" w:lastRowFirstColumn="0" w:lastRowLastColumn="0"/>
+            </w:pPr>
+            <w:r>
+              <w:t>Campo de texto general. Borde #b0bec5, radio 4px, tamaño 12px</w:t>
+            </w:r>
+          </w:p>
+        </w:tc>
+      </w:tr>
+      <w:tr>
+        <w:tc>
+          <w:tcPr>
+            <w:cnfStyle w:val="001000000000" w:firstRow="0" w:lastRow="0" w:firstColumn="1" w:lastColumn="0" w:oddVBand="0" w:evenVBand="0" w:oddHBand="0" w:evenHBand="0" w:firstRowFirstColumn="0" w:firstRowLastColumn="0" w:lastRowFirstColumn="0" w:lastRowLastColumn="0"/>
+            <w:tcW w:w="2800" w:type="dxa"/>
+          </w:tcPr>
+          <w:p>
+            <w:r>
+              <w:t>.</w:t>
+            </w:r>
+            <w:proofErr w:type="spellStart"/>
+            <w:r>
+              <w:t>text-field:focused</w:t>
+            </w:r>
+            <w:proofErr w:type="spellEnd"/>
+            <w:r>
+              <w:t xml:space="preserve"> </w:t>
+            </w:r>
+          </w:p>
+        </w:tc>
+        <w:tc>
+          <w:tcPr>
+            <w:tcW w:w="6400" w:type="dxa"/>
+          </w:tcPr>
+          <w:p>
+            <w:pPr>
+              <w:cnfStyle w:val="000000000000" w:firstRow="0" w:lastRow="0" w:firstColumn="0" w:lastColumn="0" w:oddVBand="0" w:evenVBand="0" w:oddHBand="0" w:evenHBand="0" w:firstRowFirstColumn="0" w:firstRowLastColumn="0" w:lastRowFirstColumn="0" w:lastRowLastColumn="0"/>
+            </w:pPr>
+            <w:r>
+              <w:t>Estado activo del campo de texto. Borde #53ade1</w:t>
+            </w:r>
+          </w:p>
+        </w:tc>
+      </w:tr>
+      <w:tr>
+        <w:trPr>
+          <w:cnfStyle w:val="000000100000" w:firstRow="0" w:lastRow="0" w:firstColumn="0" w:lastColumn="0" w:oddVBand="0" w:evenVBand="0" w:oddHBand="1" w:evenHBand="0" w:firstRowFirstColumn="0" w:firstRowLastColumn="0" w:lastRowFirstColumn="0" w:lastRowLastColumn="0"/>
+        </w:trPr>
+        <w:tc>
+          <w:tcPr>
+            <w:cnfStyle w:val="001000000000" w:firstRow="0" w:lastRow="0" w:firstColumn="1" w:lastColumn="0" w:oddVBand="0" w:evenVBand="0" w:oddHBand="0" w:evenHBand="0" w:firstRowFirstColumn="0" w:firstRowLastColumn="0" w:lastRowFirstColumn="0" w:lastRowLastColumn="0"/>
+            <w:tcW w:w="2800" w:type="dxa"/>
+          </w:tcPr>
+          <w:p>
+            <w:r>
+              <w:t>.table-</w:t>
+            </w:r>
+            <w:proofErr w:type="spellStart"/>
+            <w:r>
+              <w:t>view</w:t>
+            </w:r>
+            <w:proofErr w:type="spellEnd"/>
+            <w:r>
+              <w:t xml:space="preserve"> </w:t>
+            </w:r>
+          </w:p>
+        </w:tc>
+        <w:tc>
+          <w:tcPr>
+            <w:tcW w:w="6400" w:type="dxa"/>
+          </w:tcPr>
+          <w:p>
+            <w:pPr>
+              <w:cnfStyle w:val="000000100000" w:firstRow="0" w:lastRow="0" w:firstColumn="0" w:lastColumn="0" w:oddVBand="0" w:evenVBand="0" w:oddHBand="1" w:evenHBand="0" w:firstRowFirstColumn="0" w:firstRowLastColumn="0" w:lastRowFirstColumn="0" w:lastRowLastColumn="0"/>
+            </w:pPr>
+            <w:r>
+              <w:t>Tabla de datos. Fondo blanco, borde #b0bec5</w:t>
+            </w:r>
+          </w:p>
+        </w:tc>
+      </w:tr>
+      <w:tr>
+        <w:tc>
+          <w:tcPr>
+            <w:cnfStyle w:val="001000000000" w:firstRow="0" w:lastRow="0" w:firstColumn="1" w:lastColumn="0" w:oddVBand="0" w:evenVBand="0" w:oddHBand="0" w:evenHBand="0" w:firstRowFirstColumn="0" w:firstRowLastColumn="0" w:lastRowFirstColumn="0" w:lastRowLastColumn="0"/>
+            <w:tcW w:w="2800" w:type="dxa"/>
+          </w:tcPr>
+          <w:p>
+            <w:r>
+              <w:t>.table-</w:t>
+            </w:r>
+            <w:proofErr w:type="spellStart"/>
+            <w:r>
+              <w:t>view</w:t>
+            </w:r>
+            <w:proofErr w:type="spellEnd"/>
+            <w:r>
+              <w:t xml:space="preserve"> .</w:t>
+            </w:r>
+            <w:proofErr w:type="spellStart"/>
+            <w:r>
+              <w:t>column</w:t>
+            </w:r>
+            <w:proofErr w:type="spellEnd"/>
+            <w:r>
+              <w:t>-header</w:t>
+            </w:r>
+            <w:r>
+              <w:t xml:space="preserve"> </w:t>
+            </w:r>
+          </w:p>
+        </w:tc>
+        <w:tc>
+          <w:tcPr>
+            <w:tcW w:w="6400" w:type="dxa"/>
+          </w:tcPr>
+          <w:p>
+            <w:pPr>
+              <w:cnfStyle w:val="000000000000" w:firstRow="0" w:lastRow="0" w:firstColumn="0" w:lastColumn="0" w:oddVBand="0" w:evenVBand="0" w:oddHBand="0" w:evenHBand="0" w:firstRowFirstColumn="0" w:firstRowLastColumn="0" w:lastRowFirstColumn="0" w:lastRowLastColumn="0"/>
+            </w:pPr>
+            <w:r>
+              <w:t>Cabecera de columna de tabla. Fondo #18406a, texto blanco, negrita</w:t>
+            </w:r>
+          </w:p>
+        </w:tc>
+      </w:tr>
+      <w:tr>
+        <w:trPr>
+          <w:cnfStyle w:val="000000100000" w:firstRow="0" w:lastRow="0" w:firstColumn="0" w:lastColumn="0" w:oddVBand="0" w:evenVBand="0" w:oddHBand="1" w:evenHBand="0" w:firstRowFirstColumn="0" w:firstRowLastColumn="0" w:lastRowFirstColumn="0" w:lastRowLastColumn="0"/>
+        </w:trPr>
+        <w:tc>
+          <w:tcPr>
+            <w:cnfStyle w:val="001000000000" w:firstRow="0" w:lastRow="0" w:firstColumn="1" w:lastColumn="0" w:oddVBand="0" w:evenVBand="0" w:oddHBand="0" w:evenHBand="0" w:firstRowFirstColumn="0" w:firstRowLastColumn="0" w:lastRowFirstColumn="0" w:lastRowLastColumn="0"/>
+            <w:tcW w:w="2800" w:type="dxa"/>
+          </w:tcPr>
+          <w:p>
+            <w:pPr>
+              <w:jc w:val="center"/>
+            </w:pPr>
+            <w:r>
+              <w:t>.</w:t>
+            </w:r>
+            <w:proofErr w:type="spellStart"/>
+            <w:r>
+              <w:t>table-row-cell:selected</w:t>
+            </w:r>
+            <w:proofErr w:type="spellEnd"/>
+            <w:r>
+              <w:t xml:space="preserve"> </w:t>
+            </w:r>
+          </w:p>
+        </w:tc>
+        <w:tc>
+          <w:tcPr>
+            <w:tcW w:w="6400" w:type="dxa"/>
+          </w:tcPr>
+          <w:p>
+            <w:pPr>
+              <w:cnfStyle w:val="000000100000" w:firstRow="0" w:lastRow="0" w:firstColumn="0" w:lastColumn="0" w:oddVBand="0" w:evenVBand="0" w:oddHBand="1" w:evenHBand="0" w:firstRowFirstColumn="0" w:firstRowLastColumn="0" w:lastRowFirstColumn="0" w:lastRowLastColumn="0"/>
+            </w:pPr>
+            <w:r>
+              <w:t>Fila seleccionada en tabla. Fondo #53ade1, texto blanco</w:t>
             </w:r>
           </w:p>
         </w:tc>
@@ -14071,11 +15183,11 @@
       <w:pPr>
         <w:pStyle w:val="Ttulo3"/>
       </w:pPr>
-      <w:bookmarkStart w:id="125" w:name="_Toc229950036"/>
+      <w:bookmarkStart w:id="129" w:name="_Toc230171274"/>
       <w:r>
         <w:t>10.1.4. IMÁGENES E ICONOS</w:t>
       </w:r>
-      <w:bookmarkEnd w:id="125"/>
+      <w:bookmarkEnd w:id="129"/>
     </w:p>
     <w:p>
       <w:pPr>
@@ -14102,7 +15214,7 @@
                     <pic:cNvPicPr/>
                   </pic:nvPicPr>
                   <pic:blipFill>
-                    <a:blip r:embed="rId27" cstate="print">
+                    <a:blip r:embed="rId29" cstate="print">
                       <a:extLst>
                         <a:ext uri="{28A0092B-C50C-407E-A947-70E740481C1C}">
                           <a14:useLocalDpi xmlns:a14="http://schemas.microsoft.com/office/drawing/2010/main" val="0"/>
@@ -14132,42 +15244,45 @@
     <w:p>
       <w:pPr>
         <w:pStyle w:val="Descripcin"/>
-        <w:ind w:left="708" w:hanging="708"/>
         <w:jc w:val="center"/>
       </w:pPr>
-      <w:r>
-        <w:t>Figura 1</w:t>
-      </w:r>
-      <w:r>
-        <w:t>1</w:t>
-      </w:r>
-      <w:r>
-        <w:t>.</w:t>
-      </w:r>
-      <w:r>
-        <w:t xml:space="preserve"> </w:t>
-      </w:r>
-      <w:r>
-        <w:t>Logo</w:t>
-      </w:r>
-      <w:r>
-        <w:t xml:space="preserve"> </w:t>
-      </w:r>
-      <w:r>
-        <w:t>provisional</w:t>
-      </w:r>
-    </w:p>
-    <w:p/>
-    <w:p>
-      <w:pPr>
-        <w:keepNext/>
-        <w:jc w:val="center"/>
-      </w:pPr>
+      <w:bookmarkStart w:id="130" w:name="_Toc230033121"/>
+      <w:r>
+        <w:t xml:space="preserve">Figura </w:t>
+      </w:r>
+      <w:r>
+        <w:fldChar w:fldCharType="begin"/>
+      </w:r>
+      <w:r>
+        <w:instrText xml:space="preserve"> SEQ Figura \* ARABIC </w:instrText>
+      </w:r>
+      <w:r>
+        <w:fldChar w:fldCharType="separate"/>
+      </w:r>
       <w:r>
         <w:rPr>
           <w:noProof/>
         </w:rPr>
-        <w:lastRenderedPageBreak/>
+        <w:t>14</w:t>
+      </w:r>
+      <w:r>
+        <w:fldChar w:fldCharType="end"/>
+      </w:r>
+      <w:r>
+        <w:t>. Logo Gestiona</w:t>
+      </w:r>
+      <w:bookmarkEnd w:id="130"/>
+    </w:p>
+    <w:p/>
+    <w:p>
+      <w:pPr>
+        <w:keepNext/>
+        <w:jc w:val="center"/>
+      </w:pPr>
+      <w:r>
+        <w:rPr>
+          <w:noProof/>
+        </w:rPr>
         <w:drawing>
           <wp:inline distT="0" distB="0" distL="0" distR="0" wp14:anchorId="39FF7544" wp14:editId="16C9AD15">
             <wp:extent cx="3479800" cy="1479129"/>
@@ -14186,7 +15301,7 @@
                     </pic:cNvPicPr>
                   </pic:nvPicPr>
                   <pic:blipFill>
-                    <a:blip r:embed="rId28">
+                    <a:blip r:embed="rId30">
                       <a:extLst>
                         <a:ext uri="{28A0092B-C50C-407E-A947-70E740481C1C}">
                           <a14:useLocalDpi xmlns:a14="http://schemas.microsoft.com/office/drawing/2010/main" val="0"/>
@@ -14237,14 +15352,36 @@
         <w:pStyle w:val="Descripcin"/>
         <w:jc w:val="center"/>
       </w:pPr>
-      <w:r>
-        <w:t>Figura 1</w:t>
-      </w:r>
-      <w:r>
-        <w:t>2</w:t>
-      </w:r>
-      <w:r>
-        <w:t>. Logo Centro educativo</w:t>
+      <w:bookmarkStart w:id="131" w:name="_Toc230033122"/>
+      <w:r>
+        <w:t xml:space="preserve">Figura </w:t>
+      </w:r>
+      <w:r>
+        <w:fldChar w:fldCharType="begin"/>
+      </w:r>
+      <w:r>
+        <w:instrText xml:space="preserve"> SEQ Figura \* ARABIC </w:instrText>
+      </w:r>
+      <w:r>
+        <w:fldChar w:fldCharType="separate"/>
+      </w:r>
+      <w:r>
+        <w:rPr>
+          <w:noProof/>
+        </w:rPr>
+        <w:t>15</w:t>
+      </w:r>
+      <w:r>
+        <w:fldChar w:fldCharType="end"/>
+      </w:r>
+      <w:r>
+        <w:t>. Logo Centro Educativo</w:t>
+      </w:r>
+      <w:bookmarkEnd w:id="131"/>
+    </w:p>
+    <w:p>
+      <w:r>
+        <w:br w:type="page"/>
       </w:r>
     </w:p>
     <w:p/>
@@ -14328,7 +15465,7 @@
                           </pic:cNvPicPr>
                         </pic:nvPicPr>
                         <pic:blipFill>
-                          <a:blip r:embed="rId29" cstate="print">
+                          <a:blip r:embed="rId31" cstate="print">
                             <a:extLst>
                               <a:ext uri="{28A0092B-C50C-407E-A947-70E740481C1C}">
                                 <a14:useLocalDpi xmlns:a14="http://schemas.microsoft.com/office/drawing/2010/main" val="0"/>
@@ -14369,19 +15506,29 @@
                 <w:bCs w:val="0"/>
               </w:rPr>
             </w:pPr>
-            <w:r>
-              <w:t>Icono 1.</w:t>
-            </w:r>
-          </w:p>
-          <w:p>
-            <w:pPr>
-              <w:pStyle w:val="Descripcin"/>
-              <w:jc w:val="center"/>
-              <w:rPr>
-                <w:b w:val="0"/>
-                <w:bCs w:val="0"/>
-              </w:rPr>
-            </w:pPr>
+            <w:bookmarkStart w:id="132" w:name="_Toc230033363"/>
+            <w:r>
+              <w:t xml:space="preserve">Icono </w:t>
+            </w:r>
+            <w:r>
+              <w:fldChar w:fldCharType="begin"/>
+            </w:r>
+            <w:r>
+              <w:instrText xml:space="preserve"> SEQ Icono \* ARABIC </w:instrText>
+            </w:r>
+            <w:r>
+              <w:fldChar w:fldCharType="separate"/>
+            </w:r>
+            <w:r>
+              <w:rPr>
+                <w:noProof/>
+              </w:rPr>
+              <w:t>1</w:t>
+            </w:r>
+            <w:bookmarkEnd w:id="132"/>
+            <w:r>
+              <w:fldChar w:fldCharType="end"/>
+            </w:r>
           </w:p>
         </w:tc>
         <w:tc>
@@ -14436,7 +15583,7 @@
                           </pic:cNvPicPr>
                         </pic:nvPicPr>
                         <pic:blipFill>
-                          <a:blip r:embed="rId30" cstate="print">
+                          <a:blip r:embed="rId32" cstate="print">
                             <a:extLst>
                               <a:ext uri="{28A0092B-C50C-407E-A947-70E740481C1C}">
                                 <a14:useLocalDpi xmlns:a14="http://schemas.microsoft.com/office/drawing/2010/main" val="0"/>
@@ -14477,8 +15624,28 @@
                 <w:bCs w:val="0"/>
               </w:rPr>
             </w:pPr>
-            <w:r>
-              <w:t>Icono 2.</w:t>
+            <w:bookmarkStart w:id="133" w:name="_Toc230033364"/>
+            <w:r>
+              <w:t xml:space="preserve">Icono </w:t>
+            </w:r>
+            <w:r>
+              <w:fldChar w:fldCharType="begin"/>
+            </w:r>
+            <w:r>
+              <w:instrText xml:space="preserve"> SEQ Icono \* ARABIC </w:instrText>
+            </w:r>
+            <w:r>
+              <w:fldChar w:fldCharType="separate"/>
+            </w:r>
+            <w:r>
+              <w:rPr>
+                <w:noProof/>
+              </w:rPr>
+              <w:t>2</w:t>
+            </w:r>
+            <w:bookmarkEnd w:id="133"/>
+            <w:r>
+              <w:fldChar w:fldCharType="end"/>
             </w:r>
           </w:p>
           <w:p>
@@ -14528,11 +15695,11 @@
           <w:numId w:val="3"/>
         </w:numPr>
       </w:pPr>
-      <w:bookmarkStart w:id="126" w:name="_Toc229950037"/>
+      <w:bookmarkStart w:id="134" w:name="_Toc230171275"/>
       <w:r>
         <w:t>MANUAL DE USUARIO</w:t>
       </w:r>
-      <w:bookmarkEnd w:id="126"/>
+      <w:bookmarkEnd w:id="134"/>
     </w:p>
     <w:p>
       <w:r>
@@ -14547,11 +15714,11 @@
           <w:numId w:val="2"/>
         </w:numPr>
       </w:pPr>
-      <w:bookmarkStart w:id="127" w:name="_Toc229950038"/>
+      <w:bookmarkStart w:id="135" w:name="_Toc230171276"/>
       <w:r>
         <w:t>WEBGRAFÍA Y FUENTES DE INFORMACIÓN</w:t>
       </w:r>
-      <w:bookmarkEnd w:id="127"/>
+      <w:bookmarkEnd w:id="135"/>
     </w:p>
     <w:p>
       <w:r>
@@ -14566,7 +15733,7 @@
     <w:p/>
     <w:p/>
     <w:sectPr>
-      <w:footerReference w:type="default" r:id="rId31"/>
+      <w:footerReference w:type="default" r:id="rId33"/>
       <w:pgSz w:w="11906" w:h="16838"/>
       <w:pgMar w:top="1134" w:right="1134" w:bottom="1418" w:left="1134" w:header="709" w:footer="709" w:gutter="0"/>
       <w:pgNumType w:start="1"/>
@@ -16932,6 +18099,90 @@
       <w:shd w:val="clear" w:color="auto" w:fill="E1DFDD"/>
     </w:rPr>
   </w:style>
+  <w:style w:type="paragraph" w:customStyle="1" w:styleId="font-claude-response-body">
+    <w:name w:val="font-claude-response-body"/>
+    <w:basedOn w:val="Normal"/>
+    <w:rsid w:val="002C1902"/>
+    <w:pPr>
+      <w:spacing w:before="100" w:beforeAutospacing="1" w:after="100" w:afterAutospacing="1" w:line="240" w:lineRule="auto"/>
+    </w:pPr>
+    <w:rPr>
+      <w:rFonts w:ascii="Times New Roman" w:eastAsia="Times New Roman" w:hAnsi="Times New Roman" w:cs="Times New Roman"/>
+      <w:kern w:val="0"/>
+      <w:sz w:val="24"/>
+      <w:szCs w:val="24"/>
+      <w:lang w:eastAsia="es-ES"/>
+      <w14:ligatures w14:val="none"/>
+    </w:rPr>
+  </w:style>
+  <w:style w:type="character" w:styleId="Fuerte">
+    <w:name w:val="Strong"/>
+    <w:basedOn w:val="Fuentedeprrafopredeter"/>
+    <w:uiPriority w:val="22"/>
+    <w:qFormat/>
+    <w:rsid w:val="002C1902"/>
+    <w:rPr>
+      <w:b/>
+      <w:bCs/>
+    </w:rPr>
+  </w:style>
+  <w:style w:type="table" w:styleId="Tablaconcuadrcula1clara-nfasis4">
+    <w:name w:val="Grid Table 1 Light Accent 4"/>
+    <w:basedOn w:val="Tablanormal"/>
+    <w:uiPriority w:val="46"/>
+    <w:rsid w:val="006701D4"/>
+    <w:pPr>
+      <w:spacing w:after="0" w:line="240" w:lineRule="auto"/>
+    </w:pPr>
+    <w:tblPr>
+      <w:tblStyleRowBandSize w:val="1"/>
+      <w:tblStyleColBandSize w:val="1"/>
+      <w:tblBorders>
+        <w:top w:val="single" w:sz="4" w:space="0" w:color="95DCF7" w:themeColor="accent4" w:themeTint="66"/>
+        <w:left w:val="single" w:sz="4" w:space="0" w:color="95DCF7" w:themeColor="accent4" w:themeTint="66"/>
+        <w:bottom w:val="single" w:sz="4" w:space="0" w:color="95DCF7" w:themeColor="accent4" w:themeTint="66"/>
+        <w:right w:val="single" w:sz="4" w:space="0" w:color="95DCF7" w:themeColor="accent4" w:themeTint="66"/>
+        <w:insideH w:val="single" w:sz="4" w:space="0" w:color="95DCF7" w:themeColor="accent4" w:themeTint="66"/>
+        <w:insideV w:val="single" w:sz="4" w:space="0" w:color="95DCF7" w:themeColor="accent4" w:themeTint="66"/>
+      </w:tblBorders>
+    </w:tblPr>
+    <w:tblStylePr w:type="firstRow">
+      <w:rPr>
+        <w:b/>
+        <w:bCs/>
+      </w:rPr>
+      <w:tblPr/>
+      <w:tcPr>
+        <w:tcBorders>
+          <w:bottom w:val="single" w:sz="12" w:space="0" w:color="60CAF3" w:themeColor="accent4" w:themeTint="99"/>
+        </w:tcBorders>
+      </w:tcPr>
+    </w:tblStylePr>
+    <w:tblStylePr w:type="lastRow">
+      <w:rPr>
+        <w:b/>
+        <w:bCs/>
+      </w:rPr>
+      <w:tblPr/>
+      <w:tcPr>
+        <w:tcBorders>
+          <w:top w:val="double" w:sz="2" w:space="0" w:color="60CAF3" w:themeColor="accent4" w:themeTint="99"/>
+        </w:tcBorders>
+      </w:tcPr>
+    </w:tblStylePr>
+    <w:tblStylePr w:type="firstCol">
+      <w:rPr>
+        <w:b/>
+        <w:bCs/>
+      </w:rPr>
+    </w:tblStylePr>
+    <w:tblStylePr w:type="lastCol">
+      <w:rPr>
+        <w:b/>
+        <w:bCs/>
+      </w:rPr>
+    </w:tblStylePr>
+  </w:style>
 </w:styles>
 </file>
 
